--- a/index.docx
+++ b/index.docx
@@ -7,7 +7,49 @@
         <w:pStyle w:val="Title"/>
       </w:pPr>
       <w:r>
-        <w:t xml:space="preserve">Evaluating Methods for Covariate Selection in Experimental Designs</w:t>
+        <w:t xml:space="preserve">Evaluating</w:t>
+      </w:r>
+      <w:r>
+        <w:t xml:space="preserve"> </w:t>
+      </w:r>
+      <w:r>
+        <w:t xml:space="preserve">Methods</w:t>
+      </w:r>
+      <w:r>
+        <w:t xml:space="preserve"> </w:t>
+      </w:r>
+      <w:r>
+        <w:t xml:space="preserve">for</w:t>
+      </w:r>
+      <w:r>
+        <w:t xml:space="preserve"> </w:t>
+      </w:r>
+      <w:r>
+        <w:t xml:space="preserve">Covariate</w:t>
+      </w:r>
+      <w:r>
+        <w:t xml:space="preserve"> </w:t>
+      </w:r>
+      <w:r>
+        <w:t xml:space="preserve">Selection</w:t>
+      </w:r>
+      <w:r>
+        <w:t xml:space="preserve"> </w:t>
+      </w:r>
+      <w:r>
+        <w:t xml:space="preserve">in</w:t>
+      </w:r>
+      <w:r>
+        <w:t xml:space="preserve"> </w:t>
+      </w:r>
+      <w:r>
+        <w:t xml:space="preserve">Experimental</w:t>
+      </w:r>
+      <w:r>
+        <w:t xml:space="preserve"> </w:t>
+      </w:r>
+      <w:r>
+        <w:t xml:space="preserve">Designs</w:t>
       </w:r>
     </w:p>
     <w:p>
@@ -15,7 +57,13 @@
         <w:pStyle w:val="Author"/>
       </w:pPr>
       <w:r>
-        <w:t xml:space="preserve">Kendra Wyant</w:t>
+        <w:t xml:space="preserve">Kendra</w:t>
+      </w:r>
+      <w:r>
+        <w:t xml:space="preserve"> </w:t>
+      </w:r>
+      <w:r>
+        <w:t xml:space="preserve">Wyant</w:t>
       </w:r>
     </w:p>
     <w:p>
@@ -23,7 +71,13 @@
         <w:pStyle w:val="Author"/>
       </w:pPr>
       <w:r>
-        <w:t xml:space="preserve">Lauren Khoury</w:t>
+        <w:t xml:space="preserve">Lauren</w:t>
+      </w:r>
+      <w:r>
+        <w:t xml:space="preserve"> </w:t>
+      </w:r>
+      <w:r>
+        <w:t xml:space="preserve">Khoury</w:t>
       </w:r>
     </w:p>
     <w:p>
@@ -31,7 +85,13 @@
         <w:pStyle w:val="Author"/>
       </w:pPr>
       <w:r>
-        <w:t xml:space="preserve">Markus Brauer</w:t>
+        <w:t xml:space="preserve">Markus</w:t>
+      </w:r>
+      <w:r>
+        <w:t xml:space="preserve"> </w:t>
+      </w:r>
+      <w:r>
+        <w:t xml:space="preserve">Brauer</w:t>
       </w:r>
     </w:p>
     <w:p>
@@ -39,7 +99,19 @@
         <w:pStyle w:val="Author"/>
       </w:pPr>
       <w:r>
-        <w:t xml:space="preserve">John J. Curtin</w:t>
+        <w:t xml:space="preserve">John</w:t>
+      </w:r>
+      <w:r>
+        <w:t xml:space="preserve"> </w:t>
+      </w:r>
+      <w:r>
+        <w:t xml:space="preserve">J.</w:t>
+      </w:r>
+      <w:r>
+        <w:t xml:space="preserve"> </w:t>
+      </w:r>
+      <w:r>
+        <w:t xml:space="preserve">Curtin</w:t>
       </w:r>
     </w:p>
     <w:p>
@@ -47,7 +119,7 @@
         <w:pStyle w:val="Date"/>
       </w:pPr>
       <w:r>
-        <w:t xml:space="preserve">2026-01-09</w:t>
+        <w:t xml:space="preserve">2026-03-06</w:t>
       </w:r>
     </w:p>
     <w:p>
@@ -63,7 +135,61 @@
         <w:pStyle w:val="Abstract"/>
       </w:pPr>
       <w:r>
-        <w:t xml:space="preserve">Abstract of paper goes here and can span several lines.</w:t>
+        <w:t xml:space="preserve">Abstract</w:t>
+      </w:r>
+      <w:r>
+        <w:t xml:space="preserve"> </w:t>
+      </w:r>
+      <w:r>
+        <w:t xml:space="preserve">of</w:t>
+      </w:r>
+      <w:r>
+        <w:t xml:space="preserve"> </w:t>
+      </w:r>
+      <w:r>
+        <w:t xml:space="preserve">paper</w:t>
+      </w:r>
+      <w:r>
+        <w:t xml:space="preserve"> </w:t>
+      </w:r>
+      <w:r>
+        <w:t xml:space="preserve">goes</w:t>
+      </w:r>
+      <w:r>
+        <w:t xml:space="preserve"> </w:t>
+      </w:r>
+      <w:r>
+        <w:t xml:space="preserve">here</w:t>
+      </w:r>
+      <w:r>
+        <w:t xml:space="preserve"> </w:t>
+      </w:r>
+      <w:r>
+        <w:t xml:space="preserve">and</w:t>
+      </w:r>
+      <w:r>
+        <w:t xml:space="preserve"> </w:t>
+      </w:r>
+      <w:r>
+        <w:t xml:space="preserve">can</w:t>
+      </w:r>
+      <w:r>
+        <w:t xml:space="preserve"> </w:t>
+      </w:r>
+      <w:r>
+        <w:t xml:space="preserve">span</w:t>
+      </w:r>
+      <w:r>
+        <w:t xml:space="preserve"> </w:t>
+      </w:r>
+      <w:r>
+        <w:t xml:space="preserve">several</w:t>
+      </w:r>
+      <w:r>
+        <w:t xml:space="preserve"> </w:t>
+      </w:r>
+      <w:r>
+        <w:t xml:space="preserve">lines.</w:t>
       </w:r>
     </w:p>
     <w:bookmarkStart w:id="20" w:name="introduction"/>
@@ -181,8 +307,8 @@
       </w:r>
       <w:r>
         <w:rPr>
-          <w:i/>
-          <w:iCs/>
+          <w:iCs/>
+          <w:i/>
         </w:rPr>
         <w:t xml:space="preserve">p</w:t>
       </w:r>
@@ -201,7 +327,13 @@
         <w:t xml:space="preserve"> </w:t>
       </w:r>
       <w:r>
-        <w:t xml:space="preserve">“all covariates”</w:t>
+        <w:t xml:space="preserve">“</w:t>
+      </w:r>
+      <w:r>
+        <w:t xml:space="preserve">all covariates</w:t>
+      </w:r>
+      <w:r>
+        <w:t xml:space="preserve">”</w:t>
       </w:r>
       <w:r>
         <w:t xml:space="preserve"> </w:t>
@@ -213,7 +345,13 @@
         <w:t xml:space="preserve"> </w:t>
       </w:r>
       <w:r>
-        <w:t xml:space="preserve">“no covariates”</w:t>
+        <w:t xml:space="preserve">“</w:t>
+      </w:r>
+      <w:r>
+        <w:t xml:space="preserve">no covariates</w:t>
+      </w:r>
+      <w:r>
+        <w:t xml:space="preserve">”</w:t>
       </w:r>
       <w:r>
         <w:t xml:space="preserve"> </w:t>
@@ -253,8 +391,8 @@
       </w:r>
       <w:r>
         <w:rPr>
-          <w:i/>
-          <w:iCs/>
+          <w:iCs/>
+          <w:i/>
         </w:rPr>
         <w:t xml:space="preserve">X</w:t>
       </w:r>
@@ -266,8 +404,8 @@
       </w:r>
       <w:r>
         <w:rPr>
-          <w:i/>
-          <w:iCs/>
+          <w:iCs/>
+          <w:i/>
         </w:rPr>
         <w:t xml:space="preserve">X</w:t>
       </w:r>
@@ -302,8 +440,9 @@
       <w:tblPr>
         <w:tblStyle w:val="Table"/>
         <w:tblW w:type="pct" w:w="5000"/>
+        <w:tblLook w:firstRow="0" w:lastRow="0" w:firstColumn="0" w:lastColumn="0" w:noHBand="0" w:noVBand="0" w:val="0000"/>
+        <w:jc w:val="start"/>
         <w:tblLayout w:type="fixed"/>
-        <w:tblLook w:firstRow="0" w:lastRow="0" w:firstColumn="0" w:lastColumn="0" w:noHBand="0" w:noVBand="0" w:val="0000"/>
       </w:tblPr>
       <w:tblGrid>
         <w:gridCol w:w="7920"/>
@@ -330,6 +469,7 @@
               <w:tblStyle w:val="Table"/>
               <w:tblW w:type="auto" w:w="0"/>
               <w:tblLook w:firstRow="1" w:lastRow="0" w:firstColumn="0" w:lastColumn="0" w:noHBand="0" w:noVBand="0" w:val="0020"/>
+              <w:jc w:val="start"/>
             </w:tblPr>
             <w:tblGrid>
               <w:gridCol w:w="3960"/>
@@ -337,7 +477,7 @@
             </w:tblGrid>
             <w:tr>
               <w:trPr>
-                <w:tblHeader w:val="on"/>
+                <w:tblHeader w:val="true"/>
               </w:trPr>
               <w:tc>
                 <w:tcPr/>
@@ -831,8 +971,9 @@
       <w:tblPr>
         <w:tblStyle w:val="Table"/>
         <w:tblW w:type="pct" w:w="5000"/>
+        <w:tblLook w:firstRow="0" w:lastRow="0" w:firstColumn="0" w:lastColumn="0" w:noHBand="0" w:noVBand="0" w:val="0000"/>
+        <w:jc w:val="start"/>
         <w:tblLayout w:type="fixed"/>
-        <w:tblLook w:firstRow="0" w:lastRow="0" w:firstColumn="0" w:lastColumn="0" w:noHBand="0" w:noVBand="0" w:val="0000"/>
       </w:tblPr>
       <w:tblGrid>
         <w:gridCol w:w="7920"/>
@@ -859,6 +1000,7 @@
               <w:tblStyle w:val="Table"/>
               <w:tblW w:type="auto" w:w="0"/>
               <w:tblLook w:firstRow="1" w:lastRow="0" w:firstColumn="0" w:lastColumn="0" w:noHBand="0" w:noVBand="0" w:val="0020"/>
+              <w:jc w:val="start"/>
             </w:tblPr>
             <w:tblGrid>
               <w:gridCol w:w="3960"/>
@@ -866,7 +1008,7 @@
             </w:tblGrid>
             <w:tr>
               <w:trPr>
-                <w:tblHeader w:val="on"/>
+                <w:tblHeader w:val="true"/>
               </w:trPr>
               <w:tc>
                 <w:tcPr/>
@@ -1109,8 +1251,8 @@
       </w:r>
       <w:r>
         <w:rPr>
-          <w:i/>
-          <w:iCs/>
+          <w:iCs/>
+          <w:i/>
         </w:rPr>
         <w:t xml:space="preserve">X</w:t>
       </w:r>
@@ -1122,8 +1264,8 @@
       </w:r>
       <w:r>
         <w:rPr>
-          <w:i/>
-          <w:iCs/>
+          <w:iCs/>
+          <w:i/>
         </w:rPr>
         <w:t xml:space="preserve">Y</w:t>
       </w:r>
@@ -1135,8 +1277,8 @@
       </w:r>
       <w:r>
         <w:rPr>
-          <w:i/>
-          <w:iCs/>
+          <w:iCs/>
+          <w:i/>
         </w:rPr>
         <w:t xml:space="preserve">Y</w:t>
       </w:r>
@@ -1148,8 +1290,8 @@
       </w:r>
       <w:r>
         <w:rPr>
-          <w:i/>
-          <w:iCs/>
+          <w:iCs/>
+          <w:i/>
         </w:rPr>
         <w:t xml:space="preserve">X</w:t>
       </w:r>
@@ -1164,8 +1306,8 @@
       </w:r>
       <w:r>
         <w:rPr>
-          <w:i/>
-          <w:iCs/>
+          <w:iCs/>
+          <w:i/>
         </w:rPr>
         <w:t xml:space="preserve">Y</w:t>
       </w:r>
@@ -1180,8 +1322,8 @@
       </w:r>
       <w:r>
         <w:rPr>
-          <w:i/>
-          <w:iCs/>
+          <w:iCs/>
+          <w:i/>
         </w:rPr>
         <w:t xml:space="preserve">X</w:t>
       </w:r>
@@ -1207,8 +1349,8 @@
       </w:r>
       <w:r>
         <w:rPr>
-          <w:i/>
-          <w:iCs/>
+          <w:iCs/>
+          <w:i/>
         </w:rPr>
         <w:t xml:space="preserve">X</w:t>
       </w:r>
@@ -1223,8 +1365,8 @@
       </w:r>
       <w:r>
         <w:rPr>
-          <w:i/>
-          <w:iCs/>
+          <w:iCs/>
+          <w:i/>
         </w:rPr>
         <w:t xml:space="preserve">X</w:t>
       </w:r>
@@ -1239,8 +1381,8 @@
       </w:r>
       <w:r>
         <w:rPr>
-          <w:i/>
-          <w:iCs/>
+          <w:iCs/>
+          <w:i/>
         </w:rPr>
         <w:t xml:space="preserve">Y</w:t>
       </w:r>
@@ -1252,8 +1394,8 @@
       </w:r>
       <w:r>
         <w:rPr>
-          <w:i/>
-          <w:iCs/>
+          <w:iCs/>
+          <w:i/>
         </w:rPr>
         <w:t xml:space="preserve">X</w:t>
       </w:r>
@@ -1268,8 +1410,8 @@
       </w:r>
       <w:r>
         <w:rPr>
-          <w:i/>
-          <w:iCs/>
+          <w:iCs/>
+          <w:i/>
         </w:rPr>
         <w:t xml:space="preserve">X</w:t>
       </w:r>
@@ -1284,8 +1426,8 @@
       </w:r>
       <w:r>
         <w:rPr>
-          <w:i/>
-          <w:iCs/>
+          <w:iCs/>
+          <w:i/>
         </w:rPr>
         <w:t xml:space="preserve">Y</w:t>
       </w:r>
@@ -1297,8 +1439,8 @@
       </w:r>
       <w:r>
         <w:rPr>
-          <w:i/>
-          <w:iCs/>
+          <w:iCs/>
+          <w:i/>
         </w:rPr>
         <w:t xml:space="preserve">X</w:t>
       </w:r>
@@ -1341,8 +1483,8 @@
       </w:r>
       <w:r>
         <w:rPr>
-          <w:i/>
-          <w:iCs/>
+          <w:iCs/>
+          <w:i/>
         </w:rPr>
         <w:t xml:space="preserve">X</w:t>
       </w:r>
@@ -1403,8 +1545,8 @@
       </w:r>
       <w:r>
         <w:rPr>
-          <w:i/>
-          <w:iCs/>
+          <w:iCs/>
+          <w:i/>
         </w:rPr>
         <w:t xml:space="preserve">X</w:t>
       </w:r>
@@ -1419,8 +1561,9 @@
       <w:tblPr>
         <w:tblStyle w:val="Table"/>
         <w:tblW w:type="pct" w:w="5000"/>
+        <w:tblLook w:firstRow="0" w:lastRow="0" w:firstColumn="0" w:lastColumn="0" w:noHBand="0" w:noVBand="0" w:val="0000"/>
+        <w:jc w:val="start"/>
         <w:tblLayout w:type="fixed"/>
-        <w:tblLook w:firstRow="0" w:lastRow="0" w:firstColumn="0" w:lastColumn="0" w:noHBand="0" w:noVBand="0" w:val="0000"/>
       </w:tblPr>
       <w:tblGrid>
         <w:gridCol w:w="7920"/>
@@ -1543,8 +1686,8 @@
       </w:r>
       <w:r>
         <w:rPr>
-          <w:i/>
-          <w:iCs/>
+          <w:iCs/>
+          <w:i/>
         </w:rPr>
         <w:t xml:space="preserve">X</w:t>
       </w:r>
@@ -1556,8 +1699,8 @@
       </w:r>
       <w:r>
         <w:rPr>
-          <w:i/>
-          <w:iCs/>
+          <w:iCs/>
+          <w:i/>
         </w:rPr>
         <w:t xml:space="preserve">n</w:t>
       </w:r>
@@ -1572,8 +1715,8 @@
       </w:r>
       <w:r>
         <w:rPr>
-          <w:i/>
-          <w:iCs/>
+          <w:iCs/>
+          <w:i/>
         </w:rPr>
         <w:t xml:space="preserve">X</w:t>
       </w:r>
@@ -1585,8 +1728,8 @@
       </w:r>
       <w:r>
         <w:rPr>
-          <w:i/>
-          <w:iCs/>
+          <w:iCs/>
+          <w:i/>
         </w:rPr>
         <w:t xml:space="preserve">X</w:t>
       </w:r>
@@ -1601,8 +1744,8 @@
       </w:r>
       <w:r>
         <w:rPr>
-          <w:i/>
-          <w:iCs/>
+          <w:iCs/>
+          <w:i/>
         </w:rPr>
         <w:t xml:space="preserve">X</w:t>
       </w:r>
@@ -1617,8 +1760,8 @@
       </w:r>
       <w:r>
         <w:rPr>
-          <w:i/>
-          <w:iCs/>
+          <w:iCs/>
+          <w:i/>
         </w:rPr>
         <w:t xml:space="preserve">Y</w:t>
       </w:r>
@@ -1630,8 +1773,9 @@
       <w:tblPr>
         <w:tblStyle w:val="Table"/>
         <w:tblW w:type="pct" w:w="5000"/>
+        <w:tblLook w:firstRow="0" w:lastRow="0" w:firstColumn="0" w:lastColumn="0" w:noHBand="0" w:noVBand="0" w:val="0000"/>
+        <w:jc w:val="start"/>
         <w:tblLayout w:type="fixed"/>
-        <w:tblLook w:firstRow="0" w:lastRow="0" w:firstColumn="0" w:lastColumn="0" w:noHBand="0" w:noVBand="0" w:val="0000"/>
       </w:tblPr>
       <w:tblGrid>
         <w:gridCol w:w="7920"/>
@@ -1753,8 +1897,8 @@
       </w:r>
       <w:r>
         <w:rPr>
-          <w:i/>
-          <w:iCs/>
+          <w:iCs/>
+          <w:i/>
         </w:rPr>
         <w:t xml:space="preserve">X</w:t>
       </w:r>
@@ -1769,8 +1913,8 @@
       </w:r>
       <w:r>
         <w:rPr>
-          <w:i/>
-          <w:iCs/>
+          <w:iCs/>
+          <w:i/>
         </w:rPr>
         <w:t xml:space="preserve">Y</w:t>
       </w:r>
@@ -1859,8 +2003,8 @@
       </w:r>
       <w:r>
         <w:rPr>
-          <w:i/>
-          <w:iCs/>
+          <w:iCs/>
+          <w:i/>
         </w:rPr>
         <w:t xml:space="preserve">X</w:t>
       </w:r>
@@ -1875,8 +2019,8 @@
       </w:r>
       <w:r>
         <w:rPr>
-          <w:i/>
-          <w:iCs/>
+          <w:iCs/>
+          <w:i/>
         </w:rPr>
         <w:t xml:space="preserve">X</w:t>
       </w:r>
@@ -1891,8 +2035,9 @@
       <w:tblPr>
         <w:tblStyle w:val="Table"/>
         <w:tblW w:type="pct" w:w="5000"/>
+        <w:tblLook w:firstRow="0" w:lastRow="0" w:firstColumn="0" w:lastColumn="0" w:noHBand="0" w:noVBand="0" w:val="0000"/>
+        <w:jc w:val="start"/>
         <w:tblLayout w:type="fixed"/>
-        <w:tblLook w:firstRow="0" w:lastRow="0" w:firstColumn="0" w:lastColumn="0" w:noHBand="0" w:noVBand="0" w:val="0000"/>
       </w:tblPr>
       <w:tblGrid>
         <w:gridCol w:w="7920"/>
@@ -2015,8 +2160,8 @@
       </w:r>
       <w:r>
         <w:rPr>
-          <w:i/>
-          <w:iCs/>
+          <w:iCs/>
+          <w:i/>
         </w:rPr>
         <w:t xml:space="preserve">X</w:t>
       </w:r>
@@ -2031,8 +2176,8 @@
       </w:r>
       <w:r>
         <w:rPr>
-          <w:i/>
-          <w:iCs/>
+          <w:iCs/>
+          <w:i/>
         </w:rPr>
         <w:t xml:space="preserve">X</w:t>
       </w:r>
@@ -2044,8 +2189,8 @@
       </w:r>
       <w:r>
         <w:rPr>
-          <w:i/>
-          <w:iCs/>
+          <w:iCs/>
+          <w:i/>
         </w:rPr>
         <w:t xml:space="preserve">X</w:t>
       </w:r>
@@ -2060,8 +2205,8 @@
       </w:r>
       <w:r>
         <w:rPr>
-          <w:i/>
-          <w:iCs/>
+          <w:iCs/>
+          <w:i/>
         </w:rPr>
         <w:t xml:space="preserve">X</w:t>
       </w:r>
@@ -2076,8 +2221,9 @@
       <w:tblPr>
         <w:tblStyle w:val="Table"/>
         <w:tblW w:type="pct" w:w="5000"/>
+        <w:tblLook w:firstRow="0" w:lastRow="0" w:firstColumn="0" w:lastColumn="0" w:noHBand="0" w:noVBand="0" w:val="0000"/>
+        <w:jc w:val="start"/>
         <w:tblLayout w:type="fixed"/>
-        <w:tblLook w:firstRow="0" w:lastRow="0" w:firstColumn="0" w:lastColumn="0" w:noHBand="0" w:noVBand="0" w:val="0000"/>
       </w:tblPr>
       <w:tblGrid>
         <w:gridCol w:w="7920"/>
@@ -2210,8 +2356,8 @@
       </w:r>
       <w:r>
         <w:rPr>
-          <w:i/>
-          <w:iCs/>
+          <w:iCs/>
+          <w:i/>
         </w:rPr>
         <w:t xml:space="preserve">X</w:t>
       </w:r>
@@ -2310,8 +2456,9 @@
       <w:tblPr>
         <w:tblStyle w:val="Table"/>
         <w:tblW w:type="pct" w:w="5000"/>
+        <w:tblLook w:firstRow="0" w:lastRow="0" w:firstColumn="0" w:lastColumn="0" w:noHBand="0" w:noVBand="0" w:val="0000"/>
+        <w:jc w:val="start"/>
         <w:tblLayout w:type="fixed"/>
-        <w:tblLook w:firstRow="0" w:lastRow="0" w:firstColumn="0" w:lastColumn="0" w:noHBand="0" w:noVBand="0" w:val="0000"/>
       </w:tblPr>
       <w:tblGrid>
         <w:gridCol w:w="7920"/>
@@ -2338,6 +2485,7 @@
               <w:tblStyle w:val="Table"/>
               <w:tblW w:type="auto" w:w="0"/>
               <w:tblLook w:firstRow="1" w:lastRow="0" w:firstColumn="0" w:lastColumn="0" w:noHBand="0" w:noVBand="0" w:val="0020"/>
+              <w:jc w:val="start"/>
             </w:tblPr>
             <w:tblGrid>
               <w:gridCol w:w="1980"/>
@@ -2347,7 +2495,7 @@
             </w:tblGrid>
             <w:tr>
               <w:trPr>
-                <w:tblHeader w:val="on"/>
+                <w:tblHeader w:val="true"/>
               </w:trPr>
               <w:tc>
                 <w:tcPr/>
@@ -3055,8 +3203,8 @@
       </w:r>
       <w:r>
         <w:rPr>
-          <w:i/>
-          <w:iCs/>
+          <w:iCs/>
+          <w:i/>
         </w:rPr>
         <w:t xml:space="preserve">N</w:t>
       </w:r>
@@ -3065,8 +3213,8 @@
       </w:r>
       <w:r>
         <w:rPr>
-          <w:i/>
-          <w:iCs/>
+          <w:iCs/>
+          <w:i/>
         </w:rPr>
         <w:t xml:space="preserve">N</w:t>
       </w:r>
@@ -3086,8 +3234,8 @@
       </w:r>
       <w:r>
         <w:rPr>
-          <w:i/>
-          <w:iCs/>
+          <w:iCs/>
+          <w:i/>
         </w:rPr>
         <w:t xml:space="preserve">X</w:t>
       </w:r>
@@ -3099,8 +3247,8 @@
       </w:r>
       <w:r>
         <w:rPr>
-          <w:i/>
-          <w:iCs/>
+          <w:iCs/>
+          <w:i/>
         </w:rPr>
         <w:t xml:space="preserve">N</w:t>
       </w:r>
@@ -3120,8 +3268,8 @@
       </w:r>
       <w:r>
         <w:rPr>
-          <w:i/>
-          <w:iCs/>
+          <w:iCs/>
+          <w:i/>
         </w:rPr>
         <w:t xml:space="preserve">X</w:t>
       </w:r>
@@ -3136,8 +3284,8 @@
       </w:r>
       <w:r>
         <w:rPr>
-          <w:i/>
-          <w:iCs/>
+          <w:iCs/>
+          <w:i/>
         </w:rPr>
         <w:t xml:space="preserve">X</w:t>
       </w:r>
@@ -3160,8 +3308,8 @@
       </w:r>
       <w:r>
         <w:rPr>
-          <w:i/>
-          <w:iCs/>
+          <w:iCs/>
+          <w:i/>
         </w:rPr>
         <w:t xml:space="preserve">X</w:t>
       </w:r>
@@ -3173,8 +3321,8 @@
       </w:r>
       <w:r>
         <w:rPr>
-          <w:i/>
-          <w:iCs/>
+          <w:iCs/>
+          <w:i/>
         </w:rPr>
         <w:t xml:space="preserve">X</w:t>
       </w:r>
@@ -3189,8 +3337,8 @@
       </w:r>
       <w:r>
         <w:rPr>
-          <w:i/>
-          <w:iCs/>
+          <w:iCs/>
+          <w:i/>
         </w:rPr>
         <w:t xml:space="preserve">X</w:t>
       </w:r>
@@ -3213,8 +3361,8 @@
       </w:r>
       <w:r>
         <w:rPr>
-          <w:i/>
-          <w:iCs/>
+          <w:iCs/>
+          <w:i/>
         </w:rPr>
         <w:t xml:space="preserve">X</w:t>
       </w:r>
@@ -3240,8 +3388,8 @@
       </w:r>
       <w:r>
         <w:rPr>
-          <w:i/>
-          <w:iCs/>
+          <w:iCs/>
+          <w:i/>
         </w:rPr>
         <w:t xml:space="preserve">X</w:t>
       </w:r>
@@ -3256,8 +3404,8 @@
       </w:r>
       <w:r>
         <w:rPr>
-          <w:i/>
-          <w:iCs/>
+          <w:iCs/>
+          <w:i/>
         </w:rPr>
         <w:t xml:space="preserve">X</w:t>
       </w:r>
@@ -3272,8 +3420,8 @@
       </w:r>
       <w:r>
         <w:rPr>
-          <w:i/>
-          <w:iCs/>
+          <w:iCs/>
+          <w:i/>
         </w:rPr>
         <w:t xml:space="preserve">X</w:t>
       </w:r>
@@ -3285,8 +3433,8 @@
       </w:r>
       <w:r>
         <w:rPr>
-          <w:i/>
-          <w:iCs/>
+          <w:iCs/>
+          <w:i/>
         </w:rPr>
         <w:t xml:space="preserve">X</w:t>
       </w:r>
@@ -3309,8 +3457,8 @@
       </w:r>
       <w:r>
         <w:rPr>
-          <w:i/>
-          <w:iCs/>
+          <w:iCs/>
+          <w:i/>
         </w:rPr>
         <w:t xml:space="preserve">X</w:t>
       </w:r>
@@ -3339,8 +3487,8 @@
       </w:r>
       <w:r>
         <w:rPr>
-          <w:i/>
-          <w:iCs/>
+          <w:iCs/>
+          <w:i/>
         </w:rPr>
         <w:t xml:space="preserve">X</w:t>
       </w:r>
@@ -3363,8 +3511,8 @@
       </w:r>
       <w:r>
         <w:rPr>
-          <w:i/>
-          <w:iCs/>
+          <w:iCs/>
+          <w:i/>
         </w:rPr>
         <w:t xml:space="preserve">X</w:t>
       </w:r>
@@ -3405,8 +3553,8 @@
       </w:r>
       <w:r>
         <w:rPr>
-          <w:i/>
-          <w:iCs/>
+          <w:iCs/>
+          <w:i/>
         </w:rPr>
         <w:t xml:space="preserve">Controlled Clinical Trials</w:t>
       </w:r>
@@ -3451,8 +3599,8 @@
       </w:r>
       <w:r>
         <w:rPr>
-          <w:i/>
-          <w:iCs/>
+          <w:iCs/>
+          <w:i/>
         </w:rPr>
         <w:t xml:space="preserve">Nature Reviews Neuroscience</w:t>
       </w:r>
@@ -3545,8 +3693,8 @@
       </w:r>
       <w:r>
         <w:rPr>
-          <w:i/>
-          <w:iCs/>
+          <w:iCs/>
+          <w:i/>
         </w:rPr>
         <w:t xml:space="preserve">The Journal of Abnormal and Social Psychology</w:t>
       </w:r>
@@ -3585,50 +3733,50 @@
       </w:r>
       <w:r>
         <w:rPr>
-          <w:i/>
-          <w:iCs/>
+          <w:iCs/>
+          <w:i/>
         </w:rPr>
         <w:t xml:space="preserve">Statistical</w:t>
       </w:r>
       <w:r>
         <w:rPr>
-          <w:i/>
-          <w:iCs/>
-        </w:rPr>
-        <w:t xml:space="preserve"> </w:t>
-      </w:r>
-      <w:r>
-        <w:rPr>
-          <w:i/>
-          <w:iCs/>
+          <w:iCs/>
+          <w:i/>
+        </w:rPr>
+        <w:t xml:space="preserve"> </w:t>
+      </w:r>
+      <w:r>
+        <w:rPr>
+          <w:iCs/>
+          <w:i/>
         </w:rPr>
         <w:t xml:space="preserve">Power Analysis</w:t>
       </w:r>
       <w:r>
         <w:rPr>
-          <w:i/>
-          <w:iCs/>
-        </w:rPr>
-        <w:t xml:space="preserve"> </w:t>
-      </w:r>
-      <w:r>
-        <w:rPr>
-          <w:i/>
-          <w:iCs/>
+          <w:iCs/>
+          <w:i/>
+        </w:rPr>
+        <w:t xml:space="preserve"> </w:t>
+      </w:r>
+      <w:r>
+        <w:rPr>
+          <w:iCs/>
+          <w:i/>
         </w:rPr>
         <w:t xml:space="preserve">for the</w:t>
       </w:r>
       <w:r>
         <w:rPr>
-          <w:i/>
-          <w:iCs/>
-        </w:rPr>
-        <w:t xml:space="preserve"> </w:t>
-      </w:r>
-      <w:r>
-        <w:rPr>
-          <w:i/>
-          <w:iCs/>
+          <w:iCs/>
+          <w:i/>
+        </w:rPr>
+        <w:t xml:space="preserve"> </w:t>
+      </w:r>
+      <w:r>
+        <w:rPr>
+          <w:iCs/>
+          <w:i/>
         </w:rPr>
         <w:t xml:space="preserve">Behavioral Sciences</w:t>
       </w:r>
@@ -3656,8 +3804,8 @@
       </w:r>
       <w:r>
         <w:rPr>
-          <w:i/>
-          <w:iCs/>
+          <w:iCs/>
+          <w:i/>
         </w:rPr>
         <w:t xml:space="preserve">Psychological Bulletin</w:t>
       </w:r>
@@ -3688,8 +3836,8 @@
       </w:r>
       <w:r>
         <w:rPr>
-          <w:i/>
-          <w:iCs/>
+          <w:iCs/>
+          <w:i/>
         </w:rPr>
         <w:t xml:space="preserve">BMC Medical Research Methodology</w:t>
       </w:r>
@@ -3752,8 +3900,8 @@
       </w:r>
       <w:r>
         <w:rPr>
-          <w:i/>
-          <w:iCs/>
+          <w:iCs/>
+          <w:i/>
         </w:rPr>
         <w:t xml:space="preserve">Annals of Epidemiology</w:t>
       </w:r>
@@ -3798,8 +3946,8 @@
       </w:r>
       <w:r>
         <w:rPr>
-          <w:i/>
-          <w:iCs/>
+          <w:iCs/>
+          <w:i/>
         </w:rPr>
         <w:t xml:space="preserve">Journal of Clinical Epidemiology</w:t>
       </w:r>
@@ -3844,8 +3992,8 @@
       </w:r>
       <w:r>
         <w:rPr>
-          <w:i/>
-          <w:iCs/>
+          <w:iCs/>
+          <w:i/>
         </w:rPr>
         <w:t xml:space="preserve">PLoS Medicine</w:t>
       </w:r>
@@ -3890,8 +4038,8 @@
       </w:r>
       <w:r>
         <w:rPr>
-          <w:i/>
-          <w:iCs/>
+          <w:iCs/>
+          <w:i/>
         </w:rPr>
         <w:t xml:space="preserve">Trials</w:t>
       </w:r>
@@ -3936,8 +4084,8 @@
       </w:r>
       <w:r>
         <w:rPr>
-          <w:i/>
-          <w:iCs/>
+          <w:iCs/>
+          <w:i/>
         </w:rPr>
         <w:t xml:space="preserve">Communications in Statistics - Theory and Methods</w:t>
       </w:r>
@@ -3982,8 +4130,8 @@
       </w:r>
       <w:r>
         <w:rPr>
-          <w:i/>
-          <w:iCs/>
+          <w:iCs/>
+          <w:i/>
         </w:rPr>
         <w:t xml:space="preserve">Psychological Science</w:t>
       </w:r>
@@ -4040,8 +4188,8 @@
       </w:r>
       <w:r>
         <w:rPr>
-          <w:i/>
-          <w:iCs/>
+          <w:iCs/>
+          <w:i/>
         </w:rPr>
         <w:t xml:space="preserve">Journal of Experimental Psychology: General</w:t>
       </w:r>
@@ -4086,8 +4234,8 @@
       </w:r>
       <w:r>
         <w:rPr>
-          <w:i/>
-          <w:iCs/>
+          <w:iCs/>
+          <w:i/>
         </w:rPr>
         <w:t xml:space="preserve">Journal of Clinical Epidemiology</w:t>
       </w:r>
@@ -4141,8 +4289,8 @@
       </w:r>
       <w:r>
         <w:rPr>
-          <w:i/>
-          <w:iCs/>
+          <w:iCs/>
+          <w:i/>
         </w:rPr>
         <w:t xml:space="preserve">Journal of Clinical Epidemiology</w:t>
       </w:r>
@@ -4187,14 +4335,14 @@
 <file path=word/numbering.xml><?xml version="1.0" encoding="utf-8"?>
 <w:numbering xmlns:w="http://schemas.openxmlformats.org/wordprocessingml/2006/main">
   <w:abstractNum w:abstractNumId="990">
-    <w:nsid w:val="0000A990"/>
+    <w:nsid w:val="A990"/>
     <w:multiLevelType w:val="multilevel"/>
     <w:lvl w:ilvl="0">
       <w:numFmt w:val="bullet"/>
       <w:lvlText w:val=" "/>
       <w:lvlJc w:val="left"/>
       <w:pPr>
-        <w:ind w:left="720" w:hanging="360"/>
+        <w:ind w:left="720" w:hanging="480"/>
       </w:pPr>
     </w:lvl>
     <w:lvl w:ilvl="1">
@@ -4202,7 +4350,7 @@
       <w:lvlText w:val=" "/>
       <w:lvlJc w:val="left"/>
       <w:pPr>
-        <w:ind w:left="1440" w:hanging="360"/>
+        <w:ind w:left="1440" w:hanging="480"/>
       </w:pPr>
     </w:lvl>
     <w:lvl w:ilvl="2">
@@ -4210,7 +4358,7 @@
       <w:lvlText w:val=" "/>
       <w:lvlJc w:val="left"/>
       <w:pPr>
-        <w:ind w:left="2160" w:hanging="360"/>
+        <w:ind w:left="2160" w:hanging="480"/>
       </w:pPr>
     </w:lvl>
     <w:lvl w:ilvl="3">
@@ -4218,7 +4366,7 @@
       <w:lvlText w:val=" "/>
       <w:lvlJc w:val="left"/>
       <w:pPr>
-        <w:ind w:left="2880" w:hanging="360"/>
+        <w:ind w:left="2880" w:hanging="480"/>
       </w:pPr>
     </w:lvl>
     <w:lvl w:ilvl="4">
@@ -4226,7 +4374,7 @@
       <w:lvlText w:val=" "/>
       <w:lvlJc w:val="left"/>
       <w:pPr>
-        <w:ind w:left="3600" w:hanging="360"/>
+        <w:ind w:left="3600" w:hanging="480"/>
       </w:pPr>
     </w:lvl>
     <w:lvl w:ilvl="5">
@@ -4234,7 +4382,7 @@
       <w:lvlText w:val=" "/>
       <w:lvlJc w:val="left"/>
       <w:pPr>
-        <w:ind w:left="4320" w:hanging="360"/>
+        <w:ind w:left="4320" w:hanging="480"/>
       </w:pPr>
     </w:lvl>
     <w:lvl w:ilvl="6">
@@ -4242,7 +4390,7 @@
       <w:lvlText w:val=" "/>
       <w:lvlJc w:val="left"/>
       <w:pPr>
-        <w:ind w:left="5040" w:hanging="360"/>
+        <w:ind w:left="5040" w:hanging="480"/>
       </w:pPr>
     </w:lvl>
     <w:lvl w:ilvl="7">
@@ -4250,7 +4398,7 @@
       <w:lvlText w:val=" "/>
       <w:lvlJc w:val="left"/>
       <w:pPr>
-        <w:ind w:left="5760" w:hanging="360"/>
+        <w:ind w:left="5760" w:hanging="480"/>
       </w:pPr>
     </w:lvl>
     <w:lvl w:ilvl="8">
@@ -4258,12 +4406,12 @@
       <w:lvlText w:val=" "/>
       <w:lvlJc w:val="left"/>
       <w:pPr>
-        <w:ind w:left="6480" w:hanging="360"/>
+        <w:ind w:left="6480" w:hanging="480"/>
       </w:pPr>
     </w:lvl>
   </w:abstractNum>
   <w:abstractNum w:abstractNumId="99411">
-    <w:nsid w:val="00A99411"/>
+    <w:nsid w:val="A99411"/>
     <w:multiLevelType w:val="multilevel"/>
     <w:lvl w:ilvl="0">
       <w:start w:val="1"/>
@@ -4271,7 +4419,7 @@
       <w:lvlText w:val="%1."/>
       <w:lvlJc w:val="left"/>
       <w:pPr>
-        <w:ind w:left="720" w:hanging="360"/>
+        <w:ind w:left="720" w:hanging="480"/>
       </w:pPr>
     </w:lvl>
     <w:lvl w:ilvl="1">
@@ -4280,7 +4428,7 @@
       <w:lvlText w:val="%2."/>
       <w:lvlJc w:val="left"/>
       <w:pPr>
-        <w:ind w:left="1440" w:hanging="360"/>
+        <w:ind w:left="1440" w:hanging="480"/>
       </w:pPr>
     </w:lvl>
     <w:lvl w:ilvl="2">
@@ -4289,7 +4437,7 @@
       <w:lvlText w:val="%3."/>
       <w:lvlJc w:val="left"/>
       <w:pPr>
-        <w:ind w:left="2160" w:hanging="360"/>
+        <w:ind w:left="2160" w:hanging="480"/>
       </w:pPr>
     </w:lvl>
     <w:lvl w:ilvl="3">
@@ -4298,7 +4446,7 @@
       <w:lvlText w:val="%4."/>
       <w:lvlJc w:val="left"/>
       <w:pPr>
-        <w:ind w:left="2880" w:hanging="360"/>
+        <w:ind w:left="2880" w:hanging="480"/>
       </w:pPr>
     </w:lvl>
     <w:lvl w:ilvl="4">
@@ -4307,7 +4455,7 @@
       <w:lvlText w:val="%5."/>
       <w:lvlJc w:val="left"/>
       <w:pPr>
-        <w:ind w:left="3600" w:hanging="360"/>
+        <w:ind w:left="3600" w:hanging="480"/>
       </w:pPr>
     </w:lvl>
     <w:lvl w:ilvl="5">
@@ -4316,7 +4464,7 @@
       <w:lvlText w:val="%6."/>
       <w:lvlJc w:val="left"/>
       <w:pPr>
-        <w:ind w:left="4320" w:hanging="360"/>
+        <w:ind w:left="4320" w:hanging="480"/>
       </w:pPr>
     </w:lvl>
     <w:lvl w:ilvl="6">
@@ -4325,7 +4473,7 @@
       <w:lvlText w:val="%7."/>
       <w:lvlJc w:val="left"/>
       <w:pPr>
-        <w:ind w:left="5040" w:hanging="360"/>
+        <w:ind w:left="5040" w:hanging="480"/>
       </w:pPr>
     </w:lvl>
     <w:lvl w:ilvl="7">
@@ -4334,7 +4482,7 @@
       <w:lvlText w:val="%8."/>
       <w:lvlJc w:val="left"/>
       <w:pPr>
-        <w:ind w:left="5760" w:hanging="360"/>
+        <w:ind w:left="5760" w:hanging="480"/>
       </w:pPr>
     </w:lvl>
     <w:lvl w:ilvl="8">
@@ -4343,7 +4491,7 @@
       <w:lvlText w:val="%9."/>
       <w:lvlJc w:val="left"/>
       <w:pPr>
-        <w:ind w:left="6480" w:hanging="360"/>
+        <w:ind w:left="6480" w:hanging="480"/>
       </w:pPr>
     </w:lvl>
   </w:abstractNum>
@@ -4409,10 +4557,10 @@
     <w:name w:val="Body Text"/>
     <w:basedOn w:val="Normal"/>
     <w:link w:val="BodyTextChar"/>
-    <w:qFormat/>
     <w:pPr>
       <w:spacing w:after="180" w:before="180"/>
     </w:pPr>
+    <w:qFormat/>
   </w:style>
   <w:style w:customStyle="1" w:styleId="FirstParagraph" w:type="paragraph">
     <w:name w:val="First Paragraph"/>
@@ -4432,69 +4580,36 @@
     <w:name w:val="Title"/>
     <w:basedOn w:val="Normal"/>
     <w:next w:val="BodyText"/>
-    <w:link w:val="TitleChar"/>
-    <w:uiPriority w:val="10"/>
     <w:qFormat/>
-    <w:rsid w:val="00A10FD9"/>
     <w:pPr>
-      <w:spacing w:after="80" w:line="240" w:lineRule="auto"/>
-      <w:contextualSpacing/>
+      <w:keepNext/>
+      <w:keepLines/>
+      <w:spacing w:after="240" w:before="480"/>
       <w:jc w:val="center"/>
     </w:pPr>
     <w:rPr>
       <w:rFonts w:asciiTheme="majorHAnsi" w:cstheme="majorBidi" w:eastAsiaTheme="majorEastAsia" w:hAnsiTheme="majorHAnsi"/>
-      <w:spacing w:val="-10"/>
-      <w:kern w:val="28"/>
-      <w:sz w:val="56"/>
-      <w:szCs w:val="56"/>
-    </w:rPr>
-  </w:style>
-  <w:style w:customStyle="1" w:styleId="TitleChar" w:type="character">
-    <w:name w:val="Title Char"/>
-    <w:basedOn w:val="DefaultParagraphFont"/>
-    <w:link w:val="Title"/>
-    <w:uiPriority w:val="10"/>
-    <w:rsid w:val="00A10FD9"/>
-    <w:rPr>
-      <w:rFonts w:asciiTheme="majorHAnsi" w:cstheme="majorBidi" w:eastAsiaTheme="majorEastAsia" w:hAnsiTheme="majorHAnsi"/>
-      <w:spacing w:val="-10"/>
-      <w:kern w:val="28"/>
-      <w:sz w:val="56"/>
-      <w:szCs w:val="56"/>
+      <w:b/>
+      <w:bCs/>
+      <w:color w:themeColor="accent1" w:themeShade="B5" w:val="345A8A"/>
+      <w:sz w:val="36"/>
+      <w:szCs w:val="36"/>
     </w:rPr>
   </w:style>
   <w:style w:styleId="Subtitle" w:type="paragraph">
     <w:name w:val="Subtitle"/>
     <w:basedOn w:val="Title"/>
     <w:next w:val="BodyText"/>
-    <w:link w:val="SubtitleChar"/>
-    <w:uiPriority w:val="11"/>
     <w:qFormat/>
-    <w:rsid w:val="00A10FD9"/>
     <w:pPr>
-      <w:numPr>
-        <w:ilvl w:val="1"/>
-      </w:numPr>
+      <w:keepNext/>
+      <w:keepLines/>
+      <w:spacing w:after="240" w:before="240"/>
+      <w:jc w:val="center"/>
     </w:pPr>
     <w:rPr>
-      <w:rFonts w:cstheme="majorBidi" w:eastAsiaTheme="majorEastAsia"/>
-      <w:spacing w:val="15"/>
-      <w:sz w:val="28"/>
-      <w:szCs w:val="28"/>
-    </w:rPr>
-  </w:style>
-  <w:style w:customStyle="1" w:styleId="SubtitleChar" w:type="character">
-    <w:name w:val="Subtitle Char"/>
-    <w:basedOn w:val="DefaultParagraphFont"/>
-    <w:link w:val="Subtitle"/>
-    <w:uiPriority w:val="11"/>
-    <w:rsid w:val="00A10FD9"/>
-    <w:rPr>
-      <w:rFonts w:cstheme="majorBidi" w:eastAsiaTheme="majorEastAsia"/>
-      <w:color w:themeColor="text1" w:themeTint="A6" w:val="595959"/>
-      <w:spacing w:val="15"/>
-      <w:sz w:val="28"/>
-      <w:szCs w:val="28"/>
+      <w:sz w:val="30"/>
+      <w:szCs w:val="30"/>
     </w:rPr>
   </w:style>
   <w:style w:customStyle="1" w:styleId="Author" w:type="paragraph">
@@ -4525,13 +4640,15 @@
     <w:pPr>
       <w:keepNext/>
       <w:keepLines/>
+      <w:jc w:val="center"/>
       <w:spacing w:after="0" w:before="300"/>
-      <w:jc w:val="center"/>
     </w:pPr>
     <w:rPr>
-      <w:b/>
       <w:sz w:val="20"/>
       <w:szCs w:val="20"/>
+      <w:b/>
+      <w:color w:val="345A8A"/>
+      &gt;
     </w:rPr>
   </w:style>
   <w:style w:customStyle="1" w:styleId="Abstract" w:type="paragraph">
@@ -4558,321 +4675,191 @@
     <w:rPr/>
   </w:style>
   <w:style w:styleId="Heading1" w:type="paragraph">
-    <w:name w:val="heading 1"/>
+    <w:name w:val="Heading 1"/>
     <w:basedOn w:val="Normal"/>
     <w:next w:val="BodyText"/>
-    <w:link w:val="Heading1Char"/>
     <w:uiPriority w:val="9"/>
     <w:qFormat/>
-    <w:rsid w:val="00A10FD9"/>
     <w:pPr>
       <w:keepNext/>
       <w:keepLines/>
-      <w:spacing w:after="80" w:before="360"/>
+      <w:spacing w:after="0" w:before="480"/>
       <w:outlineLvl w:val="0"/>
     </w:pPr>
     <w:rPr>
       <w:rFonts w:asciiTheme="majorHAnsi" w:cstheme="majorBidi" w:eastAsiaTheme="majorEastAsia" w:hAnsiTheme="majorHAnsi"/>
-      <w:color w:themeColor="accent1" w:themeShade="BF" w:val="0F4761"/>
-      <w:sz w:val="40"/>
-      <w:szCs w:val="40"/>
+      <w:b/>
+      <w:bCs/>
+      <w:color w:themeColor="accent1" w:val="4F81BD"/>
+      <w:sz w:val="32"/>
+      <w:szCs w:val="32"/>
     </w:rPr>
   </w:style>
   <w:style w:styleId="Heading2" w:type="paragraph">
-    <w:name w:val="heading 2"/>
+    <w:name w:val="Heading 2"/>
     <w:basedOn w:val="Normal"/>
     <w:next w:val="BodyText"/>
-    <w:link w:val="Heading2Char"/>
     <w:uiPriority w:val="9"/>
-    <w:semiHidden/>
     <w:unhideWhenUsed/>
     <w:qFormat/>
-    <w:rsid w:val="00A10FD9"/>
     <w:pPr>
       <w:keepNext/>
       <w:keepLines/>
-      <w:spacing w:after="80" w:before="160"/>
+      <w:spacing w:after="0" w:before="200"/>
       <w:outlineLvl w:val="1"/>
     </w:pPr>
     <w:rPr>
       <w:rFonts w:asciiTheme="majorHAnsi" w:cstheme="majorBidi" w:eastAsiaTheme="majorEastAsia" w:hAnsiTheme="majorHAnsi"/>
-      <w:color w:themeColor="accent1" w:themeShade="BF" w:val="0F4761"/>
-      <w:sz w:val="32"/>
-      <w:szCs w:val="32"/>
+      <w:b/>
+      <w:bCs/>
+      <w:color w:themeColor="accent1" w:val="4F81BD"/>
+      <w:sz w:val="28"/>
+      <w:szCs w:val="28"/>
     </w:rPr>
   </w:style>
   <w:style w:styleId="Heading3" w:type="paragraph">
-    <w:name w:val="heading 3"/>
+    <w:name w:val="Heading 3"/>
     <w:basedOn w:val="Normal"/>
     <w:next w:val="BodyText"/>
-    <w:link w:val="Heading3Char"/>
     <w:uiPriority w:val="9"/>
-    <w:semiHidden/>
     <w:unhideWhenUsed/>
     <w:qFormat/>
-    <w:rsid w:val="00A10FD9"/>
     <w:pPr>
       <w:keepNext/>
       <w:keepLines/>
-      <w:spacing w:after="80" w:before="160"/>
+      <w:spacing w:after="0" w:before="200"/>
       <w:outlineLvl w:val="2"/>
     </w:pPr>
     <w:rPr>
-      <w:rFonts w:cstheme="majorBidi" w:eastAsiaTheme="majorEastAsia"/>
-      <w:color w:themeColor="accent1" w:themeShade="BF" w:val="0F4761"/>
-      <w:sz w:val="28"/>
-      <w:szCs w:val="28"/>
+      <w:rFonts w:asciiTheme="majorHAnsi" w:cstheme="majorBidi" w:eastAsiaTheme="majorEastAsia" w:hAnsiTheme="majorHAnsi"/>
+      <w:b/>
+      <w:bCs/>
+      <w:color w:themeColor="accent1" w:val="4F81BD"/>
+      <w:sz w:val="24"/>
+      <w:szCs w:val="24"/>
     </w:rPr>
   </w:style>
   <w:style w:styleId="Heading4" w:type="paragraph">
-    <w:name w:val="heading 4"/>
+    <w:name w:val="Heading 4"/>
     <w:basedOn w:val="Normal"/>
     <w:next w:val="BodyText"/>
-    <w:link w:val="Heading4Char"/>
     <w:uiPriority w:val="9"/>
-    <w:semiHidden/>
     <w:unhideWhenUsed/>
     <w:qFormat/>
-    <w:rsid w:val="00A10FD9"/>
     <w:pPr>
       <w:keepNext/>
       <w:keepLines/>
-      <w:spacing w:after="40" w:before="80"/>
+      <w:spacing w:after="0" w:before="200"/>
       <w:outlineLvl w:val="3"/>
     </w:pPr>
     <w:rPr>
-      <w:rFonts w:cstheme="majorBidi" w:eastAsiaTheme="majorEastAsia"/>
+      <w:rFonts w:asciiTheme="majorHAnsi" w:cstheme="majorBidi" w:eastAsiaTheme="majorEastAsia" w:hAnsiTheme="majorHAnsi"/>
       <w:i/>
-      <w:iCs/>
-      <w:color w:themeColor="accent1" w:themeShade="BF" w:val="0F4761"/>
+      <w:bCs/>
+      <w:color w:themeColor="accent1" w:val="4F81BD"/>
+      <w:sz w:val="24"/>
+      <w:szCs w:val="24"/>
     </w:rPr>
   </w:style>
   <w:style w:styleId="Heading5" w:type="paragraph">
-    <w:name w:val="heading 5"/>
+    <w:name w:val="Heading 5"/>
     <w:basedOn w:val="Normal"/>
     <w:next w:val="BodyText"/>
-    <w:link w:val="Heading5Char"/>
     <w:uiPriority w:val="9"/>
-    <w:semiHidden/>
     <w:unhideWhenUsed/>
     <w:qFormat/>
-    <w:rsid w:val="00A10FD9"/>
     <w:pPr>
       <w:keepNext/>
       <w:keepLines/>
-      <w:spacing w:after="40" w:before="80"/>
+      <w:spacing w:after="0" w:before="200"/>
       <w:outlineLvl w:val="4"/>
     </w:pPr>
     <w:rPr>
-      <w:rFonts w:cstheme="majorBidi" w:eastAsiaTheme="majorEastAsia"/>
-      <w:color w:themeColor="accent1" w:themeShade="BF" w:val="0F4761"/>
+      <w:rFonts w:asciiTheme="majorHAnsi" w:cstheme="majorBidi" w:eastAsiaTheme="majorEastAsia" w:hAnsiTheme="majorHAnsi"/>
+      <w:iCs/>
+      <w:color w:themeColor="accent1" w:val="4F81BD"/>
+      <w:sz w:val="24"/>
+      <w:szCs w:val="24"/>
     </w:rPr>
   </w:style>
   <w:style w:styleId="Heading6" w:type="paragraph">
-    <w:name w:val="heading 6"/>
+    <w:name w:val="Heading 6"/>
     <w:basedOn w:val="Normal"/>
     <w:next w:val="BodyText"/>
-    <w:link w:val="Heading6Char"/>
     <w:uiPriority w:val="9"/>
-    <w:semiHidden/>
     <w:unhideWhenUsed/>
     <w:qFormat/>
-    <w:rsid w:val="00A10FD9"/>
     <w:pPr>
       <w:keepNext/>
       <w:keepLines/>
-      <w:spacing w:after="0" w:before="40"/>
+      <w:spacing w:after="0" w:before="200"/>
       <w:outlineLvl w:val="5"/>
     </w:pPr>
     <w:rPr>
-      <w:rFonts w:cstheme="majorBidi" w:eastAsiaTheme="majorEastAsia"/>
-      <w:i/>
-      <w:iCs/>
-      <w:color w:themeColor="text1" w:themeTint="A6" w:val="595959"/>
+      <w:rFonts w:asciiTheme="majorHAnsi" w:cstheme="majorBidi" w:eastAsiaTheme="majorEastAsia" w:hAnsiTheme="majorHAnsi"/>
+      <w:color w:themeColor="accent1" w:val="4F81BD"/>
+      <w:sz w:val="24"/>
+      <w:szCs w:val="24"/>
     </w:rPr>
   </w:style>
   <w:style w:styleId="Heading7" w:type="paragraph">
-    <w:name w:val="heading 7"/>
+    <w:name w:val="Heading 7"/>
     <w:basedOn w:val="Normal"/>
     <w:next w:val="BodyText"/>
-    <w:link w:val="Heading7Char"/>
     <w:uiPriority w:val="9"/>
-    <w:semiHidden/>
     <w:unhideWhenUsed/>
     <w:qFormat/>
-    <w:rsid w:val="00A10FD9"/>
     <w:pPr>
       <w:keepNext/>
       <w:keepLines/>
-      <w:spacing w:after="0" w:before="40"/>
+      <w:spacing w:after="0" w:before="200"/>
       <w:outlineLvl w:val="6"/>
     </w:pPr>
     <w:rPr>
-      <w:rFonts w:cstheme="majorBidi" w:eastAsiaTheme="majorEastAsia"/>
-      <w:color w:themeColor="text1" w:themeTint="A6" w:val="595959"/>
+      <w:rFonts w:asciiTheme="majorHAnsi" w:cstheme="majorBidi" w:eastAsiaTheme="majorEastAsia" w:hAnsiTheme="majorHAnsi"/>
+      <w:color w:themeColor="accent1" w:val="4F81BD"/>
+      <w:sz w:val="24"/>
+      <w:szCs w:val="24"/>
     </w:rPr>
   </w:style>
   <w:style w:styleId="Heading8" w:type="paragraph">
-    <w:name w:val="heading 8"/>
+    <w:name w:val="Heading 8"/>
     <w:basedOn w:val="Normal"/>
     <w:next w:val="BodyText"/>
-    <w:link w:val="Heading8Char"/>
     <w:uiPriority w:val="9"/>
-    <w:semiHidden/>
     <w:unhideWhenUsed/>
     <w:qFormat/>
-    <w:rsid w:val="00A10FD9"/>
     <w:pPr>
       <w:keepNext/>
       <w:keepLines/>
-      <w:spacing w:after="0"/>
+      <w:spacing w:after="0" w:before="200"/>
       <w:outlineLvl w:val="7"/>
     </w:pPr>
     <w:rPr>
-      <w:rFonts w:cstheme="majorBidi" w:eastAsiaTheme="majorEastAsia"/>
-      <w:i/>
-      <w:iCs/>
-      <w:color w:themeColor="text1" w:themeTint="D8" w:val="272727"/>
+      <w:rFonts w:asciiTheme="majorHAnsi" w:cstheme="majorBidi" w:eastAsiaTheme="majorEastAsia" w:hAnsiTheme="majorHAnsi"/>
+      <w:color w:themeColor="accent1" w:val="4F81BD"/>
+      <w:sz w:val="24"/>
+      <w:szCs w:val="24"/>
     </w:rPr>
   </w:style>
   <w:style w:styleId="Heading9" w:type="paragraph">
-    <w:name w:val="heading 9"/>
+    <w:name w:val="Heading 9"/>
     <w:basedOn w:val="Normal"/>
     <w:next w:val="BodyText"/>
-    <w:link w:val="Heading9Char"/>
     <w:uiPriority w:val="9"/>
-    <w:semiHidden/>
     <w:unhideWhenUsed/>
     <w:qFormat/>
-    <w:rsid w:val="00A10FD9"/>
     <w:pPr>
       <w:keepNext/>
       <w:keepLines/>
-      <w:spacing w:after="0"/>
+      <w:spacing w:after="0" w:before="200"/>
       <w:outlineLvl w:val="8"/>
     </w:pPr>
     <w:rPr>
-      <w:rFonts w:cstheme="majorBidi" w:eastAsiaTheme="majorEastAsia"/>
-      <w:color w:themeColor="text1" w:themeTint="D8" w:val="272727"/>
-    </w:rPr>
-  </w:style>
-  <w:style w:customStyle="1" w:styleId="Heading1Char" w:type="character">
-    <w:name w:val="Heading 1 Char"/>
-    <w:basedOn w:val="DefaultParagraphFont"/>
-    <w:link w:val="Heading1"/>
-    <w:uiPriority w:val="9"/>
-    <w:rsid w:val="00A10FD9"/>
-    <w:rPr>
       <w:rFonts w:asciiTheme="majorHAnsi" w:cstheme="majorBidi" w:eastAsiaTheme="majorEastAsia" w:hAnsiTheme="majorHAnsi"/>
-      <w:color w:themeColor="accent1" w:themeShade="BF" w:val="0F4761"/>
-      <w:sz w:val="40"/>
-      <w:szCs w:val="40"/>
-    </w:rPr>
-  </w:style>
-  <w:style w:customStyle="1" w:styleId="Heading2Char" w:type="character">
-    <w:name w:val="Heading 2 Char"/>
-    <w:basedOn w:val="DefaultParagraphFont"/>
-    <w:link w:val="Heading2"/>
-    <w:uiPriority w:val="9"/>
-    <w:semiHidden/>
-    <w:rsid w:val="00A10FD9"/>
-    <w:rPr>
-      <w:rFonts w:asciiTheme="majorHAnsi" w:cstheme="majorBidi" w:eastAsiaTheme="majorEastAsia" w:hAnsiTheme="majorHAnsi"/>
-      <w:color w:themeColor="accent1" w:themeShade="BF" w:val="0F4761"/>
-      <w:sz w:val="32"/>
-      <w:szCs w:val="32"/>
-    </w:rPr>
-  </w:style>
-  <w:style w:customStyle="1" w:styleId="Heading3Char" w:type="character">
-    <w:name w:val="Heading 3 Char"/>
-    <w:basedOn w:val="DefaultParagraphFont"/>
-    <w:link w:val="Heading3"/>
-    <w:uiPriority w:val="9"/>
-    <w:semiHidden/>
-    <w:rsid w:val="00A10FD9"/>
-    <w:rPr>
-      <w:rFonts w:cstheme="majorBidi" w:eastAsiaTheme="majorEastAsia"/>
-      <w:color w:themeColor="accent1" w:themeShade="BF" w:val="0F4761"/>
-      <w:sz w:val="28"/>
-      <w:szCs w:val="28"/>
-    </w:rPr>
-  </w:style>
-  <w:style w:customStyle="1" w:styleId="Heading4Char" w:type="character">
-    <w:name w:val="Heading 4 Char"/>
-    <w:basedOn w:val="DefaultParagraphFont"/>
-    <w:link w:val="Heading4"/>
-    <w:uiPriority w:val="9"/>
-    <w:semiHidden/>
-    <w:rsid w:val="00A10FD9"/>
-    <w:rPr>
-      <w:rFonts w:cstheme="majorBidi" w:eastAsiaTheme="majorEastAsia"/>
-      <w:i/>
-      <w:iCs/>
-      <w:color w:themeColor="accent1" w:themeShade="BF" w:val="0F4761"/>
-    </w:rPr>
-  </w:style>
-  <w:style w:customStyle="1" w:styleId="Heading5Char" w:type="character">
-    <w:name w:val="Heading 5 Char"/>
-    <w:basedOn w:val="DefaultParagraphFont"/>
-    <w:link w:val="Heading5"/>
-    <w:uiPriority w:val="9"/>
-    <w:semiHidden/>
-    <w:rsid w:val="00A10FD9"/>
-    <w:rPr>
-      <w:rFonts w:cstheme="majorBidi" w:eastAsiaTheme="majorEastAsia"/>
-      <w:color w:themeColor="accent1" w:themeShade="BF" w:val="0F4761"/>
-    </w:rPr>
-  </w:style>
-  <w:style w:customStyle="1" w:styleId="Heading6Char" w:type="character">
-    <w:name w:val="Heading 6 Char"/>
-    <w:basedOn w:val="DefaultParagraphFont"/>
-    <w:link w:val="Heading6"/>
-    <w:uiPriority w:val="9"/>
-    <w:semiHidden/>
-    <w:rsid w:val="00A10FD9"/>
-    <w:rPr>
-      <w:rFonts w:cstheme="majorBidi" w:eastAsiaTheme="majorEastAsia"/>
-      <w:i/>
-      <w:iCs/>
-      <w:color w:themeColor="text1" w:themeTint="A6" w:val="595959"/>
-    </w:rPr>
-  </w:style>
-  <w:style w:customStyle="1" w:styleId="Heading7Char" w:type="character">
-    <w:name w:val="Heading 7 Char"/>
-    <w:basedOn w:val="DefaultParagraphFont"/>
-    <w:link w:val="Heading7"/>
-    <w:uiPriority w:val="9"/>
-    <w:semiHidden/>
-    <w:rsid w:val="00A10FD9"/>
-    <w:rPr>
-      <w:rFonts w:cstheme="majorBidi" w:eastAsiaTheme="majorEastAsia"/>
-      <w:color w:themeColor="text1" w:themeTint="A6" w:val="595959"/>
-    </w:rPr>
-  </w:style>
-  <w:style w:customStyle="1" w:styleId="Heading8Char" w:type="character">
-    <w:name w:val="Heading 8 Char"/>
-    <w:basedOn w:val="DefaultParagraphFont"/>
-    <w:link w:val="Heading8"/>
-    <w:uiPriority w:val="9"/>
-    <w:semiHidden/>
-    <w:rsid w:val="00A10FD9"/>
-    <w:rPr>
-      <w:rFonts w:cstheme="majorBidi" w:eastAsiaTheme="majorEastAsia"/>
-      <w:i/>
-      <w:iCs/>
-      <w:color w:themeColor="text1" w:themeTint="D8" w:val="272727"/>
-    </w:rPr>
-  </w:style>
-  <w:style w:customStyle="1" w:styleId="Heading9Char" w:type="character">
-    <w:name w:val="Heading 9 Char"/>
-    <w:basedOn w:val="DefaultParagraphFont"/>
-    <w:link w:val="Heading9"/>
-    <w:uiPriority w:val="9"/>
-    <w:semiHidden/>
-    <w:rsid w:val="00A10FD9"/>
-    <w:rPr>
-      <w:rFonts w:cstheme="majorBidi" w:eastAsiaTheme="majorEastAsia"/>
-      <w:color w:themeColor="text1" w:themeTint="D8" w:val="272727"/>
+      <w:color w:themeColor="accent1" w:val="4F81BD"/>
+      <w:sz w:val="24"/>
+      <w:szCs w:val="24"/>
     </w:rPr>
   </w:style>
   <w:style w:styleId="BlockText" w:type="paragraph">
@@ -4897,8 +4884,8 @@
   </w:style>
   <w:style w:styleId="FootnoteBlockText" w:type="paragraph">
     <w:name w:val="Footnote Block Text"/>
-    <w:basedOn w:val="FootnoteText"/>
-    <w:next w:val="FootnoteText"/>
+    <w:basedOn w:val="Footnote Text"/>
+    <w:next w:val="Footnote Text"/>
     <w:uiPriority w:val="9"/>
     <w:unhideWhenUsed/>
     <w:qFormat/>
@@ -4936,10 +4923,10 @@
         <w:jc w:val="left"/>
       </w:trPr>
       <w:tcPr>
+        <w:vAlign w:val="bottom"/>
         <w:tcBorders>
           <w:bottom w:val="single"/>
         </w:tcBorders>
-        <w:vAlign w:val="bottom"/>
       </w:tcPr>
     </w:tblStylePr>
   </w:style>
@@ -5055,7 +5042,6 @@
     <w:name w:val="KeywordTok"/>
     <w:basedOn w:val="VerbatimChar"/>
     <w:rPr>
-      <w:b/>
       <w:color w:val="003b4f"/>
       <w:shd w:val="clear" w:fill="f1f3f5"/>
     </w:rPr>
@@ -5160,9 +5146,9 @@
     <w:name w:val="DocumentationTok"/>
     <w:basedOn w:val="VerbatimChar"/>
     <w:rPr>
-      <w:i/>
       <w:color w:val="5e5e5e"/>
       <w:shd w:val="clear" w:fill="f1f3f5"/>
+      <w:i/>
     </w:rPr>
   </w:style>
   <w:style w:type="character" w:customStyle="1" w:styleId="AnnotationTok">
@@ -5177,9 +5163,9 @@
     <w:name w:val="CommentVarTok"/>
     <w:basedOn w:val="VerbatimChar"/>
     <w:rPr>
-      <w:i/>
       <w:color w:val="5e5e5e"/>
       <w:shd w:val="clear" w:fill="f1f3f5"/>
+      <w:i/>
     </w:rPr>
   </w:style>
   <w:style w:type="character" w:customStyle="1" w:styleId="OtherTok">
@@ -5210,7 +5196,6 @@
     <w:name w:val="ControlFlowTok"/>
     <w:basedOn w:val="VerbatimChar"/>
     <w:rPr>
-      <w:b/>
       <w:color w:val="003b4f"/>
       <w:shd w:val="clear" w:fill="f1f3f5"/>
     </w:rPr>
@@ -5275,9 +5260,9 @@
     <w:name w:val="WarningTok"/>
     <w:basedOn w:val="VerbatimChar"/>
     <w:rPr>
-      <w:i/>
       <w:color w:val="5e5e5e"/>
       <w:shd w:val="clear" w:fill="f1f3f5"/>
+      <w:i/>
     </w:rPr>
   </w:style>
   <w:style w:type="character" w:customStyle="1" w:styleId="AlertTok">
@@ -5318,44 +5303,44 @@
         <a:sysClr val="window" lastClr="FFFFFF"/>
       </a:lt1>
       <a:dk2>
-        <a:srgbClr val="0E2841"/>
+        <a:srgbClr val="1F497D"/>
       </a:dk2>
       <a:lt2>
-        <a:srgbClr val="E8E8E8"/>
+        <a:srgbClr val="EEECE1"/>
       </a:lt2>
       <a:accent1>
-        <a:srgbClr val="156082"/>
+        <a:srgbClr val="4F81BD"/>
       </a:accent1>
       <a:accent2>
-        <a:srgbClr val="E97132"/>
+        <a:srgbClr val="C0504D"/>
       </a:accent2>
       <a:accent3>
-        <a:srgbClr val="196B24"/>
+        <a:srgbClr val="9BBB59"/>
       </a:accent3>
       <a:accent4>
-        <a:srgbClr val="0F9ED5"/>
+        <a:srgbClr val="8064A2"/>
       </a:accent4>
       <a:accent5>
-        <a:srgbClr val="A02B93"/>
+        <a:srgbClr val="4BACC6"/>
       </a:accent5>
       <a:accent6>
-        <a:srgbClr val="4EA72E"/>
+        <a:srgbClr val="F79646"/>
       </a:accent6>
       <a:hlink>
-        <a:srgbClr val="467886"/>
+        <a:srgbClr val="0000FF"/>
       </a:hlink>
       <a:folHlink>
-        <a:srgbClr val="96607D"/>
+        <a:srgbClr val="800080"/>
       </a:folHlink>
     </a:clrScheme>
     <a:fontScheme name="Office">
       <a:majorFont>
-        <a:latin typeface="Aptos Display" panose="02110004020202020204"/>
+        <a:latin typeface="Calibri"/>
         <a:ea typeface=""/>
         <a:cs typeface=""/>
-        <a:font script="Jpan" typeface="游ゴシック Light"/>
+        <a:font script="Jpan" typeface="ＭＳ ゴシック"/>
         <a:font script="Hang" typeface="맑은 고딕"/>
-        <a:font script="Hans" typeface="等线 Light"/>
+        <a:font script="Hans" typeface="宋体"/>
         <a:font script="Hant" typeface="新細明體"/>
         <a:font script="Arab" typeface="Times New Roman"/>
         <a:font script="Hebr" typeface="Times New Roman"/>
@@ -5382,32 +5367,14 @@
         <a:font script="Mong" typeface="Mongolian Baiti"/>
         <a:font script="Viet" typeface="Times New Roman"/>
         <a:font script="Uigh" typeface="Microsoft Uighur"/>
-        <a:font script="Geor" typeface="Sylfaen"/>
-        <a:font script="Armn" typeface="Arial"/>
-        <a:font script="Bugi" typeface="Leelawadee UI"/>
-        <a:font script="Bopo" typeface="Microsoft JhengHei"/>
-        <a:font script="Java" typeface="Javanese Text"/>
-        <a:font script="Lisu" typeface="Segoe UI"/>
-        <a:font script="Mymr" typeface="Myanmar Text"/>
-        <a:font script="Nkoo" typeface="Ebrima"/>
-        <a:font script="Olck" typeface="Nirmala UI"/>
-        <a:font script="Osma" typeface="Ebrima"/>
-        <a:font script="Phag" typeface="Phagspa"/>
-        <a:font script="Syrn" typeface="Estrangelo Edessa"/>
-        <a:font script="Syrj" typeface="Estrangelo Edessa"/>
-        <a:font script="Syre" typeface="Estrangelo Edessa"/>
-        <a:font script="Sora" typeface="Nirmala UI"/>
-        <a:font script="Tale" typeface="Microsoft Tai Le"/>
-        <a:font script="Talu" typeface="Microsoft New Tai Lue"/>
-        <a:font script="Tfng" typeface="Ebrima"/>
       </a:majorFont>
       <a:minorFont>
-        <a:latin typeface="Aptos" panose="02110004020202020204"/>
+        <a:latin typeface="Cambria"/>
         <a:ea typeface=""/>
         <a:cs typeface=""/>
-        <a:font script="Jpan" typeface="游明朝"/>
+        <a:font script="Jpan" typeface="ＭＳ 明朝"/>
         <a:font script="Hang" typeface="맑은 고딕"/>
-        <a:font script="Hans" typeface="等线"/>
+        <a:font script="Hans" typeface="宋体"/>
         <a:font script="Hant" typeface="新細明體"/>
         <a:font script="Arab" typeface="Arial"/>
         <a:font script="Hebr" typeface="Arial"/>
@@ -5434,24 +5401,6 @@
         <a:font script="Mong" typeface="Mongolian Baiti"/>
         <a:font script="Viet" typeface="Arial"/>
         <a:font script="Uigh" typeface="Microsoft Uighur"/>
-        <a:font script="Geor" typeface="Sylfaen"/>
-        <a:font script="Armn" typeface="Arial"/>
-        <a:font script="Bugi" typeface="Leelawadee UI"/>
-        <a:font script="Bopo" typeface="Microsoft JhengHei"/>
-        <a:font script="Java" typeface="Javanese Text"/>
-        <a:font script="Lisu" typeface="Segoe UI"/>
-        <a:font script="Mymr" typeface="Myanmar Text"/>
-        <a:font script="Nkoo" typeface="Ebrima"/>
-        <a:font script="Olck" typeface="Nirmala UI"/>
-        <a:font script="Osma" typeface="Ebrima"/>
-        <a:font script="Phag" typeface="Phagspa"/>
-        <a:font script="Syrn" typeface="Estrangelo Edessa"/>
-        <a:font script="Syrj" typeface="Estrangelo Edessa"/>
-        <a:font script="Syre" typeface="Estrangelo Edessa"/>
-        <a:font script="Sora" typeface="Nirmala UI"/>
-        <a:font script="Tale" typeface="Microsoft Tai Le"/>
-        <a:font script="Talu" typeface="Microsoft New Tai Lue"/>
-        <a:font script="Tfng" typeface="Ebrima"/>
       </a:minorFont>
     </a:fontScheme>
     <a:fmtScheme name="Office">
@@ -5463,141 +5412,200 @@
           <a:gsLst>
             <a:gs pos="0">
               <a:schemeClr val="phClr">
-                <a:lumMod val="110000"/>
-                <a:satMod val="105000"/>
-                <a:tint val="67000"/>
+                <a:tint val="50000"/>
+                <a:satMod val="300000"/>
               </a:schemeClr>
             </a:gs>
-            <a:gs pos="50000">
+            <a:gs pos="35000">
               <a:schemeClr val="phClr">
-                <a:lumMod val="105000"/>
-                <a:satMod val="103000"/>
-                <a:tint val="73000"/>
+                <a:tint val="37000"/>
+                <a:satMod val="300000"/>
               </a:schemeClr>
             </a:gs>
             <a:gs pos="100000">
               <a:schemeClr val="phClr">
-                <a:lumMod val="105000"/>
-                <a:satMod val="109000"/>
-                <a:tint val="81000"/>
+                <a:tint val="15000"/>
+                <a:satMod val="350000"/>
               </a:schemeClr>
             </a:gs>
           </a:gsLst>
-          <a:lin ang="5400000" scaled="0"/>
+          <a:lin ang="16200000" scaled="1"/>
         </a:gradFill>
         <a:gradFill rotWithShape="1">
           <a:gsLst>
             <a:gs pos="0">
               <a:schemeClr val="phClr">
-                <a:satMod val="103000"/>
-                <a:lumMod val="102000"/>
-                <a:tint val="94000"/>
-              </a:schemeClr>
-            </a:gs>
-            <a:gs pos="50000">
-              <a:schemeClr val="phClr">
-                <a:satMod val="110000"/>
-                <a:lumMod val="100000"/>
+                <a:tint val="100000"/>
                 <a:shade val="100000"/>
+                <a:satMod val="130000"/>
               </a:schemeClr>
             </a:gs>
             <a:gs pos="100000">
               <a:schemeClr val="phClr">
-                <a:lumMod val="99000"/>
-                <a:satMod val="120000"/>
-                <a:shade val="78000"/>
+                <a:tint val="50000"/>
+                <a:shade val="100000"/>
+                <a:satMod val="350000"/>
               </a:schemeClr>
             </a:gs>
           </a:gsLst>
-          <a:lin ang="5400000" scaled="0"/>
+          <a:lin ang="16200000" scaled="0"/>
         </a:gradFill>
       </a:fillStyleLst>
       <a:lnStyleLst>
-        <a:ln w="6350" cap="flat" cmpd="sng" algn="ctr">
+        <a:ln w="9525" cap="flat" cmpd="sng" algn="ctr">
+          <a:solidFill>
+            <a:schemeClr val="phClr">
+              <a:shade val="95000"/>
+              <a:satMod val="105000"/>
+            </a:schemeClr>
+          </a:solidFill>
+          <a:prstDash val="solid"/>
+        </a:ln>
+        <a:ln w="25400" cap="flat" cmpd="sng" algn="ctr">
           <a:solidFill>
             <a:schemeClr val="phClr"/>
           </a:solidFill>
           <a:prstDash val="solid"/>
-          <a:miter lim="800000"/>
         </a:ln>
-        <a:ln w="12700" cap="flat" cmpd="sng" algn="ctr">
+        <a:ln w="38100" cap="flat" cmpd="sng" algn="ctr">
           <a:solidFill>
             <a:schemeClr val="phClr"/>
           </a:solidFill>
           <a:prstDash val="solid"/>
-          <a:miter lim="800000"/>
-        </a:ln>
-        <a:ln w="19050" cap="flat" cmpd="sng" algn="ctr">
-          <a:solidFill>
-            <a:schemeClr val="phClr"/>
-          </a:solidFill>
-          <a:prstDash val="solid"/>
-          <a:miter lim="800000"/>
         </a:ln>
       </a:lnStyleLst>
       <a:effectStyleLst>
         <a:effectStyle>
-          <a:effectLst/>
-        </a:effectStyle>
-        <a:effectStyle>
-          <a:effectLst/>
+          <a:effectLst>
+            <a:outerShdw blurRad="40000" dist="20000" dir="5400000" rotWithShape="0">
+              <a:srgbClr val="000000">
+                <a:alpha val="38000"/>
+              </a:srgbClr>
+            </a:outerShdw>
+          </a:effectLst>
         </a:effectStyle>
         <a:effectStyle>
           <a:effectLst>
-            <a:outerShdw blurRad="57150" dist="19050" dir="5400000" algn="ctr" rotWithShape="0">
+            <a:outerShdw blurRad="40000" dist="23000" dir="5400000" rotWithShape="0">
               <a:srgbClr val="000000">
-                <a:alpha val="63000"/>
+                <a:alpha val="35000"/>
               </a:srgbClr>
             </a:outerShdw>
           </a:effectLst>
+        </a:effectStyle>
+        <a:effectStyle>
+          <a:effectLst>
+            <a:outerShdw blurRad="40000" dist="23000" dir="5400000" rotWithShape="0">
+              <a:srgbClr val="000000">
+                <a:alpha val="35000"/>
+              </a:srgbClr>
+            </a:outerShdw>
+          </a:effectLst>
+          <a:scene3d>
+            <a:camera prst="orthographicFront">
+              <a:rot lat="0" lon="0" rev="0"/>
+            </a:camera>
+            <a:lightRig rig="threePt" dir="t">
+              <a:rot lat="0" lon="0" rev="1200000"/>
+            </a:lightRig>
+          </a:scene3d>
+          <a:sp3d>
+            <a:bevelT w="63500" h="25400"/>
+          </a:sp3d>
         </a:effectStyle>
       </a:effectStyleLst>
       <a:bgFillStyleLst>
         <a:solidFill>
           <a:schemeClr val="phClr"/>
         </a:solidFill>
-        <a:solidFill>
-          <a:schemeClr val="phClr">
-            <a:tint val="95000"/>
-            <a:satMod val="170000"/>
-          </a:schemeClr>
-        </a:solidFill>
         <a:gradFill rotWithShape="1">
           <a:gsLst>
             <a:gs pos="0">
               <a:schemeClr val="phClr">
-                <a:tint val="93000"/>
-                <a:satMod val="150000"/>
-                <a:shade val="98000"/>
-                <a:lumMod val="102000"/>
+                <a:tint val="40000"/>
+                <a:satMod val="350000"/>
               </a:schemeClr>
             </a:gs>
-            <a:gs pos="50000">
+            <a:gs pos="40000">
               <a:schemeClr val="phClr">
-                <a:tint val="98000"/>
-                <a:satMod val="130000"/>
-                <a:shade val="90000"/>
-                <a:lumMod val="103000"/>
+                <a:tint val="45000"/>
+                <a:shade val="99000"/>
+                <a:satMod val="350000"/>
               </a:schemeClr>
             </a:gs>
             <a:gs pos="100000">
               <a:schemeClr val="phClr">
-                <a:shade val="63000"/>
-                <a:satMod val="120000"/>
+                <a:shade val="20000"/>
+                <a:satMod val="255000"/>
               </a:schemeClr>
             </a:gs>
           </a:gsLst>
-          <a:lin ang="5400000" scaled="0"/>
+          <a:path path="circle">
+            <a:fillToRect l="50000" t="-80000" r="50000" b="180000"/>
+          </a:path>
+        </a:gradFill>
+        <a:gradFill rotWithShape="1">
+          <a:gsLst>
+            <a:gs pos="0">
+              <a:schemeClr val="phClr">
+                <a:tint val="80000"/>
+                <a:satMod val="300000"/>
+              </a:schemeClr>
+            </a:gs>
+            <a:gs pos="100000">
+              <a:schemeClr val="phClr">
+                <a:shade val="30000"/>
+                <a:satMod val="200000"/>
+              </a:schemeClr>
+            </a:gs>
+          </a:gsLst>
+          <a:path path="circle">
+            <a:fillToRect l="50000" t="50000" r="50000" b="50000"/>
+          </a:path>
         </a:gradFill>
       </a:bgFillStyleLst>
     </a:fmtScheme>
   </a:themeElements>
-  <a:objectDefaults/>
+  <a:objectDefaults>
+    <a:spDef>
+      <a:spPr/>
+      <a:bodyPr/>
+      <a:lstStyle/>
+      <a:style>
+        <a:lnRef idx="1">
+          <a:schemeClr val="accent1"/>
+        </a:lnRef>
+        <a:fillRef idx="3">
+          <a:schemeClr val="accent1"/>
+        </a:fillRef>
+        <a:effectRef idx="2">
+          <a:schemeClr val="accent1"/>
+        </a:effectRef>
+        <a:fontRef idx="minor">
+          <a:schemeClr val="lt1"/>
+        </a:fontRef>
+      </a:style>
+    </a:spDef>
+    <a:lnDef>
+      <a:spPr/>
+      <a:bodyPr/>
+      <a:lstStyle/>
+      <a:style>
+        <a:lnRef idx="2">
+          <a:schemeClr val="accent1"/>
+        </a:lnRef>
+        <a:fillRef idx="0">
+          <a:schemeClr val="accent1"/>
+        </a:fillRef>
+        <a:effectRef idx="1">
+          <a:schemeClr val="accent1"/>
+        </a:effectRef>
+        <a:fontRef idx="minor">
+          <a:schemeClr val="tx1"/>
+        </a:fontRef>
+      </a:style>
+    </a:lnDef>
+  </a:objectDefaults>
   <a:extraClrSchemeLst/>
-  <a:extLst>
-    <a:ext uri="{05A4C25C-085E-4340-85A3-A5531E510DB2}">
-      <thm15:themeFamily xmlns:thm15="http://schemas.microsoft.com/office/thememl/2012/main" name="Office Theme" id="{2E142A2C-CD16-42D6-873A-C26D2A0506FA}" vid="{1BDDFF52-6CD6-40A5-AB3C-68EB2F1E4D0A}"/>
-    </a:ext>
-  </a:extLst>
 </a:theme>
 </file>
--- a/index.docx
+++ b/index.docx
@@ -7,49 +7,7 @@
         <w:pStyle w:val="Title"/>
       </w:pPr>
       <w:r>
-        <w:t xml:space="preserve">Evaluating</w:t>
-      </w:r>
-      <w:r>
-        <w:t xml:space="preserve"> </w:t>
-      </w:r>
-      <w:r>
-        <w:t xml:space="preserve">Methods</w:t>
-      </w:r>
-      <w:r>
-        <w:t xml:space="preserve"> </w:t>
-      </w:r>
-      <w:r>
-        <w:t xml:space="preserve">for</w:t>
-      </w:r>
-      <w:r>
-        <w:t xml:space="preserve"> </w:t>
-      </w:r>
-      <w:r>
-        <w:t xml:space="preserve">Covariate</w:t>
-      </w:r>
-      <w:r>
-        <w:t xml:space="preserve"> </w:t>
-      </w:r>
-      <w:r>
-        <w:t xml:space="preserve">Selection</w:t>
-      </w:r>
-      <w:r>
-        <w:t xml:space="preserve"> </w:t>
-      </w:r>
-      <w:r>
-        <w:t xml:space="preserve">in</w:t>
-      </w:r>
-      <w:r>
-        <w:t xml:space="preserve"> </w:t>
-      </w:r>
-      <w:r>
-        <w:t xml:space="preserve">Experimental</w:t>
-      </w:r>
-      <w:r>
-        <w:t xml:space="preserve"> </w:t>
-      </w:r>
-      <w:r>
-        <w:t xml:space="preserve">Designs</w:t>
+        <w:t xml:space="preserve">Evaluating Methods for Covariate Selection in Experimental Designs</w:t>
       </w:r>
     </w:p>
     <w:p>
@@ -57,13 +15,7 @@
         <w:pStyle w:val="Author"/>
       </w:pPr>
       <w:r>
-        <w:t xml:space="preserve">Kendra</w:t>
-      </w:r>
-      <w:r>
-        <w:t xml:space="preserve"> </w:t>
-      </w:r>
-      <w:r>
-        <w:t xml:space="preserve">Wyant</w:t>
+        <w:t xml:space="preserve">Kendra Wyant</w:t>
       </w:r>
     </w:p>
     <w:p>
@@ -71,13 +23,7 @@
         <w:pStyle w:val="Author"/>
       </w:pPr>
       <w:r>
-        <w:t xml:space="preserve">Lauren</w:t>
-      </w:r>
-      <w:r>
-        <w:t xml:space="preserve"> </w:t>
-      </w:r>
-      <w:r>
-        <w:t xml:space="preserve">Khoury</w:t>
+        <w:t xml:space="preserve">Lauren Khoury</w:t>
       </w:r>
     </w:p>
     <w:p>
@@ -85,13 +31,7 @@
         <w:pStyle w:val="Author"/>
       </w:pPr>
       <w:r>
-        <w:t xml:space="preserve">Markus</w:t>
-      </w:r>
-      <w:r>
-        <w:t xml:space="preserve"> </w:t>
-      </w:r>
-      <w:r>
-        <w:t xml:space="preserve">Brauer</w:t>
+        <w:t xml:space="preserve">Markus Brauer</w:t>
       </w:r>
     </w:p>
     <w:p>
@@ -99,19 +39,7 @@
         <w:pStyle w:val="Author"/>
       </w:pPr>
       <w:r>
-        <w:t xml:space="preserve">John</w:t>
-      </w:r>
-      <w:r>
-        <w:t xml:space="preserve"> </w:t>
-      </w:r>
-      <w:r>
-        <w:t xml:space="preserve">J.</w:t>
-      </w:r>
-      <w:r>
-        <w:t xml:space="preserve"> </w:t>
-      </w:r>
-      <w:r>
-        <w:t xml:space="preserve">Curtin</w:t>
+        <w:t xml:space="preserve">John J. Curtin</w:t>
       </w:r>
     </w:p>
     <w:p>
@@ -119,7 +47,7 @@
         <w:pStyle w:val="Date"/>
       </w:pPr>
       <w:r>
-        <w:t xml:space="preserve">2026-03-06</w:t>
+        <w:t xml:space="preserve">2026-03-09</w:t>
       </w:r>
     </w:p>
     <w:p>
@@ -135,31 +63,157 @@
         <w:pStyle w:val="Abstract"/>
       </w:pPr>
       <w:r>
-        <w:t xml:space="preserve">Abstract</w:t>
-      </w:r>
-      <w:r>
-        <w:t xml:space="preserve"> </w:t>
-      </w:r>
-      <w:r>
-        <w:t xml:space="preserve">of</w:t>
-      </w:r>
-      <w:r>
-        <w:t xml:space="preserve"> </w:t>
-      </w:r>
-      <w:r>
-        <w:t xml:space="preserve">paper</w:t>
-      </w:r>
-      <w:r>
-        <w:t xml:space="preserve"> </w:t>
-      </w:r>
-      <w:r>
-        <w:t xml:space="preserve">goes</w:t>
-      </w:r>
-      <w:r>
-        <w:t xml:space="preserve"> </w:t>
-      </w:r>
-      <w:r>
-        <w:t xml:space="preserve">here</w:t>
+        <w:t xml:space="preserve">Abstract of paper goes here and can span several lines.</w:t>
+      </w:r>
+    </w:p>
+    <w:bookmarkStart w:id="20" w:name="introduction"/>
+    <w:p>
+      <w:pPr>
+        <w:pStyle w:val="Heading1"/>
+      </w:pPr>
+      <w:r>
+        <w:t xml:space="preserve">Introduction</w:t>
+      </w:r>
+    </w:p>
+    <w:p>
+      <w:pPr>
+        <w:pStyle w:val="FirstParagraph"/>
+      </w:pPr>
+      <w:r>
+        <w:t xml:space="preserve">Research in Psychology is often uses experimental manipulations as a means of establishing causal relationships between a focal independent variable (IV) and a psychological outcome. For example, participants may be randomly assigned to receive a moderate dose of alcohol or placebo to evaluate the effect of alcohol consumption on response to a laboratory stressor (INSERT A COUPLE OF REFS TO OUR STUDIES). [Markus, can you provide a simple second example that focuses on an IV manipulation that is social psych relevant?)</w:t>
+      </w:r>
+    </w:p>
+    <w:p>
+      <w:pPr>
+        <w:pStyle w:val="BodyText"/>
+      </w:pPr>
+      <w:r>
+        <w:t xml:space="preserve">A valid test of the effect of an IV requires adequate statistical power (i.e., low probability of a type II error)</w:t>
+      </w:r>
+      <w:r>
+        <w:t xml:space="preserve"> </w:t>
+      </w:r>
+      <w:r>
+        <w:t xml:space="preserve">(Cohen 1988, 1992)</w:t>
+      </w:r>
+      <w:r>
+        <w:t xml:space="preserve">. By definition, low statistical power is associated with a high probability of a type II error (i.e., failure to reject a false null hypothesis). Furthermore, significant effects detected by low-powered studies may not replicate (due to low positive predictive value) and estimates of their effect size may be positively biased (due to publication bias). For all these reasons, methods to increase statistical power are critically important for a robust scientific literature</w:t>
+      </w:r>
+      <w:r>
+        <w:t xml:space="preserve"> </w:t>
+      </w:r>
+      <w:r>
+        <w:t xml:space="preserve">(Cohen 1962; Button et al. 2013)</w:t>
+      </w:r>
+      <w:r>
+        <w:t xml:space="preserve">.</w:t>
+      </w:r>
+    </w:p>
+    <w:p>
+      <w:pPr>
+        <w:pStyle w:val="BodyText"/>
+      </w:pPr>
+      <w:r>
+        <w:t xml:space="preserve">The use of covariates that are measured at baseline (i.e., prior to random assignment/manipulation of the focal IV) has been shown to increase statistical power and reduce Type II errors by accounting for unexplained variance in the outcome that would otherwise be treated as noise in the analysis</w:t>
+      </w:r>
+      <w:r>
+        <w:t xml:space="preserve"> </w:t>
+      </w:r>
+      <w:r>
+        <w:t xml:space="preserve">(Thompson et al. 2015; Adrián V. Hernández, Steyerberg, and Habbema 2004; Adrián V. Hernández, Eijkemans, and Steyerberg 2006; Kahan et al. 2014; Van Breukelen 2006; Egbewale, Lewis, and Sim 2014)</w:t>
+      </w:r>
+      <w:r>
+        <w:t xml:space="preserve">. For example, in the previously described test of the effect of alcohol on stress response, baseline measures of both trait anxiety and fearfulness could be included as covariates. These measures would be expected to correlate with laboratory stress response and therefore reduce variance in stress response that is unrelated to the manipulation to increase statistical power.</w:t>
+      </w:r>
+    </w:p>
+    <w:p>
+      <w:pPr>
+        <w:pStyle w:val="BodyText"/>
+      </w:pPr>
+      <w:r>
+        <w:t xml:space="preserve">However, selection of the optimal covariates to include to increase statistical power is not straightforward. Historically, researchers often iterated over a large set of available covariates and included only those covariates that lowered the p-value for the test of their focal IV. Today, we recognize that this approach, known as p-hacking</w:t>
+      </w:r>
+      <w:r>
+        <w:t xml:space="preserve"> </w:t>
+      </w:r>
+      <w:r>
+        <w:t xml:space="preserve">(Simonsohn, Nelson, and Simmons 2014)</w:t>
+      </w:r>
+      <w:r>
+        <w:t xml:space="preserve">, seriously undermines the statistical validity of the analyses by substantially increasing the probability of type I errors (i.e., rejecting the null hypothesis when it is not false</w:t>
+      </w:r>
+      <w:r>
+        <w:t xml:space="preserve"> </w:t>
+      </w:r>
+      <w:r>
+        <w:t xml:space="preserve">(Simmons, Nelson, and Simonsohn 2011; Ioannidis 2005; Schelchter and Forsythe 1985; Beach and Meier 1989)</w:t>
+      </w:r>
+      <w:r>
+        <w:t xml:space="preserve">). Statistically valid analyses require both low probability of type II errors and control of type I errors at the specified value of alpha (e.g., 0.05).</w:t>
+      </w:r>
+    </w:p>
+    <w:p>
+      <w:pPr>
+        <w:pStyle w:val="BodyText"/>
+      </w:pPr>
+      <w:r>
+        <w:t xml:space="preserve">Given that p-hacking compromises statistical validity, we are left with questions about appropriate covariate selection strategies that both minimize type II errors and control type I errors. A priori, the researcher could decide to avoid the use of covariates altogether with no risk to type I error control. But statistical power would likely be lost by this decision. At the other extreme, the researcher could plan to include all available covariates that are reasonably believed to account for unexplained variance in the outcome in the statistical analysis. This decision, if made a priori, would also not be expected to inflate the type I error rate. However, this approach may not yield optimal statistical power because a subset of these covariates may not manifest strong, or any, relationship with the outcome in any particular study if they have not been previously well-established as robust predictors. Furthermore, available covariates are often correlated with each other (e.g., trait anxiety and fearfulness from the previous example), which reduces their potential benefit in reducing noise relative to their cost to degrees of freedom in the analysis.</w:t>
+      </w:r>
+    </w:p>
+    <w:p>
+      <w:pPr>
+        <w:pStyle w:val="BodyText"/>
+      </w:pPr>
+      <w:r>
+        <w:t xml:space="preserve">Given these previous options, it may be that a data-driven approach to covariate selection could improve statistical validity relative to the a priori all or no covariate approaches. An optimal data-driven covariate selection method may be able to select the covariates that provide the greatest increase in power (e.g., covariates highly correlated with the outcome</w:t>
+      </w:r>
+      <w:r>
+        <w:t xml:space="preserve"> </w:t>
+      </w:r>
+      <w:r>
+        <w:t xml:space="preserve">(Kahan et al. 2014)</w:t>
+      </w:r>
+      <w:r>
+        <w:t xml:space="preserve">) with the lowest cost to degrees of freedom (e.g., by including only covariates that contribute to unique reductions in variance). Of course, statistically valid data-driven approaches must also not nominally inflate the Type I error rate, as occurs with</w:t>
+      </w:r>
+      <w:r>
+        <w:t xml:space="preserve"> </w:t>
+      </w:r>
+      <w:r>
+        <w:rPr>
+          <w:i/>
+          <w:iCs/>
+        </w:rPr>
+        <w:t xml:space="preserve">p</w:t>
+      </w:r>
+      <w:r>
+        <w:t xml:space="preserve">-hacking.</w:t>
+      </w:r>
+    </w:p>
+    <w:p>
+      <w:pPr>
+        <w:pStyle w:val="BodyText"/>
+      </w:pPr>
+      <w:r>
+        <w:t xml:space="preserve">In this study, we use simulation methods to evaluate six data-driven approaches to select an optimal set of covariates when testing the effect of a focal manipulated IV. For each approach, we select covariates that display significant relationships with the outcome variable in covariate</w:t>
+      </w:r>
+      <w:r>
+        <w:t xml:space="preserve"> </w:t>
+      </w:r>
+      <w:r>
+        <w:t xml:space="preserve">“screening models”</w:t>
+      </w:r>
+      <w:r>
+        <w:t xml:space="preserve"> </w:t>
+      </w:r>
+      <w:r>
+        <w:t xml:space="preserve">that are used to identify which covariates to include in the subsequent primary analysis that tests the focal IV. Across these screening models, we consider three modeling approaches (i.e., bivariate regression models that screen each covariate in its own model, multiple regression models that screen all covariates in a single model, and LASSO [INSERT REF] models that screen all covariates in a single model). Across these modeling approaches, we also either include or exclude the focal IV in the screening models for a total of six data-driven approaches. We benchmark these data-driven approaches against the a priori</w:t>
+      </w:r>
+      <w:r>
+        <w:t xml:space="preserve"> </w:t>
+      </w:r>
+      <w:r>
+        <w:t xml:space="preserve">“all covariates”</w:t>
       </w:r>
       <w:r>
         <w:t xml:space="preserve"> </w:t>
@@ -171,187 +225,7 @@
         <w:t xml:space="preserve"> </w:t>
       </w:r>
       <w:r>
-        <w:t xml:space="preserve">can</w:t>
-      </w:r>
-      <w:r>
-        <w:t xml:space="preserve"> </w:t>
-      </w:r>
-      <w:r>
-        <w:t xml:space="preserve">span</w:t>
-      </w:r>
-      <w:r>
-        <w:t xml:space="preserve"> </w:t>
-      </w:r>
-      <w:r>
-        <w:t xml:space="preserve">several</w:t>
-      </w:r>
-      <w:r>
-        <w:t xml:space="preserve"> </w:t>
-      </w:r>
-      <w:r>
-        <w:t xml:space="preserve">lines.</w:t>
-      </w:r>
-    </w:p>
-    <w:bookmarkStart w:id="20" w:name="introduction"/>
-    <w:p>
-      <w:pPr>
-        <w:pStyle w:val="Heading1"/>
-      </w:pPr>
-      <w:r>
-        <w:t xml:space="preserve">Introduction</w:t>
-      </w:r>
-    </w:p>
-    <w:p>
-      <w:pPr>
-        <w:pStyle w:val="FirstParagraph"/>
-      </w:pPr>
-      <w:r>
-        <w:t xml:space="preserve">Research in Psychology is often uses experimental manipulations as a means of establishing causal relationships between a focal independent variable (IV) and a psychological outcome. For example, participants may be randomly assigned to receive a moderate dose of alcohol or placebo to evaluate the effect of alcohol consumption on response to a laboratory stressor (INSERT A COUPLE OF REFS TO OUR STUDIES). [Markus, can you provide a simple second example that focuses on an IV manipulation that is social psych relevant?)</w:t>
-      </w:r>
-    </w:p>
-    <w:p>
-      <w:pPr>
-        <w:pStyle w:val="BodyText"/>
-      </w:pPr>
-      <w:r>
-        <w:t xml:space="preserve">A valid test of the effect of an IV requires adequate statistical power (i.e., low probability of a type II error)</w:t>
-      </w:r>
-      <w:r>
-        <w:t xml:space="preserve"> </w:t>
-      </w:r>
-      <w:r>
-        <w:t xml:space="preserve">(Cohen 1988, 1992)</w:t>
-      </w:r>
-      <w:r>
-        <w:t xml:space="preserve">. By definition, low statistical power is associated with a high probability of a type II error (i.e., failure to reject a false null hypothesis). Significant effects detected by studies with low power often do not replicate due to their low positive predictive value. Furthermore, estimates of the effect size for an IV may be positively biased when derived from studies with low power. For all these reasons, methods to increase statistical power are critically important for a robust scientific literature</w:t>
-      </w:r>
-      <w:r>
-        <w:t xml:space="preserve"> </w:t>
-      </w:r>
-      <w:r>
-        <w:t xml:space="preserve">(Cohen 1962; Button et al. 2013)</w:t>
-      </w:r>
-      <w:r>
-        <w:t xml:space="preserve">.</w:t>
-      </w:r>
-    </w:p>
-    <w:p>
-      <w:pPr>
-        <w:pStyle w:val="BodyText"/>
-      </w:pPr>
-      <w:r>
-        <w:t xml:space="preserve">The use of covariates that are measured at baseline (i.e., prior to random assignment/manipulation of the focal IV) has been shown to increase statistical power and reduce Type II errors by accounting for unexplained variance in the outcome that would otherwise be treated as noise in the analysis</w:t>
-      </w:r>
-      <w:r>
-        <w:t xml:space="preserve"> </w:t>
-      </w:r>
-      <w:r>
-        <w:t xml:space="preserve">(Thompson et al. 2015; Adrián V. Hernández, Steyerberg, and Habbema 2004; Adrián V. Hernández, Eijkemans, and Steyerberg 2006; Kahan et al. 2014; Van Breukelen 2006; Egbewale, Lewis, and Sim 2014)</w:t>
-      </w:r>
-      <w:r>
-        <w:t xml:space="preserve">. For example, in the previously described test of the effect of alcohol on stress response, baseline measures of both trait anxiety and fearfulness could be included as covariates. These measures would be expected to correlate with laboratory stress response and therefore reduce variance in stress response that is unrelated to the manipulation to increase statistical power.</w:t>
-      </w:r>
-    </w:p>
-    <w:p>
-      <w:pPr>
-        <w:pStyle w:val="BodyText"/>
-      </w:pPr>
-      <w:r>
-        <w:t xml:space="preserve">However, selection of the optimal covariates to include to increase statistical power is not straightforward. Historically, researchers often iterated over the set of possible covariates and included only those covariates that lowered the p-value for the test of their focal IV. Today, we recognize that this approach, known as p-hacking</w:t>
-      </w:r>
-      <w:r>
-        <w:t xml:space="preserve"> </w:t>
-      </w:r>
-      <w:r>
-        <w:t xml:space="preserve">(Simonsohn, Nelson, and Simmons 2014)</w:t>
-      </w:r>
-      <w:r>
-        <w:t xml:space="preserve">, seriously undermines the statistical validity of the analyses by substantially increasing the probability of type I errors (i.e., rejecting the null hypothesis when it is not false</w:t>
-      </w:r>
-      <w:r>
-        <w:t xml:space="preserve"> </w:t>
-      </w:r>
-      <w:r>
-        <w:t xml:space="preserve">(Simmons, Nelson, and Simonsohn 2011; Ioannidis 2005; Schelchter and Forsythe 1985; Beach and Meier 1989)</w:t>
-      </w:r>
-      <w:r>
-        <w:t xml:space="preserve">). Statistically valid analyses require both low probability of type II errors and control of type I errors at the specified value of alpha (e.g., 0.05).</w:t>
-      </w:r>
-    </w:p>
-    <w:p>
-      <w:pPr>
-        <w:pStyle w:val="BodyText"/>
-      </w:pPr>
-      <w:r>
-        <w:t xml:space="preserve">Given that p-hacking compromises statistical validity, we are left with questions about appropriate covariate selection strategies that both minimize type II errors and control type I errors. A priori, the researcher could decide to avoid the use of covariates altogether with no risk to type I error control. But statistical power would likely be lost by this decision. At the other extreme, the researcher could plan to include all available covariates that are reasonably believed to account for unexplained variance in the outcome in the statistical analysis. This decision, if made a priori, would also not be expected to inflate the type I error rate. However, this approach may not yield optimal statistical power because a subset of these covariates may not manifest strong, or any, relationship with the outcome in any particular study if they have not been previously well-established as robust predictors. Furthermore, available covariates are often correlated with each other (e.g., trait anxiety and fearfulness from the previous example), which reduces their potential benefit in reducing noise relative to their cost to degrees of freedom in the analysis.</w:t>
-      </w:r>
-    </w:p>
-    <w:p>
-      <w:pPr>
-        <w:pStyle w:val="BodyText"/>
-      </w:pPr>
-      <w:r>
-        <w:t xml:space="preserve">Given these previous options, it may be that a data-driven approach to covariate selection could improve statistical validity relative to the a priori all or no covariate approaches. An optimal data-driven covariate selection method may be able to select the covariates that provide the greatest increase in power (e.g., covariates highly correlated with the outcome</w:t>
-      </w:r>
-      <w:r>
-        <w:t xml:space="preserve"> </w:t>
-      </w:r>
-      <w:r>
-        <w:t xml:space="preserve">(Kahan et al. 2014)</w:t>
-      </w:r>
-      <w:r>
-        <w:t xml:space="preserve">) with the lowest cost to degrees of freedom (e.g., by including covariates that contribute to unique reductions in variance). Of course, spastically valid data-driven approaches must also not nominally inflate the Type I error rate, as occurs with</w:t>
-      </w:r>
-      <w:r>
-        <w:t xml:space="preserve"> </w:t>
-      </w:r>
-      <w:r>
-        <w:rPr>
-          <w:iCs/>
-          <w:i/>
-        </w:rPr>
-        <w:t xml:space="preserve">p</w:t>
-      </w:r>
-      <w:r>
-        <w:t xml:space="preserve">-hacking.</w:t>
-      </w:r>
-    </w:p>
-    <w:p>
-      <w:pPr>
-        <w:pStyle w:val="BodyText"/>
-      </w:pPr>
-      <w:r>
-        <w:t xml:space="preserve">In this study, we use simulation methods to evaluate six data-driven approaches to select an optimal set of covariates when testing the effect of a focal manipulated IV. For each approach, we select covariates that manifest significant relationships with the outcome variable in covariate screening models that are used to identify which covariates to include in the subsequent analysis that tests the focal IV. Across these screening models, we consider three modeling approaches (i.e., bivariate regression models that screen each covariate in its own model, multiple regression models that screen all covariates in a single model, and LASSO models that screen all covariates in a single model). Across these modeling approaches, we either include or exclude the focal IV in the screening models for a total of six data-driven approaches. We benchmark these data-driven approaches against the a priori</w:t>
-      </w:r>
-      <w:r>
-        <w:t xml:space="preserve"> </w:t>
-      </w:r>
-      <w:r>
-        <w:t xml:space="preserve">“</w:t>
-      </w:r>
-      <w:r>
-        <w:t xml:space="preserve">all covariates</w:t>
-      </w:r>
-      <w:r>
-        <w:t xml:space="preserve">”</w:t>
-      </w:r>
-      <w:r>
-        <w:t xml:space="preserve"> </w:t>
-      </w:r>
-      <w:r>
-        <w:t xml:space="preserve">and</w:t>
-      </w:r>
-      <w:r>
-        <w:t xml:space="preserve"> </w:t>
-      </w:r>
-      <w:r>
-        <w:t xml:space="preserve">“</w:t>
-      </w:r>
-      <w:r>
-        <w:t xml:space="preserve">no covariates</w:t>
-      </w:r>
-      <w:r>
-        <w:t xml:space="preserve">”</w:t>
+        <w:t xml:space="preserve">“no covariates”</w:t>
       </w:r>
       <w:r>
         <w:t xml:space="preserve"> </w:t>
@@ -370,13 +244,13 @@
         <w:t xml:space="preserve">Methods</w:t>
       </w:r>
     </w:p>
-    <w:bookmarkStart w:id="23" w:name="covariate-selection-methods"/>
+    <w:bookmarkStart w:id="23" w:name="covariate-selection-approaches"/>
     <w:p>
       <w:pPr>
         <w:pStyle w:val="Heading2"/>
       </w:pPr>
       <w:r>
-        <w:t xml:space="preserve">Covariate Selection Methods</w:t>
+        <w:t xml:space="preserve">Covariate Selection Approaches</w:t>
       </w:r>
     </w:p>
     <w:p>
@@ -391,8 +265,8 @@
       </w:r>
       <w:r>
         <w:rPr>
-          <w:iCs/>
-          <w:i/>
+          <w:i/>
+          <w:iCs/>
         </w:rPr>
         <w:t xml:space="preserve">X</w:t>
       </w:r>
@@ -404,8 +278,8 @@
       </w:r>
       <w:r>
         <w:rPr>
-          <w:iCs/>
-          <w:i/>
+          <w:i/>
+          <w:iCs/>
         </w:rPr>
         <w:t xml:space="preserve">X</w:t>
       </w:r>
@@ -426,23 +300,13 @@
       <w:r>
         <w:t xml:space="preserve">.</w:t>
       </w:r>
-      <w:r>
-        <w:t xml:space="preserve"> </w:t>
-      </w:r>
-      <w:r>
-        <w:t xml:space="preserve"> </w:t>
-      </w:r>
-      <w:r>
-        <w:t xml:space="preserve"> </w:t>
-      </w:r>
     </w:p>
     <w:tbl>
       <w:tblPr>
         <w:tblStyle w:val="Table"/>
         <w:tblW w:type="pct" w:w="5000"/>
+        <w:tblLayout w:type="fixed"/>
         <w:tblLook w:firstRow="0" w:lastRow="0" w:firstColumn="0" w:lastColumn="0" w:noHBand="0" w:noVBand="0" w:val="0000"/>
-        <w:jc w:val="start"/>
-        <w:tblLayout w:type="fixed"/>
       </w:tblPr>
       <w:tblGrid>
         <w:gridCol w:w="7920"/>
@@ -456,7 +320,7 @@
               <w:jc w:val="center"/>
             </w:pPr>
             <w:pPr>
-              <w:jc w:val="start"/>
+              <w:jc w:val="left"/>
               <w:spacing w:before="200"/>
               <w:pStyle w:val="ImageCaption"/>
             </w:pPr>
@@ -469,7 +333,6 @@
               <w:tblStyle w:val="Table"/>
               <w:tblW w:type="auto" w:w="0"/>
               <w:tblLook w:firstRow="1" w:lastRow="0" w:firstColumn="0" w:lastColumn="0" w:noHBand="0" w:noVBand="0" w:val="0020"/>
-              <w:jc w:val="start"/>
             </w:tblPr>
             <w:tblGrid>
               <w:gridCol w:w="3960"/>
@@ -477,7 +340,7 @@
             </w:tblGrid>
             <w:tr>
               <w:trPr>
-                <w:tblHeader w:val="true"/>
+                <w:tblHeader w:val="on"/>
               </w:trPr>
               <w:tc>
                 <w:tcPr/>
@@ -613,7 +476,7 @@
                     <w:jc w:val="center"/>
                   </w:pPr>
                   <w:r>
-                    <w:t xml:space="preserve">A linear model that regresses Y on a single covariate. Covariates are considered one at a time and included in the final model if they yield a significant effect on Y (p</w:t>
+                    <w:t xml:space="preserve">A linear model that regresses Y on a single covariate. Covariates are considered one at a time and included in the final model if they yield a significant effect on Y (p &lt; .05).</w:t>
                   </w:r>
                 </w:p>
               </w:tc>
@@ -641,7 +504,7 @@
                     <w:jc w:val="center"/>
                   </w:pPr>
                   <w:r>
-                    <w:t xml:space="preserve">A linear model that regresses Y on a single covariate and X. Covariates are considered one at a time and included in the final model if they yield a significant effect on Y (p</w:t>
+                    <w:t xml:space="preserve">A linear model that regresses Y on a single covariate and X. Covariates are considered one at a time and included in the final model if they yield a significant effect on Y (p &lt; .05).</w:t>
                   </w:r>
                 </w:p>
               </w:tc>
@@ -669,7 +532,7 @@
                     <w:jc w:val="center"/>
                   </w:pPr>
                   <w:r>
-                    <w:t xml:space="preserve">A full linear model that regresses Y on all available covariates. Covariates that have a statistically significant effect on Y (p</w:t>
+                    <w:t xml:space="preserve">A full linear model that regresses Y on all available covariates. Covariates that have a statistically significant effect on Y (p &lt; .05) are retained.</w:t>
                   </w:r>
                 </w:p>
               </w:tc>
@@ -697,7 +560,7 @@
                     <w:jc w:val="center"/>
                   </w:pPr>
                   <w:r>
-                    <w:t xml:space="preserve">A full linear model that regresses Y on all available covariates and X. Covariates that have a statistically significant effect on Y (p</w:t>
+                    <w:t xml:space="preserve">A full linear model that regresses Y on all available covariates and X. Covariates that have a statistically significant effect on Y (p &lt; .05) when controlling for X are retained.</w:t>
                   </w:r>
                 </w:p>
               </w:tc>
@@ -919,6 +782,9 @@
       <w:r>
         <w:t xml:space="preserve">) effects for the IV. Given that the variance of the outcome variable was set to 1 in all simulations, these parameter values correspond to null, small, and medium Cohen’s d effect sizes (INSERT COHEN 1991 ref).</w:t>
       </w:r>
+      <w:r>
+        <w:t xml:space="preserve"> </w:t>
+      </w:r>
     </w:p>
     <w:p>
       <w:pPr>
@@ -946,7 +812,7 @@
       <w:pPr>
         <w:numPr>
           <w:ilvl w:val="0"/>
-          <w:numId w:val="1001"/>
+          <w:numId w:val="1002"/>
         </w:numPr>
       </w:pPr>
       <w:r>
@@ -957,11 +823,11 @@
       <w:pPr>
         <w:numPr>
           <w:ilvl w:val="0"/>
-          <w:numId w:val="1001"/>
+          <w:numId w:val="1002"/>
         </w:numPr>
       </w:pPr>
       <w:r>
-        <w:t xml:space="preserve">The strength of the relationship between the covariates and Y. All non-zero covariates (see characteristic 3) were given a moderate or large relationship to the outcome (i.e., correlations of 0.3 and 0.5), respectively. Since these covariates are all correlated with the outcome, it is likely they are also correlated with each other. Therefore, we assigned a moderate 0.3 correlation for all relationships among good covariates.</w:t>
+        <w:t xml:space="preserve">The strength of the relationship between the covariates and Y. All non-zero covariates (see characteristic 4) were given a moderate or large relationship to the outcome Y (i.e., correlations of 0.3 and 0.5), respectively. Since these covariates are all correlated with the outcome, it is likely they are also correlated with each other. Therefore, we assigned a moderate 0.3 correlation for all relationships among these non-zero covariates.</w:t>
       </w:r>
       <w:r>
         <w:t xml:space="preserve"> </w:t>
@@ -971,9 +837,8 @@
       <w:tblPr>
         <w:tblStyle w:val="Table"/>
         <w:tblW w:type="pct" w:w="5000"/>
+        <w:tblLayout w:type="fixed"/>
         <w:tblLook w:firstRow="0" w:lastRow="0" w:firstColumn="0" w:lastColumn="0" w:noHBand="0" w:noVBand="0" w:val="0000"/>
-        <w:jc w:val="start"/>
-        <w:tblLayout w:type="fixed"/>
       </w:tblPr>
       <w:tblGrid>
         <w:gridCol w:w="7920"/>
@@ -987,7 +852,7 @@
               <w:jc w:val="center"/>
             </w:pPr>
             <w:pPr>
-              <w:jc w:val="start"/>
+              <w:jc w:val="left"/>
               <w:spacing w:before="200"/>
               <w:pStyle w:val="ImageCaption"/>
             </w:pPr>
@@ -1000,7 +865,6 @@
               <w:tblStyle w:val="Table"/>
               <w:tblW w:type="auto" w:w="0"/>
               <w:tblLook w:firstRow="1" w:lastRow="0" w:firstColumn="0" w:lastColumn="0" w:noHBand="0" w:noVBand="0" w:val="0020"/>
-              <w:jc w:val="start"/>
             </w:tblPr>
             <w:tblGrid>
               <w:gridCol w:w="3960"/>
@@ -1008,7 +872,7 @@
             </w:tblGrid>
             <w:tr>
               <w:trPr>
-                <w:tblHeader w:val="true"/>
+                <w:tblHeader w:val="on"/>
               </w:trPr>
               <w:tc>
                 <w:tcPr/>
@@ -1172,7 +1036,7 @@
                     <w:jc w:val="center"/>
                   </w:pPr>
                   <w:r>
-                    <w:t xml:space="preserve">0.3, 0.5</w:t>
+                    <w:t xml:space="preserve">0.2, 0.5</w:t>
                   </w:r>
                 </w:p>
               </w:tc>
@@ -1224,7 +1088,7 @@
         <w:pStyle w:val="FirstParagraph"/>
       </w:pPr>
       <w:r>
-        <w:t xml:space="preserve">All data analyses were done in R (version 4.4.2).</w:t>
+        <w:t xml:space="preserve">All data analyses were done in R.</w:t>
       </w:r>
       <w:r>
         <w:t xml:space="preserve"> </w:t>
@@ -1247,110 +1111,159 @@
         <w:pStyle w:val="BodyText"/>
       </w:pPr>
       <w:r>
-        <w:t xml:space="preserve">We ran 40,000 simulations for each research context. Within each simulation we generated a unique dataset that consisted of a dichotomous focal variable (</w:t>
-      </w:r>
-      <w:r>
-        <w:rPr>
-          <w:iCs/>
-          <w:i/>
+        <w:t xml:space="preserve">We ran 40,000 simulations for each research context. Within each simulation we generated a unique dataset that consisted of a dichotomous focal independent variable (</w:t>
+      </w:r>
+      <w:r>
+        <w:rPr>
+          <w:i/>
+          <w:iCs/>
         </w:rPr>
         <w:t xml:space="preserve">X</w:t>
       </w:r>
       <w:r>
-        <w:t xml:space="preserve">), varying numbers of quantitative covariates, where a subset are correlated with each other and with</w:t>
-      </w:r>
-      <w:r>
-        <w:t xml:space="preserve"> </w:t>
-      </w:r>
-      <w:r>
-        <w:rPr>
-          <w:iCs/>
-          <w:i/>
+        <w:t xml:space="preserve">), varying numbers of quantitative covariates (</w:t>
+      </w:r>
+      <w:r>
+        <w:rPr>
+          <w:i/>
+          <w:iCs/>
+        </w:rPr>
+        <w:t xml:space="preserve">C</w:t>
+      </w:r>
+      <w:r>
+        <w:t xml:space="preserve">), where a subset are correlated with each other and with the outcome (see Research Contexts section), and a quantitative outcome (</w:t>
+      </w:r>
+      <w:r>
+        <w:rPr>
+          <w:i/>
+          <w:iCs/>
         </w:rPr>
         <w:t xml:space="preserve">Y</w:t>
       </w:r>
       <w:r>
-        <w:t xml:space="preserve"> </w:t>
-      </w:r>
-      <w:r>
-        <w:t xml:space="preserve">(see Research Contexts section), and a quantitative outcome (</w:t>
-      </w:r>
-      <w:r>
-        <w:rPr>
-          <w:iCs/>
-          <w:i/>
+        <w:t xml:space="preserve">) calculated by adding the</w:t>
+      </w:r>
+      <w:r>
+        <w:t xml:space="preserve"> </w:t>
+      </w:r>
+      <w:r>
+        <w:rPr>
+          <w:i/>
+          <w:iCs/>
+        </w:rPr>
+        <w:t xml:space="preserve">X</w:t>
+      </w:r>
+      <w:r>
+        <w:t xml:space="preserve"> </w:t>
+      </w:r>
+      <w:r>
+        <w:t xml:space="preserve">variable multiplied by the effect size (i.e., population parameter) to the</w:t>
+      </w:r>
+      <w:r>
+        <w:t xml:space="preserve"> </w:t>
+      </w:r>
+      <w:r>
+        <w:rPr>
+          <w:i/>
+          <w:iCs/>
         </w:rPr>
         <w:t xml:space="preserve">Y</w:t>
       </w:r>
       <w:r>
-        <w:t xml:space="preserve">) calculated by adding the</w:t>
-      </w:r>
-      <w:r>
-        <w:t xml:space="preserve"> </w:t>
-      </w:r>
-      <w:r>
-        <w:rPr>
-          <w:iCs/>
-          <w:i/>
+        <w:t xml:space="preserve"> </w:t>
+      </w:r>
+      <w:r>
+        <w:t xml:space="preserve">generated from the correlation matrix with the covariates. We fit models from our nine approaches on each simulated dataset. From each model we saved the parameter estimate for</w:t>
+      </w:r>
+      <w:r>
+        <w:t xml:space="preserve"> </w:t>
+      </w:r>
+      <w:r>
+        <w:rPr>
+          <w:i/>
+          <w:iCs/>
         </w:rPr>
         <w:t xml:space="preserve">X</w:t>
       </w:r>
       <w:r>
-        <w:t xml:space="preserve"> </w:t>
-      </w:r>
-      <w:r>
-        <w:t xml:space="preserve">variable multiplied by the effect size (i.e., population parameter) to the</w:t>
-      </w:r>
-      <w:r>
-        <w:t xml:space="preserve"> </w:t>
-      </w:r>
-      <w:r>
-        <w:rPr>
-          <w:iCs/>
-          <w:i/>
+        <w:t xml:space="preserve">, the p-value for its statistical test against 0, and the conclusion (reject or fail to reject) using alpha = 0.05.</w:t>
+      </w:r>
+    </w:p>
+    <w:p>
+      <w:pPr>
+        <w:pStyle w:val="BodyText"/>
+      </w:pPr>
+      <w:r>
+        <w:t xml:space="preserve">For research contexts where the population parameter for</w:t>
+      </w:r>
+      <w:r>
+        <w:t xml:space="preserve"> </w:t>
+      </w:r>
+      <w:r>
+        <w:rPr>
+          <w:i/>
+          <w:iCs/>
+        </w:rPr>
+        <w:t xml:space="preserve">X</w:t>
+      </w:r>
+      <w:r>
+        <w:t xml:space="preserve"> </w:t>
+      </w:r>
+      <w:r>
+        <w:t xml:space="preserve">is 0 (i.e.,</w:t>
+      </w:r>
+      <w:r>
+        <w:t xml:space="preserve"> </w:t>
+      </w:r>
+      <w:r>
+        <w:rPr>
+          <w:i/>
+          <w:iCs/>
+        </w:rPr>
+        <w:t xml:space="preserve">X</w:t>
+      </w:r>
+      <w:r>
+        <w:t xml:space="preserve"> </w:t>
+      </w:r>
+      <w:r>
+        <w:t xml:space="preserve">has no effect on</w:t>
+      </w:r>
+      <w:r>
+        <w:t xml:space="preserve"> </w:t>
+      </w:r>
+      <w:r>
+        <w:rPr>
+          <w:i/>
+          <w:iCs/>
         </w:rPr>
         <w:t xml:space="preserve">Y</w:t>
       </w:r>
       <w:r>
-        <w:t xml:space="preserve"> </w:t>
-      </w:r>
-      <w:r>
-        <w:t xml:space="preserve">generated from the correlation matrix with the covariates. We fit models from our nine methods on each simulated dataset. From each model we saved out the parameter estimate, standard error, and p-value for</w:t>
-      </w:r>
-      <w:r>
-        <w:t xml:space="preserve"> </w:t>
-      </w:r>
-      <w:r>
-        <w:rPr>
-          <w:iCs/>
-          <w:i/>
+        <w:t xml:space="preserve">), we report the Type I error rate for each method both across and within research contexts. For research contexts where the population parameter for</w:t>
+      </w:r>
+      <w:r>
+        <w:t xml:space="preserve"> </w:t>
+      </w:r>
+      <w:r>
+        <w:rPr>
+          <w:i/>
+          <w:iCs/>
         </w:rPr>
         <w:t xml:space="preserve">X</w:t>
       </w:r>
       <w:r>
-        <w:t xml:space="preserve">.</w:t>
-      </w:r>
-      <w:r>
-        <w:t xml:space="preserve"> </w:t>
-      </w:r>
-      <w:r>
-        <w:t xml:space="preserve"> </w:t>
-      </w:r>
-    </w:p>
-    <w:p>
-      <w:pPr>
-        <w:pStyle w:val="BodyText"/>
-      </w:pPr>
-      <w:r>
-        <w:t xml:space="preserve">For research contexts where the population parameter for</w:t>
-      </w:r>
-      <w:r>
-        <w:t xml:space="preserve"> </w:t>
-      </w:r>
-      <w:r>
-        <w:rPr>
-          <w:iCs/>
-          <w:i/>
+        <w:t xml:space="preserve"> </w:t>
+      </w:r>
+      <w:r>
+        <w:t xml:space="preserve">is 0.2 or 0.5 (i.e.,</w:t>
+      </w:r>
+      <w:r>
+        <w:t xml:space="preserve"> </w:t>
+      </w:r>
+      <w:r>
+        <w:rPr>
+          <w:i/>
+          <w:iCs/>
         </w:rPr>
         <w:t xml:space="preserve">X</w:t>
       </w:r>
@@ -1358,15 +1271,28 @@
         <w:t xml:space="preserve"> </w:t>
       </w:r>
       <w:r>
-        <w:t xml:space="preserve">is 0 (i.e.,</w:t>
-      </w:r>
-      <w:r>
-        <w:t xml:space="preserve"> </w:t>
-      </w:r>
-      <w:r>
-        <w:rPr>
-          <w:iCs/>
-          <w:i/>
+        <w:t xml:space="preserve">has an effect on</w:t>
+      </w:r>
+      <w:r>
+        <w:t xml:space="preserve"> </w:t>
+      </w:r>
+      <w:r>
+        <w:rPr>
+          <w:i/>
+          <w:iCs/>
+        </w:rPr>
+        <w:t xml:space="preserve">Y</w:t>
+      </w:r>
+      <w:r>
+        <w:t xml:space="preserve">), we report the Type II error rate for each method across and within research contexts. We also provide sampling distributions of the parameter estimate for</w:t>
+      </w:r>
+      <w:r>
+        <w:t xml:space="preserve"> </w:t>
+      </w:r>
+      <w:r>
+        <w:rPr>
+          <w:i/>
+          <w:iCs/>
         </w:rPr>
         <w:t xml:space="preserve">X</w:t>
       </w:r>
@@ -1374,81 +1300,10 @@
         <w:t xml:space="preserve"> </w:t>
       </w:r>
       <w:r>
-        <w:t xml:space="preserve">has no effect on</w:t>
-      </w:r>
-      <w:r>
-        <w:t xml:space="preserve"> </w:t>
-      </w:r>
-      <w:r>
-        <w:rPr>
-          <w:iCs/>
-          <w:i/>
-        </w:rPr>
-        <w:t xml:space="preserve">Y</w:t>
-      </w:r>
-      <w:r>
-        <w:t xml:space="preserve">), we report the Type I error rate for each method both across and within research contexts. For research contexts where the population parameter for</w:t>
-      </w:r>
-      <w:r>
-        <w:t xml:space="preserve"> </w:t>
-      </w:r>
-      <w:r>
-        <w:rPr>
-          <w:iCs/>
-          <w:i/>
-        </w:rPr>
-        <w:t xml:space="preserve">X</w:t>
-      </w:r>
-      <w:r>
-        <w:t xml:space="preserve"> </w:t>
-      </w:r>
-      <w:r>
-        <w:t xml:space="preserve">is 0.2 or 0.5 (i.e.,</w:t>
-      </w:r>
-      <w:r>
-        <w:t xml:space="preserve"> </w:t>
-      </w:r>
-      <w:r>
-        <w:rPr>
-          <w:iCs/>
-          <w:i/>
-        </w:rPr>
-        <w:t xml:space="preserve">X</w:t>
-      </w:r>
-      <w:r>
-        <w:t xml:space="preserve"> </w:t>
-      </w:r>
-      <w:r>
-        <w:t xml:space="preserve">has an effect on</w:t>
-      </w:r>
-      <w:r>
-        <w:t xml:space="preserve"> </w:t>
-      </w:r>
-      <w:r>
-        <w:rPr>
-          <w:iCs/>
-          <w:i/>
-        </w:rPr>
-        <w:t xml:space="preserve">Y</w:t>
-      </w:r>
-      <w:r>
-        <w:t xml:space="preserve">), we report the Type II error rate for each method across and within research contexts. We also provide sampling distributions of the parameter estimate for</w:t>
-      </w:r>
-      <w:r>
-        <w:t xml:space="preserve"> </w:t>
-      </w:r>
-      <w:r>
-        <w:rPr>
-          <w:iCs/>
-          <w:i/>
-        </w:rPr>
-        <w:t xml:space="preserve">X</w:t>
-      </w:r>
-      <w:r>
-        <w:t xml:space="preserve"> </w:t>
-      </w:r>
-      <w:r>
         <w:t xml:space="preserve">across research contexts for each method, separately by true effect size (0, 0.2, and 0.5). Detailed tables of range and average error rates for each research context and true and false positive rates for covariates are available in the supplement.</w:t>
+      </w:r>
+      <w:r>
+        <w:t xml:space="preserve"> </w:t>
       </w:r>
     </w:p>
     <w:bookmarkEnd w:id="27"/>
@@ -1476,15 +1331,15 @@
         <w:pStyle w:val="FirstParagraph"/>
       </w:pPr>
       <w:r>
-        <w:t xml:space="preserve">Since this is simulation study, we were able to set the true population parameter for</w:t>
-      </w:r>
-      <w:r>
-        <w:t xml:space="preserve"> </w:t>
-      </w:r>
-      <w:r>
-        <w:rPr>
-          <w:iCs/>
-          <w:i/>
+        <w:t xml:space="preserve">Given our use of simulated datasets, we were able to set the true population parameter for</w:t>
+      </w:r>
+      <w:r>
+        <w:t xml:space="preserve"> </w:t>
+      </w:r>
+      <w:r>
+        <w:rPr>
+          <w:i/>
+          <w:iCs/>
         </w:rPr>
         <w:t xml:space="preserve">X</w:t>
       </w:r>
@@ -1521,7 +1376,7 @@
         </m:r>
       </m:oMath>
       <w:r>
-        <w:t xml:space="preserve">). Therefore, any significant result found was a Type I error.</w:t>
+        <w:t xml:space="preserve">). Therefore, any significant result was a Type I error.</w:t>
       </w:r>
       <w:r>
         <w:t xml:space="preserve"> </w:t>
@@ -1538,15 +1393,15 @@
         <w:t xml:space="preserve"> </w:t>
       </w:r>
       <w:r>
-        <w:t xml:space="preserve">shows the average Type I error rate across all research contexts for each method. The p-hacking method for selecting covariates, unsurprisingly led to a highly inflated Type I error rate, consistent with the extant research published in the last several years on the connection between researcher degrees of freedom and false positives. Most other methods remained around the expected .05 threshold. There was some elevation in Type I errors for methods that controlled for</w:t>
-      </w:r>
-      <w:r>
-        <w:t xml:space="preserve"> </w:t>
-      </w:r>
-      <w:r>
-        <w:rPr>
-          <w:iCs/>
-          <w:i/>
+        <w:t xml:space="preserve">shows the average Type I error rate across all research contexts for each approach. The p-hacking approach for selecting covariates, unsurprisingly led to a highly inflated mean Type I error rate across contexts, consistent with the extant research published in the last several years on the connection between researcher degrees of freedom and false positives. The other approaches were at or near the expected error rate of alpha = .05 across the relatively broad range of research context characteristics we considered. Specifically, the two a priori selection approaches and the data-driven selection approaches that did not include</w:t>
+      </w:r>
+      <w:r>
+        <w:t xml:space="preserve"> </w:t>
+      </w:r>
+      <w:r>
+        <w:rPr>
+          <w:i/>
+          <w:iCs/>
         </w:rPr>
         <w:t xml:space="preserve">X</w:t>
       </w:r>
@@ -1554,16 +1409,31 @@
         <w:t xml:space="preserve"> </w:t>
       </w:r>
       <w:r>
-        <w:t xml:space="preserve">compared to those, however, it is not clear that these differences are substantial.</w:t>
+        <w:t xml:space="preserve">in the screening model displayed average Type I error rates of exactly .05. The data-driven approaches that did include</w:t>
+      </w:r>
+      <w:r>
+        <w:t xml:space="preserve"> </w:t>
+      </w:r>
+      <w:r>
+        <w:rPr>
+          <w:i/>
+          <w:iCs/>
+        </w:rPr>
+        <w:t xml:space="preserve">X</w:t>
+      </w:r>
+      <w:r>
+        <w:t xml:space="preserve"> </w:t>
+      </w:r>
+      <w:r>
+        <w:t xml:space="preserve">in the screening model displayed slightly increased (&lt;= .06) average Type I error rates across contexts.</w:t>
       </w:r>
     </w:p>
     <w:tbl>
       <w:tblPr>
         <w:tblStyle w:val="Table"/>
         <w:tblW w:type="pct" w:w="5000"/>
+        <w:tblLayout w:type="fixed"/>
         <w:tblLook w:firstRow="0" w:lastRow="0" w:firstColumn="0" w:lastColumn="0" w:noHBand="0" w:noVBand="0" w:val="0000"/>
-        <w:jc w:val="start"/>
-        <w:tblLayout w:type="fixed"/>
       </w:tblPr>
       <w:tblGrid>
         <w:gridCol w:w="7920"/>
@@ -1625,7 +1495,7 @@
               <w:jc w:val="center"/>
             </w:pPr>
             <w:pPr>
-              <w:jc w:val="start"/>
+              <w:jc w:val="left"/>
               <w:spacing w:before="200"/>
               <w:pStyle w:val="ImageCaption"/>
             </w:pPr>
@@ -1668,7 +1538,7 @@
         <w:pStyle w:val="BodyText"/>
       </w:pPr>
       <w:r>
-        <w:t xml:space="preserve">We assessed Type I error by individual research context and found several patterns (</w:t>
+        <w:t xml:space="preserve">We next assessed how Type I error rates varied by specific dimensions of our research contexts and noted several patterns (</w:t>
       </w:r>
       <w:hyperlink w:anchor="fig-type1-panel">
         <w:r>
@@ -1679,91 +1549,194 @@
         </w:r>
       </w:hyperlink>
       <w:r>
-        <w:t xml:space="preserve">). First, small sample sizes are more susceptible to inflated Type I error rates when using covariate selection methods that control for</w:t>
-      </w:r>
-      <w:r>
-        <w:t xml:space="preserve"> </w:t>
-      </w:r>
-      <w:r>
-        <w:rPr>
-          <w:iCs/>
-          <w:i/>
+        <w:t xml:space="preserve">). First, the magnitude of Type I error rate inflation for the p-hacking approach was substantially increased with increasing number of available covariates, larger correlations between the covariates and</w:t>
+      </w:r>
+      <w:r>
+        <w:t xml:space="preserve"> </w:t>
+      </w:r>
+      <w:r>
+        <w:rPr>
+          <w:i/>
+          <w:iCs/>
+        </w:rPr>
+        <w:t xml:space="preserve">Y</w:t>
+      </w:r>
+      <w:r>
+        <w:t xml:space="preserve"> </w:t>
+      </w:r>
+      <w:r>
+        <w:t xml:space="preserve">(i.e.,</w:t>
+      </w:r>
+      <w:r>
+        <w:t xml:space="preserve"> </w:t>
+      </w:r>
+      <m:oMath>
+        <m:sSub>
+          <m:e>
+            <m:r>
+              <m:t>r</m:t>
+            </m:r>
+          </m:e>
+          <m:sub>
+            <m:r>
+              <m:t>c</m:t>
+            </m:r>
+            <m:r>
+              <m:t>o</m:t>
+            </m:r>
+            <m:r>
+              <m:t>v</m:t>
+            </m:r>
+            <m:r>
+              <m:rPr>
+                <m:sty m:val="p"/>
+              </m:rPr>
+              <m:t>−</m:t>
+            </m:r>
+            <m:r>
+              <m:t>Y</m:t>
+            </m:r>
+          </m:sub>
+        </m:sSub>
+      </m:oMath>
+      <w:r>
+        <w:t xml:space="preserve"> </w:t>
+      </w:r>
+      <w:r>
+        <w:t xml:space="preserve">= 0.5), higher proportion of available covariates with non-zero correlations with</w:t>
+      </w:r>
+      <w:r>
+        <w:t xml:space="preserve"> </w:t>
+      </w:r>
+      <w:r>
+        <w:rPr>
+          <w:i/>
+          <w:iCs/>
+        </w:rPr>
+        <w:t xml:space="preserve">Y</w:t>
+      </w:r>
+      <w:r>
+        <w:t xml:space="preserve">, and smaller sample sizes. The Type I error rate for p-hacking reached XXXXX in the worst case context (N = 50, 20 available covariates with</w:t>
+      </w:r>
+      <w:r>
+        <w:t xml:space="preserve"> </w:t>
+      </w:r>
+      <m:oMath>
+        <m:sSub>
+          <m:e>
+            <m:r>
+              <m:t>r</m:t>
+            </m:r>
+          </m:e>
+          <m:sub>
+            <m:r>
+              <m:t>c</m:t>
+            </m:r>
+            <m:r>
+              <m:t>o</m:t>
+            </m:r>
+            <m:r>
+              <m:t>v</m:t>
+            </m:r>
+            <m:r>
+              <m:rPr>
+                <m:sty m:val="p"/>
+              </m:rPr>
+              <m:t>−</m:t>
+            </m:r>
+            <m:r>
+              <m:t>Y</m:t>
+            </m:r>
+          </m:sub>
+        </m:sSub>
+      </m:oMath>
+      <w:r>
+        <w:t xml:space="preserve"> </w:t>
+      </w:r>
+      <w:r>
+        <w:t xml:space="preserve">= 0.5 for 75% of the covariate set; SEE SUPPLEMENTAL TABLE XX).</w:t>
+      </w:r>
+    </w:p>
+    <w:p>
+      <w:pPr>
+        <w:pStyle w:val="BodyText"/>
+      </w:pPr>
+      <w:r>
+        <w:t xml:space="preserve">In contrast, to the p-hacking approach, the Type I error rates remained constant at .05 across all research context dimensions for the a prior approaches and the data-driven approaches that did not include</w:t>
+      </w:r>
+      <w:r>
+        <w:t xml:space="preserve"> </w:t>
+      </w:r>
+      <w:r>
+        <w:rPr>
+          <w:i/>
+          <w:iCs/>
         </w:rPr>
         <w:t xml:space="preserve">X</w:t>
       </w:r>
       <w:r>
-        <w:t xml:space="preserve">. As sample sizes get larger (i.e.,</w:t>
-      </w:r>
-      <w:r>
-        <w:t xml:space="preserve"> </w:t>
-      </w:r>
-      <w:r>
-        <w:rPr>
-          <w:iCs/>
-          <w:i/>
-        </w:rPr>
-        <w:t xml:space="preserve">n</w:t>
-      </w:r>
-      <w:r>
-        <w:t xml:space="preserve"> </w:t>
-      </w:r>
-      <w:r>
-        <w:t xml:space="preserve">= 300), the methods become comparable. Second, as the number of available covariates to select from increases, Type I error rate increases for covariate selection methods that control for</w:t>
-      </w:r>
-      <w:r>
-        <w:t xml:space="preserve"> </w:t>
-      </w:r>
-      <w:r>
-        <w:rPr>
-          <w:iCs/>
-          <w:i/>
+        <w:t xml:space="preserve">. Among the data driven approaches that did include</w:t>
+      </w:r>
+      <w:r>
+        <w:t xml:space="preserve"> </w:t>
+      </w:r>
+      <w:r>
+        <w:rPr>
+          <w:i/>
+          <w:iCs/>
         </w:rPr>
         <w:t xml:space="preserve">X</w:t>
       </w:r>
       <w:r>
-        <w:t xml:space="preserve">, such as all covariates linear model with</w:t>
-      </w:r>
-      <w:r>
-        <w:t xml:space="preserve"> </w:t>
-      </w:r>
-      <w:r>
-        <w:rPr>
-          <w:iCs/>
-          <w:i/>
+        <w:t xml:space="preserve">, small increases in Type I error rates were observed as the sample size decreased and the number of available covariates increased. However, Type I error rate inflation remained modest for these approaches even at the extremes of these two dimensions (up to XX at N = 50 and up to XX with 20 covariates). And in the worst case context at the intersection of these dimensions error rates only reached XX for XX, XX for XX and XX for XX. Neither the magnitude</w:t>
+      </w:r>
+      <w:r>
+        <w:t xml:space="preserve"> </w:t>
+      </w:r>
+      <m:oMath>
+        <m:sSub>
+          <m:e>
+            <m:r>
+              <m:t>r</m:t>
+            </m:r>
+          </m:e>
+          <m:sub>
+            <m:r>
+              <m:t>c</m:t>
+            </m:r>
+            <m:r>
+              <m:t>o</m:t>
+            </m:r>
+            <m:r>
+              <m:t>v</m:t>
+            </m:r>
+            <m:r>
+              <m:rPr>
+                <m:sty m:val="p"/>
+              </m:rPr>
+              <m:t>−</m:t>
+            </m:r>
+            <m:r>
+              <m:t>Y</m:t>
+            </m:r>
+          </m:sub>
+        </m:sSub>
+      </m:oMath>
+      <w:r>
+        <w:t xml:space="preserve"> </w:t>
+      </w:r>
+      <w:r>
+        <w:t xml:space="preserve">nor the proportion of available covariates with non-zero correlations with Y appears to have any systematic impact on the Type I error rates for the data-driven approaches that included</w:t>
+      </w:r>
+      <w:r>
+        <w:t xml:space="preserve"> </w:t>
+      </w:r>
+      <w:r>
+        <w:rPr>
+          <w:i/>
+          <w:iCs/>
         </w:rPr>
         <w:t xml:space="preserve">X</w:t>
-      </w:r>
-      <w:r>
-        <w:t xml:space="preserve"> </w:t>
-      </w:r>
-      <w:r>
-        <w:t xml:space="preserve">and all covariates LASSO with</w:t>
-      </w:r>
-      <w:r>
-        <w:t xml:space="preserve"> </w:t>
-      </w:r>
-      <w:r>
-        <w:rPr>
-          <w:iCs/>
-          <w:i/>
-        </w:rPr>
-        <w:t xml:space="preserve">X</w:t>
-      </w:r>
-      <w:r>
-        <w:t xml:space="preserve">, and to a lesser degree single covariate linear model. Third, there appeared to be no definitive pattern in Type I error rate as the proportion of good covariates increased</w:t>
-      </w:r>
-      <w:r>
-        <w:t xml:space="preserve">. Similarly, we did not see changes in Type I error rate as function of the correlation strength between covariates and</w:t>
-      </w:r>
-      <w:r>
-        <w:t xml:space="preserve"> </w:t>
-      </w:r>
-      <w:r>
-        <w:rPr>
-          <w:iCs/>
-          <w:i/>
-        </w:rPr>
-        <w:t xml:space="preserve">Y</w:t>
       </w:r>
       <w:r>
         <w:t xml:space="preserve">.</w:t>
@@ -1773,9 +1746,8 @@
       <w:tblPr>
         <w:tblStyle w:val="Table"/>
         <w:tblW w:type="pct" w:w="5000"/>
+        <w:tblLayout w:type="fixed"/>
         <w:tblLook w:firstRow="0" w:lastRow="0" w:firstColumn="0" w:lastColumn="0" w:noHBand="0" w:noVBand="0" w:val="0000"/>
-        <w:jc w:val="start"/>
-        <w:tblLayout w:type="fixed"/>
       </w:tblPr>
       <w:tblGrid>
         <w:gridCol w:w="7920"/>
@@ -1837,7 +1809,7 @@
               <w:jc w:val="center"/>
             </w:pPr>
             <w:pPr>
-              <w:jc w:val="start"/>
+              <w:jc w:val="left"/>
               <w:spacing w:before="200"/>
               <w:pStyle w:val="ImageCaption"/>
             </w:pPr>
@@ -1897,8 +1869,8 @@
       </w:r>
       <w:r>
         <w:rPr>
-          <w:iCs/>
-          <w:i/>
+          <w:i/>
+          <w:iCs/>
         </w:rPr>
         <w:t xml:space="preserve">X</w:t>
       </w:r>
@@ -1913,8 +1885,8 @@
       </w:r>
       <w:r>
         <w:rPr>
-          <w:iCs/>
-          <w:i/>
+          <w:i/>
+          <w:iCs/>
         </w:rPr>
         <w:t xml:space="preserve">Y</w:t>
       </w:r>
@@ -1977,7 +1949,68 @@
         </m:r>
       </m:oMath>
       <w:r>
-        <w:t xml:space="preserve">). Any non-significant result found indicated a Type II error. Stronger statistical methods will have lower Type II error (implying greater statistical power). Since we demonstrated that p-hacking substantially inflates Type I error, making it a statistically invalid method for covariate selection, we do not evaluate Type II Error for this method.</w:t>
+        <w:t xml:space="preserve">). Given that we set the standard deviation of</w:t>
+      </w:r>
+      <w:r>
+        <w:t xml:space="preserve"> </w:t>
+      </w:r>
+      <w:r>
+        <w:rPr>
+          <w:i/>
+          <w:iCs/>
+        </w:rPr>
+        <w:t xml:space="preserve">Y</w:t>
+      </w:r>
+      <w:r>
+        <w:t xml:space="preserve"> </w:t>
+      </w:r>
+      <w:r>
+        <w:t xml:space="preserve">to equal 1, these represented contexts where</w:t>
+      </w:r>
+      <w:r>
+        <w:t xml:space="preserve"> </w:t>
+      </w:r>
+      <w:r>
+        <w:rPr>
+          <w:i/>
+          <w:iCs/>
+        </w:rPr>
+        <w:t xml:space="preserve">X</w:t>
+      </w:r>
+      <w:r>
+        <w:t xml:space="preserve"> </w:t>
+      </w:r>
+      <w:r>
+        <w:t xml:space="preserve">had a small (Cohen’s d = .2) or moderate (Cohen’s d = .5) effect on</w:t>
+      </w:r>
+      <w:r>
+        <w:t xml:space="preserve"> </w:t>
+      </w:r>
+      <w:r>
+        <w:rPr>
+          <w:i/>
+          <w:iCs/>
+        </w:rPr>
+        <w:t xml:space="preserve">Y</w:t>
+      </w:r>
+      <w:r>
+        <w:t xml:space="preserve">. In these simulations, non-significant effects for</w:t>
+      </w:r>
+      <w:r>
+        <w:t xml:space="preserve"> </w:t>
+      </w:r>
+      <w:r>
+        <w:rPr>
+          <w:i/>
+          <w:iCs/>
+        </w:rPr>
+        <w:t xml:space="preserve">X</w:t>
+      </w:r>
+      <w:r>
+        <w:t xml:space="preserve"> </w:t>
+      </w:r>
+      <w:r>
+        <w:t xml:space="preserve">were, by definition, Type II errors. Given the substantial problems with Type I error rate inflation noted above, we do not consider the p-hacking approach to be viable and therefore did not evaluate Type II error rates for this approach.</w:t>
       </w:r>
     </w:p>
     <w:p>
@@ -1996,15 +2029,15 @@
         <w:t xml:space="preserve"> </w:t>
       </w:r>
       <w:r>
-        <w:t xml:space="preserve">shows the average Type II error rate across all research contexts for each method. Using no covariates results in the highest Type II error highlighting the importance of covariates for detecting true effects. Type II error rates trended lower for covariate selection methods that controlled for</w:t>
-      </w:r>
-      <w:r>
-        <w:t xml:space="preserve"> </w:t>
-      </w:r>
-      <w:r>
-        <w:rPr>
-          <w:iCs/>
-          <w:i/>
+        <w:t xml:space="preserve">shows the average Type II error rate across all research contexts for each approach. The a priori no covariates approach displayed the highest average Type II error, which reinforces the value of using covariates to increase statistical power to detect true effects. Among the approaches that used covariates, the data-driven approaches generally produced modestly lower average Type II error rates than the a priori all covariates approach. Furthermore, the data-driven approaches that included</w:t>
+      </w:r>
+      <w:r>
+        <w:t xml:space="preserve"> </w:t>
+      </w:r>
+      <w:r>
+        <w:rPr>
+          <w:i/>
+          <w:iCs/>
         </w:rPr>
         <w:t xml:space="preserve">X</w:t>
       </w:r>
@@ -2012,32 +2045,31 @@
         <w:t xml:space="preserve"> </w:t>
       </w:r>
       <w:r>
-        <w:t xml:space="preserve">compared to those that did not control for</w:t>
-      </w:r>
-      <w:r>
-        <w:t xml:space="preserve"> </w:t>
-      </w:r>
-      <w:r>
-        <w:rPr>
-          <w:iCs/>
-          <w:i/>
+        <w:t xml:space="preserve">displayed modestly lower average Type II error rates than the comparable approach that did not include</w:t>
+      </w:r>
+      <w:r>
+        <w:t xml:space="preserve"> </w:t>
+      </w:r>
+      <w:r>
+        <w:rPr>
+          <w:i/>
+          <w:iCs/>
         </w:rPr>
         <w:t xml:space="preserve">X</w:t>
       </w:r>
       <w:r>
-        <w:t xml:space="preserve">.</w:t>
-      </w:r>
-      <w:r>
-        <w:t xml:space="preserve"> </w:t>
+        <w:t xml:space="preserve"> </w:t>
+      </w:r>
+      <w:r>
+        <w:t xml:space="preserve">in the screening model.</w:t>
       </w:r>
     </w:p>
     <w:tbl>
       <w:tblPr>
         <w:tblStyle w:val="Table"/>
         <w:tblW w:type="pct" w:w="5000"/>
+        <w:tblLayout w:type="fixed"/>
         <w:tblLook w:firstRow="0" w:lastRow="0" w:firstColumn="0" w:lastColumn="0" w:noHBand="0" w:noVBand="0" w:val="0000"/>
-        <w:jc w:val="start"/>
-        <w:tblLayout w:type="fixed"/>
       </w:tblPr>
       <w:tblGrid>
         <w:gridCol w:w="7920"/>
@@ -2099,7 +2131,7 @@
               <w:jc w:val="center"/>
             </w:pPr>
             <w:pPr>
-              <w:jc w:val="start"/>
+              <w:jc w:val="left"/>
               <w:spacing w:before="200"/>
               <w:pStyle w:val="ImageCaption"/>
             </w:pPr>
@@ -2160,8 +2192,8 @@
       </w:r>
       <w:r>
         <w:rPr>
-          <w:iCs/>
-          <w:i/>
+          <w:i/>
+          <w:iCs/>
         </w:rPr>
         <w:t xml:space="preserve">X</w:t>
       </w:r>
@@ -2176,8 +2208,8 @@
       </w:r>
       <w:r>
         <w:rPr>
-          <w:iCs/>
-          <w:i/>
+          <w:i/>
+          <w:iCs/>
         </w:rPr>
         <w:t xml:space="preserve">X</w:t>
       </w:r>
@@ -2189,8 +2221,8 @@
       </w:r>
       <w:r>
         <w:rPr>
-          <w:iCs/>
-          <w:i/>
+          <w:i/>
+          <w:iCs/>
         </w:rPr>
         <w:t xml:space="preserve">X</w:t>
       </w:r>
@@ -2205,8 +2237,8 @@
       </w:r>
       <w:r>
         <w:rPr>
-          <w:iCs/>
-          <w:i/>
+          <w:i/>
+          <w:iCs/>
         </w:rPr>
         <w:t xml:space="preserve">X</w:t>
       </w:r>
@@ -2221,9 +2253,8 @@
       <w:tblPr>
         <w:tblStyle w:val="Table"/>
         <w:tblW w:type="pct" w:w="5000"/>
+        <w:tblLayout w:type="fixed"/>
         <w:tblLook w:firstRow="0" w:lastRow="0" w:firstColumn="0" w:lastColumn="0" w:noHBand="0" w:noVBand="0" w:val="0000"/>
-        <w:jc w:val="start"/>
-        <w:tblLayout w:type="fixed"/>
       </w:tblPr>
       <w:tblGrid>
         <w:gridCol w:w="7920"/>
@@ -2247,7 +2278,7 @@
                     <a:graphicData uri="http://schemas.openxmlformats.org/drawingml/2006/picture">
                       <pic:pic>
                         <pic:nvPicPr>
-                          <pic:cNvPr descr="index_files/figure-docx/notebooks-mak_figures-fig-panel-2-output-2.png" id="47" name="Picture"/>
+                          <pic:cNvPr descr="index_files/figure-docx/notebooks-mak_figures-fig-panel-2-output-1.png" id="47" name="Picture"/>
                           <pic:cNvPicPr>
                             <a:picLocks noChangeArrowheads="1" noChangeAspect="1"/>
                           </pic:cNvPicPr>
@@ -2285,7 +2316,7 @@
               <w:jc w:val="center"/>
             </w:pPr>
             <w:pPr>
-              <w:jc w:val="start"/>
+              <w:jc w:val="left"/>
               <w:spacing w:before="200"/>
               <w:pStyle w:val="ImageCaption"/>
             </w:pPr>
@@ -2337,6 +2368,12 @@
       <w:pPr>
         <w:pStyle w:val="FirstParagraph"/>
       </w:pPr>
+      <w:r>
+        <w:t xml:space="preserve">When the assumptions of the general linear model are met, parameter estimates are unbiased and the sampling distribution for these parameter estimates follow the t-distribution.</w:t>
+      </w:r>
+      <w:r>
+        <w:t xml:space="preserve"> </w:t>
+      </w:r>
       <w:hyperlink w:anchor="tbl-est">
         <w:r>
           <w:rPr>
@@ -2356,8 +2393,8 @@
       </w:r>
       <w:r>
         <w:rPr>
-          <w:iCs/>
-          <w:i/>
+          <w:i/>
+          <w:iCs/>
         </w:rPr>
         <w:t xml:space="preserve">X</w:t>
       </w:r>
@@ -2365,7 +2402,7 @@
         <w:t xml:space="preserve"> </w:t>
       </w:r>
       <w:r>
-        <w:t xml:space="preserve">for all nine methods separately by effect size (</w:t>
+        <w:t xml:space="preserve">for all approaches separately by effect size (</w:t>
       </w:r>
       <m:oMath>
         <m:sSub>
@@ -2449,16 +2486,44 @@
         </m:r>
       </m:oMath>
       <w:r>
-        <w:t xml:space="preserve">). All methods yield unbiased estimates when the effect size is 0. When there is a non-zero effect, p-hacking methods notably inflate the effect size. Other data-driven methods that do not control for X yield slightly biased parameter estimates. Sampling distributions of parameter estimates are available in the supplement.</w:t>
+        <w:t xml:space="preserve">). We present sampling distributions for the parameter estimates in the supplement. All approaches yielded unbiased estimates when the true effect size is 0 but the shape of the sampling distribution for the p-hacking approach was distorted (bi-modal). When there is a true non-zero effect, the a priori approaches and the data-driven approaches that include</w:t>
+      </w:r>
+      <w:r>
+        <w:t xml:space="preserve"> </w:t>
+      </w:r>
+      <w:r>
+        <w:rPr>
+          <w:i/>
+          <w:iCs/>
+        </w:rPr>
+        <w:t xml:space="preserve">X</w:t>
+      </w:r>
+      <w:r>
+        <w:t xml:space="preserve"> </w:t>
+      </w:r>
+      <w:r>
+        <w:t xml:space="preserve">yielded unbiased parameter estimates, whereas there was slight conservative (under-estimation) bias in the parameter estimates for the data-driven approaches that do not include</w:t>
+      </w:r>
+      <w:r>
+        <w:t xml:space="preserve"> </w:t>
+      </w:r>
+      <w:r>
+        <w:rPr>
+          <w:i/>
+          <w:iCs/>
+        </w:rPr>
+        <w:t xml:space="preserve">X</w:t>
+      </w:r>
+      <w:r>
+        <w:t xml:space="preserve">. In contrast, p-hacking yielded more substantial optimistic (over-estimation) bias in the parameter estimates when there is a non-zero effect.</w:t>
       </w:r>
     </w:p>
     <w:tbl>
       <w:tblPr>
         <w:tblStyle w:val="Table"/>
         <w:tblW w:type="pct" w:w="5000"/>
+        <w:tblLayout w:type="fixed"/>
         <w:tblLook w:firstRow="0" w:lastRow="0" w:firstColumn="0" w:lastColumn="0" w:noHBand="0" w:noVBand="0" w:val="0000"/>
-        <w:jc w:val="start"/>
-        <w:tblLayout w:type="fixed"/>
       </w:tblPr>
       <w:tblGrid>
         <w:gridCol w:w="7920"/>
@@ -2472,7 +2537,7 @@
               <w:jc w:val="center"/>
             </w:pPr>
             <w:pPr>
-              <w:jc w:val="start"/>
+              <w:jc w:val="left"/>
               <w:spacing w:before="200"/>
               <w:pStyle w:val="ImageCaption"/>
             </w:pPr>
@@ -2485,7 +2550,6 @@
               <w:tblStyle w:val="Table"/>
               <w:tblW w:type="auto" w:w="0"/>
               <w:tblLook w:firstRow="1" w:lastRow="0" w:firstColumn="0" w:lastColumn="0" w:noHBand="0" w:noVBand="0" w:val="0020"/>
-              <w:jc w:val="start"/>
             </w:tblPr>
             <w:tblGrid>
               <w:gridCol w:w="1980"/>
@@ -2495,7 +2559,7 @@
             </w:tblGrid>
             <w:tr>
               <w:trPr>
-                <w:tblHeader w:val="true"/>
+                <w:tblHeader w:val="on"/>
               </w:trPr>
               <w:tc>
                 <w:tcPr/>
@@ -2519,7 +2583,7 @@
                     <w:jc w:val="center"/>
                   </w:pPr>
                   <w:r>
-                    <w:t xml:space="preserve">No effect</w:t>
+                    <w:t xml:space="preserve">No effect (b = 0)</w:t>
                   </w:r>
                 </w:p>
               </w:tc>
@@ -2532,7 +2596,7 @@
                     <w:jc w:val="center"/>
                   </w:pPr>
                   <w:r>
-                    <w:t xml:space="preserve">d = .2</w:t>
+                    <w:t xml:space="preserve">b = .2</w:t>
                   </w:r>
                 </w:p>
               </w:tc>
@@ -2545,7 +2609,7 @@
                     <w:jc w:val="center"/>
                   </w:pPr>
                   <w:r>
-                    <w:t xml:space="preserve">d = .5</w:t>
+                    <w:t xml:space="preserve">b = .5</w:t>
                   </w:r>
                 </w:p>
               </w:tc>
@@ -3203,8 +3267,8 @@
       </w:r>
       <w:r>
         <w:rPr>
-          <w:iCs/>
-          <w:i/>
+          <w:i/>
+          <w:iCs/>
         </w:rPr>
         <w:t xml:space="preserve">N</w:t>
       </w:r>
@@ -3213,13 +3277,13 @@
       </w:r>
       <w:r>
         <w:rPr>
-          <w:iCs/>
-          <w:i/>
+          <w:i/>
+          <w:iCs/>
         </w:rPr>
         <w:t xml:space="preserve">N</w:t>
       </w:r>
       <w:r>
-        <w:t xml:space="preserve">=50, 4 covariates), we observed similar rates of 10.3% (range: 8.4%-13.5%). However, our simulations suggest this estimate may gravely underestimate the magnitude of the problem of p-hacking. It is more realistic that researchers must choose from several candidate covariates. Even when the number of available covariates is modest (i.e., 8-12), our results show that Type I error rates increase to 17.6% (range: 9.4%-32.9%) across contexts. When selecting among 16-20 covariates, Type I error rates, on average, reach a 2.5-fold increase from the 4-covariate context (26.9%, range: 13.9%-46.2%).</w:t>
+        <w:t xml:space="preserve">=50, 4 covariates), we observed similar rates of 10.3% (range: 5.6%-15.2%). However, our simulations suggest this estimate may gravely underestimate the magnitude of the problem of p-hacking. It is more realistic that researchers can choose from several to many available candidate covariates. Even when the number of available covariates is modest (i.e., 8-12), our results show that Type I error rates increase to 19.1% (range: 12.1%-27.5%) across contexts. When selecting among 16-20 covariates, Type I error rates, on average, reach nearly a 3-fold increase from our 4-covariate context (29.4%, range: 21.7%-38.3%).</w:t>
       </w:r>
     </w:p>
     <w:p>
@@ -3227,15 +3291,15 @@
         <w:pStyle w:val="BodyText"/>
       </w:pPr>
       <w:r>
-        <w:t xml:space="preserve">When covariates were completely withheld (i.e., no covariates method), simulated models yielded an average Type I error rate of .05 and unbiased parameter estimates. However, this approach also showed a meaningfully higher Type II error rate compared to the other methods. This is not surprising. Adding covariates correlated with the outcome and uncorrelated with</w:t>
-      </w:r>
-      <w:r>
-        <w:t xml:space="preserve"> </w:t>
-      </w:r>
-      <w:r>
-        <w:rPr>
-          <w:iCs/>
-          <w:i/>
+        <w:t xml:space="preserve">When covariates were not used at all (i.e., a priori no covariates method), simulated models yielded an average Type I error rate of .05 and an unbiased parameter estimate of the X effect. However, this approach had a meaningfully higher Type II error rate compared to the other methods. This is not surprising. Adding covariates correlated with the outcome and uncorrelated with</w:t>
+      </w:r>
+      <w:r>
+        <w:t xml:space="preserve"> </w:t>
+      </w:r>
+      <w:r>
+        <w:rPr>
+          <w:i/>
+          <w:iCs/>
         </w:rPr>
         <w:t xml:space="preserve">X</w:t>
       </w:r>
@@ -3247,13 +3311,13 @@
       </w:r>
       <w:r>
         <w:rPr>
-          <w:iCs/>
-          <w:i/>
+          <w:i/>
+          <w:iCs/>
         </w:rPr>
         <w:t xml:space="preserve">N</w:t>
       </w:r>
       <w:r>
-        <w:t xml:space="preserve">=150-400) where degrees of freedom can afford the cost of additional parameters, and in situations where there are many covariates to choose from with strong correlations to the outcome, where covariates have the most opportunity to reduce unexplained variance in the outcome.</w:t>
+        <w:t xml:space="preserve">=150-400) where degrees of freedom can afford the cost of additional parameters, and in situations where there are many covariates to choose from with strong correlations to the outcome, where covariates have the most opportunity to reduce unexplained variance in the outcome. We believe that these data provide strong evidence to support the use of covariates when available.</w:t>
       </w:r>
     </w:p>
     <w:p>
@@ -3261,15 +3325,15 @@
         <w:pStyle w:val="BodyText"/>
       </w:pPr>
       <w:r>
-        <w:t xml:space="preserve">In many instances, using all available covariates selected a priori to data analysis is a reasonable option. Our simulated models showed consistent average Type I error rates of .05 and unbiased parameter estimates. Additionally, on average Type II error rates were only about 2% higher than some of the best performing data-driven selection methods (i.e., all covariates LASSO with</w:t>
-      </w:r>
-      <w:r>
-        <w:t xml:space="preserve"> </w:t>
-      </w:r>
-      <w:r>
-        <w:rPr>
-          <w:iCs/>
-          <w:i/>
+        <w:t xml:space="preserve">In many instances, using all available covariates selected a priori to data analysis is a reasonable option. Our simulated models showed consistent average Type I error rates of .05 and unbiased parameter for X. Additionally, on average Type II error rates were only about 1.5-2% higher than some of the best performing data-driven selection methods (i.e., all covariates LASSO with</w:t>
+      </w:r>
+      <w:r>
+        <w:t xml:space="preserve"> </w:t>
+      </w:r>
+      <w:r>
+        <w:rPr>
+          <w:i/>
+          <w:iCs/>
         </w:rPr>
         <w:t xml:space="preserve">X</w:t>
       </w:r>
@@ -3284,13 +3348,13 @@
       </w:r>
       <w:r>
         <w:rPr>
-          <w:iCs/>
-          <w:i/>
+          <w:i/>
+          <w:iCs/>
         </w:rPr>
         <w:t xml:space="preserve">X</w:t>
       </w:r>
       <w:r>
-        <w:t xml:space="preserve">). Using all available covariates is easiest because it eliminates the need for selection. However, in certain contexts, such as with small sample sizes or large numbers of covariates this difference is no longer trivial, with some data-driven selection methods yielding Type II error rates as much as 9% lower than the all covariates method. These findings are concerning in that it is not uncommon in psychological research to have 20+ covariates available. Moreover, the high cost of running experimental studies may confine researchers to smaller than ideal sample sizes. Moreover, even with an adequate sample size and modest number of covariates, it may not be wise to walk away from any power to detect an effect.</w:t>
+        <w:t xml:space="preserve">). Using all available covariates is easiest because it eliminates the need for selection. However, in certain contexts, such as with small sample sizes or large numbers of covariates this difference is no longer trivial, with some data-driven selection methods yielding Type II error rates as much as 7% lower than the all covariates method. These findings are concerning in that it is not uncommon in psychological research to have 20+ covariates available. Moreover, the high cost of running experimental studies may confine researchers to smaller than ideal sample sizes. Moreover, even with an adequate sample size and modest number of covariates, it may not be wise to walk away from any power to detect an effect.</w:t>
       </w:r>
       <w:r>
         <w:t xml:space="preserve"> </w:t>
@@ -3308,8 +3372,8 @@
       </w:r>
       <w:r>
         <w:rPr>
-          <w:iCs/>
-          <w:i/>
+          <w:i/>
+          <w:iCs/>
         </w:rPr>
         <w:t xml:space="preserve">X</w:t>
       </w:r>
@@ -3321,8 +3385,8 @@
       </w:r>
       <w:r>
         <w:rPr>
-          <w:iCs/>
-          <w:i/>
+          <w:i/>
+          <w:iCs/>
         </w:rPr>
         <w:t xml:space="preserve">X</w:t>
       </w:r>
@@ -3337,8 +3401,8 @@
       </w:r>
       <w:r>
         <w:rPr>
-          <w:iCs/>
-          <w:i/>
+          <w:i/>
+          <w:iCs/>
         </w:rPr>
         <w:t xml:space="preserve">X</w:t>
       </w:r>
@@ -3361,8 +3425,8 @@
       </w:r>
       <w:r>
         <w:rPr>
-          <w:iCs/>
-          <w:i/>
+          <w:i/>
+          <w:iCs/>
         </w:rPr>
         <w:t xml:space="preserve">X</w:t>
       </w:r>
@@ -3388,8 +3452,8 @@
       </w:r>
       <w:r>
         <w:rPr>
-          <w:iCs/>
-          <w:i/>
+          <w:i/>
+          <w:iCs/>
         </w:rPr>
         <w:t xml:space="preserve">X</w:t>
       </w:r>
@@ -3404,8 +3468,8 @@
       </w:r>
       <w:r>
         <w:rPr>
-          <w:iCs/>
-          <w:i/>
+          <w:i/>
+          <w:iCs/>
         </w:rPr>
         <w:t xml:space="preserve">X</w:t>
       </w:r>
@@ -3420,8 +3484,8 @@
       </w:r>
       <w:r>
         <w:rPr>
-          <w:iCs/>
-          <w:i/>
+          <w:i/>
+          <w:iCs/>
         </w:rPr>
         <w:t xml:space="preserve">X</w:t>
       </w:r>
@@ -3433,8 +3497,8 @@
       </w:r>
       <w:r>
         <w:rPr>
-          <w:iCs/>
-          <w:i/>
+          <w:i/>
+          <w:iCs/>
         </w:rPr>
         <w:t xml:space="preserve">X</w:t>
       </w:r>
@@ -3457,8 +3521,8 @@
       </w:r>
       <w:r>
         <w:rPr>
-          <w:iCs/>
-          <w:i/>
+          <w:i/>
+          <w:iCs/>
         </w:rPr>
         <w:t xml:space="preserve">X</w:t>
       </w:r>
@@ -3487,8 +3551,8 @@
       </w:r>
       <w:r>
         <w:rPr>
-          <w:iCs/>
-          <w:i/>
+          <w:i/>
+          <w:iCs/>
         </w:rPr>
         <w:t xml:space="preserve">X</w:t>
       </w:r>
@@ -3511,8 +3575,8 @@
       </w:r>
       <w:r>
         <w:rPr>
-          <w:iCs/>
-          <w:i/>
+          <w:i/>
+          <w:iCs/>
         </w:rPr>
         <w:t xml:space="preserve">X</w:t>
       </w:r>
@@ -3553,8 +3617,8 @@
       </w:r>
       <w:r>
         <w:rPr>
-          <w:iCs/>
-          <w:i/>
+          <w:i/>
+          <w:iCs/>
         </w:rPr>
         <w:t xml:space="preserve">Controlled Clinical Trials</w:t>
       </w:r>
@@ -3599,8 +3663,8 @@
       </w:r>
       <w:r>
         <w:rPr>
-          <w:iCs/>
-          <w:i/>
+          <w:i/>
+          <w:iCs/>
         </w:rPr>
         <w:t xml:space="preserve">Nature Reviews Neuroscience</w:t>
       </w:r>
@@ -3693,8 +3757,8 @@
       </w:r>
       <w:r>
         <w:rPr>
-          <w:iCs/>
-          <w:i/>
+          <w:i/>
+          <w:iCs/>
         </w:rPr>
         <w:t xml:space="preserve">The Journal of Abnormal and Social Psychology</w:t>
       </w:r>
@@ -3733,50 +3797,50 @@
       </w:r>
       <w:r>
         <w:rPr>
-          <w:iCs/>
-          <w:i/>
+          <w:i/>
+          <w:iCs/>
         </w:rPr>
         <w:t xml:space="preserve">Statistical</w:t>
       </w:r>
       <w:r>
         <w:rPr>
-          <w:iCs/>
-          <w:i/>
-        </w:rPr>
-        <w:t xml:space="preserve"> </w:t>
-      </w:r>
-      <w:r>
-        <w:rPr>
-          <w:iCs/>
-          <w:i/>
+          <w:i/>
+          <w:iCs/>
+        </w:rPr>
+        <w:t xml:space="preserve"> </w:t>
+      </w:r>
+      <w:r>
+        <w:rPr>
+          <w:i/>
+          <w:iCs/>
         </w:rPr>
         <w:t xml:space="preserve">Power Analysis</w:t>
       </w:r>
       <w:r>
         <w:rPr>
-          <w:iCs/>
-          <w:i/>
-        </w:rPr>
-        <w:t xml:space="preserve"> </w:t>
-      </w:r>
-      <w:r>
-        <w:rPr>
-          <w:iCs/>
-          <w:i/>
+          <w:i/>
+          <w:iCs/>
+        </w:rPr>
+        <w:t xml:space="preserve"> </w:t>
+      </w:r>
+      <w:r>
+        <w:rPr>
+          <w:i/>
+          <w:iCs/>
         </w:rPr>
         <w:t xml:space="preserve">for the</w:t>
       </w:r>
       <w:r>
         <w:rPr>
-          <w:iCs/>
-          <w:i/>
-        </w:rPr>
-        <w:t xml:space="preserve"> </w:t>
-      </w:r>
-      <w:r>
-        <w:rPr>
-          <w:iCs/>
-          <w:i/>
+          <w:i/>
+          <w:iCs/>
+        </w:rPr>
+        <w:t xml:space="preserve"> </w:t>
+      </w:r>
+      <w:r>
+        <w:rPr>
+          <w:i/>
+          <w:iCs/>
         </w:rPr>
         <w:t xml:space="preserve">Behavioral Sciences</w:t>
       </w:r>
@@ -3804,8 +3868,8 @@
       </w:r>
       <w:r>
         <w:rPr>
-          <w:iCs/>
-          <w:i/>
+          <w:i/>
+          <w:iCs/>
         </w:rPr>
         <w:t xml:space="preserve">Psychological Bulletin</w:t>
       </w:r>
@@ -3836,8 +3900,8 @@
       </w:r>
       <w:r>
         <w:rPr>
-          <w:iCs/>
-          <w:i/>
+          <w:i/>
+          <w:iCs/>
         </w:rPr>
         <w:t xml:space="preserve">BMC Medical Research Methodology</w:t>
       </w:r>
@@ -3900,8 +3964,8 @@
       </w:r>
       <w:r>
         <w:rPr>
-          <w:iCs/>
-          <w:i/>
+          <w:i/>
+          <w:iCs/>
         </w:rPr>
         <w:t xml:space="preserve">Annals of Epidemiology</w:t>
       </w:r>
@@ -3946,8 +4010,8 @@
       </w:r>
       <w:r>
         <w:rPr>
-          <w:iCs/>
-          <w:i/>
+          <w:i/>
+          <w:iCs/>
         </w:rPr>
         <w:t xml:space="preserve">Journal of Clinical Epidemiology</w:t>
       </w:r>
@@ -3992,8 +4056,8 @@
       </w:r>
       <w:r>
         <w:rPr>
-          <w:iCs/>
-          <w:i/>
+          <w:i/>
+          <w:iCs/>
         </w:rPr>
         <w:t xml:space="preserve">PLoS Medicine</w:t>
       </w:r>
@@ -4038,8 +4102,8 @@
       </w:r>
       <w:r>
         <w:rPr>
-          <w:iCs/>
-          <w:i/>
+          <w:i/>
+          <w:iCs/>
         </w:rPr>
         <w:t xml:space="preserve">Trials</w:t>
       </w:r>
@@ -4084,8 +4148,8 @@
       </w:r>
       <w:r>
         <w:rPr>
-          <w:iCs/>
-          <w:i/>
+          <w:i/>
+          <w:iCs/>
         </w:rPr>
         <w:t xml:space="preserve">Communications in Statistics - Theory and Methods</w:t>
       </w:r>
@@ -4130,8 +4194,8 @@
       </w:r>
       <w:r>
         <w:rPr>
-          <w:iCs/>
-          <w:i/>
+          <w:i/>
+          <w:iCs/>
         </w:rPr>
         <w:t xml:space="preserve">Psychological Science</w:t>
       </w:r>
@@ -4188,8 +4252,8 @@
       </w:r>
       <w:r>
         <w:rPr>
-          <w:iCs/>
-          <w:i/>
+          <w:i/>
+          <w:iCs/>
         </w:rPr>
         <w:t xml:space="preserve">Journal of Experimental Psychology: General</w:t>
       </w:r>
@@ -4234,8 +4298,8 @@
       </w:r>
       <w:r>
         <w:rPr>
-          <w:iCs/>
-          <w:i/>
+          <w:i/>
+          <w:iCs/>
         </w:rPr>
         <w:t xml:space="preserve">Journal of Clinical Epidemiology</w:t>
       </w:r>
@@ -4289,8 +4353,8 @@
       </w:r>
       <w:r>
         <w:rPr>
-          <w:iCs/>
-          <w:i/>
+          <w:i/>
+          <w:iCs/>
         </w:rPr>
         <w:t xml:space="preserve">Journal of Clinical Epidemiology</w:t>
       </w:r>
@@ -4304,7 +4368,11 @@
     <w:bookmarkEnd w:id="84"/>
     <w:bookmarkEnd w:id="85"/>
     <w:bookmarkEnd w:id="86"/>
-    <w:sectPr/>
+    <w:sectPr>
+      <w:footnotePr>
+        <w:numRestart w:val="eachSect"/>
+      </w:footnotePr>
+    </w:sectPr>
   </w:body>
 </w:document>
 </file>
@@ -4335,14 +4403,14 @@
 <file path=word/numbering.xml><?xml version="1.0" encoding="utf-8"?>
 <w:numbering xmlns:w="http://schemas.openxmlformats.org/wordprocessingml/2006/main">
   <w:abstractNum w:abstractNumId="990">
-    <w:nsid w:val="A990"/>
+    <w:nsid w:val="0000A990"/>
     <w:multiLevelType w:val="multilevel"/>
     <w:lvl w:ilvl="0">
       <w:numFmt w:val="bullet"/>
       <w:lvlText w:val=" "/>
       <w:lvlJc w:val="left"/>
       <w:pPr>
-        <w:ind w:left="720" w:hanging="480"/>
+        <w:ind w:left="720" w:hanging="360"/>
       </w:pPr>
     </w:lvl>
     <w:lvl w:ilvl="1">
@@ -4350,7 +4418,7 @@
       <w:lvlText w:val=" "/>
       <w:lvlJc w:val="left"/>
       <w:pPr>
-        <w:ind w:left="1440" w:hanging="480"/>
+        <w:ind w:left="1440" w:hanging="360"/>
       </w:pPr>
     </w:lvl>
     <w:lvl w:ilvl="2">
@@ -4358,7 +4426,7 @@
       <w:lvlText w:val=" "/>
       <w:lvlJc w:val="left"/>
       <w:pPr>
-        <w:ind w:left="2160" w:hanging="480"/>
+        <w:ind w:left="2160" w:hanging="360"/>
       </w:pPr>
     </w:lvl>
     <w:lvl w:ilvl="3">
@@ -4366,7 +4434,7 @@
       <w:lvlText w:val=" "/>
       <w:lvlJc w:val="left"/>
       <w:pPr>
-        <w:ind w:left="2880" w:hanging="480"/>
+        <w:ind w:left="2880" w:hanging="360"/>
       </w:pPr>
     </w:lvl>
     <w:lvl w:ilvl="4">
@@ -4374,7 +4442,7 @@
       <w:lvlText w:val=" "/>
       <w:lvlJc w:val="left"/>
       <w:pPr>
-        <w:ind w:left="3600" w:hanging="480"/>
+        <w:ind w:left="3600" w:hanging="360"/>
       </w:pPr>
     </w:lvl>
     <w:lvl w:ilvl="5">
@@ -4382,7 +4450,7 @@
       <w:lvlText w:val=" "/>
       <w:lvlJc w:val="left"/>
       <w:pPr>
-        <w:ind w:left="4320" w:hanging="480"/>
+        <w:ind w:left="4320" w:hanging="360"/>
       </w:pPr>
     </w:lvl>
     <w:lvl w:ilvl="6">
@@ -4390,7 +4458,7 @@
       <w:lvlText w:val=" "/>
       <w:lvlJc w:val="left"/>
       <w:pPr>
-        <w:ind w:left="5040" w:hanging="480"/>
+        <w:ind w:left="5040" w:hanging="360"/>
       </w:pPr>
     </w:lvl>
     <w:lvl w:ilvl="7">
@@ -4398,7 +4466,7 @@
       <w:lvlText w:val=" "/>
       <w:lvlJc w:val="left"/>
       <w:pPr>
-        <w:ind w:left="5760" w:hanging="480"/>
+        <w:ind w:left="5760" w:hanging="360"/>
       </w:pPr>
     </w:lvl>
     <w:lvl w:ilvl="8">
@@ -4406,12 +4474,12 @@
       <w:lvlText w:val=" "/>
       <w:lvlJc w:val="left"/>
       <w:pPr>
-        <w:ind w:left="6480" w:hanging="480"/>
+        <w:ind w:left="6480" w:hanging="360"/>
       </w:pPr>
     </w:lvl>
   </w:abstractNum>
   <w:abstractNum w:abstractNumId="99411">
-    <w:nsid w:val="A99411"/>
+    <w:nsid w:val="00A99411"/>
     <w:multiLevelType w:val="multilevel"/>
     <w:lvl w:ilvl="0">
       <w:start w:val="1"/>
@@ -4419,7 +4487,7 @@
       <w:lvlText w:val="%1."/>
       <w:lvlJc w:val="left"/>
       <w:pPr>
-        <w:ind w:left="720" w:hanging="480"/>
+        <w:ind w:left="720" w:hanging="360"/>
       </w:pPr>
     </w:lvl>
     <w:lvl w:ilvl="1">
@@ -4428,7 +4496,7 @@
       <w:lvlText w:val="%2."/>
       <w:lvlJc w:val="left"/>
       <w:pPr>
-        <w:ind w:left="1440" w:hanging="480"/>
+        <w:ind w:left="1440" w:hanging="360"/>
       </w:pPr>
     </w:lvl>
     <w:lvl w:ilvl="2">
@@ -4437,7 +4505,7 @@
       <w:lvlText w:val="%3."/>
       <w:lvlJc w:val="left"/>
       <w:pPr>
-        <w:ind w:left="2160" w:hanging="480"/>
+        <w:ind w:left="2160" w:hanging="360"/>
       </w:pPr>
     </w:lvl>
     <w:lvl w:ilvl="3">
@@ -4446,7 +4514,7 @@
       <w:lvlText w:val="%4."/>
       <w:lvlJc w:val="left"/>
       <w:pPr>
-        <w:ind w:left="2880" w:hanging="480"/>
+        <w:ind w:left="2880" w:hanging="360"/>
       </w:pPr>
     </w:lvl>
     <w:lvl w:ilvl="4">
@@ -4455,7 +4523,7 @@
       <w:lvlText w:val="%5."/>
       <w:lvlJc w:val="left"/>
       <w:pPr>
-        <w:ind w:left="3600" w:hanging="480"/>
+        <w:ind w:left="3600" w:hanging="360"/>
       </w:pPr>
     </w:lvl>
     <w:lvl w:ilvl="5">
@@ -4464,7 +4532,7 @@
       <w:lvlText w:val="%6."/>
       <w:lvlJc w:val="left"/>
       <w:pPr>
-        <w:ind w:left="4320" w:hanging="480"/>
+        <w:ind w:left="4320" w:hanging="360"/>
       </w:pPr>
     </w:lvl>
     <w:lvl w:ilvl="6">
@@ -4473,7 +4541,7 @@
       <w:lvlText w:val="%7."/>
       <w:lvlJc w:val="left"/>
       <w:pPr>
-        <w:ind w:left="5040" w:hanging="480"/>
+        <w:ind w:left="5040" w:hanging="360"/>
       </w:pPr>
     </w:lvl>
     <w:lvl w:ilvl="7">
@@ -4482,7 +4550,7 @@
       <w:lvlText w:val="%8."/>
       <w:lvlJc w:val="left"/>
       <w:pPr>
-        <w:ind w:left="5760" w:hanging="480"/>
+        <w:ind w:left="5760" w:hanging="360"/>
       </w:pPr>
     </w:lvl>
     <w:lvl w:ilvl="8">
@@ -4491,7 +4559,92 @@
       <w:lvlText w:val="%9."/>
       <w:lvlJc w:val="left"/>
       <w:pPr>
-        <w:ind w:left="6480" w:hanging="480"/>
+        <w:ind w:left="6480" w:hanging="360"/>
+      </w:pPr>
+    </w:lvl>
+  </w:abstractNum>
+  <w:abstractNum w:abstractNumId="99414">
+    <w:nsid w:val="00A99414"/>
+    <w:multiLevelType w:val="multilevel"/>
+    <w:lvl w:ilvl="0">
+      <w:start w:val="4"/>
+      <w:numFmt w:val="decimal"/>
+      <w:lvlText w:val="%1."/>
+      <w:lvlJc w:val="left"/>
+      <w:pPr>
+        <w:ind w:left="720" w:hanging="360"/>
+      </w:pPr>
+    </w:lvl>
+    <w:lvl w:ilvl="1">
+      <w:start w:val="4"/>
+      <w:numFmt w:val="decimal"/>
+      <w:lvlText w:val="%2."/>
+      <w:lvlJc w:val="left"/>
+      <w:pPr>
+        <w:ind w:left="1440" w:hanging="360"/>
+      </w:pPr>
+    </w:lvl>
+    <w:lvl w:ilvl="2">
+      <w:start w:val="4"/>
+      <w:numFmt w:val="decimal"/>
+      <w:lvlText w:val="%3."/>
+      <w:lvlJc w:val="left"/>
+      <w:pPr>
+        <w:ind w:left="2160" w:hanging="360"/>
+      </w:pPr>
+    </w:lvl>
+    <w:lvl w:ilvl="3">
+      <w:start w:val="4"/>
+      <w:numFmt w:val="decimal"/>
+      <w:lvlText w:val="%4."/>
+      <w:lvlJc w:val="left"/>
+      <w:pPr>
+        <w:ind w:left="2880" w:hanging="360"/>
+      </w:pPr>
+    </w:lvl>
+    <w:lvl w:ilvl="4">
+      <w:start w:val="4"/>
+      <w:numFmt w:val="decimal"/>
+      <w:lvlText w:val="%5."/>
+      <w:lvlJc w:val="left"/>
+      <w:pPr>
+        <w:ind w:left="3600" w:hanging="360"/>
+      </w:pPr>
+    </w:lvl>
+    <w:lvl w:ilvl="5">
+      <w:start w:val="4"/>
+      <w:numFmt w:val="decimal"/>
+      <w:lvlText w:val="%6."/>
+      <w:lvlJc w:val="left"/>
+      <w:pPr>
+        <w:ind w:left="4320" w:hanging="360"/>
+      </w:pPr>
+    </w:lvl>
+    <w:lvl w:ilvl="6">
+      <w:start w:val="4"/>
+      <w:numFmt w:val="decimal"/>
+      <w:lvlText w:val="%7."/>
+      <w:lvlJc w:val="left"/>
+      <w:pPr>
+        <w:ind w:left="5040" w:hanging="360"/>
+      </w:pPr>
+    </w:lvl>
+    <w:lvl w:ilvl="7">
+      <w:start w:val="4"/>
+      <w:numFmt w:val="decimal"/>
+      <w:lvlText w:val="%8."/>
+      <w:lvlJc w:val="left"/>
+      <w:pPr>
+        <w:ind w:left="5760" w:hanging="360"/>
+      </w:pPr>
+    </w:lvl>
+    <w:lvl w:ilvl="8">
+      <w:start w:val="4"/>
+      <w:numFmt w:val="decimal"/>
+      <w:lvlText w:val="%9."/>
+      <w:lvlJc w:val="left"/>
+      <w:pPr>
+        <w:ind w:left="6480" w:hanging="360"/>
       </w:pPr>
     </w:lvl>
   </w:abstractNum>
@@ -4528,6 +4681,36 @@
       <w:startOverride w:val="1"/>
     </w:lvlOverride>
   </w:num>
+  <w:num w:numId="1002">
+    <w:abstractNumId w:val="99414"/>
+    <w:lvlOverride w:ilvl="0">
+      <w:startOverride w:val="4"/>
+    </w:lvlOverride>
+    <w:lvlOverride w:ilvl="1">
+      <w:startOverride w:val="4"/>
+    </w:lvlOverride>
+    <w:lvlOverride w:ilvl="2">
+      <w:startOverride w:val="4"/>
+    </w:lvlOverride>
+    <w:lvlOverride w:ilvl="3">
+      <w:startOverride w:val="4"/>
+    </w:lvlOverride>
+    <w:lvlOverride w:ilvl="4">
+      <w:startOverride w:val="4"/>
+    </w:lvlOverride>
+    <w:lvlOverride w:ilvl="5">
+      <w:startOverride w:val="4"/>
+    </w:lvlOverride>
+    <w:lvlOverride w:ilvl="6">
+      <w:startOverride w:val="4"/>
+    </w:lvlOverride>
+    <w:lvlOverride w:ilvl="7">
+      <w:startOverride w:val="4"/>
+    </w:lvlOverride>
+    <w:lvlOverride w:ilvl="8">
+      <w:startOverride w:val="4"/>
+    </w:lvlOverride>
+  </w:num>
 </w:numbering>
 </file>
 
@@ -4557,10 +4740,10 @@
     <w:name w:val="Body Text"/>
     <w:basedOn w:val="Normal"/>
     <w:link w:val="BodyTextChar"/>
+    <w:qFormat/>
     <w:pPr>
       <w:spacing w:after="180" w:before="180"/>
     </w:pPr>
-    <w:qFormat/>
   </w:style>
   <w:style w:customStyle="1" w:styleId="FirstParagraph" w:type="paragraph">
     <w:name w:val="First Paragraph"/>
@@ -4580,57 +4763,94 @@
     <w:name w:val="Title"/>
     <w:basedOn w:val="Normal"/>
     <w:next w:val="BodyText"/>
+    <w:link w:val="TitleChar"/>
+    <w:uiPriority w:val="10"/>
     <w:qFormat/>
+    <w:rsid w:val="00A10FD9"/>
     <w:pPr>
-      <w:keepNext/>
-      <w:keepLines/>
-      <w:spacing w:after="240" w:before="480"/>
+      <w:spacing w:after="80" w:line="240" w:lineRule="auto"/>
+      <w:contextualSpacing/>
       <w:jc w:val="center"/>
     </w:pPr>
     <w:rPr>
       <w:rFonts w:asciiTheme="majorHAnsi" w:cstheme="majorBidi" w:eastAsiaTheme="majorEastAsia" w:hAnsiTheme="majorHAnsi"/>
-      <w:b/>
-      <w:bCs/>
-      <w:color w:themeColor="accent1" w:themeShade="B5" w:val="345A8A"/>
-      <w:sz w:val="36"/>
-      <w:szCs w:val="36"/>
+      <w:sz w:val="56"/>
+      <w:szCs w:val="56"/>
+    </w:rPr>
+  </w:style>
+  <w:style w:customStyle="1" w:styleId="TitleChar" w:type="character">
+    <w:name w:val="Title Char"/>
+    <w:basedOn w:val="DefaultParagraphFont"/>
+    <w:link w:val="Title"/>
+    <w:uiPriority w:val="10"/>
+    <w:rsid w:val="00A10FD9"/>
+    <w:rPr>
+      <w:rFonts w:asciiTheme="majorHAnsi" w:cstheme="majorBidi" w:eastAsiaTheme="majorEastAsia" w:hAnsiTheme="majorHAnsi"/>
+      <w:sz w:val="56"/>
+      <w:szCs w:val="56"/>
     </w:rPr>
   </w:style>
   <w:style w:styleId="Subtitle" w:type="paragraph">
     <w:name w:val="Subtitle"/>
+    <w:basedOn w:val="Title"/>
+    <w:next w:val="BodyText"/>
+    <w:link w:val="SubtitleChar"/>
+    <w:uiPriority w:val="11"/>
+    <w:qFormat/>
+    <w:rsid w:val="00A10FD9"/>
+    <w:pPr>
+      <w:numPr>
+        <w:ilvl w:val="1"/>
+      </w:numPr>
+    </w:pPr>
+    <w:rPr>
+      <w:rFonts w:cstheme="majorBidi" w:eastAsiaTheme="majorEastAsia"/>
+      <w:spacing w:val="15"/>
+      <w:sz w:val="28"/>
+      <w:szCs w:val="28"/>
+    </w:rPr>
+  </w:style>
+  <w:style w:customStyle="1" w:styleId="SubtitleChar" w:type="character">
+    <w:name w:val="Subtitle Char"/>
+    <w:basedOn w:val="DefaultParagraphFont"/>
+    <w:link w:val="Subtitle"/>
+    <w:uiPriority w:val="11"/>
+    <w:rsid w:val="00A10FD9"/>
+    <w:rPr>
+      <w:rFonts w:cstheme="majorBidi" w:eastAsiaTheme="majorEastAsia"/>
+      <w:color w:themeColor="text1" w:themeTint="A6" w:val="595959"/>
+      <w:spacing w:val="15"/>
+      <w:sz w:val="28"/>
+      <w:szCs w:val="28"/>
+    </w:rPr>
+  </w:style>
+  <w:style w:customStyle="1" w:styleId="Author" w:type="paragraph">
+    <w:name w:val="Author"/>
     <w:basedOn w:val="Title"/>
     <w:next w:val="BodyText"/>
     <w:qFormat/>
     <w:pPr>
       <w:keepNext/>
       <w:keepLines/>
-      <w:spacing w:after="240" w:before="240"/>
-      <w:jc w:val="center"/>
     </w:pPr>
     <w:rPr>
-      <w:sz w:val="30"/>
-      <w:szCs w:val="30"/>
-    </w:rPr>
-  </w:style>
-  <w:style w:customStyle="1" w:styleId="Author" w:type="paragraph">
-    <w:name w:val="Author"/>
+      <w:sz w:val="24"/>
+      <w:szCs w:val="24"/>
+    </w:rPr>
+  </w:style>
+  <w:style w:styleId="Date" w:type="paragraph">
+    <w:name w:val="Date"/>
+    <w:basedOn w:val="Title"/>
     <w:next w:val="BodyText"/>
     <w:qFormat/>
     <w:pPr>
       <w:keepNext/>
       <w:keepLines/>
-      <w:jc w:val="center"/>
     </w:pPr>
-  </w:style>
-  <w:style w:styleId="Date" w:type="paragraph">
-    <w:name w:val="Date"/>
-    <w:next w:val="BodyText"/>
-    <w:qFormat/>
-    <w:pPr>
-      <w:keepNext/>
-      <w:keepLines/>
-      <w:jc w:val="center"/>
-    </w:pPr>
+    <w:rPr>
+      <w:sz w:val="24"/>
+      <w:szCs w:val="24"/>
+    </w:rPr>
   </w:style>
   <w:style w:customStyle="1" w:styleId="AbstractTitle" w:type="paragraph">
     <w:name w:val="Abstract Title"/>
@@ -4640,15 +4860,13 @@
     <w:pPr>
       <w:keepNext/>
       <w:keepLines/>
+      <w:spacing w:after="0" w:before="300"/>
       <w:jc w:val="center"/>
-      <w:spacing w:after="0" w:before="300"/>
     </w:pPr>
     <w:rPr>
+      <w:b/>
       <w:sz w:val="20"/>
       <w:szCs w:val="20"/>
-      <w:b/>
-      <w:color w:val="345A8A"/>
-      &gt;
     </w:rPr>
   </w:style>
   <w:style w:customStyle="1" w:styleId="Abstract" w:type="paragraph">
@@ -4675,191 +4893,321 @@
     <w:rPr/>
   </w:style>
   <w:style w:styleId="Heading1" w:type="paragraph">
-    <w:name w:val="Heading 1"/>
+    <w:name w:val="heading 1"/>
     <w:basedOn w:val="Normal"/>
     <w:next w:val="BodyText"/>
+    <w:link w:val="Heading1Char"/>
     <w:uiPriority w:val="9"/>
     <w:qFormat/>
+    <w:rsid w:val="00A10FD9"/>
     <w:pPr>
       <w:keepNext/>
       <w:keepLines/>
-      <w:spacing w:after="0" w:before="480"/>
+      <w:spacing w:after="80" w:before="360"/>
       <w:outlineLvl w:val="0"/>
     </w:pPr>
     <w:rPr>
       <w:rFonts w:asciiTheme="majorHAnsi" w:cstheme="majorBidi" w:eastAsiaTheme="majorEastAsia" w:hAnsiTheme="majorHAnsi"/>
-      <w:b/>
-      <w:bCs/>
-      <w:color w:themeColor="accent1" w:val="4F81BD"/>
-      <w:sz w:val="32"/>
-      <w:szCs w:val="32"/>
+      <w:color w:themeColor="accent1" w:themeShade="BF" w:val="0F4761"/>
+      <w:sz w:val="40"/>
+      <w:szCs w:val="40"/>
     </w:rPr>
   </w:style>
   <w:style w:styleId="Heading2" w:type="paragraph">
-    <w:name w:val="Heading 2"/>
+    <w:name w:val="heading 2"/>
     <w:basedOn w:val="Normal"/>
     <w:next w:val="BodyText"/>
+    <w:link w:val="Heading2Char"/>
     <w:uiPriority w:val="9"/>
+    <w:semiHidden/>
     <w:unhideWhenUsed/>
     <w:qFormat/>
+    <w:rsid w:val="00A10FD9"/>
     <w:pPr>
       <w:keepNext/>
       <w:keepLines/>
-      <w:spacing w:after="0" w:before="200"/>
+      <w:spacing w:after="80" w:before="160"/>
       <w:outlineLvl w:val="1"/>
     </w:pPr>
     <w:rPr>
       <w:rFonts w:asciiTheme="majorHAnsi" w:cstheme="majorBidi" w:eastAsiaTheme="majorEastAsia" w:hAnsiTheme="majorHAnsi"/>
-      <w:b/>
-      <w:bCs/>
-      <w:color w:themeColor="accent1" w:val="4F81BD"/>
-      <w:sz w:val="28"/>
-      <w:szCs w:val="28"/>
+      <w:color w:themeColor="accent1" w:themeShade="BF" w:val="0F4761"/>
+      <w:sz w:val="32"/>
+      <w:szCs w:val="32"/>
     </w:rPr>
   </w:style>
   <w:style w:styleId="Heading3" w:type="paragraph">
-    <w:name w:val="Heading 3"/>
+    <w:name w:val="heading 3"/>
     <w:basedOn w:val="Normal"/>
     <w:next w:val="BodyText"/>
+    <w:link w:val="Heading3Char"/>
     <w:uiPriority w:val="9"/>
+    <w:semiHidden/>
     <w:unhideWhenUsed/>
     <w:qFormat/>
+    <w:rsid w:val="00A10FD9"/>
     <w:pPr>
       <w:keepNext/>
       <w:keepLines/>
-      <w:spacing w:after="0" w:before="200"/>
+      <w:spacing w:after="80" w:before="160"/>
       <w:outlineLvl w:val="2"/>
     </w:pPr>
     <w:rPr>
-      <w:rFonts w:asciiTheme="majorHAnsi" w:cstheme="majorBidi" w:eastAsiaTheme="majorEastAsia" w:hAnsiTheme="majorHAnsi"/>
-      <w:b/>
-      <w:bCs/>
-      <w:color w:themeColor="accent1" w:val="4F81BD"/>
-      <w:sz w:val="24"/>
-      <w:szCs w:val="24"/>
+      <w:rFonts w:cstheme="majorBidi" w:eastAsiaTheme="majorEastAsia"/>
+      <w:color w:themeColor="accent1" w:themeShade="BF" w:val="0F4761"/>
+      <w:sz w:val="28"/>
+      <w:szCs w:val="28"/>
     </w:rPr>
   </w:style>
   <w:style w:styleId="Heading4" w:type="paragraph">
-    <w:name w:val="Heading 4"/>
+    <w:name w:val="heading 4"/>
     <w:basedOn w:val="Normal"/>
     <w:next w:val="BodyText"/>
+    <w:link w:val="Heading4Char"/>
     <w:uiPriority w:val="9"/>
+    <w:semiHidden/>
     <w:unhideWhenUsed/>
     <w:qFormat/>
+    <w:rsid w:val="00A10FD9"/>
     <w:pPr>
       <w:keepNext/>
       <w:keepLines/>
-      <w:spacing w:after="0" w:before="200"/>
+      <w:spacing w:after="40" w:before="80"/>
       <w:outlineLvl w:val="3"/>
     </w:pPr>
     <w:rPr>
-      <w:rFonts w:asciiTheme="majorHAnsi" w:cstheme="majorBidi" w:eastAsiaTheme="majorEastAsia" w:hAnsiTheme="majorHAnsi"/>
+      <w:rFonts w:cstheme="majorBidi" w:eastAsiaTheme="majorEastAsia"/>
       <w:i/>
-      <w:bCs/>
-      <w:color w:themeColor="accent1" w:val="4F81BD"/>
-      <w:sz w:val="24"/>
-      <w:szCs w:val="24"/>
+      <w:iCs/>
+      <w:color w:themeColor="accent1" w:themeShade="BF" w:val="0F4761"/>
     </w:rPr>
   </w:style>
   <w:style w:styleId="Heading5" w:type="paragraph">
-    <w:name w:val="Heading 5"/>
+    <w:name w:val="heading 5"/>
     <w:basedOn w:val="Normal"/>
     <w:next w:val="BodyText"/>
+    <w:link w:val="Heading5Char"/>
     <w:uiPriority w:val="9"/>
+    <w:semiHidden/>
     <w:unhideWhenUsed/>
     <w:qFormat/>
+    <w:rsid w:val="00A10FD9"/>
     <w:pPr>
       <w:keepNext/>
       <w:keepLines/>
-      <w:spacing w:after="0" w:before="200"/>
+      <w:spacing w:after="40" w:before="80"/>
       <w:outlineLvl w:val="4"/>
     </w:pPr>
     <w:rPr>
-      <w:rFonts w:asciiTheme="majorHAnsi" w:cstheme="majorBidi" w:eastAsiaTheme="majorEastAsia" w:hAnsiTheme="majorHAnsi"/>
-      <w:iCs/>
-      <w:color w:themeColor="accent1" w:val="4F81BD"/>
-      <w:sz w:val="24"/>
-      <w:szCs w:val="24"/>
+      <w:rFonts w:cstheme="majorBidi" w:eastAsiaTheme="majorEastAsia"/>
+      <w:color w:themeColor="accent1" w:themeShade="BF" w:val="0F4761"/>
     </w:rPr>
   </w:style>
   <w:style w:styleId="Heading6" w:type="paragraph">
-    <w:name w:val="Heading 6"/>
+    <w:name w:val="heading 6"/>
     <w:basedOn w:val="Normal"/>
     <w:next w:val="BodyText"/>
+    <w:link w:val="Heading6Char"/>
     <w:uiPriority w:val="9"/>
+    <w:semiHidden/>
     <w:unhideWhenUsed/>
     <w:qFormat/>
+    <w:rsid w:val="00A10FD9"/>
     <w:pPr>
       <w:keepNext/>
       <w:keepLines/>
-      <w:spacing w:after="0" w:before="200"/>
+      <w:spacing w:after="0" w:before="40"/>
       <w:outlineLvl w:val="5"/>
     </w:pPr>
     <w:rPr>
-      <w:rFonts w:asciiTheme="majorHAnsi" w:cstheme="majorBidi" w:eastAsiaTheme="majorEastAsia" w:hAnsiTheme="majorHAnsi"/>
-      <w:color w:themeColor="accent1" w:val="4F81BD"/>
-      <w:sz w:val="24"/>
-      <w:szCs w:val="24"/>
+      <w:rFonts w:cstheme="majorBidi" w:eastAsiaTheme="majorEastAsia"/>
+      <w:i/>
+      <w:iCs/>
+      <w:color w:themeColor="text1" w:themeTint="A6" w:val="595959"/>
     </w:rPr>
   </w:style>
   <w:style w:styleId="Heading7" w:type="paragraph">
-    <w:name w:val="Heading 7"/>
+    <w:name w:val="heading 7"/>
     <w:basedOn w:val="Normal"/>
     <w:next w:val="BodyText"/>
+    <w:link w:val="Heading7Char"/>
     <w:uiPriority w:val="9"/>
+    <w:semiHidden/>
     <w:unhideWhenUsed/>
     <w:qFormat/>
+    <w:rsid w:val="00A10FD9"/>
     <w:pPr>
       <w:keepNext/>
       <w:keepLines/>
-      <w:spacing w:after="0" w:before="200"/>
+      <w:spacing w:after="0" w:before="40"/>
       <w:outlineLvl w:val="6"/>
     </w:pPr>
     <w:rPr>
-      <w:rFonts w:asciiTheme="majorHAnsi" w:cstheme="majorBidi" w:eastAsiaTheme="majorEastAsia" w:hAnsiTheme="majorHAnsi"/>
-      <w:color w:themeColor="accent1" w:val="4F81BD"/>
-      <w:sz w:val="24"/>
-      <w:szCs w:val="24"/>
+      <w:rFonts w:cstheme="majorBidi" w:eastAsiaTheme="majorEastAsia"/>
+      <w:color w:themeColor="text1" w:themeTint="A6" w:val="595959"/>
     </w:rPr>
   </w:style>
   <w:style w:styleId="Heading8" w:type="paragraph">
-    <w:name w:val="Heading 8"/>
+    <w:name w:val="heading 8"/>
     <w:basedOn w:val="Normal"/>
     <w:next w:val="BodyText"/>
+    <w:link w:val="Heading8Char"/>
     <w:uiPriority w:val="9"/>
+    <w:semiHidden/>
     <w:unhideWhenUsed/>
     <w:qFormat/>
+    <w:rsid w:val="00A10FD9"/>
     <w:pPr>
       <w:keepNext/>
       <w:keepLines/>
-      <w:spacing w:after="0" w:before="200"/>
+      <w:spacing w:after="0"/>
       <w:outlineLvl w:val="7"/>
     </w:pPr>
     <w:rPr>
-      <w:rFonts w:asciiTheme="majorHAnsi" w:cstheme="majorBidi" w:eastAsiaTheme="majorEastAsia" w:hAnsiTheme="majorHAnsi"/>
-      <w:color w:themeColor="accent1" w:val="4F81BD"/>
-      <w:sz w:val="24"/>
-      <w:szCs w:val="24"/>
+      <w:rFonts w:cstheme="majorBidi" w:eastAsiaTheme="majorEastAsia"/>
+      <w:i/>
+      <w:iCs/>
+      <w:color w:themeColor="text1" w:themeTint="D8" w:val="272727"/>
     </w:rPr>
   </w:style>
   <w:style w:styleId="Heading9" w:type="paragraph">
-    <w:name w:val="Heading 9"/>
+    <w:name w:val="heading 9"/>
     <w:basedOn w:val="Normal"/>
     <w:next w:val="BodyText"/>
+    <w:link w:val="Heading9Char"/>
     <w:uiPriority w:val="9"/>
+    <w:semiHidden/>
     <w:unhideWhenUsed/>
     <w:qFormat/>
+    <w:rsid w:val="00A10FD9"/>
     <w:pPr>
       <w:keepNext/>
       <w:keepLines/>
-      <w:spacing w:after="0" w:before="200"/>
+      <w:spacing w:after="0"/>
       <w:outlineLvl w:val="8"/>
     </w:pPr>
     <w:rPr>
+      <w:rFonts w:cstheme="majorBidi" w:eastAsiaTheme="majorEastAsia"/>
+      <w:color w:themeColor="text1" w:themeTint="D8" w:val="272727"/>
+    </w:rPr>
+  </w:style>
+  <w:style w:customStyle="1" w:styleId="Heading1Char" w:type="character">
+    <w:name w:val="Heading 1 Char"/>
+    <w:basedOn w:val="DefaultParagraphFont"/>
+    <w:link w:val="Heading1"/>
+    <w:uiPriority w:val="9"/>
+    <w:rsid w:val="00A10FD9"/>
+    <w:rPr>
       <w:rFonts w:asciiTheme="majorHAnsi" w:cstheme="majorBidi" w:eastAsiaTheme="majorEastAsia" w:hAnsiTheme="majorHAnsi"/>
-      <w:color w:themeColor="accent1" w:val="4F81BD"/>
-      <w:sz w:val="24"/>
-      <w:szCs w:val="24"/>
+      <w:color w:themeColor="accent1" w:themeShade="BF" w:val="0F4761"/>
+      <w:sz w:val="40"/>
+      <w:szCs w:val="40"/>
+    </w:rPr>
+  </w:style>
+  <w:style w:customStyle="1" w:styleId="Heading2Char" w:type="character">
+    <w:name w:val="Heading 2 Char"/>
+    <w:basedOn w:val="DefaultParagraphFont"/>
+    <w:link w:val="Heading2"/>
+    <w:uiPriority w:val="9"/>
+    <w:semiHidden/>
+    <w:rsid w:val="00A10FD9"/>
+    <w:rPr>
+      <w:rFonts w:asciiTheme="majorHAnsi" w:cstheme="majorBidi" w:eastAsiaTheme="majorEastAsia" w:hAnsiTheme="majorHAnsi"/>
+      <w:color w:themeColor="accent1" w:themeShade="BF" w:val="0F4761"/>
+      <w:sz w:val="32"/>
+      <w:szCs w:val="32"/>
+    </w:rPr>
+  </w:style>
+  <w:style w:customStyle="1" w:styleId="Heading3Char" w:type="character">
+    <w:name w:val="Heading 3 Char"/>
+    <w:basedOn w:val="DefaultParagraphFont"/>
+    <w:link w:val="Heading3"/>
+    <w:uiPriority w:val="9"/>
+    <w:semiHidden/>
+    <w:rsid w:val="00A10FD9"/>
+    <w:rPr>
+      <w:rFonts w:cstheme="majorBidi" w:eastAsiaTheme="majorEastAsia"/>
+      <w:color w:themeColor="accent1" w:themeShade="BF" w:val="0F4761"/>
+      <w:sz w:val="28"/>
+      <w:szCs w:val="28"/>
+    </w:rPr>
+  </w:style>
+  <w:style w:customStyle="1" w:styleId="Heading4Char" w:type="character">
+    <w:name w:val="Heading 4 Char"/>
+    <w:basedOn w:val="DefaultParagraphFont"/>
+    <w:link w:val="Heading4"/>
+    <w:uiPriority w:val="9"/>
+    <w:semiHidden/>
+    <w:rsid w:val="00A10FD9"/>
+    <w:rPr>
+      <w:rFonts w:cstheme="majorBidi" w:eastAsiaTheme="majorEastAsia"/>
+      <w:i/>
+      <w:iCs/>
+      <w:color w:themeColor="accent1" w:themeShade="BF" w:val="0F4761"/>
+    </w:rPr>
+  </w:style>
+  <w:style w:customStyle="1" w:styleId="Heading5Char" w:type="character">
+    <w:name w:val="Heading 5 Char"/>
+    <w:basedOn w:val="DefaultParagraphFont"/>
+    <w:link w:val="Heading5"/>
+    <w:uiPriority w:val="9"/>
+    <w:semiHidden/>
+    <w:rsid w:val="00A10FD9"/>
+    <w:rPr>
+      <w:rFonts w:cstheme="majorBidi" w:eastAsiaTheme="majorEastAsia"/>
+      <w:color w:themeColor="accent1" w:themeShade="BF" w:val="0F4761"/>
+    </w:rPr>
+  </w:style>
+  <w:style w:customStyle="1" w:styleId="Heading6Char" w:type="character">
+    <w:name w:val="Heading 6 Char"/>
+    <w:basedOn w:val="DefaultParagraphFont"/>
+    <w:link w:val="Heading6"/>
+    <w:uiPriority w:val="9"/>
+    <w:semiHidden/>
+    <w:rsid w:val="00A10FD9"/>
+    <w:rPr>
+      <w:rFonts w:cstheme="majorBidi" w:eastAsiaTheme="majorEastAsia"/>
+      <w:i/>
+      <w:iCs/>
+      <w:color w:themeColor="text1" w:themeTint="A6" w:val="595959"/>
+    </w:rPr>
+  </w:style>
+  <w:style w:customStyle="1" w:styleId="Heading7Char" w:type="character">
+    <w:name w:val="Heading 7 Char"/>
+    <w:basedOn w:val="DefaultParagraphFont"/>
+    <w:link w:val="Heading7"/>
+    <w:uiPriority w:val="9"/>
+    <w:semiHidden/>
+    <w:rsid w:val="00A10FD9"/>
+    <w:rPr>
+      <w:rFonts w:cstheme="majorBidi" w:eastAsiaTheme="majorEastAsia"/>
+      <w:color w:themeColor="text1" w:themeTint="A6" w:val="595959"/>
+    </w:rPr>
+  </w:style>
+  <w:style w:customStyle="1" w:styleId="Heading8Char" w:type="character">
+    <w:name w:val="Heading 8 Char"/>
+    <w:basedOn w:val="DefaultParagraphFont"/>
+    <w:link w:val="Heading8"/>
+    <w:uiPriority w:val="9"/>
+    <w:semiHidden/>
+    <w:rsid w:val="00A10FD9"/>
+    <w:rPr>
+      <w:rFonts w:cstheme="majorBidi" w:eastAsiaTheme="majorEastAsia"/>
+      <w:i/>
+      <w:iCs/>
+      <w:color w:themeColor="text1" w:themeTint="D8" w:val="272727"/>
+    </w:rPr>
+  </w:style>
+  <w:style w:customStyle="1" w:styleId="Heading9Char" w:type="character">
+    <w:name w:val="Heading 9 Char"/>
+    <w:basedOn w:val="DefaultParagraphFont"/>
+    <w:link w:val="Heading9"/>
+    <w:uiPriority w:val="9"/>
+    <w:semiHidden/>
+    <w:rsid w:val="00A10FD9"/>
+    <w:rPr>
+      <w:rFonts w:cstheme="majorBidi" w:eastAsiaTheme="majorEastAsia"/>
+      <w:color w:themeColor="text1" w:themeTint="D8" w:val="272727"/>
     </w:rPr>
   </w:style>
   <w:style w:styleId="BlockText" w:type="paragraph">
@@ -4884,8 +5232,8 @@
   </w:style>
   <w:style w:styleId="FootnoteBlockText" w:type="paragraph">
     <w:name w:val="Footnote Block Text"/>
-    <w:basedOn w:val="Footnote Text"/>
-    <w:next w:val="Footnote Text"/>
+    <w:basedOn w:val="FootnoteText"/>
+    <w:next w:val="FootnoteText"/>
     <w:uiPriority w:val="9"/>
     <w:unhideWhenUsed/>
     <w:qFormat/>
@@ -4923,10 +5271,10 @@
         <w:jc w:val="left"/>
       </w:trPr>
       <w:tcPr>
-        <w:vAlign w:val="bottom"/>
         <w:tcBorders>
           <w:bottom w:val="single"/>
         </w:tcBorders>
+        <w:vAlign w:val="bottom"/>
       </w:tcPr>
     </w:tblStylePr>
   </w:style>
@@ -5042,6 +5390,7 @@
     <w:name w:val="KeywordTok"/>
     <w:basedOn w:val="VerbatimChar"/>
     <w:rPr>
+      <w:b/>
       <w:color w:val="003b4f"/>
       <w:shd w:val="clear" w:fill="f1f3f5"/>
     </w:rPr>
@@ -5146,9 +5495,9 @@
     <w:name w:val="DocumentationTok"/>
     <w:basedOn w:val="VerbatimChar"/>
     <w:rPr>
+      <w:i/>
       <w:color w:val="5e5e5e"/>
       <w:shd w:val="clear" w:fill="f1f3f5"/>
-      <w:i/>
     </w:rPr>
   </w:style>
   <w:style w:type="character" w:customStyle="1" w:styleId="AnnotationTok">
@@ -5163,9 +5512,9 @@
     <w:name w:val="CommentVarTok"/>
     <w:basedOn w:val="VerbatimChar"/>
     <w:rPr>
+      <w:i/>
       <w:color w:val="5e5e5e"/>
       <w:shd w:val="clear" w:fill="f1f3f5"/>
-      <w:i/>
     </w:rPr>
   </w:style>
   <w:style w:type="character" w:customStyle="1" w:styleId="OtherTok">
@@ -5196,6 +5545,7 @@
     <w:name w:val="ControlFlowTok"/>
     <w:basedOn w:val="VerbatimChar"/>
     <w:rPr>
+      <w:b/>
       <w:color w:val="003b4f"/>
       <w:shd w:val="clear" w:fill="f1f3f5"/>
     </w:rPr>
@@ -5260,9 +5610,9 @@
     <w:name w:val="WarningTok"/>
     <w:basedOn w:val="VerbatimChar"/>
     <w:rPr>
+      <w:i/>
       <w:color w:val="5e5e5e"/>
       <w:shd w:val="clear" w:fill="f1f3f5"/>
-      <w:i/>
     </w:rPr>
   </w:style>
   <w:style w:type="character" w:customStyle="1" w:styleId="AlertTok">
@@ -5303,44 +5653,44 @@
         <a:sysClr val="window" lastClr="FFFFFF"/>
       </a:lt1>
       <a:dk2>
-        <a:srgbClr val="1F497D"/>
+        <a:srgbClr val="0E2841"/>
       </a:dk2>
       <a:lt2>
-        <a:srgbClr val="EEECE1"/>
+        <a:srgbClr val="E8E8E8"/>
       </a:lt2>
       <a:accent1>
-        <a:srgbClr val="4F81BD"/>
+        <a:srgbClr val="156082"/>
       </a:accent1>
       <a:accent2>
-        <a:srgbClr val="C0504D"/>
+        <a:srgbClr val="E97132"/>
       </a:accent2>
       <a:accent3>
-        <a:srgbClr val="9BBB59"/>
+        <a:srgbClr val="196B24"/>
       </a:accent3>
       <a:accent4>
-        <a:srgbClr val="8064A2"/>
+        <a:srgbClr val="0F9ED5"/>
       </a:accent4>
       <a:accent5>
-        <a:srgbClr val="4BACC6"/>
+        <a:srgbClr val="A02B93"/>
       </a:accent5>
       <a:accent6>
-        <a:srgbClr val="F79646"/>
+        <a:srgbClr val="4EA72E"/>
       </a:accent6>
       <a:hlink>
-        <a:srgbClr val="0000FF"/>
+        <a:srgbClr val="467886"/>
       </a:hlink>
       <a:folHlink>
-        <a:srgbClr val="800080"/>
+        <a:srgbClr val="96607D"/>
       </a:folHlink>
     </a:clrScheme>
     <a:fontScheme name="Office">
       <a:majorFont>
-        <a:latin typeface="Calibri"/>
+        <a:latin typeface="Aptos Display" panose="02110004020202020204"/>
         <a:ea typeface=""/>
         <a:cs typeface=""/>
-        <a:font script="Jpan" typeface="ＭＳ ゴシック"/>
+        <a:font script="Jpan" typeface="游ゴシック Light"/>
         <a:font script="Hang" typeface="맑은 고딕"/>
-        <a:font script="Hans" typeface="宋体"/>
+        <a:font script="Hans" typeface="等线 Light"/>
         <a:font script="Hant" typeface="新細明體"/>
         <a:font script="Arab" typeface="Times New Roman"/>
         <a:font script="Hebr" typeface="Times New Roman"/>
@@ -5367,14 +5717,32 @@
         <a:font script="Mong" typeface="Mongolian Baiti"/>
         <a:font script="Viet" typeface="Times New Roman"/>
         <a:font script="Uigh" typeface="Microsoft Uighur"/>
+        <a:font script="Geor" typeface="Sylfaen"/>
+        <a:font script="Armn" typeface="Arial"/>
+        <a:font script="Bugi" typeface="Leelawadee UI"/>
+        <a:font script="Bopo" typeface="Microsoft JhengHei"/>
+        <a:font script="Java" typeface="Javanese Text"/>
+        <a:font script="Lisu" typeface="Segoe UI"/>
+        <a:font script="Mymr" typeface="Myanmar Text"/>
+        <a:font script="Nkoo" typeface="Ebrima"/>
+        <a:font script="Olck" typeface="Nirmala UI"/>
+        <a:font script="Osma" typeface="Ebrima"/>
+        <a:font script="Phag" typeface="Phagspa"/>
+        <a:font script="Syrn" typeface="Estrangelo Edessa"/>
+        <a:font script="Syrj" typeface="Estrangelo Edessa"/>
+        <a:font script="Syre" typeface="Estrangelo Edessa"/>
+        <a:font script="Sora" typeface="Nirmala UI"/>
+        <a:font script="Tale" typeface="Microsoft Tai Le"/>
+        <a:font script="Talu" typeface="Microsoft New Tai Lue"/>
+        <a:font script="Tfng" typeface="Ebrima"/>
       </a:majorFont>
       <a:minorFont>
-        <a:latin typeface="Cambria"/>
+        <a:latin typeface="Aptos" panose="02110004020202020204"/>
         <a:ea typeface=""/>
         <a:cs typeface=""/>
-        <a:font script="Jpan" typeface="ＭＳ 明朝"/>
+        <a:font script="Jpan" typeface="游明朝"/>
         <a:font script="Hang" typeface="맑은 고딕"/>
-        <a:font script="Hans" typeface="宋体"/>
+        <a:font script="Hans" typeface="等线"/>
         <a:font script="Hant" typeface="新細明體"/>
         <a:font script="Arab" typeface="Arial"/>
         <a:font script="Hebr" typeface="Arial"/>
@@ -5401,6 +5769,24 @@
         <a:font script="Mong" typeface="Mongolian Baiti"/>
         <a:font script="Viet" typeface="Arial"/>
         <a:font script="Uigh" typeface="Microsoft Uighur"/>
+        <a:font script="Geor" typeface="Sylfaen"/>
+        <a:font script="Armn" typeface="Arial"/>
+        <a:font script="Bugi" typeface="Leelawadee UI"/>
+        <a:font script="Bopo" typeface="Microsoft JhengHei"/>
+        <a:font script="Java" typeface="Javanese Text"/>
+        <a:font script="Lisu" typeface="Segoe UI"/>
+        <a:font script="Mymr" typeface="Myanmar Text"/>
+        <a:font script="Nkoo" typeface="Ebrima"/>
+        <a:font script="Olck" typeface="Nirmala UI"/>
+        <a:font script="Osma" typeface="Ebrima"/>
+        <a:font script="Phag" typeface="Phagspa"/>
+        <a:font script="Syrn" typeface="Estrangelo Edessa"/>
+        <a:font script="Syrj" typeface="Estrangelo Edessa"/>
+        <a:font script="Syre" typeface="Estrangelo Edessa"/>
+        <a:font script="Sora" typeface="Nirmala UI"/>
+        <a:font script="Tale" typeface="Microsoft Tai Le"/>
+        <a:font script="Talu" typeface="Microsoft New Tai Lue"/>
+        <a:font script="Tfng" typeface="Ebrima"/>
       </a:minorFont>
     </a:fontScheme>
     <a:fmtScheme name="Office">
@@ -5412,200 +5798,141 @@
           <a:gsLst>
             <a:gs pos="0">
               <a:schemeClr val="phClr">
-                <a:tint val="50000"/>
-                <a:satMod val="300000"/>
+                <a:lumMod val="110000"/>
+                <a:satMod val="105000"/>
+                <a:tint val="67000"/>
               </a:schemeClr>
             </a:gs>
-            <a:gs pos="35000">
+            <a:gs pos="50000">
               <a:schemeClr val="phClr">
-                <a:tint val="37000"/>
-                <a:satMod val="300000"/>
+                <a:lumMod val="105000"/>
+                <a:satMod val="103000"/>
+                <a:tint val="73000"/>
               </a:schemeClr>
             </a:gs>
             <a:gs pos="100000">
               <a:schemeClr val="phClr">
-                <a:tint val="15000"/>
-                <a:satMod val="350000"/>
+                <a:lumMod val="105000"/>
+                <a:satMod val="109000"/>
+                <a:tint val="81000"/>
               </a:schemeClr>
             </a:gs>
           </a:gsLst>
-          <a:lin ang="16200000" scaled="1"/>
+          <a:lin ang="5400000" scaled="0"/>
         </a:gradFill>
         <a:gradFill rotWithShape="1">
           <a:gsLst>
             <a:gs pos="0">
               <a:schemeClr val="phClr">
-                <a:tint val="100000"/>
+                <a:satMod val="103000"/>
+                <a:lumMod val="102000"/>
+                <a:tint val="94000"/>
+              </a:schemeClr>
+            </a:gs>
+            <a:gs pos="50000">
+              <a:schemeClr val="phClr">
+                <a:satMod val="110000"/>
+                <a:lumMod val="100000"/>
                 <a:shade val="100000"/>
-                <a:satMod val="130000"/>
               </a:schemeClr>
             </a:gs>
             <a:gs pos="100000">
               <a:schemeClr val="phClr">
-                <a:tint val="50000"/>
-                <a:shade val="100000"/>
-                <a:satMod val="350000"/>
+                <a:lumMod val="99000"/>
+                <a:satMod val="120000"/>
+                <a:shade val="78000"/>
               </a:schemeClr>
             </a:gs>
           </a:gsLst>
-          <a:lin ang="16200000" scaled="0"/>
+          <a:lin ang="5400000" scaled="0"/>
         </a:gradFill>
       </a:fillStyleLst>
       <a:lnStyleLst>
-        <a:ln w="9525" cap="flat" cmpd="sng" algn="ctr">
-          <a:solidFill>
-            <a:schemeClr val="phClr">
-              <a:shade val="95000"/>
-              <a:satMod val="105000"/>
-            </a:schemeClr>
-          </a:solidFill>
-          <a:prstDash val="solid"/>
-        </a:ln>
-        <a:ln w="25400" cap="flat" cmpd="sng" algn="ctr">
+        <a:ln w="6350" cap="flat" cmpd="sng" algn="ctr">
           <a:solidFill>
             <a:schemeClr val="phClr"/>
           </a:solidFill>
           <a:prstDash val="solid"/>
+          <a:miter lim="800000"/>
         </a:ln>
-        <a:ln w="38100" cap="flat" cmpd="sng" algn="ctr">
+        <a:ln w="12700" cap="flat" cmpd="sng" algn="ctr">
           <a:solidFill>
             <a:schemeClr val="phClr"/>
           </a:solidFill>
           <a:prstDash val="solid"/>
+          <a:miter lim="800000"/>
+        </a:ln>
+        <a:ln w="19050" cap="flat" cmpd="sng" algn="ctr">
+          <a:solidFill>
+            <a:schemeClr val="phClr"/>
+          </a:solidFill>
+          <a:prstDash val="solid"/>
+          <a:miter lim="800000"/>
         </a:ln>
       </a:lnStyleLst>
       <a:effectStyleLst>
         <a:effectStyle>
+          <a:effectLst/>
+        </a:effectStyle>
+        <a:effectStyle>
+          <a:effectLst/>
+        </a:effectStyle>
+        <a:effectStyle>
           <a:effectLst>
-            <a:outerShdw blurRad="40000" dist="20000" dir="5400000" rotWithShape="0">
+            <a:outerShdw blurRad="57150" dist="19050" dir="5400000" algn="ctr" rotWithShape="0">
               <a:srgbClr val="000000">
-                <a:alpha val="38000"/>
+                <a:alpha val="63000"/>
               </a:srgbClr>
             </a:outerShdw>
           </a:effectLst>
-        </a:effectStyle>
-        <a:effectStyle>
-          <a:effectLst>
-            <a:outerShdw blurRad="40000" dist="23000" dir="5400000" rotWithShape="0">
-              <a:srgbClr val="000000">
-                <a:alpha val="35000"/>
-              </a:srgbClr>
-            </a:outerShdw>
-          </a:effectLst>
-        </a:effectStyle>
-        <a:effectStyle>
-          <a:effectLst>
-            <a:outerShdw blurRad="40000" dist="23000" dir="5400000" rotWithShape="0">
-              <a:srgbClr val="000000">
-                <a:alpha val="35000"/>
-              </a:srgbClr>
-            </a:outerShdw>
-          </a:effectLst>
-          <a:scene3d>
-            <a:camera prst="orthographicFront">
-              <a:rot lat="0" lon="0" rev="0"/>
-            </a:camera>
-            <a:lightRig rig="threePt" dir="t">
-              <a:rot lat="0" lon="0" rev="1200000"/>
-            </a:lightRig>
-          </a:scene3d>
-          <a:sp3d>
-            <a:bevelT w="63500" h="25400"/>
-          </a:sp3d>
         </a:effectStyle>
       </a:effectStyleLst>
       <a:bgFillStyleLst>
         <a:solidFill>
           <a:schemeClr val="phClr"/>
         </a:solidFill>
+        <a:solidFill>
+          <a:schemeClr val="phClr">
+            <a:tint val="95000"/>
+            <a:satMod val="170000"/>
+          </a:schemeClr>
+        </a:solidFill>
         <a:gradFill rotWithShape="1">
           <a:gsLst>
             <a:gs pos="0">
               <a:schemeClr val="phClr">
-                <a:tint val="40000"/>
-                <a:satMod val="350000"/>
+                <a:tint val="93000"/>
+                <a:satMod val="150000"/>
+                <a:shade val="98000"/>
+                <a:lumMod val="102000"/>
               </a:schemeClr>
             </a:gs>
-            <a:gs pos="40000">
+            <a:gs pos="50000">
               <a:schemeClr val="phClr">
-                <a:tint val="45000"/>
-                <a:shade val="99000"/>
-                <a:satMod val="350000"/>
+                <a:tint val="98000"/>
+                <a:satMod val="130000"/>
+                <a:shade val="90000"/>
+                <a:lumMod val="103000"/>
               </a:schemeClr>
             </a:gs>
             <a:gs pos="100000">
               <a:schemeClr val="phClr">
-                <a:shade val="20000"/>
-                <a:satMod val="255000"/>
+                <a:shade val="63000"/>
+                <a:satMod val="120000"/>
               </a:schemeClr>
             </a:gs>
           </a:gsLst>
-          <a:path path="circle">
-            <a:fillToRect l="50000" t="-80000" r="50000" b="180000"/>
-          </a:path>
-        </a:gradFill>
-        <a:gradFill rotWithShape="1">
-          <a:gsLst>
-            <a:gs pos="0">
-              <a:schemeClr val="phClr">
-                <a:tint val="80000"/>
-                <a:satMod val="300000"/>
-              </a:schemeClr>
-            </a:gs>
-            <a:gs pos="100000">
-              <a:schemeClr val="phClr">
-                <a:shade val="30000"/>
-                <a:satMod val="200000"/>
-              </a:schemeClr>
-            </a:gs>
-          </a:gsLst>
-          <a:path path="circle">
-            <a:fillToRect l="50000" t="50000" r="50000" b="50000"/>
-          </a:path>
+          <a:lin ang="5400000" scaled="0"/>
         </a:gradFill>
       </a:bgFillStyleLst>
     </a:fmtScheme>
   </a:themeElements>
-  <a:objectDefaults>
-    <a:spDef>
-      <a:spPr/>
-      <a:bodyPr/>
-      <a:lstStyle/>
-      <a:style>
-        <a:lnRef idx="1">
-          <a:schemeClr val="accent1"/>
-        </a:lnRef>
-        <a:fillRef idx="3">
-          <a:schemeClr val="accent1"/>
-        </a:fillRef>
-        <a:effectRef idx="2">
-          <a:schemeClr val="accent1"/>
-        </a:effectRef>
-        <a:fontRef idx="minor">
-          <a:schemeClr val="lt1"/>
-        </a:fontRef>
-      </a:style>
-    </a:spDef>
-    <a:lnDef>
-      <a:spPr/>
-      <a:bodyPr/>
-      <a:lstStyle/>
-      <a:style>
-        <a:lnRef idx="2">
-          <a:schemeClr val="accent1"/>
-        </a:lnRef>
-        <a:fillRef idx="0">
-          <a:schemeClr val="accent1"/>
-        </a:fillRef>
-        <a:effectRef idx="1">
-          <a:schemeClr val="accent1"/>
-        </a:effectRef>
-        <a:fontRef idx="minor">
-          <a:schemeClr val="tx1"/>
-        </a:fontRef>
-      </a:style>
-    </a:lnDef>
-  </a:objectDefaults>
+  <a:objectDefaults/>
   <a:extraClrSchemeLst/>
+  <a:extLst>
+    <a:ext uri="{05A4C25C-085E-4340-85A3-A5531E510DB2}">
+      <thm15:themeFamily xmlns:thm15="http://schemas.microsoft.com/office/thememl/2012/main" name="Office Theme" id="{2E142A2C-CD16-42D6-873A-C26D2A0506FA}" vid="{1BDDFF52-6CD6-40A5-AB3C-68EB2F1E4D0A}"/>
+    </a:ext>
+  </a:extLst>
 </a:theme>
 </file>
--- a/index.docx
+++ b/index.docx
@@ -2673,12 +2673,7 @@
                 <w:p>
                   <w:pPr>
                     <w:pStyle w:val="Compact"/>
-                    <w:jc w:val="left"/>
-                    <w:jc w:val="center"/>
-                  </w:pPr>
-                  <w:r>
-                    <w:t xml:space="preserve">No covariates</w:t>
-                  </w:r>
+                  </w:pPr>
                 </w:p>
               </w:tc>
               <w:tc>
@@ -2727,12 +2722,7 @@
                 <w:p>
                   <w:pPr>
                     <w:pStyle w:val="Compact"/>
-                    <w:jc w:val="left"/>
-                    <w:jc w:val="center"/>
-                  </w:pPr>
-                  <w:r>
-                    <w:t xml:space="preserve">All covariates</w:t>
-                  </w:r>
+                  </w:pPr>
                 </w:p>
               </w:tc>
               <w:tc>
@@ -2834,23 +2824,18 @@
                 <w:p>
                   <w:pPr>
                     <w:pStyle w:val="Compact"/>
+                  </w:pPr>
+                </w:p>
+              </w:tc>
+              <w:tc>
+                <w:tcPr/>
+                <w:p>
+                  <w:pPr>
+                    <w:pStyle w:val="Compact"/>
                     <w:jc w:val="left"/>
                     <w:jc w:val="center"/>
                   </w:pPr>
                   <w:r>
-                    <w:t xml:space="preserve">p-hacking</w:t>
-                  </w:r>
-                </w:p>
-              </w:tc>
-              <w:tc>
-                <w:tcPr/>
-                <w:p>
-                  <w:pPr>
-                    <w:pStyle w:val="Compact"/>
-                    <w:jc w:val="left"/>
-                    <w:jc w:val="center"/>
-                  </w:pPr>
-                  <w:r>
                     <w:t xml:space="preserve">0.000</w:t>
                   </w:r>
                 </w:p>
@@ -2864,7 +2849,7 @@
                     <w:jc w:val="center"/>
                   </w:pPr>
                   <w:r>
-                    <w:t xml:space="preserve">0.262</w:t>
+                    <w:t xml:space="preserve">0.192</w:t>
                   </w:r>
                 </w:p>
               </w:tc>
@@ -2877,7 +2862,7 @@
                     <w:jc w:val="center"/>
                   </w:pPr>
                   <w:r>
-                    <w:t xml:space="preserve">0.563</w:t>
+                    <w:t xml:space="preserve">0.479</w:t>
                   </w:r>
                 </w:p>
               </w:tc>
@@ -2888,23 +2873,18 @@
                 <w:p>
                   <w:pPr>
                     <w:pStyle w:val="Compact"/>
+                  </w:pPr>
+                </w:p>
+              </w:tc>
+              <w:tc>
+                <w:tcPr/>
+                <w:p>
+                  <w:pPr>
+                    <w:pStyle w:val="Compact"/>
                     <w:jc w:val="left"/>
                     <w:jc w:val="center"/>
                   </w:pPr>
                   <w:r>
-                    <w:t xml:space="preserve">Single covariate lm without X</w:t>
-                  </w:r>
-                </w:p>
-              </w:tc>
-              <w:tc>
-                <w:tcPr/>
-                <w:p>
-                  <w:pPr>
-                    <w:pStyle w:val="Compact"/>
-                    <w:jc w:val="left"/>
-                    <w:jc w:val="center"/>
-                  </w:pPr>
-                  <w:r>
                     <w:t xml:space="preserve">0.000</w:t>
                   </w:r>
                 </w:p>
@@ -2918,7 +2898,7 @@
                     <w:jc w:val="center"/>
                   </w:pPr>
                   <w:r>
-                    <w:t xml:space="preserve">0.198</w:t>
+                    <w:t xml:space="preserve">0.200</w:t>
                   </w:r>
                 </w:p>
               </w:tc>
@@ -2931,7 +2911,7 @@
                     <w:jc w:val="center"/>
                   </w:pPr>
                   <w:r>
-                    <w:t xml:space="preserve">0.495</w:t>
+                    <w:t xml:space="preserve">0.500</w:t>
                   </w:r>
                 </w:p>
               </w:tc>
@@ -2942,23 +2922,18 @@
                 <w:p>
                   <w:pPr>
                     <w:pStyle w:val="Compact"/>
+                  </w:pPr>
+                </w:p>
+              </w:tc>
+              <w:tc>
+                <w:tcPr/>
+                <w:p>
+                  <w:pPr>
+                    <w:pStyle w:val="Compact"/>
                     <w:jc w:val="left"/>
                     <w:jc w:val="center"/>
                   </w:pPr>
                   <w:r>
-                    <w:t xml:space="preserve">Single covariate lm with X</w:t>
-                  </w:r>
-                </w:p>
-              </w:tc>
-              <w:tc>
-                <w:tcPr/>
-                <w:p>
-                  <w:pPr>
-                    <w:pStyle w:val="Compact"/>
-                    <w:jc w:val="left"/>
-                    <w:jc w:val="center"/>
-                  </w:pPr>
-                  <w:r>
                     <w:t xml:space="preserve">0.000</w:t>
                   </w:r>
                 </w:p>
@@ -2972,7 +2947,7 @@
                     <w:jc w:val="center"/>
                   </w:pPr>
                   <w:r>
-                    <w:t xml:space="preserve">0.200</w:t>
+                    <w:t xml:space="preserve">0.195</w:t>
                   </w:r>
                 </w:p>
               </w:tc>
@@ -2985,7 +2960,7 @@
                     <w:jc w:val="center"/>
                   </w:pPr>
                   <w:r>
-                    <w:t xml:space="preserve">0.500</w:t>
+                    <w:t xml:space="preserve">0.487</w:t>
                   </w:r>
                 </w:p>
               </w:tc>
@@ -2996,23 +2971,18 @@
                 <w:p>
                   <w:pPr>
                     <w:pStyle w:val="Compact"/>
+                  </w:pPr>
+                </w:p>
+              </w:tc>
+              <w:tc>
+                <w:tcPr/>
+                <w:p>
+                  <w:pPr>
+                    <w:pStyle w:val="Compact"/>
                     <w:jc w:val="left"/>
                     <w:jc w:val="center"/>
                   </w:pPr>
                   <w:r>
-                    <w:t xml:space="preserve">All covariates lm without X</w:t>
-                  </w:r>
-                </w:p>
-              </w:tc>
-              <w:tc>
-                <w:tcPr/>
-                <w:p>
-                  <w:pPr>
-                    <w:pStyle w:val="Compact"/>
-                    <w:jc w:val="left"/>
-                    <w:jc w:val="center"/>
-                  </w:pPr>
-                  <w:r>
                     <w:t xml:space="preserve">0.000</w:t>
                   </w:r>
                 </w:p>
@@ -3026,7 +2996,7 @@
                     <w:jc w:val="center"/>
                   </w:pPr>
                   <w:r>
-                    <w:t xml:space="preserve">0.192</w:t>
+                    <w:t xml:space="preserve">0.200</w:t>
                   </w:r>
                 </w:p>
               </w:tc>
@@ -3039,7 +3009,7 @@
                     <w:jc w:val="center"/>
                   </w:pPr>
                   <w:r>
-                    <w:t xml:space="preserve">0.479</w:t>
+                    <w:t xml:space="preserve">0.500</w:t>
                   </w:r>
                 </w:p>
               </w:tc>
@@ -3050,23 +3020,18 @@
                 <w:p>
                   <w:pPr>
                     <w:pStyle w:val="Compact"/>
+                  </w:pPr>
+                </w:p>
+              </w:tc>
+              <w:tc>
+                <w:tcPr/>
+                <w:p>
+                  <w:pPr>
+                    <w:pStyle w:val="Compact"/>
                     <w:jc w:val="left"/>
                     <w:jc w:val="center"/>
                   </w:pPr>
                   <w:r>
-                    <w:t xml:space="preserve">All covariates lm with X</w:t>
-                  </w:r>
-                </w:p>
-              </w:tc>
-              <w:tc>
-                <w:tcPr/>
-                <w:p>
-                  <w:pPr>
-                    <w:pStyle w:val="Compact"/>
-                    <w:jc w:val="left"/>
-                    <w:jc w:val="center"/>
-                  </w:pPr>
-                  <w:r>
                     <w:t xml:space="preserve">0.000</w:t>
                   </w:r>
                 </w:p>
@@ -3080,7 +3045,7 @@
                     <w:jc w:val="center"/>
                   </w:pPr>
                   <w:r>
-                    <w:t xml:space="preserve">0.200</w:t>
+                    <w:t xml:space="preserve">0.262</w:t>
                   </w:r>
                 </w:p>
               </w:tc>
@@ -3093,7 +3058,7 @@
                     <w:jc w:val="center"/>
                   </w:pPr>
                   <w:r>
-                    <w:t xml:space="preserve">0.500</w:t>
+                    <w:t xml:space="preserve">0.563</w:t>
                   </w:r>
                 </w:p>
               </w:tc>
@@ -3104,23 +3069,18 @@
                 <w:p>
                   <w:pPr>
                     <w:pStyle w:val="Compact"/>
+                  </w:pPr>
+                </w:p>
+              </w:tc>
+              <w:tc>
+                <w:tcPr/>
+                <w:p>
+                  <w:pPr>
+                    <w:pStyle w:val="Compact"/>
                     <w:jc w:val="left"/>
                     <w:jc w:val="center"/>
                   </w:pPr>
                   <w:r>
-                    <w:t xml:space="preserve">All covariates LASSO without X</w:t>
-                  </w:r>
-                </w:p>
-              </w:tc>
-              <w:tc>
-                <w:tcPr/>
-                <w:p>
-                  <w:pPr>
-                    <w:pStyle w:val="Compact"/>
-                    <w:jc w:val="left"/>
-                    <w:jc w:val="center"/>
-                  </w:pPr>
-                  <w:r>
                     <w:t xml:space="preserve">0.000</w:t>
                   </w:r>
                 </w:p>
@@ -3134,7 +3094,7 @@
                     <w:jc w:val="center"/>
                   </w:pPr>
                   <w:r>
-                    <w:t xml:space="preserve">0.195</w:t>
+                    <w:t xml:space="preserve">0.200</w:t>
                   </w:r>
                 </w:p>
               </w:tc>
@@ -3147,7 +3107,7 @@
                     <w:jc w:val="center"/>
                   </w:pPr>
                   <w:r>
-                    <w:t xml:space="preserve">0.487</w:t>
+                    <w:t xml:space="preserve">0.500</w:t>
                   </w:r>
                 </w:p>
               </w:tc>
@@ -3158,23 +3118,18 @@
                 <w:p>
                   <w:pPr>
                     <w:pStyle w:val="Compact"/>
+                  </w:pPr>
+                </w:p>
+              </w:tc>
+              <w:tc>
+                <w:tcPr/>
+                <w:p>
+                  <w:pPr>
+                    <w:pStyle w:val="Compact"/>
                     <w:jc w:val="left"/>
                     <w:jc w:val="center"/>
                   </w:pPr>
                   <w:r>
-                    <w:t xml:space="preserve">All covariates LASSO with X</w:t>
-                  </w:r>
-                </w:p>
-              </w:tc>
-              <w:tc>
-                <w:tcPr/>
-                <w:p>
-                  <w:pPr>
-                    <w:pStyle w:val="Compact"/>
-                    <w:jc w:val="left"/>
-                    <w:jc w:val="center"/>
-                  </w:pPr>
-                  <w:r>
                     <w:t xml:space="preserve">0.000</w:t>
                   </w:r>
                 </w:p>
@@ -3188,7 +3143,7 @@
                     <w:jc w:val="center"/>
                   </w:pPr>
                   <w:r>
-                    <w:t xml:space="preserve">0.200</w:t>
+                    <w:t xml:space="preserve">0.198</w:t>
                   </w:r>
                 </w:p>
               </w:tc>
@@ -3201,7 +3156,7 @@
                     <w:jc w:val="center"/>
                   </w:pPr>
                   <w:r>
-                    <w:t xml:space="preserve">0.500</w:t>
+                    <w:t xml:space="preserve">0.495</w:t>
                   </w:r>
                 </w:p>
               </w:tc>
@@ -3283,7 +3238,10 @@
         <w:t xml:space="preserve">N</w:t>
       </w:r>
       <w:r>
-        <w:t xml:space="preserve">=50, 4 covariates), we observed similar rates of 10.3% (range: 5.6%-15.2%). However, our simulations suggest this estimate may gravely underestimate the magnitude of the problem of p-hacking. It is more realistic that researchers can choose from several to many available candidate covariates. Even when the number of available covariates is modest (i.e., 8-12), our results show that Type I error rates increase to 19.1% (range: 12.1%-27.5%) across contexts. When selecting among 16-20 covariates, Type I error rates, on average, reach nearly a 3-fold increase from our 4-covariate context (29.4%, range: 21.7%-38.3%).</w:t>
+        <w:t xml:space="preserve">=50, 4 covariates), we observed similar rates of 10.3% (range: 5.6%-15.2%)</w:t>
+      </w:r>
+      <w:r>
+        <w:t xml:space="preserve">. However, our simulations suggest this estimate may gravely underestimate the magnitude of the problem of p-hacking. It is more realistic that researchers can choose from several to many available candidate covariates. Even when the number of available covariates is modest (i.e., 8-12), our results show that Type I error rates increase to 19.1% (range: 12.1%-27.5%) across contexts. When selecting among 16-20 covariates, Type I error rates, on average, reach nearly a 3-fold increase from our 4-covariate context (29.4%, range: 21.7%-38.3%).</w:t>
       </w:r>
     </w:p>
     <w:p>

--- a/index.docx
+++ b/index.docx
@@ -47,7 +47,7 @@
         <w:pStyle w:val="Date"/>
       </w:pPr>
       <w:r>
-        <w:t xml:space="preserve">2026-03-09</w:t>
+        <w:t xml:space="preserve">2026-03-11</w:t>
       </w:r>
     </w:p>
     <w:p>
@@ -332,11 +332,12 @@
             <w:tblPr>
               <w:tblStyle w:val="Table"/>
               <w:tblW w:type="auto" w:w="0"/>
-              <w:tblLook w:firstRow="1" w:lastRow="0" w:firstColumn="0" w:lastColumn="0" w:noHBand="0" w:noVBand="0" w:val="0020"/>
+              <w:tblLook w:firstRow="1" w:lastRow="1" w:firstColumn="0" w:lastColumn="0" w:noHBand="0" w:noVBand="0" w:val="0020"/>
             </w:tblPr>
             <w:tblGrid>
-              <w:gridCol w:w="3960"/>
-              <w:gridCol w:w="3960"/>
+              <w:gridCol w:w="2640"/>
+              <w:gridCol w:w="2640"/>
+              <w:gridCol w:w="2640"/>
             </w:tblGrid>
             <w:tr>
               <w:trPr>
@@ -364,7 +365,20 @@
                     <w:jc w:val="center"/>
                   </w:pPr>
                   <w:r>
-                    <w:t xml:space="preserve">Definition</w:t>
+                    <w:t xml:space="preserve">Screening Models</w:t>
+                  </w:r>
+                </w:p>
+              </w:tc>
+              <w:tc>
+                <w:tcPr/>
+                <w:p>
+                  <w:pPr>
+                    <w:pStyle w:val="Compact"/>
+                    <w:jc w:val="left"/>
+                    <w:jc w:val="center"/>
+                  </w:pPr>
+                  <w:r>
+                    <w:t xml:space="preserve">Covariate Selection Criteria</w:t>
                   </w:r>
                 </w:p>
               </w:tc>
@@ -392,7 +406,20 @@
                     <w:jc w:val="center"/>
                   </w:pPr>
                   <w:r>
-                    <w:t xml:space="preserve">Y is regressed on X without any covariates.</w:t>
+                    <w:t xml:space="preserve">No screening models</w:t>
+                  </w:r>
+                </w:p>
+              </w:tc>
+              <w:tc>
+                <w:tcPr/>
+                <w:p>
+                  <w:pPr>
+                    <w:pStyle w:val="Compact"/>
+                    <w:jc w:val="left"/>
+                    <w:jc w:val="center"/>
+                  </w:pPr>
+                  <w:r>
+                    <w:t xml:space="preserve">No covariates used</w:t>
                   </w:r>
                 </w:p>
               </w:tc>
@@ -420,7 +447,20 @@
                     <w:jc w:val="center"/>
                   </w:pPr>
                   <w:r>
-                    <w:t xml:space="preserve">All available covariates are included in the regression model.</w:t>
+                    <w:t xml:space="preserve">No screening models</w:t>
+                  </w:r>
+                </w:p>
+              </w:tc>
+              <w:tc>
+                <w:tcPr/>
+                <w:p>
+                  <w:pPr>
+                    <w:pStyle w:val="Compact"/>
+                    <w:jc w:val="left"/>
+                    <w:jc w:val="center"/>
+                  </w:pPr>
+                  <w:r>
+                    <w:t xml:space="preserve">All covariates used</w:t>
                   </w:r>
                 </w:p>
               </w:tc>
@@ -448,7 +488,20 @@
                     <w:jc w:val="center"/>
                   </w:pPr>
                   <w:r>
-                    <w:t xml:space="preserve">Unsystematically adding covariates based on whether they lower the p-value of the main effect of X on Y.</w:t>
+                    <w:t xml:space="preserve">Y ~ X + C_1, Y ~ X + C_2, ..., Y ~ X + C_k</w:t>
+                  </w:r>
+                </w:p>
+              </w:tc>
+              <w:tc>
+                <w:tcPr/>
+                <w:p>
+                  <w:pPr>
+                    <w:pStyle w:val="Compact"/>
+                    <w:jc w:val="left"/>
+                    <w:jc w:val="center"/>
+                  </w:pPr>
+                  <w:r>
+                    <w:t xml:space="preserve">Covariates that lower the p-value of X are retained in the final model</w:t>
                   </w:r>
                 </w:p>
               </w:tc>
@@ -476,7 +529,20 @@
                     <w:jc w:val="center"/>
                   </w:pPr>
                   <w:r>
-                    <w:t xml:space="preserve">A linear model that regresses Y on a single covariate. Covariates are considered one at a time and included in the final model if they yield a significant effect on Y (p &lt; .05).</w:t>
+                    <w:t xml:space="preserve">Y ~ C_1, Y ~ C_2, ..., Y ~ C_k</w:t>
+                  </w:r>
+                </w:p>
+              </w:tc>
+              <w:tc>
+                <w:tcPr/>
+                <w:p>
+                  <w:pPr>
+                    <w:pStyle w:val="Compact"/>
+                    <w:jc w:val="left"/>
+                    <w:jc w:val="center"/>
+                  </w:pPr>
+                  <w:r>
+                    <w:t xml:space="preserve">Covariates that yield a significant effect (p &lt; .05) are retained in the final model</w:t>
                   </w:r>
                 </w:p>
               </w:tc>
@@ -504,7 +570,20 @@
                     <w:jc w:val="center"/>
                   </w:pPr>
                   <w:r>
-                    <w:t xml:space="preserve">A linear model that regresses Y on a single covariate and X. Covariates are considered one at a time and included in the final model if they yield a significant effect on Y (p &lt; .05).</w:t>
+                    <w:t xml:space="preserve">Y ~ X + C_1, Y ~ X + C_2, ..., Y ~ X + C_k</w:t>
+                  </w:r>
+                </w:p>
+              </w:tc>
+              <w:tc>
+                <w:tcPr/>
+                <w:p>
+                  <w:pPr>
+                    <w:pStyle w:val="Compact"/>
+                    <w:jc w:val="left"/>
+                    <w:jc w:val="center"/>
+                  </w:pPr>
+                  <w:r>
+                    <w:t xml:space="preserve">Covariates that yield a significant effect (p &lt; .05) when controlling for X are retained in the final model</w:t>
                   </w:r>
                 </w:p>
               </w:tc>
@@ -532,7 +611,20 @@
                     <w:jc w:val="center"/>
                   </w:pPr>
                   <w:r>
-                    <w:t xml:space="preserve">A full linear model that regresses Y on all available covariates. Covariates that have a statistically significant effect on Y (p &lt; .05) are retained.</w:t>
+                    <w:t xml:space="preserve">Y ~ C_1 + C_2 + ... + C_k</w:t>
+                  </w:r>
+                </w:p>
+              </w:tc>
+              <w:tc>
+                <w:tcPr/>
+                <w:p>
+                  <w:pPr>
+                    <w:pStyle w:val="Compact"/>
+                    <w:jc w:val="left"/>
+                    <w:jc w:val="center"/>
+                  </w:pPr>
+                  <w:r>
+                    <w:t xml:space="preserve">Covariates that yield a significant effect (P &lt; .05) when controlling for all other covariates are retained in the final model</w:t>
                   </w:r>
                 </w:p>
               </w:tc>
@@ -560,7 +652,20 @@
                     <w:jc w:val="center"/>
                   </w:pPr>
                   <w:r>
-                    <w:t xml:space="preserve">A full linear model that regresses Y on all available covariates and X. Covariates that have a statistically significant effect on Y (p &lt; .05) when controlling for X are retained.</w:t>
+                    <w:t xml:space="preserve">Y ~ X + C_1 + C_2 ... + C_k</w:t>
+                  </w:r>
+                </w:p>
+              </w:tc>
+              <w:tc>
+                <w:tcPr/>
+                <w:p>
+                  <w:pPr>
+                    <w:pStyle w:val="Compact"/>
+                    <w:jc w:val="left"/>
+                    <w:jc w:val="center"/>
+                  </w:pPr>
+                  <w:r>
+                    <w:t xml:space="preserve">Covariates that yield a significant effect (P &lt; .05) when controlling for X and all other covariates are retained in the final model</w:t>
                   </w:r>
                 </w:p>
               </w:tc>
@@ -588,7 +693,29 @@
                     <w:jc w:val="center"/>
                   </w:pPr>
                   <w:r>
-                    <w:t xml:space="preserve">A linear model that regresses Y on all available covariates and applies a penalty to shrink coefficients for less important covariates, potentially dropping them altogether (i.e., coefficient of 0). Covariates with non-zero coefficients were retained.</w:t>
+                    <w:t xml:space="preserve">Y ~ C_1 + C_2 + ... + C_k with</w:t>
+                  </w:r>
+                  <w:r>
+                    <w:t xml:space="preserve"> </w:t>
+                  </w:r>
+                  <w:r>
+                    <w:rPr>
+                      <w:u w:val="single"/>
+                    </w:rPr>
+                    <w:t xml:space="preserve">penalty applied to all covariates</w:t>
+                  </w:r>
+                </w:p>
+              </w:tc>
+              <w:tc>
+                <w:tcPr/>
+                <w:p>
+                  <w:pPr>
+                    <w:pStyle w:val="Compact"/>
+                    <w:jc w:val="left"/>
+                    <w:jc w:val="center"/>
+                  </w:pPr>
+                  <w:r>
+                    <w:t xml:space="preserve">Covariates with non-zero coefficients are retained in the model</w:t>
                   </w:r>
                 </w:p>
               </w:tc>
@@ -616,8 +743,98 @@
                     <w:jc w:val="center"/>
                   </w:pPr>
                   <w:r>
-                    <w:t xml:space="preserve">A linear model that regresses Y on all available covariates and applies a penalty to shrink coefficients for less important covariates. We assigned a 0 penalty to X to retain it in the model. Covariates with non-zero coefficients when controlling for X were retained.</w:t>
-                  </w:r>
+                    <w:t xml:space="preserve">Y ~ X + C_1 + C_2 ... + C_k with</w:t>
+                  </w:r>
+                  <w:r>
+                    <w:t xml:space="preserve"> </w:t>
+                  </w:r>
+                  <w:r>
+                    <w:rPr>
+                      <w:u w:val="single"/>
+                    </w:rPr>
+                    <w:t xml:space="preserve">penalty applied to all covariates</w:t>
+                  </w:r>
+                </w:p>
+              </w:tc>
+              <w:tc>
+                <w:tcPr/>
+                <w:p>
+                  <w:pPr>
+                    <w:pStyle w:val="Compact"/>
+                    <w:jc w:val="left"/>
+                    <w:jc w:val="center"/>
+                  </w:pPr>
+                  <w:r>
+                    <w:t xml:space="preserve">COvariates with non-zero coefficients are retained in the model</w:t>
+                  </w:r>
+                </w:p>
+              </w:tc>
+            </w:tr>
+            <w:tr>
+              <w:tc>
+                <w:tcPr/>
+                <w:p>
+                  <w:pPr>
+                    <w:pStyle w:val="Compact"/>
+                    <w:jc w:val="left"/>
+                    <w:jc w:val="center"/>
+                  </w:pPr>
+                  <w:r>
+                    <w:t xml:space="preserve">Note:</w:t>
+                  </w:r>
+                  <w:r>
+                    <w:t xml:space="preserve"> </w:t>
+                  </w:r>
+                </w:p>
+              </w:tc>
+              <w:tc>
+                <w:tcPr/>
+                <w:p>
+                  <w:pPr>
+                    <w:pStyle w:val="Compact"/>
+                  </w:pPr>
+                </w:p>
+              </w:tc>
+              <w:tc>
+                <w:tcPr/>
+                <w:p>
+                  <w:pPr>
+                    <w:pStyle w:val="Compact"/>
+                  </w:pPr>
+                </w:p>
+              </w:tc>
+            </w:tr>
+            <w:tr>
+              <w:tc>
+                <w:tcPr/>
+                <w:p>
+                  <w:pPr>
+                    <w:pStyle w:val="Compact"/>
+                    <w:jc w:val="left"/>
+                    <w:jc w:val="center"/>
+                  </w:pPr>
+                  <w:r>
+                    <w:t xml:space="preserve"> </w:t>
+                  </w:r>
+                  <w:r>
+                    <w:t xml:space="preserve">Screening models represent symbolic linear models where Y is the outcome, X is the focal predictor, C is a covariate, and k is the number of covariates.</w:t>
+                  </w:r>
+                </w:p>
+              </w:tc>
+              <w:tc>
+                <w:tcPr/>
+                <w:p>
+                  <w:pPr>
+                    <w:pStyle w:val="Compact"/>
+                  </w:pPr>
+                </w:p>
+              </w:tc>
+              <w:tc>
+                <w:tcPr/>
+                <w:p>
+                  <w:pPr>
+                    <w:pStyle w:val="Compact"/>
+                  </w:pPr>
                 </w:p>
               </w:tc>
             </w:tr>

--- a/index.docx
+++ b/index.docx
@@ -235,7 +235,7 @@
       </w:r>
     </w:p>
     <w:bookmarkEnd w:id="20"/>
-    <w:bookmarkStart w:id="28" w:name="methods"/>
+    <w:bookmarkStart w:id="29" w:name="methods"/>
     <w:p>
       <w:pPr>
         <w:pStyle w:val="Heading1"/>
@@ -693,16 +693,7 @@
                     <w:jc w:val="center"/>
                   </w:pPr>
                   <w:r>
-                    <w:t xml:space="preserve">Y ~ C_1 + C_2 + ... + C_k with</w:t>
-                  </w:r>
-                  <w:r>
-                    <w:t xml:space="preserve"> </w:t>
-                  </w:r>
-                  <w:r>
-                    <w:rPr>
-                      <w:u w:val="single"/>
-                    </w:rPr>
-                    <w:t xml:space="preserve">penalty applied to all covariates</w:t>
+                    <w:t xml:space="preserve">Y ~ C_1 + C_2 + ... + C_k with lambda penalty applied to all covariates</w:t>
                   </w:r>
                 </w:p>
               </w:tc>
@@ -743,16 +734,7 @@
                     <w:jc w:val="center"/>
                   </w:pPr>
                   <w:r>
-                    <w:t xml:space="preserve">Y ~ X + C_1 + C_2 ... + C_k with</w:t>
-                  </w:r>
-                  <w:r>
-                    <w:t xml:space="preserve"> </w:t>
-                  </w:r>
-                  <w:r>
-                    <w:rPr>
-                      <w:u w:val="single"/>
-                    </w:rPr>
-                    <w:t xml:space="preserve">penalty applied to all covariates</w:t>
+                    <w:t xml:space="preserve">Y ~ X + C_1 + C_2 ... + C_k with lambda penalty applied to all covariates</w:t>
                   </w:r>
                 </w:p>
               </w:tc>
@@ -765,7 +747,7 @@
                     <w:jc w:val="center"/>
                   </w:pPr>
                   <w:r>
-                    <w:t xml:space="preserve">COvariates with non-zero coefficients are retained in the model</w:t>
+                    <w:t xml:space="preserve">Covariates with non-zero coefficients are retained in the model</w:t>
                   </w:r>
                 </w:p>
               </w:tc>
@@ -1291,7 +1273,7 @@
       </w:hyperlink>
     </w:p>
     <w:bookmarkEnd w:id="26"/>
-    <w:bookmarkStart w:id="27" w:name="data-analytic-plan"/>
+    <w:bookmarkStart w:id="28" w:name="data-analytic-plan"/>
     <w:p>
       <w:pPr>
         <w:pStyle w:val="Heading2"/>
@@ -1411,6 +1393,104 @@
         <w:pStyle w:val="BodyText"/>
       </w:pPr>
       <w:r>
+        <w:rPr>
+          <w:vertAlign w:val="subscript"/>
+        </w:rPr>
+        <w:t xml:space="preserve">Source:</w:t>
+      </w:r>
+      <w:r>
+        <w:rPr>
+          <w:vertAlign w:val="subscript"/>
+        </w:rPr>
+        <w:t xml:space="preserve"> </w:t>
+      </w:r>
+      <w:hyperlink r:id="rId27">
+        <w:r>
+          <w:rPr>
+            <w:rStyle w:val="Hyperlink"/>
+            <w:vertAlign w:val="subscript"/>
+          </w:rPr>
+          <w:t xml:space="preserve">Article Notebook</w:t>
+        </w:r>
+      </w:hyperlink>
+    </w:p>
+    <w:p>
+      <w:pPr>
+        <w:pStyle w:val="Compact"/>
+        <w:numPr>
+          <w:ilvl w:val="0"/>
+          <w:numId w:val="1003"/>
+        </w:numPr>
+      </w:pPr>
+      <w:r>
+        <w:t xml:space="preserve">Set research context parameters.</w:t>
+      </w:r>
+    </w:p>
+    <w:p>
+      <w:pPr>
+        <w:pStyle w:val="Compact"/>
+        <w:numPr>
+          <w:ilvl w:val="0"/>
+          <w:numId w:val="1003"/>
+        </w:numPr>
+      </w:pPr>
+      <w:r>
+        <w:t xml:space="preserve">Create dichotomous focal predictor (X).</w:t>
+      </w:r>
+    </w:p>
+    <w:p>
+      <w:pPr>
+        <w:pStyle w:val="Compact"/>
+        <w:numPr>
+          <w:ilvl w:val="0"/>
+          <w:numId w:val="1003"/>
+        </w:numPr>
+      </w:pPr>
+      <w:r>
+        <w:t xml:space="preserve">Create variance/covariance matrix.Good predictors have 0.3 correlation with each other</w:t>
+      </w:r>
+    </w:p>
+    <w:p>
+      <w:pPr>
+        <w:pStyle w:val="Compact"/>
+        <w:numPr>
+          <w:ilvl w:val="0"/>
+          <w:numId w:val="1003"/>
+        </w:numPr>
+      </w:pPr>
+      <w:r>
+        <w:t xml:space="preserve">Generate Y and all covariates using a multivariate normal distribution.</w:t>
+      </w:r>
+    </w:p>
+    <w:p>
+      <w:pPr>
+        <w:pStyle w:val="Compact"/>
+        <w:numPr>
+          <w:ilvl w:val="0"/>
+          <w:numId w:val="1003"/>
+        </w:numPr>
+      </w:pPr>
+      <w:r>
+        <w:t xml:space="preserve">Add in X effect on Y.</w:t>
+      </w:r>
+    </w:p>
+    <w:p>
+      <w:pPr>
+        <w:pStyle w:val="Compact"/>
+        <w:numPr>
+          <w:ilvl w:val="0"/>
+          <w:numId w:val="1003"/>
+        </w:numPr>
+      </w:pPr>
+      <w:r>
+        <w:t xml:space="preserve">Combine into final data tibble.</w:t>
+      </w:r>
+    </w:p>
+    <w:p>
+      <w:pPr>
+        <w:pStyle w:val="FirstParagraph"/>
+      </w:pPr>
+      <w:r>
         <w:t xml:space="preserve">For research contexts where the population parameter for</w:t>
       </w:r>
       <w:r>
@@ -1523,9 +1603,9 @@
         <w:t xml:space="preserve"> </w:t>
       </w:r>
     </w:p>
-    <w:bookmarkEnd w:id="27"/>
     <w:bookmarkEnd w:id="28"/>
-    <w:bookmarkStart w:id="54" w:name="results"/>
+    <w:bookmarkEnd w:id="29"/>
+    <w:bookmarkStart w:id="55" w:name="results"/>
     <w:p>
       <w:pPr>
         <w:pStyle w:val="Heading1"/>
@@ -1534,7 +1614,7 @@
         <w:t xml:space="preserve">Results</w:t>
       </w:r>
     </w:p>
-    <w:bookmarkStart w:id="39" w:name="type-i-error"/>
+    <w:bookmarkStart w:id="40" w:name="type-i-error"/>
     <w:p>
       <w:pPr>
         <w:pStyle w:val="Heading2"/>
@@ -1658,7 +1738,7 @@
       <w:tr>
         <w:tc>
           <w:tcPr/>
-          <w:bookmarkStart w:id="32" w:name="fig-bar-1"/>
+          <w:bookmarkStart w:id="33" w:name="fig-bar-1"/>
           <w:p>
             <w:pPr>
               <w:pStyle w:val="Compact"/>
@@ -1669,18 +1749,18 @@
                 <wp:inline>
                   <wp:extent cx="5334000" cy="3048000"/>
                   <wp:effectExtent b="0" l="0" r="0" t="0"/>
-                  <wp:docPr descr="" title="" id="30" name="Picture"/>
+                  <wp:docPr descr="" title="" id="31" name="Picture"/>
                   <a:graphic>
                     <a:graphicData uri="http://schemas.openxmlformats.org/drawingml/2006/picture">
                       <pic:pic>
                         <pic:nvPicPr>
-                          <pic:cNvPr descr="index_files/figure-docx/notebooks-mak_figures-fig-bar-1-output-1.png" id="31" name="Picture"/>
+                          <pic:cNvPr descr="index_files/figure-docx/notebooks-mak_figures-fig-bar-1-output-1.png" id="32" name="Picture"/>
                           <pic:cNvPicPr>
                             <a:picLocks noChangeArrowheads="1" noChangeAspect="1"/>
                           </pic:cNvPicPr>
                         </pic:nvPicPr>
                         <pic:blipFill>
-                          <a:blip r:embed="rId29"/>
+                          <a:blip r:embed="rId30"/>
                           <a:stretch>
                             <a:fillRect/>
                           </a:stretch>
@@ -1720,7 +1800,7 @@
               <w:t xml:space="preserve">Figure 1: Type I Error by Method. Average type I error rate across all research contexts is displayed for each method separately by color. A priori selection methods are on the left, data-driven selection methods are on the right. Striped shading indicates data-driven selection methods that do not control for X.</w:t>
             </w:r>
           </w:p>
-          <w:bookmarkEnd w:id="32"/>
+          <w:bookmarkEnd w:id="33"/>
         </w:tc>
       </w:tr>
     </w:tbl>
@@ -1740,7 +1820,7 @@
         </w:rPr>
         <w:t xml:space="preserve"> </w:t>
       </w:r>
-      <w:hyperlink r:id="rId33">
+      <w:hyperlink r:id="rId34">
         <w:r>
           <w:rPr>
             <w:rStyle w:val="Hyperlink"/>
@@ -1972,7 +2052,7 @@
       <w:tr>
         <w:tc>
           <w:tcPr/>
-          <w:bookmarkStart w:id="37" w:name="fig-type1-panel"/>
+          <w:bookmarkStart w:id="38" w:name="fig-type1-panel"/>
           <w:p>
             <w:pPr>
               <w:pStyle w:val="Compact"/>
@@ -1983,18 +2063,18 @@
                 <wp:inline>
                   <wp:extent cx="5334000" cy="4000499"/>
                   <wp:effectExtent b="0" l="0" r="0" t="0"/>
-                  <wp:docPr descr="" title="" id="35" name="Picture"/>
+                  <wp:docPr descr="" title="" id="36" name="Picture"/>
                   <a:graphic>
                     <a:graphicData uri="http://schemas.openxmlformats.org/drawingml/2006/picture">
                       <pic:pic>
                         <pic:nvPicPr>
-                          <pic:cNvPr descr="index_files/figure-docx/notebooks-mak_figures-fig-type1-panel-output-1.png" id="36" name="Picture"/>
+                          <pic:cNvPr descr="index_files/figure-docx/notebooks-mak_figures-fig-type1-panel-output-1.png" id="37" name="Picture"/>
                           <pic:cNvPicPr>
                             <a:picLocks noChangeArrowheads="1" noChangeAspect="1"/>
                           </pic:cNvPicPr>
                         </pic:nvPicPr>
                         <pic:blipFill>
-                          <a:blip r:embed="rId34"/>
+                          <a:blip r:embed="rId35"/>
                           <a:stretch>
                             <a:fillRect/>
                           </a:stretch>
@@ -2034,7 +2114,7 @@
               <w:t xml:space="preserve">Figure 2: Type I error by method and research context. Plots are paneled by aspects of the research context (number of observations, number of covariates, proportion of good covariates, and Y-covariate correlation strength). Methods are displayed separately by color. Data-driven correlation selection methods that control for X are depicted as dashed lines.</w:t>
             </w:r>
           </w:p>
-          <w:bookmarkEnd w:id="37"/>
+          <w:bookmarkEnd w:id="38"/>
         </w:tc>
       </w:tr>
     </w:tbl>
@@ -2054,7 +2134,7 @@
         </w:rPr>
         <w:t xml:space="preserve"> </w:t>
       </w:r>
-      <w:hyperlink r:id="rId38">
+      <w:hyperlink r:id="rId39">
         <w:r>
           <w:rPr>
             <w:rStyle w:val="Hyperlink"/>
@@ -2064,8 +2144,8 @@
         </w:r>
       </w:hyperlink>
     </w:p>
-    <w:bookmarkEnd w:id="39"/>
-    <w:bookmarkStart w:id="50" w:name="type-ii-error"/>
+    <w:bookmarkEnd w:id="40"/>
+    <w:bookmarkStart w:id="51" w:name="type-ii-error"/>
     <w:p>
       <w:pPr>
         <w:pStyle w:val="Heading2"/>
@@ -2294,7 +2374,7 @@
       <w:tr>
         <w:tc>
           <w:tcPr/>
-          <w:bookmarkStart w:id="43" w:name="fig-bar-2"/>
+          <w:bookmarkStart w:id="44" w:name="fig-bar-2"/>
           <w:p>
             <w:pPr>
               <w:pStyle w:val="Compact"/>
@@ -2305,18 +2385,18 @@
                 <wp:inline>
                   <wp:extent cx="5334000" cy="3048000"/>
                   <wp:effectExtent b="0" l="0" r="0" t="0"/>
-                  <wp:docPr descr="" title="" id="41" name="Picture"/>
+                  <wp:docPr descr="" title="" id="42" name="Picture"/>
                   <a:graphic>
                     <a:graphicData uri="http://schemas.openxmlformats.org/drawingml/2006/picture">
                       <pic:pic>
                         <pic:nvPicPr>
-                          <pic:cNvPr descr="index_files/figure-docx/notebooks-mak_figures-fig-bar-2-output-1.png" id="42" name="Picture"/>
+                          <pic:cNvPr descr="index_files/figure-docx/notebooks-mak_figures-fig-bar-2-output-1.png" id="43" name="Picture"/>
                           <pic:cNvPicPr>
                             <a:picLocks noChangeArrowheads="1" noChangeAspect="1"/>
                           </pic:cNvPicPr>
                         </pic:nvPicPr>
                         <pic:blipFill>
-                          <a:blip r:embed="rId40"/>
+                          <a:blip r:embed="rId41"/>
                           <a:stretch>
                             <a:fillRect/>
                           </a:stretch>
@@ -2356,7 +2436,7 @@
               <w:t xml:space="preserve">Figure 3: Type II Error by Method. Average type II error rate across all research settings is displayed for each method separately by color. A priori selection methods are on the left, data-driven selection methods are on the right. Striped shading indicates data-driven selection methods that do not control for X.</w:t>
             </w:r>
           </w:p>
-          <w:bookmarkEnd w:id="43"/>
+          <w:bookmarkEnd w:id="44"/>
         </w:tc>
       </w:tr>
     </w:tbl>
@@ -2376,7 +2456,7 @@
         </w:rPr>
         <w:t xml:space="preserve"> </w:t>
       </w:r>
-      <w:hyperlink r:id="rId44">
+      <w:hyperlink r:id="rId45">
         <w:r>
           <w:rPr>
             <w:rStyle w:val="Hyperlink"/>
@@ -2479,7 +2559,7 @@
       <w:tr>
         <w:tc>
           <w:tcPr/>
-          <w:bookmarkStart w:id="48" w:name="fig-panel-2"/>
+          <w:bookmarkStart w:id="49" w:name="fig-panel-2"/>
           <w:p>
             <w:pPr>
               <w:pStyle w:val="Compact"/>
@@ -2490,18 +2570,18 @@
                 <wp:inline>
                   <wp:extent cx="5334000" cy="6400800"/>
                   <wp:effectExtent b="0" l="0" r="0" t="0"/>
-                  <wp:docPr descr="" title="" id="46" name="Picture"/>
+                  <wp:docPr descr="" title="" id="47" name="Picture"/>
                   <a:graphic>
                     <a:graphicData uri="http://schemas.openxmlformats.org/drawingml/2006/picture">
                       <pic:pic>
                         <pic:nvPicPr>
-                          <pic:cNvPr descr="index_files/figure-docx/notebooks-mak_figures-fig-panel-2-output-1.png" id="47" name="Picture"/>
+                          <pic:cNvPr descr="index_files/figure-docx/notebooks-mak_figures-fig-panel-2-output-1.png" id="48" name="Picture"/>
                           <pic:cNvPicPr>
                             <a:picLocks noChangeArrowheads="1" noChangeAspect="1"/>
                           </pic:cNvPicPr>
                         </pic:nvPicPr>
                         <pic:blipFill>
-                          <a:blip r:embed="rId45"/>
+                          <a:blip r:embed="rId46"/>
                           <a:stretch>
                             <a:fillRect/>
                           </a:stretch>
@@ -2541,7 +2621,7 @@
               <w:t xml:space="preserve">Figure 4: Type II error by method and research context. Plots are paneled by aspects of the research context (number of observations, number of covariates, proportion of good covariates, and Y-covariate correlation strength, and population parameter for X). Methods are displayed separately by color. Data-driven correlation selection methods that control for X are depicted as dashed lines.</w:t>
             </w:r>
           </w:p>
-          <w:bookmarkEnd w:id="48"/>
+          <w:bookmarkEnd w:id="49"/>
         </w:tc>
       </w:tr>
     </w:tbl>
@@ -2561,7 +2641,7 @@
         </w:rPr>
         <w:t xml:space="preserve"> </w:t>
       </w:r>
-      <w:hyperlink r:id="rId49">
+      <w:hyperlink r:id="rId50">
         <w:r>
           <w:rPr>
             <w:rStyle w:val="Hyperlink"/>
@@ -2571,8 +2651,8 @@
         </w:r>
       </w:hyperlink>
     </w:p>
-    <w:bookmarkEnd w:id="50"/>
-    <w:bookmarkStart w:id="53" w:name="parameter-estimates"/>
+    <w:bookmarkEnd w:id="51"/>
+    <w:bookmarkStart w:id="54" w:name="parameter-estimates"/>
     <w:p>
       <w:pPr>
         <w:pStyle w:val="Heading2"/>
@@ -2748,7 +2828,7 @@
       <w:tr>
         <w:tc>
           <w:tcPr/>
-          <w:bookmarkStart w:id="51" w:name="tbl-est"/>
+          <w:bookmarkStart w:id="52" w:name="tbl-est"/>
           <w:p>
             <w:pPr>
               <w:jc w:val="center"/>
@@ -3379,7 +3459,7 @@
               </w:tc>
             </w:tr>
           </w:tbl>
-          <w:bookmarkEnd w:id="51"/>
+          <w:bookmarkEnd w:id="52"/>
           <w:p/>
         </w:tc>
       </w:tr>
@@ -3400,7 +3480,7 @@
         </w:rPr>
         <w:t xml:space="preserve"> </w:t>
       </w:r>
-      <w:hyperlink r:id="rId52">
+      <w:hyperlink r:id="rId53">
         <w:r>
           <w:rPr>
             <w:rStyle w:val="Hyperlink"/>
@@ -3410,9 +3490,9 @@
         </w:r>
       </w:hyperlink>
     </w:p>
-    <w:bookmarkEnd w:id="53"/>
     <w:bookmarkEnd w:id="54"/>
-    <w:bookmarkStart w:id="55" w:name="discussion"/>
+    <w:bookmarkEnd w:id="55"/>
+    <w:bookmarkStart w:id="56" w:name="discussion"/>
     <w:p>
       <w:pPr>
         <w:pStyle w:val="Heading1"/>
@@ -3762,8 +3842,8 @@
         <w:t xml:space="preserve">cannot be manipulated (e.g., controlling for gender when looking at the effects of parenting style on child school performance). This use of covariates, however, is complicated and covariates must be selected carefully based on theory and causal structure. Unfortunately, controlling for a confounding variable is also not as strong as people tend to believe. Controlling for a confounding variable with a covariate does not fully eliminate its influence but removes the partial effect on the outcome measurable by the model. Given the complex nature of these types of covariates, we considered them to fall outside the scope of the current paper and we plan to address them in a future simulation paper.</w:t>
       </w:r>
     </w:p>
-    <w:bookmarkEnd w:id="55"/>
-    <w:bookmarkStart w:id="86" w:name="references"/>
+    <w:bookmarkEnd w:id="56"/>
+    <w:bookmarkStart w:id="87" w:name="references"/>
     <w:p>
       <w:pPr>
         <w:pStyle w:val="Heading1"/>
@@ -3772,8 +3852,8 @@
         <w:t xml:space="preserve">References</w:t>
       </w:r>
     </w:p>
-    <w:bookmarkStart w:id="85" w:name="refs"/>
-    <w:bookmarkStart w:id="57" w:name="ref-beachChoosingCovariatesAnalysis1989"/>
+    <w:bookmarkStart w:id="86" w:name="refs"/>
+    <w:bookmarkStart w:id="58" w:name="ref-beachChoosingCovariatesAnalysis1989"/>
     <w:p>
       <w:pPr>
         <w:pStyle w:val="Bibliography"/>
@@ -3806,7 +3886,7 @@
       <w:r>
         <w:t xml:space="preserve"> </w:t>
       </w:r>
-      <w:hyperlink r:id="rId56">
+      <w:hyperlink r:id="rId57">
         <w:r>
           <w:rPr>
             <w:rStyle w:val="Hyperlink"/>
@@ -3818,8 +3898,8 @@
         <w:t xml:space="preserve">.</w:t>
       </w:r>
     </w:p>
-    <w:bookmarkEnd w:id="57"/>
-    <w:bookmarkStart w:id="59" w:name="ref-buttonPowerFailureWhy2013"/>
+    <w:bookmarkEnd w:id="58"/>
+    <w:bookmarkStart w:id="60" w:name="ref-buttonPowerFailureWhy2013"/>
     <w:p>
       <w:pPr>
         <w:pStyle w:val="Bibliography"/>
@@ -3852,7 +3932,7 @@
       <w:r>
         <w:t xml:space="preserve"> </w:t>
       </w:r>
-      <w:hyperlink r:id="rId58">
+      <w:hyperlink r:id="rId59">
         <w:r>
           <w:rPr>
             <w:rStyle w:val="Hyperlink"/>
@@ -3864,8 +3944,8 @@
         <w:t xml:space="preserve">.</w:t>
       </w:r>
     </w:p>
-    <w:bookmarkEnd w:id="59"/>
-    <w:bookmarkStart w:id="61" w:name="ref-chtc"/>
+    <w:bookmarkEnd w:id="60"/>
+    <w:bookmarkStart w:id="62" w:name="ref-chtc"/>
     <w:p>
       <w:pPr>
         <w:pStyle w:val="Bibliography"/>
@@ -3888,7 +3968,7 @@
       <w:r>
         <w:t xml:space="preserve"> </w:t>
       </w:r>
-      <w:hyperlink r:id="rId60">
+      <w:hyperlink r:id="rId61">
         <w:r>
           <w:rPr>
             <w:rStyle w:val="Hyperlink"/>
@@ -3900,8 +3980,8 @@
         <w:t xml:space="preserve">.</w:t>
       </w:r>
     </w:p>
-    <w:bookmarkEnd w:id="61"/>
-    <w:bookmarkStart w:id="63" w:name="X7184952359760f4d1a5486dd020a7850c2f64c7"/>
+    <w:bookmarkEnd w:id="62"/>
+    <w:bookmarkStart w:id="64" w:name="X7184952359760f4d1a5486dd020a7850c2f64c7"/>
     <w:p>
       <w:pPr>
         <w:pStyle w:val="Bibliography"/>
@@ -3946,7 +4026,7 @@
       <w:r>
         <w:t xml:space="preserve"> </w:t>
       </w:r>
-      <w:hyperlink r:id="rId62">
+      <w:hyperlink r:id="rId63">
         <w:r>
           <w:rPr>
             <w:rStyle w:val="Hyperlink"/>
@@ -3958,8 +4038,8 @@
         <w:t xml:space="preserve">.</w:t>
       </w:r>
     </w:p>
-    <w:bookmarkEnd w:id="63"/>
-    <w:bookmarkStart w:id="64" w:name="ref-cohenStatisticalPowerAnalysis1988"/>
+    <w:bookmarkEnd w:id="64"/>
+    <w:bookmarkStart w:id="65" w:name="ref-cohenStatisticalPowerAnalysis1988"/>
     <w:p>
       <w:pPr>
         <w:pStyle w:val="Bibliography"/>
@@ -4023,8 +4103,8 @@
         <w:t xml:space="preserve">. 2 edition. Hillsdale, N.J: Routledge.</w:t>
       </w:r>
     </w:p>
-    <w:bookmarkEnd w:id="64"/>
-    <w:bookmarkStart w:id="65" w:name="ref-cohenPowerPrimer1992"/>
+    <w:bookmarkEnd w:id="65"/>
+    <w:bookmarkStart w:id="66" w:name="ref-cohenPowerPrimer1992"/>
     <w:p>
       <w:pPr>
         <w:pStyle w:val="Bibliography"/>
@@ -4055,8 +4135,8 @@
         <w:t xml:space="preserve">112 (1): 155–59.</w:t>
       </w:r>
     </w:p>
-    <w:bookmarkEnd w:id="65"/>
-    <w:bookmarkStart w:id="67" w:name="ref-egbewaleBiasPrecisionStatistical2014"/>
+    <w:bookmarkEnd w:id="66"/>
+    <w:bookmarkStart w:id="68" w:name="ref-egbewaleBiasPrecisionStatistical2014"/>
     <w:p>
       <w:pPr>
         <w:pStyle w:val="Bibliography"/>
@@ -4089,7 +4169,7 @@
       <w:r>
         <w:t xml:space="preserve"> </w:t>
       </w:r>
-      <w:hyperlink r:id="rId66">
+      <w:hyperlink r:id="rId67">
         <w:r>
           <w:rPr>
             <w:rStyle w:val="Hyperlink"/>
@@ -4101,8 +4181,8 @@
         <w:t xml:space="preserve">.</w:t>
       </w:r>
     </w:p>
-    <w:bookmarkEnd w:id="67"/>
-    <w:bookmarkStart w:id="69" w:name="X2f0269178ca78ed63e1136f742f04d81b1fa6ea"/>
+    <w:bookmarkEnd w:id="68"/>
+    <w:bookmarkStart w:id="70" w:name="X2f0269178ca78ed63e1136f742f04d81b1fa6ea"/>
     <w:p>
       <w:pPr>
         <w:pStyle w:val="Bibliography"/>
@@ -4153,7 +4233,7 @@
       <w:r>
         <w:t xml:space="preserve"> </w:t>
       </w:r>
-      <w:hyperlink r:id="rId68">
+      <w:hyperlink r:id="rId69">
         <w:r>
           <w:rPr>
             <w:rStyle w:val="Hyperlink"/>
@@ -4165,8 +4245,8 @@
         <w:t xml:space="preserve">.</w:t>
       </w:r>
     </w:p>
-    <w:bookmarkEnd w:id="69"/>
-    <w:bookmarkStart w:id="71" w:name="X1d510f5e635c9bb1fe85b2bd18ed5a6e27b856d"/>
+    <w:bookmarkEnd w:id="70"/>
+    <w:bookmarkStart w:id="72" w:name="X1d510f5e635c9bb1fe85b2bd18ed5a6e27b856d"/>
     <w:p>
       <w:pPr>
         <w:pStyle w:val="Bibliography"/>
@@ -4199,7 +4279,7 @@
       <w:r>
         <w:t xml:space="preserve"> </w:t>
       </w:r>
-      <w:hyperlink r:id="rId70">
+      <w:hyperlink r:id="rId71">
         <w:r>
           <w:rPr>
             <w:rStyle w:val="Hyperlink"/>
@@ -4211,8 +4291,8 @@
         <w:t xml:space="preserve">.</w:t>
       </w:r>
     </w:p>
-    <w:bookmarkEnd w:id="71"/>
-    <w:bookmarkStart w:id="73" w:name="ref-ioannidisWhyMostPublished2005"/>
+    <w:bookmarkEnd w:id="72"/>
+    <w:bookmarkStart w:id="74" w:name="ref-ioannidisWhyMostPublished2005"/>
     <w:p>
       <w:pPr>
         <w:pStyle w:val="Bibliography"/>
@@ -4245,7 +4325,7 @@
       <w:r>
         <w:t xml:space="preserve"> </w:t>
       </w:r>
-      <w:hyperlink r:id="rId72">
+      <w:hyperlink r:id="rId73">
         <w:r>
           <w:rPr>
             <w:rStyle w:val="Hyperlink"/>
@@ -4257,8 +4337,8 @@
         <w:t xml:space="preserve">.</w:t>
       </w:r>
     </w:p>
-    <w:bookmarkEnd w:id="73"/>
-    <w:bookmarkStart w:id="75" w:name="ref-kahanRisksRewardsCovariate2014"/>
+    <w:bookmarkEnd w:id="74"/>
+    <w:bookmarkStart w:id="76" w:name="ref-kahanRisksRewardsCovariate2014"/>
     <w:p>
       <w:pPr>
         <w:pStyle w:val="Bibliography"/>
@@ -4291,7 +4371,7 @@
       <w:r>
         <w:t xml:space="preserve"> </w:t>
       </w:r>
-      <w:hyperlink r:id="rId74">
+      <w:hyperlink r:id="rId75">
         <w:r>
           <w:rPr>
             <w:rStyle w:val="Hyperlink"/>
@@ -4303,8 +4383,8 @@
         <w:t xml:space="preserve">.</w:t>
       </w:r>
     </w:p>
-    <w:bookmarkEnd w:id="75"/>
-    <w:bookmarkStart w:id="77" w:name="X2622635a1d0cb17575e986ac7fc2f356c2369ea"/>
+    <w:bookmarkEnd w:id="76"/>
+    <w:bookmarkStart w:id="78" w:name="X2622635a1d0cb17575e986ac7fc2f356c2369ea"/>
     <w:p>
       <w:pPr>
         <w:pStyle w:val="Bibliography"/>
@@ -4337,7 +4417,7 @@
       <w:r>
         <w:t xml:space="preserve"> </w:t>
       </w:r>
-      <w:hyperlink r:id="rId76">
+      <w:hyperlink r:id="rId77">
         <w:r>
           <w:rPr>
             <w:rStyle w:val="Hyperlink"/>
@@ -4349,8 +4429,8 @@
         <w:t xml:space="preserve">.</w:t>
       </w:r>
     </w:p>
-    <w:bookmarkEnd w:id="77"/>
-    <w:bookmarkStart w:id="79" w:name="X8e2c8939838df13f010698dd12f887c58598160"/>
+    <w:bookmarkEnd w:id="78"/>
+    <w:bookmarkStart w:id="80" w:name="X8e2c8939838df13f010698dd12f887c58598160"/>
     <w:p>
       <w:pPr>
         <w:pStyle w:val="Bibliography"/>
@@ -4383,7 +4463,7 @@
       <w:r>
         <w:t xml:space="preserve"> </w:t>
       </w:r>
-      <w:hyperlink r:id="rId78">
+      <w:hyperlink r:id="rId79">
         <w:r>
           <w:rPr>
             <w:rStyle w:val="Hyperlink"/>
@@ -4395,8 +4475,8 @@
         <w:t xml:space="preserve">.</w:t>
       </w:r>
     </w:p>
-    <w:bookmarkEnd w:id="79"/>
-    <w:bookmarkStart w:id="81" w:name="ref-simonsohnPcurveKeyFiledrawer2014"/>
+    <w:bookmarkEnd w:id="80"/>
+    <w:bookmarkStart w:id="82" w:name="ref-simonsohnPcurveKeyFiledrawer2014"/>
     <w:p>
       <w:pPr>
         <w:pStyle w:val="Bibliography"/>
@@ -4441,7 +4521,7 @@
       <w:r>
         <w:t xml:space="preserve"> </w:t>
       </w:r>
-      <w:hyperlink r:id="rId80">
+      <w:hyperlink r:id="rId81">
         <w:r>
           <w:rPr>
             <w:rStyle w:val="Hyperlink"/>
@@ -4453,8 +4533,8 @@
         <w:t xml:space="preserve">.</w:t>
       </w:r>
     </w:p>
-    <w:bookmarkEnd w:id="81"/>
-    <w:bookmarkStart w:id="83" w:name="ref-thompsonCovariateAdjustmentHad2015"/>
+    <w:bookmarkEnd w:id="82"/>
+    <w:bookmarkStart w:id="84" w:name="ref-thompsonCovariateAdjustmentHad2015"/>
     <w:p>
       <w:pPr>
         <w:pStyle w:val="Bibliography"/>
@@ -4487,7 +4567,7 @@
       <w:r>
         <w:t xml:space="preserve"> </w:t>
       </w:r>
-      <w:hyperlink r:id="rId82">
+      <w:hyperlink r:id="rId83">
         <w:r>
           <w:rPr>
             <w:rStyle w:val="Hyperlink"/>
@@ -4499,8 +4579,8 @@
         <w:t xml:space="preserve">.</w:t>
       </w:r>
     </w:p>
-    <w:bookmarkEnd w:id="83"/>
-    <w:bookmarkStart w:id="84" w:name="ref-vanbreukelenANCOVAChangeBaseline2006"/>
+    <w:bookmarkEnd w:id="84"/>
+    <w:bookmarkStart w:id="85" w:name="ref-vanbreukelenANCOVAChangeBaseline2006"/>
     <w:p>
       <w:pPr>
         <w:pStyle w:val="Bibliography"/>
@@ -4540,9 +4620,9 @@
         <w:t xml:space="preserve">59: 920–25.</w:t>
       </w:r>
     </w:p>
-    <w:bookmarkEnd w:id="84"/>
     <w:bookmarkEnd w:id="85"/>
     <w:bookmarkEnd w:id="86"/>
+    <w:bookmarkEnd w:id="87"/>
     <w:sectPr>
       <w:footnotePr>
         <w:numRestart w:val="eachSect"/>
@@ -4884,6 +4964,36 @@
     </w:lvlOverride>
     <w:lvlOverride w:ilvl="8">
       <w:startOverride w:val="4"/>
+    </w:lvlOverride>
+  </w:num>
+  <w:num w:numId="1003">
+    <w:abstractNumId w:val="99411"/>
+    <w:lvlOverride w:ilvl="0">
+      <w:startOverride w:val="1"/>
+    </w:lvlOverride>
+    <w:lvlOverride w:ilvl="1">
+      <w:startOverride w:val="1"/>
+    </w:lvlOverride>
+    <w:lvlOverride w:ilvl="2">
+      <w:startOverride w:val="1"/>
+    </w:lvlOverride>
+    <w:lvlOverride w:ilvl="3">
+      <w:startOverride w:val="1"/>
+    </w:lvlOverride>
+    <w:lvlOverride w:ilvl="4">
+      <w:startOverride w:val="1"/>
+    </w:lvlOverride>
+    <w:lvlOverride w:ilvl="5">
+      <w:startOverride w:val="1"/>
+    </w:lvlOverride>
+    <w:lvlOverride w:ilvl="6">
+      <w:startOverride w:val="1"/>
+    </w:lvlOverride>
+    <w:lvlOverride w:ilvl="7">
+      <w:startOverride w:val="1"/>
+    </w:lvlOverride>
+    <w:lvlOverride w:ilvl="8">
+      <w:startOverride w:val="1"/>
     </w:lvlOverride>
   </w:num>
 </w:numbering>

--- a/index.docx
+++ b/index.docx
@@ -235,7 +235,7 @@
       </w:r>
     </w:p>
     <w:bookmarkEnd w:id="20"/>
-    <w:bookmarkStart w:id="29" w:name="methods"/>
+    <w:bookmarkStart w:id="30" w:name="methods"/>
     <w:p>
       <w:pPr>
         <w:pStyle w:val="Heading1"/>
@@ -1273,7 +1273,7 @@
       </w:hyperlink>
     </w:p>
     <w:bookmarkEnd w:id="26"/>
-    <w:bookmarkStart w:id="28" w:name="data-analytic-plan"/>
+    <w:bookmarkStart w:id="29" w:name="data-analytic-plan"/>
     <w:p>
       <w:pPr>
         <w:pStyle w:val="Heading2"/>
@@ -1388,9 +1388,1414 @@
         <w:t xml:space="preserve">, the p-value for its statistical test against 0, and the conclusion (reject or fail to reject) using alpha = 0.05.</w:t>
       </w:r>
     </w:p>
-    <w:p>
-      <w:pPr>
-        <w:pStyle w:val="BodyText"/>
+    <w:bookmarkStart w:id="27" w:name="annotated-cell-1"/>
+    <w:p>
+      <w:pPr>
+        <w:pStyle w:val="SourceCode"/>
+      </w:pPr>
+      <w:r>
+        <w:rPr>
+          <w:rStyle w:val="NormalTok"/>
+        </w:rPr>
+        <w:t xml:space="preserve">b_x </w:t>
+      </w:r>
+      <w:r>
+        <w:rPr>
+          <w:rStyle w:val="OtherTok"/>
+        </w:rPr>
+        <w:t xml:space="preserve">&lt;-</w:t>
+      </w:r>
+      <w:r>
+        <w:rPr>
+          <w:rStyle w:val="NormalTok"/>
+        </w:rPr>
+        <w:t xml:space="preserve"> </w:t>
+      </w:r>
+      <w:r>
+        <w:rPr>
+          <w:rStyle w:val="FloatTok"/>
+        </w:rPr>
+        <w:t xml:space="preserve">0.2</w:t>
+      </w:r>
+      <w:r>
+        <w:br/>
+      </w:r>
+      <w:r>
+        <w:rPr>
+          <w:rStyle w:val="NormalTok"/>
+        </w:rPr>
+        <w:t xml:space="preserve">n_obs </w:t>
+      </w:r>
+      <w:r>
+        <w:rPr>
+          <w:rStyle w:val="OtherTok"/>
+        </w:rPr>
+        <w:t xml:space="preserve">&lt;-</w:t>
+      </w:r>
+      <w:r>
+        <w:rPr>
+          <w:rStyle w:val="NormalTok"/>
+        </w:rPr>
+        <w:t xml:space="preserve"> </w:t>
+      </w:r>
+      <w:r>
+        <w:rPr>
+          <w:rStyle w:val="DecValTok"/>
+        </w:rPr>
+        <w:t xml:space="preserve">100</w:t>
+      </w:r>
+      <w:r>
+        <w:rPr>
+          <w:rStyle w:val="NormalTok"/>
+        </w:rPr>
+        <w:t xml:space="preserve"> </w:t>
+      </w:r>
+      <w:r>
+        <w:br/>
+      </w:r>
+      <w:r>
+        <w:rPr>
+          <w:rStyle w:val="NormalTok"/>
+        </w:rPr>
+        <w:t xml:space="preserve">n_covs </w:t>
+      </w:r>
+      <w:r>
+        <w:rPr>
+          <w:rStyle w:val="OtherTok"/>
+        </w:rPr>
+        <w:t xml:space="preserve">&lt;-</w:t>
+      </w:r>
+      <w:r>
+        <w:rPr>
+          <w:rStyle w:val="NormalTok"/>
+        </w:rPr>
+        <w:t xml:space="preserve"> </w:t>
+      </w:r>
+      <w:r>
+        <w:rPr>
+          <w:rStyle w:val="DecValTok"/>
+        </w:rPr>
+        <w:t xml:space="preserve">4</w:t>
+      </w:r>
+      <w:r>
+        <w:br/>
+      </w:r>
+      <w:r>
+        <w:rPr>
+          <w:rStyle w:val="NormalTok"/>
+        </w:rPr>
+        <w:t xml:space="preserve">p_good_covs </w:t>
+      </w:r>
+      <w:r>
+        <w:rPr>
+          <w:rStyle w:val="OtherTok"/>
+        </w:rPr>
+        <w:t xml:space="preserve">&lt;-</w:t>
+      </w:r>
+      <w:r>
+        <w:rPr>
+          <w:rStyle w:val="NormalTok"/>
+        </w:rPr>
+        <w:t xml:space="preserve"> </w:t>
+      </w:r>
+      <w:r>
+        <w:rPr>
+          <w:rStyle w:val="FloatTok"/>
+        </w:rPr>
+        <w:t xml:space="preserve">0.5</w:t>
+      </w:r>
+      <w:r>
+        <w:br/>
+      </w:r>
+      <w:r>
+        <w:rPr>
+          <w:rStyle w:val="NormalTok"/>
+        </w:rPr>
+        <w:t xml:space="preserve">r_ycov </w:t>
+      </w:r>
+      <w:r>
+        <w:rPr>
+          <w:rStyle w:val="OtherTok"/>
+        </w:rPr>
+        <w:t xml:space="preserve">&lt;-</w:t>
+      </w:r>
+      <w:r>
+        <w:rPr>
+          <w:rStyle w:val="NormalTok"/>
+        </w:rPr>
+        <w:t xml:space="preserve"> .</w:t>
+      </w:r>
+      <w:r>
+        <w:rPr>
+          <w:rStyle w:val="DecValTok"/>
+        </w:rPr>
+        <w:t xml:space="preserve">5</w:t>
+      </w:r>
+      <w:r>
+        <w:br/>
+      </w:r>
+      <w:r>
+        <w:br/>
+      </w:r>
+      <w:r>
+        <w:rPr>
+          <w:rStyle w:val="NormalTok"/>
+        </w:rPr>
+        <w:t xml:space="preserve">x </w:t>
+      </w:r>
+      <w:r>
+        <w:rPr>
+          <w:rStyle w:val="OtherTok"/>
+        </w:rPr>
+        <w:t xml:space="preserve">&lt;-</w:t>
+      </w:r>
+      <w:r>
+        <w:rPr>
+          <w:rStyle w:val="NormalTok"/>
+        </w:rPr>
+        <w:t xml:space="preserve"> </w:t>
+      </w:r>
+      <w:r>
+        <w:rPr>
+          <w:rStyle w:val="FunctionTok"/>
+        </w:rPr>
+        <w:t xml:space="preserve">rep</w:t>
+      </w:r>
+      <w:r>
+        <w:rPr>
+          <w:rStyle w:val="NormalTok"/>
+        </w:rPr>
+        <w:t xml:space="preserve">(</w:t>
+      </w:r>
+      <w:r>
+        <w:rPr>
+          <w:rStyle w:val="FunctionTok"/>
+        </w:rPr>
+        <w:t xml:space="preserve">c</w:t>
+      </w:r>
+      <w:r>
+        <w:rPr>
+          <w:rStyle w:val="NormalTok"/>
+        </w:rPr>
+        <w:t xml:space="preserve">(</w:t>
+      </w:r>
+      <w:r>
+        <w:rPr>
+          <w:rStyle w:val="DecValTok"/>
+        </w:rPr>
+        <w:t xml:space="preserve">0</w:t>
+      </w:r>
+      <w:r>
+        <w:rPr>
+          <w:rStyle w:val="NormalTok"/>
+        </w:rPr>
+        <w:t xml:space="preserve">, </w:t>
+      </w:r>
+      <w:r>
+        <w:rPr>
+          <w:rStyle w:val="DecValTok"/>
+        </w:rPr>
+        <w:t xml:space="preserve">1</w:t>
+      </w:r>
+      <w:r>
+        <w:rPr>
+          <w:rStyle w:val="NormalTok"/>
+        </w:rPr>
+        <w:t xml:space="preserve">), </w:t>
+      </w:r>
+      <w:r>
+        <w:rPr>
+          <w:rStyle w:val="AttributeTok"/>
+        </w:rPr>
+        <w:t xml:space="preserve">each =</w:t>
+      </w:r>
+      <w:r>
+        <w:rPr>
+          <w:rStyle w:val="NormalTok"/>
+        </w:rPr>
+        <w:t xml:space="preserve"> n_obs </w:t>
+      </w:r>
+      <w:r>
+        <w:rPr>
+          <w:rStyle w:val="SpecialCharTok"/>
+        </w:rPr>
+        <w:t xml:space="preserve">/</w:t>
+      </w:r>
+      <w:r>
+        <w:rPr>
+          <w:rStyle w:val="NormalTok"/>
+        </w:rPr>
+        <w:t xml:space="preserve"> </w:t>
+      </w:r>
+      <w:r>
+        <w:rPr>
+          <w:rStyle w:val="DecValTok"/>
+        </w:rPr>
+        <w:t xml:space="preserve">2</w:t>
+      </w:r>
+      <w:r>
+        <w:rPr>
+          <w:rStyle w:val="NormalTok"/>
+        </w:rPr>
+        <w:t xml:space="preserve">)</w:t>
+      </w:r>
+      <w:r>
+        <w:br/>
+      </w:r>
+      <w:r>
+        <w:br/>
+      </w:r>
+      <w:r>
+        <w:br/>
+      </w:r>
+      <w:r>
+        <w:rPr>
+          <w:rStyle w:val="NormalTok"/>
+        </w:rPr>
+        <w:t xml:space="preserve">sigma </w:t>
+      </w:r>
+      <w:r>
+        <w:rPr>
+          <w:rStyle w:val="OtherTok"/>
+        </w:rPr>
+        <w:t xml:space="preserve">&lt;-</w:t>
+      </w:r>
+      <w:r>
+        <w:rPr>
+          <w:rStyle w:val="NormalTok"/>
+        </w:rPr>
+        <w:t xml:space="preserve"> </w:t>
+      </w:r>
+      <w:r>
+        <w:rPr>
+          <w:rStyle w:val="FunctionTok"/>
+        </w:rPr>
+        <w:t xml:space="preserve">diag</w:t>
+      </w:r>
+      <w:r>
+        <w:rPr>
+          <w:rStyle w:val="NormalTok"/>
+        </w:rPr>
+        <w:t xml:space="preserve">(n_covs </w:t>
+      </w:r>
+      <w:r>
+        <w:rPr>
+          <w:rStyle w:val="SpecialCharTok"/>
+        </w:rPr>
+        <w:t xml:space="preserve">+</w:t>
+      </w:r>
+      <w:r>
+        <w:rPr>
+          <w:rStyle w:val="NormalTok"/>
+        </w:rPr>
+        <w:t xml:space="preserve"> </w:t>
+      </w:r>
+      <w:r>
+        <w:rPr>
+          <w:rStyle w:val="DecValTok"/>
+        </w:rPr>
+        <w:t xml:space="preserve">1</w:t>
+      </w:r>
+      <w:r>
+        <w:rPr>
+          <w:rStyle w:val="NormalTok"/>
+        </w:rPr>
+        <w:t xml:space="preserve">)</w:t>
+      </w:r>
+      <w:r>
+        <w:br/>
+      </w:r>
+      <w:r>
+        <w:rPr>
+          <w:rStyle w:val="NormalTok"/>
+        </w:rPr>
+        <w:t xml:space="preserve">n_good_covs </w:t>
+      </w:r>
+      <w:r>
+        <w:rPr>
+          <w:rStyle w:val="OtherTok"/>
+        </w:rPr>
+        <w:t xml:space="preserve">&lt;-</w:t>
+      </w:r>
+      <w:r>
+        <w:rPr>
+          <w:rStyle w:val="NormalTok"/>
+        </w:rPr>
+        <w:t xml:space="preserve"> n_covs </w:t>
+      </w:r>
+      <w:r>
+        <w:rPr>
+          <w:rStyle w:val="SpecialCharTok"/>
+        </w:rPr>
+        <w:t xml:space="preserve">*</w:t>
+      </w:r>
+      <w:r>
+        <w:rPr>
+          <w:rStyle w:val="NormalTok"/>
+        </w:rPr>
+        <w:t xml:space="preserve"> p_good_covs  </w:t>
+      </w:r>
+      <w:r>
+        <w:br/>
+      </w:r>
+      <w:r>
+        <w:rPr>
+          <w:rStyle w:val="NormalTok"/>
+        </w:rPr>
+        <w:t xml:space="preserve">corr_matrix </w:t>
+      </w:r>
+      <w:r>
+        <w:rPr>
+          <w:rStyle w:val="OtherTok"/>
+        </w:rPr>
+        <w:t xml:space="preserve">&lt;-</w:t>
+      </w:r>
+      <w:r>
+        <w:rPr>
+          <w:rStyle w:val="NormalTok"/>
+        </w:rPr>
+        <w:t xml:space="preserve"> </w:t>
+      </w:r>
+      <w:r>
+        <w:rPr>
+          <w:rStyle w:val="FunctionTok"/>
+        </w:rPr>
+        <w:t xml:space="preserve">matrix</w:t>
+      </w:r>
+      <w:r>
+        <w:rPr>
+          <w:rStyle w:val="NormalTok"/>
+        </w:rPr>
+        <w:t xml:space="preserve">(.</w:t>
+      </w:r>
+      <w:r>
+        <w:rPr>
+          <w:rStyle w:val="DecValTok"/>
+        </w:rPr>
+        <w:t xml:space="preserve">3</w:t>
+      </w:r>
+      <w:r>
+        <w:rPr>
+          <w:rStyle w:val="NormalTok"/>
+        </w:rPr>
+        <w:t xml:space="preserve">, </w:t>
+      </w:r>
+      <w:r>
+        <w:br/>
+      </w:r>
+      <w:r>
+        <w:rPr>
+          <w:rStyle w:val="NormalTok"/>
+        </w:rPr>
+        <w:t xml:space="preserve">                      </w:t>
+      </w:r>
+      <w:r>
+        <w:rPr>
+          <w:rStyle w:val="AttributeTok"/>
+        </w:rPr>
+        <w:t xml:space="preserve">nrow =</w:t>
+      </w:r>
+      <w:r>
+        <w:rPr>
+          <w:rStyle w:val="NormalTok"/>
+        </w:rPr>
+        <w:t xml:space="preserve"> n_good_covs, </w:t>
+      </w:r>
+      <w:r>
+        <w:br/>
+      </w:r>
+      <w:r>
+        <w:rPr>
+          <w:rStyle w:val="NormalTok"/>
+        </w:rPr>
+        <w:t xml:space="preserve">                      </w:t>
+      </w:r>
+      <w:r>
+        <w:rPr>
+          <w:rStyle w:val="AttributeTok"/>
+        </w:rPr>
+        <w:t xml:space="preserve">ncol =</w:t>
+      </w:r>
+      <w:r>
+        <w:rPr>
+          <w:rStyle w:val="NormalTok"/>
+        </w:rPr>
+        <w:t xml:space="preserve"> n_good_covs)</w:t>
+      </w:r>
+      <w:r>
+        <w:br/>
+      </w:r>
+      <w:r>
+        <w:rPr>
+          <w:rStyle w:val="FunctionTok"/>
+        </w:rPr>
+        <w:t xml:space="preserve">diag</w:t>
+      </w:r>
+      <w:r>
+        <w:rPr>
+          <w:rStyle w:val="NormalTok"/>
+        </w:rPr>
+        <w:t xml:space="preserve">(corr_matrix) </w:t>
+      </w:r>
+      <w:r>
+        <w:rPr>
+          <w:rStyle w:val="OtherTok"/>
+        </w:rPr>
+        <w:t xml:space="preserve">&lt;-</w:t>
+      </w:r>
+      <w:r>
+        <w:rPr>
+          <w:rStyle w:val="NormalTok"/>
+        </w:rPr>
+        <w:t xml:space="preserve"> </w:t>
+      </w:r>
+      <w:r>
+        <w:rPr>
+          <w:rStyle w:val="DecValTok"/>
+        </w:rPr>
+        <w:t xml:space="preserve">1</w:t>
+      </w:r>
+      <w:r>
+        <w:br/>
+      </w:r>
+      <w:r>
+        <w:rPr>
+          <w:rStyle w:val="NormalTok"/>
+        </w:rPr>
+        <w:t xml:space="preserve"> </w:t>
+      </w:r>
+      <w:r>
+        <w:br/>
+      </w:r>
+      <w:r>
+        <w:rPr>
+          <w:rStyle w:val="NormalTok"/>
+        </w:rPr>
+        <w:t xml:space="preserve">sigma[</w:t>
+      </w:r>
+      <w:r>
+        <w:rPr>
+          <w:rStyle w:val="DecValTok"/>
+        </w:rPr>
+        <w:t xml:space="preserve">2</w:t>
+      </w:r>
+      <w:r>
+        <w:rPr>
+          <w:rStyle w:val="SpecialCharTok"/>
+        </w:rPr>
+        <w:t xml:space="preserve">:</w:t>
+      </w:r>
+      <w:r>
+        <w:rPr>
+          <w:rStyle w:val="NormalTok"/>
+        </w:rPr>
+        <w:t xml:space="preserve">(</w:t>
+      </w:r>
+      <w:r>
+        <w:rPr>
+          <w:rStyle w:val="FunctionTok"/>
+        </w:rPr>
+        <w:t xml:space="preserve">nrow</w:t>
+      </w:r>
+      <w:r>
+        <w:rPr>
+          <w:rStyle w:val="NormalTok"/>
+        </w:rPr>
+        <w:t xml:space="preserve">(corr_matrix) </w:t>
+      </w:r>
+      <w:r>
+        <w:rPr>
+          <w:rStyle w:val="SpecialCharTok"/>
+        </w:rPr>
+        <w:t xml:space="preserve">+</w:t>
+      </w:r>
+      <w:r>
+        <w:rPr>
+          <w:rStyle w:val="NormalTok"/>
+        </w:rPr>
+        <w:t xml:space="preserve"> </w:t>
+      </w:r>
+      <w:r>
+        <w:rPr>
+          <w:rStyle w:val="DecValTok"/>
+        </w:rPr>
+        <w:t xml:space="preserve">1</w:t>
+      </w:r>
+      <w:r>
+        <w:rPr>
+          <w:rStyle w:val="NormalTok"/>
+        </w:rPr>
+        <w:t xml:space="preserve">), </w:t>
+      </w:r>
+      <w:r>
+        <w:rPr>
+          <w:rStyle w:val="DecValTok"/>
+        </w:rPr>
+        <w:t xml:space="preserve">2</w:t>
+      </w:r>
+      <w:r>
+        <w:rPr>
+          <w:rStyle w:val="SpecialCharTok"/>
+        </w:rPr>
+        <w:t xml:space="preserve">:</w:t>
+      </w:r>
+      <w:r>
+        <w:rPr>
+          <w:rStyle w:val="NormalTok"/>
+        </w:rPr>
+        <w:t xml:space="preserve">(</w:t>
+      </w:r>
+      <w:r>
+        <w:rPr>
+          <w:rStyle w:val="FunctionTok"/>
+        </w:rPr>
+        <w:t xml:space="preserve">ncol</w:t>
+      </w:r>
+      <w:r>
+        <w:rPr>
+          <w:rStyle w:val="NormalTok"/>
+        </w:rPr>
+        <w:t xml:space="preserve">(corr_matrix) </w:t>
+      </w:r>
+      <w:r>
+        <w:rPr>
+          <w:rStyle w:val="SpecialCharTok"/>
+        </w:rPr>
+        <w:t xml:space="preserve">+</w:t>
+      </w:r>
+      <w:r>
+        <w:rPr>
+          <w:rStyle w:val="NormalTok"/>
+        </w:rPr>
+        <w:t xml:space="preserve"> </w:t>
+      </w:r>
+      <w:r>
+        <w:rPr>
+          <w:rStyle w:val="DecValTok"/>
+        </w:rPr>
+        <w:t xml:space="preserve">1</w:t>
+      </w:r>
+      <w:r>
+        <w:rPr>
+          <w:rStyle w:val="NormalTok"/>
+        </w:rPr>
+        <w:t xml:space="preserve">)] </w:t>
+      </w:r>
+      <w:r>
+        <w:rPr>
+          <w:rStyle w:val="OtherTok"/>
+        </w:rPr>
+        <w:t xml:space="preserve">&lt;-</w:t>
+      </w:r>
+      <w:r>
+        <w:rPr>
+          <w:rStyle w:val="NormalTok"/>
+        </w:rPr>
+        <w:t xml:space="preserve"> corr_matrix</w:t>
+      </w:r>
+      <w:r>
+        <w:br/>
+      </w:r>
+      <w:r>
+        <w:rPr>
+          <w:rStyle w:val="NormalTok"/>
+        </w:rPr>
+        <w:t xml:space="preserve">sigma[</w:t>
+      </w:r>
+      <w:r>
+        <w:rPr>
+          <w:rStyle w:val="DecValTok"/>
+        </w:rPr>
+        <w:t xml:space="preserve">1</w:t>
+      </w:r>
+      <w:r>
+        <w:rPr>
+          <w:rStyle w:val="NormalTok"/>
+        </w:rPr>
+        <w:t xml:space="preserve">, </w:t>
+      </w:r>
+      <w:r>
+        <w:rPr>
+          <w:rStyle w:val="DecValTok"/>
+        </w:rPr>
+        <w:t xml:space="preserve">2</w:t>
+      </w:r>
+      <w:r>
+        <w:rPr>
+          <w:rStyle w:val="SpecialCharTok"/>
+        </w:rPr>
+        <w:t xml:space="preserve">:</w:t>
+      </w:r>
+      <w:r>
+        <w:rPr>
+          <w:rStyle w:val="NormalTok"/>
+        </w:rPr>
+        <w:t xml:space="preserve">(n_good_covs </w:t>
+      </w:r>
+      <w:r>
+        <w:rPr>
+          <w:rStyle w:val="SpecialCharTok"/>
+        </w:rPr>
+        <w:t xml:space="preserve">+</w:t>
+      </w:r>
+      <w:r>
+        <w:rPr>
+          <w:rStyle w:val="NormalTok"/>
+        </w:rPr>
+        <w:t xml:space="preserve"> </w:t>
+      </w:r>
+      <w:r>
+        <w:rPr>
+          <w:rStyle w:val="DecValTok"/>
+        </w:rPr>
+        <w:t xml:space="preserve">1</w:t>
+      </w:r>
+      <w:r>
+        <w:rPr>
+          <w:rStyle w:val="NormalTok"/>
+        </w:rPr>
+        <w:t xml:space="preserve">)] </w:t>
+      </w:r>
+      <w:r>
+        <w:rPr>
+          <w:rStyle w:val="OtherTok"/>
+        </w:rPr>
+        <w:t xml:space="preserve">&lt;-</w:t>
+      </w:r>
+      <w:r>
+        <w:rPr>
+          <w:rStyle w:val="NormalTok"/>
+        </w:rPr>
+        <w:t xml:space="preserve"> </w:t>
+      </w:r>
+      <w:r>
+        <w:rPr>
+          <w:rStyle w:val="FunctionTok"/>
+        </w:rPr>
+        <w:t xml:space="preserve">rep</w:t>
+      </w:r>
+      <w:r>
+        <w:rPr>
+          <w:rStyle w:val="NormalTok"/>
+        </w:rPr>
+        <w:t xml:space="preserve">(r_ycov, n_good_covs)</w:t>
+      </w:r>
+      <w:r>
+        <w:br/>
+      </w:r>
+      <w:r>
+        <w:rPr>
+          <w:rStyle w:val="NormalTok"/>
+        </w:rPr>
+        <w:t xml:space="preserve">sigma[</w:t>
+      </w:r>
+      <w:r>
+        <w:rPr>
+          <w:rStyle w:val="DecValTok"/>
+        </w:rPr>
+        <w:t xml:space="preserve">2</w:t>
+      </w:r>
+      <w:r>
+        <w:rPr>
+          <w:rStyle w:val="SpecialCharTok"/>
+        </w:rPr>
+        <w:t xml:space="preserve">:</w:t>
+      </w:r>
+      <w:r>
+        <w:rPr>
+          <w:rStyle w:val="NormalTok"/>
+        </w:rPr>
+        <w:t xml:space="preserve">(n_good_covs </w:t>
+      </w:r>
+      <w:r>
+        <w:rPr>
+          <w:rStyle w:val="SpecialCharTok"/>
+        </w:rPr>
+        <w:t xml:space="preserve">+</w:t>
+      </w:r>
+      <w:r>
+        <w:rPr>
+          <w:rStyle w:val="NormalTok"/>
+        </w:rPr>
+        <w:t xml:space="preserve"> </w:t>
+      </w:r>
+      <w:r>
+        <w:rPr>
+          <w:rStyle w:val="DecValTok"/>
+        </w:rPr>
+        <w:t xml:space="preserve">1</w:t>
+      </w:r>
+      <w:r>
+        <w:rPr>
+          <w:rStyle w:val="NormalTok"/>
+        </w:rPr>
+        <w:t xml:space="preserve">), </w:t>
+      </w:r>
+      <w:r>
+        <w:rPr>
+          <w:rStyle w:val="DecValTok"/>
+        </w:rPr>
+        <w:t xml:space="preserve">1</w:t>
+      </w:r>
+      <w:r>
+        <w:rPr>
+          <w:rStyle w:val="NormalTok"/>
+        </w:rPr>
+        <w:t xml:space="preserve">] </w:t>
+      </w:r>
+      <w:r>
+        <w:rPr>
+          <w:rStyle w:val="OtherTok"/>
+        </w:rPr>
+        <w:t xml:space="preserve">&lt;-</w:t>
+      </w:r>
+      <w:r>
+        <w:rPr>
+          <w:rStyle w:val="NormalTok"/>
+        </w:rPr>
+        <w:t xml:space="preserve"> </w:t>
+      </w:r>
+      <w:r>
+        <w:rPr>
+          <w:rStyle w:val="FunctionTok"/>
+        </w:rPr>
+        <w:t xml:space="preserve">rep</w:t>
+      </w:r>
+      <w:r>
+        <w:rPr>
+          <w:rStyle w:val="NormalTok"/>
+        </w:rPr>
+        <w:t xml:space="preserve">(r_ycov, n_good_covs)</w:t>
+      </w:r>
+      <w:r>
+        <w:br/>
+      </w:r>
+      <w:r>
+        <w:rPr>
+          <w:rStyle w:val="NormalTok"/>
+        </w:rPr>
+        <w:t xml:space="preserve">  </w:t>
+      </w:r>
+      <w:r>
+        <w:br/>
+      </w:r>
+      <w:r>
+        <w:rPr>
+          <w:rStyle w:val="NormalTok"/>
+        </w:rPr>
+        <w:t xml:space="preserve">ycovs </w:t>
+      </w:r>
+      <w:r>
+        <w:rPr>
+          <w:rStyle w:val="OtherTok"/>
+        </w:rPr>
+        <w:t xml:space="preserve">&lt;-</w:t>
+      </w:r>
+      <w:r>
+        <w:rPr>
+          <w:rStyle w:val="NormalTok"/>
+        </w:rPr>
+        <w:t xml:space="preserve"> MASS</w:t>
+      </w:r>
+      <w:r>
+        <w:rPr>
+          <w:rStyle w:val="SpecialCharTok"/>
+        </w:rPr>
+        <w:t xml:space="preserve">::</w:t>
+      </w:r>
+      <w:r>
+        <w:rPr>
+          <w:rStyle w:val="FunctionTok"/>
+        </w:rPr>
+        <w:t xml:space="preserve">mvrnorm</w:t>
+      </w:r>
+      <w:r>
+        <w:rPr>
+          <w:rStyle w:val="NormalTok"/>
+        </w:rPr>
+        <w:t xml:space="preserve">(n_obs, </w:t>
+      </w:r>
+      <w:r>
+        <w:rPr>
+          <w:rStyle w:val="AttributeTok"/>
+        </w:rPr>
+        <w:t xml:space="preserve">mu =</w:t>
+      </w:r>
+      <w:r>
+        <w:rPr>
+          <w:rStyle w:val="NormalTok"/>
+        </w:rPr>
+        <w:t xml:space="preserve"> </w:t>
+      </w:r>
+      <w:r>
+        <w:rPr>
+          <w:rStyle w:val="FunctionTok"/>
+        </w:rPr>
+        <w:t xml:space="preserve">rep</w:t>
+      </w:r>
+      <w:r>
+        <w:rPr>
+          <w:rStyle w:val="NormalTok"/>
+        </w:rPr>
+        <w:t xml:space="preserve">(</w:t>
+      </w:r>
+      <w:r>
+        <w:rPr>
+          <w:rStyle w:val="DecValTok"/>
+        </w:rPr>
+        <w:t xml:space="preserve">0</w:t>
+      </w:r>
+      <w:r>
+        <w:rPr>
+          <w:rStyle w:val="NormalTok"/>
+        </w:rPr>
+        <w:t xml:space="preserve">, n_covs </w:t>
+      </w:r>
+      <w:r>
+        <w:rPr>
+          <w:rStyle w:val="SpecialCharTok"/>
+        </w:rPr>
+        <w:t xml:space="preserve">+</w:t>
+      </w:r>
+      <w:r>
+        <w:rPr>
+          <w:rStyle w:val="NormalTok"/>
+        </w:rPr>
+        <w:t xml:space="preserve"> </w:t>
+      </w:r>
+      <w:r>
+        <w:rPr>
+          <w:rStyle w:val="DecValTok"/>
+        </w:rPr>
+        <w:t xml:space="preserve">1</w:t>
+      </w:r>
+      <w:r>
+        <w:rPr>
+          <w:rStyle w:val="NormalTok"/>
+        </w:rPr>
+        <w:t xml:space="preserve">), </w:t>
+      </w:r>
+      <w:r>
+        <w:rPr>
+          <w:rStyle w:val="AttributeTok"/>
+        </w:rPr>
+        <w:t xml:space="preserve">Sigma =</w:t>
+      </w:r>
+      <w:r>
+        <w:rPr>
+          <w:rStyle w:val="NormalTok"/>
+        </w:rPr>
+        <w:t xml:space="preserve"> sigma)</w:t>
+      </w:r>
+      <w:r>
+        <w:br/>
+      </w:r>
+      <w:r>
+        <w:rPr>
+          <w:rStyle w:val="NormalTok"/>
+        </w:rPr>
+        <w:t xml:space="preserve">y </w:t>
+      </w:r>
+      <w:r>
+        <w:rPr>
+          <w:rStyle w:val="OtherTok"/>
+        </w:rPr>
+        <w:t xml:space="preserve">&lt;-</w:t>
+      </w:r>
+      <w:r>
+        <w:rPr>
+          <w:rStyle w:val="NormalTok"/>
+        </w:rPr>
+        <w:t xml:space="preserve"> ycovs[, </w:t>
+      </w:r>
+      <w:r>
+        <w:rPr>
+          <w:rStyle w:val="DecValTok"/>
+        </w:rPr>
+        <w:t xml:space="preserve">1</w:t>
+      </w:r>
+      <w:r>
+        <w:rPr>
+          <w:rStyle w:val="NormalTok"/>
+        </w:rPr>
+        <w:t xml:space="preserve">]</w:t>
+      </w:r>
+      <w:r>
+        <w:br/>
+      </w:r>
+      <w:r>
+        <w:rPr>
+          <w:rStyle w:val="NormalTok"/>
+        </w:rPr>
+        <w:t xml:space="preserve">covs </w:t>
+      </w:r>
+      <w:r>
+        <w:rPr>
+          <w:rStyle w:val="OtherTok"/>
+        </w:rPr>
+        <w:t xml:space="preserve">&lt;-</w:t>
+      </w:r>
+      <w:r>
+        <w:rPr>
+          <w:rStyle w:val="NormalTok"/>
+        </w:rPr>
+        <w:t xml:space="preserve"> ycovs[, </w:t>
+      </w:r>
+      <w:r>
+        <w:rPr>
+          <w:rStyle w:val="SpecialCharTok"/>
+        </w:rPr>
+        <w:t xml:space="preserve">-</w:t>
+      </w:r>
+      <w:r>
+        <w:rPr>
+          <w:rStyle w:val="DecValTok"/>
+        </w:rPr>
+        <w:t xml:space="preserve">1</w:t>
+      </w:r>
+      <w:r>
+        <w:rPr>
+          <w:rStyle w:val="NormalTok"/>
+        </w:rPr>
+        <w:t xml:space="preserve">]</w:t>
+      </w:r>
+      <w:r>
+        <w:br/>
+      </w:r>
+      <w:r>
+        <w:rPr>
+          <w:rStyle w:val="NormalTok"/>
+        </w:rPr>
+        <w:t xml:space="preserve">  </w:t>
+      </w:r>
+      <w:r>
+        <w:br/>
+      </w:r>
+      <w:r>
+        <w:rPr>
+          <w:rStyle w:val="NormalTok"/>
+        </w:rPr>
+        <w:t xml:space="preserve">y </w:t>
+      </w:r>
+      <w:r>
+        <w:rPr>
+          <w:rStyle w:val="OtherTok"/>
+        </w:rPr>
+        <w:t xml:space="preserve">&lt;-</w:t>
+      </w:r>
+      <w:r>
+        <w:rPr>
+          <w:rStyle w:val="NormalTok"/>
+        </w:rPr>
+        <w:t xml:space="preserve"> y </w:t>
+      </w:r>
+      <w:r>
+        <w:rPr>
+          <w:rStyle w:val="SpecialCharTok"/>
+        </w:rPr>
+        <w:t xml:space="preserve">+</w:t>
+      </w:r>
+      <w:r>
+        <w:rPr>
+          <w:rStyle w:val="NormalTok"/>
+        </w:rPr>
+        <w:t xml:space="preserve"> b_x </w:t>
+      </w:r>
+      <w:r>
+        <w:rPr>
+          <w:rStyle w:val="SpecialCharTok"/>
+        </w:rPr>
+        <w:t xml:space="preserve">*</w:t>
+      </w:r>
+      <w:r>
+        <w:rPr>
+          <w:rStyle w:val="NormalTok"/>
+        </w:rPr>
+        <w:t xml:space="preserve"> x</w:t>
+      </w:r>
+      <w:r>
+        <w:br/>
+      </w:r>
+      <w:r>
+        <w:rPr>
+          <w:rStyle w:val="NormalTok"/>
+        </w:rPr>
+        <w:t xml:space="preserve"> </w:t>
+      </w:r>
+      <w:r>
+        <w:br/>
+      </w:r>
+      <w:r>
+        <w:rPr>
+          <w:rStyle w:val="NormalTok"/>
+        </w:rPr>
+        <w:t xml:space="preserve">covs </w:t>
+      </w:r>
+      <w:r>
+        <w:rPr>
+          <w:rStyle w:val="OtherTok"/>
+        </w:rPr>
+        <w:t xml:space="preserve">&lt;-</w:t>
+      </w:r>
+      <w:r>
+        <w:rPr>
+          <w:rStyle w:val="NormalTok"/>
+        </w:rPr>
+        <w:t xml:space="preserve"> covs </w:t>
+      </w:r>
+      <w:r>
+        <w:rPr>
+          <w:rStyle w:val="SpecialCharTok"/>
+        </w:rPr>
+        <w:t xml:space="preserve">|&gt;</w:t>
+      </w:r>
+      <w:r>
+        <w:br/>
+      </w:r>
+      <w:r>
+        <w:rPr>
+          <w:rStyle w:val="NormalTok"/>
+        </w:rPr>
+        <w:t xml:space="preserve">    tibble</w:t>
+      </w:r>
+      <w:r>
+        <w:rPr>
+          <w:rStyle w:val="SpecialCharTok"/>
+        </w:rPr>
+        <w:t xml:space="preserve">::</w:t>
+      </w:r>
+      <w:r>
+        <w:rPr>
+          <w:rStyle w:val="FunctionTok"/>
+        </w:rPr>
+        <w:t xml:space="preserve">as_tibble</w:t>
+      </w:r>
+      <w:r>
+        <w:rPr>
+          <w:rStyle w:val="NormalTok"/>
+        </w:rPr>
+        <w:t xml:space="preserve">(</w:t>
+      </w:r>
+      <w:r>
+        <w:rPr>
+          <w:rStyle w:val="AttributeTok"/>
+        </w:rPr>
+        <w:t xml:space="preserve">.name_repair =</w:t>
+      </w:r>
+      <w:r>
+        <w:rPr>
+          <w:rStyle w:val="NormalTok"/>
+        </w:rPr>
+        <w:t xml:space="preserve"> </w:t>
+      </w:r>
+      <w:r>
+        <w:rPr>
+          <w:rStyle w:val="StringTok"/>
+        </w:rPr>
+        <w:t xml:space="preserve">"minimal"</w:t>
+      </w:r>
+      <w:r>
+        <w:rPr>
+          <w:rStyle w:val="NormalTok"/>
+        </w:rPr>
+        <w:t xml:space="preserve">)</w:t>
+      </w:r>
+      <w:r>
+        <w:br/>
+      </w:r>
+      <w:r>
+        <w:rPr>
+          <w:rStyle w:val="NormalTok"/>
+        </w:rPr>
+        <w:t xml:space="preserve">  </w:t>
+      </w:r>
+      <w:r>
+        <w:br/>
+      </w:r>
+      <w:r>
+        <w:rPr>
+          <w:rStyle w:val="FunctionTok"/>
+        </w:rPr>
+        <w:t xml:space="preserve">names</w:t>
+      </w:r>
+      <w:r>
+        <w:rPr>
+          <w:rStyle w:val="NormalTok"/>
+        </w:rPr>
+        <w:t xml:space="preserve">(covs) </w:t>
+      </w:r>
+      <w:r>
+        <w:rPr>
+          <w:rStyle w:val="OtherTok"/>
+        </w:rPr>
+        <w:t xml:space="preserve">&lt;-</w:t>
+      </w:r>
+      <w:r>
+        <w:rPr>
+          <w:rStyle w:val="NormalTok"/>
+        </w:rPr>
+        <w:t xml:space="preserve"> stringr</w:t>
+      </w:r>
+      <w:r>
+        <w:rPr>
+          <w:rStyle w:val="SpecialCharTok"/>
+        </w:rPr>
+        <w:t xml:space="preserve">::</w:t>
+      </w:r>
+      <w:r>
+        <w:rPr>
+          <w:rStyle w:val="FunctionTok"/>
+        </w:rPr>
+        <w:t xml:space="preserve">str_c</w:t>
+      </w:r>
+      <w:r>
+        <w:rPr>
+          <w:rStyle w:val="NormalTok"/>
+        </w:rPr>
+        <w:t xml:space="preserve">(</w:t>
+      </w:r>
+      <w:r>
+        <w:rPr>
+          <w:rStyle w:val="StringTok"/>
+        </w:rPr>
+        <w:t xml:space="preserve">"c"</w:t>
+      </w:r>
+      <w:r>
+        <w:rPr>
+          <w:rStyle w:val="NormalTok"/>
+        </w:rPr>
+        <w:t xml:space="preserve">, </w:t>
+      </w:r>
+      <w:r>
+        <w:rPr>
+          <w:rStyle w:val="DecValTok"/>
+        </w:rPr>
+        <w:t xml:space="preserve">1</w:t>
+      </w:r>
+      <w:r>
+        <w:rPr>
+          <w:rStyle w:val="SpecialCharTok"/>
+        </w:rPr>
+        <w:t xml:space="preserve">:</w:t>
+      </w:r>
+      <w:r>
+        <w:rPr>
+          <w:rStyle w:val="NormalTok"/>
+        </w:rPr>
+        <w:t xml:space="preserve">n_covs)</w:t>
+      </w:r>
+      <w:r>
+        <w:br/>
+      </w:r>
+      <w:r>
+        <w:rPr>
+          <w:rStyle w:val="NormalTok"/>
+        </w:rPr>
+        <w:t xml:space="preserve">  </w:t>
+      </w:r>
+      <w:r>
+        <w:br/>
+      </w:r>
+      <w:r>
+        <w:rPr>
+          <w:rStyle w:val="NormalTok"/>
+        </w:rPr>
+        <w:t xml:space="preserve">df </w:t>
+      </w:r>
+      <w:r>
+        <w:rPr>
+          <w:rStyle w:val="OtherTok"/>
+        </w:rPr>
+        <w:t xml:space="preserve">&lt;-</w:t>
+      </w:r>
+      <w:r>
+        <w:rPr>
+          <w:rStyle w:val="NormalTok"/>
+        </w:rPr>
+        <w:t xml:space="preserve"> tibble</w:t>
+      </w:r>
+      <w:r>
+        <w:rPr>
+          <w:rStyle w:val="SpecialCharTok"/>
+        </w:rPr>
+        <w:t xml:space="preserve">::</w:t>
+      </w:r>
+      <w:r>
+        <w:rPr>
+          <w:rStyle w:val="FunctionTok"/>
+        </w:rPr>
+        <w:t xml:space="preserve">tibble</w:t>
+      </w:r>
+      <w:r>
+        <w:rPr>
+          <w:rStyle w:val="NormalTok"/>
+        </w:rPr>
+        <w:t xml:space="preserve">(</w:t>
+      </w:r>
+      <w:r>
+        <w:rPr>
+          <w:rStyle w:val="AttributeTok"/>
+        </w:rPr>
+        <w:t xml:space="preserve">y =</w:t>
+      </w:r>
+      <w:r>
+        <w:rPr>
+          <w:rStyle w:val="NormalTok"/>
+        </w:rPr>
+        <w:t xml:space="preserve"> y, </w:t>
+      </w:r>
+      <w:r>
+        <w:rPr>
+          <w:rStyle w:val="AttributeTok"/>
+        </w:rPr>
+        <w:t xml:space="preserve">x =</w:t>
+      </w:r>
+      <w:r>
+        <w:rPr>
+          <w:rStyle w:val="NormalTok"/>
+        </w:rPr>
+        <w:t xml:space="preserve"> x) </w:t>
+      </w:r>
+      <w:r>
+        <w:rPr>
+          <w:rStyle w:val="SpecialCharTok"/>
+        </w:rPr>
+        <w:t xml:space="preserve">|&gt;</w:t>
+      </w:r>
+      <w:r>
+        <w:rPr>
+          <w:rStyle w:val="NormalTok"/>
+        </w:rPr>
+        <w:t xml:space="preserve"> </w:t>
+      </w:r>
+      <w:r>
+        <w:br/>
+      </w:r>
+      <w:r>
+        <w:rPr>
+          <w:rStyle w:val="NormalTok"/>
+        </w:rPr>
+        <w:t xml:space="preserve">   dplyr</w:t>
+      </w:r>
+      <w:r>
+        <w:rPr>
+          <w:rStyle w:val="SpecialCharTok"/>
+        </w:rPr>
+        <w:t xml:space="preserve">::</w:t>
+      </w:r>
+      <w:r>
+        <w:rPr>
+          <w:rStyle w:val="FunctionTok"/>
+        </w:rPr>
+        <w:t xml:space="preserve">bind_cols</w:t>
+      </w:r>
+      <w:r>
+        <w:rPr>
+          <w:rStyle w:val="NormalTok"/>
+        </w:rPr>
+        <w:t xml:space="preserve">(covs)</w:t>
+      </w:r>
+    </w:p>
+    <w:bookmarkEnd w:id="27"/>
+    <w:p>
+      <w:pPr>
+        <w:pStyle w:val="DefinitionTerm"/>
+      </w:pPr>
+      <w:r>
+        <w:t xml:space="preserve">Line 1</w:t>
+      </w:r>
+    </w:p>
+    <w:p>
+      <w:pPr>
+        <w:pStyle w:val="Definition"/>
+      </w:pPr>
+      <w:r>
+        <w:t xml:space="preserve">Set research context parameters.</w:t>
+      </w:r>
+    </w:p>
+    <w:p>
+      <w:pPr>
+        <w:pStyle w:val="DefinitionTerm"/>
+      </w:pPr>
+      <w:r>
+        <w:t xml:space="preserve">Line 7</w:t>
+      </w:r>
+    </w:p>
+    <w:p>
+      <w:pPr>
+        <w:pStyle w:val="Definition"/>
+      </w:pPr>
+      <w:r>
+        <w:t xml:space="preserve">Create dichotomous focal predictor (X).</w:t>
+      </w:r>
+    </w:p>
+    <w:p>
+      <w:pPr>
+        <w:pStyle w:val="DefinitionTerm"/>
+      </w:pPr>
+      <w:r>
+        <w:t xml:space="preserve">Line 10</w:t>
+      </w:r>
+    </w:p>
+    <w:p>
+      <w:pPr>
+        <w:pStyle w:val="Definition"/>
+      </w:pPr>
+      <w:r>
+        <w:t xml:space="preserve">Create variance/covariance matrix.Good predictors have 0.3 correlation with each other</w:t>
+      </w:r>
+    </w:p>
+    <w:p>
+      <w:pPr>
+        <w:pStyle w:val="DefinitionTerm"/>
+      </w:pPr>
+      <w:r>
+        <w:t xml:space="preserve">Line 21</w:t>
+      </w:r>
+    </w:p>
+    <w:p>
+      <w:pPr>
+        <w:pStyle w:val="Definition"/>
+      </w:pPr>
+      <w:r>
+        <w:t xml:space="preserve">Generate Y and all covariates using a multivariate normal distribution.</w:t>
+      </w:r>
+    </w:p>
+    <w:p>
+      <w:pPr>
+        <w:pStyle w:val="DefinitionTerm"/>
+      </w:pPr>
+      <w:r>
+        <w:t xml:space="preserve">Line 25</w:t>
+      </w:r>
+    </w:p>
+    <w:p>
+      <w:pPr>
+        <w:pStyle w:val="Definition"/>
+      </w:pPr>
+      <w:r>
+        <w:t xml:space="preserve">Add in X effect on Y.</w:t>
+      </w:r>
+    </w:p>
+    <w:p>
+      <w:pPr>
+        <w:pStyle w:val="DefinitionTerm"/>
+      </w:pPr>
+      <w:r>
+        <w:t xml:space="preserve">Line 27</w:t>
+      </w:r>
+    </w:p>
+    <w:p>
+      <w:pPr>
+        <w:pStyle w:val="Definition"/>
+      </w:pPr>
+      <w:r>
+        <w:t xml:space="preserve">Combine into final data tibble.</w:t>
+      </w:r>
+    </w:p>
+    <w:p>
+      <w:pPr>
+        <w:pStyle w:val="FirstParagraph"/>
       </w:pPr>
       <w:r>
         <w:rPr>
@@ -1404,7 +2809,7 @@
         </w:rPr>
         <w:t xml:space="preserve"> </w:t>
       </w:r>
-      <w:hyperlink r:id="rId27">
+      <w:hyperlink r:id="rId28">
         <w:r>
           <w:rPr>
             <w:rStyle w:val="Hyperlink"/>
@@ -1416,79 +2821,7 @@
     </w:p>
     <w:p>
       <w:pPr>
-        <w:pStyle w:val="Compact"/>
-        <w:numPr>
-          <w:ilvl w:val="0"/>
-          <w:numId w:val="1003"/>
-        </w:numPr>
-      </w:pPr>
-      <w:r>
-        <w:t xml:space="preserve">Set research context parameters.</w:t>
-      </w:r>
-    </w:p>
-    <w:p>
-      <w:pPr>
-        <w:pStyle w:val="Compact"/>
-        <w:numPr>
-          <w:ilvl w:val="0"/>
-          <w:numId w:val="1003"/>
-        </w:numPr>
-      </w:pPr>
-      <w:r>
-        <w:t xml:space="preserve">Create dichotomous focal predictor (X).</w:t>
-      </w:r>
-    </w:p>
-    <w:p>
-      <w:pPr>
-        <w:pStyle w:val="Compact"/>
-        <w:numPr>
-          <w:ilvl w:val="0"/>
-          <w:numId w:val="1003"/>
-        </w:numPr>
-      </w:pPr>
-      <w:r>
-        <w:t xml:space="preserve">Create variance/covariance matrix.Good predictors have 0.3 correlation with each other</w:t>
-      </w:r>
-    </w:p>
-    <w:p>
-      <w:pPr>
-        <w:pStyle w:val="Compact"/>
-        <w:numPr>
-          <w:ilvl w:val="0"/>
-          <w:numId w:val="1003"/>
-        </w:numPr>
-      </w:pPr>
-      <w:r>
-        <w:t xml:space="preserve">Generate Y and all covariates using a multivariate normal distribution.</w:t>
-      </w:r>
-    </w:p>
-    <w:p>
-      <w:pPr>
-        <w:pStyle w:val="Compact"/>
-        <w:numPr>
-          <w:ilvl w:val="0"/>
-          <w:numId w:val="1003"/>
-        </w:numPr>
-      </w:pPr>
-      <w:r>
-        <w:t xml:space="preserve">Add in X effect on Y.</w:t>
-      </w:r>
-    </w:p>
-    <w:p>
-      <w:pPr>
-        <w:pStyle w:val="Compact"/>
-        <w:numPr>
-          <w:ilvl w:val="0"/>
-          <w:numId w:val="1003"/>
-        </w:numPr>
-      </w:pPr>
-      <w:r>
-        <w:t xml:space="preserve">Combine into final data tibble.</w:t>
-      </w:r>
-    </w:p>
-    <w:p>
-      <w:pPr>
-        <w:pStyle w:val="FirstParagraph"/>
+        <w:pStyle w:val="BodyText"/>
       </w:pPr>
       <w:r>
         <w:t xml:space="preserve">For research contexts where the population parameter for</w:t>
@@ -1603,9 +2936,9 @@
         <w:t xml:space="preserve"> </w:t>
       </w:r>
     </w:p>
-    <w:bookmarkEnd w:id="28"/>
     <w:bookmarkEnd w:id="29"/>
-    <w:bookmarkStart w:id="55" w:name="results"/>
+    <w:bookmarkEnd w:id="30"/>
+    <w:bookmarkStart w:id="56" w:name="results"/>
     <w:p>
       <w:pPr>
         <w:pStyle w:val="Heading1"/>
@@ -1614,7 +2947,7 @@
         <w:t xml:space="preserve">Results</w:t>
       </w:r>
     </w:p>
-    <w:bookmarkStart w:id="40" w:name="type-i-error"/>
+    <w:bookmarkStart w:id="41" w:name="type-i-error"/>
     <w:p>
       <w:pPr>
         <w:pStyle w:val="Heading2"/>
@@ -1738,7 +3071,7 @@
       <w:tr>
         <w:tc>
           <w:tcPr/>
-          <w:bookmarkStart w:id="33" w:name="fig-bar-1"/>
+          <w:bookmarkStart w:id="34" w:name="fig-bar-1"/>
           <w:p>
             <w:pPr>
               <w:pStyle w:val="Compact"/>
@@ -1749,18 +3082,18 @@
                 <wp:inline>
                   <wp:extent cx="5334000" cy="3048000"/>
                   <wp:effectExtent b="0" l="0" r="0" t="0"/>
-                  <wp:docPr descr="" title="" id="31" name="Picture"/>
+                  <wp:docPr descr="" title="" id="32" name="Picture"/>
                   <a:graphic>
                     <a:graphicData uri="http://schemas.openxmlformats.org/drawingml/2006/picture">
                       <pic:pic>
                         <pic:nvPicPr>
-                          <pic:cNvPr descr="index_files/figure-docx/notebooks-mak_figures-fig-bar-1-output-1.png" id="32" name="Picture"/>
+                          <pic:cNvPr descr="index_files/figure-docx/notebooks-mak_figures-fig-bar-1-output-1.png" id="33" name="Picture"/>
                           <pic:cNvPicPr>
                             <a:picLocks noChangeArrowheads="1" noChangeAspect="1"/>
                           </pic:cNvPicPr>
                         </pic:nvPicPr>
                         <pic:blipFill>
-                          <a:blip r:embed="rId30"/>
+                          <a:blip r:embed="rId31"/>
                           <a:stretch>
                             <a:fillRect/>
                           </a:stretch>
@@ -1800,7 +3133,7 @@
               <w:t xml:space="preserve">Figure 1: Type I Error by Method. Average type I error rate across all research contexts is displayed for each method separately by color. A priori selection methods are on the left, data-driven selection methods are on the right. Striped shading indicates data-driven selection methods that do not control for X.</w:t>
             </w:r>
           </w:p>
-          <w:bookmarkEnd w:id="33"/>
+          <w:bookmarkEnd w:id="34"/>
         </w:tc>
       </w:tr>
     </w:tbl>
@@ -1820,7 +3153,7 @@
         </w:rPr>
         <w:t xml:space="preserve"> </w:t>
       </w:r>
-      <w:hyperlink r:id="rId34">
+      <w:hyperlink r:id="rId35">
         <w:r>
           <w:rPr>
             <w:rStyle w:val="Hyperlink"/>
@@ -2052,7 +3385,7 @@
       <w:tr>
         <w:tc>
           <w:tcPr/>
-          <w:bookmarkStart w:id="38" w:name="fig-type1-panel"/>
+          <w:bookmarkStart w:id="39" w:name="fig-type1-panel"/>
           <w:p>
             <w:pPr>
               <w:pStyle w:val="Compact"/>
@@ -2063,18 +3396,18 @@
                 <wp:inline>
                   <wp:extent cx="5334000" cy="4000499"/>
                   <wp:effectExtent b="0" l="0" r="0" t="0"/>
-                  <wp:docPr descr="" title="" id="36" name="Picture"/>
+                  <wp:docPr descr="" title="" id="37" name="Picture"/>
                   <a:graphic>
                     <a:graphicData uri="http://schemas.openxmlformats.org/drawingml/2006/picture">
                       <pic:pic>
                         <pic:nvPicPr>
-                          <pic:cNvPr descr="index_files/figure-docx/notebooks-mak_figures-fig-type1-panel-output-1.png" id="37" name="Picture"/>
+                          <pic:cNvPr descr="index_files/figure-docx/notebooks-mak_figures-fig-type1-panel-output-1.png" id="38" name="Picture"/>
                           <pic:cNvPicPr>
                             <a:picLocks noChangeArrowheads="1" noChangeAspect="1"/>
                           </pic:cNvPicPr>
                         </pic:nvPicPr>
                         <pic:blipFill>
-                          <a:blip r:embed="rId35"/>
+                          <a:blip r:embed="rId36"/>
                           <a:stretch>
                             <a:fillRect/>
                           </a:stretch>
@@ -2114,7 +3447,7 @@
               <w:t xml:space="preserve">Figure 2: Type I error by method and research context. Plots are paneled by aspects of the research context (number of observations, number of covariates, proportion of good covariates, and Y-covariate correlation strength). Methods are displayed separately by color. Data-driven correlation selection methods that control for X are depicted as dashed lines.</w:t>
             </w:r>
           </w:p>
-          <w:bookmarkEnd w:id="38"/>
+          <w:bookmarkEnd w:id="39"/>
         </w:tc>
       </w:tr>
     </w:tbl>
@@ -2134,7 +3467,7 @@
         </w:rPr>
         <w:t xml:space="preserve"> </w:t>
       </w:r>
-      <w:hyperlink r:id="rId39">
+      <w:hyperlink r:id="rId40">
         <w:r>
           <w:rPr>
             <w:rStyle w:val="Hyperlink"/>
@@ -2144,8 +3477,8 @@
         </w:r>
       </w:hyperlink>
     </w:p>
-    <w:bookmarkEnd w:id="40"/>
-    <w:bookmarkStart w:id="51" w:name="type-ii-error"/>
+    <w:bookmarkEnd w:id="41"/>
+    <w:bookmarkStart w:id="52" w:name="type-ii-error"/>
     <w:p>
       <w:pPr>
         <w:pStyle w:val="Heading2"/>
@@ -2374,7 +3707,7 @@
       <w:tr>
         <w:tc>
           <w:tcPr/>
-          <w:bookmarkStart w:id="44" w:name="fig-bar-2"/>
+          <w:bookmarkStart w:id="45" w:name="fig-bar-2"/>
           <w:p>
             <w:pPr>
               <w:pStyle w:val="Compact"/>
@@ -2385,18 +3718,18 @@
                 <wp:inline>
                   <wp:extent cx="5334000" cy="3048000"/>
                   <wp:effectExtent b="0" l="0" r="0" t="0"/>
-                  <wp:docPr descr="" title="" id="42" name="Picture"/>
+                  <wp:docPr descr="" title="" id="43" name="Picture"/>
                   <a:graphic>
                     <a:graphicData uri="http://schemas.openxmlformats.org/drawingml/2006/picture">
                       <pic:pic>
                         <pic:nvPicPr>
-                          <pic:cNvPr descr="index_files/figure-docx/notebooks-mak_figures-fig-bar-2-output-1.png" id="43" name="Picture"/>
+                          <pic:cNvPr descr="index_files/figure-docx/notebooks-mak_figures-fig-bar-2-output-1.png" id="44" name="Picture"/>
                           <pic:cNvPicPr>
                             <a:picLocks noChangeArrowheads="1" noChangeAspect="1"/>
                           </pic:cNvPicPr>
                         </pic:nvPicPr>
                         <pic:blipFill>
-                          <a:blip r:embed="rId41"/>
+                          <a:blip r:embed="rId42"/>
                           <a:stretch>
                             <a:fillRect/>
                           </a:stretch>
@@ -2436,7 +3769,7 @@
               <w:t xml:space="preserve">Figure 3: Type II Error by Method. Average type II error rate across all research settings is displayed for each method separately by color. A priori selection methods are on the left, data-driven selection methods are on the right. Striped shading indicates data-driven selection methods that do not control for X.</w:t>
             </w:r>
           </w:p>
-          <w:bookmarkEnd w:id="44"/>
+          <w:bookmarkEnd w:id="45"/>
         </w:tc>
       </w:tr>
     </w:tbl>
@@ -2456,7 +3789,7 @@
         </w:rPr>
         <w:t xml:space="preserve"> </w:t>
       </w:r>
-      <w:hyperlink r:id="rId45">
+      <w:hyperlink r:id="rId46">
         <w:r>
           <w:rPr>
             <w:rStyle w:val="Hyperlink"/>
@@ -2559,7 +3892,7 @@
       <w:tr>
         <w:tc>
           <w:tcPr/>
-          <w:bookmarkStart w:id="49" w:name="fig-panel-2"/>
+          <w:bookmarkStart w:id="50" w:name="fig-panel-2"/>
           <w:p>
             <w:pPr>
               <w:pStyle w:val="Compact"/>
@@ -2570,18 +3903,18 @@
                 <wp:inline>
                   <wp:extent cx="5334000" cy="6400800"/>
                   <wp:effectExtent b="0" l="0" r="0" t="0"/>
-                  <wp:docPr descr="" title="" id="47" name="Picture"/>
+                  <wp:docPr descr="" title="" id="48" name="Picture"/>
                   <a:graphic>
                     <a:graphicData uri="http://schemas.openxmlformats.org/drawingml/2006/picture">
                       <pic:pic>
                         <pic:nvPicPr>
-                          <pic:cNvPr descr="index_files/figure-docx/notebooks-mak_figures-fig-panel-2-output-1.png" id="48" name="Picture"/>
+                          <pic:cNvPr descr="index_files/figure-docx/notebooks-mak_figures-fig-panel-2-output-1.png" id="49" name="Picture"/>
                           <pic:cNvPicPr>
                             <a:picLocks noChangeArrowheads="1" noChangeAspect="1"/>
                           </pic:cNvPicPr>
                         </pic:nvPicPr>
                         <pic:blipFill>
-                          <a:blip r:embed="rId46"/>
+                          <a:blip r:embed="rId47"/>
                           <a:stretch>
                             <a:fillRect/>
                           </a:stretch>
@@ -2621,7 +3954,7 @@
               <w:t xml:space="preserve">Figure 4: Type II error by method and research context. Plots are paneled by aspects of the research context (number of observations, number of covariates, proportion of good covariates, and Y-covariate correlation strength, and population parameter for X). Methods are displayed separately by color. Data-driven correlation selection methods that control for X are depicted as dashed lines.</w:t>
             </w:r>
           </w:p>
-          <w:bookmarkEnd w:id="49"/>
+          <w:bookmarkEnd w:id="50"/>
         </w:tc>
       </w:tr>
     </w:tbl>
@@ -2641,7 +3974,7 @@
         </w:rPr>
         <w:t xml:space="preserve"> </w:t>
       </w:r>
-      <w:hyperlink r:id="rId50">
+      <w:hyperlink r:id="rId51">
         <w:r>
           <w:rPr>
             <w:rStyle w:val="Hyperlink"/>
@@ -2651,8 +3984,8 @@
         </w:r>
       </w:hyperlink>
     </w:p>
-    <w:bookmarkEnd w:id="51"/>
-    <w:bookmarkStart w:id="54" w:name="parameter-estimates"/>
+    <w:bookmarkEnd w:id="52"/>
+    <w:bookmarkStart w:id="55" w:name="parameter-estimates"/>
     <w:p>
       <w:pPr>
         <w:pStyle w:val="Heading2"/>
@@ -2828,7 +4161,7 @@
       <w:tr>
         <w:tc>
           <w:tcPr/>
-          <w:bookmarkStart w:id="52" w:name="tbl-est"/>
+          <w:bookmarkStart w:id="53" w:name="tbl-est"/>
           <w:p>
             <w:pPr>
               <w:jc w:val="center"/>
@@ -3459,7 +4792,7 @@
               </w:tc>
             </w:tr>
           </w:tbl>
-          <w:bookmarkEnd w:id="52"/>
+          <w:bookmarkEnd w:id="53"/>
           <w:p/>
         </w:tc>
       </w:tr>
@@ -3480,7 +4813,7 @@
         </w:rPr>
         <w:t xml:space="preserve"> </w:t>
       </w:r>
-      <w:hyperlink r:id="rId53">
+      <w:hyperlink r:id="rId54">
         <w:r>
           <w:rPr>
             <w:rStyle w:val="Hyperlink"/>
@@ -3490,9 +4823,9 @@
         </w:r>
       </w:hyperlink>
     </w:p>
-    <w:bookmarkEnd w:id="54"/>
     <w:bookmarkEnd w:id="55"/>
-    <w:bookmarkStart w:id="56" w:name="discussion"/>
+    <w:bookmarkEnd w:id="56"/>
+    <w:bookmarkStart w:id="57" w:name="discussion"/>
     <w:p>
       <w:pPr>
         <w:pStyle w:val="Heading1"/>
@@ -3842,8 +5175,8 @@
         <w:t xml:space="preserve">cannot be manipulated (e.g., controlling for gender when looking at the effects of parenting style on child school performance). This use of covariates, however, is complicated and covariates must be selected carefully based on theory and causal structure. Unfortunately, controlling for a confounding variable is also not as strong as people tend to believe. Controlling for a confounding variable with a covariate does not fully eliminate its influence but removes the partial effect on the outcome measurable by the model. Given the complex nature of these types of covariates, we considered them to fall outside the scope of the current paper and we plan to address them in a future simulation paper.</w:t>
       </w:r>
     </w:p>
-    <w:bookmarkEnd w:id="56"/>
-    <w:bookmarkStart w:id="87" w:name="references"/>
+    <w:bookmarkEnd w:id="57"/>
+    <w:bookmarkStart w:id="88" w:name="references"/>
     <w:p>
       <w:pPr>
         <w:pStyle w:val="Heading1"/>
@@ -3852,8 +5185,8 @@
         <w:t xml:space="preserve">References</w:t>
       </w:r>
     </w:p>
-    <w:bookmarkStart w:id="86" w:name="refs"/>
-    <w:bookmarkStart w:id="58" w:name="ref-beachChoosingCovariatesAnalysis1989"/>
+    <w:bookmarkStart w:id="87" w:name="refs"/>
+    <w:bookmarkStart w:id="59" w:name="ref-beachChoosingCovariatesAnalysis1989"/>
     <w:p>
       <w:pPr>
         <w:pStyle w:val="Bibliography"/>
@@ -3886,7 +5219,7 @@
       <w:r>
         <w:t xml:space="preserve"> </w:t>
       </w:r>
-      <w:hyperlink r:id="rId57">
+      <w:hyperlink r:id="rId58">
         <w:r>
           <w:rPr>
             <w:rStyle w:val="Hyperlink"/>
@@ -3898,8 +5231,8 @@
         <w:t xml:space="preserve">.</w:t>
       </w:r>
     </w:p>
-    <w:bookmarkEnd w:id="58"/>
-    <w:bookmarkStart w:id="60" w:name="ref-buttonPowerFailureWhy2013"/>
+    <w:bookmarkEnd w:id="59"/>
+    <w:bookmarkStart w:id="61" w:name="ref-buttonPowerFailureWhy2013"/>
     <w:p>
       <w:pPr>
         <w:pStyle w:val="Bibliography"/>
@@ -3932,7 +5265,7 @@
       <w:r>
         <w:t xml:space="preserve"> </w:t>
       </w:r>
-      <w:hyperlink r:id="rId59">
+      <w:hyperlink r:id="rId60">
         <w:r>
           <w:rPr>
             <w:rStyle w:val="Hyperlink"/>
@@ -3944,8 +5277,8 @@
         <w:t xml:space="preserve">.</w:t>
       </w:r>
     </w:p>
-    <w:bookmarkEnd w:id="60"/>
-    <w:bookmarkStart w:id="62" w:name="ref-chtc"/>
+    <w:bookmarkEnd w:id="61"/>
+    <w:bookmarkStart w:id="63" w:name="ref-chtc"/>
     <w:p>
       <w:pPr>
         <w:pStyle w:val="Bibliography"/>
@@ -3968,7 +5301,7 @@
       <w:r>
         <w:t xml:space="preserve"> </w:t>
       </w:r>
-      <w:hyperlink r:id="rId61">
+      <w:hyperlink r:id="rId62">
         <w:r>
           <w:rPr>
             <w:rStyle w:val="Hyperlink"/>
@@ -3980,8 +5313,8 @@
         <w:t xml:space="preserve">.</w:t>
       </w:r>
     </w:p>
-    <w:bookmarkEnd w:id="62"/>
-    <w:bookmarkStart w:id="64" w:name="X7184952359760f4d1a5486dd020a7850c2f64c7"/>
+    <w:bookmarkEnd w:id="63"/>
+    <w:bookmarkStart w:id="65" w:name="X7184952359760f4d1a5486dd020a7850c2f64c7"/>
     <w:p>
       <w:pPr>
         <w:pStyle w:val="Bibliography"/>
@@ -4026,7 +5359,7 @@
       <w:r>
         <w:t xml:space="preserve"> </w:t>
       </w:r>
-      <w:hyperlink r:id="rId63">
+      <w:hyperlink r:id="rId64">
         <w:r>
           <w:rPr>
             <w:rStyle w:val="Hyperlink"/>
@@ -4038,8 +5371,8 @@
         <w:t xml:space="preserve">.</w:t>
       </w:r>
     </w:p>
-    <w:bookmarkEnd w:id="64"/>
-    <w:bookmarkStart w:id="65" w:name="ref-cohenStatisticalPowerAnalysis1988"/>
+    <w:bookmarkEnd w:id="65"/>
+    <w:bookmarkStart w:id="66" w:name="ref-cohenStatisticalPowerAnalysis1988"/>
     <w:p>
       <w:pPr>
         <w:pStyle w:val="Bibliography"/>
@@ -4103,8 +5436,8 @@
         <w:t xml:space="preserve">. 2 edition. Hillsdale, N.J: Routledge.</w:t>
       </w:r>
     </w:p>
-    <w:bookmarkEnd w:id="65"/>
-    <w:bookmarkStart w:id="66" w:name="ref-cohenPowerPrimer1992"/>
+    <w:bookmarkEnd w:id="66"/>
+    <w:bookmarkStart w:id="67" w:name="ref-cohenPowerPrimer1992"/>
     <w:p>
       <w:pPr>
         <w:pStyle w:val="Bibliography"/>
@@ -4135,8 +5468,8 @@
         <w:t xml:space="preserve">112 (1): 155–59.</w:t>
       </w:r>
     </w:p>
-    <w:bookmarkEnd w:id="66"/>
-    <w:bookmarkStart w:id="68" w:name="ref-egbewaleBiasPrecisionStatistical2014"/>
+    <w:bookmarkEnd w:id="67"/>
+    <w:bookmarkStart w:id="69" w:name="ref-egbewaleBiasPrecisionStatistical2014"/>
     <w:p>
       <w:pPr>
         <w:pStyle w:val="Bibliography"/>
@@ -4169,7 +5502,7 @@
       <w:r>
         <w:t xml:space="preserve"> </w:t>
       </w:r>
-      <w:hyperlink r:id="rId67">
+      <w:hyperlink r:id="rId68">
         <w:r>
           <w:rPr>
             <w:rStyle w:val="Hyperlink"/>
@@ -4181,8 +5514,8 @@
         <w:t xml:space="preserve">.</w:t>
       </w:r>
     </w:p>
-    <w:bookmarkEnd w:id="68"/>
-    <w:bookmarkStart w:id="70" w:name="X2f0269178ca78ed63e1136f742f04d81b1fa6ea"/>
+    <w:bookmarkEnd w:id="69"/>
+    <w:bookmarkStart w:id="71" w:name="X2f0269178ca78ed63e1136f742f04d81b1fa6ea"/>
     <w:p>
       <w:pPr>
         <w:pStyle w:val="Bibliography"/>
@@ -4233,7 +5566,7 @@
       <w:r>
         <w:t xml:space="preserve"> </w:t>
       </w:r>
-      <w:hyperlink r:id="rId69">
+      <w:hyperlink r:id="rId70">
         <w:r>
           <w:rPr>
             <w:rStyle w:val="Hyperlink"/>
@@ -4245,8 +5578,8 @@
         <w:t xml:space="preserve">.</w:t>
       </w:r>
     </w:p>
-    <w:bookmarkEnd w:id="70"/>
-    <w:bookmarkStart w:id="72" w:name="X1d510f5e635c9bb1fe85b2bd18ed5a6e27b856d"/>
+    <w:bookmarkEnd w:id="71"/>
+    <w:bookmarkStart w:id="73" w:name="X1d510f5e635c9bb1fe85b2bd18ed5a6e27b856d"/>
     <w:p>
       <w:pPr>
         <w:pStyle w:val="Bibliography"/>
@@ -4279,7 +5612,7 @@
       <w:r>
         <w:t xml:space="preserve"> </w:t>
       </w:r>
-      <w:hyperlink r:id="rId71">
+      <w:hyperlink r:id="rId72">
         <w:r>
           <w:rPr>
             <w:rStyle w:val="Hyperlink"/>
@@ -4291,8 +5624,8 @@
         <w:t xml:space="preserve">.</w:t>
       </w:r>
     </w:p>
-    <w:bookmarkEnd w:id="72"/>
-    <w:bookmarkStart w:id="74" w:name="ref-ioannidisWhyMostPublished2005"/>
+    <w:bookmarkEnd w:id="73"/>
+    <w:bookmarkStart w:id="75" w:name="ref-ioannidisWhyMostPublished2005"/>
     <w:p>
       <w:pPr>
         <w:pStyle w:val="Bibliography"/>
@@ -4325,7 +5658,7 @@
       <w:r>
         <w:t xml:space="preserve"> </w:t>
       </w:r>
-      <w:hyperlink r:id="rId73">
+      <w:hyperlink r:id="rId74">
         <w:r>
           <w:rPr>
             <w:rStyle w:val="Hyperlink"/>
@@ -4337,8 +5670,8 @@
         <w:t xml:space="preserve">.</w:t>
       </w:r>
     </w:p>
-    <w:bookmarkEnd w:id="74"/>
-    <w:bookmarkStart w:id="76" w:name="ref-kahanRisksRewardsCovariate2014"/>
+    <w:bookmarkEnd w:id="75"/>
+    <w:bookmarkStart w:id="77" w:name="ref-kahanRisksRewardsCovariate2014"/>
     <w:p>
       <w:pPr>
         <w:pStyle w:val="Bibliography"/>
@@ -4371,7 +5704,7 @@
       <w:r>
         <w:t xml:space="preserve"> </w:t>
       </w:r>
-      <w:hyperlink r:id="rId75">
+      <w:hyperlink r:id="rId76">
         <w:r>
           <w:rPr>
             <w:rStyle w:val="Hyperlink"/>
@@ -4383,8 +5716,8 @@
         <w:t xml:space="preserve">.</w:t>
       </w:r>
     </w:p>
-    <w:bookmarkEnd w:id="76"/>
-    <w:bookmarkStart w:id="78" w:name="X2622635a1d0cb17575e986ac7fc2f356c2369ea"/>
+    <w:bookmarkEnd w:id="77"/>
+    <w:bookmarkStart w:id="79" w:name="X2622635a1d0cb17575e986ac7fc2f356c2369ea"/>
     <w:p>
       <w:pPr>
         <w:pStyle w:val="Bibliography"/>
@@ -4417,7 +5750,7 @@
       <w:r>
         <w:t xml:space="preserve"> </w:t>
       </w:r>
-      <w:hyperlink r:id="rId77">
+      <w:hyperlink r:id="rId78">
         <w:r>
           <w:rPr>
             <w:rStyle w:val="Hyperlink"/>
@@ -4429,8 +5762,8 @@
         <w:t xml:space="preserve">.</w:t>
       </w:r>
     </w:p>
-    <w:bookmarkEnd w:id="78"/>
-    <w:bookmarkStart w:id="80" w:name="X8e2c8939838df13f010698dd12f887c58598160"/>
+    <w:bookmarkEnd w:id="79"/>
+    <w:bookmarkStart w:id="81" w:name="X8e2c8939838df13f010698dd12f887c58598160"/>
     <w:p>
       <w:pPr>
         <w:pStyle w:val="Bibliography"/>
@@ -4463,7 +5796,7 @@
       <w:r>
         <w:t xml:space="preserve"> </w:t>
       </w:r>
-      <w:hyperlink r:id="rId79">
+      <w:hyperlink r:id="rId80">
         <w:r>
           <w:rPr>
             <w:rStyle w:val="Hyperlink"/>
@@ -4475,8 +5808,8 @@
         <w:t xml:space="preserve">.</w:t>
       </w:r>
     </w:p>
-    <w:bookmarkEnd w:id="80"/>
-    <w:bookmarkStart w:id="82" w:name="ref-simonsohnPcurveKeyFiledrawer2014"/>
+    <w:bookmarkEnd w:id="81"/>
+    <w:bookmarkStart w:id="83" w:name="ref-simonsohnPcurveKeyFiledrawer2014"/>
     <w:p>
       <w:pPr>
         <w:pStyle w:val="Bibliography"/>
@@ -4521,7 +5854,7 @@
       <w:r>
         <w:t xml:space="preserve"> </w:t>
       </w:r>
-      <w:hyperlink r:id="rId81">
+      <w:hyperlink r:id="rId82">
         <w:r>
           <w:rPr>
             <w:rStyle w:val="Hyperlink"/>
@@ -4533,8 +5866,8 @@
         <w:t xml:space="preserve">.</w:t>
       </w:r>
     </w:p>
-    <w:bookmarkEnd w:id="82"/>
-    <w:bookmarkStart w:id="84" w:name="ref-thompsonCovariateAdjustmentHad2015"/>
+    <w:bookmarkEnd w:id="83"/>
+    <w:bookmarkStart w:id="85" w:name="ref-thompsonCovariateAdjustmentHad2015"/>
     <w:p>
       <w:pPr>
         <w:pStyle w:val="Bibliography"/>
@@ -4567,7 +5900,7 @@
       <w:r>
         <w:t xml:space="preserve"> </w:t>
       </w:r>
-      <w:hyperlink r:id="rId83">
+      <w:hyperlink r:id="rId84">
         <w:r>
           <w:rPr>
             <w:rStyle w:val="Hyperlink"/>
@@ -4579,8 +5912,8 @@
         <w:t xml:space="preserve">.</w:t>
       </w:r>
     </w:p>
-    <w:bookmarkEnd w:id="84"/>
-    <w:bookmarkStart w:id="85" w:name="ref-vanbreukelenANCOVAChangeBaseline2006"/>
+    <w:bookmarkEnd w:id="85"/>
+    <w:bookmarkStart w:id="86" w:name="ref-vanbreukelenANCOVAChangeBaseline2006"/>
     <w:p>
       <w:pPr>
         <w:pStyle w:val="Bibliography"/>
@@ -4620,9 +5953,9 @@
         <w:t xml:space="preserve">59: 920–25.</w:t>
       </w:r>
     </w:p>
-    <w:bookmarkEnd w:id="85"/>
     <w:bookmarkEnd w:id="86"/>
     <w:bookmarkEnd w:id="87"/>
+    <w:bookmarkEnd w:id="88"/>
     <w:sectPr>
       <w:footnotePr>
         <w:numRestart w:val="eachSect"/>
@@ -4964,36 +6297,6 @@
     </w:lvlOverride>
     <w:lvlOverride w:ilvl="8">
       <w:startOverride w:val="4"/>
-    </w:lvlOverride>
-  </w:num>
-  <w:num w:numId="1003">
-    <w:abstractNumId w:val="99411"/>
-    <w:lvlOverride w:ilvl="0">
-      <w:startOverride w:val="1"/>
-    </w:lvlOverride>
-    <w:lvlOverride w:ilvl="1">
-      <w:startOverride w:val="1"/>
-    </w:lvlOverride>
-    <w:lvlOverride w:ilvl="2">
-      <w:startOverride w:val="1"/>
-    </w:lvlOverride>
-    <w:lvlOverride w:ilvl="3">
-      <w:startOverride w:val="1"/>
-    </w:lvlOverride>
-    <w:lvlOverride w:ilvl="4">
-      <w:startOverride w:val="1"/>
-    </w:lvlOverride>
-    <w:lvlOverride w:ilvl="5">
-      <w:startOverride w:val="1"/>
-    </w:lvlOverride>
-    <w:lvlOverride w:ilvl="6">
-      <w:startOverride w:val="1"/>
-    </w:lvlOverride>
-    <w:lvlOverride w:ilvl="7">
-      <w:startOverride w:val="1"/>
-    </w:lvlOverride>
-    <w:lvlOverride w:ilvl="8">
-      <w:startOverride w:val="1"/>
     </w:lvlOverride>
   </w:num>
 </w:numbering>

--- a/index.docx
+++ b/index.docx
@@ -1862,7 +1862,127 @@
         <w:rPr>
           <w:rStyle w:val="NormalTok"/>
         </w:rPr>
-        <w:t xml:space="preserve"> </w:t>
+        <w:t xml:space="preserve">sigma[</w:t>
+      </w:r>
+      <w:r>
+        <w:rPr>
+          <w:rStyle w:val="DecValTok"/>
+        </w:rPr>
+        <w:t xml:space="preserve">2</w:t>
+      </w:r>
+      <w:r>
+        <w:rPr>
+          <w:rStyle w:val="SpecialCharTok"/>
+        </w:rPr>
+        <w:t xml:space="preserve">:</w:t>
+      </w:r>
+      <w:r>
+        <w:rPr>
+          <w:rStyle w:val="NormalTok"/>
+        </w:rPr>
+        <w:t xml:space="preserve">(</w:t>
+      </w:r>
+      <w:r>
+        <w:rPr>
+          <w:rStyle w:val="FunctionTok"/>
+        </w:rPr>
+        <w:t xml:space="preserve">nrow</w:t>
+      </w:r>
+      <w:r>
+        <w:rPr>
+          <w:rStyle w:val="NormalTok"/>
+        </w:rPr>
+        <w:t xml:space="preserve">(corr_matrix) </w:t>
+      </w:r>
+      <w:r>
+        <w:rPr>
+          <w:rStyle w:val="SpecialCharTok"/>
+        </w:rPr>
+        <w:t xml:space="preserve">+</w:t>
+      </w:r>
+      <w:r>
+        <w:rPr>
+          <w:rStyle w:val="NormalTok"/>
+        </w:rPr>
+        <w:t xml:space="preserve"> </w:t>
+      </w:r>
+      <w:r>
+        <w:rPr>
+          <w:rStyle w:val="DecValTok"/>
+        </w:rPr>
+        <w:t xml:space="preserve">1</w:t>
+      </w:r>
+      <w:r>
+        <w:rPr>
+          <w:rStyle w:val="NormalTok"/>
+        </w:rPr>
+        <w:t xml:space="preserve">), </w:t>
+      </w:r>
+      <w:r>
+        <w:rPr>
+          <w:rStyle w:val="DecValTok"/>
+        </w:rPr>
+        <w:t xml:space="preserve">2</w:t>
+      </w:r>
+      <w:r>
+        <w:rPr>
+          <w:rStyle w:val="SpecialCharTok"/>
+        </w:rPr>
+        <w:t xml:space="preserve">:</w:t>
+      </w:r>
+      <w:r>
+        <w:rPr>
+          <w:rStyle w:val="NormalTok"/>
+        </w:rPr>
+        <w:t xml:space="preserve">(</w:t>
+      </w:r>
+      <w:r>
+        <w:rPr>
+          <w:rStyle w:val="FunctionTok"/>
+        </w:rPr>
+        <w:t xml:space="preserve">ncol</w:t>
+      </w:r>
+      <w:r>
+        <w:rPr>
+          <w:rStyle w:val="NormalTok"/>
+        </w:rPr>
+        <w:t xml:space="preserve">(corr_matrix) </w:t>
+      </w:r>
+      <w:r>
+        <w:rPr>
+          <w:rStyle w:val="SpecialCharTok"/>
+        </w:rPr>
+        <w:t xml:space="preserve">+</w:t>
+      </w:r>
+      <w:r>
+        <w:rPr>
+          <w:rStyle w:val="NormalTok"/>
+        </w:rPr>
+        <w:t xml:space="preserve"> </w:t>
+      </w:r>
+      <w:r>
+        <w:rPr>
+          <w:rStyle w:val="DecValTok"/>
+        </w:rPr>
+        <w:t xml:space="preserve">1</w:t>
+      </w:r>
+      <w:r>
+        <w:rPr>
+          <w:rStyle w:val="NormalTok"/>
+        </w:rPr>
+        <w:t xml:space="preserve">)] </w:t>
+      </w:r>
+      <w:r>
+        <w:rPr>
+          <w:rStyle w:val="OtherTok"/>
+        </w:rPr>
+        <w:t xml:space="preserve">&lt;-</w:t>
+      </w:r>
+      <w:r>
+        <w:rPr>
+          <w:rStyle w:val="NormalTok"/>
+        </w:rPr>
+        <w:t xml:space="preserve"> corr_matrix</w:t>
       </w:r>
       <w:r>
         <w:br/>
@@ -1877,6 +1997,18 @@
         <w:rPr>
           <w:rStyle w:val="DecValTok"/>
         </w:rPr>
+        <w:t xml:space="preserve">1</w:t>
+      </w:r>
+      <w:r>
+        <w:rPr>
+          <w:rStyle w:val="NormalTok"/>
+        </w:rPr>
+        <w:t xml:space="preserve">, </w:t>
+      </w:r>
+      <w:r>
+        <w:rPr>
+          <w:rStyle w:val="DecValTok"/>
+        </w:rPr>
         <w:t xml:space="preserve">2</w:t>
       </w:r>
       <w:r>
@@ -1889,31 +2021,532 @@
         <w:rPr>
           <w:rStyle w:val="NormalTok"/>
         </w:rPr>
+        <w:t xml:space="preserve">(n_good_covs </w:t>
+      </w:r>
+      <w:r>
+        <w:rPr>
+          <w:rStyle w:val="SpecialCharTok"/>
+        </w:rPr>
+        <w:t xml:space="preserve">+</w:t>
+      </w:r>
+      <w:r>
+        <w:rPr>
+          <w:rStyle w:val="NormalTok"/>
+        </w:rPr>
+        <w:t xml:space="preserve"> </w:t>
+      </w:r>
+      <w:r>
+        <w:rPr>
+          <w:rStyle w:val="DecValTok"/>
+        </w:rPr>
+        <w:t xml:space="preserve">1</w:t>
+      </w:r>
+      <w:r>
+        <w:rPr>
+          <w:rStyle w:val="NormalTok"/>
+        </w:rPr>
+        <w:t xml:space="preserve">)] </w:t>
+      </w:r>
+      <w:r>
+        <w:rPr>
+          <w:rStyle w:val="OtherTok"/>
+        </w:rPr>
+        <w:t xml:space="preserve">&lt;-</w:t>
+      </w:r>
+      <w:r>
+        <w:rPr>
+          <w:rStyle w:val="NormalTok"/>
+        </w:rPr>
+        <w:t xml:space="preserve"> </w:t>
+      </w:r>
+      <w:r>
+        <w:rPr>
+          <w:rStyle w:val="FunctionTok"/>
+        </w:rPr>
+        <w:t xml:space="preserve">rep</w:t>
+      </w:r>
+      <w:r>
+        <w:rPr>
+          <w:rStyle w:val="NormalTok"/>
+        </w:rPr>
+        <w:t xml:space="preserve">(r_ycov, n_good_covs)</w:t>
+      </w:r>
+      <w:r>
+        <w:br/>
+      </w:r>
+      <w:r>
+        <w:rPr>
+          <w:rStyle w:val="NormalTok"/>
+        </w:rPr>
+        <w:t xml:space="preserve">sigma[</w:t>
+      </w:r>
+      <w:r>
+        <w:rPr>
+          <w:rStyle w:val="DecValTok"/>
+        </w:rPr>
+        <w:t xml:space="preserve">2</w:t>
+      </w:r>
+      <w:r>
+        <w:rPr>
+          <w:rStyle w:val="SpecialCharTok"/>
+        </w:rPr>
+        <w:t xml:space="preserve">:</w:t>
+      </w:r>
+      <w:r>
+        <w:rPr>
+          <w:rStyle w:val="NormalTok"/>
+        </w:rPr>
+        <w:t xml:space="preserve">(n_good_covs </w:t>
+      </w:r>
+      <w:r>
+        <w:rPr>
+          <w:rStyle w:val="SpecialCharTok"/>
+        </w:rPr>
+        <w:t xml:space="preserve">+</w:t>
+      </w:r>
+      <w:r>
+        <w:rPr>
+          <w:rStyle w:val="NormalTok"/>
+        </w:rPr>
+        <w:t xml:space="preserve"> </w:t>
+      </w:r>
+      <w:r>
+        <w:rPr>
+          <w:rStyle w:val="DecValTok"/>
+        </w:rPr>
+        <w:t xml:space="preserve">1</w:t>
+      </w:r>
+      <w:r>
+        <w:rPr>
+          <w:rStyle w:val="NormalTok"/>
+        </w:rPr>
+        <w:t xml:space="preserve">), </w:t>
+      </w:r>
+      <w:r>
+        <w:rPr>
+          <w:rStyle w:val="DecValTok"/>
+        </w:rPr>
+        <w:t xml:space="preserve">1</w:t>
+      </w:r>
+      <w:r>
+        <w:rPr>
+          <w:rStyle w:val="NormalTok"/>
+        </w:rPr>
+        <w:t xml:space="preserve">] </w:t>
+      </w:r>
+      <w:r>
+        <w:rPr>
+          <w:rStyle w:val="OtherTok"/>
+        </w:rPr>
+        <w:t xml:space="preserve">&lt;-</w:t>
+      </w:r>
+      <w:r>
+        <w:rPr>
+          <w:rStyle w:val="NormalTok"/>
+        </w:rPr>
+        <w:t xml:space="preserve"> </w:t>
+      </w:r>
+      <w:r>
+        <w:rPr>
+          <w:rStyle w:val="FunctionTok"/>
+        </w:rPr>
+        <w:t xml:space="preserve">rep</w:t>
+      </w:r>
+      <w:r>
+        <w:rPr>
+          <w:rStyle w:val="NormalTok"/>
+        </w:rPr>
+        <w:t xml:space="preserve">(r_ycov, n_good_covs)</w:t>
+      </w:r>
+      <w:r>
+        <w:br/>
+      </w:r>
+      <w:r>
+        <w:rPr>
+          <w:rStyle w:val="NormalTok"/>
+        </w:rPr>
+        <w:t xml:space="preserve">  </w:t>
+      </w:r>
+      <w:r>
+        <w:br/>
+      </w:r>
+      <w:r>
+        <w:rPr>
+          <w:rStyle w:val="NormalTok"/>
+        </w:rPr>
+        <w:t xml:space="preserve">ycovs </w:t>
+      </w:r>
+      <w:r>
+        <w:rPr>
+          <w:rStyle w:val="OtherTok"/>
+        </w:rPr>
+        <w:t xml:space="preserve">&lt;-</w:t>
+      </w:r>
+      <w:r>
+        <w:rPr>
+          <w:rStyle w:val="NormalTok"/>
+        </w:rPr>
+        <w:t xml:space="preserve"> MASS</w:t>
+      </w:r>
+      <w:r>
+        <w:rPr>
+          <w:rStyle w:val="SpecialCharTok"/>
+        </w:rPr>
+        <w:t xml:space="preserve">::</w:t>
+      </w:r>
+      <w:r>
+        <w:rPr>
+          <w:rStyle w:val="FunctionTok"/>
+        </w:rPr>
+        <w:t xml:space="preserve">mvrnorm</w:t>
+      </w:r>
+      <w:r>
+        <w:rPr>
+          <w:rStyle w:val="NormalTok"/>
+        </w:rPr>
+        <w:t xml:space="preserve">(n_obs, </w:t>
+      </w:r>
+      <w:r>
+        <w:rPr>
+          <w:rStyle w:val="AttributeTok"/>
+        </w:rPr>
+        <w:t xml:space="preserve">mu =</w:t>
+      </w:r>
+      <w:r>
+        <w:rPr>
+          <w:rStyle w:val="NormalTok"/>
+        </w:rPr>
+        <w:t xml:space="preserve"> </w:t>
+      </w:r>
+      <w:r>
+        <w:rPr>
+          <w:rStyle w:val="FunctionTok"/>
+        </w:rPr>
+        <w:t xml:space="preserve">rep</w:t>
+      </w:r>
+      <w:r>
+        <w:rPr>
+          <w:rStyle w:val="NormalTok"/>
+        </w:rPr>
         <w:t xml:space="preserve">(</w:t>
       </w:r>
       <w:r>
         <w:rPr>
+          <w:rStyle w:val="DecValTok"/>
+        </w:rPr>
+        <w:t xml:space="preserve">0</w:t>
+      </w:r>
+      <w:r>
+        <w:rPr>
+          <w:rStyle w:val="NormalTok"/>
+        </w:rPr>
+        <w:t xml:space="preserve">, n_covs </w:t>
+      </w:r>
+      <w:r>
+        <w:rPr>
+          <w:rStyle w:val="SpecialCharTok"/>
+        </w:rPr>
+        <w:t xml:space="preserve">+</w:t>
+      </w:r>
+      <w:r>
+        <w:rPr>
+          <w:rStyle w:val="NormalTok"/>
+        </w:rPr>
+        <w:t xml:space="preserve"> </w:t>
+      </w:r>
+      <w:r>
+        <w:rPr>
+          <w:rStyle w:val="DecValTok"/>
+        </w:rPr>
+        <w:t xml:space="preserve">1</w:t>
+      </w:r>
+      <w:r>
+        <w:rPr>
+          <w:rStyle w:val="NormalTok"/>
+        </w:rPr>
+        <w:t xml:space="preserve">), </w:t>
+      </w:r>
+      <w:r>
+        <w:rPr>
+          <w:rStyle w:val="AttributeTok"/>
+        </w:rPr>
+        <w:t xml:space="preserve">Sigma =</w:t>
+      </w:r>
+      <w:r>
+        <w:rPr>
+          <w:rStyle w:val="NormalTok"/>
+        </w:rPr>
+        <w:t xml:space="preserve"> sigma)</w:t>
+      </w:r>
+      <w:r>
+        <w:br/>
+      </w:r>
+      <w:r>
+        <w:rPr>
+          <w:rStyle w:val="NormalTok"/>
+        </w:rPr>
+        <w:t xml:space="preserve">y </w:t>
+      </w:r>
+      <w:r>
+        <w:rPr>
+          <w:rStyle w:val="OtherTok"/>
+        </w:rPr>
+        <w:t xml:space="preserve">&lt;-</w:t>
+      </w:r>
+      <w:r>
+        <w:rPr>
+          <w:rStyle w:val="NormalTok"/>
+        </w:rPr>
+        <w:t xml:space="preserve"> ycovs[, </w:t>
+      </w:r>
+      <w:r>
+        <w:rPr>
+          <w:rStyle w:val="DecValTok"/>
+        </w:rPr>
+        <w:t xml:space="preserve">1</w:t>
+      </w:r>
+      <w:r>
+        <w:rPr>
+          <w:rStyle w:val="NormalTok"/>
+        </w:rPr>
+        <w:t xml:space="preserve">]</w:t>
+      </w:r>
+      <w:r>
+        <w:br/>
+      </w:r>
+      <w:r>
+        <w:rPr>
+          <w:rStyle w:val="NormalTok"/>
+        </w:rPr>
+        <w:t xml:space="preserve">covs </w:t>
+      </w:r>
+      <w:r>
+        <w:rPr>
+          <w:rStyle w:val="OtherTok"/>
+        </w:rPr>
+        <w:t xml:space="preserve">&lt;-</w:t>
+      </w:r>
+      <w:r>
+        <w:rPr>
+          <w:rStyle w:val="NormalTok"/>
+        </w:rPr>
+        <w:t xml:space="preserve"> ycovs[, </w:t>
+      </w:r>
+      <w:r>
+        <w:rPr>
+          <w:rStyle w:val="SpecialCharTok"/>
+        </w:rPr>
+        <w:t xml:space="preserve">-</w:t>
+      </w:r>
+      <w:r>
+        <w:rPr>
+          <w:rStyle w:val="DecValTok"/>
+        </w:rPr>
+        <w:t xml:space="preserve">1</w:t>
+      </w:r>
+      <w:r>
+        <w:rPr>
+          <w:rStyle w:val="NormalTok"/>
+        </w:rPr>
+        <w:t xml:space="preserve">]</w:t>
+      </w:r>
+      <w:r>
+        <w:br/>
+      </w:r>
+      <w:r>
+        <w:rPr>
+          <w:rStyle w:val="NormalTok"/>
+        </w:rPr>
+        <w:t xml:space="preserve">  </w:t>
+      </w:r>
+      <w:r>
+        <w:br/>
+      </w:r>
+      <w:r>
+        <w:rPr>
+          <w:rStyle w:val="NormalTok"/>
+        </w:rPr>
+        <w:t xml:space="preserve">y </w:t>
+      </w:r>
+      <w:r>
+        <w:rPr>
+          <w:rStyle w:val="OtherTok"/>
+        </w:rPr>
+        <w:t xml:space="preserve">&lt;-</w:t>
+      </w:r>
+      <w:r>
+        <w:rPr>
+          <w:rStyle w:val="NormalTok"/>
+        </w:rPr>
+        <w:t xml:space="preserve"> y </w:t>
+      </w:r>
+      <w:r>
+        <w:rPr>
+          <w:rStyle w:val="SpecialCharTok"/>
+        </w:rPr>
+        <w:t xml:space="preserve">+</w:t>
+      </w:r>
+      <w:r>
+        <w:rPr>
+          <w:rStyle w:val="NormalTok"/>
+        </w:rPr>
+        <w:t xml:space="preserve"> b_x </w:t>
+      </w:r>
+      <w:r>
+        <w:rPr>
+          <w:rStyle w:val="SpecialCharTok"/>
+        </w:rPr>
+        <w:t xml:space="preserve">*</w:t>
+      </w:r>
+      <w:r>
+        <w:rPr>
+          <w:rStyle w:val="NormalTok"/>
+        </w:rPr>
+        <w:t xml:space="preserve"> x</w:t>
+      </w:r>
+      <w:r>
+        <w:br/>
+      </w:r>
+      <w:r>
+        <w:rPr>
+          <w:rStyle w:val="NormalTok"/>
+        </w:rPr>
+        <w:t xml:space="preserve"> </w:t>
+      </w:r>
+      <w:r>
+        <w:br/>
+      </w:r>
+      <w:r>
+        <w:rPr>
+          <w:rStyle w:val="NormalTok"/>
+        </w:rPr>
+        <w:t xml:space="preserve">covs </w:t>
+      </w:r>
+      <w:r>
+        <w:rPr>
+          <w:rStyle w:val="OtherTok"/>
+        </w:rPr>
+        <w:t xml:space="preserve">&lt;-</w:t>
+      </w:r>
+      <w:r>
+        <w:rPr>
+          <w:rStyle w:val="NormalTok"/>
+        </w:rPr>
+        <w:t xml:space="preserve"> covs </w:t>
+      </w:r>
+      <w:r>
+        <w:rPr>
+          <w:rStyle w:val="SpecialCharTok"/>
+        </w:rPr>
+        <w:t xml:space="preserve">|&gt;</w:t>
+      </w:r>
+      <w:r>
+        <w:br/>
+      </w:r>
+      <w:r>
+        <w:rPr>
+          <w:rStyle w:val="NormalTok"/>
+        </w:rPr>
+        <w:t xml:space="preserve">    tibble</w:t>
+      </w:r>
+      <w:r>
+        <w:rPr>
+          <w:rStyle w:val="SpecialCharTok"/>
+        </w:rPr>
+        <w:t xml:space="preserve">::</w:t>
+      </w:r>
+      <w:r>
+        <w:rPr>
           <w:rStyle w:val="FunctionTok"/>
         </w:rPr>
-        <w:t xml:space="preserve">nrow</w:t>
-      </w:r>
-      <w:r>
-        <w:rPr>
-          <w:rStyle w:val="NormalTok"/>
-        </w:rPr>
-        <w:t xml:space="preserve">(corr_matrix) </w:t>
+        <w:t xml:space="preserve">as_tibble</w:t>
+      </w:r>
+      <w:r>
+        <w:rPr>
+          <w:rStyle w:val="NormalTok"/>
+        </w:rPr>
+        <w:t xml:space="preserve">(</w:t>
+      </w:r>
+      <w:r>
+        <w:rPr>
+          <w:rStyle w:val="AttributeTok"/>
+        </w:rPr>
+        <w:t xml:space="preserve">.name_repair =</w:t>
+      </w:r>
+      <w:r>
+        <w:rPr>
+          <w:rStyle w:val="NormalTok"/>
+        </w:rPr>
+        <w:t xml:space="preserve"> </w:t>
+      </w:r>
+      <w:r>
+        <w:rPr>
+          <w:rStyle w:val="StringTok"/>
+        </w:rPr>
+        <w:t xml:space="preserve">"minimal"</w:t>
+      </w:r>
+      <w:r>
+        <w:rPr>
+          <w:rStyle w:val="NormalTok"/>
+        </w:rPr>
+        <w:t xml:space="preserve">)</w:t>
+      </w:r>
+      <w:r>
+        <w:br/>
+      </w:r>
+      <w:r>
+        <w:rPr>
+          <w:rStyle w:val="FunctionTok"/>
+        </w:rPr>
+        <w:t xml:space="preserve">names</w:t>
+      </w:r>
+      <w:r>
+        <w:rPr>
+          <w:rStyle w:val="NormalTok"/>
+        </w:rPr>
+        <w:t xml:space="preserve">(covs) </w:t>
+      </w:r>
+      <w:r>
+        <w:rPr>
+          <w:rStyle w:val="OtherTok"/>
+        </w:rPr>
+        <w:t xml:space="preserve">&lt;-</w:t>
+      </w:r>
+      <w:r>
+        <w:rPr>
+          <w:rStyle w:val="NormalTok"/>
+        </w:rPr>
+        <w:t xml:space="preserve"> stringr</w:t>
       </w:r>
       <w:r>
         <w:rPr>
           <w:rStyle w:val="SpecialCharTok"/>
         </w:rPr>
-        <w:t xml:space="preserve">+</w:t>
-      </w:r>
-      <w:r>
-        <w:rPr>
-          <w:rStyle w:val="NormalTok"/>
-        </w:rPr>
-        <w:t xml:space="preserve"> </w:t>
+        <w:t xml:space="preserve">::</w:t>
+      </w:r>
+      <w:r>
+        <w:rPr>
+          <w:rStyle w:val="FunctionTok"/>
+        </w:rPr>
+        <w:t xml:space="preserve">str_c</w:t>
+      </w:r>
+      <w:r>
+        <w:rPr>
+          <w:rStyle w:val="NormalTok"/>
+        </w:rPr>
+        <w:t xml:space="preserve">(</w:t>
+      </w:r>
+      <w:r>
+        <w:rPr>
+          <w:rStyle w:val="StringTok"/>
+        </w:rPr>
+        <w:t xml:space="preserve">"c"</w:t>
+      </w:r>
+      <w:r>
+        <w:rPr>
+          <w:rStyle w:val="NormalTok"/>
+        </w:rPr>
+        <w:t xml:space="preserve">, </w:t>
       </w:r>
       <w:r>
         <w:rPr>
@@ -1923,18 +2556,6 @@
       </w:r>
       <w:r>
         <w:rPr>
-          <w:rStyle w:val="NormalTok"/>
-        </w:rPr>
-        <w:t xml:space="preserve">), </w:t>
-      </w:r>
-      <w:r>
-        <w:rPr>
-          <w:rStyle w:val="DecValTok"/>
-        </w:rPr>
-        <w:t xml:space="preserve">2</w:t>
-      </w:r>
-      <w:r>
-        <w:rPr>
           <w:rStyle w:val="SpecialCharTok"/>
         </w:rPr>
         <w:t xml:space="preserve">:</w:t>
@@ -1943,750 +2564,102 @@
         <w:rPr>
           <w:rStyle w:val="NormalTok"/>
         </w:rPr>
+        <w:t xml:space="preserve">n_covs)</w:t>
+      </w:r>
+      <w:r>
+        <w:br/>
+      </w:r>
+      <w:r>
+        <w:rPr>
+          <w:rStyle w:val="NormalTok"/>
+        </w:rPr>
+        <w:t xml:space="preserve">df </w:t>
+      </w:r>
+      <w:r>
+        <w:rPr>
+          <w:rStyle w:val="OtherTok"/>
+        </w:rPr>
+        <w:t xml:space="preserve">&lt;-</w:t>
+      </w:r>
+      <w:r>
+        <w:rPr>
+          <w:rStyle w:val="NormalTok"/>
+        </w:rPr>
+        <w:t xml:space="preserve"> tibble</w:t>
+      </w:r>
+      <w:r>
+        <w:rPr>
+          <w:rStyle w:val="SpecialCharTok"/>
+        </w:rPr>
+        <w:t xml:space="preserve">::</w:t>
+      </w:r>
+      <w:r>
+        <w:rPr>
+          <w:rStyle w:val="FunctionTok"/>
+        </w:rPr>
+        <w:t xml:space="preserve">tibble</w:t>
+      </w:r>
+      <w:r>
+        <w:rPr>
+          <w:rStyle w:val="NormalTok"/>
+        </w:rPr>
         <w:t xml:space="preserve">(</w:t>
       </w:r>
       <w:r>
         <w:rPr>
+          <w:rStyle w:val="AttributeTok"/>
+        </w:rPr>
+        <w:t xml:space="preserve">y =</w:t>
+      </w:r>
+      <w:r>
+        <w:rPr>
+          <w:rStyle w:val="NormalTok"/>
+        </w:rPr>
+        <w:t xml:space="preserve"> y, </w:t>
+      </w:r>
+      <w:r>
+        <w:rPr>
+          <w:rStyle w:val="AttributeTok"/>
+        </w:rPr>
+        <w:t xml:space="preserve">x =</w:t>
+      </w:r>
+      <w:r>
+        <w:rPr>
+          <w:rStyle w:val="NormalTok"/>
+        </w:rPr>
+        <w:t xml:space="preserve"> x) </w:t>
+      </w:r>
+      <w:r>
+        <w:rPr>
+          <w:rStyle w:val="SpecialCharTok"/>
+        </w:rPr>
+        <w:t xml:space="preserve">|&gt;</w:t>
+      </w:r>
+      <w:r>
+        <w:rPr>
+          <w:rStyle w:val="NormalTok"/>
+        </w:rPr>
+        <w:t xml:space="preserve"> </w:t>
+      </w:r>
+      <w:r>
+        <w:br/>
+      </w:r>
+      <w:r>
+        <w:rPr>
+          <w:rStyle w:val="NormalTok"/>
+        </w:rPr>
+        <w:t xml:space="preserve">   dplyr</w:t>
+      </w:r>
+      <w:r>
+        <w:rPr>
+          <w:rStyle w:val="SpecialCharTok"/>
+        </w:rPr>
+        <w:t xml:space="preserve">::</w:t>
+      </w:r>
+      <w:r>
+        <w:rPr>
           <w:rStyle w:val="FunctionTok"/>
         </w:rPr>
-        <w:t xml:space="preserve">ncol</w:t>
-      </w:r>
-      <w:r>
-        <w:rPr>
-          <w:rStyle w:val="NormalTok"/>
-        </w:rPr>
-        <w:t xml:space="preserve">(corr_matrix) </w:t>
-      </w:r>
-      <w:r>
-        <w:rPr>
-          <w:rStyle w:val="SpecialCharTok"/>
-        </w:rPr>
-        <w:t xml:space="preserve">+</w:t>
-      </w:r>
-      <w:r>
-        <w:rPr>
-          <w:rStyle w:val="NormalTok"/>
-        </w:rPr>
-        <w:t xml:space="preserve"> </w:t>
-      </w:r>
-      <w:r>
-        <w:rPr>
-          <w:rStyle w:val="DecValTok"/>
-        </w:rPr>
-        <w:t xml:space="preserve">1</w:t>
-      </w:r>
-      <w:r>
-        <w:rPr>
-          <w:rStyle w:val="NormalTok"/>
-        </w:rPr>
-        <w:t xml:space="preserve">)] </w:t>
-      </w:r>
-      <w:r>
-        <w:rPr>
-          <w:rStyle w:val="OtherTok"/>
-        </w:rPr>
-        <w:t xml:space="preserve">&lt;-</w:t>
-      </w:r>
-      <w:r>
-        <w:rPr>
-          <w:rStyle w:val="NormalTok"/>
-        </w:rPr>
-        <w:t xml:space="preserve"> corr_matrix</w:t>
-      </w:r>
-      <w:r>
-        <w:br/>
-      </w:r>
-      <w:r>
-        <w:rPr>
-          <w:rStyle w:val="NormalTok"/>
-        </w:rPr>
-        <w:t xml:space="preserve">sigma[</w:t>
-      </w:r>
-      <w:r>
-        <w:rPr>
-          <w:rStyle w:val="DecValTok"/>
-        </w:rPr>
-        <w:t xml:space="preserve">1</w:t>
-      </w:r>
-      <w:r>
-        <w:rPr>
-          <w:rStyle w:val="NormalTok"/>
-        </w:rPr>
-        <w:t xml:space="preserve">, </w:t>
-      </w:r>
-      <w:r>
-        <w:rPr>
-          <w:rStyle w:val="DecValTok"/>
-        </w:rPr>
-        <w:t xml:space="preserve">2</w:t>
-      </w:r>
-      <w:r>
-        <w:rPr>
-          <w:rStyle w:val="SpecialCharTok"/>
-        </w:rPr>
-        <w:t xml:space="preserve">:</w:t>
-      </w:r>
-      <w:r>
-        <w:rPr>
-          <w:rStyle w:val="NormalTok"/>
-        </w:rPr>
-        <w:t xml:space="preserve">(n_good_covs </w:t>
-      </w:r>
-      <w:r>
-        <w:rPr>
-          <w:rStyle w:val="SpecialCharTok"/>
-        </w:rPr>
-        <w:t xml:space="preserve">+</w:t>
-      </w:r>
-      <w:r>
-        <w:rPr>
-          <w:rStyle w:val="NormalTok"/>
-        </w:rPr>
-        <w:t xml:space="preserve"> </w:t>
-      </w:r>
-      <w:r>
-        <w:rPr>
-          <w:rStyle w:val="DecValTok"/>
-        </w:rPr>
-        <w:t xml:space="preserve">1</w:t>
-      </w:r>
-      <w:r>
-        <w:rPr>
-          <w:rStyle w:val="NormalTok"/>
-        </w:rPr>
-        <w:t xml:space="preserve">)] </w:t>
-      </w:r>
-      <w:r>
-        <w:rPr>
-          <w:rStyle w:val="OtherTok"/>
-        </w:rPr>
-        <w:t xml:space="preserve">&lt;-</w:t>
-      </w:r>
-      <w:r>
-        <w:rPr>
-          <w:rStyle w:val="NormalTok"/>
-        </w:rPr>
-        <w:t xml:space="preserve"> </w:t>
-      </w:r>
-      <w:r>
-        <w:rPr>
-          <w:rStyle w:val="FunctionTok"/>
-        </w:rPr>
-        <w:t xml:space="preserve">rep</w:t>
-      </w:r>
-      <w:r>
-        <w:rPr>
-          <w:rStyle w:val="NormalTok"/>
-        </w:rPr>
-        <w:t xml:space="preserve">(r_ycov, n_good_covs)</w:t>
-      </w:r>
-      <w:r>
-        <w:br/>
-      </w:r>
-      <w:r>
-        <w:rPr>
-          <w:rStyle w:val="NormalTok"/>
-        </w:rPr>
-        <w:t xml:space="preserve">sigma[</w:t>
-      </w:r>
-      <w:r>
-        <w:rPr>
-          <w:rStyle w:val="DecValTok"/>
-        </w:rPr>
-        <w:t xml:space="preserve">2</w:t>
-      </w:r>
-      <w:r>
-        <w:rPr>
-          <w:rStyle w:val="SpecialCharTok"/>
-        </w:rPr>
-        <w:t xml:space="preserve">:</w:t>
-      </w:r>
-      <w:r>
-        <w:rPr>
-          <w:rStyle w:val="NormalTok"/>
-        </w:rPr>
-        <w:t xml:space="preserve">(n_good_covs </w:t>
-      </w:r>
-      <w:r>
-        <w:rPr>
-          <w:rStyle w:val="SpecialCharTok"/>
-        </w:rPr>
-        <w:t xml:space="preserve">+</w:t>
-      </w:r>
-      <w:r>
-        <w:rPr>
-          <w:rStyle w:val="NormalTok"/>
-        </w:rPr>
-        <w:t xml:space="preserve"> </w:t>
-      </w:r>
-      <w:r>
-        <w:rPr>
-          <w:rStyle w:val="DecValTok"/>
-        </w:rPr>
-        <w:t xml:space="preserve">1</w:t>
-      </w:r>
-      <w:r>
-        <w:rPr>
-          <w:rStyle w:val="NormalTok"/>
-        </w:rPr>
-        <w:t xml:space="preserve">), </w:t>
-      </w:r>
-      <w:r>
-        <w:rPr>
-          <w:rStyle w:val="DecValTok"/>
-        </w:rPr>
-        <w:t xml:space="preserve">1</w:t>
-      </w:r>
-      <w:r>
-        <w:rPr>
-          <w:rStyle w:val="NormalTok"/>
-        </w:rPr>
-        <w:t xml:space="preserve">] </w:t>
-      </w:r>
-      <w:r>
-        <w:rPr>
-          <w:rStyle w:val="OtherTok"/>
-        </w:rPr>
-        <w:t xml:space="preserve">&lt;-</w:t>
-      </w:r>
-      <w:r>
-        <w:rPr>
-          <w:rStyle w:val="NormalTok"/>
-        </w:rPr>
-        <w:t xml:space="preserve"> </w:t>
-      </w:r>
-      <w:r>
-        <w:rPr>
-          <w:rStyle w:val="FunctionTok"/>
-        </w:rPr>
-        <w:t xml:space="preserve">rep</w:t>
-      </w:r>
-      <w:r>
-        <w:rPr>
-          <w:rStyle w:val="NormalTok"/>
-        </w:rPr>
-        <w:t xml:space="preserve">(r_ycov, n_good_covs)</w:t>
-      </w:r>
-      <w:r>
-        <w:br/>
-      </w:r>
-      <w:r>
-        <w:rPr>
-          <w:rStyle w:val="NormalTok"/>
-        </w:rPr>
-        <w:t xml:space="preserve">  </w:t>
-      </w:r>
-      <w:r>
-        <w:br/>
-      </w:r>
-      <w:r>
-        <w:rPr>
-          <w:rStyle w:val="NormalTok"/>
-        </w:rPr>
-        <w:t xml:space="preserve">ycovs </w:t>
-      </w:r>
-      <w:r>
-        <w:rPr>
-          <w:rStyle w:val="OtherTok"/>
-        </w:rPr>
-        <w:t xml:space="preserve">&lt;-</w:t>
-      </w:r>
-      <w:r>
-        <w:rPr>
-          <w:rStyle w:val="NormalTok"/>
-        </w:rPr>
-        <w:t xml:space="preserve"> MASS</w:t>
-      </w:r>
-      <w:r>
-        <w:rPr>
-          <w:rStyle w:val="SpecialCharTok"/>
-        </w:rPr>
-        <w:t xml:space="preserve">::</w:t>
-      </w:r>
-      <w:r>
-        <w:rPr>
-          <w:rStyle w:val="FunctionTok"/>
-        </w:rPr>
-        <w:t xml:space="preserve">mvrnorm</w:t>
-      </w:r>
-      <w:r>
-        <w:rPr>
-          <w:rStyle w:val="NormalTok"/>
-        </w:rPr>
-        <w:t xml:space="preserve">(n_obs, </w:t>
-      </w:r>
-      <w:r>
-        <w:rPr>
-          <w:rStyle w:val="AttributeTok"/>
-        </w:rPr>
-        <w:t xml:space="preserve">mu =</w:t>
-      </w:r>
-      <w:r>
-        <w:rPr>
-          <w:rStyle w:val="NormalTok"/>
-        </w:rPr>
-        <w:t xml:space="preserve"> </w:t>
-      </w:r>
-      <w:r>
-        <w:rPr>
-          <w:rStyle w:val="FunctionTok"/>
-        </w:rPr>
-        <w:t xml:space="preserve">rep</w:t>
-      </w:r>
-      <w:r>
-        <w:rPr>
-          <w:rStyle w:val="NormalTok"/>
-        </w:rPr>
-        <w:t xml:space="preserve">(</w:t>
-      </w:r>
-      <w:r>
-        <w:rPr>
-          <w:rStyle w:val="DecValTok"/>
-        </w:rPr>
-        <w:t xml:space="preserve">0</w:t>
-      </w:r>
-      <w:r>
-        <w:rPr>
-          <w:rStyle w:val="NormalTok"/>
-        </w:rPr>
-        <w:t xml:space="preserve">, n_covs </w:t>
-      </w:r>
-      <w:r>
-        <w:rPr>
-          <w:rStyle w:val="SpecialCharTok"/>
-        </w:rPr>
-        <w:t xml:space="preserve">+</w:t>
-      </w:r>
-      <w:r>
-        <w:rPr>
-          <w:rStyle w:val="NormalTok"/>
-        </w:rPr>
-        <w:t xml:space="preserve"> </w:t>
-      </w:r>
-      <w:r>
-        <w:rPr>
-          <w:rStyle w:val="DecValTok"/>
-        </w:rPr>
-        <w:t xml:space="preserve">1</w:t>
-      </w:r>
-      <w:r>
-        <w:rPr>
-          <w:rStyle w:val="NormalTok"/>
-        </w:rPr>
-        <w:t xml:space="preserve">), </w:t>
-      </w:r>
-      <w:r>
-        <w:rPr>
-          <w:rStyle w:val="AttributeTok"/>
-        </w:rPr>
-        <w:t xml:space="preserve">Sigma =</w:t>
-      </w:r>
-      <w:r>
-        <w:rPr>
-          <w:rStyle w:val="NormalTok"/>
-        </w:rPr>
-        <w:t xml:space="preserve"> sigma)</w:t>
-      </w:r>
-      <w:r>
-        <w:br/>
-      </w:r>
-      <w:r>
-        <w:rPr>
-          <w:rStyle w:val="NormalTok"/>
-        </w:rPr>
-        <w:t xml:space="preserve">y </w:t>
-      </w:r>
-      <w:r>
-        <w:rPr>
-          <w:rStyle w:val="OtherTok"/>
-        </w:rPr>
-        <w:t xml:space="preserve">&lt;-</w:t>
-      </w:r>
-      <w:r>
-        <w:rPr>
-          <w:rStyle w:val="NormalTok"/>
-        </w:rPr>
-        <w:t xml:space="preserve"> ycovs[, </w:t>
-      </w:r>
-      <w:r>
-        <w:rPr>
-          <w:rStyle w:val="DecValTok"/>
-        </w:rPr>
-        <w:t xml:space="preserve">1</w:t>
-      </w:r>
-      <w:r>
-        <w:rPr>
-          <w:rStyle w:val="NormalTok"/>
-        </w:rPr>
-        <w:t xml:space="preserve">]</w:t>
-      </w:r>
-      <w:r>
-        <w:br/>
-      </w:r>
-      <w:r>
-        <w:rPr>
-          <w:rStyle w:val="NormalTok"/>
-        </w:rPr>
-        <w:t xml:space="preserve">covs </w:t>
-      </w:r>
-      <w:r>
-        <w:rPr>
-          <w:rStyle w:val="OtherTok"/>
-        </w:rPr>
-        <w:t xml:space="preserve">&lt;-</w:t>
-      </w:r>
-      <w:r>
-        <w:rPr>
-          <w:rStyle w:val="NormalTok"/>
-        </w:rPr>
-        <w:t xml:space="preserve"> ycovs[, </w:t>
-      </w:r>
-      <w:r>
-        <w:rPr>
-          <w:rStyle w:val="SpecialCharTok"/>
-        </w:rPr>
-        <w:t xml:space="preserve">-</w:t>
-      </w:r>
-      <w:r>
-        <w:rPr>
-          <w:rStyle w:val="DecValTok"/>
-        </w:rPr>
-        <w:t xml:space="preserve">1</w:t>
-      </w:r>
-      <w:r>
-        <w:rPr>
-          <w:rStyle w:val="NormalTok"/>
-        </w:rPr>
-        <w:t xml:space="preserve">]</w:t>
-      </w:r>
-      <w:r>
-        <w:br/>
-      </w:r>
-      <w:r>
-        <w:rPr>
-          <w:rStyle w:val="NormalTok"/>
-        </w:rPr>
-        <w:t xml:space="preserve">  </w:t>
-      </w:r>
-      <w:r>
-        <w:br/>
-      </w:r>
-      <w:r>
-        <w:rPr>
-          <w:rStyle w:val="NormalTok"/>
-        </w:rPr>
-        <w:t xml:space="preserve">y </w:t>
-      </w:r>
-      <w:r>
-        <w:rPr>
-          <w:rStyle w:val="OtherTok"/>
-        </w:rPr>
-        <w:t xml:space="preserve">&lt;-</w:t>
-      </w:r>
-      <w:r>
-        <w:rPr>
-          <w:rStyle w:val="NormalTok"/>
-        </w:rPr>
-        <w:t xml:space="preserve"> y </w:t>
-      </w:r>
-      <w:r>
-        <w:rPr>
-          <w:rStyle w:val="SpecialCharTok"/>
-        </w:rPr>
-        <w:t xml:space="preserve">+</w:t>
-      </w:r>
-      <w:r>
-        <w:rPr>
-          <w:rStyle w:val="NormalTok"/>
-        </w:rPr>
-        <w:t xml:space="preserve"> b_x </w:t>
-      </w:r>
-      <w:r>
-        <w:rPr>
-          <w:rStyle w:val="SpecialCharTok"/>
-        </w:rPr>
-        <w:t xml:space="preserve">*</w:t>
-      </w:r>
-      <w:r>
-        <w:rPr>
-          <w:rStyle w:val="NormalTok"/>
-        </w:rPr>
-        <w:t xml:space="preserve"> x</w:t>
-      </w:r>
-      <w:r>
-        <w:br/>
-      </w:r>
-      <w:r>
-        <w:rPr>
-          <w:rStyle w:val="NormalTok"/>
-        </w:rPr>
-        <w:t xml:space="preserve"> </w:t>
-      </w:r>
-      <w:r>
-        <w:br/>
-      </w:r>
-      <w:r>
-        <w:rPr>
-          <w:rStyle w:val="NormalTok"/>
-        </w:rPr>
-        <w:t xml:space="preserve">covs </w:t>
-      </w:r>
-      <w:r>
-        <w:rPr>
-          <w:rStyle w:val="OtherTok"/>
-        </w:rPr>
-        <w:t xml:space="preserve">&lt;-</w:t>
-      </w:r>
-      <w:r>
-        <w:rPr>
-          <w:rStyle w:val="NormalTok"/>
-        </w:rPr>
-        <w:t xml:space="preserve"> covs </w:t>
-      </w:r>
-      <w:r>
-        <w:rPr>
-          <w:rStyle w:val="SpecialCharTok"/>
-        </w:rPr>
-        <w:t xml:space="preserve">|&gt;</w:t>
-      </w:r>
-      <w:r>
-        <w:br/>
-      </w:r>
-      <w:r>
-        <w:rPr>
-          <w:rStyle w:val="NormalTok"/>
-        </w:rPr>
-        <w:t xml:space="preserve">    tibble</w:t>
-      </w:r>
-      <w:r>
-        <w:rPr>
-          <w:rStyle w:val="SpecialCharTok"/>
-        </w:rPr>
-        <w:t xml:space="preserve">::</w:t>
-      </w:r>
-      <w:r>
-        <w:rPr>
-          <w:rStyle w:val="FunctionTok"/>
-        </w:rPr>
-        <w:t xml:space="preserve">as_tibble</w:t>
-      </w:r>
-      <w:r>
-        <w:rPr>
-          <w:rStyle w:val="NormalTok"/>
-        </w:rPr>
-        <w:t xml:space="preserve">(</w:t>
-      </w:r>
-      <w:r>
-        <w:rPr>
-          <w:rStyle w:val="AttributeTok"/>
-        </w:rPr>
-        <w:t xml:space="preserve">.name_repair =</w:t>
-      </w:r>
-      <w:r>
-        <w:rPr>
-          <w:rStyle w:val="NormalTok"/>
-        </w:rPr>
-        <w:t xml:space="preserve"> </w:t>
-      </w:r>
-      <w:r>
-        <w:rPr>
-          <w:rStyle w:val="StringTok"/>
-        </w:rPr>
-        <w:t xml:space="preserve">"minimal"</w:t>
-      </w:r>
-      <w:r>
-        <w:rPr>
-          <w:rStyle w:val="NormalTok"/>
-        </w:rPr>
-        <w:t xml:space="preserve">)</w:t>
-      </w:r>
-      <w:r>
-        <w:br/>
-      </w:r>
-      <w:r>
-        <w:rPr>
-          <w:rStyle w:val="NormalTok"/>
-        </w:rPr>
-        <w:t xml:space="preserve">  </w:t>
-      </w:r>
-      <w:r>
-        <w:br/>
-      </w:r>
-      <w:r>
-        <w:rPr>
-          <w:rStyle w:val="FunctionTok"/>
-        </w:rPr>
-        <w:t xml:space="preserve">names</w:t>
-      </w:r>
-      <w:r>
-        <w:rPr>
-          <w:rStyle w:val="NormalTok"/>
-        </w:rPr>
-        <w:t xml:space="preserve">(covs) </w:t>
-      </w:r>
-      <w:r>
-        <w:rPr>
-          <w:rStyle w:val="OtherTok"/>
-        </w:rPr>
-        <w:t xml:space="preserve">&lt;-</w:t>
-      </w:r>
-      <w:r>
-        <w:rPr>
-          <w:rStyle w:val="NormalTok"/>
-        </w:rPr>
-        <w:t xml:space="preserve"> stringr</w:t>
-      </w:r>
-      <w:r>
-        <w:rPr>
-          <w:rStyle w:val="SpecialCharTok"/>
-        </w:rPr>
-        <w:t xml:space="preserve">::</w:t>
-      </w:r>
-      <w:r>
-        <w:rPr>
-          <w:rStyle w:val="FunctionTok"/>
-        </w:rPr>
-        <w:t xml:space="preserve">str_c</w:t>
-      </w:r>
-      <w:r>
-        <w:rPr>
-          <w:rStyle w:val="NormalTok"/>
-        </w:rPr>
-        <w:t xml:space="preserve">(</w:t>
-      </w:r>
-      <w:r>
-        <w:rPr>
-          <w:rStyle w:val="StringTok"/>
-        </w:rPr>
-        <w:t xml:space="preserve">"c"</w:t>
-      </w:r>
-      <w:r>
-        <w:rPr>
-          <w:rStyle w:val="NormalTok"/>
-        </w:rPr>
-        <w:t xml:space="preserve">, </w:t>
-      </w:r>
-      <w:r>
-        <w:rPr>
-          <w:rStyle w:val="DecValTok"/>
-        </w:rPr>
-        <w:t xml:space="preserve">1</w:t>
-      </w:r>
-      <w:r>
-        <w:rPr>
-          <w:rStyle w:val="SpecialCharTok"/>
-        </w:rPr>
-        <w:t xml:space="preserve">:</w:t>
-      </w:r>
-      <w:r>
-        <w:rPr>
-          <w:rStyle w:val="NormalTok"/>
-        </w:rPr>
-        <w:t xml:space="preserve">n_covs)</w:t>
-      </w:r>
-      <w:r>
-        <w:br/>
-      </w:r>
-      <w:r>
-        <w:rPr>
-          <w:rStyle w:val="NormalTok"/>
-        </w:rPr>
-        <w:t xml:space="preserve">  </w:t>
-      </w:r>
-      <w:r>
-        <w:br/>
-      </w:r>
-      <w:r>
-        <w:rPr>
-          <w:rStyle w:val="NormalTok"/>
-        </w:rPr>
-        <w:t xml:space="preserve">df </w:t>
-      </w:r>
-      <w:r>
-        <w:rPr>
-          <w:rStyle w:val="OtherTok"/>
-        </w:rPr>
-        <w:t xml:space="preserve">&lt;-</w:t>
-      </w:r>
-      <w:r>
-        <w:rPr>
-          <w:rStyle w:val="NormalTok"/>
-        </w:rPr>
-        <w:t xml:space="preserve"> tibble</w:t>
-      </w:r>
-      <w:r>
-        <w:rPr>
-          <w:rStyle w:val="SpecialCharTok"/>
-        </w:rPr>
-        <w:t xml:space="preserve">::</w:t>
-      </w:r>
-      <w:r>
-        <w:rPr>
-          <w:rStyle w:val="FunctionTok"/>
-        </w:rPr>
-        <w:t xml:space="preserve">tibble</w:t>
-      </w:r>
-      <w:r>
-        <w:rPr>
-          <w:rStyle w:val="NormalTok"/>
-        </w:rPr>
-        <w:t xml:space="preserve">(</w:t>
-      </w:r>
-      <w:r>
-        <w:rPr>
-          <w:rStyle w:val="AttributeTok"/>
-        </w:rPr>
-        <w:t xml:space="preserve">y =</w:t>
-      </w:r>
-      <w:r>
-        <w:rPr>
-          <w:rStyle w:val="NormalTok"/>
-        </w:rPr>
-        <w:t xml:space="preserve"> y, </w:t>
-      </w:r>
-      <w:r>
-        <w:rPr>
-          <w:rStyle w:val="AttributeTok"/>
-        </w:rPr>
-        <w:t xml:space="preserve">x =</w:t>
-      </w:r>
-      <w:r>
-        <w:rPr>
-          <w:rStyle w:val="NormalTok"/>
-        </w:rPr>
-        <w:t xml:space="preserve"> x) </w:t>
-      </w:r>
-      <w:r>
-        <w:rPr>
-          <w:rStyle w:val="SpecialCharTok"/>
-        </w:rPr>
-        <w:t xml:space="preserve">|&gt;</w:t>
-      </w:r>
-      <w:r>
-        <w:rPr>
-          <w:rStyle w:val="NormalTok"/>
-        </w:rPr>
-        <w:t xml:space="preserve"> </w:t>
-      </w:r>
-      <w:r>
-        <w:br/>
-      </w:r>
-      <w:r>
-        <w:rPr>
-          <w:rStyle w:val="NormalTok"/>
-        </w:rPr>
-        <w:t xml:space="preserve">   dplyr</w:t>
-      </w:r>
-      <w:r>
-        <w:rPr>
-          <w:rStyle w:val="SpecialCharTok"/>
-        </w:rPr>
-        <w:t xml:space="preserve">::</w:t>
-      </w:r>
-      <w:r>
-        <w:rPr>
-          <w:rStyle w:val="FunctionTok"/>
-        </w:rPr>
         <w:t xml:space="preserve">bind_cols</w:t>
       </w:r>
       <w:r>
@@ -2742,7 +2715,7 @@
         <w:pStyle w:val="Definition"/>
       </w:pPr>
       <w:r>
-        <w:t xml:space="preserve">Create variance/covariance matrix.Good predictors have 0.3 correlation with each other</w:t>
+        <w:t xml:space="preserve">Create variance/covariance matrix. Good predictors have 0.3 correlation with each other.</w:t>
       </w:r>
     </w:p>
     <w:p>
@@ -2750,7 +2723,7 @@
         <w:pStyle w:val="DefinitionTerm"/>
       </w:pPr>
       <w:r>
-        <w:t xml:space="preserve">Line 21</w:t>
+        <w:t xml:space="preserve">Line 20</w:t>
       </w:r>
     </w:p>
     <w:p>
@@ -2766,7 +2739,7 @@
         <w:pStyle w:val="DefinitionTerm"/>
       </w:pPr>
       <w:r>
-        <w:t xml:space="preserve">Line 25</w:t>
+        <w:t xml:space="preserve">Line 24</w:t>
       </w:r>
     </w:p>
     <w:p>
@@ -2782,7 +2755,7 @@
         <w:pStyle w:val="DefinitionTerm"/>
       </w:pPr>
       <w:r>
-        <w:t xml:space="preserve">Line 27</w:t>
+        <w:t xml:space="preserve">Line 26</w:t>
       </w:r>
     </w:p>
     <w:p>

--- a/index.docx
+++ b/index.docx
@@ -235,7 +235,7 @@
       </w:r>
     </w:p>
     <w:bookmarkEnd w:id="20"/>
-    <w:bookmarkStart w:id="30" w:name="methods"/>
+    <w:bookmarkStart w:id="29" w:name="methods"/>
     <w:p>
       <w:pPr>
         <w:pStyle w:val="Heading1"/>
@@ -542,7 +542,7 @@
                     <w:jc w:val="center"/>
                   </w:pPr>
                   <w:r>
-                    <w:t xml:space="preserve">Covariates that yield a significant effect (p &lt; .05) are retained in the final model</w:t>
+                    <w:t xml:space="preserve">Significant covariates (p &lt; .05) are retained in the final model</w:t>
                   </w:r>
                 </w:p>
               </w:tc>
@@ -583,7 +583,7 @@
                     <w:jc w:val="center"/>
                   </w:pPr>
                   <w:r>
-                    <w:t xml:space="preserve">Covariates that yield a significant effect (p &lt; .05) when controlling for X are retained in the final model</w:t>
+                    <w:t xml:space="preserve">Significant covariates (p &lt; .05) when controlling for X are retained in the final model</w:t>
                   </w:r>
                 </w:p>
               </w:tc>
@@ -624,7 +624,7 @@
                     <w:jc w:val="center"/>
                   </w:pPr>
                   <w:r>
-                    <w:t xml:space="preserve">Covariates that yield a significant effect (P &lt; .05) when controlling for all other covariates are retained in the final model</w:t>
+                    <w:t xml:space="preserve">Significant covariates (p &lt; .05) when controlling for all other covariates are retained in the final model</w:t>
                   </w:r>
                 </w:p>
               </w:tc>
@@ -665,7 +665,7 @@
                     <w:jc w:val="center"/>
                   </w:pPr>
                   <w:r>
-                    <w:t xml:space="preserve">Covariates that yield a significant effect (P &lt; .05) when controlling for X and all other covariates are retained in the final model</w:t>
+                    <w:t xml:space="preserve">Significant covariates (p &lt; .05) when controlling for X and all other covariates are retained in the final model</w:t>
                   </w:r>
                 </w:p>
               </w:tc>
@@ -799,7 +799,7 @@
                     <w:t xml:space="preserve"> </w:t>
                   </w:r>
                   <w:r>
-                    <w:t xml:space="preserve">Screening models represent symbolic linear models where Y is the outcome, X is the focal predictor, C is a covariate, and k is the number of covariates.</w:t>
+                    <w:t xml:space="preserve">Screening models represent symbolic linear models where Y is the outcome, X is the focal independent variable, C is a covariate, and k is the number of covariates.</w:t>
                   </w:r>
                 </w:p>
               </w:tc>
@@ -1273,7 +1273,7 @@
       </w:hyperlink>
     </w:p>
     <w:bookmarkEnd w:id="26"/>
-    <w:bookmarkStart w:id="29" w:name="data-analytic-plan"/>
+    <w:bookmarkStart w:id="28" w:name="data-analytic-plan"/>
     <w:p>
       <w:pPr>
         <w:pStyle w:val="Heading2"/>
@@ -1388,1382 +1388,88 @@
         <w:t xml:space="preserve">, the p-value for its statistical test against 0, and the conclusion (reject or fail to reject) using alpha = 0.05.</w:t>
       </w:r>
     </w:p>
-    <w:bookmarkStart w:id="27" w:name="annotated-cell-1"/>
+    <w:p>
+      <w:pPr>
+        <w:pStyle w:val="BodyText"/>
+      </w:pPr>
+      <w:r>
+        <w:t xml:space="preserve">Below, we demonstrate the covariance matrix and how to generate the multivariate normal dataset using this covariance matrix for a research context with a small true population parameter effect size (</w:t>
+      </w:r>
+      <m:oMath>
+        <m:sSub>
+          <m:e>
+            <m:r>
+              <m:t>b</m:t>
+            </m:r>
+          </m:e>
+          <m:sub>
+            <m:r>
+              <m:t>i</m:t>
+            </m:r>
+            <m:r>
+              <m:t>v</m:t>
+            </m:r>
+          </m:sub>
+        </m:sSub>
+        <m:r>
+          <m:rPr>
+            <m:sty m:val="p"/>
+          </m:rPr>
+          <m:t>=</m:t>
+        </m:r>
+        <m:r>
+          <m:t>0.2</m:t>
+        </m:r>
+      </m:oMath>
+      <w:r>
+        <w:t xml:space="preserve">), a sample size of 100, and four covariates, where 50% of the covariates have a 0.50 correlation with the outcome and 0.30 correlations with each other. The covariance matrix (i.e., sigma) for this research context is presented below.</w:t>
+      </w:r>
+    </w:p>
     <w:p>
       <w:pPr>
         <w:pStyle w:val="SourceCode"/>
       </w:pPr>
       <w:r>
         <w:rPr>
-          <w:rStyle w:val="NormalTok"/>
-        </w:rPr>
-        <w:t xml:space="preserve">b_x </w:t>
-      </w:r>
-      <w:r>
-        <w:rPr>
-          <w:rStyle w:val="OtherTok"/>
-        </w:rPr>
-        <w:t xml:space="preserve">&lt;-</w:t>
-      </w:r>
-      <w:r>
-        <w:rPr>
-          <w:rStyle w:val="NormalTok"/>
-        </w:rPr>
-        <w:t xml:space="preserve"> </w:t>
-      </w:r>
-      <w:r>
-        <w:rPr>
-          <w:rStyle w:val="FloatTok"/>
-        </w:rPr>
-        <w:t xml:space="preserve">0.2</w:t>
+          <w:rStyle w:val="VerbatimChar"/>
+        </w:rPr>
+        <w:t xml:space="preserve">1.0 0.5 0.5 0.0 0.0</w:t>
       </w:r>
       <w:r>
         <w:br/>
       </w:r>
       <w:r>
         <w:rPr>
-          <w:rStyle w:val="NormalTok"/>
-        </w:rPr>
-        <w:t xml:space="preserve">n_obs </w:t>
-      </w:r>
-      <w:r>
-        <w:rPr>
-          <w:rStyle w:val="OtherTok"/>
-        </w:rPr>
-        <w:t xml:space="preserve">&lt;-</w:t>
-      </w:r>
-      <w:r>
-        <w:rPr>
-          <w:rStyle w:val="NormalTok"/>
-        </w:rPr>
-        <w:t xml:space="preserve"> </w:t>
-      </w:r>
-      <w:r>
-        <w:rPr>
-          <w:rStyle w:val="DecValTok"/>
-        </w:rPr>
-        <w:t xml:space="preserve">100</w:t>
-      </w:r>
-      <w:r>
-        <w:rPr>
-          <w:rStyle w:val="NormalTok"/>
-        </w:rPr>
-        <w:t xml:space="preserve"> </w:t>
+          <w:rStyle w:val="VerbatimChar"/>
+        </w:rPr>
+        <w:t xml:space="preserve">0.5 1.0 0.3 0.0 0.0</w:t>
       </w:r>
       <w:r>
         <w:br/>
       </w:r>
       <w:r>
         <w:rPr>
-          <w:rStyle w:val="NormalTok"/>
-        </w:rPr>
-        <w:t xml:space="preserve">n_covs </w:t>
-      </w:r>
-      <w:r>
-        <w:rPr>
-          <w:rStyle w:val="OtherTok"/>
-        </w:rPr>
-        <w:t xml:space="preserve">&lt;-</w:t>
-      </w:r>
-      <w:r>
-        <w:rPr>
-          <w:rStyle w:val="NormalTok"/>
-        </w:rPr>
-        <w:t xml:space="preserve"> </w:t>
-      </w:r>
-      <w:r>
-        <w:rPr>
-          <w:rStyle w:val="DecValTok"/>
-        </w:rPr>
-        <w:t xml:space="preserve">4</w:t>
+          <w:rStyle w:val="VerbatimChar"/>
+        </w:rPr>
+        <w:t xml:space="preserve">0.5 0.3 1.0 0.0 0.0</w:t>
       </w:r>
       <w:r>
         <w:br/>
       </w:r>
       <w:r>
         <w:rPr>
-          <w:rStyle w:val="NormalTok"/>
-        </w:rPr>
-        <w:t xml:space="preserve">p_good_covs </w:t>
-      </w:r>
-      <w:r>
-        <w:rPr>
-          <w:rStyle w:val="OtherTok"/>
-        </w:rPr>
-        <w:t xml:space="preserve">&lt;-</w:t>
-      </w:r>
-      <w:r>
-        <w:rPr>
-          <w:rStyle w:val="NormalTok"/>
-        </w:rPr>
-        <w:t xml:space="preserve"> </w:t>
-      </w:r>
-      <w:r>
-        <w:rPr>
-          <w:rStyle w:val="FloatTok"/>
-        </w:rPr>
-        <w:t xml:space="preserve">0.5</w:t>
+          <w:rStyle w:val="VerbatimChar"/>
+        </w:rPr>
+        <w:t xml:space="preserve">0.0 0.0 0.0 1.0 0.0</w:t>
       </w:r>
       <w:r>
         <w:br/>
       </w:r>
       <w:r>
         <w:rPr>
-          <w:rStyle w:val="NormalTok"/>
-        </w:rPr>
-        <w:t xml:space="preserve">r_ycov </w:t>
-      </w:r>
-      <w:r>
-        <w:rPr>
-          <w:rStyle w:val="OtherTok"/>
-        </w:rPr>
-        <w:t xml:space="preserve">&lt;-</w:t>
-      </w:r>
-      <w:r>
-        <w:rPr>
-          <w:rStyle w:val="NormalTok"/>
-        </w:rPr>
-        <w:t xml:space="preserve"> .</w:t>
-      </w:r>
-      <w:r>
-        <w:rPr>
-          <w:rStyle w:val="DecValTok"/>
-        </w:rPr>
-        <w:t xml:space="preserve">5</w:t>
-      </w:r>
-      <w:r>
-        <w:br/>
-      </w:r>
-      <w:r>
-        <w:br/>
-      </w:r>
-      <w:r>
-        <w:rPr>
-          <w:rStyle w:val="NormalTok"/>
-        </w:rPr>
-        <w:t xml:space="preserve">x </w:t>
-      </w:r>
-      <w:r>
-        <w:rPr>
-          <w:rStyle w:val="OtherTok"/>
-        </w:rPr>
-        <w:t xml:space="preserve">&lt;-</w:t>
-      </w:r>
-      <w:r>
-        <w:rPr>
-          <w:rStyle w:val="NormalTok"/>
-        </w:rPr>
-        <w:t xml:space="preserve"> </w:t>
-      </w:r>
-      <w:r>
-        <w:rPr>
-          <w:rStyle w:val="FunctionTok"/>
-        </w:rPr>
-        <w:t xml:space="preserve">rep</w:t>
-      </w:r>
-      <w:r>
-        <w:rPr>
-          <w:rStyle w:val="NormalTok"/>
-        </w:rPr>
-        <w:t xml:space="preserve">(</w:t>
-      </w:r>
-      <w:r>
-        <w:rPr>
-          <w:rStyle w:val="FunctionTok"/>
-        </w:rPr>
-        <w:t xml:space="preserve">c</w:t>
-      </w:r>
-      <w:r>
-        <w:rPr>
-          <w:rStyle w:val="NormalTok"/>
-        </w:rPr>
-        <w:t xml:space="preserve">(</w:t>
-      </w:r>
-      <w:r>
-        <w:rPr>
-          <w:rStyle w:val="DecValTok"/>
-        </w:rPr>
-        <w:t xml:space="preserve">0</w:t>
-      </w:r>
-      <w:r>
-        <w:rPr>
-          <w:rStyle w:val="NormalTok"/>
-        </w:rPr>
-        <w:t xml:space="preserve">, </w:t>
-      </w:r>
-      <w:r>
-        <w:rPr>
-          <w:rStyle w:val="DecValTok"/>
-        </w:rPr>
-        <w:t xml:space="preserve">1</w:t>
-      </w:r>
-      <w:r>
-        <w:rPr>
-          <w:rStyle w:val="NormalTok"/>
-        </w:rPr>
-        <w:t xml:space="preserve">), </w:t>
-      </w:r>
-      <w:r>
-        <w:rPr>
-          <w:rStyle w:val="AttributeTok"/>
-        </w:rPr>
-        <w:t xml:space="preserve">each =</w:t>
-      </w:r>
-      <w:r>
-        <w:rPr>
-          <w:rStyle w:val="NormalTok"/>
-        </w:rPr>
-        <w:t xml:space="preserve"> n_obs </w:t>
-      </w:r>
-      <w:r>
-        <w:rPr>
-          <w:rStyle w:val="SpecialCharTok"/>
-        </w:rPr>
-        <w:t xml:space="preserve">/</w:t>
-      </w:r>
-      <w:r>
-        <w:rPr>
-          <w:rStyle w:val="NormalTok"/>
-        </w:rPr>
-        <w:t xml:space="preserve"> </w:t>
-      </w:r>
-      <w:r>
-        <w:rPr>
-          <w:rStyle w:val="DecValTok"/>
-        </w:rPr>
-        <w:t xml:space="preserve">2</w:t>
-      </w:r>
-      <w:r>
-        <w:rPr>
-          <w:rStyle w:val="NormalTok"/>
-        </w:rPr>
-        <w:t xml:space="preserve">)</w:t>
-      </w:r>
-      <w:r>
-        <w:br/>
-      </w:r>
-      <w:r>
-        <w:br/>
-      </w:r>
-      <w:r>
-        <w:br/>
-      </w:r>
-      <w:r>
-        <w:rPr>
-          <w:rStyle w:val="NormalTok"/>
-        </w:rPr>
-        <w:t xml:space="preserve">sigma </w:t>
-      </w:r>
-      <w:r>
-        <w:rPr>
-          <w:rStyle w:val="OtherTok"/>
-        </w:rPr>
-        <w:t xml:space="preserve">&lt;-</w:t>
-      </w:r>
-      <w:r>
-        <w:rPr>
-          <w:rStyle w:val="NormalTok"/>
-        </w:rPr>
-        <w:t xml:space="preserve"> </w:t>
-      </w:r>
-      <w:r>
-        <w:rPr>
-          <w:rStyle w:val="FunctionTok"/>
-        </w:rPr>
-        <w:t xml:space="preserve">diag</w:t>
-      </w:r>
-      <w:r>
-        <w:rPr>
-          <w:rStyle w:val="NormalTok"/>
-        </w:rPr>
-        <w:t xml:space="preserve">(n_covs </w:t>
-      </w:r>
-      <w:r>
-        <w:rPr>
-          <w:rStyle w:val="SpecialCharTok"/>
-        </w:rPr>
-        <w:t xml:space="preserve">+</w:t>
-      </w:r>
-      <w:r>
-        <w:rPr>
-          <w:rStyle w:val="NormalTok"/>
-        </w:rPr>
-        <w:t xml:space="preserve"> </w:t>
-      </w:r>
-      <w:r>
-        <w:rPr>
-          <w:rStyle w:val="DecValTok"/>
-        </w:rPr>
-        <w:t xml:space="preserve">1</w:t>
-      </w:r>
-      <w:r>
-        <w:rPr>
-          <w:rStyle w:val="NormalTok"/>
-        </w:rPr>
-        <w:t xml:space="preserve">)</w:t>
-      </w:r>
-      <w:r>
-        <w:br/>
-      </w:r>
-      <w:r>
-        <w:rPr>
-          <w:rStyle w:val="NormalTok"/>
-        </w:rPr>
-        <w:t xml:space="preserve">n_good_covs </w:t>
-      </w:r>
-      <w:r>
-        <w:rPr>
-          <w:rStyle w:val="OtherTok"/>
-        </w:rPr>
-        <w:t xml:space="preserve">&lt;-</w:t>
-      </w:r>
-      <w:r>
-        <w:rPr>
-          <w:rStyle w:val="NormalTok"/>
-        </w:rPr>
-        <w:t xml:space="preserve"> n_covs </w:t>
-      </w:r>
-      <w:r>
-        <w:rPr>
-          <w:rStyle w:val="SpecialCharTok"/>
-        </w:rPr>
-        <w:t xml:space="preserve">*</w:t>
-      </w:r>
-      <w:r>
-        <w:rPr>
-          <w:rStyle w:val="NormalTok"/>
-        </w:rPr>
-        <w:t xml:space="preserve"> p_good_covs  </w:t>
-      </w:r>
-      <w:r>
-        <w:br/>
-      </w:r>
-      <w:r>
-        <w:rPr>
-          <w:rStyle w:val="NormalTok"/>
-        </w:rPr>
-        <w:t xml:space="preserve">corr_matrix </w:t>
-      </w:r>
-      <w:r>
-        <w:rPr>
-          <w:rStyle w:val="OtherTok"/>
-        </w:rPr>
-        <w:t xml:space="preserve">&lt;-</w:t>
-      </w:r>
-      <w:r>
-        <w:rPr>
-          <w:rStyle w:val="NormalTok"/>
-        </w:rPr>
-        <w:t xml:space="preserve"> </w:t>
-      </w:r>
-      <w:r>
-        <w:rPr>
-          <w:rStyle w:val="FunctionTok"/>
-        </w:rPr>
-        <w:t xml:space="preserve">matrix</w:t>
-      </w:r>
-      <w:r>
-        <w:rPr>
-          <w:rStyle w:val="NormalTok"/>
-        </w:rPr>
-        <w:t xml:space="preserve">(.</w:t>
-      </w:r>
-      <w:r>
-        <w:rPr>
-          <w:rStyle w:val="DecValTok"/>
-        </w:rPr>
-        <w:t xml:space="preserve">3</w:t>
-      </w:r>
-      <w:r>
-        <w:rPr>
-          <w:rStyle w:val="NormalTok"/>
-        </w:rPr>
-        <w:t xml:space="preserve">, </w:t>
-      </w:r>
-      <w:r>
-        <w:br/>
-      </w:r>
-      <w:r>
-        <w:rPr>
-          <w:rStyle w:val="NormalTok"/>
-        </w:rPr>
-        <w:t xml:space="preserve">                      </w:t>
-      </w:r>
-      <w:r>
-        <w:rPr>
-          <w:rStyle w:val="AttributeTok"/>
-        </w:rPr>
-        <w:t xml:space="preserve">nrow =</w:t>
-      </w:r>
-      <w:r>
-        <w:rPr>
-          <w:rStyle w:val="NormalTok"/>
-        </w:rPr>
-        <w:t xml:space="preserve"> n_good_covs, </w:t>
-      </w:r>
-      <w:r>
-        <w:br/>
-      </w:r>
-      <w:r>
-        <w:rPr>
-          <w:rStyle w:val="NormalTok"/>
-        </w:rPr>
-        <w:t xml:space="preserve">                      </w:t>
-      </w:r>
-      <w:r>
-        <w:rPr>
-          <w:rStyle w:val="AttributeTok"/>
-        </w:rPr>
-        <w:t xml:space="preserve">ncol =</w:t>
-      </w:r>
-      <w:r>
-        <w:rPr>
-          <w:rStyle w:val="NormalTok"/>
-        </w:rPr>
-        <w:t xml:space="preserve"> n_good_covs)</w:t>
-      </w:r>
-      <w:r>
-        <w:br/>
-      </w:r>
-      <w:r>
-        <w:rPr>
-          <w:rStyle w:val="FunctionTok"/>
-        </w:rPr>
-        <w:t xml:space="preserve">diag</w:t>
-      </w:r>
-      <w:r>
-        <w:rPr>
-          <w:rStyle w:val="NormalTok"/>
-        </w:rPr>
-        <w:t xml:space="preserve">(corr_matrix) </w:t>
-      </w:r>
-      <w:r>
-        <w:rPr>
-          <w:rStyle w:val="OtherTok"/>
-        </w:rPr>
-        <w:t xml:space="preserve">&lt;-</w:t>
-      </w:r>
-      <w:r>
-        <w:rPr>
-          <w:rStyle w:val="NormalTok"/>
-        </w:rPr>
-        <w:t xml:space="preserve"> </w:t>
-      </w:r>
-      <w:r>
-        <w:rPr>
-          <w:rStyle w:val="DecValTok"/>
-        </w:rPr>
-        <w:t xml:space="preserve">1</w:t>
-      </w:r>
-      <w:r>
-        <w:br/>
-      </w:r>
-      <w:r>
-        <w:rPr>
-          <w:rStyle w:val="NormalTok"/>
-        </w:rPr>
-        <w:t xml:space="preserve">sigma[</w:t>
-      </w:r>
-      <w:r>
-        <w:rPr>
-          <w:rStyle w:val="DecValTok"/>
-        </w:rPr>
-        <w:t xml:space="preserve">2</w:t>
-      </w:r>
-      <w:r>
-        <w:rPr>
-          <w:rStyle w:val="SpecialCharTok"/>
-        </w:rPr>
-        <w:t xml:space="preserve">:</w:t>
-      </w:r>
-      <w:r>
-        <w:rPr>
-          <w:rStyle w:val="NormalTok"/>
-        </w:rPr>
-        <w:t xml:space="preserve">(</w:t>
-      </w:r>
-      <w:r>
-        <w:rPr>
-          <w:rStyle w:val="FunctionTok"/>
-        </w:rPr>
-        <w:t xml:space="preserve">nrow</w:t>
-      </w:r>
-      <w:r>
-        <w:rPr>
-          <w:rStyle w:val="NormalTok"/>
-        </w:rPr>
-        <w:t xml:space="preserve">(corr_matrix) </w:t>
-      </w:r>
-      <w:r>
-        <w:rPr>
-          <w:rStyle w:val="SpecialCharTok"/>
-        </w:rPr>
-        <w:t xml:space="preserve">+</w:t>
-      </w:r>
-      <w:r>
-        <w:rPr>
-          <w:rStyle w:val="NormalTok"/>
-        </w:rPr>
-        <w:t xml:space="preserve"> </w:t>
-      </w:r>
-      <w:r>
-        <w:rPr>
-          <w:rStyle w:val="DecValTok"/>
-        </w:rPr>
-        <w:t xml:space="preserve">1</w:t>
-      </w:r>
-      <w:r>
-        <w:rPr>
-          <w:rStyle w:val="NormalTok"/>
-        </w:rPr>
-        <w:t xml:space="preserve">), </w:t>
-      </w:r>
-      <w:r>
-        <w:rPr>
-          <w:rStyle w:val="DecValTok"/>
-        </w:rPr>
-        <w:t xml:space="preserve">2</w:t>
-      </w:r>
-      <w:r>
-        <w:rPr>
-          <w:rStyle w:val="SpecialCharTok"/>
-        </w:rPr>
-        <w:t xml:space="preserve">:</w:t>
-      </w:r>
-      <w:r>
-        <w:rPr>
-          <w:rStyle w:val="NormalTok"/>
-        </w:rPr>
-        <w:t xml:space="preserve">(</w:t>
-      </w:r>
-      <w:r>
-        <w:rPr>
-          <w:rStyle w:val="FunctionTok"/>
-        </w:rPr>
-        <w:t xml:space="preserve">ncol</w:t>
-      </w:r>
-      <w:r>
-        <w:rPr>
-          <w:rStyle w:val="NormalTok"/>
-        </w:rPr>
-        <w:t xml:space="preserve">(corr_matrix) </w:t>
-      </w:r>
-      <w:r>
-        <w:rPr>
-          <w:rStyle w:val="SpecialCharTok"/>
-        </w:rPr>
-        <w:t xml:space="preserve">+</w:t>
-      </w:r>
-      <w:r>
-        <w:rPr>
-          <w:rStyle w:val="NormalTok"/>
-        </w:rPr>
-        <w:t xml:space="preserve"> </w:t>
-      </w:r>
-      <w:r>
-        <w:rPr>
-          <w:rStyle w:val="DecValTok"/>
-        </w:rPr>
-        <w:t xml:space="preserve">1</w:t>
-      </w:r>
-      <w:r>
-        <w:rPr>
-          <w:rStyle w:val="NormalTok"/>
-        </w:rPr>
-        <w:t xml:space="preserve">)] </w:t>
-      </w:r>
-      <w:r>
-        <w:rPr>
-          <w:rStyle w:val="OtherTok"/>
-        </w:rPr>
-        <w:t xml:space="preserve">&lt;-</w:t>
-      </w:r>
-      <w:r>
-        <w:rPr>
-          <w:rStyle w:val="NormalTok"/>
-        </w:rPr>
-        <w:t xml:space="preserve"> corr_matrix</w:t>
-      </w:r>
-      <w:r>
-        <w:br/>
-      </w:r>
-      <w:r>
-        <w:rPr>
-          <w:rStyle w:val="NormalTok"/>
-        </w:rPr>
-        <w:t xml:space="preserve">sigma[</w:t>
-      </w:r>
-      <w:r>
-        <w:rPr>
-          <w:rStyle w:val="DecValTok"/>
-        </w:rPr>
-        <w:t xml:space="preserve">1</w:t>
-      </w:r>
-      <w:r>
-        <w:rPr>
-          <w:rStyle w:val="NormalTok"/>
-        </w:rPr>
-        <w:t xml:space="preserve">, </w:t>
-      </w:r>
-      <w:r>
-        <w:rPr>
-          <w:rStyle w:val="DecValTok"/>
-        </w:rPr>
-        <w:t xml:space="preserve">2</w:t>
-      </w:r>
-      <w:r>
-        <w:rPr>
-          <w:rStyle w:val="SpecialCharTok"/>
-        </w:rPr>
-        <w:t xml:space="preserve">:</w:t>
-      </w:r>
-      <w:r>
-        <w:rPr>
-          <w:rStyle w:val="NormalTok"/>
-        </w:rPr>
-        <w:t xml:space="preserve">(n_good_covs </w:t>
-      </w:r>
-      <w:r>
-        <w:rPr>
-          <w:rStyle w:val="SpecialCharTok"/>
-        </w:rPr>
-        <w:t xml:space="preserve">+</w:t>
-      </w:r>
-      <w:r>
-        <w:rPr>
-          <w:rStyle w:val="NormalTok"/>
-        </w:rPr>
-        <w:t xml:space="preserve"> </w:t>
-      </w:r>
-      <w:r>
-        <w:rPr>
-          <w:rStyle w:val="DecValTok"/>
-        </w:rPr>
-        <w:t xml:space="preserve">1</w:t>
-      </w:r>
-      <w:r>
-        <w:rPr>
-          <w:rStyle w:val="NormalTok"/>
-        </w:rPr>
-        <w:t xml:space="preserve">)] </w:t>
-      </w:r>
-      <w:r>
-        <w:rPr>
-          <w:rStyle w:val="OtherTok"/>
-        </w:rPr>
-        <w:t xml:space="preserve">&lt;-</w:t>
-      </w:r>
-      <w:r>
-        <w:rPr>
-          <w:rStyle w:val="NormalTok"/>
-        </w:rPr>
-        <w:t xml:space="preserve"> </w:t>
-      </w:r>
-      <w:r>
-        <w:rPr>
-          <w:rStyle w:val="FunctionTok"/>
-        </w:rPr>
-        <w:t xml:space="preserve">rep</w:t>
-      </w:r>
-      <w:r>
-        <w:rPr>
-          <w:rStyle w:val="NormalTok"/>
-        </w:rPr>
-        <w:t xml:space="preserve">(r_ycov, n_good_covs)</w:t>
-      </w:r>
-      <w:r>
-        <w:br/>
-      </w:r>
-      <w:r>
-        <w:rPr>
-          <w:rStyle w:val="NormalTok"/>
-        </w:rPr>
-        <w:t xml:space="preserve">sigma[</w:t>
-      </w:r>
-      <w:r>
-        <w:rPr>
-          <w:rStyle w:val="DecValTok"/>
-        </w:rPr>
-        <w:t xml:space="preserve">2</w:t>
-      </w:r>
-      <w:r>
-        <w:rPr>
-          <w:rStyle w:val="SpecialCharTok"/>
-        </w:rPr>
-        <w:t xml:space="preserve">:</w:t>
-      </w:r>
-      <w:r>
-        <w:rPr>
-          <w:rStyle w:val="NormalTok"/>
-        </w:rPr>
-        <w:t xml:space="preserve">(n_good_covs </w:t>
-      </w:r>
-      <w:r>
-        <w:rPr>
-          <w:rStyle w:val="SpecialCharTok"/>
-        </w:rPr>
-        <w:t xml:space="preserve">+</w:t>
-      </w:r>
-      <w:r>
-        <w:rPr>
-          <w:rStyle w:val="NormalTok"/>
-        </w:rPr>
-        <w:t xml:space="preserve"> </w:t>
-      </w:r>
-      <w:r>
-        <w:rPr>
-          <w:rStyle w:val="DecValTok"/>
-        </w:rPr>
-        <w:t xml:space="preserve">1</w:t>
-      </w:r>
-      <w:r>
-        <w:rPr>
-          <w:rStyle w:val="NormalTok"/>
-        </w:rPr>
-        <w:t xml:space="preserve">), </w:t>
-      </w:r>
-      <w:r>
-        <w:rPr>
-          <w:rStyle w:val="DecValTok"/>
-        </w:rPr>
-        <w:t xml:space="preserve">1</w:t>
-      </w:r>
-      <w:r>
-        <w:rPr>
-          <w:rStyle w:val="NormalTok"/>
-        </w:rPr>
-        <w:t xml:space="preserve">] </w:t>
-      </w:r>
-      <w:r>
-        <w:rPr>
-          <w:rStyle w:val="OtherTok"/>
-        </w:rPr>
-        <w:t xml:space="preserve">&lt;-</w:t>
-      </w:r>
-      <w:r>
-        <w:rPr>
-          <w:rStyle w:val="NormalTok"/>
-        </w:rPr>
-        <w:t xml:space="preserve"> </w:t>
-      </w:r>
-      <w:r>
-        <w:rPr>
-          <w:rStyle w:val="FunctionTok"/>
-        </w:rPr>
-        <w:t xml:space="preserve">rep</w:t>
-      </w:r>
-      <w:r>
-        <w:rPr>
-          <w:rStyle w:val="NormalTok"/>
-        </w:rPr>
-        <w:t xml:space="preserve">(r_ycov, n_good_covs)</w:t>
-      </w:r>
-      <w:r>
-        <w:br/>
-      </w:r>
-      <w:r>
-        <w:rPr>
-          <w:rStyle w:val="NormalTok"/>
-        </w:rPr>
-        <w:t xml:space="preserve">  </w:t>
-      </w:r>
-      <w:r>
-        <w:br/>
-      </w:r>
-      <w:r>
-        <w:rPr>
-          <w:rStyle w:val="NormalTok"/>
-        </w:rPr>
-        <w:t xml:space="preserve">ycovs </w:t>
-      </w:r>
-      <w:r>
-        <w:rPr>
-          <w:rStyle w:val="OtherTok"/>
-        </w:rPr>
-        <w:t xml:space="preserve">&lt;-</w:t>
-      </w:r>
-      <w:r>
-        <w:rPr>
-          <w:rStyle w:val="NormalTok"/>
-        </w:rPr>
-        <w:t xml:space="preserve"> MASS</w:t>
-      </w:r>
-      <w:r>
-        <w:rPr>
-          <w:rStyle w:val="SpecialCharTok"/>
-        </w:rPr>
-        <w:t xml:space="preserve">::</w:t>
-      </w:r>
-      <w:r>
-        <w:rPr>
-          <w:rStyle w:val="FunctionTok"/>
-        </w:rPr>
-        <w:t xml:space="preserve">mvrnorm</w:t>
-      </w:r>
-      <w:r>
-        <w:rPr>
-          <w:rStyle w:val="NormalTok"/>
-        </w:rPr>
-        <w:t xml:space="preserve">(n_obs, </w:t>
-      </w:r>
-      <w:r>
-        <w:rPr>
-          <w:rStyle w:val="AttributeTok"/>
-        </w:rPr>
-        <w:t xml:space="preserve">mu =</w:t>
-      </w:r>
-      <w:r>
-        <w:rPr>
-          <w:rStyle w:val="NormalTok"/>
-        </w:rPr>
-        <w:t xml:space="preserve"> </w:t>
-      </w:r>
-      <w:r>
-        <w:rPr>
-          <w:rStyle w:val="FunctionTok"/>
-        </w:rPr>
-        <w:t xml:space="preserve">rep</w:t>
-      </w:r>
-      <w:r>
-        <w:rPr>
-          <w:rStyle w:val="NormalTok"/>
-        </w:rPr>
-        <w:t xml:space="preserve">(</w:t>
-      </w:r>
-      <w:r>
-        <w:rPr>
-          <w:rStyle w:val="DecValTok"/>
-        </w:rPr>
-        <w:t xml:space="preserve">0</w:t>
-      </w:r>
-      <w:r>
-        <w:rPr>
-          <w:rStyle w:val="NormalTok"/>
-        </w:rPr>
-        <w:t xml:space="preserve">, n_covs </w:t>
-      </w:r>
-      <w:r>
-        <w:rPr>
-          <w:rStyle w:val="SpecialCharTok"/>
-        </w:rPr>
-        <w:t xml:space="preserve">+</w:t>
-      </w:r>
-      <w:r>
-        <w:rPr>
-          <w:rStyle w:val="NormalTok"/>
-        </w:rPr>
-        <w:t xml:space="preserve"> </w:t>
-      </w:r>
-      <w:r>
-        <w:rPr>
-          <w:rStyle w:val="DecValTok"/>
-        </w:rPr>
-        <w:t xml:space="preserve">1</w:t>
-      </w:r>
-      <w:r>
-        <w:rPr>
-          <w:rStyle w:val="NormalTok"/>
-        </w:rPr>
-        <w:t xml:space="preserve">), </w:t>
-      </w:r>
-      <w:r>
-        <w:rPr>
-          <w:rStyle w:val="AttributeTok"/>
-        </w:rPr>
-        <w:t xml:space="preserve">Sigma =</w:t>
-      </w:r>
-      <w:r>
-        <w:rPr>
-          <w:rStyle w:val="NormalTok"/>
-        </w:rPr>
-        <w:t xml:space="preserve"> sigma)</w:t>
-      </w:r>
-      <w:r>
-        <w:br/>
-      </w:r>
-      <w:r>
-        <w:rPr>
-          <w:rStyle w:val="NormalTok"/>
-        </w:rPr>
-        <w:t xml:space="preserve">y </w:t>
-      </w:r>
-      <w:r>
-        <w:rPr>
-          <w:rStyle w:val="OtherTok"/>
-        </w:rPr>
-        <w:t xml:space="preserve">&lt;-</w:t>
-      </w:r>
-      <w:r>
-        <w:rPr>
-          <w:rStyle w:val="NormalTok"/>
-        </w:rPr>
-        <w:t xml:space="preserve"> ycovs[, </w:t>
-      </w:r>
-      <w:r>
-        <w:rPr>
-          <w:rStyle w:val="DecValTok"/>
-        </w:rPr>
-        <w:t xml:space="preserve">1</w:t>
-      </w:r>
-      <w:r>
-        <w:rPr>
-          <w:rStyle w:val="NormalTok"/>
-        </w:rPr>
-        <w:t xml:space="preserve">]</w:t>
-      </w:r>
-      <w:r>
-        <w:br/>
-      </w:r>
-      <w:r>
-        <w:rPr>
-          <w:rStyle w:val="NormalTok"/>
-        </w:rPr>
-        <w:t xml:space="preserve">covs </w:t>
-      </w:r>
-      <w:r>
-        <w:rPr>
-          <w:rStyle w:val="OtherTok"/>
-        </w:rPr>
-        <w:t xml:space="preserve">&lt;-</w:t>
-      </w:r>
-      <w:r>
-        <w:rPr>
-          <w:rStyle w:val="NormalTok"/>
-        </w:rPr>
-        <w:t xml:space="preserve"> ycovs[, </w:t>
-      </w:r>
-      <w:r>
-        <w:rPr>
-          <w:rStyle w:val="SpecialCharTok"/>
-        </w:rPr>
-        <w:t xml:space="preserve">-</w:t>
-      </w:r>
-      <w:r>
-        <w:rPr>
-          <w:rStyle w:val="DecValTok"/>
-        </w:rPr>
-        <w:t xml:space="preserve">1</w:t>
-      </w:r>
-      <w:r>
-        <w:rPr>
-          <w:rStyle w:val="NormalTok"/>
-        </w:rPr>
-        <w:t xml:space="preserve">]</w:t>
-      </w:r>
-      <w:r>
-        <w:br/>
-      </w:r>
-      <w:r>
-        <w:rPr>
-          <w:rStyle w:val="NormalTok"/>
-        </w:rPr>
-        <w:t xml:space="preserve">  </w:t>
-      </w:r>
-      <w:r>
-        <w:br/>
-      </w:r>
-      <w:r>
-        <w:rPr>
-          <w:rStyle w:val="NormalTok"/>
-        </w:rPr>
-        <w:t xml:space="preserve">y </w:t>
-      </w:r>
-      <w:r>
-        <w:rPr>
-          <w:rStyle w:val="OtherTok"/>
-        </w:rPr>
-        <w:t xml:space="preserve">&lt;-</w:t>
-      </w:r>
-      <w:r>
-        <w:rPr>
-          <w:rStyle w:val="NormalTok"/>
-        </w:rPr>
-        <w:t xml:space="preserve"> y </w:t>
-      </w:r>
-      <w:r>
-        <w:rPr>
-          <w:rStyle w:val="SpecialCharTok"/>
-        </w:rPr>
-        <w:t xml:space="preserve">+</w:t>
-      </w:r>
-      <w:r>
-        <w:rPr>
-          <w:rStyle w:val="NormalTok"/>
-        </w:rPr>
-        <w:t xml:space="preserve"> b_x </w:t>
-      </w:r>
-      <w:r>
-        <w:rPr>
-          <w:rStyle w:val="SpecialCharTok"/>
-        </w:rPr>
-        <w:t xml:space="preserve">*</w:t>
-      </w:r>
-      <w:r>
-        <w:rPr>
-          <w:rStyle w:val="NormalTok"/>
-        </w:rPr>
-        <w:t xml:space="preserve"> x</w:t>
-      </w:r>
-      <w:r>
-        <w:br/>
-      </w:r>
-      <w:r>
-        <w:rPr>
-          <w:rStyle w:val="NormalTok"/>
-        </w:rPr>
-        <w:t xml:space="preserve"> </w:t>
-      </w:r>
-      <w:r>
-        <w:br/>
-      </w:r>
-      <w:r>
-        <w:rPr>
-          <w:rStyle w:val="NormalTok"/>
-        </w:rPr>
-        <w:t xml:space="preserve">covs </w:t>
-      </w:r>
-      <w:r>
-        <w:rPr>
-          <w:rStyle w:val="OtherTok"/>
-        </w:rPr>
-        <w:t xml:space="preserve">&lt;-</w:t>
-      </w:r>
-      <w:r>
-        <w:rPr>
-          <w:rStyle w:val="NormalTok"/>
-        </w:rPr>
-        <w:t xml:space="preserve"> covs </w:t>
-      </w:r>
-      <w:r>
-        <w:rPr>
-          <w:rStyle w:val="SpecialCharTok"/>
-        </w:rPr>
-        <w:t xml:space="preserve">|&gt;</w:t>
-      </w:r>
-      <w:r>
-        <w:br/>
-      </w:r>
-      <w:r>
-        <w:rPr>
-          <w:rStyle w:val="NormalTok"/>
-        </w:rPr>
-        <w:t xml:space="preserve">    tibble</w:t>
-      </w:r>
-      <w:r>
-        <w:rPr>
-          <w:rStyle w:val="SpecialCharTok"/>
-        </w:rPr>
-        <w:t xml:space="preserve">::</w:t>
-      </w:r>
-      <w:r>
-        <w:rPr>
-          <w:rStyle w:val="FunctionTok"/>
-        </w:rPr>
-        <w:t xml:space="preserve">as_tibble</w:t>
-      </w:r>
-      <w:r>
-        <w:rPr>
-          <w:rStyle w:val="NormalTok"/>
-        </w:rPr>
-        <w:t xml:space="preserve">(</w:t>
-      </w:r>
-      <w:r>
-        <w:rPr>
-          <w:rStyle w:val="AttributeTok"/>
-        </w:rPr>
-        <w:t xml:space="preserve">.name_repair =</w:t>
-      </w:r>
-      <w:r>
-        <w:rPr>
-          <w:rStyle w:val="NormalTok"/>
-        </w:rPr>
-        <w:t xml:space="preserve"> </w:t>
-      </w:r>
-      <w:r>
-        <w:rPr>
-          <w:rStyle w:val="StringTok"/>
-        </w:rPr>
-        <w:t xml:space="preserve">"minimal"</w:t>
-      </w:r>
-      <w:r>
-        <w:rPr>
-          <w:rStyle w:val="NormalTok"/>
-        </w:rPr>
-        <w:t xml:space="preserve">)</w:t>
-      </w:r>
-      <w:r>
-        <w:br/>
-      </w:r>
-      <w:r>
-        <w:rPr>
-          <w:rStyle w:val="FunctionTok"/>
-        </w:rPr>
-        <w:t xml:space="preserve">names</w:t>
-      </w:r>
-      <w:r>
-        <w:rPr>
-          <w:rStyle w:val="NormalTok"/>
-        </w:rPr>
-        <w:t xml:space="preserve">(covs) </w:t>
-      </w:r>
-      <w:r>
-        <w:rPr>
-          <w:rStyle w:val="OtherTok"/>
-        </w:rPr>
-        <w:t xml:space="preserve">&lt;-</w:t>
-      </w:r>
-      <w:r>
-        <w:rPr>
-          <w:rStyle w:val="NormalTok"/>
-        </w:rPr>
-        <w:t xml:space="preserve"> stringr</w:t>
-      </w:r>
-      <w:r>
-        <w:rPr>
-          <w:rStyle w:val="SpecialCharTok"/>
-        </w:rPr>
-        <w:t xml:space="preserve">::</w:t>
-      </w:r>
-      <w:r>
-        <w:rPr>
-          <w:rStyle w:val="FunctionTok"/>
-        </w:rPr>
-        <w:t xml:space="preserve">str_c</w:t>
-      </w:r>
-      <w:r>
-        <w:rPr>
-          <w:rStyle w:val="NormalTok"/>
-        </w:rPr>
-        <w:t xml:space="preserve">(</w:t>
-      </w:r>
-      <w:r>
-        <w:rPr>
-          <w:rStyle w:val="StringTok"/>
-        </w:rPr>
-        <w:t xml:space="preserve">"c"</w:t>
-      </w:r>
-      <w:r>
-        <w:rPr>
-          <w:rStyle w:val="NormalTok"/>
-        </w:rPr>
-        <w:t xml:space="preserve">, </w:t>
-      </w:r>
-      <w:r>
-        <w:rPr>
-          <w:rStyle w:val="DecValTok"/>
-        </w:rPr>
-        <w:t xml:space="preserve">1</w:t>
-      </w:r>
-      <w:r>
-        <w:rPr>
-          <w:rStyle w:val="SpecialCharTok"/>
-        </w:rPr>
-        <w:t xml:space="preserve">:</w:t>
-      </w:r>
-      <w:r>
-        <w:rPr>
-          <w:rStyle w:val="NormalTok"/>
-        </w:rPr>
-        <w:t xml:space="preserve">n_covs)</w:t>
-      </w:r>
-      <w:r>
-        <w:br/>
-      </w:r>
-      <w:r>
-        <w:rPr>
-          <w:rStyle w:val="NormalTok"/>
-        </w:rPr>
-        <w:t xml:space="preserve">df </w:t>
-      </w:r>
-      <w:r>
-        <w:rPr>
-          <w:rStyle w:val="OtherTok"/>
-        </w:rPr>
-        <w:t xml:space="preserve">&lt;-</w:t>
-      </w:r>
-      <w:r>
-        <w:rPr>
-          <w:rStyle w:val="NormalTok"/>
-        </w:rPr>
-        <w:t xml:space="preserve"> tibble</w:t>
-      </w:r>
-      <w:r>
-        <w:rPr>
-          <w:rStyle w:val="SpecialCharTok"/>
-        </w:rPr>
-        <w:t xml:space="preserve">::</w:t>
-      </w:r>
-      <w:r>
-        <w:rPr>
-          <w:rStyle w:val="FunctionTok"/>
-        </w:rPr>
-        <w:t xml:space="preserve">tibble</w:t>
-      </w:r>
-      <w:r>
-        <w:rPr>
-          <w:rStyle w:val="NormalTok"/>
-        </w:rPr>
-        <w:t xml:space="preserve">(</w:t>
-      </w:r>
-      <w:r>
-        <w:rPr>
-          <w:rStyle w:val="AttributeTok"/>
-        </w:rPr>
-        <w:t xml:space="preserve">y =</w:t>
-      </w:r>
-      <w:r>
-        <w:rPr>
-          <w:rStyle w:val="NormalTok"/>
-        </w:rPr>
-        <w:t xml:space="preserve"> y, </w:t>
-      </w:r>
-      <w:r>
-        <w:rPr>
-          <w:rStyle w:val="AttributeTok"/>
-        </w:rPr>
-        <w:t xml:space="preserve">x =</w:t>
-      </w:r>
-      <w:r>
-        <w:rPr>
-          <w:rStyle w:val="NormalTok"/>
-        </w:rPr>
-        <w:t xml:space="preserve"> x) </w:t>
-      </w:r>
-      <w:r>
-        <w:rPr>
-          <w:rStyle w:val="SpecialCharTok"/>
-        </w:rPr>
-        <w:t xml:space="preserve">|&gt;</w:t>
-      </w:r>
-      <w:r>
-        <w:rPr>
-          <w:rStyle w:val="NormalTok"/>
-        </w:rPr>
-        <w:t xml:space="preserve"> </w:t>
-      </w:r>
-      <w:r>
-        <w:br/>
-      </w:r>
-      <w:r>
-        <w:rPr>
-          <w:rStyle w:val="NormalTok"/>
-        </w:rPr>
-        <w:t xml:space="preserve">   dplyr</w:t>
-      </w:r>
-      <w:r>
-        <w:rPr>
-          <w:rStyle w:val="SpecialCharTok"/>
-        </w:rPr>
-        <w:t xml:space="preserve">::</w:t>
-      </w:r>
-      <w:r>
-        <w:rPr>
-          <w:rStyle w:val="FunctionTok"/>
-        </w:rPr>
-        <w:t xml:space="preserve">bind_cols</w:t>
-      </w:r>
-      <w:r>
-        <w:rPr>
-          <w:rStyle w:val="NormalTok"/>
-        </w:rPr>
-        <w:t xml:space="preserve">(covs)</w:t>
-      </w:r>
-    </w:p>
-    <w:bookmarkEnd w:id="27"/>
-    <w:p>
-      <w:pPr>
-        <w:pStyle w:val="DefinitionTerm"/>
-      </w:pPr>
-      <w:r>
-        <w:t xml:space="preserve">Line 1</w:t>
-      </w:r>
-    </w:p>
-    <w:p>
-      <w:pPr>
-        <w:pStyle w:val="Definition"/>
-      </w:pPr>
-      <w:r>
-        <w:t xml:space="preserve">Set research context parameters.</w:t>
-      </w:r>
-    </w:p>
-    <w:p>
-      <w:pPr>
-        <w:pStyle w:val="DefinitionTerm"/>
-      </w:pPr>
-      <w:r>
-        <w:t xml:space="preserve">Line 7</w:t>
-      </w:r>
-    </w:p>
-    <w:p>
-      <w:pPr>
-        <w:pStyle w:val="Definition"/>
-      </w:pPr>
-      <w:r>
-        <w:t xml:space="preserve">Create dichotomous focal predictor (X).</w:t>
-      </w:r>
-    </w:p>
-    <w:p>
-      <w:pPr>
-        <w:pStyle w:val="DefinitionTerm"/>
-      </w:pPr>
-      <w:r>
-        <w:t xml:space="preserve">Line 10</w:t>
-      </w:r>
-    </w:p>
-    <w:p>
-      <w:pPr>
-        <w:pStyle w:val="Definition"/>
-      </w:pPr>
-      <w:r>
-        <w:t xml:space="preserve">Create variance/covariance matrix. Good predictors have 0.3 correlation with each other.</w:t>
-      </w:r>
-    </w:p>
-    <w:p>
-      <w:pPr>
-        <w:pStyle w:val="DefinitionTerm"/>
-      </w:pPr>
-      <w:r>
-        <w:t xml:space="preserve">Line 20</w:t>
-      </w:r>
-    </w:p>
-    <w:p>
-      <w:pPr>
-        <w:pStyle w:val="Definition"/>
-      </w:pPr>
-      <w:r>
-        <w:t xml:space="preserve">Generate Y and all covariates using a multivariate normal distribution.</w:t>
-      </w:r>
-    </w:p>
-    <w:p>
-      <w:pPr>
-        <w:pStyle w:val="DefinitionTerm"/>
-      </w:pPr>
-      <w:r>
-        <w:t xml:space="preserve">Line 24</w:t>
-      </w:r>
-    </w:p>
-    <w:p>
-      <w:pPr>
-        <w:pStyle w:val="Definition"/>
-      </w:pPr>
-      <w:r>
-        <w:t xml:space="preserve">Add in X effect on Y.</w:t>
-      </w:r>
-    </w:p>
-    <w:p>
-      <w:pPr>
-        <w:pStyle w:val="DefinitionTerm"/>
-      </w:pPr>
-      <w:r>
-        <w:t xml:space="preserve">Line 26</w:t>
-      </w:r>
-    </w:p>
-    <w:p>
-      <w:pPr>
-        <w:pStyle w:val="Definition"/>
-      </w:pPr>
-      <w:r>
-        <w:t xml:space="preserve">Combine into final data tibble.</w:t>
+          <w:rStyle w:val="VerbatimChar"/>
+        </w:rPr>
+        <w:t xml:space="preserve">0.0 0.0 0.0 0.0 1.0</w:t>
       </w:r>
     </w:p>
     <w:p>
@@ -2782,7 +1488,7 @@
         </w:rPr>
         <w:t xml:space="preserve"> </w:t>
       </w:r>
-      <w:hyperlink r:id="rId28">
+      <w:hyperlink r:id="rId27">
         <w:r>
           <w:rPr>
             <w:rStyle w:val="Hyperlink"/>
@@ -2797,6 +1503,143 @@
         <w:pStyle w:val="BodyText"/>
       </w:pPr>
       <w:r>
+        <w:t xml:space="preserve">The covariance matrix can then be used to generate a multivariate normal dataset of</w:t>
+      </w:r>
+      <w:r>
+        <w:t xml:space="preserve"> </w:t>
+      </w:r>
+      <m:oMath>
+        <m:r>
+          <m:t>Y</m:t>
+        </m:r>
+      </m:oMath>
+      <w:r>
+        <w:t xml:space="preserve"> </w:t>
+      </w:r>
+      <w:r>
+        <w:t xml:space="preserve">and</w:t>
+      </w:r>
+      <w:r>
+        <w:t xml:space="preserve"> </w:t>
+      </w:r>
+      <m:oMath>
+        <m:sSub>
+          <m:e>
+            <m:r>
+              <m:t>C</m:t>
+            </m:r>
+          </m:e>
+          <m:sub>
+            <m:r>
+              <m:t>1</m:t>
+            </m:r>
+          </m:sub>
+        </m:sSub>
+        <m:r>
+          <m:rPr>
+            <m:sty m:val="p"/>
+          </m:rPr>
+          <m:t>.</m:t>
+        </m:r>
+        <m:r>
+          <m:rPr>
+            <m:sty m:val="p"/>
+          </m:rPr>
+          <m:t>.</m:t>
+        </m:r>
+        <m:r>
+          <m:rPr>
+            <m:sty m:val="p"/>
+          </m:rPr>
+          <m:t>.</m:t>
+        </m:r>
+        <m:sSub>
+          <m:e>
+            <m:r>
+              <m:t>C</m:t>
+            </m:r>
+          </m:e>
+          <m:sub>
+            <m:r>
+              <m:t>4</m:t>
+            </m:r>
+          </m:sub>
+        </m:sSub>
+      </m:oMath>
+      <w:r>
+        <w:t xml:space="preserve"> </w:t>
+      </w:r>
+      <w:r>
+        <w:t xml:space="preserve">for 100 observations where all variables have a mean of 0.</w:t>
+      </w:r>
+    </w:p>
+    <w:p>
+      <w:pPr>
+        <w:pStyle w:val="BodyText"/>
+      </w:pPr>
+      <w:r>
+        <w:rPr>
+          <w:vertAlign w:val="subscript"/>
+        </w:rPr>
+        <w:t xml:space="preserve">Source:</w:t>
+      </w:r>
+      <w:r>
+        <w:rPr>
+          <w:vertAlign w:val="subscript"/>
+        </w:rPr>
+        <w:t xml:space="preserve"> </w:t>
+      </w:r>
+      <w:hyperlink r:id="rId27">
+        <w:r>
+          <w:rPr>
+            <w:rStyle w:val="Hyperlink"/>
+            <w:vertAlign w:val="subscript"/>
+          </w:rPr>
+          <w:t xml:space="preserve">Article Notebook</w:t>
+        </w:r>
+      </w:hyperlink>
+    </w:p>
+    <w:p>
+      <w:pPr>
+        <w:pStyle w:val="Compact"/>
+        <w:numPr>
+          <w:ilvl w:val="0"/>
+          <w:numId w:val="1003"/>
+        </w:numPr>
+      </w:pPr>
+      <w:r>
+        <w:t xml:space="preserve">Generate Y (column 1) and all covariates (columns 2-5) using a multivariate normal distribution with a mean of 0.</w:t>
+      </w:r>
+    </w:p>
+    <w:p>
+      <w:pPr>
+        <w:pStyle w:val="Compact"/>
+        <w:numPr>
+          <w:ilvl w:val="0"/>
+          <w:numId w:val="1003"/>
+        </w:numPr>
+      </w:pPr>
+      <w:r>
+        <w:t xml:space="preserve">Create a dichotomous focal independent variable.</w:t>
+      </w:r>
+    </w:p>
+    <w:p>
+      <w:pPr>
+        <w:pStyle w:val="Compact"/>
+        <w:numPr>
+          <w:ilvl w:val="0"/>
+          <w:numId w:val="1003"/>
+        </w:numPr>
+      </w:pPr>
+      <w:r>
+        <w:t xml:space="preserve">Add in X effect on Y.</w:t>
+      </w:r>
+    </w:p>
+    <w:p>
+      <w:pPr>
+        <w:pStyle w:val="FirstParagraph"/>
+      </w:pPr>
+      <w:r>
         <w:t xml:space="preserve">For research contexts where the population parameter for</w:t>
       </w:r>
       <w:r>
@@ -2903,15 +1746,15 @@
         <w:t xml:space="preserve"> </w:t>
       </w:r>
       <w:r>
-        <w:t xml:space="preserve">across research contexts for each method, separately by true effect size (0, 0.2, and 0.5). Detailed tables of range and average error rates for each research context and true and false positive rates for covariates are available in the supplement.</w:t>
-      </w:r>
-      <w:r>
-        <w:t xml:space="preserve"> </w:t>
-      </w:r>
-    </w:p>
+        <w:t xml:space="preserve">across research contexts for each method, separately by true effect size (0, 0.2, and 0.5). An interactive detailed dashboard of average error rates for all combinations of research context variables is accessible through our OSF page (https://osf.io/zh5gn/).</w:t>
+      </w:r>
+      <w:r>
+        <w:t xml:space="preserve"> </w:t>
+      </w:r>
+    </w:p>
+    <w:bookmarkEnd w:id="28"/>
     <w:bookmarkEnd w:id="29"/>
-    <w:bookmarkEnd w:id="30"/>
-    <w:bookmarkStart w:id="56" w:name="results"/>
+    <w:bookmarkStart w:id="60" w:name="results"/>
     <w:p>
       <w:pPr>
         <w:pStyle w:val="Heading1"/>
@@ -2920,7 +1763,7 @@
         <w:t xml:space="preserve">Results</w:t>
       </w:r>
     </w:p>
-    <w:bookmarkStart w:id="41" w:name="type-i-error"/>
+    <w:bookmarkStart w:id="40" w:name="type-i-error"/>
     <w:p>
       <w:pPr>
         <w:pStyle w:val="Heading2"/>
@@ -3044,7 +1887,7 @@
       <w:tr>
         <w:tc>
           <w:tcPr/>
-          <w:bookmarkStart w:id="34" w:name="fig-bar-1"/>
+          <w:bookmarkStart w:id="33" w:name="fig-bar-1"/>
           <w:p>
             <w:pPr>
               <w:pStyle w:val="Compact"/>
@@ -3055,18 +1898,18 @@
                 <wp:inline>
                   <wp:extent cx="5334000" cy="3048000"/>
                   <wp:effectExtent b="0" l="0" r="0" t="0"/>
-                  <wp:docPr descr="" title="" id="32" name="Picture"/>
+                  <wp:docPr descr="" title="" id="31" name="Picture"/>
                   <a:graphic>
                     <a:graphicData uri="http://schemas.openxmlformats.org/drawingml/2006/picture">
                       <pic:pic>
                         <pic:nvPicPr>
-                          <pic:cNvPr descr="index_files/figure-docx/notebooks-mak_figures-fig-bar-1-output-1.png" id="33" name="Picture"/>
+                          <pic:cNvPr descr="index_files/figure-docx/notebooks-mak_figures-fig-bar-1-output-1.png" id="32" name="Picture"/>
                           <pic:cNvPicPr>
                             <a:picLocks noChangeArrowheads="1" noChangeAspect="1"/>
                           </pic:cNvPicPr>
                         </pic:nvPicPr>
                         <pic:blipFill>
-                          <a:blip r:embed="rId31"/>
+                          <a:blip r:embed="rId30"/>
                           <a:stretch>
                             <a:fillRect/>
                           </a:stretch>
@@ -3106,7 +1949,7 @@
               <w:t xml:space="preserve">Figure 1: Type I Error by Method. Average type I error rate across all research contexts is displayed for each method separately by color. A priori selection methods are on the left, data-driven selection methods are on the right. Striped shading indicates data-driven selection methods that do not control for X.</w:t>
             </w:r>
           </w:p>
-          <w:bookmarkEnd w:id="34"/>
+          <w:bookmarkEnd w:id="33"/>
         </w:tc>
       </w:tr>
     </w:tbl>
@@ -3126,7 +1969,7 @@
         </w:rPr>
         <w:t xml:space="preserve"> </w:t>
       </w:r>
-      <w:hyperlink r:id="rId35">
+      <w:hyperlink r:id="rId34">
         <w:r>
           <w:rPr>
             <w:rStyle w:val="Hyperlink"/>
@@ -3358,7 +2201,7 @@
       <w:tr>
         <w:tc>
           <w:tcPr/>
-          <w:bookmarkStart w:id="39" w:name="fig-type1-panel"/>
+          <w:bookmarkStart w:id="38" w:name="fig-type1-panel"/>
           <w:p>
             <w:pPr>
               <w:pStyle w:val="Compact"/>
@@ -3369,18 +2212,18 @@
                 <wp:inline>
                   <wp:extent cx="5334000" cy="4000499"/>
                   <wp:effectExtent b="0" l="0" r="0" t="0"/>
-                  <wp:docPr descr="" title="" id="37" name="Picture"/>
+                  <wp:docPr descr="" title="" id="36" name="Picture"/>
                   <a:graphic>
                     <a:graphicData uri="http://schemas.openxmlformats.org/drawingml/2006/picture">
                       <pic:pic>
                         <pic:nvPicPr>
-                          <pic:cNvPr descr="index_files/figure-docx/notebooks-mak_figures-fig-type1-panel-output-1.png" id="38" name="Picture"/>
+                          <pic:cNvPr descr="index_files/figure-docx/notebooks-mak_figures-fig-type1-panel-output-1.png" id="37" name="Picture"/>
                           <pic:cNvPicPr>
                             <a:picLocks noChangeArrowheads="1" noChangeAspect="1"/>
                           </pic:cNvPicPr>
                         </pic:nvPicPr>
                         <pic:blipFill>
-                          <a:blip r:embed="rId36"/>
+                          <a:blip r:embed="rId35"/>
                           <a:stretch>
                             <a:fillRect/>
                           </a:stretch>
@@ -3420,7 +2263,7 @@
               <w:t xml:space="preserve">Figure 2: Type I error by method and research context. Plots are paneled by aspects of the research context (number of observations, number of covariates, proportion of good covariates, and Y-covariate correlation strength). Methods are displayed separately by color. Data-driven correlation selection methods that control for X are depicted as dashed lines.</w:t>
             </w:r>
           </w:p>
-          <w:bookmarkEnd w:id="39"/>
+          <w:bookmarkEnd w:id="38"/>
         </w:tc>
       </w:tr>
     </w:tbl>
@@ -3440,7 +2283,7 @@
         </w:rPr>
         <w:t xml:space="preserve"> </w:t>
       </w:r>
-      <w:hyperlink r:id="rId40">
+      <w:hyperlink r:id="rId39">
         <w:r>
           <w:rPr>
             <w:rStyle w:val="Hyperlink"/>
@@ -3450,8 +2293,8 @@
         </w:r>
       </w:hyperlink>
     </w:p>
-    <w:bookmarkEnd w:id="41"/>
-    <w:bookmarkStart w:id="52" w:name="type-ii-error"/>
+    <w:bookmarkEnd w:id="40"/>
+    <w:bookmarkStart w:id="51" w:name="type-ii-error"/>
     <w:p>
       <w:pPr>
         <w:pStyle w:val="Heading2"/>
@@ -3680,7 +2523,7 @@
       <w:tr>
         <w:tc>
           <w:tcPr/>
-          <w:bookmarkStart w:id="45" w:name="fig-bar-2"/>
+          <w:bookmarkStart w:id="44" w:name="fig-bar-2"/>
           <w:p>
             <w:pPr>
               <w:pStyle w:val="Compact"/>
@@ -3691,18 +2534,18 @@
                 <wp:inline>
                   <wp:extent cx="5334000" cy="3048000"/>
                   <wp:effectExtent b="0" l="0" r="0" t="0"/>
-                  <wp:docPr descr="" title="" id="43" name="Picture"/>
+                  <wp:docPr descr="" title="" id="42" name="Picture"/>
                   <a:graphic>
                     <a:graphicData uri="http://schemas.openxmlformats.org/drawingml/2006/picture">
                       <pic:pic>
                         <pic:nvPicPr>
-                          <pic:cNvPr descr="index_files/figure-docx/notebooks-mak_figures-fig-bar-2-output-1.png" id="44" name="Picture"/>
+                          <pic:cNvPr descr="index_files/figure-docx/notebooks-mak_figures-fig-bar-2-output-1.png" id="43" name="Picture"/>
                           <pic:cNvPicPr>
                             <a:picLocks noChangeArrowheads="1" noChangeAspect="1"/>
                           </pic:cNvPicPr>
                         </pic:nvPicPr>
                         <pic:blipFill>
-                          <a:blip r:embed="rId42"/>
+                          <a:blip r:embed="rId41"/>
                           <a:stretch>
                             <a:fillRect/>
                           </a:stretch>
@@ -3742,7 +2585,7 @@
               <w:t xml:space="preserve">Figure 3: Type II Error by Method. Average type II error rate across all research settings is displayed for each method separately by color. A priori selection methods are on the left, data-driven selection methods are on the right. Striped shading indicates data-driven selection methods that do not control for X.</w:t>
             </w:r>
           </w:p>
-          <w:bookmarkEnd w:id="45"/>
+          <w:bookmarkEnd w:id="44"/>
         </w:tc>
       </w:tr>
     </w:tbl>
@@ -3762,7 +2605,7 @@
         </w:rPr>
         <w:t xml:space="preserve"> </w:t>
       </w:r>
-      <w:hyperlink r:id="rId46">
+      <w:hyperlink r:id="rId45">
         <w:r>
           <w:rPr>
             <w:rStyle w:val="Hyperlink"/>
@@ -3865,7 +2708,7 @@
       <w:tr>
         <w:tc>
           <w:tcPr/>
-          <w:bookmarkStart w:id="50" w:name="fig-panel-2"/>
+          <w:bookmarkStart w:id="49" w:name="fig-panel-2"/>
           <w:p>
             <w:pPr>
               <w:pStyle w:val="Compact"/>
@@ -3876,18 +2719,18 @@
                 <wp:inline>
                   <wp:extent cx="5334000" cy="6400800"/>
                   <wp:effectExtent b="0" l="0" r="0" t="0"/>
-                  <wp:docPr descr="" title="" id="48" name="Picture"/>
+                  <wp:docPr descr="" title="" id="47" name="Picture"/>
                   <a:graphic>
                     <a:graphicData uri="http://schemas.openxmlformats.org/drawingml/2006/picture">
                       <pic:pic>
                         <pic:nvPicPr>
-                          <pic:cNvPr descr="index_files/figure-docx/notebooks-mak_figures-fig-panel-2-output-1.png" id="49" name="Picture"/>
+                          <pic:cNvPr descr="index_files/figure-docx/notebooks-mak_figures-fig-panel-2-output-1.png" id="48" name="Picture"/>
                           <pic:cNvPicPr>
                             <a:picLocks noChangeArrowheads="1" noChangeAspect="1"/>
                           </pic:cNvPicPr>
                         </pic:nvPicPr>
                         <pic:blipFill>
-                          <a:blip r:embed="rId47"/>
+                          <a:blip r:embed="rId46"/>
                           <a:stretch>
                             <a:fillRect/>
                           </a:stretch>
@@ -3927,7 +2770,7 @@
               <w:t xml:space="preserve">Figure 4: Type II error by method and research context. Plots are paneled by aspects of the research context (number of observations, number of covariates, proportion of good covariates, and Y-covariate correlation strength, and population parameter for X). Methods are displayed separately by color. Data-driven correlation selection methods that control for X are depicted as dashed lines.</w:t>
             </w:r>
           </w:p>
-          <w:bookmarkEnd w:id="50"/>
+          <w:bookmarkEnd w:id="49"/>
         </w:tc>
       </w:tr>
     </w:tbl>
@@ -3947,7 +2790,7 @@
         </w:rPr>
         <w:t xml:space="preserve"> </w:t>
       </w:r>
-      <w:hyperlink r:id="rId51">
+      <w:hyperlink r:id="rId50">
         <w:r>
           <w:rPr>
             <w:rStyle w:val="Hyperlink"/>
@@ -3957,8 +2800,8 @@
         </w:r>
       </w:hyperlink>
     </w:p>
-    <w:bookmarkEnd w:id="52"/>
-    <w:bookmarkStart w:id="55" w:name="parameter-estimates"/>
+    <w:bookmarkEnd w:id="51"/>
+    <w:bookmarkStart w:id="59" w:name="parameter-estimates"/>
     <w:p>
       <w:pPr>
         <w:pStyle w:val="Heading2"/>
@@ -4134,7 +2977,7 @@
       <w:tr>
         <w:tc>
           <w:tcPr/>
-          <w:bookmarkStart w:id="53" w:name="tbl-est"/>
+          <w:bookmarkStart w:id="52" w:name="tbl-est"/>
           <w:p>
             <w:pPr>
               <w:jc w:val="center"/>
@@ -4765,7 +3608,7 @@
               </w:tc>
             </w:tr>
           </w:tbl>
-          <w:bookmarkEnd w:id="53"/>
+          <w:bookmarkEnd w:id="52"/>
           <w:p/>
         </w:tc>
       </w:tr>
@@ -4786,7 +3629,7 @@
         </w:rPr>
         <w:t xml:space="preserve"> </w:t>
       </w:r>
-      <w:hyperlink r:id="rId54">
+      <w:hyperlink r:id="rId53">
         <w:r>
           <w:rPr>
             <w:rStyle w:val="Hyperlink"/>
@@ -4796,9 +3639,114 @@
         </w:r>
       </w:hyperlink>
     </w:p>
-    <w:bookmarkEnd w:id="55"/>
-    <w:bookmarkEnd w:id="56"/>
-    <w:bookmarkStart w:id="57" w:name="discussion"/>
+    <w:tbl>
+      <w:tblPr>
+        <w:tblStyle w:val="Table"/>
+        <w:tblW w:type="pct" w:w="5000"/>
+        <w:tblLayout w:type="fixed"/>
+        <w:tblLook w:firstRow="0" w:lastRow="0" w:firstColumn="0" w:lastColumn="0" w:noHBand="0" w:noVBand="0" w:val="0000"/>
+      </w:tblPr>
+      <w:tblGrid>
+        <w:gridCol w:w="7920"/>
+      </w:tblGrid>
+      <w:tr>
+        <w:tc>
+          <w:tcPr/>
+          <w:bookmarkStart w:id="57" w:name="fig-distribution-bx"/>
+          <w:p>
+            <w:pPr>
+              <w:pStyle w:val="Compact"/>
+              <w:jc w:val="center"/>
+            </w:pPr>
+            <w:r>
+              <w:drawing>
+                <wp:inline>
+                  <wp:extent cx="5334000" cy="6096000"/>
+                  <wp:effectExtent b="0" l="0" r="0" t="0"/>
+                  <wp:docPr descr="" title="" id="55" name="Picture"/>
+                  <a:graphic>
+                    <a:graphicData uri="http://schemas.openxmlformats.org/drawingml/2006/picture">
+                      <pic:pic>
+                        <pic:nvPicPr>
+                          <pic:cNvPr descr="index_files/figure-docx/notebooks-mak_figures-fig-distribution-bx-output-1.png" id="56" name="Picture"/>
+                          <pic:cNvPicPr>
+                            <a:picLocks noChangeArrowheads="1" noChangeAspect="1"/>
+                          </pic:cNvPicPr>
+                        </pic:nvPicPr>
+                        <pic:blipFill>
+                          <a:blip r:embed="rId54"/>
+                          <a:stretch>
+                            <a:fillRect/>
+                          </a:stretch>
+                        </pic:blipFill>
+                        <pic:spPr bwMode="auto">
+                          <a:xfrm>
+                            <a:off x="0" y="0"/>
+                            <a:ext cx="5334000" cy="6096000"/>
+                          </a:xfrm>
+                          <a:prstGeom prst="rect">
+                            <a:avLst/>
+                          </a:prstGeom>
+                          <a:noFill/>
+                          <a:ln w="9525">
+                            <a:noFill/>
+                            <a:headEnd/>
+                            <a:tailEnd/>
+                          </a:ln>
+                        </pic:spPr>
+                      </pic:pic>
+                    </a:graphicData>
+                  </a:graphic>
+                </wp:inline>
+              </w:drawing>
+            </w:r>
+          </w:p>
+          <w:p>
+            <w:pPr>
+              <w:jc w:val="center"/>
+            </w:pPr>
+            <w:pPr>
+              <w:jc w:val="left"/>
+              <w:spacing w:before="200"/>
+              <w:pStyle w:val="ImageCaption"/>
+            </w:pPr>
+            <w:r>
+              <w:t xml:space="preserve">Figure 5: Sampling Distribution for Population Parameter Estimates.</w:t>
+            </w:r>
+          </w:p>
+          <w:bookmarkEnd w:id="57"/>
+        </w:tc>
+      </w:tr>
+    </w:tbl>
+    <w:p>
+      <w:pPr>
+        <w:pStyle w:val="BodyText"/>
+      </w:pPr>
+      <w:r>
+        <w:rPr>
+          <w:vertAlign w:val="subscript"/>
+        </w:rPr>
+        <w:t xml:space="preserve">Source:</w:t>
+      </w:r>
+      <w:r>
+        <w:rPr>
+          <w:vertAlign w:val="subscript"/>
+        </w:rPr>
+        <w:t xml:space="preserve"> </w:t>
+      </w:r>
+      <w:hyperlink r:id="rId58">
+        <w:r>
+          <w:rPr>
+            <w:rStyle w:val="Hyperlink"/>
+            <w:vertAlign w:val="subscript"/>
+          </w:rPr>
+          <w:t xml:space="preserve">Make Figures for Main Manuscript</w:t>
+        </w:r>
+      </w:hyperlink>
+    </w:p>
+    <w:bookmarkEnd w:id="59"/>
+    <w:bookmarkEnd w:id="60"/>
+    <w:bookmarkStart w:id="61" w:name="discussion"/>
     <w:p>
       <w:pPr>
         <w:pStyle w:val="Heading1"/>
@@ -5148,8 +4096,8 @@
         <w:t xml:space="preserve">cannot be manipulated (e.g., controlling for gender when looking at the effects of parenting style on child school performance). This use of covariates, however, is complicated and covariates must be selected carefully based on theory and causal structure. Unfortunately, controlling for a confounding variable is also not as strong as people tend to believe. Controlling for a confounding variable with a covariate does not fully eliminate its influence but removes the partial effect on the outcome measurable by the model. Given the complex nature of these types of covariates, we considered them to fall outside the scope of the current paper and we plan to address them in a future simulation paper.</w:t>
       </w:r>
     </w:p>
-    <w:bookmarkEnd w:id="57"/>
-    <w:bookmarkStart w:id="88" w:name="references"/>
+    <w:bookmarkEnd w:id="61"/>
+    <w:bookmarkStart w:id="92" w:name="references"/>
     <w:p>
       <w:pPr>
         <w:pStyle w:val="Heading1"/>
@@ -5158,8 +4106,8 @@
         <w:t xml:space="preserve">References</w:t>
       </w:r>
     </w:p>
-    <w:bookmarkStart w:id="87" w:name="refs"/>
-    <w:bookmarkStart w:id="59" w:name="ref-beachChoosingCovariatesAnalysis1989"/>
+    <w:bookmarkStart w:id="91" w:name="refs"/>
+    <w:bookmarkStart w:id="63" w:name="ref-beachChoosingCovariatesAnalysis1989"/>
     <w:p>
       <w:pPr>
         <w:pStyle w:val="Bibliography"/>
@@ -5192,7 +4140,7 @@
       <w:r>
         <w:t xml:space="preserve"> </w:t>
       </w:r>
-      <w:hyperlink r:id="rId58">
+      <w:hyperlink r:id="rId62">
         <w:r>
           <w:rPr>
             <w:rStyle w:val="Hyperlink"/>
@@ -5204,8 +4152,8 @@
         <w:t xml:space="preserve">.</w:t>
       </w:r>
     </w:p>
-    <w:bookmarkEnd w:id="59"/>
-    <w:bookmarkStart w:id="61" w:name="ref-buttonPowerFailureWhy2013"/>
+    <w:bookmarkEnd w:id="63"/>
+    <w:bookmarkStart w:id="65" w:name="ref-buttonPowerFailureWhy2013"/>
     <w:p>
       <w:pPr>
         <w:pStyle w:val="Bibliography"/>
@@ -5238,7 +4186,7 @@
       <w:r>
         <w:t xml:space="preserve"> </w:t>
       </w:r>
-      <w:hyperlink r:id="rId60">
+      <w:hyperlink r:id="rId64">
         <w:r>
           <w:rPr>
             <w:rStyle w:val="Hyperlink"/>
@@ -5250,8 +4198,8 @@
         <w:t xml:space="preserve">.</w:t>
       </w:r>
     </w:p>
-    <w:bookmarkEnd w:id="61"/>
-    <w:bookmarkStart w:id="63" w:name="ref-chtc"/>
+    <w:bookmarkEnd w:id="65"/>
+    <w:bookmarkStart w:id="67" w:name="ref-chtc"/>
     <w:p>
       <w:pPr>
         <w:pStyle w:val="Bibliography"/>
@@ -5274,7 +4222,7 @@
       <w:r>
         <w:t xml:space="preserve"> </w:t>
       </w:r>
-      <w:hyperlink r:id="rId62">
+      <w:hyperlink r:id="rId66">
         <w:r>
           <w:rPr>
             <w:rStyle w:val="Hyperlink"/>
@@ -5286,8 +4234,8 @@
         <w:t xml:space="preserve">.</w:t>
       </w:r>
     </w:p>
-    <w:bookmarkEnd w:id="63"/>
-    <w:bookmarkStart w:id="65" w:name="X7184952359760f4d1a5486dd020a7850c2f64c7"/>
+    <w:bookmarkEnd w:id="67"/>
+    <w:bookmarkStart w:id="69" w:name="X7184952359760f4d1a5486dd020a7850c2f64c7"/>
     <w:p>
       <w:pPr>
         <w:pStyle w:val="Bibliography"/>
@@ -5332,7 +4280,7 @@
       <w:r>
         <w:t xml:space="preserve"> </w:t>
       </w:r>
-      <w:hyperlink r:id="rId64">
+      <w:hyperlink r:id="rId68">
         <w:r>
           <w:rPr>
             <w:rStyle w:val="Hyperlink"/>
@@ -5344,8 +4292,8 @@
         <w:t xml:space="preserve">.</w:t>
       </w:r>
     </w:p>
-    <w:bookmarkEnd w:id="65"/>
-    <w:bookmarkStart w:id="66" w:name="ref-cohenStatisticalPowerAnalysis1988"/>
+    <w:bookmarkEnd w:id="69"/>
+    <w:bookmarkStart w:id="70" w:name="ref-cohenStatisticalPowerAnalysis1988"/>
     <w:p>
       <w:pPr>
         <w:pStyle w:val="Bibliography"/>
@@ -5409,8 +4357,8 @@
         <w:t xml:space="preserve">. 2 edition. Hillsdale, N.J: Routledge.</w:t>
       </w:r>
     </w:p>
-    <w:bookmarkEnd w:id="66"/>
-    <w:bookmarkStart w:id="67" w:name="ref-cohenPowerPrimer1992"/>
+    <w:bookmarkEnd w:id="70"/>
+    <w:bookmarkStart w:id="71" w:name="ref-cohenPowerPrimer1992"/>
     <w:p>
       <w:pPr>
         <w:pStyle w:val="Bibliography"/>
@@ -5441,8 +4389,8 @@
         <w:t xml:space="preserve">112 (1): 155–59.</w:t>
       </w:r>
     </w:p>
-    <w:bookmarkEnd w:id="67"/>
-    <w:bookmarkStart w:id="69" w:name="ref-egbewaleBiasPrecisionStatistical2014"/>
+    <w:bookmarkEnd w:id="71"/>
+    <w:bookmarkStart w:id="73" w:name="ref-egbewaleBiasPrecisionStatistical2014"/>
     <w:p>
       <w:pPr>
         <w:pStyle w:val="Bibliography"/>
@@ -5475,7 +4423,7 @@
       <w:r>
         <w:t xml:space="preserve"> </w:t>
       </w:r>
-      <w:hyperlink r:id="rId68">
+      <w:hyperlink r:id="rId72">
         <w:r>
           <w:rPr>
             <w:rStyle w:val="Hyperlink"/>
@@ -5487,8 +4435,8 @@
         <w:t xml:space="preserve">.</w:t>
       </w:r>
     </w:p>
-    <w:bookmarkEnd w:id="69"/>
-    <w:bookmarkStart w:id="71" w:name="X2f0269178ca78ed63e1136f742f04d81b1fa6ea"/>
+    <w:bookmarkEnd w:id="73"/>
+    <w:bookmarkStart w:id="75" w:name="X2f0269178ca78ed63e1136f742f04d81b1fa6ea"/>
     <w:p>
       <w:pPr>
         <w:pStyle w:val="Bibliography"/>
@@ -5539,7 +4487,7 @@
       <w:r>
         <w:t xml:space="preserve"> </w:t>
       </w:r>
-      <w:hyperlink r:id="rId70">
+      <w:hyperlink r:id="rId74">
         <w:r>
           <w:rPr>
             <w:rStyle w:val="Hyperlink"/>
@@ -5551,8 +4499,8 @@
         <w:t xml:space="preserve">.</w:t>
       </w:r>
     </w:p>
-    <w:bookmarkEnd w:id="71"/>
-    <w:bookmarkStart w:id="73" w:name="X1d510f5e635c9bb1fe85b2bd18ed5a6e27b856d"/>
+    <w:bookmarkEnd w:id="75"/>
+    <w:bookmarkStart w:id="77" w:name="X1d510f5e635c9bb1fe85b2bd18ed5a6e27b856d"/>
     <w:p>
       <w:pPr>
         <w:pStyle w:val="Bibliography"/>
@@ -5585,7 +4533,7 @@
       <w:r>
         <w:t xml:space="preserve"> </w:t>
       </w:r>
-      <w:hyperlink r:id="rId72">
+      <w:hyperlink r:id="rId76">
         <w:r>
           <w:rPr>
             <w:rStyle w:val="Hyperlink"/>
@@ -5597,8 +4545,8 @@
         <w:t xml:space="preserve">.</w:t>
       </w:r>
     </w:p>
-    <w:bookmarkEnd w:id="73"/>
-    <w:bookmarkStart w:id="75" w:name="ref-ioannidisWhyMostPublished2005"/>
+    <w:bookmarkEnd w:id="77"/>
+    <w:bookmarkStart w:id="79" w:name="ref-ioannidisWhyMostPublished2005"/>
     <w:p>
       <w:pPr>
         <w:pStyle w:val="Bibliography"/>
@@ -5631,7 +4579,7 @@
       <w:r>
         <w:t xml:space="preserve"> </w:t>
       </w:r>
-      <w:hyperlink r:id="rId74">
+      <w:hyperlink r:id="rId78">
         <w:r>
           <w:rPr>
             <w:rStyle w:val="Hyperlink"/>
@@ -5643,8 +4591,8 @@
         <w:t xml:space="preserve">.</w:t>
       </w:r>
     </w:p>
-    <w:bookmarkEnd w:id="75"/>
-    <w:bookmarkStart w:id="77" w:name="ref-kahanRisksRewardsCovariate2014"/>
+    <w:bookmarkEnd w:id="79"/>
+    <w:bookmarkStart w:id="81" w:name="ref-kahanRisksRewardsCovariate2014"/>
     <w:p>
       <w:pPr>
         <w:pStyle w:val="Bibliography"/>
@@ -5677,7 +4625,7 @@
       <w:r>
         <w:t xml:space="preserve"> </w:t>
       </w:r>
-      <w:hyperlink r:id="rId76">
+      <w:hyperlink r:id="rId80">
         <w:r>
           <w:rPr>
             <w:rStyle w:val="Hyperlink"/>
@@ -5689,8 +4637,8 @@
         <w:t xml:space="preserve">.</w:t>
       </w:r>
     </w:p>
-    <w:bookmarkEnd w:id="77"/>
-    <w:bookmarkStart w:id="79" w:name="X2622635a1d0cb17575e986ac7fc2f356c2369ea"/>
+    <w:bookmarkEnd w:id="81"/>
+    <w:bookmarkStart w:id="83" w:name="X2622635a1d0cb17575e986ac7fc2f356c2369ea"/>
     <w:p>
       <w:pPr>
         <w:pStyle w:val="Bibliography"/>
@@ -5723,7 +4671,7 @@
       <w:r>
         <w:t xml:space="preserve"> </w:t>
       </w:r>
-      <w:hyperlink r:id="rId78">
+      <w:hyperlink r:id="rId82">
         <w:r>
           <w:rPr>
             <w:rStyle w:val="Hyperlink"/>
@@ -5735,8 +4683,8 @@
         <w:t xml:space="preserve">.</w:t>
       </w:r>
     </w:p>
-    <w:bookmarkEnd w:id="79"/>
-    <w:bookmarkStart w:id="81" w:name="X8e2c8939838df13f010698dd12f887c58598160"/>
+    <w:bookmarkEnd w:id="83"/>
+    <w:bookmarkStart w:id="85" w:name="X8e2c8939838df13f010698dd12f887c58598160"/>
     <w:p>
       <w:pPr>
         <w:pStyle w:val="Bibliography"/>
@@ -5769,7 +4717,7 @@
       <w:r>
         <w:t xml:space="preserve"> </w:t>
       </w:r>
-      <w:hyperlink r:id="rId80">
+      <w:hyperlink r:id="rId84">
         <w:r>
           <w:rPr>
             <w:rStyle w:val="Hyperlink"/>
@@ -5781,8 +4729,8 @@
         <w:t xml:space="preserve">.</w:t>
       </w:r>
     </w:p>
-    <w:bookmarkEnd w:id="81"/>
-    <w:bookmarkStart w:id="83" w:name="ref-simonsohnPcurveKeyFiledrawer2014"/>
+    <w:bookmarkEnd w:id="85"/>
+    <w:bookmarkStart w:id="87" w:name="ref-simonsohnPcurveKeyFiledrawer2014"/>
     <w:p>
       <w:pPr>
         <w:pStyle w:val="Bibliography"/>
@@ -5827,7 +4775,7 @@
       <w:r>
         <w:t xml:space="preserve"> </w:t>
       </w:r>
-      <w:hyperlink r:id="rId82">
+      <w:hyperlink r:id="rId86">
         <w:r>
           <w:rPr>
             <w:rStyle w:val="Hyperlink"/>
@@ -5839,8 +4787,8 @@
         <w:t xml:space="preserve">.</w:t>
       </w:r>
     </w:p>
-    <w:bookmarkEnd w:id="83"/>
-    <w:bookmarkStart w:id="85" w:name="ref-thompsonCovariateAdjustmentHad2015"/>
+    <w:bookmarkEnd w:id="87"/>
+    <w:bookmarkStart w:id="89" w:name="ref-thompsonCovariateAdjustmentHad2015"/>
     <w:p>
       <w:pPr>
         <w:pStyle w:val="Bibliography"/>
@@ -5873,7 +4821,7 @@
       <w:r>
         <w:t xml:space="preserve"> </w:t>
       </w:r>
-      <w:hyperlink r:id="rId84">
+      <w:hyperlink r:id="rId88">
         <w:r>
           <w:rPr>
             <w:rStyle w:val="Hyperlink"/>
@@ -5885,8 +4833,8 @@
         <w:t xml:space="preserve">.</w:t>
       </w:r>
     </w:p>
-    <w:bookmarkEnd w:id="85"/>
-    <w:bookmarkStart w:id="86" w:name="ref-vanbreukelenANCOVAChangeBaseline2006"/>
+    <w:bookmarkEnd w:id="89"/>
+    <w:bookmarkStart w:id="90" w:name="ref-vanbreukelenANCOVAChangeBaseline2006"/>
     <w:p>
       <w:pPr>
         <w:pStyle w:val="Bibliography"/>
@@ -5926,9 +4874,9 @@
         <w:t xml:space="preserve">59: 920–25.</w:t>
       </w:r>
     </w:p>
-    <w:bookmarkEnd w:id="86"/>
-    <w:bookmarkEnd w:id="87"/>
-    <w:bookmarkEnd w:id="88"/>
+    <w:bookmarkEnd w:id="90"/>
+    <w:bookmarkEnd w:id="91"/>
+    <w:bookmarkEnd w:id="92"/>
     <w:sectPr>
       <w:footnotePr>
         <w:numRestart w:val="eachSect"/>
@@ -6270,6 +5218,36 @@
     </w:lvlOverride>
     <w:lvlOverride w:ilvl="8">
       <w:startOverride w:val="4"/>
+    </w:lvlOverride>
+  </w:num>
+  <w:num w:numId="1003">
+    <w:abstractNumId w:val="99411"/>
+    <w:lvlOverride w:ilvl="0">
+      <w:startOverride w:val="1"/>
+    </w:lvlOverride>
+    <w:lvlOverride w:ilvl="1">
+      <w:startOverride w:val="1"/>
+    </w:lvlOverride>
+    <w:lvlOverride w:ilvl="2">
+      <w:startOverride w:val="1"/>
+    </w:lvlOverride>
+    <w:lvlOverride w:ilvl="3">
+      <w:startOverride w:val="1"/>
+    </w:lvlOverride>
+    <w:lvlOverride w:ilvl="4">
+      <w:startOverride w:val="1"/>
+    </w:lvlOverride>
+    <w:lvlOverride w:ilvl="5">
+      <w:startOverride w:val="1"/>
+    </w:lvlOverride>
+    <w:lvlOverride w:ilvl="6">
+      <w:startOverride w:val="1"/>
+    </w:lvlOverride>
+    <w:lvlOverride w:ilvl="7">
+      <w:startOverride w:val="1"/>
+    </w:lvlOverride>
+    <w:lvlOverride w:ilvl="8">
+      <w:startOverride w:val="1"/>
     </w:lvlOverride>
   </w:num>
 </w:numbering>

--- a/index.docx
+++ b/index.docx
@@ -235,7 +235,7 @@
       </w:r>
     </w:p>
     <w:bookmarkEnd w:id="20"/>
-    <w:bookmarkStart w:id="29" w:name="methods"/>
+    <w:bookmarkStart w:id="30" w:name="methods"/>
     <w:p>
       <w:pPr>
         <w:pStyle w:val="Heading1"/>
@@ -1110,7 +1110,7 @@
                     <w:jc w:val="center"/>
                   </w:pPr>
                   <w:r>
-                    <w:t xml:space="preserve">The population parameter for X</w:t>
+                    <w:t xml:space="preserve">The true population parameter for the focal IV</w:t>
                   </w:r>
                 </w:p>
               </w:tc>
@@ -1138,7 +1138,7 @@
                     <w:jc w:val="center"/>
                   </w:pPr>
                   <w:r>
-                    <w:t xml:space="preserve">The number of observations in the sample</w:t>
+                    <w:t xml:space="preserve">The sample size</w:t>
                   </w:r>
                 </w:p>
               </w:tc>
@@ -1166,7 +1166,7 @@
                     <w:jc w:val="center"/>
                   </w:pPr>
                   <w:r>
-                    <w:t xml:space="preserve">The number of covariates</w:t>
+                    <w:t xml:space="preserve">The number of covariates available</w:t>
                   </w:r>
                 </w:p>
               </w:tc>
@@ -1194,7 +1194,7 @@
                     <w:jc w:val="center"/>
                   </w:pPr>
                   <w:r>
-                    <w:t xml:space="preserve">The proportion of "good" covariates</w:t>
+                    <w:t xml:space="preserve">The percentage of covariates with non-zero relationships with the outcome</w:t>
                   </w:r>
                 </w:p>
               </w:tc>
@@ -1222,7 +1222,7 @@
                     <w:jc w:val="center"/>
                   </w:pPr>
                   <w:r>
-                    <w:t xml:space="preserve">The correlation between Y and good covariates</w:t>
+                    <w:t xml:space="preserve">The strength of the relationship between the covariates and Y</w:t>
                   </w:r>
                 </w:p>
               </w:tc>
@@ -1273,7 +1273,7 @@
       </w:hyperlink>
     </w:p>
     <w:bookmarkEnd w:id="26"/>
-    <w:bookmarkStart w:id="28" w:name="data-analytic-plan"/>
+    <w:bookmarkStart w:id="29" w:name="data-analytic-plan"/>
     <w:p>
       <w:pPr>
         <w:pStyle w:val="Heading2"/>
@@ -1573,9 +1573,400 @@
         <w:t xml:space="preserve">for 100 observations where all variables have a mean of 0.</w:t>
       </w:r>
     </w:p>
-    <w:p>
-      <w:pPr>
-        <w:pStyle w:val="BodyText"/>
+    <w:bookmarkStart w:id="28" w:name="annotated-cell-1"/>
+    <w:p>
+      <w:pPr>
+        <w:pStyle w:val="SourceCode"/>
+      </w:pPr>
+      <w:r>
+        <w:rPr>
+          <w:rStyle w:val="NormalTok"/>
+        </w:rPr>
+        <w:t xml:space="preserve">data </w:t>
+      </w:r>
+      <w:r>
+        <w:rPr>
+          <w:rStyle w:val="OtherTok"/>
+        </w:rPr>
+        <w:t xml:space="preserve">&lt;-</w:t>
+      </w:r>
+      <w:r>
+        <w:rPr>
+          <w:rStyle w:val="NormalTok"/>
+        </w:rPr>
+        <w:t xml:space="preserve"> MASS</w:t>
+      </w:r>
+      <w:r>
+        <w:rPr>
+          <w:rStyle w:val="SpecialCharTok"/>
+        </w:rPr>
+        <w:t xml:space="preserve">::</w:t>
+      </w:r>
+      <w:r>
+        <w:rPr>
+          <w:rStyle w:val="FunctionTok"/>
+        </w:rPr>
+        <w:t xml:space="preserve">mvrnorm</w:t>
+      </w:r>
+      <w:r>
+        <w:rPr>
+          <w:rStyle w:val="NormalTok"/>
+        </w:rPr>
+        <w:t xml:space="preserve">(</w:t>
+      </w:r>
+      <w:r>
+        <w:rPr>
+          <w:rStyle w:val="AttributeTok"/>
+        </w:rPr>
+        <w:t xml:space="preserve">n =</w:t>
+      </w:r>
+      <w:r>
+        <w:rPr>
+          <w:rStyle w:val="NormalTok"/>
+        </w:rPr>
+        <w:t xml:space="preserve"> </w:t>
+      </w:r>
+      <w:r>
+        <w:rPr>
+          <w:rStyle w:val="DecValTok"/>
+        </w:rPr>
+        <w:t xml:space="preserve">100</w:t>
+      </w:r>
+      <w:r>
+        <w:rPr>
+          <w:rStyle w:val="NormalTok"/>
+        </w:rPr>
+        <w:t xml:space="preserve">, </w:t>
+      </w:r>
+      <w:r>
+        <w:rPr>
+          <w:rStyle w:val="AttributeTok"/>
+        </w:rPr>
+        <w:t xml:space="preserve">mu =</w:t>
+      </w:r>
+      <w:r>
+        <w:rPr>
+          <w:rStyle w:val="NormalTok"/>
+        </w:rPr>
+        <w:t xml:space="preserve"> </w:t>
+      </w:r>
+      <w:r>
+        <w:rPr>
+          <w:rStyle w:val="FunctionTok"/>
+        </w:rPr>
+        <w:t xml:space="preserve">c</w:t>
+      </w:r>
+      <w:r>
+        <w:rPr>
+          <w:rStyle w:val="NormalTok"/>
+        </w:rPr>
+        <w:t xml:space="preserve">(</w:t>
+      </w:r>
+      <w:r>
+        <w:rPr>
+          <w:rStyle w:val="DecValTok"/>
+        </w:rPr>
+        <w:t xml:space="preserve">0</w:t>
+      </w:r>
+      <w:r>
+        <w:rPr>
+          <w:rStyle w:val="NormalTok"/>
+        </w:rPr>
+        <w:t xml:space="preserve">, </w:t>
+      </w:r>
+      <w:r>
+        <w:rPr>
+          <w:rStyle w:val="DecValTok"/>
+        </w:rPr>
+        <w:t xml:space="preserve">0</w:t>
+      </w:r>
+      <w:r>
+        <w:rPr>
+          <w:rStyle w:val="NormalTok"/>
+        </w:rPr>
+        <w:t xml:space="preserve">, </w:t>
+      </w:r>
+      <w:r>
+        <w:rPr>
+          <w:rStyle w:val="DecValTok"/>
+        </w:rPr>
+        <w:t xml:space="preserve">0</w:t>
+      </w:r>
+      <w:r>
+        <w:rPr>
+          <w:rStyle w:val="NormalTok"/>
+        </w:rPr>
+        <w:t xml:space="preserve">, </w:t>
+      </w:r>
+      <w:r>
+        <w:rPr>
+          <w:rStyle w:val="DecValTok"/>
+        </w:rPr>
+        <w:t xml:space="preserve">0</w:t>
+      </w:r>
+      <w:r>
+        <w:rPr>
+          <w:rStyle w:val="NormalTok"/>
+        </w:rPr>
+        <w:t xml:space="preserve">, </w:t>
+      </w:r>
+      <w:r>
+        <w:rPr>
+          <w:rStyle w:val="DecValTok"/>
+        </w:rPr>
+        <w:t xml:space="preserve">0</w:t>
+      </w:r>
+      <w:r>
+        <w:rPr>
+          <w:rStyle w:val="NormalTok"/>
+        </w:rPr>
+        <w:t xml:space="preserve">), </w:t>
+      </w:r>
+      <w:r>
+        <w:rPr>
+          <w:rStyle w:val="AttributeTok"/>
+        </w:rPr>
+        <w:t xml:space="preserve">Sigma =</w:t>
+      </w:r>
+      <w:r>
+        <w:rPr>
+          <w:rStyle w:val="NormalTok"/>
+        </w:rPr>
+        <w:t xml:space="preserve"> sigma)</w:t>
+      </w:r>
+      <w:r>
+        <w:br/>
+      </w:r>
+      <w:r>
+        <w:br/>
+      </w:r>
+      <w:r>
+        <w:rPr>
+          <w:rStyle w:val="NormalTok"/>
+        </w:rPr>
+        <w:t xml:space="preserve">x </w:t>
+      </w:r>
+      <w:r>
+        <w:rPr>
+          <w:rStyle w:val="OtherTok"/>
+        </w:rPr>
+        <w:t xml:space="preserve">&lt;-</w:t>
+      </w:r>
+      <w:r>
+        <w:rPr>
+          <w:rStyle w:val="NormalTok"/>
+        </w:rPr>
+        <w:t xml:space="preserve"> </w:t>
+      </w:r>
+      <w:r>
+        <w:rPr>
+          <w:rStyle w:val="FunctionTok"/>
+        </w:rPr>
+        <w:t xml:space="preserve">rep</w:t>
+      </w:r>
+      <w:r>
+        <w:rPr>
+          <w:rStyle w:val="NormalTok"/>
+        </w:rPr>
+        <w:t xml:space="preserve">(</w:t>
+      </w:r>
+      <w:r>
+        <w:rPr>
+          <w:rStyle w:val="FunctionTok"/>
+        </w:rPr>
+        <w:t xml:space="preserve">c</w:t>
+      </w:r>
+      <w:r>
+        <w:rPr>
+          <w:rStyle w:val="NormalTok"/>
+        </w:rPr>
+        <w:t xml:space="preserve">(</w:t>
+      </w:r>
+      <w:r>
+        <w:rPr>
+          <w:rStyle w:val="DecValTok"/>
+        </w:rPr>
+        <w:t xml:space="preserve">0</w:t>
+      </w:r>
+      <w:r>
+        <w:rPr>
+          <w:rStyle w:val="NormalTok"/>
+        </w:rPr>
+        <w:t xml:space="preserve">, </w:t>
+      </w:r>
+      <w:r>
+        <w:rPr>
+          <w:rStyle w:val="DecValTok"/>
+        </w:rPr>
+        <w:t xml:space="preserve">1</w:t>
+      </w:r>
+      <w:r>
+        <w:rPr>
+          <w:rStyle w:val="NormalTok"/>
+        </w:rPr>
+        <w:t xml:space="preserve">), </w:t>
+      </w:r>
+      <w:r>
+        <w:rPr>
+          <w:rStyle w:val="AttributeTok"/>
+        </w:rPr>
+        <w:t xml:space="preserve">each =</w:t>
+      </w:r>
+      <w:r>
+        <w:rPr>
+          <w:rStyle w:val="NormalTok"/>
+        </w:rPr>
+        <w:t xml:space="preserve"> </w:t>
+      </w:r>
+      <w:r>
+        <w:rPr>
+          <w:rStyle w:val="DecValTok"/>
+        </w:rPr>
+        <w:t xml:space="preserve">50</w:t>
+      </w:r>
+      <w:r>
+        <w:rPr>
+          <w:rStyle w:val="NormalTok"/>
+        </w:rPr>
+        <w:t xml:space="preserve">)</w:t>
+      </w:r>
+      <w:r>
+        <w:br/>
+      </w:r>
+      <w:r>
+        <w:br/>
+      </w:r>
+      <w:r>
+        <w:rPr>
+          <w:rStyle w:val="NormalTok"/>
+        </w:rPr>
+        <w:t xml:space="preserve">data[, </w:t>
+      </w:r>
+      <w:r>
+        <w:rPr>
+          <w:rStyle w:val="DecValTok"/>
+        </w:rPr>
+        <w:t xml:space="preserve">1</w:t>
+      </w:r>
+      <w:r>
+        <w:rPr>
+          <w:rStyle w:val="NormalTok"/>
+        </w:rPr>
+        <w:t xml:space="preserve">] </w:t>
+      </w:r>
+      <w:r>
+        <w:rPr>
+          <w:rStyle w:val="OtherTok"/>
+        </w:rPr>
+        <w:t xml:space="preserve">&lt;-</w:t>
+      </w:r>
+      <w:r>
+        <w:rPr>
+          <w:rStyle w:val="NormalTok"/>
+        </w:rPr>
+        <w:t xml:space="preserve"> data[, </w:t>
+      </w:r>
+      <w:r>
+        <w:rPr>
+          <w:rStyle w:val="DecValTok"/>
+        </w:rPr>
+        <w:t xml:space="preserve">1</w:t>
+      </w:r>
+      <w:r>
+        <w:rPr>
+          <w:rStyle w:val="NormalTok"/>
+        </w:rPr>
+        <w:t xml:space="preserve">]</w:t>
+      </w:r>
+      <w:r>
+        <w:rPr>
+          <w:rStyle w:val="SpecialCharTok"/>
+        </w:rPr>
+        <w:t xml:space="preserve">+</w:t>
+      </w:r>
+      <w:r>
+        <w:rPr>
+          <w:rStyle w:val="NormalTok"/>
+        </w:rPr>
+        <w:t xml:space="preserve"> .</w:t>
+      </w:r>
+      <w:r>
+        <w:rPr>
+          <w:rStyle w:val="DecValTok"/>
+        </w:rPr>
+        <w:t xml:space="preserve">2</w:t>
+      </w:r>
+      <w:r>
+        <w:rPr>
+          <w:rStyle w:val="NormalTok"/>
+        </w:rPr>
+        <w:t xml:space="preserve"> </w:t>
+      </w:r>
+      <w:r>
+        <w:rPr>
+          <w:rStyle w:val="SpecialCharTok"/>
+        </w:rPr>
+        <w:t xml:space="preserve">*</w:t>
+      </w:r>
+      <w:r>
+        <w:rPr>
+          <w:rStyle w:val="NormalTok"/>
+        </w:rPr>
+        <w:t xml:space="preserve"> x</w:t>
+      </w:r>
+    </w:p>
+    <w:bookmarkEnd w:id="28"/>
+    <w:p>
+      <w:pPr>
+        <w:pStyle w:val="DefinitionTerm"/>
+      </w:pPr>
+      <w:r>
+        <w:t xml:space="preserve">Line 1</w:t>
+      </w:r>
+    </w:p>
+    <w:p>
+      <w:pPr>
+        <w:pStyle w:val="Definition"/>
+      </w:pPr>
+      <w:r>
+        <w:t xml:space="preserve">Generate Y (column 1) and all covariates (columns 2-5) using a multivariate normal distribution with a mean of 0.</w:t>
+      </w:r>
+    </w:p>
+    <w:p>
+      <w:pPr>
+        <w:pStyle w:val="DefinitionTerm"/>
+      </w:pPr>
+      <w:r>
+        <w:t xml:space="preserve">Line 3</w:t>
+      </w:r>
+    </w:p>
+    <w:p>
+      <w:pPr>
+        <w:pStyle w:val="Definition"/>
+      </w:pPr>
+      <w:r>
+        <w:t xml:space="preserve">Create a dichotomous focal independent variable.</w:t>
+      </w:r>
+    </w:p>
+    <w:p>
+      <w:pPr>
+        <w:pStyle w:val="DefinitionTerm"/>
+      </w:pPr>
+      <w:r>
+        <w:t xml:space="preserve">Line 5</w:t>
+      </w:r>
+    </w:p>
+    <w:p>
+      <w:pPr>
+        <w:pStyle w:val="Definition"/>
+      </w:pPr>
+      <w:r>
+        <w:t xml:space="preserve">Add in X effect on Y.</w:t>
+      </w:r>
+    </w:p>
+    <w:p>
+      <w:pPr>
+        <w:pStyle w:val="FirstParagraph"/>
       </w:pPr>
       <w:r>
         <w:rPr>
@@ -1601,43 +1992,7 @@
     </w:p>
     <w:p>
       <w:pPr>
-        <w:pStyle w:val="Compact"/>
-        <w:numPr>
-          <w:ilvl w:val="0"/>
-          <w:numId w:val="1003"/>
-        </w:numPr>
-      </w:pPr>
-      <w:r>
-        <w:t xml:space="preserve">Generate Y (column 1) and all covariates (columns 2-5) using a multivariate normal distribution with a mean of 0.</w:t>
-      </w:r>
-    </w:p>
-    <w:p>
-      <w:pPr>
-        <w:pStyle w:val="Compact"/>
-        <w:numPr>
-          <w:ilvl w:val="0"/>
-          <w:numId w:val="1003"/>
-        </w:numPr>
-      </w:pPr>
-      <w:r>
-        <w:t xml:space="preserve">Create a dichotomous focal independent variable.</w:t>
-      </w:r>
-    </w:p>
-    <w:p>
-      <w:pPr>
-        <w:pStyle w:val="Compact"/>
-        <w:numPr>
-          <w:ilvl w:val="0"/>
-          <w:numId w:val="1003"/>
-        </w:numPr>
-      </w:pPr>
-      <w:r>
-        <w:t xml:space="preserve">Add in X effect on Y.</w:t>
-      </w:r>
-    </w:p>
-    <w:p>
-      <w:pPr>
-        <w:pStyle w:val="FirstParagraph"/>
+        <w:pStyle w:val="BodyText"/>
       </w:pPr>
       <w:r>
         <w:t xml:space="preserve">For research contexts where the population parameter for</w:t>
@@ -1752,9 +2107,9 @@
         <w:t xml:space="preserve"> </w:t>
       </w:r>
     </w:p>
-    <w:bookmarkEnd w:id="28"/>
     <w:bookmarkEnd w:id="29"/>
-    <w:bookmarkStart w:id="60" w:name="results"/>
+    <w:bookmarkEnd w:id="30"/>
+    <w:bookmarkStart w:id="61" w:name="results"/>
     <w:p>
       <w:pPr>
         <w:pStyle w:val="Heading1"/>
@@ -1763,7 +2118,7 @@
         <w:t xml:space="preserve">Results</w:t>
       </w:r>
     </w:p>
-    <w:bookmarkStart w:id="40" w:name="type-i-error"/>
+    <w:bookmarkStart w:id="41" w:name="type-i-error"/>
     <w:p>
       <w:pPr>
         <w:pStyle w:val="Heading2"/>
@@ -1887,7 +2242,7 @@
       <w:tr>
         <w:tc>
           <w:tcPr/>
-          <w:bookmarkStart w:id="33" w:name="fig-bar-1"/>
+          <w:bookmarkStart w:id="34" w:name="fig-bar-1"/>
           <w:p>
             <w:pPr>
               <w:pStyle w:val="Compact"/>
@@ -1898,18 +2253,18 @@
                 <wp:inline>
                   <wp:extent cx="5334000" cy="3048000"/>
                   <wp:effectExtent b="0" l="0" r="0" t="0"/>
-                  <wp:docPr descr="" title="" id="31" name="Picture"/>
+                  <wp:docPr descr="" title="" id="32" name="Picture"/>
                   <a:graphic>
                     <a:graphicData uri="http://schemas.openxmlformats.org/drawingml/2006/picture">
                       <pic:pic>
                         <pic:nvPicPr>
-                          <pic:cNvPr descr="index_files/figure-docx/notebooks-mak_figures-fig-bar-1-output-1.png" id="32" name="Picture"/>
+                          <pic:cNvPr descr="index_files/figure-docx/notebooks-mak_figures-fig-bar-1-output-1.png" id="33" name="Picture"/>
                           <pic:cNvPicPr>
                             <a:picLocks noChangeArrowheads="1" noChangeAspect="1"/>
                           </pic:cNvPicPr>
                         </pic:nvPicPr>
                         <pic:blipFill>
-                          <a:blip r:embed="rId30"/>
+                          <a:blip r:embed="rId31"/>
                           <a:stretch>
                             <a:fillRect/>
                           </a:stretch>
@@ -1949,7 +2304,7 @@
               <w:t xml:space="preserve">Figure 1: Type I Error by Method. Average type I error rate across all research contexts is displayed for each method separately by color. A priori selection methods are on the left, data-driven selection methods are on the right. Striped shading indicates data-driven selection methods that do not control for X.</w:t>
             </w:r>
           </w:p>
-          <w:bookmarkEnd w:id="33"/>
+          <w:bookmarkEnd w:id="34"/>
         </w:tc>
       </w:tr>
     </w:tbl>
@@ -1969,7 +2324,7 @@
         </w:rPr>
         <w:t xml:space="preserve"> </w:t>
       </w:r>
-      <w:hyperlink r:id="rId34">
+      <w:hyperlink r:id="rId35">
         <w:r>
           <w:rPr>
             <w:rStyle w:val="Hyperlink"/>
@@ -2201,7 +2556,7 @@
       <w:tr>
         <w:tc>
           <w:tcPr/>
-          <w:bookmarkStart w:id="38" w:name="fig-type1-panel"/>
+          <w:bookmarkStart w:id="39" w:name="fig-type1-panel"/>
           <w:p>
             <w:pPr>
               <w:pStyle w:val="Compact"/>
@@ -2212,18 +2567,18 @@
                 <wp:inline>
                   <wp:extent cx="5334000" cy="4000499"/>
                   <wp:effectExtent b="0" l="0" r="0" t="0"/>
-                  <wp:docPr descr="" title="" id="36" name="Picture"/>
+                  <wp:docPr descr="" title="" id="37" name="Picture"/>
                   <a:graphic>
                     <a:graphicData uri="http://schemas.openxmlformats.org/drawingml/2006/picture">
                       <pic:pic>
                         <pic:nvPicPr>
-                          <pic:cNvPr descr="index_files/figure-docx/notebooks-mak_figures-fig-type1-panel-output-1.png" id="37" name="Picture"/>
+                          <pic:cNvPr descr="index_files/figure-docx/notebooks-mak_figures-fig-type1-panel-output-1.png" id="38" name="Picture"/>
                           <pic:cNvPicPr>
                             <a:picLocks noChangeArrowheads="1" noChangeAspect="1"/>
                           </pic:cNvPicPr>
                         </pic:nvPicPr>
                         <pic:blipFill>
-                          <a:blip r:embed="rId35"/>
+                          <a:blip r:embed="rId36"/>
                           <a:stretch>
                             <a:fillRect/>
                           </a:stretch>
@@ -2263,7 +2618,7 @@
               <w:t xml:space="preserve">Figure 2: Type I error by method and research context. Plots are paneled by aspects of the research context (number of observations, number of covariates, proportion of good covariates, and Y-covariate correlation strength). Methods are displayed separately by color. Data-driven correlation selection methods that control for X are depicted as dashed lines.</w:t>
             </w:r>
           </w:p>
-          <w:bookmarkEnd w:id="38"/>
+          <w:bookmarkEnd w:id="39"/>
         </w:tc>
       </w:tr>
     </w:tbl>
@@ -2283,7 +2638,7 @@
         </w:rPr>
         <w:t xml:space="preserve"> </w:t>
       </w:r>
-      <w:hyperlink r:id="rId39">
+      <w:hyperlink r:id="rId40">
         <w:r>
           <w:rPr>
             <w:rStyle w:val="Hyperlink"/>
@@ -2293,8 +2648,8 @@
         </w:r>
       </w:hyperlink>
     </w:p>
-    <w:bookmarkEnd w:id="40"/>
-    <w:bookmarkStart w:id="51" w:name="type-ii-error"/>
+    <w:bookmarkEnd w:id="41"/>
+    <w:bookmarkStart w:id="52" w:name="type-ii-error"/>
     <w:p>
       <w:pPr>
         <w:pStyle w:val="Heading2"/>
@@ -2523,7 +2878,7 @@
       <w:tr>
         <w:tc>
           <w:tcPr/>
-          <w:bookmarkStart w:id="44" w:name="fig-bar-2"/>
+          <w:bookmarkStart w:id="45" w:name="fig-bar-2"/>
           <w:p>
             <w:pPr>
               <w:pStyle w:val="Compact"/>
@@ -2534,18 +2889,18 @@
                 <wp:inline>
                   <wp:extent cx="5334000" cy="3048000"/>
                   <wp:effectExtent b="0" l="0" r="0" t="0"/>
-                  <wp:docPr descr="" title="" id="42" name="Picture"/>
+                  <wp:docPr descr="" title="" id="43" name="Picture"/>
                   <a:graphic>
                     <a:graphicData uri="http://schemas.openxmlformats.org/drawingml/2006/picture">
                       <pic:pic>
                         <pic:nvPicPr>
-                          <pic:cNvPr descr="index_files/figure-docx/notebooks-mak_figures-fig-bar-2-output-1.png" id="43" name="Picture"/>
+                          <pic:cNvPr descr="index_files/figure-docx/notebooks-mak_figures-fig-bar-2-output-1.png" id="44" name="Picture"/>
                           <pic:cNvPicPr>
                             <a:picLocks noChangeArrowheads="1" noChangeAspect="1"/>
                           </pic:cNvPicPr>
                         </pic:nvPicPr>
                         <pic:blipFill>
-                          <a:blip r:embed="rId41"/>
+                          <a:blip r:embed="rId42"/>
                           <a:stretch>
                             <a:fillRect/>
                           </a:stretch>
@@ -2585,7 +2940,7 @@
               <w:t xml:space="preserve">Figure 3: Type II Error by Method. Average type II error rate across all research settings is displayed for each method separately by color. A priori selection methods are on the left, data-driven selection methods are on the right. Striped shading indicates data-driven selection methods that do not control for X.</w:t>
             </w:r>
           </w:p>
-          <w:bookmarkEnd w:id="44"/>
+          <w:bookmarkEnd w:id="45"/>
         </w:tc>
       </w:tr>
     </w:tbl>
@@ -2605,7 +2960,7 @@
         </w:rPr>
         <w:t xml:space="preserve"> </w:t>
       </w:r>
-      <w:hyperlink r:id="rId45">
+      <w:hyperlink r:id="rId46">
         <w:r>
           <w:rPr>
             <w:rStyle w:val="Hyperlink"/>
@@ -2708,7 +3063,7 @@
       <w:tr>
         <w:tc>
           <w:tcPr/>
-          <w:bookmarkStart w:id="49" w:name="fig-panel-2"/>
+          <w:bookmarkStart w:id="50" w:name="fig-panel-2"/>
           <w:p>
             <w:pPr>
               <w:pStyle w:val="Compact"/>
@@ -2719,18 +3074,18 @@
                 <wp:inline>
                   <wp:extent cx="5334000" cy="6400800"/>
                   <wp:effectExtent b="0" l="0" r="0" t="0"/>
-                  <wp:docPr descr="" title="" id="47" name="Picture"/>
+                  <wp:docPr descr="" title="" id="48" name="Picture"/>
                   <a:graphic>
                     <a:graphicData uri="http://schemas.openxmlformats.org/drawingml/2006/picture">
                       <pic:pic>
                         <pic:nvPicPr>
-                          <pic:cNvPr descr="index_files/figure-docx/notebooks-mak_figures-fig-panel-2-output-1.png" id="48" name="Picture"/>
+                          <pic:cNvPr descr="index_files/figure-docx/notebooks-mak_figures-fig-panel-2-output-1.png" id="49" name="Picture"/>
                           <pic:cNvPicPr>
                             <a:picLocks noChangeArrowheads="1" noChangeAspect="1"/>
                           </pic:cNvPicPr>
                         </pic:nvPicPr>
                         <pic:blipFill>
-                          <a:blip r:embed="rId46"/>
+                          <a:blip r:embed="rId47"/>
                           <a:stretch>
                             <a:fillRect/>
                           </a:stretch>
@@ -2770,7 +3125,7 @@
               <w:t xml:space="preserve">Figure 4: Type II error by method and research context. Plots are paneled by aspects of the research context (number of observations, number of covariates, proportion of good covariates, and Y-covariate correlation strength, and population parameter for X). Methods are displayed separately by color. Data-driven correlation selection methods that control for X are depicted as dashed lines.</w:t>
             </w:r>
           </w:p>
-          <w:bookmarkEnd w:id="49"/>
+          <w:bookmarkEnd w:id="50"/>
         </w:tc>
       </w:tr>
     </w:tbl>
@@ -2790,7 +3145,7 @@
         </w:rPr>
         <w:t xml:space="preserve"> </w:t>
       </w:r>
-      <w:hyperlink r:id="rId50">
+      <w:hyperlink r:id="rId51">
         <w:r>
           <w:rPr>
             <w:rStyle w:val="Hyperlink"/>
@@ -2800,8 +3155,8 @@
         </w:r>
       </w:hyperlink>
     </w:p>
-    <w:bookmarkEnd w:id="51"/>
-    <w:bookmarkStart w:id="59" w:name="parameter-estimates"/>
+    <w:bookmarkEnd w:id="52"/>
+    <w:bookmarkStart w:id="60" w:name="parameter-estimates"/>
     <w:p>
       <w:pPr>
         <w:pStyle w:val="Heading2"/>
@@ -2977,7 +3332,7 @@
       <w:tr>
         <w:tc>
           <w:tcPr/>
-          <w:bookmarkStart w:id="52" w:name="tbl-est"/>
+          <w:bookmarkStart w:id="53" w:name="tbl-est"/>
           <w:p>
             <w:pPr>
               <w:jc w:val="center"/>
@@ -3608,7 +3963,7 @@
               </w:tc>
             </w:tr>
           </w:tbl>
-          <w:bookmarkEnd w:id="52"/>
+          <w:bookmarkEnd w:id="53"/>
           <w:p/>
         </w:tc>
       </w:tr>
@@ -3629,7 +3984,7 @@
         </w:rPr>
         <w:t xml:space="preserve"> </w:t>
       </w:r>
-      <w:hyperlink r:id="rId53">
+      <w:hyperlink r:id="rId54">
         <w:r>
           <w:rPr>
             <w:rStyle w:val="Hyperlink"/>
@@ -3652,7 +4007,7 @@
       <w:tr>
         <w:tc>
           <w:tcPr/>
-          <w:bookmarkStart w:id="57" w:name="fig-distribution-bx"/>
+          <w:bookmarkStart w:id="58" w:name="fig-distribution-bx"/>
           <w:p>
             <w:pPr>
               <w:pStyle w:val="Compact"/>
@@ -3663,18 +4018,18 @@
                 <wp:inline>
                   <wp:extent cx="5334000" cy="6096000"/>
                   <wp:effectExtent b="0" l="0" r="0" t="0"/>
-                  <wp:docPr descr="" title="" id="55" name="Picture"/>
+                  <wp:docPr descr="" title="" id="56" name="Picture"/>
                   <a:graphic>
                     <a:graphicData uri="http://schemas.openxmlformats.org/drawingml/2006/picture">
                       <pic:pic>
                         <pic:nvPicPr>
-                          <pic:cNvPr descr="index_files/figure-docx/notebooks-mak_figures-fig-distribution-bx-output-1.png" id="56" name="Picture"/>
+                          <pic:cNvPr descr="index_files/figure-docx/notebooks-mak_figures-fig-distribution-bx-output-1.png" id="57" name="Picture"/>
                           <pic:cNvPicPr>
                             <a:picLocks noChangeArrowheads="1" noChangeAspect="1"/>
                           </pic:cNvPicPr>
                         </pic:nvPicPr>
                         <pic:blipFill>
-                          <a:blip r:embed="rId54"/>
+                          <a:blip r:embed="rId55"/>
                           <a:stretch>
                             <a:fillRect/>
                           </a:stretch>
@@ -3714,7 +4069,7 @@
               <w:t xml:space="preserve">Figure 5: Sampling Distribution for Population Parameter Estimates.</w:t>
             </w:r>
           </w:p>
-          <w:bookmarkEnd w:id="57"/>
+          <w:bookmarkEnd w:id="58"/>
         </w:tc>
       </w:tr>
     </w:tbl>
@@ -3734,7 +4089,7 @@
         </w:rPr>
         <w:t xml:space="preserve"> </w:t>
       </w:r>
-      <w:hyperlink r:id="rId58">
+      <w:hyperlink r:id="rId59">
         <w:r>
           <w:rPr>
             <w:rStyle w:val="Hyperlink"/>
@@ -3744,9 +4099,9 @@
         </w:r>
       </w:hyperlink>
     </w:p>
-    <w:bookmarkEnd w:id="59"/>
     <w:bookmarkEnd w:id="60"/>
-    <w:bookmarkStart w:id="61" w:name="discussion"/>
+    <w:bookmarkEnd w:id="61"/>
+    <w:bookmarkStart w:id="62" w:name="discussion"/>
     <w:p>
       <w:pPr>
         <w:pStyle w:val="Heading1"/>
@@ -4096,8 +4451,8 @@
         <w:t xml:space="preserve">cannot be manipulated (e.g., controlling for gender when looking at the effects of parenting style on child school performance). This use of covariates, however, is complicated and covariates must be selected carefully based on theory and causal structure. Unfortunately, controlling for a confounding variable is also not as strong as people tend to believe. Controlling for a confounding variable with a covariate does not fully eliminate its influence but removes the partial effect on the outcome measurable by the model. Given the complex nature of these types of covariates, we considered them to fall outside the scope of the current paper and we plan to address them in a future simulation paper.</w:t>
       </w:r>
     </w:p>
-    <w:bookmarkEnd w:id="61"/>
-    <w:bookmarkStart w:id="92" w:name="references"/>
+    <w:bookmarkEnd w:id="62"/>
+    <w:bookmarkStart w:id="93" w:name="references"/>
     <w:p>
       <w:pPr>
         <w:pStyle w:val="Heading1"/>
@@ -4106,8 +4461,8 @@
         <w:t xml:space="preserve">References</w:t>
       </w:r>
     </w:p>
-    <w:bookmarkStart w:id="91" w:name="refs"/>
-    <w:bookmarkStart w:id="63" w:name="ref-beachChoosingCovariatesAnalysis1989"/>
+    <w:bookmarkStart w:id="92" w:name="refs"/>
+    <w:bookmarkStart w:id="64" w:name="ref-beachChoosingCovariatesAnalysis1989"/>
     <w:p>
       <w:pPr>
         <w:pStyle w:val="Bibliography"/>
@@ -4140,7 +4495,7 @@
       <w:r>
         <w:t xml:space="preserve"> </w:t>
       </w:r>
-      <w:hyperlink r:id="rId62">
+      <w:hyperlink r:id="rId63">
         <w:r>
           <w:rPr>
             <w:rStyle w:val="Hyperlink"/>
@@ -4152,8 +4507,8 @@
         <w:t xml:space="preserve">.</w:t>
       </w:r>
     </w:p>
-    <w:bookmarkEnd w:id="63"/>
-    <w:bookmarkStart w:id="65" w:name="ref-buttonPowerFailureWhy2013"/>
+    <w:bookmarkEnd w:id="64"/>
+    <w:bookmarkStart w:id="66" w:name="ref-buttonPowerFailureWhy2013"/>
     <w:p>
       <w:pPr>
         <w:pStyle w:val="Bibliography"/>
@@ -4186,7 +4541,7 @@
       <w:r>
         <w:t xml:space="preserve"> </w:t>
       </w:r>
-      <w:hyperlink r:id="rId64">
+      <w:hyperlink r:id="rId65">
         <w:r>
           <w:rPr>
             <w:rStyle w:val="Hyperlink"/>
@@ -4198,8 +4553,8 @@
         <w:t xml:space="preserve">.</w:t>
       </w:r>
     </w:p>
-    <w:bookmarkEnd w:id="65"/>
-    <w:bookmarkStart w:id="67" w:name="ref-chtc"/>
+    <w:bookmarkEnd w:id="66"/>
+    <w:bookmarkStart w:id="68" w:name="ref-chtc"/>
     <w:p>
       <w:pPr>
         <w:pStyle w:val="Bibliography"/>
@@ -4222,7 +4577,7 @@
       <w:r>
         <w:t xml:space="preserve"> </w:t>
       </w:r>
-      <w:hyperlink r:id="rId66">
+      <w:hyperlink r:id="rId67">
         <w:r>
           <w:rPr>
             <w:rStyle w:val="Hyperlink"/>
@@ -4234,8 +4589,8 @@
         <w:t xml:space="preserve">.</w:t>
       </w:r>
     </w:p>
-    <w:bookmarkEnd w:id="67"/>
-    <w:bookmarkStart w:id="69" w:name="X7184952359760f4d1a5486dd020a7850c2f64c7"/>
+    <w:bookmarkEnd w:id="68"/>
+    <w:bookmarkStart w:id="70" w:name="X7184952359760f4d1a5486dd020a7850c2f64c7"/>
     <w:p>
       <w:pPr>
         <w:pStyle w:val="Bibliography"/>
@@ -4280,7 +4635,7 @@
       <w:r>
         <w:t xml:space="preserve"> </w:t>
       </w:r>
-      <w:hyperlink r:id="rId68">
+      <w:hyperlink r:id="rId69">
         <w:r>
           <w:rPr>
             <w:rStyle w:val="Hyperlink"/>
@@ -4292,8 +4647,8 @@
         <w:t xml:space="preserve">.</w:t>
       </w:r>
     </w:p>
-    <w:bookmarkEnd w:id="69"/>
-    <w:bookmarkStart w:id="70" w:name="ref-cohenStatisticalPowerAnalysis1988"/>
+    <w:bookmarkEnd w:id="70"/>
+    <w:bookmarkStart w:id="71" w:name="ref-cohenStatisticalPowerAnalysis1988"/>
     <w:p>
       <w:pPr>
         <w:pStyle w:val="Bibliography"/>
@@ -4357,8 +4712,8 @@
         <w:t xml:space="preserve">. 2 edition. Hillsdale, N.J: Routledge.</w:t>
       </w:r>
     </w:p>
-    <w:bookmarkEnd w:id="70"/>
-    <w:bookmarkStart w:id="71" w:name="ref-cohenPowerPrimer1992"/>
+    <w:bookmarkEnd w:id="71"/>
+    <w:bookmarkStart w:id="72" w:name="ref-cohenPowerPrimer1992"/>
     <w:p>
       <w:pPr>
         <w:pStyle w:val="Bibliography"/>
@@ -4389,8 +4744,8 @@
         <w:t xml:space="preserve">112 (1): 155–59.</w:t>
       </w:r>
     </w:p>
-    <w:bookmarkEnd w:id="71"/>
-    <w:bookmarkStart w:id="73" w:name="ref-egbewaleBiasPrecisionStatistical2014"/>
+    <w:bookmarkEnd w:id="72"/>
+    <w:bookmarkStart w:id="74" w:name="ref-egbewaleBiasPrecisionStatistical2014"/>
     <w:p>
       <w:pPr>
         <w:pStyle w:val="Bibliography"/>
@@ -4423,7 +4778,7 @@
       <w:r>
         <w:t xml:space="preserve"> </w:t>
       </w:r>
-      <w:hyperlink r:id="rId72">
+      <w:hyperlink r:id="rId73">
         <w:r>
           <w:rPr>
             <w:rStyle w:val="Hyperlink"/>
@@ -4435,8 +4790,8 @@
         <w:t xml:space="preserve">.</w:t>
       </w:r>
     </w:p>
-    <w:bookmarkEnd w:id="73"/>
-    <w:bookmarkStart w:id="75" w:name="X2f0269178ca78ed63e1136f742f04d81b1fa6ea"/>
+    <w:bookmarkEnd w:id="74"/>
+    <w:bookmarkStart w:id="76" w:name="X2f0269178ca78ed63e1136f742f04d81b1fa6ea"/>
     <w:p>
       <w:pPr>
         <w:pStyle w:val="Bibliography"/>
@@ -4487,7 +4842,7 @@
       <w:r>
         <w:t xml:space="preserve"> </w:t>
       </w:r>
-      <w:hyperlink r:id="rId74">
+      <w:hyperlink r:id="rId75">
         <w:r>
           <w:rPr>
             <w:rStyle w:val="Hyperlink"/>
@@ -4499,8 +4854,8 @@
         <w:t xml:space="preserve">.</w:t>
       </w:r>
     </w:p>
-    <w:bookmarkEnd w:id="75"/>
-    <w:bookmarkStart w:id="77" w:name="X1d510f5e635c9bb1fe85b2bd18ed5a6e27b856d"/>
+    <w:bookmarkEnd w:id="76"/>
+    <w:bookmarkStart w:id="78" w:name="X1d510f5e635c9bb1fe85b2bd18ed5a6e27b856d"/>
     <w:p>
       <w:pPr>
         <w:pStyle w:val="Bibliography"/>
@@ -4533,7 +4888,7 @@
       <w:r>
         <w:t xml:space="preserve"> </w:t>
       </w:r>
-      <w:hyperlink r:id="rId76">
+      <w:hyperlink r:id="rId77">
         <w:r>
           <w:rPr>
             <w:rStyle w:val="Hyperlink"/>
@@ -4545,8 +4900,8 @@
         <w:t xml:space="preserve">.</w:t>
       </w:r>
     </w:p>
-    <w:bookmarkEnd w:id="77"/>
-    <w:bookmarkStart w:id="79" w:name="ref-ioannidisWhyMostPublished2005"/>
+    <w:bookmarkEnd w:id="78"/>
+    <w:bookmarkStart w:id="80" w:name="ref-ioannidisWhyMostPublished2005"/>
     <w:p>
       <w:pPr>
         <w:pStyle w:val="Bibliography"/>
@@ -4579,7 +4934,7 @@
       <w:r>
         <w:t xml:space="preserve"> </w:t>
       </w:r>
-      <w:hyperlink r:id="rId78">
+      <w:hyperlink r:id="rId79">
         <w:r>
           <w:rPr>
             <w:rStyle w:val="Hyperlink"/>
@@ -4591,8 +4946,8 @@
         <w:t xml:space="preserve">.</w:t>
       </w:r>
     </w:p>
-    <w:bookmarkEnd w:id="79"/>
-    <w:bookmarkStart w:id="81" w:name="ref-kahanRisksRewardsCovariate2014"/>
+    <w:bookmarkEnd w:id="80"/>
+    <w:bookmarkStart w:id="82" w:name="ref-kahanRisksRewardsCovariate2014"/>
     <w:p>
       <w:pPr>
         <w:pStyle w:val="Bibliography"/>
@@ -4625,7 +4980,7 @@
       <w:r>
         <w:t xml:space="preserve"> </w:t>
       </w:r>
-      <w:hyperlink r:id="rId80">
+      <w:hyperlink r:id="rId81">
         <w:r>
           <w:rPr>
             <w:rStyle w:val="Hyperlink"/>
@@ -4637,8 +4992,8 @@
         <w:t xml:space="preserve">.</w:t>
       </w:r>
     </w:p>
-    <w:bookmarkEnd w:id="81"/>
-    <w:bookmarkStart w:id="83" w:name="X2622635a1d0cb17575e986ac7fc2f356c2369ea"/>
+    <w:bookmarkEnd w:id="82"/>
+    <w:bookmarkStart w:id="84" w:name="X2622635a1d0cb17575e986ac7fc2f356c2369ea"/>
     <w:p>
       <w:pPr>
         <w:pStyle w:val="Bibliography"/>
@@ -4671,7 +5026,7 @@
       <w:r>
         <w:t xml:space="preserve"> </w:t>
       </w:r>
-      <w:hyperlink r:id="rId82">
+      <w:hyperlink r:id="rId83">
         <w:r>
           <w:rPr>
             <w:rStyle w:val="Hyperlink"/>
@@ -4683,8 +5038,8 @@
         <w:t xml:space="preserve">.</w:t>
       </w:r>
     </w:p>
-    <w:bookmarkEnd w:id="83"/>
-    <w:bookmarkStart w:id="85" w:name="X8e2c8939838df13f010698dd12f887c58598160"/>
+    <w:bookmarkEnd w:id="84"/>
+    <w:bookmarkStart w:id="86" w:name="X8e2c8939838df13f010698dd12f887c58598160"/>
     <w:p>
       <w:pPr>
         <w:pStyle w:val="Bibliography"/>
@@ -4717,7 +5072,7 @@
       <w:r>
         <w:t xml:space="preserve"> </w:t>
       </w:r>
-      <w:hyperlink r:id="rId84">
+      <w:hyperlink r:id="rId85">
         <w:r>
           <w:rPr>
             <w:rStyle w:val="Hyperlink"/>
@@ -4729,8 +5084,8 @@
         <w:t xml:space="preserve">.</w:t>
       </w:r>
     </w:p>
-    <w:bookmarkEnd w:id="85"/>
-    <w:bookmarkStart w:id="87" w:name="ref-simonsohnPcurveKeyFiledrawer2014"/>
+    <w:bookmarkEnd w:id="86"/>
+    <w:bookmarkStart w:id="88" w:name="ref-simonsohnPcurveKeyFiledrawer2014"/>
     <w:p>
       <w:pPr>
         <w:pStyle w:val="Bibliography"/>
@@ -4775,7 +5130,7 @@
       <w:r>
         <w:t xml:space="preserve"> </w:t>
       </w:r>
-      <w:hyperlink r:id="rId86">
+      <w:hyperlink r:id="rId87">
         <w:r>
           <w:rPr>
             <w:rStyle w:val="Hyperlink"/>
@@ -4787,8 +5142,8 @@
         <w:t xml:space="preserve">.</w:t>
       </w:r>
     </w:p>
-    <w:bookmarkEnd w:id="87"/>
-    <w:bookmarkStart w:id="89" w:name="ref-thompsonCovariateAdjustmentHad2015"/>
+    <w:bookmarkEnd w:id="88"/>
+    <w:bookmarkStart w:id="90" w:name="ref-thompsonCovariateAdjustmentHad2015"/>
     <w:p>
       <w:pPr>
         <w:pStyle w:val="Bibliography"/>
@@ -4821,7 +5176,7 @@
       <w:r>
         <w:t xml:space="preserve"> </w:t>
       </w:r>
-      <w:hyperlink r:id="rId88">
+      <w:hyperlink r:id="rId89">
         <w:r>
           <w:rPr>
             <w:rStyle w:val="Hyperlink"/>
@@ -4833,8 +5188,8 @@
         <w:t xml:space="preserve">.</w:t>
       </w:r>
     </w:p>
-    <w:bookmarkEnd w:id="89"/>
-    <w:bookmarkStart w:id="90" w:name="ref-vanbreukelenANCOVAChangeBaseline2006"/>
+    <w:bookmarkEnd w:id="90"/>
+    <w:bookmarkStart w:id="91" w:name="ref-vanbreukelenANCOVAChangeBaseline2006"/>
     <w:p>
       <w:pPr>
         <w:pStyle w:val="Bibliography"/>
@@ -4874,9 +5229,9 @@
         <w:t xml:space="preserve">59: 920–25.</w:t>
       </w:r>
     </w:p>
-    <w:bookmarkEnd w:id="90"/>
     <w:bookmarkEnd w:id="91"/>
     <w:bookmarkEnd w:id="92"/>
+    <w:bookmarkEnd w:id="93"/>
     <w:sectPr>
       <w:footnotePr>
         <w:numRestart w:val="eachSect"/>
@@ -5218,36 +5573,6 @@
     </w:lvlOverride>
     <w:lvlOverride w:ilvl="8">
       <w:startOverride w:val="4"/>
-    </w:lvlOverride>
-  </w:num>
-  <w:num w:numId="1003">
-    <w:abstractNumId w:val="99411"/>
-    <w:lvlOverride w:ilvl="0">
-      <w:startOverride w:val="1"/>
-    </w:lvlOverride>
-    <w:lvlOverride w:ilvl="1">
-      <w:startOverride w:val="1"/>
-    </w:lvlOverride>
-    <w:lvlOverride w:ilvl="2">
-      <w:startOverride w:val="1"/>
-    </w:lvlOverride>
-    <w:lvlOverride w:ilvl="3">
-      <w:startOverride w:val="1"/>
-    </w:lvlOverride>
-    <w:lvlOverride w:ilvl="4">
-      <w:startOverride w:val="1"/>
-    </w:lvlOverride>
-    <w:lvlOverride w:ilvl="5">
-      <w:startOverride w:val="1"/>
-    </w:lvlOverride>
-    <w:lvlOverride w:ilvl="6">
-      <w:startOverride w:val="1"/>
-    </w:lvlOverride>
-    <w:lvlOverride w:ilvl="7">
-      <w:startOverride w:val="1"/>
-    </w:lvlOverride>
-    <w:lvlOverride w:ilvl="8">
-      <w:startOverride w:val="1"/>
     </w:lvlOverride>
   </w:num>
 </w:numbering>

--- a/index.docx
+++ b/index.docx
@@ -235,7 +235,7 @@
       </w:r>
     </w:p>
     <w:bookmarkEnd w:id="20"/>
-    <w:bookmarkStart w:id="30" w:name="methods"/>
+    <w:bookmarkStart w:id="31" w:name="methods"/>
     <w:p>
       <w:pPr>
         <w:pStyle w:val="Heading1"/>
@@ -331,7 +331,8 @@
           <w:tbl>
             <w:tblPr>
               <w:tblStyle w:val="Table"/>
-              <w:tblW w:type="auto" w:w="0"/>
+              <w:tblW w:type="pct" w:w="5000"/>
+              <w:tblLayout w:type="fixed"/>
               <w:tblLook w:firstRow="1" w:lastRow="1" w:firstColumn="0" w:lastColumn="0" w:noHBand="0" w:noVBand="0" w:val="0020"/>
             </w:tblPr>
             <w:tblGrid>
@@ -488,7 +489,25 @@
                     <w:jc w:val="center"/>
                   </w:pPr>
                   <w:r>
-                    <w:t xml:space="preserve">Y ~ X + C_1, Y ~ X + C_2, ..., Y ~ X + C_k</w:t>
+                    <w:t xml:space="preserve">Y ~ X + C_1</w:t>
+                  </w:r>
+                  <w:r>
+                    <w:br/>
+                  </w:r>
+                  <w:r>
+                    <w:t xml:space="preserve">Y ~ X + C_2</w:t>
+                  </w:r>
+                  <w:r>
+                    <w:br/>
+                  </w:r>
+                  <w:r>
+                    <w:br/>
+                  </w:r>
+                  <w:r>
+                    <w:rPr>
+                      <w:u w:val="single"/>
+                    </w:rPr>
+                    <w:t xml:space="preserve">Y ~ X + C_k</w:t>
                   </w:r>
                 </w:p>
               </w:tc>
@@ -529,7 +548,25 @@
                     <w:jc w:val="center"/>
                   </w:pPr>
                   <w:r>
-                    <w:t xml:space="preserve">Y ~ C_1, Y ~ C_2, ..., Y ~ C_k</w:t>
+                    <w:t xml:space="preserve">Y ~ C_1</w:t>
+                  </w:r>
+                  <w:r>
+                    <w:br/>
+                  </w:r>
+                  <w:r>
+                    <w:t xml:space="preserve">Y ~ C_2</w:t>
+                  </w:r>
+                  <w:r>
+                    <w:br/>
+                  </w:r>
+                  <w:r>
+                    <w:br/>
+                  </w:r>
+                  <w:r>
+                    <w:rPr>
+                      <w:u w:val="single"/>
+                    </w:rPr>
+                    <w:t xml:space="preserve">Y ~ C_k</w:t>
                   </w:r>
                 </w:p>
               </w:tc>
@@ -570,7 +607,25 @@
                     <w:jc w:val="center"/>
                   </w:pPr>
                   <w:r>
-                    <w:t xml:space="preserve">Y ~ X + C_1, Y ~ X + C_2, ..., Y ~ X + C_k</w:t>
+                    <w:t xml:space="preserve">Y ~ X + C_1</w:t>
+                  </w:r>
+                  <w:r>
+                    <w:br/>
+                  </w:r>
+                  <w:r>
+                    <w:t xml:space="preserve">Y ~ X + C_2</w:t>
+                  </w:r>
+                  <w:r>
+                    <w:br/>
+                  </w:r>
+                  <w:r>
+                    <w:br/>
+                  </w:r>
+                  <w:r>
+                    <w:rPr>
+                      <w:u w:val="single"/>
+                    </w:rPr>
+                    <w:t xml:space="preserve">Y ~ X + C_k</w:t>
                   </w:r>
                 </w:p>
               </w:tc>
@@ -693,7 +748,7 @@
                     <w:jc w:val="center"/>
                   </w:pPr>
                   <w:r>
-                    <w:t xml:space="preserve">Y ~ C_1 + C_2 + ... + C_k with lambda penalty applied to all covariates</w:t>
+                    <w:t xml:space="preserve">Y ~ C_1 + C_2 + ... + C_k w/lambda penalty applied to all covariates</w:t>
                   </w:r>
                 </w:p>
               </w:tc>
@@ -734,7 +789,7 @@
                     <w:jc w:val="center"/>
                   </w:pPr>
                   <w:r>
-                    <w:t xml:space="preserve">Y ~ X + C_1 + C_2 ... + C_k with lambda penalty applied to all covariates</w:t>
+                    <w:t xml:space="preserve">Y ~ X + C_1 + C_2 ... + C_k w/lambda penalty applied to all covariates</w:t>
                   </w:r>
                 </w:p>
               </w:tc>
@@ -1273,7 +1328,7 @@
       </w:hyperlink>
     </w:p>
     <w:bookmarkEnd w:id="26"/>
-    <w:bookmarkStart w:id="29" w:name="data-analytic-plan"/>
+    <w:bookmarkStart w:id="30" w:name="data-analytic-plan"/>
     <w:p>
       <w:pPr>
         <w:pStyle w:val="Heading2"/>
@@ -2101,15 +2156,26 @@
         <w:t xml:space="preserve"> </w:t>
       </w:r>
       <w:r>
-        <w:t xml:space="preserve">across research contexts for each method, separately by true effect size (0, 0.2, and 0.5). An interactive detailed dashboard of average error rates for all combinations of research context variables is accessible through our OSF page (https://osf.io/zh5gn/).</w:t>
-      </w:r>
-      <w:r>
-        <w:t xml:space="preserve"> </w:t>
-      </w:r>
-    </w:p>
-    <w:bookmarkEnd w:id="29"/>
+        <w:t xml:space="preserve">across research contexts for each method, separately by true effect size (0, 0.2, and 0.5). An interactive detailed dashboard of average error rates for all combinations of research context variables is accessible through our OSF page (</w:t>
+      </w:r>
+      <w:hyperlink r:id="rId29">
+        <w:r>
+          <w:rPr>
+            <w:rStyle w:val="Hyperlink"/>
+          </w:rPr>
+          <w:t xml:space="preserve">https://osf.io/zh5gn/</w:t>
+        </w:r>
+      </w:hyperlink>
+      <w:r>
+        <w:t xml:space="preserve">).</w:t>
+      </w:r>
+      <w:r>
+        <w:t xml:space="preserve"> </w:t>
+      </w:r>
+    </w:p>
     <w:bookmarkEnd w:id="30"/>
-    <w:bookmarkStart w:id="61" w:name="results"/>
+    <w:bookmarkEnd w:id="31"/>
+    <w:bookmarkStart w:id="62" w:name="results"/>
     <w:p>
       <w:pPr>
         <w:pStyle w:val="Heading1"/>
@@ -2118,7 +2184,7 @@
         <w:t xml:space="preserve">Results</w:t>
       </w:r>
     </w:p>
-    <w:bookmarkStart w:id="41" w:name="type-i-error"/>
+    <w:bookmarkStart w:id="42" w:name="type-i-error"/>
     <w:p>
       <w:pPr>
         <w:pStyle w:val="Heading2"/>
@@ -2242,7 +2308,7 @@
       <w:tr>
         <w:tc>
           <w:tcPr/>
-          <w:bookmarkStart w:id="34" w:name="fig-bar-1"/>
+          <w:bookmarkStart w:id="35" w:name="fig-bar-1"/>
           <w:p>
             <w:pPr>
               <w:pStyle w:val="Compact"/>
@@ -2253,18 +2319,18 @@
                 <wp:inline>
                   <wp:extent cx="5334000" cy="3048000"/>
                   <wp:effectExtent b="0" l="0" r="0" t="0"/>
-                  <wp:docPr descr="" title="" id="32" name="Picture"/>
+                  <wp:docPr descr="" title="" id="33" name="Picture"/>
                   <a:graphic>
                     <a:graphicData uri="http://schemas.openxmlformats.org/drawingml/2006/picture">
                       <pic:pic>
                         <pic:nvPicPr>
-                          <pic:cNvPr descr="index_files/figure-docx/notebooks-mak_figures-fig-bar-1-output-1.png" id="33" name="Picture"/>
+                          <pic:cNvPr descr="index_files/figure-docx/notebooks-mak_figures-fig-bar-1-output-1.png" id="34" name="Picture"/>
                           <pic:cNvPicPr>
                             <a:picLocks noChangeArrowheads="1" noChangeAspect="1"/>
                           </pic:cNvPicPr>
                         </pic:nvPicPr>
                         <pic:blipFill>
-                          <a:blip r:embed="rId31"/>
+                          <a:blip r:embed="rId32"/>
                           <a:stretch>
                             <a:fillRect/>
                           </a:stretch>
@@ -2304,7 +2370,7 @@
               <w:t xml:space="preserve">Figure 1: Type I Error by Method. Average type I error rate across all research contexts is displayed for each method separately by color. A priori selection methods are on the left, data-driven selection methods are on the right. Striped shading indicates data-driven selection methods that do not control for X.</w:t>
             </w:r>
           </w:p>
-          <w:bookmarkEnd w:id="34"/>
+          <w:bookmarkEnd w:id="35"/>
         </w:tc>
       </w:tr>
     </w:tbl>
@@ -2324,7 +2390,7 @@
         </w:rPr>
         <w:t xml:space="preserve"> </w:t>
       </w:r>
-      <w:hyperlink r:id="rId35">
+      <w:hyperlink r:id="rId36">
         <w:r>
           <w:rPr>
             <w:rStyle w:val="Hyperlink"/>
@@ -2556,7 +2622,7 @@
       <w:tr>
         <w:tc>
           <w:tcPr/>
-          <w:bookmarkStart w:id="39" w:name="fig-type1-panel"/>
+          <w:bookmarkStart w:id="40" w:name="fig-type1-panel"/>
           <w:p>
             <w:pPr>
               <w:pStyle w:val="Compact"/>
@@ -2567,18 +2633,18 @@
                 <wp:inline>
                   <wp:extent cx="5334000" cy="4000499"/>
                   <wp:effectExtent b="0" l="0" r="0" t="0"/>
-                  <wp:docPr descr="" title="" id="37" name="Picture"/>
+                  <wp:docPr descr="" title="" id="38" name="Picture"/>
                   <a:graphic>
                     <a:graphicData uri="http://schemas.openxmlformats.org/drawingml/2006/picture">
                       <pic:pic>
                         <pic:nvPicPr>
-                          <pic:cNvPr descr="index_files/figure-docx/notebooks-mak_figures-fig-type1-panel-output-1.png" id="38" name="Picture"/>
+                          <pic:cNvPr descr="index_files/figure-docx/notebooks-mak_figures-fig-type1-panel-output-1.png" id="39" name="Picture"/>
                           <pic:cNvPicPr>
                             <a:picLocks noChangeArrowheads="1" noChangeAspect="1"/>
                           </pic:cNvPicPr>
                         </pic:nvPicPr>
                         <pic:blipFill>
-                          <a:blip r:embed="rId36"/>
+                          <a:blip r:embed="rId37"/>
                           <a:stretch>
                             <a:fillRect/>
                           </a:stretch>
@@ -2618,7 +2684,7 @@
               <w:t xml:space="preserve">Figure 2: Type I error by method and research context. Plots are paneled by aspects of the research context (number of observations, number of covariates, proportion of good covariates, and Y-covariate correlation strength). Methods are displayed separately by color. Data-driven correlation selection methods that control for X are depicted as dashed lines.</w:t>
             </w:r>
           </w:p>
-          <w:bookmarkEnd w:id="39"/>
+          <w:bookmarkEnd w:id="40"/>
         </w:tc>
       </w:tr>
     </w:tbl>
@@ -2638,7 +2704,7 @@
         </w:rPr>
         <w:t xml:space="preserve"> </w:t>
       </w:r>
-      <w:hyperlink r:id="rId40">
+      <w:hyperlink r:id="rId41">
         <w:r>
           <w:rPr>
             <w:rStyle w:val="Hyperlink"/>
@@ -2648,8 +2714,8 @@
         </w:r>
       </w:hyperlink>
     </w:p>
-    <w:bookmarkEnd w:id="41"/>
-    <w:bookmarkStart w:id="52" w:name="type-ii-error"/>
+    <w:bookmarkEnd w:id="42"/>
+    <w:bookmarkStart w:id="53" w:name="type-ii-error"/>
     <w:p>
       <w:pPr>
         <w:pStyle w:val="Heading2"/>
@@ -2878,7 +2944,7 @@
       <w:tr>
         <w:tc>
           <w:tcPr/>
-          <w:bookmarkStart w:id="45" w:name="fig-bar-2"/>
+          <w:bookmarkStart w:id="46" w:name="fig-bar-2"/>
           <w:p>
             <w:pPr>
               <w:pStyle w:val="Compact"/>
@@ -2889,18 +2955,18 @@
                 <wp:inline>
                   <wp:extent cx="5334000" cy="3048000"/>
                   <wp:effectExtent b="0" l="0" r="0" t="0"/>
-                  <wp:docPr descr="" title="" id="43" name="Picture"/>
+                  <wp:docPr descr="" title="" id="44" name="Picture"/>
                   <a:graphic>
                     <a:graphicData uri="http://schemas.openxmlformats.org/drawingml/2006/picture">
                       <pic:pic>
                         <pic:nvPicPr>
-                          <pic:cNvPr descr="index_files/figure-docx/notebooks-mak_figures-fig-bar-2-output-1.png" id="44" name="Picture"/>
+                          <pic:cNvPr descr="index_files/figure-docx/notebooks-mak_figures-fig-bar-2-output-1.png" id="45" name="Picture"/>
                           <pic:cNvPicPr>
                             <a:picLocks noChangeArrowheads="1" noChangeAspect="1"/>
                           </pic:cNvPicPr>
                         </pic:nvPicPr>
                         <pic:blipFill>
-                          <a:blip r:embed="rId42"/>
+                          <a:blip r:embed="rId43"/>
                           <a:stretch>
                             <a:fillRect/>
                           </a:stretch>
@@ -2940,7 +3006,7 @@
               <w:t xml:space="preserve">Figure 3: Type II Error by Method. Average type II error rate across all research settings is displayed for each method separately by color. A priori selection methods are on the left, data-driven selection methods are on the right. Striped shading indicates data-driven selection methods that do not control for X.</w:t>
             </w:r>
           </w:p>
-          <w:bookmarkEnd w:id="45"/>
+          <w:bookmarkEnd w:id="46"/>
         </w:tc>
       </w:tr>
     </w:tbl>
@@ -2960,7 +3026,7 @@
         </w:rPr>
         <w:t xml:space="preserve"> </w:t>
       </w:r>
-      <w:hyperlink r:id="rId46">
+      <w:hyperlink r:id="rId47">
         <w:r>
           <w:rPr>
             <w:rStyle w:val="Hyperlink"/>
@@ -3063,7 +3129,7 @@
       <w:tr>
         <w:tc>
           <w:tcPr/>
-          <w:bookmarkStart w:id="50" w:name="fig-panel-2"/>
+          <w:bookmarkStart w:id="51" w:name="fig-panel-2"/>
           <w:p>
             <w:pPr>
               <w:pStyle w:val="Compact"/>
@@ -3074,18 +3140,18 @@
                 <wp:inline>
                   <wp:extent cx="5334000" cy="6400800"/>
                   <wp:effectExtent b="0" l="0" r="0" t="0"/>
-                  <wp:docPr descr="" title="" id="48" name="Picture"/>
+                  <wp:docPr descr="" title="" id="49" name="Picture"/>
                   <a:graphic>
                     <a:graphicData uri="http://schemas.openxmlformats.org/drawingml/2006/picture">
                       <pic:pic>
                         <pic:nvPicPr>
-                          <pic:cNvPr descr="index_files/figure-docx/notebooks-mak_figures-fig-panel-2-output-1.png" id="49" name="Picture"/>
+                          <pic:cNvPr descr="index_files/figure-docx/notebooks-mak_figures-fig-panel-2-output-1.png" id="50" name="Picture"/>
                           <pic:cNvPicPr>
                             <a:picLocks noChangeArrowheads="1" noChangeAspect="1"/>
                           </pic:cNvPicPr>
                         </pic:nvPicPr>
                         <pic:blipFill>
-                          <a:blip r:embed="rId47"/>
+                          <a:blip r:embed="rId48"/>
                           <a:stretch>
                             <a:fillRect/>
                           </a:stretch>
@@ -3125,7 +3191,7 @@
               <w:t xml:space="preserve">Figure 4: Type II error by method and research context. Plots are paneled by aspects of the research context (number of observations, number of covariates, proportion of good covariates, and Y-covariate correlation strength, and population parameter for X). Methods are displayed separately by color. Data-driven correlation selection methods that control for X are depicted as dashed lines.</w:t>
             </w:r>
           </w:p>
-          <w:bookmarkEnd w:id="50"/>
+          <w:bookmarkEnd w:id="51"/>
         </w:tc>
       </w:tr>
     </w:tbl>
@@ -3145,7 +3211,7 @@
         </w:rPr>
         <w:t xml:space="preserve"> </w:t>
       </w:r>
-      <w:hyperlink r:id="rId51">
+      <w:hyperlink r:id="rId52">
         <w:r>
           <w:rPr>
             <w:rStyle w:val="Hyperlink"/>
@@ -3155,8 +3221,8 @@
         </w:r>
       </w:hyperlink>
     </w:p>
-    <w:bookmarkEnd w:id="52"/>
-    <w:bookmarkStart w:id="60" w:name="parameter-estimates"/>
+    <w:bookmarkEnd w:id="53"/>
+    <w:bookmarkStart w:id="61" w:name="parameter-estimates"/>
     <w:p>
       <w:pPr>
         <w:pStyle w:val="Heading2"/>
@@ -3332,7 +3398,7 @@
       <w:tr>
         <w:tc>
           <w:tcPr/>
-          <w:bookmarkStart w:id="53" w:name="tbl-est"/>
+          <w:bookmarkStart w:id="54" w:name="tbl-est"/>
           <w:p>
             <w:pPr>
               <w:jc w:val="center"/>
@@ -3963,7 +4029,7 @@
               </w:tc>
             </w:tr>
           </w:tbl>
-          <w:bookmarkEnd w:id="53"/>
+          <w:bookmarkEnd w:id="54"/>
           <w:p/>
         </w:tc>
       </w:tr>
@@ -3984,7 +4050,7 @@
         </w:rPr>
         <w:t xml:space="preserve"> </w:t>
       </w:r>
-      <w:hyperlink r:id="rId54">
+      <w:hyperlink r:id="rId55">
         <w:r>
           <w:rPr>
             <w:rStyle w:val="Hyperlink"/>
@@ -4007,7 +4073,7 @@
       <w:tr>
         <w:tc>
           <w:tcPr/>
-          <w:bookmarkStart w:id="58" w:name="fig-distribution-bx"/>
+          <w:bookmarkStart w:id="59" w:name="fig-distribution-bx"/>
           <w:p>
             <w:pPr>
               <w:pStyle w:val="Compact"/>
@@ -4018,18 +4084,18 @@
                 <wp:inline>
                   <wp:extent cx="5334000" cy="6096000"/>
                   <wp:effectExtent b="0" l="0" r="0" t="0"/>
-                  <wp:docPr descr="" title="" id="56" name="Picture"/>
+                  <wp:docPr descr="" title="" id="57" name="Picture"/>
                   <a:graphic>
                     <a:graphicData uri="http://schemas.openxmlformats.org/drawingml/2006/picture">
                       <pic:pic>
                         <pic:nvPicPr>
-                          <pic:cNvPr descr="index_files/figure-docx/notebooks-mak_figures-fig-distribution-bx-output-1.png" id="57" name="Picture"/>
+                          <pic:cNvPr descr="index_files/figure-docx/notebooks-mak_figures-fig-distribution-bx-output-1.png" id="58" name="Picture"/>
                           <pic:cNvPicPr>
                             <a:picLocks noChangeArrowheads="1" noChangeAspect="1"/>
                           </pic:cNvPicPr>
                         </pic:nvPicPr>
                         <pic:blipFill>
-                          <a:blip r:embed="rId55"/>
+                          <a:blip r:embed="rId56"/>
                           <a:stretch>
                             <a:fillRect/>
                           </a:stretch>
@@ -4069,7 +4135,7 @@
               <w:t xml:space="preserve">Figure 5: Sampling Distribution for Population Parameter Estimates.</w:t>
             </w:r>
           </w:p>
-          <w:bookmarkEnd w:id="58"/>
+          <w:bookmarkEnd w:id="59"/>
         </w:tc>
       </w:tr>
     </w:tbl>
@@ -4089,7 +4155,7 @@
         </w:rPr>
         <w:t xml:space="preserve"> </w:t>
       </w:r>
-      <w:hyperlink r:id="rId59">
+      <w:hyperlink r:id="rId60">
         <w:r>
           <w:rPr>
             <w:rStyle w:val="Hyperlink"/>
@@ -4099,9 +4165,9 @@
         </w:r>
       </w:hyperlink>
     </w:p>
-    <w:bookmarkEnd w:id="60"/>
     <w:bookmarkEnd w:id="61"/>
-    <w:bookmarkStart w:id="62" w:name="discussion"/>
+    <w:bookmarkEnd w:id="62"/>
+    <w:bookmarkStart w:id="63" w:name="discussion"/>
     <w:p>
       <w:pPr>
         <w:pStyle w:val="Heading1"/>
@@ -4451,8 +4517,8 @@
         <w:t xml:space="preserve">cannot be manipulated (e.g., controlling for gender when looking at the effects of parenting style on child school performance). This use of covariates, however, is complicated and covariates must be selected carefully based on theory and causal structure. Unfortunately, controlling for a confounding variable is also not as strong as people tend to believe. Controlling for a confounding variable with a covariate does not fully eliminate its influence but removes the partial effect on the outcome measurable by the model. Given the complex nature of these types of covariates, we considered them to fall outside the scope of the current paper and we plan to address them in a future simulation paper.</w:t>
       </w:r>
     </w:p>
-    <w:bookmarkEnd w:id="62"/>
-    <w:bookmarkStart w:id="93" w:name="references"/>
+    <w:bookmarkEnd w:id="63"/>
+    <w:bookmarkStart w:id="94" w:name="references"/>
     <w:p>
       <w:pPr>
         <w:pStyle w:val="Heading1"/>
@@ -4461,8 +4527,8 @@
         <w:t xml:space="preserve">References</w:t>
       </w:r>
     </w:p>
-    <w:bookmarkStart w:id="92" w:name="refs"/>
-    <w:bookmarkStart w:id="64" w:name="ref-beachChoosingCovariatesAnalysis1989"/>
+    <w:bookmarkStart w:id="93" w:name="refs"/>
+    <w:bookmarkStart w:id="65" w:name="ref-beachChoosingCovariatesAnalysis1989"/>
     <w:p>
       <w:pPr>
         <w:pStyle w:val="Bibliography"/>
@@ -4495,7 +4561,7 @@
       <w:r>
         <w:t xml:space="preserve"> </w:t>
       </w:r>
-      <w:hyperlink r:id="rId63">
+      <w:hyperlink r:id="rId64">
         <w:r>
           <w:rPr>
             <w:rStyle w:val="Hyperlink"/>
@@ -4507,8 +4573,8 @@
         <w:t xml:space="preserve">.</w:t>
       </w:r>
     </w:p>
-    <w:bookmarkEnd w:id="64"/>
-    <w:bookmarkStart w:id="66" w:name="ref-buttonPowerFailureWhy2013"/>
+    <w:bookmarkEnd w:id="65"/>
+    <w:bookmarkStart w:id="67" w:name="ref-buttonPowerFailureWhy2013"/>
     <w:p>
       <w:pPr>
         <w:pStyle w:val="Bibliography"/>
@@ -4541,7 +4607,7 @@
       <w:r>
         <w:t xml:space="preserve"> </w:t>
       </w:r>
-      <w:hyperlink r:id="rId65">
+      <w:hyperlink r:id="rId66">
         <w:r>
           <w:rPr>
             <w:rStyle w:val="Hyperlink"/>
@@ -4553,8 +4619,8 @@
         <w:t xml:space="preserve">.</w:t>
       </w:r>
     </w:p>
-    <w:bookmarkEnd w:id="66"/>
-    <w:bookmarkStart w:id="68" w:name="ref-chtc"/>
+    <w:bookmarkEnd w:id="67"/>
+    <w:bookmarkStart w:id="69" w:name="ref-chtc"/>
     <w:p>
       <w:pPr>
         <w:pStyle w:val="Bibliography"/>
@@ -4577,7 +4643,7 @@
       <w:r>
         <w:t xml:space="preserve"> </w:t>
       </w:r>
-      <w:hyperlink r:id="rId67">
+      <w:hyperlink r:id="rId68">
         <w:r>
           <w:rPr>
             <w:rStyle w:val="Hyperlink"/>
@@ -4589,8 +4655,8 @@
         <w:t xml:space="preserve">.</w:t>
       </w:r>
     </w:p>
-    <w:bookmarkEnd w:id="68"/>
-    <w:bookmarkStart w:id="70" w:name="X7184952359760f4d1a5486dd020a7850c2f64c7"/>
+    <w:bookmarkEnd w:id="69"/>
+    <w:bookmarkStart w:id="71" w:name="X7184952359760f4d1a5486dd020a7850c2f64c7"/>
     <w:p>
       <w:pPr>
         <w:pStyle w:val="Bibliography"/>
@@ -4635,7 +4701,7 @@
       <w:r>
         <w:t xml:space="preserve"> </w:t>
       </w:r>
-      <w:hyperlink r:id="rId69">
+      <w:hyperlink r:id="rId70">
         <w:r>
           <w:rPr>
             <w:rStyle w:val="Hyperlink"/>
@@ -4647,8 +4713,8 @@
         <w:t xml:space="preserve">.</w:t>
       </w:r>
     </w:p>
-    <w:bookmarkEnd w:id="70"/>
-    <w:bookmarkStart w:id="71" w:name="ref-cohenStatisticalPowerAnalysis1988"/>
+    <w:bookmarkEnd w:id="71"/>
+    <w:bookmarkStart w:id="72" w:name="ref-cohenStatisticalPowerAnalysis1988"/>
     <w:p>
       <w:pPr>
         <w:pStyle w:val="Bibliography"/>
@@ -4712,8 +4778,8 @@
         <w:t xml:space="preserve">. 2 edition. Hillsdale, N.J: Routledge.</w:t>
       </w:r>
     </w:p>
-    <w:bookmarkEnd w:id="71"/>
-    <w:bookmarkStart w:id="72" w:name="ref-cohenPowerPrimer1992"/>
+    <w:bookmarkEnd w:id="72"/>
+    <w:bookmarkStart w:id="73" w:name="ref-cohenPowerPrimer1992"/>
     <w:p>
       <w:pPr>
         <w:pStyle w:val="Bibliography"/>
@@ -4744,8 +4810,8 @@
         <w:t xml:space="preserve">112 (1): 155–59.</w:t>
       </w:r>
     </w:p>
-    <w:bookmarkEnd w:id="72"/>
-    <w:bookmarkStart w:id="74" w:name="ref-egbewaleBiasPrecisionStatistical2014"/>
+    <w:bookmarkEnd w:id="73"/>
+    <w:bookmarkStart w:id="75" w:name="ref-egbewaleBiasPrecisionStatistical2014"/>
     <w:p>
       <w:pPr>
         <w:pStyle w:val="Bibliography"/>
@@ -4778,7 +4844,7 @@
       <w:r>
         <w:t xml:space="preserve"> </w:t>
       </w:r>
-      <w:hyperlink r:id="rId73">
+      <w:hyperlink r:id="rId74">
         <w:r>
           <w:rPr>
             <w:rStyle w:val="Hyperlink"/>
@@ -4790,8 +4856,8 @@
         <w:t xml:space="preserve">.</w:t>
       </w:r>
     </w:p>
-    <w:bookmarkEnd w:id="74"/>
-    <w:bookmarkStart w:id="76" w:name="X2f0269178ca78ed63e1136f742f04d81b1fa6ea"/>
+    <w:bookmarkEnd w:id="75"/>
+    <w:bookmarkStart w:id="77" w:name="X2f0269178ca78ed63e1136f742f04d81b1fa6ea"/>
     <w:p>
       <w:pPr>
         <w:pStyle w:val="Bibliography"/>
@@ -4842,7 +4908,7 @@
       <w:r>
         <w:t xml:space="preserve"> </w:t>
       </w:r>
-      <w:hyperlink r:id="rId75">
+      <w:hyperlink r:id="rId76">
         <w:r>
           <w:rPr>
             <w:rStyle w:val="Hyperlink"/>
@@ -4854,8 +4920,8 @@
         <w:t xml:space="preserve">.</w:t>
       </w:r>
     </w:p>
-    <w:bookmarkEnd w:id="76"/>
-    <w:bookmarkStart w:id="78" w:name="X1d510f5e635c9bb1fe85b2bd18ed5a6e27b856d"/>
+    <w:bookmarkEnd w:id="77"/>
+    <w:bookmarkStart w:id="79" w:name="X1d510f5e635c9bb1fe85b2bd18ed5a6e27b856d"/>
     <w:p>
       <w:pPr>
         <w:pStyle w:val="Bibliography"/>
@@ -4888,7 +4954,7 @@
       <w:r>
         <w:t xml:space="preserve"> </w:t>
       </w:r>
-      <w:hyperlink r:id="rId77">
+      <w:hyperlink r:id="rId78">
         <w:r>
           <w:rPr>
             <w:rStyle w:val="Hyperlink"/>
@@ -4900,8 +4966,8 @@
         <w:t xml:space="preserve">.</w:t>
       </w:r>
     </w:p>
-    <w:bookmarkEnd w:id="78"/>
-    <w:bookmarkStart w:id="80" w:name="ref-ioannidisWhyMostPublished2005"/>
+    <w:bookmarkEnd w:id="79"/>
+    <w:bookmarkStart w:id="81" w:name="ref-ioannidisWhyMostPublished2005"/>
     <w:p>
       <w:pPr>
         <w:pStyle w:val="Bibliography"/>
@@ -4934,7 +5000,7 @@
       <w:r>
         <w:t xml:space="preserve"> </w:t>
       </w:r>
-      <w:hyperlink r:id="rId79">
+      <w:hyperlink r:id="rId80">
         <w:r>
           <w:rPr>
             <w:rStyle w:val="Hyperlink"/>
@@ -4946,8 +5012,8 @@
         <w:t xml:space="preserve">.</w:t>
       </w:r>
     </w:p>
-    <w:bookmarkEnd w:id="80"/>
-    <w:bookmarkStart w:id="82" w:name="ref-kahanRisksRewardsCovariate2014"/>
+    <w:bookmarkEnd w:id="81"/>
+    <w:bookmarkStart w:id="83" w:name="ref-kahanRisksRewardsCovariate2014"/>
     <w:p>
       <w:pPr>
         <w:pStyle w:val="Bibliography"/>
@@ -4980,7 +5046,7 @@
       <w:r>
         <w:t xml:space="preserve"> </w:t>
       </w:r>
-      <w:hyperlink r:id="rId81">
+      <w:hyperlink r:id="rId82">
         <w:r>
           <w:rPr>
             <w:rStyle w:val="Hyperlink"/>
@@ -4992,8 +5058,8 @@
         <w:t xml:space="preserve">.</w:t>
       </w:r>
     </w:p>
-    <w:bookmarkEnd w:id="82"/>
-    <w:bookmarkStart w:id="84" w:name="X2622635a1d0cb17575e986ac7fc2f356c2369ea"/>
+    <w:bookmarkEnd w:id="83"/>
+    <w:bookmarkStart w:id="85" w:name="X2622635a1d0cb17575e986ac7fc2f356c2369ea"/>
     <w:p>
       <w:pPr>
         <w:pStyle w:val="Bibliography"/>
@@ -5026,7 +5092,7 @@
       <w:r>
         <w:t xml:space="preserve"> </w:t>
       </w:r>
-      <w:hyperlink r:id="rId83">
+      <w:hyperlink r:id="rId84">
         <w:r>
           <w:rPr>
             <w:rStyle w:val="Hyperlink"/>
@@ -5038,8 +5104,8 @@
         <w:t xml:space="preserve">.</w:t>
       </w:r>
     </w:p>
-    <w:bookmarkEnd w:id="84"/>
-    <w:bookmarkStart w:id="86" w:name="X8e2c8939838df13f010698dd12f887c58598160"/>
+    <w:bookmarkEnd w:id="85"/>
+    <w:bookmarkStart w:id="87" w:name="X8e2c8939838df13f010698dd12f887c58598160"/>
     <w:p>
       <w:pPr>
         <w:pStyle w:val="Bibliography"/>
@@ -5072,7 +5138,7 @@
       <w:r>
         <w:t xml:space="preserve"> </w:t>
       </w:r>
-      <w:hyperlink r:id="rId85">
+      <w:hyperlink r:id="rId86">
         <w:r>
           <w:rPr>
             <w:rStyle w:val="Hyperlink"/>
@@ -5084,8 +5150,8 @@
         <w:t xml:space="preserve">.</w:t>
       </w:r>
     </w:p>
-    <w:bookmarkEnd w:id="86"/>
-    <w:bookmarkStart w:id="88" w:name="ref-simonsohnPcurveKeyFiledrawer2014"/>
+    <w:bookmarkEnd w:id="87"/>
+    <w:bookmarkStart w:id="89" w:name="ref-simonsohnPcurveKeyFiledrawer2014"/>
     <w:p>
       <w:pPr>
         <w:pStyle w:val="Bibliography"/>
@@ -5130,7 +5196,7 @@
       <w:r>
         <w:t xml:space="preserve"> </w:t>
       </w:r>
-      <w:hyperlink r:id="rId87">
+      <w:hyperlink r:id="rId88">
         <w:r>
           <w:rPr>
             <w:rStyle w:val="Hyperlink"/>
@@ -5142,8 +5208,8 @@
         <w:t xml:space="preserve">.</w:t>
       </w:r>
     </w:p>
-    <w:bookmarkEnd w:id="88"/>
-    <w:bookmarkStart w:id="90" w:name="ref-thompsonCovariateAdjustmentHad2015"/>
+    <w:bookmarkEnd w:id="89"/>
+    <w:bookmarkStart w:id="91" w:name="ref-thompsonCovariateAdjustmentHad2015"/>
     <w:p>
       <w:pPr>
         <w:pStyle w:val="Bibliography"/>
@@ -5176,7 +5242,7 @@
       <w:r>
         <w:t xml:space="preserve"> </w:t>
       </w:r>
-      <w:hyperlink r:id="rId89">
+      <w:hyperlink r:id="rId90">
         <w:r>
           <w:rPr>
             <w:rStyle w:val="Hyperlink"/>
@@ -5188,8 +5254,8 @@
         <w:t xml:space="preserve">.</w:t>
       </w:r>
     </w:p>
-    <w:bookmarkEnd w:id="90"/>
-    <w:bookmarkStart w:id="91" w:name="ref-vanbreukelenANCOVAChangeBaseline2006"/>
+    <w:bookmarkEnd w:id="91"/>
+    <w:bookmarkStart w:id="92" w:name="ref-vanbreukelenANCOVAChangeBaseline2006"/>
     <w:p>
       <w:pPr>
         <w:pStyle w:val="Bibliography"/>
@@ -5229,9 +5295,9 @@
         <w:t xml:space="preserve">59: 920–25.</w:t>
       </w:r>
     </w:p>
-    <w:bookmarkEnd w:id="91"/>
     <w:bookmarkEnd w:id="92"/>
     <w:bookmarkEnd w:id="93"/>
+    <w:bookmarkEnd w:id="94"/>
     <w:sectPr>
       <w:footnotePr>
         <w:numRestart w:val="eachSect"/>

--- a/index.docx
+++ b/index.docx
@@ -501,6 +501,124 @@
                     <w:br/>
                   </w:r>
                   <w:r>
+                    <w:t xml:space="preserve">&amp;vdots;</w:t>
+                  </w:r>
+                  <w:r>
+                    <w:br/>
+                  </w:r>
+                  <w:r>
+                    <w:t xml:space="preserve">Y ~ X + C_k</w:t>
+                  </w:r>
+                </w:p>
+              </w:tc>
+              <w:tc>
+                <w:tcPr/>
+                <w:p>
+                  <w:pPr>
+                    <w:pStyle w:val="Compact"/>
+                    <w:jc w:val="left"/>
+                    <w:jc w:val="center"/>
+                  </w:pPr>
+                  <w:r>
+                    <w:t xml:space="preserve">Covariates that lower the p-value of X are retained in the final model</w:t>
+                  </w:r>
+                </w:p>
+              </w:tc>
+            </w:tr>
+            <w:tr>
+              <w:tc>
+                <w:tcPr/>
+                <w:p>
+                  <w:pPr>
+                    <w:pStyle w:val="Compact"/>
+                    <w:jc w:val="left"/>
+                    <w:jc w:val="center"/>
+                  </w:pPr>
+                  <w:r>
+                    <w:t xml:space="preserve">Single covariate linear model without X</w:t>
+                  </w:r>
+                </w:p>
+              </w:tc>
+              <w:tc>
+                <w:tcPr/>
+                <w:p>
+                  <w:pPr>
+                    <w:pStyle w:val="Compact"/>
+                    <w:jc w:val="left"/>
+                    <w:jc w:val="center"/>
+                  </w:pPr>
+                  <w:r>
+                    <w:t xml:space="preserve">Y ~ C_1</w:t>
+                  </w:r>
+                  <w:r>
+                    <w:br/>
+                  </w:r>
+                  <w:r>
+                    <w:t xml:space="preserve">Y ~ C_2</w:t>
+                  </w:r>
+                  <w:r>
+                    <w:br/>
+                  </w:r>
+                  <w:r>
+                    <w:br/>
+                  </w:r>
+                  <w:r>
+                    <w:rPr>
+                      <w:u w:val="single"/>
+                    </w:rPr>
+                    <w:t xml:space="preserve">Y ~ C_k</w:t>
+                  </w:r>
+                </w:p>
+              </w:tc>
+              <w:tc>
+                <w:tcPr/>
+                <w:p>
+                  <w:pPr>
+                    <w:pStyle w:val="Compact"/>
+                    <w:jc w:val="left"/>
+                    <w:jc w:val="center"/>
+                  </w:pPr>
+                  <w:r>
+                    <w:t xml:space="preserve">Significant covariates (p &lt; .05) are retained in the final model</w:t>
+                  </w:r>
+                </w:p>
+              </w:tc>
+            </w:tr>
+            <w:tr>
+              <w:tc>
+                <w:tcPr/>
+                <w:p>
+                  <w:pPr>
+                    <w:pStyle w:val="Compact"/>
+                    <w:jc w:val="left"/>
+                    <w:jc w:val="center"/>
+                  </w:pPr>
+                  <w:r>
+                    <w:t xml:space="preserve">Single covariate linear model with X</w:t>
+                  </w:r>
+                </w:p>
+              </w:tc>
+              <w:tc>
+                <w:tcPr/>
+                <w:p>
+                  <w:pPr>
+                    <w:pStyle w:val="Compact"/>
+                    <w:jc w:val="left"/>
+                    <w:jc w:val="center"/>
+                  </w:pPr>
+                  <w:r>
+                    <w:t xml:space="preserve">Y ~ X + C_1</w:t>
+                  </w:r>
+                  <w:r>
+                    <w:br/>
+                  </w:r>
+                  <w:r>
+                    <w:t xml:space="preserve">Y ~ X + C_2</w:t>
+                  </w:r>
+                  <w:r>
+                    <w:br/>
+                  </w:r>
+                  <w:r>
                     <w:br/>
                   </w:r>
                   <w:r>
@@ -520,7 +638,7 @@
                     <w:jc w:val="center"/>
                   </w:pPr>
                   <w:r>
-                    <w:t xml:space="preserve">Covariates that lower the p-value of X are retained in the final model</w:t>
+                    <w:t xml:space="preserve">Significant covariates (p &lt; .05) when controlling for X are retained in the final model</w:t>
                   </w:r>
                 </w:p>
               </w:tc>
@@ -535,7 +653,7 @@
                     <w:jc w:val="center"/>
                   </w:pPr>
                   <w:r>
-                    <w:t xml:space="preserve">Single covariate linear model without X</w:t>
+                    <w:t xml:space="preserve">All covariates linear model without X</w:t>
                   </w:r>
                 </w:p>
               </w:tc>
@@ -548,25 +666,7 @@
                     <w:jc w:val="center"/>
                   </w:pPr>
                   <w:r>
-                    <w:t xml:space="preserve">Y ~ C_1</w:t>
-                  </w:r>
-                  <w:r>
-                    <w:br/>
-                  </w:r>
-                  <w:r>
-                    <w:t xml:space="preserve">Y ~ C_2</w:t>
-                  </w:r>
-                  <w:r>
-                    <w:br/>
-                  </w:r>
-                  <w:r>
-                    <w:br/>
-                  </w:r>
-                  <w:r>
-                    <w:rPr>
-                      <w:u w:val="single"/>
-                    </w:rPr>
-                    <w:t xml:space="preserve">Y ~ C_k</w:t>
+                    <w:t xml:space="preserve">Y ~ C_1 + C_2 + ... + C_k</w:t>
                   </w:r>
                 </w:p>
               </w:tc>
@@ -579,7 +679,7 @@
                     <w:jc w:val="center"/>
                   </w:pPr>
                   <w:r>
-                    <w:t xml:space="preserve">Significant covariates (p &lt; .05) are retained in the final model</w:t>
+                    <w:t xml:space="preserve">Significant covariates (p &lt; .05) when controlling for all other covariates are retained in the final model</w:t>
                   </w:r>
                 </w:p>
               </w:tc>
@@ -594,7 +694,7 @@
                     <w:jc w:val="center"/>
                   </w:pPr>
                   <w:r>
-                    <w:t xml:space="preserve">Single covariate linear model with X</w:t>
+                    <w:t xml:space="preserve">All covariates linear model with X</w:t>
                   </w:r>
                 </w:p>
               </w:tc>
@@ -607,25 +707,7 @@
                     <w:jc w:val="center"/>
                   </w:pPr>
                   <w:r>
-                    <w:t xml:space="preserve">Y ~ X + C_1</w:t>
-                  </w:r>
-                  <w:r>
-                    <w:br/>
-                  </w:r>
-                  <w:r>
-                    <w:t xml:space="preserve">Y ~ X + C_2</w:t>
-                  </w:r>
-                  <w:r>
-                    <w:br/>
-                  </w:r>
-                  <w:r>
-                    <w:br/>
-                  </w:r>
-                  <w:r>
-                    <w:rPr>
-                      <w:u w:val="single"/>
-                    </w:rPr>
-                    <w:t xml:space="preserve">Y ~ X + C_k</w:t>
+                    <w:t xml:space="preserve">Y ~ X + C_1 + C_2 + ... + C_k</w:t>
                   </w:r>
                 </w:p>
               </w:tc>
@@ -638,7 +720,7 @@
                     <w:jc w:val="center"/>
                   </w:pPr>
                   <w:r>
-                    <w:t xml:space="preserve">Significant covariates (p &lt; .05) when controlling for X are retained in the final model</w:t>
+                    <w:t xml:space="preserve">Significant covariates (p &lt; .05) when controlling for X and all other covariates are retained in the final model</w:t>
                   </w:r>
                 </w:p>
               </w:tc>
@@ -653,7 +735,7 @@
                     <w:jc w:val="center"/>
                   </w:pPr>
                   <w:r>
-                    <w:t xml:space="preserve">All covariates linear model without X</w:t>
+                    <w:t xml:space="preserve">All covariates LASSO without X</w:t>
                   </w:r>
                 </w:p>
               </w:tc>
@@ -666,7 +748,7 @@
                     <w:jc w:val="center"/>
                   </w:pPr>
                   <w:r>
-                    <w:t xml:space="preserve">Y ~ C_1 + C_2 + ... + C_k</w:t>
+                    <w:t xml:space="preserve">Y ~ C_1 + C_2 + ... + C_k w/lambda penalty applied to all covariates</w:t>
                   </w:r>
                 </w:p>
               </w:tc>
@@ -679,7 +761,7 @@
                     <w:jc w:val="center"/>
                   </w:pPr>
                   <w:r>
-                    <w:t xml:space="preserve">Significant covariates (p &lt; .05) when controlling for all other covariates are retained in the final model</w:t>
+                    <w:t xml:space="preserve">Covariates with non-zero coefficients are retained in the model</w:t>
                   </w:r>
                 </w:p>
               </w:tc>
@@ -694,7 +776,7 @@
                     <w:jc w:val="center"/>
                   </w:pPr>
                   <w:r>
-                    <w:t xml:space="preserve">All covariates linear model with X</w:t>
+                    <w:t xml:space="preserve">All covariates LASSO with X</w:t>
                   </w:r>
                 </w:p>
               </w:tc>
@@ -707,89 +789,7 @@
                     <w:jc w:val="center"/>
                   </w:pPr>
                   <w:r>
-                    <w:t xml:space="preserve">Y ~ X + C_1 + C_2 ... + C_k</w:t>
-                  </w:r>
-                </w:p>
-              </w:tc>
-              <w:tc>
-                <w:tcPr/>
-                <w:p>
-                  <w:pPr>
-                    <w:pStyle w:val="Compact"/>
-                    <w:jc w:val="left"/>
-                    <w:jc w:val="center"/>
-                  </w:pPr>
-                  <w:r>
-                    <w:t xml:space="preserve">Significant covariates (p &lt; .05) when controlling for X and all other covariates are retained in the final model</w:t>
-                  </w:r>
-                </w:p>
-              </w:tc>
-            </w:tr>
-            <w:tr>
-              <w:tc>
-                <w:tcPr/>
-                <w:p>
-                  <w:pPr>
-                    <w:pStyle w:val="Compact"/>
-                    <w:jc w:val="left"/>
-                    <w:jc w:val="center"/>
-                  </w:pPr>
-                  <w:r>
-                    <w:t xml:space="preserve">All covariates LASSO without X</w:t>
-                  </w:r>
-                </w:p>
-              </w:tc>
-              <w:tc>
-                <w:tcPr/>
-                <w:p>
-                  <w:pPr>
-                    <w:pStyle w:val="Compact"/>
-                    <w:jc w:val="left"/>
-                    <w:jc w:val="center"/>
-                  </w:pPr>
-                  <w:r>
-                    <w:t xml:space="preserve">Y ~ C_1 + C_2 + ... + C_k w/lambda penalty applied to all covariates</w:t>
-                  </w:r>
-                </w:p>
-              </w:tc>
-              <w:tc>
-                <w:tcPr/>
-                <w:p>
-                  <w:pPr>
-                    <w:pStyle w:val="Compact"/>
-                    <w:jc w:val="left"/>
-                    <w:jc w:val="center"/>
-                  </w:pPr>
-                  <w:r>
-                    <w:t xml:space="preserve">Covariates with non-zero coefficients are retained in the model</w:t>
-                  </w:r>
-                </w:p>
-              </w:tc>
-            </w:tr>
-            <w:tr>
-              <w:tc>
-                <w:tcPr/>
-                <w:p>
-                  <w:pPr>
-                    <w:pStyle w:val="Compact"/>
-                    <w:jc w:val="left"/>
-                    <w:jc w:val="center"/>
-                  </w:pPr>
-                  <w:r>
-                    <w:t xml:space="preserve">All covariates LASSO with X</w:t>
-                  </w:r>
-                </w:p>
-              </w:tc>
-              <w:tc>
-                <w:tcPr/>
-                <w:p>
-                  <w:pPr>
-                    <w:pStyle w:val="Compact"/>
-                    <w:jc w:val="left"/>
-                    <w:jc w:val="center"/>
-                  </w:pPr>
-                  <w:r>
-                    <w:t xml:space="preserve">Y ~ X + C_1 + C_2 ... + C_k w/lambda penalty applied to all covariates</w:t>
+                    <w:t xml:space="preserve">Y ~ X + C_1 + C_2 + ... + C_k w/lambda penalty applied to all covariates</w:t>
                   </w:r>
                 </w:p>
               </w:tc>

--- a/index.docx
+++ b/index.docx
@@ -489,25 +489,25 @@
                     <w:jc w:val="center"/>
                   </w:pPr>
                   <w:r>
-                    <w:t xml:space="preserve">Y ~ X + C_1</w:t>
+                    <w:t xml:space="preserve">\(Y \sim X + C_{1}\)</w:t>
                   </w:r>
                   <w:r>
                     <w:br/>
                   </w:r>
                   <w:r>
-                    <w:t xml:space="preserve">Y ~ X + C_2</w:t>
+                    <w:t xml:space="preserve">\(Y \sim X + C_{2}\)</w:t>
                   </w:r>
                   <w:r>
                     <w:br/>
                   </w:r>
                   <w:r>
-                    <w:t xml:space="preserve">&amp;vdots;</w:t>
+                    <w:t xml:space="preserve">\(\vdots\)</w:t>
                   </w:r>
                   <w:r>
                     <w:br/>
                   </w:r>
                   <w:r>
-                    <w:t xml:space="preserve">Y ~ X + C_k</w:t>
+                    <w:t xml:space="preserve">\(Y \sim X + C_{k}\)</w:t>
                   </w:r>
                 </w:p>
               </w:tc>
@@ -520,7 +520,7 @@
                     <w:jc w:val="center"/>
                   </w:pPr>
                   <w:r>
-                    <w:t xml:space="preserve">Covariates that lower the p-value of X are retained in the final model</w:t>
+                    <w:t xml:space="preserve">Covariates that lower the p-value of \(X\) are retained in the final model</w:t>
                   </w:r>
                 </w:p>
               </w:tc>
@@ -548,25 +548,25 @@
                     <w:jc w:val="center"/>
                   </w:pPr>
                   <w:r>
-                    <w:t xml:space="preserve">Y ~ C_1</w:t>
+                    <w:t xml:space="preserve">\(Y \sim C_{1}\)</w:t>
                   </w:r>
                   <w:r>
                     <w:br/>
                   </w:r>
                   <w:r>
-                    <w:t xml:space="preserve">Y ~ C_2</w:t>
+                    <w:t xml:space="preserve">\(Y \sim C_{2}\)</w:t>
                   </w:r>
                   <w:r>
                     <w:br/>
                   </w:r>
                   <w:r>
+                    <w:t xml:space="preserve">\(\vdots\)</w:t>
+                  </w:r>
+                  <w:r>
                     <w:br/>
                   </w:r>
                   <w:r>
-                    <w:rPr>
-                      <w:u w:val="single"/>
-                    </w:rPr>
-                    <w:t xml:space="preserve">Y ~ C_k</w:t>
+                    <w:t xml:space="preserve">\(Y \sim C_{k}\)</w:t>
                   </w:r>
                 </w:p>
               </w:tc>
@@ -579,7 +579,7 @@
                     <w:jc w:val="center"/>
                   </w:pPr>
                   <w:r>
-                    <w:t xml:space="preserve">Significant covariates (p &lt; .05) are retained in the final model</w:t>
+                    <w:t xml:space="preserve">Significant covariates (\(p &lt; .05\)) are retained in the final model</w:t>
                   </w:r>
                 </w:p>
               </w:tc>
@@ -607,25 +607,25 @@
                     <w:jc w:val="center"/>
                   </w:pPr>
                   <w:r>
-                    <w:t xml:space="preserve">Y ~ X + C_1</w:t>
+                    <w:t xml:space="preserve">\(Y \sim X + C_{1}\)</w:t>
                   </w:r>
                   <w:r>
                     <w:br/>
                   </w:r>
                   <w:r>
-                    <w:t xml:space="preserve">Y ~ X + C_2</w:t>
+                    <w:t xml:space="preserve">\(Y \sim X + C_{2}\)</w:t>
                   </w:r>
                   <w:r>
                     <w:br/>
                   </w:r>
                   <w:r>
+                    <w:t xml:space="preserve">\(\vdots\)</w:t>
+                  </w:r>
+                  <w:r>
                     <w:br/>
                   </w:r>
                   <w:r>
-                    <w:rPr>
-                      <w:u w:val="single"/>
-                    </w:rPr>
-                    <w:t xml:space="preserve">Y ~ X + C_k</w:t>
+                    <w:t xml:space="preserve">\(Y \sim X + C_{k}\)</w:t>
                   </w:r>
                 </w:p>
               </w:tc>
@@ -638,7 +638,7 @@
                     <w:jc w:val="center"/>
                   </w:pPr>
                   <w:r>
-                    <w:t xml:space="preserve">Significant covariates (p &lt; .05) when controlling for X are retained in the final model</w:t>
+                    <w:t xml:space="preserve">Significant covariates (\(p &lt; .05\)) when controlling for \(X\) are retained in the final model</w:t>
                   </w:r>
                 </w:p>
               </w:tc>
@@ -666,7 +666,7 @@
                     <w:jc w:val="center"/>
                   </w:pPr>
                   <w:r>
-                    <w:t xml:space="preserve">Y ~ C_1 + C_2 + ... + C_k</w:t>
+                    <w:t xml:space="preserve">\(Y \sim C_{1} + C_{2} + \cdots + C_{k}\)</w:t>
                   </w:r>
                 </w:p>
               </w:tc>
@@ -679,7 +679,7 @@
                     <w:jc w:val="center"/>
                   </w:pPr>
                   <w:r>
-                    <w:t xml:space="preserve">Significant covariates (p &lt; .05) when controlling for all other covariates are retained in the final model</w:t>
+                    <w:t xml:space="preserve">Significant covariates (\(p &lt; .05\)) when controlling for all other covariates are retained in the final model</w:t>
                   </w:r>
                 </w:p>
               </w:tc>
@@ -707,7 +707,7 @@
                     <w:jc w:val="center"/>
                   </w:pPr>
                   <w:r>
-                    <w:t xml:space="preserve">Y ~ X + C_1 + C_2 + ... + C_k</w:t>
+                    <w:t xml:space="preserve">\(Y \sim X + C_{1} + C_{2} + \cdots + C_{k}\)</w:t>
                   </w:r>
                 </w:p>
               </w:tc>
@@ -720,7 +720,7 @@
                     <w:jc w:val="center"/>
                   </w:pPr>
                   <w:r>
-                    <w:t xml:space="preserve">Significant covariates (p &lt; .05) when controlling for X and all other covariates are retained in the final model</w:t>
+                    <w:t xml:space="preserve">Significant covariates (\(p &lt; .05\)) when controlling for \(X\) and all other covariates are retained in the final model</w:t>
                   </w:r>
                 </w:p>
               </w:tc>
@@ -748,7 +748,7 @@
                     <w:jc w:val="center"/>
                   </w:pPr>
                   <w:r>
-                    <w:t xml:space="preserve">Y ~ C_1 + C_2 + ... + C_k w/lambda penalty applied to all covariates</w:t>
+                    <w:t xml:space="preserve">\(Y \sim C_{1} + C_{2} + \cdots + C_{k}\) with \(\lambda\) penalty applied to all covariates</w:t>
                   </w:r>
                 </w:p>
               </w:tc>
@@ -789,7 +789,7 @@
                     <w:jc w:val="center"/>
                   </w:pPr>
                   <w:r>
-                    <w:t xml:space="preserve">Y ~ X + C_1 + C_2 + ... + C_k w/lambda penalty applied to all covariates</w:t>
+                    <w:t xml:space="preserve">\(Y \sim X + C_{1} + C_{2} + \cdots + C_{k}\) with \(\lambda\) penalty applied to all covariates</w:t>
                   </w:r>
                 </w:p>
               </w:tc>
@@ -854,7 +854,7 @@
                     <w:t xml:space="preserve"> </w:t>
                   </w:r>
                   <w:r>
-                    <w:t xml:space="preserve">Screening models represent symbolic linear models where Y is the outcome, X is the focal independent variable, C is a covariate, and k is the number of covariates.</w:t>
+                    <w:t xml:space="preserve">Screening models represent symbolic linear models where \(Y\) is the outcome, \(X\) is the focal independent variable, \(C\) is a covariate, and \(k\) is the number of covariates.</w:t>
                   </w:r>
                 </w:p>
               </w:tc>

--- a/index.docx
+++ b/index.docx
@@ -47,7 +47,7 @@
         <w:pStyle w:val="Date"/>
       </w:pPr>
       <w:r>
-        <w:t xml:space="preserve">2026-03-11</w:t>
+        <w:t xml:space="preserve">2026-03-13</w:t>
       </w:r>
     </w:p>
     <w:p>
@@ -80,7 +80,7 @@
         <w:pStyle w:val="FirstParagraph"/>
       </w:pPr>
       <w:r>
-        <w:t xml:space="preserve">Research in Psychology is often uses experimental manipulations as a means of establishing causal relationships between a focal independent variable (IV) and a psychological outcome. For example, participants may be randomly assigned to receive a moderate dose of alcohol or placebo to evaluate the effect of alcohol consumption on response to a laboratory stressor (INSERT A COUPLE OF REFS TO OUR STUDIES). [Markus, can you provide a simple second example that focuses on an IV manipulation that is social psych relevant?)</w:t>
+        <w:t xml:space="preserve">Research in Psychology is often uses experimental manipulations to establish causal relationships between a focal independent variable (IV) and a psychological outcome. For example, participants may be randomly assigned to receive a moderate dose of alcohol or placebo to evaluate the effect of alcohol consumption on response to a laboratory stressor (INSERT A COUPLE OF REFS TO OUR STUDIES). [Markus, can you provide a simple second example that focuses on an IV manipulation that is social psych relevant?)</w:t>
       </w:r>
     </w:p>
     <w:p>
@@ -88,7 +88,7 @@
         <w:pStyle w:val="BodyText"/>
       </w:pPr>
       <w:r>
-        <w:t xml:space="preserve">A valid test of the effect of an IV requires adequate statistical power (i.e., low probability of a type II error)</w:t>
+        <w:t xml:space="preserve">A valid test of the effect of an IV requires adequate statistical power</w:t>
       </w:r>
       <w:r>
         <w:t xml:space="preserve"> </w:t>
@@ -123,7 +123,7 @@
         <w:t xml:space="preserve">(Thompson et al. 2015; Adrián V. Hernández, Steyerberg, and Habbema 2004; Adrián V. Hernández, Eijkemans, and Steyerberg 2006; Kahan et al. 2014; Van Breukelen 2006; Egbewale, Lewis, and Sim 2014)</w:t>
       </w:r>
       <w:r>
-        <w:t xml:space="preserve">. For example, in the previously described test of the effect of alcohol on stress response, baseline measures of both trait anxiety and fearfulness could be included as covariates. These measures would be expected to correlate with laboratory stress response and therefore reduce variance in stress response that is unrelated to the manipulation to increase statistical power.</w:t>
+        <w:t xml:space="preserve">. For example, in the previously described test of the effect of alcohol on stress response, baseline measures of both trait anxiety and fearfulness could be included as covariates. These measures would not be systematically correlated with the IV because they are collected prior to random assignment. They would also be expected to correlate with laboratory stress response based on prior research. Given this, the addition of these measures as covariates in the analysis could reduce variance in stress response that is unrelated to the manipulation to increase statistical power to test the IV effect.</w:t>
       </w:r>
     </w:p>
     <w:p>
@@ -157,7 +157,7 @@
         <w:pStyle w:val="BodyText"/>
       </w:pPr>
       <w:r>
-        <w:t xml:space="preserve">Given that p-hacking compromises statistical validity, we are left with questions about appropriate covariate selection strategies that both minimize type II errors and control type I errors. A priori, the researcher could decide to avoid the use of covariates altogether with no risk to type I error control. But statistical power would likely be lost by this decision. At the other extreme, the researcher could plan to include all available covariates that are reasonably believed to account for unexplained variance in the outcome in the statistical analysis. This decision, if made a priori, would also not be expected to inflate the type I error rate. However, this approach may not yield optimal statistical power because a subset of these covariates may not manifest strong, or any, relationship with the outcome in any particular study if they have not been previously well-established as robust predictors. Furthermore, available covariates are often correlated with each other (e.g., trait anxiety and fearfulness from the previous example), which reduces their potential benefit in reducing noise relative to their cost to degrees of freedom in the analysis.</w:t>
+        <w:t xml:space="preserve">Given that p-hacking compromises statistical validity, we are left with questions about appropriate covariate selection approaches that both minimize type II errors and control type I errors at alpha. A priori, the researcher could decide to avoid the use of covariates altogether with no risk to type I error control. But statistical power would likely be lost by this decision. At the other extreme, the researcher could plan to include all available covariates that are reasonably believed to account for unexplained variance in the outcome in the statistical analysis. This decision, if made a priori, would also not be expected to inflate the type I error rate. However, this approach may not yield optimal statistical power because a subset of these covariates may not manifest strong, or any, relationship with the outcome in any particular study if they have not been previously well-established as robust predictors. Furthermore, available covariates are often correlated with each other (e.g., trait anxiety and fearfulness from the previous example), which reduces their potential benefit in reducing noise relative to their cost to degrees of freedom in the analysis.</w:t>
       </w:r>
     </w:p>
     <w:p>
@@ -165,7 +165,7 @@
         <w:pStyle w:val="BodyText"/>
       </w:pPr>
       <w:r>
-        <w:t xml:space="preserve">Given these previous options, it may be that a data-driven approach to covariate selection could improve statistical validity relative to the a priori all or no covariate approaches. An optimal data-driven covariate selection method may be able to select the covariates that provide the greatest increase in power (e.g., covariates highly correlated with the outcome</w:t>
+        <w:t xml:space="preserve">Given these possibly sub-optimal previous options, it may be that a data-driven approach to covariate selection could improve statistical validity relative to the a priori all or no covariate approaches. An optimal data-driven covariate selection method may be able to select the covariates that provide the greatest increase in power (e.g., covariates highly correlated with the outcome</w:t>
       </w:r>
       <w:r>
         <w:t xml:space="preserve"> </w:t>
@@ -174,7 +174,7 @@
         <w:t xml:space="preserve">(Kahan et al. 2014)</w:t>
       </w:r>
       <w:r>
-        <w:t xml:space="preserve">) with the lowest cost to degrees of freedom (e.g., by including only covariates that contribute to unique reductions in variance). Of course, statistically valid data-driven approaches must also not nominally inflate the Type I error rate, as occurs with</w:t>
+        <w:t xml:space="preserve">) with the lowest cost to degrees of freedom (e.g., by including only covariates that contribute to unique reductions in variance). Of course, statistically valid data-driven approaches must also not meaningfully inflate the Type I error rate, as occurs with</w:t>
       </w:r>
       <w:r>
         <w:t xml:space="preserve"> </w:t>
@@ -195,7 +195,7 @@
         <w:pStyle w:val="BodyText"/>
       </w:pPr>
       <w:r>
-        <w:t xml:space="preserve">In this study, we use simulation methods to evaluate six data-driven approaches to select an optimal set of covariates when testing the effect of a focal manipulated IV. For each approach, we select covariates that display significant relationships with the outcome variable in covariate</w:t>
+        <w:t xml:space="preserve">In this study, we use simulation methods to evaluate candidate six data-driven approaches to select an optimal set of covariates when testing the effect of a focal manipulated IV. For each approach, we select covariates that display significant relationships with the outcome variable in covariate</w:t>
       </w:r>
       <w:r>
         <w:t xml:space="preserve"> </w:t>
@@ -207,7 +207,19 @@
         <w:t xml:space="preserve"> </w:t>
       </w:r>
       <w:r>
-        <w:t xml:space="preserve">that are used to identify which covariates to include in the subsequent primary analysis that tests the focal IV. Across these screening models, we consider three modeling approaches (i.e., bivariate regression models that screen each covariate in its own model, multiple regression models that screen all covariates in a single model, and LASSO [INSERT REF] models that screen all covariates in a single model). Across these modeling approaches, we also either include or exclude the focal IV in the screening models for a total of six data-driven approaches. We benchmark these data-driven approaches against the a priori</w:t>
+        <w:t xml:space="preserve">that are used to identify which covariates to include in the subsequent primary analysis that tests the focal IV. Across these screening models, we consider three modeling approaches (i.e., regression models that screen each covariate in its own model, regression models that screen all covariates in a single model, and LASSO</w:t>
+      </w:r>
+      <w:r>
+        <w:t xml:space="preserve"> </w:t>
+      </w:r>
+      <w:r>
+        <w:t xml:space="preserve">(Tibshirani 1996)</w:t>
+      </w:r>
+      <w:r>
+        <w:t xml:space="preserve"> </w:t>
+      </w:r>
+      <w:r>
+        <w:t xml:space="preserve">models that screen all covariates in a single model). Across these modeling approaches, we also either include or exclude the focal IV in the screening models for a total of six candidate data-driven approaches. We benchmark these candidate data-driven approaches against a priori</w:t>
       </w:r>
       <w:r>
         <w:t xml:space="preserve"> </w:t>
@@ -231,11 +243,11 @@
         <w:t xml:space="preserve"> </w:t>
       </w:r>
       <w:r>
-        <w:t xml:space="preserve">approaches as well as the p-hacking approach. For all approaches we quantify the probability of type I and type II errors across a variety of research contexts that vary by sample size, number of available covariates, strength of covariate effects, effect size for the IV and other relevant context characteristics. We use results from these simulations to provide clear and accessible guidance about how best to select an optimal set of covariates to increase statistical power when testing the effect of a manipulated IV.</w:t>
+        <w:t xml:space="preserve">approaches as well as the p-hacking approach (a statistically invalid data-driven approach). For all approaches we quantify the probability of type I and type II errors across a variety of research contexts that vary by sample size, number of available covariates, strength of covariate effects, effect size for the IV and other relevant context characteristics. We use results from these simulations to provide clear and accessible guidance about how best to select an optimal set of covariates to increase statistical power when testing the effect of a manipulated IV.</w:t>
       </w:r>
     </w:p>
     <w:bookmarkEnd w:id="20"/>
-    <w:bookmarkStart w:id="31" w:name="methods"/>
+    <w:bookmarkStart w:id="33" w:name="methods"/>
     <w:p>
       <w:pPr>
         <w:pStyle w:val="Heading1"/>
@@ -258,33 +270,18 @@
         <w:pStyle w:val="FirstParagraph"/>
       </w:pPr>
       <w:r>
-        <w:t xml:space="preserve">As described above, we evaluated nine approaches to select covariates to use when testing the effect of a focal dichotomous IV. linear regression models with varying levels and methods of covariate selection. Two models did not use any covariate selection: a linear regression model that used no covariates and a linear regression model that used all available covariates. One model used a statistically invalid method of selecting covariates based on whether they lower the regression p-value (i.e., p-hacking). The remaining six models used three systematic covariate selection methods, selection based on a single covariate linear model, all covariates linear model, and all covariates LASSO, controlling for the focal manipulation (i.e.,</w:t>
-      </w:r>
-      <w:r>
-        <w:t xml:space="preserve"> </w:t>
-      </w:r>
-      <w:r>
-        <w:rPr>
-          <w:i/>
-          <w:iCs/>
-        </w:rPr>
-        <w:t xml:space="preserve">X</w:t>
-      </w:r>
-      <w:r>
-        <w:t xml:space="preserve">) and without controlling for</w:t>
-      </w:r>
-      <w:r>
-        <w:t xml:space="preserve"> </w:t>
-      </w:r>
-      <w:r>
-        <w:rPr>
-          <w:i/>
-          <w:iCs/>
-        </w:rPr>
-        <w:t xml:space="preserve">X</w:t>
-      </w:r>
-      <w:r>
-        <w:t xml:space="preserve">. A summary of the nine models is presented in</w:t>
+        <w:t xml:space="preserve">As described above, we evaluated six candidate data-driven and three benchmark (p-hacking, all covariates, no covariates) approaches to select covariates to use in a primary analysis that tested the effect of a focal dichotomous IV (notated as</w:t>
+      </w:r>
+      <w:r>
+        <w:t xml:space="preserve"> </w:t>
+      </w:r>
+      <m:oMath>
+        <m:r>
+          <m:t>X</m:t>
+        </m:r>
+      </m:oMath>
+      <w:r>
+        <w:t xml:space="preserve">). A summary of these nine approaches is presented in</w:t>
       </w:r>
       <w:r>
         <w:t xml:space="preserve"> </w:t>
@@ -297,6 +294,205 @@
           <w:t xml:space="preserve">Table 1</w:t>
         </w:r>
       </w:hyperlink>
+      <w:r>
+        <w:t xml:space="preserve">.</w:t>
+      </w:r>
+    </w:p>
+    <w:p>
+      <w:pPr>
+        <w:pStyle w:val="BodyText"/>
+      </w:pPr>
+      <w:r>
+        <w:t xml:space="preserve">For the six candidate data-driven approaches, we selected covariates for the primary analysis of</w:t>
+      </w:r>
+      <w:r>
+        <w:t xml:space="preserve"> </w:t>
+      </w:r>
+      <m:oMath>
+        <m:r>
+          <m:t>X</m:t>
+        </m:r>
+      </m:oMath>
+      <w:r>
+        <w:t xml:space="preserve"> </w:t>
+      </w:r>
+      <w:r>
+        <w:t xml:space="preserve">by fitting preliminary covariate screening models that used either the general linear model (i.e., ordinary least squares regression) or LASSO. Across these approaches we considered screening models that either included or did not include</w:t>
+      </w:r>
+      <w:r>
+        <w:t xml:space="preserve"> </w:t>
+      </w:r>
+      <m:oMath>
+        <m:r>
+          <m:t>X</m:t>
+        </m:r>
+      </m:oMath>
+      <w:r>
+        <w:t xml:space="preserve"> </w:t>
+      </w:r>
+      <w:r>
+        <w:t xml:space="preserve">in the screening model.</w:t>
+      </w:r>
+    </w:p>
+    <w:p>
+      <w:pPr>
+        <w:pStyle w:val="BodyText"/>
+      </w:pPr>
+      <w:r>
+        <w:t xml:space="preserve">For the candidate approaches that used general linear models for screening, we considered approaches where all covariates were screened simultaneously in one model or where the covariates were screened one at a time in separate models. Across these approaches, a covariate was selected to be included in the primary analysis if the p-value for that covariate was less than 0.05 in the screening model that evaluated it. The p-value for</w:t>
+      </w:r>
+      <w:r>
+        <w:t xml:space="preserve"> </w:t>
+      </w:r>
+      <m:oMath>
+        <m:r>
+          <m:t>X</m:t>
+        </m:r>
+      </m:oMath>
+      <w:r>
+        <w:t xml:space="preserve"> </w:t>
+      </w:r>
+      <w:r>
+        <w:t xml:space="preserve">was not used and</w:t>
+      </w:r>
+      <w:r>
+        <w:t xml:space="preserve"> </w:t>
+      </w:r>
+      <m:oMath>
+        <m:r>
+          <m:t>X</m:t>
+        </m:r>
+      </m:oMath>
+      <w:r>
+        <w:t xml:space="preserve"> </w:t>
+      </w:r>
+      <w:r>
+        <w:t xml:space="preserve">was only included to partial its variance from</w:t>
+      </w:r>
+      <w:r>
+        <w:t xml:space="preserve"> </w:t>
+      </w:r>
+      <m:oMath>
+        <m:r>
+          <m:t>Y</m:t>
+        </m:r>
+      </m:oMath>
+      <w:r>
+        <w:t xml:space="preserve"> </w:t>
+      </w:r>
+      <w:r>
+        <w:t xml:space="preserve">when evaluating the covariates.</w:t>
+      </w:r>
+    </w:p>
+    <w:p>
+      <w:pPr>
+        <w:pStyle w:val="BodyText"/>
+      </w:pPr>
+      <w:r>
+        <w:t xml:space="preserve">For the candidate approaches that used LASSO (with and without</w:t>
+      </w:r>
+      <w:r>
+        <w:t xml:space="preserve"> </w:t>
+      </w:r>
+      <m:oMath>
+        <m:r>
+          <m:t>X</m:t>
+        </m:r>
+      </m:oMath>
+      <w:r>
+        <w:t xml:space="preserve">) for screening, the screening model simultaneously included all covariates. Also, for the LASSO screening model that included</w:t>
+      </w:r>
+      <w:r>
+        <w:t xml:space="preserve"> </w:t>
+      </w:r>
+      <m:oMath>
+        <m:r>
+          <m:t>X</m:t>
+        </m:r>
+      </m:oMath>
+      <w:r>
+        <w:t xml:space="preserve">, the regularization penalty for</w:t>
+      </w:r>
+      <w:r>
+        <w:t xml:space="preserve"> </w:t>
+      </w:r>
+      <m:oMath>
+        <m:r>
+          <m:t>X</m:t>
+        </m:r>
+      </m:oMath>
+      <w:r>
+        <w:t xml:space="preserve"> </w:t>
+      </w:r>
+      <w:r>
+        <w:t xml:space="preserve">was set to 0 so that</w:t>
+      </w:r>
+      <w:r>
+        <w:t xml:space="preserve"> </w:t>
+      </w:r>
+      <m:oMath>
+        <m:r>
+          <m:t>X</m:t>
+        </m:r>
+      </m:oMath>
+      <w:r>
+        <w:t xml:space="preserve"> </w:t>
+      </w:r>
+      <w:r>
+        <w:t xml:space="preserve">was always retained in the screening model. Covariates were selected to be included in the primary analysis if they were retained by LASSO in the screening model (i.e., did not have their parameter estimate set to 0).</w:t>
+      </w:r>
+    </w:p>
+    <w:p>
+      <w:pPr>
+        <w:pStyle w:val="BodyText"/>
+      </w:pPr>
+      <w:r>
+        <w:t xml:space="preserve">We benchmarked these six candidate data-driven approaches against a statistically invalid data-driven approach (p-hacking) and two a priori selection approaches that did not use the data to screen and select covariates. The p-hacking approach used separate screening models for each covariate and each of these models also included</w:t>
+      </w:r>
+      <w:r>
+        <w:t xml:space="preserve"> </w:t>
+      </w:r>
+      <m:oMath>
+        <m:r>
+          <m:t>X</m:t>
+        </m:r>
+      </m:oMath>
+      <w:r>
+        <w:t xml:space="preserve">. Covariates were selected to be included in the primary analysis if the p-value for</w:t>
+      </w:r>
+      <w:r>
+        <w:t xml:space="preserve"> </w:t>
+      </w:r>
+      <m:oMath>
+        <m:r>
+          <m:t>X</m:t>
+        </m:r>
+      </m:oMath>
+      <w:r>
+        <w:t xml:space="preserve"> </w:t>
+      </w:r>
+      <w:r>
+        <w:t xml:space="preserve">was reduced (relative to its bivariate relationship with</w:t>
+      </w:r>
+      <w:r>
+        <w:t xml:space="preserve"> </w:t>
+      </w:r>
+      <m:oMath>
+        <m:r>
+          <m:t>Y</m:t>
+        </m:r>
+      </m:oMath>
+      <w:r>
+        <w:t xml:space="preserve">) in the screening model that included that covariate. The all covariates approach and the no covariates approach did not use screening models but instead used either all or none of the available covariates in the specific research context in the primary analysis of</w:t>
+      </w:r>
+      <w:r>
+        <w:t xml:space="preserve"> </w:t>
+      </w:r>
+      <m:oMath>
+        <m:r>
+          <m:t>X</m:t>
+        </m:r>
+      </m:oMath>
       <w:r>
         <w:t xml:space="preserve">.</w:t>
       </w:r>
@@ -922,7 +1118,7 @@
         <w:pStyle w:val="FirstParagraph"/>
       </w:pPr>
       <w:r>
-        <w:t xml:space="preserve">We manipulated several characteristics designed to mimic varying research contexts that psychology researchers might encounter in their studies. We crossed all levels of each characteristic to create a total of 540 unique research contexts to allow results from our simulations to generalize across the diversity of contexts within which psychology studies are situated. A summary of these contexts is presented in</w:t>
+        <w:t xml:space="preserve">We manipulated several characteristics designed to mimic a range of research contexts that researchers in Psychology might encounter in their studies. We crossed all levels of each characteristic to create a total of 540 unique research contexts to allow results from our simulations to generalize across the diversity of contexts within which psychology studies are situated. A summary of these characteristics is presented in</w:t>
       </w:r>
       <w:r>
         <w:t xml:space="preserve"> </w:t>
@@ -936,7 +1132,7 @@
         </w:r>
       </w:hyperlink>
       <w:r>
-        <w:t xml:space="preserve">. The variables include:</w:t>
+        <w:t xml:space="preserve">. They include:</w:t>
       </w:r>
     </w:p>
     <w:p>
@@ -947,144 +1143,350 @@
         </w:numPr>
       </w:pPr>
       <w:r>
-        <w:t xml:space="preserve">The true population parameter for the focal IV. We selected values that represent null (</w:t>
+        <w:rPr>
+          <w:b/>
+          <w:bCs/>
+        </w:rPr>
+        <w:t xml:space="preserve">The population parameter for the focal IV (</w:t>
       </w:r>
       <m:oMath>
         <m:sSub>
           <m:e>
             <m:r>
-              <m:t>b</m:t>
+              <m:t>β</m:t>
             </m:r>
           </m:e>
           <m:sub>
             <m:r>
-              <m:t>i</m:t>
+              <m:t>x</m:t>
+            </m:r>
+          </m:sub>
+        </m:sSub>
+      </m:oMath>
+      <w:r>
+        <w:rPr>
+          <w:b/>
+          <w:bCs/>
+        </w:rPr>
+        <w:t xml:space="preserve">)</w:t>
+      </w:r>
+      <w:r>
+        <w:t xml:space="preserve">. We selected values that represent null (</w:t>
+      </w:r>
+      <m:oMath>
+        <m:sSub>
+          <m:e>
+            <m:r>
+              <m:t>β</m:t>
+            </m:r>
+          </m:e>
+          <m:sub>
+            <m:r>
+              <m:t>x</m:t>
+            </m:r>
+          </m:sub>
+        </m:sSub>
+        <m:r>
+          <m:rPr>
+            <m:sty m:val="p"/>
+          </m:rPr>
+          <m:t>=</m:t>
+        </m:r>
+        <m:r>
+          <m:t>0</m:t>
+        </m:r>
+      </m:oMath>
+      <w:r>
+        <w:t xml:space="preserve">), small (</w:t>
+      </w:r>
+      <m:oMath>
+        <m:sSub>
+          <m:e>
+            <m:r>
+              <m:t>β</m:t>
+            </m:r>
+          </m:e>
+          <m:sub>
+            <m:r>
+              <m:t>x</m:t>
+            </m:r>
+          </m:sub>
+        </m:sSub>
+        <m:r>
+          <m:rPr>
+            <m:sty m:val="p"/>
+          </m:rPr>
+          <m:t>=</m:t>
+        </m:r>
+        <m:r>
+          <m:t>0.2</m:t>
+        </m:r>
+      </m:oMath>
+      <w:r>
+        <w:t xml:space="preserve">) and medium (</w:t>
+      </w:r>
+      <m:oMath>
+        <m:sSub>
+          <m:e>
+            <m:r>
+              <m:t>β</m:t>
+            </m:r>
+          </m:e>
+          <m:sub>
+            <m:r>
+              <m:t>x</m:t>
+            </m:r>
+          </m:sub>
+        </m:sSub>
+        <m:r>
+          <m:rPr>
+            <m:sty m:val="p"/>
+          </m:rPr>
+          <m:t>=</m:t>
+        </m:r>
+        <m:r>
+          <m:t>0.5</m:t>
+        </m:r>
+      </m:oMath>
+      <w:r>
+        <w:t xml:space="preserve">) effect sizes for the IV. Given that the standard deviation of the outcome variable was set to 1 in all simulations, these parameter values correspond to null, small, and medium Cohen’s d effect sizes (INSERT COHEN 1991 ref).</w:t>
+      </w:r>
+    </w:p>
+    <w:p>
+      <w:pPr>
+        <w:numPr>
+          <w:ilvl w:val="0"/>
+          <w:numId w:val="1001"/>
+        </w:numPr>
+      </w:pPr>
+      <w:r>
+        <w:rPr>
+          <w:b/>
+          <w:bCs/>
+        </w:rPr>
+        <w:t xml:space="preserve">The sample size (</w:t>
+      </w:r>
+      <m:oMath>
+        <m:r>
+          <m:t>N</m:t>
+        </m:r>
+      </m:oMath>
+      <w:r>
+        <w:rPr>
+          <w:b/>
+          <w:bCs/>
+        </w:rPr>
+        <w:t xml:space="preserve">)</w:t>
+      </w:r>
+      <w:r>
+        <w:t xml:space="preserve">. We chose values for the number of observations that pertain to common sample sizes in experimental research in Psychology: 50, 100, 150, 200, 300, and 400 observations.</w:t>
+      </w:r>
+    </w:p>
+    <w:p>
+      <w:pPr>
+        <w:numPr>
+          <w:ilvl w:val="0"/>
+          <w:numId w:val="1001"/>
+        </w:numPr>
+      </w:pPr>
+      <w:r>
+        <w:rPr>
+          <w:b/>
+          <w:bCs/>
+        </w:rPr>
+        <w:t xml:space="preserve">The number of covariates available(</w:t>
+      </w:r>
+      <m:oMath>
+        <m:sSub>
+          <m:e>
+            <m:r>
+              <m:t>N</m:t>
+            </m:r>
+          </m:e>
+          <m:sub>
+            <m:r>
+              <m:t>c</m:t>
+            </m:r>
+            <m:r>
+              <m:t>o</m:t>
             </m:r>
             <m:r>
               <m:t>v</m:t>
             </m:r>
           </m:sub>
         </m:sSub>
-        <m:r>
-          <m:rPr>
-            <m:sty m:val="p"/>
-          </m:rPr>
-          <m:t>=</m:t>
-        </m:r>
-        <m:r>
-          <m:t>0</m:t>
-        </m:r>
-      </m:oMath>
-      <w:r>
-        <w:t xml:space="preserve">), small (</w:t>
+      </m:oMath>
+      <w:r>
+        <w:rPr>
+          <w:b/>
+          <w:bCs/>
+        </w:rPr>
+        <w:t xml:space="preserve">)</w:t>
+      </w:r>
+      <w:r>
+        <w:t xml:space="preserve">. We selected a wide range of possible scenarios: 4, 8, 12, 16, or 20 available covariates.</w:t>
+      </w:r>
+    </w:p>
+    <w:p>
+      <w:pPr>
+        <w:numPr>
+          <w:ilvl w:val="0"/>
+          <w:numId w:val="1001"/>
+        </w:numPr>
+      </w:pPr>
+      <w:r>
+        <w:rPr>
+          <w:b/>
+          <w:bCs/>
+        </w:rPr>
+        <w:t xml:space="preserve">The percentage of covariates with non-zero correlations with the outcome (</w:t>
       </w:r>
       <m:oMath>
         <m:sSub>
           <m:e>
             <m:r>
-              <m:t>b</m:t>
+              <m:rPr>
+                <m:sty m:val="p"/>
+              </m:rPr>
+              <m:t>%</m:t>
             </m:r>
           </m:e>
           <m:sub>
             <m:r>
-              <m:t>i</m:t>
+              <m:t>c</m:t>
+            </m:r>
+            <m:r>
+              <m:t>o</m:t>
             </m:r>
             <m:r>
               <m:t>v</m:t>
             </m:r>
           </m:sub>
         </m:sSub>
-        <m:r>
-          <m:rPr>
-            <m:sty m:val="p"/>
-          </m:rPr>
-          <m:t>=</m:t>
-        </m:r>
-        <m:r>
-          <m:t>0.2</m:t>
-        </m:r>
-      </m:oMath>
-      <w:r>
-        <w:t xml:space="preserve">) and medium (</w:t>
+      </m:oMath>
+      <w:r>
+        <w:rPr>
+          <w:b/>
+          <w:bCs/>
+        </w:rPr>
+        <w:t xml:space="preserve">)</w:t>
+      </w:r>
+      <w:r>
+        <w:t xml:space="preserve">. We simulated research contexts where 25%, 50% or 75% of the available covariates had non-zero correlations with the outcome in the population. This allowed us to model situations where the researcher has an exploratory vs. more well-established set of covariates at their disposal.</w:t>
+      </w:r>
+    </w:p>
+    <w:p>
+      <w:pPr>
+        <w:numPr>
+          <w:ilvl w:val="0"/>
+          <w:numId w:val="1001"/>
+        </w:numPr>
+      </w:pPr>
+      <w:r>
+        <w:rPr>
+          <w:b/>
+          <w:bCs/>
+        </w:rPr>
+        <w:t xml:space="preserve">The magnitude of the correlation between the covariates and</w:t>
+      </w:r>
+      <w:r>
+        <w:rPr>
+          <w:b/>
+          <w:bCs/>
+        </w:rPr>
+        <w:t xml:space="preserve"> </w:t>
+      </w:r>
+      <m:oMath>
+        <m:r>
+          <m:t>Y</m:t>
+        </m:r>
+      </m:oMath>
+      <w:r>
+        <w:rPr>
+          <w:b/>
+          <w:bCs/>
+        </w:rPr>
+        <w:t xml:space="preserve"> </w:t>
+      </w:r>
+      <w:r>
+        <w:rPr>
+          <w:b/>
+          <w:bCs/>
+        </w:rPr>
+        <w:t xml:space="preserve">(</w:t>
       </w:r>
       <m:oMath>
         <m:sSub>
           <m:e>
             <m:r>
-              <m:t>b</m:t>
+              <m:t>r</m:t>
             </m:r>
           </m:e>
           <m:sub>
             <m:r>
-              <m:t>i</m:t>
+              <m:t>c</m:t>
+            </m:r>
+            <m:r>
+              <m:t>o</m:t>
             </m:r>
             <m:r>
               <m:t>v</m:t>
             </m:r>
           </m:sub>
         </m:sSub>
-        <m:r>
-          <m:rPr>
-            <m:sty m:val="p"/>
-          </m:rPr>
-          <m:t>=</m:t>
-        </m:r>
-        <m:r>
-          <m:t>0.5</m:t>
-        </m:r>
-      </m:oMath>
-      <w:r>
-        <w:t xml:space="preserve">) effects for the IV. Given that the variance of the outcome variable was set to 1 in all simulations, these parameter values correspond to null, small, and medium Cohen’s d effect sizes (INSERT COHEN 1991 ref).</w:t>
-      </w:r>
-      <w:r>
-        <w:t xml:space="preserve"> </w:t>
-      </w:r>
-    </w:p>
-    <w:p>
-      <w:pPr>
-        <w:numPr>
-          <w:ilvl w:val="0"/>
-          <w:numId w:val="1001"/>
-        </w:numPr>
-      </w:pPr>
-      <w:r>
-        <w:t xml:space="preserve">The sample size. We chose values for the number of observations that pertain to common sample sizes in experimental research: 50, 100, 150, 200, 300, and 400 observations.</w:t>
-      </w:r>
-    </w:p>
-    <w:p>
-      <w:pPr>
-        <w:numPr>
-          <w:ilvl w:val="0"/>
-          <w:numId w:val="1001"/>
-        </w:numPr>
-      </w:pPr>
-      <w:r>
-        <w:t xml:space="preserve">The number of covariates available. We selected a wide range of possible scenarios: 4, 8, 12, 16, or 20 available covariates.</w:t>
-      </w:r>
-    </w:p>
-    <w:p>
-      <w:pPr>
-        <w:numPr>
-          <w:ilvl w:val="0"/>
-          <w:numId w:val="1002"/>
-        </w:numPr>
-      </w:pPr>
-      <w:r>
-        <w:t xml:space="preserve">The percentage of covariates with non-zero relationships with the outcome. We simulated research contexts where 25%, 50% or 75% of the available covariates were related to the outcome to represent realities where a researcher has many available covariates, but only some may be useful given their relationship with the outcome.</w:t>
-      </w:r>
-    </w:p>
-    <w:p>
-      <w:pPr>
-        <w:numPr>
-          <w:ilvl w:val="0"/>
-          <w:numId w:val="1002"/>
-        </w:numPr>
-      </w:pPr>
-      <w:r>
-        <w:t xml:space="preserve">The strength of the relationship between the covariates and Y. All non-zero covariates (see characteristic 4) were given a moderate or large relationship to the outcome Y (i.e., correlations of 0.3 and 0.5), respectively. Since these covariates are all correlated with the outcome, it is likely they are also correlated with each other. Therefore, we assigned a moderate 0.3 correlation for all relationships among these non-zero covariates.</w:t>
-      </w:r>
-      <w:r>
-        <w:t xml:space="preserve"> </w:t>
+      </m:oMath>
+      <w:r>
+        <w:rPr>
+          <w:b/>
+          <w:bCs/>
+        </w:rPr>
+        <w:t xml:space="preserve">)</w:t>
+      </w:r>
+      <w:r>
+        <w:t xml:space="preserve">. All non-zero covariates (see characteristic 4) were given a moderate or large relationship to the outcome</w:t>
+      </w:r>
+      <w:r>
+        <w:t xml:space="preserve"> </w:t>
+      </w:r>
+      <m:oMath>
+        <m:r>
+          <m:t>Y</m:t>
+        </m:r>
+      </m:oMath>
+      <w:r>
+        <w:t xml:space="preserve"> </w:t>
+      </w:r>
+      <w:r>
+        <w:t xml:space="preserve">(i.e.,</w:t>
+      </w:r>
+      <w:r>
+        <w:t xml:space="preserve"> </w:t>
+      </w:r>
+      <m:oMath>
+        <m:sSub>
+          <m:e>
+            <m:r>
+              <m:t>r</m:t>
+            </m:r>
+          </m:e>
+          <m:sub>
+            <m:r>
+              <m:t>c</m:t>
+            </m:r>
+            <m:r>
+              <m:t>o</m:t>
+            </m:r>
+            <m:r>
+              <m:t>v</m:t>
+            </m:r>
+          </m:sub>
+        </m:sSub>
+      </m:oMath>
+      <w:r>
+        <w:t xml:space="preserve"> </w:t>
+      </w:r>
+      <w:r>
+        <w:t xml:space="preserve">= 0.3 or 0.5, respectively). Given that these covariates are all correlated with the outcome, it is expected that they would typically also be correlated with each other. Therefore, we assigned a moderate 0.3 correlation among each of these non-zero covariates.</w:t>
       </w:r>
     </w:p>
     <w:tbl>
@@ -1290,7 +1692,7 @@
                     <w:jc w:val="center"/>
                   </w:pPr>
                   <w:r>
-                    <w:t xml:space="preserve">0.2, 0.5</w:t>
+                    <w:t xml:space="preserve">0.3, 0.5</w:t>
                   </w:r>
                 </w:p>
               </w:tc>
@@ -1328,7 +1730,7 @@
       </w:hyperlink>
     </w:p>
     <w:bookmarkEnd w:id="26"/>
-    <w:bookmarkStart w:id="30" w:name="data-analytic-plan"/>
+    <w:bookmarkStart w:id="32" w:name="data-analytic-plan"/>
     <w:p>
       <w:pPr>
         <w:pStyle w:val="Heading2"/>
@@ -1342,13 +1744,28 @@
         <w:pStyle w:val="FirstParagraph"/>
       </w:pPr>
       <w:r>
-        <w:t xml:space="preserve">All data analyses were done in R.</w:t>
-      </w:r>
-      <w:r>
-        <w:t xml:space="preserve"> </w:t>
-      </w:r>
-      <w:r>
-        <w:t xml:space="preserve">Simulations were run using high-throughput computing resources provided by the University of Wisconsin-Madison Center for High Throughput Computing</w:t>
+        <w:t xml:space="preserve">All data analyses were done in R using the Tidyverse ecosystem</w:t>
+      </w:r>
+      <w:r>
+        <w:t xml:space="preserve"> </w:t>
+      </w:r>
+      <w:r>
+        <w:t xml:space="preserve">(Kuhn and Wickham 2020)</w:t>
+      </w:r>
+      <w:r>
+        <w:t xml:space="preserve"> </w:t>
+      </w:r>
+      <w:r>
+        <w:t xml:space="preserve">and the RStudio IDE</w:t>
+      </w:r>
+      <w:r>
+        <w:t xml:space="preserve"> </w:t>
+      </w:r>
+      <w:r>
+        <w:t xml:space="preserve">(RStudio Team 2020)</w:t>
+      </w:r>
+      <w:r>
+        <w:t xml:space="preserve">. Simulations were run using high-throughput computing resources provided by the University of Wisconsin-Madison Center for High Throughput Computing</w:t>
       </w:r>
       <w:r>
         <w:t xml:space="preserve"> </w:t>
@@ -1365,104 +1782,140 @@
         <w:pStyle w:val="BodyText"/>
       </w:pPr>
       <w:r>
-        <w:t xml:space="preserve">We ran 40,000 simulations for each research context. Within each simulation we generated a unique dataset that consisted of a dichotomous focal independent variable (</w:t>
-      </w:r>
-      <w:r>
-        <w:rPr>
-          <w:i/>
-          <w:iCs/>
-        </w:rPr>
-        <w:t xml:space="preserve">X</w:t>
-      </w:r>
+        <w:t xml:space="preserve">We simulated 40,000 datasets within each research context. For each simulated dataset, we generated scores for a dichotomous focal independent variable (</w:t>
+      </w:r>
+      <m:oMath>
+        <m:r>
+          <m:t>X</m:t>
+        </m:r>
+      </m:oMath>
       <w:r>
         <w:t xml:space="preserve">), varying numbers of quantitative covariates (</w:t>
       </w:r>
-      <w:r>
-        <w:rPr>
-          <w:i/>
-          <w:iCs/>
-        </w:rPr>
-        <w:t xml:space="preserve">C</w:t>
-      </w:r>
-      <w:r>
-        <w:t xml:space="preserve">), where a subset are correlated with each other and with the outcome (see Research Contexts section), and a quantitative outcome (</w:t>
-      </w:r>
-      <w:r>
-        <w:rPr>
-          <w:i/>
-          <w:iCs/>
-        </w:rPr>
-        <w:t xml:space="preserve">Y</w:t>
-      </w:r>
-      <w:r>
-        <w:t xml:space="preserve">) calculated by adding the</w:t>
-      </w:r>
-      <w:r>
-        <w:t xml:space="preserve"> </w:t>
-      </w:r>
-      <w:r>
-        <w:rPr>
-          <w:i/>
-          <w:iCs/>
-        </w:rPr>
-        <w:t xml:space="preserve">X</w:t>
-      </w:r>
-      <w:r>
-        <w:t xml:space="preserve"> </w:t>
-      </w:r>
-      <w:r>
-        <w:t xml:space="preserve">variable multiplied by the effect size (i.e., population parameter) to the</w:t>
-      </w:r>
-      <w:r>
-        <w:t xml:space="preserve"> </w:t>
-      </w:r>
-      <w:r>
-        <w:rPr>
-          <w:i/>
-          <w:iCs/>
-        </w:rPr>
-        <w:t xml:space="preserve">Y</w:t>
-      </w:r>
-      <w:r>
-        <w:t xml:space="preserve"> </w:t>
-      </w:r>
-      <w:r>
-        <w:t xml:space="preserve">generated from the correlation matrix with the covariates. We fit models from our nine approaches on each simulated dataset. From each model we saved the parameter estimate for</w:t>
-      </w:r>
-      <w:r>
-        <w:t xml:space="preserve"> </w:t>
-      </w:r>
-      <w:r>
-        <w:rPr>
-          <w:i/>
-          <w:iCs/>
-        </w:rPr>
-        <w:t xml:space="preserve">X</w:t>
-      </w:r>
-      <w:r>
-        <w:t xml:space="preserve">, the p-value for its statistical test against 0, and the conclusion (reject or fail to reject) using alpha = 0.05.</w:t>
-      </w:r>
-    </w:p>
-    <w:p>
-      <w:pPr>
-        <w:pStyle w:val="BodyText"/>
-      </w:pPr>
-      <w:r>
-        <w:t xml:space="preserve">Below, we demonstrate the covariance matrix and how to generate the multivariate normal dataset using this covariance matrix for a research context with a small true population parameter effect size (</w:t>
+      <m:oMath>
+        <m:r>
+          <m:t>C</m:t>
+        </m:r>
+      </m:oMath>
+      <w:r>
+        <w:t xml:space="preserve">), and a quantitative outcome (</w:t>
+      </w:r>
+      <m:oMath>
+        <m:r>
+          <m:t>Y</m:t>
+        </m:r>
+      </m:oMath>
+      <w:r>
+        <w:t xml:space="preserve">). To generate these datasets, we first created</w:t>
+      </w:r>
+      <w:r>
+        <w:t xml:space="preserve"> </w:t>
+      </w:r>
+      <m:oMath>
+        <m:r>
+          <m:t>N</m:t>
+        </m:r>
+      </m:oMath>
+      <w:r>
+        <w:t xml:space="preserve"> </w:t>
+      </w:r>
+      <w:r>
+        <w:t xml:space="preserve">scores for a set of multivariate normal distributed covariates and</w:t>
+      </w:r>
+      <w:r>
+        <w:t xml:space="preserve"> </w:t>
+      </w:r>
+      <m:oMath>
+        <m:r>
+          <m:t>Y</m:t>
+        </m:r>
+      </m:oMath>
+      <w:r>
+        <w:t xml:space="preserve">, with their variances = 1 and the number of covariates, and the covariances among the covariates and with</w:t>
+      </w:r>
+      <w:r>
+        <w:t xml:space="preserve"> </w:t>
+      </w:r>
+      <m:oMath>
+        <m:r>
+          <m:t>Y</m:t>
+        </m:r>
+      </m:oMath>
+      <w:r>
+        <w:t xml:space="preserve"> </w:t>
+      </w:r>
+      <w:r>
+        <w:t xml:space="preserve">dictated with the research context (see points 3-5 above). Consistent with the manipulation of the IV following measurement of the baseline covariates, the effect of</w:t>
+      </w:r>
+      <w:r>
+        <w:t xml:space="preserve"> </w:t>
+      </w:r>
+      <m:oMath>
+        <m:r>
+          <m:t>X</m:t>
+        </m:r>
+      </m:oMath>
+      <w:r>
+        <w:t xml:space="preserve"> </w:t>
+      </w:r>
+      <w:r>
+        <w:t xml:space="preserve">was (</w:t>
       </w:r>
       <m:oMath>
         <m:sSub>
           <m:e>
             <m:r>
-              <m:t>b</m:t>
+              <m:t>β</m:t>
             </m:r>
           </m:e>
           <m:sub>
             <m:r>
-              <m:t>i</m:t>
+              <m:t>x</m:t>
             </m:r>
+          </m:sub>
+        </m:sSub>
+        <m:r>
+          <m:rPr>
+            <m:sty m:val="p"/>
+          </m:rPr>
+          <m:t>*</m:t>
+        </m:r>
+        <m:r>
+          <m:t>X</m:t>
+        </m:r>
+      </m:oMath>
+      <w:r>
+        <w:t xml:space="preserve">) was then added into</w:t>
+      </w:r>
+      <w:r>
+        <w:t xml:space="preserve"> </w:t>
+      </w:r>
+      <m:oMath>
+        <m:r>
+          <m:t>Y</m:t>
+        </m:r>
+      </m:oMath>
+      <w:r>
+        <w:t xml:space="preserve">.</w:t>
+      </w:r>
+    </w:p>
+    <w:p>
+      <w:pPr>
+        <w:pStyle w:val="BodyText"/>
+      </w:pPr>
+      <w:r>
+        <w:t xml:space="preserve">Below, we display an exemplar covariance matrix and subsequent R code to generate a simulated dataset for a research context with a small population effect size for the IV (</w:t>
+      </w:r>
+      <m:oMath>
+        <m:sSub>
+          <m:e>
             <m:r>
-              <m:t>v</m:t>
+              <m:t>β</m:t>
+            </m:r>
+          </m:e>
+          <m:sub>
+            <m:r>
+              <m:t>x</m:t>
             </m:r>
           </m:sub>
         </m:sSub>
@@ -1477,59 +1930,20 @@
         </m:r>
       </m:oMath>
       <w:r>
-        <w:t xml:space="preserve">), a sample size of 100, and four covariates, where 50% of the covariates have a 0.50 correlation with the outcome and 0.30 correlations with each other. The covariance matrix (i.e., sigma) for this research context is presented below.</w:t>
-      </w:r>
-    </w:p>
-    <w:p>
-      <w:pPr>
-        <w:pStyle w:val="SourceCode"/>
-      </w:pPr>
-      <w:r>
-        <w:rPr>
-          <w:rStyle w:val="VerbatimChar"/>
-        </w:rPr>
-        <w:t xml:space="preserve">1.0 0.5 0.5 0.0 0.0</w:t>
-      </w:r>
-      <w:r>
-        <w:br/>
-      </w:r>
-      <w:r>
-        <w:rPr>
-          <w:rStyle w:val="VerbatimChar"/>
-        </w:rPr>
-        <w:t xml:space="preserve">0.5 1.0 0.3 0.0 0.0</w:t>
-      </w:r>
-      <w:r>
-        <w:br/>
-      </w:r>
-      <w:r>
-        <w:rPr>
-          <w:rStyle w:val="VerbatimChar"/>
-        </w:rPr>
-        <w:t xml:space="preserve">0.5 0.3 1.0 0.0 0.0</w:t>
-      </w:r>
-      <w:r>
-        <w:br/>
-      </w:r>
-      <w:r>
-        <w:rPr>
-          <w:rStyle w:val="VerbatimChar"/>
-        </w:rPr>
-        <w:t xml:space="preserve">0.0 0.0 0.0 1.0 0.0</w:t>
-      </w:r>
-      <w:r>
-        <w:br/>
-      </w:r>
-      <w:r>
-        <w:rPr>
-          <w:rStyle w:val="VerbatimChar"/>
-        </w:rPr>
-        <w:t xml:space="preserve">0.0 0.0 0.0 0.0 1.0</w:t>
-      </w:r>
-    </w:p>
-    <w:p>
-      <w:pPr>
-        <w:pStyle w:val="FirstParagraph"/>
+        <w:t xml:space="preserve">), a sample size of 100, and four covariates, where 50% of the covariates have a 0.50 correlation with the outcome and 0.30 correlations with each other</w:t>
+      </w:r>
+    </w:p>
+    <w:p>
+      <w:pPr>
+        <w:pStyle w:val="BodyText"/>
+      </w:pPr>
+      <w:r>
+        <w:t xml:space="preserve">This is the relevant covariance matrix (sigma).</w:t>
+      </w:r>
+    </w:p>
+    <w:p>
+      <w:pPr>
+        <w:pStyle w:val="BodyText"/>
       </w:pPr>
       <w:r>
         <w:rPr>
@@ -1552,748 +1966,6 @@
           <w:t xml:space="preserve">Article Notebook</w:t>
         </w:r>
       </w:hyperlink>
-    </w:p>
-    <w:p>
-      <w:pPr>
-        <w:pStyle w:val="BodyText"/>
-      </w:pPr>
-      <w:r>
-        <w:t xml:space="preserve">The covariance matrix can then be used to generate a multivariate normal dataset of</w:t>
-      </w:r>
-      <w:r>
-        <w:t xml:space="preserve"> </w:t>
-      </w:r>
-      <m:oMath>
-        <m:r>
-          <m:t>Y</m:t>
-        </m:r>
-      </m:oMath>
-      <w:r>
-        <w:t xml:space="preserve"> </w:t>
-      </w:r>
-      <w:r>
-        <w:t xml:space="preserve">and</w:t>
-      </w:r>
-      <w:r>
-        <w:t xml:space="preserve"> </w:t>
-      </w:r>
-      <m:oMath>
-        <m:sSub>
-          <m:e>
-            <m:r>
-              <m:t>C</m:t>
-            </m:r>
-          </m:e>
-          <m:sub>
-            <m:r>
-              <m:t>1</m:t>
-            </m:r>
-          </m:sub>
-        </m:sSub>
-        <m:r>
-          <m:rPr>
-            <m:sty m:val="p"/>
-          </m:rPr>
-          <m:t>.</m:t>
-        </m:r>
-        <m:r>
-          <m:rPr>
-            <m:sty m:val="p"/>
-          </m:rPr>
-          <m:t>.</m:t>
-        </m:r>
-        <m:r>
-          <m:rPr>
-            <m:sty m:val="p"/>
-          </m:rPr>
-          <m:t>.</m:t>
-        </m:r>
-        <m:sSub>
-          <m:e>
-            <m:r>
-              <m:t>C</m:t>
-            </m:r>
-          </m:e>
-          <m:sub>
-            <m:r>
-              <m:t>4</m:t>
-            </m:r>
-          </m:sub>
-        </m:sSub>
-      </m:oMath>
-      <w:r>
-        <w:t xml:space="preserve"> </w:t>
-      </w:r>
-      <w:r>
-        <w:t xml:space="preserve">for 100 observations where all variables have a mean of 0.</w:t>
-      </w:r>
-    </w:p>
-    <w:bookmarkStart w:id="28" w:name="annotated-cell-1"/>
-    <w:p>
-      <w:pPr>
-        <w:pStyle w:val="SourceCode"/>
-      </w:pPr>
-      <w:r>
-        <w:rPr>
-          <w:rStyle w:val="NormalTok"/>
-        </w:rPr>
-        <w:t xml:space="preserve">data </w:t>
-      </w:r>
-      <w:r>
-        <w:rPr>
-          <w:rStyle w:val="OtherTok"/>
-        </w:rPr>
-        <w:t xml:space="preserve">&lt;-</w:t>
-      </w:r>
-      <w:r>
-        <w:rPr>
-          <w:rStyle w:val="NormalTok"/>
-        </w:rPr>
-        <w:t xml:space="preserve"> MASS</w:t>
-      </w:r>
-      <w:r>
-        <w:rPr>
-          <w:rStyle w:val="SpecialCharTok"/>
-        </w:rPr>
-        <w:t xml:space="preserve">::</w:t>
-      </w:r>
-      <w:r>
-        <w:rPr>
-          <w:rStyle w:val="FunctionTok"/>
-        </w:rPr>
-        <w:t xml:space="preserve">mvrnorm</w:t>
-      </w:r>
-      <w:r>
-        <w:rPr>
-          <w:rStyle w:val="NormalTok"/>
-        </w:rPr>
-        <w:t xml:space="preserve">(</w:t>
-      </w:r>
-      <w:r>
-        <w:rPr>
-          <w:rStyle w:val="AttributeTok"/>
-        </w:rPr>
-        <w:t xml:space="preserve">n =</w:t>
-      </w:r>
-      <w:r>
-        <w:rPr>
-          <w:rStyle w:val="NormalTok"/>
-        </w:rPr>
-        <w:t xml:space="preserve"> </w:t>
-      </w:r>
-      <w:r>
-        <w:rPr>
-          <w:rStyle w:val="DecValTok"/>
-        </w:rPr>
-        <w:t xml:space="preserve">100</w:t>
-      </w:r>
-      <w:r>
-        <w:rPr>
-          <w:rStyle w:val="NormalTok"/>
-        </w:rPr>
-        <w:t xml:space="preserve">, </w:t>
-      </w:r>
-      <w:r>
-        <w:rPr>
-          <w:rStyle w:val="AttributeTok"/>
-        </w:rPr>
-        <w:t xml:space="preserve">mu =</w:t>
-      </w:r>
-      <w:r>
-        <w:rPr>
-          <w:rStyle w:val="NormalTok"/>
-        </w:rPr>
-        <w:t xml:space="preserve"> </w:t>
-      </w:r>
-      <w:r>
-        <w:rPr>
-          <w:rStyle w:val="FunctionTok"/>
-        </w:rPr>
-        <w:t xml:space="preserve">c</w:t>
-      </w:r>
-      <w:r>
-        <w:rPr>
-          <w:rStyle w:val="NormalTok"/>
-        </w:rPr>
-        <w:t xml:space="preserve">(</w:t>
-      </w:r>
-      <w:r>
-        <w:rPr>
-          <w:rStyle w:val="DecValTok"/>
-        </w:rPr>
-        <w:t xml:space="preserve">0</w:t>
-      </w:r>
-      <w:r>
-        <w:rPr>
-          <w:rStyle w:val="NormalTok"/>
-        </w:rPr>
-        <w:t xml:space="preserve">, </w:t>
-      </w:r>
-      <w:r>
-        <w:rPr>
-          <w:rStyle w:val="DecValTok"/>
-        </w:rPr>
-        <w:t xml:space="preserve">0</w:t>
-      </w:r>
-      <w:r>
-        <w:rPr>
-          <w:rStyle w:val="NormalTok"/>
-        </w:rPr>
-        <w:t xml:space="preserve">, </w:t>
-      </w:r>
-      <w:r>
-        <w:rPr>
-          <w:rStyle w:val="DecValTok"/>
-        </w:rPr>
-        <w:t xml:space="preserve">0</w:t>
-      </w:r>
-      <w:r>
-        <w:rPr>
-          <w:rStyle w:val="NormalTok"/>
-        </w:rPr>
-        <w:t xml:space="preserve">, </w:t>
-      </w:r>
-      <w:r>
-        <w:rPr>
-          <w:rStyle w:val="DecValTok"/>
-        </w:rPr>
-        <w:t xml:space="preserve">0</w:t>
-      </w:r>
-      <w:r>
-        <w:rPr>
-          <w:rStyle w:val="NormalTok"/>
-        </w:rPr>
-        <w:t xml:space="preserve">, </w:t>
-      </w:r>
-      <w:r>
-        <w:rPr>
-          <w:rStyle w:val="DecValTok"/>
-        </w:rPr>
-        <w:t xml:space="preserve">0</w:t>
-      </w:r>
-      <w:r>
-        <w:rPr>
-          <w:rStyle w:val="NormalTok"/>
-        </w:rPr>
-        <w:t xml:space="preserve">), </w:t>
-      </w:r>
-      <w:r>
-        <w:rPr>
-          <w:rStyle w:val="AttributeTok"/>
-        </w:rPr>
-        <w:t xml:space="preserve">Sigma =</w:t>
-      </w:r>
-      <w:r>
-        <w:rPr>
-          <w:rStyle w:val="NormalTok"/>
-        </w:rPr>
-        <w:t xml:space="preserve"> sigma)</w:t>
-      </w:r>
-      <w:r>
-        <w:br/>
-      </w:r>
-      <w:r>
-        <w:br/>
-      </w:r>
-      <w:r>
-        <w:rPr>
-          <w:rStyle w:val="NormalTok"/>
-        </w:rPr>
-        <w:t xml:space="preserve">x </w:t>
-      </w:r>
-      <w:r>
-        <w:rPr>
-          <w:rStyle w:val="OtherTok"/>
-        </w:rPr>
-        <w:t xml:space="preserve">&lt;-</w:t>
-      </w:r>
-      <w:r>
-        <w:rPr>
-          <w:rStyle w:val="NormalTok"/>
-        </w:rPr>
-        <w:t xml:space="preserve"> </w:t>
-      </w:r>
-      <w:r>
-        <w:rPr>
-          <w:rStyle w:val="FunctionTok"/>
-        </w:rPr>
-        <w:t xml:space="preserve">rep</w:t>
-      </w:r>
-      <w:r>
-        <w:rPr>
-          <w:rStyle w:val="NormalTok"/>
-        </w:rPr>
-        <w:t xml:space="preserve">(</w:t>
-      </w:r>
-      <w:r>
-        <w:rPr>
-          <w:rStyle w:val="FunctionTok"/>
-        </w:rPr>
-        <w:t xml:space="preserve">c</w:t>
-      </w:r>
-      <w:r>
-        <w:rPr>
-          <w:rStyle w:val="NormalTok"/>
-        </w:rPr>
-        <w:t xml:space="preserve">(</w:t>
-      </w:r>
-      <w:r>
-        <w:rPr>
-          <w:rStyle w:val="DecValTok"/>
-        </w:rPr>
-        <w:t xml:space="preserve">0</w:t>
-      </w:r>
-      <w:r>
-        <w:rPr>
-          <w:rStyle w:val="NormalTok"/>
-        </w:rPr>
-        <w:t xml:space="preserve">, </w:t>
-      </w:r>
-      <w:r>
-        <w:rPr>
-          <w:rStyle w:val="DecValTok"/>
-        </w:rPr>
-        <w:t xml:space="preserve">1</w:t>
-      </w:r>
-      <w:r>
-        <w:rPr>
-          <w:rStyle w:val="NormalTok"/>
-        </w:rPr>
-        <w:t xml:space="preserve">), </w:t>
-      </w:r>
-      <w:r>
-        <w:rPr>
-          <w:rStyle w:val="AttributeTok"/>
-        </w:rPr>
-        <w:t xml:space="preserve">each =</w:t>
-      </w:r>
-      <w:r>
-        <w:rPr>
-          <w:rStyle w:val="NormalTok"/>
-        </w:rPr>
-        <w:t xml:space="preserve"> </w:t>
-      </w:r>
-      <w:r>
-        <w:rPr>
-          <w:rStyle w:val="DecValTok"/>
-        </w:rPr>
-        <w:t xml:space="preserve">50</w:t>
-      </w:r>
-      <w:r>
-        <w:rPr>
-          <w:rStyle w:val="NormalTok"/>
-        </w:rPr>
-        <w:t xml:space="preserve">)</w:t>
-      </w:r>
-      <w:r>
-        <w:br/>
-      </w:r>
-      <w:r>
-        <w:br/>
-      </w:r>
-      <w:r>
-        <w:rPr>
-          <w:rStyle w:val="NormalTok"/>
-        </w:rPr>
-        <w:t xml:space="preserve">data[, </w:t>
-      </w:r>
-      <w:r>
-        <w:rPr>
-          <w:rStyle w:val="DecValTok"/>
-        </w:rPr>
-        <w:t xml:space="preserve">1</w:t>
-      </w:r>
-      <w:r>
-        <w:rPr>
-          <w:rStyle w:val="NormalTok"/>
-        </w:rPr>
-        <w:t xml:space="preserve">] </w:t>
-      </w:r>
-      <w:r>
-        <w:rPr>
-          <w:rStyle w:val="OtherTok"/>
-        </w:rPr>
-        <w:t xml:space="preserve">&lt;-</w:t>
-      </w:r>
-      <w:r>
-        <w:rPr>
-          <w:rStyle w:val="NormalTok"/>
-        </w:rPr>
-        <w:t xml:space="preserve"> data[, </w:t>
-      </w:r>
-      <w:r>
-        <w:rPr>
-          <w:rStyle w:val="DecValTok"/>
-        </w:rPr>
-        <w:t xml:space="preserve">1</w:t>
-      </w:r>
-      <w:r>
-        <w:rPr>
-          <w:rStyle w:val="NormalTok"/>
-        </w:rPr>
-        <w:t xml:space="preserve">]</w:t>
-      </w:r>
-      <w:r>
-        <w:rPr>
-          <w:rStyle w:val="SpecialCharTok"/>
-        </w:rPr>
-        <w:t xml:space="preserve">+</w:t>
-      </w:r>
-      <w:r>
-        <w:rPr>
-          <w:rStyle w:val="NormalTok"/>
-        </w:rPr>
-        <w:t xml:space="preserve"> .</w:t>
-      </w:r>
-      <w:r>
-        <w:rPr>
-          <w:rStyle w:val="DecValTok"/>
-        </w:rPr>
-        <w:t xml:space="preserve">2</w:t>
-      </w:r>
-      <w:r>
-        <w:rPr>
-          <w:rStyle w:val="NormalTok"/>
-        </w:rPr>
-        <w:t xml:space="preserve"> </w:t>
-      </w:r>
-      <w:r>
-        <w:rPr>
-          <w:rStyle w:val="SpecialCharTok"/>
-        </w:rPr>
-        <w:t xml:space="preserve">*</w:t>
-      </w:r>
-      <w:r>
-        <w:rPr>
-          <w:rStyle w:val="NormalTok"/>
-        </w:rPr>
-        <w:t xml:space="preserve"> x</w:t>
-      </w:r>
-    </w:p>
-    <w:bookmarkEnd w:id="28"/>
-    <w:p>
-      <w:pPr>
-        <w:pStyle w:val="DefinitionTerm"/>
-      </w:pPr>
-      <w:r>
-        <w:t xml:space="preserve">Line 1</w:t>
-      </w:r>
-    </w:p>
-    <w:p>
-      <w:pPr>
-        <w:pStyle w:val="Definition"/>
-      </w:pPr>
-      <w:r>
-        <w:t xml:space="preserve">Generate Y (column 1) and all covariates (columns 2-5) using a multivariate normal distribution with a mean of 0.</w:t>
-      </w:r>
-    </w:p>
-    <w:p>
-      <w:pPr>
-        <w:pStyle w:val="DefinitionTerm"/>
-      </w:pPr>
-      <w:r>
-        <w:t xml:space="preserve">Line 3</w:t>
-      </w:r>
-    </w:p>
-    <w:p>
-      <w:pPr>
-        <w:pStyle w:val="Definition"/>
-      </w:pPr>
-      <w:r>
-        <w:t xml:space="preserve">Create a dichotomous focal independent variable.</w:t>
-      </w:r>
-    </w:p>
-    <w:p>
-      <w:pPr>
-        <w:pStyle w:val="DefinitionTerm"/>
-      </w:pPr>
-      <w:r>
-        <w:t xml:space="preserve">Line 5</w:t>
-      </w:r>
-    </w:p>
-    <w:p>
-      <w:pPr>
-        <w:pStyle w:val="Definition"/>
-      </w:pPr>
-      <w:r>
-        <w:t xml:space="preserve">Add in X effect on Y.</w:t>
-      </w:r>
-    </w:p>
-    <w:p>
-      <w:pPr>
-        <w:pStyle w:val="FirstParagraph"/>
-      </w:pPr>
-      <w:r>
-        <w:rPr>
-          <w:vertAlign w:val="subscript"/>
-        </w:rPr>
-        <w:t xml:space="preserve">Source:</w:t>
-      </w:r>
-      <w:r>
-        <w:rPr>
-          <w:vertAlign w:val="subscript"/>
-        </w:rPr>
-        <w:t xml:space="preserve"> </w:t>
-      </w:r>
-      <w:hyperlink r:id="rId27">
-        <w:r>
-          <w:rPr>
-            <w:rStyle w:val="Hyperlink"/>
-            <w:vertAlign w:val="subscript"/>
-          </w:rPr>
-          <w:t xml:space="preserve">Article Notebook</w:t>
-        </w:r>
-      </w:hyperlink>
-    </w:p>
-    <w:p>
-      <w:pPr>
-        <w:pStyle w:val="BodyText"/>
-      </w:pPr>
-      <w:r>
-        <w:t xml:space="preserve">For research contexts where the population parameter for</w:t>
-      </w:r>
-      <w:r>
-        <w:t xml:space="preserve"> </w:t>
-      </w:r>
-      <w:r>
-        <w:rPr>
-          <w:i/>
-          <w:iCs/>
-        </w:rPr>
-        <w:t xml:space="preserve">X</w:t>
-      </w:r>
-      <w:r>
-        <w:t xml:space="preserve"> </w:t>
-      </w:r>
-      <w:r>
-        <w:t xml:space="preserve">is 0 (i.e.,</w:t>
-      </w:r>
-      <w:r>
-        <w:t xml:space="preserve"> </w:t>
-      </w:r>
-      <w:r>
-        <w:rPr>
-          <w:i/>
-          <w:iCs/>
-        </w:rPr>
-        <w:t xml:space="preserve">X</w:t>
-      </w:r>
-      <w:r>
-        <w:t xml:space="preserve"> </w:t>
-      </w:r>
-      <w:r>
-        <w:t xml:space="preserve">has no effect on</w:t>
-      </w:r>
-      <w:r>
-        <w:t xml:space="preserve"> </w:t>
-      </w:r>
-      <w:r>
-        <w:rPr>
-          <w:i/>
-          <w:iCs/>
-        </w:rPr>
-        <w:t xml:space="preserve">Y</w:t>
-      </w:r>
-      <w:r>
-        <w:t xml:space="preserve">), we report the Type I error rate for each method both across and within research contexts. For research contexts where the population parameter for</w:t>
-      </w:r>
-      <w:r>
-        <w:t xml:space="preserve"> </w:t>
-      </w:r>
-      <w:r>
-        <w:rPr>
-          <w:i/>
-          <w:iCs/>
-        </w:rPr>
-        <w:t xml:space="preserve">X</w:t>
-      </w:r>
-      <w:r>
-        <w:t xml:space="preserve"> </w:t>
-      </w:r>
-      <w:r>
-        <w:t xml:space="preserve">is 0.2 or 0.5 (i.e.,</w:t>
-      </w:r>
-      <w:r>
-        <w:t xml:space="preserve"> </w:t>
-      </w:r>
-      <w:r>
-        <w:rPr>
-          <w:i/>
-          <w:iCs/>
-        </w:rPr>
-        <w:t xml:space="preserve">X</w:t>
-      </w:r>
-      <w:r>
-        <w:t xml:space="preserve"> </w:t>
-      </w:r>
-      <w:r>
-        <w:t xml:space="preserve">has an effect on</w:t>
-      </w:r>
-      <w:r>
-        <w:t xml:space="preserve"> </w:t>
-      </w:r>
-      <w:r>
-        <w:rPr>
-          <w:i/>
-          <w:iCs/>
-        </w:rPr>
-        <w:t xml:space="preserve">Y</w:t>
-      </w:r>
-      <w:r>
-        <w:t xml:space="preserve">), we report the Type II error rate for each method across and within research contexts. We also provide sampling distributions of the parameter estimate for</w:t>
-      </w:r>
-      <w:r>
-        <w:t xml:space="preserve"> </w:t>
-      </w:r>
-      <w:r>
-        <w:rPr>
-          <w:i/>
-          <w:iCs/>
-        </w:rPr>
-        <w:t xml:space="preserve">X</w:t>
-      </w:r>
-      <w:r>
-        <w:t xml:space="preserve"> </w:t>
-      </w:r>
-      <w:r>
-        <w:t xml:space="preserve">across research contexts for each method, separately by true effect size (0, 0.2, and 0.5). An interactive detailed dashboard of average error rates for all combinations of research context variables is accessible through our OSF page (</w:t>
-      </w:r>
-      <w:hyperlink r:id="rId29">
-        <w:r>
-          <w:rPr>
-            <w:rStyle w:val="Hyperlink"/>
-          </w:rPr>
-          <w:t xml:space="preserve">https://osf.io/zh5gn/</w:t>
-        </w:r>
-      </w:hyperlink>
-      <w:r>
-        <w:t xml:space="preserve">).</w:t>
-      </w:r>
-      <w:r>
-        <w:t xml:space="preserve"> </w:t>
-      </w:r>
-    </w:p>
-    <w:bookmarkEnd w:id="30"/>
-    <w:bookmarkEnd w:id="31"/>
-    <w:bookmarkStart w:id="62" w:name="results"/>
-    <w:p>
-      <w:pPr>
-        <w:pStyle w:val="Heading1"/>
-      </w:pPr>
-      <w:r>
-        <w:t xml:space="preserve">Results</w:t>
-      </w:r>
-    </w:p>
-    <w:bookmarkStart w:id="42" w:name="type-i-error"/>
-    <w:p>
-      <w:pPr>
-        <w:pStyle w:val="Heading2"/>
-      </w:pPr>
-      <w:r>
-        <w:t xml:space="preserve">Type I Error</w:t>
-      </w:r>
-    </w:p>
-    <w:p>
-      <w:pPr>
-        <w:pStyle w:val="FirstParagraph"/>
-      </w:pPr>
-      <w:r>
-        <w:t xml:space="preserve">Given our use of simulated datasets, we were able to set the true population parameter for</w:t>
-      </w:r>
-      <w:r>
-        <w:t xml:space="preserve"> </w:t>
-      </w:r>
-      <w:r>
-        <w:rPr>
-          <w:i/>
-          <w:iCs/>
-        </w:rPr>
-        <w:t xml:space="preserve">X</w:t>
-      </w:r>
-      <w:r>
-        <w:t xml:space="preserve"> </w:t>
-      </w:r>
-      <w:r>
-        <w:t xml:space="preserve">to be zero (i.e.,</w:t>
-      </w:r>
-      <w:r>
-        <w:t xml:space="preserve"> </w:t>
-      </w:r>
-      <m:oMath>
-        <m:sSub>
-          <m:e>
-            <m:r>
-              <m:t>b</m:t>
-            </m:r>
-          </m:e>
-          <m:sub>
-            <m:r>
-              <m:t>x</m:t>
-            </m:r>
-          </m:sub>
-        </m:sSub>
-        <m:r>
-          <m:rPr>
-            <m:sty m:val="p"/>
-          </m:rPr>
-          <m:t>=</m:t>
-        </m:r>
-        <m:r>
-          <m:t>0</m:t>
-        </m:r>
-      </m:oMath>
-      <w:r>
-        <w:t xml:space="preserve">). Therefore, any significant result was a Type I error.</w:t>
-      </w:r>
-      <w:r>
-        <w:t xml:space="preserve"> </w:t>
-      </w:r>
-      <w:hyperlink w:anchor="fig-bar-1">
-        <w:r>
-          <w:rPr>
-            <w:rStyle w:val="Hyperlink"/>
-          </w:rPr>
-          <w:t xml:space="preserve">Figure 1</w:t>
-        </w:r>
-      </w:hyperlink>
-      <w:r>
-        <w:t xml:space="preserve"> </w:t>
-      </w:r>
-      <w:r>
-        <w:t xml:space="preserve">shows the average Type I error rate across all research contexts for each approach. The p-hacking approach for selecting covariates, unsurprisingly led to a highly inflated mean Type I error rate across contexts, consistent with the extant research published in the last several years on the connection between researcher degrees of freedom and false positives. The other approaches were at or near the expected error rate of alpha = .05 across the relatively broad range of research context characteristics we considered. Specifically, the two a priori selection approaches and the data-driven selection approaches that did not include</w:t>
-      </w:r>
-      <w:r>
-        <w:t xml:space="preserve"> </w:t>
-      </w:r>
-      <w:r>
-        <w:rPr>
-          <w:i/>
-          <w:iCs/>
-        </w:rPr>
-        <w:t xml:space="preserve">X</w:t>
-      </w:r>
-      <w:r>
-        <w:t xml:space="preserve"> </w:t>
-      </w:r>
-      <w:r>
-        <w:t xml:space="preserve">in the screening model displayed average Type I error rates of exactly .05. The data-driven approaches that did include</w:t>
-      </w:r>
-      <w:r>
-        <w:t xml:space="preserve"> </w:t>
-      </w:r>
-      <w:r>
-        <w:rPr>
-          <w:i/>
-          <w:iCs/>
-        </w:rPr>
-        <w:t xml:space="preserve">X</w:t>
-      </w:r>
-      <w:r>
-        <w:t xml:space="preserve"> </w:t>
-      </w:r>
-      <w:r>
-        <w:t xml:space="preserve">in the screening model displayed slightly increased (&lt;= .06) average Type I error rates across contexts.</w:t>
-      </w:r>
     </w:p>
     <w:tbl>
       <w:tblPr>
@@ -2308,7 +1980,1499 @@
       <w:tr>
         <w:tc>
           <w:tcPr/>
-          <w:bookmarkStart w:id="35" w:name="fig-bar-1"/>
+          <w:bookmarkStart w:id="28" w:name="tbl-sigma"/>
+          <w:p>
+            <w:pPr>
+              <w:jc w:val="center"/>
+            </w:pPr>
+            <w:pPr>
+              <w:jc w:val="left"/>
+              <w:spacing w:before="200"/>
+              <w:pStyle w:val="ImageCaption"/>
+            </w:pPr>
+            <w:r>
+              <w:t xml:space="preserve">Table 3</w:t>
+            </w:r>
+          </w:p>
+          <w:tbl>
+            <w:tblPr>
+              <w:tblStyle w:val="Table"/>
+              <w:tblW w:type="auto" w:w="0"/>
+              <w:tblLook w:firstRow="1" w:lastRow="0" w:firstColumn="0" w:lastColumn="0" w:noHBand="0" w:noVBand="0" w:val="0020"/>
+            </w:tblPr>
+            <w:tblGrid>
+              <w:gridCol w:w="1320"/>
+              <w:gridCol w:w="1320"/>
+              <w:gridCol w:w="1320"/>
+              <w:gridCol w:w="1320"/>
+              <w:gridCol w:w="1320"/>
+              <w:gridCol w:w="1320"/>
+            </w:tblGrid>
+            <w:tr>
+              <w:trPr>
+                <w:tblHeader w:val="on"/>
+              </w:trPr>
+              <w:tc>
+                <w:tcPr/>
+                <w:p>
+                  <w:pPr>
+                    <w:pStyle w:val="Compact"/>
+                  </w:pPr>
+                </w:p>
+              </w:tc>
+              <w:tc>
+                <w:tcPr/>
+                <w:p>
+                  <w:pPr>
+                    <w:pStyle w:val="Compact"/>
+                    <w:jc w:val="right"/>
+                    <w:jc w:val="center"/>
+                  </w:pPr>
+                  <w:r>
+                    <w:t xml:space="preserve">$Y$</w:t>
+                  </w:r>
+                </w:p>
+              </w:tc>
+              <w:tc>
+                <w:tcPr/>
+                <w:p>
+                  <w:pPr>
+                    <w:pStyle w:val="Compact"/>
+                    <w:jc w:val="right"/>
+                    <w:jc w:val="center"/>
+                  </w:pPr>
+                  <w:r>
+                    <w:t xml:space="preserve">$C_1$</w:t>
+                  </w:r>
+                </w:p>
+              </w:tc>
+              <w:tc>
+                <w:tcPr/>
+                <w:p>
+                  <w:pPr>
+                    <w:pStyle w:val="Compact"/>
+                    <w:jc w:val="right"/>
+                    <w:jc w:val="center"/>
+                  </w:pPr>
+                  <w:r>
+                    <w:t xml:space="preserve">$C_2$</w:t>
+                  </w:r>
+                </w:p>
+              </w:tc>
+              <w:tc>
+                <w:tcPr/>
+                <w:p>
+                  <w:pPr>
+                    <w:pStyle w:val="Compact"/>
+                    <w:jc w:val="right"/>
+                    <w:jc w:val="center"/>
+                  </w:pPr>
+                  <w:r>
+                    <w:t xml:space="preserve">$C_3$</w:t>
+                  </w:r>
+                </w:p>
+              </w:tc>
+              <w:tc>
+                <w:tcPr/>
+                <w:p>
+                  <w:pPr>
+                    <w:pStyle w:val="Compact"/>
+                    <w:jc w:val="right"/>
+                    <w:jc w:val="center"/>
+                  </w:pPr>
+                  <w:r>
+                    <w:t xml:space="preserve">$C_4$</w:t>
+                  </w:r>
+                </w:p>
+              </w:tc>
+            </w:tr>
+            <w:tr>
+              <w:tc>
+                <w:tcPr/>
+                <w:p>
+                  <w:pPr>
+                    <w:pStyle w:val="Compact"/>
+                    <w:jc w:val="left"/>
+                    <w:jc w:val="center"/>
+                  </w:pPr>
+                  <w:r>
+                    <w:t xml:space="preserve">$Y$</w:t>
+                  </w:r>
+                </w:p>
+              </w:tc>
+              <w:tc>
+                <w:tcPr/>
+                <w:p>
+                  <w:pPr>
+                    <w:pStyle w:val="Compact"/>
+                    <w:jc w:val="right"/>
+                    <w:jc w:val="center"/>
+                  </w:pPr>
+                  <w:r>
+                    <w:t xml:space="preserve">1.0</w:t>
+                  </w:r>
+                </w:p>
+              </w:tc>
+              <w:tc>
+                <w:tcPr/>
+                <w:p>
+                  <w:pPr>
+                    <w:pStyle w:val="Compact"/>
+                    <w:jc w:val="right"/>
+                    <w:jc w:val="center"/>
+                  </w:pPr>
+                  <w:r>
+                    <w:t xml:space="preserve">0.5</w:t>
+                  </w:r>
+                </w:p>
+              </w:tc>
+              <w:tc>
+                <w:tcPr/>
+                <w:p>
+                  <w:pPr>
+                    <w:pStyle w:val="Compact"/>
+                    <w:jc w:val="right"/>
+                    <w:jc w:val="center"/>
+                  </w:pPr>
+                  <w:r>
+                    <w:t xml:space="preserve">0.5</w:t>
+                  </w:r>
+                </w:p>
+              </w:tc>
+              <w:tc>
+                <w:tcPr/>
+                <w:p>
+                  <w:pPr>
+                    <w:pStyle w:val="Compact"/>
+                    <w:jc w:val="right"/>
+                    <w:jc w:val="center"/>
+                  </w:pPr>
+                  <w:r>
+                    <w:t xml:space="preserve">0</w:t>
+                  </w:r>
+                </w:p>
+              </w:tc>
+              <w:tc>
+                <w:tcPr/>
+                <w:p>
+                  <w:pPr>
+                    <w:pStyle w:val="Compact"/>
+                    <w:jc w:val="right"/>
+                    <w:jc w:val="center"/>
+                  </w:pPr>
+                  <w:r>
+                    <w:t xml:space="preserve">0</w:t>
+                  </w:r>
+                </w:p>
+              </w:tc>
+            </w:tr>
+            <w:tr>
+              <w:tc>
+                <w:tcPr/>
+                <w:p>
+                  <w:pPr>
+                    <w:pStyle w:val="Compact"/>
+                    <w:jc w:val="left"/>
+                    <w:jc w:val="center"/>
+                  </w:pPr>
+                  <w:r>
+                    <w:t xml:space="preserve">$C_1$</w:t>
+                  </w:r>
+                </w:p>
+              </w:tc>
+              <w:tc>
+                <w:tcPr/>
+                <w:p>
+                  <w:pPr>
+                    <w:pStyle w:val="Compact"/>
+                    <w:jc w:val="right"/>
+                    <w:jc w:val="center"/>
+                  </w:pPr>
+                  <w:r>
+                    <w:t xml:space="preserve">0.5</w:t>
+                  </w:r>
+                </w:p>
+              </w:tc>
+              <w:tc>
+                <w:tcPr/>
+                <w:p>
+                  <w:pPr>
+                    <w:pStyle w:val="Compact"/>
+                    <w:jc w:val="right"/>
+                    <w:jc w:val="center"/>
+                  </w:pPr>
+                  <w:r>
+                    <w:t xml:space="preserve">1.0</w:t>
+                  </w:r>
+                </w:p>
+              </w:tc>
+              <w:tc>
+                <w:tcPr/>
+                <w:p>
+                  <w:pPr>
+                    <w:pStyle w:val="Compact"/>
+                    <w:jc w:val="right"/>
+                    <w:jc w:val="center"/>
+                  </w:pPr>
+                  <w:r>
+                    <w:t xml:space="preserve">0.3</w:t>
+                  </w:r>
+                </w:p>
+              </w:tc>
+              <w:tc>
+                <w:tcPr/>
+                <w:p>
+                  <w:pPr>
+                    <w:pStyle w:val="Compact"/>
+                    <w:jc w:val="right"/>
+                    <w:jc w:val="center"/>
+                  </w:pPr>
+                  <w:r>
+                    <w:t xml:space="preserve">0</w:t>
+                  </w:r>
+                </w:p>
+              </w:tc>
+              <w:tc>
+                <w:tcPr/>
+                <w:p>
+                  <w:pPr>
+                    <w:pStyle w:val="Compact"/>
+                    <w:jc w:val="right"/>
+                    <w:jc w:val="center"/>
+                  </w:pPr>
+                  <w:r>
+                    <w:t xml:space="preserve">0</w:t>
+                  </w:r>
+                </w:p>
+              </w:tc>
+            </w:tr>
+            <w:tr>
+              <w:tc>
+                <w:tcPr/>
+                <w:p>
+                  <w:pPr>
+                    <w:pStyle w:val="Compact"/>
+                    <w:jc w:val="left"/>
+                    <w:jc w:val="center"/>
+                  </w:pPr>
+                  <w:r>
+                    <w:t xml:space="preserve">$C_2$</w:t>
+                  </w:r>
+                </w:p>
+              </w:tc>
+              <w:tc>
+                <w:tcPr/>
+                <w:p>
+                  <w:pPr>
+                    <w:pStyle w:val="Compact"/>
+                    <w:jc w:val="right"/>
+                    <w:jc w:val="center"/>
+                  </w:pPr>
+                  <w:r>
+                    <w:t xml:space="preserve">0.5</w:t>
+                  </w:r>
+                </w:p>
+              </w:tc>
+              <w:tc>
+                <w:tcPr/>
+                <w:p>
+                  <w:pPr>
+                    <w:pStyle w:val="Compact"/>
+                    <w:jc w:val="right"/>
+                    <w:jc w:val="center"/>
+                  </w:pPr>
+                  <w:r>
+                    <w:t xml:space="preserve">0.3</w:t>
+                  </w:r>
+                </w:p>
+              </w:tc>
+              <w:tc>
+                <w:tcPr/>
+                <w:p>
+                  <w:pPr>
+                    <w:pStyle w:val="Compact"/>
+                    <w:jc w:val="right"/>
+                    <w:jc w:val="center"/>
+                  </w:pPr>
+                  <w:r>
+                    <w:t xml:space="preserve">1.0</w:t>
+                  </w:r>
+                </w:p>
+              </w:tc>
+              <w:tc>
+                <w:tcPr/>
+                <w:p>
+                  <w:pPr>
+                    <w:pStyle w:val="Compact"/>
+                    <w:jc w:val="right"/>
+                    <w:jc w:val="center"/>
+                  </w:pPr>
+                  <w:r>
+                    <w:t xml:space="preserve">0</w:t>
+                  </w:r>
+                </w:p>
+              </w:tc>
+              <w:tc>
+                <w:tcPr/>
+                <w:p>
+                  <w:pPr>
+                    <w:pStyle w:val="Compact"/>
+                    <w:jc w:val="right"/>
+                    <w:jc w:val="center"/>
+                  </w:pPr>
+                  <w:r>
+                    <w:t xml:space="preserve">0</w:t>
+                  </w:r>
+                </w:p>
+              </w:tc>
+            </w:tr>
+            <w:tr>
+              <w:tc>
+                <w:tcPr/>
+                <w:p>
+                  <w:pPr>
+                    <w:pStyle w:val="Compact"/>
+                    <w:jc w:val="left"/>
+                    <w:jc w:val="center"/>
+                  </w:pPr>
+                  <w:r>
+                    <w:t xml:space="preserve">$C_3$</w:t>
+                  </w:r>
+                </w:p>
+              </w:tc>
+              <w:tc>
+                <w:tcPr/>
+                <w:p>
+                  <w:pPr>
+                    <w:pStyle w:val="Compact"/>
+                    <w:jc w:val="right"/>
+                    <w:jc w:val="center"/>
+                  </w:pPr>
+                  <w:r>
+                    <w:t xml:space="preserve">0.0</w:t>
+                  </w:r>
+                </w:p>
+              </w:tc>
+              <w:tc>
+                <w:tcPr/>
+                <w:p>
+                  <w:pPr>
+                    <w:pStyle w:val="Compact"/>
+                    <w:jc w:val="right"/>
+                    <w:jc w:val="center"/>
+                  </w:pPr>
+                  <w:r>
+                    <w:t xml:space="preserve">0.0</w:t>
+                  </w:r>
+                </w:p>
+              </w:tc>
+              <w:tc>
+                <w:tcPr/>
+                <w:p>
+                  <w:pPr>
+                    <w:pStyle w:val="Compact"/>
+                    <w:jc w:val="right"/>
+                    <w:jc w:val="center"/>
+                  </w:pPr>
+                  <w:r>
+                    <w:t xml:space="preserve">0.0</w:t>
+                  </w:r>
+                </w:p>
+              </w:tc>
+              <w:tc>
+                <w:tcPr/>
+                <w:p>
+                  <w:pPr>
+                    <w:pStyle w:val="Compact"/>
+                    <w:jc w:val="right"/>
+                    <w:jc w:val="center"/>
+                  </w:pPr>
+                  <w:r>
+                    <w:t xml:space="preserve">1</w:t>
+                  </w:r>
+                </w:p>
+              </w:tc>
+              <w:tc>
+                <w:tcPr/>
+                <w:p>
+                  <w:pPr>
+                    <w:pStyle w:val="Compact"/>
+                    <w:jc w:val="right"/>
+                    <w:jc w:val="center"/>
+                  </w:pPr>
+                  <w:r>
+                    <w:t xml:space="preserve">0</w:t>
+                  </w:r>
+                </w:p>
+              </w:tc>
+            </w:tr>
+            <w:tr>
+              <w:tc>
+                <w:tcPr/>
+                <w:p>
+                  <w:pPr>
+                    <w:pStyle w:val="Compact"/>
+                    <w:jc w:val="left"/>
+                    <w:jc w:val="center"/>
+                  </w:pPr>
+                  <w:r>
+                    <w:t xml:space="preserve">$C_4$</w:t>
+                  </w:r>
+                </w:p>
+              </w:tc>
+              <w:tc>
+                <w:tcPr/>
+                <w:p>
+                  <w:pPr>
+                    <w:pStyle w:val="Compact"/>
+                    <w:jc w:val="right"/>
+                    <w:jc w:val="center"/>
+                  </w:pPr>
+                  <w:r>
+                    <w:t xml:space="preserve">0.0</w:t>
+                  </w:r>
+                </w:p>
+              </w:tc>
+              <w:tc>
+                <w:tcPr/>
+                <w:p>
+                  <w:pPr>
+                    <w:pStyle w:val="Compact"/>
+                    <w:jc w:val="right"/>
+                    <w:jc w:val="center"/>
+                  </w:pPr>
+                  <w:r>
+                    <w:t xml:space="preserve">0.0</w:t>
+                  </w:r>
+                </w:p>
+              </w:tc>
+              <w:tc>
+                <w:tcPr/>
+                <w:p>
+                  <w:pPr>
+                    <w:pStyle w:val="Compact"/>
+                    <w:jc w:val="right"/>
+                    <w:jc w:val="center"/>
+                  </w:pPr>
+                  <w:r>
+                    <w:t xml:space="preserve">0.0</w:t>
+                  </w:r>
+                </w:p>
+              </w:tc>
+              <w:tc>
+                <w:tcPr/>
+                <w:p>
+                  <w:pPr>
+                    <w:pStyle w:val="Compact"/>
+                    <w:jc w:val="right"/>
+                    <w:jc w:val="center"/>
+                  </w:pPr>
+                  <w:r>
+                    <w:t xml:space="preserve">0</w:t>
+                  </w:r>
+                </w:p>
+              </w:tc>
+              <w:tc>
+                <w:tcPr/>
+                <w:p>
+                  <w:pPr>
+                    <w:pStyle w:val="Compact"/>
+                    <w:jc w:val="right"/>
+                    <w:jc w:val="center"/>
+                  </w:pPr>
+                  <w:r>
+                    <w:t xml:space="preserve">1</w:t>
+                  </w:r>
+                </w:p>
+              </w:tc>
+            </w:tr>
+          </w:tbl>
+          <w:bookmarkEnd w:id="28"/>
+          <w:p/>
+        </w:tc>
+      </w:tr>
+    </w:tbl>
+    <w:p>
+      <w:pPr>
+        <w:pStyle w:val="BodyText"/>
+      </w:pPr>
+      <w:r>
+        <w:rPr>
+          <w:vertAlign w:val="subscript"/>
+        </w:rPr>
+        <w:t xml:space="preserve">Source:</w:t>
+      </w:r>
+      <w:r>
+        <w:rPr>
+          <w:vertAlign w:val="subscript"/>
+        </w:rPr>
+        <w:t xml:space="preserve"> </w:t>
+      </w:r>
+      <w:hyperlink r:id="rId29">
+        <w:r>
+          <w:rPr>
+            <w:rStyle w:val="Hyperlink"/>
+            <w:vertAlign w:val="subscript"/>
+          </w:rPr>
+          <w:t xml:space="preserve">Make Tables for Main Manuscript</w:t>
+        </w:r>
+      </w:hyperlink>
+    </w:p>
+    <w:p>
+      <w:pPr>
+        <w:pStyle w:val="BodyText"/>
+      </w:pPr>
+      <w:r>
+        <w:t xml:space="preserve">The covariance matrix can then be used to generate a multivariate normal dataset of</w:t>
+      </w:r>
+      <w:r>
+        <w:t xml:space="preserve"> </w:t>
+      </w:r>
+      <m:oMath>
+        <m:r>
+          <m:t>Y</m:t>
+        </m:r>
+      </m:oMath>
+      <w:r>
+        <w:t xml:space="preserve"> </w:t>
+      </w:r>
+      <w:r>
+        <w:t xml:space="preserve">and</w:t>
+      </w:r>
+      <w:r>
+        <w:t xml:space="preserve"> </w:t>
+      </w:r>
+      <m:oMath>
+        <m:sSub>
+          <m:e>
+            <m:r>
+              <m:t>C</m:t>
+            </m:r>
+          </m:e>
+          <m:sub>
+            <m:r>
+              <m:t>1</m:t>
+            </m:r>
+          </m:sub>
+        </m:sSub>
+        <m:r>
+          <m:rPr>
+            <m:sty m:val="p"/>
+          </m:rPr>
+          <m:t>.</m:t>
+        </m:r>
+        <m:r>
+          <m:rPr>
+            <m:sty m:val="p"/>
+          </m:rPr>
+          <m:t>.</m:t>
+        </m:r>
+        <m:r>
+          <m:rPr>
+            <m:sty m:val="p"/>
+          </m:rPr>
+          <m:t>.</m:t>
+        </m:r>
+        <m:sSub>
+          <m:e>
+            <m:r>
+              <m:t>C</m:t>
+            </m:r>
+          </m:e>
+          <m:sub>
+            <m:r>
+              <m:t>4</m:t>
+            </m:r>
+          </m:sub>
+        </m:sSub>
+      </m:oMath>
+      <w:r>
+        <w:t xml:space="preserve"> </w:t>
+      </w:r>
+      <w:r>
+        <w:t xml:space="preserve">for 100 observations where all variables have a mean of 0.</w:t>
+      </w:r>
+      <w:r>
+        <w:t xml:space="preserve"> </w:t>
+      </w:r>
+      <w:r>
+        <w:t xml:space="preserve">Following this, the effect of the IV (</w:t>
+      </w:r>
+      <m:oMath>
+        <m:r>
+          <m:t>X</m:t>
+        </m:r>
+      </m:oMath>
+      <w:r>
+        <w:t xml:space="preserve">) can be added into</w:t>
+      </w:r>
+      <w:r>
+        <w:t xml:space="preserve"> </w:t>
+      </w:r>
+      <m:oMath>
+        <m:r>
+          <m:t>Y</m:t>
+        </m:r>
+      </m:oMath>
+      <w:r>
+        <w:t xml:space="preserve">.</w:t>
+      </w:r>
+    </w:p>
+    <w:bookmarkStart w:id="30" w:name="annotated-cell-1"/>
+    <w:p>
+      <w:pPr>
+        <w:pStyle w:val="SourceCode"/>
+      </w:pPr>
+      <w:r>
+        <w:rPr>
+          <w:rStyle w:val="NormalTok"/>
+        </w:rPr>
+        <w:t xml:space="preserve">df </w:t>
+      </w:r>
+      <w:r>
+        <w:rPr>
+          <w:rStyle w:val="OtherTok"/>
+        </w:rPr>
+        <w:t xml:space="preserve">&lt;-</w:t>
+      </w:r>
+      <w:r>
+        <w:rPr>
+          <w:rStyle w:val="NormalTok"/>
+        </w:rPr>
+        <w:t xml:space="preserve"> MASS</w:t>
+      </w:r>
+      <w:r>
+        <w:rPr>
+          <w:rStyle w:val="SpecialCharTok"/>
+        </w:rPr>
+        <w:t xml:space="preserve">::</w:t>
+      </w:r>
+      <w:r>
+        <w:rPr>
+          <w:rStyle w:val="FunctionTok"/>
+        </w:rPr>
+        <w:t xml:space="preserve">mvrnorm</w:t>
+      </w:r>
+      <w:r>
+        <w:rPr>
+          <w:rStyle w:val="NormalTok"/>
+        </w:rPr>
+        <w:t xml:space="preserve">(</w:t>
+      </w:r>
+      <w:r>
+        <w:rPr>
+          <w:rStyle w:val="AttributeTok"/>
+        </w:rPr>
+        <w:t xml:space="preserve">n =</w:t>
+      </w:r>
+      <w:r>
+        <w:rPr>
+          <w:rStyle w:val="NormalTok"/>
+        </w:rPr>
+        <w:t xml:space="preserve"> </w:t>
+      </w:r>
+      <w:r>
+        <w:rPr>
+          <w:rStyle w:val="DecValTok"/>
+        </w:rPr>
+        <w:t xml:space="preserve">100</w:t>
+      </w:r>
+      <w:r>
+        <w:rPr>
+          <w:rStyle w:val="NormalTok"/>
+        </w:rPr>
+        <w:t xml:space="preserve">, </w:t>
+      </w:r>
+      <w:r>
+        <w:rPr>
+          <w:rStyle w:val="AttributeTok"/>
+        </w:rPr>
+        <w:t xml:space="preserve">mu =</w:t>
+      </w:r>
+      <w:r>
+        <w:rPr>
+          <w:rStyle w:val="NormalTok"/>
+        </w:rPr>
+        <w:t xml:space="preserve"> </w:t>
+      </w:r>
+      <w:r>
+        <w:rPr>
+          <w:rStyle w:val="FunctionTok"/>
+        </w:rPr>
+        <w:t xml:space="preserve">c</w:t>
+      </w:r>
+      <w:r>
+        <w:rPr>
+          <w:rStyle w:val="NormalTok"/>
+        </w:rPr>
+        <w:t xml:space="preserve">(</w:t>
+      </w:r>
+      <w:r>
+        <w:rPr>
+          <w:rStyle w:val="DecValTok"/>
+        </w:rPr>
+        <w:t xml:space="preserve">0</w:t>
+      </w:r>
+      <w:r>
+        <w:rPr>
+          <w:rStyle w:val="NormalTok"/>
+        </w:rPr>
+        <w:t xml:space="preserve">, </w:t>
+      </w:r>
+      <w:r>
+        <w:rPr>
+          <w:rStyle w:val="DecValTok"/>
+        </w:rPr>
+        <w:t xml:space="preserve">0</w:t>
+      </w:r>
+      <w:r>
+        <w:rPr>
+          <w:rStyle w:val="NormalTok"/>
+        </w:rPr>
+        <w:t xml:space="preserve">, </w:t>
+      </w:r>
+      <w:r>
+        <w:rPr>
+          <w:rStyle w:val="DecValTok"/>
+        </w:rPr>
+        <w:t xml:space="preserve">0</w:t>
+      </w:r>
+      <w:r>
+        <w:rPr>
+          <w:rStyle w:val="NormalTok"/>
+        </w:rPr>
+        <w:t xml:space="preserve">, </w:t>
+      </w:r>
+      <w:r>
+        <w:rPr>
+          <w:rStyle w:val="DecValTok"/>
+        </w:rPr>
+        <w:t xml:space="preserve">0</w:t>
+      </w:r>
+      <w:r>
+        <w:rPr>
+          <w:rStyle w:val="NormalTok"/>
+        </w:rPr>
+        <w:t xml:space="preserve">, </w:t>
+      </w:r>
+      <w:r>
+        <w:rPr>
+          <w:rStyle w:val="DecValTok"/>
+        </w:rPr>
+        <w:t xml:space="preserve">0</w:t>
+      </w:r>
+      <w:r>
+        <w:rPr>
+          <w:rStyle w:val="NormalTok"/>
+        </w:rPr>
+        <w:t xml:space="preserve">), </w:t>
+      </w:r>
+      <w:r>
+        <w:rPr>
+          <w:rStyle w:val="AttributeTok"/>
+        </w:rPr>
+        <w:t xml:space="preserve">Sigma =</w:t>
+      </w:r>
+      <w:r>
+        <w:rPr>
+          <w:rStyle w:val="NormalTok"/>
+        </w:rPr>
+        <w:t xml:space="preserve"> sigma)</w:t>
+      </w:r>
+      <w:r>
+        <w:br/>
+      </w:r>
+      <w:r>
+        <w:br/>
+      </w:r>
+      <w:r>
+        <w:rPr>
+          <w:rStyle w:val="NormalTok"/>
+        </w:rPr>
+        <w:t xml:space="preserve">x </w:t>
+      </w:r>
+      <w:r>
+        <w:rPr>
+          <w:rStyle w:val="OtherTok"/>
+        </w:rPr>
+        <w:t xml:space="preserve">&lt;-</w:t>
+      </w:r>
+      <w:r>
+        <w:rPr>
+          <w:rStyle w:val="NormalTok"/>
+        </w:rPr>
+        <w:t xml:space="preserve"> </w:t>
+      </w:r>
+      <w:r>
+        <w:rPr>
+          <w:rStyle w:val="FunctionTok"/>
+        </w:rPr>
+        <w:t xml:space="preserve">rep</w:t>
+      </w:r>
+      <w:r>
+        <w:rPr>
+          <w:rStyle w:val="NormalTok"/>
+        </w:rPr>
+        <w:t xml:space="preserve">(</w:t>
+      </w:r>
+      <w:r>
+        <w:rPr>
+          <w:rStyle w:val="FunctionTok"/>
+        </w:rPr>
+        <w:t xml:space="preserve">c</w:t>
+      </w:r>
+      <w:r>
+        <w:rPr>
+          <w:rStyle w:val="NormalTok"/>
+        </w:rPr>
+        <w:t xml:space="preserve">(</w:t>
+      </w:r>
+      <w:r>
+        <w:rPr>
+          <w:rStyle w:val="SpecialCharTok"/>
+        </w:rPr>
+        <w:t xml:space="preserve">-</w:t>
+      </w:r>
+      <w:r>
+        <w:rPr>
+          <w:rStyle w:val="NormalTok"/>
+        </w:rPr>
+        <w:t xml:space="preserve">.</w:t>
+      </w:r>
+      <w:r>
+        <w:rPr>
+          <w:rStyle w:val="DecValTok"/>
+        </w:rPr>
+        <w:t xml:space="preserve">5</w:t>
+      </w:r>
+      <w:r>
+        <w:rPr>
+          <w:rStyle w:val="NormalTok"/>
+        </w:rPr>
+        <w:t xml:space="preserve">, .</w:t>
+      </w:r>
+      <w:r>
+        <w:rPr>
+          <w:rStyle w:val="DecValTok"/>
+        </w:rPr>
+        <w:t xml:space="preserve">5</w:t>
+      </w:r>
+      <w:r>
+        <w:rPr>
+          <w:rStyle w:val="NormalTok"/>
+        </w:rPr>
+        <w:t xml:space="preserve">), </w:t>
+      </w:r>
+      <w:r>
+        <w:rPr>
+          <w:rStyle w:val="AttributeTok"/>
+        </w:rPr>
+        <w:t xml:space="preserve">each =</w:t>
+      </w:r>
+      <w:r>
+        <w:rPr>
+          <w:rStyle w:val="NormalTok"/>
+        </w:rPr>
+        <w:t xml:space="preserve"> </w:t>
+      </w:r>
+      <w:r>
+        <w:rPr>
+          <w:rStyle w:val="DecValTok"/>
+        </w:rPr>
+        <w:t xml:space="preserve">50</w:t>
+      </w:r>
+      <w:r>
+        <w:rPr>
+          <w:rStyle w:val="NormalTok"/>
+        </w:rPr>
+        <w:t xml:space="preserve">)</w:t>
+      </w:r>
+      <w:r>
+        <w:br/>
+      </w:r>
+      <w:r>
+        <w:rPr>
+          <w:rStyle w:val="NormalTok"/>
+        </w:rPr>
+        <w:t xml:space="preserve">df[, </w:t>
+      </w:r>
+      <w:r>
+        <w:rPr>
+          <w:rStyle w:val="DecValTok"/>
+        </w:rPr>
+        <w:t xml:space="preserve">1</w:t>
+      </w:r>
+      <w:r>
+        <w:rPr>
+          <w:rStyle w:val="NormalTok"/>
+        </w:rPr>
+        <w:t xml:space="preserve">] </w:t>
+      </w:r>
+      <w:r>
+        <w:rPr>
+          <w:rStyle w:val="OtherTok"/>
+        </w:rPr>
+        <w:t xml:space="preserve">&lt;-</w:t>
+      </w:r>
+      <w:r>
+        <w:rPr>
+          <w:rStyle w:val="NormalTok"/>
+        </w:rPr>
+        <w:t xml:space="preserve"> df[, </w:t>
+      </w:r>
+      <w:r>
+        <w:rPr>
+          <w:rStyle w:val="DecValTok"/>
+        </w:rPr>
+        <w:t xml:space="preserve">1</w:t>
+      </w:r>
+      <w:r>
+        <w:rPr>
+          <w:rStyle w:val="NormalTok"/>
+        </w:rPr>
+        <w:t xml:space="preserve">]</w:t>
+      </w:r>
+      <w:r>
+        <w:rPr>
+          <w:rStyle w:val="SpecialCharTok"/>
+        </w:rPr>
+        <w:t xml:space="preserve">+</w:t>
+      </w:r>
+      <w:r>
+        <w:rPr>
+          <w:rStyle w:val="NormalTok"/>
+        </w:rPr>
+        <w:t xml:space="preserve"> .</w:t>
+      </w:r>
+      <w:r>
+        <w:rPr>
+          <w:rStyle w:val="DecValTok"/>
+        </w:rPr>
+        <w:t xml:space="preserve">2</w:t>
+      </w:r>
+      <w:r>
+        <w:rPr>
+          <w:rStyle w:val="NormalTok"/>
+        </w:rPr>
+        <w:t xml:space="preserve"> </w:t>
+      </w:r>
+      <w:r>
+        <w:rPr>
+          <w:rStyle w:val="SpecialCharTok"/>
+        </w:rPr>
+        <w:t xml:space="preserve">*</w:t>
+      </w:r>
+      <w:r>
+        <w:rPr>
+          <w:rStyle w:val="NormalTok"/>
+        </w:rPr>
+        <w:t xml:space="preserve"> x</w:t>
+      </w:r>
+    </w:p>
+    <w:bookmarkEnd w:id="30"/>
+    <w:p>
+      <w:pPr>
+        <w:pStyle w:val="DefinitionTerm"/>
+      </w:pPr>
+      <w:r>
+        <w:t xml:space="preserve">Line 1</w:t>
+      </w:r>
+    </w:p>
+    <w:p>
+      <w:pPr>
+        <w:pStyle w:val="Definition"/>
+      </w:pPr>
+      <w:r>
+        <w:t xml:space="preserve">Generate</w:t>
+      </w:r>
+      <w:r>
+        <w:t xml:space="preserve"> </w:t>
+      </w:r>
+      <m:oMath>
+        <m:r>
+          <m:t>Y</m:t>
+        </m:r>
+      </m:oMath>
+      <w:r>
+        <w:t xml:space="preserve"> </w:t>
+      </w:r>
+      <w:r>
+        <w:t xml:space="preserve">and all covariates using a multivariate normal distribution with all means of 0 and variances/covariances from sigma displayed above.</w:t>
+      </w:r>
+    </w:p>
+    <w:p>
+      <w:pPr>
+        <w:pStyle w:val="DefinitionTerm"/>
+      </w:pPr>
+      <w:r>
+        <w:t xml:space="preserve">Line 3</w:t>
+      </w:r>
+    </w:p>
+    <w:p>
+      <w:pPr>
+        <w:pStyle w:val="Definition"/>
+      </w:pPr>
+      <w:r>
+        <w:t xml:space="preserve">Create a dichotomous focal independent variable (</w:t>
+      </w:r>
+      <m:oMath>
+        <m:r>
+          <m:t>X</m:t>
+        </m:r>
+      </m:oMath>
+      <w:r>
+        <w:t xml:space="preserve">).</w:t>
+      </w:r>
+    </w:p>
+    <w:p>
+      <w:pPr>
+        <w:pStyle w:val="DefinitionTerm"/>
+      </w:pPr>
+      <w:r>
+        <w:t xml:space="preserve">Line 4</w:t>
+      </w:r>
+    </w:p>
+    <w:p>
+      <w:pPr>
+        <w:pStyle w:val="Definition"/>
+      </w:pPr>
+      <w:r>
+        <w:t xml:space="preserve">Add in</w:t>
+      </w:r>
+      <w:r>
+        <w:t xml:space="preserve"> </w:t>
+      </w:r>
+      <m:oMath>
+        <m:r>
+          <m:t>X</m:t>
+        </m:r>
+      </m:oMath>
+      <w:r>
+        <w:t xml:space="preserve"> </w:t>
+      </w:r>
+      <w:r>
+        <w:t xml:space="preserve">effect on</w:t>
+      </w:r>
+      <w:r>
+        <w:t xml:space="preserve"> </w:t>
+      </w:r>
+      <m:oMath>
+        <m:r>
+          <m:t>Y</m:t>
+        </m:r>
+      </m:oMath>
+      <w:r>
+        <w:t xml:space="preserve">.</w:t>
+      </w:r>
+    </w:p>
+    <w:p>
+      <w:pPr>
+        <w:pStyle w:val="FirstParagraph"/>
+      </w:pPr>
+      <w:r>
+        <w:rPr>
+          <w:vertAlign w:val="subscript"/>
+        </w:rPr>
+        <w:t xml:space="preserve">Source:</w:t>
+      </w:r>
+      <w:r>
+        <w:rPr>
+          <w:vertAlign w:val="subscript"/>
+        </w:rPr>
+        <w:t xml:space="preserve"> </w:t>
+      </w:r>
+      <w:hyperlink r:id="rId27">
+        <w:r>
+          <w:rPr>
+            <w:rStyle w:val="Hyperlink"/>
+            <w:vertAlign w:val="subscript"/>
+          </w:rPr>
+          <w:t xml:space="preserve">Article Notebook</w:t>
+        </w:r>
+      </w:hyperlink>
+    </w:p>
+    <w:p>
+      <w:pPr>
+        <w:pStyle w:val="BodyText"/>
+      </w:pPr>
+      <w:r>
+        <w:t xml:space="preserve">For each simulated dataset in each research context, we use each of the 9 covariate selection approaches to determine which covariates to use in the primary analysis to test the effect of</w:t>
+      </w:r>
+      <w:r>
+        <w:t xml:space="preserve"> </w:t>
+      </w:r>
+      <m:oMath>
+        <m:r>
+          <m:t>X</m:t>
+        </m:r>
+      </m:oMath>
+      <w:r>
+        <w:t xml:space="preserve"> </w:t>
+      </w:r>
+      <w:r>
+        <w:t xml:space="preserve">on</w:t>
+      </w:r>
+      <w:r>
+        <w:t xml:space="preserve"> </w:t>
+      </w:r>
+      <m:oMath>
+        <m:r>
+          <m:t>Y</m:t>
+        </m:r>
+      </m:oMath>
+      <w:r>
+        <w:t xml:space="preserve">. For example,</w:t>
+      </w:r>
+      <w:r>
+        <w:t xml:space="preserve"> </w:t>
+      </w:r>
+      <m:oMath>
+        <m:r>
+          <m:t>l</m:t>
+        </m:r>
+        <m:r>
+          <m:t>m</m:t>
+        </m:r>
+        <m:r>
+          <m:rPr>
+            <m:sty m:val="p"/>
+          </m:rPr>
+          <m:t>(</m:t>
+        </m:r>
+        <m:r>
+          <m:t>Y</m:t>
+        </m:r>
+        <m:r>
+          <m:t> </m:t>
+        </m:r>
+        <m:r>
+          <m:t>X</m:t>
+        </m:r>
+        <m:r>
+          <m:rPr>
+            <m:sty m:val="p"/>
+          </m:rPr>
+          <m:t>+</m:t>
+        </m:r>
+        <m:r>
+          <m:t>C</m:t>
+        </m:r>
+        <m:r>
+          <m:t>1</m:t>
+        </m:r>
+        <m:r>
+          <m:rPr>
+            <m:sty m:val="p"/>
+          </m:rPr>
+          <m:t>+</m:t>
+        </m:r>
+        <m:r>
+          <m:t>C</m:t>
+        </m:r>
+        <m:r>
+          <m:t>4</m:t>
+        </m:r>
+        <m:r>
+          <m:rPr>
+            <m:sty m:val="p"/>
+          </m:rPr>
+          <m:t>,</m:t>
+        </m:r>
+        <m:r>
+          <m:t>d</m:t>
+        </m:r>
+        <m:r>
+          <m:t>a</m:t>
+        </m:r>
+        <m:r>
+          <m:t>t</m:t>
+        </m:r>
+        <m:r>
+          <m:t>a</m:t>
+        </m:r>
+        <m:r>
+          <m:rPr>
+            <m:sty m:val="p"/>
+          </m:rPr>
+          <m:t>=</m:t>
+        </m:r>
+        <m:r>
+          <m:t>d</m:t>
+        </m:r>
+        <m:r>
+          <m:t>f</m:t>
+        </m:r>
+      </m:oMath>
+      <w:r>
+        <w:t xml:space="preserve">, if covariates 1 and 4 were selected by the current selection approach. From each primary analysis, we saved the research context characteristics, the covariate selection approach used, and the parameter estimate for</w:t>
+      </w:r>
+      <w:r>
+        <w:t xml:space="preserve"> </w:t>
+      </w:r>
+      <m:oMath>
+        <m:r>
+          <m:t>X</m:t>
+        </m:r>
+      </m:oMath>
+      <w:r>
+        <w:t xml:space="preserve">, p-value for its statistical test against 0, and the conclusion (reject or fail to reject) using alpha = 0.05 from the primary analysis.</w:t>
+      </w:r>
+    </w:p>
+    <w:p>
+      <w:pPr>
+        <w:pStyle w:val="BodyText"/>
+      </w:pPr>
+      <w:r>
+        <w:t xml:space="preserve">For research contexts where the population parameter for</w:t>
+      </w:r>
+      <w:r>
+        <w:t xml:space="preserve"> </w:t>
+      </w:r>
+      <m:oMath>
+        <m:r>
+          <m:t>X</m:t>
+        </m:r>
+      </m:oMath>
+      <w:r>
+        <w:t xml:space="preserve"> </w:t>
+      </w:r>
+      <w:r>
+        <w:t xml:space="preserve">is 0 (i.e.,</w:t>
+      </w:r>
+      <w:r>
+        <w:t xml:space="preserve"> </w:t>
+      </w:r>
+      <m:oMath>
+        <m:r>
+          <m:t>X</m:t>
+        </m:r>
+      </m:oMath>
+      <w:r>
+        <w:t xml:space="preserve"> </w:t>
+      </w:r>
+      <w:r>
+        <w:t xml:space="preserve">has no effect on</w:t>
+      </w:r>
+      <w:r>
+        <w:t xml:space="preserve"> </w:t>
+      </w:r>
+      <m:oMath>
+        <m:r>
+          <m:t>Y</m:t>
+        </m:r>
+      </m:oMath>
+      <w:r>
+        <w:t xml:space="preserve">), we assess and report the Type I error rates associated with each covariate selection approach by research context characteristics. For research contexts where the population parameter for</w:t>
+      </w:r>
+      <w:r>
+        <w:t xml:space="preserve"> </w:t>
+      </w:r>
+      <m:oMath>
+        <m:r>
+          <m:t>X</m:t>
+        </m:r>
+      </m:oMath>
+      <w:r>
+        <w:t xml:space="preserve"> </w:t>
+      </w:r>
+      <w:r>
+        <w:t xml:space="preserve">is 0.2 or 0.5 (i.e.,</w:t>
+      </w:r>
+      <w:r>
+        <w:t xml:space="preserve"> </w:t>
+      </w:r>
+      <m:oMath>
+        <m:r>
+          <m:t>X</m:t>
+        </m:r>
+      </m:oMath>
+      <w:r>
+        <w:t xml:space="preserve"> </w:t>
+      </w:r>
+      <w:r>
+        <w:t xml:space="preserve">has an effect on</w:t>
+      </w:r>
+      <w:r>
+        <w:t xml:space="preserve"> </w:t>
+      </w:r>
+      <m:oMath>
+        <m:r>
+          <m:t>Y</m:t>
+        </m:r>
+      </m:oMath>
+      <w:r>
+        <w:t xml:space="preserve">), we assess and report the Type II error rate for each covariate selection method by research context characteristics. We also provide descriptive statistics and sampling distributions (from the 40,000 simulations) of the parameter estimate for</w:t>
+      </w:r>
+      <w:r>
+        <w:t xml:space="preserve"> </w:t>
+      </w:r>
+      <m:oMath>
+        <m:r>
+          <m:t>X</m:t>
+        </m:r>
+      </m:oMath>
+      <w:r>
+        <w:t xml:space="preserve"> </w:t>
+      </w:r>
+      <w:r>
+        <w:t xml:space="preserve">across research contexts for each covariate selection approach, separately by true effect size for</w:t>
+      </w:r>
+      <w:r>
+        <w:t xml:space="preserve"> </w:t>
+      </w:r>
+      <m:oMath>
+        <m:r>
+          <m:t>X</m:t>
+        </m:r>
+      </m:oMath>
+      <w:r>
+        <w:t xml:space="preserve"> </w:t>
+      </w:r>
+      <w:r>
+        <w:t xml:space="preserve">(0, 0.2, and 0.5). An interactive detailed dashboard of average error rates for all combinations of research context variables is accessible through our OSF page (</w:t>
+      </w:r>
+      <w:hyperlink r:id="rId31">
+        <w:r>
+          <w:rPr>
+            <w:rStyle w:val="Hyperlink"/>
+          </w:rPr>
+          <w:t xml:space="preserve">https://osf.io/zh5gn/</w:t>
+        </w:r>
+      </w:hyperlink>
+      <w:r>
+        <w:t xml:space="preserve">).</w:t>
+      </w:r>
+    </w:p>
+    <w:bookmarkEnd w:id="32"/>
+    <w:bookmarkEnd w:id="33"/>
+    <w:bookmarkStart w:id="64" w:name="results"/>
+    <w:p>
+      <w:pPr>
+        <w:pStyle w:val="Heading1"/>
+      </w:pPr>
+      <w:r>
+        <w:t xml:space="preserve">Results</w:t>
+      </w:r>
+    </w:p>
+    <w:bookmarkStart w:id="44" w:name="type-i-error"/>
+    <w:p>
+      <w:pPr>
+        <w:pStyle w:val="Heading2"/>
+      </w:pPr>
+      <w:r>
+        <w:t xml:space="preserve">Type I Error</w:t>
+      </w:r>
+    </w:p>
+    <w:p>
+      <w:pPr>
+        <w:pStyle w:val="FirstParagraph"/>
+      </w:pPr>
+      <w:r>
+        <w:t xml:space="preserve">Given our use of simulated datasets, we were able to set the true population parameter for</w:t>
+      </w:r>
+      <w:r>
+        <w:t xml:space="preserve"> </w:t>
+      </w:r>
+      <m:oMath>
+        <m:r>
+          <m:t>X</m:t>
+        </m:r>
+      </m:oMath>
+      <w:r>
+        <w:t xml:space="preserve"> </w:t>
+      </w:r>
+      <w:r>
+        <w:t xml:space="preserve">to be zero (i.e.,</w:t>
+      </w:r>
+      <w:r>
+        <w:t xml:space="preserve"> </w:t>
+      </w:r>
+      <m:oMath>
+        <m:sSub>
+          <m:e>
+            <m:r>
+              <m:t>β</m:t>
+            </m:r>
+          </m:e>
+          <m:sub>
+            <m:r>
+              <m:t>x</m:t>
+            </m:r>
+          </m:sub>
+        </m:sSub>
+        <m:r>
+          <m:rPr>
+            <m:sty m:val="p"/>
+          </m:rPr>
+          <m:t>=</m:t>
+        </m:r>
+        <m:r>
+          <m:t>0</m:t>
+        </m:r>
+      </m:oMath>
+      <w:r>
+        <w:t xml:space="preserve">). Therefore, any significant result was a Type I error.</w:t>
+      </w:r>
+      <w:r>
+        <w:t xml:space="preserve"> </w:t>
+      </w:r>
+      <w:hyperlink w:anchor="fig-bar-1">
+        <w:r>
+          <w:rPr>
+            <w:rStyle w:val="Hyperlink"/>
+          </w:rPr>
+          <w:t xml:space="preserve">Figure 1</w:t>
+        </w:r>
+      </w:hyperlink>
+      <w:r>
+        <w:t xml:space="preserve"> </w:t>
+      </w:r>
+      <w:r>
+        <w:t xml:space="preserve">shows the average Type I error rate across all research contexts for each approach. The p-hacking approach for selecting covariates, unsurprisingly led to a highly inflated mean Type I error rate across contexts, consistent with the extant research published in the last several years on the connection between researcher degrees of freedom and false positives. The other approaches were at or near the expected error rate of alpha = .05 across the relatively broad range of research context characteristics we considered. Specifically, the two a priori selection approaches and the data-driven selection approaches that did not include</w:t>
+      </w:r>
+      <w:r>
+        <w:t xml:space="preserve"> </w:t>
+      </w:r>
+      <m:oMath>
+        <m:r>
+          <m:t>X</m:t>
+        </m:r>
+      </m:oMath>
+      <w:r>
+        <w:t xml:space="preserve"> </w:t>
+      </w:r>
+      <w:r>
+        <w:t xml:space="preserve">in the screening model displayed average Type I error rates of exactly .05. The data-driven approaches that did include</w:t>
+      </w:r>
+      <w:r>
+        <w:t xml:space="preserve"> </w:t>
+      </w:r>
+      <m:oMath>
+        <m:r>
+          <m:t>X</m:t>
+        </m:r>
+      </m:oMath>
+      <w:r>
+        <w:t xml:space="preserve"> </w:t>
+      </w:r>
+      <w:r>
+        <w:t xml:space="preserve">in the screening model displayed slightly increased (&lt;= .06) average Type I error rates across contexts.</w:t>
+      </w:r>
+    </w:p>
+    <w:tbl>
+      <w:tblPr>
+        <w:tblStyle w:val="Table"/>
+        <w:tblW w:type="pct" w:w="5000"/>
+        <w:tblLayout w:type="fixed"/>
+        <w:tblLook w:firstRow="0" w:lastRow="0" w:firstColumn="0" w:lastColumn="0" w:noHBand="0" w:noVBand="0" w:val="0000"/>
+      </w:tblPr>
+      <w:tblGrid>
+        <w:gridCol w:w="7920"/>
+      </w:tblGrid>
+      <w:tr>
+        <w:tc>
+          <w:tcPr/>
+          <w:bookmarkStart w:id="37" w:name="fig-bar-1"/>
           <w:p>
             <w:pPr>
               <w:pStyle w:val="Compact"/>
@@ -2319,18 +3483,18 @@
                 <wp:inline>
                   <wp:extent cx="5334000" cy="3048000"/>
                   <wp:effectExtent b="0" l="0" r="0" t="0"/>
-                  <wp:docPr descr="" title="" id="33" name="Picture"/>
+                  <wp:docPr descr="" title="" id="35" name="Picture"/>
                   <a:graphic>
                     <a:graphicData uri="http://schemas.openxmlformats.org/drawingml/2006/picture">
                       <pic:pic>
                         <pic:nvPicPr>
-                          <pic:cNvPr descr="index_files/figure-docx/notebooks-mak_figures-fig-bar-1-output-1.png" id="34" name="Picture"/>
+                          <pic:cNvPr descr="index_files/figure-docx/notebooks-mak_figures-fig-bar-1-output-1.png" id="36" name="Picture"/>
                           <pic:cNvPicPr>
                             <a:picLocks noChangeArrowheads="1" noChangeAspect="1"/>
                           </pic:cNvPicPr>
                         </pic:nvPicPr>
                         <pic:blipFill>
-                          <a:blip r:embed="rId32"/>
+                          <a:blip r:embed="rId34"/>
                           <a:stretch>
                             <a:fillRect/>
                           </a:stretch>
@@ -2370,7 +3534,7 @@
               <w:t xml:space="preserve">Figure 1: Type I Error by Method. Average type I error rate across all research contexts is displayed for each method separately by color. A priori selection methods are on the left, data-driven selection methods are on the right. Striped shading indicates data-driven selection methods that do not control for X.</w:t>
             </w:r>
           </w:p>
-          <w:bookmarkEnd w:id="35"/>
+          <w:bookmarkEnd w:id="37"/>
         </w:tc>
       </w:tr>
     </w:tbl>
@@ -2390,7 +3554,7 @@
         </w:rPr>
         <w:t xml:space="preserve"> </w:t>
       </w:r>
-      <w:hyperlink r:id="rId36">
+      <w:hyperlink r:id="rId38">
         <w:r>
           <w:rPr>
             <w:rStyle w:val="Hyperlink"/>
@@ -2421,13 +3585,11 @@
       <w:r>
         <w:t xml:space="preserve"> </w:t>
       </w:r>
-      <w:r>
-        <w:rPr>
-          <w:i/>
-          <w:iCs/>
-        </w:rPr>
-        <w:t xml:space="preserve">Y</w:t>
-      </w:r>
+      <m:oMath>
+        <m:r>
+          <m:t>Y</m:t>
+        </m:r>
+      </m:oMath>
       <w:r>
         <w:t xml:space="preserve"> </w:t>
       </w:r>
@@ -2475,13 +3637,11 @@
       <w:r>
         <w:t xml:space="preserve"> </w:t>
       </w:r>
-      <w:r>
-        <w:rPr>
-          <w:i/>
-          <w:iCs/>
-        </w:rPr>
-        <w:t xml:space="preserve">Y</w:t>
-      </w:r>
+      <m:oMath>
+        <m:r>
+          <m:t>Y</m:t>
+        </m:r>
+      </m:oMath>
       <w:r>
         <w:t xml:space="preserve">, and smaller sample sizes. The Type I error rate for p-hacking reached XXXXX in the worst case context (N = 50, 20 available covariates with</w:t>
       </w:r>
@@ -2534,26 +3694,22 @@
       <w:r>
         <w:t xml:space="preserve"> </w:t>
       </w:r>
-      <w:r>
-        <w:rPr>
-          <w:i/>
-          <w:iCs/>
-        </w:rPr>
-        <w:t xml:space="preserve">X</w:t>
-      </w:r>
+      <m:oMath>
+        <m:r>
+          <m:t>X</m:t>
+        </m:r>
+      </m:oMath>
       <w:r>
         <w:t xml:space="preserve">. Among the data driven approaches that did include</w:t>
       </w:r>
       <w:r>
         <w:t xml:space="preserve"> </w:t>
       </w:r>
-      <w:r>
-        <w:rPr>
-          <w:i/>
-          <w:iCs/>
-        </w:rPr>
-        <w:t xml:space="preserve">X</w:t>
-      </w:r>
+      <m:oMath>
+        <m:r>
+          <m:t>X</m:t>
+        </m:r>
+      </m:oMath>
       <w:r>
         <w:t xml:space="preserve">, small increases in Type I error rates were observed as the sample size decreased and the number of available covariates increased. However, Type I error rate inflation remained modest for these approaches even at the extremes of these two dimensions (up to XX at N = 50 and up to XX with 20 covariates). And in the worst case context at the intersection of these dimensions error rates only reached XX for XX, XX for XX and XX for XX. Neither the magnitude</w:t>
       </w:r>
@@ -2593,18 +3749,30 @@
         <w:t xml:space="preserve"> </w:t>
       </w:r>
       <w:r>
-        <w:t xml:space="preserve">nor the proportion of available covariates with non-zero correlations with Y appears to have any systematic impact on the Type I error rates for the data-driven approaches that included</w:t>
-      </w:r>
-      <w:r>
-        <w:t xml:space="preserve"> </w:t>
-      </w:r>
-      <w:r>
-        <w:rPr>
-          <w:i/>
-          <w:iCs/>
-        </w:rPr>
-        <w:t xml:space="preserve">X</w:t>
-      </w:r>
+        <w:t xml:space="preserve">nor the proportion of available covariates with non-zero correlations with</w:t>
+      </w:r>
+      <w:r>
+        <w:t xml:space="preserve"> </w:t>
+      </w:r>
+      <m:oMath>
+        <m:r>
+          <m:t>Y</m:t>
+        </m:r>
+      </m:oMath>
+      <w:r>
+        <w:t xml:space="preserve"> </w:t>
+      </w:r>
+      <w:r>
+        <w:t xml:space="preserve">appears to have any systematic impact on the Type I error rates for the data-driven approaches that included</w:t>
+      </w:r>
+      <w:r>
+        <w:t xml:space="preserve"> </w:t>
+      </w:r>
+      <m:oMath>
+        <m:r>
+          <m:t>X</m:t>
+        </m:r>
+      </m:oMath>
       <w:r>
         <w:t xml:space="preserve">.</w:t>
       </w:r>
@@ -2622,7 +3790,7 @@
       <w:tr>
         <w:tc>
           <w:tcPr/>
-          <w:bookmarkStart w:id="40" w:name="fig-type1-panel"/>
+          <w:bookmarkStart w:id="42" w:name="fig-type1-panel"/>
           <w:p>
             <w:pPr>
               <w:pStyle w:val="Compact"/>
@@ -2633,18 +3801,18 @@
                 <wp:inline>
                   <wp:extent cx="5334000" cy="4000499"/>
                   <wp:effectExtent b="0" l="0" r="0" t="0"/>
-                  <wp:docPr descr="" title="" id="38" name="Picture"/>
+                  <wp:docPr descr="" title="" id="40" name="Picture"/>
                   <a:graphic>
                     <a:graphicData uri="http://schemas.openxmlformats.org/drawingml/2006/picture">
                       <pic:pic>
                         <pic:nvPicPr>
-                          <pic:cNvPr descr="index_files/figure-docx/notebooks-mak_figures-fig-type1-panel-output-1.png" id="39" name="Picture"/>
+                          <pic:cNvPr descr="index_files/figure-docx/notebooks-mak_figures-fig-type1-panel-output-1.png" id="41" name="Picture"/>
                           <pic:cNvPicPr>
                             <a:picLocks noChangeArrowheads="1" noChangeAspect="1"/>
                           </pic:cNvPicPr>
                         </pic:nvPicPr>
                         <pic:blipFill>
-                          <a:blip r:embed="rId37"/>
+                          <a:blip r:embed="rId39"/>
                           <a:stretch>
                             <a:fillRect/>
                           </a:stretch>
@@ -2684,7 +3852,7 @@
               <w:t xml:space="preserve">Figure 2: Type I error by method and research context. Plots are paneled by aspects of the research context (number of observations, number of covariates, proportion of good covariates, and Y-covariate correlation strength). Methods are displayed separately by color. Data-driven correlation selection methods that control for X are depicted as dashed lines.</w:t>
             </w:r>
           </w:p>
-          <w:bookmarkEnd w:id="40"/>
+          <w:bookmarkEnd w:id="42"/>
         </w:tc>
       </w:tr>
     </w:tbl>
@@ -2704,7 +3872,7 @@
         </w:rPr>
         <w:t xml:space="preserve"> </w:t>
       </w:r>
-      <w:hyperlink r:id="rId41">
+      <w:hyperlink r:id="rId43">
         <w:r>
           <w:rPr>
             <w:rStyle w:val="Hyperlink"/>
@@ -2714,8 +3882,8 @@
         </w:r>
       </w:hyperlink>
     </w:p>
-    <w:bookmarkEnd w:id="42"/>
-    <w:bookmarkStart w:id="53" w:name="type-ii-error"/>
+    <w:bookmarkEnd w:id="44"/>
+    <w:bookmarkStart w:id="55" w:name="type-ii-error"/>
     <w:p>
       <w:pPr>
         <w:pStyle w:val="Heading2"/>
@@ -2734,13 +3902,11 @@
       <w:r>
         <w:t xml:space="preserve"> </w:t>
       </w:r>
-      <w:r>
-        <w:rPr>
-          <w:i/>
-          <w:iCs/>
-        </w:rPr>
-        <w:t xml:space="preserve">X</w:t>
-      </w:r>
+      <m:oMath>
+        <m:r>
+          <m:t>X</m:t>
+        </m:r>
+      </m:oMath>
       <w:r>
         <w:t xml:space="preserve"> </w:t>
       </w:r>
@@ -2750,13 +3916,11 @@
       <w:r>
         <w:t xml:space="preserve"> </w:t>
       </w:r>
-      <w:r>
-        <w:rPr>
-          <w:i/>
-          <w:iCs/>
-        </w:rPr>
-        <w:t xml:space="preserve">Y</w:t>
-      </w:r>
+      <m:oMath>
+        <m:r>
+          <m:t>Y</m:t>
+        </m:r>
+      </m:oMath>
       <w:r>
         <w:t xml:space="preserve"> </w:t>
       </w:r>
@@ -2767,7 +3931,7 @@
         <m:sSub>
           <m:e>
             <m:r>
-              <m:t>b</m:t>
+              <m:t>β</m:t>
             </m:r>
           </m:e>
           <m:sub>
@@ -2796,7 +3960,7 @@
         <m:sSub>
           <m:e>
             <m:r>
-              <m:t>b</m:t>
+              <m:t>β</m:t>
             </m:r>
           </m:e>
           <m:sub>
@@ -2821,13 +3985,11 @@
       <w:r>
         <w:t xml:space="preserve"> </w:t>
       </w:r>
-      <w:r>
-        <w:rPr>
-          <w:i/>
-          <w:iCs/>
-        </w:rPr>
-        <w:t xml:space="preserve">Y</w:t>
-      </w:r>
+      <m:oMath>
+        <m:r>
+          <m:t>Y</m:t>
+        </m:r>
+      </m:oMath>
       <w:r>
         <w:t xml:space="preserve"> </w:t>
       </w:r>
@@ -2837,13 +3999,11 @@
       <w:r>
         <w:t xml:space="preserve"> </w:t>
       </w:r>
-      <w:r>
-        <w:rPr>
-          <w:i/>
-          <w:iCs/>
-        </w:rPr>
-        <w:t xml:space="preserve">X</w:t>
-      </w:r>
+      <m:oMath>
+        <m:r>
+          <m:t>X</m:t>
+        </m:r>
+      </m:oMath>
       <w:r>
         <w:t xml:space="preserve"> </w:t>
       </w:r>
@@ -2853,26 +4013,22 @@
       <w:r>
         <w:t xml:space="preserve"> </w:t>
       </w:r>
-      <w:r>
-        <w:rPr>
-          <w:i/>
-          <w:iCs/>
-        </w:rPr>
-        <w:t xml:space="preserve">Y</w:t>
-      </w:r>
+      <m:oMath>
+        <m:r>
+          <m:t>Y</m:t>
+        </m:r>
+      </m:oMath>
       <w:r>
         <w:t xml:space="preserve">. In these simulations, non-significant effects for</w:t>
       </w:r>
       <w:r>
         <w:t xml:space="preserve"> </w:t>
       </w:r>
-      <w:r>
-        <w:rPr>
-          <w:i/>
-          <w:iCs/>
-        </w:rPr>
-        <w:t xml:space="preserve">X</w:t>
-      </w:r>
+      <m:oMath>
+        <m:r>
+          <m:t>X</m:t>
+        </m:r>
+      </m:oMath>
       <w:r>
         <w:t xml:space="preserve"> </w:t>
       </w:r>
@@ -2901,13 +4057,11 @@
       <w:r>
         <w:t xml:space="preserve"> </w:t>
       </w:r>
-      <w:r>
-        <w:rPr>
-          <w:i/>
-          <w:iCs/>
-        </w:rPr>
-        <w:t xml:space="preserve">X</w:t>
-      </w:r>
+      <m:oMath>
+        <m:r>
+          <m:t>X</m:t>
+        </m:r>
+      </m:oMath>
       <w:r>
         <w:t xml:space="preserve"> </w:t>
       </w:r>
@@ -2917,13 +4071,11 @@
       <w:r>
         <w:t xml:space="preserve"> </w:t>
       </w:r>
-      <w:r>
-        <w:rPr>
-          <w:i/>
-          <w:iCs/>
-        </w:rPr>
-        <w:t xml:space="preserve">X</w:t>
-      </w:r>
+      <m:oMath>
+        <m:r>
+          <m:t>X</m:t>
+        </m:r>
+      </m:oMath>
       <w:r>
         <w:t xml:space="preserve"> </w:t>
       </w:r>
@@ -2944,7 +4096,7 @@
       <w:tr>
         <w:tc>
           <w:tcPr/>
-          <w:bookmarkStart w:id="46" w:name="fig-bar-2"/>
+          <w:bookmarkStart w:id="48" w:name="fig-bar-2"/>
           <w:p>
             <w:pPr>
               <w:pStyle w:val="Compact"/>
@@ -2955,18 +4107,18 @@
                 <wp:inline>
                   <wp:extent cx="5334000" cy="3048000"/>
                   <wp:effectExtent b="0" l="0" r="0" t="0"/>
-                  <wp:docPr descr="" title="" id="44" name="Picture"/>
+                  <wp:docPr descr="" title="" id="46" name="Picture"/>
                   <a:graphic>
                     <a:graphicData uri="http://schemas.openxmlformats.org/drawingml/2006/picture">
                       <pic:pic>
                         <pic:nvPicPr>
-                          <pic:cNvPr descr="index_files/figure-docx/notebooks-mak_figures-fig-bar-2-output-1.png" id="45" name="Picture"/>
+                          <pic:cNvPr descr="index_files/figure-docx/notebooks-mak_figures-fig-bar-2-output-1.png" id="47" name="Picture"/>
                           <pic:cNvPicPr>
                             <a:picLocks noChangeArrowheads="1" noChangeAspect="1"/>
                           </pic:cNvPicPr>
                         </pic:nvPicPr>
                         <pic:blipFill>
-                          <a:blip r:embed="rId43"/>
+                          <a:blip r:embed="rId45"/>
                           <a:stretch>
                             <a:fillRect/>
                           </a:stretch>
@@ -3006,7 +4158,7 @@
               <w:t xml:space="preserve">Figure 3: Type II Error by Method. Average type II error rate across all research settings is displayed for each method separately by color. A priori selection methods are on the left, data-driven selection methods are on the right. Striped shading indicates data-driven selection methods that do not control for X.</w:t>
             </w:r>
           </w:p>
-          <w:bookmarkEnd w:id="46"/>
+          <w:bookmarkEnd w:id="48"/>
         </w:tc>
       </w:tr>
     </w:tbl>
@@ -3026,7 +4178,7 @@
         </w:rPr>
         <w:t xml:space="preserve"> </w:t>
       </w:r>
-      <w:hyperlink r:id="rId47">
+      <w:hyperlink r:id="rId49">
         <w:r>
           <w:rPr>
             <w:rStyle w:val="Hyperlink"/>
@@ -3057,13 +4209,11 @@
       <w:r>
         <w:t xml:space="preserve"> </w:t>
       </w:r>
-      <w:r>
-        <w:rPr>
-          <w:i/>
-          <w:iCs/>
-        </w:rPr>
-        <w:t xml:space="preserve">X</w:t>
-      </w:r>
+      <m:oMath>
+        <m:r>
+          <m:t>X</m:t>
+        </m:r>
+      </m:oMath>
       <w:r>
         <w:t xml:space="preserve"> </w:t>
       </w:r>
@@ -3073,26 +4223,22 @@
       <w:r>
         <w:t xml:space="preserve"> </w:t>
       </w:r>
-      <w:r>
-        <w:rPr>
-          <w:i/>
-          <w:iCs/>
-        </w:rPr>
-        <w:t xml:space="preserve">X</w:t>
-      </w:r>
+      <m:oMath>
+        <m:r>
+          <m:t>X</m:t>
+        </m:r>
+      </m:oMath>
       <w:r>
         <w:t xml:space="preserve">. As sample size increased, the methods performed comparably with respect to Type II error. Using all covariates or an all covariates linear model without</w:t>
       </w:r>
       <w:r>
         <w:t xml:space="preserve"> </w:t>
       </w:r>
-      <w:r>
-        <w:rPr>
-          <w:i/>
-          <w:iCs/>
-        </w:rPr>
-        <w:t xml:space="preserve">X</w:t>
-      </w:r>
+      <m:oMath>
+        <m:r>
+          <m:t>X</m:t>
+        </m:r>
+      </m:oMath>
       <w:r>
         <w:t xml:space="preserve"> </w:t>
       </w:r>
@@ -3102,13 +4248,11 @@
       <w:r>
         <w:t xml:space="preserve"> </w:t>
       </w:r>
-      <w:r>
-        <w:rPr>
-          <w:i/>
-          <w:iCs/>
-        </w:rPr>
-        <w:t xml:space="preserve">X</w:t>
-      </w:r>
+      <m:oMath>
+        <m:r>
+          <m:t>X</m:t>
+        </m:r>
+      </m:oMath>
       <w:r>
         <w:t xml:space="preserve"> </w:t>
       </w:r>
@@ -3129,7 +4273,7 @@
       <w:tr>
         <w:tc>
           <w:tcPr/>
-          <w:bookmarkStart w:id="51" w:name="fig-panel-2"/>
+          <w:bookmarkStart w:id="53" w:name="fig-panel-2"/>
           <w:p>
             <w:pPr>
               <w:pStyle w:val="Compact"/>
@@ -3140,18 +4284,18 @@
                 <wp:inline>
                   <wp:extent cx="5334000" cy="6400800"/>
                   <wp:effectExtent b="0" l="0" r="0" t="0"/>
-                  <wp:docPr descr="" title="" id="49" name="Picture"/>
+                  <wp:docPr descr="" title="" id="51" name="Picture"/>
                   <a:graphic>
                     <a:graphicData uri="http://schemas.openxmlformats.org/drawingml/2006/picture">
                       <pic:pic>
                         <pic:nvPicPr>
-                          <pic:cNvPr descr="index_files/figure-docx/notebooks-mak_figures-fig-panel-2-output-1.png" id="50" name="Picture"/>
+                          <pic:cNvPr descr="index_files/figure-docx/notebooks-mak_figures-fig-panel-2-output-1.png" id="52" name="Picture"/>
                           <pic:cNvPicPr>
                             <a:picLocks noChangeArrowheads="1" noChangeAspect="1"/>
                           </pic:cNvPicPr>
                         </pic:nvPicPr>
                         <pic:blipFill>
-                          <a:blip r:embed="rId48"/>
+                          <a:blip r:embed="rId50"/>
                           <a:stretch>
                             <a:fillRect/>
                           </a:stretch>
@@ -3191,7 +4335,7 @@
               <w:t xml:space="preserve">Figure 4: Type II error by method and research context. Plots are paneled by aspects of the research context (number of observations, number of covariates, proportion of good covariates, and Y-covariate correlation strength, and population parameter for X). Methods are displayed separately by color. Data-driven correlation selection methods that control for X are depicted as dashed lines.</w:t>
             </w:r>
           </w:p>
-          <w:bookmarkEnd w:id="51"/>
+          <w:bookmarkEnd w:id="53"/>
         </w:tc>
       </w:tr>
     </w:tbl>
@@ -3211,7 +4355,7 @@
         </w:rPr>
         <w:t xml:space="preserve"> </w:t>
       </w:r>
-      <w:hyperlink r:id="rId52">
+      <w:hyperlink r:id="rId54">
         <w:r>
           <w:rPr>
             <w:rStyle w:val="Hyperlink"/>
@@ -3221,8 +4365,8 @@
         </w:r>
       </w:hyperlink>
     </w:p>
-    <w:bookmarkEnd w:id="53"/>
-    <w:bookmarkStart w:id="61" w:name="parameter-estimates"/>
+    <w:bookmarkEnd w:id="55"/>
+    <w:bookmarkStart w:id="63" w:name="parameter-estimates"/>
     <w:p>
       <w:pPr>
         <w:pStyle w:val="Heading2"/>
@@ -3246,7 +4390,7 @@
           <w:rPr>
             <w:rStyle w:val="Hyperlink"/>
           </w:rPr>
-          <w:t xml:space="preserve">Table 3</w:t>
+          <w:t xml:space="preserve">Table 4</w:t>
         </w:r>
       </w:hyperlink>
       <w:r>
@@ -3258,13 +4402,11 @@
       <w:r>
         <w:t xml:space="preserve"> </w:t>
       </w:r>
-      <w:r>
-        <w:rPr>
-          <w:i/>
-          <w:iCs/>
-        </w:rPr>
-        <w:t xml:space="preserve">X</w:t>
-      </w:r>
+      <m:oMath>
+        <m:r>
+          <m:t>X</m:t>
+        </m:r>
+      </m:oMath>
       <w:r>
         <w:t xml:space="preserve"> </w:t>
       </w:r>
@@ -3275,7 +4417,7 @@
         <m:sSub>
           <m:e>
             <m:r>
-              <m:t>b</m:t>
+              <m:t>β</m:t>
             </m:r>
           </m:e>
           <m:sub>
@@ -3304,7 +4446,7 @@
         <m:sSub>
           <m:e>
             <m:r>
-              <m:t>b</m:t>
+              <m:t>β</m:t>
             </m:r>
           </m:e>
           <m:sub>
@@ -3333,7 +4475,7 @@
         <m:sSub>
           <m:e>
             <m:r>
-              <m:t>b</m:t>
+              <m:t>β</m:t>
             </m:r>
           </m:e>
           <m:sub>
@@ -3358,13 +4500,11 @@
       <w:r>
         <w:t xml:space="preserve"> </w:t>
       </w:r>
-      <w:r>
-        <w:rPr>
-          <w:i/>
-          <w:iCs/>
-        </w:rPr>
-        <w:t xml:space="preserve">X</w:t>
-      </w:r>
+      <m:oMath>
+        <m:r>
+          <m:t>X</m:t>
+        </m:r>
+      </m:oMath>
       <w:r>
         <w:t xml:space="preserve"> </w:t>
       </w:r>
@@ -3374,13 +4514,11 @@
       <w:r>
         <w:t xml:space="preserve"> </w:t>
       </w:r>
-      <w:r>
-        <w:rPr>
-          <w:i/>
-          <w:iCs/>
-        </w:rPr>
-        <w:t xml:space="preserve">X</w:t>
-      </w:r>
+      <m:oMath>
+        <m:r>
+          <m:t>X</m:t>
+        </m:r>
+      </m:oMath>
       <w:r>
         <w:t xml:space="preserve">. In contrast, p-hacking yielded more substantial optimistic (over-estimation) bias in the parameter estimates when there is a non-zero effect.</w:t>
       </w:r>
@@ -3398,7 +4536,7 @@
       <w:tr>
         <w:tc>
           <w:tcPr/>
-          <w:bookmarkStart w:id="54" w:name="tbl-est"/>
+          <w:bookmarkStart w:id="56" w:name="tbl-est"/>
           <w:p>
             <w:pPr>
               <w:jc w:val="center"/>
@@ -3409,7 +4547,7 @@
               <w:pStyle w:val="ImageCaption"/>
             </w:pPr>
             <w:r>
-              <w:t xml:space="preserve">Table 3: Mean estimates of effect size by method and true effect size</w:t>
+              <w:t xml:space="preserve">Table 4: Mean estimates of effect size by method and true effect size</w:t>
             </w:r>
           </w:p>
           <w:tbl>
@@ -3540,7 +4678,12 @@
                 <w:p>
                   <w:pPr>
                     <w:pStyle w:val="Compact"/>
-                  </w:pPr>
+                    <w:jc w:val="left"/>
+                    <w:jc w:val="center"/>
+                  </w:pPr>
+                  <w:r>
+                    <w:t xml:space="preserve">No covariates</w:t>
+                  </w:r>
                 </w:p>
               </w:tc>
               <w:tc>
@@ -3589,7 +4732,12 @@
                 <w:p>
                   <w:pPr>
                     <w:pStyle w:val="Compact"/>
-                  </w:pPr>
+                    <w:jc w:val="left"/>
+                    <w:jc w:val="center"/>
+                  </w:pPr>
+                  <w:r>
+                    <w:t xml:space="preserve">All covariates</w:t>
+                  </w:r>
                 </w:p>
               </w:tc>
               <w:tc>
@@ -3691,18 +4839,23 @@
                 <w:p>
                   <w:pPr>
                     <w:pStyle w:val="Compact"/>
-                  </w:pPr>
-                </w:p>
-              </w:tc>
-              <w:tc>
-                <w:tcPr/>
-                <w:p>
-                  <w:pPr>
-                    <w:pStyle w:val="Compact"/>
                     <w:jc w:val="left"/>
                     <w:jc w:val="center"/>
                   </w:pPr>
                   <w:r>
+                    <w:t xml:space="preserve">p-hacking</w:t>
+                  </w:r>
+                </w:p>
+              </w:tc>
+              <w:tc>
+                <w:tcPr/>
+                <w:p>
+                  <w:pPr>
+                    <w:pStyle w:val="Compact"/>
+                    <w:jc w:val="left"/>
+                    <w:jc w:val="center"/>
+                  </w:pPr>
+                  <w:r>
                     <w:t xml:space="preserve">0.000</w:t>
                   </w:r>
                 </w:p>
@@ -3716,7 +4869,7 @@
                     <w:jc w:val="center"/>
                   </w:pPr>
                   <w:r>
-                    <w:t xml:space="preserve">0.192</w:t>
+                    <w:t xml:space="preserve">0.262</w:t>
                   </w:r>
                 </w:p>
               </w:tc>
@@ -3729,7 +4882,7 @@
                     <w:jc w:val="center"/>
                   </w:pPr>
                   <w:r>
-                    <w:t xml:space="preserve">0.479</w:t>
+                    <w:t xml:space="preserve">0.563</w:t>
                   </w:r>
                 </w:p>
               </w:tc>
@@ -3740,18 +4893,23 @@
                 <w:p>
                   <w:pPr>
                     <w:pStyle w:val="Compact"/>
-                  </w:pPr>
-                </w:p>
-              </w:tc>
-              <w:tc>
-                <w:tcPr/>
-                <w:p>
-                  <w:pPr>
-                    <w:pStyle w:val="Compact"/>
                     <w:jc w:val="left"/>
                     <w:jc w:val="center"/>
                   </w:pPr>
                   <w:r>
+                    <w:t xml:space="preserve">Single covariate lm without X</w:t>
+                  </w:r>
+                </w:p>
+              </w:tc>
+              <w:tc>
+                <w:tcPr/>
+                <w:p>
+                  <w:pPr>
+                    <w:pStyle w:val="Compact"/>
+                    <w:jc w:val="left"/>
+                    <w:jc w:val="center"/>
+                  </w:pPr>
+                  <w:r>
                     <w:t xml:space="preserve">0.000</w:t>
                   </w:r>
                 </w:p>
@@ -3765,7 +4923,7 @@
                     <w:jc w:val="center"/>
                   </w:pPr>
                   <w:r>
-                    <w:t xml:space="preserve">0.200</w:t>
+                    <w:t xml:space="preserve">0.198</w:t>
                   </w:r>
                 </w:p>
               </w:tc>
@@ -3778,7 +4936,7 @@
                     <w:jc w:val="center"/>
                   </w:pPr>
                   <w:r>
-                    <w:t xml:space="preserve">0.500</w:t>
+                    <w:t xml:space="preserve">0.495</w:t>
                   </w:r>
                 </w:p>
               </w:tc>
@@ -3789,18 +4947,23 @@
                 <w:p>
                   <w:pPr>
                     <w:pStyle w:val="Compact"/>
-                  </w:pPr>
-                </w:p>
-              </w:tc>
-              <w:tc>
-                <w:tcPr/>
-                <w:p>
-                  <w:pPr>
-                    <w:pStyle w:val="Compact"/>
                     <w:jc w:val="left"/>
                     <w:jc w:val="center"/>
                   </w:pPr>
                   <w:r>
+                    <w:t xml:space="preserve">Single covariate lm with X</w:t>
+                  </w:r>
+                </w:p>
+              </w:tc>
+              <w:tc>
+                <w:tcPr/>
+                <w:p>
+                  <w:pPr>
+                    <w:pStyle w:val="Compact"/>
+                    <w:jc w:val="left"/>
+                    <w:jc w:val="center"/>
+                  </w:pPr>
+                  <w:r>
                     <w:t xml:space="preserve">0.000</w:t>
                   </w:r>
                 </w:p>
@@ -3814,7 +4977,7 @@
                     <w:jc w:val="center"/>
                   </w:pPr>
                   <w:r>
-                    <w:t xml:space="preserve">0.195</w:t>
+                    <w:t xml:space="preserve">0.200</w:t>
                   </w:r>
                 </w:p>
               </w:tc>
@@ -3827,7 +4990,7 @@
                     <w:jc w:val="center"/>
                   </w:pPr>
                   <w:r>
-                    <w:t xml:space="preserve">0.487</w:t>
+                    <w:t xml:space="preserve">0.500</w:t>
                   </w:r>
                 </w:p>
               </w:tc>
@@ -3838,18 +5001,23 @@
                 <w:p>
                   <w:pPr>
                     <w:pStyle w:val="Compact"/>
-                  </w:pPr>
-                </w:p>
-              </w:tc>
-              <w:tc>
-                <w:tcPr/>
-                <w:p>
-                  <w:pPr>
-                    <w:pStyle w:val="Compact"/>
                     <w:jc w:val="left"/>
                     <w:jc w:val="center"/>
                   </w:pPr>
                   <w:r>
+                    <w:t xml:space="preserve">All covariates lm without X</w:t>
+                  </w:r>
+                </w:p>
+              </w:tc>
+              <w:tc>
+                <w:tcPr/>
+                <w:p>
+                  <w:pPr>
+                    <w:pStyle w:val="Compact"/>
+                    <w:jc w:val="left"/>
+                    <w:jc w:val="center"/>
+                  </w:pPr>
+                  <w:r>
                     <w:t xml:space="preserve">0.000</w:t>
                   </w:r>
                 </w:p>
@@ -3863,7 +5031,7 @@
                     <w:jc w:val="center"/>
                   </w:pPr>
                   <w:r>
-                    <w:t xml:space="preserve">0.200</w:t>
+                    <w:t xml:space="preserve">0.192</w:t>
                   </w:r>
                 </w:p>
               </w:tc>
@@ -3876,7 +5044,7 @@
                     <w:jc w:val="center"/>
                   </w:pPr>
                   <w:r>
-                    <w:t xml:space="preserve">0.500</w:t>
+                    <w:t xml:space="preserve">0.479</w:t>
                   </w:r>
                 </w:p>
               </w:tc>
@@ -3887,18 +5055,23 @@
                 <w:p>
                   <w:pPr>
                     <w:pStyle w:val="Compact"/>
-                  </w:pPr>
-                </w:p>
-              </w:tc>
-              <w:tc>
-                <w:tcPr/>
-                <w:p>
-                  <w:pPr>
-                    <w:pStyle w:val="Compact"/>
                     <w:jc w:val="left"/>
                     <w:jc w:val="center"/>
                   </w:pPr>
                   <w:r>
+                    <w:t xml:space="preserve">All covariates lm with X</w:t>
+                  </w:r>
+                </w:p>
+              </w:tc>
+              <w:tc>
+                <w:tcPr/>
+                <w:p>
+                  <w:pPr>
+                    <w:pStyle w:val="Compact"/>
+                    <w:jc w:val="left"/>
+                    <w:jc w:val="center"/>
+                  </w:pPr>
+                  <w:r>
                     <w:t xml:space="preserve">0.000</w:t>
                   </w:r>
                 </w:p>
@@ -3912,7 +5085,7 @@
                     <w:jc w:val="center"/>
                   </w:pPr>
                   <w:r>
-                    <w:t xml:space="preserve">0.262</w:t>
+                    <w:t xml:space="preserve">0.200</w:t>
                   </w:r>
                 </w:p>
               </w:tc>
@@ -3925,7 +5098,7 @@
                     <w:jc w:val="center"/>
                   </w:pPr>
                   <w:r>
-                    <w:t xml:space="preserve">0.563</w:t>
+                    <w:t xml:space="preserve">0.500</w:t>
                   </w:r>
                 </w:p>
               </w:tc>
@@ -3936,18 +5109,23 @@
                 <w:p>
                   <w:pPr>
                     <w:pStyle w:val="Compact"/>
-                  </w:pPr>
-                </w:p>
-              </w:tc>
-              <w:tc>
-                <w:tcPr/>
-                <w:p>
-                  <w:pPr>
-                    <w:pStyle w:val="Compact"/>
                     <w:jc w:val="left"/>
                     <w:jc w:val="center"/>
                   </w:pPr>
                   <w:r>
+                    <w:t xml:space="preserve">All covariates LASSO without X</w:t>
+                  </w:r>
+                </w:p>
+              </w:tc>
+              <w:tc>
+                <w:tcPr/>
+                <w:p>
+                  <w:pPr>
+                    <w:pStyle w:val="Compact"/>
+                    <w:jc w:val="left"/>
+                    <w:jc w:val="center"/>
+                  </w:pPr>
+                  <w:r>
                     <w:t xml:space="preserve">0.000</w:t>
                   </w:r>
                 </w:p>
@@ -3961,7 +5139,7 @@
                     <w:jc w:val="center"/>
                   </w:pPr>
                   <w:r>
-                    <w:t xml:space="preserve">0.200</w:t>
+                    <w:t xml:space="preserve">0.195</w:t>
                   </w:r>
                 </w:p>
               </w:tc>
@@ -3974,7 +5152,7 @@
                     <w:jc w:val="center"/>
                   </w:pPr>
                   <w:r>
-                    <w:t xml:space="preserve">0.500</w:t>
+                    <w:t xml:space="preserve">0.487</w:t>
                   </w:r>
                 </w:p>
               </w:tc>
@@ -3985,18 +5163,23 @@
                 <w:p>
                   <w:pPr>
                     <w:pStyle w:val="Compact"/>
-                  </w:pPr>
-                </w:p>
-              </w:tc>
-              <w:tc>
-                <w:tcPr/>
-                <w:p>
-                  <w:pPr>
-                    <w:pStyle w:val="Compact"/>
                     <w:jc w:val="left"/>
                     <w:jc w:val="center"/>
                   </w:pPr>
                   <w:r>
+                    <w:t xml:space="preserve">All covariates LASSO with X</w:t>
+                  </w:r>
+                </w:p>
+              </w:tc>
+              <w:tc>
+                <w:tcPr/>
+                <w:p>
+                  <w:pPr>
+                    <w:pStyle w:val="Compact"/>
+                    <w:jc w:val="left"/>
+                    <w:jc w:val="center"/>
+                  </w:pPr>
+                  <w:r>
                     <w:t xml:space="preserve">0.000</w:t>
                   </w:r>
                 </w:p>
@@ -4010,7 +5193,7 @@
                     <w:jc w:val="center"/>
                   </w:pPr>
                   <w:r>
-                    <w:t xml:space="preserve">0.198</w:t>
+                    <w:t xml:space="preserve">0.200</w:t>
                   </w:r>
                 </w:p>
               </w:tc>
@@ -4023,13 +5206,13 @@
                     <w:jc w:val="center"/>
                   </w:pPr>
                   <w:r>
-                    <w:t xml:space="preserve">0.495</w:t>
+                    <w:t xml:space="preserve">0.500</w:t>
                   </w:r>
                 </w:p>
               </w:tc>
             </w:tr>
           </w:tbl>
-          <w:bookmarkEnd w:id="54"/>
+          <w:bookmarkEnd w:id="56"/>
           <w:p/>
         </w:tc>
       </w:tr>
@@ -4050,7 +5233,7 @@
         </w:rPr>
         <w:t xml:space="preserve"> </w:t>
       </w:r>
-      <w:hyperlink r:id="rId55">
+      <w:hyperlink r:id="rId57">
         <w:r>
           <w:rPr>
             <w:rStyle w:val="Hyperlink"/>
@@ -4073,7 +5256,7 @@
       <w:tr>
         <w:tc>
           <w:tcPr/>
-          <w:bookmarkStart w:id="59" w:name="fig-distribution-bx"/>
+          <w:bookmarkStart w:id="61" w:name="fig-distribution-bx"/>
           <w:p>
             <w:pPr>
               <w:pStyle w:val="Compact"/>
@@ -4084,18 +5267,18 @@
                 <wp:inline>
                   <wp:extent cx="5334000" cy="6096000"/>
                   <wp:effectExtent b="0" l="0" r="0" t="0"/>
-                  <wp:docPr descr="" title="" id="57" name="Picture"/>
+                  <wp:docPr descr="" title="" id="59" name="Picture"/>
                   <a:graphic>
                     <a:graphicData uri="http://schemas.openxmlformats.org/drawingml/2006/picture">
                       <pic:pic>
                         <pic:nvPicPr>
-                          <pic:cNvPr descr="index_files/figure-docx/notebooks-mak_figures-fig-distribution-bx-output-1.png" id="58" name="Picture"/>
+                          <pic:cNvPr descr="index_files/figure-docx/notebooks-mak_figures-fig-distribution-bx-output-1.png" id="60" name="Picture"/>
                           <pic:cNvPicPr>
                             <a:picLocks noChangeArrowheads="1" noChangeAspect="1"/>
                           </pic:cNvPicPr>
                         </pic:nvPicPr>
                         <pic:blipFill>
-                          <a:blip r:embed="rId56"/>
+                          <a:blip r:embed="rId58"/>
                           <a:stretch>
                             <a:fillRect/>
                           </a:stretch>
@@ -4135,7 +5318,7 @@
               <w:t xml:space="preserve">Figure 5: Sampling Distribution for Population Parameter Estimates.</w:t>
             </w:r>
           </w:p>
-          <w:bookmarkEnd w:id="59"/>
+          <w:bookmarkEnd w:id="61"/>
         </w:tc>
       </w:tr>
     </w:tbl>
@@ -4155,7 +5338,7 @@
         </w:rPr>
         <w:t xml:space="preserve"> </w:t>
       </w:r>
-      <w:hyperlink r:id="rId60">
+      <w:hyperlink r:id="rId62">
         <w:r>
           <w:rPr>
             <w:rStyle w:val="Hyperlink"/>
@@ -4165,9 +5348,9 @@
         </w:r>
       </w:hyperlink>
     </w:p>
-    <w:bookmarkEnd w:id="61"/>
-    <w:bookmarkEnd w:id="62"/>
-    <w:bookmarkStart w:id="63" w:name="discussion"/>
+    <w:bookmarkEnd w:id="63"/>
+    <w:bookmarkEnd w:id="64"/>
+    <w:bookmarkStart w:id="65" w:name="discussion"/>
     <w:p>
       <w:pPr>
         <w:pStyle w:val="Heading1"/>
@@ -4221,335 +5404,332 @@
         <w:pStyle w:val="BodyText"/>
       </w:pPr>
       <w:r>
-        <w:t xml:space="preserve">When covariates were not used at all (i.e., a priori no covariates method), simulated models yielded an average Type I error rate of .05 and an unbiased parameter estimate of the X effect. However, this approach had a meaningfully higher Type II error rate compared to the other methods. This is not surprising. Adding covariates correlated with the outcome and uncorrelated with</w:t>
-      </w:r>
-      <w:r>
-        <w:t xml:space="preserve"> </w:t>
+        <w:t xml:space="preserve">When covariates were not used at all (i.e., a priori no covariates method), simulated models yielded an average Type I error rate of .05 and an unbiased parameter estimate of the</w:t>
+      </w:r>
+      <w:r>
+        <w:t xml:space="preserve"> </w:t>
+      </w:r>
+      <m:oMath>
+        <m:r>
+          <m:t>X</m:t>
+        </m:r>
+      </m:oMath>
+      <w:r>
+        <w:t xml:space="preserve"> </w:t>
+      </w:r>
+      <w:r>
+        <w:t xml:space="preserve">effect. However, this approach had a meaningfully higher Type II error rate compared to the other methods. This is not surprising. Adding covariates correlated with the outcome and uncorrelated with</w:t>
+      </w:r>
+      <w:r>
+        <w:t xml:space="preserve"> </w:t>
+      </w:r>
+      <m:oMath>
+        <m:r>
+          <m:t>X</m:t>
+        </m:r>
+      </m:oMath>
+      <w:r>
+        <w:t xml:space="preserve"> </w:t>
+      </w:r>
+      <w:r>
+        <w:t xml:space="preserve">will account for additional variance in the outcome, thus increasing power (or lowering Type II error rate). Perhaps then it is also not surprising that the research contexts with highest discrepancies in Type II error rates between the no covariates method and selection methods include situations with moderate to large sample sizes (</w:t>
       </w:r>
       <w:r>
         <w:rPr>
           <w:i/>
           <w:iCs/>
         </w:rPr>
-        <w:t xml:space="preserve">X</w:t>
-      </w:r>
-      <w:r>
-        <w:t xml:space="preserve"> </w:t>
-      </w:r>
-      <w:r>
-        <w:t xml:space="preserve">will account for additional variance in the outcome, thus increasing power (or lowering Type II error rate). Perhaps then it is also not surprising that the research contexts with highest discrepancies in Type II error rates between the no covariates method and selection methods include situations with moderate to large sample sizes (</w:t>
+        <w:t xml:space="preserve">N</w:t>
+      </w:r>
+      <w:r>
+        <w:t xml:space="preserve">=150-400) where degrees of freedom can afford the cost of additional parameters, and in situations where there are many covariates to choose from with strong correlations to the outcome, where covariates have the most opportunity to reduce unexplained variance in the outcome. We believe that these data provide strong evidence to support the use of covariates when available.</w:t>
+      </w:r>
+    </w:p>
+    <w:p>
+      <w:pPr>
+        <w:pStyle w:val="BodyText"/>
+      </w:pPr>
+      <w:r>
+        <w:t xml:space="preserve">In many instances, using all available covariates selected a priori to data analysis is a reasonable option. Our simulated models showed consistent average Type I error rates of .05 and unbiased parameter for</w:t>
+      </w:r>
+      <w:r>
+        <w:t xml:space="preserve"> </w:t>
+      </w:r>
+      <m:oMath>
+        <m:r>
+          <m:t>X</m:t>
+        </m:r>
+      </m:oMath>
+      <w:r>
+        <w:t xml:space="preserve">. Additionally, on average Type II error rates were only about 1.5-2% higher than some of the best performing data-driven selection methods (i.e., all covariates LASSO with</w:t>
+      </w:r>
+      <w:r>
+        <w:t xml:space="preserve"> </w:t>
+      </w:r>
+      <m:oMath>
+        <m:r>
+          <m:t>X</m:t>
+        </m:r>
+      </m:oMath>
+      <w:r>
+        <w:t xml:space="preserve"> </w:t>
+      </w:r>
+      <w:r>
+        <w:t xml:space="preserve">and single covariate linear model with</w:t>
+      </w:r>
+      <w:r>
+        <w:t xml:space="preserve"> </w:t>
+      </w:r>
+      <m:oMath>
+        <m:r>
+          <m:t>X</m:t>
+        </m:r>
+      </m:oMath>
+      <w:r>
+        <w:t xml:space="preserve">). Using all available covariates is easiest because it eliminates the need for selection. However, in certain contexts, such as with small sample sizes or large numbers of covariates this difference is no longer trivial, with some data-driven selection methods yielding Type II error rates as much as 7% lower than the all covariates method. These findings are concerning in that it is not uncommon in psychological research to have 20+ covariates available. Moreover, the high cost of running experimental studies may confine researchers to smaller than ideal sample sizes. Moreover, even with an adequate sample size and modest number of covariates, it may not be wise to walk away from any power to detect an effect.</w:t>
+      </w:r>
+      <w:r>
+        <w:t xml:space="preserve"> </w:t>
+      </w:r>
+    </w:p>
+    <w:p>
+      <w:pPr>
+        <w:pStyle w:val="BodyText"/>
+      </w:pPr>
+      <w:r>
+        <w:t xml:space="preserve">Among the three data-driven selection methods our simulations showed that when the methods did not include the focal variable,</w:t>
+      </w:r>
+      <w:r>
+        <w:t xml:space="preserve"> </w:t>
+      </w:r>
+      <m:oMath>
+        <m:r>
+          <m:t>X</m:t>
+        </m:r>
+      </m:oMath>
+      <w:r>
+        <w:t xml:space="preserve">, in the model they produced biased parameter estimates. This bias results from the models favoring selecting covariates that are correlated with</w:t>
+      </w:r>
+      <w:r>
+        <w:t xml:space="preserve"> </w:t>
+      </w:r>
+      <m:oMath>
+        <m:r>
+          <m:t>X</m:t>
+        </m:r>
+      </m:oMath>
+      <w:r>
+        <w:t xml:space="preserve"> </w:t>
+      </w:r>
+      <w:r>
+        <w:t xml:space="preserve">in the sample despite being uncorrelated in the population. In other words, the models are accounting for variance in the outcome related to</w:t>
+      </w:r>
+      <w:r>
+        <w:t xml:space="preserve"> </w:t>
+      </w:r>
+      <m:oMath>
+        <m:r>
+          <m:t>X</m:t>
+        </m:r>
+      </m:oMath>
+      <w:r>
+        <w:t xml:space="preserve"> </w:t>
+      </w:r>
+      <w:r>
+        <w:t xml:space="preserve">by capitalizing on spurious correlations. This bias was largest for the all covariates linear model and trivial with the single covariate linear model.</w:t>
+      </w:r>
+    </w:p>
+    <w:p>
+      <w:pPr>
+        <w:pStyle w:val="BodyText"/>
+      </w:pPr>
+      <w:r>
+        <w:t xml:space="preserve">However, data-driven selection methods that included</w:t>
+      </w:r>
+      <w:r>
+        <w:t xml:space="preserve"> </w:t>
+      </w:r>
+      <m:oMath>
+        <m:r>
+          <m:t>X</m:t>
+        </m:r>
+      </m:oMath>
+      <w:r>
+        <w:t xml:space="preserve"> </w:t>
+      </w:r>
+      <w:r>
+        <w:t xml:space="preserve">in the model produced larger Type I error inflation.</w:t>
+      </w:r>
+      <w:r>
+        <w:t xml:space="preserve"> </w:t>
+      </w:r>
+    </w:p>
+    <w:p>
+      <w:pPr>
+        <w:pStyle w:val="BodyText"/>
+      </w:pPr>
+      <w:r>
+        <w:t xml:space="preserve">Our findings suggest the all covariates linear model is not an optimal data-driven covariate selection method. On average it performed worse than the other data-driven methods. When no true effect existed the all covariates linear model with</w:t>
+      </w:r>
+      <w:r>
+        <w:t xml:space="preserve"> </w:t>
+      </w:r>
+      <m:oMath>
+        <m:r>
+          <m:t>X</m:t>
+        </m:r>
+      </m:oMath>
+      <w:r>
+        <w:t xml:space="preserve"> </w:t>
+      </w:r>
+      <w:r>
+        <w:t xml:space="preserve">yielded the highest Type II error compared to the other data-driven selection methods. When there was a true effect, the all covariates linear model with and without</w:t>
+      </w:r>
+      <w:r>
+        <w:t xml:space="preserve"> </w:t>
+      </w:r>
+      <m:oMath>
+        <m:r>
+          <m:t>X</m:t>
+        </m:r>
+      </m:oMath>
+      <w:r>
+        <w:t xml:space="preserve"> </w:t>
+      </w:r>
+      <w:r>
+        <w:t xml:space="preserve">showed higher Type II error rates compared to the respective single covariate linear and all covariates LASSO models, with and without</w:t>
+      </w:r>
+      <w:r>
+        <w:t xml:space="preserve"> </w:t>
+      </w:r>
+      <m:oMath>
+        <m:r>
+          <m:t>X</m:t>
+        </m:r>
+      </m:oMath>
+      <w:r>
+        <w:t xml:space="preserve">. Finally, the all covariates model with</w:t>
+      </w:r>
+      <w:r>
+        <w:t xml:space="preserve"> </w:t>
+      </w:r>
+      <m:oMath>
+        <m:r>
+          <m:t>X</m:t>
+        </m:r>
+      </m:oMath>
+      <w:r>
+        <w:t xml:space="preserve"> </w:t>
+      </w:r>
+      <w:r>
+        <w:t xml:space="preserve">produced the most biased parameter estimates, compared to the other data-driven selection methods, when true effects existed.</w:t>
+      </w:r>
+    </w:p>
+    <w:p>
+      <w:pPr>
+        <w:pStyle w:val="BodyText"/>
+      </w:pPr>
+      <w:r>
+        <w:t xml:space="preserve">The absolute best method for Type II error is all covariates LASSO with</w:t>
+      </w:r>
+      <w:r>
+        <w:t xml:space="preserve"> </w:t>
+      </w:r>
+      <m:oMath>
+        <m:r>
+          <m:t>X</m:t>
+        </m:r>
+      </m:oMath>
+      <w:r>
+        <w:t xml:space="preserve"> </w:t>
+      </w:r>
+      <w:r>
+        <w:t xml:space="preserve">included in the model. LASSO is a machine learning algorithm that may be unfamiliar to some psychology researchers. As such, this data-driven selection method may feel overly complicated. We provide code in the supplement</w:t>
+      </w:r>
+      <w:r>
+        <w:t xml:space="preserve"> </w:t>
+      </w:r>
+      <w:r>
+        <w:t xml:space="preserve">to demonstrate how LASSO can be easily implemented in R for covariate selection.</w:t>
+      </w:r>
+    </w:p>
+    <w:p>
+      <w:pPr>
+        <w:pStyle w:val="BodyText"/>
+      </w:pPr>
+      <w:r>
+        <w:t xml:space="preserve">However, the simple single covariate linear model with</w:t>
+      </w:r>
+      <w:r>
+        <w:t xml:space="preserve"> </w:t>
+      </w:r>
+      <m:oMath>
+        <m:r>
+          <m:t>X</m:t>
+        </m:r>
+      </m:oMath>
+      <w:r>
+        <w:t xml:space="preserve"> </w:t>
+      </w:r>
+      <w:r>
+        <w:t xml:space="preserve">included in the model may be an equally viable alternative to LASSO. This method performed almost as good as LASSO with regard to Type II error and had lower Type I error compared to LASSO. Moreover, this method is easy to implement as it can be run as a table of correlation or partial correlation values. Both of these methods yielded unbiased parameter estimates and are likely comparable. Researchers can weigh the trade off between Type I and Type II error and the complexity of these methods in choosing which data-driven selection method to use. And of course, this decision should be pre-registered to avoid introducing additional researcher degrees of freedom into the analyses.</w:t>
+      </w:r>
+    </w:p>
+    <w:p>
+      <w:pPr>
+        <w:pStyle w:val="BodyText"/>
+      </w:pPr>
+      <w:r>
+        <w:t xml:space="preserve">This study demonstrated the gains in power when using covariates measured before assignment. These findings are likely still applicable to covariates uncorrelated to the focal variable and empirically related to the outcome but measured after assignment. Another use of covariates that we did not address in this study is to statistically control for confounding effects by including additional variables related to both the focal variable and the outcome. This is common practice in situations where</w:t>
+      </w:r>
+      <w:r>
+        <w:t xml:space="preserve"> </w:t>
+      </w:r>
+      <m:oMath>
+        <m:r>
+          <m:t>X</m:t>
+        </m:r>
+      </m:oMath>
+      <w:r>
+        <w:t xml:space="preserve"> </w:t>
+      </w:r>
+      <w:r>
+        <w:t xml:space="preserve">cannot be manipulated (e.g., controlling for gender when looking at the effects of parenting style on child school performance). This use of covariates, however, is complicated and covariates must be selected carefully based on theory and causal structure. Unfortunately, controlling for a confounding variable is also not as strong as people tend to believe. Controlling for a confounding variable with a covariate does not fully eliminate its influence but removes the partial effect on the outcome measurable by the model. Given the complex nature of these types of covariates, we considered them to fall outside the scope of the current paper and we plan to address them in a future simulation paper.</w:t>
+      </w:r>
+    </w:p>
+    <w:bookmarkEnd w:id="65"/>
+    <w:bookmarkStart w:id="100" w:name="references"/>
+    <w:p>
+      <w:pPr>
+        <w:pStyle w:val="Heading1"/>
+      </w:pPr>
+      <w:r>
+        <w:t xml:space="preserve">References</w:t>
+      </w:r>
+    </w:p>
+    <w:bookmarkStart w:id="99" w:name="refs"/>
+    <w:bookmarkStart w:id="67" w:name="ref-beachChoosingCovariatesAnalysis1989"/>
+    <w:p>
+      <w:pPr>
+        <w:pStyle w:val="Bibliography"/>
+      </w:pPr>
+      <w:r>
+        <w:t xml:space="preserve">Beach, M. L., and P. Meier. 1989.</w:t>
+      </w:r>
+      <w:r>
+        <w:t xml:space="preserve"> </w:t>
+      </w:r>
+      <w:r>
+        <w:t xml:space="preserve">“Choosing Covariates in the Analysis of Clinical Trials.”</w:t>
+      </w:r>
+      <w:r>
+        <w:t xml:space="preserve"> </w:t>
       </w:r>
       <w:r>
         <w:rPr>
           <w:i/>
           <w:iCs/>
         </w:rPr>
-        <w:t xml:space="preserve">N</w:t>
-      </w:r>
-      <w:r>
-        <w:t xml:space="preserve">=150-400) where degrees of freedom can afford the cost of additional parameters, and in situations where there are many covariates to choose from with strong correlations to the outcome, where covariates have the most opportunity to reduce unexplained variance in the outcome. We believe that these data provide strong evidence to support the use of covariates when available.</w:t>
-      </w:r>
-    </w:p>
-    <w:p>
-      <w:pPr>
-        <w:pStyle w:val="BodyText"/>
-      </w:pPr>
-      <w:r>
-        <w:t xml:space="preserve">In many instances, using all available covariates selected a priori to data analysis is a reasonable option. Our simulated models showed consistent average Type I error rates of .05 and unbiased parameter for X. Additionally, on average Type II error rates were only about 1.5-2% higher than some of the best performing data-driven selection methods (i.e., all covariates LASSO with</w:t>
-      </w:r>
-      <w:r>
-        <w:t xml:space="preserve"> </w:t>
-      </w:r>
-      <w:r>
-        <w:rPr>
-          <w:i/>
-          <w:iCs/>
-        </w:rPr>
-        <w:t xml:space="preserve">X</w:t>
-      </w:r>
-      <w:r>
-        <w:t xml:space="preserve"> </w:t>
-      </w:r>
-      <w:r>
-        <w:t xml:space="preserve">and single covariate linear model with</w:t>
-      </w:r>
-      <w:r>
-        <w:t xml:space="preserve"> </w:t>
-      </w:r>
-      <w:r>
-        <w:rPr>
-          <w:i/>
-          <w:iCs/>
-        </w:rPr>
-        <w:t xml:space="preserve">X</w:t>
-      </w:r>
-      <w:r>
-        <w:t xml:space="preserve">). Using all available covariates is easiest because it eliminates the need for selection. However, in certain contexts, such as with small sample sizes or large numbers of covariates this difference is no longer trivial, with some data-driven selection methods yielding Type II error rates as much as 7% lower than the all covariates method. These findings are concerning in that it is not uncommon in psychological research to have 20+ covariates available. Moreover, the high cost of running experimental studies may confine researchers to smaller than ideal sample sizes. Moreover, even with an adequate sample size and modest number of covariates, it may not be wise to walk away from any power to detect an effect.</w:t>
-      </w:r>
-      <w:r>
-        <w:t xml:space="preserve"> </w:t>
-      </w:r>
-    </w:p>
-    <w:p>
-      <w:pPr>
-        <w:pStyle w:val="BodyText"/>
-      </w:pPr>
-      <w:r>
-        <w:t xml:space="preserve">Among the three data-driven selection methods our simulations showed that when the methods did not include the focal variable,</w:t>
-      </w:r>
-      <w:r>
-        <w:t xml:space="preserve"> </w:t>
-      </w:r>
-      <w:r>
-        <w:rPr>
-          <w:i/>
-          <w:iCs/>
-        </w:rPr>
-        <w:t xml:space="preserve">X</w:t>
-      </w:r>
-      <w:r>
-        <w:t xml:space="preserve">, in the model they produced biased parameter estimates. This bias results from the models favoring selecting covariates that are correlated with</w:t>
-      </w:r>
-      <w:r>
-        <w:t xml:space="preserve"> </w:t>
-      </w:r>
-      <w:r>
-        <w:rPr>
-          <w:i/>
-          <w:iCs/>
-        </w:rPr>
-        <w:t xml:space="preserve">X</w:t>
-      </w:r>
-      <w:r>
-        <w:t xml:space="preserve"> </w:t>
-      </w:r>
-      <w:r>
-        <w:t xml:space="preserve">in the sample despite being uncorrelated in the population. In other words, the models are accounting for variance in the outcome related to</w:t>
-      </w:r>
-      <w:r>
-        <w:t xml:space="preserve"> </w:t>
-      </w:r>
-      <w:r>
-        <w:rPr>
-          <w:i/>
-          <w:iCs/>
-        </w:rPr>
-        <w:t xml:space="preserve">X</w:t>
-      </w:r>
-      <w:r>
-        <w:t xml:space="preserve"> </w:t>
-      </w:r>
-      <w:r>
-        <w:t xml:space="preserve">by capitalizing on spurious correlations. This bias was largest for the all covariates linear model and trivial with the single covariate linear model.</w:t>
-      </w:r>
-    </w:p>
-    <w:p>
-      <w:pPr>
-        <w:pStyle w:val="BodyText"/>
-      </w:pPr>
-      <w:r>
-        <w:t xml:space="preserve">However, data-driven selection methods that included</w:t>
-      </w:r>
-      <w:r>
-        <w:t xml:space="preserve"> </w:t>
-      </w:r>
-      <w:r>
-        <w:rPr>
-          <w:i/>
-          <w:iCs/>
-        </w:rPr>
-        <w:t xml:space="preserve">X</w:t>
-      </w:r>
-      <w:r>
-        <w:t xml:space="preserve"> </w:t>
-      </w:r>
-      <w:r>
-        <w:t xml:space="preserve">in the model produced larger Type I error inflation.</w:t>
-      </w:r>
-      <w:r>
-        <w:t xml:space="preserve"> </w:t>
-      </w:r>
-    </w:p>
-    <w:p>
-      <w:pPr>
-        <w:pStyle w:val="BodyText"/>
-      </w:pPr>
-      <w:r>
-        <w:t xml:space="preserve">Our findings suggest the all covariates linear model is not an optimal data-driven covariate selection method. On average it performed worse than the other data-driven methods. When no true effect existed the all covariates linear model with</w:t>
-      </w:r>
-      <w:r>
-        <w:t xml:space="preserve"> </w:t>
-      </w:r>
-      <w:r>
-        <w:rPr>
-          <w:i/>
-          <w:iCs/>
-        </w:rPr>
-        <w:t xml:space="preserve">X</w:t>
-      </w:r>
-      <w:r>
-        <w:t xml:space="preserve"> </w:t>
-      </w:r>
-      <w:r>
-        <w:t xml:space="preserve">yielded the highest Type II error compared to the other data-driven selection methods. When there was a true effect, the all covariates linear model with and without</w:t>
-      </w:r>
-      <w:r>
-        <w:t xml:space="preserve"> </w:t>
-      </w:r>
-      <w:r>
-        <w:rPr>
-          <w:i/>
-          <w:iCs/>
-        </w:rPr>
-        <w:t xml:space="preserve">X</w:t>
-      </w:r>
-      <w:r>
-        <w:t xml:space="preserve"> </w:t>
-      </w:r>
-      <w:r>
-        <w:t xml:space="preserve">showed higher Type II error rates compared to the respective single covariate linear and all covariates LASSO models, with and without</w:t>
-      </w:r>
-      <w:r>
-        <w:t xml:space="preserve"> </w:t>
-      </w:r>
-      <w:r>
-        <w:rPr>
-          <w:i/>
-          <w:iCs/>
-        </w:rPr>
-        <w:t xml:space="preserve">X</w:t>
-      </w:r>
-      <w:r>
-        <w:t xml:space="preserve">. Finally, the all covariates model with</w:t>
-      </w:r>
-      <w:r>
-        <w:t xml:space="preserve"> </w:t>
-      </w:r>
-      <w:r>
-        <w:rPr>
-          <w:i/>
-          <w:iCs/>
-        </w:rPr>
-        <w:t xml:space="preserve">X</w:t>
-      </w:r>
-      <w:r>
-        <w:t xml:space="preserve"> </w:t>
-      </w:r>
-      <w:r>
-        <w:t xml:space="preserve">produced the most biased parameter estimates, compared to the other data-driven selection methods, when true effects existed.</w:t>
-      </w:r>
-    </w:p>
-    <w:p>
-      <w:pPr>
-        <w:pStyle w:val="BodyText"/>
-      </w:pPr>
-      <w:r>
-        <w:t xml:space="preserve">The absolute best method for Type II error is all covariates LASSO with</w:t>
-      </w:r>
-      <w:r>
-        <w:t xml:space="preserve"> </w:t>
-      </w:r>
-      <w:r>
-        <w:rPr>
-          <w:i/>
-          <w:iCs/>
-        </w:rPr>
-        <w:t xml:space="preserve">X</w:t>
-      </w:r>
-      <w:r>
-        <w:t xml:space="preserve"> </w:t>
-      </w:r>
-      <w:r>
-        <w:t xml:space="preserve">included in the model. LASSO is a machine learning algorithm that may be unfamiliar to some psychology researchers. As such, this data-driven selection method may feel overly complicated. We provide code in the supplement</w:t>
-      </w:r>
-      <w:r>
-        <w:t xml:space="preserve"> </w:t>
-      </w:r>
-      <w:r>
-        <w:t xml:space="preserve">to demonstrate how LASSO can be easily implemented in R for covariate selection.</w:t>
-      </w:r>
-    </w:p>
-    <w:p>
-      <w:pPr>
-        <w:pStyle w:val="BodyText"/>
-      </w:pPr>
-      <w:r>
-        <w:t xml:space="preserve">However, the simple single covariate linear model with</w:t>
-      </w:r>
-      <w:r>
-        <w:t xml:space="preserve"> </w:t>
-      </w:r>
-      <w:r>
-        <w:rPr>
-          <w:i/>
-          <w:iCs/>
-        </w:rPr>
-        <w:t xml:space="preserve">X</w:t>
-      </w:r>
-      <w:r>
-        <w:t xml:space="preserve"> </w:t>
-      </w:r>
-      <w:r>
-        <w:t xml:space="preserve">included in the model may be an equally viable alternative to LASSO. This method performed almost as good as LASSO with regard to Type II error and had lower Type I error compared to LASSO. Moreover, this method is easy to implement as it can be run as a table of correlation or partial correlation values. Both of these methods yielded unbiased parameter estimates and are likely comparable. Researchers can weigh the trade off between Type I and Type II error and the complexity of these methods in choosing which data-driven selection method to use. And of course, this decision should be pre-registered to avoid introducing additional researcher degrees of freedom into the analyses.</w:t>
-      </w:r>
-    </w:p>
-    <w:p>
-      <w:pPr>
-        <w:pStyle w:val="BodyText"/>
-      </w:pPr>
-      <w:r>
-        <w:t xml:space="preserve">This study demonstrated the gains in power when using covariates measured before assignment. These findings are likely still applicable to covariates uncorrelated to the focal variable and empirically related to the outcome but measured after assignment. Another use of covariates that we did not address in this study is to statistically control for confounding effects by including additional variables related to both the focal variable and the outcome. This is common practice in situations where</w:t>
-      </w:r>
-      <w:r>
-        <w:t xml:space="preserve"> </w:t>
-      </w:r>
-      <w:r>
-        <w:rPr>
-          <w:i/>
-          <w:iCs/>
-        </w:rPr>
-        <w:t xml:space="preserve">X</w:t>
-      </w:r>
-      <w:r>
-        <w:t xml:space="preserve"> </w:t>
-      </w:r>
-      <w:r>
-        <w:t xml:space="preserve">cannot be manipulated (e.g., controlling for gender when looking at the effects of parenting style on child school performance). This use of covariates, however, is complicated and covariates must be selected carefully based on theory and causal structure. Unfortunately, controlling for a confounding variable is also not as strong as people tend to believe. Controlling for a confounding variable with a covariate does not fully eliminate its influence but removes the partial effect on the outcome measurable by the model. Given the complex nature of these types of covariates, we considered them to fall outside the scope of the current paper and we plan to address them in a future simulation paper.</w:t>
-      </w:r>
-    </w:p>
-    <w:bookmarkEnd w:id="63"/>
-    <w:bookmarkStart w:id="94" w:name="references"/>
-    <w:p>
-      <w:pPr>
-        <w:pStyle w:val="Heading1"/>
-      </w:pPr>
-      <w:r>
-        <w:t xml:space="preserve">References</w:t>
-      </w:r>
-    </w:p>
-    <w:bookmarkStart w:id="93" w:name="refs"/>
-    <w:bookmarkStart w:id="65" w:name="ref-beachChoosingCovariatesAnalysis1989"/>
-    <w:p>
-      <w:pPr>
-        <w:pStyle w:val="Bibliography"/>
-      </w:pPr>
-      <w:r>
-        <w:t xml:space="preserve">Beach, M. L., and P. Meier. 1989.</w:t>
-      </w:r>
-      <w:r>
-        <w:t xml:space="preserve"> </w:t>
-      </w:r>
-      <w:r>
-        <w:t xml:space="preserve">“Choosing Covariates in the Analysis of Clinical Trials.”</w:t>
-      </w:r>
-      <w:r>
-        <w:t xml:space="preserve"> </w:t>
-      </w:r>
-      <w:r>
-        <w:rPr>
-          <w:i/>
-          <w:iCs/>
-        </w:rPr>
         <w:t xml:space="preserve">Controlled Clinical Trials</w:t>
       </w:r>
       <w:r>
@@ -4561,7 +5741,7 @@
       <w:r>
         <w:t xml:space="preserve"> </w:t>
       </w:r>
-      <w:hyperlink r:id="rId64">
+      <w:hyperlink r:id="rId66">
         <w:r>
           <w:rPr>
             <w:rStyle w:val="Hyperlink"/>
@@ -4573,8 +5753,8 @@
         <w:t xml:space="preserve">.</w:t>
       </w:r>
     </w:p>
-    <w:bookmarkEnd w:id="65"/>
-    <w:bookmarkStart w:id="67" w:name="ref-buttonPowerFailureWhy2013"/>
+    <w:bookmarkEnd w:id="67"/>
+    <w:bookmarkStart w:id="69" w:name="ref-buttonPowerFailureWhy2013"/>
     <w:p>
       <w:pPr>
         <w:pStyle w:val="Bibliography"/>
@@ -4607,7 +5787,7 @@
       <w:r>
         <w:t xml:space="preserve"> </w:t>
       </w:r>
-      <w:hyperlink r:id="rId66">
+      <w:hyperlink r:id="rId68">
         <w:r>
           <w:rPr>
             <w:rStyle w:val="Hyperlink"/>
@@ -4619,8 +5799,8 @@
         <w:t xml:space="preserve">.</w:t>
       </w:r>
     </w:p>
-    <w:bookmarkEnd w:id="67"/>
-    <w:bookmarkStart w:id="69" w:name="ref-chtc"/>
+    <w:bookmarkEnd w:id="69"/>
+    <w:bookmarkStart w:id="71" w:name="ref-chtc"/>
     <w:p>
       <w:pPr>
         <w:pStyle w:val="Bibliography"/>
@@ -4643,7 +5823,7 @@
       <w:r>
         <w:t xml:space="preserve"> </w:t>
       </w:r>
-      <w:hyperlink r:id="rId68">
+      <w:hyperlink r:id="rId70">
         <w:r>
           <w:rPr>
             <w:rStyle w:val="Hyperlink"/>
@@ -4655,8 +5835,8 @@
         <w:t xml:space="preserve">.</w:t>
       </w:r>
     </w:p>
-    <w:bookmarkEnd w:id="69"/>
-    <w:bookmarkStart w:id="71" w:name="X7184952359760f4d1a5486dd020a7850c2f64c7"/>
+    <w:bookmarkEnd w:id="71"/>
+    <w:bookmarkStart w:id="73" w:name="X7184952359760f4d1a5486dd020a7850c2f64c7"/>
     <w:p>
       <w:pPr>
         <w:pStyle w:val="Bibliography"/>
@@ -4701,7 +5881,7 @@
       <w:r>
         <w:t xml:space="preserve"> </w:t>
       </w:r>
-      <w:hyperlink r:id="rId70">
+      <w:hyperlink r:id="rId72">
         <w:r>
           <w:rPr>
             <w:rStyle w:val="Hyperlink"/>
@@ -4713,8 +5893,8 @@
         <w:t xml:space="preserve">.</w:t>
       </w:r>
     </w:p>
-    <w:bookmarkEnd w:id="71"/>
-    <w:bookmarkStart w:id="72" w:name="ref-cohenStatisticalPowerAnalysis1988"/>
+    <w:bookmarkEnd w:id="73"/>
+    <w:bookmarkStart w:id="74" w:name="ref-cohenStatisticalPowerAnalysis1988"/>
     <w:p>
       <w:pPr>
         <w:pStyle w:val="Bibliography"/>
@@ -4778,8 +5958,8 @@
         <w:t xml:space="preserve">. 2 edition. Hillsdale, N.J: Routledge.</w:t>
       </w:r>
     </w:p>
-    <w:bookmarkEnd w:id="72"/>
-    <w:bookmarkStart w:id="73" w:name="ref-cohenPowerPrimer1992"/>
+    <w:bookmarkEnd w:id="74"/>
+    <w:bookmarkStart w:id="75" w:name="ref-cohenPowerPrimer1992"/>
     <w:p>
       <w:pPr>
         <w:pStyle w:val="Bibliography"/>
@@ -4810,8 +5990,8 @@
         <w:t xml:space="preserve">112 (1): 155–59.</w:t>
       </w:r>
     </w:p>
-    <w:bookmarkEnd w:id="73"/>
-    <w:bookmarkStart w:id="75" w:name="ref-egbewaleBiasPrecisionStatistical2014"/>
+    <w:bookmarkEnd w:id="75"/>
+    <w:bookmarkStart w:id="77" w:name="ref-egbewaleBiasPrecisionStatistical2014"/>
     <w:p>
       <w:pPr>
         <w:pStyle w:val="Bibliography"/>
@@ -4844,7 +6024,7 @@
       <w:r>
         <w:t xml:space="preserve"> </w:t>
       </w:r>
-      <w:hyperlink r:id="rId74">
+      <w:hyperlink r:id="rId76">
         <w:r>
           <w:rPr>
             <w:rStyle w:val="Hyperlink"/>
@@ -4856,8 +6036,8 @@
         <w:t xml:space="preserve">.</w:t>
       </w:r>
     </w:p>
-    <w:bookmarkEnd w:id="75"/>
-    <w:bookmarkStart w:id="77" w:name="X2f0269178ca78ed63e1136f742f04d81b1fa6ea"/>
+    <w:bookmarkEnd w:id="77"/>
+    <w:bookmarkStart w:id="79" w:name="X2f0269178ca78ed63e1136f742f04d81b1fa6ea"/>
     <w:p>
       <w:pPr>
         <w:pStyle w:val="Bibliography"/>
@@ -4908,7 +6088,7 @@
       <w:r>
         <w:t xml:space="preserve"> </w:t>
       </w:r>
-      <w:hyperlink r:id="rId76">
+      <w:hyperlink r:id="rId78">
         <w:r>
           <w:rPr>
             <w:rStyle w:val="Hyperlink"/>
@@ -4920,8 +6100,8 @@
         <w:t xml:space="preserve">.</w:t>
       </w:r>
     </w:p>
-    <w:bookmarkEnd w:id="77"/>
-    <w:bookmarkStart w:id="79" w:name="X1d510f5e635c9bb1fe85b2bd18ed5a6e27b856d"/>
+    <w:bookmarkEnd w:id="79"/>
+    <w:bookmarkStart w:id="81" w:name="X1d510f5e635c9bb1fe85b2bd18ed5a6e27b856d"/>
     <w:p>
       <w:pPr>
         <w:pStyle w:val="Bibliography"/>
@@ -4954,7 +6134,7 @@
       <w:r>
         <w:t xml:space="preserve"> </w:t>
       </w:r>
-      <w:hyperlink r:id="rId78">
+      <w:hyperlink r:id="rId80">
         <w:r>
           <w:rPr>
             <w:rStyle w:val="Hyperlink"/>
@@ -4966,8 +6146,8 @@
         <w:t xml:space="preserve">.</w:t>
       </w:r>
     </w:p>
-    <w:bookmarkEnd w:id="79"/>
-    <w:bookmarkStart w:id="81" w:name="ref-ioannidisWhyMostPublished2005"/>
+    <w:bookmarkEnd w:id="81"/>
+    <w:bookmarkStart w:id="83" w:name="ref-ioannidisWhyMostPublished2005"/>
     <w:p>
       <w:pPr>
         <w:pStyle w:val="Bibliography"/>
@@ -5000,7 +6180,7 @@
       <w:r>
         <w:t xml:space="preserve"> </w:t>
       </w:r>
-      <w:hyperlink r:id="rId80">
+      <w:hyperlink r:id="rId82">
         <w:r>
           <w:rPr>
             <w:rStyle w:val="Hyperlink"/>
@@ -5012,8 +6192,8 @@
         <w:t xml:space="preserve">.</w:t>
       </w:r>
     </w:p>
-    <w:bookmarkEnd w:id="81"/>
-    <w:bookmarkStart w:id="83" w:name="ref-kahanRisksRewardsCovariate2014"/>
+    <w:bookmarkEnd w:id="83"/>
+    <w:bookmarkStart w:id="85" w:name="ref-kahanRisksRewardsCovariate2014"/>
     <w:p>
       <w:pPr>
         <w:pStyle w:val="Bibliography"/>
@@ -5046,7 +6226,7 @@
       <w:r>
         <w:t xml:space="preserve"> </w:t>
       </w:r>
-      <w:hyperlink r:id="rId82">
+      <w:hyperlink r:id="rId84">
         <w:r>
           <w:rPr>
             <w:rStyle w:val="Hyperlink"/>
@@ -5058,8 +6238,73 @@
         <w:t xml:space="preserve">.</w:t>
       </w:r>
     </w:p>
-    <w:bookmarkEnd w:id="83"/>
-    <w:bookmarkStart w:id="85" w:name="X2622635a1d0cb17575e986ac7fc2f356c2369ea"/>
+    <w:bookmarkEnd w:id="85"/>
+    <w:bookmarkStart w:id="86" w:name="ref-kuhnTidymodelsCollectionPackages2020"/>
+    <w:p>
+      <w:pPr>
+        <w:pStyle w:val="Bibliography"/>
+      </w:pPr>
+      <w:r>
+        <w:t xml:space="preserve">Kuhn, Max, and Hadley Wickham. 2020.</w:t>
+      </w:r>
+      <w:r>
+        <w:t xml:space="preserve"> </w:t>
+      </w:r>
+      <w:r>
+        <w:t xml:space="preserve">“Tidymodels: A Collection of Packages for Modeling and Machine Learning Using Tidyverse Principles.”</w:t>
+      </w:r>
+    </w:p>
+    <w:bookmarkEnd w:id="86"/>
+    <w:bookmarkStart w:id="87" w:name="X93e79e1a5ab79bb153842a6d1ed7d5e5cb3185f"/>
+    <w:p>
+      <w:pPr>
+        <w:pStyle w:val="Bibliography"/>
+      </w:pPr>
+      <w:r>
+        <w:t xml:space="preserve">RStudio Team. 2020.</w:t>
+      </w:r>
+      <w:r>
+        <w:t xml:space="preserve"> </w:t>
+      </w:r>
+      <w:r>
+        <w:t xml:space="preserve">“</w:t>
+      </w:r>
+      <w:r>
+        <w:t xml:space="preserve">RStudio</w:t>
+      </w:r>
+      <w:r>
+        <w:t xml:space="preserve">:</w:t>
+      </w:r>
+      <w:r>
+        <w:t xml:space="preserve"> </w:t>
+      </w:r>
+      <w:r>
+        <w:t xml:space="preserve">Integrated Development</w:t>
+      </w:r>
+      <w:r>
+        <w:t xml:space="preserve"> </w:t>
+      </w:r>
+      <w:r>
+        <w:t xml:space="preserve">for</w:t>
+      </w:r>
+      <w:r>
+        <w:t xml:space="preserve"> </w:t>
+      </w:r>
+      <w:r>
+        <w:t xml:space="preserve">R</w:t>
+      </w:r>
+      <w:r>
+        <w:t xml:space="preserve">.”</w:t>
+      </w:r>
+      <w:r>
+        <w:t xml:space="preserve"> </w:t>
+      </w:r>
+      <w:r>
+        <w:t xml:space="preserve">Boston, MA: RStudio, Inc.</w:t>
+      </w:r>
+    </w:p>
+    <w:bookmarkEnd w:id="87"/>
+    <w:bookmarkStart w:id="89" w:name="X2622635a1d0cb17575e986ac7fc2f356c2369ea"/>
     <w:p>
       <w:pPr>
         <w:pStyle w:val="Bibliography"/>
@@ -5092,7 +6337,7 @@
       <w:r>
         <w:t xml:space="preserve"> </w:t>
       </w:r>
-      <w:hyperlink r:id="rId84">
+      <w:hyperlink r:id="rId88">
         <w:r>
           <w:rPr>
             <w:rStyle w:val="Hyperlink"/>
@@ -5104,8 +6349,8 @@
         <w:t xml:space="preserve">.</w:t>
       </w:r>
     </w:p>
-    <w:bookmarkEnd w:id="85"/>
-    <w:bookmarkStart w:id="87" w:name="X8e2c8939838df13f010698dd12f887c58598160"/>
+    <w:bookmarkEnd w:id="89"/>
+    <w:bookmarkStart w:id="91" w:name="X8e2c8939838df13f010698dd12f887c58598160"/>
     <w:p>
       <w:pPr>
         <w:pStyle w:val="Bibliography"/>
@@ -5138,7 +6383,7 @@
       <w:r>
         <w:t xml:space="preserve"> </w:t>
       </w:r>
-      <w:hyperlink r:id="rId86">
+      <w:hyperlink r:id="rId90">
         <w:r>
           <w:rPr>
             <w:rStyle w:val="Hyperlink"/>
@@ -5150,8 +6395,8 @@
         <w:t xml:space="preserve">.</w:t>
       </w:r>
     </w:p>
-    <w:bookmarkEnd w:id="87"/>
-    <w:bookmarkStart w:id="89" w:name="ref-simonsohnPcurveKeyFiledrawer2014"/>
+    <w:bookmarkEnd w:id="91"/>
+    <w:bookmarkStart w:id="93" w:name="ref-simonsohnPcurveKeyFiledrawer2014"/>
     <w:p>
       <w:pPr>
         <w:pStyle w:val="Bibliography"/>
@@ -5196,7 +6441,7 @@
       <w:r>
         <w:t xml:space="preserve"> </w:t>
       </w:r>
-      <w:hyperlink r:id="rId88">
+      <w:hyperlink r:id="rId92">
         <w:r>
           <w:rPr>
             <w:rStyle w:val="Hyperlink"/>
@@ -5208,8 +6453,8 @@
         <w:t xml:space="preserve">.</w:t>
       </w:r>
     </w:p>
-    <w:bookmarkEnd w:id="89"/>
-    <w:bookmarkStart w:id="91" w:name="ref-thompsonCovariateAdjustmentHad2015"/>
+    <w:bookmarkEnd w:id="93"/>
+    <w:bookmarkStart w:id="95" w:name="ref-thompsonCovariateAdjustmentHad2015"/>
     <w:p>
       <w:pPr>
         <w:pStyle w:val="Bibliography"/>
@@ -5242,7 +6487,7 @@
       <w:r>
         <w:t xml:space="preserve"> </w:t>
       </w:r>
-      <w:hyperlink r:id="rId90">
+      <w:hyperlink r:id="rId94">
         <w:r>
           <w:rPr>
             <w:rStyle w:val="Hyperlink"/>
@@ -5254,29 +6499,53 @@
         <w:t xml:space="preserve">.</w:t>
       </w:r>
     </w:p>
-    <w:bookmarkEnd w:id="91"/>
-    <w:bookmarkStart w:id="92" w:name="ref-vanbreukelenANCOVAChangeBaseline2006"/>
+    <w:bookmarkEnd w:id="95"/>
+    <w:bookmarkStart w:id="97" w:name="X65fcee1c7a41f936cbb5091b59133225cfac5a3"/>
     <w:p>
       <w:pPr>
         <w:pStyle w:val="Bibliography"/>
       </w:pPr>
       <w:r>
-        <w:t xml:space="preserve">Van Breukelen, Gerard. 2006.</w:t>
-      </w:r>
-      <w:r>
-        <w:t xml:space="preserve"> </w:t>
-      </w:r>
-      <w:r>
-        <w:t xml:space="preserve">“</w:t>
-      </w:r>
-      <w:r>
-        <w:t xml:space="preserve">ANCOVA</w:t>
-      </w:r>
-      <w:r>
-        <w:t xml:space="preserve"> </w:t>
-      </w:r>
-      <w:r>
-        <w:t xml:space="preserve">Versus Change from Baseline Had More Power in Randomized Studies and More Bias in Nonrandomized Studies.”</w:t>
+        <w:t xml:space="preserve">Tibshirani, Robert. 1996.</w:t>
+      </w:r>
+      <w:r>
+        <w:t xml:space="preserve"> </w:t>
+      </w:r>
+      <w:r>
+        <w:t xml:space="preserve">“Regression</w:t>
+      </w:r>
+      <w:r>
+        <w:t xml:space="preserve"> </w:t>
+      </w:r>
+      <w:r>
+        <w:t xml:space="preserve">Shrinkage</w:t>
+      </w:r>
+      <w:r>
+        <w:t xml:space="preserve"> </w:t>
+      </w:r>
+      <w:r>
+        <w:t xml:space="preserve">and</w:t>
+      </w:r>
+      <w:r>
+        <w:t xml:space="preserve"> </w:t>
+      </w:r>
+      <w:r>
+        <w:t xml:space="preserve">Selection Via</w:t>
+      </w:r>
+      <w:r>
+        <w:t xml:space="preserve"> </w:t>
+      </w:r>
+      <w:r>
+        <w:t xml:space="preserve">the</w:t>
+      </w:r>
+      <w:r>
+        <w:t xml:space="preserve"> </w:t>
+      </w:r>
+      <w:r>
+        <w:t xml:space="preserve">Lasso</w:t>
+      </w:r>
+      <w:r>
+        <w:t xml:space="preserve">.”</w:t>
       </w:r>
       <w:r>
         <w:t xml:space="preserve"> </w:t>
@@ -5286,6 +6555,61 @@
           <w:i/>
           <w:iCs/>
         </w:rPr>
+        <w:t xml:space="preserve">Journal of the Royal Statistical Society: Series B (Methodological)</w:t>
+      </w:r>
+      <w:r>
+        <w:t xml:space="preserve"> </w:t>
+      </w:r>
+      <w:r>
+        <w:t xml:space="preserve">58 (1): 267–88.</w:t>
+      </w:r>
+      <w:r>
+        <w:t xml:space="preserve"> </w:t>
+      </w:r>
+      <w:hyperlink r:id="rId96">
+        <w:r>
+          <w:rPr>
+            <w:rStyle w:val="Hyperlink"/>
+          </w:rPr>
+          <w:t xml:space="preserve">https://doi.org/10.1111/j.2517-6161.1996.tb02080.x</w:t>
+        </w:r>
+      </w:hyperlink>
+      <w:r>
+        <w:t xml:space="preserve">.</w:t>
+      </w:r>
+    </w:p>
+    <w:bookmarkEnd w:id="97"/>
+    <w:bookmarkStart w:id="98" w:name="ref-vanbreukelenANCOVAChangeBaseline2006"/>
+    <w:p>
+      <w:pPr>
+        <w:pStyle w:val="Bibliography"/>
+      </w:pPr>
+      <w:r>
+        <w:t xml:space="preserve">Van Breukelen, Gerard. 2006.</w:t>
+      </w:r>
+      <w:r>
+        <w:t xml:space="preserve"> </w:t>
+      </w:r>
+      <w:r>
+        <w:t xml:space="preserve">“</w:t>
+      </w:r>
+      <w:r>
+        <w:t xml:space="preserve">ANCOVA</w:t>
+      </w:r>
+      <w:r>
+        <w:t xml:space="preserve"> </w:t>
+      </w:r>
+      <w:r>
+        <w:t xml:space="preserve">Versus Change from Baseline Had More Power in Randomized Studies and More Bias in Nonrandomized Studies.”</w:t>
+      </w:r>
+      <w:r>
+        <w:t xml:space="preserve"> </w:t>
+      </w:r>
+      <w:r>
+        <w:rPr>
+          <w:i/>
+          <w:iCs/>
+        </w:rPr>
         <w:t xml:space="preserve">Journal of Clinical Epidemiology</w:t>
       </w:r>
       <w:r>
@@ -5295,9 +6619,9 @@
         <w:t xml:space="preserve">59: 920–25.</w:t>
       </w:r>
     </w:p>
-    <w:bookmarkEnd w:id="92"/>
-    <w:bookmarkEnd w:id="93"/>
-    <w:bookmarkEnd w:id="94"/>
+    <w:bookmarkEnd w:id="98"/>
+    <w:bookmarkEnd w:id="99"/>
+    <w:bookmarkEnd w:id="100"/>
     <w:sectPr>
       <w:footnotePr>
         <w:numRestart w:val="eachSect"/>
@@ -5485,91 +6809,6 @@
     </w:lvl>
     <w:lvl w:ilvl="8">
       <w:start w:val="1"/>
-      <w:numFmt w:val="decimal"/>
-      <w:lvlText w:val="%9."/>
-      <w:lvlJc w:val="left"/>
-      <w:pPr>
-        <w:ind w:left="6480" w:hanging="360"/>
-      </w:pPr>
-    </w:lvl>
-  </w:abstractNum>
-  <w:abstractNum w:abstractNumId="99414">
-    <w:nsid w:val="00A99414"/>
-    <w:multiLevelType w:val="multilevel"/>
-    <w:lvl w:ilvl="0">
-      <w:start w:val="4"/>
-      <w:numFmt w:val="decimal"/>
-      <w:lvlText w:val="%1."/>
-      <w:lvlJc w:val="left"/>
-      <w:pPr>
-        <w:ind w:left="720" w:hanging="360"/>
-      </w:pPr>
-    </w:lvl>
-    <w:lvl w:ilvl="1">
-      <w:start w:val="4"/>
-      <w:numFmt w:val="decimal"/>
-      <w:lvlText w:val="%2."/>
-      <w:lvlJc w:val="left"/>
-      <w:pPr>
-        <w:ind w:left="1440" w:hanging="360"/>
-      </w:pPr>
-    </w:lvl>
-    <w:lvl w:ilvl="2">
-      <w:start w:val="4"/>
-      <w:numFmt w:val="decimal"/>
-      <w:lvlText w:val="%3."/>
-      <w:lvlJc w:val="left"/>
-      <w:pPr>
-        <w:ind w:left="2160" w:hanging="360"/>
-      </w:pPr>
-    </w:lvl>
-    <w:lvl w:ilvl="3">
-      <w:start w:val="4"/>
-      <w:numFmt w:val="decimal"/>
-      <w:lvlText w:val="%4."/>
-      <w:lvlJc w:val="left"/>
-      <w:pPr>
-        <w:ind w:left="2880" w:hanging="360"/>
-      </w:pPr>
-    </w:lvl>
-    <w:lvl w:ilvl="4">
-      <w:start w:val="4"/>
-      <w:numFmt w:val="decimal"/>
-      <w:lvlText w:val="%5."/>
-      <w:lvlJc w:val="left"/>
-      <w:pPr>
-        <w:ind w:left="3600" w:hanging="360"/>
-      </w:pPr>
-    </w:lvl>
-    <w:lvl w:ilvl="5">
-      <w:start w:val="4"/>
-      <w:numFmt w:val="decimal"/>
-      <w:lvlText w:val="%6."/>
-      <w:lvlJc w:val="left"/>
-      <w:pPr>
-        <w:ind w:left="4320" w:hanging="360"/>
-      </w:pPr>
-    </w:lvl>
-    <w:lvl w:ilvl="6">
-      <w:start w:val="4"/>
-      <w:numFmt w:val="decimal"/>
-      <w:lvlText w:val="%7."/>
-      <w:lvlJc w:val="left"/>
-      <w:pPr>
-        <w:ind w:left="5040" w:hanging="360"/>
-      </w:pPr>
-    </w:lvl>
-    <w:lvl w:ilvl="7">
-      <w:start w:val="4"/>
-      <w:numFmt w:val="decimal"/>
-      <w:lvlText w:val="%8."/>
-      <w:lvlJc w:val="left"/>
-      <w:pPr>
-        <w:ind w:left="5760" w:hanging="360"/>
-      </w:pPr>
-    </w:lvl>
-    <w:lvl w:ilvl="8">
-      <w:start w:val="4"/>
       <w:numFmt w:val="decimal"/>
       <w:lvlText w:val="%9."/>
       <w:lvlJc w:val="left"/>
@@ -5609,36 +6848,6 @@
     </w:lvlOverride>
     <w:lvlOverride w:ilvl="8">
       <w:startOverride w:val="1"/>
-    </w:lvlOverride>
-  </w:num>
-  <w:num w:numId="1002">
-    <w:abstractNumId w:val="99414"/>
-    <w:lvlOverride w:ilvl="0">
-      <w:startOverride w:val="4"/>
-    </w:lvlOverride>
-    <w:lvlOverride w:ilvl="1">
-      <w:startOverride w:val="4"/>
-    </w:lvlOverride>
-    <w:lvlOverride w:ilvl="2">
-      <w:startOverride w:val="4"/>
-    </w:lvlOverride>
-    <w:lvlOverride w:ilvl="3">
-      <w:startOverride w:val="4"/>
-    </w:lvlOverride>
-    <w:lvlOverride w:ilvl="4">
-      <w:startOverride w:val="4"/>
-    </w:lvlOverride>
-    <w:lvlOverride w:ilvl="5">
-      <w:startOverride w:val="4"/>
-    </w:lvlOverride>
-    <w:lvlOverride w:ilvl="6">
-      <w:startOverride w:val="4"/>
-    </w:lvlOverride>
-    <w:lvlOverride w:ilvl="7">
-      <w:startOverride w:val="4"/>
-    </w:lvlOverride>
-    <w:lvlOverride w:ilvl="8">
-      <w:startOverride w:val="4"/>
     </w:lvlOverride>
   </w:num>
 </w:numbering>

--- a/index.docx
+++ b/index.docx
@@ -527,14 +527,14 @@
           <w:tbl>
             <w:tblPr>
               <w:tblStyle w:val="Table"/>
-              <w:tblW w:type="pct" w:w="5000"/>
+              <w:tblW w:type="pct" w:w="4880"/>
               <w:tblLayout w:type="fixed"/>
-              <w:tblLook w:firstRow="1" w:lastRow="1" w:firstColumn="0" w:lastColumn="0" w:noHBand="0" w:noVBand="0" w:val="0020"/>
+              <w:tblLook w:firstRow="1" w:lastRow="0" w:firstColumn="0" w:lastColumn="0" w:noHBand="0" w:noVBand="0" w:val="0020"/>
             </w:tblPr>
             <w:tblGrid>
-              <w:gridCol w:w="2640"/>
-              <w:gridCol w:w="2640"/>
-              <w:gridCol w:w="2640"/>
+              <w:gridCol w:w="3148"/>
+              <w:gridCol w:w="2290"/>
+              <w:gridCol w:w="2290"/>
             </w:tblGrid>
             <w:tr>
               <w:trPr>
@@ -575,7 +575,13 @@
                     <w:jc w:val="center"/>
                   </w:pPr>
                   <w:r>
-                    <w:t xml:space="preserve">Covariate Selection Criteria</w:t>
+                    <w:t xml:space="preserve">Covariate Selection</w:t>
+                  </w:r>
+                  <w:r>
+                    <w:t xml:space="preserve"> </w:t>
+                  </w:r>
+                  <w:r>
+                    <w:t xml:space="preserve">Criteria</w:t>
                   </w:r>
                 </w:p>
               </w:tc>
@@ -685,13 +691,25 @@
                     <w:jc w:val="center"/>
                   </w:pPr>
                   <w:r>
-                    <w:t xml:space="preserve">\(Y \sim X + C_{1}\)</w:t>
+                    <w:t xml:space="preserve">\(Y \sim X +</w:t>
+                  </w:r>
+                  <w:r>
+                    <w:t xml:space="preserve"> </w:t>
+                  </w:r>
+                  <w:r>
+                    <w:t xml:space="preserve">C_{1}\)</w:t>
                   </w:r>
                   <w:r>
                     <w:br/>
                   </w:r>
                   <w:r>
-                    <w:t xml:space="preserve">\(Y \sim X + C_{2}\)</w:t>
+                    <w:t xml:space="preserve">\(Y \sim X +</w:t>
+                  </w:r>
+                  <w:r>
+                    <w:t xml:space="preserve"> </w:t>
+                  </w:r>
+                  <w:r>
+                    <w:t xml:space="preserve">C_{2}\)</w:t>
                   </w:r>
                   <w:r>
                     <w:br/>
@@ -703,7 +721,13 @@
                     <w:br/>
                   </w:r>
                   <w:r>
-                    <w:t xml:space="preserve">\(Y \sim X + C_{k}\)</w:t>
+                    <w:t xml:space="preserve">\(Y \sim X +</w:t>
+                  </w:r>
+                  <w:r>
+                    <w:t xml:space="preserve"> </w:t>
+                  </w:r>
+                  <w:r>
+                    <w:t xml:space="preserve">C_{k}\)</w:t>
                   </w:r>
                 </w:p>
               </w:tc>
@@ -716,7 +740,25 @@
                     <w:jc w:val="center"/>
                   </w:pPr>
                   <w:r>
-                    <w:t xml:space="preserve">Covariates that lower the p-value of \(X\) are retained in the final model</w:t>
+                    <w:t xml:space="preserve">Covariates that lower</w:t>
+                  </w:r>
+                  <w:r>
+                    <w:t xml:space="preserve"> </w:t>
+                  </w:r>
+                  <w:r>
+                    <w:t xml:space="preserve">the p-value of \(X\)</w:t>
+                  </w:r>
+                  <w:r>
+                    <w:t xml:space="preserve"> </w:t>
+                  </w:r>
+                  <w:r>
+                    <w:t xml:space="preserve">are retained in the</w:t>
+                  </w:r>
+                  <w:r>
+                    <w:t xml:space="preserve"> </w:t>
+                  </w:r>
+                  <w:r>
+                    <w:t xml:space="preserve">final model</w:t>
                   </w:r>
                 </w:p>
               </w:tc>
@@ -731,7 +773,13 @@
                     <w:jc w:val="center"/>
                   </w:pPr>
                   <w:r>
-                    <w:t xml:space="preserve">Single covariate linear model without X</w:t>
+                    <w:t xml:space="preserve">Single covariate linear model</w:t>
+                  </w:r>
+                  <w:r>
+                    <w:t xml:space="preserve"> </w:t>
+                  </w:r>
+                  <w:r>
+                    <w:t xml:space="preserve">without X</w:t>
                   </w:r>
                 </w:p>
               </w:tc>
@@ -775,7 +823,25 @@
                     <w:jc w:val="center"/>
                   </w:pPr>
                   <w:r>
-                    <w:t xml:space="preserve">Significant covariates (\(p &lt; .05\)) are retained in the final model</w:t>
+                    <w:t xml:space="preserve">Significant covariates</w:t>
+                  </w:r>
+                  <w:r>
+                    <w:t xml:space="preserve"> </w:t>
+                  </w:r>
+                  <w:r>
+                    <w:t xml:space="preserve">(\(p &lt; .05\)) are</w:t>
+                  </w:r>
+                  <w:r>
+                    <w:t xml:space="preserve"> </w:t>
+                  </w:r>
+                  <w:r>
+                    <w:t xml:space="preserve">retained in the final</w:t>
+                  </w:r>
+                  <w:r>
+                    <w:t xml:space="preserve"> </w:t>
+                  </w:r>
+                  <w:r>
+                    <w:t xml:space="preserve">model</w:t>
                   </w:r>
                 </w:p>
               </w:tc>
@@ -790,7 +856,13 @@
                     <w:jc w:val="center"/>
                   </w:pPr>
                   <w:r>
-                    <w:t xml:space="preserve">Single covariate linear model with X</w:t>
+                    <w:t xml:space="preserve">Single covariate linear model</w:t>
+                  </w:r>
+                  <w:r>
+                    <w:t xml:space="preserve"> </w:t>
+                  </w:r>
+                  <w:r>
+                    <w:t xml:space="preserve">with X</w:t>
                   </w:r>
                 </w:p>
               </w:tc>
@@ -803,13 +875,25 @@
                     <w:jc w:val="center"/>
                   </w:pPr>
                   <w:r>
-                    <w:t xml:space="preserve">\(Y \sim X + C_{1}\)</w:t>
+                    <w:t xml:space="preserve">\(Y \sim X +</w:t>
+                  </w:r>
+                  <w:r>
+                    <w:t xml:space="preserve"> </w:t>
+                  </w:r>
+                  <w:r>
+                    <w:t xml:space="preserve">C_{1}\)</w:t>
                   </w:r>
                   <w:r>
                     <w:br/>
                   </w:r>
                   <w:r>
-                    <w:t xml:space="preserve">\(Y \sim X + C_{2}\)</w:t>
+                    <w:t xml:space="preserve">\(Y \sim X +</w:t>
+                  </w:r>
+                  <w:r>
+                    <w:t xml:space="preserve"> </w:t>
+                  </w:r>
+                  <w:r>
+                    <w:t xml:space="preserve">C_{2}\)</w:t>
                   </w:r>
                   <w:r>
                     <w:br/>
@@ -821,7 +905,13 @@
                     <w:br/>
                   </w:r>
                   <w:r>
-                    <w:t xml:space="preserve">\(Y \sim X + C_{k}\)</w:t>
+                    <w:t xml:space="preserve">\(Y \sim X +</w:t>
+                  </w:r>
+                  <w:r>
+                    <w:t xml:space="preserve"> </w:t>
+                  </w:r>
+                  <w:r>
+                    <w:t xml:space="preserve">C_{k}\)</w:t>
                   </w:r>
                 </w:p>
               </w:tc>
@@ -834,7 +924,31 @@
                     <w:jc w:val="center"/>
                   </w:pPr>
                   <w:r>
-                    <w:t xml:space="preserve">Significant covariates (\(p &lt; .05\)) when controlling for \(X\) are retained in the final model</w:t>
+                    <w:t xml:space="preserve">Significant covariates</w:t>
+                  </w:r>
+                  <w:r>
+                    <w:t xml:space="preserve"> </w:t>
+                  </w:r>
+                  <w:r>
+                    <w:t xml:space="preserve">(\(p &lt; .05\)) when</w:t>
+                  </w:r>
+                  <w:r>
+                    <w:t xml:space="preserve"> </w:t>
+                  </w:r>
+                  <w:r>
+                    <w:t xml:space="preserve">controlling for \(X\)</w:t>
+                  </w:r>
+                  <w:r>
+                    <w:t xml:space="preserve"> </w:t>
+                  </w:r>
+                  <w:r>
+                    <w:t xml:space="preserve">are retained in the</w:t>
+                  </w:r>
+                  <w:r>
+                    <w:t xml:space="preserve"> </w:t>
+                  </w:r>
+                  <w:r>
+                    <w:t xml:space="preserve">final model</w:t>
                   </w:r>
                 </w:p>
               </w:tc>
@@ -849,7 +963,13 @@
                     <w:jc w:val="center"/>
                   </w:pPr>
                   <w:r>
-                    <w:t xml:space="preserve">All covariates linear model without X</w:t>
+                    <w:t xml:space="preserve">All covariates linear model</w:t>
+                  </w:r>
+                  <w:r>
+                    <w:t xml:space="preserve"> </w:t>
+                  </w:r>
+                  <w:r>
+                    <w:t xml:space="preserve">without X</w:t>
                   </w:r>
                 </w:p>
               </w:tc>
@@ -862,7 +982,19 @@
                     <w:jc w:val="center"/>
                   </w:pPr>
                   <w:r>
-                    <w:t xml:space="preserve">\(Y \sim C_{1} + C_{2} + \cdots + C_{k}\)</w:t>
+                    <w:t xml:space="preserve">\(Y \sim C_{1} +</w:t>
+                  </w:r>
+                  <w:r>
+                    <w:t xml:space="preserve"> </w:t>
+                  </w:r>
+                  <w:r>
+                    <w:t xml:space="preserve">C_{2} + \cdots +</w:t>
+                  </w:r>
+                  <w:r>
+                    <w:t xml:space="preserve"> </w:t>
+                  </w:r>
+                  <w:r>
+                    <w:t xml:space="preserve">C_{k}\)</w:t>
                   </w:r>
                 </w:p>
               </w:tc>
@@ -875,7 +1007,37 @@
                     <w:jc w:val="center"/>
                   </w:pPr>
                   <w:r>
-                    <w:t xml:space="preserve">Significant covariates (\(p &lt; .05\)) when controlling for all other covariates are retained in the final model</w:t>
+                    <w:t xml:space="preserve">Significant covariates</w:t>
+                  </w:r>
+                  <w:r>
+                    <w:t xml:space="preserve"> </w:t>
+                  </w:r>
+                  <w:r>
+                    <w:t xml:space="preserve">(\(p &lt; .05\)) when</w:t>
+                  </w:r>
+                  <w:r>
+                    <w:t xml:space="preserve"> </w:t>
+                  </w:r>
+                  <w:r>
+                    <w:t xml:space="preserve">controlling for all</w:t>
+                  </w:r>
+                  <w:r>
+                    <w:t xml:space="preserve"> </w:t>
+                  </w:r>
+                  <w:r>
+                    <w:t xml:space="preserve">other covariates are</w:t>
+                  </w:r>
+                  <w:r>
+                    <w:t xml:space="preserve"> </w:t>
+                  </w:r>
+                  <w:r>
+                    <w:t xml:space="preserve">retained in the final</w:t>
+                  </w:r>
+                  <w:r>
+                    <w:t xml:space="preserve"> </w:t>
+                  </w:r>
+                  <w:r>
+                    <w:t xml:space="preserve">model</w:t>
                   </w:r>
                 </w:p>
               </w:tc>
@@ -890,7 +1052,13 @@
                     <w:jc w:val="center"/>
                   </w:pPr>
                   <w:r>
-                    <w:t xml:space="preserve">All covariates linear model with X</w:t>
+                    <w:t xml:space="preserve">All covariates linear model with</w:t>
+                  </w:r>
+                  <w:r>
+                    <w:t xml:space="preserve"> </w:t>
+                  </w:r>
+                  <w:r>
+                    <w:t xml:space="preserve">X</w:t>
                   </w:r>
                 </w:p>
               </w:tc>
@@ -903,7 +1071,19 @@
                     <w:jc w:val="center"/>
                   </w:pPr>
                   <w:r>
-                    <w:t xml:space="preserve">\(Y \sim X + C_{1} + C_{2} + \cdots + C_{k}\)</w:t>
+                    <w:t xml:space="preserve">\(Y \sim X + C_{1} +</w:t>
+                  </w:r>
+                  <w:r>
+                    <w:t xml:space="preserve"> </w:t>
+                  </w:r>
+                  <w:r>
+                    <w:t xml:space="preserve">C_{2} + \cdots +</w:t>
+                  </w:r>
+                  <w:r>
+                    <w:t xml:space="preserve"> </w:t>
+                  </w:r>
+                  <w:r>
+                    <w:t xml:space="preserve">C_{k}\)</w:t>
                   </w:r>
                 </w:p>
               </w:tc>
@@ -916,7 +1096,37 @@
                     <w:jc w:val="center"/>
                   </w:pPr>
                   <w:r>
-                    <w:t xml:space="preserve">Significant covariates (\(p &lt; .05\)) when controlling for \(X\) and all other covariates are retained in the final model</w:t>
+                    <w:t xml:space="preserve">Significant covariates</w:t>
+                  </w:r>
+                  <w:r>
+                    <w:t xml:space="preserve"> </w:t>
+                  </w:r>
+                  <w:r>
+                    <w:t xml:space="preserve">(\(p &lt; .05\)) when</w:t>
+                  </w:r>
+                  <w:r>
+                    <w:t xml:space="preserve"> </w:t>
+                  </w:r>
+                  <w:r>
+                    <w:t xml:space="preserve">controlling for \(X\)</w:t>
+                  </w:r>
+                  <w:r>
+                    <w:t xml:space="preserve"> </w:t>
+                  </w:r>
+                  <w:r>
+                    <w:t xml:space="preserve">and all other</w:t>
+                  </w:r>
+                  <w:r>
+                    <w:t xml:space="preserve"> </w:t>
+                  </w:r>
+                  <w:r>
+                    <w:t xml:space="preserve">covariates are retained</w:t>
+                  </w:r>
+                  <w:r>
+                    <w:t xml:space="preserve"> </w:t>
+                  </w:r>
+                  <w:r>
+                    <w:t xml:space="preserve">in the final model</w:t>
                   </w:r>
                 </w:p>
               </w:tc>
@@ -944,7 +1154,37 @@
                     <w:jc w:val="center"/>
                   </w:pPr>
                   <w:r>
-                    <w:t xml:space="preserve">\(Y \sim C_{1} + C_{2} + \cdots + C_{k}\) with \(\lambda\) penalty applied to all covariates</w:t>
+                    <w:t xml:space="preserve">\(Y \sim C_{1} +</w:t>
+                  </w:r>
+                  <w:r>
+                    <w:t xml:space="preserve"> </w:t>
+                  </w:r>
+                  <w:r>
+                    <w:t xml:space="preserve">C_{2} + \cdots +</w:t>
+                  </w:r>
+                  <w:r>
+                    <w:t xml:space="preserve"> </w:t>
+                  </w:r>
+                  <w:r>
+                    <w:t xml:space="preserve">C_{k}\) with</w:t>
+                  </w:r>
+                  <w:r>
+                    <w:t xml:space="preserve"> </w:t>
+                  </w:r>
+                  <w:r>
+                    <w:t xml:space="preserve">\(\lambda\) penalty</w:t>
+                  </w:r>
+                  <w:r>
+                    <w:t xml:space="preserve"> </w:t>
+                  </w:r>
+                  <w:r>
+                    <w:t xml:space="preserve">applied to all</w:t>
+                  </w:r>
+                  <w:r>
+                    <w:t xml:space="preserve"> </w:t>
+                  </w:r>
+                  <w:r>
+                    <w:t xml:space="preserve">covariates</w:t>
                   </w:r>
                 </w:p>
               </w:tc>
@@ -957,7 +1197,25 @@
                     <w:jc w:val="center"/>
                   </w:pPr>
                   <w:r>
-                    <w:t xml:space="preserve">Covariates with non-zero coefficients are retained in the model</w:t>
+                    <w:t xml:space="preserve">Covariates with</w:t>
+                  </w:r>
+                  <w:r>
+                    <w:t xml:space="preserve"> </w:t>
+                  </w:r>
+                  <w:r>
+                    <w:t xml:space="preserve">non-zero coefficients</w:t>
+                  </w:r>
+                  <w:r>
+                    <w:t xml:space="preserve"> </w:t>
+                  </w:r>
+                  <w:r>
+                    <w:t xml:space="preserve">are retained in the</w:t>
+                  </w:r>
+                  <w:r>
+                    <w:t xml:space="preserve"> </w:t>
+                  </w:r>
+                  <w:r>
+                    <w:t xml:space="preserve">model</w:t>
                   </w:r>
                 </w:p>
               </w:tc>
@@ -985,7 +1243,37 @@
                     <w:jc w:val="center"/>
                   </w:pPr>
                   <w:r>
-                    <w:t xml:space="preserve">\(Y \sim X + C_{1} + C_{2} + \cdots + C_{k}\) with \(\lambda\) penalty applied to all covariates</w:t>
+                    <w:t xml:space="preserve">\(Y \sim X + C_{1} +</w:t>
+                  </w:r>
+                  <w:r>
+                    <w:t xml:space="preserve"> </w:t>
+                  </w:r>
+                  <w:r>
+                    <w:t xml:space="preserve">C_{2} + \cdots +</w:t>
+                  </w:r>
+                  <w:r>
+                    <w:t xml:space="preserve"> </w:t>
+                  </w:r>
+                  <w:r>
+                    <w:t xml:space="preserve">C_{k}\) with</w:t>
+                  </w:r>
+                  <w:r>
+                    <w:t xml:space="preserve"> </w:t>
+                  </w:r>
+                  <w:r>
+                    <w:t xml:space="preserve">\(\lambda\) penalty</w:t>
+                  </w:r>
+                  <w:r>
+                    <w:t xml:space="preserve"> </w:t>
+                  </w:r>
+                  <w:r>
+                    <w:t xml:space="preserve">applied to all</w:t>
+                  </w:r>
+                  <w:r>
+                    <w:t xml:space="preserve"> </w:t>
+                  </w:r>
+                  <w:r>
+                    <w:t xml:space="preserve">covariates</w:t>
                   </w:r>
                 </w:p>
               </w:tc>
@@ -998,7 +1286,25 @@
                     <w:jc w:val="center"/>
                   </w:pPr>
                   <w:r>
-                    <w:t xml:space="preserve">Covariates with non-zero coefficients are retained in the model</w:t>
+                    <w:t xml:space="preserve">Covariates with</w:t>
+                  </w:r>
+                  <w:r>
+                    <w:t xml:space="preserve"> </w:t>
+                  </w:r>
+                  <w:r>
+                    <w:t xml:space="preserve">non-zero coefficients</w:t>
+                  </w:r>
+                  <w:r>
+                    <w:t xml:space="preserve"> </w:t>
+                  </w:r>
+                  <w:r>
+                    <w:t xml:space="preserve">are retained in the</w:t>
+                  </w:r>
+                  <w:r>
+                    <w:t xml:space="preserve"> </w:t>
+                  </w:r>
+                  <w:r>
+                    <w:t xml:space="preserve">model</w:t>
                   </w:r>
                 </w:p>
               </w:tc>
@@ -1015,9 +1321,6 @@
                   <w:r>
                     <w:t xml:space="preserve">Note:</w:t>
                   </w:r>
-                  <w:r>
-                    <w:t xml:space="preserve"> </w:t>
-                  </w:r>
                 </w:p>
               </w:tc>
               <w:tc>
@@ -1047,10 +1350,43 @@
                     <w:jc w:val="center"/>
                   </w:pPr>
                   <w:r>
+                    <w:t xml:space="preserve">Screening models represent</w:t>
+                  </w:r>
+                  <w:r>
                     <w:t xml:space="preserve"> </w:t>
                   </w:r>
                   <w:r>
-                    <w:t xml:space="preserve">Screening models represent symbolic linear models where \(Y\) is the outcome, \(X\) is the focal independent variable, \(C\) is a covariate, and \(k\) is the number of covariates.</w:t>
+                    <w:t xml:space="preserve">symbolic linear models where</w:t>
+                  </w:r>
+                  <w:r>
+                    <w:t xml:space="preserve"> </w:t>
+                  </w:r>
+                  <w:r>
+                    <w:t xml:space="preserve">\(Y\) is the outcome, \(X\)</w:t>
+                  </w:r>
+                  <w:r>
+                    <w:t xml:space="preserve"> </w:t>
+                  </w:r>
+                  <w:r>
+                    <w:t xml:space="preserve">is the focal independent</w:t>
+                  </w:r>
+                  <w:r>
+                    <w:t xml:space="preserve"> </w:t>
+                  </w:r>
+                  <w:r>
+                    <w:t xml:space="preserve">variable, \(C\) is a</w:t>
+                  </w:r>
+                  <w:r>
+                    <w:t xml:space="preserve"> </w:t>
+                  </w:r>
+                  <w:r>
+                    <w:t xml:space="preserve">covariate, and \(k\) is the</w:t>
+                  </w:r>
+                  <w:r>
+                    <w:t xml:space="preserve"> </w:t>
+                  </w:r>
+                  <w:r>
+                    <w:t xml:space="preserve">number of covariates.</w:t>
                   </w:r>
                 </w:p>
               </w:tc>
@@ -2092,7 +2428,6 @@
                 <w:p>
                   <w:pPr>
                     <w:pStyle w:val="Compact"/>
-                    <w:jc w:val="left"/>
                     <w:jc w:val="center"/>
                   </w:pPr>
                   <w:r>
@@ -2172,7 +2507,6 @@
                 <w:p>
                   <w:pPr>
                     <w:pStyle w:val="Compact"/>
-                    <w:jc w:val="left"/>
                     <w:jc w:val="center"/>
                   </w:pPr>
                   <w:r>
@@ -2252,7 +2586,6 @@
                 <w:p>
                   <w:pPr>
                     <w:pStyle w:val="Compact"/>
-                    <w:jc w:val="left"/>
                     <w:jc w:val="center"/>
                   </w:pPr>
                   <w:r>
@@ -2332,7 +2665,6 @@
                 <w:p>
                   <w:pPr>
                     <w:pStyle w:val="Compact"/>
-                    <w:jc w:val="left"/>
                     <w:jc w:val="center"/>
                   </w:pPr>
                   <w:r>
@@ -2412,7 +2744,6 @@
                 <w:p>
                   <w:pPr>
                     <w:pStyle w:val="Compact"/>
-                    <w:jc w:val="left"/>
                     <w:jc w:val="center"/>
                   </w:pPr>
                   <w:r>
@@ -4588,7 +4919,7 @@
                     <w:jc w:val="center"/>
                   </w:pPr>
                   <w:r>
-                    <w:t xml:space="preserve">No effect (b = 0)</w:t>
+                    <w:t xml:space="preserve">No effect ($\beta_{x}$ = 0)</w:t>
                   </w:r>
                 </w:p>
               </w:tc>
@@ -4601,7 +4932,7 @@
                     <w:jc w:val="center"/>
                   </w:pPr>
                   <w:r>
-                    <w:t xml:space="preserve">b = .2</w:t>
+                    <w:t xml:space="preserve">$\beta_{x}$ = .2</w:t>
                   </w:r>
                 </w:p>
               </w:tc>
@@ -4614,7 +4945,7 @@
                     <w:jc w:val="center"/>
                   </w:pPr>
                   <w:r>
-                    <w:t xml:space="preserve">b = .5</w:t>
+                    <w:t xml:space="preserve">$\beta_{x}$ = .5</w:t>
                   </w:r>
                 </w:p>
               </w:tc>
@@ -4658,562 +4989,72 @@
                 </w:p>
               </w:tc>
             </w:tr>
-            <w:tr>
-              <w:tc>
-                <w:tcPr>
-                  <w:gridSpan w:val="4"/>
-                </w:tcPr>
-                <w:p>
-                  <w:pPr>
-                    <w:pStyle w:val="Compact"/>
-                    <w:jc w:val="left"/>
-                    <w:jc w:val="center"/>
-                  </w:pPr>
-                </w:p>
-              </w:tc>
-            </w:tr>
-            <w:tr>
-              <w:tc>
-                <w:tcPr/>
-                <w:p>
-                  <w:pPr>
-                    <w:pStyle w:val="Compact"/>
-                    <w:jc w:val="left"/>
-                    <w:jc w:val="center"/>
-                  </w:pPr>
-                  <w:r>
-                    <w:t xml:space="preserve">No covariates</w:t>
-                  </w:r>
-                </w:p>
-              </w:tc>
-              <w:tc>
-                <w:tcPr/>
-                <w:p>
-                  <w:pPr>
-                    <w:pStyle w:val="Compact"/>
-                    <w:jc w:val="left"/>
-                    <w:jc w:val="center"/>
-                  </w:pPr>
-                  <w:r>
-                    <w:t xml:space="preserve">0.000</w:t>
-                  </w:r>
-                </w:p>
-              </w:tc>
-              <w:tc>
-                <w:tcPr/>
-                <w:p>
-                  <w:pPr>
-                    <w:pStyle w:val="Compact"/>
-                    <w:jc w:val="right"/>
-                    <w:jc w:val="center"/>
-                  </w:pPr>
-                  <w:r>
-                    <w:t xml:space="preserve">0.200</w:t>
-                  </w:r>
-                </w:p>
-              </w:tc>
-              <w:tc>
-                <w:tcPr/>
-                <w:p>
-                  <w:pPr>
-                    <w:pStyle w:val="Compact"/>
-                    <w:jc w:val="right"/>
-                    <w:jc w:val="center"/>
-                  </w:pPr>
-                  <w:r>
-                    <w:t xml:space="preserve">0.500</w:t>
-                  </w:r>
-                </w:p>
-              </w:tc>
-            </w:tr>
-            <w:tr>
-              <w:tc>
-                <w:tcPr/>
-                <w:p>
-                  <w:pPr>
-                    <w:pStyle w:val="Compact"/>
-                    <w:jc w:val="left"/>
-                    <w:jc w:val="center"/>
-                  </w:pPr>
-                  <w:r>
-                    <w:t xml:space="preserve">All covariates</w:t>
-                  </w:r>
-                </w:p>
-              </w:tc>
-              <w:tc>
-                <w:tcPr/>
-                <w:p>
-                  <w:pPr>
-                    <w:pStyle w:val="Compact"/>
-                    <w:jc w:val="left"/>
-                    <w:jc w:val="center"/>
-                  </w:pPr>
-                  <w:r>
-                    <w:t xml:space="preserve">0.000</w:t>
-                  </w:r>
-                </w:p>
-              </w:tc>
-              <w:tc>
-                <w:tcPr/>
-                <w:p>
-                  <w:pPr>
-                    <w:pStyle w:val="Compact"/>
-                    <w:jc w:val="right"/>
-                    <w:jc w:val="center"/>
-                  </w:pPr>
-                  <w:r>
-                    <w:t xml:space="preserve">0.200</w:t>
-                  </w:r>
-                </w:p>
-              </w:tc>
-              <w:tc>
-                <w:tcPr/>
-                <w:p>
-                  <w:pPr>
-                    <w:pStyle w:val="Compact"/>
-                    <w:jc w:val="right"/>
-                    <w:jc w:val="center"/>
-                  </w:pPr>
-                  <w:r>
-                    <w:t xml:space="preserve">0.500</w:t>
-                  </w:r>
-                </w:p>
-              </w:tc>
-            </w:tr>
-            <w:tr>
-              <w:tc>
-                <w:tcPr/>
-                <w:p>
-                  <w:pPr>
-                    <w:pStyle w:val="Compact"/>
-                    <w:jc w:val="left"/>
-                    <w:jc w:val="center"/>
-                  </w:pPr>
-                  <w:r>
-                    <w:t xml:space="preserve">Data-driven selection</w:t>
-                  </w:r>
-                </w:p>
-              </w:tc>
-              <w:tc>
-                <w:tcPr/>
-                <w:p>
-                  <w:pPr>
-                    <w:pStyle w:val="Compact"/>
-                  </w:pPr>
-                </w:p>
-              </w:tc>
-              <w:tc>
-                <w:tcPr/>
-                <w:p>
-                  <w:pPr>
-                    <w:pStyle w:val="Compact"/>
-                  </w:pPr>
-                </w:p>
-              </w:tc>
-              <w:tc>
-                <w:tcPr/>
-                <w:p>
-                  <w:pPr>
-                    <w:pStyle w:val="Compact"/>
-                  </w:pPr>
-                </w:p>
-              </w:tc>
-            </w:tr>
-            <w:tr>
-              <w:tc>
-                <w:tcPr>
-                  <w:gridSpan w:val="4"/>
-                </w:tcPr>
-                <w:p>
-                  <w:pPr>
-                    <w:pStyle w:val="Compact"/>
-                    <w:jc w:val="left"/>
-                    <w:jc w:val="center"/>
-                  </w:pPr>
-                </w:p>
-              </w:tc>
-            </w:tr>
-            <w:tr>
-              <w:tc>
-                <w:tcPr/>
-                <w:p>
-                  <w:pPr>
-                    <w:pStyle w:val="Compact"/>
-                    <w:jc w:val="left"/>
-                    <w:jc w:val="center"/>
-                  </w:pPr>
-                  <w:r>
-                    <w:t xml:space="preserve">p-hacking</w:t>
-                  </w:r>
-                </w:p>
-              </w:tc>
-              <w:tc>
-                <w:tcPr/>
-                <w:p>
-                  <w:pPr>
-                    <w:pStyle w:val="Compact"/>
-                    <w:jc w:val="left"/>
-                    <w:jc w:val="center"/>
-                  </w:pPr>
-                  <w:r>
-                    <w:t xml:space="preserve">0.000</w:t>
-                  </w:r>
-                </w:p>
-              </w:tc>
-              <w:tc>
-                <w:tcPr/>
-                <w:p>
-                  <w:pPr>
-                    <w:pStyle w:val="Compact"/>
-                    <w:jc w:val="right"/>
-                    <w:jc w:val="center"/>
-                  </w:pPr>
-                  <w:r>
-                    <w:t xml:space="preserve">0.262</w:t>
-                  </w:r>
-                </w:p>
-              </w:tc>
-              <w:tc>
-                <w:tcPr/>
-                <w:p>
-                  <w:pPr>
-                    <w:pStyle w:val="Compact"/>
-                    <w:jc w:val="right"/>
-                    <w:jc w:val="center"/>
-                  </w:pPr>
-                  <w:r>
-                    <w:t xml:space="preserve">0.563</w:t>
-                  </w:r>
-                </w:p>
-              </w:tc>
-            </w:tr>
-            <w:tr>
-              <w:tc>
-                <w:tcPr/>
-                <w:p>
-                  <w:pPr>
-                    <w:pStyle w:val="Compact"/>
-                    <w:jc w:val="left"/>
-                    <w:jc w:val="center"/>
-                  </w:pPr>
-                  <w:r>
-                    <w:t xml:space="preserve">Single covariate lm without X</w:t>
-                  </w:r>
-                </w:p>
-              </w:tc>
-              <w:tc>
-                <w:tcPr/>
-                <w:p>
-                  <w:pPr>
-                    <w:pStyle w:val="Compact"/>
-                    <w:jc w:val="left"/>
-                    <w:jc w:val="center"/>
-                  </w:pPr>
-                  <w:r>
-                    <w:t xml:space="preserve">0.000</w:t>
-                  </w:r>
-                </w:p>
-              </w:tc>
-              <w:tc>
-                <w:tcPr/>
-                <w:p>
-                  <w:pPr>
-                    <w:pStyle w:val="Compact"/>
-                    <w:jc w:val="right"/>
-                    <w:jc w:val="center"/>
-                  </w:pPr>
-                  <w:r>
-                    <w:t xml:space="preserve">0.198</w:t>
-                  </w:r>
-                </w:p>
-              </w:tc>
-              <w:tc>
-                <w:tcPr/>
-                <w:p>
-                  <w:pPr>
-                    <w:pStyle w:val="Compact"/>
-                    <w:jc w:val="right"/>
-                    <w:jc w:val="center"/>
-                  </w:pPr>
-                  <w:r>
-                    <w:t xml:space="preserve">0.495</w:t>
-                  </w:r>
-                </w:p>
-              </w:tc>
-            </w:tr>
-            <w:tr>
-              <w:tc>
-                <w:tcPr/>
-                <w:p>
-                  <w:pPr>
-                    <w:pStyle w:val="Compact"/>
-                    <w:jc w:val="left"/>
-                    <w:jc w:val="center"/>
-                  </w:pPr>
-                  <w:r>
-                    <w:t xml:space="preserve">Single covariate lm with X</w:t>
-                  </w:r>
-                </w:p>
-              </w:tc>
-              <w:tc>
-                <w:tcPr/>
-                <w:p>
-                  <w:pPr>
-                    <w:pStyle w:val="Compact"/>
-                    <w:jc w:val="left"/>
-                    <w:jc w:val="center"/>
-                  </w:pPr>
-                  <w:r>
-                    <w:t xml:space="preserve">0.000</w:t>
-                  </w:r>
-                </w:p>
-              </w:tc>
-              <w:tc>
-                <w:tcPr/>
-                <w:p>
-                  <w:pPr>
-                    <w:pStyle w:val="Compact"/>
-                    <w:jc w:val="right"/>
-                    <w:jc w:val="center"/>
-                  </w:pPr>
-                  <w:r>
-                    <w:t xml:space="preserve">0.200</w:t>
-                  </w:r>
-                </w:p>
-              </w:tc>
-              <w:tc>
-                <w:tcPr/>
-                <w:p>
-                  <w:pPr>
-                    <w:pStyle w:val="Compact"/>
-                    <w:jc w:val="right"/>
-                    <w:jc w:val="center"/>
-                  </w:pPr>
-                  <w:r>
-                    <w:t xml:space="preserve">0.500</w:t>
-                  </w:r>
-                </w:p>
-              </w:tc>
-            </w:tr>
-            <w:tr>
-              <w:tc>
-                <w:tcPr/>
-                <w:p>
-                  <w:pPr>
-                    <w:pStyle w:val="Compact"/>
-                    <w:jc w:val="left"/>
-                    <w:jc w:val="center"/>
-                  </w:pPr>
-                  <w:r>
-                    <w:t xml:space="preserve">All covariates lm without X</w:t>
-                  </w:r>
-                </w:p>
-              </w:tc>
-              <w:tc>
-                <w:tcPr/>
-                <w:p>
-                  <w:pPr>
-                    <w:pStyle w:val="Compact"/>
-                    <w:jc w:val="left"/>
-                    <w:jc w:val="center"/>
-                  </w:pPr>
-                  <w:r>
-                    <w:t xml:space="preserve">0.000</w:t>
-                  </w:r>
-                </w:p>
-              </w:tc>
-              <w:tc>
-                <w:tcPr/>
-                <w:p>
-                  <w:pPr>
-                    <w:pStyle w:val="Compact"/>
-                    <w:jc w:val="right"/>
-                    <w:jc w:val="center"/>
-                  </w:pPr>
-                  <w:r>
-                    <w:t xml:space="preserve">0.192</w:t>
-                  </w:r>
-                </w:p>
-              </w:tc>
-              <w:tc>
-                <w:tcPr/>
-                <w:p>
-                  <w:pPr>
-                    <w:pStyle w:val="Compact"/>
-                    <w:jc w:val="right"/>
-                    <w:jc w:val="center"/>
-                  </w:pPr>
-                  <w:r>
-                    <w:t xml:space="preserve">0.479</w:t>
-                  </w:r>
-                </w:p>
-              </w:tc>
-            </w:tr>
-            <w:tr>
-              <w:tc>
-                <w:tcPr/>
-                <w:p>
-                  <w:pPr>
-                    <w:pStyle w:val="Compact"/>
-                    <w:jc w:val="left"/>
-                    <w:jc w:val="center"/>
-                  </w:pPr>
-                  <w:r>
-                    <w:t xml:space="preserve">All covariates lm with X</w:t>
-                  </w:r>
-                </w:p>
-              </w:tc>
-              <w:tc>
-                <w:tcPr/>
-                <w:p>
-                  <w:pPr>
-                    <w:pStyle w:val="Compact"/>
-                    <w:jc w:val="left"/>
-                    <w:jc w:val="center"/>
-                  </w:pPr>
-                  <w:r>
-                    <w:t xml:space="preserve">0.000</w:t>
-                  </w:r>
-                </w:p>
-              </w:tc>
-              <w:tc>
-                <w:tcPr/>
-                <w:p>
-                  <w:pPr>
-                    <w:pStyle w:val="Compact"/>
-                    <w:jc w:val="right"/>
-                    <w:jc w:val="center"/>
-                  </w:pPr>
-                  <w:r>
-                    <w:t xml:space="preserve">0.200</w:t>
-                  </w:r>
-                </w:p>
-              </w:tc>
-              <w:tc>
-                <w:tcPr/>
-                <w:p>
-                  <w:pPr>
-                    <w:pStyle w:val="Compact"/>
-                    <w:jc w:val="right"/>
-                    <w:jc w:val="center"/>
-                  </w:pPr>
-                  <w:r>
-                    <w:t xml:space="preserve">0.500</w:t>
-                  </w:r>
-                </w:p>
-              </w:tc>
-            </w:tr>
-            <w:tr>
-              <w:tc>
-                <w:tcPr/>
-                <w:p>
-                  <w:pPr>
-                    <w:pStyle w:val="Compact"/>
-                    <w:jc w:val="left"/>
-                    <w:jc w:val="center"/>
-                  </w:pPr>
-                  <w:r>
-                    <w:t xml:space="preserve">All covariates LASSO without X</w:t>
-                  </w:r>
-                </w:p>
-              </w:tc>
-              <w:tc>
-                <w:tcPr/>
-                <w:p>
-                  <w:pPr>
-                    <w:pStyle w:val="Compact"/>
-                    <w:jc w:val="left"/>
-                    <w:jc w:val="center"/>
-                  </w:pPr>
-                  <w:r>
-                    <w:t xml:space="preserve">0.000</w:t>
-                  </w:r>
-                </w:p>
-              </w:tc>
-              <w:tc>
-                <w:tcPr/>
-                <w:p>
-                  <w:pPr>
-                    <w:pStyle w:val="Compact"/>
-                    <w:jc w:val="right"/>
-                    <w:jc w:val="center"/>
-                  </w:pPr>
-                  <w:r>
-                    <w:t xml:space="preserve">0.195</w:t>
-                  </w:r>
-                </w:p>
-              </w:tc>
-              <w:tc>
-                <w:tcPr/>
-                <w:p>
-                  <w:pPr>
-                    <w:pStyle w:val="Compact"/>
-                    <w:jc w:val="right"/>
-                    <w:jc w:val="center"/>
-                  </w:pPr>
-                  <w:r>
-                    <w:t xml:space="preserve">0.487</w:t>
-                  </w:r>
-                </w:p>
-              </w:tc>
-            </w:tr>
-            <w:tr>
-              <w:tc>
-                <w:tcPr/>
-                <w:p>
-                  <w:pPr>
-                    <w:pStyle w:val="Compact"/>
-                    <w:jc w:val="left"/>
-                    <w:jc w:val="center"/>
-                  </w:pPr>
-                  <w:r>
-                    <w:t xml:space="preserve">All covariates LASSO with X</w:t>
-                  </w:r>
-                </w:p>
-              </w:tc>
-              <w:tc>
-                <w:tcPr/>
-                <w:p>
-                  <w:pPr>
-                    <w:pStyle w:val="Compact"/>
-                    <w:jc w:val="left"/>
-                    <w:jc w:val="center"/>
-                  </w:pPr>
-                  <w:r>
-                    <w:t xml:space="preserve">0.000</w:t>
-                  </w:r>
-                </w:p>
-              </w:tc>
-              <w:tc>
-                <w:tcPr/>
-                <w:p>
-                  <w:pPr>
-                    <w:pStyle w:val="Compact"/>
-                    <w:jc w:val="right"/>
-                    <w:jc w:val="center"/>
-                  </w:pPr>
-                  <w:r>
-                    <w:t xml:space="preserve">0.200</w:t>
-                  </w:r>
-                </w:p>
-              </w:tc>
-              <w:tc>
-                <w:tcPr/>
-                <w:p>
-                  <w:pPr>
-                    <w:pStyle w:val="Compact"/>
-                    <w:jc w:val="right"/>
-                    <w:jc w:val="center"/>
-                  </w:pPr>
-                  <w:r>
-                    <w:t xml:space="preserve">0.500</w:t>
-                  </w:r>
-                </w:p>
-              </w:tc>
-            </w:tr>
           </w:tbl>
+          <w:p>
+            <w:pPr>
+              <w:jc w:val="center"/>
+            </w:pPr>
+            <w:r>
+              <w:t xml:space="preserve">No covariates 0.000 0.200 0.500</w:t>
+            </w:r>
+            <w:r>
+              <w:t xml:space="preserve"> </w:t>
+            </w:r>
+            <w:r>
+              <w:t xml:space="preserve">All covariates 0.000 0.200 0.500</w:t>
+            </w:r>
+            <w:r>
+              <w:t xml:space="preserve"> </w:t>
+            </w:r>
+            <w:r>
+              <w:t xml:space="preserve">Data-driven selection</w:t>
+            </w:r>
+          </w:p>
+          <w:p>
+            <w:pPr>
+              <w:jc w:val="center"/>
+            </w:pPr>
+            <w:r>
+              <w:t xml:space="preserve">p-hacking 0.000 0.262 0.563</w:t>
+            </w:r>
+            <w:r>
+              <w:t xml:space="preserve"> </w:t>
+            </w:r>
+            <w:r>
+              <w:t xml:space="preserve">Single covariate lm without X 0.000 0.198 0.495</w:t>
+            </w:r>
+            <w:r>
+              <w:t xml:space="preserve"> </w:t>
+            </w:r>
+            <w:r>
+              <w:t xml:space="preserve">Single covariate lm with X 0.000 0.200 0.500</w:t>
+            </w:r>
+            <w:r>
+              <w:t xml:space="preserve"> </w:t>
+            </w:r>
+            <w:r>
+              <w:t xml:space="preserve">All covariates lm without X 0.000 0.192 0.479</w:t>
+            </w:r>
+            <w:r>
+              <w:t xml:space="preserve"> </w:t>
+            </w:r>
+            <w:r>
+              <w:t xml:space="preserve">All covariates lm with X 0.000 0.200 0.500</w:t>
+            </w:r>
+            <w:r>
+              <w:t xml:space="preserve"> </w:t>
+            </w:r>
+            <w:r>
+              <w:t xml:space="preserve">All covariates LASSO without X 0.000 0.195 0.487</w:t>
+            </w:r>
+            <w:r>
+              <w:t xml:space="preserve"> </w:t>
+            </w:r>
+            <w:r>
+              <w:t xml:space="preserve">All covariates LASSO with X 0.000 0.200 0.500</w:t>
+            </w:r>
+          </w:p>
           <w:bookmarkEnd w:id="56"/>
-          <w:p/>
         </w:tc>
       </w:tr>
     </w:tbl>

--- a/index.docx
+++ b/index.docx
@@ -527,14 +527,14 @@
           <w:tbl>
             <w:tblPr>
               <w:tblStyle w:val="Table"/>
-              <w:tblW w:type="pct" w:w="4880"/>
+              <w:tblW w:type="pct" w:w="5000"/>
               <w:tblLayout w:type="fixed"/>
-              <w:tblLook w:firstRow="1" w:lastRow="0" w:firstColumn="0" w:lastColumn="0" w:noHBand="0" w:noVBand="0" w:val="0020"/>
+              <w:tblLook w:firstRow="1" w:lastRow="1" w:firstColumn="0" w:lastColumn="0" w:noHBand="0" w:noVBand="0" w:val="0020"/>
             </w:tblPr>
             <w:tblGrid>
-              <w:gridCol w:w="3148"/>
-              <w:gridCol w:w="2290"/>
-              <w:gridCol w:w="2290"/>
+              <w:gridCol w:w="2640"/>
+              <w:gridCol w:w="2640"/>
+              <w:gridCol w:w="2640"/>
             </w:tblGrid>
             <w:tr>
               <w:trPr>
@@ -575,13 +575,7 @@
                     <w:jc w:val="center"/>
                   </w:pPr>
                   <w:r>
-                    <w:t xml:space="preserve">Covariate Selection</w:t>
-                  </w:r>
-                  <w:r>
-                    <w:t xml:space="preserve"> </w:t>
-                  </w:r>
-                  <w:r>
-                    <w:t xml:space="preserve">Criteria</w:t>
+                    <w:t xml:space="preserve">Covariate Selection Criteria</w:t>
                   </w:r>
                 </w:p>
               </w:tc>
@@ -691,25 +685,13 @@
                     <w:jc w:val="center"/>
                   </w:pPr>
                   <w:r>
-                    <w:t xml:space="preserve">\(Y \sim X +</w:t>
-                  </w:r>
-                  <w:r>
-                    <w:t xml:space="preserve"> </w:t>
-                  </w:r>
-                  <w:r>
-                    <w:t xml:space="preserve">C_{1}\)</w:t>
+                    <w:t xml:space="preserve">\(Y \sim X + C_{1}\)</w:t>
                   </w:r>
                   <w:r>
                     <w:br/>
                   </w:r>
                   <w:r>
-                    <w:t xml:space="preserve">\(Y \sim X +</w:t>
-                  </w:r>
-                  <w:r>
-                    <w:t xml:space="preserve"> </w:t>
-                  </w:r>
-                  <w:r>
-                    <w:t xml:space="preserve">C_{2}\)</w:t>
+                    <w:t xml:space="preserve">\(Y \sim X + C_{2}\)</w:t>
                   </w:r>
                   <w:r>
                     <w:br/>
@@ -721,13 +703,7 @@
                     <w:br/>
                   </w:r>
                   <w:r>
-                    <w:t xml:space="preserve">\(Y \sim X +</w:t>
-                  </w:r>
-                  <w:r>
-                    <w:t xml:space="preserve"> </w:t>
-                  </w:r>
-                  <w:r>
-                    <w:t xml:space="preserve">C_{k}\)</w:t>
+                    <w:t xml:space="preserve">\(Y \sim X + C_{k}\)</w:t>
                   </w:r>
                 </w:p>
               </w:tc>
@@ -740,25 +716,7 @@
                     <w:jc w:val="center"/>
                   </w:pPr>
                   <w:r>
-                    <w:t xml:space="preserve">Covariates that lower</w:t>
-                  </w:r>
-                  <w:r>
-                    <w:t xml:space="preserve"> </w:t>
-                  </w:r>
-                  <w:r>
-                    <w:t xml:space="preserve">the p-value of \(X\)</w:t>
-                  </w:r>
-                  <w:r>
-                    <w:t xml:space="preserve"> </w:t>
-                  </w:r>
-                  <w:r>
-                    <w:t xml:space="preserve">are retained in the</w:t>
-                  </w:r>
-                  <w:r>
-                    <w:t xml:space="preserve"> </w:t>
-                  </w:r>
-                  <w:r>
-                    <w:t xml:space="preserve">final model</w:t>
+                    <w:t xml:space="preserve">Covariates that lower the p-value of \(X\) are retained in the final model</w:t>
                   </w:r>
                 </w:p>
               </w:tc>
@@ -773,13 +731,7 @@
                     <w:jc w:val="center"/>
                   </w:pPr>
                   <w:r>
-                    <w:t xml:space="preserve">Single covariate linear model</w:t>
-                  </w:r>
-                  <w:r>
-                    <w:t xml:space="preserve"> </w:t>
-                  </w:r>
-                  <w:r>
-                    <w:t xml:space="preserve">without X</w:t>
+                    <w:t xml:space="preserve">Single covariate linear model without X</w:t>
                   </w:r>
                 </w:p>
               </w:tc>
@@ -823,25 +775,7 @@
                     <w:jc w:val="center"/>
                   </w:pPr>
                   <w:r>
-                    <w:t xml:space="preserve">Significant covariates</w:t>
-                  </w:r>
-                  <w:r>
-                    <w:t xml:space="preserve"> </w:t>
-                  </w:r>
-                  <w:r>
-                    <w:t xml:space="preserve">(\(p &lt; .05\)) are</w:t>
-                  </w:r>
-                  <w:r>
-                    <w:t xml:space="preserve"> </w:t>
-                  </w:r>
-                  <w:r>
-                    <w:t xml:space="preserve">retained in the final</w:t>
-                  </w:r>
-                  <w:r>
-                    <w:t xml:space="preserve"> </w:t>
-                  </w:r>
-                  <w:r>
-                    <w:t xml:space="preserve">model</w:t>
+                    <w:t xml:space="preserve">Significant covariates (\(p &lt; .05\)) are retained in the final model</w:t>
                   </w:r>
                 </w:p>
               </w:tc>
@@ -856,13 +790,7 @@
                     <w:jc w:val="center"/>
                   </w:pPr>
                   <w:r>
-                    <w:t xml:space="preserve">Single covariate linear model</w:t>
-                  </w:r>
-                  <w:r>
-                    <w:t xml:space="preserve"> </w:t>
-                  </w:r>
-                  <w:r>
-                    <w:t xml:space="preserve">with X</w:t>
+                    <w:t xml:space="preserve">Single covariate linear model with X</w:t>
                   </w:r>
                 </w:p>
               </w:tc>
@@ -875,25 +803,13 @@
                     <w:jc w:val="center"/>
                   </w:pPr>
                   <w:r>
-                    <w:t xml:space="preserve">\(Y \sim X +</w:t>
-                  </w:r>
-                  <w:r>
-                    <w:t xml:space="preserve"> </w:t>
-                  </w:r>
-                  <w:r>
-                    <w:t xml:space="preserve">C_{1}\)</w:t>
+                    <w:t xml:space="preserve">\(Y \sim X + C_{1}\)</w:t>
                   </w:r>
                   <w:r>
                     <w:br/>
                   </w:r>
                   <w:r>
-                    <w:t xml:space="preserve">\(Y \sim X +</w:t>
-                  </w:r>
-                  <w:r>
-                    <w:t xml:space="preserve"> </w:t>
-                  </w:r>
-                  <w:r>
-                    <w:t xml:space="preserve">C_{2}\)</w:t>
+                    <w:t xml:space="preserve">\(Y \sim X + C_{2}\)</w:t>
                   </w:r>
                   <w:r>
                     <w:br/>
@@ -905,13 +821,7 @@
                     <w:br/>
                   </w:r>
                   <w:r>
-                    <w:t xml:space="preserve">\(Y \sim X +</w:t>
-                  </w:r>
-                  <w:r>
-                    <w:t xml:space="preserve"> </w:t>
-                  </w:r>
-                  <w:r>
-                    <w:t xml:space="preserve">C_{k}\)</w:t>
+                    <w:t xml:space="preserve">\(Y \sim X + C_{k}\)</w:t>
                   </w:r>
                 </w:p>
               </w:tc>
@@ -924,31 +834,7 @@
                     <w:jc w:val="center"/>
                   </w:pPr>
                   <w:r>
-                    <w:t xml:space="preserve">Significant covariates</w:t>
-                  </w:r>
-                  <w:r>
-                    <w:t xml:space="preserve"> </w:t>
-                  </w:r>
-                  <w:r>
-                    <w:t xml:space="preserve">(\(p &lt; .05\)) when</w:t>
-                  </w:r>
-                  <w:r>
-                    <w:t xml:space="preserve"> </w:t>
-                  </w:r>
-                  <w:r>
-                    <w:t xml:space="preserve">controlling for \(X\)</w:t>
-                  </w:r>
-                  <w:r>
-                    <w:t xml:space="preserve"> </w:t>
-                  </w:r>
-                  <w:r>
-                    <w:t xml:space="preserve">are retained in the</w:t>
-                  </w:r>
-                  <w:r>
-                    <w:t xml:space="preserve"> </w:t>
-                  </w:r>
-                  <w:r>
-                    <w:t xml:space="preserve">final model</w:t>
+                    <w:t xml:space="preserve">Significant covariates (\(p &lt; .05\)) when controlling for \(X\) are retained in the final model</w:t>
                   </w:r>
                 </w:p>
               </w:tc>
@@ -963,13 +849,7 @@
                     <w:jc w:val="center"/>
                   </w:pPr>
                   <w:r>
-                    <w:t xml:space="preserve">All covariates linear model</w:t>
-                  </w:r>
-                  <w:r>
-                    <w:t xml:space="preserve"> </w:t>
-                  </w:r>
-                  <w:r>
-                    <w:t xml:space="preserve">without X</w:t>
+                    <w:t xml:space="preserve">All covariates linear model without X</w:t>
                   </w:r>
                 </w:p>
               </w:tc>
@@ -982,19 +862,7 @@
                     <w:jc w:val="center"/>
                   </w:pPr>
                   <w:r>
-                    <w:t xml:space="preserve">\(Y \sim C_{1} +</w:t>
-                  </w:r>
-                  <w:r>
-                    <w:t xml:space="preserve"> </w:t>
-                  </w:r>
-                  <w:r>
-                    <w:t xml:space="preserve">C_{2} + \cdots +</w:t>
-                  </w:r>
-                  <w:r>
-                    <w:t xml:space="preserve"> </w:t>
-                  </w:r>
-                  <w:r>
-                    <w:t xml:space="preserve">C_{k}\)</w:t>
+                    <w:t xml:space="preserve">\(Y \sim C_{1} + C_{2} + \cdots + C_{k}\)</w:t>
                   </w:r>
                 </w:p>
               </w:tc>
@@ -1007,37 +875,7 @@
                     <w:jc w:val="center"/>
                   </w:pPr>
                   <w:r>
-                    <w:t xml:space="preserve">Significant covariates</w:t>
-                  </w:r>
-                  <w:r>
-                    <w:t xml:space="preserve"> </w:t>
-                  </w:r>
-                  <w:r>
-                    <w:t xml:space="preserve">(\(p &lt; .05\)) when</w:t>
-                  </w:r>
-                  <w:r>
-                    <w:t xml:space="preserve"> </w:t>
-                  </w:r>
-                  <w:r>
-                    <w:t xml:space="preserve">controlling for all</w:t>
-                  </w:r>
-                  <w:r>
-                    <w:t xml:space="preserve"> </w:t>
-                  </w:r>
-                  <w:r>
-                    <w:t xml:space="preserve">other covariates are</w:t>
-                  </w:r>
-                  <w:r>
-                    <w:t xml:space="preserve"> </w:t>
-                  </w:r>
-                  <w:r>
-                    <w:t xml:space="preserve">retained in the final</w:t>
-                  </w:r>
-                  <w:r>
-                    <w:t xml:space="preserve"> </w:t>
-                  </w:r>
-                  <w:r>
-                    <w:t xml:space="preserve">model</w:t>
+                    <w:t xml:space="preserve">Significant covariates (\(p &lt; .05\)) when controlling for all other covariates are retained in the final model</w:t>
                   </w:r>
                 </w:p>
               </w:tc>
@@ -1052,13 +890,7 @@
                     <w:jc w:val="center"/>
                   </w:pPr>
                   <w:r>
-                    <w:t xml:space="preserve">All covariates linear model with</w:t>
-                  </w:r>
-                  <w:r>
-                    <w:t xml:space="preserve"> </w:t>
-                  </w:r>
-                  <w:r>
-                    <w:t xml:space="preserve">X</w:t>
+                    <w:t xml:space="preserve">All covariates linear model with X</w:t>
                   </w:r>
                 </w:p>
               </w:tc>
@@ -1071,19 +903,7 @@
                     <w:jc w:val="center"/>
                   </w:pPr>
                   <w:r>
-                    <w:t xml:space="preserve">\(Y \sim X + C_{1} +</w:t>
-                  </w:r>
-                  <w:r>
-                    <w:t xml:space="preserve"> </w:t>
-                  </w:r>
-                  <w:r>
-                    <w:t xml:space="preserve">C_{2} + \cdots +</w:t>
-                  </w:r>
-                  <w:r>
-                    <w:t xml:space="preserve"> </w:t>
-                  </w:r>
-                  <w:r>
-                    <w:t xml:space="preserve">C_{k}\)</w:t>
+                    <w:t xml:space="preserve">\(Y \sim X + C_{1} + C_{2} + \cdots + C_{k}\)</w:t>
                   </w:r>
                 </w:p>
               </w:tc>
@@ -1096,37 +916,7 @@
                     <w:jc w:val="center"/>
                   </w:pPr>
                   <w:r>
-                    <w:t xml:space="preserve">Significant covariates</w:t>
-                  </w:r>
-                  <w:r>
-                    <w:t xml:space="preserve"> </w:t>
-                  </w:r>
-                  <w:r>
-                    <w:t xml:space="preserve">(\(p &lt; .05\)) when</w:t>
-                  </w:r>
-                  <w:r>
-                    <w:t xml:space="preserve"> </w:t>
-                  </w:r>
-                  <w:r>
-                    <w:t xml:space="preserve">controlling for \(X\)</w:t>
-                  </w:r>
-                  <w:r>
-                    <w:t xml:space="preserve"> </w:t>
-                  </w:r>
-                  <w:r>
-                    <w:t xml:space="preserve">and all other</w:t>
-                  </w:r>
-                  <w:r>
-                    <w:t xml:space="preserve"> </w:t>
-                  </w:r>
-                  <w:r>
-                    <w:t xml:space="preserve">covariates are retained</w:t>
-                  </w:r>
-                  <w:r>
-                    <w:t xml:space="preserve"> </w:t>
-                  </w:r>
-                  <w:r>
-                    <w:t xml:space="preserve">in the final model</w:t>
+                    <w:t xml:space="preserve">Significant covariates (\(p &lt; .05\)) when controlling for \(X\) and all other covariates are retained in the final model</w:t>
                   </w:r>
                 </w:p>
               </w:tc>
@@ -1154,37 +944,7 @@
                     <w:jc w:val="center"/>
                   </w:pPr>
                   <w:r>
-                    <w:t xml:space="preserve">\(Y \sim C_{1} +</w:t>
-                  </w:r>
-                  <w:r>
-                    <w:t xml:space="preserve"> </w:t>
-                  </w:r>
-                  <w:r>
-                    <w:t xml:space="preserve">C_{2} + \cdots +</w:t>
-                  </w:r>
-                  <w:r>
-                    <w:t xml:space="preserve"> </w:t>
-                  </w:r>
-                  <w:r>
-                    <w:t xml:space="preserve">C_{k}\) with</w:t>
-                  </w:r>
-                  <w:r>
-                    <w:t xml:space="preserve"> </w:t>
-                  </w:r>
-                  <w:r>
-                    <w:t xml:space="preserve">\(\lambda\) penalty</w:t>
-                  </w:r>
-                  <w:r>
-                    <w:t xml:space="preserve"> </w:t>
-                  </w:r>
-                  <w:r>
-                    <w:t xml:space="preserve">applied to all</w:t>
-                  </w:r>
-                  <w:r>
-                    <w:t xml:space="preserve"> </w:t>
-                  </w:r>
-                  <w:r>
-                    <w:t xml:space="preserve">covariates</w:t>
+                    <w:t xml:space="preserve">\(Y \sim C_{1} + C_{2} + \cdots + C_{k}\) with \(\lambda\) penalty applied to all covariates</w:t>
                   </w:r>
                 </w:p>
               </w:tc>
@@ -1197,25 +957,7 @@
                     <w:jc w:val="center"/>
                   </w:pPr>
                   <w:r>
-                    <w:t xml:space="preserve">Covariates with</w:t>
-                  </w:r>
-                  <w:r>
-                    <w:t xml:space="preserve"> </w:t>
-                  </w:r>
-                  <w:r>
-                    <w:t xml:space="preserve">non-zero coefficients</w:t>
-                  </w:r>
-                  <w:r>
-                    <w:t xml:space="preserve"> </w:t>
-                  </w:r>
-                  <w:r>
-                    <w:t xml:space="preserve">are retained in the</w:t>
-                  </w:r>
-                  <w:r>
-                    <w:t xml:space="preserve"> </w:t>
-                  </w:r>
-                  <w:r>
-                    <w:t xml:space="preserve">model</w:t>
+                    <w:t xml:space="preserve">Covariates with non-zero coefficients are retained in the model</w:t>
                   </w:r>
                 </w:p>
               </w:tc>
@@ -1243,37 +985,7 @@
                     <w:jc w:val="center"/>
                   </w:pPr>
                   <w:r>
-                    <w:t xml:space="preserve">\(Y \sim X + C_{1} +</w:t>
-                  </w:r>
-                  <w:r>
-                    <w:t xml:space="preserve"> </w:t>
-                  </w:r>
-                  <w:r>
-                    <w:t xml:space="preserve">C_{2} + \cdots +</w:t>
-                  </w:r>
-                  <w:r>
-                    <w:t xml:space="preserve"> </w:t>
-                  </w:r>
-                  <w:r>
-                    <w:t xml:space="preserve">C_{k}\) with</w:t>
-                  </w:r>
-                  <w:r>
-                    <w:t xml:space="preserve"> </w:t>
-                  </w:r>
-                  <w:r>
-                    <w:t xml:space="preserve">\(\lambda\) penalty</w:t>
-                  </w:r>
-                  <w:r>
-                    <w:t xml:space="preserve"> </w:t>
-                  </w:r>
-                  <w:r>
-                    <w:t xml:space="preserve">applied to all</w:t>
-                  </w:r>
-                  <w:r>
-                    <w:t xml:space="preserve"> </w:t>
-                  </w:r>
-                  <w:r>
-                    <w:t xml:space="preserve">covariates</w:t>
+                    <w:t xml:space="preserve">\(Y \sim X + C_{1} + C_{2} + \cdots + C_{k}\) with \(\lambda\) penalty applied to all covariates</w:t>
                   </w:r>
                 </w:p>
               </w:tc>
@@ -1286,25 +998,7 @@
                     <w:jc w:val="center"/>
                   </w:pPr>
                   <w:r>
-                    <w:t xml:space="preserve">Covariates with</w:t>
-                  </w:r>
-                  <w:r>
-                    <w:t xml:space="preserve"> </w:t>
-                  </w:r>
-                  <w:r>
-                    <w:t xml:space="preserve">non-zero coefficients</w:t>
-                  </w:r>
-                  <w:r>
-                    <w:t xml:space="preserve"> </w:t>
-                  </w:r>
-                  <w:r>
-                    <w:t xml:space="preserve">are retained in the</w:t>
-                  </w:r>
-                  <w:r>
-                    <w:t xml:space="preserve"> </w:t>
-                  </w:r>
-                  <w:r>
-                    <w:t xml:space="preserve">model</w:t>
+                    <w:t xml:space="preserve">Covariates with non-zero coefficients are retained in the model</w:t>
                   </w:r>
                 </w:p>
               </w:tc>
@@ -1321,6 +1015,9 @@
                   <w:r>
                     <w:t xml:space="preserve">Note:</w:t>
                   </w:r>
+                  <w:r>
+                    <w:t xml:space="preserve"> </w:t>
+                  </w:r>
                 </w:p>
               </w:tc>
               <w:tc>
@@ -1350,43 +1047,10 @@
                     <w:jc w:val="center"/>
                   </w:pPr>
                   <w:r>
-                    <w:t xml:space="preserve">Screening models represent</w:t>
-                  </w:r>
-                  <w:r>
                     <w:t xml:space="preserve"> </w:t>
                   </w:r>
                   <w:r>
-                    <w:t xml:space="preserve">symbolic linear models where</w:t>
-                  </w:r>
-                  <w:r>
-                    <w:t xml:space="preserve"> </w:t>
-                  </w:r>
-                  <w:r>
-                    <w:t xml:space="preserve">\(Y\) is the outcome, \(X\)</w:t>
-                  </w:r>
-                  <w:r>
-                    <w:t xml:space="preserve"> </w:t>
-                  </w:r>
-                  <w:r>
-                    <w:t xml:space="preserve">is the focal independent</w:t>
-                  </w:r>
-                  <w:r>
-                    <w:t xml:space="preserve"> </w:t>
-                  </w:r>
-                  <w:r>
-                    <w:t xml:space="preserve">variable, \(C\) is a</w:t>
-                  </w:r>
-                  <w:r>
-                    <w:t xml:space="preserve"> </w:t>
-                  </w:r>
-                  <w:r>
-                    <w:t xml:space="preserve">covariate, and \(k\) is the</w:t>
-                  </w:r>
-                  <w:r>
-                    <w:t xml:space="preserve"> </w:t>
-                  </w:r>
-                  <w:r>
-                    <w:t xml:space="preserve">number of covariates.</w:t>
+                    <w:t xml:space="preserve">Screening models represent symbolic linear models where \(Y\) is the outcome, \(X\) is the focal independent variable, \(C\) is a covariate, and \(k\) is the number of covariates.</w:t>
                   </w:r>
                 </w:p>
               </w:tc>
@@ -2428,6 +2092,7 @@
                 <w:p>
                   <w:pPr>
                     <w:pStyle w:val="Compact"/>
+                    <w:jc w:val="left"/>
                     <w:jc w:val="center"/>
                   </w:pPr>
                   <w:r>
@@ -2507,6 +2172,7 @@
                 <w:p>
                   <w:pPr>
                     <w:pStyle w:val="Compact"/>
+                    <w:jc w:val="left"/>
                     <w:jc w:val="center"/>
                   </w:pPr>
                   <w:r>
@@ -2586,6 +2252,7 @@
                 <w:p>
                   <w:pPr>
                     <w:pStyle w:val="Compact"/>
+                    <w:jc w:val="left"/>
                     <w:jc w:val="center"/>
                   </w:pPr>
                   <w:r>
@@ -2665,6 +2332,7 @@
                 <w:p>
                   <w:pPr>
                     <w:pStyle w:val="Compact"/>
+                    <w:jc w:val="left"/>
                     <w:jc w:val="center"/>
                   </w:pPr>
                   <w:r>
@@ -2744,6 +2412,7 @@
                 <w:p>
                   <w:pPr>
                     <w:pStyle w:val="Compact"/>
+                    <w:jc w:val="left"/>
                     <w:jc w:val="center"/>
                   </w:pPr>
                   <w:r>
@@ -4989,72 +4658,562 @@
                 </w:p>
               </w:tc>
             </w:tr>
+            <w:tr>
+              <w:tc>
+                <w:tcPr>
+                  <w:gridSpan w:val="4"/>
+                </w:tcPr>
+                <w:p>
+                  <w:pPr>
+                    <w:pStyle w:val="Compact"/>
+                    <w:jc w:val="left"/>
+                    <w:jc w:val="center"/>
+                  </w:pPr>
+                </w:p>
+              </w:tc>
+            </w:tr>
+            <w:tr>
+              <w:tc>
+                <w:tcPr/>
+                <w:p>
+                  <w:pPr>
+                    <w:pStyle w:val="Compact"/>
+                    <w:jc w:val="left"/>
+                    <w:jc w:val="center"/>
+                  </w:pPr>
+                  <w:r>
+                    <w:t xml:space="preserve">No covariates</w:t>
+                  </w:r>
+                </w:p>
+              </w:tc>
+              <w:tc>
+                <w:tcPr/>
+                <w:p>
+                  <w:pPr>
+                    <w:pStyle w:val="Compact"/>
+                    <w:jc w:val="left"/>
+                    <w:jc w:val="center"/>
+                  </w:pPr>
+                  <w:r>
+                    <w:t xml:space="preserve">0.000</w:t>
+                  </w:r>
+                </w:p>
+              </w:tc>
+              <w:tc>
+                <w:tcPr/>
+                <w:p>
+                  <w:pPr>
+                    <w:pStyle w:val="Compact"/>
+                    <w:jc w:val="right"/>
+                    <w:jc w:val="center"/>
+                  </w:pPr>
+                  <w:r>
+                    <w:t xml:space="preserve">0.200</w:t>
+                  </w:r>
+                </w:p>
+              </w:tc>
+              <w:tc>
+                <w:tcPr/>
+                <w:p>
+                  <w:pPr>
+                    <w:pStyle w:val="Compact"/>
+                    <w:jc w:val="right"/>
+                    <w:jc w:val="center"/>
+                  </w:pPr>
+                  <w:r>
+                    <w:t xml:space="preserve">0.500</w:t>
+                  </w:r>
+                </w:p>
+              </w:tc>
+            </w:tr>
+            <w:tr>
+              <w:tc>
+                <w:tcPr/>
+                <w:p>
+                  <w:pPr>
+                    <w:pStyle w:val="Compact"/>
+                    <w:jc w:val="left"/>
+                    <w:jc w:val="center"/>
+                  </w:pPr>
+                  <w:r>
+                    <w:t xml:space="preserve">All covariates</w:t>
+                  </w:r>
+                </w:p>
+              </w:tc>
+              <w:tc>
+                <w:tcPr/>
+                <w:p>
+                  <w:pPr>
+                    <w:pStyle w:val="Compact"/>
+                    <w:jc w:val="left"/>
+                    <w:jc w:val="center"/>
+                  </w:pPr>
+                  <w:r>
+                    <w:t xml:space="preserve">0.000</w:t>
+                  </w:r>
+                </w:p>
+              </w:tc>
+              <w:tc>
+                <w:tcPr/>
+                <w:p>
+                  <w:pPr>
+                    <w:pStyle w:val="Compact"/>
+                    <w:jc w:val="right"/>
+                    <w:jc w:val="center"/>
+                  </w:pPr>
+                  <w:r>
+                    <w:t xml:space="preserve">0.200</w:t>
+                  </w:r>
+                </w:p>
+              </w:tc>
+              <w:tc>
+                <w:tcPr/>
+                <w:p>
+                  <w:pPr>
+                    <w:pStyle w:val="Compact"/>
+                    <w:jc w:val="right"/>
+                    <w:jc w:val="center"/>
+                  </w:pPr>
+                  <w:r>
+                    <w:t xml:space="preserve">0.500</w:t>
+                  </w:r>
+                </w:p>
+              </w:tc>
+            </w:tr>
+            <w:tr>
+              <w:tc>
+                <w:tcPr/>
+                <w:p>
+                  <w:pPr>
+                    <w:pStyle w:val="Compact"/>
+                    <w:jc w:val="left"/>
+                    <w:jc w:val="center"/>
+                  </w:pPr>
+                  <w:r>
+                    <w:t xml:space="preserve">Data-driven selection</w:t>
+                  </w:r>
+                </w:p>
+              </w:tc>
+              <w:tc>
+                <w:tcPr/>
+                <w:p>
+                  <w:pPr>
+                    <w:pStyle w:val="Compact"/>
+                  </w:pPr>
+                </w:p>
+              </w:tc>
+              <w:tc>
+                <w:tcPr/>
+                <w:p>
+                  <w:pPr>
+                    <w:pStyle w:val="Compact"/>
+                  </w:pPr>
+                </w:p>
+              </w:tc>
+              <w:tc>
+                <w:tcPr/>
+                <w:p>
+                  <w:pPr>
+                    <w:pStyle w:val="Compact"/>
+                  </w:pPr>
+                </w:p>
+              </w:tc>
+            </w:tr>
+            <w:tr>
+              <w:tc>
+                <w:tcPr>
+                  <w:gridSpan w:val="4"/>
+                </w:tcPr>
+                <w:p>
+                  <w:pPr>
+                    <w:pStyle w:val="Compact"/>
+                    <w:jc w:val="left"/>
+                    <w:jc w:val="center"/>
+                  </w:pPr>
+                </w:p>
+              </w:tc>
+            </w:tr>
+            <w:tr>
+              <w:tc>
+                <w:tcPr/>
+                <w:p>
+                  <w:pPr>
+                    <w:pStyle w:val="Compact"/>
+                    <w:jc w:val="left"/>
+                    <w:jc w:val="center"/>
+                  </w:pPr>
+                  <w:r>
+                    <w:t xml:space="preserve">p-hacking</w:t>
+                  </w:r>
+                </w:p>
+              </w:tc>
+              <w:tc>
+                <w:tcPr/>
+                <w:p>
+                  <w:pPr>
+                    <w:pStyle w:val="Compact"/>
+                    <w:jc w:val="left"/>
+                    <w:jc w:val="center"/>
+                  </w:pPr>
+                  <w:r>
+                    <w:t xml:space="preserve">0.000</w:t>
+                  </w:r>
+                </w:p>
+              </w:tc>
+              <w:tc>
+                <w:tcPr/>
+                <w:p>
+                  <w:pPr>
+                    <w:pStyle w:val="Compact"/>
+                    <w:jc w:val="right"/>
+                    <w:jc w:val="center"/>
+                  </w:pPr>
+                  <w:r>
+                    <w:t xml:space="preserve">0.262</w:t>
+                  </w:r>
+                </w:p>
+              </w:tc>
+              <w:tc>
+                <w:tcPr/>
+                <w:p>
+                  <w:pPr>
+                    <w:pStyle w:val="Compact"/>
+                    <w:jc w:val="right"/>
+                    <w:jc w:val="center"/>
+                  </w:pPr>
+                  <w:r>
+                    <w:t xml:space="preserve">0.563</w:t>
+                  </w:r>
+                </w:p>
+              </w:tc>
+            </w:tr>
+            <w:tr>
+              <w:tc>
+                <w:tcPr/>
+                <w:p>
+                  <w:pPr>
+                    <w:pStyle w:val="Compact"/>
+                    <w:jc w:val="left"/>
+                    <w:jc w:val="center"/>
+                  </w:pPr>
+                  <w:r>
+                    <w:t xml:space="preserve">Single covariate lm without X</w:t>
+                  </w:r>
+                </w:p>
+              </w:tc>
+              <w:tc>
+                <w:tcPr/>
+                <w:p>
+                  <w:pPr>
+                    <w:pStyle w:val="Compact"/>
+                    <w:jc w:val="left"/>
+                    <w:jc w:val="center"/>
+                  </w:pPr>
+                  <w:r>
+                    <w:t xml:space="preserve">0.000</w:t>
+                  </w:r>
+                </w:p>
+              </w:tc>
+              <w:tc>
+                <w:tcPr/>
+                <w:p>
+                  <w:pPr>
+                    <w:pStyle w:val="Compact"/>
+                    <w:jc w:val="right"/>
+                    <w:jc w:val="center"/>
+                  </w:pPr>
+                  <w:r>
+                    <w:t xml:space="preserve">0.198</w:t>
+                  </w:r>
+                </w:p>
+              </w:tc>
+              <w:tc>
+                <w:tcPr/>
+                <w:p>
+                  <w:pPr>
+                    <w:pStyle w:val="Compact"/>
+                    <w:jc w:val="right"/>
+                    <w:jc w:val="center"/>
+                  </w:pPr>
+                  <w:r>
+                    <w:t xml:space="preserve">0.495</w:t>
+                  </w:r>
+                </w:p>
+              </w:tc>
+            </w:tr>
+            <w:tr>
+              <w:tc>
+                <w:tcPr/>
+                <w:p>
+                  <w:pPr>
+                    <w:pStyle w:val="Compact"/>
+                    <w:jc w:val="left"/>
+                    <w:jc w:val="center"/>
+                  </w:pPr>
+                  <w:r>
+                    <w:t xml:space="preserve">Single covariate lm with X</w:t>
+                  </w:r>
+                </w:p>
+              </w:tc>
+              <w:tc>
+                <w:tcPr/>
+                <w:p>
+                  <w:pPr>
+                    <w:pStyle w:val="Compact"/>
+                    <w:jc w:val="left"/>
+                    <w:jc w:val="center"/>
+                  </w:pPr>
+                  <w:r>
+                    <w:t xml:space="preserve">0.000</w:t>
+                  </w:r>
+                </w:p>
+              </w:tc>
+              <w:tc>
+                <w:tcPr/>
+                <w:p>
+                  <w:pPr>
+                    <w:pStyle w:val="Compact"/>
+                    <w:jc w:val="right"/>
+                    <w:jc w:val="center"/>
+                  </w:pPr>
+                  <w:r>
+                    <w:t xml:space="preserve">0.200</w:t>
+                  </w:r>
+                </w:p>
+              </w:tc>
+              <w:tc>
+                <w:tcPr/>
+                <w:p>
+                  <w:pPr>
+                    <w:pStyle w:val="Compact"/>
+                    <w:jc w:val="right"/>
+                    <w:jc w:val="center"/>
+                  </w:pPr>
+                  <w:r>
+                    <w:t xml:space="preserve">0.500</w:t>
+                  </w:r>
+                </w:p>
+              </w:tc>
+            </w:tr>
+            <w:tr>
+              <w:tc>
+                <w:tcPr/>
+                <w:p>
+                  <w:pPr>
+                    <w:pStyle w:val="Compact"/>
+                    <w:jc w:val="left"/>
+                    <w:jc w:val="center"/>
+                  </w:pPr>
+                  <w:r>
+                    <w:t xml:space="preserve">All covariates lm without X</w:t>
+                  </w:r>
+                </w:p>
+              </w:tc>
+              <w:tc>
+                <w:tcPr/>
+                <w:p>
+                  <w:pPr>
+                    <w:pStyle w:val="Compact"/>
+                    <w:jc w:val="left"/>
+                    <w:jc w:val="center"/>
+                  </w:pPr>
+                  <w:r>
+                    <w:t xml:space="preserve">0.000</w:t>
+                  </w:r>
+                </w:p>
+              </w:tc>
+              <w:tc>
+                <w:tcPr/>
+                <w:p>
+                  <w:pPr>
+                    <w:pStyle w:val="Compact"/>
+                    <w:jc w:val="right"/>
+                    <w:jc w:val="center"/>
+                  </w:pPr>
+                  <w:r>
+                    <w:t xml:space="preserve">0.192</w:t>
+                  </w:r>
+                </w:p>
+              </w:tc>
+              <w:tc>
+                <w:tcPr/>
+                <w:p>
+                  <w:pPr>
+                    <w:pStyle w:val="Compact"/>
+                    <w:jc w:val="right"/>
+                    <w:jc w:val="center"/>
+                  </w:pPr>
+                  <w:r>
+                    <w:t xml:space="preserve">0.479</w:t>
+                  </w:r>
+                </w:p>
+              </w:tc>
+            </w:tr>
+            <w:tr>
+              <w:tc>
+                <w:tcPr/>
+                <w:p>
+                  <w:pPr>
+                    <w:pStyle w:val="Compact"/>
+                    <w:jc w:val="left"/>
+                    <w:jc w:val="center"/>
+                  </w:pPr>
+                  <w:r>
+                    <w:t xml:space="preserve">All covariates lm with X</w:t>
+                  </w:r>
+                </w:p>
+              </w:tc>
+              <w:tc>
+                <w:tcPr/>
+                <w:p>
+                  <w:pPr>
+                    <w:pStyle w:val="Compact"/>
+                    <w:jc w:val="left"/>
+                    <w:jc w:val="center"/>
+                  </w:pPr>
+                  <w:r>
+                    <w:t xml:space="preserve">0.000</w:t>
+                  </w:r>
+                </w:p>
+              </w:tc>
+              <w:tc>
+                <w:tcPr/>
+                <w:p>
+                  <w:pPr>
+                    <w:pStyle w:val="Compact"/>
+                    <w:jc w:val="right"/>
+                    <w:jc w:val="center"/>
+                  </w:pPr>
+                  <w:r>
+                    <w:t xml:space="preserve">0.200</w:t>
+                  </w:r>
+                </w:p>
+              </w:tc>
+              <w:tc>
+                <w:tcPr/>
+                <w:p>
+                  <w:pPr>
+                    <w:pStyle w:val="Compact"/>
+                    <w:jc w:val="right"/>
+                    <w:jc w:val="center"/>
+                  </w:pPr>
+                  <w:r>
+                    <w:t xml:space="preserve">0.500</w:t>
+                  </w:r>
+                </w:p>
+              </w:tc>
+            </w:tr>
+            <w:tr>
+              <w:tc>
+                <w:tcPr/>
+                <w:p>
+                  <w:pPr>
+                    <w:pStyle w:val="Compact"/>
+                    <w:jc w:val="left"/>
+                    <w:jc w:val="center"/>
+                  </w:pPr>
+                  <w:r>
+                    <w:t xml:space="preserve">All covariates LASSO without X</w:t>
+                  </w:r>
+                </w:p>
+              </w:tc>
+              <w:tc>
+                <w:tcPr/>
+                <w:p>
+                  <w:pPr>
+                    <w:pStyle w:val="Compact"/>
+                    <w:jc w:val="left"/>
+                    <w:jc w:val="center"/>
+                  </w:pPr>
+                  <w:r>
+                    <w:t xml:space="preserve">0.000</w:t>
+                  </w:r>
+                </w:p>
+              </w:tc>
+              <w:tc>
+                <w:tcPr/>
+                <w:p>
+                  <w:pPr>
+                    <w:pStyle w:val="Compact"/>
+                    <w:jc w:val="right"/>
+                    <w:jc w:val="center"/>
+                  </w:pPr>
+                  <w:r>
+                    <w:t xml:space="preserve">0.195</w:t>
+                  </w:r>
+                </w:p>
+              </w:tc>
+              <w:tc>
+                <w:tcPr/>
+                <w:p>
+                  <w:pPr>
+                    <w:pStyle w:val="Compact"/>
+                    <w:jc w:val="right"/>
+                    <w:jc w:val="center"/>
+                  </w:pPr>
+                  <w:r>
+                    <w:t xml:space="preserve">0.487</w:t>
+                  </w:r>
+                </w:p>
+              </w:tc>
+            </w:tr>
+            <w:tr>
+              <w:tc>
+                <w:tcPr/>
+                <w:p>
+                  <w:pPr>
+                    <w:pStyle w:val="Compact"/>
+                    <w:jc w:val="left"/>
+                    <w:jc w:val="center"/>
+                  </w:pPr>
+                  <w:r>
+                    <w:t xml:space="preserve">All covariates LASSO with X</w:t>
+                  </w:r>
+                </w:p>
+              </w:tc>
+              <w:tc>
+                <w:tcPr/>
+                <w:p>
+                  <w:pPr>
+                    <w:pStyle w:val="Compact"/>
+                    <w:jc w:val="left"/>
+                    <w:jc w:val="center"/>
+                  </w:pPr>
+                  <w:r>
+                    <w:t xml:space="preserve">0.000</w:t>
+                  </w:r>
+                </w:p>
+              </w:tc>
+              <w:tc>
+                <w:tcPr/>
+                <w:p>
+                  <w:pPr>
+                    <w:pStyle w:val="Compact"/>
+                    <w:jc w:val="right"/>
+                    <w:jc w:val="center"/>
+                  </w:pPr>
+                  <w:r>
+                    <w:t xml:space="preserve">0.200</w:t>
+                  </w:r>
+                </w:p>
+              </w:tc>
+              <w:tc>
+                <w:tcPr/>
+                <w:p>
+                  <w:pPr>
+                    <w:pStyle w:val="Compact"/>
+                    <w:jc w:val="right"/>
+                    <w:jc w:val="center"/>
+                  </w:pPr>
+                  <w:r>
+                    <w:t xml:space="preserve">0.500</w:t>
+                  </w:r>
+                </w:p>
+              </w:tc>
+            </w:tr>
           </w:tbl>
-          <w:p>
-            <w:pPr>
-              <w:jc w:val="center"/>
-            </w:pPr>
-            <w:r>
-              <w:t xml:space="preserve">No covariates 0.000 0.200 0.500</w:t>
-            </w:r>
-            <w:r>
-              <w:t xml:space="preserve"> </w:t>
-            </w:r>
-            <w:r>
-              <w:t xml:space="preserve">All covariates 0.000 0.200 0.500</w:t>
-            </w:r>
-            <w:r>
-              <w:t xml:space="preserve"> </w:t>
-            </w:r>
-            <w:r>
-              <w:t xml:space="preserve">Data-driven selection</w:t>
-            </w:r>
-          </w:p>
-          <w:p>
-            <w:pPr>
-              <w:jc w:val="center"/>
-            </w:pPr>
-            <w:r>
-              <w:t xml:space="preserve">p-hacking 0.000 0.262 0.563</w:t>
-            </w:r>
-            <w:r>
-              <w:t xml:space="preserve"> </w:t>
-            </w:r>
-            <w:r>
-              <w:t xml:space="preserve">Single covariate lm without X 0.000 0.198 0.495</w:t>
-            </w:r>
-            <w:r>
-              <w:t xml:space="preserve"> </w:t>
-            </w:r>
-            <w:r>
-              <w:t xml:space="preserve">Single covariate lm with X 0.000 0.200 0.500</w:t>
-            </w:r>
-            <w:r>
-              <w:t xml:space="preserve"> </w:t>
-            </w:r>
-            <w:r>
-              <w:t xml:space="preserve">All covariates lm without X 0.000 0.192 0.479</w:t>
-            </w:r>
-            <w:r>
-              <w:t xml:space="preserve"> </w:t>
-            </w:r>
-            <w:r>
-              <w:t xml:space="preserve">All covariates lm with X 0.000 0.200 0.500</w:t>
-            </w:r>
-            <w:r>
-              <w:t xml:space="preserve"> </w:t>
-            </w:r>
-            <w:r>
-              <w:t xml:space="preserve">All covariates LASSO without X 0.000 0.195 0.487</w:t>
-            </w:r>
-            <w:r>
-              <w:t xml:space="preserve"> </w:t>
-            </w:r>
-            <w:r>
-              <w:t xml:space="preserve">All covariates LASSO with X 0.000 0.200 0.500</w:t>
-            </w:r>
-          </w:p>
           <w:bookmarkEnd w:id="56"/>
+          <w:p/>
         </w:tc>
       </w:tr>
     </w:tbl>

--- a/index.docx
+++ b/index.docx
@@ -527,14 +527,14 @@
           <w:tbl>
             <w:tblPr>
               <w:tblStyle w:val="Table"/>
-              <w:tblW w:type="pct" w:w="5000"/>
+              <w:tblW w:type="pct" w:w="4880"/>
               <w:tblLayout w:type="fixed"/>
-              <w:tblLook w:firstRow="1" w:lastRow="1" w:firstColumn="0" w:lastColumn="0" w:noHBand="0" w:noVBand="0" w:val="0020"/>
+              <w:tblLook w:firstRow="1" w:lastRow="0" w:firstColumn="0" w:lastColumn="0" w:noHBand="0" w:noVBand="0" w:val="0020"/>
             </w:tblPr>
             <w:tblGrid>
-              <w:gridCol w:w="2640"/>
-              <w:gridCol w:w="2640"/>
-              <w:gridCol w:w="2640"/>
+              <w:gridCol w:w="3148"/>
+              <w:gridCol w:w="2290"/>
+              <w:gridCol w:w="2290"/>
             </w:tblGrid>
             <w:tr>
               <w:trPr>
@@ -575,7 +575,13 @@
                     <w:jc w:val="center"/>
                   </w:pPr>
                   <w:r>
-                    <w:t xml:space="preserve">Covariate Selection Criteria</w:t>
+                    <w:t xml:space="preserve">Covariate Selection</w:t>
+                  </w:r>
+                  <w:r>
+                    <w:t xml:space="preserve"> </w:t>
+                  </w:r>
+                  <w:r>
+                    <w:t xml:space="preserve">Criteria</w:t>
                   </w:r>
                 </w:p>
               </w:tc>
@@ -685,13 +691,25 @@
                     <w:jc w:val="center"/>
                   </w:pPr>
                   <w:r>
-                    <w:t xml:space="preserve">\(Y \sim X + C_{1}\)</w:t>
+                    <w:t xml:space="preserve">\(Y \sim X +</w:t>
+                  </w:r>
+                  <w:r>
+                    <w:t xml:space="preserve"> </w:t>
+                  </w:r>
+                  <w:r>
+                    <w:t xml:space="preserve">C_{1}\)</w:t>
                   </w:r>
                   <w:r>
                     <w:br/>
                   </w:r>
                   <w:r>
-                    <w:t xml:space="preserve">\(Y \sim X + C_{2}\)</w:t>
+                    <w:t xml:space="preserve">\(Y \sim X +</w:t>
+                  </w:r>
+                  <w:r>
+                    <w:t xml:space="preserve"> </w:t>
+                  </w:r>
+                  <w:r>
+                    <w:t xml:space="preserve">C_{2}\)</w:t>
                   </w:r>
                   <w:r>
                     <w:br/>
@@ -703,7 +721,13 @@
                     <w:br/>
                   </w:r>
                   <w:r>
-                    <w:t xml:space="preserve">\(Y \sim X + C_{k}\)</w:t>
+                    <w:t xml:space="preserve">\(Y \sim X +</w:t>
+                  </w:r>
+                  <w:r>
+                    <w:t xml:space="preserve"> </w:t>
+                  </w:r>
+                  <w:r>
+                    <w:t xml:space="preserve">C_{k}\)</w:t>
                   </w:r>
                 </w:p>
               </w:tc>
@@ -716,7 +740,25 @@
                     <w:jc w:val="center"/>
                   </w:pPr>
                   <w:r>
-                    <w:t xml:space="preserve">Covariates that lower the p-value of \(X\) are retained in the final model</w:t>
+                    <w:t xml:space="preserve">Covariates that lower</w:t>
+                  </w:r>
+                  <w:r>
+                    <w:t xml:space="preserve"> </w:t>
+                  </w:r>
+                  <w:r>
+                    <w:t xml:space="preserve">the p-value of \(X\)</w:t>
+                  </w:r>
+                  <w:r>
+                    <w:t xml:space="preserve"> </w:t>
+                  </w:r>
+                  <w:r>
+                    <w:t xml:space="preserve">are retained in the</w:t>
+                  </w:r>
+                  <w:r>
+                    <w:t xml:space="preserve"> </w:t>
+                  </w:r>
+                  <w:r>
+                    <w:t xml:space="preserve">final model</w:t>
                   </w:r>
                 </w:p>
               </w:tc>
@@ -731,7 +773,13 @@
                     <w:jc w:val="center"/>
                   </w:pPr>
                   <w:r>
-                    <w:t xml:space="preserve">Single covariate linear model without X</w:t>
+                    <w:t xml:space="preserve">Single covariate linear model</w:t>
+                  </w:r>
+                  <w:r>
+                    <w:t xml:space="preserve"> </w:t>
+                  </w:r>
+                  <w:r>
+                    <w:t xml:space="preserve">without X</w:t>
                   </w:r>
                 </w:p>
               </w:tc>
@@ -775,7 +823,25 @@
                     <w:jc w:val="center"/>
                   </w:pPr>
                   <w:r>
-                    <w:t xml:space="preserve">Significant covariates (\(p &lt; .05\)) are retained in the final model</w:t>
+                    <w:t xml:space="preserve">Significant covariates</w:t>
+                  </w:r>
+                  <w:r>
+                    <w:t xml:space="preserve"> </w:t>
+                  </w:r>
+                  <w:r>
+                    <w:t xml:space="preserve">(\(p &lt; .05\)) are</w:t>
+                  </w:r>
+                  <w:r>
+                    <w:t xml:space="preserve"> </w:t>
+                  </w:r>
+                  <w:r>
+                    <w:t xml:space="preserve">retained in the final</w:t>
+                  </w:r>
+                  <w:r>
+                    <w:t xml:space="preserve"> </w:t>
+                  </w:r>
+                  <w:r>
+                    <w:t xml:space="preserve">model</w:t>
                   </w:r>
                 </w:p>
               </w:tc>
@@ -790,7 +856,13 @@
                     <w:jc w:val="center"/>
                   </w:pPr>
                   <w:r>
-                    <w:t xml:space="preserve">Single covariate linear model with X</w:t>
+                    <w:t xml:space="preserve">Single covariate linear model</w:t>
+                  </w:r>
+                  <w:r>
+                    <w:t xml:space="preserve"> </w:t>
+                  </w:r>
+                  <w:r>
+                    <w:t xml:space="preserve">with X</w:t>
                   </w:r>
                 </w:p>
               </w:tc>
@@ -803,13 +875,25 @@
                     <w:jc w:val="center"/>
                   </w:pPr>
                   <w:r>
-                    <w:t xml:space="preserve">\(Y \sim X + C_{1}\)</w:t>
+                    <w:t xml:space="preserve">\(Y \sim X +</w:t>
+                  </w:r>
+                  <w:r>
+                    <w:t xml:space="preserve"> </w:t>
+                  </w:r>
+                  <w:r>
+                    <w:t xml:space="preserve">C_{1}\)</w:t>
                   </w:r>
                   <w:r>
                     <w:br/>
                   </w:r>
                   <w:r>
-                    <w:t xml:space="preserve">\(Y \sim X + C_{2}\)</w:t>
+                    <w:t xml:space="preserve">\(Y \sim X +</w:t>
+                  </w:r>
+                  <w:r>
+                    <w:t xml:space="preserve"> </w:t>
+                  </w:r>
+                  <w:r>
+                    <w:t xml:space="preserve">C_{2}\)</w:t>
                   </w:r>
                   <w:r>
                     <w:br/>
@@ -821,7 +905,13 @@
                     <w:br/>
                   </w:r>
                   <w:r>
-                    <w:t xml:space="preserve">\(Y \sim X + C_{k}\)</w:t>
+                    <w:t xml:space="preserve">\(Y \sim X +</w:t>
+                  </w:r>
+                  <w:r>
+                    <w:t xml:space="preserve"> </w:t>
+                  </w:r>
+                  <w:r>
+                    <w:t xml:space="preserve">C_{k}\)</w:t>
                   </w:r>
                 </w:p>
               </w:tc>
@@ -834,7 +924,31 @@
                     <w:jc w:val="center"/>
                   </w:pPr>
                   <w:r>
-                    <w:t xml:space="preserve">Significant covariates (\(p &lt; .05\)) when controlling for \(X\) are retained in the final model</w:t>
+                    <w:t xml:space="preserve">Significant covariates</w:t>
+                  </w:r>
+                  <w:r>
+                    <w:t xml:space="preserve"> </w:t>
+                  </w:r>
+                  <w:r>
+                    <w:t xml:space="preserve">(\(p &lt; .05\)) when</w:t>
+                  </w:r>
+                  <w:r>
+                    <w:t xml:space="preserve"> </w:t>
+                  </w:r>
+                  <w:r>
+                    <w:t xml:space="preserve">controlling for \(X\)</w:t>
+                  </w:r>
+                  <w:r>
+                    <w:t xml:space="preserve"> </w:t>
+                  </w:r>
+                  <w:r>
+                    <w:t xml:space="preserve">are retained in the</w:t>
+                  </w:r>
+                  <w:r>
+                    <w:t xml:space="preserve"> </w:t>
+                  </w:r>
+                  <w:r>
+                    <w:t xml:space="preserve">final model</w:t>
                   </w:r>
                 </w:p>
               </w:tc>
@@ -849,7 +963,13 @@
                     <w:jc w:val="center"/>
                   </w:pPr>
                   <w:r>
-                    <w:t xml:space="preserve">All covariates linear model without X</w:t>
+                    <w:t xml:space="preserve">All covariates linear model</w:t>
+                  </w:r>
+                  <w:r>
+                    <w:t xml:space="preserve"> </w:t>
+                  </w:r>
+                  <w:r>
+                    <w:t xml:space="preserve">without X</w:t>
                   </w:r>
                 </w:p>
               </w:tc>
@@ -862,7 +982,19 @@
                     <w:jc w:val="center"/>
                   </w:pPr>
                   <w:r>
-                    <w:t xml:space="preserve">\(Y \sim C_{1} + C_{2} + \cdots + C_{k}\)</w:t>
+                    <w:t xml:space="preserve">\(Y \sim C_{1} +</w:t>
+                  </w:r>
+                  <w:r>
+                    <w:t xml:space="preserve"> </w:t>
+                  </w:r>
+                  <w:r>
+                    <w:t xml:space="preserve">C_{2} + \cdots +</w:t>
+                  </w:r>
+                  <w:r>
+                    <w:t xml:space="preserve"> </w:t>
+                  </w:r>
+                  <w:r>
+                    <w:t xml:space="preserve">C_{k}\)</w:t>
                   </w:r>
                 </w:p>
               </w:tc>
@@ -875,7 +1007,37 @@
                     <w:jc w:val="center"/>
                   </w:pPr>
                   <w:r>
-                    <w:t xml:space="preserve">Significant covariates (\(p &lt; .05\)) when controlling for all other covariates are retained in the final model</w:t>
+                    <w:t xml:space="preserve">Significant covariates</w:t>
+                  </w:r>
+                  <w:r>
+                    <w:t xml:space="preserve"> </w:t>
+                  </w:r>
+                  <w:r>
+                    <w:t xml:space="preserve">(\(p &lt; .05\)) when</w:t>
+                  </w:r>
+                  <w:r>
+                    <w:t xml:space="preserve"> </w:t>
+                  </w:r>
+                  <w:r>
+                    <w:t xml:space="preserve">controlling for all</w:t>
+                  </w:r>
+                  <w:r>
+                    <w:t xml:space="preserve"> </w:t>
+                  </w:r>
+                  <w:r>
+                    <w:t xml:space="preserve">other covariates are</w:t>
+                  </w:r>
+                  <w:r>
+                    <w:t xml:space="preserve"> </w:t>
+                  </w:r>
+                  <w:r>
+                    <w:t xml:space="preserve">retained in the final</w:t>
+                  </w:r>
+                  <w:r>
+                    <w:t xml:space="preserve"> </w:t>
+                  </w:r>
+                  <w:r>
+                    <w:t xml:space="preserve">model</w:t>
                   </w:r>
                 </w:p>
               </w:tc>
@@ -890,7 +1052,13 @@
                     <w:jc w:val="center"/>
                   </w:pPr>
                   <w:r>
-                    <w:t xml:space="preserve">All covariates linear model with X</w:t>
+                    <w:t xml:space="preserve">All covariates linear model with</w:t>
+                  </w:r>
+                  <w:r>
+                    <w:t xml:space="preserve"> </w:t>
+                  </w:r>
+                  <w:r>
+                    <w:t xml:space="preserve">X</w:t>
                   </w:r>
                 </w:p>
               </w:tc>
@@ -903,7 +1071,19 @@
                     <w:jc w:val="center"/>
                   </w:pPr>
                   <w:r>
-                    <w:t xml:space="preserve">\(Y \sim X + C_{1} + C_{2} + \cdots + C_{k}\)</w:t>
+                    <w:t xml:space="preserve">\(Y \sim X + C_{1} +</w:t>
+                  </w:r>
+                  <w:r>
+                    <w:t xml:space="preserve"> </w:t>
+                  </w:r>
+                  <w:r>
+                    <w:t xml:space="preserve">C_{2} + \cdots +</w:t>
+                  </w:r>
+                  <w:r>
+                    <w:t xml:space="preserve"> </w:t>
+                  </w:r>
+                  <w:r>
+                    <w:t xml:space="preserve">C_{k}\)</w:t>
                   </w:r>
                 </w:p>
               </w:tc>
@@ -916,7 +1096,37 @@
                     <w:jc w:val="center"/>
                   </w:pPr>
                   <w:r>
-                    <w:t xml:space="preserve">Significant covariates (\(p &lt; .05\)) when controlling for \(X\) and all other covariates are retained in the final model</w:t>
+                    <w:t xml:space="preserve">Significant covariates</w:t>
+                  </w:r>
+                  <w:r>
+                    <w:t xml:space="preserve"> </w:t>
+                  </w:r>
+                  <w:r>
+                    <w:t xml:space="preserve">(\(p &lt; .05\)) when</w:t>
+                  </w:r>
+                  <w:r>
+                    <w:t xml:space="preserve"> </w:t>
+                  </w:r>
+                  <w:r>
+                    <w:t xml:space="preserve">controlling for \(X\)</w:t>
+                  </w:r>
+                  <w:r>
+                    <w:t xml:space="preserve"> </w:t>
+                  </w:r>
+                  <w:r>
+                    <w:t xml:space="preserve">and all other</w:t>
+                  </w:r>
+                  <w:r>
+                    <w:t xml:space="preserve"> </w:t>
+                  </w:r>
+                  <w:r>
+                    <w:t xml:space="preserve">covariates are retained</w:t>
+                  </w:r>
+                  <w:r>
+                    <w:t xml:space="preserve"> </w:t>
+                  </w:r>
+                  <w:r>
+                    <w:t xml:space="preserve">in the final model</w:t>
                   </w:r>
                 </w:p>
               </w:tc>
@@ -944,7 +1154,37 @@
                     <w:jc w:val="center"/>
                   </w:pPr>
                   <w:r>
-                    <w:t xml:space="preserve">\(Y \sim C_{1} + C_{2} + \cdots + C_{k}\) with \(\lambda\) penalty applied to all covariates</w:t>
+                    <w:t xml:space="preserve">\(Y \sim C_{1} +</w:t>
+                  </w:r>
+                  <w:r>
+                    <w:t xml:space="preserve"> </w:t>
+                  </w:r>
+                  <w:r>
+                    <w:t xml:space="preserve">C_{2} + \cdots +</w:t>
+                  </w:r>
+                  <w:r>
+                    <w:t xml:space="preserve"> </w:t>
+                  </w:r>
+                  <w:r>
+                    <w:t xml:space="preserve">C_{k}\) with</w:t>
+                  </w:r>
+                  <w:r>
+                    <w:t xml:space="preserve"> </w:t>
+                  </w:r>
+                  <w:r>
+                    <w:t xml:space="preserve">\(\lambda\) penalty</w:t>
+                  </w:r>
+                  <w:r>
+                    <w:t xml:space="preserve"> </w:t>
+                  </w:r>
+                  <w:r>
+                    <w:t xml:space="preserve">applied to all</w:t>
+                  </w:r>
+                  <w:r>
+                    <w:t xml:space="preserve"> </w:t>
+                  </w:r>
+                  <w:r>
+                    <w:t xml:space="preserve">covariates</w:t>
                   </w:r>
                 </w:p>
               </w:tc>
@@ -957,7 +1197,25 @@
                     <w:jc w:val="center"/>
                   </w:pPr>
                   <w:r>
-                    <w:t xml:space="preserve">Covariates with non-zero coefficients are retained in the model</w:t>
+                    <w:t xml:space="preserve">Covariates with</w:t>
+                  </w:r>
+                  <w:r>
+                    <w:t xml:space="preserve"> </w:t>
+                  </w:r>
+                  <w:r>
+                    <w:t xml:space="preserve">non-zero coefficients</w:t>
+                  </w:r>
+                  <w:r>
+                    <w:t xml:space="preserve"> </w:t>
+                  </w:r>
+                  <w:r>
+                    <w:t xml:space="preserve">are retained in the</w:t>
+                  </w:r>
+                  <w:r>
+                    <w:t xml:space="preserve"> </w:t>
+                  </w:r>
+                  <w:r>
+                    <w:t xml:space="preserve">model</w:t>
                   </w:r>
                 </w:p>
               </w:tc>
@@ -985,7 +1243,37 @@
                     <w:jc w:val="center"/>
                   </w:pPr>
                   <w:r>
-                    <w:t xml:space="preserve">\(Y \sim X + C_{1} + C_{2} + \cdots + C_{k}\) with \(\lambda\) penalty applied to all covariates</w:t>
+                    <w:t xml:space="preserve">\(Y \sim X + C_{1} +</w:t>
+                  </w:r>
+                  <w:r>
+                    <w:t xml:space="preserve"> </w:t>
+                  </w:r>
+                  <w:r>
+                    <w:t xml:space="preserve">C_{2} + \cdots +</w:t>
+                  </w:r>
+                  <w:r>
+                    <w:t xml:space="preserve"> </w:t>
+                  </w:r>
+                  <w:r>
+                    <w:t xml:space="preserve">C_{k}\) with</w:t>
+                  </w:r>
+                  <w:r>
+                    <w:t xml:space="preserve"> </w:t>
+                  </w:r>
+                  <w:r>
+                    <w:t xml:space="preserve">\(\lambda\) penalty</w:t>
+                  </w:r>
+                  <w:r>
+                    <w:t xml:space="preserve"> </w:t>
+                  </w:r>
+                  <w:r>
+                    <w:t xml:space="preserve">applied to all</w:t>
+                  </w:r>
+                  <w:r>
+                    <w:t xml:space="preserve"> </w:t>
+                  </w:r>
+                  <w:r>
+                    <w:t xml:space="preserve">covariates</w:t>
                   </w:r>
                 </w:p>
               </w:tc>
@@ -998,7 +1286,25 @@
                     <w:jc w:val="center"/>
                   </w:pPr>
                   <w:r>
-                    <w:t xml:space="preserve">Covariates with non-zero coefficients are retained in the model</w:t>
+                    <w:t xml:space="preserve">Covariates with</w:t>
+                  </w:r>
+                  <w:r>
+                    <w:t xml:space="preserve"> </w:t>
+                  </w:r>
+                  <w:r>
+                    <w:t xml:space="preserve">non-zero coefficients</w:t>
+                  </w:r>
+                  <w:r>
+                    <w:t xml:space="preserve"> </w:t>
+                  </w:r>
+                  <w:r>
+                    <w:t xml:space="preserve">are retained in the</w:t>
+                  </w:r>
+                  <w:r>
+                    <w:t xml:space="preserve"> </w:t>
+                  </w:r>
+                  <w:r>
+                    <w:t xml:space="preserve">model</w:t>
                   </w:r>
                 </w:p>
               </w:tc>
@@ -1015,9 +1321,6 @@
                   <w:r>
                     <w:t xml:space="preserve">Note:</w:t>
                   </w:r>
-                  <w:r>
-                    <w:t xml:space="preserve"> </w:t>
-                  </w:r>
                 </w:p>
               </w:tc>
               <w:tc>
@@ -1047,10 +1350,43 @@
                     <w:jc w:val="center"/>
                   </w:pPr>
                   <w:r>
+                    <w:t xml:space="preserve">Screening models represent</w:t>
+                  </w:r>
+                  <w:r>
                     <w:t xml:space="preserve"> </w:t>
                   </w:r>
                   <w:r>
-                    <w:t xml:space="preserve">Screening models represent symbolic linear models where \(Y\) is the outcome, \(X\) is the focal independent variable, \(C\) is a covariate, and \(k\) is the number of covariates.</w:t>
+                    <w:t xml:space="preserve">symbolic linear models where</w:t>
+                  </w:r>
+                  <w:r>
+                    <w:t xml:space="preserve"> </w:t>
+                  </w:r>
+                  <w:r>
+                    <w:t xml:space="preserve">\(Y\) is the outcome, \(X\)</w:t>
+                  </w:r>
+                  <w:r>
+                    <w:t xml:space="preserve"> </w:t>
+                  </w:r>
+                  <w:r>
+                    <w:t xml:space="preserve">is the focal independent</w:t>
+                  </w:r>
+                  <w:r>
+                    <w:t xml:space="preserve"> </w:t>
+                  </w:r>
+                  <w:r>
+                    <w:t xml:space="preserve">variable, \(C\) is a</w:t>
+                  </w:r>
+                  <w:r>
+                    <w:t xml:space="preserve"> </w:t>
+                  </w:r>
+                  <w:r>
+                    <w:t xml:space="preserve">covariate, and \(k\) is the</w:t>
+                  </w:r>
+                  <w:r>
+                    <w:t xml:space="preserve"> </w:t>
+                  </w:r>
+                  <w:r>
+                    <w:t xml:space="preserve">number of covariates.</w:t>
                   </w:r>
                 </w:p>
               </w:tc>
@@ -2092,7 +2428,6 @@
                 <w:p>
                   <w:pPr>
                     <w:pStyle w:val="Compact"/>
-                    <w:jc w:val="left"/>
                     <w:jc w:val="center"/>
                   </w:pPr>
                   <w:r>
@@ -2172,7 +2507,6 @@
                 <w:p>
                   <w:pPr>
                     <w:pStyle w:val="Compact"/>
-                    <w:jc w:val="left"/>
                     <w:jc w:val="center"/>
                   </w:pPr>
                   <w:r>
@@ -2252,7 +2586,6 @@
                 <w:p>
                   <w:pPr>
                     <w:pStyle w:val="Compact"/>
-                    <w:jc w:val="left"/>
                     <w:jc w:val="center"/>
                   </w:pPr>
                   <w:r>
@@ -2332,7 +2665,6 @@
                 <w:p>
                   <w:pPr>
                     <w:pStyle w:val="Compact"/>
-                    <w:jc w:val="left"/>
                     <w:jc w:val="center"/>
                   </w:pPr>
                   <w:r>
@@ -2412,7 +2744,6 @@
                 <w:p>
                   <w:pPr>
                     <w:pStyle w:val="Compact"/>
-                    <w:jc w:val="left"/>
                     <w:jc w:val="center"/>
                   </w:pPr>
                   <w:r>
@@ -4658,562 +4989,72 @@
                 </w:p>
               </w:tc>
             </w:tr>
-            <w:tr>
-              <w:tc>
-                <w:tcPr>
-                  <w:gridSpan w:val="4"/>
-                </w:tcPr>
-                <w:p>
-                  <w:pPr>
-                    <w:pStyle w:val="Compact"/>
-                    <w:jc w:val="left"/>
-                    <w:jc w:val="center"/>
-                  </w:pPr>
-                </w:p>
-              </w:tc>
-            </w:tr>
-            <w:tr>
-              <w:tc>
-                <w:tcPr/>
-                <w:p>
-                  <w:pPr>
-                    <w:pStyle w:val="Compact"/>
-                    <w:jc w:val="left"/>
-                    <w:jc w:val="center"/>
-                  </w:pPr>
-                  <w:r>
-                    <w:t xml:space="preserve">No covariates</w:t>
-                  </w:r>
-                </w:p>
-              </w:tc>
-              <w:tc>
-                <w:tcPr/>
-                <w:p>
-                  <w:pPr>
-                    <w:pStyle w:val="Compact"/>
-                    <w:jc w:val="left"/>
-                    <w:jc w:val="center"/>
-                  </w:pPr>
-                  <w:r>
-                    <w:t xml:space="preserve">0.000</w:t>
-                  </w:r>
-                </w:p>
-              </w:tc>
-              <w:tc>
-                <w:tcPr/>
-                <w:p>
-                  <w:pPr>
-                    <w:pStyle w:val="Compact"/>
-                    <w:jc w:val="right"/>
-                    <w:jc w:val="center"/>
-                  </w:pPr>
-                  <w:r>
-                    <w:t xml:space="preserve">0.200</w:t>
-                  </w:r>
-                </w:p>
-              </w:tc>
-              <w:tc>
-                <w:tcPr/>
-                <w:p>
-                  <w:pPr>
-                    <w:pStyle w:val="Compact"/>
-                    <w:jc w:val="right"/>
-                    <w:jc w:val="center"/>
-                  </w:pPr>
-                  <w:r>
-                    <w:t xml:space="preserve">0.500</w:t>
-                  </w:r>
-                </w:p>
-              </w:tc>
-            </w:tr>
-            <w:tr>
-              <w:tc>
-                <w:tcPr/>
-                <w:p>
-                  <w:pPr>
-                    <w:pStyle w:val="Compact"/>
-                    <w:jc w:val="left"/>
-                    <w:jc w:val="center"/>
-                  </w:pPr>
-                  <w:r>
-                    <w:t xml:space="preserve">All covariates</w:t>
-                  </w:r>
-                </w:p>
-              </w:tc>
-              <w:tc>
-                <w:tcPr/>
-                <w:p>
-                  <w:pPr>
-                    <w:pStyle w:val="Compact"/>
-                    <w:jc w:val="left"/>
-                    <w:jc w:val="center"/>
-                  </w:pPr>
-                  <w:r>
-                    <w:t xml:space="preserve">0.000</w:t>
-                  </w:r>
-                </w:p>
-              </w:tc>
-              <w:tc>
-                <w:tcPr/>
-                <w:p>
-                  <w:pPr>
-                    <w:pStyle w:val="Compact"/>
-                    <w:jc w:val="right"/>
-                    <w:jc w:val="center"/>
-                  </w:pPr>
-                  <w:r>
-                    <w:t xml:space="preserve">0.200</w:t>
-                  </w:r>
-                </w:p>
-              </w:tc>
-              <w:tc>
-                <w:tcPr/>
-                <w:p>
-                  <w:pPr>
-                    <w:pStyle w:val="Compact"/>
-                    <w:jc w:val="right"/>
-                    <w:jc w:val="center"/>
-                  </w:pPr>
-                  <w:r>
-                    <w:t xml:space="preserve">0.500</w:t>
-                  </w:r>
-                </w:p>
-              </w:tc>
-            </w:tr>
-            <w:tr>
-              <w:tc>
-                <w:tcPr/>
-                <w:p>
-                  <w:pPr>
-                    <w:pStyle w:val="Compact"/>
-                    <w:jc w:val="left"/>
-                    <w:jc w:val="center"/>
-                  </w:pPr>
-                  <w:r>
-                    <w:t xml:space="preserve">Data-driven selection</w:t>
-                  </w:r>
-                </w:p>
-              </w:tc>
-              <w:tc>
-                <w:tcPr/>
-                <w:p>
-                  <w:pPr>
-                    <w:pStyle w:val="Compact"/>
-                  </w:pPr>
-                </w:p>
-              </w:tc>
-              <w:tc>
-                <w:tcPr/>
-                <w:p>
-                  <w:pPr>
-                    <w:pStyle w:val="Compact"/>
-                  </w:pPr>
-                </w:p>
-              </w:tc>
-              <w:tc>
-                <w:tcPr/>
-                <w:p>
-                  <w:pPr>
-                    <w:pStyle w:val="Compact"/>
-                  </w:pPr>
-                </w:p>
-              </w:tc>
-            </w:tr>
-            <w:tr>
-              <w:tc>
-                <w:tcPr>
-                  <w:gridSpan w:val="4"/>
-                </w:tcPr>
-                <w:p>
-                  <w:pPr>
-                    <w:pStyle w:val="Compact"/>
-                    <w:jc w:val="left"/>
-                    <w:jc w:val="center"/>
-                  </w:pPr>
-                </w:p>
-              </w:tc>
-            </w:tr>
-            <w:tr>
-              <w:tc>
-                <w:tcPr/>
-                <w:p>
-                  <w:pPr>
-                    <w:pStyle w:val="Compact"/>
-                    <w:jc w:val="left"/>
-                    <w:jc w:val="center"/>
-                  </w:pPr>
-                  <w:r>
-                    <w:t xml:space="preserve">p-hacking</w:t>
-                  </w:r>
-                </w:p>
-              </w:tc>
-              <w:tc>
-                <w:tcPr/>
-                <w:p>
-                  <w:pPr>
-                    <w:pStyle w:val="Compact"/>
-                    <w:jc w:val="left"/>
-                    <w:jc w:val="center"/>
-                  </w:pPr>
-                  <w:r>
-                    <w:t xml:space="preserve">0.000</w:t>
-                  </w:r>
-                </w:p>
-              </w:tc>
-              <w:tc>
-                <w:tcPr/>
-                <w:p>
-                  <w:pPr>
-                    <w:pStyle w:val="Compact"/>
-                    <w:jc w:val="right"/>
-                    <w:jc w:val="center"/>
-                  </w:pPr>
-                  <w:r>
-                    <w:t xml:space="preserve">0.262</w:t>
-                  </w:r>
-                </w:p>
-              </w:tc>
-              <w:tc>
-                <w:tcPr/>
-                <w:p>
-                  <w:pPr>
-                    <w:pStyle w:val="Compact"/>
-                    <w:jc w:val="right"/>
-                    <w:jc w:val="center"/>
-                  </w:pPr>
-                  <w:r>
-                    <w:t xml:space="preserve">0.563</w:t>
-                  </w:r>
-                </w:p>
-              </w:tc>
-            </w:tr>
-            <w:tr>
-              <w:tc>
-                <w:tcPr/>
-                <w:p>
-                  <w:pPr>
-                    <w:pStyle w:val="Compact"/>
-                    <w:jc w:val="left"/>
-                    <w:jc w:val="center"/>
-                  </w:pPr>
-                  <w:r>
-                    <w:t xml:space="preserve">Single covariate lm without X</w:t>
-                  </w:r>
-                </w:p>
-              </w:tc>
-              <w:tc>
-                <w:tcPr/>
-                <w:p>
-                  <w:pPr>
-                    <w:pStyle w:val="Compact"/>
-                    <w:jc w:val="left"/>
-                    <w:jc w:val="center"/>
-                  </w:pPr>
-                  <w:r>
-                    <w:t xml:space="preserve">0.000</w:t>
-                  </w:r>
-                </w:p>
-              </w:tc>
-              <w:tc>
-                <w:tcPr/>
-                <w:p>
-                  <w:pPr>
-                    <w:pStyle w:val="Compact"/>
-                    <w:jc w:val="right"/>
-                    <w:jc w:val="center"/>
-                  </w:pPr>
-                  <w:r>
-                    <w:t xml:space="preserve">0.198</w:t>
-                  </w:r>
-                </w:p>
-              </w:tc>
-              <w:tc>
-                <w:tcPr/>
-                <w:p>
-                  <w:pPr>
-                    <w:pStyle w:val="Compact"/>
-                    <w:jc w:val="right"/>
-                    <w:jc w:val="center"/>
-                  </w:pPr>
-                  <w:r>
-                    <w:t xml:space="preserve">0.495</w:t>
-                  </w:r>
-                </w:p>
-              </w:tc>
-            </w:tr>
-            <w:tr>
-              <w:tc>
-                <w:tcPr/>
-                <w:p>
-                  <w:pPr>
-                    <w:pStyle w:val="Compact"/>
-                    <w:jc w:val="left"/>
-                    <w:jc w:val="center"/>
-                  </w:pPr>
-                  <w:r>
-                    <w:t xml:space="preserve">Single covariate lm with X</w:t>
-                  </w:r>
-                </w:p>
-              </w:tc>
-              <w:tc>
-                <w:tcPr/>
-                <w:p>
-                  <w:pPr>
-                    <w:pStyle w:val="Compact"/>
-                    <w:jc w:val="left"/>
-                    <w:jc w:val="center"/>
-                  </w:pPr>
-                  <w:r>
-                    <w:t xml:space="preserve">0.000</w:t>
-                  </w:r>
-                </w:p>
-              </w:tc>
-              <w:tc>
-                <w:tcPr/>
-                <w:p>
-                  <w:pPr>
-                    <w:pStyle w:val="Compact"/>
-                    <w:jc w:val="right"/>
-                    <w:jc w:val="center"/>
-                  </w:pPr>
-                  <w:r>
-                    <w:t xml:space="preserve">0.200</w:t>
-                  </w:r>
-                </w:p>
-              </w:tc>
-              <w:tc>
-                <w:tcPr/>
-                <w:p>
-                  <w:pPr>
-                    <w:pStyle w:val="Compact"/>
-                    <w:jc w:val="right"/>
-                    <w:jc w:val="center"/>
-                  </w:pPr>
-                  <w:r>
-                    <w:t xml:space="preserve">0.500</w:t>
-                  </w:r>
-                </w:p>
-              </w:tc>
-            </w:tr>
-            <w:tr>
-              <w:tc>
-                <w:tcPr/>
-                <w:p>
-                  <w:pPr>
-                    <w:pStyle w:val="Compact"/>
-                    <w:jc w:val="left"/>
-                    <w:jc w:val="center"/>
-                  </w:pPr>
-                  <w:r>
-                    <w:t xml:space="preserve">All covariates lm without X</w:t>
-                  </w:r>
-                </w:p>
-              </w:tc>
-              <w:tc>
-                <w:tcPr/>
-                <w:p>
-                  <w:pPr>
-                    <w:pStyle w:val="Compact"/>
-                    <w:jc w:val="left"/>
-                    <w:jc w:val="center"/>
-                  </w:pPr>
-                  <w:r>
-                    <w:t xml:space="preserve">0.000</w:t>
-                  </w:r>
-                </w:p>
-              </w:tc>
-              <w:tc>
-                <w:tcPr/>
-                <w:p>
-                  <w:pPr>
-                    <w:pStyle w:val="Compact"/>
-                    <w:jc w:val="right"/>
-                    <w:jc w:val="center"/>
-                  </w:pPr>
-                  <w:r>
-                    <w:t xml:space="preserve">0.192</w:t>
-                  </w:r>
-                </w:p>
-              </w:tc>
-              <w:tc>
-                <w:tcPr/>
-                <w:p>
-                  <w:pPr>
-                    <w:pStyle w:val="Compact"/>
-                    <w:jc w:val="right"/>
-                    <w:jc w:val="center"/>
-                  </w:pPr>
-                  <w:r>
-                    <w:t xml:space="preserve">0.479</w:t>
-                  </w:r>
-                </w:p>
-              </w:tc>
-            </w:tr>
-            <w:tr>
-              <w:tc>
-                <w:tcPr/>
-                <w:p>
-                  <w:pPr>
-                    <w:pStyle w:val="Compact"/>
-                    <w:jc w:val="left"/>
-                    <w:jc w:val="center"/>
-                  </w:pPr>
-                  <w:r>
-                    <w:t xml:space="preserve">All covariates lm with X</w:t>
-                  </w:r>
-                </w:p>
-              </w:tc>
-              <w:tc>
-                <w:tcPr/>
-                <w:p>
-                  <w:pPr>
-                    <w:pStyle w:val="Compact"/>
-                    <w:jc w:val="left"/>
-                    <w:jc w:val="center"/>
-                  </w:pPr>
-                  <w:r>
-                    <w:t xml:space="preserve">0.000</w:t>
-                  </w:r>
-                </w:p>
-              </w:tc>
-              <w:tc>
-                <w:tcPr/>
-                <w:p>
-                  <w:pPr>
-                    <w:pStyle w:val="Compact"/>
-                    <w:jc w:val="right"/>
-                    <w:jc w:val="center"/>
-                  </w:pPr>
-                  <w:r>
-                    <w:t xml:space="preserve">0.200</w:t>
-                  </w:r>
-                </w:p>
-              </w:tc>
-              <w:tc>
-                <w:tcPr/>
-                <w:p>
-                  <w:pPr>
-                    <w:pStyle w:val="Compact"/>
-                    <w:jc w:val="right"/>
-                    <w:jc w:val="center"/>
-                  </w:pPr>
-                  <w:r>
-                    <w:t xml:space="preserve">0.500</w:t>
-                  </w:r>
-                </w:p>
-              </w:tc>
-            </w:tr>
-            <w:tr>
-              <w:tc>
-                <w:tcPr/>
-                <w:p>
-                  <w:pPr>
-                    <w:pStyle w:val="Compact"/>
-                    <w:jc w:val="left"/>
-                    <w:jc w:val="center"/>
-                  </w:pPr>
-                  <w:r>
-                    <w:t xml:space="preserve">All covariates LASSO without X</w:t>
-                  </w:r>
-                </w:p>
-              </w:tc>
-              <w:tc>
-                <w:tcPr/>
-                <w:p>
-                  <w:pPr>
-                    <w:pStyle w:val="Compact"/>
-                    <w:jc w:val="left"/>
-                    <w:jc w:val="center"/>
-                  </w:pPr>
-                  <w:r>
-                    <w:t xml:space="preserve">0.000</w:t>
-                  </w:r>
-                </w:p>
-              </w:tc>
-              <w:tc>
-                <w:tcPr/>
-                <w:p>
-                  <w:pPr>
-                    <w:pStyle w:val="Compact"/>
-                    <w:jc w:val="right"/>
-                    <w:jc w:val="center"/>
-                  </w:pPr>
-                  <w:r>
-                    <w:t xml:space="preserve">0.195</w:t>
-                  </w:r>
-                </w:p>
-              </w:tc>
-              <w:tc>
-                <w:tcPr/>
-                <w:p>
-                  <w:pPr>
-                    <w:pStyle w:val="Compact"/>
-                    <w:jc w:val="right"/>
-                    <w:jc w:val="center"/>
-                  </w:pPr>
-                  <w:r>
-                    <w:t xml:space="preserve">0.487</w:t>
-                  </w:r>
-                </w:p>
-              </w:tc>
-            </w:tr>
-            <w:tr>
-              <w:tc>
-                <w:tcPr/>
-                <w:p>
-                  <w:pPr>
-                    <w:pStyle w:val="Compact"/>
-                    <w:jc w:val="left"/>
-                    <w:jc w:val="center"/>
-                  </w:pPr>
-                  <w:r>
-                    <w:t xml:space="preserve">All covariates LASSO with X</w:t>
-                  </w:r>
-                </w:p>
-              </w:tc>
-              <w:tc>
-                <w:tcPr/>
-                <w:p>
-                  <w:pPr>
-                    <w:pStyle w:val="Compact"/>
-                    <w:jc w:val="left"/>
-                    <w:jc w:val="center"/>
-                  </w:pPr>
-                  <w:r>
-                    <w:t xml:space="preserve">0.000</w:t>
-                  </w:r>
-                </w:p>
-              </w:tc>
-              <w:tc>
-                <w:tcPr/>
-                <w:p>
-                  <w:pPr>
-                    <w:pStyle w:val="Compact"/>
-                    <w:jc w:val="right"/>
-                    <w:jc w:val="center"/>
-                  </w:pPr>
-                  <w:r>
-                    <w:t xml:space="preserve">0.200</w:t>
-                  </w:r>
-                </w:p>
-              </w:tc>
-              <w:tc>
-                <w:tcPr/>
-                <w:p>
-                  <w:pPr>
-                    <w:pStyle w:val="Compact"/>
-                    <w:jc w:val="right"/>
-                    <w:jc w:val="center"/>
-                  </w:pPr>
-                  <w:r>
-                    <w:t xml:space="preserve">0.500</w:t>
-                  </w:r>
-                </w:p>
-              </w:tc>
-            </w:tr>
           </w:tbl>
+          <w:p>
+            <w:pPr>
+              <w:jc w:val="center"/>
+            </w:pPr>
+            <w:r>
+              <w:t xml:space="preserve">No covariates 0.000 0.200 0.500</w:t>
+            </w:r>
+            <w:r>
+              <w:t xml:space="preserve"> </w:t>
+            </w:r>
+            <w:r>
+              <w:t xml:space="preserve">All covariates 0.000 0.200 0.500</w:t>
+            </w:r>
+            <w:r>
+              <w:t xml:space="preserve"> </w:t>
+            </w:r>
+            <w:r>
+              <w:t xml:space="preserve">Data-driven selection</w:t>
+            </w:r>
+          </w:p>
+          <w:p>
+            <w:pPr>
+              <w:jc w:val="center"/>
+            </w:pPr>
+            <w:r>
+              <w:t xml:space="preserve">p-hacking 0.000 0.262 0.563</w:t>
+            </w:r>
+            <w:r>
+              <w:t xml:space="preserve"> </w:t>
+            </w:r>
+            <w:r>
+              <w:t xml:space="preserve">Single covariate lm without X 0.000 0.198 0.495</w:t>
+            </w:r>
+            <w:r>
+              <w:t xml:space="preserve"> </w:t>
+            </w:r>
+            <w:r>
+              <w:t xml:space="preserve">Single covariate lm with X 0.000 0.200 0.500</w:t>
+            </w:r>
+            <w:r>
+              <w:t xml:space="preserve"> </w:t>
+            </w:r>
+            <w:r>
+              <w:t xml:space="preserve">All covariates lm without X 0.000 0.192 0.479</w:t>
+            </w:r>
+            <w:r>
+              <w:t xml:space="preserve"> </w:t>
+            </w:r>
+            <w:r>
+              <w:t xml:space="preserve">All covariates lm with X 0.000 0.200 0.500</w:t>
+            </w:r>
+            <w:r>
+              <w:t xml:space="preserve"> </w:t>
+            </w:r>
+            <w:r>
+              <w:t xml:space="preserve">All covariates LASSO without X 0.000 0.195 0.487</w:t>
+            </w:r>
+            <w:r>
+              <w:t xml:space="preserve"> </w:t>
+            </w:r>
+            <w:r>
+              <w:t xml:space="preserve">All covariates LASSO with X 0.000 0.200 0.500</w:t>
+            </w:r>
+          </w:p>
           <w:bookmarkEnd w:id="56"/>
-          <w:p/>
         </w:tc>
       </w:tr>
     </w:tbl>

--- a/index.docx
+++ b/index.docx
@@ -1567,7 +1567,7 @@
                     <w:jc w:val="center"/>
                   </w:pPr>
                   <w:r>
-                    <w:t xml:space="preserve">The true population parameter for the focal IV</w:t>
+                    <w:t xml:space="preserve">The population parameter for the focal IV ($\beta_x$)</w:t>
                   </w:r>
                 </w:p>
               </w:tc>
@@ -1595,7 +1595,7 @@
                     <w:jc w:val="center"/>
                   </w:pPr>
                   <w:r>
-                    <w:t xml:space="preserve">The sample size</w:t>
+                    <w:t xml:space="preserve">The sample size ($N$)</w:t>
                   </w:r>
                 </w:p>
               </w:tc>
@@ -1623,7 +1623,7 @@
                     <w:jc w:val="center"/>
                   </w:pPr>
                   <w:r>
-                    <w:t xml:space="preserve">The number of covariates available</w:t>
+                    <w:t xml:space="preserve">The number of covariates available ($N_{cov}$)</w:t>
                   </w:r>
                 </w:p>
               </w:tc>
@@ -1651,7 +1651,7 @@
                     <w:jc w:val="center"/>
                   </w:pPr>
                   <w:r>
-                    <w:t xml:space="preserve">The percentage of covariates with non-zero relationships with the outcome</w:t>
+                    <w:t xml:space="preserve">The percentage of covariates with non-zero correlations with the outcome ($\%_{cov}$)</w:t>
                   </w:r>
                 </w:p>
               </w:tc>
@@ -1679,7 +1679,7 @@
                     <w:jc w:val="center"/>
                   </w:pPr>
                   <w:r>
-                    <w:t xml:space="preserve">The strength of the relationship between the covariates and Y</w:t>
+                    <w:t xml:space="preserve">The magnitude of the correlation between the covariates and $Y$ ($r_{cov}$)</w:t>
                   </w:r>
                 </w:p>
               </w:tc>
@@ -3143,7 +3143,10 @@
           <m:t>Y</m:t>
         </m:r>
         <m:r>
-          <m:t> </m:t>
+          <m:rPr>
+            <m:sty m:val="p"/>
+          </m:rPr>
+          <m:t>∼</m:t>
         </m:r>
         <m:r>
           <m:t>X</m:t>
@@ -3154,24 +3157,36 @@
           </m:rPr>
           <m:t>+</m:t>
         </m:r>
-        <m:r>
-          <m:t>C</m:t>
-        </m:r>
-        <m:r>
-          <m:t>1</m:t>
-        </m:r>
+        <m:sSub>
+          <m:e>
+            <m:r>
+              <m:t>C</m:t>
+            </m:r>
+          </m:e>
+          <m:sub>
+            <m:r>
+              <m:t>1</m:t>
+            </m:r>
+          </m:sub>
+        </m:sSub>
         <m:r>
           <m:rPr>
             <m:sty m:val="p"/>
           </m:rPr>
           <m:t>+</m:t>
         </m:r>
-        <m:r>
-          <m:t>C</m:t>
-        </m:r>
-        <m:r>
-          <m:t>4</m:t>
-        </m:r>
+        <m:sSub>
+          <m:e>
+            <m:r>
+              <m:t>C</m:t>
+            </m:r>
+          </m:e>
+          <m:sub>
+            <m:r>
+              <m:t>4</m:t>
+            </m:r>
+          </m:sub>
+        </m:sSub>
         <m:r>
           <m:rPr>
             <m:sty m:val="p"/>
@@ -3179,16 +3194,11 @@
           <m:t>,</m:t>
         </m:r>
         <m:r>
-          <m:t>d</m:t>
-        </m:r>
-        <m:r>
-          <m:t>a</m:t>
-        </m:r>
-        <m:r>
-          <m:t>t</m:t>
-        </m:r>
-        <m:r>
-          <m:t>a</m:t>
+          <m:rPr>
+            <m:nor/>
+            <m:sty m:val="p"/>
+          </m:rPr>
+          <m:t>data</m:t>
         </m:r>
         <m:r>
           <m:rPr>
@@ -3197,10 +3207,11 @@
           <m:t>=</m:t>
         </m:r>
         <m:r>
-          <m:t>d</m:t>
-        </m:r>
-        <m:r>
-          <m:t>f</m:t>
+          <m:rPr>
+            <m:nor/>
+            <m:sty m:val="p"/>
+          </m:rPr>
+          <m:t>df</m:t>
         </m:r>
       </m:oMath>
       <w:r>

--- a/index.docx
+++ b/index.docx
@@ -1294,7 +1294,7 @@
           <w:b/>
           <w:bCs/>
         </w:rPr>
-        <w:t xml:space="preserve">The number of covariates available(</w:t>
+        <w:t xml:space="preserve">The number of covariates available (</w:t>
       </w:r>
       <m:oMath>
         <m:sSub>

--- a/index.docx
+++ b/index.docx
@@ -4599,33 +4599,33 @@
                     <w:jc w:val="center"/>
                   </w:pPr>
                   <w:r>
-                    <w:t xml:space="preserve">No effect ($\beta_{x}$ = 0)</w:t>
-                  </w:r>
-                </w:p>
-              </w:tc>
-              <w:tc>
-                <w:tcPr/>
-                <w:p>
-                  <w:pPr>
-                    <w:pStyle w:val="Compact"/>
-                    <w:jc w:val="right"/>
-                    <w:jc w:val="center"/>
-                  </w:pPr>
-                  <w:r>
-                    <w:t xml:space="preserve">$\beta_{x}$ = .2</w:t>
-                  </w:r>
-                </w:p>
-              </w:tc>
-              <w:tc>
-                <w:tcPr/>
-                <w:p>
-                  <w:pPr>
-                    <w:pStyle w:val="Compact"/>
-                    <w:jc w:val="right"/>
-                    <w:jc w:val="center"/>
-                  </w:pPr>
-                  <w:r>
-                    <w:t xml:space="preserve">$\beta_{x}$ = .5</w:t>
+                    <w:t xml:space="preserve">No effect ($\beta_{x}=0$)</w:t>
+                  </w:r>
+                </w:p>
+              </w:tc>
+              <w:tc>
+                <w:tcPr/>
+                <w:p>
+                  <w:pPr>
+                    <w:pStyle w:val="Compact"/>
+                    <w:jc w:val="left"/>
+                    <w:jc w:val="center"/>
+                  </w:pPr>
+                  <w:r>
+                    <w:t xml:space="preserve">$\beta_{x}=0.2$</w:t>
+                  </w:r>
+                </w:p>
+              </w:tc>
+              <w:tc>
+                <w:tcPr/>
+                <w:p>
+                  <w:pPr>
+                    <w:pStyle w:val="Compact"/>
+                    <w:jc w:val="left"/>
+                    <w:jc w:val="center"/>
+                  </w:pPr>
+                  <w:r>
+                    <w:t xml:space="preserve">$\beta_{x}=0.5$</w:t>
                   </w:r>
                 </w:p>
               </w:tc>
@@ -4715,7 +4715,7 @@
                 <w:p>
                   <w:pPr>
                     <w:pStyle w:val="Compact"/>
-                    <w:jc w:val="right"/>
+                    <w:jc w:val="left"/>
                     <w:jc w:val="center"/>
                   </w:pPr>
                   <w:r>
@@ -4728,7 +4728,7 @@
                 <w:p>
                   <w:pPr>
                     <w:pStyle w:val="Compact"/>
-                    <w:jc w:val="right"/>
+                    <w:jc w:val="left"/>
                     <w:jc w:val="center"/>
                   </w:pPr>
                   <w:r>
@@ -4769,7 +4769,7 @@
                 <w:p>
                   <w:pPr>
                     <w:pStyle w:val="Compact"/>
-                    <w:jc w:val="right"/>
+                    <w:jc w:val="left"/>
                     <w:jc w:val="center"/>
                   </w:pPr>
                   <w:r>
@@ -4782,7 +4782,7 @@
                 <w:p>
                   <w:pPr>
                     <w:pStyle w:val="Compact"/>
-                    <w:jc w:val="right"/>
+                    <w:jc w:val="left"/>
                     <w:jc w:val="center"/>
                   </w:pPr>
                   <w:r>
@@ -4876,7 +4876,7 @@
                 <w:p>
                   <w:pPr>
                     <w:pStyle w:val="Compact"/>
-                    <w:jc w:val="right"/>
+                    <w:jc w:val="left"/>
                     <w:jc w:val="center"/>
                   </w:pPr>
                   <w:r>
@@ -4889,7 +4889,7 @@
                 <w:p>
                   <w:pPr>
                     <w:pStyle w:val="Compact"/>
-                    <w:jc w:val="right"/>
+                    <w:jc w:val="left"/>
                     <w:jc w:val="center"/>
                   </w:pPr>
                   <w:r>
@@ -4930,7 +4930,7 @@
                 <w:p>
                   <w:pPr>
                     <w:pStyle w:val="Compact"/>
-                    <w:jc w:val="right"/>
+                    <w:jc w:val="left"/>
                     <w:jc w:val="center"/>
                   </w:pPr>
                   <w:r>
@@ -4943,7 +4943,7 @@
                 <w:p>
                   <w:pPr>
                     <w:pStyle w:val="Compact"/>
-                    <w:jc w:val="right"/>
+                    <w:jc w:val="left"/>
                     <w:jc w:val="center"/>
                   </w:pPr>
                   <w:r>
@@ -4984,7 +4984,7 @@
                 <w:p>
                   <w:pPr>
                     <w:pStyle w:val="Compact"/>
-                    <w:jc w:val="right"/>
+                    <w:jc w:val="left"/>
                     <w:jc w:val="center"/>
                   </w:pPr>
                   <w:r>
@@ -4997,7 +4997,7 @@
                 <w:p>
                   <w:pPr>
                     <w:pStyle w:val="Compact"/>
-                    <w:jc w:val="right"/>
+                    <w:jc w:val="left"/>
                     <w:jc w:val="center"/>
                   </w:pPr>
                   <w:r>
@@ -5038,7 +5038,7 @@
                 <w:p>
                   <w:pPr>
                     <w:pStyle w:val="Compact"/>
-                    <w:jc w:val="right"/>
+                    <w:jc w:val="left"/>
                     <w:jc w:val="center"/>
                   </w:pPr>
                   <w:r>
@@ -5051,7 +5051,7 @@
                 <w:p>
                   <w:pPr>
                     <w:pStyle w:val="Compact"/>
-                    <w:jc w:val="right"/>
+                    <w:jc w:val="left"/>
                     <w:jc w:val="center"/>
                   </w:pPr>
                   <w:r>
@@ -5092,7 +5092,7 @@
                 <w:p>
                   <w:pPr>
                     <w:pStyle w:val="Compact"/>
-                    <w:jc w:val="right"/>
+                    <w:jc w:val="left"/>
                     <w:jc w:val="center"/>
                   </w:pPr>
                   <w:r>
@@ -5105,7 +5105,7 @@
                 <w:p>
                   <w:pPr>
                     <w:pStyle w:val="Compact"/>
-                    <w:jc w:val="right"/>
+                    <w:jc w:val="left"/>
                     <w:jc w:val="center"/>
                   </w:pPr>
                   <w:r>
@@ -5146,7 +5146,7 @@
                 <w:p>
                   <w:pPr>
                     <w:pStyle w:val="Compact"/>
-                    <w:jc w:val="right"/>
+                    <w:jc w:val="left"/>
                     <w:jc w:val="center"/>
                   </w:pPr>
                   <w:r>
@@ -5159,7 +5159,7 @@
                 <w:p>
                   <w:pPr>
                     <w:pStyle w:val="Compact"/>
-                    <w:jc w:val="right"/>
+                    <w:jc w:val="left"/>
                     <w:jc w:val="center"/>
                   </w:pPr>
                   <w:r>
@@ -5200,7 +5200,7 @@
                 <w:p>
                   <w:pPr>
                     <w:pStyle w:val="Compact"/>
-                    <w:jc w:val="right"/>
+                    <w:jc w:val="left"/>
                     <w:jc w:val="center"/>
                   </w:pPr>
                   <w:r>
@@ -5213,7 +5213,7 @@
                 <w:p>
                   <w:pPr>
                     <w:pStyle w:val="Compact"/>
-                    <w:jc w:val="right"/>
+                    <w:jc w:val="left"/>
                     <w:jc w:val="center"/>
                   </w:pPr>
                   <w:r>

--- a/index.docx
+++ b/index.docx
@@ -247,7 +247,7 @@
       </w:r>
     </w:p>
     <w:bookmarkEnd w:id="20"/>
-    <w:bookmarkStart w:id="33" w:name="methods"/>
+    <w:bookmarkStart w:id="31" w:name="methods"/>
     <w:p>
       <w:pPr>
         <w:pStyle w:val="Heading1"/>
@@ -1730,7 +1730,7 @@
       </w:hyperlink>
     </w:p>
     <w:bookmarkEnd w:id="26"/>
-    <w:bookmarkStart w:id="32" w:name="data-analytic-plan"/>
+    <w:bookmarkStart w:id="30" w:name="data-analytic-plan"/>
     <w:p>
       <w:pPr>
         <w:pStyle w:val="Heading2"/>
@@ -1943,7 +1943,63 @@
     </w:p>
     <w:p>
       <w:pPr>
-        <w:pStyle w:val="BodyText"/>
+        <w:pStyle w:val="SourceCode"/>
+      </w:pPr>
+      <w:r>
+        <w:rPr>
+          <w:rStyle w:val="VerbatimChar"/>
+        </w:rPr>
+        <w:t xml:space="preserve">     Y  C1  C2 C3 C4</w:t>
+      </w:r>
+      <w:r>
+        <w:br/>
+      </w:r>
+      <w:r>
+        <w:rPr>
+          <w:rStyle w:val="VerbatimChar"/>
+        </w:rPr>
+        <w:t xml:space="preserve">Y  1.0 0.5 0.5  0  0</w:t>
+      </w:r>
+      <w:r>
+        <w:br/>
+      </w:r>
+      <w:r>
+        <w:rPr>
+          <w:rStyle w:val="VerbatimChar"/>
+        </w:rPr>
+        <w:t xml:space="preserve">C1 0.5 1.0 0.3  0  0</w:t>
+      </w:r>
+      <w:r>
+        <w:br/>
+      </w:r>
+      <w:r>
+        <w:rPr>
+          <w:rStyle w:val="VerbatimChar"/>
+        </w:rPr>
+        <w:t xml:space="preserve">C2 0.5 0.3 1.0  0  0</w:t>
+      </w:r>
+      <w:r>
+        <w:br/>
+      </w:r>
+      <w:r>
+        <w:rPr>
+          <w:rStyle w:val="VerbatimChar"/>
+        </w:rPr>
+        <w:t xml:space="preserve">C3 0.0 0.0 0.0  1  0</w:t>
+      </w:r>
+      <w:r>
+        <w:br/>
+      </w:r>
+      <w:r>
+        <w:rPr>
+          <w:rStyle w:val="VerbatimChar"/>
+        </w:rPr>
+        <w:t xml:space="preserve">C4 0.0 0.0 0.0  0  1</w:t>
+      </w:r>
+    </w:p>
+    <w:p>
+      <w:pPr>
+        <w:pStyle w:val="FirstParagraph"/>
       </w:pPr>
       <w:r>
         <w:rPr>
@@ -1966,6 +2022,962 @@
           <w:t xml:space="preserve">Article Notebook</w:t>
         </w:r>
       </w:hyperlink>
+    </w:p>
+    <w:p>
+      <w:pPr>
+        <w:pStyle w:val="BodyText"/>
+      </w:pPr>
+      <w:r>
+        <w:t xml:space="preserve">The covariance matrix can then be used to generate a multivariate normal dataset of</w:t>
+      </w:r>
+      <w:r>
+        <w:t xml:space="preserve"> </w:t>
+      </w:r>
+      <m:oMath>
+        <m:r>
+          <m:t>Y</m:t>
+        </m:r>
+      </m:oMath>
+      <w:r>
+        <w:t xml:space="preserve"> </w:t>
+      </w:r>
+      <w:r>
+        <w:t xml:space="preserve">and</w:t>
+      </w:r>
+      <w:r>
+        <w:t xml:space="preserve"> </w:t>
+      </w:r>
+      <m:oMath>
+        <m:sSub>
+          <m:e>
+            <m:r>
+              <m:t>C</m:t>
+            </m:r>
+          </m:e>
+          <m:sub>
+            <m:r>
+              <m:t>1</m:t>
+            </m:r>
+          </m:sub>
+        </m:sSub>
+        <m:r>
+          <m:rPr>
+            <m:sty m:val="p"/>
+          </m:rPr>
+          <m:t>.</m:t>
+        </m:r>
+        <m:r>
+          <m:rPr>
+            <m:sty m:val="p"/>
+          </m:rPr>
+          <m:t>.</m:t>
+        </m:r>
+        <m:r>
+          <m:rPr>
+            <m:sty m:val="p"/>
+          </m:rPr>
+          <m:t>.</m:t>
+        </m:r>
+        <m:sSub>
+          <m:e>
+            <m:r>
+              <m:t>C</m:t>
+            </m:r>
+          </m:e>
+          <m:sub>
+            <m:r>
+              <m:t>4</m:t>
+            </m:r>
+          </m:sub>
+        </m:sSub>
+      </m:oMath>
+      <w:r>
+        <w:t xml:space="preserve"> </w:t>
+      </w:r>
+      <w:r>
+        <w:t xml:space="preserve">for 100 observations where all variables have a mean of 0.</w:t>
+      </w:r>
+      <w:r>
+        <w:t xml:space="preserve"> </w:t>
+      </w:r>
+      <w:r>
+        <w:t xml:space="preserve">Following this, the effect of the IV (</w:t>
+      </w:r>
+      <m:oMath>
+        <m:r>
+          <m:t>X</m:t>
+        </m:r>
+      </m:oMath>
+      <w:r>
+        <w:t xml:space="preserve">) can be added into</w:t>
+      </w:r>
+      <w:r>
+        <w:t xml:space="preserve"> </w:t>
+      </w:r>
+      <m:oMath>
+        <m:r>
+          <m:t>Y</m:t>
+        </m:r>
+      </m:oMath>
+      <w:r>
+        <w:t xml:space="preserve">.</w:t>
+      </w:r>
+    </w:p>
+    <w:bookmarkStart w:id="28" w:name="annotated-cell-1"/>
+    <w:p>
+      <w:pPr>
+        <w:pStyle w:val="SourceCode"/>
+      </w:pPr>
+      <w:r>
+        <w:rPr>
+          <w:rStyle w:val="NormalTok"/>
+        </w:rPr>
+        <w:t xml:space="preserve">df </w:t>
+      </w:r>
+      <w:r>
+        <w:rPr>
+          <w:rStyle w:val="OtherTok"/>
+        </w:rPr>
+        <w:t xml:space="preserve">&lt;-</w:t>
+      </w:r>
+      <w:r>
+        <w:rPr>
+          <w:rStyle w:val="NormalTok"/>
+        </w:rPr>
+        <w:t xml:space="preserve"> MASS</w:t>
+      </w:r>
+      <w:r>
+        <w:rPr>
+          <w:rStyle w:val="SpecialCharTok"/>
+        </w:rPr>
+        <w:t xml:space="preserve">::</w:t>
+      </w:r>
+      <w:r>
+        <w:rPr>
+          <w:rStyle w:val="FunctionTok"/>
+        </w:rPr>
+        <w:t xml:space="preserve">mvrnorm</w:t>
+      </w:r>
+      <w:r>
+        <w:rPr>
+          <w:rStyle w:val="NormalTok"/>
+        </w:rPr>
+        <w:t xml:space="preserve">(</w:t>
+      </w:r>
+      <w:r>
+        <w:rPr>
+          <w:rStyle w:val="AttributeTok"/>
+        </w:rPr>
+        <w:t xml:space="preserve">n =</w:t>
+      </w:r>
+      <w:r>
+        <w:rPr>
+          <w:rStyle w:val="NormalTok"/>
+        </w:rPr>
+        <w:t xml:space="preserve"> </w:t>
+      </w:r>
+      <w:r>
+        <w:rPr>
+          <w:rStyle w:val="DecValTok"/>
+        </w:rPr>
+        <w:t xml:space="preserve">100</w:t>
+      </w:r>
+      <w:r>
+        <w:rPr>
+          <w:rStyle w:val="NormalTok"/>
+        </w:rPr>
+        <w:t xml:space="preserve">, </w:t>
+      </w:r>
+      <w:r>
+        <w:rPr>
+          <w:rStyle w:val="AttributeTok"/>
+        </w:rPr>
+        <w:t xml:space="preserve">mu =</w:t>
+      </w:r>
+      <w:r>
+        <w:rPr>
+          <w:rStyle w:val="NormalTok"/>
+        </w:rPr>
+        <w:t xml:space="preserve"> </w:t>
+      </w:r>
+      <w:r>
+        <w:rPr>
+          <w:rStyle w:val="FunctionTok"/>
+        </w:rPr>
+        <w:t xml:space="preserve">c</w:t>
+      </w:r>
+      <w:r>
+        <w:rPr>
+          <w:rStyle w:val="NormalTok"/>
+        </w:rPr>
+        <w:t xml:space="preserve">(</w:t>
+      </w:r>
+      <w:r>
+        <w:rPr>
+          <w:rStyle w:val="DecValTok"/>
+        </w:rPr>
+        <w:t xml:space="preserve">0</w:t>
+      </w:r>
+      <w:r>
+        <w:rPr>
+          <w:rStyle w:val="NormalTok"/>
+        </w:rPr>
+        <w:t xml:space="preserve">, </w:t>
+      </w:r>
+      <w:r>
+        <w:rPr>
+          <w:rStyle w:val="DecValTok"/>
+        </w:rPr>
+        <w:t xml:space="preserve">0</w:t>
+      </w:r>
+      <w:r>
+        <w:rPr>
+          <w:rStyle w:val="NormalTok"/>
+        </w:rPr>
+        <w:t xml:space="preserve">, </w:t>
+      </w:r>
+      <w:r>
+        <w:rPr>
+          <w:rStyle w:val="DecValTok"/>
+        </w:rPr>
+        <w:t xml:space="preserve">0</w:t>
+      </w:r>
+      <w:r>
+        <w:rPr>
+          <w:rStyle w:val="NormalTok"/>
+        </w:rPr>
+        <w:t xml:space="preserve">, </w:t>
+      </w:r>
+      <w:r>
+        <w:rPr>
+          <w:rStyle w:val="DecValTok"/>
+        </w:rPr>
+        <w:t xml:space="preserve">0</w:t>
+      </w:r>
+      <w:r>
+        <w:rPr>
+          <w:rStyle w:val="NormalTok"/>
+        </w:rPr>
+        <w:t xml:space="preserve">, </w:t>
+      </w:r>
+      <w:r>
+        <w:rPr>
+          <w:rStyle w:val="DecValTok"/>
+        </w:rPr>
+        <w:t xml:space="preserve">0</w:t>
+      </w:r>
+      <w:r>
+        <w:rPr>
+          <w:rStyle w:val="NormalTok"/>
+        </w:rPr>
+        <w:t xml:space="preserve">), </w:t>
+      </w:r>
+      <w:r>
+        <w:rPr>
+          <w:rStyle w:val="AttributeTok"/>
+        </w:rPr>
+        <w:t xml:space="preserve">Sigma =</w:t>
+      </w:r>
+      <w:r>
+        <w:rPr>
+          <w:rStyle w:val="NormalTok"/>
+        </w:rPr>
+        <w:t xml:space="preserve"> sigma)</w:t>
+      </w:r>
+      <w:r>
+        <w:br/>
+      </w:r>
+      <w:r>
+        <w:br/>
+      </w:r>
+      <w:r>
+        <w:rPr>
+          <w:rStyle w:val="NormalTok"/>
+        </w:rPr>
+        <w:t xml:space="preserve">x </w:t>
+      </w:r>
+      <w:r>
+        <w:rPr>
+          <w:rStyle w:val="OtherTok"/>
+        </w:rPr>
+        <w:t xml:space="preserve">&lt;-</w:t>
+      </w:r>
+      <w:r>
+        <w:rPr>
+          <w:rStyle w:val="NormalTok"/>
+        </w:rPr>
+        <w:t xml:space="preserve"> </w:t>
+      </w:r>
+      <w:r>
+        <w:rPr>
+          <w:rStyle w:val="FunctionTok"/>
+        </w:rPr>
+        <w:t xml:space="preserve">rep</w:t>
+      </w:r>
+      <w:r>
+        <w:rPr>
+          <w:rStyle w:val="NormalTok"/>
+        </w:rPr>
+        <w:t xml:space="preserve">(</w:t>
+      </w:r>
+      <w:r>
+        <w:rPr>
+          <w:rStyle w:val="FunctionTok"/>
+        </w:rPr>
+        <w:t xml:space="preserve">c</w:t>
+      </w:r>
+      <w:r>
+        <w:rPr>
+          <w:rStyle w:val="NormalTok"/>
+        </w:rPr>
+        <w:t xml:space="preserve">(</w:t>
+      </w:r>
+      <w:r>
+        <w:rPr>
+          <w:rStyle w:val="SpecialCharTok"/>
+        </w:rPr>
+        <w:t xml:space="preserve">-</w:t>
+      </w:r>
+      <w:r>
+        <w:rPr>
+          <w:rStyle w:val="NormalTok"/>
+        </w:rPr>
+        <w:t xml:space="preserve">.</w:t>
+      </w:r>
+      <w:r>
+        <w:rPr>
+          <w:rStyle w:val="DecValTok"/>
+        </w:rPr>
+        <w:t xml:space="preserve">5</w:t>
+      </w:r>
+      <w:r>
+        <w:rPr>
+          <w:rStyle w:val="NormalTok"/>
+        </w:rPr>
+        <w:t xml:space="preserve">, .</w:t>
+      </w:r>
+      <w:r>
+        <w:rPr>
+          <w:rStyle w:val="DecValTok"/>
+        </w:rPr>
+        <w:t xml:space="preserve">5</w:t>
+      </w:r>
+      <w:r>
+        <w:rPr>
+          <w:rStyle w:val="NormalTok"/>
+        </w:rPr>
+        <w:t xml:space="preserve">), </w:t>
+      </w:r>
+      <w:r>
+        <w:rPr>
+          <w:rStyle w:val="AttributeTok"/>
+        </w:rPr>
+        <w:t xml:space="preserve">each =</w:t>
+      </w:r>
+      <w:r>
+        <w:rPr>
+          <w:rStyle w:val="NormalTok"/>
+        </w:rPr>
+        <w:t xml:space="preserve"> </w:t>
+      </w:r>
+      <w:r>
+        <w:rPr>
+          <w:rStyle w:val="DecValTok"/>
+        </w:rPr>
+        <w:t xml:space="preserve">50</w:t>
+      </w:r>
+      <w:r>
+        <w:rPr>
+          <w:rStyle w:val="NormalTok"/>
+        </w:rPr>
+        <w:t xml:space="preserve">)</w:t>
+      </w:r>
+      <w:r>
+        <w:br/>
+      </w:r>
+      <w:r>
+        <w:rPr>
+          <w:rStyle w:val="NormalTok"/>
+        </w:rPr>
+        <w:t xml:space="preserve">df[, </w:t>
+      </w:r>
+      <w:r>
+        <w:rPr>
+          <w:rStyle w:val="DecValTok"/>
+        </w:rPr>
+        <w:t xml:space="preserve">1</w:t>
+      </w:r>
+      <w:r>
+        <w:rPr>
+          <w:rStyle w:val="NormalTok"/>
+        </w:rPr>
+        <w:t xml:space="preserve">] </w:t>
+      </w:r>
+      <w:r>
+        <w:rPr>
+          <w:rStyle w:val="OtherTok"/>
+        </w:rPr>
+        <w:t xml:space="preserve">&lt;-</w:t>
+      </w:r>
+      <w:r>
+        <w:rPr>
+          <w:rStyle w:val="NormalTok"/>
+        </w:rPr>
+        <w:t xml:space="preserve"> df[, </w:t>
+      </w:r>
+      <w:r>
+        <w:rPr>
+          <w:rStyle w:val="DecValTok"/>
+        </w:rPr>
+        <w:t xml:space="preserve">1</w:t>
+      </w:r>
+      <w:r>
+        <w:rPr>
+          <w:rStyle w:val="NormalTok"/>
+        </w:rPr>
+        <w:t xml:space="preserve">]</w:t>
+      </w:r>
+      <w:r>
+        <w:rPr>
+          <w:rStyle w:val="SpecialCharTok"/>
+        </w:rPr>
+        <w:t xml:space="preserve">+</w:t>
+      </w:r>
+      <w:r>
+        <w:rPr>
+          <w:rStyle w:val="NormalTok"/>
+        </w:rPr>
+        <w:t xml:space="preserve"> .</w:t>
+      </w:r>
+      <w:r>
+        <w:rPr>
+          <w:rStyle w:val="DecValTok"/>
+        </w:rPr>
+        <w:t xml:space="preserve">2</w:t>
+      </w:r>
+      <w:r>
+        <w:rPr>
+          <w:rStyle w:val="NormalTok"/>
+        </w:rPr>
+        <w:t xml:space="preserve"> </w:t>
+      </w:r>
+      <w:r>
+        <w:rPr>
+          <w:rStyle w:val="SpecialCharTok"/>
+        </w:rPr>
+        <w:t xml:space="preserve">*</w:t>
+      </w:r>
+      <w:r>
+        <w:rPr>
+          <w:rStyle w:val="NormalTok"/>
+        </w:rPr>
+        <w:t xml:space="preserve"> x</w:t>
+      </w:r>
+    </w:p>
+    <w:bookmarkEnd w:id="28"/>
+    <w:p>
+      <w:pPr>
+        <w:pStyle w:val="DefinitionTerm"/>
+      </w:pPr>
+      <w:r>
+        <w:t xml:space="preserve">Line 1</w:t>
+      </w:r>
+    </w:p>
+    <w:p>
+      <w:pPr>
+        <w:pStyle w:val="Definition"/>
+      </w:pPr>
+      <w:r>
+        <w:t xml:space="preserve">Generate</w:t>
+      </w:r>
+      <w:r>
+        <w:t xml:space="preserve"> </w:t>
+      </w:r>
+      <m:oMath>
+        <m:r>
+          <m:t>Y</m:t>
+        </m:r>
+      </m:oMath>
+      <w:r>
+        <w:t xml:space="preserve"> </w:t>
+      </w:r>
+      <w:r>
+        <w:t xml:space="preserve">and all covariates using a multivariate normal distribution with all means of 0 and variances/covariances from sigma displayed above.</w:t>
+      </w:r>
+    </w:p>
+    <w:p>
+      <w:pPr>
+        <w:pStyle w:val="DefinitionTerm"/>
+      </w:pPr>
+      <w:r>
+        <w:t xml:space="preserve">Line 3</w:t>
+      </w:r>
+    </w:p>
+    <w:p>
+      <w:pPr>
+        <w:pStyle w:val="Definition"/>
+      </w:pPr>
+      <w:r>
+        <w:t xml:space="preserve">Create a dichotomous focal independent variable (</w:t>
+      </w:r>
+      <m:oMath>
+        <m:r>
+          <m:t>X</m:t>
+        </m:r>
+      </m:oMath>
+      <w:r>
+        <w:t xml:space="preserve">).</w:t>
+      </w:r>
+    </w:p>
+    <w:p>
+      <w:pPr>
+        <w:pStyle w:val="DefinitionTerm"/>
+      </w:pPr>
+      <w:r>
+        <w:t xml:space="preserve">Line 4</w:t>
+      </w:r>
+    </w:p>
+    <w:p>
+      <w:pPr>
+        <w:pStyle w:val="Definition"/>
+      </w:pPr>
+      <w:r>
+        <w:t xml:space="preserve">Add in</w:t>
+      </w:r>
+      <w:r>
+        <w:t xml:space="preserve"> </w:t>
+      </w:r>
+      <m:oMath>
+        <m:r>
+          <m:t>X</m:t>
+        </m:r>
+      </m:oMath>
+      <w:r>
+        <w:t xml:space="preserve"> </w:t>
+      </w:r>
+      <w:r>
+        <w:t xml:space="preserve">effect on</w:t>
+      </w:r>
+      <w:r>
+        <w:t xml:space="preserve"> </w:t>
+      </w:r>
+      <m:oMath>
+        <m:r>
+          <m:t>Y</m:t>
+        </m:r>
+      </m:oMath>
+      <w:r>
+        <w:t xml:space="preserve">.</w:t>
+      </w:r>
+    </w:p>
+    <w:p>
+      <w:pPr>
+        <w:pStyle w:val="FirstParagraph"/>
+      </w:pPr>
+      <w:r>
+        <w:rPr>
+          <w:vertAlign w:val="subscript"/>
+        </w:rPr>
+        <w:t xml:space="preserve">Source:</w:t>
+      </w:r>
+      <w:r>
+        <w:rPr>
+          <w:vertAlign w:val="subscript"/>
+        </w:rPr>
+        <w:t xml:space="preserve"> </w:t>
+      </w:r>
+      <w:hyperlink r:id="rId27">
+        <w:r>
+          <w:rPr>
+            <w:rStyle w:val="Hyperlink"/>
+            <w:vertAlign w:val="subscript"/>
+          </w:rPr>
+          <w:t xml:space="preserve">Article Notebook</w:t>
+        </w:r>
+      </w:hyperlink>
+    </w:p>
+    <w:p>
+      <w:pPr>
+        <w:pStyle w:val="BodyText"/>
+      </w:pPr>
+      <w:r>
+        <w:t xml:space="preserve">For each simulated dataset in each research context, we use each of the 9 covariate selection approaches to determine which covariates to use in the primary analysis to test the effect of</w:t>
+      </w:r>
+      <w:r>
+        <w:t xml:space="preserve"> </w:t>
+      </w:r>
+      <m:oMath>
+        <m:r>
+          <m:t>X</m:t>
+        </m:r>
+      </m:oMath>
+      <w:r>
+        <w:t xml:space="preserve"> </w:t>
+      </w:r>
+      <w:r>
+        <w:t xml:space="preserve">on</w:t>
+      </w:r>
+      <w:r>
+        <w:t xml:space="preserve"> </w:t>
+      </w:r>
+      <m:oMath>
+        <m:r>
+          <m:t>Y</m:t>
+        </m:r>
+      </m:oMath>
+      <w:r>
+        <w:t xml:space="preserve">. For example,</w:t>
+      </w:r>
+      <w:r>
+        <w:t xml:space="preserve"> </w:t>
+      </w:r>
+      <m:oMath>
+        <m:r>
+          <m:t>l</m:t>
+        </m:r>
+        <m:r>
+          <m:t>m</m:t>
+        </m:r>
+        <m:d>
+          <m:dPr>
+            <m:begChr m:val="("/>
+            <m:sepChr m:val=""/>
+            <m:endChr m:val=")"/>
+            <m:grow/>
+          </m:dPr>
+          <m:e>
+            <m:r>
+              <m:t>Y</m:t>
+            </m:r>
+            <m:r>
+              <m:rPr>
+                <m:sty m:val="p"/>
+              </m:rPr>
+              <m:t>∼</m:t>
+            </m:r>
+            <m:r>
+              <m:t>X</m:t>
+            </m:r>
+            <m:r>
+              <m:rPr>
+                <m:sty m:val="p"/>
+              </m:rPr>
+              <m:t>+</m:t>
+            </m:r>
+            <m:sSub>
+              <m:e>
+                <m:r>
+                  <m:t>C</m:t>
+                </m:r>
+              </m:e>
+              <m:sub>
+                <m:r>
+                  <m:t>1</m:t>
+                </m:r>
+              </m:sub>
+            </m:sSub>
+            <m:r>
+              <m:rPr>
+                <m:sty m:val="p"/>
+              </m:rPr>
+              <m:t>+</m:t>
+            </m:r>
+            <m:sSub>
+              <m:e>
+                <m:r>
+                  <m:t>C</m:t>
+                </m:r>
+              </m:e>
+              <m:sub>
+                <m:r>
+                  <m:t>4</m:t>
+                </m:r>
+              </m:sub>
+            </m:sSub>
+            <m:r>
+              <m:rPr>
+                <m:sty m:val="p"/>
+              </m:rPr>
+              <m:t>,</m:t>
+            </m:r>
+            <m:r>
+              <m:rPr>
+                <m:nor/>
+                <m:sty m:val="p"/>
+              </m:rPr>
+              <m:t>data</m:t>
+            </m:r>
+            <m:r>
+              <m:rPr>
+                <m:sty m:val="p"/>
+              </m:rPr>
+              <m:t>=</m:t>
+            </m:r>
+            <m:r>
+              <m:rPr>
+                <m:nor/>
+                <m:sty m:val="p"/>
+              </m:rPr>
+              <m:t>df</m:t>
+            </m:r>
+          </m:e>
+        </m:d>
+      </m:oMath>
+      <w:r>
+        <w:t xml:space="preserve">, if covariates 1 and 4 were selected by the current selection approach. From each primary analysis, we saved the research context characteristics, the covariate selection approach used, and the parameter estimate for</w:t>
+      </w:r>
+      <w:r>
+        <w:t xml:space="preserve"> </w:t>
+      </w:r>
+      <m:oMath>
+        <m:r>
+          <m:t>X</m:t>
+        </m:r>
+      </m:oMath>
+      <w:r>
+        <w:t xml:space="preserve">, p-value for its statistical test against 0, and the conclusion (reject or fail to reject) using alpha = 0.05 from the primary analysis.</w:t>
+      </w:r>
+    </w:p>
+    <w:p>
+      <w:pPr>
+        <w:pStyle w:val="BodyText"/>
+      </w:pPr>
+      <w:r>
+        <w:t xml:space="preserve">For research contexts where the population parameter for</w:t>
+      </w:r>
+      <w:r>
+        <w:t xml:space="preserve"> </w:t>
+      </w:r>
+      <m:oMath>
+        <m:r>
+          <m:t>X</m:t>
+        </m:r>
+      </m:oMath>
+      <w:r>
+        <w:t xml:space="preserve"> </w:t>
+      </w:r>
+      <w:r>
+        <w:t xml:space="preserve">is 0 (i.e.,</w:t>
+      </w:r>
+      <w:r>
+        <w:t xml:space="preserve"> </w:t>
+      </w:r>
+      <m:oMath>
+        <m:r>
+          <m:t>X</m:t>
+        </m:r>
+      </m:oMath>
+      <w:r>
+        <w:t xml:space="preserve"> </w:t>
+      </w:r>
+      <w:r>
+        <w:t xml:space="preserve">has no effect on</w:t>
+      </w:r>
+      <w:r>
+        <w:t xml:space="preserve"> </w:t>
+      </w:r>
+      <m:oMath>
+        <m:r>
+          <m:t>Y</m:t>
+        </m:r>
+      </m:oMath>
+      <w:r>
+        <w:t xml:space="preserve">), we assess and report the Type I error rates associated with each covariate selection approach by research context characteristics. For research contexts where the population parameter for</w:t>
+      </w:r>
+      <w:r>
+        <w:t xml:space="preserve"> </w:t>
+      </w:r>
+      <m:oMath>
+        <m:r>
+          <m:t>X</m:t>
+        </m:r>
+      </m:oMath>
+      <w:r>
+        <w:t xml:space="preserve"> </w:t>
+      </w:r>
+      <w:r>
+        <w:t xml:space="preserve">is 0.2 or 0.5 (i.e.,</w:t>
+      </w:r>
+      <w:r>
+        <w:t xml:space="preserve"> </w:t>
+      </w:r>
+      <m:oMath>
+        <m:r>
+          <m:t>X</m:t>
+        </m:r>
+      </m:oMath>
+      <w:r>
+        <w:t xml:space="preserve"> </w:t>
+      </w:r>
+      <w:r>
+        <w:t xml:space="preserve">has an effect on</w:t>
+      </w:r>
+      <w:r>
+        <w:t xml:space="preserve"> </w:t>
+      </w:r>
+      <m:oMath>
+        <m:r>
+          <m:t>Y</m:t>
+        </m:r>
+      </m:oMath>
+      <w:r>
+        <w:t xml:space="preserve">), we assess and report the Type II error rate for each covariate selection method by research context characteristics. We also provide descriptive statistics and sampling distributions (from the 40,000 simulations) of the parameter estimate for</w:t>
+      </w:r>
+      <w:r>
+        <w:t xml:space="preserve"> </w:t>
+      </w:r>
+      <m:oMath>
+        <m:r>
+          <m:t>X</m:t>
+        </m:r>
+      </m:oMath>
+      <w:r>
+        <w:t xml:space="preserve"> </w:t>
+      </w:r>
+      <w:r>
+        <w:t xml:space="preserve">across research contexts for each covariate selection approach, separately by true effect size for</w:t>
+      </w:r>
+      <w:r>
+        <w:t xml:space="preserve"> </w:t>
+      </w:r>
+      <m:oMath>
+        <m:r>
+          <m:t>X</m:t>
+        </m:r>
+      </m:oMath>
+      <w:r>
+        <w:t xml:space="preserve"> </w:t>
+      </w:r>
+      <w:r>
+        <w:t xml:space="preserve">(0, 0.2, and 0.5). An interactive detailed dashboard of average error rates for all combinations of research context variables is accessible through our OSF page (</w:t>
+      </w:r>
+      <w:hyperlink r:id="rId29">
+        <w:r>
+          <w:rPr>
+            <w:rStyle w:val="Hyperlink"/>
+          </w:rPr>
+          <w:t xml:space="preserve">https://osf.io/zh5gn/</w:t>
+        </w:r>
+      </w:hyperlink>
+      <w:r>
+        <w:t xml:space="preserve">).</w:t>
+      </w:r>
+    </w:p>
+    <w:bookmarkEnd w:id="30"/>
+    <w:bookmarkEnd w:id="31"/>
+    <w:bookmarkStart w:id="62" w:name="results"/>
+    <w:p>
+      <w:pPr>
+        <w:pStyle w:val="Heading1"/>
+      </w:pPr>
+      <w:r>
+        <w:t xml:space="preserve">Results</w:t>
+      </w:r>
+    </w:p>
+    <w:bookmarkStart w:id="42" w:name="type-i-error"/>
+    <w:p>
+      <w:pPr>
+        <w:pStyle w:val="Heading2"/>
+      </w:pPr>
+      <w:r>
+        <w:t xml:space="preserve">Type I Error</w:t>
+      </w:r>
+    </w:p>
+    <w:p>
+      <w:pPr>
+        <w:pStyle w:val="FirstParagraph"/>
+      </w:pPr>
+      <w:r>
+        <w:t xml:space="preserve">Given our use of simulated datasets, we were able to set the true population parameter for</w:t>
+      </w:r>
+      <w:r>
+        <w:t xml:space="preserve"> </w:t>
+      </w:r>
+      <m:oMath>
+        <m:r>
+          <m:t>X</m:t>
+        </m:r>
+      </m:oMath>
+      <w:r>
+        <w:t xml:space="preserve"> </w:t>
+      </w:r>
+      <w:r>
+        <w:t xml:space="preserve">to be zero (i.e.,</w:t>
+      </w:r>
+      <w:r>
+        <w:t xml:space="preserve"> </w:t>
+      </w:r>
+      <m:oMath>
+        <m:sSub>
+          <m:e>
+            <m:r>
+              <m:t>β</m:t>
+            </m:r>
+          </m:e>
+          <m:sub>
+            <m:r>
+              <m:t>x</m:t>
+            </m:r>
+          </m:sub>
+        </m:sSub>
+        <m:r>
+          <m:rPr>
+            <m:sty m:val="p"/>
+          </m:rPr>
+          <m:t>=</m:t>
+        </m:r>
+        <m:r>
+          <m:t>0</m:t>
+        </m:r>
+      </m:oMath>
+      <w:r>
+        <w:t xml:space="preserve">). Therefore, any significant result was a Type I error.</w:t>
+      </w:r>
+      <w:r>
+        <w:t xml:space="preserve"> </w:t>
+      </w:r>
+      <w:hyperlink w:anchor="fig-bar-1">
+        <w:r>
+          <w:rPr>
+            <w:rStyle w:val="Hyperlink"/>
+          </w:rPr>
+          <w:t xml:space="preserve">Figure 1</w:t>
+        </w:r>
+      </w:hyperlink>
+      <w:r>
+        <w:t xml:space="preserve"> </w:t>
+      </w:r>
+      <w:r>
+        <w:t xml:space="preserve">shows the average Type I error rate across all research contexts for each approach. The p-hacking approach for selecting covariates, unsurprisingly led to a highly inflated mean Type I error rate across contexts, consistent with the extant research published in the last several years on the connection between researcher degrees of freedom and false positives. The other approaches were at or near the expected error rate of alpha = .05 across the relatively broad range of research context characteristics we considered. Specifically, the two a priori selection approaches and the data-driven selection approaches that did not include</w:t>
+      </w:r>
+      <w:r>
+        <w:t xml:space="preserve"> </w:t>
+      </w:r>
+      <m:oMath>
+        <m:r>
+          <m:t>X</m:t>
+        </m:r>
+      </m:oMath>
+      <w:r>
+        <w:t xml:space="preserve"> </w:t>
+      </w:r>
+      <w:r>
+        <w:t xml:space="preserve">in the screening model displayed average Type I error rates of exactly .05. The data-driven approaches that did include</w:t>
+      </w:r>
+      <w:r>
+        <w:t xml:space="preserve"> </w:t>
+      </w:r>
+      <m:oMath>
+        <m:r>
+          <m:t>X</m:t>
+        </m:r>
+      </m:oMath>
+      <w:r>
+        <w:t xml:space="preserve"> </w:t>
+      </w:r>
+      <w:r>
+        <w:t xml:space="preserve">in the screening model displayed slightly increased (&lt;= .06) average Type I error rates across contexts.</w:t>
+      </w:r>
     </w:p>
     <w:tbl>
       <w:tblPr>
@@ -1980,1510 +2992,7 @@
       <w:tr>
         <w:tc>
           <w:tcPr/>
-          <w:bookmarkStart w:id="28" w:name="tbl-sigma"/>
-          <w:p>
-            <w:pPr>
-              <w:jc w:val="center"/>
-            </w:pPr>
-            <w:pPr>
-              <w:jc w:val="left"/>
-              <w:spacing w:before="200"/>
-              <w:pStyle w:val="ImageCaption"/>
-            </w:pPr>
-            <w:r>
-              <w:t xml:space="preserve">Table 3</w:t>
-            </w:r>
-          </w:p>
-          <w:tbl>
-            <w:tblPr>
-              <w:tblStyle w:val="Table"/>
-              <w:tblW w:type="auto" w:w="0"/>
-              <w:tblLook w:firstRow="1" w:lastRow="0" w:firstColumn="0" w:lastColumn="0" w:noHBand="0" w:noVBand="0" w:val="0020"/>
-            </w:tblPr>
-            <w:tblGrid>
-              <w:gridCol w:w="1320"/>
-              <w:gridCol w:w="1320"/>
-              <w:gridCol w:w="1320"/>
-              <w:gridCol w:w="1320"/>
-              <w:gridCol w:w="1320"/>
-              <w:gridCol w:w="1320"/>
-            </w:tblGrid>
-            <w:tr>
-              <w:trPr>
-                <w:tblHeader w:val="on"/>
-              </w:trPr>
-              <w:tc>
-                <w:tcPr/>
-                <w:p>
-                  <w:pPr>
-                    <w:pStyle w:val="Compact"/>
-                  </w:pPr>
-                </w:p>
-              </w:tc>
-              <w:tc>
-                <w:tcPr/>
-                <w:p>
-                  <w:pPr>
-                    <w:pStyle w:val="Compact"/>
-                    <w:jc w:val="right"/>
-                    <w:jc w:val="center"/>
-                  </w:pPr>
-                  <w:r>
-                    <w:t xml:space="preserve">$Y$</w:t>
-                  </w:r>
-                </w:p>
-              </w:tc>
-              <w:tc>
-                <w:tcPr/>
-                <w:p>
-                  <w:pPr>
-                    <w:pStyle w:val="Compact"/>
-                    <w:jc w:val="right"/>
-                    <w:jc w:val="center"/>
-                  </w:pPr>
-                  <w:r>
-                    <w:t xml:space="preserve">$C_1$</w:t>
-                  </w:r>
-                </w:p>
-              </w:tc>
-              <w:tc>
-                <w:tcPr/>
-                <w:p>
-                  <w:pPr>
-                    <w:pStyle w:val="Compact"/>
-                    <w:jc w:val="right"/>
-                    <w:jc w:val="center"/>
-                  </w:pPr>
-                  <w:r>
-                    <w:t xml:space="preserve">$C_2$</w:t>
-                  </w:r>
-                </w:p>
-              </w:tc>
-              <w:tc>
-                <w:tcPr/>
-                <w:p>
-                  <w:pPr>
-                    <w:pStyle w:val="Compact"/>
-                    <w:jc w:val="right"/>
-                    <w:jc w:val="center"/>
-                  </w:pPr>
-                  <w:r>
-                    <w:t xml:space="preserve">$C_3$</w:t>
-                  </w:r>
-                </w:p>
-              </w:tc>
-              <w:tc>
-                <w:tcPr/>
-                <w:p>
-                  <w:pPr>
-                    <w:pStyle w:val="Compact"/>
-                    <w:jc w:val="right"/>
-                    <w:jc w:val="center"/>
-                  </w:pPr>
-                  <w:r>
-                    <w:t xml:space="preserve">$C_4$</w:t>
-                  </w:r>
-                </w:p>
-              </w:tc>
-            </w:tr>
-            <w:tr>
-              <w:tc>
-                <w:tcPr/>
-                <w:p>
-                  <w:pPr>
-                    <w:pStyle w:val="Compact"/>
-                    <w:jc w:val="left"/>
-                    <w:jc w:val="center"/>
-                  </w:pPr>
-                  <w:r>
-                    <w:t xml:space="preserve">$Y$</w:t>
-                  </w:r>
-                </w:p>
-              </w:tc>
-              <w:tc>
-                <w:tcPr/>
-                <w:p>
-                  <w:pPr>
-                    <w:pStyle w:val="Compact"/>
-                    <w:jc w:val="right"/>
-                    <w:jc w:val="center"/>
-                  </w:pPr>
-                  <w:r>
-                    <w:t xml:space="preserve">1.0</w:t>
-                  </w:r>
-                </w:p>
-              </w:tc>
-              <w:tc>
-                <w:tcPr/>
-                <w:p>
-                  <w:pPr>
-                    <w:pStyle w:val="Compact"/>
-                    <w:jc w:val="right"/>
-                    <w:jc w:val="center"/>
-                  </w:pPr>
-                  <w:r>
-                    <w:t xml:space="preserve">0.5</w:t>
-                  </w:r>
-                </w:p>
-              </w:tc>
-              <w:tc>
-                <w:tcPr/>
-                <w:p>
-                  <w:pPr>
-                    <w:pStyle w:val="Compact"/>
-                    <w:jc w:val="right"/>
-                    <w:jc w:val="center"/>
-                  </w:pPr>
-                  <w:r>
-                    <w:t xml:space="preserve">0.5</w:t>
-                  </w:r>
-                </w:p>
-              </w:tc>
-              <w:tc>
-                <w:tcPr/>
-                <w:p>
-                  <w:pPr>
-                    <w:pStyle w:val="Compact"/>
-                    <w:jc w:val="right"/>
-                    <w:jc w:val="center"/>
-                  </w:pPr>
-                  <w:r>
-                    <w:t xml:space="preserve">0</w:t>
-                  </w:r>
-                </w:p>
-              </w:tc>
-              <w:tc>
-                <w:tcPr/>
-                <w:p>
-                  <w:pPr>
-                    <w:pStyle w:val="Compact"/>
-                    <w:jc w:val="right"/>
-                    <w:jc w:val="center"/>
-                  </w:pPr>
-                  <w:r>
-                    <w:t xml:space="preserve">0</w:t>
-                  </w:r>
-                </w:p>
-              </w:tc>
-            </w:tr>
-            <w:tr>
-              <w:tc>
-                <w:tcPr/>
-                <w:p>
-                  <w:pPr>
-                    <w:pStyle w:val="Compact"/>
-                    <w:jc w:val="left"/>
-                    <w:jc w:val="center"/>
-                  </w:pPr>
-                  <w:r>
-                    <w:t xml:space="preserve">$C_1$</w:t>
-                  </w:r>
-                </w:p>
-              </w:tc>
-              <w:tc>
-                <w:tcPr/>
-                <w:p>
-                  <w:pPr>
-                    <w:pStyle w:val="Compact"/>
-                    <w:jc w:val="right"/>
-                    <w:jc w:val="center"/>
-                  </w:pPr>
-                  <w:r>
-                    <w:t xml:space="preserve">0.5</w:t>
-                  </w:r>
-                </w:p>
-              </w:tc>
-              <w:tc>
-                <w:tcPr/>
-                <w:p>
-                  <w:pPr>
-                    <w:pStyle w:val="Compact"/>
-                    <w:jc w:val="right"/>
-                    <w:jc w:val="center"/>
-                  </w:pPr>
-                  <w:r>
-                    <w:t xml:space="preserve">1.0</w:t>
-                  </w:r>
-                </w:p>
-              </w:tc>
-              <w:tc>
-                <w:tcPr/>
-                <w:p>
-                  <w:pPr>
-                    <w:pStyle w:val="Compact"/>
-                    <w:jc w:val="right"/>
-                    <w:jc w:val="center"/>
-                  </w:pPr>
-                  <w:r>
-                    <w:t xml:space="preserve">0.3</w:t>
-                  </w:r>
-                </w:p>
-              </w:tc>
-              <w:tc>
-                <w:tcPr/>
-                <w:p>
-                  <w:pPr>
-                    <w:pStyle w:val="Compact"/>
-                    <w:jc w:val="right"/>
-                    <w:jc w:val="center"/>
-                  </w:pPr>
-                  <w:r>
-                    <w:t xml:space="preserve">0</w:t>
-                  </w:r>
-                </w:p>
-              </w:tc>
-              <w:tc>
-                <w:tcPr/>
-                <w:p>
-                  <w:pPr>
-                    <w:pStyle w:val="Compact"/>
-                    <w:jc w:val="right"/>
-                    <w:jc w:val="center"/>
-                  </w:pPr>
-                  <w:r>
-                    <w:t xml:space="preserve">0</w:t>
-                  </w:r>
-                </w:p>
-              </w:tc>
-            </w:tr>
-            <w:tr>
-              <w:tc>
-                <w:tcPr/>
-                <w:p>
-                  <w:pPr>
-                    <w:pStyle w:val="Compact"/>
-                    <w:jc w:val="left"/>
-                    <w:jc w:val="center"/>
-                  </w:pPr>
-                  <w:r>
-                    <w:t xml:space="preserve">$C_2$</w:t>
-                  </w:r>
-                </w:p>
-              </w:tc>
-              <w:tc>
-                <w:tcPr/>
-                <w:p>
-                  <w:pPr>
-                    <w:pStyle w:val="Compact"/>
-                    <w:jc w:val="right"/>
-                    <w:jc w:val="center"/>
-                  </w:pPr>
-                  <w:r>
-                    <w:t xml:space="preserve">0.5</w:t>
-                  </w:r>
-                </w:p>
-              </w:tc>
-              <w:tc>
-                <w:tcPr/>
-                <w:p>
-                  <w:pPr>
-                    <w:pStyle w:val="Compact"/>
-                    <w:jc w:val="right"/>
-                    <w:jc w:val="center"/>
-                  </w:pPr>
-                  <w:r>
-                    <w:t xml:space="preserve">0.3</w:t>
-                  </w:r>
-                </w:p>
-              </w:tc>
-              <w:tc>
-                <w:tcPr/>
-                <w:p>
-                  <w:pPr>
-                    <w:pStyle w:val="Compact"/>
-                    <w:jc w:val="right"/>
-                    <w:jc w:val="center"/>
-                  </w:pPr>
-                  <w:r>
-                    <w:t xml:space="preserve">1.0</w:t>
-                  </w:r>
-                </w:p>
-              </w:tc>
-              <w:tc>
-                <w:tcPr/>
-                <w:p>
-                  <w:pPr>
-                    <w:pStyle w:val="Compact"/>
-                    <w:jc w:val="right"/>
-                    <w:jc w:val="center"/>
-                  </w:pPr>
-                  <w:r>
-                    <w:t xml:space="preserve">0</w:t>
-                  </w:r>
-                </w:p>
-              </w:tc>
-              <w:tc>
-                <w:tcPr/>
-                <w:p>
-                  <w:pPr>
-                    <w:pStyle w:val="Compact"/>
-                    <w:jc w:val="right"/>
-                    <w:jc w:val="center"/>
-                  </w:pPr>
-                  <w:r>
-                    <w:t xml:space="preserve">0</w:t>
-                  </w:r>
-                </w:p>
-              </w:tc>
-            </w:tr>
-            <w:tr>
-              <w:tc>
-                <w:tcPr/>
-                <w:p>
-                  <w:pPr>
-                    <w:pStyle w:val="Compact"/>
-                    <w:jc w:val="left"/>
-                    <w:jc w:val="center"/>
-                  </w:pPr>
-                  <w:r>
-                    <w:t xml:space="preserve">$C_3$</w:t>
-                  </w:r>
-                </w:p>
-              </w:tc>
-              <w:tc>
-                <w:tcPr/>
-                <w:p>
-                  <w:pPr>
-                    <w:pStyle w:val="Compact"/>
-                    <w:jc w:val="right"/>
-                    <w:jc w:val="center"/>
-                  </w:pPr>
-                  <w:r>
-                    <w:t xml:space="preserve">0.0</w:t>
-                  </w:r>
-                </w:p>
-              </w:tc>
-              <w:tc>
-                <w:tcPr/>
-                <w:p>
-                  <w:pPr>
-                    <w:pStyle w:val="Compact"/>
-                    <w:jc w:val="right"/>
-                    <w:jc w:val="center"/>
-                  </w:pPr>
-                  <w:r>
-                    <w:t xml:space="preserve">0.0</w:t>
-                  </w:r>
-                </w:p>
-              </w:tc>
-              <w:tc>
-                <w:tcPr/>
-                <w:p>
-                  <w:pPr>
-                    <w:pStyle w:val="Compact"/>
-                    <w:jc w:val="right"/>
-                    <w:jc w:val="center"/>
-                  </w:pPr>
-                  <w:r>
-                    <w:t xml:space="preserve">0.0</w:t>
-                  </w:r>
-                </w:p>
-              </w:tc>
-              <w:tc>
-                <w:tcPr/>
-                <w:p>
-                  <w:pPr>
-                    <w:pStyle w:val="Compact"/>
-                    <w:jc w:val="right"/>
-                    <w:jc w:val="center"/>
-                  </w:pPr>
-                  <w:r>
-                    <w:t xml:space="preserve">1</w:t>
-                  </w:r>
-                </w:p>
-              </w:tc>
-              <w:tc>
-                <w:tcPr/>
-                <w:p>
-                  <w:pPr>
-                    <w:pStyle w:val="Compact"/>
-                    <w:jc w:val="right"/>
-                    <w:jc w:val="center"/>
-                  </w:pPr>
-                  <w:r>
-                    <w:t xml:space="preserve">0</w:t>
-                  </w:r>
-                </w:p>
-              </w:tc>
-            </w:tr>
-            <w:tr>
-              <w:tc>
-                <w:tcPr/>
-                <w:p>
-                  <w:pPr>
-                    <w:pStyle w:val="Compact"/>
-                    <w:jc w:val="left"/>
-                    <w:jc w:val="center"/>
-                  </w:pPr>
-                  <w:r>
-                    <w:t xml:space="preserve">$C_4$</w:t>
-                  </w:r>
-                </w:p>
-              </w:tc>
-              <w:tc>
-                <w:tcPr/>
-                <w:p>
-                  <w:pPr>
-                    <w:pStyle w:val="Compact"/>
-                    <w:jc w:val="right"/>
-                    <w:jc w:val="center"/>
-                  </w:pPr>
-                  <w:r>
-                    <w:t xml:space="preserve">0.0</w:t>
-                  </w:r>
-                </w:p>
-              </w:tc>
-              <w:tc>
-                <w:tcPr/>
-                <w:p>
-                  <w:pPr>
-                    <w:pStyle w:val="Compact"/>
-                    <w:jc w:val="right"/>
-                    <w:jc w:val="center"/>
-                  </w:pPr>
-                  <w:r>
-                    <w:t xml:space="preserve">0.0</w:t>
-                  </w:r>
-                </w:p>
-              </w:tc>
-              <w:tc>
-                <w:tcPr/>
-                <w:p>
-                  <w:pPr>
-                    <w:pStyle w:val="Compact"/>
-                    <w:jc w:val="right"/>
-                    <w:jc w:val="center"/>
-                  </w:pPr>
-                  <w:r>
-                    <w:t xml:space="preserve">0.0</w:t>
-                  </w:r>
-                </w:p>
-              </w:tc>
-              <w:tc>
-                <w:tcPr/>
-                <w:p>
-                  <w:pPr>
-                    <w:pStyle w:val="Compact"/>
-                    <w:jc w:val="right"/>
-                    <w:jc w:val="center"/>
-                  </w:pPr>
-                  <w:r>
-                    <w:t xml:space="preserve">0</w:t>
-                  </w:r>
-                </w:p>
-              </w:tc>
-              <w:tc>
-                <w:tcPr/>
-                <w:p>
-                  <w:pPr>
-                    <w:pStyle w:val="Compact"/>
-                    <w:jc w:val="right"/>
-                    <w:jc w:val="center"/>
-                  </w:pPr>
-                  <w:r>
-                    <w:t xml:space="preserve">1</w:t>
-                  </w:r>
-                </w:p>
-              </w:tc>
-            </w:tr>
-          </w:tbl>
-          <w:bookmarkEnd w:id="28"/>
-          <w:p/>
-        </w:tc>
-      </w:tr>
-    </w:tbl>
-    <w:p>
-      <w:pPr>
-        <w:pStyle w:val="BodyText"/>
-      </w:pPr>
-      <w:r>
-        <w:rPr>
-          <w:vertAlign w:val="subscript"/>
-        </w:rPr>
-        <w:t xml:space="preserve">Source:</w:t>
-      </w:r>
-      <w:r>
-        <w:rPr>
-          <w:vertAlign w:val="subscript"/>
-        </w:rPr>
-        <w:t xml:space="preserve"> </w:t>
-      </w:r>
-      <w:hyperlink r:id="rId29">
-        <w:r>
-          <w:rPr>
-            <w:rStyle w:val="Hyperlink"/>
-            <w:vertAlign w:val="subscript"/>
-          </w:rPr>
-          <w:t xml:space="preserve">Make Tables for Main Manuscript</w:t>
-        </w:r>
-      </w:hyperlink>
-    </w:p>
-    <w:p>
-      <w:pPr>
-        <w:pStyle w:val="BodyText"/>
-      </w:pPr>
-      <w:r>
-        <w:t xml:space="preserve">The covariance matrix can then be used to generate a multivariate normal dataset of</w:t>
-      </w:r>
-      <w:r>
-        <w:t xml:space="preserve"> </w:t>
-      </w:r>
-      <m:oMath>
-        <m:r>
-          <m:t>Y</m:t>
-        </m:r>
-      </m:oMath>
-      <w:r>
-        <w:t xml:space="preserve"> </w:t>
-      </w:r>
-      <w:r>
-        <w:t xml:space="preserve">and</w:t>
-      </w:r>
-      <w:r>
-        <w:t xml:space="preserve"> </w:t>
-      </w:r>
-      <m:oMath>
-        <m:sSub>
-          <m:e>
-            <m:r>
-              <m:t>C</m:t>
-            </m:r>
-          </m:e>
-          <m:sub>
-            <m:r>
-              <m:t>1</m:t>
-            </m:r>
-          </m:sub>
-        </m:sSub>
-        <m:r>
-          <m:rPr>
-            <m:sty m:val="p"/>
-          </m:rPr>
-          <m:t>.</m:t>
-        </m:r>
-        <m:r>
-          <m:rPr>
-            <m:sty m:val="p"/>
-          </m:rPr>
-          <m:t>.</m:t>
-        </m:r>
-        <m:r>
-          <m:rPr>
-            <m:sty m:val="p"/>
-          </m:rPr>
-          <m:t>.</m:t>
-        </m:r>
-        <m:sSub>
-          <m:e>
-            <m:r>
-              <m:t>C</m:t>
-            </m:r>
-          </m:e>
-          <m:sub>
-            <m:r>
-              <m:t>4</m:t>
-            </m:r>
-          </m:sub>
-        </m:sSub>
-      </m:oMath>
-      <w:r>
-        <w:t xml:space="preserve"> </w:t>
-      </w:r>
-      <w:r>
-        <w:t xml:space="preserve">for 100 observations where all variables have a mean of 0.</w:t>
-      </w:r>
-      <w:r>
-        <w:t xml:space="preserve"> </w:t>
-      </w:r>
-      <w:r>
-        <w:t xml:space="preserve">Following this, the effect of the IV (</w:t>
-      </w:r>
-      <m:oMath>
-        <m:r>
-          <m:t>X</m:t>
-        </m:r>
-      </m:oMath>
-      <w:r>
-        <w:t xml:space="preserve">) can be added into</w:t>
-      </w:r>
-      <w:r>
-        <w:t xml:space="preserve"> </w:t>
-      </w:r>
-      <m:oMath>
-        <m:r>
-          <m:t>Y</m:t>
-        </m:r>
-      </m:oMath>
-      <w:r>
-        <w:t xml:space="preserve">.</w:t>
-      </w:r>
-    </w:p>
-    <w:bookmarkStart w:id="30" w:name="annotated-cell-1"/>
-    <w:p>
-      <w:pPr>
-        <w:pStyle w:val="SourceCode"/>
-      </w:pPr>
-      <w:r>
-        <w:rPr>
-          <w:rStyle w:val="NormalTok"/>
-        </w:rPr>
-        <w:t xml:space="preserve">df </w:t>
-      </w:r>
-      <w:r>
-        <w:rPr>
-          <w:rStyle w:val="OtherTok"/>
-        </w:rPr>
-        <w:t xml:space="preserve">&lt;-</w:t>
-      </w:r>
-      <w:r>
-        <w:rPr>
-          <w:rStyle w:val="NormalTok"/>
-        </w:rPr>
-        <w:t xml:space="preserve"> MASS</w:t>
-      </w:r>
-      <w:r>
-        <w:rPr>
-          <w:rStyle w:val="SpecialCharTok"/>
-        </w:rPr>
-        <w:t xml:space="preserve">::</w:t>
-      </w:r>
-      <w:r>
-        <w:rPr>
-          <w:rStyle w:val="FunctionTok"/>
-        </w:rPr>
-        <w:t xml:space="preserve">mvrnorm</w:t>
-      </w:r>
-      <w:r>
-        <w:rPr>
-          <w:rStyle w:val="NormalTok"/>
-        </w:rPr>
-        <w:t xml:space="preserve">(</w:t>
-      </w:r>
-      <w:r>
-        <w:rPr>
-          <w:rStyle w:val="AttributeTok"/>
-        </w:rPr>
-        <w:t xml:space="preserve">n =</w:t>
-      </w:r>
-      <w:r>
-        <w:rPr>
-          <w:rStyle w:val="NormalTok"/>
-        </w:rPr>
-        <w:t xml:space="preserve"> </w:t>
-      </w:r>
-      <w:r>
-        <w:rPr>
-          <w:rStyle w:val="DecValTok"/>
-        </w:rPr>
-        <w:t xml:space="preserve">100</w:t>
-      </w:r>
-      <w:r>
-        <w:rPr>
-          <w:rStyle w:val="NormalTok"/>
-        </w:rPr>
-        <w:t xml:space="preserve">, </w:t>
-      </w:r>
-      <w:r>
-        <w:rPr>
-          <w:rStyle w:val="AttributeTok"/>
-        </w:rPr>
-        <w:t xml:space="preserve">mu =</w:t>
-      </w:r>
-      <w:r>
-        <w:rPr>
-          <w:rStyle w:val="NormalTok"/>
-        </w:rPr>
-        <w:t xml:space="preserve"> </w:t>
-      </w:r>
-      <w:r>
-        <w:rPr>
-          <w:rStyle w:val="FunctionTok"/>
-        </w:rPr>
-        <w:t xml:space="preserve">c</w:t>
-      </w:r>
-      <w:r>
-        <w:rPr>
-          <w:rStyle w:val="NormalTok"/>
-        </w:rPr>
-        <w:t xml:space="preserve">(</w:t>
-      </w:r>
-      <w:r>
-        <w:rPr>
-          <w:rStyle w:val="DecValTok"/>
-        </w:rPr>
-        <w:t xml:space="preserve">0</w:t>
-      </w:r>
-      <w:r>
-        <w:rPr>
-          <w:rStyle w:val="NormalTok"/>
-        </w:rPr>
-        <w:t xml:space="preserve">, </w:t>
-      </w:r>
-      <w:r>
-        <w:rPr>
-          <w:rStyle w:val="DecValTok"/>
-        </w:rPr>
-        <w:t xml:space="preserve">0</w:t>
-      </w:r>
-      <w:r>
-        <w:rPr>
-          <w:rStyle w:val="NormalTok"/>
-        </w:rPr>
-        <w:t xml:space="preserve">, </w:t>
-      </w:r>
-      <w:r>
-        <w:rPr>
-          <w:rStyle w:val="DecValTok"/>
-        </w:rPr>
-        <w:t xml:space="preserve">0</w:t>
-      </w:r>
-      <w:r>
-        <w:rPr>
-          <w:rStyle w:val="NormalTok"/>
-        </w:rPr>
-        <w:t xml:space="preserve">, </w:t>
-      </w:r>
-      <w:r>
-        <w:rPr>
-          <w:rStyle w:val="DecValTok"/>
-        </w:rPr>
-        <w:t xml:space="preserve">0</w:t>
-      </w:r>
-      <w:r>
-        <w:rPr>
-          <w:rStyle w:val="NormalTok"/>
-        </w:rPr>
-        <w:t xml:space="preserve">, </w:t>
-      </w:r>
-      <w:r>
-        <w:rPr>
-          <w:rStyle w:val="DecValTok"/>
-        </w:rPr>
-        <w:t xml:space="preserve">0</w:t>
-      </w:r>
-      <w:r>
-        <w:rPr>
-          <w:rStyle w:val="NormalTok"/>
-        </w:rPr>
-        <w:t xml:space="preserve">), </w:t>
-      </w:r>
-      <w:r>
-        <w:rPr>
-          <w:rStyle w:val="AttributeTok"/>
-        </w:rPr>
-        <w:t xml:space="preserve">Sigma =</w:t>
-      </w:r>
-      <w:r>
-        <w:rPr>
-          <w:rStyle w:val="NormalTok"/>
-        </w:rPr>
-        <w:t xml:space="preserve"> sigma)</w:t>
-      </w:r>
-      <w:r>
-        <w:br/>
-      </w:r>
-      <w:r>
-        <w:br/>
-      </w:r>
-      <w:r>
-        <w:rPr>
-          <w:rStyle w:val="NormalTok"/>
-        </w:rPr>
-        <w:t xml:space="preserve">x </w:t>
-      </w:r>
-      <w:r>
-        <w:rPr>
-          <w:rStyle w:val="OtherTok"/>
-        </w:rPr>
-        <w:t xml:space="preserve">&lt;-</w:t>
-      </w:r>
-      <w:r>
-        <w:rPr>
-          <w:rStyle w:val="NormalTok"/>
-        </w:rPr>
-        <w:t xml:space="preserve"> </w:t>
-      </w:r>
-      <w:r>
-        <w:rPr>
-          <w:rStyle w:val="FunctionTok"/>
-        </w:rPr>
-        <w:t xml:space="preserve">rep</w:t>
-      </w:r>
-      <w:r>
-        <w:rPr>
-          <w:rStyle w:val="NormalTok"/>
-        </w:rPr>
-        <w:t xml:space="preserve">(</w:t>
-      </w:r>
-      <w:r>
-        <w:rPr>
-          <w:rStyle w:val="FunctionTok"/>
-        </w:rPr>
-        <w:t xml:space="preserve">c</w:t>
-      </w:r>
-      <w:r>
-        <w:rPr>
-          <w:rStyle w:val="NormalTok"/>
-        </w:rPr>
-        <w:t xml:space="preserve">(</w:t>
-      </w:r>
-      <w:r>
-        <w:rPr>
-          <w:rStyle w:val="SpecialCharTok"/>
-        </w:rPr>
-        <w:t xml:space="preserve">-</w:t>
-      </w:r>
-      <w:r>
-        <w:rPr>
-          <w:rStyle w:val="NormalTok"/>
-        </w:rPr>
-        <w:t xml:space="preserve">.</w:t>
-      </w:r>
-      <w:r>
-        <w:rPr>
-          <w:rStyle w:val="DecValTok"/>
-        </w:rPr>
-        <w:t xml:space="preserve">5</w:t>
-      </w:r>
-      <w:r>
-        <w:rPr>
-          <w:rStyle w:val="NormalTok"/>
-        </w:rPr>
-        <w:t xml:space="preserve">, .</w:t>
-      </w:r>
-      <w:r>
-        <w:rPr>
-          <w:rStyle w:val="DecValTok"/>
-        </w:rPr>
-        <w:t xml:space="preserve">5</w:t>
-      </w:r>
-      <w:r>
-        <w:rPr>
-          <w:rStyle w:val="NormalTok"/>
-        </w:rPr>
-        <w:t xml:space="preserve">), </w:t>
-      </w:r>
-      <w:r>
-        <w:rPr>
-          <w:rStyle w:val="AttributeTok"/>
-        </w:rPr>
-        <w:t xml:space="preserve">each =</w:t>
-      </w:r>
-      <w:r>
-        <w:rPr>
-          <w:rStyle w:val="NormalTok"/>
-        </w:rPr>
-        <w:t xml:space="preserve"> </w:t>
-      </w:r>
-      <w:r>
-        <w:rPr>
-          <w:rStyle w:val="DecValTok"/>
-        </w:rPr>
-        <w:t xml:space="preserve">50</w:t>
-      </w:r>
-      <w:r>
-        <w:rPr>
-          <w:rStyle w:val="NormalTok"/>
-        </w:rPr>
-        <w:t xml:space="preserve">)</w:t>
-      </w:r>
-      <w:r>
-        <w:br/>
-      </w:r>
-      <w:r>
-        <w:rPr>
-          <w:rStyle w:val="NormalTok"/>
-        </w:rPr>
-        <w:t xml:space="preserve">df[, </w:t>
-      </w:r>
-      <w:r>
-        <w:rPr>
-          <w:rStyle w:val="DecValTok"/>
-        </w:rPr>
-        <w:t xml:space="preserve">1</w:t>
-      </w:r>
-      <w:r>
-        <w:rPr>
-          <w:rStyle w:val="NormalTok"/>
-        </w:rPr>
-        <w:t xml:space="preserve">] </w:t>
-      </w:r>
-      <w:r>
-        <w:rPr>
-          <w:rStyle w:val="OtherTok"/>
-        </w:rPr>
-        <w:t xml:space="preserve">&lt;-</w:t>
-      </w:r>
-      <w:r>
-        <w:rPr>
-          <w:rStyle w:val="NormalTok"/>
-        </w:rPr>
-        <w:t xml:space="preserve"> df[, </w:t>
-      </w:r>
-      <w:r>
-        <w:rPr>
-          <w:rStyle w:val="DecValTok"/>
-        </w:rPr>
-        <w:t xml:space="preserve">1</w:t>
-      </w:r>
-      <w:r>
-        <w:rPr>
-          <w:rStyle w:val="NormalTok"/>
-        </w:rPr>
-        <w:t xml:space="preserve">]</w:t>
-      </w:r>
-      <w:r>
-        <w:rPr>
-          <w:rStyle w:val="SpecialCharTok"/>
-        </w:rPr>
-        <w:t xml:space="preserve">+</w:t>
-      </w:r>
-      <w:r>
-        <w:rPr>
-          <w:rStyle w:val="NormalTok"/>
-        </w:rPr>
-        <w:t xml:space="preserve"> .</w:t>
-      </w:r>
-      <w:r>
-        <w:rPr>
-          <w:rStyle w:val="DecValTok"/>
-        </w:rPr>
-        <w:t xml:space="preserve">2</w:t>
-      </w:r>
-      <w:r>
-        <w:rPr>
-          <w:rStyle w:val="NormalTok"/>
-        </w:rPr>
-        <w:t xml:space="preserve"> </w:t>
-      </w:r>
-      <w:r>
-        <w:rPr>
-          <w:rStyle w:val="SpecialCharTok"/>
-        </w:rPr>
-        <w:t xml:space="preserve">*</w:t>
-      </w:r>
-      <w:r>
-        <w:rPr>
-          <w:rStyle w:val="NormalTok"/>
-        </w:rPr>
-        <w:t xml:space="preserve"> x</w:t>
-      </w:r>
-    </w:p>
-    <w:bookmarkEnd w:id="30"/>
-    <w:p>
-      <w:pPr>
-        <w:pStyle w:val="DefinitionTerm"/>
-      </w:pPr>
-      <w:r>
-        <w:t xml:space="preserve">Line 1</w:t>
-      </w:r>
-    </w:p>
-    <w:p>
-      <w:pPr>
-        <w:pStyle w:val="Definition"/>
-      </w:pPr>
-      <w:r>
-        <w:t xml:space="preserve">Generate</w:t>
-      </w:r>
-      <w:r>
-        <w:t xml:space="preserve"> </w:t>
-      </w:r>
-      <m:oMath>
-        <m:r>
-          <m:t>Y</m:t>
-        </m:r>
-      </m:oMath>
-      <w:r>
-        <w:t xml:space="preserve"> </w:t>
-      </w:r>
-      <w:r>
-        <w:t xml:space="preserve">and all covariates using a multivariate normal distribution with all means of 0 and variances/covariances from sigma displayed above.</w:t>
-      </w:r>
-    </w:p>
-    <w:p>
-      <w:pPr>
-        <w:pStyle w:val="DefinitionTerm"/>
-      </w:pPr>
-      <w:r>
-        <w:t xml:space="preserve">Line 3</w:t>
-      </w:r>
-    </w:p>
-    <w:p>
-      <w:pPr>
-        <w:pStyle w:val="Definition"/>
-      </w:pPr>
-      <w:r>
-        <w:t xml:space="preserve">Create a dichotomous focal independent variable (</w:t>
-      </w:r>
-      <m:oMath>
-        <m:r>
-          <m:t>X</m:t>
-        </m:r>
-      </m:oMath>
-      <w:r>
-        <w:t xml:space="preserve">).</w:t>
-      </w:r>
-    </w:p>
-    <w:p>
-      <w:pPr>
-        <w:pStyle w:val="DefinitionTerm"/>
-      </w:pPr>
-      <w:r>
-        <w:t xml:space="preserve">Line 4</w:t>
-      </w:r>
-    </w:p>
-    <w:p>
-      <w:pPr>
-        <w:pStyle w:val="Definition"/>
-      </w:pPr>
-      <w:r>
-        <w:t xml:space="preserve">Add in</w:t>
-      </w:r>
-      <w:r>
-        <w:t xml:space="preserve"> </w:t>
-      </w:r>
-      <m:oMath>
-        <m:r>
-          <m:t>X</m:t>
-        </m:r>
-      </m:oMath>
-      <w:r>
-        <w:t xml:space="preserve"> </w:t>
-      </w:r>
-      <w:r>
-        <w:t xml:space="preserve">effect on</w:t>
-      </w:r>
-      <w:r>
-        <w:t xml:space="preserve"> </w:t>
-      </w:r>
-      <m:oMath>
-        <m:r>
-          <m:t>Y</m:t>
-        </m:r>
-      </m:oMath>
-      <w:r>
-        <w:t xml:space="preserve">.</w:t>
-      </w:r>
-    </w:p>
-    <w:p>
-      <w:pPr>
-        <w:pStyle w:val="FirstParagraph"/>
-      </w:pPr>
-      <w:r>
-        <w:rPr>
-          <w:vertAlign w:val="subscript"/>
-        </w:rPr>
-        <w:t xml:space="preserve">Source:</w:t>
-      </w:r>
-      <w:r>
-        <w:rPr>
-          <w:vertAlign w:val="subscript"/>
-        </w:rPr>
-        <w:t xml:space="preserve"> </w:t>
-      </w:r>
-      <w:hyperlink r:id="rId27">
-        <w:r>
-          <w:rPr>
-            <w:rStyle w:val="Hyperlink"/>
-            <w:vertAlign w:val="subscript"/>
-          </w:rPr>
-          <w:t xml:space="preserve">Article Notebook</w:t>
-        </w:r>
-      </w:hyperlink>
-    </w:p>
-    <w:p>
-      <w:pPr>
-        <w:pStyle w:val="BodyText"/>
-      </w:pPr>
-      <w:r>
-        <w:t xml:space="preserve">For each simulated dataset in each research context, we use each of the 9 covariate selection approaches to determine which covariates to use in the primary analysis to test the effect of</w:t>
-      </w:r>
-      <w:r>
-        <w:t xml:space="preserve"> </w:t>
-      </w:r>
-      <m:oMath>
-        <m:r>
-          <m:t>X</m:t>
-        </m:r>
-      </m:oMath>
-      <w:r>
-        <w:t xml:space="preserve"> </w:t>
-      </w:r>
-      <w:r>
-        <w:t xml:space="preserve">on</w:t>
-      </w:r>
-      <w:r>
-        <w:t xml:space="preserve"> </w:t>
-      </w:r>
-      <m:oMath>
-        <m:r>
-          <m:t>Y</m:t>
-        </m:r>
-      </m:oMath>
-      <w:r>
-        <w:t xml:space="preserve">. For example,</w:t>
-      </w:r>
-      <w:r>
-        <w:t xml:space="preserve"> </w:t>
-      </w:r>
-      <m:oMath>
-        <m:r>
-          <m:t>l</m:t>
-        </m:r>
-        <m:r>
-          <m:t>m</m:t>
-        </m:r>
-        <m:r>
-          <m:rPr>
-            <m:sty m:val="p"/>
-          </m:rPr>
-          <m:t>(</m:t>
-        </m:r>
-        <m:r>
-          <m:t>Y</m:t>
-        </m:r>
-        <m:r>
-          <m:rPr>
-            <m:sty m:val="p"/>
-          </m:rPr>
-          <m:t>∼</m:t>
-        </m:r>
-        <m:r>
-          <m:t>X</m:t>
-        </m:r>
-        <m:r>
-          <m:rPr>
-            <m:sty m:val="p"/>
-          </m:rPr>
-          <m:t>+</m:t>
-        </m:r>
-        <m:sSub>
-          <m:e>
-            <m:r>
-              <m:t>C</m:t>
-            </m:r>
-          </m:e>
-          <m:sub>
-            <m:r>
-              <m:t>1</m:t>
-            </m:r>
-          </m:sub>
-        </m:sSub>
-        <m:r>
-          <m:rPr>
-            <m:sty m:val="p"/>
-          </m:rPr>
-          <m:t>+</m:t>
-        </m:r>
-        <m:sSub>
-          <m:e>
-            <m:r>
-              <m:t>C</m:t>
-            </m:r>
-          </m:e>
-          <m:sub>
-            <m:r>
-              <m:t>4</m:t>
-            </m:r>
-          </m:sub>
-        </m:sSub>
-        <m:r>
-          <m:rPr>
-            <m:sty m:val="p"/>
-          </m:rPr>
-          <m:t>,</m:t>
-        </m:r>
-        <m:r>
-          <m:rPr>
-            <m:nor/>
-            <m:sty m:val="p"/>
-          </m:rPr>
-          <m:t>data</m:t>
-        </m:r>
-        <m:r>
-          <m:rPr>
-            <m:sty m:val="p"/>
-          </m:rPr>
-          <m:t>=</m:t>
-        </m:r>
-        <m:r>
-          <m:rPr>
-            <m:nor/>
-            <m:sty m:val="p"/>
-          </m:rPr>
-          <m:t>df</m:t>
-        </m:r>
-      </m:oMath>
-      <w:r>
-        <w:t xml:space="preserve">, if covariates 1 and 4 were selected by the current selection approach. From each primary analysis, we saved the research context characteristics, the covariate selection approach used, and the parameter estimate for</w:t>
-      </w:r>
-      <w:r>
-        <w:t xml:space="preserve"> </w:t>
-      </w:r>
-      <m:oMath>
-        <m:r>
-          <m:t>X</m:t>
-        </m:r>
-      </m:oMath>
-      <w:r>
-        <w:t xml:space="preserve">, p-value for its statistical test against 0, and the conclusion (reject or fail to reject) using alpha = 0.05 from the primary analysis.</w:t>
-      </w:r>
-    </w:p>
-    <w:p>
-      <w:pPr>
-        <w:pStyle w:val="BodyText"/>
-      </w:pPr>
-      <w:r>
-        <w:t xml:space="preserve">For research contexts where the population parameter for</w:t>
-      </w:r>
-      <w:r>
-        <w:t xml:space="preserve"> </w:t>
-      </w:r>
-      <m:oMath>
-        <m:r>
-          <m:t>X</m:t>
-        </m:r>
-      </m:oMath>
-      <w:r>
-        <w:t xml:space="preserve"> </w:t>
-      </w:r>
-      <w:r>
-        <w:t xml:space="preserve">is 0 (i.e.,</w:t>
-      </w:r>
-      <w:r>
-        <w:t xml:space="preserve"> </w:t>
-      </w:r>
-      <m:oMath>
-        <m:r>
-          <m:t>X</m:t>
-        </m:r>
-      </m:oMath>
-      <w:r>
-        <w:t xml:space="preserve"> </w:t>
-      </w:r>
-      <w:r>
-        <w:t xml:space="preserve">has no effect on</w:t>
-      </w:r>
-      <w:r>
-        <w:t xml:space="preserve"> </w:t>
-      </w:r>
-      <m:oMath>
-        <m:r>
-          <m:t>Y</m:t>
-        </m:r>
-      </m:oMath>
-      <w:r>
-        <w:t xml:space="preserve">), we assess and report the Type I error rates associated with each covariate selection approach by research context characteristics. For research contexts where the population parameter for</w:t>
-      </w:r>
-      <w:r>
-        <w:t xml:space="preserve"> </w:t>
-      </w:r>
-      <m:oMath>
-        <m:r>
-          <m:t>X</m:t>
-        </m:r>
-      </m:oMath>
-      <w:r>
-        <w:t xml:space="preserve"> </w:t>
-      </w:r>
-      <w:r>
-        <w:t xml:space="preserve">is 0.2 or 0.5 (i.e.,</w:t>
-      </w:r>
-      <w:r>
-        <w:t xml:space="preserve"> </w:t>
-      </w:r>
-      <m:oMath>
-        <m:r>
-          <m:t>X</m:t>
-        </m:r>
-      </m:oMath>
-      <w:r>
-        <w:t xml:space="preserve"> </w:t>
-      </w:r>
-      <w:r>
-        <w:t xml:space="preserve">has an effect on</w:t>
-      </w:r>
-      <w:r>
-        <w:t xml:space="preserve"> </w:t>
-      </w:r>
-      <m:oMath>
-        <m:r>
-          <m:t>Y</m:t>
-        </m:r>
-      </m:oMath>
-      <w:r>
-        <w:t xml:space="preserve">), we assess and report the Type II error rate for each covariate selection method by research context characteristics. We also provide descriptive statistics and sampling distributions (from the 40,000 simulations) of the parameter estimate for</w:t>
-      </w:r>
-      <w:r>
-        <w:t xml:space="preserve"> </w:t>
-      </w:r>
-      <m:oMath>
-        <m:r>
-          <m:t>X</m:t>
-        </m:r>
-      </m:oMath>
-      <w:r>
-        <w:t xml:space="preserve"> </w:t>
-      </w:r>
-      <w:r>
-        <w:t xml:space="preserve">across research contexts for each covariate selection approach, separately by true effect size for</w:t>
-      </w:r>
-      <w:r>
-        <w:t xml:space="preserve"> </w:t>
-      </w:r>
-      <m:oMath>
-        <m:r>
-          <m:t>X</m:t>
-        </m:r>
-      </m:oMath>
-      <w:r>
-        <w:t xml:space="preserve"> </w:t>
-      </w:r>
-      <w:r>
-        <w:t xml:space="preserve">(0, 0.2, and 0.5). An interactive detailed dashboard of average error rates for all combinations of research context variables is accessible through our OSF page (</w:t>
-      </w:r>
-      <w:hyperlink r:id="rId31">
-        <w:r>
-          <w:rPr>
-            <w:rStyle w:val="Hyperlink"/>
-          </w:rPr>
-          <w:t xml:space="preserve">https://osf.io/zh5gn/</w:t>
-        </w:r>
-      </w:hyperlink>
-      <w:r>
-        <w:t xml:space="preserve">).</w:t>
-      </w:r>
-    </w:p>
-    <w:bookmarkEnd w:id="32"/>
-    <w:bookmarkEnd w:id="33"/>
-    <w:bookmarkStart w:id="64" w:name="results"/>
-    <w:p>
-      <w:pPr>
-        <w:pStyle w:val="Heading1"/>
-      </w:pPr>
-      <w:r>
-        <w:t xml:space="preserve">Results</w:t>
-      </w:r>
-    </w:p>
-    <w:bookmarkStart w:id="44" w:name="type-i-error"/>
-    <w:p>
-      <w:pPr>
-        <w:pStyle w:val="Heading2"/>
-      </w:pPr>
-      <w:r>
-        <w:t xml:space="preserve">Type I Error</w:t>
-      </w:r>
-    </w:p>
-    <w:p>
-      <w:pPr>
-        <w:pStyle w:val="FirstParagraph"/>
-      </w:pPr>
-      <w:r>
-        <w:t xml:space="preserve">Given our use of simulated datasets, we were able to set the true population parameter for</w:t>
-      </w:r>
-      <w:r>
-        <w:t xml:space="preserve"> </w:t>
-      </w:r>
-      <m:oMath>
-        <m:r>
-          <m:t>X</m:t>
-        </m:r>
-      </m:oMath>
-      <w:r>
-        <w:t xml:space="preserve"> </w:t>
-      </w:r>
-      <w:r>
-        <w:t xml:space="preserve">to be zero (i.e.,</w:t>
-      </w:r>
-      <w:r>
-        <w:t xml:space="preserve"> </w:t>
-      </w:r>
-      <m:oMath>
-        <m:sSub>
-          <m:e>
-            <m:r>
-              <m:t>β</m:t>
-            </m:r>
-          </m:e>
-          <m:sub>
-            <m:r>
-              <m:t>x</m:t>
-            </m:r>
-          </m:sub>
-        </m:sSub>
-        <m:r>
-          <m:rPr>
-            <m:sty m:val="p"/>
-          </m:rPr>
-          <m:t>=</m:t>
-        </m:r>
-        <m:r>
-          <m:t>0</m:t>
-        </m:r>
-      </m:oMath>
-      <w:r>
-        <w:t xml:space="preserve">). Therefore, any significant result was a Type I error.</w:t>
-      </w:r>
-      <w:r>
-        <w:t xml:space="preserve"> </w:t>
-      </w:r>
-      <w:hyperlink w:anchor="fig-bar-1">
-        <w:r>
-          <w:rPr>
-            <w:rStyle w:val="Hyperlink"/>
-          </w:rPr>
-          <w:t xml:space="preserve">Figure 1</w:t>
-        </w:r>
-      </w:hyperlink>
-      <w:r>
-        <w:t xml:space="preserve"> </w:t>
-      </w:r>
-      <w:r>
-        <w:t xml:space="preserve">shows the average Type I error rate across all research contexts for each approach. The p-hacking approach for selecting covariates, unsurprisingly led to a highly inflated mean Type I error rate across contexts, consistent with the extant research published in the last several years on the connection between researcher degrees of freedom and false positives. The other approaches were at or near the expected error rate of alpha = .05 across the relatively broad range of research context characteristics we considered. Specifically, the two a priori selection approaches and the data-driven selection approaches that did not include</w:t>
-      </w:r>
-      <w:r>
-        <w:t xml:space="preserve"> </w:t>
-      </w:r>
-      <m:oMath>
-        <m:r>
-          <m:t>X</m:t>
-        </m:r>
-      </m:oMath>
-      <w:r>
-        <w:t xml:space="preserve"> </w:t>
-      </w:r>
-      <w:r>
-        <w:t xml:space="preserve">in the screening model displayed average Type I error rates of exactly .05. The data-driven approaches that did include</w:t>
-      </w:r>
-      <w:r>
-        <w:t xml:space="preserve"> </w:t>
-      </w:r>
-      <m:oMath>
-        <m:r>
-          <m:t>X</m:t>
-        </m:r>
-      </m:oMath>
-      <w:r>
-        <w:t xml:space="preserve"> </w:t>
-      </w:r>
-      <w:r>
-        <w:t xml:space="preserve">in the screening model displayed slightly increased (&lt;= .06) average Type I error rates across contexts.</w:t>
-      </w:r>
-    </w:p>
-    <w:tbl>
-      <w:tblPr>
-        <w:tblStyle w:val="Table"/>
-        <w:tblW w:type="pct" w:w="5000"/>
-        <w:tblLayout w:type="fixed"/>
-        <w:tblLook w:firstRow="0" w:lastRow="0" w:firstColumn="0" w:lastColumn="0" w:noHBand="0" w:noVBand="0" w:val="0000"/>
-      </w:tblPr>
-      <w:tblGrid>
-        <w:gridCol w:w="7920"/>
-      </w:tblGrid>
-      <w:tr>
-        <w:tc>
-          <w:tcPr/>
-          <w:bookmarkStart w:id="37" w:name="fig-bar-1"/>
+          <w:bookmarkStart w:id="35" w:name="fig-bar-1"/>
           <w:p>
             <w:pPr>
               <w:pStyle w:val="Compact"/>
@@ -3494,18 +3003,18 @@
                 <wp:inline>
                   <wp:extent cx="5334000" cy="3048000"/>
                   <wp:effectExtent b="0" l="0" r="0" t="0"/>
-                  <wp:docPr descr="" title="" id="35" name="Picture"/>
+                  <wp:docPr descr="" title="" id="33" name="Picture"/>
                   <a:graphic>
                     <a:graphicData uri="http://schemas.openxmlformats.org/drawingml/2006/picture">
                       <pic:pic>
                         <pic:nvPicPr>
-                          <pic:cNvPr descr="index_files/figure-docx/notebooks-mak_figures-fig-bar-1-output-1.png" id="36" name="Picture"/>
+                          <pic:cNvPr descr="index_files/figure-docx/notebooks-mak_figures-fig-bar-1-output-1.png" id="34" name="Picture"/>
                           <pic:cNvPicPr>
                             <a:picLocks noChangeArrowheads="1" noChangeAspect="1"/>
                           </pic:cNvPicPr>
                         </pic:nvPicPr>
                         <pic:blipFill>
-                          <a:blip r:embed="rId34"/>
+                          <a:blip r:embed="rId32"/>
                           <a:stretch>
                             <a:fillRect/>
                           </a:stretch>
@@ -3545,7 +3054,7 @@
               <w:t xml:space="preserve">Figure 1: Type I Error by Method. Average type I error rate across all research contexts is displayed for each method separately by color. A priori selection methods are on the left, data-driven selection methods are on the right. Striped shading indicates data-driven selection methods that do not control for X.</w:t>
             </w:r>
           </w:p>
-          <w:bookmarkEnd w:id="37"/>
+          <w:bookmarkEnd w:id="35"/>
         </w:tc>
       </w:tr>
     </w:tbl>
@@ -3565,7 +3074,7 @@
         </w:rPr>
         <w:t xml:space="preserve"> </w:t>
       </w:r>
-      <w:hyperlink r:id="rId38">
+      <w:hyperlink r:id="rId36">
         <w:r>
           <w:rPr>
             <w:rStyle w:val="Hyperlink"/>
@@ -3801,7 +3310,7 @@
       <w:tr>
         <w:tc>
           <w:tcPr/>
-          <w:bookmarkStart w:id="42" w:name="fig-type1-panel"/>
+          <w:bookmarkStart w:id="40" w:name="fig-type1-panel"/>
           <w:p>
             <w:pPr>
               <w:pStyle w:val="Compact"/>
@@ -3812,18 +3321,18 @@
                 <wp:inline>
                   <wp:extent cx="5334000" cy="4000499"/>
                   <wp:effectExtent b="0" l="0" r="0" t="0"/>
-                  <wp:docPr descr="" title="" id="40" name="Picture"/>
+                  <wp:docPr descr="" title="" id="38" name="Picture"/>
                   <a:graphic>
                     <a:graphicData uri="http://schemas.openxmlformats.org/drawingml/2006/picture">
                       <pic:pic>
                         <pic:nvPicPr>
-                          <pic:cNvPr descr="index_files/figure-docx/notebooks-mak_figures-fig-type1-panel-output-1.png" id="41" name="Picture"/>
+                          <pic:cNvPr descr="index_files/figure-docx/notebooks-mak_figures-fig-type1-panel-output-1.png" id="39" name="Picture"/>
                           <pic:cNvPicPr>
                             <a:picLocks noChangeArrowheads="1" noChangeAspect="1"/>
                           </pic:cNvPicPr>
                         </pic:nvPicPr>
                         <pic:blipFill>
-                          <a:blip r:embed="rId39"/>
+                          <a:blip r:embed="rId37"/>
                           <a:stretch>
                             <a:fillRect/>
                           </a:stretch>
@@ -3863,7 +3372,7 @@
               <w:t xml:space="preserve">Figure 2: Type I error by method and research context. Plots are paneled by aspects of the research context (number of observations, number of covariates, proportion of good covariates, and Y-covariate correlation strength). Methods are displayed separately by color. Data-driven correlation selection methods that control for X are depicted as dashed lines.</w:t>
             </w:r>
           </w:p>
-          <w:bookmarkEnd w:id="42"/>
+          <w:bookmarkEnd w:id="40"/>
         </w:tc>
       </w:tr>
     </w:tbl>
@@ -3883,7 +3392,7 @@
         </w:rPr>
         <w:t xml:space="preserve"> </w:t>
       </w:r>
-      <w:hyperlink r:id="rId43">
+      <w:hyperlink r:id="rId41">
         <w:r>
           <w:rPr>
             <w:rStyle w:val="Hyperlink"/>
@@ -3893,8 +3402,8 @@
         </w:r>
       </w:hyperlink>
     </w:p>
-    <w:bookmarkEnd w:id="44"/>
-    <w:bookmarkStart w:id="55" w:name="type-ii-error"/>
+    <w:bookmarkEnd w:id="42"/>
+    <w:bookmarkStart w:id="53" w:name="type-ii-error"/>
     <w:p>
       <w:pPr>
         <w:pStyle w:val="Heading2"/>
@@ -4107,7 +3616,7 @@
       <w:tr>
         <w:tc>
           <w:tcPr/>
-          <w:bookmarkStart w:id="48" w:name="fig-bar-2"/>
+          <w:bookmarkStart w:id="46" w:name="fig-bar-2"/>
           <w:p>
             <w:pPr>
               <w:pStyle w:val="Compact"/>
@@ -4118,18 +3627,18 @@
                 <wp:inline>
                   <wp:extent cx="5334000" cy="3048000"/>
                   <wp:effectExtent b="0" l="0" r="0" t="0"/>
-                  <wp:docPr descr="" title="" id="46" name="Picture"/>
+                  <wp:docPr descr="" title="" id="44" name="Picture"/>
                   <a:graphic>
                     <a:graphicData uri="http://schemas.openxmlformats.org/drawingml/2006/picture">
                       <pic:pic>
                         <pic:nvPicPr>
-                          <pic:cNvPr descr="index_files/figure-docx/notebooks-mak_figures-fig-bar-2-output-1.png" id="47" name="Picture"/>
+                          <pic:cNvPr descr="index_files/figure-docx/notebooks-mak_figures-fig-bar-2-output-1.png" id="45" name="Picture"/>
                           <pic:cNvPicPr>
                             <a:picLocks noChangeArrowheads="1" noChangeAspect="1"/>
                           </pic:cNvPicPr>
                         </pic:nvPicPr>
                         <pic:blipFill>
-                          <a:blip r:embed="rId45"/>
+                          <a:blip r:embed="rId43"/>
                           <a:stretch>
                             <a:fillRect/>
                           </a:stretch>
@@ -4169,7 +3678,7 @@
               <w:t xml:space="preserve">Figure 3: Type II Error by Method. Average type II error rate across all research settings is displayed for each method separately by color. A priori selection methods are on the left, data-driven selection methods are on the right. Striped shading indicates data-driven selection methods that do not control for X.</w:t>
             </w:r>
           </w:p>
-          <w:bookmarkEnd w:id="48"/>
+          <w:bookmarkEnd w:id="46"/>
         </w:tc>
       </w:tr>
     </w:tbl>
@@ -4189,7 +3698,7 @@
         </w:rPr>
         <w:t xml:space="preserve"> </w:t>
       </w:r>
-      <w:hyperlink r:id="rId49">
+      <w:hyperlink r:id="rId47">
         <w:r>
           <w:rPr>
             <w:rStyle w:val="Hyperlink"/>
@@ -4284,7 +3793,7 @@
       <w:tr>
         <w:tc>
           <w:tcPr/>
-          <w:bookmarkStart w:id="53" w:name="fig-panel-2"/>
+          <w:bookmarkStart w:id="51" w:name="fig-panel-2"/>
           <w:p>
             <w:pPr>
               <w:pStyle w:val="Compact"/>
@@ -4295,18 +3804,18 @@
                 <wp:inline>
                   <wp:extent cx="5334000" cy="6400800"/>
                   <wp:effectExtent b="0" l="0" r="0" t="0"/>
-                  <wp:docPr descr="" title="" id="51" name="Picture"/>
+                  <wp:docPr descr="" title="" id="49" name="Picture"/>
                   <a:graphic>
                     <a:graphicData uri="http://schemas.openxmlformats.org/drawingml/2006/picture">
                       <pic:pic>
                         <pic:nvPicPr>
-                          <pic:cNvPr descr="index_files/figure-docx/notebooks-mak_figures-fig-panel-2-output-1.png" id="52" name="Picture"/>
+                          <pic:cNvPr descr="index_files/figure-docx/notebooks-mak_figures-fig-panel-2-output-1.png" id="50" name="Picture"/>
                           <pic:cNvPicPr>
                             <a:picLocks noChangeArrowheads="1" noChangeAspect="1"/>
                           </pic:cNvPicPr>
                         </pic:nvPicPr>
                         <pic:blipFill>
-                          <a:blip r:embed="rId50"/>
+                          <a:blip r:embed="rId48"/>
                           <a:stretch>
                             <a:fillRect/>
                           </a:stretch>
@@ -4346,7 +3855,7 @@
               <w:t xml:space="preserve">Figure 4: Type II error by method and research context. Plots are paneled by aspects of the research context (number of observations, number of covariates, proportion of good covariates, and Y-covariate correlation strength, and population parameter for X). Methods are displayed separately by color. Data-driven correlation selection methods that control for X are depicted as dashed lines.</w:t>
             </w:r>
           </w:p>
-          <w:bookmarkEnd w:id="53"/>
+          <w:bookmarkEnd w:id="51"/>
         </w:tc>
       </w:tr>
     </w:tbl>
@@ -4366,7 +3875,7 @@
         </w:rPr>
         <w:t xml:space="preserve"> </w:t>
       </w:r>
-      <w:hyperlink r:id="rId54">
+      <w:hyperlink r:id="rId52">
         <w:r>
           <w:rPr>
             <w:rStyle w:val="Hyperlink"/>
@@ -4376,8 +3885,8 @@
         </w:r>
       </w:hyperlink>
     </w:p>
-    <w:bookmarkEnd w:id="55"/>
-    <w:bookmarkStart w:id="63" w:name="parameter-estimates"/>
+    <w:bookmarkEnd w:id="53"/>
+    <w:bookmarkStart w:id="61" w:name="parameter-estimates"/>
     <w:p>
       <w:pPr>
         <w:pStyle w:val="Heading2"/>
@@ -4401,7 +3910,7 @@
           <w:rPr>
             <w:rStyle w:val="Hyperlink"/>
           </w:rPr>
-          <w:t xml:space="preserve">Table 4</w:t>
+          <w:t xml:space="preserve">Table 3</w:t>
         </w:r>
       </w:hyperlink>
       <w:r>
@@ -4547,7 +4056,7 @@
       <w:tr>
         <w:tc>
           <w:tcPr/>
-          <w:bookmarkStart w:id="56" w:name="tbl-est"/>
+          <w:bookmarkStart w:id="54" w:name="tbl-est"/>
           <w:p>
             <w:pPr>
               <w:jc w:val="center"/>
@@ -4558,7 +4067,7 @@
               <w:pStyle w:val="ImageCaption"/>
             </w:pPr>
             <w:r>
-              <w:t xml:space="preserve">Table 4: Mean estimates of effect size by method and true effect size</w:t>
+              <w:t xml:space="preserve">Table 3: Mean estimates of effect size by method and true effect size</w:t>
             </w:r>
           </w:p>
           <w:tbl>
@@ -5223,7 +4732,7 @@
               </w:tc>
             </w:tr>
           </w:tbl>
-          <w:bookmarkEnd w:id="56"/>
+          <w:bookmarkEnd w:id="54"/>
           <w:p/>
         </w:tc>
       </w:tr>
@@ -5244,7 +4753,7 @@
         </w:rPr>
         <w:t xml:space="preserve"> </w:t>
       </w:r>
-      <w:hyperlink r:id="rId57">
+      <w:hyperlink r:id="rId55">
         <w:r>
           <w:rPr>
             <w:rStyle w:val="Hyperlink"/>
@@ -5267,7 +4776,7 @@
       <w:tr>
         <w:tc>
           <w:tcPr/>
-          <w:bookmarkStart w:id="61" w:name="fig-distribution-bx"/>
+          <w:bookmarkStart w:id="59" w:name="fig-distribution-bx"/>
           <w:p>
             <w:pPr>
               <w:pStyle w:val="Compact"/>
@@ -5278,18 +4787,18 @@
                 <wp:inline>
                   <wp:extent cx="5334000" cy="6096000"/>
                   <wp:effectExtent b="0" l="0" r="0" t="0"/>
-                  <wp:docPr descr="" title="" id="59" name="Picture"/>
+                  <wp:docPr descr="" title="" id="57" name="Picture"/>
                   <a:graphic>
                     <a:graphicData uri="http://schemas.openxmlformats.org/drawingml/2006/picture">
                       <pic:pic>
                         <pic:nvPicPr>
-                          <pic:cNvPr descr="index_files/figure-docx/notebooks-mak_figures-fig-distribution-bx-output-1.png" id="60" name="Picture"/>
+                          <pic:cNvPr descr="index_files/figure-docx/notebooks-mak_figures-fig-distribution-bx-output-1.png" id="58" name="Picture"/>
                           <pic:cNvPicPr>
                             <a:picLocks noChangeArrowheads="1" noChangeAspect="1"/>
                           </pic:cNvPicPr>
                         </pic:nvPicPr>
                         <pic:blipFill>
-                          <a:blip r:embed="rId58"/>
+                          <a:blip r:embed="rId56"/>
                           <a:stretch>
                             <a:fillRect/>
                           </a:stretch>
@@ -5329,7 +4838,7 @@
               <w:t xml:space="preserve">Figure 5: Sampling Distribution for Population Parameter Estimates.</w:t>
             </w:r>
           </w:p>
-          <w:bookmarkEnd w:id="61"/>
+          <w:bookmarkEnd w:id="59"/>
         </w:tc>
       </w:tr>
     </w:tbl>
@@ -5349,7 +4858,7 @@
         </w:rPr>
         <w:t xml:space="preserve"> </w:t>
       </w:r>
-      <w:hyperlink r:id="rId62">
+      <w:hyperlink r:id="rId60">
         <w:r>
           <w:rPr>
             <w:rStyle w:val="Hyperlink"/>
@@ -5359,9 +4868,9 @@
         </w:r>
       </w:hyperlink>
     </w:p>
-    <w:bookmarkEnd w:id="63"/>
-    <w:bookmarkEnd w:id="64"/>
-    <w:bookmarkStart w:id="65" w:name="discussion"/>
+    <w:bookmarkEnd w:id="61"/>
+    <w:bookmarkEnd w:id="62"/>
+    <w:bookmarkStart w:id="63" w:name="discussion"/>
     <w:p>
       <w:pPr>
         <w:pStyle w:val="Heading1"/>
@@ -5708,8 +5217,8 @@
         <w:t xml:space="preserve">cannot be manipulated (e.g., controlling for gender when looking at the effects of parenting style on child school performance). This use of covariates, however, is complicated and covariates must be selected carefully based on theory and causal structure. Unfortunately, controlling for a confounding variable is also not as strong as people tend to believe. Controlling for a confounding variable with a covariate does not fully eliminate its influence but removes the partial effect on the outcome measurable by the model. Given the complex nature of these types of covariates, we considered them to fall outside the scope of the current paper and we plan to address them in a future simulation paper.</w:t>
       </w:r>
     </w:p>
-    <w:bookmarkEnd w:id="65"/>
-    <w:bookmarkStart w:id="100" w:name="references"/>
+    <w:bookmarkEnd w:id="63"/>
+    <w:bookmarkStart w:id="98" w:name="references"/>
     <w:p>
       <w:pPr>
         <w:pStyle w:val="Heading1"/>
@@ -5718,8 +5227,8 @@
         <w:t xml:space="preserve">References</w:t>
       </w:r>
     </w:p>
-    <w:bookmarkStart w:id="99" w:name="refs"/>
-    <w:bookmarkStart w:id="67" w:name="ref-beachChoosingCovariatesAnalysis1989"/>
+    <w:bookmarkStart w:id="97" w:name="refs"/>
+    <w:bookmarkStart w:id="65" w:name="ref-beachChoosingCovariatesAnalysis1989"/>
     <w:p>
       <w:pPr>
         <w:pStyle w:val="Bibliography"/>
@@ -5752,7 +5261,7 @@
       <w:r>
         <w:t xml:space="preserve"> </w:t>
       </w:r>
-      <w:hyperlink r:id="rId66">
+      <w:hyperlink r:id="rId64">
         <w:r>
           <w:rPr>
             <w:rStyle w:val="Hyperlink"/>
@@ -5764,8 +5273,8 @@
         <w:t xml:space="preserve">.</w:t>
       </w:r>
     </w:p>
-    <w:bookmarkEnd w:id="67"/>
-    <w:bookmarkStart w:id="69" w:name="ref-buttonPowerFailureWhy2013"/>
+    <w:bookmarkEnd w:id="65"/>
+    <w:bookmarkStart w:id="67" w:name="ref-buttonPowerFailureWhy2013"/>
     <w:p>
       <w:pPr>
         <w:pStyle w:val="Bibliography"/>
@@ -5798,7 +5307,7 @@
       <w:r>
         <w:t xml:space="preserve"> </w:t>
       </w:r>
-      <w:hyperlink r:id="rId68">
+      <w:hyperlink r:id="rId66">
         <w:r>
           <w:rPr>
             <w:rStyle w:val="Hyperlink"/>
@@ -5810,8 +5319,8 @@
         <w:t xml:space="preserve">.</w:t>
       </w:r>
     </w:p>
-    <w:bookmarkEnd w:id="69"/>
-    <w:bookmarkStart w:id="71" w:name="ref-chtc"/>
+    <w:bookmarkEnd w:id="67"/>
+    <w:bookmarkStart w:id="69" w:name="ref-chtc"/>
     <w:p>
       <w:pPr>
         <w:pStyle w:val="Bibliography"/>
@@ -5834,7 +5343,7 @@
       <w:r>
         <w:t xml:space="preserve"> </w:t>
       </w:r>
-      <w:hyperlink r:id="rId70">
+      <w:hyperlink r:id="rId68">
         <w:r>
           <w:rPr>
             <w:rStyle w:val="Hyperlink"/>
@@ -5846,8 +5355,8 @@
         <w:t xml:space="preserve">.</w:t>
       </w:r>
     </w:p>
-    <w:bookmarkEnd w:id="71"/>
-    <w:bookmarkStart w:id="73" w:name="X7184952359760f4d1a5486dd020a7850c2f64c7"/>
+    <w:bookmarkEnd w:id="69"/>
+    <w:bookmarkStart w:id="71" w:name="X7184952359760f4d1a5486dd020a7850c2f64c7"/>
     <w:p>
       <w:pPr>
         <w:pStyle w:val="Bibliography"/>
@@ -5892,7 +5401,7 @@
       <w:r>
         <w:t xml:space="preserve"> </w:t>
       </w:r>
-      <w:hyperlink r:id="rId72">
+      <w:hyperlink r:id="rId70">
         <w:r>
           <w:rPr>
             <w:rStyle w:val="Hyperlink"/>
@@ -5904,8 +5413,8 @@
         <w:t xml:space="preserve">.</w:t>
       </w:r>
     </w:p>
-    <w:bookmarkEnd w:id="73"/>
-    <w:bookmarkStart w:id="74" w:name="ref-cohenStatisticalPowerAnalysis1988"/>
+    <w:bookmarkEnd w:id="71"/>
+    <w:bookmarkStart w:id="72" w:name="ref-cohenStatisticalPowerAnalysis1988"/>
     <w:p>
       <w:pPr>
         <w:pStyle w:val="Bibliography"/>
@@ -5969,8 +5478,8 @@
         <w:t xml:space="preserve">. 2 edition. Hillsdale, N.J: Routledge.</w:t>
       </w:r>
     </w:p>
-    <w:bookmarkEnd w:id="74"/>
-    <w:bookmarkStart w:id="75" w:name="ref-cohenPowerPrimer1992"/>
+    <w:bookmarkEnd w:id="72"/>
+    <w:bookmarkStart w:id="73" w:name="ref-cohenPowerPrimer1992"/>
     <w:p>
       <w:pPr>
         <w:pStyle w:val="Bibliography"/>
@@ -6001,8 +5510,8 @@
         <w:t xml:space="preserve">112 (1): 155–59.</w:t>
       </w:r>
     </w:p>
-    <w:bookmarkEnd w:id="75"/>
-    <w:bookmarkStart w:id="77" w:name="ref-egbewaleBiasPrecisionStatistical2014"/>
+    <w:bookmarkEnd w:id="73"/>
+    <w:bookmarkStart w:id="75" w:name="ref-egbewaleBiasPrecisionStatistical2014"/>
     <w:p>
       <w:pPr>
         <w:pStyle w:val="Bibliography"/>
@@ -6035,7 +5544,7 @@
       <w:r>
         <w:t xml:space="preserve"> </w:t>
       </w:r>
-      <w:hyperlink r:id="rId76">
+      <w:hyperlink r:id="rId74">
         <w:r>
           <w:rPr>
             <w:rStyle w:val="Hyperlink"/>
@@ -6047,8 +5556,8 @@
         <w:t xml:space="preserve">.</w:t>
       </w:r>
     </w:p>
-    <w:bookmarkEnd w:id="77"/>
-    <w:bookmarkStart w:id="79" w:name="X2f0269178ca78ed63e1136f742f04d81b1fa6ea"/>
+    <w:bookmarkEnd w:id="75"/>
+    <w:bookmarkStart w:id="77" w:name="X2f0269178ca78ed63e1136f742f04d81b1fa6ea"/>
     <w:p>
       <w:pPr>
         <w:pStyle w:val="Bibliography"/>
@@ -6099,7 +5608,7 @@
       <w:r>
         <w:t xml:space="preserve"> </w:t>
       </w:r>
-      <w:hyperlink r:id="rId78">
+      <w:hyperlink r:id="rId76">
         <w:r>
           <w:rPr>
             <w:rStyle w:val="Hyperlink"/>
@@ -6111,8 +5620,8 @@
         <w:t xml:space="preserve">.</w:t>
       </w:r>
     </w:p>
-    <w:bookmarkEnd w:id="79"/>
-    <w:bookmarkStart w:id="81" w:name="X1d510f5e635c9bb1fe85b2bd18ed5a6e27b856d"/>
+    <w:bookmarkEnd w:id="77"/>
+    <w:bookmarkStart w:id="79" w:name="X1d510f5e635c9bb1fe85b2bd18ed5a6e27b856d"/>
     <w:p>
       <w:pPr>
         <w:pStyle w:val="Bibliography"/>
@@ -6145,7 +5654,7 @@
       <w:r>
         <w:t xml:space="preserve"> </w:t>
       </w:r>
-      <w:hyperlink r:id="rId80">
+      <w:hyperlink r:id="rId78">
         <w:r>
           <w:rPr>
             <w:rStyle w:val="Hyperlink"/>
@@ -6157,8 +5666,8 @@
         <w:t xml:space="preserve">.</w:t>
       </w:r>
     </w:p>
-    <w:bookmarkEnd w:id="81"/>
-    <w:bookmarkStart w:id="83" w:name="ref-ioannidisWhyMostPublished2005"/>
+    <w:bookmarkEnd w:id="79"/>
+    <w:bookmarkStart w:id="81" w:name="ref-ioannidisWhyMostPublished2005"/>
     <w:p>
       <w:pPr>
         <w:pStyle w:val="Bibliography"/>
@@ -6191,7 +5700,7 @@
       <w:r>
         <w:t xml:space="preserve"> </w:t>
       </w:r>
-      <w:hyperlink r:id="rId82">
+      <w:hyperlink r:id="rId80">
         <w:r>
           <w:rPr>
             <w:rStyle w:val="Hyperlink"/>
@@ -6203,8 +5712,8 @@
         <w:t xml:space="preserve">.</w:t>
       </w:r>
     </w:p>
-    <w:bookmarkEnd w:id="83"/>
-    <w:bookmarkStart w:id="85" w:name="ref-kahanRisksRewardsCovariate2014"/>
+    <w:bookmarkEnd w:id="81"/>
+    <w:bookmarkStart w:id="83" w:name="ref-kahanRisksRewardsCovariate2014"/>
     <w:p>
       <w:pPr>
         <w:pStyle w:val="Bibliography"/>
@@ -6237,7 +5746,7 @@
       <w:r>
         <w:t xml:space="preserve"> </w:t>
       </w:r>
-      <w:hyperlink r:id="rId84">
+      <w:hyperlink r:id="rId82">
         <w:r>
           <w:rPr>
             <w:rStyle w:val="Hyperlink"/>
@@ -6249,73 +5758,73 @@
         <w:t xml:space="preserve">.</w:t>
       </w:r>
     </w:p>
+    <w:bookmarkEnd w:id="83"/>
+    <w:bookmarkStart w:id="84" w:name="ref-kuhnTidymodelsCollectionPackages2020"/>
+    <w:p>
+      <w:pPr>
+        <w:pStyle w:val="Bibliography"/>
+      </w:pPr>
+      <w:r>
+        <w:t xml:space="preserve">Kuhn, Max, and Hadley Wickham. 2020.</w:t>
+      </w:r>
+      <w:r>
+        <w:t xml:space="preserve"> </w:t>
+      </w:r>
+      <w:r>
+        <w:t xml:space="preserve">“Tidymodels: A Collection of Packages for Modeling and Machine Learning Using Tidyverse Principles.”</w:t>
+      </w:r>
+    </w:p>
+    <w:bookmarkEnd w:id="84"/>
+    <w:bookmarkStart w:id="85" w:name="X93e79e1a5ab79bb153842a6d1ed7d5e5cb3185f"/>
+    <w:p>
+      <w:pPr>
+        <w:pStyle w:val="Bibliography"/>
+      </w:pPr>
+      <w:r>
+        <w:t xml:space="preserve">RStudio Team. 2020.</w:t>
+      </w:r>
+      <w:r>
+        <w:t xml:space="preserve"> </w:t>
+      </w:r>
+      <w:r>
+        <w:t xml:space="preserve">“</w:t>
+      </w:r>
+      <w:r>
+        <w:t xml:space="preserve">RStudio</w:t>
+      </w:r>
+      <w:r>
+        <w:t xml:space="preserve">:</w:t>
+      </w:r>
+      <w:r>
+        <w:t xml:space="preserve"> </w:t>
+      </w:r>
+      <w:r>
+        <w:t xml:space="preserve">Integrated Development</w:t>
+      </w:r>
+      <w:r>
+        <w:t xml:space="preserve"> </w:t>
+      </w:r>
+      <w:r>
+        <w:t xml:space="preserve">for</w:t>
+      </w:r>
+      <w:r>
+        <w:t xml:space="preserve"> </w:t>
+      </w:r>
+      <w:r>
+        <w:t xml:space="preserve">R</w:t>
+      </w:r>
+      <w:r>
+        <w:t xml:space="preserve">.”</w:t>
+      </w:r>
+      <w:r>
+        <w:t xml:space="preserve"> </w:t>
+      </w:r>
+      <w:r>
+        <w:t xml:space="preserve">Boston, MA: RStudio, Inc.</w:t>
+      </w:r>
+    </w:p>
     <w:bookmarkEnd w:id="85"/>
-    <w:bookmarkStart w:id="86" w:name="ref-kuhnTidymodelsCollectionPackages2020"/>
-    <w:p>
-      <w:pPr>
-        <w:pStyle w:val="Bibliography"/>
-      </w:pPr>
-      <w:r>
-        <w:t xml:space="preserve">Kuhn, Max, and Hadley Wickham. 2020.</w:t>
-      </w:r>
-      <w:r>
-        <w:t xml:space="preserve"> </w:t>
-      </w:r>
-      <w:r>
-        <w:t xml:space="preserve">“Tidymodels: A Collection of Packages for Modeling and Machine Learning Using Tidyverse Principles.”</w:t>
-      </w:r>
-    </w:p>
-    <w:bookmarkEnd w:id="86"/>
-    <w:bookmarkStart w:id="87" w:name="X93e79e1a5ab79bb153842a6d1ed7d5e5cb3185f"/>
-    <w:p>
-      <w:pPr>
-        <w:pStyle w:val="Bibliography"/>
-      </w:pPr>
-      <w:r>
-        <w:t xml:space="preserve">RStudio Team. 2020.</w:t>
-      </w:r>
-      <w:r>
-        <w:t xml:space="preserve"> </w:t>
-      </w:r>
-      <w:r>
-        <w:t xml:space="preserve">“</w:t>
-      </w:r>
-      <w:r>
-        <w:t xml:space="preserve">RStudio</w:t>
-      </w:r>
-      <w:r>
-        <w:t xml:space="preserve">:</w:t>
-      </w:r>
-      <w:r>
-        <w:t xml:space="preserve"> </w:t>
-      </w:r>
-      <w:r>
-        <w:t xml:space="preserve">Integrated Development</w:t>
-      </w:r>
-      <w:r>
-        <w:t xml:space="preserve"> </w:t>
-      </w:r>
-      <w:r>
-        <w:t xml:space="preserve">for</w:t>
-      </w:r>
-      <w:r>
-        <w:t xml:space="preserve"> </w:t>
-      </w:r>
-      <w:r>
-        <w:t xml:space="preserve">R</w:t>
-      </w:r>
-      <w:r>
-        <w:t xml:space="preserve">.”</w:t>
-      </w:r>
-      <w:r>
-        <w:t xml:space="preserve"> </w:t>
-      </w:r>
-      <w:r>
-        <w:t xml:space="preserve">Boston, MA: RStudio, Inc.</w:t>
-      </w:r>
-    </w:p>
-    <w:bookmarkEnd w:id="87"/>
-    <w:bookmarkStart w:id="89" w:name="X2622635a1d0cb17575e986ac7fc2f356c2369ea"/>
+    <w:bookmarkStart w:id="87" w:name="X2622635a1d0cb17575e986ac7fc2f356c2369ea"/>
     <w:p>
       <w:pPr>
         <w:pStyle w:val="Bibliography"/>
@@ -6348,7 +5857,7 @@
       <w:r>
         <w:t xml:space="preserve"> </w:t>
       </w:r>
-      <w:hyperlink r:id="rId88">
+      <w:hyperlink r:id="rId86">
         <w:r>
           <w:rPr>
             <w:rStyle w:val="Hyperlink"/>
@@ -6360,8 +5869,8 @@
         <w:t xml:space="preserve">.</w:t>
       </w:r>
     </w:p>
-    <w:bookmarkEnd w:id="89"/>
-    <w:bookmarkStart w:id="91" w:name="X8e2c8939838df13f010698dd12f887c58598160"/>
+    <w:bookmarkEnd w:id="87"/>
+    <w:bookmarkStart w:id="89" w:name="X8e2c8939838df13f010698dd12f887c58598160"/>
     <w:p>
       <w:pPr>
         <w:pStyle w:val="Bibliography"/>
@@ -6394,7 +5903,7 @@
       <w:r>
         <w:t xml:space="preserve"> </w:t>
       </w:r>
-      <w:hyperlink r:id="rId90">
+      <w:hyperlink r:id="rId88">
         <w:r>
           <w:rPr>
             <w:rStyle w:val="Hyperlink"/>
@@ -6406,8 +5915,8 @@
         <w:t xml:space="preserve">.</w:t>
       </w:r>
     </w:p>
-    <w:bookmarkEnd w:id="91"/>
-    <w:bookmarkStart w:id="93" w:name="ref-simonsohnPcurveKeyFiledrawer2014"/>
+    <w:bookmarkEnd w:id="89"/>
+    <w:bookmarkStart w:id="91" w:name="ref-simonsohnPcurveKeyFiledrawer2014"/>
     <w:p>
       <w:pPr>
         <w:pStyle w:val="Bibliography"/>
@@ -6452,7 +5961,7 @@
       <w:r>
         <w:t xml:space="preserve"> </w:t>
       </w:r>
-      <w:hyperlink r:id="rId92">
+      <w:hyperlink r:id="rId90">
         <w:r>
           <w:rPr>
             <w:rStyle w:val="Hyperlink"/>
@@ -6464,8 +5973,8 @@
         <w:t xml:space="preserve">.</w:t>
       </w:r>
     </w:p>
-    <w:bookmarkEnd w:id="93"/>
-    <w:bookmarkStart w:id="95" w:name="ref-thompsonCovariateAdjustmentHad2015"/>
+    <w:bookmarkEnd w:id="91"/>
+    <w:bookmarkStart w:id="93" w:name="ref-thompsonCovariateAdjustmentHad2015"/>
     <w:p>
       <w:pPr>
         <w:pStyle w:val="Bibliography"/>
@@ -6498,7 +6007,7 @@
       <w:r>
         <w:t xml:space="preserve"> </w:t>
       </w:r>
-      <w:hyperlink r:id="rId94">
+      <w:hyperlink r:id="rId92">
         <w:r>
           <w:rPr>
             <w:rStyle w:val="Hyperlink"/>
@@ -6510,8 +6019,8 @@
         <w:t xml:space="preserve">.</w:t>
       </w:r>
     </w:p>
-    <w:bookmarkEnd w:id="95"/>
-    <w:bookmarkStart w:id="97" w:name="X65fcee1c7a41f936cbb5091b59133225cfac5a3"/>
+    <w:bookmarkEnd w:id="93"/>
+    <w:bookmarkStart w:id="95" w:name="X65fcee1c7a41f936cbb5091b59133225cfac5a3"/>
     <w:p>
       <w:pPr>
         <w:pStyle w:val="Bibliography"/>
@@ -6577,7 +6086,7 @@
       <w:r>
         <w:t xml:space="preserve"> </w:t>
       </w:r>
-      <w:hyperlink r:id="rId96">
+      <w:hyperlink r:id="rId94">
         <w:r>
           <w:rPr>
             <w:rStyle w:val="Hyperlink"/>
@@ -6589,8 +6098,8 @@
         <w:t xml:space="preserve">.</w:t>
       </w:r>
     </w:p>
-    <w:bookmarkEnd w:id="97"/>
-    <w:bookmarkStart w:id="98" w:name="ref-vanbreukelenANCOVAChangeBaseline2006"/>
+    <w:bookmarkEnd w:id="95"/>
+    <w:bookmarkStart w:id="96" w:name="ref-vanbreukelenANCOVAChangeBaseline2006"/>
     <w:p>
       <w:pPr>
         <w:pStyle w:val="Bibliography"/>
@@ -6630,9 +6139,9 @@
         <w:t xml:space="preserve">59: 920–25.</w:t>
       </w:r>
     </w:p>
+    <w:bookmarkEnd w:id="96"/>
+    <w:bookmarkEnd w:id="97"/>
     <w:bookmarkEnd w:id="98"/>
-    <w:bookmarkEnd w:id="99"/>
-    <w:bookmarkEnd w:id="100"/>
     <w:sectPr>
       <w:footnotePr>
         <w:numRestart w:val="eachSect"/>

--- a/index.docx
+++ b/index.docx
@@ -1949,7 +1949,7 @@
         <w:rPr>
           <w:rStyle w:val="VerbatimChar"/>
         </w:rPr>
-        <w:t xml:space="preserve">     Y  C1  C2 C3 C4</w:t>
+        <w:t xml:space="preserve">   Y   C1  C2  C3  C4 </w:t>
       </w:r>
       <w:r>
         <w:br/>
@@ -1958,7 +1958,7 @@
         <w:rPr>
           <w:rStyle w:val="VerbatimChar"/>
         </w:rPr>
-        <w:t xml:space="preserve">Y  1.0 0.5 0.5  0  0</w:t>
+        <w:t xml:space="preserve">Y  1.0 0.5 0.5 0.0 0.0</w:t>
       </w:r>
       <w:r>
         <w:br/>
@@ -1967,7 +1967,7 @@
         <w:rPr>
           <w:rStyle w:val="VerbatimChar"/>
         </w:rPr>
-        <w:t xml:space="preserve">C1 0.5 1.0 0.3  0  0</w:t>
+        <w:t xml:space="preserve">C1 0.5 1.0 0.3 0.0 0.0</w:t>
       </w:r>
       <w:r>
         <w:br/>
@@ -1976,7 +1976,7 @@
         <w:rPr>
           <w:rStyle w:val="VerbatimChar"/>
         </w:rPr>
-        <w:t xml:space="preserve">C2 0.5 0.3 1.0  0  0</w:t>
+        <w:t xml:space="preserve">C2 0.5 0.3 1.0 0.0 0.0</w:t>
       </w:r>
       <w:r>
         <w:br/>
@@ -1985,7 +1985,7 @@
         <w:rPr>
           <w:rStyle w:val="VerbatimChar"/>
         </w:rPr>
-        <w:t xml:space="preserve">C3 0.0 0.0 0.0  1  0</w:t>
+        <w:t xml:space="preserve">C3 0.0 0.0 0.0 1.0 0.0</w:t>
       </w:r>
       <w:r>
         <w:br/>
@@ -1994,7 +1994,7 @@
         <w:rPr>
           <w:rStyle w:val="VerbatimChar"/>
         </w:rPr>
-        <w:t xml:space="preserve">C4 0.0 0.0 0.0  0  1</w:t>
+        <w:t xml:space="preserve">C4 0.0 0.0 0.0 0.0 1.0</w:t>
       </w:r>
     </w:p>
     <w:p>

--- a/index.docx
+++ b/index.docx
@@ -1567,7 +1567,7 @@
                     <w:jc w:val="center"/>
                   </w:pPr>
                   <w:r>
-                    <w:t xml:space="preserve">The population parameter for the focal IV ($\beta_x$)</w:t>
+                    <w:t xml:space="preserve">The population parameter for the focal IV</w:t>
                   </w:r>
                 </w:p>
               </w:tc>
@@ -1595,7 +1595,7 @@
                     <w:jc w:val="center"/>
                   </w:pPr>
                   <w:r>
-                    <w:t xml:space="preserve">The sample size ($N$)</w:t>
+                    <w:t xml:space="preserve">The sample size</w:t>
                   </w:r>
                 </w:p>
               </w:tc>
@@ -1623,7 +1623,7 @@
                     <w:jc w:val="center"/>
                   </w:pPr>
                   <w:r>
-                    <w:t xml:space="preserve">The number of covariates available ($N_{cov}$)</w:t>
+                    <w:t xml:space="preserve">The number of covariates available</w:t>
                   </w:r>
                 </w:p>
               </w:tc>
@@ -1651,7 +1651,7 @@
                     <w:jc w:val="center"/>
                   </w:pPr>
                   <w:r>
-                    <w:t xml:space="preserve">The percentage of covariates with non-zero correlations with the outcome ($\%_{cov}$)</w:t>
+                    <w:t xml:space="preserve">The percentage of covariates with non-zero correlations with the outcome</w:t>
                   </w:r>
                 </w:p>
               </w:tc>
@@ -1679,7 +1679,7 @@
                     <w:jc w:val="center"/>
                   </w:pPr>
                   <w:r>
-                    <w:t xml:space="preserve">The magnitude of the correlation between the covariates and $Y$ ($r_{cov}$)</w:t>
+                    <w:t xml:space="preserve">The magnitude of the correlation between the covariates and Y)</w:t>
                   </w:r>
                 </w:p>
               </w:tc>

--- a/index.docx
+++ b/index.docx
@@ -1679,7 +1679,7 @@
                     <w:jc w:val="center"/>
                   </w:pPr>
                   <w:r>
-                    <w:t xml:space="preserve">The magnitude of the correlation between the covariates and Y)</w:t>
+                    <w:t xml:space="preserve">The magnitude of the correlation between the covariates and Y</w:t>
                   </w:r>
                 </w:p>
               </w:tc>

--- a/index.docx
+++ b/index.docx
@@ -47,7 +47,7 @@
         <w:pStyle w:val="Date"/>
       </w:pPr>
       <w:r>
-        <w:t xml:space="preserve">2026-03-13</w:t>
+        <w:t xml:space="preserve">2026-03-14</w:t>
       </w:r>
     </w:p>
     <w:p>
@@ -80,7 +80,7 @@
         <w:pStyle w:val="FirstParagraph"/>
       </w:pPr>
       <w:r>
-        <w:t xml:space="preserve">Research in Psychology is often uses experimental manipulations to establish causal relationships between a focal independent variable (IV) and a psychological outcome. For example, participants may be randomly assigned to receive a moderate dose of alcohol or placebo to evaluate the effect of alcohol consumption on response to a laboratory stressor (INSERT A COUPLE OF REFS TO OUR STUDIES). [Markus, can you provide a simple second example that focuses on an IV manipulation that is social psych relevant?)</w:t>
+        <w:t xml:space="preserve">Research in Psychology often uses experimental manipulations to establish causal relationships between a focal independent variable (IV) and a psychological outcome. For example, participants may be randomly assigned to receive a moderate dose of alcohol or placebo to evaluate the effect of alcohol consumption on response to a laboratory stressor (INSERT A COUPLE OF REFS TO OUR STUDIES). [Markus, can you provide a simple second example that focuses on an IV manipulation that is social psych relevant?)</w:t>
       </w:r>
     </w:p>
     <w:p>
@@ -97,7 +97,7 @@
         <w:t xml:space="preserve">(Cohen 1988, 1992)</w:t>
       </w:r>
       <w:r>
-        <w:t xml:space="preserve">. By definition, low statistical power is associated with a high probability of a type II error (i.e., failure to reject a false null hypothesis). Furthermore, significant effects detected by low-powered studies may not replicate (due to low positive predictive value) and estimates of their effect size may be positively biased (due to publication bias). For all these reasons, methods to increase statistical power are critically important for a robust scientific literature</w:t>
+        <w:t xml:space="preserve">. By definition, low statistical power is associated with a high probability of a Type II error (i.e., failure to reject a false null hypothesis). Furthermore, significant effects detected by low-powered studies may not replicate (due to low positive predictive value) and estimates of their effect size may be positively biased (due to publication bias). For all these reasons, methods to increase statistical power are critically important for a robust scientific literature</w:t>
       </w:r>
       <w:r>
         <w:t xml:space="preserve"> </w:t>
@@ -131,50 +131,7 @@
         <w:pStyle w:val="BodyText"/>
       </w:pPr>
       <w:r>
-        <w:t xml:space="preserve">However, selection of the optimal covariates to include to increase statistical power is not straightforward. Historically, researchers often iterated over a large set of available covariates and included only those covariates that lowered the p-value for the test of their focal IV. Today, we recognize that this approach, known as p-hacking</w:t>
-      </w:r>
-      <w:r>
-        <w:t xml:space="preserve"> </w:t>
-      </w:r>
-      <w:r>
-        <w:t xml:space="preserve">(Simonsohn, Nelson, and Simmons 2014)</w:t>
-      </w:r>
-      <w:r>
-        <w:t xml:space="preserve">, seriously undermines the statistical validity of the analyses by substantially increasing the probability of type I errors (i.e., rejecting the null hypothesis when it is not false</w:t>
-      </w:r>
-      <w:r>
-        <w:t xml:space="preserve"> </w:t>
-      </w:r>
-      <w:r>
-        <w:t xml:space="preserve">(Simmons, Nelson, and Simonsohn 2011; Ioannidis 2005; Schelchter and Forsythe 1985; Beach and Meier 1989)</w:t>
-      </w:r>
-      <w:r>
-        <w:t xml:space="preserve">). Statistically valid analyses require both low probability of type II errors and control of type I errors at the specified value of alpha (e.g., 0.05).</w:t>
-      </w:r>
-    </w:p>
-    <w:p>
-      <w:pPr>
-        <w:pStyle w:val="BodyText"/>
-      </w:pPr>
-      <w:r>
-        <w:t xml:space="preserve">Given that p-hacking compromises statistical validity, we are left with questions about appropriate covariate selection approaches that both minimize type II errors and control type I errors at alpha. A priori, the researcher could decide to avoid the use of covariates altogether with no risk to type I error control. But statistical power would likely be lost by this decision. At the other extreme, the researcher could plan to include all available covariates that are reasonably believed to account for unexplained variance in the outcome in the statistical analysis. This decision, if made a priori, would also not be expected to inflate the type I error rate. However, this approach may not yield optimal statistical power because a subset of these covariates may not manifest strong, or any, relationship with the outcome in any particular study if they have not been previously well-established as robust predictors. Furthermore, available covariates are often correlated with each other (e.g., trait anxiety and fearfulness from the previous example), which reduces their potential benefit in reducing noise relative to their cost to degrees of freedom in the analysis.</w:t>
-      </w:r>
-    </w:p>
-    <w:p>
-      <w:pPr>
-        <w:pStyle w:val="BodyText"/>
-      </w:pPr>
-      <w:r>
-        <w:t xml:space="preserve">Given these possibly sub-optimal previous options, it may be that a data-driven approach to covariate selection could improve statistical validity relative to the a priori all or no covariate approaches. An optimal data-driven covariate selection method may be able to select the covariates that provide the greatest increase in power (e.g., covariates highly correlated with the outcome</w:t>
-      </w:r>
-      <w:r>
-        <w:t xml:space="preserve"> </w:t>
-      </w:r>
-      <w:r>
-        <w:t xml:space="preserve">(Kahan et al. 2014)</w:t>
-      </w:r>
-      <w:r>
-        <w:t xml:space="preserve">) with the lowest cost to degrees of freedom (e.g., by including only covariates that contribute to unique reductions in variance). Of course, statistically valid data-driven approaches must also not meaningfully inflate the Type I error rate, as occurs with</w:t>
+        <w:t xml:space="preserve">However, selection of the optimal covariates to include to increase statistical power is not straightforward. Historically, researchers often iterated over a large set of available covariates and included only those covariates that lowered the</w:t>
       </w:r>
       <w:r>
         <w:t xml:space="preserve"> </w:t>
@@ -187,6 +144,88 @@
         <w:t xml:space="preserve">p</w:t>
       </w:r>
       <w:r>
+        <w:t xml:space="preserve">-value for the test of their focal IV. Today, we recognize that this approach, known as</w:t>
+      </w:r>
+      <w:r>
+        <w:t xml:space="preserve"> </w:t>
+      </w:r>
+      <w:r>
+        <w:rPr>
+          <w:i/>
+          <w:iCs/>
+        </w:rPr>
+        <w:t xml:space="preserve">p</w:t>
+      </w:r>
+      <w:r>
+        <w:t xml:space="preserve">-hacking</w:t>
+      </w:r>
+      <w:r>
+        <w:t xml:space="preserve"> </w:t>
+      </w:r>
+      <w:r>
+        <w:t xml:space="preserve">(Simonsohn, Nelson, and Simmons 2014)</w:t>
+      </w:r>
+      <w:r>
+        <w:t xml:space="preserve">, seriously undermines the statistical validity of the analyses by substantially increasing the probability of Type I errors (i.e., rejecting the null hypothesis when it is not false</w:t>
+      </w:r>
+      <w:r>
+        <w:t xml:space="preserve"> </w:t>
+      </w:r>
+      <w:r>
+        <w:t xml:space="preserve">(Simmons, Nelson, and Simonsohn 2011; Ioannidis 2005; Schelchter and Forsythe 1985; Beach and Meier 1989)</w:t>
+      </w:r>
+      <w:r>
+        <w:t xml:space="preserve">). Statistically valid analyses require both low probability of Type II errors and control of Type I errors at the specified value of alpha (e.g., 0.05).</w:t>
+      </w:r>
+    </w:p>
+    <w:p>
+      <w:pPr>
+        <w:pStyle w:val="BodyText"/>
+      </w:pPr>
+      <w:r>
+        <w:t xml:space="preserve">Given that</w:t>
+      </w:r>
+      <w:r>
+        <w:t xml:space="preserve"> </w:t>
+      </w:r>
+      <w:r>
+        <w:rPr>
+          <w:i/>
+          <w:iCs/>
+        </w:rPr>
+        <w:t xml:space="preserve">p</w:t>
+      </w:r>
+      <w:r>
+        <w:t xml:space="preserve">-hacking compromises statistical validity, we are left with questions about appropriate covariate selection approaches that both minimize Type II errors and control Type I errors at alpha. A priori, the researcher could decide to avoid the use of covariates altogether with no risk to Type I error control. But statistical power would likely be lost by this decision. At the other extreme, the researcher could plan to include all available covariates that are reasonably believed to account for unexplained variance in the outcome in the statistical analysis. This decision, if made a priori, would also not be expected to inflate the Type I error rate. However, this approach may not yield optimal statistical power because a subset of these covariates may not manifest strong, or any, relationship with the outcome in any particular study if they have not been previously well-established as robust predictors. Furthermore, available covariates are often correlated with each other (e.g., trait anxiety and fearfulness from the previous example), which reduces their potential benefit in reducing noise relative to their cost to degrees of freedom in the analysis.</w:t>
+      </w:r>
+    </w:p>
+    <w:p>
+      <w:pPr>
+        <w:pStyle w:val="BodyText"/>
+      </w:pPr>
+      <w:r>
+        <w:t xml:space="preserve">Given these possibly sub-optimal previous options, it may be that a data-driven approach to covariate selection could improve statistical validity relative to the a priori all or no covariate approaches. An optimal data-driven covariate selection method may be able to select the covariates that provide the greatest increase in power (e.g., covariates highly correlated with the outcome</w:t>
+      </w:r>
+      <w:r>
+        <w:t xml:space="preserve"> </w:t>
+      </w:r>
+      <w:r>
+        <w:t xml:space="preserve">(Kahan et al. 2014)</w:t>
+      </w:r>
+      <w:r>
+        <w:t xml:space="preserve">) with the lowest cost to degrees of freedom (e.g., by including only covariates that contribute to unique reductions in variance). Of course, statistically valid data-driven approaches must also not meaningfully inflate the Type I error rate, as occurs with</w:t>
+      </w:r>
+      <w:r>
+        <w:t xml:space="preserve"> </w:t>
+      </w:r>
+      <w:r>
+        <w:rPr>
+          <w:i/>
+          <w:iCs/>
+        </w:rPr>
+        <w:t xml:space="preserve">p</w:t>
+      </w:r>
+      <w:r>
         <w:t xml:space="preserve">-hacking.</w:t>
       </w:r>
     </w:p>
@@ -195,7 +234,7 @@
         <w:pStyle w:val="BodyText"/>
       </w:pPr>
       <w:r>
-        <w:t xml:space="preserve">In this study, we use simulation methods to evaluate candidate six data-driven approaches to select an optimal set of covariates when testing the effect of a focal manipulated IV. For each approach, we select covariates that display significant relationships with the outcome variable in covariate</w:t>
+        <w:t xml:space="preserve">In this study, we use simulation methods to evaluate six candidate data-driven approaches to select an optimal set of covariates when testing the effect of a focal manipulated IV. For each approach, we use covariate</w:t>
       </w:r>
       <w:r>
         <w:t xml:space="preserve"> </w:t>
@@ -207,7 +246,7 @@
         <w:t xml:space="preserve"> </w:t>
       </w:r>
       <w:r>
-        <w:t xml:space="preserve">that are used to identify which covariates to include in the subsequent primary analysis that tests the focal IV. Across these screening models, we consider three modeling approaches (i.e., regression models that screen each covariate in its own model, regression models that screen all covariates in a single model, and LASSO</w:t>
+        <w:t xml:space="preserve">to identify which covariates display significant relationships with the outcome variable and will be included in the subsequent primary analysis that tests the focal IV. Across these screening models, we consider three modeling approaches (i.e., regression models that screen each covariate in its own model, regression models that screen all covariates in a single model, and LASSO</w:t>
       </w:r>
       <w:r>
         <w:t xml:space="preserve"> </w:t>
@@ -243,7 +282,20 @@
         <w:t xml:space="preserve"> </w:t>
       </w:r>
       <w:r>
-        <w:t xml:space="preserve">approaches as well as the p-hacking approach (a statistically invalid data-driven approach). For all approaches we quantify the probability of type I and type II errors across a variety of research contexts that vary by sample size, number of available covariates, strength of covariate effects, effect size for the IV and other relevant context characteristics. We use results from these simulations to provide clear and accessible guidance about how best to select an optimal set of covariates to increase statistical power when testing the effect of a manipulated IV.</w:t>
+        <w:t xml:space="preserve">approaches as well as the</w:t>
+      </w:r>
+      <w:r>
+        <w:t xml:space="preserve"> </w:t>
+      </w:r>
+      <w:r>
+        <w:rPr>
+          <w:i/>
+          <w:iCs/>
+        </w:rPr>
+        <w:t xml:space="preserve">p</w:t>
+      </w:r>
+      <w:r>
+        <w:t xml:space="preserve">-hacking approach (a statistically invalid data-driven approach). For all approaches we quantify the probability of Type I and Type II errors across a variety of research contexts that vary by sample size, number of available covariates, strength of covariate effects, effect size for the IV and other relevant context characteristics. We use results from these simulations to provide clear and accessible guidance about how best to select an optimal set of covariates to increase statistical power when testing the effect of a manipulated IV.</w:t>
       </w:r>
     </w:p>
     <w:bookmarkEnd w:id="20"/>
@@ -270,7 +322,17 @@
         <w:pStyle w:val="FirstParagraph"/>
       </w:pPr>
       <w:r>
-        <w:t xml:space="preserve">As described above, we evaluated six candidate data-driven and three benchmark (p-hacking, all covariates, no covariates) approaches to select covariates to use in a primary analysis that tested the effect of a focal dichotomous IV (notated as</w:t>
+        <w:t xml:space="preserve">As described above, we evaluated six candidate data-driven and three benchmark (</w:t>
+      </w:r>
+      <w:r>
+        <w:rPr>
+          <w:i/>
+          <w:iCs/>
+        </w:rPr>
+        <w:t xml:space="preserve">p</w:t>
+      </w:r>
+      <w:r>
+        <w:t xml:space="preserve">-hacking, all covariates, no covariates) approaches to select covariates to use in a primary analysis that tested the effect of a focal dichotomous IV (notated as</w:t>
       </w:r>
       <w:r>
         <w:t xml:space="preserve"> </w:t>
@@ -339,7 +401,33 @@
         <w:pStyle w:val="BodyText"/>
       </w:pPr>
       <w:r>
-        <w:t xml:space="preserve">For the candidate approaches that used general linear models for screening, we considered approaches where all covariates were screened simultaneously in one model or where the covariates were screened one at a time in separate models. Across these approaches, a covariate was selected to be included in the primary analysis if the p-value for that covariate was less than 0.05 in the screening model that evaluated it. The p-value for</w:t>
+        <w:t xml:space="preserve">For the candidate approaches that used general linear models for screening, we considered approaches where all covariates were screened simultaneously in one model or where the covariates were screened one at a time in separate models. Across these approaches, a covariate was selected to be included in the primary analysis if the</w:t>
+      </w:r>
+      <w:r>
+        <w:t xml:space="preserve"> </w:t>
+      </w:r>
+      <w:r>
+        <w:rPr>
+          <w:i/>
+          <w:iCs/>
+        </w:rPr>
+        <w:t xml:space="preserve">p</w:t>
+      </w:r>
+      <w:r>
+        <w:t xml:space="preserve">-value for that covariate was less than 0.05 in the screening model that evaluated it. The</w:t>
+      </w:r>
+      <w:r>
+        <w:t xml:space="preserve"> </w:t>
+      </w:r>
+      <w:r>
+        <w:rPr>
+          <w:i/>
+          <w:iCs/>
+        </w:rPr>
+        <w:t xml:space="preserve">p</w:t>
+      </w:r>
+      <w:r>
+        <w:t xml:space="preserve">-value for</w:t>
       </w:r>
       <w:r>
         <w:t xml:space="preserve"> </w:t>
@@ -367,7 +455,7 @@
         <w:t xml:space="preserve"> </w:t>
       </w:r>
       <w:r>
-        <w:t xml:space="preserve">was only included to partial its variance from</w:t>
+        <w:t xml:space="preserve">was only included to parse its variance from</w:t>
       </w:r>
       <w:r>
         <w:t xml:space="preserve"> </w:t>
@@ -447,7 +535,30 @@
         <w:pStyle w:val="BodyText"/>
       </w:pPr>
       <w:r>
-        <w:t xml:space="preserve">We benchmarked these six candidate data-driven approaches against a statistically invalid data-driven approach (p-hacking) and two a priori selection approaches that did not use the data to screen and select covariates. The p-hacking approach used separate screening models for each covariate and each of these models also included</w:t>
+        <w:t xml:space="preserve">We benchmarked these six candidate data-driven approaches against a statistically invalid data-driven approach (</w:t>
+      </w:r>
+      <w:r>
+        <w:rPr>
+          <w:i/>
+          <w:iCs/>
+        </w:rPr>
+        <w:t xml:space="preserve">p</w:t>
+      </w:r>
+      <w:r>
+        <w:t xml:space="preserve">-hacking) and two a priori selection approaches that did not use the data to screen and select covariates. The</w:t>
+      </w:r>
+      <w:r>
+        <w:t xml:space="preserve"> </w:t>
+      </w:r>
+      <w:r>
+        <w:rPr>
+          <w:i/>
+          <w:iCs/>
+        </w:rPr>
+        <w:t xml:space="preserve">p</w:t>
+      </w:r>
+      <w:r>
+        <w:t xml:space="preserve">-hacking approach used separate screening models for each covariate and each of these models also included</w:t>
       </w:r>
       <w:r>
         <w:t xml:space="preserve"> </w:t>
@@ -458,7 +569,20 @@
         </m:r>
       </m:oMath>
       <w:r>
-        <w:t xml:space="preserve">. Covariates were selected to be included in the primary analysis if the p-value for</w:t>
+        <w:t xml:space="preserve">. Covariates were selected to be included in the primary analysis if the</w:t>
+      </w:r>
+      <w:r>
+        <w:t xml:space="preserve"> </w:t>
+      </w:r>
+      <w:r>
+        <w:rPr>
+          <w:i/>
+          <w:iCs/>
+        </w:rPr>
+        <w:t xml:space="preserve">p</w:t>
+      </w:r>
+      <w:r>
+        <w:t xml:space="preserve">-value for</w:t>
       </w:r>
       <w:r>
         <w:t xml:space="preserve"> </w:t>
@@ -1118,7 +1242,7 @@
         <w:pStyle w:val="FirstParagraph"/>
       </w:pPr>
       <w:r>
-        <w:t xml:space="preserve">We manipulated several characteristics designed to mimic a range of research contexts that researchers in Psychology might encounter in their studies. We crossed all levels of each characteristic to create a total of 540 unique research contexts to allow results from our simulations to generalize across the diversity of contexts within which psychology studies are situated. A summary of these characteristics is presented in</w:t>
+        <w:t xml:space="preserve">We manipulated several characteristics designed to mimic a range of research contexts that researchers in psychology might encounter in their studies. We crossed all levels of each characteristic to create a total of 540 unique research contexts to allow results from our simulations to generalize across the diversity of contexts within which psychology studies are situated. A summary of these characteristics is presented in</w:t>
       </w:r>
       <w:r>
         <w:t xml:space="preserve"> </w:t>
@@ -1249,7 +1373,16 @@
         </m:r>
       </m:oMath>
       <w:r>
-        <w:t xml:space="preserve">) effect sizes for the IV. Given that the standard deviation of the outcome variable was set to 1 in all simulations, these parameter values correspond to null, small, and medium Cohen’s d effect sizes (INSERT COHEN 1991 ref).</w:t>
+        <w:t xml:space="preserve">) effect sizes for the IV. Given that the standard deviation of the outcome variable was set to 1 in all simulations, these parameter values correspond to null, small, and medium Cohen’s d effect sizes</w:t>
+      </w:r>
+      <w:r>
+        <w:t xml:space="preserve"> </w:t>
+      </w:r>
+      <w:r>
+        <w:t xml:space="preserve">(Cohen 1988)</w:t>
+      </w:r>
+      <w:r>
+        <w:t xml:space="preserve">.</w:t>
       </w:r>
     </w:p>
     <w:p>
@@ -1279,7 +1412,7 @@
         <w:t xml:space="preserve">)</w:t>
       </w:r>
       <w:r>
-        <w:t xml:space="preserve">. We chose values for the number of observations that pertain to common sample sizes in experimental research in Psychology: 50, 100, 150, 200, 300, and 400 observations.</w:t>
+        <w:t xml:space="preserve">. We chose values for the number of observations that pertain to common sample sizes in experimental research in psychology: 50, 100, 150, 200, 300, and 400 observations.</w:t>
       </w:r>
     </w:p>
     <w:p>
@@ -2601,7 +2734,7 @@
         <w:pStyle w:val="BodyText"/>
       </w:pPr>
       <w:r>
-        <w:t xml:space="preserve">For each simulated dataset in each research context, we use each of the 9 covariate selection approaches to determine which covariates to use in the primary analysis to test the effect of</w:t>
+        <w:t xml:space="preserve">For each simulated dataset in each research context, we used each of the 9 covariate selection approaches to determine which covariates to use in the primary analysis to test the effect of</w:t>
       </w:r>
       <w:r>
         <w:t xml:space="preserve"> </w:t>
@@ -2626,7 +2759,7 @@
         </m:r>
       </m:oMath>
       <w:r>
-        <w:t xml:space="preserve">. For example,</w:t>
+        <w:t xml:space="preserve">. For example, if the selection approach selected covariates 1 and 4, the primary analysis would be</w:t>
       </w:r>
       <w:r>
         <w:t xml:space="preserve"> </w:t>
@@ -2724,7 +2857,7 @@
         </m:d>
       </m:oMath>
       <w:r>
-        <w:t xml:space="preserve">, if covariates 1 and 4 were selected by the current selection approach. From each primary analysis, we saved the research context characteristics, the covariate selection approach used, and the parameter estimate for</w:t>
+        <w:t xml:space="preserve">. From each primary analysis, we saved the research context characteristics, the covariate selection approach used, and the parameter estimate for</w:t>
       </w:r>
       <w:r>
         <w:t xml:space="preserve"> </w:t>
@@ -2735,7 +2868,20 @@
         </m:r>
       </m:oMath>
       <w:r>
-        <w:t xml:space="preserve">, p-value for its statistical test against 0, and the conclusion (reject or fail to reject) using alpha = 0.05 from the primary analysis.</w:t>
+        <w:t xml:space="preserve">,</w:t>
+      </w:r>
+      <w:r>
+        <w:t xml:space="preserve"> </w:t>
+      </w:r>
+      <w:r>
+        <w:rPr>
+          <w:i/>
+          <w:iCs/>
+        </w:rPr>
+        <w:t xml:space="preserve">p</w:t>
+      </w:r>
+      <w:r>
+        <w:t xml:space="preserve">-value for its statistical test against 0, and the conclusion (reject or fail to reject) using alpha = 0.05.</w:t>
       </w:r>
     </w:p>
     <w:p>
@@ -2757,7 +2903,7 @@
         <w:t xml:space="preserve"> </w:t>
       </w:r>
       <w:r>
-        <w:t xml:space="preserve">is 0 (i.e.,</w:t>
+        <w:t xml:space="preserve">was 0 (i.e.,</w:t>
       </w:r>
       <w:r>
         <w:t xml:space="preserve"> </w:t>
@@ -2782,7 +2928,7 @@
         </m:r>
       </m:oMath>
       <w:r>
-        <w:t xml:space="preserve">), we assess and report the Type I error rates associated with each covariate selection approach by research context characteristics. For research contexts where the population parameter for</w:t>
+        <w:t xml:space="preserve">), we assessed and reported the Type I error rates associated with each covariate selection approach by research context characteristics. For research contexts where the population parameter for</w:t>
       </w:r>
       <w:r>
         <w:t xml:space="preserve"> </w:t>
@@ -2796,7 +2942,7 @@
         <w:t xml:space="preserve"> </w:t>
       </w:r>
       <w:r>
-        <w:t xml:space="preserve">is 0.2 or 0.5 (i.e.,</w:t>
+        <w:t xml:space="preserve">was 0.2 or 0.5 (i.e.,</w:t>
       </w:r>
       <w:r>
         <w:t xml:space="preserve"> </w:t>
@@ -2821,7 +2967,7 @@
         </m:r>
       </m:oMath>
       <w:r>
-        <w:t xml:space="preserve">), we assess and report the Type II error rate for each covariate selection method by research context characteristics. We also provide descriptive statistics and sampling distributions (from the 40,000 simulations) of the parameter estimate for</w:t>
+        <w:t xml:space="preserve">), we assessed and reported the Type II error rate for each covariate selection method by research context characteristics. We also provided descriptive statistics and sampling distributions (from the 40,000 simulations) of the parameter estimate for</w:t>
       </w:r>
       <w:r>
         <w:t xml:space="preserve"> </w:t>
@@ -2948,7 +3094,20 @@
         <w:t xml:space="preserve"> </w:t>
       </w:r>
       <w:r>
-        <w:t xml:space="preserve">shows the average Type I error rate across all research contexts for each approach. The p-hacking approach for selecting covariates, unsurprisingly led to a highly inflated mean Type I error rate across contexts, consistent with the extant research published in the last several years on the connection between researcher degrees of freedom and false positives. The other approaches were at or near the expected error rate of alpha = .05 across the relatively broad range of research context characteristics we considered. Specifically, the two a priori selection approaches and the data-driven selection approaches that did not include</w:t>
+        <w:t xml:space="preserve">shows the average Type I error rate across all research contexts for each approach. The</w:t>
+      </w:r>
+      <w:r>
+        <w:t xml:space="preserve"> </w:t>
+      </w:r>
+      <w:r>
+        <w:rPr>
+          <w:i/>
+          <w:iCs/>
+        </w:rPr>
+        <w:t xml:space="preserve">p</w:t>
+      </w:r>
+      <w:r>
+        <w:t xml:space="preserve">-hacking approach for selecting covariates, unsurprisingly led to a highly inflated mean Type I error rate across contexts, consistent with the extant research published in the last several years on the connection between researcher degrees of freedom and false positives. The other approaches were at or near the expected error rate of alpha = .05 across the relatively broad range of research context characteristics we considered. Specifically, the two a priori selection approaches and the data-driven selection approaches that did not include</w:t>
       </w:r>
       <w:r>
         <w:t xml:space="preserve"> </w:t>
@@ -3100,7 +3259,20 @@
         </w:r>
       </w:hyperlink>
       <w:r>
-        <w:t xml:space="preserve">). First, the magnitude of Type I error rate inflation for the p-hacking approach was substantially increased with increasing number of available covariates, larger correlations between the covariates and</w:t>
+        <w:t xml:space="preserve">). First, the magnitude of Type I error rate inflation for the</w:t>
+      </w:r>
+      <w:r>
+        <w:t xml:space="preserve"> </w:t>
+      </w:r>
+      <w:r>
+        <w:rPr>
+          <w:i/>
+          <w:iCs/>
+        </w:rPr>
+        <w:t xml:space="preserve">p</w:t>
+      </w:r>
+      <w:r>
+        <w:t xml:space="preserve">-hacking approach was substantially increased with increasing number of available covariates, larger correlations between the covariates and</w:t>
       </w:r>
       <w:r>
         <w:t xml:space="preserve"> </w:t>
@@ -3163,7 +3335,20 @@
         </m:r>
       </m:oMath>
       <w:r>
-        <w:t xml:space="preserve">, and smaller sample sizes. The Type I error rate for p-hacking reached XXXXX in the worst case context (N = 50, 20 available covariates with</w:t>
+        <w:t xml:space="preserve">, and smaller sample sizes. The Type I error rate for</w:t>
+      </w:r>
+      <w:r>
+        <w:t xml:space="preserve"> </w:t>
+      </w:r>
+      <w:r>
+        <w:rPr>
+          <w:i/>
+          <w:iCs/>
+        </w:rPr>
+        <w:t xml:space="preserve">p</w:t>
+      </w:r>
+      <w:r>
+        <w:t xml:space="preserve">-hacking reached XXXXX in the worst case context (N = 50, 20 available covariates with</w:t>
       </w:r>
       <w:r>
         <w:t xml:space="preserve"> </w:t>
@@ -3209,7 +3394,20 @@
         <w:pStyle w:val="BodyText"/>
       </w:pPr>
       <w:r>
-        <w:t xml:space="preserve">In contrast, to the p-hacking approach, the Type I error rates remained constant at .05 across all research context dimensions for the a prior approaches and the data-driven approaches that did not include</w:t>
+        <w:t xml:space="preserve">In contrast, to the</w:t>
+      </w:r>
+      <w:r>
+        <w:t xml:space="preserve"> </w:t>
+      </w:r>
+      <w:r>
+        <w:rPr>
+          <w:i/>
+          <w:iCs/>
+        </w:rPr>
+        <w:t xml:space="preserve">p</w:t>
+      </w:r>
+      <w:r>
+        <w:t xml:space="preserve">-hacking approach, the Type I error rates remained constant at .05 across all research context dimensions for the a prior approaches and the data-driven approaches that did not include</w:t>
       </w:r>
       <w:r>
         <w:t xml:space="preserve"> </w:t>
@@ -3553,7 +3751,20 @@
         <w:t xml:space="preserve"> </w:t>
       </w:r>
       <w:r>
-        <w:t xml:space="preserve">were, by definition, Type II errors. Given the substantial problems with Type I error rate inflation noted above, we do not consider the p-hacking approach to be viable and therefore did not evaluate Type II error rates for this approach.</w:t>
+        <w:t xml:space="preserve">were, by definition, Type II errors. Given the substantial problems with Type I error rate inflation noted above, we do not consider the</w:t>
+      </w:r>
+      <w:r>
+        <w:t xml:space="preserve"> </w:t>
+      </w:r>
+      <w:r>
+        <w:rPr>
+          <w:i/>
+          <w:iCs/>
+        </w:rPr>
+        <w:t xml:space="preserve">p</w:t>
+      </w:r>
+      <w:r>
+        <w:t xml:space="preserve">-hacking approach to be viable and therefore did not evaluate Type II error rates for this approach.</w:t>
       </w:r>
     </w:p>
     <w:p>
@@ -4015,7 +4226,20 @@
         </m:r>
       </m:oMath>
       <w:r>
-        <w:t xml:space="preserve">). We present sampling distributions for the parameter estimates in the supplement. All approaches yielded unbiased estimates when the true effect size is 0 but the shape of the sampling distribution for the p-hacking approach was distorted (bi-modal). When there is a true non-zero effect, the a priori approaches and the data-driven approaches that include</w:t>
+        <w:t xml:space="preserve">). We present sampling distributions for the parameter estimates in the supplement. All approaches yielded unbiased estimates when the true effect size is 0 but the shape of the sampling distribution for the</w:t>
+      </w:r>
+      <w:r>
+        <w:t xml:space="preserve"> </w:t>
+      </w:r>
+      <w:r>
+        <w:rPr>
+          <w:i/>
+          <w:iCs/>
+        </w:rPr>
+        <w:t xml:space="preserve">p</w:t>
+      </w:r>
+      <w:r>
+        <w:t xml:space="preserve">-hacking approach was distorted (bi-modal). When there is a true non-zero effect, the a priori approaches and the data-driven approaches that include</w:t>
       </w:r>
       <w:r>
         <w:t xml:space="preserve"> </w:t>
@@ -4040,7 +4264,20 @@
         </m:r>
       </m:oMath>
       <w:r>
-        <w:t xml:space="preserve">. In contrast, p-hacking yielded more substantial optimistic (over-estimation) bias in the parameter estimates when there is a non-zero effect.</w:t>
+        <w:t xml:space="preserve">. In contrast,</w:t>
+      </w:r>
+      <w:r>
+        <w:t xml:space="preserve"> </w:t>
+      </w:r>
+      <w:r>
+        <w:rPr>
+          <w:i/>
+          <w:iCs/>
+        </w:rPr>
+        <w:t xml:space="preserve">p</w:t>
+      </w:r>
+      <w:r>
+        <w:t xml:space="preserve">-hacking yielded more substantial optimistic (over-estimation) bias in the parameter estimates when there is a non-zero effect.</w:t>
       </w:r>
     </w:p>
     <w:tbl>
@@ -4893,17 +5130,20 @@
         <w:t xml:space="preserve">(Simmons, Nelson, and Simonsohn 2011)</w:t>
       </w:r>
       <w:r>
-        <w:t xml:space="preserve">: p-hacking severely inflates Type I error rate. Simmons et al. simulated an average Type I error rate of 11.7% for a treatment effect when selecting between two potential covariates (</w:t>
+        <w:t xml:space="preserve">:</w:t>
+      </w:r>
+      <w:r>
+        <w:t xml:space="preserve"> </w:t>
       </w:r>
       <w:r>
         <w:rPr>
           <w:i/>
           <w:iCs/>
         </w:rPr>
-        <w:t xml:space="preserve">N</w:t>
-      </w:r>
-      <w:r>
-        <w:t xml:space="preserve">=40). In our closest research context (</w:t>
+        <w:t xml:space="preserve">p</w:t>
+      </w:r>
+      <w:r>
+        <w:t xml:space="preserve">-hacking severely inflates Type I error rate. Simmons et al. simulated an average Type I error rate of 11.7% for a treatment effect when selecting between two potential covariates (</w:t>
       </w:r>
       <w:r>
         <w:rPr>
@@ -4913,10 +5153,33 @@
         <w:t xml:space="preserve">N</w:t>
       </w:r>
       <w:r>
+        <w:t xml:space="preserve">=40). In our closest research context (</w:t>
+      </w:r>
+      <w:r>
+        <w:rPr>
+          <w:i/>
+          <w:iCs/>
+        </w:rPr>
+        <w:t xml:space="preserve">N</w:t>
+      </w:r>
+      <w:r>
         <w:t xml:space="preserve">=50, 4 covariates), we observed similar rates of 10.3% (range: 5.6%-15.2%)</w:t>
       </w:r>
       <w:r>
-        <w:t xml:space="preserve">. However, our simulations suggest this estimate may gravely underestimate the magnitude of the problem of p-hacking. It is more realistic that researchers can choose from several to many available candidate covariates. Even when the number of available covariates is modest (i.e., 8-12), our results show that Type I error rates increase to 19.1% (range: 12.1%-27.5%) across contexts. When selecting among 16-20 covariates, Type I error rates, on average, reach nearly a 3-fold increase from our 4-covariate context (29.4%, range: 21.7%-38.3%).</w:t>
+        <w:t xml:space="preserve">. However, our simulations suggest this estimate may gravely underestimate the magnitude of the problem of</w:t>
+      </w:r>
+      <w:r>
+        <w:t xml:space="preserve"> </w:t>
+      </w:r>
+      <w:r>
+        <w:rPr>
+          <w:i/>
+          <w:iCs/>
+        </w:rPr>
+        <w:t xml:space="preserve">p</w:t>
+      </w:r>
+      <w:r>
+        <w:t xml:space="preserve">-hacking. It is more realistic that researchers can choose from several to many available candidate covariates. Even when the number of available covariates is modest (i.e., 8-12), our results show that Type I error rates increase to 19.1% (range: 12.1%-27.5%) across contexts. When selecting among 16-20 covariates, Type I error rates, on average, reach nearly a 3-fold increase from our 4-covariate context (29.4%, range: 21.7%-38.3%).</w:t>
       </w:r>
     </w:p>
     <w:p>

--- a/index.docx
+++ b/index.docx
@@ -7,7 +7,49 @@
         <w:pStyle w:val="Title"/>
       </w:pPr>
       <w:r>
-        <w:t xml:space="preserve">Evaluating Methods for Covariate Selection in Experimental Designs</w:t>
+        <w:t xml:space="preserve">Evaluating</w:t>
+      </w:r>
+      <w:r>
+        <w:t xml:space="preserve"> </w:t>
+      </w:r>
+      <w:r>
+        <w:t xml:space="preserve">Methods</w:t>
+      </w:r>
+      <w:r>
+        <w:t xml:space="preserve"> </w:t>
+      </w:r>
+      <w:r>
+        <w:t xml:space="preserve">for</w:t>
+      </w:r>
+      <w:r>
+        <w:t xml:space="preserve"> </w:t>
+      </w:r>
+      <w:r>
+        <w:t xml:space="preserve">Covariate</w:t>
+      </w:r>
+      <w:r>
+        <w:t xml:space="preserve"> </w:t>
+      </w:r>
+      <w:r>
+        <w:t xml:space="preserve">Selection</w:t>
+      </w:r>
+      <w:r>
+        <w:t xml:space="preserve"> </w:t>
+      </w:r>
+      <w:r>
+        <w:t xml:space="preserve">in</w:t>
+      </w:r>
+      <w:r>
+        <w:t xml:space="preserve"> </w:t>
+      </w:r>
+      <w:r>
+        <w:t xml:space="preserve">Experimental</w:t>
+      </w:r>
+      <w:r>
+        <w:t xml:space="preserve"> </w:t>
+      </w:r>
+      <w:r>
+        <w:t xml:space="preserve">Designs</w:t>
       </w:r>
     </w:p>
     <w:p>
@@ -15,7 +57,13 @@
         <w:pStyle w:val="Author"/>
       </w:pPr>
       <w:r>
-        <w:t xml:space="preserve">Kendra Wyant</w:t>
+        <w:t xml:space="preserve">Kendra</w:t>
+      </w:r>
+      <w:r>
+        <w:t xml:space="preserve"> </w:t>
+      </w:r>
+      <w:r>
+        <w:t xml:space="preserve">Wyant</w:t>
       </w:r>
     </w:p>
     <w:p>
@@ -23,7 +71,13 @@
         <w:pStyle w:val="Author"/>
       </w:pPr>
       <w:r>
-        <w:t xml:space="preserve">Lauren Khoury</w:t>
+        <w:t xml:space="preserve">Lauren</w:t>
+      </w:r>
+      <w:r>
+        <w:t xml:space="preserve"> </w:t>
+      </w:r>
+      <w:r>
+        <w:t xml:space="preserve">Khoury</w:t>
       </w:r>
     </w:p>
     <w:p>
@@ -31,7 +85,13 @@
         <w:pStyle w:val="Author"/>
       </w:pPr>
       <w:r>
-        <w:t xml:space="preserve">Markus Brauer</w:t>
+        <w:t xml:space="preserve">Markus</w:t>
+      </w:r>
+      <w:r>
+        <w:t xml:space="preserve"> </w:t>
+      </w:r>
+      <w:r>
+        <w:t xml:space="preserve">Brauer</w:t>
       </w:r>
     </w:p>
     <w:p>
@@ -39,7 +99,19 @@
         <w:pStyle w:val="Author"/>
       </w:pPr>
       <w:r>
-        <w:t xml:space="preserve">John J. Curtin</w:t>
+        <w:t xml:space="preserve">John</w:t>
+      </w:r>
+      <w:r>
+        <w:t xml:space="preserve"> </w:t>
+      </w:r>
+      <w:r>
+        <w:t xml:space="preserve">J.</w:t>
+      </w:r>
+      <w:r>
+        <w:t xml:space="preserve"> </w:t>
+      </w:r>
+      <w:r>
+        <w:t xml:space="preserve">Curtin</w:t>
       </w:r>
     </w:p>
     <w:p>
@@ -47,7 +119,7 @@
         <w:pStyle w:val="Date"/>
       </w:pPr>
       <w:r>
-        <w:t xml:space="preserve">2026-03-14</w:t>
+        <w:t xml:space="preserve">2026-03-17</w:t>
       </w:r>
     </w:p>
     <w:p>
@@ -63,7 +135,61 @@
         <w:pStyle w:val="Abstract"/>
       </w:pPr>
       <w:r>
-        <w:t xml:space="preserve">Abstract of paper goes here and can span several lines.</w:t>
+        <w:t xml:space="preserve">Abstract</w:t>
+      </w:r>
+      <w:r>
+        <w:t xml:space="preserve"> </w:t>
+      </w:r>
+      <w:r>
+        <w:t xml:space="preserve">of</w:t>
+      </w:r>
+      <w:r>
+        <w:t xml:space="preserve"> </w:t>
+      </w:r>
+      <w:r>
+        <w:t xml:space="preserve">paper</w:t>
+      </w:r>
+      <w:r>
+        <w:t xml:space="preserve"> </w:t>
+      </w:r>
+      <w:r>
+        <w:t xml:space="preserve">goes</w:t>
+      </w:r>
+      <w:r>
+        <w:t xml:space="preserve"> </w:t>
+      </w:r>
+      <w:r>
+        <w:t xml:space="preserve">here</w:t>
+      </w:r>
+      <w:r>
+        <w:t xml:space="preserve"> </w:t>
+      </w:r>
+      <w:r>
+        <w:t xml:space="preserve">and</w:t>
+      </w:r>
+      <w:r>
+        <w:t xml:space="preserve"> </w:t>
+      </w:r>
+      <w:r>
+        <w:t xml:space="preserve">can</w:t>
+      </w:r>
+      <w:r>
+        <w:t xml:space="preserve"> </w:t>
+      </w:r>
+      <w:r>
+        <w:t xml:space="preserve">span</w:t>
+      </w:r>
+      <w:r>
+        <w:t xml:space="preserve"> </w:t>
+      </w:r>
+      <w:r>
+        <w:t xml:space="preserve">several</w:t>
+      </w:r>
+      <w:r>
+        <w:t xml:space="preserve"> </w:t>
+      </w:r>
+      <w:r>
+        <w:t xml:space="preserve">lines.</w:t>
       </w:r>
     </w:p>
     <w:bookmarkStart w:id="20" w:name="introduction"/>
@@ -80,7 +206,13 @@
         <w:pStyle w:val="FirstParagraph"/>
       </w:pPr>
       <w:r>
-        <w:t xml:space="preserve">Research in Psychology often uses experimental manipulations to establish causal relationships between a focal independent variable (IV) and a psychological outcome. For example, participants may be randomly assigned to receive a moderate dose of alcohol or placebo to evaluate the effect of alcohol consumption on response to a laboratory stressor (INSERT A COUPLE OF REFS TO OUR STUDIES). [Markus, can you provide a simple second example that focuses on an IV manipulation that is social psych relevant?)</w:t>
+        <w:t xml:space="preserve">Research in Psychology often uses experimental manipulations to establish causal relationships between a focal independent variable (IV) and a psychological outcome. For example, participants may be randomly assigned to receive a moderate dose of alcohol or placebo to evaluate the effect of alcohol consumption on response to a laboratory stressor (REFS.</w:t>
+      </w:r>
+      <w:r>
+        <w:t xml:space="preserve"> </w:t>
+      </w:r>
+      <w:r>
+        <w:t xml:space="preserve">). [Markus, can you provide a simple second example that focuses on an IV manipulation that is social psych relevant?)</w:t>
       </w:r>
     </w:p>
     <w:p>
@@ -138,44 +270,95 @@
       </w:r>
       <w:r>
         <w:rPr>
+          <w:iCs/>
           <w:i/>
+        </w:rPr>
+        <w:t xml:space="preserve">p</w:t>
+      </w:r>
+      <w:r>
+        <w:t xml:space="preserve">-value for the test of their focal IV. Today, we recognize that this approach, known as</w:t>
+      </w:r>
+      <w:r>
+        <w:t xml:space="preserve"> </w:t>
+      </w:r>
+      <w:r>
+        <w:rPr>
           <w:iCs/>
+          <w:i/>
         </w:rPr>
         <w:t xml:space="preserve">p</w:t>
       </w:r>
       <w:r>
-        <w:t xml:space="preserve">-value for the test of their focal IV. Today, we recognize that this approach, known as</w:t>
-      </w:r>
-      <w:r>
-        <w:t xml:space="preserve"> </w:t>
-      </w:r>
-      <w:r>
-        <w:rPr>
+        <w:t xml:space="preserve">-hacking</w:t>
+      </w:r>
+      <w:r>
+        <w:t xml:space="preserve"> </w:t>
+      </w:r>
+      <w:r>
+        <w:t xml:space="preserve">(Simonsohn, Nelson, and Simmons 2014)</w:t>
+      </w:r>
+      <w:r>
+        <w:t xml:space="preserve">, seriously undermines the statistical validity of the analyses by substantially increasing the probability of Type I errors (i.e., rejecting the null hypothesis when it is not false</w:t>
+      </w:r>
+      <w:r>
+        <w:t xml:space="preserve"> </w:t>
+      </w:r>
+      <w:r>
+        <w:t xml:space="preserve">(Simmons, Nelson, and Simonsohn 2011; Ioannidis 2005; Schelchter and Forsythe 1985; Beach and Meier 1989)</w:t>
+      </w:r>
+      <w:r>
+        <w:t xml:space="preserve">). Statistically valid analyses require both low probability of Type II errors and control of Type I errors at the specified value of alpha (e.g., 0.05).</w:t>
+      </w:r>
+    </w:p>
+    <w:p>
+      <w:pPr>
+        <w:pStyle w:val="BodyText"/>
+      </w:pPr>
+      <w:r>
+        <w:t xml:space="preserve">Given that</w:t>
+      </w:r>
+      <w:r>
+        <w:t xml:space="preserve"> </w:t>
+      </w:r>
+      <w:r>
+        <w:rPr>
+          <w:iCs/>
           <w:i/>
+        </w:rPr>
+        <w:t xml:space="preserve">p</w:t>
+      </w:r>
+      <w:r>
+        <w:t xml:space="preserve">-hacking compromises statistical validity, we are left with questions about appropriate covariate selection approaches that both minimize Type II errors and control Type I errors at alpha. A priori, the researcher could decide to avoid the use of covariates altogether with no risk to Type I error control. But statistical power would likely be lost by this decision. At the other extreme, the researcher could plan to include all available covariates that are reasonably believed to account for unexplained variance in the outcome in the statistical analysis. This decision, if made a priori, would also not be expected to inflate the Type I error rate. However, this approach may not yield optimal statistical power because a subset of these covariates may not manifest strong, or any, relationship with the outcome in any particular study if they have not been previously well-established as robust predictors. Furthermore, available covariates are often correlated with each other (e.g., trait anxiety and fearfulness from the previous example), which reduces their potential benefit in reducing noise relative to their cost to degrees of freedom in the analysis.</w:t>
+      </w:r>
+    </w:p>
+    <w:p>
+      <w:pPr>
+        <w:pStyle w:val="BodyText"/>
+      </w:pPr>
+      <w:r>
+        <w:t xml:space="preserve">Given these possibly sub-optimal previous options, it may be that a data-driven approach to covariate selection could improve statistical validity relative to the a priori all or no covariate approaches. An optimal data-driven covariate selection method may be able to select the covariates that provide the greatest increase in power (e.g., covariates highly correlated with the outcome</w:t>
+      </w:r>
+      <w:r>
+        <w:t xml:space="preserve"> </w:t>
+      </w:r>
+      <w:r>
+        <w:t xml:space="preserve">(Kahan et al. 2014)</w:t>
+      </w:r>
+      <w:r>
+        <w:t xml:space="preserve">) with the lowest cost to degrees of freedom (e.g., by including only covariates that contribute to unique reductions in variance). Of course, statistically valid data-driven approaches must also not meaningfully inflate the Type I error rate, as occurs with</w:t>
+      </w:r>
+      <w:r>
+        <w:t xml:space="preserve"> </w:t>
+      </w:r>
+      <w:r>
+        <w:rPr>
           <w:iCs/>
+          <w:i/>
         </w:rPr>
         <w:t xml:space="preserve">p</w:t>
       </w:r>
       <w:r>
-        <w:t xml:space="preserve">-hacking</w:t>
-      </w:r>
-      <w:r>
-        <w:t xml:space="preserve"> </w:t>
-      </w:r>
-      <w:r>
-        <w:t xml:space="preserve">(Simonsohn, Nelson, and Simmons 2014)</w:t>
-      </w:r>
-      <w:r>
-        <w:t xml:space="preserve">, seriously undermines the statistical validity of the analyses by substantially increasing the probability of Type I errors (i.e., rejecting the null hypothesis when it is not false</w:t>
-      </w:r>
-      <w:r>
-        <w:t xml:space="preserve"> </w:t>
-      </w:r>
-      <w:r>
-        <w:t xml:space="preserve">(Simmons, Nelson, and Simonsohn 2011; Ioannidis 2005; Schelchter and Forsythe 1985; Beach and Meier 1989)</w:t>
-      </w:r>
-      <w:r>
-        <w:t xml:space="preserve">). Statistically valid analyses require both low probability of Type II errors and control of Type I errors at the specified value of alpha (e.g., 0.05).</w:t>
+        <w:t xml:space="preserve">-hacking.</w:t>
       </w:r>
     </w:p>
     <w:p>
@@ -183,119 +366,86 @@
         <w:pStyle w:val="BodyText"/>
       </w:pPr>
       <w:r>
-        <w:t xml:space="preserve">Given that</w:t>
-      </w:r>
-      <w:r>
-        <w:t xml:space="preserve"> </w:t>
-      </w:r>
-      <w:r>
-        <w:rPr>
+        <w:t xml:space="preserve">In this study, we use simulation methods to evaluate six candidate data-driven approaches to select an optimal set of covariates when testing the effect of a focal manipulated IV. For each approach, we use covariate</w:t>
+      </w:r>
+      <w:r>
+        <w:t xml:space="preserve"> </w:t>
+      </w:r>
+      <w:r>
+        <w:t xml:space="preserve">“</w:t>
+      </w:r>
+      <w:r>
+        <w:t xml:space="preserve">screening models</w:t>
+      </w:r>
+      <w:r>
+        <w:t xml:space="preserve">”</w:t>
+      </w:r>
+      <w:r>
+        <w:t xml:space="preserve"> </w:t>
+      </w:r>
+      <w:r>
+        <w:t xml:space="preserve">to identify which covariates display significant relationships with the outcome variable and will be included in the subsequent primary analysis that tests the focal IV. Across these screening models, we consider three modeling approaches (i.e., linear models that screen each covariate separately in its own model, linear models that screen all covariates simultaneously in a single model, and LASSO</w:t>
+      </w:r>
+      <w:r>
+        <w:t xml:space="preserve"> </w:t>
+      </w:r>
+      <w:r>
+        <w:t xml:space="preserve">(Tibshirani 1996)</w:t>
+      </w:r>
+      <w:r>
+        <w:t xml:space="preserve"> </w:t>
+      </w:r>
+      <w:r>
+        <w:t xml:space="preserve">models that screen all covariates simultaneously in a single model). Across these modeling approaches, we also either include or exclude the focal IV in the screening models for a total of six candidate data-driven approaches. We benchmark these candidate data-driven approaches against a priori</w:t>
+      </w:r>
+      <w:r>
+        <w:t xml:space="preserve"> </w:t>
+      </w:r>
+      <w:r>
+        <w:t xml:space="preserve">“</w:t>
+      </w:r>
+      <w:r>
+        <w:t xml:space="preserve">all covariates</w:t>
+      </w:r>
+      <w:r>
+        <w:t xml:space="preserve">”</w:t>
+      </w:r>
+      <w:r>
+        <w:t xml:space="preserve"> </w:t>
+      </w:r>
+      <w:r>
+        <w:t xml:space="preserve">and</w:t>
+      </w:r>
+      <w:r>
+        <w:t xml:space="preserve"> </w:t>
+      </w:r>
+      <w:r>
+        <w:t xml:space="preserve">“</w:t>
+      </w:r>
+      <w:r>
+        <w:t xml:space="preserve">no covariates</w:t>
+      </w:r>
+      <w:r>
+        <w:t xml:space="preserve">”</w:t>
+      </w:r>
+      <w:r>
+        <w:t xml:space="preserve"> </w:t>
+      </w:r>
+      <w:r>
+        <w:t xml:space="preserve">approaches as well as the</w:t>
+      </w:r>
+      <w:r>
+        <w:t xml:space="preserve"> </w:t>
+      </w:r>
+      <w:r>
+        <w:rPr>
+          <w:iCs/>
           <w:i/>
-          <w:iCs/>
         </w:rPr>
         <w:t xml:space="preserve">p</w:t>
       </w:r>
       <w:r>
-        <w:t xml:space="preserve">-hacking compromises statistical validity, we are left with questions about appropriate covariate selection approaches that both minimize Type II errors and control Type I errors at alpha. A priori, the researcher could decide to avoid the use of covariates altogether with no risk to Type I error control. But statistical power would likely be lost by this decision. At the other extreme, the researcher could plan to include all available covariates that are reasonably believed to account for unexplained variance in the outcome in the statistical analysis. This decision, if made a priori, would also not be expected to inflate the Type I error rate. However, this approach may not yield optimal statistical power because a subset of these covariates may not manifest strong, or any, relationship with the outcome in any particular study if they have not been previously well-established as robust predictors. Furthermore, available covariates are often correlated with each other (e.g., trait anxiety and fearfulness from the previous example), which reduces their potential benefit in reducing noise relative to their cost to degrees of freedom in the analysis.</w:t>
-      </w:r>
-    </w:p>
-    <w:p>
-      <w:pPr>
-        <w:pStyle w:val="BodyText"/>
-      </w:pPr>
-      <w:r>
-        <w:t xml:space="preserve">Given these possibly sub-optimal previous options, it may be that a data-driven approach to covariate selection could improve statistical validity relative to the a priori all or no covariate approaches. An optimal data-driven covariate selection method may be able to select the covariates that provide the greatest increase in power (e.g., covariates highly correlated with the outcome</w:t>
-      </w:r>
-      <w:r>
-        <w:t xml:space="preserve"> </w:t>
-      </w:r>
-      <w:r>
-        <w:t xml:space="preserve">(Kahan et al. 2014)</w:t>
-      </w:r>
-      <w:r>
-        <w:t xml:space="preserve">) with the lowest cost to degrees of freedom (e.g., by including only covariates that contribute to unique reductions in variance). Of course, statistically valid data-driven approaches must also not meaningfully inflate the Type I error rate, as occurs with</w:t>
-      </w:r>
-      <w:r>
-        <w:t xml:space="preserve"> </w:t>
-      </w:r>
-      <w:r>
-        <w:rPr>
-          <w:i/>
-          <w:iCs/>
-        </w:rPr>
-        <w:t xml:space="preserve">p</w:t>
-      </w:r>
-      <w:r>
-        <w:t xml:space="preserve">-hacking.</w:t>
-      </w:r>
-    </w:p>
-    <w:p>
-      <w:pPr>
-        <w:pStyle w:val="BodyText"/>
-      </w:pPr>
-      <w:r>
-        <w:t xml:space="preserve">In this study, we use simulation methods to evaluate six candidate data-driven approaches to select an optimal set of covariates when testing the effect of a focal manipulated IV. For each approach, we use covariate</w:t>
-      </w:r>
-      <w:r>
-        <w:t xml:space="preserve"> </w:t>
-      </w:r>
-      <w:r>
-        <w:t xml:space="preserve">“screening models”</w:t>
-      </w:r>
-      <w:r>
-        <w:t xml:space="preserve"> </w:t>
-      </w:r>
-      <w:r>
-        <w:t xml:space="preserve">to identify which covariates display significant relationships with the outcome variable and will be included in the subsequent primary analysis that tests the focal IV. Across these screening models, we consider three modeling approaches (i.e., regression models that screen each covariate in its own model, regression models that screen all covariates in a single model, and LASSO</w:t>
-      </w:r>
-      <w:r>
-        <w:t xml:space="preserve"> </w:t>
-      </w:r>
-      <w:r>
-        <w:t xml:space="preserve">(Tibshirani 1996)</w:t>
-      </w:r>
-      <w:r>
-        <w:t xml:space="preserve"> </w:t>
-      </w:r>
-      <w:r>
-        <w:t xml:space="preserve">models that screen all covariates in a single model). Across these modeling approaches, we also either include or exclude the focal IV in the screening models for a total of six candidate data-driven approaches. We benchmark these candidate data-driven approaches against a priori</w:t>
-      </w:r>
-      <w:r>
-        <w:t xml:space="preserve"> </w:t>
-      </w:r>
-      <w:r>
-        <w:t xml:space="preserve">“all covariates”</w:t>
-      </w:r>
-      <w:r>
-        <w:t xml:space="preserve"> </w:t>
-      </w:r>
-      <w:r>
-        <w:t xml:space="preserve">and</w:t>
-      </w:r>
-      <w:r>
-        <w:t xml:space="preserve"> </w:t>
-      </w:r>
-      <w:r>
-        <w:t xml:space="preserve">“no covariates”</w:t>
-      </w:r>
-      <w:r>
-        <w:t xml:space="preserve"> </w:t>
-      </w:r>
-      <w:r>
-        <w:t xml:space="preserve">approaches as well as the</w:t>
-      </w:r>
-      <w:r>
-        <w:t xml:space="preserve"> </w:t>
-      </w:r>
-      <w:r>
-        <w:rPr>
-          <w:i/>
-          <w:iCs/>
-        </w:rPr>
-        <w:t xml:space="preserve">p</w:t>
-      </w:r>
-      <w:r>
-        <w:t xml:space="preserve">-hacking approach (a statistically invalid data-driven approach). For all approaches we quantify the probability of Type I and Type II errors across a variety of research contexts that vary by sample size, number of available covariates, strength of covariate effects, effect size for the IV and other relevant context characteristics. We use results from these simulations to provide clear and accessible guidance about how best to select an optimal set of covariates to increase statistical power when testing the effect of a manipulated IV.</w:t>
+        <w:t xml:space="preserve">-hacking approach (a statistically invalid data-driven approach). For all approaches we quantify the probability of Type I and Type II errors across a variety of research contexts that vary by sample size, number of available covariates, strength of covariate effects, effect size for the IV and other relevant context characteristics. We use results from these simulations to provide clear and accessible guidance about how best to select an optimal set of covariates to increase statistical power when testing the effect of a manipulated IV in various research contexts.</w:t>
       </w:r>
     </w:p>
     <w:bookmarkEnd w:id="20"/>
@@ -326,8 +476,8 @@
       </w:r>
       <w:r>
         <w:rPr>
+          <w:iCs/>
           <w:i/>
-          <w:iCs/>
         </w:rPr>
         <w:t xml:space="preserve">p</w:t>
       </w:r>
@@ -379,7 +529,7 @@
         <w:t xml:space="preserve"> </w:t>
       </w:r>
       <w:r>
-        <w:t xml:space="preserve">by fitting preliminary covariate screening models that used either the general linear model (i.e., ordinary least squares regression) or LASSO. Across these approaches we considered screening models that either included or did not include</w:t>
+        <w:t xml:space="preserve">by fitting preliminary covariate screening models that used either the linear model (i.e., ordinary least squares regression) or LASSO. Across these approaches we considered screening models that either included or did not include</w:t>
       </w:r>
       <w:r>
         <w:t xml:space="preserve"> </w:t>
@@ -408,26 +558,157 @@
       </w:r>
       <w:r>
         <w:rPr>
+          <w:iCs/>
           <w:i/>
+        </w:rPr>
+        <w:t xml:space="preserve">p</w:t>
+      </w:r>
+      <w:r>
+        <w:t xml:space="preserve">-value for that covariate was less than 0.05 in the screening model that evaluated it. The</w:t>
+      </w:r>
+      <w:r>
+        <w:t xml:space="preserve"> </w:t>
+      </w:r>
+      <w:r>
+        <w:rPr>
           <w:iCs/>
+          <w:i/>
         </w:rPr>
         <w:t xml:space="preserve">p</w:t>
       </w:r>
       <w:r>
-        <w:t xml:space="preserve">-value for that covariate was less than 0.05 in the screening model that evaluated it. The</w:t>
-      </w:r>
-      <w:r>
-        <w:t xml:space="preserve"> </w:t>
-      </w:r>
-      <w:r>
-        <w:rPr>
+        <w:t xml:space="preserve">-value for</w:t>
+      </w:r>
+      <w:r>
+        <w:t xml:space="preserve"> </w:t>
+      </w:r>
+      <m:oMath>
+        <m:r>
+          <m:t>X</m:t>
+        </m:r>
+      </m:oMath>
+      <w:r>
+        <w:t xml:space="preserve"> </w:t>
+      </w:r>
+      <w:r>
+        <w:t xml:space="preserve">was not used and</w:t>
+      </w:r>
+      <w:r>
+        <w:t xml:space="preserve"> </w:t>
+      </w:r>
+      <m:oMath>
+        <m:r>
+          <m:t>X</m:t>
+        </m:r>
+      </m:oMath>
+      <w:r>
+        <w:t xml:space="preserve"> </w:t>
+      </w:r>
+      <w:r>
+        <w:t xml:space="preserve">was only included to parse its variance from</w:t>
+      </w:r>
+      <w:r>
+        <w:t xml:space="preserve"> </w:t>
+      </w:r>
+      <m:oMath>
+        <m:r>
+          <m:t>Y</m:t>
+        </m:r>
+      </m:oMath>
+      <w:r>
+        <w:t xml:space="preserve"> </w:t>
+      </w:r>
+      <w:r>
+        <w:t xml:space="preserve">when evaluating the covariates.</w:t>
+      </w:r>
+    </w:p>
+    <w:p>
+      <w:pPr>
+        <w:pStyle w:val="BodyText"/>
+      </w:pPr>
+      <w:r>
+        <w:t xml:space="preserve">For the candidate approaches that used LASSO (with and without</w:t>
+      </w:r>
+      <w:r>
+        <w:t xml:space="preserve"> </w:t>
+      </w:r>
+      <m:oMath>
+        <m:r>
+          <m:t>X</m:t>
+        </m:r>
+      </m:oMath>
+      <w:r>
+        <w:t xml:space="preserve">) for screening, the screening model simultaneously included all covariates. Also, for the LASSO screening model that included</w:t>
+      </w:r>
+      <w:r>
+        <w:t xml:space="preserve"> </w:t>
+      </w:r>
+      <m:oMath>
+        <m:r>
+          <m:t>X</m:t>
+        </m:r>
+      </m:oMath>
+      <w:r>
+        <w:t xml:space="preserve">, the regularization penalty (lambda) for</w:t>
+      </w:r>
+      <w:r>
+        <w:t xml:space="preserve"> </w:t>
+      </w:r>
+      <m:oMath>
+        <m:r>
+          <m:t>X</m:t>
+        </m:r>
+      </m:oMath>
+      <w:r>
+        <w:t xml:space="preserve"> </w:t>
+      </w:r>
+      <w:r>
+        <w:t xml:space="preserve">was set to 0 so that</w:t>
+      </w:r>
+      <w:r>
+        <w:t xml:space="preserve"> </w:t>
+      </w:r>
+      <m:oMath>
+        <m:r>
+          <m:t>X</m:t>
+        </m:r>
+      </m:oMath>
+      <w:r>
+        <w:t xml:space="preserve"> </w:t>
+      </w:r>
+      <w:r>
+        <w:t xml:space="preserve">was always retained in the screening model. Covariates were selected to be included in the primary analysis if they were retained by LASSO in the screening model (i.e., did not have their parameter estimate set to 0).</w:t>
+      </w:r>
+    </w:p>
+    <w:p>
+      <w:pPr>
+        <w:pStyle w:val="BodyText"/>
+      </w:pPr>
+      <w:r>
+        <w:t xml:space="preserve">We benchmarked these six candidate data-driven approaches against a statistically invalid data-driven approach (</w:t>
+      </w:r>
+      <w:r>
+        <w:rPr>
+          <w:iCs/>
           <w:i/>
+        </w:rPr>
+        <w:t xml:space="preserve">p</w:t>
+      </w:r>
+      <w:r>
+        <w:t xml:space="preserve">-hacking) and two a priori selection approaches that did not use the data to screen and select covariates. The</w:t>
+      </w:r>
+      <w:r>
+        <w:t xml:space="preserve"> </w:t>
+      </w:r>
+      <w:r>
+        <w:rPr>
           <w:iCs/>
+          <w:i/>
         </w:rPr>
         <w:t xml:space="preserve">p</w:t>
       </w:r>
       <w:r>
-        <w:t xml:space="preserve">-value for</w:t>
+        <w:t xml:space="preserve">-hacking approach used separate screening models for each covariate and each of these models also included</w:t>
       </w:r>
       <w:r>
         <w:t xml:space="preserve"> </w:t>
@@ -438,146 +719,15 @@
         </m:r>
       </m:oMath>
       <w:r>
-        <w:t xml:space="preserve"> </w:t>
-      </w:r>
-      <w:r>
-        <w:t xml:space="preserve">was not used and</w:t>
-      </w:r>
-      <w:r>
-        <w:t xml:space="preserve"> </w:t>
-      </w:r>
-      <m:oMath>
-        <m:r>
-          <m:t>X</m:t>
-        </m:r>
-      </m:oMath>
-      <w:r>
-        <w:t xml:space="preserve"> </w:t>
-      </w:r>
-      <w:r>
-        <w:t xml:space="preserve">was only included to parse its variance from</w:t>
-      </w:r>
-      <w:r>
-        <w:t xml:space="preserve"> </w:t>
-      </w:r>
-      <m:oMath>
-        <m:r>
-          <m:t>Y</m:t>
-        </m:r>
-      </m:oMath>
-      <w:r>
-        <w:t xml:space="preserve"> </w:t>
-      </w:r>
-      <w:r>
-        <w:t xml:space="preserve">when evaluating the covariates.</w:t>
-      </w:r>
-    </w:p>
-    <w:p>
-      <w:pPr>
-        <w:pStyle w:val="BodyText"/>
-      </w:pPr>
-      <w:r>
-        <w:t xml:space="preserve">For the candidate approaches that used LASSO (with and without</w:t>
-      </w:r>
-      <w:r>
-        <w:t xml:space="preserve"> </w:t>
-      </w:r>
-      <m:oMath>
-        <m:r>
-          <m:t>X</m:t>
-        </m:r>
-      </m:oMath>
-      <w:r>
-        <w:t xml:space="preserve">) for screening, the screening model simultaneously included all covariates. Also, for the LASSO screening model that included</w:t>
-      </w:r>
-      <w:r>
-        <w:t xml:space="preserve"> </w:t>
-      </w:r>
-      <m:oMath>
-        <m:r>
-          <m:t>X</m:t>
-        </m:r>
-      </m:oMath>
-      <w:r>
-        <w:t xml:space="preserve">, the regularization penalty for</w:t>
-      </w:r>
-      <w:r>
-        <w:t xml:space="preserve"> </w:t>
-      </w:r>
-      <m:oMath>
-        <m:r>
-          <m:t>X</m:t>
-        </m:r>
-      </m:oMath>
-      <w:r>
-        <w:t xml:space="preserve"> </w:t>
-      </w:r>
-      <w:r>
-        <w:t xml:space="preserve">was set to 0 so that</w:t>
-      </w:r>
-      <w:r>
-        <w:t xml:space="preserve"> </w:t>
-      </w:r>
-      <m:oMath>
-        <m:r>
-          <m:t>X</m:t>
-        </m:r>
-      </m:oMath>
-      <w:r>
-        <w:t xml:space="preserve"> </w:t>
-      </w:r>
-      <w:r>
-        <w:t xml:space="preserve">was always retained in the screening model. Covariates were selected to be included in the primary analysis if they were retained by LASSO in the screening model (i.e., did not have their parameter estimate set to 0).</w:t>
-      </w:r>
-    </w:p>
-    <w:p>
-      <w:pPr>
-        <w:pStyle w:val="BodyText"/>
-      </w:pPr>
-      <w:r>
-        <w:t xml:space="preserve">We benchmarked these six candidate data-driven approaches against a statistically invalid data-driven approach (</w:t>
-      </w:r>
-      <w:r>
-        <w:rPr>
+        <w:t xml:space="preserve">. Covariates were selected to be included in the primary analysis if the</w:t>
+      </w:r>
+      <w:r>
+        <w:t xml:space="preserve"> </w:t>
+      </w:r>
+      <w:r>
+        <w:rPr>
+          <w:iCs/>
           <w:i/>
-          <w:iCs/>
-        </w:rPr>
-        <w:t xml:space="preserve">p</w:t>
-      </w:r>
-      <w:r>
-        <w:t xml:space="preserve">-hacking) and two a priori selection approaches that did not use the data to screen and select covariates. The</w:t>
-      </w:r>
-      <w:r>
-        <w:t xml:space="preserve"> </w:t>
-      </w:r>
-      <w:r>
-        <w:rPr>
-          <w:i/>
-          <w:iCs/>
-        </w:rPr>
-        <w:t xml:space="preserve">p</w:t>
-      </w:r>
-      <w:r>
-        <w:t xml:space="preserve">-hacking approach used separate screening models for each covariate and each of these models also included</w:t>
-      </w:r>
-      <w:r>
-        <w:t xml:space="preserve"> </w:t>
-      </w:r>
-      <m:oMath>
-        <m:r>
-          <m:t>X</m:t>
-        </m:r>
-      </m:oMath>
-      <w:r>
-        <w:t xml:space="preserve">. Covariates were selected to be included in the primary analysis if the</w:t>
-      </w:r>
-      <w:r>
-        <w:t xml:space="preserve"> </w:t>
-      </w:r>
-      <w:r>
-        <w:rPr>
-          <w:i/>
-          <w:iCs/>
         </w:rPr>
         <w:t xml:space="preserve">p</w:t>
       </w:r>
@@ -625,8 +775,9 @@
       <w:tblPr>
         <w:tblStyle w:val="Table"/>
         <w:tblW w:type="pct" w:w="5000"/>
+        <w:tblLook w:firstRow="0" w:lastRow="0" w:firstColumn="0" w:lastColumn="0" w:noHBand="0" w:noVBand="0" w:val="0000"/>
+        <w:jc w:val="start"/>
         <w:tblLayout w:type="fixed"/>
-        <w:tblLook w:firstRow="0" w:lastRow="0" w:firstColumn="0" w:lastColumn="0" w:noHBand="0" w:noVBand="0" w:val="0000"/>
       </w:tblPr>
       <w:tblGrid>
         <w:gridCol w:w="7920"/>
@@ -640,7 +791,7 @@
               <w:jc w:val="center"/>
             </w:pPr>
             <w:pPr>
-              <w:jc w:val="left"/>
+              <w:jc w:val="start"/>
               <w:spacing w:before="200"/>
               <w:pStyle w:val="ImageCaption"/>
             </w:pPr>
@@ -652,8 +803,9 @@
             <w:tblPr>
               <w:tblStyle w:val="Table"/>
               <w:tblW w:type="pct" w:w="5000"/>
+              <w:tblLook w:firstRow="1" w:lastRow="1" w:firstColumn="0" w:lastColumn="0" w:noHBand="0" w:noVBand="0" w:val="0020"/>
+              <w:jc w:val="start"/>
               <w:tblLayout w:type="fixed"/>
-              <w:tblLook w:firstRow="1" w:lastRow="1" w:firstColumn="0" w:lastColumn="0" w:noHBand="0" w:noVBand="0" w:val="0020"/>
             </w:tblPr>
             <w:tblGrid>
               <w:gridCol w:w="2640"/>
@@ -662,7 +814,7 @@
             </w:tblGrid>
             <w:tr>
               <w:trPr>
-                <w:tblHeader w:val="on"/>
+                <w:tblHeader w:val="true"/>
               </w:trPr>
               <w:tc>
                 <w:tcPr/>
@@ -1268,10 +1420,16 @@
       </w:pPr>
       <w:r>
         <w:rPr>
+          <w:bCs/>
           <w:b/>
-          <w:bCs/>
-        </w:rPr>
-        <w:t xml:space="preserve">The population parameter for the focal IV (</w:t>
+        </w:rPr>
+        <w:t xml:space="preserve">The population parameter for the focal IV</w:t>
+      </w:r>
+      <w:r>
+        <w:t xml:space="preserve"> </w:t>
+      </w:r>
+      <w:r>
+        <w:t xml:space="preserve">(</w:t>
       </w:r>
       <m:oMath>
         <m:sSub>
@@ -1282,20 +1440,13 @@
           </m:e>
           <m:sub>
             <m:r>
-              <m:t>x</m:t>
+              <m:t>X</m:t>
             </m:r>
           </m:sub>
         </m:sSub>
       </m:oMath>
       <w:r>
-        <w:rPr>
-          <w:b/>
-          <w:bCs/>
-        </w:rPr>
-        <w:t xml:space="preserve">)</w:t>
-      </w:r>
-      <w:r>
-        <w:t xml:space="preserve">. We selected values that represent null (</w:t>
+        <w:t xml:space="preserve">). We selected values that represent null (</w:t>
       </w:r>
       <m:oMath>
         <m:sSub>
@@ -1306,7 +1457,7 @@
           </m:e>
           <m:sub>
             <m:r>
-              <m:t>x</m:t>
+              <m:t>X</m:t>
             </m:r>
           </m:sub>
         </m:sSub>
@@ -1332,7 +1483,7 @@
           </m:e>
           <m:sub>
             <m:r>
-              <m:t>x</m:t>
+              <m:t>X</m:t>
             </m:r>
           </m:sub>
         </m:sSub>
@@ -1358,7 +1509,7 @@
           </m:e>
           <m:sub>
             <m:r>
-              <m:t>x</m:t>
+              <m:t>X</m:t>
             </m:r>
           </m:sub>
         </m:sSub>
@@ -1394,10 +1545,16 @@
       </w:pPr>
       <w:r>
         <w:rPr>
+          <w:bCs/>
           <w:b/>
-          <w:bCs/>
-        </w:rPr>
-        <w:t xml:space="preserve">The sample size (</w:t>
+        </w:rPr>
+        <w:t xml:space="preserve">The sample size</w:t>
+      </w:r>
+      <w:r>
+        <w:t xml:space="preserve"> </w:t>
+      </w:r>
+      <w:r>
+        <w:t xml:space="preserve">(</w:t>
       </w:r>
       <m:oMath>
         <m:r>
@@ -1405,14 +1562,7 @@
         </m:r>
       </m:oMath>
       <w:r>
-        <w:rPr>
-          <w:b/>
-          <w:bCs/>
-        </w:rPr>
-        <w:t xml:space="preserve">)</w:t>
-      </w:r>
-      <w:r>
-        <w:t xml:space="preserve">. We chose values for the number of observations that pertain to common sample sizes in experimental research in psychology: 50, 100, 150, 200, 300, and 400 observations.</w:t>
+        <w:t xml:space="preserve">). We chose values for the number of observations that pertain to common sample sizes in experimental research in psychology: 50, 100, 150, 200, 300, and 400 observations.</w:t>
       </w:r>
     </w:p>
     <w:p>
@@ -1424,10 +1574,16 @@
       </w:pPr>
       <w:r>
         <w:rPr>
+          <w:bCs/>
           <w:b/>
-          <w:bCs/>
-        </w:rPr>
-        <w:t xml:space="preserve">The number of covariates available (</w:t>
+        </w:rPr>
+        <w:t xml:space="preserve">The number of covariates available</w:t>
+      </w:r>
+      <w:r>
+        <w:t xml:space="preserve"> </w:t>
+      </w:r>
+      <w:r>
+        <w:t xml:space="preserve">(</w:t>
       </w:r>
       <m:oMath>
         <m:sSub>
@@ -1450,14 +1606,7 @@
         </m:sSub>
       </m:oMath>
       <w:r>
-        <w:rPr>
-          <w:b/>
-          <w:bCs/>
-        </w:rPr>
-        <w:t xml:space="preserve">)</w:t>
-      </w:r>
-      <w:r>
-        <w:t xml:space="preserve">. We selected a wide range of possible scenarios: 4, 8, 12, 16, or 20 available covariates.</w:t>
+        <w:t xml:space="preserve">). We selected a wide range of possible scenarios: 4, 8, 12, 16, or 20 available covariates.</w:t>
       </w:r>
     </w:p>
     <w:p>
@@ -1469,10 +1618,16 @@
       </w:pPr>
       <w:r>
         <w:rPr>
+          <w:bCs/>
           <w:b/>
-          <w:bCs/>
-        </w:rPr>
-        <w:t xml:space="preserve">The percentage of covariates with non-zero correlations with the outcome (</w:t>
+        </w:rPr>
+        <w:t xml:space="preserve">The percentage of covariates with non-zero correlations with the outcome</w:t>
+      </w:r>
+      <w:r>
+        <w:t xml:space="preserve"> </w:t>
+      </w:r>
+      <w:r>
+        <w:t xml:space="preserve">(</w:t>
       </w:r>
       <m:oMath>
         <m:sSub>
@@ -1498,35 +1653,68 @@
         </m:sSub>
       </m:oMath>
       <w:r>
-        <w:rPr>
-          <w:b/>
-          <w:bCs/>
-        </w:rPr>
-        <w:t xml:space="preserve">)</w:t>
-      </w:r>
-      <w:r>
-        <w:t xml:space="preserve">. We simulated research contexts where 25%, 50% or 75% of the available covariates had non-zero correlations with the outcome in the population. This allowed us to model situations where the researcher has an exploratory vs. more well-established set of covariates at their disposal.</w:t>
+        <w:t xml:space="preserve">). We simulated research contexts where 25%, 50% or 75% of the available covariates had non-zero correlations with the outcome in the population. This allowed us to model situations where the researcher has an exploratory vs. more well-established set of covariates at their disposal.</w:t>
       </w:r>
     </w:p>
     <w:p>
       <w:pPr>
         <w:numPr>
           <w:ilvl w:val="0"/>
-          <w:numId w:val="1001"/>
+          <w:numId w:val="1002"/>
         </w:numPr>
-      </w:pPr>
-      <w:r>
-        <w:rPr>
+        <w:pStyle w:val="Compact"/>
+      </w:pPr>
+      <w:r>
+        <w:rPr>
+          <w:bCs/>
           <w:b/>
+        </w:rPr>
+        <w:t xml:space="preserve">The magnitude of the correlation between the covariates and</w:t>
+      </w:r>
+      <w:r>
+        <w:rPr>
           <w:bCs/>
-        </w:rPr>
-        <w:t xml:space="preserve">The magnitude of the correlation between the covariates and</w:t>
-      </w:r>
-      <w:r>
-        <w:rPr>
           <w:b/>
+        </w:rPr>
+        <w:t xml:space="preserve"> </w:t>
+      </w:r>
+      <m:oMath>
+        <m:r>
+          <m:t>Y</m:t>
+        </m:r>
+      </m:oMath>
+      <w:r>
+        <w:rPr>
           <w:bCs/>
-        </w:rPr>
+          <w:b/>
+        </w:rPr>
+        <w:t xml:space="preserve"> </w:t>
+      </w:r>
+      <w:r>
+        <w:rPr>
+          <w:bCs/>
+          <w:b/>
+        </w:rPr>
+        <w:t xml:space="preserve">(</w:t>
+      </w:r>
+      <w:r>
+        <w:rPr>
+          <w:bCs/>
+          <w:b/>
+        </w:rPr>
+        <w:t xml:space="preserve">$r_{cov\-Y}$</w:t>
+      </w:r>
+      <w:r>
+        <w:rPr>
+          <w:bCs/>
+          <w:b/>
+        </w:rPr>
+        <w:t xml:space="preserve">)</w:t>
+      </w:r>
+      <w:r>
+        <w:t xml:space="preserve">. All non-zero covariates (see characteristic 4) were given a moderate or large relationship to the outcome</w:t>
+      </w:r>
+      <w:r>
         <w:t xml:space="preserve"> </w:t>
       </w:r>
       <m:oMath>
@@ -1535,18 +1723,13 @@
         </m:r>
       </m:oMath>
       <w:r>
-        <w:rPr>
-          <w:b/>
-          <w:bCs/>
-        </w:rPr>
-        <w:t xml:space="preserve"> </w:t>
-      </w:r>
-      <w:r>
-        <w:rPr>
-          <w:b/>
-          <w:bCs/>
-        </w:rPr>
-        <w:t xml:space="preserve">(</w:t>
+        <w:t xml:space="preserve"> </w:t>
+      </w:r>
+      <w:r>
+        <w:t xml:space="preserve">(i.e.,</w:t>
+      </w:r>
+      <w:r>
+        <w:t xml:space="preserve"> </w:t>
       </w:r>
       <m:oMath>
         <m:sSub>
@@ -1565,52 +1748,14 @@
             <m:r>
               <m:t>v</m:t>
             </m:r>
-          </m:sub>
-        </m:sSub>
-      </m:oMath>
-      <w:r>
-        <w:rPr>
-          <w:b/>
-          <w:bCs/>
-        </w:rPr>
-        <w:t xml:space="preserve">)</w:t>
-      </w:r>
-      <w:r>
-        <w:t xml:space="preserve">. All non-zero covariates (see characteristic 4) were given a moderate or large relationship to the outcome</w:t>
-      </w:r>
-      <w:r>
-        <w:t xml:space="preserve"> </w:t>
-      </w:r>
-      <m:oMath>
-        <m:r>
-          <m:t>Y</m:t>
-        </m:r>
-      </m:oMath>
-      <w:r>
-        <w:t xml:space="preserve"> </w:t>
-      </w:r>
-      <w:r>
-        <w:t xml:space="preserve">(i.e.,</w:t>
-      </w:r>
-      <w:r>
-        <w:t xml:space="preserve"> </w:t>
-      </w:r>
-      <m:oMath>
-        <m:sSub>
-          <m:e>
-            <m:r>
-              <m:t>r</m:t>
-            </m:r>
-          </m:e>
-          <m:sub>
-            <m:r>
-              <m:t>c</m:t>
-            </m:r>
-            <m:r>
-              <m:t>o</m:t>
-            </m:r>
-            <m:r>
-              <m:t>v</m:t>
+            <m:r>
+              <m:rPr>
+                <m:sty m:val="p"/>
+              </m:rPr>
+              <m:t>−</m:t>
+            </m:r>
+            <m:r>
+              <m:t>Y</m:t>
             </m:r>
           </m:sub>
         </m:sSub>
@@ -1626,8 +1771,9 @@
       <w:tblPr>
         <w:tblStyle w:val="Table"/>
         <w:tblW w:type="pct" w:w="5000"/>
+        <w:tblLook w:firstRow="0" w:lastRow="0" w:firstColumn="0" w:lastColumn="0" w:noHBand="0" w:noVBand="0" w:val="0000"/>
+        <w:jc w:val="start"/>
         <w:tblLayout w:type="fixed"/>
-        <w:tblLook w:firstRow="0" w:lastRow="0" w:firstColumn="0" w:lastColumn="0" w:noHBand="0" w:noVBand="0" w:val="0000"/>
       </w:tblPr>
       <w:tblGrid>
         <w:gridCol w:w="7920"/>
@@ -1641,7 +1787,7 @@
               <w:jc w:val="center"/>
             </w:pPr>
             <w:pPr>
-              <w:jc w:val="left"/>
+              <w:jc w:val="start"/>
               <w:spacing w:before="200"/>
               <w:pStyle w:val="ImageCaption"/>
             </w:pPr>
@@ -1654,6 +1800,7 @@
               <w:tblStyle w:val="Table"/>
               <w:tblW w:type="auto" w:w="0"/>
               <w:tblLook w:firstRow="1" w:lastRow="0" w:firstColumn="0" w:lastColumn="0" w:noHBand="0" w:noVBand="0" w:val="0020"/>
+              <w:jc w:val="start"/>
             </w:tblPr>
             <w:tblGrid>
               <w:gridCol w:w="3960"/>
@@ -1661,7 +1808,7 @@
             </w:tblGrid>
             <w:tr>
               <w:trPr>
-                <w:tblHeader w:val="on"/>
+                <w:tblHeader w:val="true"/>
               </w:trPr>
               <w:tc>
                 <w:tcPr/>
@@ -2003,7 +2150,7 @@
           </m:e>
           <m:sub>
             <m:r>
-              <m:t>x</m:t>
+              <m:t>X</m:t>
             </m:r>
           </m:sub>
         </m:sSub>
@@ -2037,7 +2184,7 @@
         <w:pStyle w:val="BodyText"/>
       </w:pPr>
       <w:r>
-        <w:t xml:space="preserve">Below, we display an exemplar covariance matrix and subsequent R code to generate a simulated dataset for a research context with a small population effect size for the IV (</w:t>
+        <w:t xml:space="preserve">Below, we display an exemplar covariance matrix and subsequent R code to generate a single simulated dataset for a research context with a small population effect size for the IV (</w:t>
       </w:r>
       <m:oMath>
         <m:sSub>
@@ -2048,7 +2195,7 @@
           </m:e>
           <m:sub>
             <m:r>
-              <m:t>x</m:t>
+              <m:t>X</m:t>
             </m:r>
           </m:sub>
         </m:sSub>
@@ -2063,7 +2210,7 @@
         </m:r>
       </m:oMath>
       <w:r>
-        <w:t xml:space="preserve">), a sample size of 100, and four covariates, where 50% of the covariates have a 0.50 correlation with the outcome and 0.30 correlations with each other</w:t>
+        <w:t xml:space="preserve">), a sample size of 100, and four covariates, where 50% of the covariates have a 0.50 correlation with the outcome and 0.30 correlations with each other.</w:t>
       </w:r>
     </w:p>
     <w:p>
@@ -2774,8 +2921,8 @@
         <m:d>
           <m:dPr>
             <m:begChr m:val="("/>
+            <m:endChr m:val=")"/>
             <m:sepChr m:val=""/>
-            <m:endChr m:val=")"/>
             <m:grow/>
           </m:dPr>
           <m:e>
@@ -2875,8 +3022,8 @@
       </w:r>
       <w:r>
         <w:rPr>
+          <w:iCs/>
           <w:i/>
-          <w:iCs/>
         </w:rPr>
         <w:t xml:space="preserve">p</w:t>
       </w:r>
@@ -2995,7 +3142,7 @@
         <w:t xml:space="preserve"> </w:t>
       </w:r>
       <w:r>
-        <w:t xml:space="preserve">(0, 0.2, and 0.5). An interactive detailed dashboard of average error rates for all combinations of research context variables is accessible through our OSF page (</w:t>
+        <w:t xml:space="preserve">(0, 0.2, and 0.5). An interactive shiny dashboard of mean error rates for all combinations of research context variables is accessible through our OSF page (</w:t>
       </w:r>
       <w:hyperlink r:id="rId29">
         <w:r>
@@ -3062,7 +3209,7 @@
           </m:e>
           <m:sub>
             <m:r>
-              <m:t>x</m:t>
+              <m:t>X</m:t>
             </m:r>
           </m:sub>
         </m:sSub>
@@ -3101,13 +3248,16 @@
       </w:r>
       <w:r>
         <w:rPr>
+          <w:iCs/>
           <w:i/>
-          <w:iCs/>
         </w:rPr>
         <w:t xml:space="preserve">p</w:t>
       </w:r>
       <w:r>
-        <w:t xml:space="preserve">-hacking approach for selecting covariates, unsurprisingly led to a highly inflated mean Type I error rate across contexts, consistent with the extant research published in the last several years on the connection between researcher degrees of freedom and false positives. The other approaches were at or near the expected error rate of alpha = .05 across the relatively broad range of research context characteristics we considered. Specifically, the two a priori selection approaches and the data-driven selection approaches that did not include</w:t>
+        <w:t xml:space="preserve">-hacking approach for selecting covariates, unsurprisingly led to a highly inflated mean Type I error rate across contexts, consistent with the extant research published in the last several years on the connection between researcher degrees of freedom and false positives</w:t>
+      </w:r>
+      <w:r>
+        <w:t xml:space="preserve">}. The other approaches were at or near the expected error rate of alpha = .05 across the relatively broad range of research context characteristics we considered. Specifically, the two a priori selection approaches and the data-driven selection approaches that did not include</w:t>
       </w:r>
       <w:r>
         <w:t xml:space="preserve"> </w:t>
@@ -3121,7 +3271,7 @@
         <w:t xml:space="preserve"> </w:t>
       </w:r>
       <w:r>
-        <w:t xml:space="preserve">in the screening model displayed average Type I error rates of exactly .05. The data-driven approaches that did include</w:t>
+        <w:t xml:space="preserve">in the screening model displayed mean Type I error rates of exactly .05. The data-driven approaches that did include</w:t>
       </w:r>
       <w:r>
         <w:t xml:space="preserve"> </w:t>
@@ -3135,15 +3285,16 @@
         <w:t xml:space="preserve"> </w:t>
       </w:r>
       <w:r>
-        <w:t xml:space="preserve">in the screening model displayed slightly increased (&lt;= .06) average Type I error rates across contexts.</w:t>
+        <w:t xml:space="preserve">in the screening model displayed slightly increased (&lt;= .06) mean Type I error rates across contexts.</w:t>
       </w:r>
     </w:p>
     <w:tbl>
       <w:tblPr>
         <w:tblStyle w:val="Table"/>
         <w:tblW w:type="pct" w:w="5000"/>
+        <w:tblLook w:firstRow="0" w:lastRow="0" w:firstColumn="0" w:lastColumn="0" w:noHBand="0" w:noVBand="0" w:val="0000"/>
+        <w:jc w:val="start"/>
         <w:tblLayout w:type="fixed"/>
-        <w:tblLook w:firstRow="0" w:lastRow="0" w:firstColumn="0" w:lastColumn="0" w:noHBand="0" w:noVBand="0" w:val="0000"/>
       </w:tblPr>
       <w:tblGrid>
         <w:gridCol w:w="7920"/>
@@ -3205,7 +3356,7 @@
               <w:jc w:val="center"/>
             </w:pPr>
             <w:pPr>
-              <w:jc w:val="left"/>
+              <w:jc w:val="start"/>
               <w:spacing w:before="200"/>
               <w:pStyle w:val="ImageCaption"/>
             </w:pPr>
@@ -3266,8 +3417,8 @@
       </w:r>
       <w:r>
         <w:rPr>
+          <w:iCs/>
           <w:i/>
-          <w:iCs/>
         </w:rPr>
         <w:t xml:space="preserve">p</w:t>
       </w:r>
@@ -3342,13 +3493,13 @@
       </w:r>
       <w:r>
         <w:rPr>
+          <w:iCs/>
           <w:i/>
-          <w:iCs/>
         </w:rPr>
         <w:t xml:space="preserve">p</w:t>
       </w:r>
       <w:r>
-        <w:t xml:space="preserve">-hacking reached XXXXX in the worst case context (N = 50, 20 available covariates with</w:t>
+        <w:t xml:space="preserve">-hacking reached 0.462 in the worst case context (N = 50, 20 available covariates with</w:t>
       </w:r>
       <w:r>
         <w:t xml:space="preserve"> </w:t>
@@ -3386,7 +3537,7 @@
         <w:t xml:space="preserve"> </w:t>
       </w:r>
       <w:r>
-        <w:t xml:space="preserve">= 0.5 for 75% of the covariate set; SEE SUPPLEMENTAL TABLE XX).</w:t>
+        <w:t xml:space="preserve">= 0.5 for 75% of the covariate set; see Shiny dashboard for other contexts).</w:t>
       </w:r>
     </w:p>
     <w:p>
@@ -3401,13 +3552,13 @@
       </w:r>
       <w:r>
         <w:rPr>
+          <w:iCs/>
           <w:i/>
-          <w:iCs/>
         </w:rPr>
         <w:t xml:space="preserve">p</w:t>
       </w:r>
       <w:r>
-        <w:t xml:space="preserve">-hacking approach, the Type I error rates remained constant at .05 across all research context dimensions for the a prior approaches and the data-driven approaches that did not include</w:t>
+        <w:t xml:space="preserve">-hacking approach, the Type I error rates remained constant at 0.05 across all research context dimensions for the a priori approaches and the data-driven approaches that did not include</w:t>
       </w:r>
       <w:r>
         <w:t xml:space="preserve"> </w:t>
@@ -3418,7 +3569,7 @@
         </m:r>
       </m:oMath>
       <w:r>
-        <w:t xml:space="preserve">. Among the data driven approaches that did include</w:t>
+        <w:t xml:space="preserve">. Among the data-driven approaches that did include</w:t>
       </w:r>
       <w:r>
         <w:t xml:space="preserve"> </w:t>
@@ -3429,7 +3580,21 @@
         </m:r>
       </m:oMath>
       <w:r>
-        <w:t xml:space="preserve">, small increases in Type I error rates were observed as the sample size decreased and the number of available covariates increased. However, Type I error rate inflation remained modest for these approaches even at the extremes of these two dimensions (up to XX at N = 50 and up to XX with 20 covariates). And in the worst case context at the intersection of these dimensions error rates only reached XX for XX, XX for XX and XX for XX. Neither the magnitude</w:t>
+        <w:t xml:space="preserve">, small increases in Type I error rates were observed as the sample size decreased and the number of available covariates increased. However, Type I error rate inflation remained modest for these approaches even at the extremes of these two dimensions (up to 0.074 at N = 50 and up to 0.066 with 20 covariates in the simultaneous linear model approach). And in the worst case context at the intersection of all dimensions, error rates for these screening approaches that included</w:t>
+      </w:r>
+      <w:r>
+        <w:t xml:space="preserve"> </w:t>
+      </w:r>
+      <m:oMath>
+        <m:r>
+          <m:t>X</m:t>
+        </m:r>
+      </m:oMath>
+      <w:r>
+        <w:t xml:space="preserve"> </w:t>
+      </w:r>
+      <w:r>
+        <w:t xml:space="preserve">only reached 0.072 for separate linear models, 0.096 with a simultaneous linear model and 0.089 with a simultaneous LASSO. Neither the magnitude</w:t>
       </w:r>
       <w:r>
         <w:t xml:space="preserve"> </w:t>
@@ -3499,8 +3664,9 @@
       <w:tblPr>
         <w:tblStyle w:val="Table"/>
         <w:tblW w:type="pct" w:w="5000"/>
+        <w:tblLook w:firstRow="0" w:lastRow="0" w:firstColumn="0" w:lastColumn="0" w:noHBand="0" w:noVBand="0" w:val="0000"/>
+        <w:jc w:val="start"/>
         <w:tblLayout w:type="fixed"/>
-        <w:tblLook w:firstRow="0" w:lastRow="0" w:firstColumn="0" w:lastColumn="0" w:noHBand="0" w:noVBand="0" w:val="0000"/>
       </w:tblPr>
       <w:tblGrid>
         <w:gridCol w:w="7920"/>
@@ -3562,7 +3728,7 @@
               <w:jc w:val="center"/>
             </w:pPr>
             <w:pPr>
-              <w:jc w:val="left"/>
+              <w:jc w:val="start"/>
               <w:spacing w:before="200"/>
               <w:pStyle w:val="ImageCaption"/>
             </w:pPr>
@@ -3615,7 +3781,7 @@
         <w:pStyle w:val="FirstParagraph"/>
       </w:pPr>
       <w:r>
-        <w:t xml:space="preserve">We simulated datasets with two possible population parameters for the effect of</w:t>
+        <w:t xml:space="preserve">We simulated datasets with two possible non-zero population parameters for the effect of</w:t>
       </w:r>
       <w:r>
         <w:t xml:space="preserve"> </w:t>
@@ -3654,7 +3820,7 @@
           </m:e>
           <m:sub>
             <m:r>
-              <m:t>x</m:t>
+              <m:t>X</m:t>
             </m:r>
           </m:sub>
         </m:sSub>
@@ -3683,7 +3849,7 @@
           </m:e>
           <m:sub>
             <m:r>
-              <m:t>x</m:t>
+              <m:t>X</m:t>
             </m:r>
           </m:sub>
         </m:sSub>
@@ -3726,7 +3892,7 @@
         <w:t xml:space="preserve"> </w:t>
       </w:r>
       <w:r>
-        <w:t xml:space="preserve">had a small (Cohen’s d = .2) or moderate (Cohen’s d = .5) effect on</w:t>
+        <w:t xml:space="preserve">had a small (Cohen’s d = 0.2) or moderate (Cohen’s d = 0.5) effect on</w:t>
       </w:r>
       <w:r>
         <w:t xml:space="preserve"> </w:t>
@@ -3758,8 +3924,8 @@
       </w:r>
       <w:r>
         <w:rPr>
+          <w:iCs/>
           <w:i/>
-          <w:iCs/>
         </w:rPr>
         <w:t xml:space="preserve">p</w:t>
       </w:r>
@@ -3783,7 +3949,7 @@
         <w:t xml:space="preserve"> </w:t>
       </w:r>
       <w:r>
-        <w:t xml:space="preserve">shows the average Type II error rate across all research contexts for each approach. The a priori no covariates approach displayed the highest average Type II error, which reinforces the value of using covariates to increase statistical power to detect true effects. Among the approaches that used covariates, the data-driven approaches generally produced modestly lower average Type II error rates than the a priori all covariates approach. Furthermore, the data-driven approaches that included</w:t>
+        <w:t xml:space="preserve">shows the mean Type II error rate across all research contexts for each approach. The a priori no covariates approach displayed the highest average Type II error (0.449), which reinforces the value of using covariates to increase statistical power to detect true effects. Among the approaches that used covariates, the candidate data-driven approaches generally produced modestly lower average Type II error rates than the a priori all covariates approach. Furthermore, the data-driven approaches that included</w:t>
       </w:r>
       <w:r>
         <w:t xml:space="preserve"> </w:t>
@@ -3797,7 +3963,7 @@
         <w:t xml:space="preserve"> </w:t>
       </w:r>
       <w:r>
-        <w:t xml:space="preserve">displayed modestly lower average Type II error rates than the comparable approach that did not include</w:t>
+        <w:t xml:space="preserve">displayed modestly lower mean Type II error rates than the comparable approaches that did not include</w:t>
       </w:r>
       <w:r>
         <w:t xml:space="preserve"> </w:t>
@@ -3818,8 +3984,9 @@
       <w:tblPr>
         <w:tblStyle w:val="Table"/>
         <w:tblW w:type="pct" w:w="5000"/>
+        <w:tblLook w:firstRow="0" w:lastRow="0" w:firstColumn="0" w:lastColumn="0" w:noHBand="0" w:noVBand="0" w:val="0000"/>
+        <w:jc w:val="start"/>
         <w:tblLayout w:type="fixed"/>
-        <w:tblLook w:firstRow="0" w:lastRow="0" w:firstColumn="0" w:lastColumn="0" w:noHBand="0" w:noVBand="0" w:val="0000"/>
       </w:tblPr>
       <w:tblGrid>
         <w:gridCol w:w="7920"/>
@@ -3881,7 +4048,7 @@
               <w:jc w:val="center"/>
             </w:pPr>
             <w:pPr>
-              <w:jc w:val="left"/>
+              <w:jc w:val="start"/>
               <w:spacing w:before="200"/>
               <w:pStyle w:val="ImageCaption"/>
             </w:pPr>
@@ -3924,7 +4091,7 @@
         <w:pStyle w:val="BodyText"/>
       </w:pPr>
       <w:r>
-        <w:t xml:space="preserve">We also assessed Type II error by individual research context (</w:t>
+        <w:t xml:space="preserve">We next assessed how Type II error rates varied by specific dimensions of our research contexts and noted several patterns (</w:t>
       </w:r>
       <w:hyperlink w:anchor="fig-panel-2">
         <w:r>
@@ -3935,7 +4102,7 @@
         </w:r>
       </w:hyperlink>
       <w:r>
-        <w:t xml:space="preserve">). Across all research context, using no covariates was associated with higher Type II error. Using all available covariates or selection methods that do not control for</w:t>
+        <w:t xml:space="preserve">). First, it is clear that the no covariates approach was always associated with the highest Type II error rates across all values of all dimensions of the research contexts. Second, the all-covariates approach tended to under-perform (i.e., higher Type II error rates) relative to the candidate data-driven approaches when the sample size was low, the number of available covariates was high, or the percentage of good covariates was low. Similarly, the data-driven approaches that did not include</w:t>
       </w:r>
       <w:r>
         <w:t xml:space="preserve"> </w:t>
@@ -3949,7 +4116,7 @@
         <w:t xml:space="preserve"> </w:t>
       </w:r>
       <w:r>
-        <w:t xml:space="preserve">performed had higher Type II error rates compared to the other methods when sample sizes were low. This pattern was especially notable for using all covariates and an all covariates linear model without</w:t>
+        <w:t xml:space="preserve">tended to under-perform relative to the matched approaches that did include</w:t>
       </w:r>
       <w:r>
         <w:t xml:space="preserve"> </w:t>
@@ -3960,43 +4127,19 @@
         </m:r>
       </m:oMath>
       <w:r>
-        <w:t xml:space="preserve">. As sample size increased, the methods performed comparably with respect to Type II error. Using all covariates or an all covariates linear model without</w:t>
-      </w:r>
-      <w:r>
-        <w:t xml:space="preserve"> </w:t>
-      </w:r>
-      <m:oMath>
-        <m:r>
-          <m:t>X</m:t>
-        </m:r>
-      </m:oMath>
-      <w:r>
-        <w:t xml:space="preserve"> </w:t>
-      </w:r>
-      <w:r>
-        <w:t xml:space="preserve">for selection produced higher Type II error rates compared to other methods when there was a larger number of covariates available. The all covariates linear model without</w:t>
-      </w:r>
-      <w:r>
-        <w:t xml:space="preserve"> </w:t>
-      </w:r>
-      <m:oMath>
-        <m:r>
-          <m:t>X</m:t>
-        </m:r>
-      </m:oMath>
-      <w:r>
-        <w:t xml:space="preserve"> </w:t>
-      </w:r>
-      <w:r>
-        <w:t xml:space="preserve">also produced higher Type II error rates, compared to other methods when the proportion of good covariates was higher.</w:t>
+        <w:t xml:space="preserve"> </w:t>
+      </w:r>
+      <w:r>
+        <w:t xml:space="preserve">in these same contexts (low N, high number of covariates, low percentage of good covariates).</w:t>
       </w:r>
     </w:p>
     <w:tbl>
       <w:tblPr>
         <w:tblStyle w:val="Table"/>
         <w:tblW w:type="pct" w:w="5000"/>
+        <w:tblLook w:firstRow="0" w:lastRow="0" w:firstColumn="0" w:lastColumn="0" w:noHBand="0" w:noVBand="0" w:val="0000"/>
+        <w:jc w:val="start"/>
         <w:tblLayout w:type="fixed"/>
-        <w:tblLook w:firstRow="0" w:lastRow="0" w:firstColumn="0" w:lastColumn="0" w:noHBand="0" w:noVBand="0" w:val="0000"/>
       </w:tblPr>
       <w:tblGrid>
         <w:gridCol w:w="7920"/>
@@ -4058,7 +4201,7 @@
               <w:jc w:val="center"/>
             </w:pPr>
             <w:pPr>
-              <w:jc w:val="left"/>
+              <w:jc w:val="start"/>
               <w:spacing w:before="200"/>
               <w:pStyle w:val="ImageCaption"/>
             </w:pPr>
@@ -4111,7 +4254,27 @@
         <w:pStyle w:val="FirstParagraph"/>
       </w:pPr>
       <w:r>
-        <w:t xml:space="preserve">When the assumptions of the general linear model are met, parameter estimates are unbiased and the sampling distribution for these parameter estimates follow the t-distribution.</w:t>
+        <w:t xml:space="preserve">When the assumptions of the linear model are met, parameter estimates are unbiased (i.e. mean of the parameter estimate’s sampling distribution equals the value of the population parameter) and their sampling distributions follow the t-distribution. To evaluate the impact of the screening approaches on parameter estimate (i.e.,</w:t>
+      </w:r>
+      <w:r>
+        <w:t xml:space="preserve"> </w:t>
+      </w:r>
+      <m:oMath>
+        <m:sSub>
+          <m:e>
+            <m:r>
+              <m:t>b</m:t>
+            </m:r>
+          </m:e>
+          <m:sub>
+            <m:r>
+              <m:t>X</m:t>
+            </m:r>
+          </m:sub>
+        </m:sSub>
+      </m:oMath>
+      <w:r>
+        <w:t xml:space="preserve">),</w:t>
       </w:r>
       <w:r>
         <w:t xml:space="preserve"> </w:t>
@@ -4128,21 +4291,7 @@
         <w:t xml:space="preserve"> </w:t>
       </w:r>
       <w:r>
-        <w:t xml:space="preserve">shows the mean parameter estimate of</w:t>
-      </w:r>
-      <w:r>
-        <w:t xml:space="preserve"> </w:t>
-      </w:r>
-      <m:oMath>
-        <m:r>
-          <m:t>X</m:t>
-        </m:r>
-      </m:oMath>
-      <w:r>
-        <w:t xml:space="preserve"> </w:t>
-      </w:r>
-      <w:r>
-        <w:t xml:space="preserve">for all approaches separately by effect size (</w:t>
+        <w:t xml:space="preserve">shows the mean parameter estimate from our primary analysis for each covariate screening approach across research contexts (with 40,000 sample parameter estimates per context), separately by population effect size (</w:t>
       </w:r>
       <m:oMath>
         <m:sSub>
@@ -4153,7 +4302,7 @@
           </m:e>
           <m:sub>
             <m:r>
-              <m:t>x</m:t>
+              <m:t>X</m:t>
             </m:r>
           </m:sub>
         </m:sSub>
@@ -4182,7 +4331,7 @@
           </m:e>
           <m:sub>
             <m:r>
-              <m:t>x</m:t>
+              <m:t>X</m:t>
             </m:r>
           </m:sub>
         </m:sSub>
@@ -4211,7 +4360,7 @@
           </m:e>
           <m:sub>
             <m:r>
-              <m:t>x</m:t>
+              <m:t>X</m:t>
             </m:r>
           </m:sub>
         </m:sSub>
@@ -4226,66 +4375,16 @@
         </m:r>
       </m:oMath>
       <w:r>
-        <w:t xml:space="preserve">). We present sampling distributions for the parameter estimates in the supplement. All approaches yielded unbiased estimates when the true effect size is 0 but the shape of the sampling distribution for the</w:t>
-      </w:r>
-      <w:r>
-        <w:t xml:space="preserve"> </w:t>
-      </w:r>
-      <w:r>
-        <w:rPr>
-          <w:i/>
-          <w:iCs/>
-        </w:rPr>
-        <w:t xml:space="preserve">p</w:t>
-      </w:r>
-      <w:r>
-        <w:t xml:space="preserve">-hacking approach was distorted (bi-modal). When there is a true non-zero effect, the a priori approaches and the data-driven approaches that include</w:t>
-      </w:r>
-      <w:r>
-        <w:t xml:space="preserve"> </w:t>
-      </w:r>
-      <m:oMath>
-        <m:r>
-          <m:t>X</m:t>
-        </m:r>
-      </m:oMath>
-      <w:r>
-        <w:t xml:space="preserve"> </w:t>
-      </w:r>
-      <w:r>
-        <w:t xml:space="preserve">yielded unbiased parameter estimates, whereas there was slight conservative (under-estimation) bias in the parameter estimates for the data-driven approaches that do not include</w:t>
-      </w:r>
-      <w:r>
-        <w:t xml:space="preserve"> </w:t>
-      </w:r>
-      <m:oMath>
-        <m:r>
-          <m:t>X</m:t>
-        </m:r>
-      </m:oMath>
-      <w:r>
-        <w:t xml:space="preserve">. In contrast,</w:t>
-      </w:r>
-      <w:r>
-        <w:t xml:space="preserve"> </w:t>
-      </w:r>
-      <w:r>
-        <w:rPr>
-          <w:i/>
-          <w:iCs/>
-        </w:rPr>
-        <w:t xml:space="preserve">p</w:t>
-      </w:r>
-      <w:r>
-        <w:t xml:space="preserve">-hacking yielded more substantial optimistic (over-estimation) bias in the parameter estimates when there is a non-zero effect.</w:t>
+        <w:t xml:space="preserve">).</w:t>
       </w:r>
     </w:p>
     <w:tbl>
       <w:tblPr>
         <w:tblStyle w:val="Table"/>
         <w:tblW w:type="pct" w:w="5000"/>
+        <w:tblLook w:firstRow="0" w:lastRow="0" w:firstColumn="0" w:lastColumn="0" w:noHBand="0" w:noVBand="0" w:val="0000"/>
+        <w:jc w:val="start"/>
         <w:tblLayout w:type="fixed"/>
-        <w:tblLook w:firstRow="0" w:lastRow="0" w:firstColumn="0" w:lastColumn="0" w:noHBand="0" w:noVBand="0" w:val="0000"/>
       </w:tblPr>
       <w:tblGrid>
         <w:gridCol w:w="7920"/>
@@ -4299,7 +4398,7 @@
               <w:jc w:val="center"/>
             </w:pPr>
             <w:pPr>
-              <w:jc w:val="left"/>
+              <w:jc w:val="start"/>
               <w:spacing w:before="200"/>
               <w:pStyle w:val="ImageCaption"/>
             </w:pPr>
@@ -4312,6 +4411,7 @@
               <w:tblStyle w:val="Table"/>
               <w:tblW w:type="auto" w:w="0"/>
               <w:tblLook w:firstRow="1" w:lastRow="0" w:firstColumn="0" w:lastColumn="0" w:noHBand="0" w:noVBand="0" w:val="0020"/>
+              <w:jc w:val="start"/>
             </w:tblPr>
             <w:tblGrid>
               <w:gridCol w:w="1980"/>
@@ -4321,7 +4421,7 @@
             </w:tblGrid>
             <w:tr>
               <w:trPr>
-                <w:tblHeader w:val="on"/>
+                <w:tblHeader w:val="true"/>
               </w:trPr>
               <w:tc>
                 <w:tcPr/>
@@ -5000,12 +5100,35 @@
         </w:r>
       </w:hyperlink>
     </w:p>
+    <w:p>
+      <w:pPr>
+        <w:pStyle w:val="BodyText"/>
+      </w:pPr>
+      <w:r>
+        <w:t xml:space="preserve">We also display the associated sampling distributions for these parameter estimates for each approach and population effect size in</w:t>
+      </w:r>
+      <w:r>
+        <w:t xml:space="preserve"> </w:t>
+      </w:r>
+      <w:hyperlink w:anchor="fig-panel-2">
+        <w:r>
+          <w:rPr>
+            <w:rStyle w:val="Hyperlink"/>
+          </w:rPr>
+          <w:t xml:space="preserve">Figure 4</w:t>
+        </w:r>
+      </w:hyperlink>
+      <w:r>
+        <w:t xml:space="preserve">.</w:t>
+      </w:r>
+    </w:p>
     <w:tbl>
       <w:tblPr>
         <w:tblStyle w:val="Table"/>
         <w:tblW w:type="pct" w:w="5000"/>
+        <w:tblLook w:firstRow="0" w:lastRow="0" w:firstColumn="0" w:lastColumn="0" w:noHBand="0" w:noVBand="0" w:val="0000"/>
+        <w:jc w:val="start"/>
         <w:tblLayout w:type="fixed"/>
-        <w:tblLook w:firstRow="0" w:lastRow="0" w:firstColumn="0" w:lastColumn="0" w:noHBand="0" w:noVBand="0" w:val="0000"/>
       </w:tblPr>
       <w:tblGrid>
         <w:gridCol w:w="7920"/>
@@ -5067,7 +5190,7 @@
               <w:jc w:val="center"/>
             </w:pPr>
             <w:pPr>
-              <w:jc w:val="left"/>
+              <w:jc w:val="start"/>
               <w:spacing w:before="200"/>
               <w:pStyle w:val="ImageCaption"/>
             </w:pPr>
@@ -5105,6 +5228,456 @@
         </w:r>
       </w:hyperlink>
     </w:p>
+    <w:p>
+      <w:pPr>
+        <w:pStyle w:val="BodyText"/>
+      </w:pPr>
+      <w:r>
+        <w:t xml:space="preserve">First, we considered contexts where the population effect size was 0 (</w:t>
+      </w:r>
+      <m:oMath>
+        <m:sSub>
+          <m:e>
+            <m:r>
+              <m:t>β</m:t>
+            </m:r>
+          </m:e>
+          <m:sub>
+            <m:r>
+              <m:t>X</m:t>
+            </m:r>
+          </m:sub>
+        </m:sSub>
+      </m:oMath>
+      <w:r>
+        <w:t xml:space="preserve"> </w:t>
+      </w:r>
+      <w:r>
+        <w:t xml:space="preserve">= 0). In these contexts, all approaches yielded unbiased estimates. However, the shape of the sampling distribution for the</w:t>
+      </w:r>
+      <w:r>
+        <w:t xml:space="preserve"> </w:t>
+      </w:r>
+      <w:r>
+        <w:rPr>
+          <w:iCs/>
+          <w:i/>
+        </w:rPr>
+        <w:t xml:space="preserve">p</w:t>
+      </w:r>
+      <w:r>
+        <w:t xml:space="preserve">-hacking approach was clearly distorted (bi-modal). This distortion results from this approach selecting covariates that magnify the effect of</w:t>
+      </w:r>
+      <w:r>
+        <w:t xml:space="preserve"> </w:t>
+      </w:r>
+      <m:oMath>
+        <m:r>
+          <m:t>X</m:t>
+        </m:r>
+      </m:oMath>
+      <w:r>
+        <w:t xml:space="preserve"> </w:t>
+      </w:r>
+      <w:r>
+        <w:t xml:space="preserve">in any specific sample. When sampling error produces a negative</w:t>
+      </w:r>
+      <w:r>
+        <w:t xml:space="preserve"> </w:t>
+      </w:r>
+      <m:oMath>
+        <m:sSub>
+          <m:e>
+            <m:r>
+              <m:t>b</m:t>
+            </m:r>
+          </m:e>
+          <m:sub>
+            <m:r>
+              <m:t>X</m:t>
+            </m:r>
+          </m:sub>
+        </m:sSub>
+      </m:oMath>
+      <w:r>
+        <w:t xml:space="preserve"> </w:t>
+      </w:r>
+      <w:r>
+        <w:t xml:space="preserve">in a sample, covariates that make that parameter estimate more negative will be selected, and when sampling error produces a positive</w:t>
+      </w:r>
+      <w:r>
+        <w:t xml:space="preserve"> </w:t>
+      </w:r>
+      <m:oMath>
+        <m:sSub>
+          <m:e>
+            <m:r>
+              <m:t>b</m:t>
+            </m:r>
+          </m:e>
+          <m:sub>
+            <m:r>
+              <m:t>X</m:t>
+            </m:r>
+          </m:sub>
+        </m:sSub>
+      </m:oMath>
+      <w:r>
+        <w:t xml:space="preserve"> </w:t>
+      </w:r>
+      <w:r>
+        <w:t xml:space="preserve">in a sample, covariates that make that parameter estimate more positive will be selected. This is what produces the intolerably high Type I error rates associated with that approach.</w:t>
+      </w:r>
+    </w:p>
+    <w:p>
+      <w:pPr>
+        <w:pStyle w:val="BodyText"/>
+      </w:pPr>
+      <w:r>
+        <w:t xml:space="preserve">Next, we considered contexts where there was a non-zero population effect for</w:t>
+      </w:r>
+      <w:r>
+        <w:t xml:space="preserve"> </w:t>
+      </w:r>
+      <m:oMath>
+        <m:r>
+          <m:t>X</m:t>
+        </m:r>
+      </m:oMath>
+      <w:r>
+        <w:t xml:space="preserve">. In these contexts,</w:t>
+      </w:r>
+      <w:r>
+        <w:t xml:space="preserve"> </w:t>
+      </w:r>
+      <w:r>
+        <w:rPr>
+          <w:iCs/>
+          <w:i/>
+        </w:rPr>
+        <w:t xml:space="preserve">p</w:t>
+      </w:r>
+      <w:r>
+        <w:t xml:space="preserve">-hacking yielded substantial optimistic (over-estimation) bias in the parameter estimates as seen in the both mean</w:t>
+      </w:r>
+      <w:r>
+        <w:t xml:space="preserve"> </w:t>
+      </w:r>
+      <m:oMath>
+        <m:sSub>
+          <m:e>
+            <m:r>
+              <m:t>b</m:t>
+            </m:r>
+          </m:e>
+          <m:sub>
+            <m:r>
+              <m:t>X</m:t>
+            </m:r>
+          </m:sub>
+        </m:sSub>
+      </m:oMath>
+      <w:r>
+        <w:t xml:space="preserve"> </w:t>
+      </w:r>
+      <w:r>
+        <w:t xml:space="preserve">and the rightward shift of the sampling distribution. In this instance, the sample</w:t>
+      </w:r>
+      <w:r>
+        <w:t xml:space="preserve"> </w:t>
+      </w:r>
+      <m:oMath>
+        <m:sSub>
+          <m:e>
+            <m:r>
+              <m:t>b</m:t>
+            </m:r>
+          </m:e>
+          <m:sub>
+            <m:r>
+              <m:t>X</m:t>
+            </m:r>
+          </m:sub>
+        </m:sSub>
+      </m:oMath>
+      <w:r>
+        <w:t xml:space="preserve"> </w:t>
+      </w:r>
+      <w:r>
+        <w:t xml:space="preserve">was typically positive to start (given the positive population parameter) and covariates were selected only if they made that parameter estimate even more positive.</w:t>
+      </w:r>
+    </w:p>
+    <w:p>
+      <w:pPr>
+        <w:pStyle w:val="BodyText"/>
+      </w:pPr>
+      <w:r>
+        <w:t xml:space="preserve">Of course, the a priori approaches (no covariates, all covariates) produced unbiased</w:t>
+      </w:r>
+      <w:r>
+        <w:t xml:space="preserve"> </w:t>
+      </w:r>
+      <m:oMath>
+        <m:sSub>
+          <m:e>
+            <m:r>
+              <m:t>b</m:t>
+            </m:r>
+          </m:e>
+          <m:sub>
+            <m:r>
+              <m:t>X</m:t>
+            </m:r>
+          </m:sub>
+        </m:sSub>
+      </m:oMath>
+      <w:r>
+        <w:t xml:space="preserve"> </w:t>
+      </w:r>
+      <w:r>
+        <w:t xml:space="preserve">because the linear model in the primary analysis that tested the effect of</w:t>
+      </w:r>
+      <w:r>
+        <w:t xml:space="preserve"> </w:t>
+      </w:r>
+      <m:oMath>
+        <m:r>
+          <m:t>X</m:t>
+        </m:r>
+      </m:oMath>
+      <w:r>
+        <w:t xml:space="preserve"> </w:t>
+      </w:r>
+      <w:r>
+        <w:t xml:space="preserve">was used without any prior screening of covariates in separate analyses. The data-driven approaches that included</w:t>
+      </w:r>
+      <w:r>
+        <w:t xml:space="preserve"> </w:t>
+      </w:r>
+      <m:oMath>
+        <m:r>
+          <m:t>X</m:t>
+        </m:r>
+      </m:oMath>
+      <w:r>
+        <w:t xml:space="preserve"> </w:t>
+      </w:r>
+      <w:r>
+        <w:t xml:space="preserve">also yielded unbiased</w:t>
+      </w:r>
+      <w:r>
+        <w:t xml:space="preserve"> </w:t>
+      </w:r>
+      <m:oMath>
+        <m:sSub>
+          <m:e>
+            <m:r>
+              <m:t>b</m:t>
+            </m:r>
+          </m:e>
+          <m:sub>
+            <m:r>
+              <m:t>X</m:t>
+            </m:r>
+          </m:sub>
+        </m:sSub>
+      </m:oMath>
+      <w:r>
+        <w:t xml:space="preserve"> </w:t>
+      </w:r>
+      <w:r>
+        <w:t xml:space="preserve">because the covariates were selected only based on their unique (partial) relationship with</w:t>
+      </w:r>
+      <w:r>
+        <w:t xml:space="preserve"> </w:t>
+      </w:r>
+      <m:oMath>
+        <m:r>
+          <m:t>Y</m:t>
+        </m:r>
+      </m:oMath>
+      <w:r>
+        <w:t xml:space="preserve"> </w:t>
+      </w:r>
+      <w:r>
+        <w:t xml:space="preserve">after removing any modest correlation between the covariates and</w:t>
+      </w:r>
+      <w:r>
+        <w:t xml:space="preserve"> </w:t>
+      </w:r>
+      <m:oMath>
+        <m:r>
+          <m:t>X</m:t>
+        </m:r>
+      </m:oMath>
+      <w:r>
+        <w:t xml:space="preserve"> </w:t>
+      </w:r>
+      <w:r>
+        <w:t xml:space="preserve">due to sampling error (remember that any correlation between</w:t>
+      </w:r>
+      <w:r>
+        <w:t xml:space="preserve"> </w:t>
+      </w:r>
+      <m:oMath>
+        <m:r>
+          <m:t>X</m:t>
+        </m:r>
+      </m:oMath>
+      <w:r>
+        <w:t xml:space="preserve"> </w:t>
+      </w:r>
+      <w:r>
+        <w:t xml:space="preserve">and a covariate in a specific sample is due to noise in that sample because covariates are measure prior to IV manipulation). Given this, when selected covariates were included in the primary analysis, they did not systematically increase or decrease</w:t>
+      </w:r>
+      <w:r>
+        <w:t xml:space="preserve"> </w:t>
+      </w:r>
+      <m:oMath>
+        <m:sSub>
+          <m:e>
+            <m:r>
+              <m:t>b</m:t>
+            </m:r>
+          </m:e>
+          <m:sub>
+            <m:r>
+              <m:t>X</m:t>
+            </m:r>
+          </m:sub>
+        </m:sSub>
+      </m:oMath>
+      <w:r>
+        <w:t xml:space="preserve">.</w:t>
+      </w:r>
+    </w:p>
+    <w:p>
+      <w:pPr>
+        <w:pStyle w:val="BodyText"/>
+      </w:pPr>
+      <w:r>
+        <w:t xml:space="preserve">In contrast, when the screening model did not include</w:t>
+      </w:r>
+      <w:r>
+        <w:t xml:space="preserve"> </w:t>
+      </w:r>
+      <m:oMath>
+        <m:r>
+          <m:t>X</m:t>
+        </m:r>
+      </m:oMath>
+      <w:r>
+        <w:t xml:space="preserve">, covariates that are positively correlated with</w:t>
+      </w:r>
+      <w:r>
+        <w:t xml:space="preserve"> </w:t>
+      </w:r>
+      <m:oMath>
+        <m:r>
+          <m:t>X</m:t>
+        </m:r>
+      </m:oMath>
+      <w:r>
+        <w:t xml:space="preserve"> </w:t>
+      </w:r>
+      <w:r>
+        <w:t xml:space="preserve">in the sample (due to noise) are selected at a slightly higher rate because this spurious correlation further increased their positive correlation with $Y (given that</w:t>
+      </w:r>
+      <w:r>
+        <w:t xml:space="preserve"> </w:t>
+      </w:r>
+      <m:oMath>
+        <m:r>
+          <m:rPr>
+            <m:sty m:val="p"/>
+          </m:rPr>
+          <m:t>/</m:t>
+        </m:r>
+        <m:r>
+          <m:t>b</m:t>
+        </m:r>
+        <m:r>
+          <m:t>e</m:t>
+        </m:r>
+        <m:r>
+          <m:t>t</m:t>
+        </m:r>
+        <m:sSub>
+          <m:e>
+            <m:r>
+              <m:t>a</m:t>
+            </m:r>
+          </m:e>
+          <m:sub>
+            <m:r>
+              <m:t>X</m:t>
+            </m:r>
+          </m:sub>
+        </m:sSub>
+      </m:oMath>
+      <w:r>
+        <w:t xml:space="preserve"> </w:t>
+      </w:r>
+      <w:r>
+        <w:t xml:space="preserve">was also positive). When these covariates are subsequently included in the primary analysis of</w:t>
+      </w:r>
+      <w:r>
+        <w:t xml:space="preserve"> </w:t>
+      </w:r>
+      <m:oMath>
+        <m:r>
+          <m:t>X</m:t>
+        </m:r>
+      </m:oMath>
+      <w:r>
+        <w:t xml:space="preserve">, they systematically remove some of the true causal effect</w:t>
+      </w:r>
+      <w:r>
+        <w:t xml:space="preserve"> </w:t>
+      </w:r>
+      <m:oMath>
+        <m:r>
+          <m:t>X</m:t>
+        </m:r>
+      </m:oMath>
+      <w:r>
+        <w:t xml:space="preserve"> </w:t>
+      </w:r>
+      <w:r>
+        <w:t xml:space="preserve">on</w:t>
+      </w:r>
+      <w:r>
+        <w:t xml:space="preserve"> </w:t>
+      </w:r>
+      <m:oMath>
+        <m:r>
+          <m:t>Y</m:t>
+        </m:r>
+      </m:oMath>
+      <w:r>
+        <w:t xml:space="preserve"> </w:t>
+      </w:r>
+      <w:r>
+        <w:t xml:space="preserve">and result in a pessimistically (under-estimation) bias in the estimate of</w:t>
+      </w:r>
+      <w:r>
+        <w:t xml:space="preserve"> </w:t>
+      </w:r>
+      <m:oMath>
+        <m:sSub>
+          <m:e>
+            <m:r>
+              <m:t>β</m:t>
+            </m:r>
+          </m:e>
+          <m:sub>
+            <m:r>
+              <m:t>X</m:t>
+            </m:r>
+          </m:sub>
+        </m:sSub>
+      </m:oMath>
+    </w:p>
     <w:bookmarkEnd w:id="61"/>
     <w:bookmarkEnd w:id="62"/>
     <w:bookmarkStart w:id="63" w:name="discussion"/>
@@ -5137,49 +5710,62 @@
       </w:r>
       <w:r>
         <w:rPr>
+          <w:iCs/>
           <w:i/>
+        </w:rPr>
+        <w:t xml:space="preserve">p</w:t>
+      </w:r>
+      <w:r>
+        <w:t xml:space="preserve">-hacking can severely inflate Type I error rate. Simmons et al. observed a mean Type I error rate of 0.117 for the test of an IV when selecting between two potential covariates (</w:t>
+      </w:r>
+      <w:r>
+        <w:rPr>
           <w:iCs/>
+          <w:i/>
+        </w:rPr>
+        <w:t xml:space="preserve">N</w:t>
+      </w:r>
+      <w:r>
+        <w:t xml:space="preserve">=40) using a</w:t>
+      </w:r>
+      <w:r>
+        <w:t xml:space="preserve"> </w:t>
+      </w:r>
+      <w:r>
+        <w:rPr>
+          <w:iCs/>
+          <w:i/>
         </w:rPr>
         <w:t xml:space="preserve">p</w:t>
       </w:r>
       <w:r>
-        <w:t xml:space="preserve">-hacking severely inflates Type I error rate. Simmons et al. simulated an average Type I error rate of 11.7% for a treatment effect when selecting between two potential covariates (</w:t>
-      </w:r>
-      <w:r>
-        <w:rPr>
+        <w:t xml:space="preserve">-hacking approach. Across our closest research contexts that included 4 covariates with N=50, we observed a comparable mean Type I error rate (0.103). However, our simulations clarify that this estimate may meaningfully underestimate the potential magnitude of the</w:t>
+      </w:r>
+      <w:r>
+        <w:t xml:space="preserve"> </w:t>
+      </w:r>
+      <w:r>
+        <w:rPr>
+          <w:iCs/>
           <w:i/>
+        </w:rPr>
+        <w:t xml:space="preserve">p</w:t>
+      </w:r>
+      <w:r>
+        <w:t xml:space="preserve">-hacking problem in common research contexts. For example, researchers often can choose from among many more available covariates. With just a modest increase in the pool of available covariates (i.e., 8-12 covariates), our simulations show that mean Type I error rate for the</w:t>
+      </w:r>
+      <w:r>
+        <w:t xml:space="preserve"> </w:t>
+      </w:r>
+      <w:r>
+        <w:rPr>
           <w:iCs/>
-        </w:rPr>
-        <w:t xml:space="preserve">N</w:t>
-      </w:r>
-      <w:r>
-        <w:t xml:space="preserve">=40). In our closest research context (</w:t>
-      </w:r>
-      <w:r>
-        <w:rPr>
           <w:i/>
-          <w:iCs/>
-        </w:rPr>
-        <w:t xml:space="preserve">N</w:t>
-      </w:r>
-      <w:r>
-        <w:t xml:space="preserve">=50, 4 covariates), we observed similar rates of 10.3% (range: 5.6%-15.2%)</w:t>
-      </w:r>
-      <w:r>
-        <w:t xml:space="preserve">. However, our simulations suggest this estimate may gravely underestimate the magnitude of the problem of</w:t>
-      </w:r>
-      <w:r>
-        <w:t xml:space="preserve"> </w:t>
-      </w:r>
-      <w:r>
-        <w:rPr>
-          <w:i/>
-          <w:iCs/>
         </w:rPr>
         <w:t xml:space="preserve">p</w:t>
       </w:r>
       <w:r>
-        <w:t xml:space="preserve">-hacking. It is more realistic that researchers can choose from several to many available candidate covariates. Even when the number of available covariates is modest (i.e., 8-12), our results show that Type I error rates increase to 19.1% (range: 12.1%-27.5%) across contexts. When selecting among 16-20 covariates, Type I error rates, on average, reach nearly a 3-fold increase from our 4-covariate context (29.4%, range: 21.7%-38.3%).</w:t>
+        <w:t xml:space="preserve">- hacking approach increases to 0.191. And if the size of the pool is increased further (i.e., 16-20 covariates), the mean Type I error rate is increased nearly 3-fold (0.295) from what was reported by Simmons et al., even when aggregated across contexts that include sample sizes up to N=400.</w:t>
       </w:r>
     </w:p>
     <w:p>
@@ -5187,7 +5773,7 @@
         <w:pStyle w:val="BodyText"/>
       </w:pPr>
       <w:r>
-        <w:t xml:space="preserve">When covariates were not used at all (i.e., a priori no covariates method), simulated models yielded an average Type I error rate of .05 and an unbiased parameter estimate of the</w:t>
+        <w:t xml:space="preserve">When no covariates were used (i.e., a priori no covariates approach), the primary analysis of</w:t>
       </w:r>
       <w:r>
         <w:t xml:space="preserve"> </w:t>
@@ -5201,7 +5787,30 @@
         <w:t xml:space="preserve"> </w:t>
       </w:r>
       <w:r>
-        <w:t xml:space="preserve">effect. However, this approach had a meaningfully higher Type II error rate compared to the other methods. This is not surprising. Adding covariates correlated with the outcome and uncorrelated with</w:t>
+        <w:t xml:space="preserve">had a mean Type I error rate of 0.05 and provided an unbiased estimate of</w:t>
+      </w:r>
+      <w:r>
+        <w:t xml:space="preserve"> </w:t>
+      </w:r>
+      <m:oMath>
+        <m:sSub>
+          <m:e>
+            <m:r>
+              <m:t>β</m:t>
+            </m:r>
+          </m:e>
+          <m:sub>
+            <m:r>
+              <m:t>X</m:t>
+            </m:r>
+          </m:sub>
+        </m:sSub>
+      </m:oMath>
+      <w:r>
+        <w:t xml:space="preserve"> </w:t>
+      </w:r>
+      <w:r>
+        <w:t xml:space="preserve">as expected given this traditional use of a linear model with its assumptions met. However, decisions regarding statistical validity must also consider an approach’s Type II error rate and the no covariates approach had a meaningfully higher Type II error rate compared to the other approaches. This should not be surprising. The use of covariates that are correlated with the outcome and uncorrelated with</w:t>
       </w:r>
       <w:r>
         <w:t xml:space="preserve"> </w:t>
@@ -5215,17 +5824,73 @@
         <w:t xml:space="preserve"> </w:t>
       </w:r>
       <w:r>
-        <w:t xml:space="preserve">will account for additional variance in the outcome, thus increasing power (or lowering Type II error rate). Perhaps then it is also not surprising that the research contexts with highest discrepancies in Type II error rates between the no covariates method and selection methods include situations with moderate to large sample sizes (</w:t>
-      </w:r>
-      <w:r>
-        <w:rPr>
-          <w:i/>
-          <w:iCs/>
-        </w:rPr>
-        <w:t xml:space="preserve">N</w:t>
-      </w:r>
-      <w:r>
-        <w:t xml:space="preserve">=150-400) where degrees of freedom can afford the cost of additional parameters, and in situations where there are many covariates to choose from with strong correlations to the outcome, where covariates have the most opportunity to reduce unexplained variance in the outcome. We believe that these data provide strong evidence to support the use of covariates when available.</w:t>
+        <w:t xml:space="preserve">will account for additional variance in the outcome, thus increasing power (and decreasing Type II error rate). Of course, the relative cost to not use covariates (vs. other approaches) is higher when there are more covariates available and a higher percentage of them (e.g., 75%) have stronger relationships with</w:t>
+      </w:r>
+      <w:r>
+        <w:t xml:space="preserve"> </w:t>
+      </w:r>
+      <m:oMath>
+        <m:r>
+          <m:t>Y</m:t>
+        </m:r>
+      </m:oMath>
+      <w:r>
+        <w:t xml:space="preserve"> </w:t>
+      </w:r>
+      <w:r>
+        <w:t xml:space="preserve">(e.g.,</w:t>
+      </w:r>
+      <w:r>
+        <w:t xml:space="preserve"> </w:t>
+      </w:r>
+      <m:oMath>
+        <m:sSub>
+          <m:e>
+            <m:r>
+              <m:t>r</m:t>
+            </m:r>
+          </m:e>
+          <m:sub>
+            <m:r>
+              <m:t>c</m:t>
+            </m:r>
+            <m:r>
+              <m:t>o</m:t>
+            </m:r>
+            <m:r>
+              <m:t>v</m:t>
+            </m:r>
+            <m:r>
+              <m:rPr>
+                <m:sty m:val="p"/>
+              </m:rPr>
+              <m:t>−</m:t>
+            </m:r>
+            <m:r>
+              <m:t>Y</m:t>
+            </m:r>
+          </m:sub>
+        </m:sSub>
+      </m:oMath>
+      <w:r>
+        <w:t xml:space="preserve"> </w:t>
+      </w:r>
+      <w:r>
+        <w:t xml:space="preserve">= 0.5). In addition, the costs of ignoring available covariates are higher when the effect size for</w:t>
+      </w:r>
+      <w:r>
+        <w:t xml:space="preserve"> </w:t>
+      </w:r>
+      <m:oMath>
+        <m:r>
+          <m:t>X</m:t>
+        </m:r>
+      </m:oMath>
+      <w:r>
+        <w:t xml:space="preserve"> </w:t>
+      </w:r>
+      <w:r>
+        <w:t xml:space="preserve">is smaller but also when the sample size is larger (such that the proportional reduction of degrees of freedom is smaller when covariate are added). We hope these results motivate increased use of covariates in experimental research.</w:t>
       </w:r>
     </w:p>
     <w:p>
@@ -5233,7 +5898,113 @@
         <w:pStyle w:val="BodyText"/>
       </w:pPr>
       <w:r>
-        <w:t xml:space="preserve">In many instances, using all available covariates selected a priori to data analysis is a reasonable option. Our simulated models showed consistent average Type I error rates of .05 and unbiased parameter for</w:t>
+        <w:t xml:space="preserve">Next, it should be acknowledged that the all covariates approach is a reasonable option in many research contexts. Like the no covariates approach, it has a mean Type I error rate of 0.05 and yields an unbiased estimate of</w:t>
+      </w:r>
+      <w:r>
+        <w:t xml:space="preserve"> </w:t>
+      </w:r>
+      <m:oMath>
+        <m:sSub>
+          <m:e>
+            <m:r>
+              <m:t>β</m:t>
+            </m:r>
+          </m:e>
+          <m:sub>
+            <m:r>
+              <m:t>X</m:t>
+            </m:r>
+          </m:sub>
+        </m:sSub>
+      </m:oMath>
+      <w:r>
+        <w:t xml:space="preserve">. Yet across the range of values for all research dimensions (and almost all intersections that define specific research contexts), the Type II error rate for the all covariates approach is lower than the no covariates approach, confirming its superiority. Furthermore, the mean Type II error rate (aggregated across all research contexts) for the all covariates approach was only 0.015 - 0.020 higher than some of the best performing data-driven selection approaches while also being the easiest approach to implement computationally because it eliminates the need for screening models and selection.</w:t>
+      </w:r>
+    </w:p>
+    <w:p>
+      <w:pPr>
+        <w:pStyle w:val="BodyText"/>
+      </w:pPr>
+      <w:r>
+        <w:t xml:space="preserve">Nonetheless, the data-driven covariate selection approaches are not difficult to implement (see examples of R code for each method shared on OSF</w:t>
+      </w:r>
+      <w:r>
+        <w:t xml:space="preserve"> </w:t>
+      </w:r>
+      <w:r>
+        <w:t xml:space="preserve">) and it may never be wise to give up any improvements in power, even if modest. Moreover, the relative benefits of the best data-driven approaches are more substantial in some specific research contexts (e.g., small N, large number of more exploratory covariates available). In the best case example (</w:t>
+      </w:r>
+      <m:oMath>
+        <m:r>
+          <m:t>N</m:t>
+        </m:r>
+      </m:oMath>
+      <w:r>
+        <w:t xml:space="preserve">=50,</w:t>
+      </w:r>
+      <w:r>
+        <w:t xml:space="preserve"> </w:t>
+      </w:r>
+      <m:oMath>
+        <m:sSub>
+          <m:e>
+            <m:r>
+              <m:t>N</m:t>
+            </m:r>
+          </m:e>
+          <m:sub>
+            <m:r>
+              <m:t>c</m:t>
+            </m:r>
+            <m:r>
+              <m:t>o</m:t>
+            </m:r>
+            <m:r>
+              <m:t>v</m:t>
+            </m:r>
+          </m:sub>
+        </m:sSub>
+      </m:oMath>
+      <w:r>
+        <w:t xml:space="preserve">=20,</w:t>
+      </w:r>
+      <w:r>
+        <w:t xml:space="preserve"> </w:t>
+      </w:r>
+      <w:r>
+        <w:t xml:space="preserve">$r_{cov\-Y}$</w:t>
+      </w:r>
+      <w:r>
+        <w:t xml:space="preserve">=0.5,</w:t>
+      </w:r>
+      <w:r>
+        <w:t xml:space="preserve"> </w:t>
+      </w:r>
+      <w:r>
+        <w:t xml:space="preserve">$\%_cov}$</w:t>
+      </w:r>
+      <w:r>
+        <w:t xml:space="preserve">=0.25 and</w:t>
+      </w:r>
+      <w:r>
+        <w:t xml:space="preserve"> </w:t>
+      </w:r>
+      <m:oMath>
+        <m:sSub>
+          <m:e>
+            <m:r>
+              <m:t>β</m:t>
+            </m:r>
+          </m:e>
+          <m:sub>
+            <m:r>
+              <m:t>X</m:t>
+            </m:r>
+          </m:sub>
+        </m:sSub>
+      </m:oMath>
+      <w:r>
+        <w:t xml:space="preserve">=0.5), the Type II error rate for the LASSO with</w:t>
       </w:r>
       <w:r>
         <w:t xml:space="preserve"> </w:t>
@@ -5244,7 +6015,18 @@
         </m:r>
       </m:oMath>
       <w:r>
-        <w:t xml:space="preserve">. Additionally, on average Type II error rates were only about 1.5-2% higher than some of the best performing data-driven selection methods (i.e., all covariates LASSO with</w:t>
+        <w:t xml:space="preserve"> </w:t>
+      </w:r>
+      <w:r>
+        <w:t xml:space="preserve">approach is 0.204 lower than the all covariates approach!</w:t>
+      </w:r>
+    </w:p>
+    <w:p>
+      <w:pPr>
+        <w:pStyle w:val="BodyText"/>
+      </w:pPr>
+      <w:r>
+        <w:t xml:space="preserve">There are several issues to consider when comparing among the several top candidate data-driven approaches. The approach with the lowest mean Type II error rate (0.337) was the simultaneous LASSO with</w:t>
       </w:r>
       <w:r>
         <w:t xml:space="preserve"> </w:t>
@@ -5255,10 +6037,27 @@
         </m:r>
       </m:oMath>
       <w:r>
-        <w:t xml:space="preserve"> </w:t>
-      </w:r>
-      <w:r>
-        <w:t xml:space="preserve">and single covariate linear model with</w:t>
+        <w:t xml:space="preserve">. This approach also provides an unbiased estimate of</w:t>
+      </w:r>
+      <w:r>
+        <w:t xml:space="preserve"> </w:t>
+      </w:r>
+      <m:oMath>
+        <m:sSub>
+          <m:e>
+            <m:r>
+              <m:t>β</m:t>
+            </m:r>
+          </m:e>
+          <m:sub>
+            <m:r>
+              <m:t>X</m:t>
+            </m:r>
+          </m:sub>
+        </m:sSub>
+      </m:oMath>
+      <w:r>
+        <w:t xml:space="preserve">. However, it has a slightly inflated Type I error rate (0.057) and the implementation of LASSO may be less familiar to some researchers (but see example code on OSF to implement it ). Screening with separate covariate linear models with</w:t>
       </w:r>
       <w:r>
         <w:t xml:space="preserve"> </w:t>
@@ -5269,10 +6068,78 @@
         </m:r>
       </m:oMath>
       <w:r>
-        <w:t xml:space="preserve">). Using all available covariates is easiest because it eliminates the need for selection. However, in certain contexts, such as with small sample sizes or large numbers of covariates this difference is no longer trivial, with some data-driven selection methods yielding Type II error rates as much as 7% lower than the all covariates method. These findings are concerning in that it is not uncommon in psychological research to have 20+ covariates available. Moreover, the high cost of running experimental studies may confine researchers to smaller than ideal sample sizes. Moreover, even with an adequate sample size and modest number of covariates, it may not be wise to walk away from any power to detect an effect.</w:t>
-      </w:r>
-      <w:r>
-        <w:t xml:space="preserve"> </w:t>
+        <w:t xml:space="preserve"> </w:t>
+      </w:r>
+      <w:r>
+        <w:t xml:space="preserve">may feel easier or more familiar to some researchers, and also yields an unbiased estimate of</w:t>
+      </w:r>
+      <w:r>
+        <w:t xml:space="preserve"> </w:t>
+      </w:r>
+      <m:oMath>
+        <m:sSub>
+          <m:e>
+            <m:r>
+              <m:t>β</m:t>
+            </m:r>
+          </m:e>
+          <m:sub>
+            <m:r>
+              <m:t>X</m:t>
+            </m:r>
+          </m:sub>
+        </m:sSub>
+      </m:oMath>
+      <w:r>
+        <w:t xml:space="preserve"> </w:t>
+      </w:r>
+      <w:r>
+        <w:t xml:space="preserve">with slightly worse Type II (0.341) but better Type I (0.052) than LASSO with</w:t>
+      </w:r>
+      <w:r>
+        <w:t xml:space="preserve"> </w:t>
+      </w:r>
+      <m:oMath>
+        <m:r>
+          <m:t>X</m:t>
+        </m:r>
+      </m:oMath>
+      <w:r>
+        <w:t xml:space="preserve">. Finally, if perfect control of Type I error rate at the nominal alpha is desired, screening with separate linear models without</w:t>
+      </w:r>
+      <w:r>
+        <w:t xml:space="preserve"> </w:t>
+      </w:r>
+      <m:oMath>
+        <m:r>
+          <m:t>X</m:t>
+        </m:r>
+      </m:oMath>
+      <w:r>
+        <w:t xml:space="preserve"> </w:t>
+      </w:r>
+      <w:r>
+        <w:t xml:space="preserve">may be preferred. However, this approach introduces modest pessimistic bias into the estimate of</w:t>
+      </w:r>
+      <w:r>
+        <w:t xml:space="preserve"> </w:t>
+      </w:r>
+      <m:oMath>
+        <m:sSub>
+          <m:e>
+            <m:r>
+              <m:t>β</m:t>
+            </m:r>
+          </m:e>
+          <m:sub>
+            <m:r>
+              <m:t>X</m:t>
+            </m:r>
+          </m:sub>
+        </m:sSub>
+      </m:oMath>
+      <w:r>
+        <w:t xml:space="preserve">, and further increase in mean Type II error rate (0.347) than the previous two approach.</w:t>
       </w:r>
     </w:p>
     <w:p>
@@ -5280,7 +6147,7 @@
         <w:pStyle w:val="BodyText"/>
       </w:pPr>
       <w:r>
-        <w:t xml:space="preserve">Among the three data-driven selection methods our simulations showed that when the methods did not include the focal variable,</w:t>
+        <w:t xml:space="preserve">There are several additional considerations worth noting when evaluating and implementing any covariate selection method. First, although some of the data-driven approaches (that include</w:t>
       </w:r>
       <w:r>
         <w:t xml:space="preserve"> </w:t>
@@ -5291,7 +6158,27 @@
         </m:r>
       </m:oMath>
       <w:r>
-        <w:t xml:space="preserve">, in the model they produced biased parameter estimates. This bias results from the models favoring selecting covariates that are correlated with</w:t>
+        <w:t xml:space="preserve">) introduce slight inflation of mean Type I error rate, this increase is likely no greater than what occurs with common modest violations of model assumptions (e.g., some heterogeneity in variance of residuals across</w:t>
+      </w:r>
+      <w:r>
+        <w:t xml:space="preserve"> </w:t>
+      </w:r>
+      <m:oMath>
+        <m:r>
+          <m:t>h</m:t>
+        </m:r>
+        <m:r>
+          <m:t>a</m:t>
+        </m:r>
+        <m:r>
+          <m:t>t</m:t>
+        </m:r>
+        <m:r>
+          <m:t>Y</m:t>
+        </m:r>
+      </m:oMath>
+      <w:r>
+        <w:t xml:space="preserve">). Similarly, although some data-driven approaches (that do not include</w:t>
       </w:r>
       <w:r>
         <w:t xml:space="preserve"> </w:t>
@@ -5302,10 +6189,27 @@
         </m:r>
       </m:oMath>
       <w:r>
-        <w:t xml:space="preserve"> </w:t>
-      </w:r>
-      <w:r>
-        <w:t xml:space="preserve">in the sample despite being uncorrelated in the population. In other words, the models are accounting for variance in the outcome related to</w:t>
+        <w:t xml:space="preserve">) introduce slight bias into the estimate of</w:t>
+      </w:r>
+      <w:r>
+        <w:t xml:space="preserve"> </w:t>
+      </w:r>
+      <m:oMath>
+        <m:sSub>
+          <m:e>
+            <m:r>
+              <m:t>β</m:t>
+            </m:r>
+          </m:e>
+          <m:sub>
+            <m:r>
+              <m:t>X</m:t>
+            </m:r>
+          </m:sub>
+        </m:sSub>
+      </m:oMath>
+      <w:r>
+        <w:t xml:space="preserve">, this bias is also likely no greater than what is typical when the assumption of no measurement error in model</w:t>
       </w:r>
       <w:r>
         <w:t xml:space="preserve"> </w:t>
@@ -5316,10 +6220,7 @@
         </m:r>
       </m:oMath>
       <w:r>
-        <w:t xml:space="preserve"> </w:t>
-      </w:r>
-      <w:r>
-        <w:t xml:space="preserve">by capitalizing on spurious correlations. This bias was largest for the all covariates linear model and trivial with the single covariate linear model.</w:t>
+        <w:t xml:space="preserve">s is routinely violated in many analyses.</w:t>
       </w:r>
     </w:p>
     <w:p>
@@ -5327,7 +6228,15 @@
         <w:pStyle w:val="BodyText"/>
       </w:pPr>
       <w:r>
-        <w:t xml:space="preserve">However, data-driven selection methods that included</w:t>
+        <w:t xml:space="preserve">Second, we use these simulation results to strongly advocate for the use of covariates in experimental research that tests the effects of IVs. However, given that we are now providing researchers with yet another researcher degree of freedom (choice of covariate selection approach), it is critical that this decision be made and pre-registered prior to data collection to avoid undermining the statistical validity (and your peers confidence) in the reported results. And of course, if the all covariates approach is used, the specific covariates that will be used should also be pre-registered.</w:t>
+      </w:r>
+    </w:p>
+    <w:p>
+      <w:pPr>
+        <w:pStyle w:val="BodyText"/>
+      </w:pPr>
+      <w:r>
+        <w:t xml:space="preserve">Finally, this simulation study evaluated the benefits of using covariates in experimental research where covariates are measured at baseline, prior to manipulation of the IV, and therefore uncorrelated with the IV. In such instances, covariates are a powerful yet simple tool to increase statistical power without adding any complexity to the interpretation of the effect of the IV. However, in some areas of Psychology (e.g., clinical), covariates are routinely used for a different goal - to control for baseline differences across groups when participants were not randomly assigned to groups. In these instances, covariates should be selected using other approaches not considered in this paper (e.g., based on theory and/or putative causal structure among</w:t>
       </w:r>
       <w:r>
         <w:t xml:space="preserve"> </w:t>
@@ -5341,143 +6250,13 @@
         <w:t xml:space="preserve"> </w:t>
       </w:r>
       <w:r>
-        <w:t xml:space="preserve">in the model produced larger Type I error inflation.</w:t>
-      </w:r>
-      <w:r>
-        <w:t xml:space="preserve"> </w:t>
-      </w:r>
-    </w:p>
-    <w:p>
-      <w:pPr>
-        <w:pStyle w:val="BodyText"/>
-      </w:pPr>
-      <w:r>
-        <w:t xml:space="preserve">Our findings suggest the all covariates linear model is not an optimal data-driven covariate selection method. On average it performed worse than the other data-driven methods. When no true effect existed the all covariates linear model with</w:t>
-      </w:r>
-      <w:r>
-        <w:t xml:space="preserve"> </w:t>
-      </w:r>
-      <m:oMath>
-        <m:r>
-          <m:t>X</m:t>
-        </m:r>
-      </m:oMath>
-      <w:r>
-        <w:t xml:space="preserve"> </w:t>
-      </w:r>
-      <w:r>
-        <w:t xml:space="preserve">yielded the highest Type II error compared to the other data-driven selection methods. When there was a true effect, the all covariates linear model with and without</w:t>
-      </w:r>
-      <w:r>
-        <w:t xml:space="preserve"> </w:t>
-      </w:r>
-      <m:oMath>
-        <m:r>
-          <m:t>X</m:t>
-        </m:r>
-      </m:oMath>
-      <w:r>
-        <w:t xml:space="preserve"> </w:t>
-      </w:r>
-      <w:r>
-        <w:t xml:space="preserve">showed higher Type II error rates compared to the respective single covariate linear and all covariates LASSO models, with and without</w:t>
-      </w:r>
-      <w:r>
-        <w:t xml:space="preserve"> </w:t>
-      </w:r>
-      <m:oMath>
-        <m:r>
-          <m:t>X</m:t>
-        </m:r>
-      </m:oMath>
-      <w:r>
-        <w:t xml:space="preserve">. Finally, the all covariates model with</w:t>
-      </w:r>
-      <w:r>
-        <w:t xml:space="preserve"> </w:t>
-      </w:r>
-      <m:oMath>
-        <m:r>
-          <m:t>X</m:t>
-        </m:r>
-      </m:oMath>
-      <w:r>
-        <w:t xml:space="preserve"> </w:t>
-      </w:r>
-      <w:r>
-        <w:t xml:space="preserve">produced the most biased parameter estimates, compared to the other data-driven selection methods, when true effects existed.</w:t>
-      </w:r>
-    </w:p>
-    <w:p>
-      <w:pPr>
-        <w:pStyle w:val="BodyText"/>
-      </w:pPr>
-      <w:r>
-        <w:t xml:space="preserve">The absolute best method for Type II error is all covariates LASSO with</w:t>
-      </w:r>
-      <w:r>
-        <w:t xml:space="preserve"> </w:t>
-      </w:r>
-      <m:oMath>
-        <m:r>
-          <m:t>X</m:t>
-        </m:r>
-      </m:oMath>
-      <w:r>
-        <w:t xml:space="preserve"> </w:t>
-      </w:r>
-      <w:r>
-        <w:t xml:space="preserve">included in the model. LASSO is a machine learning algorithm that may be unfamiliar to some psychology researchers. As such, this data-driven selection method may feel overly complicated. We provide code in the supplement</w:t>
-      </w:r>
-      <w:r>
-        <w:t xml:space="preserve"> </w:t>
-      </w:r>
-      <w:r>
-        <w:t xml:space="preserve">to demonstrate how LASSO can be easily implemented in R for covariate selection.</w:t>
-      </w:r>
-    </w:p>
-    <w:p>
-      <w:pPr>
-        <w:pStyle w:val="BodyText"/>
-      </w:pPr>
-      <w:r>
-        <w:t xml:space="preserve">However, the simple single covariate linear model with</w:t>
-      </w:r>
-      <w:r>
-        <w:t xml:space="preserve"> </w:t>
-      </w:r>
-      <m:oMath>
-        <m:r>
-          <m:t>X</m:t>
-        </m:r>
-      </m:oMath>
-      <w:r>
-        <w:t xml:space="preserve"> </w:t>
-      </w:r>
-      <w:r>
-        <w:t xml:space="preserve">included in the model may be an equally viable alternative to LASSO. This method performed almost as good as LASSO with regard to Type II error and had lower Type I error compared to LASSO. Moreover, this method is easy to implement as it can be run as a table of correlation or partial correlation values. Both of these methods yielded unbiased parameter estimates and are likely comparable. Researchers can weigh the trade off between Type I and Type II error and the complexity of these methods in choosing which data-driven selection method to use. And of course, this decision should be pre-registered to avoid introducing additional researcher degrees of freedom into the analyses.</w:t>
-      </w:r>
-    </w:p>
-    <w:p>
-      <w:pPr>
-        <w:pStyle w:val="BodyText"/>
-      </w:pPr>
-      <w:r>
-        <w:t xml:space="preserve">This study demonstrated the gains in power when using covariates measured before assignment. These findings are likely still applicable to covariates uncorrelated to the focal variable and empirically related to the outcome but measured after assignment. Another use of covariates that we did not address in this study is to statistically control for confounding effects by including additional variables related to both the focal variable and the outcome. This is common practice in situations where</w:t>
-      </w:r>
-      <w:r>
-        <w:t xml:space="preserve"> </w:t>
-      </w:r>
-      <m:oMath>
-        <m:r>
-          <m:t>X</m:t>
-        </m:r>
-      </m:oMath>
-      <w:r>
-        <w:t xml:space="preserve"> </w:t>
-      </w:r>
-      <w:r>
-        <w:t xml:space="preserve">cannot be manipulated (e.g., controlling for gender when looking at the effects of parenting style on child school performance). This use of covariates, however, is complicated and covariates must be selected carefully based on theory and causal structure. Unfortunately, controlling for a confounding variable is also not as strong as people tend to believe. Controlling for a confounding variable with a covariate does not fully eliminate its influence but removes the partial effect on the outcome measurable by the model. Given the complex nature of these types of covariates, we considered them to fall outside the scope of the current paper and we plan to address them in a future simulation paper.</w:t>
+        <w:t xml:space="preserve">and covariates). Furthermore, researchers should carefully consider if the interpretative complexity introduced by this alternative use of correlated covariates is warranted and meets their goals (</w:t>
+      </w:r>
+      <w:r>
+        <w:t xml:space="preserve"> </w:t>
+      </w:r>
+      <w:r>
+        <w:t xml:space="preserve">INSERT MILLER AND CHAPMAN REF). Nonetheless, we believe our paper provides strong evidence to support the clear benefits of using baseline covariates. We hope that we have also clarified the relative costs and benefits of key approaches to selecting them in experimental research.</w:t>
       </w:r>
     </w:p>
     <w:bookmarkEnd w:id="63"/>
@@ -5510,8 +6289,8 @@
       </w:r>
       <w:r>
         <w:rPr>
+          <w:iCs/>
           <w:i/>
-          <w:iCs/>
         </w:rPr>
         <w:t xml:space="preserve">Controlled Clinical Trials</w:t>
       </w:r>
@@ -5556,8 +6335,8 @@
       </w:r>
       <w:r>
         <w:rPr>
+          <w:iCs/>
           <w:i/>
-          <w:iCs/>
         </w:rPr>
         <w:t xml:space="preserve">Nature Reviews Neuroscience</w:t>
       </w:r>
@@ -5650,8 +6429,8 @@
       </w:r>
       <w:r>
         <w:rPr>
+          <w:iCs/>
           <w:i/>
-          <w:iCs/>
         </w:rPr>
         <w:t xml:space="preserve">The Journal of Abnormal and Social Psychology</w:t>
       </w:r>
@@ -5690,50 +6469,50 @@
       </w:r>
       <w:r>
         <w:rPr>
+          <w:iCs/>
           <w:i/>
+        </w:rPr>
+        <w:t xml:space="preserve">Statistical</w:t>
+      </w:r>
+      <w:r>
+        <w:rPr>
           <w:iCs/>
-        </w:rPr>
-        <w:t xml:space="preserve">Statistical</w:t>
-      </w:r>
-      <w:r>
-        <w:rPr>
           <w:i/>
+        </w:rPr>
+        <w:t xml:space="preserve"> </w:t>
+      </w:r>
+      <w:r>
+        <w:rPr>
           <w:iCs/>
-        </w:rPr>
-        <w:t xml:space="preserve"> </w:t>
-      </w:r>
-      <w:r>
-        <w:rPr>
           <w:i/>
+        </w:rPr>
+        <w:t xml:space="preserve">Power Analysis</w:t>
+      </w:r>
+      <w:r>
+        <w:rPr>
           <w:iCs/>
-        </w:rPr>
-        <w:t xml:space="preserve">Power Analysis</w:t>
-      </w:r>
-      <w:r>
-        <w:rPr>
           <w:i/>
+        </w:rPr>
+        <w:t xml:space="preserve"> </w:t>
+      </w:r>
+      <w:r>
+        <w:rPr>
           <w:iCs/>
-        </w:rPr>
-        <w:t xml:space="preserve"> </w:t>
-      </w:r>
-      <w:r>
-        <w:rPr>
           <w:i/>
+        </w:rPr>
+        <w:t xml:space="preserve">for the</w:t>
+      </w:r>
+      <w:r>
+        <w:rPr>
           <w:iCs/>
-        </w:rPr>
-        <w:t xml:space="preserve">for the</w:t>
-      </w:r>
-      <w:r>
-        <w:rPr>
           <w:i/>
+        </w:rPr>
+        <w:t xml:space="preserve"> </w:t>
+      </w:r>
+      <w:r>
+        <w:rPr>
           <w:iCs/>
-        </w:rPr>
-        <w:t xml:space="preserve"> </w:t>
-      </w:r>
-      <w:r>
-        <w:rPr>
           <w:i/>
-          <w:iCs/>
         </w:rPr>
         <w:t xml:space="preserve">Behavioral Sciences</w:t>
       </w:r>
@@ -5761,8 +6540,8 @@
       </w:r>
       <w:r>
         <w:rPr>
+          <w:iCs/>
           <w:i/>
-          <w:iCs/>
         </w:rPr>
         <w:t xml:space="preserve">Psychological Bulletin</w:t>
       </w:r>
@@ -5793,8 +6572,8 @@
       </w:r>
       <w:r>
         <w:rPr>
+          <w:iCs/>
           <w:i/>
-          <w:iCs/>
         </w:rPr>
         <w:t xml:space="preserve">BMC Medical Research Methodology</w:t>
       </w:r>
@@ -5857,8 +6636,8 @@
       </w:r>
       <w:r>
         <w:rPr>
+          <w:iCs/>
           <w:i/>
-          <w:iCs/>
         </w:rPr>
         <w:t xml:space="preserve">Annals of Epidemiology</w:t>
       </w:r>
@@ -5903,8 +6682,8 @@
       </w:r>
       <w:r>
         <w:rPr>
+          <w:iCs/>
           <w:i/>
-          <w:iCs/>
         </w:rPr>
         <w:t xml:space="preserve">Journal of Clinical Epidemiology</w:t>
       </w:r>
@@ -5949,8 +6728,8 @@
       </w:r>
       <w:r>
         <w:rPr>
+          <w:iCs/>
           <w:i/>
-          <w:iCs/>
         </w:rPr>
         <w:t xml:space="preserve">PLoS Medicine</w:t>
       </w:r>
@@ -5995,8 +6774,8 @@
       </w:r>
       <w:r>
         <w:rPr>
+          <w:iCs/>
           <w:i/>
-          <w:iCs/>
         </w:rPr>
         <w:t xml:space="preserve">Trials</w:t>
       </w:r>
@@ -6106,8 +6885,8 @@
       </w:r>
       <w:r>
         <w:rPr>
+          <w:iCs/>
           <w:i/>
-          <w:iCs/>
         </w:rPr>
         <w:t xml:space="preserve">Communications in Statistics - Theory and Methods</w:t>
       </w:r>
@@ -6152,8 +6931,8 @@
       </w:r>
       <w:r>
         <w:rPr>
+          <w:iCs/>
           <w:i/>
-          <w:iCs/>
         </w:rPr>
         <w:t xml:space="preserve">Psychological Science</w:t>
       </w:r>
@@ -6210,8 +6989,8 @@
       </w:r>
       <w:r>
         <w:rPr>
+          <w:iCs/>
           <w:i/>
-          <w:iCs/>
         </w:rPr>
         <w:t xml:space="preserve">Journal of Experimental Psychology: General</w:t>
       </w:r>
@@ -6256,8 +7035,8 @@
       </w:r>
       <w:r>
         <w:rPr>
+          <w:iCs/>
           <w:i/>
-          <w:iCs/>
         </w:rPr>
         <w:t xml:space="preserve">Journal of Clinical Epidemiology</w:t>
       </w:r>
@@ -6335,8 +7114,8 @@
       </w:r>
       <w:r>
         <w:rPr>
+          <w:iCs/>
           <w:i/>
-          <w:iCs/>
         </w:rPr>
         <w:t xml:space="preserve">Journal of the Royal Statistical Society: Series B (Methodological)</w:t>
       </w:r>
@@ -6390,8 +7169,8 @@
       </w:r>
       <w:r>
         <w:rPr>
+          <w:iCs/>
           <w:i/>
-          <w:iCs/>
         </w:rPr>
         <w:t xml:space="preserve">Journal of Clinical Epidemiology</w:t>
       </w:r>
@@ -6405,11 +7184,7 @@
     <w:bookmarkEnd w:id="96"/>
     <w:bookmarkEnd w:id="97"/>
     <w:bookmarkEnd w:id="98"/>
-    <w:sectPr>
-      <w:footnotePr>
-        <w:numRestart w:val="eachSect"/>
-      </w:footnotePr>
-    </w:sectPr>
+    <w:sectPr/>
   </w:body>
 </w:document>
 </file>
@@ -6440,14 +7215,14 @@
 <file path=word/numbering.xml><?xml version="1.0" encoding="utf-8"?>
 <w:numbering xmlns:w="http://schemas.openxmlformats.org/wordprocessingml/2006/main">
   <w:abstractNum w:abstractNumId="990">
-    <w:nsid w:val="0000A990"/>
+    <w:nsid w:val="A990"/>
     <w:multiLevelType w:val="multilevel"/>
     <w:lvl w:ilvl="0">
       <w:numFmt w:val="bullet"/>
       <w:lvlText w:val=" "/>
       <w:lvlJc w:val="left"/>
       <w:pPr>
-        <w:ind w:left="720" w:hanging="360"/>
+        <w:ind w:left="720" w:hanging="480"/>
       </w:pPr>
     </w:lvl>
     <w:lvl w:ilvl="1">
@@ -6455,7 +7230,7 @@
       <w:lvlText w:val=" "/>
       <w:lvlJc w:val="left"/>
       <w:pPr>
-        <w:ind w:left="1440" w:hanging="360"/>
+        <w:ind w:left="1440" w:hanging="480"/>
       </w:pPr>
     </w:lvl>
     <w:lvl w:ilvl="2">
@@ -6463,7 +7238,7 @@
       <w:lvlText w:val=" "/>
       <w:lvlJc w:val="left"/>
       <w:pPr>
-        <w:ind w:left="2160" w:hanging="360"/>
+        <w:ind w:left="2160" w:hanging="480"/>
       </w:pPr>
     </w:lvl>
     <w:lvl w:ilvl="3">
@@ -6471,7 +7246,7 @@
       <w:lvlText w:val=" "/>
       <w:lvlJc w:val="left"/>
       <w:pPr>
-        <w:ind w:left="2880" w:hanging="360"/>
+        <w:ind w:left="2880" w:hanging="480"/>
       </w:pPr>
     </w:lvl>
     <w:lvl w:ilvl="4">
@@ -6479,7 +7254,7 @@
       <w:lvlText w:val=" "/>
       <w:lvlJc w:val="left"/>
       <w:pPr>
-        <w:ind w:left="3600" w:hanging="360"/>
+        <w:ind w:left="3600" w:hanging="480"/>
       </w:pPr>
     </w:lvl>
     <w:lvl w:ilvl="5">
@@ -6487,7 +7262,7 @@
       <w:lvlText w:val=" "/>
       <w:lvlJc w:val="left"/>
       <w:pPr>
-        <w:ind w:left="4320" w:hanging="360"/>
+        <w:ind w:left="4320" w:hanging="480"/>
       </w:pPr>
     </w:lvl>
     <w:lvl w:ilvl="6">
@@ -6495,7 +7270,7 @@
       <w:lvlText w:val=" "/>
       <w:lvlJc w:val="left"/>
       <w:pPr>
-        <w:ind w:left="5040" w:hanging="360"/>
+        <w:ind w:left="5040" w:hanging="480"/>
       </w:pPr>
     </w:lvl>
     <w:lvl w:ilvl="7">
@@ -6503,7 +7278,7 @@
       <w:lvlText w:val=" "/>
       <w:lvlJc w:val="left"/>
       <w:pPr>
-        <w:ind w:left="5760" w:hanging="360"/>
+        <w:ind w:left="5760" w:hanging="480"/>
       </w:pPr>
     </w:lvl>
     <w:lvl w:ilvl="8">
@@ -6511,12 +7286,12 @@
       <w:lvlText w:val=" "/>
       <w:lvlJc w:val="left"/>
       <w:pPr>
-        <w:ind w:left="6480" w:hanging="360"/>
+        <w:ind w:left="6480" w:hanging="480"/>
       </w:pPr>
     </w:lvl>
   </w:abstractNum>
   <w:abstractNum w:abstractNumId="99411">
-    <w:nsid w:val="00A99411"/>
+    <w:nsid w:val="A99411"/>
     <w:multiLevelType w:val="multilevel"/>
     <w:lvl w:ilvl="0">
       <w:start w:val="1"/>
@@ -6524,7 +7299,7 @@
       <w:lvlText w:val="%1."/>
       <w:lvlJc w:val="left"/>
       <w:pPr>
-        <w:ind w:left="720" w:hanging="360"/>
+        <w:ind w:left="720" w:hanging="480"/>
       </w:pPr>
     </w:lvl>
     <w:lvl w:ilvl="1">
@@ -6533,7 +7308,7 @@
       <w:lvlText w:val="%2."/>
       <w:lvlJc w:val="left"/>
       <w:pPr>
-        <w:ind w:left="1440" w:hanging="360"/>
+        <w:ind w:left="1440" w:hanging="480"/>
       </w:pPr>
     </w:lvl>
     <w:lvl w:ilvl="2">
@@ -6542,7 +7317,7 @@
       <w:lvlText w:val="%3."/>
       <w:lvlJc w:val="left"/>
       <w:pPr>
-        <w:ind w:left="2160" w:hanging="360"/>
+        <w:ind w:left="2160" w:hanging="480"/>
       </w:pPr>
     </w:lvl>
     <w:lvl w:ilvl="3">
@@ -6551,7 +7326,7 @@
       <w:lvlText w:val="%4."/>
       <w:lvlJc w:val="left"/>
       <w:pPr>
-        <w:ind w:left="2880" w:hanging="360"/>
+        <w:ind w:left="2880" w:hanging="480"/>
       </w:pPr>
     </w:lvl>
     <w:lvl w:ilvl="4">
@@ -6560,7 +7335,7 @@
       <w:lvlText w:val="%5."/>
       <w:lvlJc w:val="left"/>
       <w:pPr>
-        <w:ind w:left="3600" w:hanging="360"/>
+        <w:ind w:left="3600" w:hanging="480"/>
       </w:pPr>
     </w:lvl>
     <w:lvl w:ilvl="5">
@@ -6569,7 +7344,7 @@
       <w:lvlText w:val="%6."/>
       <w:lvlJc w:val="left"/>
       <w:pPr>
-        <w:ind w:left="4320" w:hanging="360"/>
+        <w:ind w:left="4320" w:hanging="480"/>
       </w:pPr>
     </w:lvl>
     <w:lvl w:ilvl="6">
@@ -6578,7 +7353,7 @@
       <w:lvlText w:val="%7."/>
       <w:lvlJc w:val="left"/>
       <w:pPr>
-        <w:ind w:left="5040" w:hanging="360"/>
+        <w:ind w:left="5040" w:hanging="480"/>
       </w:pPr>
     </w:lvl>
     <w:lvl w:ilvl="7">
@@ -6587,7 +7362,7 @@
       <w:lvlText w:val="%8."/>
       <w:lvlJc w:val="left"/>
       <w:pPr>
-        <w:ind w:left="5760" w:hanging="360"/>
+        <w:ind w:left="5760" w:hanging="480"/>
       </w:pPr>
     </w:lvl>
     <w:lvl w:ilvl="8">
@@ -6596,7 +7371,92 @@
       <w:lvlText w:val="%9."/>
       <w:lvlJc w:val="left"/>
       <w:pPr>
-        <w:ind w:left="6480" w:hanging="360"/>
+        <w:ind w:left="6480" w:hanging="480"/>
+      </w:pPr>
+    </w:lvl>
+  </w:abstractNum>
+  <w:abstractNum w:abstractNumId="99415">
+    <w:nsid w:val="A99415"/>
+    <w:multiLevelType w:val="multilevel"/>
+    <w:lvl w:ilvl="0">
+      <w:start w:val="5"/>
+      <w:numFmt w:val="decimal"/>
+      <w:lvlText w:val="%1."/>
+      <w:lvlJc w:val="left"/>
+      <w:pPr>
+        <w:ind w:left="720" w:hanging="480"/>
+      </w:pPr>
+    </w:lvl>
+    <w:lvl w:ilvl="1">
+      <w:start w:val="5"/>
+      <w:numFmt w:val="decimal"/>
+      <w:lvlText w:val="%2."/>
+      <w:lvlJc w:val="left"/>
+      <w:pPr>
+        <w:ind w:left="1440" w:hanging="480"/>
+      </w:pPr>
+    </w:lvl>
+    <w:lvl w:ilvl="2">
+      <w:start w:val="5"/>
+      <w:numFmt w:val="decimal"/>
+      <w:lvlText w:val="%3."/>
+      <w:lvlJc w:val="left"/>
+      <w:pPr>
+        <w:ind w:left="2160" w:hanging="480"/>
+      </w:pPr>
+    </w:lvl>
+    <w:lvl w:ilvl="3">
+      <w:start w:val="5"/>
+      <w:numFmt w:val="decimal"/>
+      <w:lvlText w:val="%4."/>
+      <w:lvlJc w:val="left"/>
+      <w:pPr>
+        <w:ind w:left="2880" w:hanging="480"/>
+      </w:pPr>
+    </w:lvl>
+    <w:lvl w:ilvl="4">
+      <w:start w:val="5"/>
+      <w:numFmt w:val="decimal"/>
+      <w:lvlText w:val="%5."/>
+      <w:lvlJc w:val="left"/>
+      <w:pPr>
+        <w:ind w:left="3600" w:hanging="480"/>
+      </w:pPr>
+    </w:lvl>
+    <w:lvl w:ilvl="5">
+      <w:start w:val="5"/>
+      <w:numFmt w:val="decimal"/>
+      <w:lvlText w:val="%6."/>
+      <w:lvlJc w:val="left"/>
+      <w:pPr>
+        <w:ind w:left="4320" w:hanging="480"/>
+      </w:pPr>
+    </w:lvl>
+    <w:lvl w:ilvl="6">
+      <w:start w:val="5"/>
+      <w:numFmt w:val="decimal"/>
+      <w:lvlText w:val="%7."/>
+      <w:lvlJc w:val="left"/>
+      <w:pPr>
+        <w:ind w:left="5040" w:hanging="480"/>
+      </w:pPr>
+    </w:lvl>
+    <w:lvl w:ilvl="7">
+      <w:start w:val="5"/>
+      <w:numFmt w:val="decimal"/>
+      <w:lvlText w:val="%8."/>
+      <w:lvlJc w:val="left"/>
+      <w:pPr>
+        <w:ind w:left="5760" w:hanging="480"/>
+      </w:pPr>
+    </w:lvl>
+    <w:lvl w:ilvl="8">
+      <w:start w:val="5"/>
+      <w:numFmt w:val="decimal"/>
+      <w:lvlText w:val="%9."/>
+      <w:lvlJc w:val="left"/>
+      <w:pPr>
+        <w:ind w:left="6480" w:hanging="480"/>
       </w:pPr>
     </w:lvl>
   </w:abstractNum>
@@ -6633,6 +7493,36 @@
       <w:startOverride w:val="1"/>
     </w:lvlOverride>
   </w:num>
+  <w:num w:numId="1002">
+    <w:abstractNumId w:val="99415"/>
+    <w:lvlOverride w:ilvl="0">
+      <w:startOverride w:val="5"/>
+    </w:lvlOverride>
+    <w:lvlOverride w:ilvl="1">
+      <w:startOverride w:val="5"/>
+    </w:lvlOverride>
+    <w:lvlOverride w:ilvl="2">
+      <w:startOverride w:val="5"/>
+    </w:lvlOverride>
+    <w:lvlOverride w:ilvl="3">
+      <w:startOverride w:val="5"/>
+    </w:lvlOverride>
+    <w:lvlOverride w:ilvl="4">
+      <w:startOverride w:val="5"/>
+    </w:lvlOverride>
+    <w:lvlOverride w:ilvl="5">
+      <w:startOverride w:val="5"/>
+    </w:lvlOverride>
+    <w:lvlOverride w:ilvl="6">
+      <w:startOverride w:val="5"/>
+    </w:lvlOverride>
+    <w:lvlOverride w:ilvl="7">
+      <w:startOverride w:val="5"/>
+    </w:lvlOverride>
+    <w:lvlOverride w:ilvl="8">
+      <w:startOverride w:val="5"/>
+    </w:lvlOverride>
+  </w:num>
 </w:numbering>
 </file>
 
@@ -6662,10 +7552,10 @@
     <w:name w:val="Body Text"/>
     <w:basedOn w:val="Normal"/>
     <w:link w:val="BodyTextChar"/>
-    <w:qFormat/>
     <w:pPr>
       <w:spacing w:after="180" w:before="180"/>
     </w:pPr>
+    <w:qFormat/>
   </w:style>
   <w:style w:customStyle="1" w:styleId="FirstParagraph" w:type="paragraph">
     <w:name w:val="First Paragraph"/>
@@ -6685,94 +7575,57 @@
     <w:name w:val="Title"/>
     <w:basedOn w:val="Normal"/>
     <w:next w:val="BodyText"/>
-    <w:link w:val="TitleChar"/>
-    <w:uiPriority w:val="10"/>
     <w:qFormat/>
-    <w:rsid w:val="00A10FD9"/>
     <w:pPr>
-      <w:spacing w:after="80" w:line="240" w:lineRule="auto"/>
-      <w:contextualSpacing/>
+      <w:keepNext/>
+      <w:keepLines/>
+      <w:spacing w:after="240" w:before="480"/>
       <w:jc w:val="center"/>
     </w:pPr>
     <w:rPr>
       <w:rFonts w:asciiTheme="majorHAnsi" w:cstheme="majorBidi" w:eastAsiaTheme="majorEastAsia" w:hAnsiTheme="majorHAnsi"/>
-      <w:sz w:val="56"/>
-      <w:szCs w:val="56"/>
-    </w:rPr>
-  </w:style>
-  <w:style w:customStyle="1" w:styleId="TitleChar" w:type="character">
-    <w:name w:val="Title Char"/>
-    <w:basedOn w:val="DefaultParagraphFont"/>
-    <w:link w:val="Title"/>
-    <w:uiPriority w:val="10"/>
-    <w:rsid w:val="00A10FD9"/>
-    <w:rPr>
-      <w:rFonts w:asciiTheme="majorHAnsi" w:cstheme="majorBidi" w:eastAsiaTheme="majorEastAsia" w:hAnsiTheme="majorHAnsi"/>
-      <w:sz w:val="56"/>
-      <w:szCs w:val="56"/>
+      <w:b/>
+      <w:bCs/>
+      <w:color w:themeColor="accent1" w:themeShade="B5" w:val="345A8A"/>
+      <w:sz w:val="36"/>
+      <w:szCs w:val="36"/>
     </w:rPr>
   </w:style>
   <w:style w:styleId="Subtitle" w:type="paragraph">
     <w:name w:val="Subtitle"/>
     <w:basedOn w:val="Title"/>
     <w:next w:val="BodyText"/>
-    <w:link w:val="SubtitleChar"/>
-    <w:uiPriority w:val="11"/>
     <w:qFormat/>
-    <w:rsid w:val="00A10FD9"/>
     <w:pPr>
-      <w:numPr>
-        <w:ilvl w:val="1"/>
-      </w:numPr>
+      <w:keepNext/>
+      <w:keepLines/>
+      <w:spacing w:after="240" w:before="240"/>
+      <w:jc w:val="center"/>
     </w:pPr>
     <w:rPr>
-      <w:rFonts w:cstheme="majorBidi" w:eastAsiaTheme="majorEastAsia"/>
-      <w:spacing w:val="15"/>
-      <w:sz w:val="28"/>
-      <w:szCs w:val="28"/>
-    </w:rPr>
-  </w:style>
-  <w:style w:customStyle="1" w:styleId="SubtitleChar" w:type="character">
-    <w:name w:val="Subtitle Char"/>
-    <w:basedOn w:val="DefaultParagraphFont"/>
-    <w:link w:val="Subtitle"/>
-    <w:uiPriority w:val="11"/>
-    <w:rsid w:val="00A10FD9"/>
-    <w:rPr>
-      <w:rFonts w:cstheme="majorBidi" w:eastAsiaTheme="majorEastAsia"/>
-      <w:color w:themeColor="text1" w:themeTint="A6" w:val="595959"/>
-      <w:spacing w:val="15"/>
-      <w:sz w:val="28"/>
-      <w:szCs w:val="28"/>
+      <w:sz w:val="30"/>
+      <w:szCs w:val="30"/>
     </w:rPr>
   </w:style>
   <w:style w:customStyle="1" w:styleId="Author" w:type="paragraph">
     <w:name w:val="Author"/>
-    <w:basedOn w:val="Title"/>
     <w:next w:val="BodyText"/>
     <w:qFormat/>
     <w:pPr>
       <w:keepNext/>
       <w:keepLines/>
+      <w:jc w:val="center"/>
     </w:pPr>
-    <w:rPr>
-      <w:sz w:val="24"/>
-      <w:szCs w:val="24"/>
-    </w:rPr>
   </w:style>
   <w:style w:styleId="Date" w:type="paragraph">
     <w:name w:val="Date"/>
-    <w:basedOn w:val="Title"/>
     <w:next w:val="BodyText"/>
     <w:qFormat/>
     <w:pPr>
       <w:keepNext/>
       <w:keepLines/>
+      <w:jc w:val="center"/>
     </w:pPr>
-    <w:rPr>
-      <w:sz w:val="24"/>
-      <w:szCs w:val="24"/>
-    </w:rPr>
   </w:style>
   <w:style w:customStyle="1" w:styleId="AbstractTitle" w:type="paragraph">
     <w:name w:val="Abstract Title"/>
@@ -6782,13 +7635,15 @@
     <w:pPr>
       <w:keepNext/>
       <w:keepLines/>
+      <w:jc w:val="center"/>
       <w:spacing w:after="0" w:before="300"/>
-      <w:jc w:val="center"/>
     </w:pPr>
     <w:rPr>
-      <w:b/>
       <w:sz w:val="20"/>
       <w:szCs w:val="20"/>
+      <w:b/>
+      <w:color w:val="345A8A"/>
+      &gt;
     </w:rPr>
   </w:style>
   <w:style w:customStyle="1" w:styleId="Abstract" w:type="paragraph">
@@ -6815,321 +7670,191 @@
     <w:rPr/>
   </w:style>
   <w:style w:styleId="Heading1" w:type="paragraph">
-    <w:name w:val="heading 1"/>
+    <w:name w:val="Heading 1"/>
     <w:basedOn w:val="Normal"/>
     <w:next w:val="BodyText"/>
-    <w:link w:val="Heading1Char"/>
     <w:uiPriority w:val="9"/>
     <w:qFormat/>
-    <w:rsid w:val="00A10FD9"/>
     <w:pPr>
       <w:keepNext/>
       <w:keepLines/>
-      <w:spacing w:after="80" w:before="360"/>
+      <w:spacing w:after="0" w:before="480"/>
       <w:outlineLvl w:val="0"/>
     </w:pPr>
     <w:rPr>
       <w:rFonts w:asciiTheme="majorHAnsi" w:cstheme="majorBidi" w:eastAsiaTheme="majorEastAsia" w:hAnsiTheme="majorHAnsi"/>
-      <w:color w:themeColor="accent1" w:themeShade="BF" w:val="0F4761"/>
-      <w:sz w:val="40"/>
-      <w:szCs w:val="40"/>
+      <w:b/>
+      <w:bCs/>
+      <w:color w:themeColor="accent1" w:val="4F81BD"/>
+      <w:sz w:val="32"/>
+      <w:szCs w:val="32"/>
     </w:rPr>
   </w:style>
   <w:style w:styleId="Heading2" w:type="paragraph">
-    <w:name w:val="heading 2"/>
+    <w:name w:val="Heading 2"/>
     <w:basedOn w:val="Normal"/>
     <w:next w:val="BodyText"/>
-    <w:link w:val="Heading2Char"/>
     <w:uiPriority w:val="9"/>
-    <w:semiHidden/>
     <w:unhideWhenUsed/>
     <w:qFormat/>
-    <w:rsid w:val="00A10FD9"/>
     <w:pPr>
       <w:keepNext/>
       <w:keepLines/>
-      <w:spacing w:after="80" w:before="160"/>
+      <w:spacing w:after="0" w:before="200"/>
       <w:outlineLvl w:val="1"/>
     </w:pPr>
     <w:rPr>
       <w:rFonts w:asciiTheme="majorHAnsi" w:cstheme="majorBidi" w:eastAsiaTheme="majorEastAsia" w:hAnsiTheme="majorHAnsi"/>
-      <w:color w:themeColor="accent1" w:themeShade="BF" w:val="0F4761"/>
-      <w:sz w:val="32"/>
-      <w:szCs w:val="32"/>
-    </w:rPr>
-  </w:style>
-  <w:style w:styleId="Heading3" w:type="paragraph">
-    <w:name w:val="heading 3"/>
-    <w:basedOn w:val="Normal"/>
-    <w:next w:val="BodyText"/>
-    <w:link w:val="Heading3Char"/>
-    <w:uiPriority w:val="9"/>
-    <w:semiHidden/>
-    <w:unhideWhenUsed/>
-    <w:qFormat/>
-    <w:rsid w:val="00A10FD9"/>
-    <w:pPr>
-      <w:keepNext/>
-      <w:keepLines/>
-      <w:spacing w:after="80" w:before="160"/>
-      <w:outlineLvl w:val="2"/>
-    </w:pPr>
-    <w:rPr>
-      <w:rFonts w:cstheme="majorBidi" w:eastAsiaTheme="majorEastAsia"/>
-      <w:color w:themeColor="accent1" w:themeShade="BF" w:val="0F4761"/>
+      <w:b/>
+      <w:bCs/>
+      <w:color w:themeColor="accent1" w:val="4F81BD"/>
       <w:sz w:val="28"/>
       <w:szCs w:val="28"/>
     </w:rPr>
   </w:style>
-  <w:style w:styleId="Heading4" w:type="paragraph">
-    <w:name w:val="heading 4"/>
+  <w:style w:styleId="Heading3" w:type="paragraph">
+    <w:name w:val="Heading 3"/>
     <w:basedOn w:val="Normal"/>
     <w:next w:val="BodyText"/>
-    <w:link w:val="Heading4Char"/>
     <w:uiPriority w:val="9"/>
-    <w:semiHidden/>
     <w:unhideWhenUsed/>
     <w:qFormat/>
-    <w:rsid w:val="00A10FD9"/>
     <w:pPr>
       <w:keepNext/>
       <w:keepLines/>
-      <w:spacing w:after="40" w:before="80"/>
+      <w:spacing w:after="0" w:before="200"/>
+      <w:outlineLvl w:val="2"/>
+    </w:pPr>
+    <w:rPr>
+      <w:rFonts w:asciiTheme="majorHAnsi" w:cstheme="majorBidi" w:eastAsiaTheme="majorEastAsia" w:hAnsiTheme="majorHAnsi"/>
+      <w:b/>
+      <w:bCs/>
+      <w:color w:themeColor="accent1" w:val="4F81BD"/>
+      <w:sz w:val="24"/>
+      <w:szCs w:val="24"/>
+    </w:rPr>
+  </w:style>
+  <w:style w:styleId="Heading4" w:type="paragraph">
+    <w:name w:val="Heading 4"/>
+    <w:basedOn w:val="Normal"/>
+    <w:next w:val="BodyText"/>
+    <w:uiPriority w:val="9"/>
+    <w:unhideWhenUsed/>
+    <w:qFormat/>
+    <w:pPr>
+      <w:keepNext/>
+      <w:keepLines/>
+      <w:spacing w:after="0" w:before="200"/>
       <w:outlineLvl w:val="3"/>
     </w:pPr>
     <w:rPr>
-      <w:rFonts w:cstheme="majorBidi" w:eastAsiaTheme="majorEastAsia"/>
+      <w:rFonts w:asciiTheme="majorHAnsi" w:cstheme="majorBidi" w:eastAsiaTheme="majorEastAsia" w:hAnsiTheme="majorHAnsi"/>
       <w:i/>
-      <w:iCs/>
-      <w:color w:themeColor="accent1" w:themeShade="BF" w:val="0F4761"/>
+      <w:bCs/>
+      <w:color w:themeColor="accent1" w:val="4F81BD"/>
+      <w:sz w:val="24"/>
+      <w:szCs w:val="24"/>
     </w:rPr>
   </w:style>
   <w:style w:styleId="Heading5" w:type="paragraph">
-    <w:name w:val="heading 5"/>
+    <w:name w:val="Heading 5"/>
     <w:basedOn w:val="Normal"/>
     <w:next w:val="BodyText"/>
-    <w:link w:val="Heading5Char"/>
     <w:uiPriority w:val="9"/>
-    <w:semiHidden/>
     <w:unhideWhenUsed/>
     <w:qFormat/>
-    <w:rsid w:val="00A10FD9"/>
     <w:pPr>
       <w:keepNext/>
       <w:keepLines/>
-      <w:spacing w:after="40" w:before="80"/>
+      <w:spacing w:after="0" w:before="200"/>
       <w:outlineLvl w:val="4"/>
     </w:pPr>
     <w:rPr>
-      <w:rFonts w:cstheme="majorBidi" w:eastAsiaTheme="majorEastAsia"/>
-      <w:color w:themeColor="accent1" w:themeShade="BF" w:val="0F4761"/>
+      <w:rFonts w:asciiTheme="majorHAnsi" w:cstheme="majorBidi" w:eastAsiaTheme="majorEastAsia" w:hAnsiTheme="majorHAnsi"/>
+      <w:iCs/>
+      <w:color w:themeColor="accent1" w:val="4F81BD"/>
+      <w:sz w:val="24"/>
+      <w:szCs w:val="24"/>
     </w:rPr>
   </w:style>
   <w:style w:styleId="Heading6" w:type="paragraph">
-    <w:name w:val="heading 6"/>
+    <w:name w:val="Heading 6"/>
     <w:basedOn w:val="Normal"/>
     <w:next w:val="BodyText"/>
-    <w:link w:val="Heading6Char"/>
     <w:uiPriority w:val="9"/>
-    <w:semiHidden/>
     <w:unhideWhenUsed/>
     <w:qFormat/>
-    <w:rsid w:val="00A10FD9"/>
     <w:pPr>
       <w:keepNext/>
       <w:keepLines/>
-      <w:spacing w:after="0" w:before="40"/>
+      <w:spacing w:after="0" w:before="200"/>
       <w:outlineLvl w:val="5"/>
     </w:pPr>
     <w:rPr>
-      <w:rFonts w:cstheme="majorBidi" w:eastAsiaTheme="majorEastAsia"/>
-      <w:i/>
-      <w:iCs/>
-      <w:color w:themeColor="text1" w:themeTint="A6" w:val="595959"/>
+      <w:rFonts w:asciiTheme="majorHAnsi" w:cstheme="majorBidi" w:eastAsiaTheme="majorEastAsia" w:hAnsiTheme="majorHAnsi"/>
+      <w:color w:themeColor="accent1" w:val="4F81BD"/>
+      <w:sz w:val="24"/>
+      <w:szCs w:val="24"/>
     </w:rPr>
   </w:style>
   <w:style w:styleId="Heading7" w:type="paragraph">
-    <w:name w:val="heading 7"/>
+    <w:name w:val="Heading 7"/>
     <w:basedOn w:val="Normal"/>
     <w:next w:val="BodyText"/>
-    <w:link w:val="Heading7Char"/>
     <w:uiPriority w:val="9"/>
-    <w:semiHidden/>
     <w:unhideWhenUsed/>
     <w:qFormat/>
-    <w:rsid w:val="00A10FD9"/>
     <w:pPr>
       <w:keepNext/>
       <w:keepLines/>
-      <w:spacing w:after="0" w:before="40"/>
+      <w:spacing w:after="0" w:before="200"/>
       <w:outlineLvl w:val="6"/>
     </w:pPr>
     <w:rPr>
-      <w:rFonts w:cstheme="majorBidi" w:eastAsiaTheme="majorEastAsia"/>
-      <w:color w:themeColor="text1" w:themeTint="A6" w:val="595959"/>
+      <w:rFonts w:asciiTheme="majorHAnsi" w:cstheme="majorBidi" w:eastAsiaTheme="majorEastAsia" w:hAnsiTheme="majorHAnsi"/>
+      <w:color w:themeColor="accent1" w:val="4F81BD"/>
+      <w:sz w:val="24"/>
+      <w:szCs w:val="24"/>
     </w:rPr>
   </w:style>
   <w:style w:styleId="Heading8" w:type="paragraph">
-    <w:name w:val="heading 8"/>
+    <w:name w:val="Heading 8"/>
     <w:basedOn w:val="Normal"/>
     <w:next w:val="BodyText"/>
-    <w:link w:val="Heading8Char"/>
     <w:uiPriority w:val="9"/>
-    <w:semiHidden/>
     <w:unhideWhenUsed/>
     <w:qFormat/>
-    <w:rsid w:val="00A10FD9"/>
     <w:pPr>
       <w:keepNext/>
       <w:keepLines/>
-      <w:spacing w:after="0"/>
+      <w:spacing w:after="0" w:before="200"/>
       <w:outlineLvl w:val="7"/>
     </w:pPr>
     <w:rPr>
-      <w:rFonts w:cstheme="majorBidi" w:eastAsiaTheme="majorEastAsia"/>
-      <w:i/>
-      <w:iCs/>
-      <w:color w:themeColor="text1" w:themeTint="D8" w:val="272727"/>
+      <w:rFonts w:asciiTheme="majorHAnsi" w:cstheme="majorBidi" w:eastAsiaTheme="majorEastAsia" w:hAnsiTheme="majorHAnsi"/>
+      <w:color w:themeColor="accent1" w:val="4F81BD"/>
+      <w:sz w:val="24"/>
+      <w:szCs w:val="24"/>
     </w:rPr>
   </w:style>
   <w:style w:styleId="Heading9" w:type="paragraph">
-    <w:name w:val="heading 9"/>
+    <w:name w:val="Heading 9"/>
     <w:basedOn w:val="Normal"/>
     <w:next w:val="BodyText"/>
-    <w:link w:val="Heading9Char"/>
     <w:uiPriority w:val="9"/>
-    <w:semiHidden/>
     <w:unhideWhenUsed/>
     <w:qFormat/>
-    <w:rsid w:val="00A10FD9"/>
     <w:pPr>
       <w:keepNext/>
       <w:keepLines/>
-      <w:spacing w:after="0"/>
+      <w:spacing w:after="0" w:before="200"/>
       <w:outlineLvl w:val="8"/>
     </w:pPr>
     <w:rPr>
-      <w:rFonts w:cstheme="majorBidi" w:eastAsiaTheme="majorEastAsia"/>
-      <w:color w:themeColor="text1" w:themeTint="D8" w:val="272727"/>
-    </w:rPr>
-  </w:style>
-  <w:style w:customStyle="1" w:styleId="Heading1Char" w:type="character">
-    <w:name w:val="Heading 1 Char"/>
-    <w:basedOn w:val="DefaultParagraphFont"/>
-    <w:link w:val="Heading1"/>
-    <w:uiPriority w:val="9"/>
-    <w:rsid w:val="00A10FD9"/>
-    <w:rPr>
       <w:rFonts w:asciiTheme="majorHAnsi" w:cstheme="majorBidi" w:eastAsiaTheme="majorEastAsia" w:hAnsiTheme="majorHAnsi"/>
-      <w:color w:themeColor="accent1" w:themeShade="BF" w:val="0F4761"/>
-      <w:sz w:val="40"/>
-      <w:szCs w:val="40"/>
-    </w:rPr>
-  </w:style>
-  <w:style w:customStyle="1" w:styleId="Heading2Char" w:type="character">
-    <w:name w:val="Heading 2 Char"/>
-    <w:basedOn w:val="DefaultParagraphFont"/>
-    <w:link w:val="Heading2"/>
-    <w:uiPriority w:val="9"/>
-    <w:semiHidden/>
-    <w:rsid w:val="00A10FD9"/>
-    <w:rPr>
-      <w:rFonts w:asciiTheme="majorHAnsi" w:cstheme="majorBidi" w:eastAsiaTheme="majorEastAsia" w:hAnsiTheme="majorHAnsi"/>
-      <w:color w:themeColor="accent1" w:themeShade="BF" w:val="0F4761"/>
-      <w:sz w:val="32"/>
-      <w:szCs w:val="32"/>
-    </w:rPr>
-  </w:style>
-  <w:style w:customStyle="1" w:styleId="Heading3Char" w:type="character">
-    <w:name w:val="Heading 3 Char"/>
-    <w:basedOn w:val="DefaultParagraphFont"/>
-    <w:link w:val="Heading3"/>
-    <w:uiPriority w:val="9"/>
-    <w:semiHidden/>
-    <w:rsid w:val="00A10FD9"/>
-    <w:rPr>
-      <w:rFonts w:cstheme="majorBidi" w:eastAsiaTheme="majorEastAsia"/>
-      <w:color w:themeColor="accent1" w:themeShade="BF" w:val="0F4761"/>
-      <w:sz w:val="28"/>
-      <w:szCs w:val="28"/>
-    </w:rPr>
-  </w:style>
-  <w:style w:customStyle="1" w:styleId="Heading4Char" w:type="character">
-    <w:name w:val="Heading 4 Char"/>
-    <w:basedOn w:val="DefaultParagraphFont"/>
-    <w:link w:val="Heading4"/>
-    <w:uiPriority w:val="9"/>
-    <w:semiHidden/>
-    <w:rsid w:val="00A10FD9"/>
-    <w:rPr>
-      <w:rFonts w:cstheme="majorBidi" w:eastAsiaTheme="majorEastAsia"/>
-      <w:i/>
-      <w:iCs/>
-      <w:color w:themeColor="accent1" w:themeShade="BF" w:val="0F4761"/>
-    </w:rPr>
-  </w:style>
-  <w:style w:customStyle="1" w:styleId="Heading5Char" w:type="character">
-    <w:name w:val="Heading 5 Char"/>
-    <w:basedOn w:val="DefaultParagraphFont"/>
-    <w:link w:val="Heading5"/>
-    <w:uiPriority w:val="9"/>
-    <w:semiHidden/>
-    <w:rsid w:val="00A10FD9"/>
-    <w:rPr>
-      <w:rFonts w:cstheme="majorBidi" w:eastAsiaTheme="majorEastAsia"/>
-      <w:color w:themeColor="accent1" w:themeShade="BF" w:val="0F4761"/>
-    </w:rPr>
-  </w:style>
-  <w:style w:customStyle="1" w:styleId="Heading6Char" w:type="character">
-    <w:name w:val="Heading 6 Char"/>
-    <w:basedOn w:val="DefaultParagraphFont"/>
-    <w:link w:val="Heading6"/>
-    <w:uiPriority w:val="9"/>
-    <w:semiHidden/>
-    <w:rsid w:val="00A10FD9"/>
-    <w:rPr>
-      <w:rFonts w:cstheme="majorBidi" w:eastAsiaTheme="majorEastAsia"/>
-      <w:i/>
-      <w:iCs/>
-      <w:color w:themeColor="text1" w:themeTint="A6" w:val="595959"/>
-    </w:rPr>
-  </w:style>
-  <w:style w:customStyle="1" w:styleId="Heading7Char" w:type="character">
-    <w:name w:val="Heading 7 Char"/>
-    <w:basedOn w:val="DefaultParagraphFont"/>
-    <w:link w:val="Heading7"/>
-    <w:uiPriority w:val="9"/>
-    <w:semiHidden/>
-    <w:rsid w:val="00A10FD9"/>
-    <w:rPr>
-      <w:rFonts w:cstheme="majorBidi" w:eastAsiaTheme="majorEastAsia"/>
-      <w:color w:themeColor="text1" w:themeTint="A6" w:val="595959"/>
-    </w:rPr>
-  </w:style>
-  <w:style w:customStyle="1" w:styleId="Heading8Char" w:type="character">
-    <w:name w:val="Heading 8 Char"/>
-    <w:basedOn w:val="DefaultParagraphFont"/>
-    <w:link w:val="Heading8"/>
-    <w:uiPriority w:val="9"/>
-    <w:semiHidden/>
-    <w:rsid w:val="00A10FD9"/>
-    <w:rPr>
-      <w:rFonts w:cstheme="majorBidi" w:eastAsiaTheme="majorEastAsia"/>
-      <w:i/>
-      <w:iCs/>
-      <w:color w:themeColor="text1" w:themeTint="D8" w:val="272727"/>
-    </w:rPr>
-  </w:style>
-  <w:style w:customStyle="1" w:styleId="Heading9Char" w:type="character">
-    <w:name w:val="Heading 9 Char"/>
-    <w:basedOn w:val="DefaultParagraphFont"/>
-    <w:link w:val="Heading9"/>
-    <w:uiPriority w:val="9"/>
-    <w:semiHidden/>
-    <w:rsid w:val="00A10FD9"/>
-    <w:rPr>
-      <w:rFonts w:cstheme="majorBidi" w:eastAsiaTheme="majorEastAsia"/>
-      <w:color w:themeColor="text1" w:themeTint="D8" w:val="272727"/>
+      <w:color w:themeColor="accent1" w:val="4F81BD"/>
+      <w:sz w:val="24"/>
+      <w:szCs w:val="24"/>
     </w:rPr>
   </w:style>
   <w:style w:styleId="BlockText" w:type="paragraph">
@@ -7154,8 +7879,8 @@
   </w:style>
   <w:style w:styleId="FootnoteBlockText" w:type="paragraph">
     <w:name w:val="Footnote Block Text"/>
-    <w:basedOn w:val="FootnoteText"/>
-    <w:next w:val="FootnoteText"/>
+    <w:basedOn w:val="Footnote Text"/>
+    <w:next w:val="Footnote Text"/>
     <w:uiPriority w:val="9"/>
     <w:unhideWhenUsed/>
     <w:qFormat/>
@@ -7193,10 +7918,10 @@
         <w:jc w:val="left"/>
       </w:trPr>
       <w:tcPr>
+        <w:vAlign w:val="bottom"/>
         <w:tcBorders>
           <w:bottom w:val="single"/>
         </w:tcBorders>
-        <w:vAlign w:val="bottom"/>
       </w:tcPr>
     </w:tblStylePr>
   </w:style>
@@ -7312,7 +8037,6 @@
     <w:name w:val="KeywordTok"/>
     <w:basedOn w:val="VerbatimChar"/>
     <w:rPr>
-      <w:b/>
       <w:color w:val="003b4f"/>
       <w:shd w:val="clear" w:fill="f1f3f5"/>
     </w:rPr>
@@ -7417,9 +8141,9 @@
     <w:name w:val="DocumentationTok"/>
     <w:basedOn w:val="VerbatimChar"/>
     <w:rPr>
-      <w:i/>
       <w:color w:val="5e5e5e"/>
       <w:shd w:val="clear" w:fill="f1f3f5"/>
+      <w:i/>
     </w:rPr>
   </w:style>
   <w:style w:type="character" w:customStyle="1" w:styleId="AnnotationTok">
@@ -7434,9 +8158,9 @@
     <w:name w:val="CommentVarTok"/>
     <w:basedOn w:val="VerbatimChar"/>
     <w:rPr>
-      <w:i/>
       <w:color w:val="5e5e5e"/>
       <w:shd w:val="clear" w:fill="f1f3f5"/>
+      <w:i/>
     </w:rPr>
   </w:style>
   <w:style w:type="character" w:customStyle="1" w:styleId="OtherTok">
@@ -7467,7 +8191,6 @@
     <w:name w:val="ControlFlowTok"/>
     <w:basedOn w:val="VerbatimChar"/>
     <w:rPr>
-      <w:b/>
       <w:color w:val="003b4f"/>
       <w:shd w:val="clear" w:fill="f1f3f5"/>
     </w:rPr>
@@ -7532,9 +8255,9 @@
     <w:name w:val="WarningTok"/>
     <w:basedOn w:val="VerbatimChar"/>
     <w:rPr>
-      <w:i/>
       <w:color w:val="5e5e5e"/>
       <w:shd w:val="clear" w:fill="f1f3f5"/>
+      <w:i/>
     </w:rPr>
   </w:style>
   <w:style w:type="character" w:customStyle="1" w:styleId="AlertTok">
@@ -7575,44 +8298,44 @@
         <a:sysClr val="window" lastClr="FFFFFF"/>
       </a:lt1>
       <a:dk2>
-        <a:srgbClr val="0E2841"/>
+        <a:srgbClr val="1F497D"/>
       </a:dk2>
       <a:lt2>
-        <a:srgbClr val="E8E8E8"/>
+        <a:srgbClr val="EEECE1"/>
       </a:lt2>
       <a:accent1>
-        <a:srgbClr val="156082"/>
+        <a:srgbClr val="4F81BD"/>
       </a:accent1>
       <a:accent2>
-        <a:srgbClr val="E97132"/>
+        <a:srgbClr val="C0504D"/>
       </a:accent2>
       <a:accent3>
-        <a:srgbClr val="196B24"/>
+        <a:srgbClr val="9BBB59"/>
       </a:accent3>
       <a:accent4>
-        <a:srgbClr val="0F9ED5"/>
+        <a:srgbClr val="8064A2"/>
       </a:accent4>
       <a:accent5>
-        <a:srgbClr val="A02B93"/>
+        <a:srgbClr val="4BACC6"/>
       </a:accent5>
       <a:accent6>
-        <a:srgbClr val="4EA72E"/>
+        <a:srgbClr val="F79646"/>
       </a:accent6>
       <a:hlink>
-        <a:srgbClr val="467886"/>
+        <a:srgbClr val="0000FF"/>
       </a:hlink>
       <a:folHlink>
-        <a:srgbClr val="96607D"/>
+        <a:srgbClr val="800080"/>
       </a:folHlink>
     </a:clrScheme>
     <a:fontScheme name="Office">
       <a:majorFont>
-        <a:latin typeface="Aptos Display" panose="02110004020202020204"/>
+        <a:latin typeface="Calibri"/>
         <a:ea typeface=""/>
         <a:cs typeface=""/>
-        <a:font script="Jpan" typeface="游ゴシック Light"/>
+        <a:font script="Jpan" typeface="ＭＳ ゴシック"/>
         <a:font script="Hang" typeface="맑은 고딕"/>
-        <a:font script="Hans" typeface="等线 Light"/>
+        <a:font script="Hans" typeface="宋体"/>
         <a:font script="Hant" typeface="新細明體"/>
         <a:font script="Arab" typeface="Times New Roman"/>
         <a:font script="Hebr" typeface="Times New Roman"/>
@@ -7639,32 +8362,14 @@
         <a:font script="Mong" typeface="Mongolian Baiti"/>
         <a:font script="Viet" typeface="Times New Roman"/>
         <a:font script="Uigh" typeface="Microsoft Uighur"/>
-        <a:font script="Geor" typeface="Sylfaen"/>
-        <a:font script="Armn" typeface="Arial"/>
-        <a:font script="Bugi" typeface="Leelawadee UI"/>
-        <a:font script="Bopo" typeface="Microsoft JhengHei"/>
-        <a:font script="Java" typeface="Javanese Text"/>
-        <a:font script="Lisu" typeface="Segoe UI"/>
-        <a:font script="Mymr" typeface="Myanmar Text"/>
-        <a:font script="Nkoo" typeface="Ebrima"/>
-        <a:font script="Olck" typeface="Nirmala UI"/>
-        <a:font script="Osma" typeface="Ebrima"/>
-        <a:font script="Phag" typeface="Phagspa"/>
-        <a:font script="Syrn" typeface="Estrangelo Edessa"/>
-        <a:font script="Syrj" typeface="Estrangelo Edessa"/>
-        <a:font script="Syre" typeface="Estrangelo Edessa"/>
-        <a:font script="Sora" typeface="Nirmala UI"/>
-        <a:font script="Tale" typeface="Microsoft Tai Le"/>
-        <a:font script="Talu" typeface="Microsoft New Tai Lue"/>
-        <a:font script="Tfng" typeface="Ebrima"/>
       </a:majorFont>
       <a:minorFont>
-        <a:latin typeface="Aptos" panose="02110004020202020204"/>
+        <a:latin typeface="Cambria"/>
         <a:ea typeface=""/>
         <a:cs typeface=""/>
-        <a:font script="Jpan" typeface="游明朝"/>
+        <a:font script="Jpan" typeface="ＭＳ 明朝"/>
         <a:font script="Hang" typeface="맑은 고딕"/>
-        <a:font script="Hans" typeface="等线"/>
+        <a:font script="Hans" typeface="宋体"/>
         <a:font script="Hant" typeface="新細明體"/>
         <a:font script="Arab" typeface="Arial"/>
         <a:font script="Hebr" typeface="Arial"/>
@@ -7691,24 +8396,6 @@
         <a:font script="Mong" typeface="Mongolian Baiti"/>
         <a:font script="Viet" typeface="Arial"/>
         <a:font script="Uigh" typeface="Microsoft Uighur"/>
-        <a:font script="Geor" typeface="Sylfaen"/>
-        <a:font script="Armn" typeface="Arial"/>
-        <a:font script="Bugi" typeface="Leelawadee UI"/>
-        <a:font script="Bopo" typeface="Microsoft JhengHei"/>
-        <a:font script="Java" typeface="Javanese Text"/>
-        <a:font script="Lisu" typeface="Segoe UI"/>
-        <a:font script="Mymr" typeface="Myanmar Text"/>
-        <a:font script="Nkoo" typeface="Ebrima"/>
-        <a:font script="Olck" typeface="Nirmala UI"/>
-        <a:font script="Osma" typeface="Ebrima"/>
-        <a:font script="Phag" typeface="Phagspa"/>
-        <a:font script="Syrn" typeface="Estrangelo Edessa"/>
-        <a:font script="Syrj" typeface="Estrangelo Edessa"/>
-        <a:font script="Syre" typeface="Estrangelo Edessa"/>
-        <a:font script="Sora" typeface="Nirmala UI"/>
-        <a:font script="Tale" typeface="Microsoft Tai Le"/>
-        <a:font script="Talu" typeface="Microsoft New Tai Lue"/>
-        <a:font script="Tfng" typeface="Ebrima"/>
       </a:minorFont>
     </a:fontScheme>
     <a:fmtScheme name="Office">
@@ -7720,141 +8407,200 @@
           <a:gsLst>
             <a:gs pos="0">
               <a:schemeClr val="phClr">
-                <a:lumMod val="110000"/>
-                <a:satMod val="105000"/>
-                <a:tint val="67000"/>
+                <a:tint val="50000"/>
+                <a:satMod val="300000"/>
               </a:schemeClr>
             </a:gs>
-            <a:gs pos="50000">
+            <a:gs pos="35000">
               <a:schemeClr val="phClr">
-                <a:lumMod val="105000"/>
-                <a:satMod val="103000"/>
-                <a:tint val="73000"/>
+                <a:tint val="37000"/>
+                <a:satMod val="300000"/>
               </a:schemeClr>
             </a:gs>
             <a:gs pos="100000">
               <a:schemeClr val="phClr">
-                <a:lumMod val="105000"/>
-                <a:satMod val="109000"/>
-                <a:tint val="81000"/>
+                <a:tint val="15000"/>
+                <a:satMod val="350000"/>
               </a:schemeClr>
             </a:gs>
           </a:gsLst>
-          <a:lin ang="5400000" scaled="0"/>
+          <a:lin ang="16200000" scaled="1"/>
         </a:gradFill>
         <a:gradFill rotWithShape="1">
           <a:gsLst>
             <a:gs pos="0">
               <a:schemeClr val="phClr">
-                <a:satMod val="103000"/>
-                <a:lumMod val="102000"/>
-                <a:tint val="94000"/>
-              </a:schemeClr>
-            </a:gs>
-            <a:gs pos="50000">
-              <a:schemeClr val="phClr">
-                <a:satMod val="110000"/>
-                <a:lumMod val="100000"/>
+                <a:tint val="100000"/>
                 <a:shade val="100000"/>
+                <a:satMod val="130000"/>
               </a:schemeClr>
             </a:gs>
             <a:gs pos="100000">
               <a:schemeClr val="phClr">
-                <a:lumMod val="99000"/>
-                <a:satMod val="120000"/>
-                <a:shade val="78000"/>
+                <a:tint val="50000"/>
+                <a:shade val="100000"/>
+                <a:satMod val="350000"/>
               </a:schemeClr>
             </a:gs>
           </a:gsLst>
-          <a:lin ang="5400000" scaled="0"/>
+          <a:lin ang="16200000" scaled="0"/>
         </a:gradFill>
       </a:fillStyleLst>
       <a:lnStyleLst>
-        <a:ln w="6350" cap="flat" cmpd="sng" algn="ctr">
+        <a:ln w="9525" cap="flat" cmpd="sng" algn="ctr">
+          <a:solidFill>
+            <a:schemeClr val="phClr">
+              <a:shade val="95000"/>
+              <a:satMod val="105000"/>
+            </a:schemeClr>
+          </a:solidFill>
+          <a:prstDash val="solid"/>
+        </a:ln>
+        <a:ln w="25400" cap="flat" cmpd="sng" algn="ctr">
           <a:solidFill>
             <a:schemeClr val="phClr"/>
           </a:solidFill>
           <a:prstDash val="solid"/>
-          <a:miter lim="800000"/>
         </a:ln>
-        <a:ln w="12700" cap="flat" cmpd="sng" algn="ctr">
+        <a:ln w="38100" cap="flat" cmpd="sng" algn="ctr">
           <a:solidFill>
             <a:schemeClr val="phClr"/>
           </a:solidFill>
           <a:prstDash val="solid"/>
-          <a:miter lim="800000"/>
-        </a:ln>
-        <a:ln w="19050" cap="flat" cmpd="sng" algn="ctr">
-          <a:solidFill>
-            <a:schemeClr val="phClr"/>
-          </a:solidFill>
-          <a:prstDash val="solid"/>
-          <a:miter lim="800000"/>
         </a:ln>
       </a:lnStyleLst>
       <a:effectStyleLst>
         <a:effectStyle>
-          <a:effectLst/>
-        </a:effectStyle>
-        <a:effectStyle>
-          <a:effectLst/>
+          <a:effectLst>
+            <a:outerShdw blurRad="40000" dist="20000" dir="5400000" rotWithShape="0">
+              <a:srgbClr val="000000">
+                <a:alpha val="38000"/>
+              </a:srgbClr>
+            </a:outerShdw>
+          </a:effectLst>
         </a:effectStyle>
         <a:effectStyle>
           <a:effectLst>
-            <a:outerShdw blurRad="57150" dist="19050" dir="5400000" algn="ctr" rotWithShape="0">
+            <a:outerShdw blurRad="40000" dist="23000" dir="5400000" rotWithShape="0">
               <a:srgbClr val="000000">
-                <a:alpha val="63000"/>
+                <a:alpha val="35000"/>
               </a:srgbClr>
             </a:outerShdw>
           </a:effectLst>
+        </a:effectStyle>
+        <a:effectStyle>
+          <a:effectLst>
+            <a:outerShdw blurRad="40000" dist="23000" dir="5400000" rotWithShape="0">
+              <a:srgbClr val="000000">
+                <a:alpha val="35000"/>
+              </a:srgbClr>
+            </a:outerShdw>
+          </a:effectLst>
+          <a:scene3d>
+            <a:camera prst="orthographicFront">
+              <a:rot lat="0" lon="0" rev="0"/>
+            </a:camera>
+            <a:lightRig rig="threePt" dir="t">
+              <a:rot lat="0" lon="0" rev="1200000"/>
+            </a:lightRig>
+          </a:scene3d>
+          <a:sp3d>
+            <a:bevelT w="63500" h="25400"/>
+          </a:sp3d>
         </a:effectStyle>
       </a:effectStyleLst>
       <a:bgFillStyleLst>
         <a:solidFill>
           <a:schemeClr val="phClr"/>
         </a:solidFill>
-        <a:solidFill>
-          <a:schemeClr val="phClr">
-            <a:tint val="95000"/>
-            <a:satMod val="170000"/>
-          </a:schemeClr>
-        </a:solidFill>
         <a:gradFill rotWithShape="1">
           <a:gsLst>
             <a:gs pos="0">
               <a:schemeClr val="phClr">
-                <a:tint val="93000"/>
-                <a:satMod val="150000"/>
-                <a:shade val="98000"/>
-                <a:lumMod val="102000"/>
+                <a:tint val="40000"/>
+                <a:satMod val="350000"/>
               </a:schemeClr>
             </a:gs>
-            <a:gs pos="50000">
+            <a:gs pos="40000">
               <a:schemeClr val="phClr">
-                <a:tint val="98000"/>
-                <a:satMod val="130000"/>
-                <a:shade val="90000"/>
-                <a:lumMod val="103000"/>
+                <a:tint val="45000"/>
+                <a:shade val="99000"/>
+                <a:satMod val="350000"/>
               </a:schemeClr>
             </a:gs>
             <a:gs pos="100000">
               <a:schemeClr val="phClr">
-                <a:shade val="63000"/>
-                <a:satMod val="120000"/>
+                <a:shade val="20000"/>
+                <a:satMod val="255000"/>
               </a:schemeClr>
             </a:gs>
           </a:gsLst>
-          <a:lin ang="5400000" scaled="0"/>
+          <a:path path="circle">
+            <a:fillToRect l="50000" t="-80000" r="50000" b="180000"/>
+          </a:path>
+        </a:gradFill>
+        <a:gradFill rotWithShape="1">
+          <a:gsLst>
+            <a:gs pos="0">
+              <a:schemeClr val="phClr">
+                <a:tint val="80000"/>
+                <a:satMod val="300000"/>
+              </a:schemeClr>
+            </a:gs>
+            <a:gs pos="100000">
+              <a:schemeClr val="phClr">
+                <a:shade val="30000"/>
+                <a:satMod val="200000"/>
+              </a:schemeClr>
+            </a:gs>
+          </a:gsLst>
+          <a:path path="circle">
+            <a:fillToRect l="50000" t="50000" r="50000" b="50000"/>
+          </a:path>
         </a:gradFill>
       </a:bgFillStyleLst>
     </a:fmtScheme>
   </a:themeElements>
-  <a:objectDefaults/>
+  <a:objectDefaults>
+    <a:spDef>
+      <a:spPr/>
+      <a:bodyPr/>
+      <a:lstStyle/>
+      <a:style>
+        <a:lnRef idx="1">
+          <a:schemeClr val="accent1"/>
+        </a:lnRef>
+        <a:fillRef idx="3">
+          <a:schemeClr val="accent1"/>
+        </a:fillRef>
+        <a:effectRef idx="2">
+          <a:schemeClr val="accent1"/>
+        </a:effectRef>
+        <a:fontRef idx="minor">
+          <a:schemeClr val="lt1"/>
+        </a:fontRef>
+      </a:style>
+    </a:spDef>
+    <a:lnDef>
+      <a:spPr/>
+      <a:bodyPr/>
+      <a:lstStyle/>
+      <a:style>
+        <a:lnRef idx="2">
+          <a:schemeClr val="accent1"/>
+        </a:lnRef>
+        <a:fillRef idx="0">
+          <a:schemeClr val="accent1"/>
+        </a:fillRef>
+        <a:effectRef idx="1">
+          <a:schemeClr val="accent1"/>
+        </a:effectRef>
+        <a:fontRef idx="minor">
+          <a:schemeClr val="tx1"/>
+        </a:fontRef>
+      </a:style>
+    </a:lnDef>
+  </a:objectDefaults>
   <a:extraClrSchemeLst/>
-  <a:extLst>
-    <a:ext uri="{05A4C25C-085E-4340-85A3-A5531E510DB2}">
-      <thm15:themeFamily xmlns:thm15="http://schemas.microsoft.com/office/thememl/2012/main" name="Office Theme" id="{2E142A2C-CD16-42D6-873A-C26D2A0506FA}" vid="{1BDDFF52-6CD6-40A5-AB3C-68EB2F1E4D0A}"/>
-    </a:ext>
-  </a:extLst>
 </a:theme>
 </file>
--- a/index.docx
+++ b/index.docx
@@ -7,49 +7,7 @@
         <w:pStyle w:val="Title"/>
       </w:pPr>
       <w:r>
-        <w:t xml:space="preserve">Evaluating</w:t>
-      </w:r>
-      <w:r>
-        <w:t xml:space="preserve"> </w:t>
-      </w:r>
-      <w:r>
-        <w:t xml:space="preserve">Methods</w:t>
-      </w:r>
-      <w:r>
-        <w:t xml:space="preserve"> </w:t>
-      </w:r>
-      <w:r>
-        <w:t xml:space="preserve">for</w:t>
-      </w:r>
-      <w:r>
-        <w:t xml:space="preserve"> </w:t>
-      </w:r>
-      <w:r>
-        <w:t xml:space="preserve">Covariate</w:t>
-      </w:r>
-      <w:r>
-        <w:t xml:space="preserve"> </w:t>
-      </w:r>
-      <w:r>
-        <w:t xml:space="preserve">Selection</w:t>
-      </w:r>
-      <w:r>
-        <w:t xml:space="preserve"> </w:t>
-      </w:r>
-      <w:r>
-        <w:t xml:space="preserve">in</w:t>
-      </w:r>
-      <w:r>
-        <w:t xml:space="preserve"> </w:t>
-      </w:r>
-      <w:r>
-        <w:t xml:space="preserve">Experimental</w:t>
-      </w:r>
-      <w:r>
-        <w:t xml:space="preserve"> </w:t>
-      </w:r>
-      <w:r>
-        <w:t xml:space="preserve">Designs</w:t>
+        <w:t xml:space="preserve">Evaluating Methods for Covariate Selection in Experimental Designs</w:t>
       </w:r>
     </w:p>
     <w:p>
@@ -57,13 +15,7 @@
         <w:pStyle w:val="Author"/>
       </w:pPr>
       <w:r>
-        <w:t xml:space="preserve">Kendra</w:t>
-      </w:r>
-      <w:r>
-        <w:t xml:space="preserve"> </w:t>
-      </w:r>
-      <w:r>
-        <w:t xml:space="preserve">Wyant</w:t>
+        <w:t xml:space="preserve">Kendra Wyant</w:t>
       </w:r>
     </w:p>
     <w:p>
@@ -71,13 +23,7 @@
         <w:pStyle w:val="Author"/>
       </w:pPr>
       <w:r>
-        <w:t xml:space="preserve">Lauren</w:t>
-      </w:r>
-      <w:r>
-        <w:t xml:space="preserve"> </w:t>
-      </w:r>
-      <w:r>
-        <w:t xml:space="preserve">Khoury</w:t>
+        <w:t xml:space="preserve">Lauren Khoury</w:t>
       </w:r>
     </w:p>
     <w:p>
@@ -85,13 +31,7 @@
         <w:pStyle w:val="Author"/>
       </w:pPr>
       <w:r>
-        <w:t xml:space="preserve">Markus</w:t>
-      </w:r>
-      <w:r>
-        <w:t xml:space="preserve"> </w:t>
-      </w:r>
-      <w:r>
-        <w:t xml:space="preserve">Brauer</w:t>
+        <w:t xml:space="preserve">Markus Brauer</w:t>
       </w:r>
     </w:p>
     <w:p>
@@ -99,19 +39,7 @@
         <w:pStyle w:val="Author"/>
       </w:pPr>
       <w:r>
-        <w:t xml:space="preserve">John</w:t>
-      </w:r>
-      <w:r>
-        <w:t xml:space="preserve"> </w:t>
-      </w:r>
-      <w:r>
-        <w:t xml:space="preserve">J.</w:t>
-      </w:r>
-      <w:r>
-        <w:t xml:space="preserve"> </w:t>
-      </w:r>
-      <w:r>
-        <w:t xml:space="preserve">Curtin</w:t>
+        <w:t xml:space="preserve">John J. Curtin</w:t>
       </w:r>
     </w:p>
     <w:p>
@@ -135,31 +63,217 @@
         <w:pStyle w:val="Abstract"/>
       </w:pPr>
       <w:r>
-        <w:t xml:space="preserve">Abstract</w:t>
-      </w:r>
-      <w:r>
-        <w:t xml:space="preserve"> </w:t>
-      </w:r>
-      <w:r>
-        <w:t xml:space="preserve">of</w:t>
-      </w:r>
-      <w:r>
-        <w:t xml:space="preserve"> </w:t>
-      </w:r>
-      <w:r>
-        <w:t xml:space="preserve">paper</w:t>
-      </w:r>
-      <w:r>
-        <w:t xml:space="preserve"> </w:t>
-      </w:r>
-      <w:r>
-        <w:t xml:space="preserve">goes</w:t>
-      </w:r>
-      <w:r>
-        <w:t xml:space="preserve"> </w:t>
-      </w:r>
-      <w:r>
-        <w:t xml:space="preserve">here</w:t>
+        <w:t xml:space="preserve">Abstract of paper goes here and can span several lines.</w:t>
+      </w:r>
+    </w:p>
+    <w:bookmarkStart w:id="20" w:name="introduction"/>
+    <w:p>
+      <w:pPr>
+        <w:pStyle w:val="Heading1"/>
+      </w:pPr>
+      <w:r>
+        <w:t xml:space="preserve">Introduction</w:t>
+      </w:r>
+    </w:p>
+    <w:p>
+      <w:pPr>
+        <w:pStyle w:val="FirstParagraph"/>
+      </w:pPr>
+      <w:r>
+        <w:t xml:space="preserve">Research in Psychology often uses experimental manipulations to establish causal relationships between a focal independent variable (IV) and a psychological outcome. For example, participants may be randomly assigned to receive a moderate dose of alcohol or placebo to evaluate the effect of alcohol consumption on response to a laboratory stressor</w:t>
+      </w:r>
+      <w:r>
+        <w:t xml:space="preserve"> </w:t>
+      </w:r>
+      <w:r>
+        <w:t xml:space="preserve">(Bradford, Shapiro, and Curtin 2013; Hefner et al. 2013)</w:t>
+      </w:r>
+      <w:r>
+        <w:t xml:space="preserve">. [Markus, can you provide a simple second example that focuses on an IV manipulation that is social psych relevant?)</w:t>
+      </w:r>
+    </w:p>
+    <w:p>
+      <w:pPr>
+        <w:pStyle w:val="BodyText"/>
+      </w:pPr>
+      <w:r>
+        <w:t xml:space="preserve">A valid test of the effect of an IV requires adequate statistical power</w:t>
+      </w:r>
+      <w:r>
+        <w:t xml:space="preserve"> </w:t>
+      </w:r>
+      <w:r>
+        <w:t xml:space="preserve">(Cohen 1988, 1992)</w:t>
+      </w:r>
+      <w:r>
+        <w:t xml:space="preserve">. By definition, low statistical power is associated with a high probability of a Type II error (i.e., failure to reject a false null hypothesis). Furthermore, significant effects detected by low-powered studies may not replicate (due to low positive predictive value) and estimates of their effect size may be positively biased (due to publication bias). For all these reasons, methods to increase statistical power are critically important for a robust scientific literature</w:t>
+      </w:r>
+      <w:r>
+        <w:t xml:space="preserve"> </w:t>
+      </w:r>
+      <w:r>
+        <w:t xml:space="preserve">(Cohen 1962; Button et al. 2013)</w:t>
+      </w:r>
+      <w:r>
+        <w:t xml:space="preserve">.</w:t>
+      </w:r>
+    </w:p>
+    <w:p>
+      <w:pPr>
+        <w:pStyle w:val="BodyText"/>
+      </w:pPr>
+      <w:r>
+        <w:t xml:space="preserve">The use of covariates that are measured at baseline (i.e., prior to random assignment/manipulation of the focal IV) has been shown to increase statistical power and reduce Type II errors by accounting for unexplained variance in the outcome that would otherwise be treated as noise in the analysis</w:t>
+      </w:r>
+      <w:r>
+        <w:t xml:space="preserve"> </w:t>
+      </w:r>
+      <w:r>
+        <w:t xml:space="preserve">(Thompson et al. 2015; Adrián V. Hernández, Steyerberg, and Habbema 2004; Adrián V. Hernández, Eijkemans, and Steyerberg 2006; Kahan et al. 2014; Van Breukelen 2006; Egbewale, Lewis, and Sim 2014)</w:t>
+      </w:r>
+      <w:r>
+        <w:t xml:space="preserve">. For example, in the previously described test of the effect of alcohol on stress response, baseline measures of both trait anxiety and fearfulness could be included as covariates. These measures would not be systematically correlated with the IV because they are collected prior to random assignment. They would also be expected to correlate with laboratory stress response based on prior research. Given this, the addition of these measures as covariates in the analysis could reduce variance in stress response that is unrelated to the manipulation to increase statistical power to test the IV effect.</w:t>
+      </w:r>
+    </w:p>
+    <w:p>
+      <w:pPr>
+        <w:pStyle w:val="BodyText"/>
+      </w:pPr>
+      <w:r>
+        <w:t xml:space="preserve">However, selection of the optimal covariates to include to increase statistical power is not straightforward. Historically, researchers often iterated over a large set of available covariates and included only those covariates that lowered the</w:t>
+      </w:r>
+      <w:r>
+        <w:t xml:space="preserve"> </w:t>
+      </w:r>
+      <w:r>
+        <w:rPr>
+          <w:i/>
+          <w:iCs/>
+        </w:rPr>
+        <w:t xml:space="preserve">p</w:t>
+      </w:r>
+      <w:r>
+        <w:t xml:space="preserve">-value for the test of their focal IV. Today, we recognize that this approach, known as</w:t>
+      </w:r>
+      <w:r>
+        <w:t xml:space="preserve"> </w:t>
+      </w:r>
+      <w:r>
+        <w:rPr>
+          <w:i/>
+          <w:iCs/>
+        </w:rPr>
+        <w:t xml:space="preserve">p</w:t>
+      </w:r>
+      <w:r>
+        <w:t xml:space="preserve">-hacking</w:t>
+      </w:r>
+      <w:r>
+        <w:t xml:space="preserve"> </w:t>
+      </w:r>
+      <w:r>
+        <w:t xml:space="preserve">(Simonsohn, Nelson, and Simmons 2014)</w:t>
+      </w:r>
+      <w:r>
+        <w:t xml:space="preserve">, seriously undermines the statistical validity of the analyses by substantially increasing the probability of Type I errors (i.e., rejecting the null hypothesis when it is not false</w:t>
+      </w:r>
+      <w:r>
+        <w:t xml:space="preserve"> </w:t>
+      </w:r>
+      <w:r>
+        <w:t xml:space="preserve">(Simmons, Nelson, and Simonsohn 2011; Ioannidis 2005; Schelchter and Forsythe 1985; Beach and Meier 1989)</w:t>
+      </w:r>
+      <w:r>
+        <w:t xml:space="preserve">). Statistically valid analyses require both low probability of Type II errors and control of Type I errors at the specified value of alpha (e.g., 0.05).</w:t>
+      </w:r>
+    </w:p>
+    <w:p>
+      <w:pPr>
+        <w:pStyle w:val="BodyText"/>
+      </w:pPr>
+      <w:r>
+        <w:t xml:space="preserve">Given that</w:t>
+      </w:r>
+      <w:r>
+        <w:t xml:space="preserve"> </w:t>
+      </w:r>
+      <w:r>
+        <w:rPr>
+          <w:i/>
+          <w:iCs/>
+        </w:rPr>
+        <w:t xml:space="preserve">p</w:t>
+      </w:r>
+      <w:r>
+        <w:t xml:space="preserve">-hacking compromises statistical validity, we are left with questions about appropriate covariate selection approaches that both minimize Type II errors and control Type I errors at alpha. A priori, the researcher could decide to avoid the use of covariates altogether with no risk to Type I error control. But statistical power would likely be lost by this decision. At the other extreme, the researcher could plan to include all available covariates that are reasonably believed to account for unexplained variance in the outcome in the statistical analysis. This decision, if made a priori, would also not be expected to inflate the Type I error rate. However, this approach may not yield optimal statistical power because a subset of these covariates may not manifest strong, or any, relationship with the outcome in any particular study if they have not been previously well-established as robust predictors. Furthermore, available covariates are often correlated with each other (e.g., trait anxiety and fearfulness from the previous example), which reduces their potential benefit in reducing noise relative to their cost to degrees of freedom in the analysis.</w:t>
+      </w:r>
+    </w:p>
+    <w:p>
+      <w:pPr>
+        <w:pStyle w:val="BodyText"/>
+      </w:pPr>
+      <w:r>
+        <w:t xml:space="preserve">Given these possibly sub-optimal previous options, it may be that a data-driven approach to covariate selection could improve statistical validity relative to the a priori all or no covariate approaches. An optimal data-driven covariate selection method may be able to select the covariates that provide the greatest increase in power (e.g., covariates highly correlated with the outcome</w:t>
+      </w:r>
+      <w:r>
+        <w:t xml:space="preserve"> </w:t>
+      </w:r>
+      <w:r>
+        <w:t xml:space="preserve">(Kahan et al. 2014)</w:t>
+      </w:r>
+      <w:r>
+        <w:t xml:space="preserve">) with the lowest cost to degrees of freedom (e.g., by including only covariates that contribute to unique reductions in variance). Of course, statistically valid data-driven approaches must also not meaningfully inflate the Type I error rate, as occurs with</w:t>
+      </w:r>
+      <w:r>
+        <w:t xml:space="preserve"> </w:t>
+      </w:r>
+      <w:r>
+        <w:rPr>
+          <w:i/>
+          <w:iCs/>
+        </w:rPr>
+        <w:t xml:space="preserve">p</w:t>
+      </w:r>
+      <w:r>
+        <w:t xml:space="preserve">-hacking.</w:t>
+      </w:r>
+    </w:p>
+    <w:p>
+      <w:pPr>
+        <w:pStyle w:val="BodyText"/>
+      </w:pPr>
+      <w:r>
+        <w:t xml:space="preserve">In this study, we use simulation methods to evaluate six candidate data-driven approaches to select an optimal set of covariates when testing the effect of a focal manipulated IV. For each approach, we use covariate</w:t>
+      </w:r>
+      <w:r>
+        <w:t xml:space="preserve"> </w:t>
+      </w:r>
+      <w:r>
+        <w:t xml:space="preserve">“screening models”</w:t>
+      </w:r>
+      <w:r>
+        <w:t xml:space="preserve"> </w:t>
+      </w:r>
+      <w:r>
+        <w:t xml:space="preserve">to identify which covariates display significant relationships with the outcome variable and will be included in the subsequent primary analysis that tests the focal IV. Across these screening models, we consider three modeling approaches (i.e., linear models that screen each covariate separately in its own model, linear models that screen all covariates simultaneously in a single model, and LASSO</w:t>
+      </w:r>
+      <w:r>
+        <w:t xml:space="preserve"> </w:t>
+      </w:r>
+      <w:r>
+        <w:t xml:space="preserve">(Tibshirani 1996)</w:t>
+      </w:r>
+      <w:r>
+        <w:t xml:space="preserve"> </w:t>
+      </w:r>
+      <w:r>
+        <w:t xml:space="preserve">models that screen all covariates simultaneously in a single model). Across these modeling approaches, we also either include or exclude the focal IV in the screening models for a total of six candidate data-driven approaches. We benchmark these candidate data-driven approaches against a priori</w:t>
+      </w:r>
+      <w:r>
+        <w:t xml:space="preserve"> </w:t>
+      </w:r>
+      <w:r>
+        <w:t xml:space="preserve">“all covariates”</w:t>
       </w:r>
       <w:r>
         <w:t xml:space="preserve"> </w:t>
@@ -171,276 +285,21 @@
         <w:t xml:space="preserve"> </w:t>
       </w:r>
       <w:r>
-        <w:t xml:space="preserve">can</w:t>
-      </w:r>
-      <w:r>
-        <w:t xml:space="preserve"> </w:t>
-      </w:r>
-      <w:r>
-        <w:t xml:space="preserve">span</w:t>
-      </w:r>
-      <w:r>
-        <w:t xml:space="preserve"> </w:t>
-      </w:r>
-      <w:r>
-        <w:t xml:space="preserve">several</w:t>
-      </w:r>
-      <w:r>
-        <w:t xml:space="preserve"> </w:t>
-      </w:r>
-      <w:r>
-        <w:t xml:space="preserve">lines.</w:t>
-      </w:r>
-    </w:p>
-    <w:bookmarkStart w:id="20" w:name="introduction"/>
-    <w:p>
-      <w:pPr>
-        <w:pStyle w:val="Heading1"/>
-      </w:pPr>
-      <w:r>
-        <w:t xml:space="preserve">Introduction</w:t>
-      </w:r>
-    </w:p>
-    <w:p>
-      <w:pPr>
-        <w:pStyle w:val="FirstParagraph"/>
-      </w:pPr>
-      <w:r>
-        <w:t xml:space="preserve">Research in Psychology often uses experimental manipulations to establish causal relationships between a focal independent variable (IV) and a psychological outcome. For example, participants may be randomly assigned to receive a moderate dose of alcohol or placebo to evaluate the effect of alcohol consumption on response to a laboratory stressor (REFS.</w:t>
-      </w:r>
-      <w:r>
-        <w:t xml:space="preserve"> </w:t>
-      </w:r>
-      <w:r>
-        <w:t xml:space="preserve">). [Markus, can you provide a simple second example that focuses on an IV manipulation that is social psych relevant?)</w:t>
-      </w:r>
-    </w:p>
-    <w:p>
-      <w:pPr>
-        <w:pStyle w:val="BodyText"/>
-      </w:pPr>
-      <w:r>
-        <w:t xml:space="preserve">A valid test of the effect of an IV requires adequate statistical power</w:t>
-      </w:r>
-      <w:r>
-        <w:t xml:space="preserve"> </w:t>
-      </w:r>
-      <w:r>
-        <w:t xml:space="preserve">(Cohen 1988, 1992)</w:t>
-      </w:r>
-      <w:r>
-        <w:t xml:space="preserve">. By definition, low statistical power is associated with a high probability of a Type II error (i.e., failure to reject a false null hypothesis). Furthermore, significant effects detected by low-powered studies may not replicate (due to low positive predictive value) and estimates of their effect size may be positively biased (due to publication bias). For all these reasons, methods to increase statistical power are critically important for a robust scientific literature</w:t>
-      </w:r>
-      <w:r>
-        <w:t xml:space="preserve"> </w:t>
-      </w:r>
-      <w:r>
-        <w:t xml:space="preserve">(Cohen 1962; Button et al. 2013)</w:t>
-      </w:r>
-      <w:r>
-        <w:t xml:space="preserve">.</w:t>
-      </w:r>
-    </w:p>
-    <w:p>
-      <w:pPr>
-        <w:pStyle w:val="BodyText"/>
-      </w:pPr>
-      <w:r>
-        <w:t xml:space="preserve">The use of covariates that are measured at baseline (i.e., prior to random assignment/manipulation of the focal IV) has been shown to increase statistical power and reduce Type II errors by accounting for unexplained variance in the outcome that would otherwise be treated as noise in the analysis</w:t>
-      </w:r>
-      <w:r>
-        <w:t xml:space="preserve"> </w:t>
-      </w:r>
-      <w:r>
-        <w:t xml:space="preserve">(Thompson et al. 2015; Adrián V. Hernández, Steyerberg, and Habbema 2004; Adrián V. Hernández, Eijkemans, and Steyerberg 2006; Kahan et al. 2014; Van Breukelen 2006; Egbewale, Lewis, and Sim 2014)</w:t>
-      </w:r>
-      <w:r>
-        <w:t xml:space="preserve">. For example, in the previously described test of the effect of alcohol on stress response, baseline measures of both trait anxiety and fearfulness could be included as covariates. These measures would not be systematically correlated with the IV because they are collected prior to random assignment. They would also be expected to correlate with laboratory stress response based on prior research. Given this, the addition of these measures as covariates in the analysis could reduce variance in stress response that is unrelated to the manipulation to increase statistical power to test the IV effect.</w:t>
-      </w:r>
-    </w:p>
-    <w:p>
-      <w:pPr>
-        <w:pStyle w:val="BodyText"/>
-      </w:pPr>
-      <w:r>
-        <w:t xml:space="preserve">However, selection of the optimal covariates to include to increase statistical power is not straightforward. Historically, researchers often iterated over a large set of available covariates and included only those covariates that lowered the</w:t>
-      </w:r>
-      <w:r>
-        <w:t xml:space="preserve"> </w:t>
-      </w:r>
-      <w:r>
-        <w:rPr>
+        <w:t xml:space="preserve">“no covariates”</w:t>
+      </w:r>
+      <w:r>
+        <w:t xml:space="preserve"> </w:t>
+      </w:r>
+      <w:r>
+        <w:t xml:space="preserve">approaches as well as the</w:t>
+      </w:r>
+      <w:r>
+        <w:t xml:space="preserve"> </w:t>
+      </w:r>
+      <w:r>
+        <w:rPr>
+          <w:i/>
           <w:iCs/>
-          <w:i/>
-        </w:rPr>
-        <w:t xml:space="preserve">p</w:t>
-      </w:r>
-      <w:r>
-        <w:t xml:space="preserve">-value for the test of their focal IV. Today, we recognize that this approach, known as</w:t>
-      </w:r>
-      <w:r>
-        <w:t xml:space="preserve"> </w:t>
-      </w:r>
-      <w:r>
-        <w:rPr>
-          <w:iCs/>
-          <w:i/>
-        </w:rPr>
-        <w:t xml:space="preserve">p</w:t>
-      </w:r>
-      <w:r>
-        <w:t xml:space="preserve">-hacking</w:t>
-      </w:r>
-      <w:r>
-        <w:t xml:space="preserve"> </w:t>
-      </w:r>
-      <w:r>
-        <w:t xml:space="preserve">(Simonsohn, Nelson, and Simmons 2014)</w:t>
-      </w:r>
-      <w:r>
-        <w:t xml:space="preserve">, seriously undermines the statistical validity of the analyses by substantially increasing the probability of Type I errors (i.e., rejecting the null hypothesis when it is not false</w:t>
-      </w:r>
-      <w:r>
-        <w:t xml:space="preserve"> </w:t>
-      </w:r>
-      <w:r>
-        <w:t xml:space="preserve">(Simmons, Nelson, and Simonsohn 2011; Ioannidis 2005; Schelchter and Forsythe 1985; Beach and Meier 1989)</w:t>
-      </w:r>
-      <w:r>
-        <w:t xml:space="preserve">). Statistically valid analyses require both low probability of Type II errors and control of Type I errors at the specified value of alpha (e.g., 0.05).</w:t>
-      </w:r>
-    </w:p>
-    <w:p>
-      <w:pPr>
-        <w:pStyle w:val="BodyText"/>
-      </w:pPr>
-      <w:r>
-        <w:t xml:space="preserve">Given that</w:t>
-      </w:r>
-      <w:r>
-        <w:t xml:space="preserve"> </w:t>
-      </w:r>
-      <w:r>
-        <w:rPr>
-          <w:iCs/>
-          <w:i/>
-        </w:rPr>
-        <w:t xml:space="preserve">p</w:t>
-      </w:r>
-      <w:r>
-        <w:t xml:space="preserve">-hacking compromises statistical validity, we are left with questions about appropriate covariate selection approaches that both minimize Type II errors and control Type I errors at alpha. A priori, the researcher could decide to avoid the use of covariates altogether with no risk to Type I error control. But statistical power would likely be lost by this decision. At the other extreme, the researcher could plan to include all available covariates that are reasonably believed to account for unexplained variance in the outcome in the statistical analysis. This decision, if made a priori, would also not be expected to inflate the Type I error rate. However, this approach may not yield optimal statistical power because a subset of these covariates may not manifest strong, or any, relationship with the outcome in any particular study if they have not been previously well-established as robust predictors. Furthermore, available covariates are often correlated with each other (e.g., trait anxiety and fearfulness from the previous example), which reduces their potential benefit in reducing noise relative to their cost to degrees of freedom in the analysis.</w:t>
-      </w:r>
-    </w:p>
-    <w:p>
-      <w:pPr>
-        <w:pStyle w:val="BodyText"/>
-      </w:pPr>
-      <w:r>
-        <w:t xml:space="preserve">Given these possibly sub-optimal previous options, it may be that a data-driven approach to covariate selection could improve statistical validity relative to the a priori all or no covariate approaches. An optimal data-driven covariate selection method may be able to select the covariates that provide the greatest increase in power (e.g., covariates highly correlated with the outcome</w:t>
-      </w:r>
-      <w:r>
-        <w:t xml:space="preserve"> </w:t>
-      </w:r>
-      <w:r>
-        <w:t xml:space="preserve">(Kahan et al. 2014)</w:t>
-      </w:r>
-      <w:r>
-        <w:t xml:space="preserve">) with the lowest cost to degrees of freedom (e.g., by including only covariates that contribute to unique reductions in variance). Of course, statistically valid data-driven approaches must also not meaningfully inflate the Type I error rate, as occurs with</w:t>
-      </w:r>
-      <w:r>
-        <w:t xml:space="preserve"> </w:t>
-      </w:r>
-      <w:r>
-        <w:rPr>
-          <w:iCs/>
-          <w:i/>
-        </w:rPr>
-        <w:t xml:space="preserve">p</w:t>
-      </w:r>
-      <w:r>
-        <w:t xml:space="preserve">-hacking.</w:t>
-      </w:r>
-    </w:p>
-    <w:p>
-      <w:pPr>
-        <w:pStyle w:val="BodyText"/>
-      </w:pPr>
-      <w:r>
-        <w:t xml:space="preserve">In this study, we use simulation methods to evaluate six candidate data-driven approaches to select an optimal set of covariates when testing the effect of a focal manipulated IV. For each approach, we use covariate</w:t>
-      </w:r>
-      <w:r>
-        <w:t xml:space="preserve"> </w:t>
-      </w:r>
-      <w:r>
-        <w:t xml:space="preserve">“</w:t>
-      </w:r>
-      <w:r>
-        <w:t xml:space="preserve">screening models</w:t>
-      </w:r>
-      <w:r>
-        <w:t xml:space="preserve">”</w:t>
-      </w:r>
-      <w:r>
-        <w:t xml:space="preserve"> </w:t>
-      </w:r>
-      <w:r>
-        <w:t xml:space="preserve">to identify which covariates display significant relationships with the outcome variable and will be included in the subsequent primary analysis that tests the focal IV. Across these screening models, we consider three modeling approaches (i.e., linear models that screen each covariate separately in its own model, linear models that screen all covariates simultaneously in a single model, and LASSO</w:t>
-      </w:r>
-      <w:r>
-        <w:t xml:space="preserve"> </w:t>
-      </w:r>
-      <w:r>
-        <w:t xml:space="preserve">(Tibshirani 1996)</w:t>
-      </w:r>
-      <w:r>
-        <w:t xml:space="preserve"> </w:t>
-      </w:r>
-      <w:r>
-        <w:t xml:space="preserve">models that screen all covariates simultaneously in a single model). Across these modeling approaches, we also either include or exclude the focal IV in the screening models for a total of six candidate data-driven approaches. We benchmark these candidate data-driven approaches against a priori</w:t>
-      </w:r>
-      <w:r>
-        <w:t xml:space="preserve"> </w:t>
-      </w:r>
-      <w:r>
-        <w:t xml:space="preserve">“</w:t>
-      </w:r>
-      <w:r>
-        <w:t xml:space="preserve">all covariates</w:t>
-      </w:r>
-      <w:r>
-        <w:t xml:space="preserve">”</w:t>
-      </w:r>
-      <w:r>
-        <w:t xml:space="preserve"> </w:t>
-      </w:r>
-      <w:r>
-        <w:t xml:space="preserve">and</w:t>
-      </w:r>
-      <w:r>
-        <w:t xml:space="preserve"> </w:t>
-      </w:r>
-      <w:r>
-        <w:t xml:space="preserve">“</w:t>
-      </w:r>
-      <w:r>
-        <w:t xml:space="preserve">no covariates</w:t>
-      </w:r>
-      <w:r>
-        <w:t xml:space="preserve">”</w:t>
-      </w:r>
-      <w:r>
-        <w:t xml:space="preserve"> </w:t>
-      </w:r>
-      <w:r>
-        <w:t xml:space="preserve">approaches as well as the</w:t>
-      </w:r>
-      <w:r>
-        <w:t xml:space="preserve"> </w:t>
-      </w:r>
-      <w:r>
-        <w:rPr>
-          <w:iCs/>
-          <w:i/>
         </w:rPr>
         <w:t xml:space="preserve">p</w:t>
       </w:r>
@@ -476,8 +335,8 @@
       </w:r>
       <w:r>
         <w:rPr>
+          <w:i/>
           <w:iCs/>
-          <w:i/>
         </w:rPr>
         <w:t xml:space="preserve">p</w:t>
       </w:r>
@@ -558,26 +417,157 @@
       </w:r>
       <w:r>
         <w:rPr>
+          <w:i/>
           <w:iCs/>
+        </w:rPr>
+        <w:t xml:space="preserve">p</w:t>
+      </w:r>
+      <w:r>
+        <w:t xml:space="preserve">-value for that covariate was less than 0.05 in the screening model that evaluated it. The</w:t>
+      </w:r>
+      <w:r>
+        <w:t xml:space="preserve"> </w:t>
+      </w:r>
+      <w:r>
+        <w:rPr>
           <w:i/>
+          <w:iCs/>
         </w:rPr>
         <w:t xml:space="preserve">p</w:t>
       </w:r>
       <w:r>
-        <w:t xml:space="preserve">-value for that covariate was less than 0.05 in the screening model that evaluated it. The</w:t>
-      </w:r>
-      <w:r>
-        <w:t xml:space="preserve"> </w:t>
-      </w:r>
-      <w:r>
-        <w:rPr>
+        <w:t xml:space="preserve">-value for</w:t>
+      </w:r>
+      <w:r>
+        <w:t xml:space="preserve"> </w:t>
+      </w:r>
+      <m:oMath>
+        <m:r>
+          <m:t>X</m:t>
+        </m:r>
+      </m:oMath>
+      <w:r>
+        <w:t xml:space="preserve"> </w:t>
+      </w:r>
+      <w:r>
+        <w:t xml:space="preserve">was not used and</w:t>
+      </w:r>
+      <w:r>
+        <w:t xml:space="preserve"> </w:t>
+      </w:r>
+      <m:oMath>
+        <m:r>
+          <m:t>X</m:t>
+        </m:r>
+      </m:oMath>
+      <w:r>
+        <w:t xml:space="preserve"> </w:t>
+      </w:r>
+      <w:r>
+        <w:t xml:space="preserve">was only included to parse its variance from</w:t>
+      </w:r>
+      <w:r>
+        <w:t xml:space="preserve"> </w:t>
+      </w:r>
+      <m:oMath>
+        <m:r>
+          <m:t>Y</m:t>
+        </m:r>
+      </m:oMath>
+      <w:r>
+        <w:t xml:space="preserve"> </w:t>
+      </w:r>
+      <w:r>
+        <w:t xml:space="preserve">when evaluating the covariates.</w:t>
+      </w:r>
+    </w:p>
+    <w:p>
+      <w:pPr>
+        <w:pStyle w:val="BodyText"/>
+      </w:pPr>
+      <w:r>
+        <w:t xml:space="preserve">For the candidate approaches that used LASSO (with and without</w:t>
+      </w:r>
+      <w:r>
+        <w:t xml:space="preserve"> </w:t>
+      </w:r>
+      <m:oMath>
+        <m:r>
+          <m:t>X</m:t>
+        </m:r>
+      </m:oMath>
+      <w:r>
+        <w:t xml:space="preserve">) for screening, the screening model simultaneously included all covariates. Also, for the LASSO screening model that included</w:t>
+      </w:r>
+      <w:r>
+        <w:t xml:space="preserve"> </w:t>
+      </w:r>
+      <m:oMath>
+        <m:r>
+          <m:t>X</m:t>
+        </m:r>
+      </m:oMath>
+      <w:r>
+        <w:t xml:space="preserve">, the regularization penalty (lambda) for</w:t>
+      </w:r>
+      <w:r>
+        <w:t xml:space="preserve"> </w:t>
+      </w:r>
+      <m:oMath>
+        <m:r>
+          <m:t>X</m:t>
+        </m:r>
+      </m:oMath>
+      <w:r>
+        <w:t xml:space="preserve"> </w:t>
+      </w:r>
+      <w:r>
+        <w:t xml:space="preserve">was set to 0 so that</w:t>
+      </w:r>
+      <w:r>
+        <w:t xml:space="preserve"> </w:t>
+      </w:r>
+      <m:oMath>
+        <m:r>
+          <m:t>X</m:t>
+        </m:r>
+      </m:oMath>
+      <w:r>
+        <w:t xml:space="preserve"> </w:t>
+      </w:r>
+      <w:r>
+        <w:t xml:space="preserve">was always retained in the screening model. Covariates were selected to be included in the primary analysis if they were retained by LASSO in the screening model (i.e., did not have their parameter estimate set to 0).</w:t>
+      </w:r>
+    </w:p>
+    <w:p>
+      <w:pPr>
+        <w:pStyle w:val="BodyText"/>
+      </w:pPr>
+      <w:r>
+        <w:t xml:space="preserve">We benchmarked these six candidate data-driven approaches against a statistically invalid data-driven approach (</w:t>
+      </w:r>
+      <w:r>
+        <w:rPr>
+          <w:i/>
           <w:iCs/>
+        </w:rPr>
+        <w:t xml:space="preserve">p</w:t>
+      </w:r>
+      <w:r>
+        <w:t xml:space="preserve">-hacking) and two a priori selection approaches that did not use the data to screen and select covariates. The</w:t>
+      </w:r>
+      <w:r>
+        <w:t xml:space="preserve"> </w:t>
+      </w:r>
+      <w:r>
+        <w:rPr>
           <w:i/>
+          <w:iCs/>
         </w:rPr>
         <w:t xml:space="preserve">p</w:t>
       </w:r>
       <w:r>
-        <w:t xml:space="preserve">-value for</w:t>
+        <w:t xml:space="preserve">-hacking approach used separate screening models for each covariate and each of these models also included</w:t>
       </w:r>
       <w:r>
         <w:t xml:space="preserve"> </w:t>
@@ -588,146 +578,15 @@
         </m:r>
       </m:oMath>
       <w:r>
-        <w:t xml:space="preserve"> </w:t>
-      </w:r>
-      <w:r>
-        <w:t xml:space="preserve">was not used and</w:t>
-      </w:r>
-      <w:r>
-        <w:t xml:space="preserve"> </w:t>
-      </w:r>
-      <m:oMath>
-        <m:r>
-          <m:t>X</m:t>
-        </m:r>
-      </m:oMath>
-      <w:r>
-        <w:t xml:space="preserve"> </w:t>
-      </w:r>
-      <w:r>
-        <w:t xml:space="preserve">was only included to parse its variance from</w:t>
-      </w:r>
-      <w:r>
-        <w:t xml:space="preserve"> </w:t>
-      </w:r>
-      <m:oMath>
-        <m:r>
-          <m:t>Y</m:t>
-        </m:r>
-      </m:oMath>
-      <w:r>
-        <w:t xml:space="preserve"> </w:t>
-      </w:r>
-      <w:r>
-        <w:t xml:space="preserve">when evaluating the covariates.</w:t>
-      </w:r>
-    </w:p>
-    <w:p>
-      <w:pPr>
-        <w:pStyle w:val="BodyText"/>
-      </w:pPr>
-      <w:r>
-        <w:t xml:space="preserve">For the candidate approaches that used LASSO (with and without</w:t>
-      </w:r>
-      <w:r>
-        <w:t xml:space="preserve"> </w:t>
-      </w:r>
-      <m:oMath>
-        <m:r>
-          <m:t>X</m:t>
-        </m:r>
-      </m:oMath>
-      <w:r>
-        <w:t xml:space="preserve">) for screening, the screening model simultaneously included all covariates. Also, for the LASSO screening model that included</w:t>
-      </w:r>
-      <w:r>
-        <w:t xml:space="preserve"> </w:t>
-      </w:r>
-      <m:oMath>
-        <m:r>
-          <m:t>X</m:t>
-        </m:r>
-      </m:oMath>
-      <w:r>
-        <w:t xml:space="preserve">, the regularization penalty (lambda) for</w:t>
-      </w:r>
-      <w:r>
-        <w:t xml:space="preserve"> </w:t>
-      </w:r>
-      <m:oMath>
-        <m:r>
-          <m:t>X</m:t>
-        </m:r>
-      </m:oMath>
-      <w:r>
-        <w:t xml:space="preserve"> </w:t>
-      </w:r>
-      <w:r>
-        <w:t xml:space="preserve">was set to 0 so that</w:t>
-      </w:r>
-      <w:r>
-        <w:t xml:space="preserve"> </w:t>
-      </w:r>
-      <m:oMath>
-        <m:r>
-          <m:t>X</m:t>
-        </m:r>
-      </m:oMath>
-      <w:r>
-        <w:t xml:space="preserve"> </w:t>
-      </w:r>
-      <w:r>
-        <w:t xml:space="preserve">was always retained in the screening model. Covariates were selected to be included in the primary analysis if they were retained by LASSO in the screening model (i.e., did not have their parameter estimate set to 0).</w:t>
-      </w:r>
-    </w:p>
-    <w:p>
-      <w:pPr>
-        <w:pStyle w:val="BodyText"/>
-      </w:pPr>
-      <w:r>
-        <w:t xml:space="preserve">We benchmarked these six candidate data-driven approaches against a statistically invalid data-driven approach (</w:t>
-      </w:r>
-      <w:r>
-        <w:rPr>
+        <w:t xml:space="preserve">. Covariates were selected to be included in the primary analysis if the</w:t>
+      </w:r>
+      <w:r>
+        <w:t xml:space="preserve"> </w:t>
+      </w:r>
+      <w:r>
+        <w:rPr>
+          <w:i/>
           <w:iCs/>
-          <w:i/>
-        </w:rPr>
-        <w:t xml:space="preserve">p</w:t>
-      </w:r>
-      <w:r>
-        <w:t xml:space="preserve">-hacking) and two a priori selection approaches that did not use the data to screen and select covariates. The</w:t>
-      </w:r>
-      <w:r>
-        <w:t xml:space="preserve"> </w:t>
-      </w:r>
-      <w:r>
-        <w:rPr>
-          <w:iCs/>
-          <w:i/>
-        </w:rPr>
-        <w:t xml:space="preserve">p</w:t>
-      </w:r>
-      <w:r>
-        <w:t xml:space="preserve">-hacking approach used separate screening models for each covariate and each of these models also included</w:t>
-      </w:r>
-      <w:r>
-        <w:t xml:space="preserve"> </w:t>
-      </w:r>
-      <m:oMath>
-        <m:r>
-          <m:t>X</m:t>
-        </m:r>
-      </m:oMath>
-      <w:r>
-        <w:t xml:space="preserve">. Covariates were selected to be included in the primary analysis if the</w:t>
-      </w:r>
-      <w:r>
-        <w:t xml:space="preserve"> </w:t>
-      </w:r>
-      <w:r>
-        <w:rPr>
-          <w:iCs/>
-          <w:i/>
         </w:rPr>
         <w:t xml:space="preserve">p</w:t>
       </w:r>
@@ -775,9 +634,8 @@
       <w:tblPr>
         <w:tblStyle w:val="Table"/>
         <w:tblW w:type="pct" w:w="5000"/>
+        <w:tblLayout w:type="fixed"/>
         <w:tblLook w:firstRow="0" w:lastRow="0" w:firstColumn="0" w:lastColumn="0" w:noHBand="0" w:noVBand="0" w:val="0000"/>
-        <w:jc w:val="start"/>
-        <w:tblLayout w:type="fixed"/>
       </w:tblPr>
       <w:tblGrid>
         <w:gridCol w:w="7920"/>
@@ -791,7 +649,7 @@
               <w:jc w:val="center"/>
             </w:pPr>
             <w:pPr>
-              <w:jc w:val="start"/>
+              <w:jc w:val="left"/>
               <w:spacing w:before="200"/>
               <w:pStyle w:val="ImageCaption"/>
             </w:pPr>
@@ -803,9 +661,8 @@
             <w:tblPr>
               <w:tblStyle w:val="Table"/>
               <w:tblW w:type="pct" w:w="5000"/>
+              <w:tblLayout w:type="fixed"/>
               <w:tblLook w:firstRow="1" w:lastRow="1" w:firstColumn="0" w:lastColumn="0" w:noHBand="0" w:noVBand="0" w:val="0020"/>
-              <w:jc w:val="start"/>
-              <w:tblLayout w:type="fixed"/>
             </w:tblPr>
             <w:tblGrid>
               <w:gridCol w:w="2640"/>
@@ -814,7 +671,7 @@
             </w:tblGrid>
             <w:tr>
               <w:trPr>
-                <w:tblHeader w:val="true"/>
+                <w:tblHeader w:val="on"/>
               </w:trPr>
               <w:tc>
                 <w:tcPr/>
@@ -1420,8 +1277,8 @@
       </w:pPr>
       <w:r>
         <w:rPr>
+          <w:b/>
           <w:bCs/>
-          <w:b/>
         </w:rPr>
         <w:t xml:space="preserve">The population parameter for the focal IV</w:t>
       </w:r>
@@ -1545,8 +1402,8 @@
       </w:pPr>
       <w:r>
         <w:rPr>
+          <w:b/>
           <w:bCs/>
-          <w:b/>
         </w:rPr>
         <w:t xml:space="preserve">The sample size</w:t>
       </w:r>
@@ -1574,8 +1431,8 @@
       </w:pPr>
       <w:r>
         <w:rPr>
+          <w:b/>
           <w:bCs/>
-          <w:b/>
         </w:rPr>
         <w:t xml:space="preserve">The number of covariates available</w:t>
       </w:r>
@@ -1618,8 +1475,8 @@
       </w:pPr>
       <w:r>
         <w:rPr>
+          <w:b/>
           <w:bCs/>
-          <w:b/>
         </w:rPr>
         <w:t xml:space="preserve">The percentage of covariates with non-zero correlations with the outcome</w:t>
       </w:r>
@@ -1660,21 +1517,20 @@
       <w:pPr>
         <w:numPr>
           <w:ilvl w:val="0"/>
-          <w:numId w:val="1002"/>
+          <w:numId w:val="1001"/>
         </w:numPr>
-        <w:pStyle w:val="Compact"/>
-      </w:pPr>
-      <w:r>
-        <w:rPr>
+      </w:pPr>
+      <w:r>
+        <w:rPr>
+          <w:b/>
           <w:bCs/>
+        </w:rPr>
+        <w:t xml:space="preserve">The magnitude of the correlation between the covariates and</w:t>
+      </w:r>
+      <w:r>
+        <w:rPr>
           <w:b/>
-        </w:rPr>
-        <w:t xml:space="preserve">The magnitude of the correlation between the covariates and</w:t>
-      </w:r>
-      <w:r>
-        <w:rPr>
           <w:bCs/>
-          <w:b/>
         </w:rPr>
         <w:t xml:space="preserve"> </w:t>
       </w:r>
@@ -1684,52 +1540,10 @@
         </m:r>
       </m:oMath>
       <w:r>
-        <w:rPr>
-          <w:bCs/>
-          <w:b/>
-        </w:rPr>
-        <w:t xml:space="preserve"> </w:t>
-      </w:r>
-      <w:r>
-        <w:rPr>
-          <w:bCs/>
-          <w:b/>
-        </w:rPr>
+        <w:t xml:space="preserve"> </w:t>
+      </w:r>
+      <w:r>
         <w:t xml:space="preserve">(</w:t>
-      </w:r>
-      <w:r>
-        <w:rPr>
-          <w:bCs/>
-          <w:b/>
-        </w:rPr>
-        <w:t xml:space="preserve">$r_{cov\-Y}$</w:t>
-      </w:r>
-      <w:r>
-        <w:rPr>
-          <w:bCs/>
-          <w:b/>
-        </w:rPr>
-        <w:t xml:space="preserve">)</w:t>
-      </w:r>
-      <w:r>
-        <w:t xml:space="preserve">. All non-zero covariates (see characteristic 4) were given a moderate or large relationship to the outcome</w:t>
-      </w:r>
-      <w:r>
-        <w:t xml:space="preserve"> </w:t>
-      </w:r>
-      <m:oMath>
-        <m:r>
-          <m:t>Y</m:t>
-        </m:r>
-      </m:oMath>
-      <w:r>
-        <w:t xml:space="preserve"> </w:t>
-      </w:r>
-      <w:r>
-        <w:t xml:space="preserve">(i.e.,</w:t>
-      </w:r>
-      <w:r>
-        <w:t xml:space="preserve"> </w:t>
       </w:r>
       <m:oMath>
         <m:sSub>
@@ -1761,6 +1575,55 @@
         </m:sSub>
       </m:oMath>
       <w:r>
+        <w:t xml:space="preserve">). All non-zero covariates (see characteristic 4) were given a moderate or large relationship to the outcome</w:t>
+      </w:r>
+      <w:r>
+        <w:t xml:space="preserve"> </w:t>
+      </w:r>
+      <m:oMath>
+        <m:r>
+          <m:t>Y</m:t>
+        </m:r>
+      </m:oMath>
+      <w:r>
+        <w:t xml:space="preserve"> </w:t>
+      </w:r>
+      <w:r>
+        <w:t xml:space="preserve">(i.e.,</w:t>
+      </w:r>
+      <w:r>
+        <w:t xml:space="preserve"> </w:t>
+      </w:r>
+      <m:oMath>
+        <m:sSub>
+          <m:e>
+            <m:r>
+              <m:t>r</m:t>
+            </m:r>
+          </m:e>
+          <m:sub>
+            <m:r>
+              <m:t>c</m:t>
+            </m:r>
+            <m:r>
+              <m:t>o</m:t>
+            </m:r>
+            <m:r>
+              <m:t>v</m:t>
+            </m:r>
+            <m:r>
+              <m:rPr>
+                <m:sty m:val="p"/>
+              </m:rPr>
+              <m:t>−</m:t>
+            </m:r>
+            <m:r>
+              <m:t>Y</m:t>
+            </m:r>
+          </m:sub>
+        </m:sSub>
+      </m:oMath>
+      <w:r>
         <w:t xml:space="preserve"> </w:t>
       </w:r>
       <w:r>
@@ -1771,9 +1634,8 @@
       <w:tblPr>
         <w:tblStyle w:val="Table"/>
         <w:tblW w:type="pct" w:w="5000"/>
+        <w:tblLayout w:type="fixed"/>
         <w:tblLook w:firstRow="0" w:lastRow="0" w:firstColumn="0" w:lastColumn="0" w:noHBand="0" w:noVBand="0" w:val="0000"/>
-        <w:jc w:val="start"/>
-        <w:tblLayout w:type="fixed"/>
       </w:tblPr>
       <w:tblGrid>
         <w:gridCol w:w="7920"/>
@@ -1787,7 +1649,7 @@
               <w:jc w:val="center"/>
             </w:pPr>
             <w:pPr>
-              <w:jc w:val="start"/>
+              <w:jc w:val="left"/>
               <w:spacing w:before="200"/>
               <w:pStyle w:val="ImageCaption"/>
             </w:pPr>
@@ -1800,7 +1662,6 @@
               <w:tblStyle w:val="Table"/>
               <w:tblW w:type="auto" w:w="0"/>
               <w:tblLook w:firstRow="1" w:lastRow="0" w:firstColumn="0" w:lastColumn="0" w:noHBand="0" w:noVBand="0" w:val="0020"/>
-              <w:jc w:val="start"/>
             </w:tblPr>
             <w:tblGrid>
               <w:gridCol w:w="3960"/>
@@ -1808,7 +1669,7 @@
             </w:tblGrid>
             <w:tr>
               <w:trPr>
-                <w:tblHeader w:val="true"/>
+                <w:tblHeader w:val="on"/>
               </w:trPr>
               <w:tc>
                 <w:tcPr/>
@@ -2062,7 +1923,7 @@
         <w:pStyle w:val="BodyText"/>
       </w:pPr>
       <w:r>
-        <w:t xml:space="preserve">We simulated 40,000 datasets within each research context. For each simulated dataset, we generated scores for a dichotomous focal independent variable (</w:t>
+        <w:t xml:space="preserve">We simulated 40,000 datasets within each research context. For each simulated dataset, we generated scores for a dichotomous focal IV (</w:t>
       </w:r>
       <m:oMath>
         <m:r>
@@ -2798,7 +2659,7 @@
         <w:pStyle w:val="Definition"/>
       </w:pPr>
       <w:r>
-        <w:t xml:space="preserve">Create a dichotomous focal independent variable (</w:t>
+        <w:t xml:space="preserve">Create a dichotomous focal IV(</w:t>
       </w:r>
       <m:oMath>
         <m:r>
@@ -2921,8 +2782,8 @@
         <m:d>
           <m:dPr>
             <m:begChr m:val="("/>
+            <m:sepChr m:val=""/>
             <m:endChr m:val=")"/>
-            <m:sepChr m:val=""/>
             <m:grow/>
           </m:dPr>
           <m:e>
@@ -3022,8 +2883,8 @@
       </w:r>
       <w:r>
         <w:rPr>
+          <w:i/>
           <w:iCs/>
-          <w:i/>
         </w:rPr>
         <w:t xml:space="preserve">p</w:t>
       </w:r>
@@ -3248,8 +3109,8 @@
       </w:r>
       <w:r>
         <w:rPr>
+          <w:i/>
           <w:iCs/>
-          <w:i/>
         </w:rPr>
         <w:t xml:space="preserve">p</w:t>
       </w:r>
@@ -3292,9 +3153,8 @@
       <w:tblPr>
         <w:tblStyle w:val="Table"/>
         <w:tblW w:type="pct" w:w="5000"/>
+        <w:tblLayout w:type="fixed"/>
         <w:tblLook w:firstRow="0" w:lastRow="0" w:firstColumn="0" w:lastColumn="0" w:noHBand="0" w:noVBand="0" w:val="0000"/>
-        <w:jc w:val="start"/>
-        <w:tblLayout w:type="fixed"/>
       </w:tblPr>
       <w:tblGrid>
         <w:gridCol w:w="7920"/>
@@ -3356,7 +3216,7 @@
               <w:jc w:val="center"/>
             </w:pPr>
             <w:pPr>
-              <w:jc w:val="start"/>
+              <w:jc w:val="left"/>
               <w:spacing w:before="200"/>
               <w:pStyle w:val="ImageCaption"/>
             </w:pPr>
@@ -3417,13 +3277,13 @@
       </w:r>
       <w:r>
         <w:rPr>
+          <w:i/>
           <w:iCs/>
-          <w:i/>
         </w:rPr>
         <w:t xml:space="preserve">p</w:t>
       </w:r>
       <w:r>
-        <w:t xml:space="preserve">-hacking approach was substantially increased with increasing number of available covariates, larger correlations between the covariates and</w:t>
+        <w:t xml:space="preserve">-hacking approach substantially increased with increasing number of available covariates, larger correlations between the covariates and</w:t>
       </w:r>
       <w:r>
         <w:t xml:space="preserve"> </w:t>
@@ -3475,7 +3335,7 @@
         <w:t xml:space="preserve"> </w:t>
       </w:r>
       <w:r>
-        <w:t xml:space="preserve">= 0.5), higher proportion of available covariates with non-zero correlations with</w:t>
+        <w:t xml:space="preserve">= 0.5), higher percentage of available covariates with non-zero correlations with</w:t>
       </w:r>
       <w:r>
         <w:t xml:space="preserve"> </w:t>
@@ -3493,13 +3353,24 @@
       </w:r>
       <w:r>
         <w:rPr>
+          <w:i/>
           <w:iCs/>
-          <w:i/>
         </w:rPr>
         <w:t xml:space="preserve">p</w:t>
       </w:r>
       <w:r>
-        <w:t xml:space="preserve">-hacking reached 0.462 in the worst case context (N = 50, 20 available covariates with</w:t>
+        <w:t xml:space="preserve">-hacking reached 0.462 in the worst case context (</w:t>
+      </w:r>
+      <m:oMath>
+        <m:r>
+          <m:t>N</m:t>
+        </m:r>
+      </m:oMath>
+      <w:r>
+        <w:t xml:space="preserve"> </w:t>
+      </w:r>
+      <w:r>
+        <w:t xml:space="preserve">= 50, 20 available covariates with</w:t>
       </w:r>
       <w:r>
         <w:t xml:space="preserve"> </w:t>
@@ -3552,8 +3423,8 @@
       </w:r>
       <w:r>
         <w:rPr>
+          <w:i/>
           <w:iCs/>
-          <w:i/>
         </w:rPr>
         <w:t xml:space="preserve">p</w:t>
       </w:r>
@@ -3580,7 +3451,18 @@
         </m:r>
       </m:oMath>
       <w:r>
-        <w:t xml:space="preserve">, small increases in Type I error rates were observed as the sample size decreased and the number of available covariates increased. However, Type I error rate inflation remained modest for these approaches even at the extremes of these two dimensions (up to 0.074 at N = 50 and up to 0.066 with 20 covariates in the simultaneous linear model approach). And in the worst case context at the intersection of all dimensions, error rates for these screening approaches that included</w:t>
+        <w:t xml:space="preserve">, small increases in Type I error rates were observed as the sample size decreased and the number of available covariates increased. However, Type I error rate inflation remained modest for these approaches even at the extremes of these two dimensions (up to 0.074 at</w:t>
+      </w:r>
+      <w:r>
+        <w:t xml:space="preserve"> </w:t>
+      </w:r>
+      <m:oMath>
+        <m:r>
+          <m:t>N</m:t>
+        </m:r>
+      </m:oMath>
+      <w:r>
+        <w:t xml:space="preserve">=50 and up to 0.066 with 20 covariates in the simultaneous linear model approach). And in the worst case context at the intersection of all dimensions, error rates for these screening approaches that included</w:t>
       </w:r>
       <w:r>
         <w:t xml:space="preserve"> </w:t>
@@ -3632,7 +3514,7 @@
         <w:t xml:space="preserve"> </w:t>
       </w:r>
       <w:r>
-        <w:t xml:space="preserve">nor the proportion of available covariates with non-zero correlations with</w:t>
+        <w:t xml:space="preserve">nor the percentage of available covariates with non-zero correlations with</w:t>
       </w:r>
       <w:r>
         <w:t xml:space="preserve"> </w:t>
@@ -3646,7 +3528,7 @@
         <w:t xml:space="preserve"> </w:t>
       </w:r>
       <w:r>
-        <w:t xml:space="preserve">appears to have any systematic impact on the Type I error rates for the data-driven approaches that included</w:t>
+        <w:t xml:space="preserve">appeared to have any systematic impact on the Type I error rates for the data-driven approaches that included</w:t>
       </w:r>
       <w:r>
         <w:t xml:space="preserve"> </w:t>
@@ -3664,9 +3546,8 @@
       <w:tblPr>
         <w:tblStyle w:val="Table"/>
         <w:tblW w:type="pct" w:w="5000"/>
+        <w:tblLayout w:type="fixed"/>
         <w:tblLook w:firstRow="0" w:lastRow="0" w:firstColumn="0" w:lastColumn="0" w:noHBand="0" w:noVBand="0" w:val="0000"/>
-        <w:jc w:val="start"/>
-        <w:tblLayout w:type="fixed"/>
       </w:tblPr>
       <w:tblGrid>
         <w:gridCol w:w="7920"/>
@@ -3728,12 +3609,12 @@
               <w:jc w:val="center"/>
             </w:pPr>
             <w:pPr>
-              <w:jc w:val="start"/>
+              <w:jc w:val="left"/>
               <w:spacing w:before="200"/>
               <w:pStyle w:val="ImageCaption"/>
             </w:pPr>
             <w:r>
-              <w:t xml:space="preserve">Figure 2: Type I error by method and research context. Plots are paneled by aspects of the research context (number of observations, number of covariates, proportion of good covariates, and Y-covariate correlation strength). Methods are displayed separately by color. Data-driven correlation selection methods that control for X are depicted as dashed lines.</w:t>
+              <w:t xml:space="preserve">Figure 2: Type I error by method and research context. Plots are paneled by aspects of the research context (number of observations, number of covariates, percentage of good covariates (i.e., covariates with non-zero correlations with Y), and Y-covariate correlation strength). Methods are displayed separately by color. Data-driven correlation selection methods that control for X are depicted as dashed lines.</w:t>
             </w:r>
           </w:p>
           <w:bookmarkEnd w:id="40"/>
@@ -3924,8 +3805,8 @@
       </w:r>
       <w:r>
         <w:rPr>
+          <w:i/>
           <w:iCs/>
-          <w:i/>
         </w:rPr>
         <w:t xml:space="preserve">p</w:t>
       </w:r>
@@ -3984,9 +3865,8 @@
       <w:tblPr>
         <w:tblStyle w:val="Table"/>
         <w:tblW w:type="pct" w:w="5000"/>
+        <w:tblLayout w:type="fixed"/>
         <w:tblLook w:firstRow="0" w:lastRow="0" w:firstColumn="0" w:lastColumn="0" w:noHBand="0" w:noVBand="0" w:val="0000"/>
-        <w:jc w:val="start"/>
-        <w:tblLayout w:type="fixed"/>
       </w:tblPr>
       <w:tblGrid>
         <w:gridCol w:w="7920"/>
@@ -4048,7 +3928,7 @@
               <w:jc w:val="center"/>
             </w:pPr>
             <w:pPr>
-              <w:jc w:val="start"/>
+              <w:jc w:val="left"/>
               <w:spacing w:before="200"/>
               <w:pStyle w:val="ImageCaption"/>
             </w:pPr>
@@ -4102,7 +3982,21 @@
         </w:r>
       </w:hyperlink>
       <w:r>
-        <w:t xml:space="preserve">). First, it is clear that the no covariates approach was always associated with the highest Type II error rates across all values of all dimensions of the research contexts. Second, the all-covariates approach tended to under-perform (i.e., higher Type II error rates) relative to the candidate data-driven approaches when the sample size was low, the number of available covariates was high, or the percentage of good covariates was low. Similarly, the data-driven approaches that did not include</w:t>
+        <w:t xml:space="preserve">). First, it is clear that the no covariates approach was always associated with the highest Type II error rates across all values of all dimensions of the research contexts. Second, the a priori all covariates approach tended to under-perform (i.e., higher Type II error rates) relative to the candidate data-driven approaches when the sample size was low, the number of available covariates was high, or the percentage of available covariates with non-zero correlations with</w:t>
+      </w:r>
+      <w:r>
+        <w:t xml:space="preserve"> </w:t>
+      </w:r>
+      <m:oMath>
+        <m:r>
+          <m:t>Y</m:t>
+        </m:r>
+      </m:oMath>
+      <w:r>
+        <w:t xml:space="preserve"> </w:t>
+      </w:r>
+      <w:r>
+        <w:t xml:space="preserve">was low. Similarly, the data-driven approaches that did not include</w:t>
       </w:r>
       <w:r>
         <w:t xml:space="preserve"> </w:t>
@@ -4130,16 +4024,37 @@
         <w:t xml:space="preserve"> </w:t>
       </w:r>
       <w:r>
-        <w:t xml:space="preserve">in these same contexts (low N, high number of covariates, low percentage of good covariates).</w:t>
+        <w:t xml:space="preserve">in these same contexts (low</w:t>
+      </w:r>
+      <w:r>
+        <w:t xml:space="preserve"> </w:t>
+      </w:r>
+      <m:oMath>
+        <m:r>
+          <m:t>N</m:t>
+        </m:r>
+      </m:oMath>
+      <w:r>
+        <w:t xml:space="preserve">, high number of covariates, low percentage of available covariates with non-zero correlations with</w:t>
+      </w:r>
+      <w:r>
+        <w:t xml:space="preserve"> </w:t>
+      </w:r>
+      <m:oMath>
+        <m:r>
+          <m:t>Y</m:t>
+        </m:r>
+      </m:oMath>
+      <w:r>
+        <w:t xml:space="preserve">).</w:t>
       </w:r>
     </w:p>
     <w:tbl>
       <w:tblPr>
         <w:tblStyle w:val="Table"/>
         <w:tblW w:type="pct" w:w="5000"/>
+        <w:tblLayout w:type="fixed"/>
         <w:tblLook w:firstRow="0" w:lastRow="0" w:firstColumn="0" w:lastColumn="0" w:noHBand="0" w:noVBand="0" w:val="0000"/>
-        <w:jc w:val="start"/>
-        <w:tblLayout w:type="fixed"/>
       </w:tblPr>
       <w:tblGrid>
         <w:gridCol w:w="7920"/>
@@ -4201,12 +4116,12 @@
               <w:jc w:val="center"/>
             </w:pPr>
             <w:pPr>
-              <w:jc w:val="start"/>
+              <w:jc w:val="left"/>
               <w:spacing w:before="200"/>
               <w:pStyle w:val="ImageCaption"/>
             </w:pPr>
             <w:r>
-              <w:t xml:space="preserve">Figure 4: Type II error by method and research context. Plots are paneled by aspects of the research context (number of observations, number of covariates, proportion of good covariates, and Y-covariate correlation strength, and population parameter for X). Methods are displayed separately by color. Data-driven correlation selection methods that control for X are depicted as dashed lines.</w:t>
+              <w:t xml:space="preserve">Figure 4: Type II error by method and research context. Plots are paneled by aspects of the research context (number of observations, number of covariates, percentage of good covariates covariates (i.e., covariates with non-zero correlations with Y), and Y-covariate correlation strength), and Y-covariate correlation strength, and population parameter for X). Methods are displayed separately by color. Data-driven correlation selection methods that control for X are depicted as dashed lines.</w:t>
             </w:r>
           </w:p>
           <w:bookmarkEnd w:id="51"/>
@@ -4254,7 +4169,7 @@
         <w:pStyle w:val="FirstParagraph"/>
       </w:pPr>
       <w:r>
-        <w:t xml:space="preserve">When the assumptions of the linear model are met, parameter estimates are unbiased (i.e. mean of the parameter estimate’s sampling distribution equals the value of the population parameter) and their sampling distributions follow the t-distribution. To evaluate the impact of the screening approaches on parameter estimate (i.e.,</w:t>
+        <w:t xml:space="preserve">When the assumptions of the linear model are met, parameter estimates are unbiased (i.e. the mean of the parameter estimate’s sampling distribution equals the value of the population parameter) and their sampling distributions follow the t-distribution. To evaluate the impact of the screening approaches on the parameter estimate (i.e.,</w:t>
       </w:r>
       <w:r>
         <w:t xml:space="preserve"> </w:t>
@@ -4382,9 +4297,8 @@
       <w:tblPr>
         <w:tblStyle w:val="Table"/>
         <w:tblW w:type="pct" w:w="5000"/>
+        <w:tblLayout w:type="fixed"/>
         <w:tblLook w:firstRow="0" w:lastRow="0" w:firstColumn="0" w:lastColumn="0" w:noHBand="0" w:noVBand="0" w:val="0000"/>
-        <w:jc w:val="start"/>
-        <w:tblLayout w:type="fixed"/>
       </w:tblPr>
       <w:tblGrid>
         <w:gridCol w:w="7920"/>
@@ -4398,7 +4312,7 @@
               <w:jc w:val="center"/>
             </w:pPr>
             <w:pPr>
-              <w:jc w:val="start"/>
+              <w:jc w:val="left"/>
               <w:spacing w:before="200"/>
               <w:pStyle w:val="ImageCaption"/>
             </w:pPr>
@@ -4411,7 +4325,6 @@
               <w:tblStyle w:val="Table"/>
               <w:tblW w:type="auto" w:w="0"/>
               <w:tblLook w:firstRow="1" w:lastRow="0" w:firstColumn="0" w:lastColumn="0" w:noHBand="0" w:noVBand="0" w:val="0020"/>
-              <w:jc w:val="start"/>
             </w:tblPr>
             <w:tblGrid>
               <w:gridCol w:w="1980"/>
@@ -4421,7 +4334,7 @@
             </w:tblGrid>
             <w:tr>
               <w:trPr>
-                <w:tblHeader w:val="true"/>
+                <w:tblHeader w:val="on"/>
               </w:trPr>
               <w:tc>
                 <w:tcPr/>
@@ -5126,9 +5039,8 @@
       <w:tblPr>
         <w:tblStyle w:val="Table"/>
         <w:tblW w:type="pct" w:w="5000"/>
+        <w:tblLayout w:type="fixed"/>
         <w:tblLook w:firstRow="0" w:lastRow="0" w:firstColumn="0" w:lastColumn="0" w:noHBand="0" w:noVBand="0" w:val="0000"/>
-        <w:jc w:val="start"/>
-        <w:tblLayout w:type="fixed"/>
       </w:tblPr>
       <w:tblGrid>
         <w:gridCol w:w="7920"/>
@@ -5190,7 +5102,7 @@
               <w:jc w:val="center"/>
             </w:pPr>
             <w:pPr>
-              <w:jc w:val="start"/>
+              <w:jc w:val="left"/>
               <w:spacing w:before="200"/>
               <w:pStyle w:val="ImageCaption"/>
             </w:pPr>
@@ -5260,8 +5172,8 @@
       </w:r>
       <w:r>
         <w:rPr>
+          <w:i/>
           <w:iCs/>
-          <w:i/>
         </w:rPr>
         <w:t xml:space="preserve">p</w:t>
       </w:r>
@@ -5352,13 +5264,13 @@
       </w:r>
       <w:r>
         <w:rPr>
+          <w:i/>
           <w:iCs/>
-          <w:i/>
         </w:rPr>
         <w:t xml:space="preserve">p</w:t>
       </w:r>
       <w:r>
-        <w:t xml:space="preserve">-hacking yielded substantial optimistic (over-estimation) bias in the parameter estimates as seen in the both mean</w:t>
+        <w:t xml:space="preserve">-hacking yielded substantial optimistic (over-estimation) bias in the parameter estimates as seen in both the mean</w:t>
       </w:r>
       <w:r>
         <w:t xml:space="preserve"> </w:t>
@@ -5449,7 +5361,7 @@
         <w:t xml:space="preserve"> </w:t>
       </w:r>
       <w:r>
-        <w:t xml:space="preserve">was used without any prior screening of covariates in separate analyses. The data-driven approaches that included</w:t>
+        <w:t xml:space="preserve">was used without any prior screening of covariates in separate analyses. The candidate data-driven approaches that included</w:t>
       </w:r>
       <w:r>
         <w:t xml:space="preserve"> </w:t>
@@ -5528,7 +5440,7 @@
         <w:t xml:space="preserve"> </w:t>
       </w:r>
       <w:r>
-        <w:t xml:space="preserve">and a covariate in a specific sample is due to noise in that sample because covariates are measure prior to IV manipulation). Given this, when selected covariates were included in the primary analysis, they did not systematically increase or decrease</w:t>
+        <w:t xml:space="preserve">and a covariate in a specific sample is due to noise in that sample because covariates are measured prior to IV manipulation). Given this, when selected covariates were included in the primary analysis, they did not systematically increase or decrease</w:t>
       </w:r>
       <w:r>
         <w:t xml:space="preserve"> </w:t>
@@ -5581,31 +5493,30 @@
         <w:t xml:space="preserve"> </w:t>
       </w:r>
       <w:r>
-        <w:t xml:space="preserve">in the sample (due to noise) are selected at a slightly higher rate because this spurious correlation further increased their positive correlation with $Y (given that</w:t>
-      </w:r>
-      <w:r>
-        <w:t xml:space="preserve"> </w:t>
-      </w:r>
-      <m:oMath>
-        <m:r>
-          <m:rPr>
-            <m:sty m:val="p"/>
-          </m:rPr>
-          <m:t>/</m:t>
-        </m:r>
-        <m:r>
-          <m:t>b</m:t>
-        </m:r>
-        <m:r>
-          <m:t>e</m:t>
-        </m:r>
-        <m:r>
-          <m:t>t</m:t>
-        </m:r>
+        <w:t xml:space="preserve">in the sample (due to noise) are selected at a slightly higher rate because this spurious correlation further increased their positive correlation with</w:t>
+      </w:r>
+      <w:r>
+        <w:t xml:space="preserve"> </w:t>
+      </w:r>
+      <m:oMath>
+        <m:r>
+          <m:t>Y</m:t>
+        </m:r>
+      </m:oMath>
+      <w:r>
+        <w:t xml:space="preserve"> </w:t>
+      </w:r>
+      <w:r>
+        <w:t xml:space="preserve">(given that</w:t>
+      </w:r>
+      <w:r>
+        <w:t xml:space="preserve"> </w:t>
+      </w:r>
+      <m:oMath>
         <m:sSub>
           <m:e>
             <m:r>
-              <m:t>a</m:t>
+              <m:t>β</m:t>
             </m:r>
           </m:e>
           <m:sub>
@@ -5658,7 +5569,7 @@
         <w:t xml:space="preserve"> </w:t>
       </w:r>
       <w:r>
-        <w:t xml:space="preserve">and result in a pessimistically (under-estimation) bias in the estimate of</w:t>
+        <w:t xml:space="preserve">and result in a pessimistic (under-estimation) bias in the estimate of</w:t>
       </w:r>
       <w:r>
         <w:t xml:space="preserve"> </w:t>
@@ -5677,6 +5588,9 @@
           </m:sub>
         </m:sSub>
       </m:oMath>
+      <w:r>
+        <w:t xml:space="preserve">.</w:t>
+      </w:r>
     </w:p>
     <w:bookmarkEnd w:id="61"/>
     <w:bookmarkEnd w:id="62"/>
@@ -5710,62 +5624,71 @@
       </w:r>
       <w:r>
         <w:rPr>
+          <w:i/>
           <w:iCs/>
+        </w:rPr>
+        <w:t xml:space="preserve">p</w:t>
+      </w:r>
+      <w:r>
+        <w:t xml:space="preserve">-hacking can severely inflate Type I error rate. Simmons et al. observed a mean Type I error rate of 0.117 for the test of an IV when selecting between two potential covariates (</w:t>
+      </w:r>
+      <m:oMath>
+        <m:r>
+          <m:t>N</m:t>
+        </m:r>
+      </m:oMath>
+      <w:r>
+        <w:t xml:space="preserve">=40) using a</w:t>
+      </w:r>
+      <w:r>
+        <w:t xml:space="preserve"> </w:t>
+      </w:r>
+      <w:r>
+        <w:rPr>
           <w:i/>
+          <w:iCs/>
         </w:rPr>
         <w:t xml:space="preserve">p</w:t>
       </w:r>
       <w:r>
-        <w:t xml:space="preserve">-hacking can severely inflate Type I error rate. Simmons et al. observed a mean Type I error rate of 0.117 for the test of an IV when selecting between two potential covariates (</w:t>
-      </w:r>
-      <w:r>
-        <w:rPr>
+        <w:t xml:space="preserve">-hacking approach. Across our closest research contexts that included 4 covariates with N=50, we observed a comparable mean Type I error rate (0.103). However, our simulations clarify that this estimate may meaningfully underestimate the potential magnitude of the</w:t>
+      </w:r>
+      <w:r>
+        <w:t xml:space="preserve"> </w:t>
+      </w:r>
+      <w:r>
+        <w:rPr>
+          <w:i/>
           <w:iCs/>
+        </w:rPr>
+        <w:t xml:space="preserve">p</w:t>
+      </w:r>
+      <w:r>
+        <w:t xml:space="preserve">-hacking problem in common research contexts. For example, researchers often can choose from among many more available covariates. With just a modest increase in the pool of available covariates (i.e., 8-12 covariates), our simulations show that mean Type I error rate for the</w:t>
+      </w:r>
+      <w:r>
+        <w:t xml:space="preserve"> </w:t>
+      </w:r>
+      <w:r>
+        <w:rPr>
           <w:i/>
-        </w:rPr>
-        <w:t xml:space="preserve">N</w:t>
-      </w:r>
-      <w:r>
-        <w:t xml:space="preserve">=40) using a</w:t>
-      </w:r>
-      <w:r>
-        <w:t xml:space="preserve"> </w:t>
-      </w:r>
-      <w:r>
-        <w:rPr>
           <w:iCs/>
-          <w:i/>
         </w:rPr>
         <w:t xml:space="preserve">p</w:t>
       </w:r>
       <w:r>
-        <w:t xml:space="preserve">-hacking approach. Across our closest research contexts that included 4 covariates with N=50, we observed a comparable mean Type I error rate (0.103). However, our simulations clarify that this estimate may meaningfully underestimate the potential magnitude of the</w:t>
-      </w:r>
-      <w:r>
-        <w:t xml:space="preserve"> </w:t>
-      </w:r>
-      <w:r>
-        <w:rPr>
-          <w:iCs/>
-          <w:i/>
-        </w:rPr>
-        <w:t xml:space="preserve">p</w:t>
-      </w:r>
-      <w:r>
-        <w:t xml:space="preserve">-hacking problem in common research contexts. For example, researchers often can choose from among many more available covariates. With just a modest increase in the pool of available covariates (i.e., 8-12 covariates), our simulations show that mean Type I error rate for the</w:t>
-      </w:r>
-      <w:r>
-        <w:t xml:space="preserve"> </w:t>
-      </w:r>
-      <w:r>
-        <w:rPr>
-          <w:iCs/>
-          <w:i/>
-        </w:rPr>
-        <w:t xml:space="preserve">p</w:t>
-      </w:r>
-      <w:r>
-        <w:t xml:space="preserve">- hacking approach increases to 0.191. And if the size of the pool is increased further (i.e., 16-20 covariates), the mean Type I error rate is increased nearly 3-fold (0.295) from what was reported by Simmons et al., even when aggregated across contexts that include sample sizes up to N=400.</w:t>
+        <w:t xml:space="preserve">-hacking approach increased to 0.191. And if the size of the pool is increased further (i.e., 16-20 covariates), the mean Type I error rate is increased nearly 3-fold (0.295) from what was reported by Simmons et al., even when aggregated across contexts that include sample sizes up to</w:t>
+      </w:r>
+      <w:r>
+        <w:t xml:space="preserve"> </w:t>
+      </w:r>
+      <m:oMath>
+        <m:r>
+          <m:t>N</m:t>
+        </m:r>
+      </m:oMath>
+      <w:r>
+        <w:t xml:space="preserve">=400.</w:t>
       </w:r>
     </w:p>
     <w:p>
@@ -5898,7 +5821,7 @@
         <w:pStyle w:val="BodyText"/>
       </w:pPr>
       <w:r>
-        <w:t xml:space="preserve">Next, it should be acknowledged that the all covariates approach is a reasonable option in many research contexts. Like the no covariates approach, it has a mean Type I error rate of 0.05 and yields an unbiased estimate of</w:t>
+        <w:t xml:space="preserve">Next, it should be acknowledged that the all covariates approach is a reasonable option in many research contexts. Like the no covariates approach, it had a mean Type I error rate of 0.05 and yielded an unbiased estimate of</w:t>
       </w:r>
       <w:r>
         <w:t xml:space="preserve"> </w:t>
@@ -5918,7 +5841,7 @@
         </m:sSub>
       </m:oMath>
       <w:r>
-        <w:t xml:space="preserve">. Yet across the range of values for all research dimensions (and almost all intersections that define specific research contexts), the Type II error rate for the all covariates approach is lower than the no covariates approach, confirming its superiority. Furthermore, the mean Type II error rate (aggregated across all research contexts) for the all covariates approach was only 0.015 - 0.020 higher than some of the best performing data-driven selection approaches while also being the easiest approach to implement computationally because it eliminates the need for screening models and selection.</w:t>
+        <w:t xml:space="preserve">. Yet across the range of values for all research dimensions (and almost all intersections that define specific research contexts), the Type II error rate for the all covariates approach was lower than the no covariates approach, confirming its superiority. Furthermore, the mean Type II error rate (aggregated across all research contexts) for the all covariates approach was only 0.015 - 0.020 higher than some of the best performing data-driven selection approaches while also being the easiest approach to implement computationally because it eliminates the need for screening models and selection.</w:t>
       </w:r>
     </w:p>
     <w:p>
@@ -5926,13 +5849,24 @@
         <w:pStyle w:val="BodyText"/>
       </w:pPr>
       <w:r>
-        <w:t xml:space="preserve">Nonetheless, the data-driven covariate selection approaches are not difficult to implement (see examples of R code for each method shared on OSF</w:t>
-      </w:r>
-      <w:r>
-        <w:t xml:space="preserve"> </w:t>
-      </w:r>
-      <w:r>
-        <w:t xml:space="preserve">) and it may never be wise to give up any improvements in power, even if modest. Moreover, the relative benefits of the best data-driven approaches are more substantial in some specific research contexts (e.g., small N, large number of more exploratory covariates available). In the best case example (</w:t>
+        <w:t xml:space="preserve">Nonetheless, the candidate data-driven covariate selection approaches are not difficult to implement (see examples of R code for each method shared on OSF</w:t>
+      </w:r>
+      <w:r>
+        <w:t xml:space="preserve"> </w:t>
+      </w:r>
+      <w:r>
+        <w:t xml:space="preserve">) and it may never be wise to give up any improvements in power, even if modest. Moreover, the relative benefits of the best data-driven approaches are more substantial in some specific research contexts (e.g., small</w:t>
+      </w:r>
+      <w:r>
+        <w:t xml:space="preserve"> </w:t>
+      </w:r>
+      <m:oMath>
+        <m:r>
+          <m:t>N</m:t>
+        </m:r>
+      </m:oMath>
+      <w:r>
+        <w:t xml:space="preserve">, large number of more exploratory covariates available). In the best case example (</w:t>
       </w:r>
       <m:oMath>
         <m:r>
@@ -5971,73 +5905,46 @@
       <w:r>
         <w:t xml:space="preserve"> </w:t>
       </w:r>
-      <w:r>
-        <w:t xml:space="preserve">$r_{cov\-Y}$</w:t>
-      </w:r>
-      <w:r>
-        <w:t xml:space="preserve">=0.5,</w:t>
-      </w:r>
-      <w:r>
-        <w:t xml:space="preserve"> </w:t>
-      </w:r>
-      <w:r>
-        <w:t xml:space="preserve">$\%_cov}$</w:t>
-      </w:r>
-      <w:r>
-        <w:t xml:space="preserve">=0.25 and</w:t>
-      </w:r>
-      <w:r>
-        <w:t xml:space="preserve"> </w:t>
-      </w:r>
       <m:oMath>
         <m:sSub>
           <m:e>
             <m:r>
-              <m:t>β</m:t>
+              <m:t>r</m:t>
             </m:r>
           </m:e>
           <m:sub>
             <m:r>
-              <m:t>X</m:t>
+              <m:t>c</m:t>
+            </m:r>
+            <m:r>
+              <m:t>o</m:t>
+            </m:r>
+            <m:r>
+              <m:t>v</m:t>
+            </m:r>
+            <m:r>
+              <m:rPr>
+                <m:sty m:val="p"/>
+              </m:rPr>
+              <m:t>−</m:t>
+            </m:r>
+            <m:r>
+              <m:t>Y</m:t>
             </m:r>
           </m:sub>
         </m:sSub>
       </m:oMath>
       <w:r>
-        <w:t xml:space="preserve">=0.5), the Type II error rate for the LASSO with</w:t>
-      </w:r>
-      <w:r>
-        <w:t xml:space="preserve"> </w:t>
-      </w:r>
-      <m:oMath>
-        <m:r>
-          <m:t>X</m:t>
-        </m:r>
-      </m:oMath>
-      <w:r>
-        <w:t xml:space="preserve"> </w:t>
-      </w:r>
-      <w:r>
-        <w:t xml:space="preserve">approach is 0.204 lower than the all covariates approach!</w:t>
-      </w:r>
-    </w:p>
-    <w:p>
-      <w:pPr>
-        <w:pStyle w:val="BodyText"/>
-      </w:pPr>
-      <w:r>
-        <w:t xml:space="preserve">There are several issues to consider when comparing among the several top candidate data-driven approaches. The approach with the lowest mean Type II error rate (0.337) was the simultaneous LASSO with</w:t>
-      </w:r>
-      <w:r>
-        <w:t xml:space="preserve"> </w:t>
-      </w:r>
-      <m:oMath>
-        <m:r>
-          <m:t>X</m:t>
-        </m:r>
-      </m:oMath>
-      <w:r>
-        <w:t xml:space="preserve">. This approach also provides an unbiased estimate of</w:t>
+        <w:t xml:space="preserve">=0.5,</w:t>
+      </w:r>
+      <w:r>
+        <w:t xml:space="preserve"> </w:t>
+      </w:r>
+      <w:r>
+        <w:t xml:space="preserve">$\%_cov}$</w:t>
+      </w:r>
+      <w:r>
+        <w:t xml:space="preserve">=0.25 and</w:t>
       </w:r>
       <w:r>
         <w:t xml:space="preserve"> </w:t>
@@ -6057,7 +5964,7 @@
         </m:sSub>
       </m:oMath>
       <w:r>
-        <w:t xml:space="preserve">. However, it has a slightly inflated Type I error rate (0.057) and the implementation of LASSO may be less familiar to some researchers (but see example code on OSF to implement it ). Screening with separate covariate linear models with</w:t>
+        <w:t xml:space="preserve">=0.5), the Type II error rate for the simultaneous LASSO with</w:t>
       </w:r>
       <w:r>
         <w:t xml:space="preserve"> </w:t>
@@ -6071,7 +5978,26 @@
         <w:t xml:space="preserve"> </w:t>
       </w:r>
       <w:r>
-        <w:t xml:space="preserve">may feel easier or more familiar to some researchers, and also yields an unbiased estimate of</w:t>
+        <w:t xml:space="preserve">approach was 0.204 lower than the all covariates approach!</w:t>
+      </w:r>
+    </w:p>
+    <w:p>
+      <w:pPr>
+        <w:pStyle w:val="BodyText"/>
+      </w:pPr>
+      <w:r>
+        <w:t xml:space="preserve">There are several issues to consider when comparing among the several top candidate data-driven approaches. The approach with the lowest mean Type II error rate (0.337) was the simultaneous LASSO with</w:t>
+      </w:r>
+      <w:r>
+        <w:t xml:space="preserve"> </w:t>
+      </w:r>
+      <m:oMath>
+        <m:r>
+          <m:t>X</m:t>
+        </m:r>
+      </m:oMath>
+      <w:r>
+        <w:t xml:space="preserve">. This approach also provided an unbiased estimate of</w:t>
       </w:r>
       <w:r>
         <w:t xml:space="preserve"> </w:t>
@@ -6091,10 +6017,7 @@
         </m:sSub>
       </m:oMath>
       <w:r>
-        <w:t xml:space="preserve"> </w:t>
-      </w:r>
-      <w:r>
-        <w:t xml:space="preserve">with slightly worse Type II (0.341) but better Type I (0.052) than LASSO with</w:t>
+        <w:t xml:space="preserve">. However, it had a slightly inflated Type I error rate (0.057) and the implementation of LASSO may be less familiar to some researchers (but see example code on OSF to implement it). Screening with separate covariate linear models with</w:t>
       </w:r>
       <w:r>
         <w:t xml:space="preserve"> </w:t>
@@ -6105,21 +6028,10 @@
         </m:r>
       </m:oMath>
       <w:r>
-        <w:t xml:space="preserve">. Finally, if perfect control of Type I error rate at the nominal alpha is desired, screening with separate linear models without</w:t>
-      </w:r>
-      <w:r>
-        <w:t xml:space="preserve"> </w:t>
-      </w:r>
-      <m:oMath>
-        <m:r>
-          <m:t>X</m:t>
-        </m:r>
-      </m:oMath>
-      <w:r>
-        <w:t xml:space="preserve"> </w:t>
-      </w:r>
-      <w:r>
-        <w:t xml:space="preserve">may be preferred. However, this approach introduces modest pessimistic bias into the estimate of</w:t>
+        <w:t xml:space="preserve"> </w:t>
+      </w:r>
+      <w:r>
+        <w:t xml:space="preserve">may feel easier, or more familiar to some researchers. This method yielded an unbiased estimate of</w:t>
       </w:r>
       <w:r>
         <w:t xml:space="preserve"> </w:t>
@@ -6139,15 +6051,10 @@
         </m:sSub>
       </m:oMath>
       <w:r>
-        <w:t xml:space="preserve">, and further increase in mean Type II error rate (0.347) than the previous two approach.</w:t>
-      </w:r>
-    </w:p>
-    <w:p>
-      <w:pPr>
-        <w:pStyle w:val="BodyText"/>
-      </w:pPr>
-      <w:r>
-        <w:t xml:space="preserve">There are several additional considerations worth noting when evaluating and implementing any covariate selection method. First, although some of the data-driven approaches (that include</w:t>
+        <w:t xml:space="preserve"> </w:t>
+      </w:r>
+      <w:r>
+        <w:t xml:space="preserve">with slightly worse Type II error rate (0.341) but better Type I error rate (0.052) than simultaneous LASSO with</w:t>
       </w:r>
       <w:r>
         <w:t xml:space="preserve"> </w:t>
@@ -6158,27 +6065,7 @@
         </m:r>
       </m:oMath>
       <w:r>
-        <w:t xml:space="preserve">) introduce slight inflation of mean Type I error rate, this increase is likely no greater than what occurs with common modest violations of model assumptions (e.g., some heterogeneity in variance of residuals across</w:t>
-      </w:r>
-      <w:r>
-        <w:t xml:space="preserve"> </w:t>
-      </w:r>
-      <m:oMath>
-        <m:r>
-          <m:t>h</m:t>
-        </m:r>
-        <m:r>
-          <m:t>a</m:t>
-        </m:r>
-        <m:r>
-          <m:t>t</m:t>
-        </m:r>
-        <m:r>
-          <m:t>Y</m:t>
-        </m:r>
-      </m:oMath>
-      <w:r>
-        <w:t xml:space="preserve">). Similarly, although some data-driven approaches (that do not include</w:t>
+        <w:t xml:space="preserve">. Finally, if perfect control of Type I error rate at the nominal alpha is desired, screening with separate covariate linear models without</w:t>
       </w:r>
       <w:r>
         <w:t xml:space="preserve"> </w:t>
@@ -6189,7 +6076,10 @@
         </m:r>
       </m:oMath>
       <w:r>
-        <w:t xml:space="preserve">) introduce slight bias into the estimate of</w:t>
+        <w:t xml:space="preserve"> </w:t>
+      </w:r>
+      <w:r>
+        <w:t xml:space="preserve">may be preferred. However, this approach introduced modest pessimistic bias into the estimate of</w:t>
       </w:r>
       <w:r>
         <w:t xml:space="preserve"> </w:t>
@@ -6209,6 +6099,76 @@
         </m:sSub>
       </m:oMath>
       <w:r>
+        <w:t xml:space="preserve">, and further increased mean Type II error rate (0.347) than the previous two approaches.</w:t>
+      </w:r>
+    </w:p>
+    <w:p>
+      <w:pPr>
+        <w:pStyle w:val="BodyText"/>
+      </w:pPr>
+      <w:r>
+        <w:t xml:space="preserve">There are several additional considerations worth noting when evaluating and implementing any covariate selection method. First, although some of the data-driven approaches (that include</w:t>
+      </w:r>
+      <w:r>
+        <w:t xml:space="preserve"> </w:t>
+      </w:r>
+      <m:oMath>
+        <m:r>
+          <m:t>X</m:t>
+        </m:r>
+      </m:oMath>
+      <w:r>
+        <w:t xml:space="preserve">) introduced slight inflation of mean Type I error rate, this increase is likely no greater than what occurs with common modest violations of model assumptions (e.g., some heterogeneity in variance of residuals across</w:t>
+      </w:r>
+      <w:r>
+        <w:t xml:space="preserve"> </w:t>
+      </w:r>
+      <m:oMath>
+        <m:r>
+          <m:t>h</m:t>
+        </m:r>
+        <m:r>
+          <m:t>a</m:t>
+        </m:r>
+        <m:r>
+          <m:t>t</m:t>
+        </m:r>
+        <m:r>
+          <m:t>Y</m:t>
+        </m:r>
+      </m:oMath>
+      <w:r>
+        <w:t xml:space="preserve">). Similarly, although some data-driven approaches (that do not include</w:t>
+      </w:r>
+      <w:r>
+        <w:t xml:space="preserve"> </w:t>
+      </w:r>
+      <m:oMath>
+        <m:r>
+          <m:t>X</m:t>
+        </m:r>
+      </m:oMath>
+      <w:r>
+        <w:t xml:space="preserve">) introduced slight bias into the estimate of</w:t>
+      </w:r>
+      <w:r>
+        <w:t xml:space="preserve"> </w:t>
+      </w:r>
+      <m:oMath>
+        <m:sSub>
+          <m:e>
+            <m:r>
+              <m:t>β</m:t>
+            </m:r>
+          </m:e>
+          <m:sub>
+            <m:r>
+              <m:t>X</m:t>
+            </m:r>
+          </m:sub>
+        </m:sSub>
+      </m:oMath>
+      <w:r>
         <w:t xml:space="preserve">, this bias is also likely no greater than what is typical when the assumption of no measurement error in model</w:t>
       </w:r>
       <w:r>
@@ -6250,17 +6210,20 @@
         <w:t xml:space="preserve"> </w:t>
       </w:r>
       <w:r>
-        <w:t xml:space="preserve">and covariates). Furthermore, researchers should carefully consider if the interpretative complexity introduced by this alternative use of correlated covariates is warranted and meets their goals (</w:t>
-      </w:r>
-      <w:r>
-        <w:t xml:space="preserve"> </w:t>
-      </w:r>
-      <w:r>
-        <w:t xml:space="preserve">INSERT MILLER AND CHAPMAN REF). Nonetheless, we believe our paper provides strong evidence to support the clear benefits of using baseline covariates. We hope that we have also clarified the relative costs and benefits of key approaches to selecting them in experimental research.</w:t>
+        <w:t xml:space="preserve">and covariates). Furthermore, researchers should carefully consider if the interpretative complexity introduced by this alternative use of correlated covariates is warranted and meets their goals</w:t>
+      </w:r>
+      <w:r>
+        <w:t xml:space="preserve"> </w:t>
+      </w:r>
+      <w:r>
+        <w:t xml:space="preserve">(Miller and Chapman 2001)</w:t>
+      </w:r>
+      <w:r>
+        <w:t xml:space="preserve">. Nonetheless, we believe our paper provides strong evidence to support the clear benefits of using baseline covariates. We hope that we have also clarified the relative costs and benefits of key approaches to selecting them in experimental research.</w:t>
       </w:r>
     </w:p>
     <w:bookmarkEnd w:id="63"/>
-    <w:bookmarkStart w:id="98" w:name="references"/>
+    <w:bookmarkStart w:id="104" w:name="references"/>
     <w:p>
       <w:pPr>
         <w:pStyle w:val="Heading1"/>
@@ -6269,7 +6232,7 @@
         <w:t xml:space="preserve">References</w:t>
       </w:r>
     </w:p>
-    <w:bookmarkStart w:id="97" w:name="refs"/>
+    <w:bookmarkStart w:id="103" w:name="refs"/>
     <w:bookmarkStart w:id="65" w:name="ref-beachChoosingCovariatesAnalysis1989"/>
     <w:p>
       <w:pPr>
@@ -6289,8 +6252,8 @@
       </w:r>
       <w:r>
         <w:rPr>
+          <w:i/>
           <w:iCs/>
-          <w:i/>
         </w:rPr>
         <w:t xml:space="preserve">Controlled Clinical Trials</w:t>
       </w:r>
@@ -6316,12 +6279,70 @@
       </w:r>
     </w:p>
     <w:bookmarkEnd w:id="65"/>
-    <w:bookmarkStart w:id="67" w:name="ref-buttonPowerFailureWhy2013"/>
+    <w:bookmarkStart w:id="67" w:name="ref-bradfordHowBadCould2013"/>
     <w:p>
       <w:pPr>
         <w:pStyle w:val="Bibliography"/>
       </w:pPr>
       <w:r>
+        <w:t xml:space="preserve">Bradford, Daniel E, Benjamin L Shapiro, and John J Curtin. 2013.</w:t>
+      </w:r>
+      <w:r>
+        <w:t xml:space="preserve"> </w:t>
+      </w:r>
+      <w:r>
+        <w:t xml:space="preserve">“How Bad Could It Be?</w:t>
+      </w:r>
+      <w:r>
+        <w:t xml:space="preserve"> </w:t>
+      </w:r>
+      <w:r>
+        <w:t xml:space="preserve">Alcohol</w:t>
+      </w:r>
+      <w:r>
+        <w:t xml:space="preserve"> </w:t>
+      </w:r>
+      <w:r>
+        <w:t xml:space="preserve">Dampens Stress Responses to Threat of Uncertain Intensity.”</w:t>
+      </w:r>
+      <w:r>
+        <w:t xml:space="preserve"> </w:t>
+      </w:r>
+      <w:r>
+        <w:rPr>
+          <w:i/>
+          <w:iCs/>
+        </w:rPr>
+        <w:t xml:space="preserve">Psychological Science</w:t>
+      </w:r>
+      <w:r>
+        <w:t xml:space="preserve"> </w:t>
+      </w:r>
+      <w:r>
+        <w:t xml:space="preserve">24 (12): 2541–49.</w:t>
+      </w:r>
+      <w:r>
+        <w:t xml:space="preserve"> </w:t>
+      </w:r>
+      <w:hyperlink r:id="rId66">
+        <w:r>
+          <w:rPr>
+            <w:rStyle w:val="Hyperlink"/>
+          </w:rPr>
+          <w:t xml:space="preserve">https://doi.org/10.1177/0956797613499923</w:t>
+        </w:r>
+      </w:hyperlink>
+      <w:r>
+        <w:t xml:space="preserve">.</w:t>
+      </w:r>
+    </w:p>
+    <w:bookmarkEnd w:id="67"/>
+    <w:bookmarkStart w:id="69" w:name="ref-buttonPowerFailureWhy2013"/>
+    <w:p>
+      <w:pPr>
+        <w:pStyle w:val="Bibliography"/>
+      </w:pPr>
+      <w:r>
         <w:t xml:space="preserve">Button, Katherine S., John P. A. Ioannidis, Claire Mokrysz, Brian A. Nosek, Jonathan Flint, Emma S. J. Robinson, and Marcus R. Munafò. 2013.</w:t>
       </w:r>
       <w:r>
@@ -6335,8 +6356,8 @@
       </w:r>
       <w:r>
         <w:rPr>
+          <w:i/>
           <w:iCs/>
-          <w:i/>
         </w:rPr>
         <w:t xml:space="preserve">Nature Reviews Neuroscience</w:t>
       </w:r>
@@ -6349,7 +6370,7 @@
       <w:r>
         <w:t xml:space="preserve"> </w:t>
       </w:r>
-      <w:hyperlink r:id="rId66">
+      <w:hyperlink r:id="rId68">
         <w:r>
           <w:rPr>
             <w:rStyle w:val="Hyperlink"/>
@@ -6361,8 +6382,8 @@
         <w:t xml:space="preserve">.</w:t>
       </w:r>
     </w:p>
-    <w:bookmarkEnd w:id="67"/>
-    <w:bookmarkStart w:id="69" w:name="ref-chtc"/>
+    <w:bookmarkEnd w:id="69"/>
+    <w:bookmarkStart w:id="71" w:name="ref-chtc"/>
     <w:p>
       <w:pPr>
         <w:pStyle w:val="Bibliography"/>
@@ -6385,7 +6406,7 @@
       <w:r>
         <w:t xml:space="preserve"> </w:t>
       </w:r>
-      <w:hyperlink r:id="rId68">
+      <w:hyperlink r:id="rId70">
         <w:r>
           <w:rPr>
             <w:rStyle w:val="Hyperlink"/>
@@ -6397,8 +6418,8 @@
         <w:t xml:space="preserve">.</w:t>
       </w:r>
     </w:p>
-    <w:bookmarkEnd w:id="69"/>
-    <w:bookmarkStart w:id="71" w:name="X7184952359760f4d1a5486dd020a7850c2f64c7"/>
+    <w:bookmarkEnd w:id="71"/>
+    <w:bookmarkStart w:id="73" w:name="X7184952359760f4d1a5486dd020a7850c2f64c7"/>
     <w:p>
       <w:pPr>
         <w:pStyle w:val="Bibliography"/>
@@ -6429,8 +6450,8 @@
       </w:r>
       <w:r>
         <w:rPr>
+          <w:i/>
           <w:iCs/>
-          <w:i/>
         </w:rPr>
         <w:t xml:space="preserve">The Journal of Abnormal and Social Psychology</w:t>
       </w:r>
@@ -6443,7 +6464,7 @@
       <w:r>
         <w:t xml:space="preserve"> </w:t>
       </w:r>
-      <w:hyperlink r:id="rId70">
+      <w:hyperlink r:id="rId72">
         <w:r>
           <w:rPr>
             <w:rStyle w:val="Hyperlink"/>
@@ -6455,8 +6476,8 @@
         <w:t xml:space="preserve">.</w:t>
       </w:r>
     </w:p>
-    <w:bookmarkEnd w:id="71"/>
-    <w:bookmarkStart w:id="72" w:name="ref-cohenStatisticalPowerAnalysis1988"/>
+    <w:bookmarkEnd w:id="73"/>
+    <w:bookmarkStart w:id="74" w:name="ref-cohenStatisticalPowerAnalysis1988"/>
     <w:p>
       <w:pPr>
         <w:pStyle w:val="Bibliography"/>
@@ -6469,111 +6490,111 @@
       </w:r>
       <w:r>
         <w:rPr>
+          <w:i/>
           <w:iCs/>
+        </w:rPr>
+        <w:t xml:space="preserve">Statistical</w:t>
+      </w:r>
+      <w:r>
+        <w:rPr>
           <w:i/>
-        </w:rPr>
-        <w:t xml:space="preserve">Statistical</w:t>
-      </w:r>
-      <w:r>
-        <w:rPr>
           <w:iCs/>
+        </w:rPr>
+        <w:t xml:space="preserve"> </w:t>
+      </w:r>
+      <w:r>
+        <w:rPr>
           <w:i/>
-        </w:rPr>
-        <w:t xml:space="preserve"> </w:t>
-      </w:r>
-      <w:r>
-        <w:rPr>
           <w:iCs/>
+        </w:rPr>
+        <w:t xml:space="preserve">Power Analysis</w:t>
+      </w:r>
+      <w:r>
+        <w:rPr>
           <w:i/>
-        </w:rPr>
-        <w:t xml:space="preserve">Power Analysis</w:t>
-      </w:r>
-      <w:r>
-        <w:rPr>
           <w:iCs/>
+        </w:rPr>
+        <w:t xml:space="preserve"> </w:t>
+      </w:r>
+      <w:r>
+        <w:rPr>
           <w:i/>
-        </w:rPr>
-        <w:t xml:space="preserve"> </w:t>
-      </w:r>
-      <w:r>
-        <w:rPr>
           <w:iCs/>
+        </w:rPr>
+        <w:t xml:space="preserve">for the</w:t>
+      </w:r>
+      <w:r>
+        <w:rPr>
           <w:i/>
-        </w:rPr>
-        <w:t xml:space="preserve">for the</w:t>
-      </w:r>
-      <w:r>
-        <w:rPr>
           <w:iCs/>
+        </w:rPr>
+        <w:t xml:space="preserve"> </w:t>
+      </w:r>
+      <w:r>
+        <w:rPr>
           <w:i/>
-        </w:rPr>
-        <w:t xml:space="preserve"> </w:t>
-      </w:r>
-      <w:r>
-        <w:rPr>
           <w:iCs/>
+        </w:rPr>
+        <w:t xml:space="preserve">Behavioral Sciences</w:t>
+      </w:r>
+      <w:r>
+        <w:t xml:space="preserve">. 2 edition. Hillsdale, N.J: Routledge.</w:t>
+      </w:r>
+    </w:p>
+    <w:bookmarkEnd w:id="74"/>
+    <w:bookmarkStart w:id="75" w:name="ref-cohenPowerPrimer1992"/>
+    <w:p>
+      <w:pPr>
+        <w:pStyle w:val="Bibliography"/>
+      </w:pPr>
+      <w:r>
+        <w:t xml:space="preserve">———. 1992.</w:t>
+      </w:r>
+      <w:r>
+        <w:t xml:space="preserve"> </w:t>
+      </w:r>
+      <w:r>
+        <w:t xml:space="preserve">“A Power Primer.”</w:t>
+      </w:r>
+      <w:r>
+        <w:t xml:space="preserve"> </w:t>
+      </w:r>
+      <w:r>
+        <w:rPr>
           <w:i/>
-        </w:rPr>
-        <w:t xml:space="preserve">Behavioral Sciences</w:t>
-      </w:r>
-      <w:r>
-        <w:t xml:space="preserve">. 2 edition. Hillsdale, N.J: Routledge.</w:t>
-      </w:r>
-    </w:p>
-    <w:bookmarkEnd w:id="72"/>
-    <w:bookmarkStart w:id="73" w:name="ref-cohenPowerPrimer1992"/>
+          <w:iCs/>
+        </w:rPr>
+        <w:t xml:space="preserve">Psychological Bulletin</w:t>
+      </w:r>
+      <w:r>
+        <w:t xml:space="preserve"> </w:t>
+      </w:r>
+      <w:r>
+        <w:t xml:space="preserve">112 (1): 155–59.</w:t>
+      </w:r>
+    </w:p>
+    <w:bookmarkEnd w:id="75"/>
+    <w:bookmarkStart w:id="77" w:name="ref-egbewaleBiasPrecisionStatistical2014"/>
     <w:p>
       <w:pPr>
         <w:pStyle w:val="Bibliography"/>
       </w:pPr>
       <w:r>
-        <w:t xml:space="preserve">———. 1992.</w:t>
-      </w:r>
-      <w:r>
-        <w:t xml:space="preserve"> </w:t>
-      </w:r>
-      <w:r>
-        <w:t xml:space="preserve">“A Power Primer.”</w:t>
-      </w:r>
-      <w:r>
-        <w:t xml:space="preserve"> </w:t>
-      </w:r>
-      <w:r>
-        <w:rPr>
+        <w:t xml:space="preserve">Egbewale, Bolaji E., Martyn Lewis, and Julius Sim. 2014.</w:t>
+      </w:r>
+      <w:r>
+        <w:t xml:space="preserve"> </w:t>
+      </w:r>
+      <w:r>
+        <w:t xml:space="preserve">“Bias, Precision and Statistical Power of Analysis of Covariance in the Analysis of Randomized Trials with Baseline Imbalance: A Simulation Study.”</w:t>
+      </w:r>
+      <w:r>
+        <w:t xml:space="preserve"> </w:t>
+      </w:r>
+      <w:r>
+        <w:rPr>
+          <w:i/>
           <w:iCs/>
-          <w:i/>
-        </w:rPr>
-        <w:t xml:space="preserve">Psychological Bulletin</w:t>
-      </w:r>
-      <w:r>
-        <w:t xml:space="preserve"> </w:t>
-      </w:r>
-      <w:r>
-        <w:t xml:space="preserve">112 (1): 155–59.</w:t>
-      </w:r>
-    </w:p>
-    <w:bookmarkEnd w:id="73"/>
-    <w:bookmarkStart w:id="75" w:name="ref-egbewaleBiasPrecisionStatistical2014"/>
-    <w:p>
-      <w:pPr>
-        <w:pStyle w:val="Bibliography"/>
-      </w:pPr>
-      <w:r>
-        <w:t xml:space="preserve">Egbewale, Bolaji E., Martyn Lewis, and Julius Sim. 2014.</w:t>
-      </w:r>
-      <w:r>
-        <w:t xml:space="preserve"> </w:t>
-      </w:r>
-      <w:r>
-        <w:t xml:space="preserve">“Bias, Precision and Statistical Power of Analysis of Covariance in the Analysis of Randomized Trials with Baseline Imbalance: A Simulation Study.”</w:t>
-      </w:r>
-      <w:r>
-        <w:t xml:space="preserve"> </w:t>
-      </w:r>
-      <w:r>
-        <w:rPr>
-          <w:iCs/>
-          <w:i/>
         </w:rPr>
         <w:t xml:space="preserve">BMC Medical Research Methodology</w:t>
       </w:r>
@@ -6586,7 +6607,7 @@
       <w:r>
         <w:t xml:space="preserve"> </w:t>
       </w:r>
-      <w:hyperlink r:id="rId74">
+      <w:hyperlink r:id="rId76">
         <w:r>
           <w:rPr>
             <w:rStyle w:val="Hyperlink"/>
@@ -6598,13 +6619,59 @@
         <w:t xml:space="preserve">.</w:t>
       </w:r>
     </w:p>
-    <w:bookmarkEnd w:id="75"/>
-    <w:bookmarkStart w:id="77" w:name="X2f0269178ca78ed63e1136f742f04d81b1fa6ea"/>
+    <w:bookmarkEnd w:id="77"/>
+    <w:bookmarkStart w:id="79" w:name="ref-hefnerAlcoholStressResponse2013"/>
     <w:p>
       <w:pPr>
         <w:pStyle w:val="Bibliography"/>
       </w:pPr>
       <w:r>
+        <w:t xml:space="preserve">Hefner, Kathryn R., Christine A. Moberg, Laura Y. Hachiya, and John J. Curtin. 2013.</w:t>
+      </w:r>
+      <w:r>
+        <w:t xml:space="preserve"> </w:t>
+      </w:r>
+      <w:r>
+        <w:t xml:space="preserve">“Alcohol Stress Response Dampening During Imminent Versus Distal, Uncertain Threat.”</w:t>
+      </w:r>
+      <w:r>
+        <w:t xml:space="preserve"> </w:t>
+      </w:r>
+      <w:r>
+        <w:rPr>
+          <w:i/>
+          <w:iCs/>
+        </w:rPr>
+        <w:t xml:space="preserve">Journal of Abnormal Psychology</w:t>
+      </w:r>
+      <w:r>
+        <w:t xml:space="preserve"> </w:t>
+      </w:r>
+      <w:r>
+        <w:t xml:space="preserve">122 (3): 756–69.</w:t>
+      </w:r>
+      <w:r>
+        <w:t xml:space="preserve"> </w:t>
+      </w:r>
+      <w:hyperlink r:id="rId78">
+        <w:r>
+          <w:rPr>
+            <w:rStyle w:val="Hyperlink"/>
+          </w:rPr>
+          <w:t xml:space="preserve">https://doi.org/10.1037/a0033407</w:t>
+        </w:r>
+      </w:hyperlink>
+      <w:r>
+        <w:t xml:space="preserve">.</w:t>
+      </w:r>
+    </w:p>
+    <w:bookmarkEnd w:id="79"/>
+    <w:bookmarkStart w:id="81" w:name="X2f0269178ca78ed63e1136f742f04d81b1fa6ea"/>
+    <w:p>
+      <w:pPr>
+        <w:pStyle w:val="Bibliography"/>
+      </w:pPr>
+      <w:r>
         <w:t xml:space="preserve">Hernández, Adrián V., Marinus J. C. Eijkemans, and Ewout W. Steyerberg. 2006.</w:t>
       </w:r>
       <w:r>
@@ -6636,8 +6703,8 @@
       </w:r>
       <w:r>
         <w:rPr>
+          <w:i/>
           <w:iCs/>
-          <w:i/>
         </w:rPr>
         <w:t xml:space="preserve">Annals of Epidemiology</w:t>
       </w:r>
@@ -6650,7 +6717,7 @@
       <w:r>
         <w:t xml:space="preserve"> </w:t>
       </w:r>
-      <w:hyperlink r:id="rId76">
+      <w:hyperlink r:id="rId80">
         <w:r>
           <w:rPr>
             <w:rStyle w:val="Hyperlink"/>
@@ -6662,8 +6729,8 @@
         <w:t xml:space="preserve">.</w:t>
       </w:r>
     </w:p>
-    <w:bookmarkEnd w:id="77"/>
-    <w:bookmarkStart w:id="79" w:name="X1d510f5e635c9bb1fe85b2bd18ed5a6e27b856d"/>
+    <w:bookmarkEnd w:id="81"/>
+    <w:bookmarkStart w:id="83" w:name="X1d510f5e635c9bb1fe85b2bd18ed5a6e27b856d"/>
     <w:p>
       <w:pPr>
         <w:pStyle w:val="Bibliography"/>
@@ -6682,8 +6749,8 @@
       </w:r>
       <w:r>
         <w:rPr>
+          <w:i/>
           <w:iCs/>
-          <w:i/>
         </w:rPr>
         <w:t xml:space="preserve">Journal of Clinical Epidemiology</w:t>
       </w:r>
@@ -6696,7 +6763,7 @@
       <w:r>
         <w:t xml:space="preserve"> </w:t>
       </w:r>
-      <w:hyperlink r:id="rId78">
+      <w:hyperlink r:id="rId82">
         <w:r>
           <w:rPr>
             <w:rStyle w:val="Hyperlink"/>
@@ -6708,8 +6775,8 @@
         <w:t xml:space="preserve">.</w:t>
       </w:r>
     </w:p>
-    <w:bookmarkEnd w:id="79"/>
-    <w:bookmarkStart w:id="81" w:name="ref-ioannidisWhyMostPublished2005"/>
+    <w:bookmarkEnd w:id="83"/>
+    <w:bookmarkStart w:id="85" w:name="ref-ioannidisWhyMostPublished2005"/>
     <w:p>
       <w:pPr>
         <w:pStyle w:val="Bibliography"/>
@@ -6728,8 +6795,8 @@
       </w:r>
       <w:r>
         <w:rPr>
+          <w:i/>
           <w:iCs/>
-          <w:i/>
         </w:rPr>
         <w:t xml:space="preserve">PLoS Medicine</w:t>
       </w:r>
@@ -6742,7 +6809,7 @@
       <w:r>
         <w:t xml:space="preserve"> </w:t>
       </w:r>
-      <w:hyperlink r:id="rId80">
+      <w:hyperlink r:id="rId84">
         <w:r>
           <w:rPr>
             <w:rStyle w:val="Hyperlink"/>
@@ -6754,8 +6821,8 @@
         <w:t xml:space="preserve">.</w:t>
       </w:r>
     </w:p>
-    <w:bookmarkEnd w:id="81"/>
-    <w:bookmarkStart w:id="83" w:name="ref-kahanRisksRewardsCovariate2014"/>
+    <w:bookmarkEnd w:id="85"/>
+    <w:bookmarkStart w:id="87" w:name="ref-kahanRisksRewardsCovariate2014"/>
     <w:p>
       <w:pPr>
         <w:pStyle w:val="Bibliography"/>
@@ -6774,8 +6841,8 @@
       </w:r>
       <w:r>
         <w:rPr>
+          <w:i/>
           <w:iCs/>
-          <w:i/>
         </w:rPr>
         <w:t xml:space="preserve">Trials</w:t>
       </w:r>
@@ -6788,7 +6855,7 @@
       <w:r>
         <w:t xml:space="preserve"> </w:t>
       </w:r>
-      <w:hyperlink r:id="rId82">
+      <w:hyperlink r:id="rId86">
         <w:r>
           <w:rPr>
             <w:rStyle w:val="Hyperlink"/>
@@ -6800,8 +6867,8 @@
         <w:t xml:space="preserve">.</w:t>
       </w:r>
     </w:p>
-    <w:bookmarkEnd w:id="83"/>
-    <w:bookmarkStart w:id="84" w:name="ref-kuhnTidymodelsCollectionPackages2020"/>
+    <w:bookmarkEnd w:id="87"/>
+    <w:bookmarkStart w:id="88" w:name="ref-kuhnTidymodelsCollectionPackages2020"/>
     <w:p>
       <w:pPr>
         <w:pStyle w:val="Bibliography"/>
@@ -6816,13 +6883,56 @@
         <w:t xml:space="preserve">“Tidymodels: A Collection of Packages for Modeling and Machine Learning Using Tidyverse Principles.”</w:t>
       </w:r>
     </w:p>
-    <w:bookmarkEnd w:id="84"/>
-    <w:bookmarkStart w:id="85" w:name="X93e79e1a5ab79bb153842a6d1ed7d5e5cb3185f"/>
+    <w:bookmarkEnd w:id="88"/>
+    <w:bookmarkStart w:id="90" w:name="Xacb972bec6951688223e59e5436f5358068fdee"/>
     <w:p>
       <w:pPr>
         <w:pStyle w:val="Bibliography"/>
       </w:pPr>
       <w:r>
+        <w:t xml:space="preserve">Miller, G A, and J P Chapman. 2001.</w:t>
+      </w:r>
+      <w:r>
+        <w:t xml:space="preserve"> </w:t>
+      </w:r>
+      <w:r>
+        <w:t xml:space="preserve">“</w:t>
+      </w:r>
+      <w:hyperlink r:id="rId89">
+        <w:r>
+          <w:rPr>
+            <w:rStyle w:val="Hyperlink"/>
+          </w:rPr>
+          <w:t xml:space="preserve">Misunderstanding Analysis of Covariance</w:t>
+        </w:r>
+      </w:hyperlink>
+      <w:r>
+        <w:t xml:space="preserve">.”</w:t>
+      </w:r>
+      <w:r>
+        <w:t xml:space="preserve"> </w:t>
+      </w:r>
+      <w:r>
+        <w:rPr>
+          <w:i/>
+          <w:iCs/>
+        </w:rPr>
+        <w:t xml:space="preserve">Journal of Abnormal Psychology</w:t>
+      </w:r>
+      <w:r>
+        <w:t xml:space="preserve"> </w:t>
+      </w:r>
+      <w:r>
+        <w:t xml:space="preserve">110 (1): 40–48.</w:t>
+      </w:r>
+    </w:p>
+    <w:bookmarkEnd w:id="90"/>
+    <w:bookmarkStart w:id="91" w:name="X93e79e1a5ab79bb153842a6d1ed7d5e5cb3185f"/>
+    <w:p>
+      <w:pPr>
+        <w:pStyle w:val="Bibliography"/>
+      </w:pPr>
+      <w:r>
         <w:t xml:space="preserve">RStudio Team. 2020.</w:t>
       </w:r>
       <w:r>
@@ -6865,8 +6975,8 @@
         <w:t xml:space="preserve">Boston, MA: RStudio, Inc.</w:t>
       </w:r>
     </w:p>
-    <w:bookmarkEnd w:id="85"/>
-    <w:bookmarkStart w:id="87" w:name="X2622635a1d0cb17575e986ac7fc2f356c2369ea"/>
+    <w:bookmarkEnd w:id="91"/>
+    <w:bookmarkStart w:id="93" w:name="X2622635a1d0cb17575e986ac7fc2f356c2369ea"/>
     <w:p>
       <w:pPr>
         <w:pStyle w:val="Bibliography"/>
@@ -6885,8 +6995,8 @@
       </w:r>
       <w:r>
         <w:rPr>
+          <w:i/>
           <w:iCs/>
-          <w:i/>
         </w:rPr>
         <w:t xml:space="preserve">Communications in Statistics - Theory and Methods</w:t>
       </w:r>
@@ -6899,7 +7009,7 @@
       <w:r>
         <w:t xml:space="preserve"> </w:t>
       </w:r>
-      <w:hyperlink r:id="rId86">
+      <w:hyperlink r:id="rId92">
         <w:r>
           <w:rPr>
             <w:rStyle w:val="Hyperlink"/>
@@ -6911,8 +7021,8 @@
         <w:t xml:space="preserve">.</w:t>
       </w:r>
     </w:p>
-    <w:bookmarkEnd w:id="87"/>
-    <w:bookmarkStart w:id="89" w:name="X8e2c8939838df13f010698dd12f887c58598160"/>
+    <w:bookmarkEnd w:id="93"/>
+    <w:bookmarkStart w:id="95" w:name="X8e2c8939838df13f010698dd12f887c58598160"/>
     <w:p>
       <w:pPr>
         <w:pStyle w:val="Bibliography"/>
@@ -6931,8 +7041,8 @@
       </w:r>
       <w:r>
         <w:rPr>
+          <w:i/>
           <w:iCs/>
-          <w:i/>
         </w:rPr>
         <w:t xml:space="preserve">Psychological Science</w:t>
       </w:r>
@@ -6945,7 +7055,7 @@
       <w:r>
         <w:t xml:space="preserve"> </w:t>
       </w:r>
-      <w:hyperlink r:id="rId88">
+      <w:hyperlink r:id="rId94">
         <w:r>
           <w:rPr>
             <w:rStyle w:val="Hyperlink"/>
@@ -6957,8 +7067,8 @@
         <w:t xml:space="preserve">.</w:t>
       </w:r>
     </w:p>
-    <w:bookmarkEnd w:id="89"/>
-    <w:bookmarkStart w:id="91" w:name="ref-simonsohnPcurveKeyFiledrawer2014"/>
+    <w:bookmarkEnd w:id="95"/>
+    <w:bookmarkStart w:id="97" w:name="ref-simonsohnPcurveKeyFiledrawer2014"/>
     <w:p>
       <w:pPr>
         <w:pStyle w:val="Bibliography"/>
@@ -6989,8 +7099,8 @@
       </w:r>
       <w:r>
         <w:rPr>
+          <w:i/>
           <w:iCs/>
-          <w:i/>
         </w:rPr>
         <w:t xml:space="preserve">Journal of Experimental Psychology: General</w:t>
       </w:r>
@@ -7003,7 +7113,7 @@
       <w:r>
         <w:t xml:space="preserve"> </w:t>
       </w:r>
-      <w:hyperlink r:id="rId90">
+      <w:hyperlink r:id="rId96">
         <w:r>
           <w:rPr>
             <w:rStyle w:val="Hyperlink"/>
@@ -7015,8 +7125,8 @@
         <w:t xml:space="preserve">.</w:t>
       </w:r>
     </w:p>
-    <w:bookmarkEnd w:id="91"/>
-    <w:bookmarkStart w:id="93" w:name="ref-thompsonCovariateAdjustmentHad2015"/>
+    <w:bookmarkEnd w:id="97"/>
+    <w:bookmarkStart w:id="99" w:name="ref-thompsonCovariateAdjustmentHad2015"/>
     <w:p>
       <w:pPr>
         <w:pStyle w:val="Bibliography"/>
@@ -7035,8 +7145,8 @@
       </w:r>
       <w:r>
         <w:rPr>
+          <w:i/>
           <w:iCs/>
-          <w:i/>
         </w:rPr>
         <w:t xml:space="preserve">Journal of Clinical Epidemiology</w:t>
       </w:r>
@@ -7049,7 +7159,7 @@
       <w:r>
         <w:t xml:space="preserve"> </w:t>
       </w:r>
-      <w:hyperlink r:id="rId92">
+      <w:hyperlink r:id="rId98">
         <w:r>
           <w:rPr>
             <w:rStyle w:val="Hyperlink"/>
@@ -7061,8 +7171,8 @@
         <w:t xml:space="preserve">.</w:t>
       </w:r>
     </w:p>
-    <w:bookmarkEnd w:id="93"/>
-    <w:bookmarkStart w:id="95" w:name="X65fcee1c7a41f936cbb5091b59133225cfac5a3"/>
+    <w:bookmarkEnd w:id="99"/>
+    <w:bookmarkStart w:id="101" w:name="X65fcee1c7a41f936cbb5091b59133225cfac5a3"/>
     <w:p>
       <w:pPr>
         <w:pStyle w:val="Bibliography"/>
@@ -7114,8 +7224,8 @@
       </w:r>
       <w:r>
         <w:rPr>
+          <w:i/>
           <w:iCs/>
-          <w:i/>
         </w:rPr>
         <w:t xml:space="preserve">Journal of the Royal Statistical Society: Series B (Methodological)</w:t>
       </w:r>
@@ -7128,7 +7238,7 @@
       <w:r>
         <w:t xml:space="preserve"> </w:t>
       </w:r>
-      <w:hyperlink r:id="rId94">
+      <w:hyperlink r:id="rId100">
         <w:r>
           <w:rPr>
             <w:rStyle w:val="Hyperlink"/>
@@ -7140,8 +7250,8 @@
         <w:t xml:space="preserve">.</w:t>
       </w:r>
     </w:p>
-    <w:bookmarkEnd w:id="95"/>
-    <w:bookmarkStart w:id="96" w:name="ref-vanbreukelenANCOVAChangeBaseline2006"/>
+    <w:bookmarkEnd w:id="101"/>
+    <w:bookmarkStart w:id="102" w:name="ref-vanbreukelenANCOVAChangeBaseline2006"/>
     <w:p>
       <w:pPr>
         <w:pStyle w:val="Bibliography"/>
@@ -7169,8 +7279,8 @@
       </w:r>
       <w:r>
         <w:rPr>
+          <w:i/>
           <w:iCs/>
-          <w:i/>
         </w:rPr>
         <w:t xml:space="preserve">Journal of Clinical Epidemiology</w:t>
       </w:r>
@@ -7181,10 +7291,14 @@
         <w:t xml:space="preserve">59: 920–25.</w:t>
       </w:r>
     </w:p>
-    <w:bookmarkEnd w:id="96"/>
-    <w:bookmarkEnd w:id="97"/>
-    <w:bookmarkEnd w:id="98"/>
-    <w:sectPr/>
+    <w:bookmarkEnd w:id="102"/>
+    <w:bookmarkEnd w:id="103"/>
+    <w:bookmarkEnd w:id="104"/>
+    <w:sectPr>
+      <w:footnotePr>
+        <w:numRestart w:val="eachSect"/>
+      </w:footnotePr>
+    </w:sectPr>
   </w:body>
 </w:document>
 </file>
@@ -7215,14 +7329,14 @@
 <file path=word/numbering.xml><?xml version="1.0" encoding="utf-8"?>
 <w:numbering xmlns:w="http://schemas.openxmlformats.org/wordprocessingml/2006/main">
   <w:abstractNum w:abstractNumId="990">
-    <w:nsid w:val="A990"/>
+    <w:nsid w:val="0000A990"/>
     <w:multiLevelType w:val="multilevel"/>
     <w:lvl w:ilvl="0">
       <w:numFmt w:val="bullet"/>
       <w:lvlText w:val=" "/>
       <w:lvlJc w:val="left"/>
       <w:pPr>
-        <w:ind w:left="720" w:hanging="480"/>
+        <w:ind w:left="720" w:hanging="360"/>
       </w:pPr>
     </w:lvl>
     <w:lvl w:ilvl="1">
@@ -7230,7 +7344,7 @@
       <w:lvlText w:val=" "/>
       <w:lvlJc w:val="left"/>
       <w:pPr>
-        <w:ind w:left="1440" w:hanging="480"/>
+        <w:ind w:left="1440" w:hanging="360"/>
       </w:pPr>
     </w:lvl>
     <w:lvl w:ilvl="2">
@@ -7238,7 +7352,7 @@
       <w:lvlText w:val=" "/>
       <w:lvlJc w:val="left"/>
       <w:pPr>
-        <w:ind w:left="2160" w:hanging="480"/>
+        <w:ind w:left="2160" w:hanging="360"/>
       </w:pPr>
     </w:lvl>
     <w:lvl w:ilvl="3">
@@ -7246,7 +7360,7 @@
       <w:lvlText w:val=" "/>
       <w:lvlJc w:val="left"/>
       <w:pPr>
-        <w:ind w:left="2880" w:hanging="480"/>
+        <w:ind w:left="2880" w:hanging="360"/>
       </w:pPr>
     </w:lvl>
     <w:lvl w:ilvl="4">
@@ -7254,7 +7368,7 @@
       <w:lvlText w:val=" "/>
       <w:lvlJc w:val="left"/>
       <w:pPr>
-        <w:ind w:left="3600" w:hanging="480"/>
+        <w:ind w:left="3600" w:hanging="360"/>
       </w:pPr>
     </w:lvl>
     <w:lvl w:ilvl="5">
@@ -7262,7 +7376,7 @@
       <w:lvlText w:val=" "/>
       <w:lvlJc w:val="left"/>
       <w:pPr>
-        <w:ind w:left="4320" w:hanging="480"/>
+        <w:ind w:left="4320" w:hanging="360"/>
       </w:pPr>
     </w:lvl>
     <w:lvl w:ilvl="6">
@@ -7270,7 +7384,7 @@
       <w:lvlText w:val=" "/>
       <w:lvlJc w:val="left"/>
       <w:pPr>
-        <w:ind w:left="5040" w:hanging="480"/>
+        <w:ind w:left="5040" w:hanging="360"/>
       </w:pPr>
     </w:lvl>
     <w:lvl w:ilvl="7">
@@ -7278,7 +7392,7 @@
       <w:lvlText w:val=" "/>
       <w:lvlJc w:val="left"/>
       <w:pPr>
-        <w:ind w:left="5760" w:hanging="480"/>
+        <w:ind w:left="5760" w:hanging="360"/>
       </w:pPr>
     </w:lvl>
     <w:lvl w:ilvl="8">
@@ -7286,12 +7400,12 @@
       <w:lvlText w:val=" "/>
       <w:lvlJc w:val="left"/>
       <w:pPr>
-        <w:ind w:left="6480" w:hanging="480"/>
+        <w:ind w:left="6480" w:hanging="360"/>
       </w:pPr>
     </w:lvl>
   </w:abstractNum>
   <w:abstractNum w:abstractNumId="99411">
-    <w:nsid w:val="A99411"/>
+    <w:nsid w:val="00A99411"/>
     <w:multiLevelType w:val="multilevel"/>
     <w:lvl w:ilvl="0">
       <w:start w:val="1"/>
@@ -7299,7 +7413,7 @@
       <w:lvlText w:val="%1."/>
       <w:lvlJc w:val="left"/>
       <w:pPr>
-        <w:ind w:left="720" w:hanging="480"/>
+        <w:ind w:left="720" w:hanging="360"/>
       </w:pPr>
     </w:lvl>
     <w:lvl w:ilvl="1">
@@ -7308,7 +7422,7 @@
       <w:lvlText w:val="%2."/>
       <w:lvlJc w:val="left"/>
       <w:pPr>
-        <w:ind w:left="1440" w:hanging="480"/>
+        <w:ind w:left="1440" w:hanging="360"/>
       </w:pPr>
     </w:lvl>
     <w:lvl w:ilvl="2">
@@ -7317,7 +7431,7 @@
       <w:lvlText w:val="%3."/>
       <w:lvlJc w:val="left"/>
       <w:pPr>
-        <w:ind w:left="2160" w:hanging="480"/>
+        <w:ind w:left="2160" w:hanging="360"/>
       </w:pPr>
     </w:lvl>
     <w:lvl w:ilvl="3">
@@ -7326,7 +7440,7 @@
       <w:lvlText w:val="%4."/>
       <w:lvlJc w:val="left"/>
       <w:pPr>
-        <w:ind w:left="2880" w:hanging="480"/>
+        <w:ind w:left="2880" w:hanging="360"/>
       </w:pPr>
     </w:lvl>
     <w:lvl w:ilvl="4">
@@ -7335,7 +7449,7 @@
       <w:lvlText w:val="%5."/>
       <w:lvlJc w:val="left"/>
       <w:pPr>
-        <w:ind w:left="3600" w:hanging="480"/>
+        <w:ind w:left="3600" w:hanging="360"/>
       </w:pPr>
     </w:lvl>
     <w:lvl w:ilvl="5">
@@ -7344,7 +7458,7 @@
       <w:lvlText w:val="%6."/>
       <w:lvlJc w:val="left"/>
       <w:pPr>
-        <w:ind w:left="4320" w:hanging="480"/>
+        <w:ind w:left="4320" w:hanging="360"/>
       </w:pPr>
     </w:lvl>
     <w:lvl w:ilvl="6">
@@ -7353,7 +7467,7 @@
       <w:lvlText w:val="%7."/>
       <w:lvlJc w:val="left"/>
       <w:pPr>
-        <w:ind w:left="5040" w:hanging="480"/>
+        <w:ind w:left="5040" w:hanging="360"/>
       </w:pPr>
     </w:lvl>
     <w:lvl w:ilvl="7">
@@ -7362,7 +7476,7 @@
       <w:lvlText w:val="%8."/>
       <w:lvlJc w:val="left"/>
       <w:pPr>
-        <w:ind w:left="5760" w:hanging="480"/>
+        <w:ind w:left="5760" w:hanging="360"/>
       </w:pPr>
     </w:lvl>
     <w:lvl w:ilvl="8">
@@ -7371,92 +7485,7 @@
       <w:lvlText w:val="%9."/>
       <w:lvlJc w:val="left"/>
       <w:pPr>
-        <w:ind w:left="6480" w:hanging="480"/>
-      </w:pPr>
-    </w:lvl>
-  </w:abstractNum>
-  <w:abstractNum w:abstractNumId="99415">
-    <w:nsid w:val="A99415"/>
-    <w:multiLevelType w:val="multilevel"/>
-    <w:lvl w:ilvl="0">
-      <w:start w:val="5"/>
-      <w:numFmt w:val="decimal"/>
-      <w:lvlText w:val="%1."/>
-      <w:lvlJc w:val="left"/>
-      <w:pPr>
-        <w:ind w:left="720" w:hanging="480"/>
-      </w:pPr>
-    </w:lvl>
-    <w:lvl w:ilvl="1">
-      <w:start w:val="5"/>
-      <w:numFmt w:val="decimal"/>
-      <w:lvlText w:val="%2."/>
-      <w:lvlJc w:val="left"/>
-      <w:pPr>
-        <w:ind w:left="1440" w:hanging="480"/>
-      </w:pPr>
-    </w:lvl>
-    <w:lvl w:ilvl="2">
-      <w:start w:val="5"/>
-      <w:numFmt w:val="decimal"/>
-      <w:lvlText w:val="%3."/>
-      <w:lvlJc w:val="left"/>
-      <w:pPr>
-        <w:ind w:left="2160" w:hanging="480"/>
-      </w:pPr>
-    </w:lvl>
-    <w:lvl w:ilvl="3">
-      <w:start w:val="5"/>
-      <w:numFmt w:val="decimal"/>
-      <w:lvlText w:val="%4."/>
-      <w:lvlJc w:val="left"/>
-      <w:pPr>
-        <w:ind w:left="2880" w:hanging="480"/>
-      </w:pPr>
-    </w:lvl>
-    <w:lvl w:ilvl="4">
-      <w:start w:val="5"/>
-      <w:numFmt w:val="decimal"/>
-      <w:lvlText w:val="%5."/>
-      <w:lvlJc w:val="left"/>
-      <w:pPr>
-        <w:ind w:left="3600" w:hanging="480"/>
-      </w:pPr>
-    </w:lvl>
-    <w:lvl w:ilvl="5">
-      <w:start w:val="5"/>
-      <w:numFmt w:val="decimal"/>
-      <w:lvlText w:val="%6."/>
-      <w:lvlJc w:val="left"/>
-      <w:pPr>
-        <w:ind w:left="4320" w:hanging="480"/>
-      </w:pPr>
-    </w:lvl>
-    <w:lvl w:ilvl="6">
-      <w:start w:val="5"/>
-      <w:numFmt w:val="decimal"/>
-      <w:lvlText w:val="%7."/>
-      <w:lvlJc w:val="left"/>
-      <w:pPr>
-        <w:ind w:left="5040" w:hanging="480"/>
-      </w:pPr>
-    </w:lvl>
-    <w:lvl w:ilvl="7">
-      <w:start w:val="5"/>
-      <w:numFmt w:val="decimal"/>
-      <w:lvlText w:val="%8."/>
-      <w:lvlJc w:val="left"/>
-      <w:pPr>
-        <w:ind w:left="5760" w:hanging="480"/>
-      </w:pPr>
-    </w:lvl>
-    <w:lvl w:ilvl="8">
-      <w:start w:val="5"/>
-      <w:numFmt w:val="decimal"/>
-      <w:lvlText w:val="%9."/>
-      <w:lvlJc w:val="left"/>
-      <w:pPr>
-        <w:ind w:left="6480" w:hanging="480"/>
+        <w:ind w:left="6480" w:hanging="360"/>
       </w:pPr>
     </w:lvl>
   </w:abstractNum>
@@ -7493,36 +7522,6 @@
       <w:startOverride w:val="1"/>
     </w:lvlOverride>
   </w:num>
-  <w:num w:numId="1002">
-    <w:abstractNumId w:val="99415"/>
-    <w:lvlOverride w:ilvl="0">
-      <w:startOverride w:val="5"/>
-    </w:lvlOverride>
-    <w:lvlOverride w:ilvl="1">
-      <w:startOverride w:val="5"/>
-    </w:lvlOverride>
-    <w:lvlOverride w:ilvl="2">
-      <w:startOverride w:val="5"/>
-    </w:lvlOverride>
-    <w:lvlOverride w:ilvl="3">
-      <w:startOverride w:val="5"/>
-    </w:lvlOverride>
-    <w:lvlOverride w:ilvl="4">
-      <w:startOverride w:val="5"/>
-    </w:lvlOverride>
-    <w:lvlOverride w:ilvl="5">
-      <w:startOverride w:val="5"/>
-    </w:lvlOverride>
-    <w:lvlOverride w:ilvl="6">
-      <w:startOverride w:val="5"/>
-    </w:lvlOverride>
-    <w:lvlOverride w:ilvl="7">
-      <w:startOverride w:val="5"/>
-    </w:lvlOverride>
-    <w:lvlOverride w:ilvl="8">
-      <w:startOverride w:val="5"/>
-    </w:lvlOverride>
-  </w:num>
 </w:numbering>
 </file>
 
@@ -7552,10 +7551,10 @@
     <w:name w:val="Body Text"/>
     <w:basedOn w:val="Normal"/>
     <w:link w:val="BodyTextChar"/>
+    <w:qFormat/>
     <w:pPr>
       <w:spacing w:after="180" w:before="180"/>
     </w:pPr>
-    <w:qFormat/>
   </w:style>
   <w:style w:customStyle="1" w:styleId="FirstParagraph" w:type="paragraph">
     <w:name w:val="First Paragraph"/>
@@ -7575,57 +7574,94 @@
     <w:name w:val="Title"/>
     <w:basedOn w:val="Normal"/>
     <w:next w:val="BodyText"/>
+    <w:link w:val="TitleChar"/>
+    <w:uiPriority w:val="10"/>
     <w:qFormat/>
+    <w:rsid w:val="00A10FD9"/>
     <w:pPr>
-      <w:keepNext/>
-      <w:keepLines/>
-      <w:spacing w:after="240" w:before="480"/>
+      <w:spacing w:after="80" w:line="240" w:lineRule="auto"/>
+      <w:contextualSpacing/>
       <w:jc w:val="center"/>
     </w:pPr>
     <w:rPr>
       <w:rFonts w:asciiTheme="majorHAnsi" w:cstheme="majorBidi" w:eastAsiaTheme="majorEastAsia" w:hAnsiTheme="majorHAnsi"/>
-      <w:b/>
-      <w:bCs/>
-      <w:color w:themeColor="accent1" w:themeShade="B5" w:val="345A8A"/>
-      <w:sz w:val="36"/>
-      <w:szCs w:val="36"/>
+      <w:sz w:val="56"/>
+      <w:szCs w:val="56"/>
+    </w:rPr>
+  </w:style>
+  <w:style w:customStyle="1" w:styleId="TitleChar" w:type="character">
+    <w:name w:val="Title Char"/>
+    <w:basedOn w:val="DefaultParagraphFont"/>
+    <w:link w:val="Title"/>
+    <w:uiPriority w:val="10"/>
+    <w:rsid w:val="00A10FD9"/>
+    <w:rPr>
+      <w:rFonts w:asciiTheme="majorHAnsi" w:cstheme="majorBidi" w:eastAsiaTheme="majorEastAsia" w:hAnsiTheme="majorHAnsi"/>
+      <w:sz w:val="56"/>
+      <w:szCs w:val="56"/>
     </w:rPr>
   </w:style>
   <w:style w:styleId="Subtitle" w:type="paragraph">
     <w:name w:val="Subtitle"/>
     <w:basedOn w:val="Title"/>
     <w:next w:val="BodyText"/>
+    <w:link w:val="SubtitleChar"/>
+    <w:uiPriority w:val="11"/>
     <w:qFormat/>
+    <w:rsid w:val="00A10FD9"/>
     <w:pPr>
-      <w:keepNext/>
-      <w:keepLines/>
-      <w:spacing w:after="240" w:before="240"/>
-      <w:jc w:val="center"/>
+      <w:numPr>
+        <w:ilvl w:val="1"/>
+      </w:numPr>
     </w:pPr>
     <w:rPr>
-      <w:sz w:val="30"/>
-      <w:szCs w:val="30"/>
+      <w:rFonts w:cstheme="majorBidi" w:eastAsiaTheme="majorEastAsia"/>
+      <w:spacing w:val="15"/>
+      <w:sz w:val="28"/>
+      <w:szCs w:val="28"/>
+    </w:rPr>
+  </w:style>
+  <w:style w:customStyle="1" w:styleId="SubtitleChar" w:type="character">
+    <w:name w:val="Subtitle Char"/>
+    <w:basedOn w:val="DefaultParagraphFont"/>
+    <w:link w:val="Subtitle"/>
+    <w:uiPriority w:val="11"/>
+    <w:rsid w:val="00A10FD9"/>
+    <w:rPr>
+      <w:rFonts w:cstheme="majorBidi" w:eastAsiaTheme="majorEastAsia"/>
+      <w:color w:themeColor="text1" w:themeTint="A6" w:val="595959"/>
+      <w:spacing w:val="15"/>
+      <w:sz w:val="28"/>
+      <w:szCs w:val="28"/>
     </w:rPr>
   </w:style>
   <w:style w:customStyle="1" w:styleId="Author" w:type="paragraph">
     <w:name w:val="Author"/>
+    <w:basedOn w:val="Title"/>
     <w:next w:val="BodyText"/>
     <w:qFormat/>
     <w:pPr>
       <w:keepNext/>
       <w:keepLines/>
-      <w:jc w:val="center"/>
     </w:pPr>
+    <w:rPr>
+      <w:sz w:val="24"/>
+      <w:szCs w:val="24"/>
+    </w:rPr>
   </w:style>
   <w:style w:styleId="Date" w:type="paragraph">
     <w:name w:val="Date"/>
+    <w:basedOn w:val="Title"/>
     <w:next w:val="BodyText"/>
     <w:qFormat/>
     <w:pPr>
       <w:keepNext/>
       <w:keepLines/>
-      <w:jc w:val="center"/>
     </w:pPr>
+    <w:rPr>
+      <w:sz w:val="24"/>
+      <w:szCs w:val="24"/>
+    </w:rPr>
   </w:style>
   <w:style w:customStyle="1" w:styleId="AbstractTitle" w:type="paragraph">
     <w:name w:val="Abstract Title"/>
@@ -7635,15 +7671,13 @@
     <w:pPr>
       <w:keepNext/>
       <w:keepLines/>
+      <w:spacing w:after="0" w:before="300"/>
       <w:jc w:val="center"/>
-      <w:spacing w:after="0" w:before="300"/>
     </w:pPr>
     <w:rPr>
+      <w:b/>
       <w:sz w:val="20"/>
       <w:szCs w:val="20"/>
-      <w:b/>
-      <w:color w:val="345A8A"/>
-      &gt;
     </w:rPr>
   </w:style>
   <w:style w:customStyle="1" w:styleId="Abstract" w:type="paragraph">
@@ -7670,191 +7704,321 @@
     <w:rPr/>
   </w:style>
   <w:style w:styleId="Heading1" w:type="paragraph">
-    <w:name w:val="Heading 1"/>
+    <w:name w:val="heading 1"/>
     <w:basedOn w:val="Normal"/>
     <w:next w:val="BodyText"/>
+    <w:link w:val="Heading1Char"/>
     <w:uiPriority w:val="9"/>
     <w:qFormat/>
+    <w:rsid w:val="00A10FD9"/>
     <w:pPr>
       <w:keepNext/>
       <w:keepLines/>
-      <w:spacing w:after="0" w:before="480"/>
+      <w:spacing w:after="80" w:before="360"/>
       <w:outlineLvl w:val="0"/>
     </w:pPr>
     <w:rPr>
       <w:rFonts w:asciiTheme="majorHAnsi" w:cstheme="majorBidi" w:eastAsiaTheme="majorEastAsia" w:hAnsiTheme="majorHAnsi"/>
-      <w:b/>
-      <w:bCs/>
-      <w:color w:themeColor="accent1" w:val="4F81BD"/>
+      <w:color w:themeColor="accent1" w:themeShade="BF" w:val="0F4761"/>
+      <w:sz w:val="40"/>
+      <w:szCs w:val="40"/>
+    </w:rPr>
+  </w:style>
+  <w:style w:styleId="Heading2" w:type="paragraph">
+    <w:name w:val="heading 2"/>
+    <w:basedOn w:val="Normal"/>
+    <w:next w:val="BodyText"/>
+    <w:link w:val="Heading2Char"/>
+    <w:uiPriority w:val="9"/>
+    <w:semiHidden/>
+    <w:unhideWhenUsed/>
+    <w:qFormat/>
+    <w:rsid w:val="00A10FD9"/>
+    <w:pPr>
+      <w:keepNext/>
+      <w:keepLines/>
+      <w:spacing w:after="80" w:before="160"/>
+      <w:outlineLvl w:val="1"/>
+    </w:pPr>
+    <w:rPr>
+      <w:rFonts w:asciiTheme="majorHAnsi" w:cstheme="majorBidi" w:eastAsiaTheme="majorEastAsia" w:hAnsiTheme="majorHAnsi"/>
+      <w:color w:themeColor="accent1" w:themeShade="BF" w:val="0F4761"/>
       <w:sz w:val="32"/>
       <w:szCs w:val="32"/>
     </w:rPr>
   </w:style>
-  <w:style w:styleId="Heading2" w:type="paragraph">
-    <w:name w:val="Heading 2"/>
+  <w:style w:styleId="Heading3" w:type="paragraph">
+    <w:name w:val="heading 3"/>
     <w:basedOn w:val="Normal"/>
     <w:next w:val="BodyText"/>
+    <w:link w:val="Heading3Char"/>
     <w:uiPriority w:val="9"/>
+    <w:semiHidden/>
     <w:unhideWhenUsed/>
     <w:qFormat/>
+    <w:rsid w:val="00A10FD9"/>
     <w:pPr>
       <w:keepNext/>
       <w:keepLines/>
-      <w:spacing w:after="0" w:before="200"/>
-      <w:outlineLvl w:val="1"/>
+      <w:spacing w:after="80" w:before="160"/>
+      <w:outlineLvl w:val="2"/>
     </w:pPr>
     <w:rPr>
-      <w:rFonts w:asciiTheme="majorHAnsi" w:cstheme="majorBidi" w:eastAsiaTheme="majorEastAsia" w:hAnsiTheme="majorHAnsi"/>
-      <w:b/>
-      <w:bCs/>
-      <w:color w:themeColor="accent1" w:val="4F81BD"/>
+      <w:rFonts w:cstheme="majorBidi" w:eastAsiaTheme="majorEastAsia"/>
+      <w:color w:themeColor="accent1" w:themeShade="BF" w:val="0F4761"/>
       <w:sz w:val="28"/>
       <w:szCs w:val="28"/>
     </w:rPr>
   </w:style>
-  <w:style w:styleId="Heading3" w:type="paragraph">
-    <w:name w:val="Heading 3"/>
+  <w:style w:styleId="Heading4" w:type="paragraph">
+    <w:name w:val="heading 4"/>
     <w:basedOn w:val="Normal"/>
     <w:next w:val="BodyText"/>
+    <w:link w:val="Heading4Char"/>
     <w:uiPriority w:val="9"/>
+    <w:semiHidden/>
     <w:unhideWhenUsed/>
     <w:qFormat/>
+    <w:rsid w:val="00A10FD9"/>
     <w:pPr>
       <w:keepNext/>
       <w:keepLines/>
-      <w:spacing w:after="0" w:before="200"/>
-      <w:outlineLvl w:val="2"/>
+      <w:spacing w:after="40" w:before="80"/>
+      <w:outlineLvl w:val="3"/>
     </w:pPr>
     <w:rPr>
-      <w:rFonts w:asciiTheme="majorHAnsi" w:cstheme="majorBidi" w:eastAsiaTheme="majorEastAsia" w:hAnsiTheme="majorHAnsi"/>
-      <w:b/>
-      <w:bCs/>
-      <w:color w:themeColor="accent1" w:val="4F81BD"/>
-      <w:sz w:val="24"/>
-      <w:szCs w:val="24"/>
+      <w:rFonts w:cstheme="majorBidi" w:eastAsiaTheme="majorEastAsia"/>
+      <w:i/>
+      <w:iCs/>
+      <w:color w:themeColor="accent1" w:themeShade="BF" w:val="0F4761"/>
     </w:rPr>
   </w:style>
-  <w:style w:styleId="Heading4" w:type="paragraph">
-    <w:name w:val="Heading 4"/>
+  <w:style w:styleId="Heading5" w:type="paragraph">
+    <w:name w:val="heading 5"/>
     <w:basedOn w:val="Normal"/>
     <w:next w:val="BodyText"/>
+    <w:link w:val="Heading5Char"/>
     <w:uiPriority w:val="9"/>
+    <w:semiHidden/>
     <w:unhideWhenUsed/>
     <w:qFormat/>
+    <w:rsid w:val="00A10FD9"/>
     <w:pPr>
       <w:keepNext/>
       <w:keepLines/>
-      <w:spacing w:after="0" w:before="200"/>
-      <w:outlineLvl w:val="3"/>
+      <w:spacing w:after="40" w:before="80"/>
+      <w:outlineLvl w:val="4"/>
     </w:pPr>
     <w:rPr>
-      <w:rFonts w:asciiTheme="majorHAnsi" w:cstheme="majorBidi" w:eastAsiaTheme="majorEastAsia" w:hAnsiTheme="majorHAnsi"/>
-      <w:i/>
-      <w:bCs/>
-      <w:color w:themeColor="accent1" w:val="4F81BD"/>
-      <w:sz w:val="24"/>
-      <w:szCs w:val="24"/>
+      <w:rFonts w:cstheme="majorBidi" w:eastAsiaTheme="majorEastAsia"/>
+      <w:color w:themeColor="accent1" w:themeShade="BF" w:val="0F4761"/>
     </w:rPr>
   </w:style>
-  <w:style w:styleId="Heading5" w:type="paragraph">
-    <w:name w:val="Heading 5"/>
+  <w:style w:styleId="Heading6" w:type="paragraph">
+    <w:name w:val="heading 6"/>
     <w:basedOn w:val="Normal"/>
     <w:next w:val="BodyText"/>
+    <w:link w:val="Heading6Char"/>
     <w:uiPriority w:val="9"/>
+    <w:semiHidden/>
     <w:unhideWhenUsed/>
     <w:qFormat/>
+    <w:rsid w:val="00A10FD9"/>
     <w:pPr>
       <w:keepNext/>
       <w:keepLines/>
-      <w:spacing w:after="0" w:before="200"/>
-      <w:outlineLvl w:val="4"/>
+      <w:spacing w:after="0" w:before="40"/>
+      <w:outlineLvl w:val="5"/>
     </w:pPr>
     <w:rPr>
-      <w:rFonts w:asciiTheme="majorHAnsi" w:cstheme="majorBidi" w:eastAsiaTheme="majorEastAsia" w:hAnsiTheme="majorHAnsi"/>
+      <w:rFonts w:cstheme="majorBidi" w:eastAsiaTheme="majorEastAsia"/>
+      <w:i/>
       <w:iCs/>
-      <w:color w:themeColor="accent1" w:val="4F81BD"/>
-      <w:sz w:val="24"/>
-      <w:szCs w:val="24"/>
+      <w:color w:themeColor="text1" w:themeTint="A6" w:val="595959"/>
     </w:rPr>
   </w:style>
-  <w:style w:styleId="Heading6" w:type="paragraph">
-    <w:name w:val="Heading 6"/>
+  <w:style w:styleId="Heading7" w:type="paragraph">
+    <w:name w:val="heading 7"/>
     <w:basedOn w:val="Normal"/>
     <w:next w:val="BodyText"/>
+    <w:link w:val="Heading7Char"/>
     <w:uiPriority w:val="9"/>
+    <w:semiHidden/>
     <w:unhideWhenUsed/>
     <w:qFormat/>
+    <w:rsid w:val="00A10FD9"/>
     <w:pPr>
       <w:keepNext/>
       <w:keepLines/>
-      <w:spacing w:after="0" w:before="200"/>
-      <w:outlineLvl w:val="5"/>
+      <w:spacing w:after="0" w:before="40"/>
+      <w:outlineLvl w:val="6"/>
     </w:pPr>
     <w:rPr>
-      <w:rFonts w:asciiTheme="majorHAnsi" w:cstheme="majorBidi" w:eastAsiaTheme="majorEastAsia" w:hAnsiTheme="majorHAnsi"/>
-      <w:color w:themeColor="accent1" w:val="4F81BD"/>
-      <w:sz w:val="24"/>
-      <w:szCs w:val="24"/>
+      <w:rFonts w:cstheme="majorBidi" w:eastAsiaTheme="majorEastAsia"/>
+      <w:color w:themeColor="text1" w:themeTint="A6" w:val="595959"/>
     </w:rPr>
   </w:style>
-  <w:style w:styleId="Heading7" w:type="paragraph">
-    <w:name w:val="Heading 7"/>
+  <w:style w:styleId="Heading8" w:type="paragraph">
+    <w:name w:val="heading 8"/>
     <w:basedOn w:val="Normal"/>
     <w:next w:val="BodyText"/>
+    <w:link w:val="Heading8Char"/>
     <w:uiPriority w:val="9"/>
+    <w:semiHidden/>
     <w:unhideWhenUsed/>
     <w:qFormat/>
+    <w:rsid w:val="00A10FD9"/>
     <w:pPr>
       <w:keepNext/>
       <w:keepLines/>
-      <w:spacing w:after="0" w:before="200"/>
-      <w:outlineLvl w:val="6"/>
+      <w:spacing w:after="0"/>
+      <w:outlineLvl w:val="7"/>
     </w:pPr>
     <w:rPr>
-      <w:rFonts w:asciiTheme="majorHAnsi" w:cstheme="majorBidi" w:eastAsiaTheme="majorEastAsia" w:hAnsiTheme="majorHAnsi"/>
-      <w:color w:themeColor="accent1" w:val="4F81BD"/>
-      <w:sz w:val="24"/>
-      <w:szCs w:val="24"/>
+      <w:rFonts w:cstheme="majorBidi" w:eastAsiaTheme="majorEastAsia"/>
+      <w:i/>
+      <w:iCs/>
+      <w:color w:themeColor="text1" w:themeTint="D8" w:val="272727"/>
     </w:rPr>
   </w:style>
-  <w:style w:styleId="Heading8" w:type="paragraph">
-    <w:name w:val="Heading 8"/>
+  <w:style w:styleId="Heading9" w:type="paragraph">
+    <w:name w:val="heading 9"/>
     <w:basedOn w:val="Normal"/>
     <w:next w:val="BodyText"/>
+    <w:link w:val="Heading9Char"/>
     <w:uiPriority w:val="9"/>
+    <w:semiHidden/>
     <w:unhideWhenUsed/>
     <w:qFormat/>
+    <w:rsid w:val="00A10FD9"/>
     <w:pPr>
       <w:keepNext/>
       <w:keepLines/>
-      <w:spacing w:after="0" w:before="200"/>
-      <w:outlineLvl w:val="7"/>
-    </w:pPr>
-    <w:rPr>
-      <w:rFonts w:asciiTheme="majorHAnsi" w:cstheme="majorBidi" w:eastAsiaTheme="majorEastAsia" w:hAnsiTheme="majorHAnsi"/>
-      <w:color w:themeColor="accent1" w:val="4F81BD"/>
-      <w:sz w:val="24"/>
-      <w:szCs w:val="24"/>
-    </w:rPr>
-  </w:style>
-  <w:style w:styleId="Heading9" w:type="paragraph">
-    <w:name w:val="Heading 9"/>
-    <w:basedOn w:val="Normal"/>
-    <w:next w:val="BodyText"/>
-    <w:uiPriority w:val="9"/>
-    <w:unhideWhenUsed/>
-    <w:qFormat/>
-    <w:pPr>
-      <w:keepNext/>
-      <w:keepLines/>
-      <w:spacing w:after="0" w:before="200"/>
+      <w:spacing w:after="0"/>
       <w:outlineLvl w:val="8"/>
     </w:pPr>
     <w:rPr>
+      <w:rFonts w:cstheme="majorBidi" w:eastAsiaTheme="majorEastAsia"/>
+      <w:color w:themeColor="text1" w:themeTint="D8" w:val="272727"/>
+    </w:rPr>
+  </w:style>
+  <w:style w:customStyle="1" w:styleId="Heading1Char" w:type="character">
+    <w:name w:val="Heading 1 Char"/>
+    <w:basedOn w:val="DefaultParagraphFont"/>
+    <w:link w:val="Heading1"/>
+    <w:uiPriority w:val="9"/>
+    <w:rsid w:val="00A10FD9"/>
+    <w:rPr>
       <w:rFonts w:asciiTheme="majorHAnsi" w:cstheme="majorBidi" w:eastAsiaTheme="majorEastAsia" w:hAnsiTheme="majorHAnsi"/>
-      <w:color w:themeColor="accent1" w:val="4F81BD"/>
-      <w:sz w:val="24"/>
-      <w:szCs w:val="24"/>
+      <w:color w:themeColor="accent1" w:themeShade="BF" w:val="0F4761"/>
+      <w:sz w:val="40"/>
+      <w:szCs w:val="40"/>
+    </w:rPr>
+  </w:style>
+  <w:style w:customStyle="1" w:styleId="Heading2Char" w:type="character">
+    <w:name w:val="Heading 2 Char"/>
+    <w:basedOn w:val="DefaultParagraphFont"/>
+    <w:link w:val="Heading2"/>
+    <w:uiPriority w:val="9"/>
+    <w:semiHidden/>
+    <w:rsid w:val="00A10FD9"/>
+    <w:rPr>
+      <w:rFonts w:asciiTheme="majorHAnsi" w:cstheme="majorBidi" w:eastAsiaTheme="majorEastAsia" w:hAnsiTheme="majorHAnsi"/>
+      <w:color w:themeColor="accent1" w:themeShade="BF" w:val="0F4761"/>
+      <w:sz w:val="32"/>
+      <w:szCs w:val="32"/>
+    </w:rPr>
+  </w:style>
+  <w:style w:customStyle="1" w:styleId="Heading3Char" w:type="character">
+    <w:name w:val="Heading 3 Char"/>
+    <w:basedOn w:val="DefaultParagraphFont"/>
+    <w:link w:val="Heading3"/>
+    <w:uiPriority w:val="9"/>
+    <w:semiHidden/>
+    <w:rsid w:val="00A10FD9"/>
+    <w:rPr>
+      <w:rFonts w:cstheme="majorBidi" w:eastAsiaTheme="majorEastAsia"/>
+      <w:color w:themeColor="accent1" w:themeShade="BF" w:val="0F4761"/>
+      <w:sz w:val="28"/>
+      <w:szCs w:val="28"/>
+    </w:rPr>
+  </w:style>
+  <w:style w:customStyle="1" w:styleId="Heading4Char" w:type="character">
+    <w:name w:val="Heading 4 Char"/>
+    <w:basedOn w:val="DefaultParagraphFont"/>
+    <w:link w:val="Heading4"/>
+    <w:uiPriority w:val="9"/>
+    <w:semiHidden/>
+    <w:rsid w:val="00A10FD9"/>
+    <w:rPr>
+      <w:rFonts w:cstheme="majorBidi" w:eastAsiaTheme="majorEastAsia"/>
+      <w:i/>
+      <w:iCs/>
+      <w:color w:themeColor="accent1" w:themeShade="BF" w:val="0F4761"/>
+    </w:rPr>
+  </w:style>
+  <w:style w:customStyle="1" w:styleId="Heading5Char" w:type="character">
+    <w:name w:val="Heading 5 Char"/>
+    <w:basedOn w:val="DefaultParagraphFont"/>
+    <w:link w:val="Heading5"/>
+    <w:uiPriority w:val="9"/>
+    <w:semiHidden/>
+    <w:rsid w:val="00A10FD9"/>
+    <w:rPr>
+      <w:rFonts w:cstheme="majorBidi" w:eastAsiaTheme="majorEastAsia"/>
+      <w:color w:themeColor="accent1" w:themeShade="BF" w:val="0F4761"/>
+    </w:rPr>
+  </w:style>
+  <w:style w:customStyle="1" w:styleId="Heading6Char" w:type="character">
+    <w:name w:val="Heading 6 Char"/>
+    <w:basedOn w:val="DefaultParagraphFont"/>
+    <w:link w:val="Heading6"/>
+    <w:uiPriority w:val="9"/>
+    <w:semiHidden/>
+    <w:rsid w:val="00A10FD9"/>
+    <w:rPr>
+      <w:rFonts w:cstheme="majorBidi" w:eastAsiaTheme="majorEastAsia"/>
+      <w:i/>
+      <w:iCs/>
+      <w:color w:themeColor="text1" w:themeTint="A6" w:val="595959"/>
+    </w:rPr>
+  </w:style>
+  <w:style w:customStyle="1" w:styleId="Heading7Char" w:type="character">
+    <w:name w:val="Heading 7 Char"/>
+    <w:basedOn w:val="DefaultParagraphFont"/>
+    <w:link w:val="Heading7"/>
+    <w:uiPriority w:val="9"/>
+    <w:semiHidden/>
+    <w:rsid w:val="00A10FD9"/>
+    <w:rPr>
+      <w:rFonts w:cstheme="majorBidi" w:eastAsiaTheme="majorEastAsia"/>
+      <w:color w:themeColor="text1" w:themeTint="A6" w:val="595959"/>
+    </w:rPr>
+  </w:style>
+  <w:style w:customStyle="1" w:styleId="Heading8Char" w:type="character">
+    <w:name w:val="Heading 8 Char"/>
+    <w:basedOn w:val="DefaultParagraphFont"/>
+    <w:link w:val="Heading8"/>
+    <w:uiPriority w:val="9"/>
+    <w:semiHidden/>
+    <w:rsid w:val="00A10FD9"/>
+    <w:rPr>
+      <w:rFonts w:cstheme="majorBidi" w:eastAsiaTheme="majorEastAsia"/>
+      <w:i/>
+      <w:iCs/>
+      <w:color w:themeColor="text1" w:themeTint="D8" w:val="272727"/>
+    </w:rPr>
+  </w:style>
+  <w:style w:customStyle="1" w:styleId="Heading9Char" w:type="character">
+    <w:name w:val="Heading 9 Char"/>
+    <w:basedOn w:val="DefaultParagraphFont"/>
+    <w:link w:val="Heading9"/>
+    <w:uiPriority w:val="9"/>
+    <w:semiHidden/>
+    <w:rsid w:val="00A10FD9"/>
+    <w:rPr>
+      <w:rFonts w:cstheme="majorBidi" w:eastAsiaTheme="majorEastAsia"/>
+      <w:color w:themeColor="text1" w:themeTint="D8" w:val="272727"/>
     </w:rPr>
   </w:style>
   <w:style w:styleId="BlockText" w:type="paragraph">
@@ -7879,8 +8043,8 @@
   </w:style>
   <w:style w:styleId="FootnoteBlockText" w:type="paragraph">
     <w:name w:val="Footnote Block Text"/>
-    <w:basedOn w:val="Footnote Text"/>
-    <w:next w:val="Footnote Text"/>
+    <w:basedOn w:val="FootnoteText"/>
+    <w:next w:val="FootnoteText"/>
     <w:uiPriority w:val="9"/>
     <w:unhideWhenUsed/>
     <w:qFormat/>
@@ -7918,10 +8082,10 @@
         <w:jc w:val="left"/>
       </w:trPr>
       <w:tcPr>
-        <w:vAlign w:val="bottom"/>
         <w:tcBorders>
           <w:bottom w:val="single"/>
         </w:tcBorders>
+        <w:vAlign w:val="bottom"/>
       </w:tcPr>
     </w:tblStylePr>
   </w:style>
@@ -8037,6 +8201,7 @@
     <w:name w:val="KeywordTok"/>
     <w:basedOn w:val="VerbatimChar"/>
     <w:rPr>
+      <w:b/>
       <w:color w:val="003b4f"/>
       <w:shd w:val="clear" w:fill="f1f3f5"/>
     </w:rPr>
@@ -8141,9 +8306,9 @@
     <w:name w:val="DocumentationTok"/>
     <w:basedOn w:val="VerbatimChar"/>
     <w:rPr>
+      <w:i/>
       <w:color w:val="5e5e5e"/>
       <w:shd w:val="clear" w:fill="f1f3f5"/>
-      <w:i/>
     </w:rPr>
   </w:style>
   <w:style w:type="character" w:customStyle="1" w:styleId="AnnotationTok">
@@ -8158,9 +8323,9 @@
     <w:name w:val="CommentVarTok"/>
     <w:basedOn w:val="VerbatimChar"/>
     <w:rPr>
+      <w:i/>
       <w:color w:val="5e5e5e"/>
       <w:shd w:val="clear" w:fill="f1f3f5"/>
-      <w:i/>
     </w:rPr>
   </w:style>
   <w:style w:type="character" w:customStyle="1" w:styleId="OtherTok">
@@ -8191,6 +8356,7 @@
     <w:name w:val="ControlFlowTok"/>
     <w:basedOn w:val="VerbatimChar"/>
     <w:rPr>
+      <w:b/>
       <w:color w:val="003b4f"/>
       <w:shd w:val="clear" w:fill="f1f3f5"/>
     </w:rPr>
@@ -8255,9 +8421,9 @@
     <w:name w:val="WarningTok"/>
     <w:basedOn w:val="VerbatimChar"/>
     <w:rPr>
+      <w:i/>
       <w:color w:val="5e5e5e"/>
       <w:shd w:val="clear" w:fill="f1f3f5"/>
-      <w:i/>
     </w:rPr>
   </w:style>
   <w:style w:type="character" w:customStyle="1" w:styleId="AlertTok">
@@ -8298,44 +8464,44 @@
         <a:sysClr val="window" lastClr="FFFFFF"/>
       </a:lt1>
       <a:dk2>
-        <a:srgbClr val="1F497D"/>
+        <a:srgbClr val="0E2841"/>
       </a:dk2>
       <a:lt2>
-        <a:srgbClr val="EEECE1"/>
+        <a:srgbClr val="E8E8E8"/>
       </a:lt2>
       <a:accent1>
-        <a:srgbClr val="4F81BD"/>
+        <a:srgbClr val="156082"/>
       </a:accent1>
       <a:accent2>
-        <a:srgbClr val="C0504D"/>
+        <a:srgbClr val="E97132"/>
       </a:accent2>
       <a:accent3>
-        <a:srgbClr val="9BBB59"/>
+        <a:srgbClr val="196B24"/>
       </a:accent3>
       <a:accent4>
-        <a:srgbClr val="8064A2"/>
+        <a:srgbClr val="0F9ED5"/>
       </a:accent4>
       <a:accent5>
-        <a:srgbClr val="4BACC6"/>
+        <a:srgbClr val="A02B93"/>
       </a:accent5>
       <a:accent6>
-        <a:srgbClr val="F79646"/>
+        <a:srgbClr val="4EA72E"/>
       </a:accent6>
       <a:hlink>
-        <a:srgbClr val="0000FF"/>
+        <a:srgbClr val="467886"/>
       </a:hlink>
       <a:folHlink>
-        <a:srgbClr val="800080"/>
+        <a:srgbClr val="96607D"/>
       </a:folHlink>
     </a:clrScheme>
     <a:fontScheme name="Office">
       <a:majorFont>
-        <a:latin typeface="Calibri"/>
+        <a:latin typeface="Aptos Display" panose="02110004020202020204"/>
         <a:ea typeface=""/>
         <a:cs typeface=""/>
-        <a:font script="Jpan" typeface="ＭＳ ゴシック"/>
+        <a:font script="Jpan" typeface="游ゴシック Light"/>
         <a:font script="Hang" typeface="맑은 고딕"/>
-        <a:font script="Hans" typeface="宋体"/>
+        <a:font script="Hans" typeface="等线 Light"/>
         <a:font script="Hant" typeface="新細明體"/>
         <a:font script="Arab" typeface="Times New Roman"/>
         <a:font script="Hebr" typeface="Times New Roman"/>
@@ -8362,14 +8528,32 @@
         <a:font script="Mong" typeface="Mongolian Baiti"/>
         <a:font script="Viet" typeface="Times New Roman"/>
         <a:font script="Uigh" typeface="Microsoft Uighur"/>
+        <a:font script="Geor" typeface="Sylfaen"/>
+        <a:font script="Armn" typeface="Arial"/>
+        <a:font script="Bugi" typeface="Leelawadee UI"/>
+        <a:font script="Bopo" typeface="Microsoft JhengHei"/>
+        <a:font script="Java" typeface="Javanese Text"/>
+        <a:font script="Lisu" typeface="Segoe UI"/>
+        <a:font script="Mymr" typeface="Myanmar Text"/>
+        <a:font script="Nkoo" typeface="Ebrima"/>
+        <a:font script="Olck" typeface="Nirmala UI"/>
+        <a:font script="Osma" typeface="Ebrima"/>
+        <a:font script="Phag" typeface="Phagspa"/>
+        <a:font script="Syrn" typeface="Estrangelo Edessa"/>
+        <a:font script="Syrj" typeface="Estrangelo Edessa"/>
+        <a:font script="Syre" typeface="Estrangelo Edessa"/>
+        <a:font script="Sora" typeface="Nirmala UI"/>
+        <a:font script="Tale" typeface="Microsoft Tai Le"/>
+        <a:font script="Talu" typeface="Microsoft New Tai Lue"/>
+        <a:font script="Tfng" typeface="Ebrima"/>
       </a:majorFont>
       <a:minorFont>
-        <a:latin typeface="Cambria"/>
+        <a:latin typeface="Aptos" panose="02110004020202020204"/>
         <a:ea typeface=""/>
         <a:cs typeface=""/>
-        <a:font script="Jpan" typeface="ＭＳ 明朝"/>
+        <a:font script="Jpan" typeface="游明朝"/>
         <a:font script="Hang" typeface="맑은 고딕"/>
-        <a:font script="Hans" typeface="宋体"/>
+        <a:font script="Hans" typeface="等线"/>
         <a:font script="Hant" typeface="新細明體"/>
         <a:font script="Arab" typeface="Arial"/>
         <a:font script="Hebr" typeface="Arial"/>
@@ -8396,6 +8580,24 @@
         <a:font script="Mong" typeface="Mongolian Baiti"/>
         <a:font script="Viet" typeface="Arial"/>
         <a:font script="Uigh" typeface="Microsoft Uighur"/>
+        <a:font script="Geor" typeface="Sylfaen"/>
+        <a:font script="Armn" typeface="Arial"/>
+        <a:font script="Bugi" typeface="Leelawadee UI"/>
+        <a:font script="Bopo" typeface="Microsoft JhengHei"/>
+        <a:font script="Java" typeface="Javanese Text"/>
+        <a:font script="Lisu" typeface="Segoe UI"/>
+        <a:font script="Mymr" typeface="Myanmar Text"/>
+        <a:font script="Nkoo" typeface="Ebrima"/>
+        <a:font script="Olck" typeface="Nirmala UI"/>
+        <a:font script="Osma" typeface="Ebrima"/>
+        <a:font script="Phag" typeface="Phagspa"/>
+        <a:font script="Syrn" typeface="Estrangelo Edessa"/>
+        <a:font script="Syrj" typeface="Estrangelo Edessa"/>
+        <a:font script="Syre" typeface="Estrangelo Edessa"/>
+        <a:font script="Sora" typeface="Nirmala UI"/>
+        <a:font script="Tale" typeface="Microsoft Tai Le"/>
+        <a:font script="Talu" typeface="Microsoft New Tai Lue"/>
+        <a:font script="Tfng" typeface="Ebrima"/>
       </a:minorFont>
     </a:fontScheme>
     <a:fmtScheme name="Office">
@@ -8407,200 +8609,141 @@
           <a:gsLst>
             <a:gs pos="0">
               <a:schemeClr val="phClr">
-                <a:tint val="50000"/>
-                <a:satMod val="300000"/>
+                <a:lumMod val="110000"/>
+                <a:satMod val="105000"/>
+                <a:tint val="67000"/>
               </a:schemeClr>
             </a:gs>
-            <a:gs pos="35000">
+            <a:gs pos="50000">
               <a:schemeClr val="phClr">
-                <a:tint val="37000"/>
-                <a:satMod val="300000"/>
+                <a:lumMod val="105000"/>
+                <a:satMod val="103000"/>
+                <a:tint val="73000"/>
               </a:schemeClr>
             </a:gs>
             <a:gs pos="100000">
               <a:schemeClr val="phClr">
-                <a:tint val="15000"/>
-                <a:satMod val="350000"/>
+                <a:lumMod val="105000"/>
+                <a:satMod val="109000"/>
+                <a:tint val="81000"/>
               </a:schemeClr>
             </a:gs>
           </a:gsLst>
-          <a:lin ang="16200000" scaled="1"/>
+          <a:lin ang="5400000" scaled="0"/>
         </a:gradFill>
         <a:gradFill rotWithShape="1">
           <a:gsLst>
             <a:gs pos="0">
               <a:schemeClr val="phClr">
-                <a:tint val="100000"/>
+                <a:satMod val="103000"/>
+                <a:lumMod val="102000"/>
+                <a:tint val="94000"/>
+              </a:schemeClr>
+            </a:gs>
+            <a:gs pos="50000">
+              <a:schemeClr val="phClr">
+                <a:satMod val="110000"/>
+                <a:lumMod val="100000"/>
                 <a:shade val="100000"/>
-                <a:satMod val="130000"/>
               </a:schemeClr>
             </a:gs>
             <a:gs pos="100000">
               <a:schemeClr val="phClr">
-                <a:tint val="50000"/>
-                <a:shade val="100000"/>
-                <a:satMod val="350000"/>
+                <a:lumMod val="99000"/>
+                <a:satMod val="120000"/>
+                <a:shade val="78000"/>
               </a:schemeClr>
             </a:gs>
           </a:gsLst>
-          <a:lin ang="16200000" scaled="0"/>
+          <a:lin ang="5400000" scaled="0"/>
         </a:gradFill>
       </a:fillStyleLst>
       <a:lnStyleLst>
-        <a:ln w="9525" cap="flat" cmpd="sng" algn="ctr">
-          <a:solidFill>
-            <a:schemeClr val="phClr">
-              <a:shade val="95000"/>
-              <a:satMod val="105000"/>
-            </a:schemeClr>
-          </a:solidFill>
-          <a:prstDash val="solid"/>
-        </a:ln>
-        <a:ln w="25400" cap="flat" cmpd="sng" algn="ctr">
+        <a:ln w="6350" cap="flat" cmpd="sng" algn="ctr">
           <a:solidFill>
             <a:schemeClr val="phClr"/>
           </a:solidFill>
           <a:prstDash val="solid"/>
+          <a:miter lim="800000"/>
         </a:ln>
-        <a:ln w="38100" cap="flat" cmpd="sng" algn="ctr">
+        <a:ln w="12700" cap="flat" cmpd="sng" algn="ctr">
           <a:solidFill>
             <a:schemeClr val="phClr"/>
           </a:solidFill>
           <a:prstDash val="solid"/>
+          <a:miter lim="800000"/>
+        </a:ln>
+        <a:ln w="19050" cap="flat" cmpd="sng" algn="ctr">
+          <a:solidFill>
+            <a:schemeClr val="phClr"/>
+          </a:solidFill>
+          <a:prstDash val="solid"/>
+          <a:miter lim="800000"/>
         </a:ln>
       </a:lnStyleLst>
       <a:effectStyleLst>
         <a:effectStyle>
+          <a:effectLst/>
+        </a:effectStyle>
+        <a:effectStyle>
+          <a:effectLst/>
+        </a:effectStyle>
+        <a:effectStyle>
           <a:effectLst>
-            <a:outerShdw blurRad="40000" dist="20000" dir="5400000" rotWithShape="0">
+            <a:outerShdw blurRad="57150" dist="19050" dir="5400000" algn="ctr" rotWithShape="0">
               <a:srgbClr val="000000">
-                <a:alpha val="38000"/>
+                <a:alpha val="63000"/>
               </a:srgbClr>
             </a:outerShdw>
           </a:effectLst>
-        </a:effectStyle>
-        <a:effectStyle>
-          <a:effectLst>
-            <a:outerShdw blurRad="40000" dist="23000" dir="5400000" rotWithShape="0">
-              <a:srgbClr val="000000">
-                <a:alpha val="35000"/>
-              </a:srgbClr>
-            </a:outerShdw>
-          </a:effectLst>
-        </a:effectStyle>
-        <a:effectStyle>
-          <a:effectLst>
-            <a:outerShdw blurRad="40000" dist="23000" dir="5400000" rotWithShape="0">
-              <a:srgbClr val="000000">
-                <a:alpha val="35000"/>
-              </a:srgbClr>
-            </a:outerShdw>
-          </a:effectLst>
-          <a:scene3d>
-            <a:camera prst="orthographicFront">
-              <a:rot lat="0" lon="0" rev="0"/>
-            </a:camera>
-            <a:lightRig rig="threePt" dir="t">
-              <a:rot lat="0" lon="0" rev="1200000"/>
-            </a:lightRig>
-          </a:scene3d>
-          <a:sp3d>
-            <a:bevelT w="63500" h="25400"/>
-          </a:sp3d>
         </a:effectStyle>
       </a:effectStyleLst>
       <a:bgFillStyleLst>
         <a:solidFill>
           <a:schemeClr val="phClr"/>
         </a:solidFill>
+        <a:solidFill>
+          <a:schemeClr val="phClr">
+            <a:tint val="95000"/>
+            <a:satMod val="170000"/>
+          </a:schemeClr>
+        </a:solidFill>
         <a:gradFill rotWithShape="1">
           <a:gsLst>
             <a:gs pos="0">
               <a:schemeClr val="phClr">
-                <a:tint val="40000"/>
-                <a:satMod val="350000"/>
+                <a:tint val="93000"/>
+                <a:satMod val="150000"/>
+                <a:shade val="98000"/>
+                <a:lumMod val="102000"/>
               </a:schemeClr>
             </a:gs>
-            <a:gs pos="40000">
+            <a:gs pos="50000">
               <a:schemeClr val="phClr">
-                <a:tint val="45000"/>
-                <a:shade val="99000"/>
-                <a:satMod val="350000"/>
+                <a:tint val="98000"/>
+                <a:satMod val="130000"/>
+                <a:shade val="90000"/>
+                <a:lumMod val="103000"/>
               </a:schemeClr>
             </a:gs>
             <a:gs pos="100000">
               <a:schemeClr val="phClr">
-                <a:shade val="20000"/>
-                <a:satMod val="255000"/>
+                <a:shade val="63000"/>
+                <a:satMod val="120000"/>
               </a:schemeClr>
             </a:gs>
           </a:gsLst>
-          <a:path path="circle">
-            <a:fillToRect l="50000" t="-80000" r="50000" b="180000"/>
-          </a:path>
-        </a:gradFill>
-        <a:gradFill rotWithShape="1">
-          <a:gsLst>
-            <a:gs pos="0">
-              <a:schemeClr val="phClr">
-                <a:tint val="80000"/>
-                <a:satMod val="300000"/>
-              </a:schemeClr>
-            </a:gs>
-            <a:gs pos="100000">
-              <a:schemeClr val="phClr">
-                <a:shade val="30000"/>
-                <a:satMod val="200000"/>
-              </a:schemeClr>
-            </a:gs>
-          </a:gsLst>
-          <a:path path="circle">
-            <a:fillToRect l="50000" t="50000" r="50000" b="50000"/>
-          </a:path>
+          <a:lin ang="5400000" scaled="0"/>
         </a:gradFill>
       </a:bgFillStyleLst>
     </a:fmtScheme>
   </a:themeElements>
-  <a:objectDefaults>
-    <a:spDef>
-      <a:spPr/>
-      <a:bodyPr/>
-      <a:lstStyle/>
-      <a:style>
-        <a:lnRef idx="1">
-          <a:schemeClr val="accent1"/>
-        </a:lnRef>
-        <a:fillRef idx="3">
-          <a:schemeClr val="accent1"/>
-        </a:fillRef>
-        <a:effectRef idx="2">
-          <a:schemeClr val="accent1"/>
-        </a:effectRef>
-        <a:fontRef idx="minor">
-          <a:schemeClr val="lt1"/>
-        </a:fontRef>
-      </a:style>
-    </a:spDef>
-    <a:lnDef>
-      <a:spPr/>
-      <a:bodyPr/>
-      <a:lstStyle/>
-      <a:style>
-        <a:lnRef idx="2">
-          <a:schemeClr val="accent1"/>
-        </a:lnRef>
-        <a:fillRef idx="0">
-          <a:schemeClr val="accent1"/>
-        </a:fillRef>
-        <a:effectRef idx="1">
-          <a:schemeClr val="accent1"/>
-        </a:effectRef>
-        <a:fontRef idx="minor">
-          <a:schemeClr val="tx1"/>
-        </a:fontRef>
-      </a:style>
-    </a:lnDef>
-  </a:objectDefaults>
+  <a:objectDefaults/>
   <a:extraClrSchemeLst/>
+  <a:extLst>
+    <a:ext uri="{05A4C25C-085E-4340-85A3-A5531E510DB2}">
+      <thm15:themeFamily xmlns:thm15="http://schemas.microsoft.com/office/thememl/2012/main" name="Office Theme" id="{2E142A2C-CD16-42D6-873A-C26D2A0506FA}" vid="{1BDDFF52-6CD6-40A5-AB3C-68EB2F1E4D0A}"/>
+    </a:ext>
+  </a:extLst>
 </a:theme>
 </file>
--- a/index.docx
+++ b/index.docx
@@ -5940,9 +5940,29 @@
       <w:r>
         <w:t xml:space="preserve"> </w:t>
       </w:r>
-      <w:r>
-        <w:t xml:space="preserve">$\%_cov}$</w:t>
-      </w:r>
+      <m:oMath>
+        <m:sSub>
+          <m:e>
+            <m:r>
+              <m:rPr>
+                <m:sty m:val="p"/>
+              </m:rPr>
+              <m:t>%</m:t>
+            </m:r>
+          </m:e>
+          <m:sub>
+            <m:r>
+              <m:t>c</m:t>
+            </m:r>
+            <m:r>
+              <m:t>o</m:t>
+            </m:r>
+            <m:r>
+              <m:t>v</m:t>
+            </m:r>
+          </m:sub>
+        </m:sSub>
+      </m:oMath>
       <w:r>
         <w:t xml:space="preserve">=0.25 and</w:t>
       </w:r>

--- a/index.docx
+++ b/index.docx
@@ -864,7 +864,7 @@
                     <w:jc w:val="center"/>
                   </w:pPr>
                   <w:r>
-                    <w:t xml:space="preserve">Single covariate linear model without X</w:t>
+                    <w:t xml:space="preserve">Separate covariate linear model without X</w:t>
                   </w:r>
                 </w:p>
               </w:tc>
@@ -923,7 +923,7 @@
                     <w:jc w:val="center"/>
                   </w:pPr>
                   <w:r>
-                    <w:t xml:space="preserve">Single covariate linear model with X</w:t>
+                    <w:t xml:space="preserve">Separate covariate linear model with X</w:t>
                   </w:r>
                 </w:p>
               </w:tc>
@@ -982,7 +982,7 @@
                     <w:jc w:val="center"/>
                   </w:pPr>
                   <w:r>
-                    <w:t xml:space="preserve">All covariates linear model without X</w:t>
+                    <w:t xml:space="preserve">Simultaneous covariate linear model without X</w:t>
                   </w:r>
                 </w:p>
               </w:tc>
@@ -1023,7 +1023,7 @@
                     <w:jc w:val="center"/>
                   </w:pPr>
                   <w:r>
-                    <w:t xml:space="preserve">All covariates linear model with X</w:t>
+                    <w:t xml:space="preserve">Simultaneous covariate linear model with X</w:t>
                   </w:r>
                 </w:p>
               </w:tc>
@@ -1064,7 +1064,7 @@
                     <w:jc w:val="center"/>
                   </w:pPr>
                   <w:r>
-                    <w:t xml:space="preserve">All covariates LASSO without X</w:t>
+                    <w:t xml:space="preserve">Simultaneous covariate LASSO without X</w:t>
                   </w:r>
                 </w:p>
               </w:tc>
@@ -1105,7 +1105,7 @@
                     <w:jc w:val="center"/>
                   </w:pPr>
                   <w:r>
-                    <w:t xml:space="preserve">All covariates LASSO with X</w:t>
+                    <w:t xml:space="preserve">Simultaneous covariate LASSO with X</w:t>
                   </w:r>
                 </w:p>
               </w:tc>
@@ -4667,7 +4667,7 @@
                     <w:jc w:val="center"/>
                   </w:pPr>
                   <w:r>
-                    <w:t xml:space="preserve">Single covariate lm without X</w:t>
+                    <w:t xml:space="preserve">Separate covariate lm without X</w:t>
                   </w:r>
                 </w:p>
               </w:tc>
@@ -4721,7 +4721,7 @@
                     <w:jc w:val="center"/>
                   </w:pPr>
                   <w:r>
-                    <w:t xml:space="preserve">Single covariate lm with X</w:t>
+                    <w:t xml:space="preserve">Separate covariate lm with X</w:t>
                   </w:r>
                 </w:p>
               </w:tc>
@@ -4775,7 +4775,7 @@
                     <w:jc w:val="center"/>
                   </w:pPr>
                   <w:r>
-                    <w:t xml:space="preserve">All covariates lm without X</w:t>
+                    <w:t xml:space="preserve">Simultaneous covariate lm without X</w:t>
                   </w:r>
                 </w:p>
               </w:tc>
@@ -4829,7 +4829,7 @@
                     <w:jc w:val="center"/>
                   </w:pPr>
                   <w:r>
-                    <w:t xml:space="preserve">All covariates lm with X</w:t>
+                    <w:t xml:space="preserve">Simultaneous covariate lm with X</w:t>
                   </w:r>
                 </w:p>
               </w:tc>
@@ -4883,7 +4883,7 @@
                     <w:jc w:val="center"/>
                   </w:pPr>
                   <w:r>
-                    <w:t xml:space="preserve">All covariates LASSO without X</w:t>
+                    <w:t xml:space="preserve">Simultaneous covariate LASSO without X</w:t>
                   </w:r>
                 </w:p>
               </w:tc>
@@ -4937,7 +4937,7 @@
                     <w:jc w:val="center"/>
                   </w:pPr>
                   <w:r>
-                    <w:t xml:space="preserve">All covariates LASSO with X</w:t>
+                    <w:t xml:space="preserve">Simultaneous covariate LASSO with X</w:t>
                   </w:r>
                 </w:p>
               </w:tc>

--- a/index.docx
+++ b/index.docx
@@ -47,7 +47,7 @@
         <w:pStyle w:val="Date"/>
       </w:pPr>
       <w:r>
-        <w:t xml:space="preserve">2026-03-17</w:t>
+        <w:t xml:space="preserve">2026-03-18</w:t>
       </w:r>
     </w:p>
     <w:p>
@@ -649,7 +649,7 @@
               <w:jc w:val="center"/>
             </w:pPr>
             <w:pPr>
-              <w:jc w:val="left"/>
+              <w:jc w:val="start"/>
               <w:spacing w:before="200"/>
               <w:pStyle w:val="ImageCaption"/>
             </w:pPr>
@@ -1649,7 +1649,7 @@
               <w:jc w:val="center"/>
             </w:pPr>
             <w:pPr>
-              <w:jc w:val="left"/>
+              <w:jc w:val="start"/>
               <w:spacing w:before="200"/>
               <w:pStyle w:val="ImageCaption"/>
             </w:pPr>
@@ -2782,8 +2782,8 @@
         <m:d>
           <m:dPr>
             <m:begChr m:val="("/>
+            <m:endChr m:val=")"/>
             <m:sepChr m:val=""/>
-            <m:endChr m:val=")"/>
             <m:grow/>
           </m:dPr>
           <m:e>
@@ -3216,7 +3216,7 @@
               <w:jc w:val="center"/>
             </w:pPr>
             <w:pPr>
-              <w:jc w:val="left"/>
+              <w:jc w:val="start"/>
               <w:spacing w:before="200"/>
               <w:pStyle w:val="ImageCaption"/>
             </w:pPr>
@@ -3609,7 +3609,7 @@
               <w:jc w:val="center"/>
             </w:pPr>
             <w:pPr>
-              <w:jc w:val="left"/>
+              <w:jc w:val="start"/>
               <w:spacing w:before="200"/>
               <w:pStyle w:val="ImageCaption"/>
             </w:pPr>
@@ -3928,7 +3928,7 @@
               <w:jc w:val="center"/>
             </w:pPr>
             <w:pPr>
-              <w:jc w:val="left"/>
+              <w:jc w:val="start"/>
               <w:spacing w:before="200"/>
               <w:pStyle w:val="ImageCaption"/>
             </w:pPr>
@@ -4116,7 +4116,7 @@
               <w:jc w:val="center"/>
             </w:pPr>
             <w:pPr>
-              <w:jc w:val="left"/>
+              <w:jc w:val="start"/>
               <w:spacing w:before="200"/>
               <w:pStyle w:val="ImageCaption"/>
             </w:pPr>
@@ -4312,7 +4312,7 @@
               <w:jc w:val="center"/>
             </w:pPr>
             <w:pPr>
-              <w:jc w:val="left"/>
+              <w:jc w:val="start"/>
               <w:spacing w:before="200"/>
               <w:pStyle w:val="ImageCaption"/>
             </w:pPr>
@@ -5102,7 +5102,7 @@
               <w:jc w:val="center"/>
             </w:pPr>
             <w:pPr>
-              <w:jc w:val="left"/>
+              <w:jc w:val="start"/>
               <w:spacing w:before="200"/>
               <w:pStyle w:val="ImageCaption"/>
             </w:pPr>
@@ -6144,18 +6144,16 @@
         <w:t xml:space="preserve"> </w:t>
       </w:r>
       <m:oMath>
-        <m:r>
-          <m:t>h</m:t>
-        </m:r>
-        <m:r>
-          <m:t>a</m:t>
-        </m:r>
-        <m:r>
-          <m:t>t</m:t>
-        </m:r>
-        <m:r>
-          <m:t>Y</m:t>
-        </m:r>
+        <m:acc>
+          <m:accPr>
+            <m:chr m:val="̂"/>
+          </m:accPr>
+          <m:e>
+            <m:r>
+              <m:t>Y</m:t>
+            </m:r>
+          </m:e>
+        </m:acc>
       </m:oMath>
       <w:r>
         <w:t xml:space="preserve">). Similarly, although some data-driven approaches (that do not include</w:t>
@@ -7314,11 +7312,7 @@
     <w:bookmarkEnd w:id="102"/>
     <w:bookmarkEnd w:id="103"/>
     <w:bookmarkEnd w:id="104"/>
-    <w:sectPr>
-      <w:footnotePr>
-        <w:numRestart w:val="eachSect"/>
-      </w:footnotePr>
-    </w:sectPr>
+    <w:sectPr/>
   </w:body>
 </w:document>
 </file>
@@ -7605,6 +7599,8 @@
     </w:pPr>
     <w:rPr>
       <w:rFonts w:asciiTheme="majorHAnsi" w:cstheme="majorBidi" w:eastAsiaTheme="majorEastAsia" w:hAnsiTheme="majorHAnsi"/>
+      <w:spacing w:val="-10"/>
+      <w:kern w:val="28"/>
       <w:sz w:val="56"/>
       <w:szCs w:val="56"/>
     </w:rPr>
@@ -7617,6 +7613,8 @@
     <w:rsid w:val="00A10FD9"/>
     <w:rPr>
       <w:rFonts w:asciiTheme="majorHAnsi" w:cstheme="majorBidi" w:eastAsiaTheme="majorEastAsia" w:hAnsiTheme="majorHAnsi"/>
+      <w:spacing w:val="-10"/>
+      <w:kern w:val="28"/>
       <w:sz w:val="56"/>
       <w:szCs w:val="56"/>
     </w:rPr>
@@ -7657,31 +7655,23 @@
   </w:style>
   <w:style w:customStyle="1" w:styleId="Author" w:type="paragraph">
     <w:name w:val="Author"/>
-    <w:basedOn w:val="Title"/>
     <w:next w:val="BodyText"/>
     <w:qFormat/>
     <w:pPr>
       <w:keepNext/>
       <w:keepLines/>
+      <w:jc w:val="center"/>
     </w:pPr>
-    <w:rPr>
-      <w:sz w:val="24"/>
-      <w:szCs w:val="24"/>
-    </w:rPr>
   </w:style>
   <w:style w:styleId="Date" w:type="paragraph">
     <w:name w:val="Date"/>
-    <w:basedOn w:val="Title"/>
     <w:next w:val="BodyText"/>
     <w:qFormat/>
     <w:pPr>
       <w:keepNext/>
       <w:keepLines/>
+      <w:jc w:val="center"/>
     </w:pPr>
-    <w:rPr>
-      <w:sz w:val="24"/>
-      <w:szCs w:val="24"/>
-    </w:rPr>
   </w:style>
   <w:style w:customStyle="1" w:styleId="AbstractTitle" w:type="paragraph">
     <w:name w:val="Abstract Title"/>

--- a/index.docx
+++ b/index.docx
@@ -47,7 +47,7 @@
         <w:pStyle w:val="Date"/>
       </w:pPr>
       <w:r>
-        <w:t xml:space="preserve">2026-03-18</w:t>
+        <w:t xml:space="preserve">2026-04-15</w:t>
       </w:r>
     </w:p>
     <w:p>
@@ -63,84 +63,7 @@
         <w:pStyle w:val="Abstract"/>
       </w:pPr>
       <w:r>
-        <w:t xml:space="preserve">Abstract of paper goes here and can span several lines.</w:t>
-      </w:r>
-    </w:p>
-    <w:bookmarkStart w:id="20" w:name="introduction"/>
-    <w:p>
-      <w:pPr>
-        <w:pStyle w:val="Heading1"/>
-      </w:pPr>
-      <w:r>
-        <w:t xml:space="preserve">Introduction</w:t>
-      </w:r>
-    </w:p>
-    <w:p>
-      <w:pPr>
-        <w:pStyle w:val="FirstParagraph"/>
-      </w:pPr>
-      <w:r>
-        <w:t xml:space="preserve">Research in Psychology often uses experimental manipulations to establish causal relationships between a focal independent variable (IV) and a psychological outcome. For example, participants may be randomly assigned to receive a moderate dose of alcohol or placebo to evaluate the effect of alcohol consumption on response to a laboratory stressor</w:t>
-      </w:r>
-      <w:r>
-        <w:t xml:space="preserve"> </w:t>
-      </w:r>
-      <w:r>
-        <w:t xml:space="preserve">(Bradford, Shapiro, and Curtin 2013; Hefner et al. 2013)</w:t>
-      </w:r>
-      <w:r>
-        <w:t xml:space="preserve">. [Markus, can you provide a simple second example that focuses on an IV manipulation that is social psych relevant?)</w:t>
-      </w:r>
-    </w:p>
-    <w:p>
-      <w:pPr>
-        <w:pStyle w:val="BodyText"/>
-      </w:pPr>
-      <w:r>
-        <w:t xml:space="preserve">A valid test of the effect of an IV requires adequate statistical power</w:t>
-      </w:r>
-      <w:r>
-        <w:t xml:space="preserve"> </w:t>
-      </w:r>
-      <w:r>
-        <w:t xml:space="preserve">(Cohen 1988, 1992)</w:t>
-      </w:r>
-      <w:r>
-        <w:t xml:space="preserve">. By definition, low statistical power is associated with a high probability of a Type II error (i.e., failure to reject a false null hypothesis). Furthermore, significant effects detected by low-powered studies may not replicate (due to low positive predictive value) and estimates of their effect size may be positively biased (due to publication bias). For all these reasons, methods to increase statistical power are critically important for a robust scientific literature</w:t>
-      </w:r>
-      <w:r>
-        <w:t xml:space="preserve"> </w:t>
-      </w:r>
-      <w:r>
-        <w:t xml:space="preserve">(Cohen 1962; Button et al. 2013)</w:t>
-      </w:r>
-      <w:r>
-        <w:t xml:space="preserve">.</w:t>
-      </w:r>
-    </w:p>
-    <w:p>
-      <w:pPr>
-        <w:pStyle w:val="BodyText"/>
-      </w:pPr>
-      <w:r>
-        <w:t xml:space="preserve">The use of covariates that are measured at baseline (i.e., prior to random assignment/manipulation of the focal IV) has been shown to increase statistical power and reduce Type II errors by accounting for unexplained variance in the outcome that would otherwise be treated as noise in the analysis</w:t>
-      </w:r>
-      <w:r>
-        <w:t xml:space="preserve"> </w:t>
-      </w:r>
-      <w:r>
-        <w:t xml:space="preserve">(Thompson et al. 2015; Adrián V. Hernández, Steyerberg, and Habbema 2004; Adrián V. Hernández, Eijkemans, and Steyerberg 2006; Kahan et al. 2014; Van Breukelen 2006; Egbewale, Lewis, and Sim 2014)</w:t>
-      </w:r>
-      <w:r>
-        <w:t xml:space="preserve">. For example, in the previously described test of the effect of alcohol on stress response, baseline measures of both trait anxiety and fearfulness could be included as covariates. These measures would not be systematically correlated with the IV because they are collected prior to random assignment. They would also be expected to correlate with laboratory stress response based on prior research. Given this, the addition of these measures as covariates in the analysis could reduce variance in stress response that is unrelated to the manipulation to increase statistical power to test the IV effect.</w:t>
-      </w:r>
-    </w:p>
-    <w:p>
-      <w:pPr>
-        <w:pStyle w:val="BodyText"/>
-      </w:pPr>
-      <w:r>
-        <w:t xml:space="preserve">However, selection of the optimal covariates to include to increase statistical power is not straightforward. Historically, researchers often iterated over a large set of available covariates and included only those covariates that lowered the</w:t>
+        <w:t xml:space="preserve">Including covariates in tests of experimentally manipulated independent variables (IVs) can reduce Type II error by explaining outcome variance, but selecting optimal covariates is challenging. Iterating over many covariates and retaining only those that increase the focal effect (i.e.,</w:t>
       </w:r>
       <w:r>
         <w:t xml:space="preserve"> </w:t>
@@ -153,10 +76,15 @@
         <w:t xml:space="preserve">p</w:t>
       </w:r>
       <w:r>
-        <w:t xml:space="preserve">-value for the test of their focal IV. Today, we recognize that this approach, known as</w:t>
-      </w:r>
-      <w:r>
-        <w:t xml:space="preserve"> </w:t>
+        <w:t xml:space="preserve">-hacking) substantially inflates Type I error. As a result, researchers often adopt two extremes: including no covariates or all covariates. Although these approaches do not nominally increase Type I error rates, both can reduce power. Data-driven approaches may offer a more effective alternative.</w:t>
+      </w:r>
+    </w:p>
+    <w:p>
+      <w:pPr>
+        <w:pStyle w:val="Abstract"/>
+      </w:pPr>
+      <w:r>
+        <w:t xml:space="preserve">We simulated 40,000 datasets across 540 conditions varying in effect size, sample size, number of covariates, and covariate-outcome relationships. Across these data sets we compared nine selection methods: two traditional approaches (no covariates, all covariates) and seven data-driven approaches using covariate screening models (</w:t>
       </w:r>
       <w:r>
         <w:rPr>
@@ -166,25 +94,41 @@
         <w:t xml:space="preserve">p</w:t>
       </w:r>
       <w:r>
-        <w:t xml:space="preserve">-hacking</w:t>
-      </w:r>
-      <w:r>
-        <w:t xml:space="preserve"> </w:t>
-      </w:r>
-      <w:r>
-        <w:t xml:space="preserve">(Simonsohn, Nelson, and Simmons 2014)</w:t>
-      </w:r>
-      <w:r>
-        <w:t xml:space="preserve">, seriously undermines the statistical validity of the analyses by substantially increasing the probability of Type I errors (i.e., rejecting the null hypothesis when it is not false</w:t>
-      </w:r>
-      <w:r>
-        <w:t xml:space="preserve"> </w:t>
-      </w:r>
-      <w:r>
-        <w:t xml:space="preserve">(Simmons, Nelson, and Simonsohn 2011; Ioannidis 2005; Schelchter and Forsythe 1985; Beach and Meier 1989)</w:t>
-      </w:r>
-      <w:r>
-        <w:t xml:space="preserve">). Statistically valid analyses require both low probability of Type II errors and control of Type I errors at the specified value of alpha (e.g., 0.05).</w:t>
+        <w:t xml:space="preserve">-hacking, linear models that screen each covariate separately in its own model with and without the IV, linear models that screen all covariates simultaneously in a single model with and without the IV, and LASSO models that screen all covariates simultaneously in a single model with and without the IV.</w:t>
+      </w:r>
+    </w:p>
+    <w:p>
+      <w:pPr>
+        <w:pStyle w:val="Abstract"/>
+      </w:pPr>
+      <w:r>
+        <w:t xml:space="preserve">We quantified the probability of Type I and Type II errors across selection methods and research contexts. Our results provide strong evidence of the benefits of using covariates and provide practical guidance for improving statistical power while maintaining appropriate Type I error control in experimental research.</w:t>
+      </w:r>
+    </w:p>
+    <w:bookmarkStart w:id="20" w:name="introduction"/>
+    <w:p>
+      <w:pPr>
+        <w:pStyle w:val="Heading1"/>
+      </w:pPr>
+      <w:r>
+        <w:t xml:space="preserve">Introduction</w:t>
+      </w:r>
+    </w:p>
+    <w:p>
+      <w:pPr>
+        <w:pStyle w:val="FirstParagraph"/>
+      </w:pPr>
+      <w:r>
+        <w:t xml:space="preserve">Research in Psychology often uses experimental manipulations to establish causal relationships between a focal independent variable (IV) and a psychological outcome. For example, participants may be randomly assigned to receive a moderate dose of alcohol or placebo to evaluate the effect of alcohol consumption on response to a laboratory stressor</w:t>
+      </w:r>
+      <w:r>
+        <w:t xml:space="preserve"> </w:t>
+      </w:r>
+      <w:r>
+        <w:t xml:space="preserve">(Bradford, Shapiro, and Curtin 2013; Hefner et al. 2013)</w:t>
+      </w:r>
+      <w:r>
+        <w:t xml:space="preserve">. [Markus, can you provide a simple second example that focuses on an IV manipulation that is social psych relevant?)</w:t>
       </w:r>
     </w:p>
     <w:p>
@@ -192,7 +136,50 @@
         <w:pStyle w:val="BodyText"/>
       </w:pPr>
       <w:r>
-        <w:t xml:space="preserve">Given that</w:t>
+        <w:t xml:space="preserve">A valid test of the effect of an IV requires adequate statistical power</w:t>
+      </w:r>
+      <w:r>
+        <w:t xml:space="preserve"> </w:t>
+      </w:r>
+      <w:r>
+        <w:t xml:space="preserve">(Cohen 1988, 1992)</w:t>
+      </w:r>
+      <w:r>
+        <w:t xml:space="preserve">. By definition, low statistical power is associated with a high probability of a Type II error (i.e., failure to reject a false null hypothesis). Furthermore, significant effects detected by low-powered studies may not replicate (due to low positive predictive value) and estimates of their effect size may be positively biased (due to publication bias). For all these reasons, methods to reduce Type II errors are critically important for a robust scientific literature</w:t>
+      </w:r>
+      <w:r>
+        <w:t xml:space="preserve"> </w:t>
+      </w:r>
+      <w:r>
+        <w:t xml:space="preserve">(Cohen 1962; Button et al. 2013)</w:t>
+      </w:r>
+      <w:r>
+        <w:t xml:space="preserve">.</w:t>
+      </w:r>
+    </w:p>
+    <w:p>
+      <w:pPr>
+        <w:pStyle w:val="BodyText"/>
+      </w:pPr>
+      <w:r>
+        <w:t xml:space="preserve">The use of covariates that are measured at baseline (i.e., prior to random assignment/manipulation of the focal IV) has been shown to reduce Type II errors by accounting for unexplained variance in the outcome that would otherwise be treated as noise in the analysis</w:t>
+      </w:r>
+      <w:r>
+        <w:t xml:space="preserve"> </w:t>
+      </w:r>
+      <w:r>
+        <w:t xml:space="preserve">(Thompson et al. 2015; Adrián V. Hernández, Steyerberg, and Habbema 2004; Adrián V. Hernández, Eijkemans, and Steyerberg 2006; Kahan et al. 2014; Van Breukelen 2006; Egbewale, Lewis, and Sim 2014)</w:t>
+      </w:r>
+      <w:r>
+        <w:t xml:space="preserve">. For example, in the previously described test of the effect of alcohol on stress response, baseline measures of both trait anxiety and fearfulness could be included as covariates. These measures would not be systematically correlated with the IV because they are collected prior to random assignment. They would also be expected to correlate with laboratory stress response based on prior research. Given this, the addition of these measures as covariates in the analysis could reduce variance in stress response that is unrelated to the manipulation and lower the probability of a Type II error for the IV effect.</w:t>
+      </w:r>
+    </w:p>
+    <w:p>
+      <w:pPr>
+        <w:pStyle w:val="BodyText"/>
+      </w:pPr>
+      <w:r>
+        <w:t xml:space="preserve">However, selection of the optimal covariates to reduce Type II error is not straightforward. Historically, researchers often iterated over a large set of available covariates and included only those covariates that increased the effect size of the test of their focal IV (and their chances of obtaining a significant</w:t>
       </w:r>
       <w:r>
         <w:t xml:space="preserve"> </w:t>
@@ -205,24 +192,7 @@
         <w:t xml:space="preserve">p</w:t>
       </w:r>
       <w:r>
-        <w:t xml:space="preserve">-hacking compromises statistical validity, we are left with questions about appropriate covariate selection approaches that both minimize Type II errors and control Type I errors at alpha. A priori, the researcher could decide to avoid the use of covariates altogether with no risk to Type I error control. But statistical power would likely be lost by this decision. At the other extreme, the researcher could plan to include all available covariates that are reasonably believed to account for unexplained variance in the outcome in the statistical analysis. This decision, if made a priori, would also not be expected to inflate the Type I error rate. However, this approach may not yield optimal statistical power because a subset of these covariates may not manifest strong, or any, relationship with the outcome in any particular study if they have not been previously well-established as robust predictors. Furthermore, available covariates are often correlated with each other (e.g., trait anxiety and fearfulness from the previous example), which reduces their potential benefit in reducing noise relative to their cost to degrees of freedom in the analysis.</w:t>
-      </w:r>
-    </w:p>
-    <w:p>
-      <w:pPr>
-        <w:pStyle w:val="BodyText"/>
-      </w:pPr>
-      <w:r>
-        <w:t xml:space="preserve">Given these possibly sub-optimal previous options, it may be that a data-driven approach to covariate selection could improve statistical validity relative to the a priori all or no covariate approaches. An optimal data-driven covariate selection method may be able to select the covariates that provide the greatest increase in power (e.g., covariates highly correlated with the outcome</w:t>
-      </w:r>
-      <w:r>
-        <w:t xml:space="preserve"> </w:t>
-      </w:r>
-      <w:r>
-        <w:t xml:space="preserve">(Kahan et al. 2014)</w:t>
-      </w:r>
-      <w:r>
-        <w:t xml:space="preserve">) with the lowest cost to degrees of freedom (e.g., by including only covariates that contribute to unique reductions in variance). Of course, statistically valid data-driven approaches must also not meaningfully inflate the Type I error rate, as occurs with</w:t>
+        <w:t xml:space="preserve">-value). Today, we recognize that this approach, known as</w:t>
       </w:r>
       <w:r>
         <w:t xml:space="preserve"> </w:t>
@@ -235,7 +205,25 @@
         <w:t xml:space="preserve">p</w:t>
       </w:r>
       <w:r>
-        <w:t xml:space="preserve">-hacking.</w:t>
+        <w:t xml:space="preserve">-hacking</w:t>
+      </w:r>
+      <w:r>
+        <w:t xml:space="preserve"> </w:t>
+      </w:r>
+      <w:r>
+        <w:t xml:space="preserve">(Simonsohn, Nelson, and Simmons 2014)</w:t>
+      </w:r>
+      <w:r>
+        <w:t xml:space="preserve">, seriously undermines the statistical validity of the analyses by substantially increasing the probability of Type I errors (i.e., rejecting the null hypothesis when it is not false</w:t>
+      </w:r>
+      <w:r>
+        <w:t xml:space="preserve"> </w:t>
+      </w:r>
+      <w:r>
+        <w:t xml:space="preserve">(Simmons, Nelson, and Simonsohn 2011; Ioannidis 2005; Schelchter and Forsythe 1985; Beach and Meier 1989)</w:t>
+      </w:r>
+      <w:r>
+        <w:t xml:space="preserve">). Statistically valid analyses require both low probability of Type II errors and control of Type I errors at the specified value of alpha (e.g., 0.05).</w:t>
       </w:r>
     </w:p>
     <w:p>
@@ -243,55 +231,7 @@
         <w:pStyle w:val="BodyText"/>
       </w:pPr>
       <w:r>
-        <w:t xml:space="preserve">In this study, we use simulation methods to evaluate six candidate data-driven approaches to select an optimal set of covariates when testing the effect of a focal manipulated IV. For each approach, we use covariate</w:t>
-      </w:r>
-      <w:r>
-        <w:t xml:space="preserve"> </w:t>
-      </w:r>
-      <w:r>
-        <w:t xml:space="preserve">“screening models”</w:t>
-      </w:r>
-      <w:r>
-        <w:t xml:space="preserve"> </w:t>
-      </w:r>
-      <w:r>
-        <w:t xml:space="preserve">to identify which covariates display significant relationships with the outcome variable and will be included in the subsequent primary analysis that tests the focal IV. Across these screening models, we consider three modeling approaches (i.e., linear models that screen each covariate separately in its own model, linear models that screen all covariates simultaneously in a single model, and LASSO</w:t>
-      </w:r>
-      <w:r>
-        <w:t xml:space="preserve"> </w:t>
-      </w:r>
-      <w:r>
-        <w:t xml:space="preserve">(Tibshirani 1996)</w:t>
-      </w:r>
-      <w:r>
-        <w:t xml:space="preserve"> </w:t>
-      </w:r>
-      <w:r>
-        <w:t xml:space="preserve">models that screen all covariates simultaneously in a single model). Across these modeling approaches, we also either include or exclude the focal IV in the screening models for a total of six candidate data-driven approaches. We benchmark these candidate data-driven approaches against a priori</w:t>
-      </w:r>
-      <w:r>
-        <w:t xml:space="preserve"> </w:t>
-      </w:r>
-      <w:r>
-        <w:t xml:space="preserve">“all covariates”</w:t>
-      </w:r>
-      <w:r>
-        <w:t xml:space="preserve"> </w:t>
-      </w:r>
-      <w:r>
-        <w:t xml:space="preserve">and</w:t>
-      </w:r>
-      <w:r>
-        <w:t xml:space="preserve"> </w:t>
-      </w:r>
-      <w:r>
-        <w:t xml:space="preserve">“no covariates”</w:t>
-      </w:r>
-      <w:r>
-        <w:t xml:space="preserve"> </w:t>
-      </w:r>
-      <w:r>
-        <w:t xml:space="preserve">approaches as well as the</w:t>
+        <w:t xml:space="preserve">Given that</w:t>
       </w:r>
       <w:r>
         <w:t xml:space="preserve"> </w:t>
@@ -304,7 +244,146 @@
         <w:t xml:space="preserve">p</w:t>
       </w:r>
       <w:r>
-        <w:t xml:space="preserve">-hacking approach (a statistically invalid data-driven approach). For all approaches we quantify the probability of Type I and Type II errors across a variety of research contexts that vary by sample size, number of available covariates, strength of covariate effects, effect size for the IV and other relevant context characteristics. We use results from these simulations to provide clear and accessible guidance about how best to select an optimal set of covariates to increase statistical power when testing the effect of a manipulated IV in various research contexts.</w:t>
+        <w:t xml:space="preserve">-hacking compromises statistical validity, we are left with questions about appropriate covariate selection approaches that both minimize Type II errors and control Type I errors at alpha. Traditionally, researchers have relied on two somewhat extreme strategies for selecting covariates. At one end, the researcher could decide to avoid the use of covariates altogether with no risk to Type I error control. But statistical power would likely be lost by this decision.</w:t>
+      </w:r>
+      <w:r>
+        <w:t xml:space="preserve"> </w:t>
+      </w:r>
+      <w:r>
+        <w:t xml:space="preserve">At the other extreme, the researcher could plan to include all available covariates that are reasonably believed to account for unexplained variance in the outcome in the statistical analysis. This decision, if made a priori</w:t>
+      </w:r>
+      <w:r>
+        <w:t xml:space="preserve">, would also not be expected to inflate the Type I error rate. However, this approach may not yield optimal statistical power because a subset of these covariates may not manifest strong, or any, relationship with the outcome in any particular study if they have not been previously well-established as robust predictors. Furthermore, available covariates are often correlated with each other (e.g., trait anxiety and fearfulness from the previous example), which reduces their potential benefit in reducing noise relative to their cost to degrees of freedom in the analysis.</w:t>
+      </w:r>
+    </w:p>
+    <w:p>
+      <w:pPr>
+        <w:pStyle w:val="BodyText"/>
+      </w:pPr>
+      <w:r>
+        <w:t xml:space="preserve">Given these possibly sub-optimal previous options, it may be that a data-driven approach to covariate selection could improve statistical validity relative to the traditional all or no covariate approaches. An optimal data-driven covariate selection method may be able to select the covariates that provide the greatest reduction in Type II error rate (e.g., covariates highly correlated with the outcome</w:t>
+      </w:r>
+      <w:r>
+        <w:t xml:space="preserve"> </w:t>
+      </w:r>
+      <w:r>
+        <w:t xml:space="preserve">(Kahan et al. 2014)</w:t>
+      </w:r>
+      <w:r>
+        <w:t xml:space="preserve">) with the lowest cost to degrees of freedom (e.g., by including only covariates that contribute to unique reductions in variance). Of course, statistically valid data-driven approaches must also not meaningfully inflate the Type I error rate, as occurs with</w:t>
+      </w:r>
+      <w:r>
+        <w:t xml:space="preserve"> </w:t>
+      </w:r>
+      <w:r>
+        <w:rPr>
+          <w:i/>
+          <w:iCs/>
+        </w:rPr>
+        <w:t xml:space="preserve">p</w:t>
+      </w:r>
+      <w:r>
+        <w:t xml:space="preserve">-hacking.</w:t>
+      </w:r>
+    </w:p>
+    <w:p>
+      <w:pPr>
+        <w:pStyle w:val="BodyText"/>
+      </w:pPr>
+      <w:r>
+        <w:t xml:space="preserve">To be clear, this paper paper discusses the benefits of using covariates in experimental research where covariates are measured at baseline, prior to manipulation of the IV, and therefore uncorrelated with the IV. In such instances, covariates are a powerful yet simple tool to increase statistical power without adding any complexity to the interpretation of the effect of the IV. However, in some areas of Psychology (e.g., clinical), covariates are routinely used for a different goal - to control for baseline differences across groups when participants were not randomly assigned to groups. In these instances, covariates should be selected using other approaches not considered in this paper (e.g., based on theory and/or putative causal structure among</w:t>
+      </w:r>
+      <w:r>
+        <w:t xml:space="preserve"> </w:t>
+      </w:r>
+      <m:oMath>
+        <m:r>
+          <m:t>X</m:t>
+        </m:r>
+      </m:oMath>
+      <w:r>
+        <w:t xml:space="preserve"> </w:t>
+      </w:r>
+      <w:r>
+        <w:t xml:space="preserve">and covariates). Furthermore, researchers should carefully consider if the interpretative complexity introduced by this alternative use of correlated covariates is warranted and meets their goals</w:t>
+      </w:r>
+      <w:r>
+        <w:t xml:space="preserve"> </w:t>
+      </w:r>
+      <w:r>
+        <w:t xml:space="preserve">(Miller and Chapman 2001)</w:t>
+      </w:r>
+      <w:r>
+        <w:t xml:space="preserve">.</w:t>
+      </w:r>
+    </w:p>
+    <w:p>
+      <w:pPr>
+        <w:pStyle w:val="BodyText"/>
+      </w:pPr>
+      <w:r>
+        <w:t xml:space="preserve">In this study, we use simulation methods to evaluate two traditional (</w:t>
+      </w:r>
+      <w:r>
+        <w:t xml:space="preserve">“no covariates”</w:t>
+      </w:r>
+      <w:r>
+        <w:t xml:space="preserve"> </w:t>
+      </w:r>
+      <w:r>
+        <w:t xml:space="preserve">and</w:t>
+      </w:r>
+      <w:r>
+        <w:t xml:space="preserve"> </w:t>
+      </w:r>
+      <w:r>
+        <w:t xml:space="preserve">“all covariates”</w:t>
+      </w:r>
+      <w:r>
+        <w:t xml:space="preserve">) and seven data-driven approaches to select an optimal set of covariates when testing the effect of a focal manipulated IV. For each data-driven approach, we use covariate</w:t>
+      </w:r>
+      <w:r>
+        <w:t xml:space="preserve"> </w:t>
+      </w:r>
+      <w:r>
+        <w:t xml:space="preserve">“screening models”</w:t>
+      </w:r>
+      <w:r>
+        <w:t xml:space="preserve"> </w:t>
+      </w:r>
+      <w:r>
+        <w:t xml:space="preserve">to identify which covariates display significant relationships with the outcome variable and will be included in the subsequent primary analysis that tests the focal IV. Across these screening models, we consider</w:t>
+      </w:r>
+      <w:r>
+        <w:t xml:space="preserve"> </w:t>
+      </w:r>
+      <w:r>
+        <w:rPr>
+          <w:i/>
+          <w:iCs/>
+        </w:rPr>
+        <w:t xml:space="preserve">p</w:t>
+      </w:r>
+      <w:r>
+        <w:t xml:space="preserve">-hacking (a statistically invalid data-driven approach) and three additional modeling approaches: linear models that screen each covariate separately in its own model (separate cov lm), linear models that screen all covariates simultaneously in a single model (simultaneous cov lm), and LASSO</w:t>
+      </w:r>
+      <w:r>
+        <w:t xml:space="preserve"> </w:t>
+      </w:r>
+      <w:r>
+        <w:t xml:space="preserve">(Tibshirani 1996)</w:t>
+      </w:r>
+      <w:r>
+        <w:t xml:space="preserve"> </w:t>
+      </w:r>
+      <w:r>
+        <w:t xml:space="preserve">models that screen all covariates simultaneously in a single model (simultaneous cov LASSO). Across the three modeling approaches, we also either include or exclude the focal IV in the screening models. For all approaches we quantify the probability of Type I and Type II errors across a variety of research contexts that vary by sample size, number of available covariates, strength of covariate effects, effect size for the IV and other relevant context characteristics. We use results from these simulations to provide clear and accessible guidance about how best to select an optimal set of covariates to increase statistical power</w:t>
+      </w:r>
+      <w:r>
+        <w:t xml:space="preserve"> </w:t>
+      </w:r>
+      <w:r>
+        <w:t xml:space="preserve">when testing the effect of a manipulated IV in various research contexts.</w:t>
       </w:r>
     </w:p>
     <w:bookmarkEnd w:id="20"/>
@@ -331,17 +410,7 @@
         <w:pStyle w:val="FirstParagraph"/>
       </w:pPr>
       <w:r>
-        <w:t xml:space="preserve">As described above, we evaluated six candidate data-driven and three benchmark (</w:t>
-      </w:r>
-      <w:r>
-        <w:rPr>
-          <w:i/>
-          <w:iCs/>
-        </w:rPr>
-        <w:t xml:space="preserve">p</w:t>
-      </w:r>
-      <w:r>
-        <w:t xml:space="preserve">-hacking, all covariates, no covariates) approaches to select covariates to use in a primary analysis that tested the effect of a focal dichotomous IV (notated as</w:t>
+        <w:t xml:space="preserve">As described above, we evaluated two traditional and seven data-driven approaches to select covariates to use in a primary analysis that tested the effect of a focal dichotomous IV (notated as</w:t>
       </w:r>
       <w:r>
         <w:t xml:space="preserve"> </w:t>
@@ -374,7 +443,7 @@
         <w:pStyle w:val="BodyText"/>
       </w:pPr>
       <w:r>
-        <w:t xml:space="preserve">For the six candidate data-driven approaches, we selected covariates for the primary analysis of</w:t>
+        <w:t xml:space="preserve">The two traditional selection approaches that did not use the data to screen and select covariates. Instead the no covariates and all covariates approach used none and all of the available covariates, respectively, in the specific research context in the primary analysis of</w:t>
       </w:r>
       <w:r>
         <w:t xml:space="preserve"> </w:t>
@@ -385,10 +454,15 @@
         </m:r>
       </m:oMath>
       <w:r>
-        <w:t xml:space="preserve"> </w:t>
-      </w:r>
-      <w:r>
-        <w:t xml:space="preserve">by fitting preliminary covariate screening models that used either the linear model (i.e., ordinary least squares regression) or LASSO. Across these approaches we considered screening models that either included or did not include</w:t>
+        <w:t xml:space="preserve">.</w:t>
+      </w:r>
+    </w:p>
+    <w:p>
+      <w:pPr>
+        <w:pStyle w:val="BodyText"/>
+      </w:pPr>
+      <w:r>
+        <w:t xml:space="preserve">For the seven data-driven approaches, we selected covariates for the primary analysis of</w:t>
       </w:r>
       <w:r>
         <w:t xml:space="preserve"> </w:t>
@@ -402,15 +476,7 @@
         <w:t xml:space="preserve"> </w:t>
       </w:r>
       <w:r>
-        <w:t xml:space="preserve">in the screening model.</w:t>
-      </w:r>
-    </w:p>
-    <w:p>
-      <w:pPr>
-        <w:pStyle w:val="BodyText"/>
-      </w:pPr>
-      <w:r>
-        <w:t xml:space="preserve">For the candidate approaches that used general linear models for screening, we considered approaches where all covariates were screened simultaneously in one model or where the covariates were screened one at a time in separate models. Across these approaches, a covariate was selected to be included in the primary analysis if the</w:t>
+        <w:t xml:space="preserve">by fitting preliminary covariate screening models. For the</w:t>
       </w:r>
       <w:r>
         <w:t xml:space="preserve"> </w:t>
@@ -423,7 +489,21 @@
         <w:t xml:space="preserve">p</w:t>
       </w:r>
       <w:r>
-        <w:t xml:space="preserve">-value for that covariate was less than 0.05 in the screening model that evaluated it. The</w:t>
+        <w:t xml:space="preserve">-hacking approach, covariates were selected to be included in the primary analysis if the effect of</w:t>
+      </w:r>
+      <w:r>
+        <w:t xml:space="preserve"> </w:t>
+      </w:r>
+      <m:oMath>
+        <m:r>
+          <m:t>X</m:t>
+        </m:r>
+      </m:oMath>
+      <w:r>
+        <w:t xml:space="preserve"> </w:t>
+      </w:r>
+      <w:r>
+        <w:t xml:space="preserve">became larger in the screening model that included that covariate. This replicates the real-world practice of</w:t>
       </w:r>
       <w:r>
         <w:t xml:space="preserve"> </w:t>
@@ -436,7 +516,30 @@
         <w:t xml:space="preserve">p</w:t>
       </w:r>
       <w:r>
-        <w:t xml:space="preserve">-value for</w:t>
+        <w:t xml:space="preserve">-hacking where researchers aim to increase the effect size of a focal variable to match a pre-existing hypothesis.</w:t>
+      </w:r>
+    </w:p>
+    <w:p>
+      <w:pPr>
+        <w:pStyle w:val="BodyText"/>
+      </w:pPr>
+      <w:r>
+        <w:t xml:space="preserve">We considered three additional modeling approaches: linear models that screen each covariate separately in its own model (separate cov lm)</w:t>
+      </w:r>
+      <w:r>
+        <w:t xml:space="preserve">, linear models that screen all covariates simultaneously in a single model (simultaneous cov lm), and LASSO</w:t>
+      </w:r>
+      <w:r>
+        <w:t xml:space="preserve"> </w:t>
+      </w:r>
+      <w:r>
+        <w:t xml:space="preserve">(Tibshirani 1996)</w:t>
+      </w:r>
+      <w:r>
+        <w:t xml:space="preserve"> </w:t>
+      </w:r>
+      <w:r>
+        <w:t xml:space="preserve">models that screen all covariates simultaneously in a single model (simultaneous cov LASSO). Across these approaches, we also either include or exclude</w:t>
       </w:r>
       <w:r>
         <w:t xml:space="preserve"> </w:t>
@@ -450,7 +553,7 @@
         <w:t xml:space="preserve"> </w:t>
       </w:r>
       <w:r>
-        <w:t xml:space="preserve">was not used and</w:t>
+        <w:t xml:space="preserve">in the screening models (notated as with or w/o</w:t>
       </w:r>
       <w:r>
         <w:t xml:space="preserve"> </w:t>
@@ -461,24 +564,35 @@
         </m:r>
       </m:oMath>
       <w:r>
-        <w:t xml:space="preserve"> </w:t>
-      </w:r>
-      <w:r>
-        <w:t xml:space="preserve">was only included to parse its variance from</w:t>
-      </w:r>
-      <w:r>
-        <w:t xml:space="preserve"> </w:t>
-      </w:r>
-      <m:oMath>
-        <m:r>
-          <m:t>Y</m:t>
-        </m:r>
-      </m:oMath>
-      <w:r>
-        <w:t xml:space="preserve"> </w:t>
-      </w:r>
-      <w:r>
-        <w:t xml:space="preserve">when evaluating the covariates.</w:t>
+        <w:t xml:space="preserve">). For the simultaneous cov LASSO with</w:t>
+      </w:r>
+      <w:r>
+        <w:t xml:space="preserve"> </w:t>
+      </w:r>
+      <m:oMath>
+        <m:r>
+          <m:t>X</m:t>
+        </m:r>
+      </m:oMath>
+      <w:r>
+        <w:t xml:space="preserve"> </w:t>
+      </w:r>
+      <w:r>
+        <w:t xml:space="preserve">approach, we set the regularization penalty (lambda) for</w:t>
+      </w:r>
+      <w:r>
+        <w:t xml:space="preserve"> </w:t>
+      </w:r>
+      <m:oMath>
+        <m:r>
+          <m:t>X</m:t>
+        </m:r>
+      </m:oMath>
+      <w:r>
+        <w:t xml:space="preserve"> </w:t>
+      </w:r>
+      <w:r>
+        <w:t xml:space="preserve">was to 0 to ensure it was always retained in the screening model.</w:t>
       </w:r>
     </w:p>
     <w:p>
@@ -486,7 +600,7 @@
         <w:pStyle w:val="BodyText"/>
       </w:pPr>
       <w:r>
-        <w:t xml:space="preserve">For the candidate approaches that used LASSO (with and without</w:t>
+        <w:t xml:space="preserve">For the linear models (separate cov lm with</w:t>
       </w:r>
       <w:r>
         <w:t xml:space="preserve"> </w:t>
@@ -497,7 +611,7 @@
         </m:r>
       </m:oMath>
       <w:r>
-        <w:t xml:space="preserve">) for screening, the screening model simultaneously included all covariates. Also, for the LASSO screening model that included</w:t>
+        <w:t xml:space="preserve">, separate cov lm w/o</w:t>
       </w:r>
       <w:r>
         <w:t xml:space="preserve"> </w:t>
@@ -508,7 +622,7 @@
         </m:r>
       </m:oMath>
       <w:r>
-        <w:t xml:space="preserve">, the regularization penalty (lambda) for</w:t>
+        <w:t xml:space="preserve">, simultaneous cov lm with</w:t>
       </w:r>
       <w:r>
         <w:t xml:space="preserve"> </w:t>
@@ -519,10 +633,7 @@
         </m:r>
       </m:oMath>
       <w:r>
-        <w:t xml:space="preserve"> </w:t>
-      </w:r>
-      <w:r>
-        <w:t xml:space="preserve">was set to 0 so that</w:t>
+        <w:t xml:space="preserve">, and simultaneous cov lm w/o</w:t>
       </w:r>
       <w:r>
         <w:t xml:space="preserve"> </w:t>
@@ -533,18 +644,10 @@
         </m:r>
       </m:oMath>
       <w:r>
-        <w:t xml:space="preserve"> </w:t>
-      </w:r>
-      <w:r>
-        <w:t xml:space="preserve">was always retained in the screening model. Covariates were selected to be included in the primary analysis if they were retained by LASSO in the screening model (i.e., did not have their parameter estimate set to 0).</w:t>
-      </w:r>
-    </w:p>
-    <w:p>
-      <w:pPr>
-        <w:pStyle w:val="BodyText"/>
-      </w:pPr>
-      <w:r>
-        <w:t xml:space="preserve">We benchmarked these six candidate data-driven approaches against a statistically invalid data-driven approach (</w:t>
+        <w:t xml:space="preserve">), a covariate was selected to be included in the primary analysis if the</w:t>
+      </w:r>
+      <w:r>
+        <w:t xml:space="preserve"> </w:t>
       </w:r>
       <w:r>
         <w:rPr>
@@ -554,7 +657,7 @@
         <w:t xml:space="preserve">p</w:t>
       </w:r>
       <w:r>
-        <w:t xml:space="preserve">-hacking) and two a priori selection approaches that did not use the data to screen and select covariates. The</w:t>
+        <w:t xml:space="preserve">-value for that covariate was less than 0.05 in the screening model that evaluated it. Importantly, the</w:t>
       </w:r>
       <w:r>
         <w:t xml:space="preserve"> </w:t>
@@ -567,7 +670,7 @@
         <w:t xml:space="preserve">p</w:t>
       </w:r>
       <w:r>
-        <w:t xml:space="preserve">-hacking approach used separate screening models for each covariate and each of these models also included</w:t>
+        <w:t xml:space="preserve">-value for</w:t>
       </w:r>
       <w:r>
         <w:t xml:space="preserve"> </w:t>
@@ -578,20 +681,10 @@
         </m:r>
       </m:oMath>
       <w:r>
-        <w:t xml:space="preserve">. Covariates were selected to be included in the primary analysis if the</w:t>
-      </w:r>
-      <w:r>
-        <w:t xml:space="preserve"> </w:t>
-      </w:r>
-      <w:r>
-        <w:rPr>
-          <w:i/>
-          <w:iCs/>
-        </w:rPr>
-        <w:t xml:space="preserve">p</w:t>
-      </w:r>
-      <w:r>
-        <w:t xml:space="preserve">-value for</w:t>
+        <w:t xml:space="preserve"> </w:t>
+      </w:r>
+      <w:r>
+        <w:t xml:space="preserve">was not used and</w:t>
       </w:r>
       <w:r>
         <w:t xml:space="preserve"> </w:t>
@@ -605,7 +698,7 @@
         <w:t xml:space="preserve"> </w:t>
       </w:r>
       <w:r>
-        <w:t xml:space="preserve">was reduced (relative to its bivariate relationship with</w:t>
+        <w:t xml:space="preserve">was only included to parse its variance from</w:t>
       </w:r>
       <w:r>
         <w:t xml:space="preserve"> </w:t>
@@ -616,7 +709,10 @@
         </m:r>
       </m:oMath>
       <w:r>
-        <w:t xml:space="preserve">) in the screening model that included that covariate. The all covariates approach and the no covariates approach did not use screening models but instead used either all or none of the available covariates in the specific research context in the primary analysis of</w:t>
+        <w:t xml:space="preserve"> </w:t>
+      </w:r>
+      <w:r>
+        <w:t xml:space="preserve">when evaluating the covariates. For the LASSO models (simultaneous cov LASSO with</w:t>
       </w:r>
       <w:r>
         <w:t xml:space="preserve"> </w:t>
@@ -627,7 +723,21 @@
         </m:r>
       </m:oMath>
       <w:r>
-        <w:t xml:space="preserve">.</w:t>
+        <w:t xml:space="preserve"> </w:t>
+      </w:r>
+      <w:r>
+        <w:t xml:space="preserve">and simultaneous cov LASS w/o</w:t>
+      </w:r>
+      <w:r>
+        <w:t xml:space="preserve"> </w:t>
+      </w:r>
+      <m:oMath>
+        <m:r>
+          <m:t>X</m:t>
+        </m:r>
+      </m:oMath>
+      <w:r>
+        <w:t xml:space="preserve">), covariates were selected to be included in the primary analysis if they were retained in the screening model (i.e., did not have their parameter estimate set to 0).</w:t>
       </w:r>
     </w:p>
     <w:tbl>
@@ -649,12 +759,12 @@
               <w:jc w:val="center"/>
             </w:pPr>
             <w:pPr>
-              <w:jc w:val="start"/>
+              <w:jc w:val="left"/>
               <w:spacing w:before="200"/>
               <w:pStyle w:val="ImageCaption"/>
             </w:pPr>
             <w:r>
-              <w:t xml:space="preserve">Table 1: The nine linear regression models and their definition for covariate selection.</w:t>
+              <w:t xml:space="preserve">Table 1: The nine covariate selection models and their definition for covariate selection.</w:t>
             </w:r>
           </w:p>
           <w:tbl>
@@ -849,7 +959,7 @@
                     <w:jc w:val="center"/>
                   </w:pPr>
                   <w:r>
-                    <w:t xml:space="preserve">Covariates that lower the p-value of \(X\) are retained in the final model</w:t>
+                    <w:t xml:space="preserve">Covariates that increase the effect of \(X\) are included in the final model</w:t>
                   </w:r>
                 </w:p>
               </w:tc>
@@ -864,26 +974,26 @@
                     <w:jc w:val="center"/>
                   </w:pPr>
                   <w:r>
-                    <w:t xml:space="preserve">Separate covariate linear model without X</w:t>
-                  </w:r>
-                </w:p>
-              </w:tc>
-              <w:tc>
-                <w:tcPr/>
-                <w:p>
-                  <w:pPr>
-                    <w:pStyle w:val="Compact"/>
-                    <w:jc w:val="left"/>
-                    <w:jc w:val="center"/>
-                  </w:pPr>
-                  <w:r>
-                    <w:t xml:space="preserve">\(Y \sim C_{1}\)</w:t>
+                    <w:t xml:space="preserve">Separate cov lm with X</w:t>
+                  </w:r>
+                </w:p>
+              </w:tc>
+              <w:tc>
+                <w:tcPr/>
+                <w:p>
+                  <w:pPr>
+                    <w:pStyle w:val="Compact"/>
+                    <w:jc w:val="left"/>
+                    <w:jc w:val="center"/>
+                  </w:pPr>
+                  <w:r>
+                    <w:t xml:space="preserve">\(Y \sim X + C_{1}\)</w:t>
                   </w:r>
                   <w:r>
                     <w:br/>
                   </w:r>
                   <w:r>
-                    <w:t xml:space="preserve">\(Y \sim C_{2}\)</w:t>
+                    <w:t xml:space="preserve">\(Y \sim X + C_{2}\)</w:t>
                   </w:r>
                   <w:r>
                     <w:br/>
@@ -895,20 +1005,20 @@
                     <w:br/>
                   </w:r>
                   <w:r>
-                    <w:t xml:space="preserve">\(Y \sim C_{k}\)</w:t>
-                  </w:r>
-                </w:p>
-              </w:tc>
-              <w:tc>
-                <w:tcPr/>
-                <w:p>
-                  <w:pPr>
-                    <w:pStyle w:val="Compact"/>
-                    <w:jc w:val="left"/>
-                    <w:jc w:val="center"/>
-                  </w:pPr>
-                  <w:r>
-                    <w:t xml:space="preserve">Significant covariates (\(p &lt; .05\)) are retained in the final model</w:t>
+                    <w:t xml:space="preserve">\(Y \sim X + C_{k}\)</w:t>
+                  </w:r>
+                </w:p>
+              </w:tc>
+              <w:tc>
+                <w:tcPr/>
+                <w:p>
+                  <w:pPr>
+                    <w:pStyle w:val="Compact"/>
+                    <w:jc w:val="left"/>
+                    <w:jc w:val="center"/>
+                  </w:pPr>
+                  <w:r>
+                    <w:t xml:space="preserve">Significant covariates (\(p &lt; .05\)) when controlling for \(X\) are included in the final model</w:t>
                   </w:r>
                 </w:p>
               </w:tc>
@@ -923,26 +1033,26 @@
                     <w:jc w:val="center"/>
                   </w:pPr>
                   <w:r>
-                    <w:t xml:space="preserve">Separate covariate linear model with X</w:t>
-                  </w:r>
-                </w:p>
-              </w:tc>
-              <w:tc>
-                <w:tcPr/>
-                <w:p>
-                  <w:pPr>
-                    <w:pStyle w:val="Compact"/>
-                    <w:jc w:val="left"/>
-                    <w:jc w:val="center"/>
-                  </w:pPr>
-                  <w:r>
-                    <w:t xml:space="preserve">\(Y \sim X + C_{1}\)</w:t>
+                    <w:t xml:space="preserve">Separate cov lm w/o X</w:t>
+                  </w:r>
+                </w:p>
+              </w:tc>
+              <w:tc>
+                <w:tcPr/>
+                <w:p>
+                  <w:pPr>
+                    <w:pStyle w:val="Compact"/>
+                    <w:jc w:val="left"/>
+                    <w:jc w:val="center"/>
+                  </w:pPr>
+                  <w:r>
+                    <w:t xml:space="preserve">\(Y \sim C_{1}\)</w:t>
                   </w:r>
                   <w:r>
                     <w:br/>
                   </w:r>
                   <w:r>
-                    <w:t xml:space="preserve">\(Y \sim X + C_{2}\)</w:t>
+                    <w:t xml:space="preserve">\(Y \sim C_{2}\)</w:t>
                   </w:r>
                   <w:r>
                     <w:br/>
@@ -954,20 +1064,20 @@
                     <w:br/>
                   </w:r>
                   <w:r>
-                    <w:t xml:space="preserve">\(Y \sim X + C_{k}\)</w:t>
-                  </w:r>
-                </w:p>
-              </w:tc>
-              <w:tc>
-                <w:tcPr/>
-                <w:p>
-                  <w:pPr>
-                    <w:pStyle w:val="Compact"/>
-                    <w:jc w:val="left"/>
-                    <w:jc w:val="center"/>
-                  </w:pPr>
-                  <w:r>
-                    <w:t xml:space="preserve">Significant covariates (\(p &lt; .05\)) when controlling for \(X\) are retained in the final model</w:t>
+                    <w:t xml:space="preserve">\(Y \sim C_{k}\)</w:t>
+                  </w:r>
+                </w:p>
+              </w:tc>
+              <w:tc>
+                <w:tcPr/>
+                <w:p>
+                  <w:pPr>
+                    <w:pStyle w:val="Compact"/>
+                    <w:jc w:val="left"/>
+                    <w:jc w:val="center"/>
+                  </w:pPr>
+                  <w:r>
+                    <w:t xml:space="preserve">Significant covariates (\(p &lt; .05\)) are included in the final model</w:t>
                   </w:r>
                 </w:p>
               </w:tc>
@@ -982,33 +1092,33 @@
                     <w:jc w:val="center"/>
                   </w:pPr>
                   <w:r>
-                    <w:t xml:space="preserve">Simultaneous covariate linear model without X</w:t>
-                  </w:r>
-                </w:p>
-              </w:tc>
-              <w:tc>
-                <w:tcPr/>
-                <w:p>
-                  <w:pPr>
-                    <w:pStyle w:val="Compact"/>
-                    <w:jc w:val="left"/>
-                    <w:jc w:val="center"/>
-                  </w:pPr>
-                  <w:r>
-                    <w:t xml:space="preserve">\(Y \sim C_{1} + C_{2} + \cdots + C_{k}\)</w:t>
-                  </w:r>
-                </w:p>
-              </w:tc>
-              <w:tc>
-                <w:tcPr/>
-                <w:p>
-                  <w:pPr>
-                    <w:pStyle w:val="Compact"/>
-                    <w:jc w:val="left"/>
-                    <w:jc w:val="center"/>
-                  </w:pPr>
-                  <w:r>
-                    <w:t xml:space="preserve">Significant covariates (\(p &lt; .05\)) when controlling for all other covariates are retained in the final model</w:t>
+                    <w:t xml:space="preserve">Simultaneous cov lm with X</w:t>
+                  </w:r>
+                </w:p>
+              </w:tc>
+              <w:tc>
+                <w:tcPr/>
+                <w:p>
+                  <w:pPr>
+                    <w:pStyle w:val="Compact"/>
+                    <w:jc w:val="left"/>
+                    <w:jc w:val="center"/>
+                  </w:pPr>
+                  <w:r>
+                    <w:t xml:space="preserve">\(Y \sim X + C_{1} + C_{2} + \cdots + C_{k}\)</w:t>
+                  </w:r>
+                </w:p>
+              </w:tc>
+              <w:tc>
+                <w:tcPr/>
+                <w:p>
+                  <w:pPr>
+                    <w:pStyle w:val="Compact"/>
+                    <w:jc w:val="left"/>
+                    <w:jc w:val="center"/>
+                  </w:pPr>
+                  <w:r>
+                    <w:t xml:space="preserve">Significant covariates (\(p &lt; .05\)) when controlling for \(X\) and all other covariates are retained in the final model</w:t>
                   </w:r>
                 </w:p>
               </w:tc>
@@ -1023,33 +1133,33 @@
                     <w:jc w:val="center"/>
                   </w:pPr>
                   <w:r>
-                    <w:t xml:space="preserve">Simultaneous covariate linear model with X</w:t>
-                  </w:r>
-                </w:p>
-              </w:tc>
-              <w:tc>
-                <w:tcPr/>
-                <w:p>
-                  <w:pPr>
-                    <w:pStyle w:val="Compact"/>
-                    <w:jc w:val="left"/>
-                    <w:jc w:val="center"/>
-                  </w:pPr>
-                  <w:r>
-                    <w:t xml:space="preserve">\(Y \sim X + C_{1} + C_{2} + \cdots + C_{k}\)</w:t>
-                  </w:r>
-                </w:p>
-              </w:tc>
-              <w:tc>
-                <w:tcPr/>
-                <w:p>
-                  <w:pPr>
-                    <w:pStyle w:val="Compact"/>
-                    <w:jc w:val="left"/>
-                    <w:jc w:val="center"/>
-                  </w:pPr>
-                  <w:r>
-                    <w:t xml:space="preserve">Significant covariates (\(p &lt; .05\)) when controlling for \(X\) and all other covariates are retained in the final model</w:t>
+                    <w:t xml:space="preserve">Simultaneous cov lm w/o X</w:t>
+                  </w:r>
+                </w:p>
+              </w:tc>
+              <w:tc>
+                <w:tcPr/>
+                <w:p>
+                  <w:pPr>
+                    <w:pStyle w:val="Compact"/>
+                    <w:jc w:val="left"/>
+                    <w:jc w:val="center"/>
+                  </w:pPr>
+                  <w:r>
+                    <w:t xml:space="preserve">\(Y \sim C_{1} + C_{2} + \cdots + C_{k}\)</w:t>
+                  </w:r>
+                </w:p>
+              </w:tc>
+              <w:tc>
+                <w:tcPr/>
+                <w:p>
+                  <w:pPr>
+                    <w:pStyle w:val="Compact"/>
+                    <w:jc w:val="left"/>
+                    <w:jc w:val="center"/>
+                  </w:pPr>
+                  <w:r>
+                    <w:t xml:space="preserve">Significant covariates (\(p &lt; .05\)) when controlling for all other covariates are included in the final model</w:t>
                   </w:r>
                 </w:p>
               </w:tc>
@@ -1064,33 +1174,33 @@
                     <w:jc w:val="center"/>
                   </w:pPr>
                   <w:r>
-                    <w:t xml:space="preserve">Simultaneous covariate LASSO without X</w:t>
-                  </w:r>
-                </w:p>
-              </w:tc>
-              <w:tc>
-                <w:tcPr/>
-                <w:p>
-                  <w:pPr>
-                    <w:pStyle w:val="Compact"/>
-                    <w:jc w:val="left"/>
-                    <w:jc w:val="center"/>
-                  </w:pPr>
-                  <w:r>
-                    <w:t xml:space="preserve">\(Y \sim C_{1} + C_{2} + \cdots + C_{k}\) with \(\lambda\) penalty applied to all covariates</w:t>
-                  </w:r>
-                </w:p>
-              </w:tc>
-              <w:tc>
-                <w:tcPr/>
-                <w:p>
-                  <w:pPr>
-                    <w:pStyle w:val="Compact"/>
-                    <w:jc w:val="left"/>
-                    <w:jc w:val="center"/>
-                  </w:pPr>
-                  <w:r>
-                    <w:t xml:space="preserve">Covariates with non-zero coefficients are retained in the model</w:t>
+                    <w:t xml:space="preserve">Simultaneous cov LASSO with X</w:t>
+                  </w:r>
+                </w:p>
+              </w:tc>
+              <w:tc>
+                <w:tcPr/>
+                <w:p>
+                  <w:pPr>
+                    <w:pStyle w:val="Compact"/>
+                    <w:jc w:val="left"/>
+                    <w:jc w:val="center"/>
+                  </w:pPr>
+                  <w:r>
+                    <w:t xml:space="preserve">\(Y \sim X + C_{1} + C_{2} + \cdots + C_{k}\) with \(\lambda\) penalty applied to all covariates</w:t>
+                  </w:r>
+                </w:p>
+              </w:tc>
+              <w:tc>
+                <w:tcPr/>
+                <w:p>
+                  <w:pPr>
+                    <w:pStyle w:val="Compact"/>
+                    <w:jc w:val="left"/>
+                    <w:jc w:val="center"/>
+                  </w:pPr>
+                  <w:r>
+                    <w:t xml:space="preserve">Covariates with non-zero coefficients are included in the model</w:t>
                   </w:r>
                 </w:p>
               </w:tc>
@@ -1105,33 +1215,33 @@
                     <w:jc w:val="center"/>
                   </w:pPr>
                   <w:r>
-                    <w:t xml:space="preserve">Simultaneous covariate LASSO with X</w:t>
-                  </w:r>
-                </w:p>
-              </w:tc>
-              <w:tc>
-                <w:tcPr/>
-                <w:p>
-                  <w:pPr>
-                    <w:pStyle w:val="Compact"/>
-                    <w:jc w:val="left"/>
-                    <w:jc w:val="center"/>
-                  </w:pPr>
-                  <w:r>
-                    <w:t xml:space="preserve">\(Y \sim X + C_{1} + C_{2} + \cdots + C_{k}\) with \(\lambda\) penalty applied to all covariates</w:t>
-                  </w:r>
-                </w:p>
-              </w:tc>
-              <w:tc>
-                <w:tcPr/>
-                <w:p>
-                  <w:pPr>
-                    <w:pStyle w:val="Compact"/>
-                    <w:jc w:val="left"/>
-                    <w:jc w:val="center"/>
-                  </w:pPr>
-                  <w:r>
-                    <w:t xml:space="preserve">Covariates with non-zero coefficients are retained in the model</w:t>
+                    <w:t xml:space="preserve">Simultaneous cov LASSO w/o X</w:t>
+                  </w:r>
+                </w:p>
+              </w:tc>
+              <w:tc>
+                <w:tcPr/>
+                <w:p>
+                  <w:pPr>
+                    <w:pStyle w:val="Compact"/>
+                    <w:jc w:val="left"/>
+                    <w:jc w:val="center"/>
+                  </w:pPr>
+                  <w:r>
+                    <w:t xml:space="preserve">\(Y \sim C_{1} + C_{2} + \cdots + C_{k}\) with \(\lambda\) penalty applied to all covariates</w:t>
+                  </w:r>
+                </w:p>
+              </w:tc>
+              <w:tc>
+                <w:tcPr/>
+                <w:p>
+                  <w:pPr>
+                    <w:pStyle w:val="Compact"/>
+                    <w:jc w:val="left"/>
+                    <w:jc w:val="center"/>
+                  </w:pPr>
+                  <w:r>
+                    <w:t xml:space="preserve">Covariates with non-zero coefficients are included in the model</w:t>
                   </w:r>
                 </w:p>
               </w:tc>
@@ -1649,7 +1759,7 @@
               <w:jc w:val="center"/>
             </w:pPr>
             <w:pPr>
-              <w:jc w:val="start"/>
+              <w:jc w:val="left"/>
               <w:spacing w:before="200"/>
               <w:pStyle w:val="ImageCaption"/>
             </w:pPr>
@@ -2782,8 +2892,8 @@
         <m:d>
           <m:dPr>
             <m:begChr m:val="("/>
+            <m:sepChr m:val=""/>
             <m:endChr m:val=")"/>
-            <m:sepChr m:val=""/>
             <m:grow/>
           </m:dPr>
           <m:e>
@@ -2897,7 +3007,7 @@
         <w:pStyle w:val="BodyText"/>
       </w:pPr>
       <w:r>
-        <w:t xml:space="preserve">For research contexts where the population parameter for</w:t>
+        <w:t xml:space="preserve">We provided descriptive statistics and sampling distributions (from the 40,000 simulations) of the parameter estimate for</w:t>
       </w:r>
       <w:r>
         <w:t xml:space="preserve"> </w:t>
@@ -2911,6 +3021,34 @@
         <w:t xml:space="preserve"> </w:t>
       </w:r>
       <w:r>
+        <w:t xml:space="preserve">across research contexts for each covariate selection approach, separately by true effect size for</w:t>
+      </w:r>
+      <w:r>
+        <w:t xml:space="preserve"> </w:t>
+      </w:r>
+      <m:oMath>
+        <m:r>
+          <m:t>X</m:t>
+        </m:r>
+      </m:oMath>
+      <w:r>
+        <w:t xml:space="preserve"> </w:t>
+      </w:r>
+      <w:r>
+        <w:t xml:space="preserve">(0, 0.2, and 0.5). For research contexts where the population parameter for</w:t>
+      </w:r>
+      <w:r>
+        <w:t xml:space="preserve"> </w:t>
+      </w:r>
+      <m:oMath>
+        <m:r>
+          <m:t>X</m:t>
+        </m:r>
+      </m:oMath>
+      <w:r>
+        <w:t xml:space="preserve"> </w:t>
+      </w:r>
+      <w:r>
         <w:t xml:space="preserve">was 0 (i.e.,</w:t>
       </w:r>
       <w:r>
@@ -2975,35 +3113,7 @@
         </m:r>
       </m:oMath>
       <w:r>
-        <w:t xml:space="preserve">), we assessed and reported the Type II error rate for each covariate selection method by research context characteristics. We also provided descriptive statistics and sampling distributions (from the 40,000 simulations) of the parameter estimate for</w:t>
-      </w:r>
-      <w:r>
-        <w:t xml:space="preserve"> </w:t>
-      </w:r>
-      <m:oMath>
-        <m:r>
-          <m:t>X</m:t>
-        </m:r>
-      </m:oMath>
-      <w:r>
-        <w:t xml:space="preserve"> </w:t>
-      </w:r>
-      <w:r>
-        <w:t xml:space="preserve">across research contexts for each covariate selection approach, separately by true effect size for</w:t>
-      </w:r>
-      <w:r>
-        <w:t xml:space="preserve"> </w:t>
-      </w:r>
-      <m:oMath>
-        <m:r>
-          <m:t>X</m:t>
-        </m:r>
-      </m:oMath>
-      <w:r>
-        <w:t xml:space="preserve"> </w:t>
-      </w:r>
-      <w:r>
-        <w:t xml:space="preserve">(0, 0.2, and 0.5). An interactive shiny dashboard of mean error rates for all combinations of research context variables is accessible through our OSF page (</w:t>
+        <w:t xml:space="preserve">), we assessed and reported the Type II error rate for each covariate selection method by research context characteristics. An interactive shiny dashboard of mean error rates for all combinations of research context variables is accessible through our OSF page (</w:t>
       </w:r>
       <w:hyperlink r:id="rId29">
         <w:r>
@@ -3028,13 +3138,13 @@
         <w:t xml:space="preserve">Results</w:t>
       </w:r>
     </w:p>
-    <w:bookmarkStart w:id="42" w:name="type-i-error"/>
+    <w:bookmarkStart w:id="39" w:name="parameter-estimates"/>
     <w:p>
       <w:pPr>
         <w:pStyle w:val="Heading2"/>
       </w:pPr>
       <w:r>
-        <w:t xml:space="preserve">Type I Error</w:t>
+        <w:t xml:space="preserve">Parameter Estimates</w:t>
       </w:r>
     </w:p>
     <w:p>
@@ -3042,24 +3152,44 @@
         <w:pStyle w:val="FirstParagraph"/>
       </w:pPr>
       <w:r>
-        <w:t xml:space="preserve">Given our use of simulated datasets, we were able to set the true population parameter for</w:t>
-      </w:r>
-      <w:r>
-        <w:t xml:space="preserve"> </w:t>
-      </w:r>
-      <m:oMath>
-        <m:r>
-          <m:t>X</m:t>
-        </m:r>
-      </m:oMath>
-      <w:r>
-        <w:t xml:space="preserve"> </w:t>
-      </w:r>
-      <w:r>
-        <w:t xml:space="preserve">to be zero (i.e.,</w:t>
-      </w:r>
-      <w:r>
-        <w:t xml:space="preserve"> </w:t>
+        <w:t xml:space="preserve">When the assumptions of the linear model are met, parameter estimates are unbiased (i.e. the mean of the parameter estimate’s sampling distribution equals the value of the population parameter) and their sampling distributions follow the t-distribution. To evaluate the impact of the screening approaches on the parameter estimate (i.e.,</w:t>
+      </w:r>
+      <w:r>
+        <w:t xml:space="preserve"> </w:t>
+      </w:r>
+      <m:oMath>
+        <m:sSub>
+          <m:e>
+            <m:r>
+              <m:t>b</m:t>
+            </m:r>
+          </m:e>
+          <m:sub>
+            <m:r>
+              <m:t>X</m:t>
+            </m:r>
+          </m:sub>
+        </m:sSub>
+      </m:oMath>
+      <w:r>
+        <w:t xml:space="preserve">),</w:t>
+      </w:r>
+      <w:r>
+        <w:t xml:space="preserve"> </w:t>
+      </w:r>
+      <w:hyperlink w:anchor="tbl-est">
+        <w:r>
+          <w:rPr>
+            <w:rStyle w:val="Hyperlink"/>
+          </w:rPr>
+          <w:t xml:space="preserve">Table 3</w:t>
+        </w:r>
+      </w:hyperlink>
+      <w:r>
+        <w:t xml:space="preserve"> </w:t>
+      </w:r>
+      <w:r>
+        <w:t xml:space="preserve">shows the mean parameter estimate from our primary analysis for each covariate screening approach across research contexts (with 40,000 sample parameter estimates per context), separately by population effect size (</w:t>
       </w:r>
       <m:oMath>
         <m:sSub>
@@ -3085,68 +3215,65 @@
         </m:r>
       </m:oMath>
       <w:r>
-        <w:t xml:space="preserve">). Therefore, any significant result was a Type I error.</w:t>
-      </w:r>
-      <w:r>
-        <w:t xml:space="preserve"> </w:t>
-      </w:r>
-      <w:hyperlink w:anchor="fig-bar-1">
-        <w:r>
-          <w:rPr>
-            <w:rStyle w:val="Hyperlink"/>
-          </w:rPr>
-          <w:t xml:space="preserve">Figure 1</w:t>
-        </w:r>
-      </w:hyperlink>
-      <w:r>
-        <w:t xml:space="preserve"> </w:t>
-      </w:r>
-      <w:r>
-        <w:t xml:space="preserve">shows the average Type I error rate across all research contexts for each approach. The</w:t>
-      </w:r>
-      <w:r>
-        <w:t xml:space="preserve"> </w:t>
-      </w:r>
-      <w:r>
-        <w:rPr>
-          <w:i/>
-          <w:iCs/>
-        </w:rPr>
-        <w:t xml:space="preserve">p</w:t>
-      </w:r>
-      <w:r>
-        <w:t xml:space="preserve">-hacking approach for selecting covariates, unsurprisingly led to a highly inflated mean Type I error rate across contexts, consistent with the extant research published in the last several years on the connection between researcher degrees of freedom and false positives</w:t>
-      </w:r>
-      <w:r>
-        <w:t xml:space="preserve">}. The other approaches were at or near the expected error rate of alpha = .05 across the relatively broad range of research context characteristics we considered. Specifically, the two a priori selection approaches and the data-driven selection approaches that did not include</w:t>
-      </w:r>
-      <w:r>
-        <w:t xml:space="preserve"> </w:t>
-      </w:r>
-      <m:oMath>
-        <m:r>
-          <m:t>X</m:t>
-        </m:r>
-      </m:oMath>
-      <w:r>
-        <w:t xml:space="preserve"> </w:t>
-      </w:r>
-      <w:r>
-        <w:t xml:space="preserve">in the screening model displayed mean Type I error rates of exactly .05. The data-driven approaches that did include</w:t>
-      </w:r>
-      <w:r>
-        <w:t xml:space="preserve"> </w:t>
-      </w:r>
-      <m:oMath>
-        <m:r>
-          <m:t>X</m:t>
-        </m:r>
-      </m:oMath>
-      <w:r>
-        <w:t xml:space="preserve"> </w:t>
-      </w:r>
-      <w:r>
-        <w:t xml:space="preserve">in the screening model displayed slightly increased (&lt;= .06) mean Type I error rates across contexts.</w:t>
+        <w:t xml:space="preserve">,</w:t>
+      </w:r>
+      <w:r>
+        <w:t xml:space="preserve"> </w:t>
+      </w:r>
+      <m:oMath>
+        <m:sSub>
+          <m:e>
+            <m:r>
+              <m:t>β</m:t>
+            </m:r>
+          </m:e>
+          <m:sub>
+            <m:r>
+              <m:t>X</m:t>
+            </m:r>
+          </m:sub>
+        </m:sSub>
+        <m:r>
+          <m:rPr>
+            <m:sty m:val="p"/>
+          </m:rPr>
+          <m:t>=</m:t>
+        </m:r>
+        <m:r>
+          <m:t>0.2</m:t>
+        </m:r>
+      </m:oMath>
+      <w:r>
+        <w:t xml:space="preserve">,</w:t>
+      </w:r>
+      <w:r>
+        <w:t xml:space="preserve"> </w:t>
+      </w:r>
+      <m:oMath>
+        <m:sSub>
+          <m:e>
+            <m:r>
+              <m:t>β</m:t>
+            </m:r>
+          </m:e>
+          <m:sub>
+            <m:r>
+              <m:t>X</m:t>
+            </m:r>
+          </m:sub>
+        </m:sSub>
+        <m:r>
+          <m:rPr>
+            <m:sty m:val="p"/>
+          </m:rPr>
+          <m:t>=</m:t>
+        </m:r>
+        <m:r>
+          <m:t>0.5</m:t>
+        </m:r>
+      </m:oMath>
+      <w:r>
+        <w:t xml:space="preserve">).</w:t>
       </w:r>
     </w:p>
     <w:tbl>
@@ -3162,7 +3289,1447 @@
       <w:tr>
         <w:tc>
           <w:tcPr/>
-          <w:bookmarkStart w:id="35" w:name="fig-bar-1"/>
+          <w:bookmarkStart w:id="32" w:name="tbl-est"/>
+          <w:p>
+            <w:pPr>
+              <w:jc w:val="center"/>
+            </w:pPr>
+            <w:pPr>
+              <w:jc w:val="left"/>
+              <w:spacing w:before="200"/>
+              <w:pStyle w:val="ImageCaption"/>
+            </w:pPr>
+            <w:r>
+              <w:t xml:space="preserve">Table 3: Mean estimates of effect size by method and population parameter.</w:t>
+            </w:r>
+          </w:p>
+          <w:tbl>
+            <w:tblPr>
+              <w:tblStyle w:val="Table"/>
+              <w:tblW w:type="auto" w:w="0"/>
+              <w:tblLook w:firstRow="1" w:lastRow="0" w:firstColumn="0" w:lastColumn="0" w:noHBand="0" w:noVBand="0" w:val="0020"/>
+            </w:tblPr>
+            <w:tblGrid>
+              <w:gridCol w:w="1980"/>
+              <w:gridCol w:w="1980"/>
+              <w:gridCol w:w="1980"/>
+              <w:gridCol w:w="1980"/>
+            </w:tblGrid>
+            <w:tr>
+              <w:trPr>
+                <w:tblHeader w:val="on"/>
+              </w:trPr>
+              <w:tc>
+                <w:tcPr/>
+                <w:p>
+                  <w:pPr>
+                    <w:pStyle w:val="Compact"/>
+                    <w:jc w:val="left"/>
+                    <w:jc w:val="center"/>
+                  </w:pPr>
+                  <w:r>
+                    <w:t xml:space="preserve">Method</w:t>
+                  </w:r>
+                </w:p>
+              </w:tc>
+              <w:tc>
+                <w:tcPr/>
+                <w:p>
+                  <w:pPr>
+                    <w:pStyle w:val="Compact"/>
+                    <w:jc w:val="left"/>
+                    <w:jc w:val="center"/>
+                  </w:pPr>
+                  <w:r>
+                    <w:t xml:space="preserve">No effect ($\beta_{x}=0$)</w:t>
+                  </w:r>
+                </w:p>
+              </w:tc>
+              <w:tc>
+                <w:tcPr/>
+                <w:p>
+                  <w:pPr>
+                    <w:pStyle w:val="Compact"/>
+                    <w:jc w:val="left"/>
+                    <w:jc w:val="center"/>
+                  </w:pPr>
+                  <w:r>
+                    <w:t xml:space="preserve">$\beta_{x}=0.2$</w:t>
+                  </w:r>
+                </w:p>
+              </w:tc>
+              <w:tc>
+                <w:tcPr/>
+                <w:p>
+                  <w:pPr>
+                    <w:pStyle w:val="Compact"/>
+                    <w:jc w:val="left"/>
+                    <w:jc w:val="center"/>
+                  </w:pPr>
+                  <w:r>
+                    <w:t xml:space="preserve">$\beta_{x}=0.5$</w:t>
+                  </w:r>
+                </w:p>
+              </w:tc>
+            </w:tr>
+            <w:tr>
+              <w:tc>
+                <w:tcPr/>
+                <w:p>
+                  <w:pPr>
+                    <w:pStyle w:val="Compact"/>
+                    <w:jc w:val="left"/>
+                    <w:jc w:val="center"/>
+                  </w:pPr>
+                  <w:r>
+                    <w:t xml:space="preserve">Traditional Selection</w:t>
+                  </w:r>
+                </w:p>
+              </w:tc>
+              <w:tc>
+                <w:tcPr/>
+                <w:p>
+                  <w:pPr>
+                    <w:pStyle w:val="Compact"/>
+                  </w:pPr>
+                </w:p>
+              </w:tc>
+              <w:tc>
+                <w:tcPr/>
+                <w:p>
+                  <w:pPr>
+                    <w:pStyle w:val="Compact"/>
+                  </w:pPr>
+                </w:p>
+              </w:tc>
+              <w:tc>
+                <w:tcPr/>
+                <w:p>
+                  <w:pPr>
+                    <w:pStyle w:val="Compact"/>
+                  </w:pPr>
+                </w:p>
+              </w:tc>
+            </w:tr>
+            <w:tr>
+              <w:tc>
+                <w:tcPr>
+                  <w:gridSpan w:val="4"/>
+                </w:tcPr>
+                <w:p>
+                  <w:pPr>
+                    <w:pStyle w:val="Compact"/>
+                    <w:jc w:val="left"/>
+                    <w:jc w:val="center"/>
+                  </w:pPr>
+                </w:p>
+              </w:tc>
+            </w:tr>
+            <w:tr>
+              <w:tc>
+                <w:tcPr/>
+                <w:p>
+                  <w:pPr>
+                    <w:pStyle w:val="Compact"/>
+                    <w:jc w:val="left"/>
+                    <w:jc w:val="center"/>
+                  </w:pPr>
+                  <w:r>
+                    <w:t xml:space="preserve">No covariates</w:t>
+                  </w:r>
+                </w:p>
+              </w:tc>
+              <w:tc>
+                <w:tcPr/>
+                <w:p>
+                  <w:pPr>
+                    <w:pStyle w:val="Compact"/>
+                    <w:jc w:val="left"/>
+                    <w:jc w:val="center"/>
+                  </w:pPr>
+                  <w:r>
+                    <w:t xml:space="preserve">0.000</w:t>
+                  </w:r>
+                </w:p>
+              </w:tc>
+              <w:tc>
+                <w:tcPr/>
+                <w:p>
+                  <w:pPr>
+                    <w:pStyle w:val="Compact"/>
+                    <w:jc w:val="left"/>
+                    <w:jc w:val="center"/>
+                  </w:pPr>
+                  <w:r>
+                    <w:t xml:space="preserve">0.200</w:t>
+                  </w:r>
+                </w:p>
+              </w:tc>
+              <w:tc>
+                <w:tcPr/>
+                <w:p>
+                  <w:pPr>
+                    <w:pStyle w:val="Compact"/>
+                    <w:jc w:val="left"/>
+                    <w:jc w:val="center"/>
+                  </w:pPr>
+                  <w:r>
+                    <w:t xml:space="preserve">0.500</w:t>
+                  </w:r>
+                </w:p>
+              </w:tc>
+            </w:tr>
+            <w:tr>
+              <w:tc>
+                <w:tcPr/>
+                <w:p>
+                  <w:pPr>
+                    <w:pStyle w:val="Compact"/>
+                    <w:jc w:val="left"/>
+                    <w:jc w:val="center"/>
+                  </w:pPr>
+                  <w:r>
+                    <w:t xml:space="preserve">All covariates</w:t>
+                  </w:r>
+                </w:p>
+              </w:tc>
+              <w:tc>
+                <w:tcPr/>
+                <w:p>
+                  <w:pPr>
+                    <w:pStyle w:val="Compact"/>
+                    <w:jc w:val="left"/>
+                    <w:jc w:val="center"/>
+                  </w:pPr>
+                  <w:r>
+                    <w:t xml:space="preserve">0.000</w:t>
+                  </w:r>
+                </w:p>
+              </w:tc>
+              <w:tc>
+                <w:tcPr/>
+                <w:p>
+                  <w:pPr>
+                    <w:pStyle w:val="Compact"/>
+                    <w:jc w:val="left"/>
+                    <w:jc w:val="center"/>
+                  </w:pPr>
+                  <w:r>
+                    <w:t xml:space="preserve">0.200</w:t>
+                  </w:r>
+                </w:p>
+              </w:tc>
+              <w:tc>
+                <w:tcPr/>
+                <w:p>
+                  <w:pPr>
+                    <w:pStyle w:val="Compact"/>
+                    <w:jc w:val="left"/>
+                    <w:jc w:val="center"/>
+                  </w:pPr>
+                  <w:r>
+                    <w:t xml:space="preserve">0.500</w:t>
+                  </w:r>
+                </w:p>
+              </w:tc>
+            </w:tr>
+            <w:tr>
+              <w:tc>
+                <w:tcPr/>
+                <w:p>
+                  <w:pPr>
+                    <w:pStyle w:val="Compact"/>
+                    <w:jc w:val="left"/>
+                    <w:jc w:val="center"/>
+                  </w:pPr>
+                  <w:r>
+                    <w:t xml:space="preserve">Data-driven Selection</w:t>
+                  </w:r>
+                </w:p>
+              </w:tc>
+              <w:tc>
+                <w:tcPr/>
+                <w:p>
+                  <w:pPr>
+                    <w:pStyle w:val="Compact"/>
+                  </w:pPr>
+                </w:p>
+              </w:tc>
+              <w:tc>
+                <w:tcPr/>
+                <w:p>
+                  <w:pPr>
+                    <w:pStyle w:val="Compact"/>
+                  </w:pPr>
+                </w:p>
+              </w:tc>
+              <w:tc>
+                <w:tcPr/>
+                <w:p>
+                  <w:pPr>
+                    <w:pStyle w:val="Compact"/>
+                  </w:pPr>
+                </w:p>
+              </w:tc>
+            </w:tr>
+            <w:tr>
+              <w:tc>
+                <w:tcPr>
+                  <w:gridSpan w:val="4"/>
+                </w:tcPr>
+                <w:p>
+                  <w:pPr>
+                    <w:pStyle w:val="Compact"/>
+                    <w:jc w:val="left"/>
+                    <w:jc w:val="center"/>
+                  </w:pPr>
+                </w:p>
+              </w:tc>
+            </w:tr>
+            <w:tr>
+              <w:tc>
+                <w:tcPr/>
+                <w:p>
+                  <w:pPr>
+                    <w:pStyle w:val="Compact"/>
+                    <w:jc w:val="left"/>
+                    <w:jc w:val="center"/>
+                  </w:pPr>
+                  <w:r>
+                    <w:t xml:space="preserve">p-hacking</w:t>
+                  </w:r>
+                </w:p>
+              </w:tc>
+              <w:tc>
+                <w:tcPr/>
+                <w:p>
+                  <w:pPr>
+                    <w:pStyle w:val="Compact"/>
+                    <w:jc w:val="left"/>
+                    <w:jc w:val="center"/>
+                  </w:pPr>
+                  <w:r>
+                    <w:t xml:space="preserve">0.000</w:t>
+                  </w:r>
+                </w:p>
+              </w:tc>
+              <w:tc>
+                <w:tcPr/>
+                <w:p>
+                  <w:pPr>
+                    <w:pStyle w:val="Compact"/>
+                    <w:jc w:val="left"/>
+                    <w:jc w:val="center"/>
+                  </w:pPr>
+                  <w:r>
+                    <w:t xml:space="preserve">0.262</w:t>
+                  </w:r>
+                </w:p>
+              </w:tc>
+              <w:tc>
+                <w:tcPr/>
+                <w:p>
+                  <w:pPr>
+                    <w:pStyle w:val="Compact"/>
+                    <w:jc w:val="left"/>
+                    <w:jc w:val="center"/>
+                  </w:pPr>
+                  <w:r>
+                    <w:t xml:space="preserve">0.563</w:t>
+                  </w:r>
+                </w:p>
+              </w:tc>
+            </w:tr>
+            <w:tr>
+              <w:tc>
+                <w:tcPr/>
+                <w:p>
+                  <w:pPr>
+                    <w:pStyle w:val="Compact"/>
+                    <w:jc w:val="left"/>
+                    <w:jc w:val="center"/>
+                  </w:pPr>
+                  <w:r>
+                    <w:t xml:space="preserve">Separate cov lm with X</w:t>
+                  </w:r>
+                </w:p>
+              </w:tc>
+              <w:tc>
+                <w:tcPr/>
+                <w:p>
+                  <w:pPr>
+                    <w:pStyle w:val="Compact"/>
+                    <w:jc w:val="left"/>
+                    <w:jc w:val="center"/>
+                  </w:pPr>
+                  <w:r>
+                    <w:t xml:space="preserve">0.000</w:t>
+                  </w:r>
+                </w:p>
+              </w:tc>
+              <w:tc>
+                <w:tcPr/>
+                <w:p>
+                  <w:pPr>
+                    <w:pStyle w:val="Compact"/>
+                    <w:jc w:val="left"/>
+                    <w:jc w:val="center"/>
+                  </w:pPr>
+                  <w:r>
+                    <w:t xml:space="preserve">0.198</w:t>
+                  </w:r>
+                </w:p>
+              </w:tc>
+              <w:tc>
+                <w:tcPr/>
+                <w:p>
+                  <w:pPr>
+                    <w:pStyle w:val="Compact"/>
+                    <w:jc w:val="left"/>
+                    <w:jc w:val="center"/>
+                  </w:pPr>
+                  <w:r>
+                    <w:t xml:space="preserve">0.495</w:t>
+                  </w:r>
+                </w:p>
+              </w:tc>
+            </w:tr>
+            <w:tr>
+              <w:tc>
+                <w:tcPr/>
+                <w:p>
+                  <w:pPr>
+                    <w:pStyle w:val="Compact"/>
+                    <w:jc w:val="left"/>
+                    <w:jc w:val="center"/>
+                  </w:pPr>
+                  <w:r>
+                    <w:t xml:space="preserve">Separate cov lm w/o X</w:t>
+                  </w:r>
+                </w:p>
+              </w:tc>
+              <w:tc>
+                <w:tcPr/>
+                <w:p>
+                  <w:pPr>
+                    <w:pStyle w:val="Compact"/>
+                    <w:jc w:val="left"/>
+                    <w:jc w:val="center"/>
+                  </w:pPr>
+                  <w:r>
+                    <w:t xml:space="preserve">0.000</w:t>
+                  </w:r>
+                </w:p>
+              </w:tc>
+              <w:tc>
+                <w:tcPr/>
+                <w:p>
+                  <w:pPr>
+                    <w:pStyle w:val="Compact"/>
+                    <w:jc w:val="left"/>
+                    <w:jc w:val="center"/>
+                  </w:pPr>
+                  <w:r>
+                    <w:t xml:space="preserve">0.200</w:t>
+                  </w:r>
+                </w:p>
+              </w:tc>
+              <w:tc>
+                <w:tcPr/>
+                <w:p>
+                  <w:pPr>
+                    <w:pStyle w:val="Compact"/>
+                    <w:jc w:val="left"/>
+                    <w:jc w:val="center"/>
+                  </w:pPr>
+                  <w:r>
+                    <w:t xml:space="preserve">0.500</w:t>
+                  </w:r>
+                </w:p>
+              </w:tc>
+            </w:tr>
+            <w:tr>
+              <w:tc>
+                <w:tcPr/>
+                <w:p>
+                  <w:pPr>
+                    <w:pStyle w:val="Compact"/>
+                    <w:jc w:val="left"/>
+                    <w:jc w:val="center"/>
+                  </w:pPr>
+                  <w:r>
+                    <w:t xml:space="preserve">Simultaneous cov lm with X</w:t>
+                  </w:r>
+                </w:p>
+              </w:tc>
+              <w:tc>
+                <w:tcPr/>
+                <w:p>
+                  <w:pPr>
+                    <w:pStyle w:val="Compact"/>
+                    <w:jc w:val="left"/>
+                    <w:jc w:val="center"/>
+                  </w:pPr>
+                  <w:r>
+                    <w:t xml:space="preserve">0.000</w:t>
+                  </w:r>
+                </w:p>
+              </w:tc>
+              <w:tc>
+                <w:tcPr/>
+                <w:p>
+                  <w:pPr>
+                    <w:pStyle w:val="Compact"/>
+                    <w:jc w:val="left"/>
+                    <w:jc w:val="center"/>
+                  </w:pPr>
+                  <w:r>
+                    <w:t xml:space="preserve">0.192</w:t>
+                  </w:r>
+                </w:p>
+              </w:tc>
+              <w:tc>
+                <w:tcPr/>
+                <w:p>
+                  <w:pPr>
+                    <w:pStyle w:val="Compact"/>
+                    <w:jc w:val="left"/>
+                    <w:jc w:val="center"/>
+                  </w:pPr>
+                  <w:r>
+                    <w:t xml:space="preserve">0.479</w:t>
+                  </w:r>
+                </w:p>
+              </w:tc>
+            </w:tr>
+            <w:tr>
+              <w:tc>
+                <w:tcPr/>
+                <w:p>
+                  <w:pPr>
+                    <w:pStyle w:val="Compact"/>
+                    <w:jc w:val="left"/>
+                    <w:jc w:val="center"/>
+                  </w:pPr>
+                  <w:r>
+                    <w:t xml:space="preserve">Simultaneous cov lm w/o X</w:t>
+                  </w:r>
+                </w:p>
+              </w:tc>
+              <w:tc>
+                <w:tcPr/>
+                <w:p>
+                  <w:pPr>
+                    <w:pStyle w:val="Compact"/>
+                    <w:jc w:val="left"/>
+                    <w:jc w:val="center"/>
+                  </w:pPr>
+                  <w:r>
+                    <w:t xml:space="preserve">0.000</w:t>
+                  </w:r>
+                </w:p>
+              </w:tc>
+              <w:tc>
+                <w:tcPr/>
+                <w:p>
+                  <w:pPr>
+                    <w:pStyle w:val="Compact"/>
+                    <w:jc w:val="left"/>
+                    <w:jc w:val="center"/>
+                  </w:pPr>
+                  <w:r>
+                    <w:t xml:space="preserve">0.200</w:t>
+                  </w:r>
+                </w:p>
+              </w:tc>
+              <w:tc>
+                <w:tcPr/>
+                <w:p>
+                  <w:pPr>
+                    <w:pStyle w:val="Compact"/>
+                    <w:jc w:val="left"/>
+                    <w:jc w:val="center"/>
+                  </w:pPr>
+                  <w:r>
+                    <w:t xml:space="preserve">0.500</w:t>
+                  </w:r>
+                </w:p>
+              </w:tc>
+            </w:tr>
+            <w:tr>
+              <w:tc>
+                <w:tcPr/>
+                <w:p>
+                  <w:pPr>
+                    <w:pStyle w:val="Compact"/>
+                    <w:jc w:val="left"/>
+                    <w:jc w:val="center"/>
+                  </w:pPr>
+                  <w:r>
+                    <w:t xml:space="preserve">Simultaneous cov LASSO with X</w:t>
+                  </w:r>
+                </w:p>
+              </w:tc>
+              <w:tc>
+                <w:tcPr/>
+                <w:p>
+                  <w:pPr>
+                    <w:pStyle w:val="Compact"/>
+                    <w:jc w:val="left"/>
+                    <w:jc w:val="center"/>
+                  </w:pPr>
+                  <w:r>
+                    <w:t xml:space="preserve">0.000</w:t>
+                  </w:r>
+                </w:p>
+              </w:tc>
+              <w:tc>
+                <w:tcPr/>
+                <w:p>
+                  <w:pPr>
+                    <w:pStyle w:val="Compact"/>
+                    <w:jc w:val="left"/>
+                    <w:jc w:val="center"/>
+                  </w:pPr>
+                  <w:r>
+                    <w:t xml:space="preserve">0.200</w:t>
+                  </w:r>
+                </w:p>
+              </w:tc>
+              <w:tc>
+                <w:tcPr/>
+                <w:p>
+                  <w:pPr>
+                    <w:pStyle w:val="Compact"/>
+                    <w:jc w:val="left"/>
+                    <w:jc w:val="center"/>
+                  </w:pPr>
+                  <w:r>
+                    <w:t xml:space="preserve">0.500</w:t>
+                  </w:r>
+                </w:p>
+              </w:tc>
+            </w:tr>
+            <w:tr>
+              <w:tc>
+                <w:tcPr/>
+                <w:p>
+                  <w:pPr>
+                    <w:pStyle w:val="Compact"/>
+                    <w:jc w:val="left"/>
+                    <w:jc w:val="center"/>
+                  </w:pPr>
+                  <w:r>
+                    <w:t xml:space="preserve">Simultaneous cov LASSO w/o X</w:t>
+                  </w:r>
+                </w:p>
+              </w:tc>
+              <w:tc>
+                <w:tcPr/>
+                <w:p>
+                  <w:pPr>
+                    <w:pStyle w:val="Compact"/>
+                    <w:jc w:val="left"/>
+                    <w:jc w:val="center"/>
+                  </w:pPr>
+                  <w:r>
+                    <w:t xml:space="preserve">0.000</w:t>
+                  </w:r>
+                </w:p>
+              </w:tc>
+              <w:tc>
+                <w:tcPr/>
+                <w:p>
+                  <w:pPr>
+                    <w:pStyle w:val="Compact"/>
+                    <w:jc w:val="left"/>
+                    <w:jc w:val="center"/>
+                  </w:pPr>
+                  <w:r>
+                    <w:t xml:space="preserve">0.195</w:t>
+                  </w:r>
+                </w:p>
+              </w:tc>
+              <w:tc>
+                <w:tcPr/>
+                <w:p>
+                  <w:pPr>
+                    <w:pStyle w:val="Compact"/>
+                    <w:jc w:val="left"/>
+                    <w:jc w:val="center"/>
+                  </w:pPr>
+                  <w:r>
+                    <w:t xml:space="preserve">0.487</w:t>
+                  </w:r>
+                </w:p>
+              </w:tc>
+            </w:tr>
+          </w:tbl>
+          <w:bookmarkEnd w:id="32"/>
+          <w:p/>
+        </w:tc>
+      </w:tr>
+    </w:tbl>
+    <w:p>
+      <w:pPr>
+        <w:pStyle w:val="BodyText"/>
+      </w:pPr>
+      <w:r>
+        <w:rPr>
+          <w:vertAlign w:val="subscript"/>
+        </w:rPr>
+        <w:t xml:space="preserve">Source:</w:t>
+      </w:r>
+      <w:r>
+        <w:rPr>
+          <w:vertAlign w:val="subscript"/>
+        </w:rPr>
+        <w:t xml:space="preserve"> </w:t>
+      </w:r>
+      <w:hyperlink r:id="rId33">
+        <w:r>
+          <w:rPr>
+            <w:rStyle w:val="Hyperlink"/>
+            <w:vertAlign w:val="subscript"/>
+          </w:rPr>
+          <w:t xml:space="preserve">Make Tables for Main Manuscript</w:t>
+        </w:r>
+      </w:hyperlink>
+    </w:p>
+    <w:p>
+      <w:pPr>
+        <w:pStyle w:val="BodyText"/>
+      </w:pPr>
+      <w:r>
+        <w:t xml:space="preserve">We also display the associated sampling distributions for these parameter estimates for each approach and population effect size in</w:t>
+      </w:r>
+      <w:r>
+        <w:t xml:space="preserve"> </w:t>
+      </w:r>
+      <w:hyperlink w:anchor="fig-panel-2">
+        <w:r>
+          <w:rPr>
+            <w:rStyle w:val="Hyperlink"/>
+          </w:rPr>
+          <w:t xml:space="preserve">Figure 5</w:t>
+        </w:r>
+      </w:hyperlink>
+      <w:r>
+        <w:t xml:space="preserve">.</w:t>
+      </w:r>
+    </w:p>
+    <w:tbl>
+      <w:tblPr>
+        <w:tblStyle w:val="Table"/>
+        <w:tblW w:type="pct" w:w="5000"/>
+        <w:tblLayout w:type="fixed"/>
+        <w:tblLook w:firstRow="0" w:lastRow="0" w:firstColumn="0" w:lastColumn="0" w:noHBand="0" w:noVBand="0" w:val="0000"/>
+      </w:tblPr>
+      <w:tblGrid>
+        <w:gridCol w:w="7920"/>
+      </w:tblGrid>
+      <w:tr>
+        <w:tc>
+          <w:tcPr/>
+          <w:bookmarkStart w:id="37" w:name="fig-distribution-bx"/>
+          <w:p>
+            <w:pPr>
+              <w:pStyle w:val="Compact"/>
+              <w:jc w:val="center"/>
+            </w:pPr>
+            <w:r>
+              <w:drawing>
+                <wp:inline>
+                  <wp:extent cx="5334000" cy="6096000"/>
+                  <wp:effectExtent b="0" l="0" r="0" t="0"/>
+                  <wp:docPr descr="" title="" id="35" name="Picture"/>
+                  <a:graphic>
+                    <a:graphicData uri="http://schemas.openxmlformats.org/drawingml/2006/picture">
+                      <pic:pic>
+                        <pic:nvPicPr>
+                          <pic:cNvPr descr="index_files/figure-docx/notebooks-mak_figures-fig-distribution-bx-output-1.png" id="36" name="Picture"/>
+                          <pic:cNvPicPr>
+                            <a:picLocks noChangeArrowheads="1" noChangeAspect="1"/>
+                          </pic:cNvPicPr>
+                        </pic:nvPicPr>
+                        <pic:blipFill>
+                          <a:blip r:embed="rId34"/>
+                          <a:stretch>
+                            <a:fillRect/>
+                          </a:stretch>
+                        </pic:blipFill>
+                        <pic:spPr bwMode="auto">
+                          <a:xfrm>
+                            <a:off x="0" y="0"/>
+                            <a:ext cx="5334000" cy="6096000"/>
+                          </a:xfrm>
+                          <a:prstGeom prst="rect">
+                            <a:avLst/>
+                          </a:prstGeom>
+                          <a:noFill/>
+                          <a:ln w="9525">
+                            <a:noFill/>
+                            <a:headEnd/>
+                            <a:tailEnd/>
+                          </a:ln>
+                        </pic:spPr>
+                      </pic:pic>
+                    </a:graphicData>
+                  </a:graphic>
+                </wp:inline>
+              </w:drawing>
+            </w:r>
+          </w:p>
+          <w:p>
+            <w:pPr>
+              <w:jc w:val="center"/>
+            </w:pPr>
+            <w:pPr>
+              <w:jc w:val="left"/>
+              <w:spacing w:before="200"/>
+              <w:pStyle w:val="ImageCaption"/>
+            </w:pPr>
+            <w:r>
+              <w:t xml:space="preserve">Figure 1: Sampling distributions for population parameter estimates displayed separately by selection method and population parameter. Selection methods that do not control for X are displayed as dashed lines.</w:t>
+            </w:r>
+          </w:p>
+          <w:bookmarkEnd w:id="37"/>
+        </w:tc>
+      </w:tr>
+    </w:tbl>
+    <w:p>
+      <w:pPr>
+        <w:pStyle w:val="BodyText"/>
+      </w:pPr>
+      <w:r>
+        <w:rPr>
+          <w:vertAlign w:val="subscript"/>
+        </w:rPr>
+        <w:t xml:space="preserve">Source:</w:t>
+      </w:r>
+      <w:r>
+        <w:rPr>
+          <w:vertAlign w:val="subscript"/>
+        </w:rPr>
+        <w:t xml:space="preserve"> </w:t>
+      </w:r>
+      <w:hyperlink r:id="rId38">
+        <w:r>
+          <w:rPr>
+            <w:rStyle w:val="Hyperlink"/>
+            <w:vertAlign w:val="subscript"/>
+          </w:rPr>
+          <w:t xml:space="preserve">Make Figures for Main Manuscript</w:t>
+        </w:r>
+      </w:hyperlink>
+    </w:p>
+    <w:p>
+      <w:pPr>
+        <w:pStyle w:val="BodyText"/>
+      </w:pPr>
+      <w:r>
+        <w:t xml:space="preserve">First, we considered contexts where the population effect size was 0 (</w:t>
+      </w:r>
+      <m:oMath>
+        <m:sSub>
+          <m:e>
+            <m:r>
+              <m:t>β</m:t>
+            </m:r>
+          </m:e>
+          <m:sub>
+            <m:r>
+              <m:t>X</m:t>
+            </m:r>
+          </m:sub>
+        </m:sSub>
+      </m:oMath>
+      <w:r>
+        <w:t xml:space="preserve"> </w:t>
+      </w:r>
+      <w:r>
+        <w:t xml:space="preserve">= 0). In these contexts, all approaches yielded unbiased estimates. However, the shape of the sampling distribution for the</w:t>
+      </w:r>
+      <w:r>
+        <w:t xml:space="preserve"> </w:t>
+      </w:r>
+      <w:r>
+        <w:rPr>
+          <w:i/>
+          <w:iCs/>
+        </w:rPr>
+        <w:t xml:space="preserve">p</w:t>
+      </w:r>
+      <w:r>
+        <w:t xml:space="preserve">-hacking approach was clearly distorted (bi-modal).</w:t>
+      </w:r>
+      <w:r>
+        <w:t xml:space="preserve"> </w:t>
+      </w:r>
+      <w:r>
+        <w:t xml:space="preserve">This distortion results from this approach selecting covariates that magnify the effect of</w:t>
+      </w:r>
+      <w:r>
+        <w:t xml:space="preserve"> </w:t>
+      </w:r>
+      <m:oMath>
+        <m:r>
+          <m:t>X</m:t>
+        </m:r>
+      </m:oMath>
+      <w:r>
+        <w:t xml:space="preserve"> </w:t>
+      </w:r>
+      <w:r>
+        <w:t xml:space="preserve">in any specific sample. When sampling error produces a negative</w:t>
+      </w:r>
+      <w:r>
+        <w:t xml:space="preserve"> </w:t>
+      </w:r>
+      <m:oMath>
+        <m:sSub>
+          <m:e>
+            <m:r>
+              <m:t>b</m:t>
+            </m:r>
+          </m:e>
+          <m:sub>
+            <m:r>
+              <m:t>X</m:t>
+            </m:r>
+          </m:sub>
+        </m:sSub>
+      </m:oMath>
+      <w:r>
+        <w:t xml:space="preserve"> </w:t>
+      </w:r>
+      <w:r>
+        <w:t xml:space="preserve">in a sample, covariates that make that parameter estimate more negative will be selected, and when sampling error produces a positive</w:t>
+      </w:r>
+      <w:r>
+        <w:t xml:space="preserve"> </w:t>
+      </w:r>
+      <m:oMath>
+        <m:sSub>
+          <m:e>
+            <m:r>
+              <m:t>b</m:t>
+            </m:r>
+          </m:e>
+          <m:sub>
+            <m:r>
+              <m:t>X</m:t>
+            </m:r>
+          </m:sub>
+        </m:sSub>
+      </m:oMath>
+      <w:r>
+        <w:t xml:space="preserve"> </w:t>
+      </w:r>
+      <w:r>
+        <w:t xml:space="preserve">in a sample, covariates that make that parameter estimate more positive will be selected. This is what produces the intolerably high Type I error rates associated with that approach.</w:t>
+      </w:r>
+    </w:p>
+    <w:p>
+      <w:pPr>
+        <w:pStyle w:val="BodyText"/>
+      </w:pPr>
+      <w:r>
+        <w:t xml:space="preserve">Next, we considered contexts where there was a non-zero population effect for</w:t>
+      </w:r>
+      <w:r>
+        <w:t xml:space="preserve"> </w:t>
+      </w:r>
+      <m:oMath>
+        <m:r>
+          <m:t>X</m:t>
+        </m:r>
+      </m:oMath>
+      <w:r>
+        <w:t xml:space="preserve">. In these contexts,</w:t>
+      </w:r>
+      <w:r>
+        <w:t xml:space="preserve"> </w:t>
+      </w:r>
+      <w:r>
+        <w:rPr>
+          <w:i/>
+          <w:iCs/>
+        </w:rPr>
+        <w:t xml:space="preserve">p</w:t>
+      </w:r>
+      <w:r>
+        <w:t xml:space="preserve">-hacking yielded substantial optimistic (over-estimation) bias in the parameter estimates as seen in both the mean</w:t>
+      </w:r>
+      <w:r>
+        <w:t xml:space="preserve"> </w:t>
+      </w:r>
+      <m:oMath>
+        <m:sSub>
+          <m:e>
+            <m:r>
+              <m:t>b</m:t>
+            </m:r>
+          </m:e>
+          <m:sub>
+            <m:r>
+              <m:t>X</m:t>
+            </m:r>
+          </m:sub>
+        </m:sSub>
+      </m:oMath>
+      <w:r>
+        <w:t xml:space="preserve"> </w:t>
+      </w:r>
+      <w:r>
+        <w:t xml:space="preserve">and the rightward shift of the sampling distribution. In this instance, the sample</w:t>
+      </w:r>
+      <w:r>
+        <w:t xml:space="preserve"> </w:t>
+      </w:r>
+      <m:oMath>
+        <m:sSub>
+          <m:e>
+            <m:r>
+              <m:t>b</m:t>
+            </m:r>
+          </m:e>
+          <m:sub>
+            <m:r>
+              <m:t>X</m:t>
+            </m:r>
+          </m:sub>
+        </m:sSub>
+      </m:oMath>
+      <w:r>
+        <w:t xml:space="preserve"> </w:t>
+      </w:r>
+      <w:r>
+        <w:t xml:space="preserve">was typically positive to start (given the positive population parameter) and covariates were selected only if they made that parameter estimate even more positive.</w:t>
+      </w:r>
+    </w:p>
+    <w:p>
+      <w:pPr>
+        <w:pStyle w:val="BodyText"/>
+      </w:pPr>
+      <w:r>
+        <w:t xml:space="preserve">Of course, the traditional approaches (no covariates, all covariates) produced unbiased</w:t>
+      </w:r>
+      <w:r>
+        <w:t xml:space="preserve"> </w:t>
+      </w:r>
+      <m:oMath>
+        <m:sSub>
+          <m:e>
+            <m:r>
+              <m:t>b</m:t>
+            </m:r>
+          </m:e>
+          <m:sub>
+            <m:r>
+              <m:t>X</m:t>
+            </m:r>
+          </m:sub>
+        </m:sSub>
+      </m:oMath>
+      <w:r>
+        <w:t xml:space="preserve"> </w:t>
+      </w:r>
+      <w:r>
+        <w:t xml:space="preserve">because the linear model in the primary analysis that tested the effect of</w:t>
+      </w:r>
+      <w:r>
+        <w:t xml:space="preserve"> </w:t>
+      </w:r>
+      <m:oMath>
+        <m:r>
+          <m:t>X</m:t>
+        </m:r>
+      </m:oMath>
+      <w:r>
+        <w:t xml:space="preserve"> </w:t>
+      </w:r>
+      <w:r>
+        <w:t xml:space="preserve">was used without any prior screening of covariates in separate analyses. The remaining data-driven approaches that included</w:t>
+      </w:r>
+      <w:r>
+        <w:t xml:space="preserve"> </w:t>
+      </w:r>
+      <m:oMath>
+        <m:r>
+          <m:t>X</m:t>
+        </m:r>
+      </m:oMath>
+      <w:r>
+        <w:t xml:space="preserve"> </w:t>
+      </w:r>
+      <w:r>
+        <w:t xml:space="preserve">also yielded unbiased</w:t>
+      </w:r>
+      <w:r>
+        <w:t xml:space="preserve"> </w:t>
+      </w:r>
+      <m:oMath>
+        <m:sSub>
+          <m:e>
+            <m:r>
+              <m:t>b</m:t>
+            </m:r>
+          </m:e>
+          <m:sub>
+            <m:r>
+              <m:t>X</m:t>
+            </m:r>
+          </m:sub>
+        </m:sSub>
+      </m:oMath>
+      <w:r>
+        <w:t xml:space="preserve"> </w:t>
+      </w:r>
+      <w:r>
+        <w:t xml:space="preserve">because the covariates were selected only based on their unique (partial) relationship with</w:t>
+      </w:r>
+      <w:r>
+        <w:t xml:space="preserve"> </w:t>
+      </w:r>
+      <m:oMath>
+        <m:r>
+          <m:t>Y</m:t>
+        </m:r>
+      </m:oMath>
+      <w:r>
+        <w:t xml:space="preserve"> </w:t>
+      </w:r>
+      <w:r>
+        <w:t xml:space="preserve">after removing any modest correlation between the covariates and</w:t>
+      </w:r>
+      <w:r>
+        <w:t xml:space="preserve"> </w:t>
+      </w:r>
+      <m:oMath>
+        <m:r>
+          <m:t>X</m:t>
+        </m:r>
+      </m:oMath>
+      <w:r>
+        <w:t xml:space="preserve"> </w:t>
+      </w:r>
+      <w:r>
+        <w:t xml:space="preserve">due to sampling error (remember that any correlation between</w:t>
+      </w:r>
+      <w:r>
+        <w:t xml:space="preserve"> </w:t>
+      </w:r>
+      <m:oMath>
+        <m:r>
+          <m:t>X</m:t>
+        </m:r>
+      </m:oMath>
+      <w:r>
+        <w:t xml:space="preserve"> </w:t>
+      </w:r>
+      <w:r>
+        <w:t xml:space="preserve">and a covariate in a specific sample is due to noise in that sample because covariates are measured prior to IV manipulation). Given this, when selected covariates were included in the primary analysis, they did not systematically increase or decrease</w:t>
+      </w:r>
+      <w:r>
+        <w:t xml:space="preserve"> </w:t>
+      </w:r>
+      <m:oMath>
+        <m:sSub>
+          <m:e>
+            <m:r>
+              <m:t>b</m:t>
+            </m:r>
+          </m:e>
+          <m:sub>
+            <m:r>
+              <m:t>X</m:t>
+            </m:r>
+          </m:sub>
+        </m:sSub>
+      </m:oMath>
+      <w:r>
+        <w:t xml:space="preserve">.</w:t>
+      </w:r>
+    </w:p>
+    <w:p>
+      <w:pPr>
+        <w:pStyle w:val="BodyText"/>
+      </w:pPr>
+      <w:r>
+        <w:t xml:space="preserve">In contrast, when the screening model did not include</w:t>
+      </w:r>
+      <w:r>
+        <w:t xml:space="preserve"> </w:t>
+      </w:r>
+      <m:oMath>
+        <m:r>
+          <m:t>X</m:t>
+        </m:r>
+      </m:oMath>
+      <w:r>
+        <w:t xml:space="preserve">, covariates that are positively correlated with</w:t>
+      </w:r>
+      <w:r>
+        <w:t xml:space="preserve"> </w:t>
+      </w:r>
+      <m:oMath>
+        <m:r>
+          <m:t>X</m:t>
+        </m:r>
+      </m:oMath>
+      <w:r>
+        <w:t xml:space="preserve"> </w:t>
+      </w:r>
+      <w:r>
+        <w:t xml:space="preserve">in the sample (due to noise) are selected at a slightly higher rate because this spurious correlation further increased their positive correlation with</w:t>
+      </w:r>
+      <w:r>
+        <w:t xml:space="preserve"> </w:t>
+      </w:r>
+      <m:oMath>
+        <m:r>
+          <m:t>Y</m:t>
+        </m:r>
+      </m:oMath>
+      <w:r>
+        <w:t xml:space="preserve"> </w:t>
+      </w:r>
+      <w:r>
+        <w:t xml:space="preserve">(given that</w:t>
+      </w:r>
+      <w:r>
+        <w:t xml:space="preserve"> </w:t>
+      </w:r>
+      <m:oMath>
+        <m:sSub>
+          <m:e>
+            <m:r>
+              <m:t>β</m:t>
+            </m:r>
+          </m:e>
+          <m:sub>
+            <m:r>
+              <m:t>X</m:t>
+            </m:r>
+          </m:sub>
+        </m:sSub>
+      </m:oMath>
+      <w:r>
+        <w:t xml:space="preserve"> </w:t>
+      </w:r>
+      <w:r>
+        <w:t xml:space="preserve">was also positive). When these covariates are subsequently included in the primary analysis of</w:t>
+      </w:r>
+      <w:r>
+        <w:t xml:space="preserve"> </w:t>
+      </w:r>
+      <m:oMath>
+        <m:r>
+          <m:t>X</m:t>
+        </m:r>
+      </m:oMath>
+      <w:r>
+        <w:t xml:space="preserve">, they systematically remove some of the true causal effect</w:t>
+      </w:r>
+      <w:r>
+        <w:t xml:space="preserve"> </w:t>
+      </w:r>
+      <m:oMath>
+        <m:r>
+          <m:t>X</m:t>
+        </m:r>
+      </m:oMath>
+      <w:r>
+        <w:t xml:space="preserve"> </w:t>
+      </w:r>
+      <w:r>
+        <w:t xml:space="preserve">on</w:t>
+      </w:r>
+      <w:r>
+        <w:t xml:space="preserve"> </w:t>
+      </w:r>
+      <m:oMath>
+        <m:r>
+          <m:t>Y</m:t>
+        </m:r>
+      </m:oMath>
+      <w:r>
+        <w:t xml:space="preserve"> </w:t>
+      </w:r>
+      <w:r>
+        <w:t xml:space="preserve">and result in a pessimistic (under-estimation) bias in the estimate of</w:t>
+      </w:r>
+      <w:r>
+        <w:t xml:space="preserve"> </w:t>
+      </w:r>
+      <m:oMath>
+        <m:sSub>
+          <m:e>
+            <m:r>
+              <m:t>β</m:t>
+            </m:r>
+          </m:e>
+          <m:sub>
+            <m:r>
+              <m:t>X</m:t>
+            </m:r>
+          </m:sub>
+        </m:sSub>
+      </m:oMath>
+      <w:r>
+        <w:t xml:space="preserve">.</w:t>
+      </w:r>
+    </w:p>
+    <w:bookmarkEnd w:id="39"/>
+    <w:bookmarkStart w:id="50" w:name="type-i-error"/>
+    <w:p>
+      <w:pPr>
+        <w:pStyle w:val="Heading2"/>
+      </w:pPr>
+      <w:r>
+        <w:t xml:space="preserve">Type I Error</w:t>
+      </w:r>
+    </w:p>
+    <w:p>
+      <w:pPr>
+        <w:pStyle w:val="FirstParagraph"/>
+      </w:pPr>
+      <w:r>
+        <w:t xml:space="preserve">Given our use of simulated datasets, we were able to set the true population parameter for</w:t>
+      </w:r>
+      <w:r>
+        <w:t xml:space="preserve"> </w:t>
+      </w:r>
+      <m:oMath>
+        <m:r>
+          <m:t>X</m:t>
+        </m:r>
+      </m:oMath>
+      <w:r>
+        <w:t xml:space="preserve"> </w:t>
+      </w:r>
+      <w:r>
+        <w:t xml:space="preserve">to be zero (i.e.,</w:t>
+      </w:r>
+      <w:r>
+        <w:t xml:space="preserve"> </w:t>
+      </w:r>
+      <m:oMath>
+        <m:sSub>
+          <m:e>
+            <m:r>
+              <m:t>β</m:t>
+            </m:r>
+          </m:e>
+          <m:sub>
+            <m:r>
+              <m:t>X</m:t>
+            </m:r>
+          </m:sub>
+        </m:sSub>
+        <m:r>
+          <m:rPr>
+            <m:sty m:val="p"/>
+          </m:rPr>
+          <m:t>=</m:t>
+        </m:r>
+        <m:r>
+          <m:t>0</m:t>
+        </m:r>
+      </m:oMath>
+      <w:r>
+        <w:t xml:space="preserve">). Therefore, any significant result was a Type I error.</w:t>
+      </w:r>
+      <w:r>
+        <w:t xml:space="preserve"> </w:t>
+      </w:r>
+      <w:hyperlink w:anchor="fig-bar-1">
+        <w:r>
+          <w:rPr>
+            <w:rStyle w:val="Hyperlink"/>
+          </w:rPr>
+          <w:t xml:space="preserve">Figure 2</w:t>
+        </w:r>
+      </w:hyperlink>
+      <w:r>
+        <w:t xml:space="preserve"> </w:t>
+      </w:r>
+      <w:r>
+        <w:t xml:space="preserve">shows the average Type I error rate across all research contexts for each approach. The</w:t>
+      </w:r>
+      <w:r>
+        <w:t xml:space="preserve"> </w:t>
+      </w:r>
+      <w:r>
+        <w:rPr>
+          <w:i/>
+          <w:iCs/>
+        </w:rPr>
+        <w:t xml:space="preserve">p</w:t>
+      </w:r>
+      <w:r>
+        <w:t xml:space="preserve">-hacking approach for selecting covariates, unsurprisingly led to a highly inflated mean Type I error rate across contexts, consistent with the extant research published in the last several years on the connection between researcher degrees of freedom and false positives</w:t>
+      </w:r>
+      <w:r>
+        <w:t xml:space="preserve">}. The other approaches were at or near the expected error rate of alpha = .05 across the relatively broad range of research context characteristics we considered. Specifically, the two traditional selection approaches and the data-driven selection approaches that did not include</w:t>
+      </w:r>
+      <w:r>
+        <w:t xml:space="preserve"> </w:t>
+      </w:r>
+      <m:oMath>
+        <m:r>
+          <m:t>X</m:t>
+        </m:r>
+      </m:oMath>
+      <w:r>
+        <w:t xml:space="preserve"> </w:t>
+      </w:r>
+      <w:r>
+        <w:t xml:space="preserve">in the screening model displayed mean Type I error rates of exactly .05. The data-driven approaches that did include</w:t>
+      </w:r>
+      <w:r>
+        <w:t xml:space="preserve"> </w:t>
+      </w:r>
+      <m:oMath>
+        <m:r>
+          <m:t>X</m:t>
+        </m:r>
+      </m:oMath>
+      <w:r>
+        <w:t xml:space="preserve"> </w:t>
+      </w:r>
+      <w:r>
+        <w:t xml:space="preserve">in the screening model (excluding</w:t>
+      </w:r>
+      <w:r>
+        <w:t xml:space="preserve"> </w:t>
+      </w:r>
+      <w:r>
+        <w:rPr>
+          <w:i/>
+          <w:iCs/>
+        </w:rPr>
+        <w:t xml:space="preserve">p</w:t>
+      </w:r>
+      <w:r>
+        <w:t xml:space="preserve">-hacking) displayed slightly increased (&lt;= .06) mean Type I error rates across contexts.</w:t>
+      </w:r>
+    </w:p>
+    <w:tbl>
+      <w:tblPr>
+        <w:tblStyle w:val="Table"/>
+        <w:tblW w:type="pct" w:w="5000"/>
+        <w:tblLayout w:type="fixed"/>
+        <w:tblLook w:firstRow="0" w:lastRow="0" w:firstColumn="0" w:lastColumn="0" w:noHBand="0" w:noVBand="0" w:val="0000"/>
+      </w:tblPr>
+      <w:tblGrid>
+        <w:gridCol w:w="7920"/>
+      </w:tblGrid>
+      <w:tr>
+        <w:tc>
+          <w:tcPr/>
+          <w:bookmarkStart w:id="43" w:name="fig-bar-1"/>
           <w:p>
             <w:pPr>
               <w:pStyle w:val="Compact"/>
@@ -3173,18 +4740,18 @@
                 <wp:inline>
                   <wp:extent cx="5334000" cy="3048000"/>
                   <wp:effectExtent b="0" l="0" r="0" t="0"/>
-                  <wp:docPr descr="" title="" id="33" name="Picture"/>
+                  <wp:docPr descr="" title="" id="41" name="Picture"/>
                   <a:graphic>
                     <a:graphicData uri="http://schemas.openxmlformats.org/drawingml/2006/picture">
                       <pic:pic>
                         <pic:nvPicPr>
-                          <pic:cNvPr descr="index_files/figure-docx/notebooks-mak_figures-fig-bar-1-output-1.png" id="34" name="Picture"/>
+                          <pic:cNvPr descr="index_files/figure-docx/notebooks-mak_figures-fig-bar-1-output-1.png" id="42" name="Picture"/>
                           <pic:cNvPicPr>
                             <a:picLocks noChangeArrowheads="1" noChangeAspect="1"/>
                           </pic:cNvPicPr>
                         </pic:nvPicPr>
                         <pic:blipFill>
-                          <a:blip r:embed="rId32"/>
+                          <a:blip r:embed="rId40"/>
                           <a:stretch>
                             <a:fillRect/>
                           </a:stretch>
@@ -3216,15 +4783,15 @@
               <w:jc w:val="center"/>
             </w:pPr>
             <w:pPr>
-              <w:jc w:val="start"/>
+              <w:jc w:val="left"/>
               <w:spacing w:before="200"/>
               <w:pStyle w:val="ImageCaption"/>
             </w:pPr>
             <w:r>
-              <w:t xml:space="preserve">Figure 1: Type I Error by Method. Average type I error rate across all research contexts is displayed for each method separately by color. A priori selection methods are on the left, data-driven selection methods are on the right. Striped shading indicates data-driven selection methods that do not control for X.</w:t>
+              <w:t xml:space="preserve">Figure 2: Type I Error by Method. Average type I error rate across all research contexts is displayed for each method separately by color. Traditional selection methods are on the left, data-driven selection methods are on the right. Striped shading indicates data-driven selection methods that do not control for X.</w:t>
             </w:r>
           </w:p>
-          <w:bookmarkEnd w:id="35"/>
+          <w:bookmarkEnd w:id="43"/>
         </w:tc>
       </w:tr>
     </w:tbl>
@@ -3244,7 +4811,7 @@
         </w:rPr>
         <w:t xml:space="preserve"> </w:t>
       </w:r>
-      <w:hyperlink r:id="rId36">
+      <w:hyperlink r:id="rId44">
         <w:r>
           <w:rPr>
             <w:rStyle w:val="Hyperlink"/>
@@ -3266,7 +4833,7 @@
           <w:rPr>
             <w:rStyle w:val="Hyperlink"/>
           </w:rPr>
-          <w:t xml:space="preserve">Figure 2</w:t>
+          <w:t xml:space="preserve">Figure 3</w:t>
         </w:r>
       </w:hyperlink>
       <w:r>
@@ -3429,7 +4996,7 @@
         <w:t xml:space="preserve">p</w:t>
       </w:r>
       <w:r>
-        <w:t xml:space="preserve">-hacking approach, the Type I error rates remained constant at 0.05 across all research context dimensions for the a priori approaches and the data-driven approaches that did not include</w:t>
+        <w:t xml:space="preserve">-hacking approach, the Type I error rates remained constant at 0.05 across all research context dimensions for the traditional approaches and the data-driven approaches that did not include</w:t>
       </w:r>
       <w:r>
         <w:t xml:space="preserve"> </w:t>
@@ -3440,7 +5007,7 @@
         </m:r>
       </m:oMath>
       <w:r>
-        <w:t xml:space="preserve">. Among the data-driven approaches that did include</w:t>
+        <w:t xml:space="preserve">. Among the other data-driven approaches that did include</w:t>
       </w:r>
       <w:r>
         <w:t xml:space="preserve"> </w:t>
@@ -3555,7 +5122,7 @@
       <w:tr>
         <w:tc>
           <w:tcPr/>
-          <w:bookmarkStart w:id="40" w:name="fig-type1-panel"/>
+          <w:bookmarkStart w:id="48" w:name="fig-type1-panel"/>
           <w:p>
             <w:pPr>
               <w:pStyle w:val="Compact"/>
@@ -3566,18 +5133,18 @@
                 <wp:inline>
                   <wp:extent cx="5334000" cy="4000499"/>
                   <wp:effectExtent b="0" l="0" r="0" t="0"/>
-                  <wp:docPr descr="" title="" id="38" name="Picture"/>
+                  <wp:docPr descr="" title="" id="46" name="Picture"/>
                   <a:graphic>
                     <a:graphicData uri="http://schemas.openxmlformats.org/drawingml/2006/picture">
                       <pic:pic>
                         <pic:nvPicPr>
-                          <pic:cNvPr descr="index_files/figure-docx/notebooks-mak_figures-fig-type1-panel-output-1.png" id="39" name="Picture"/>
+                          <pic:cNvPr descr="index_files/figure-docx/notebooks-mak_figures-fig-type1-panel-output-1.png" id="47" name="Picture"/>
                           <pic:cNvPicPr>
                             <a:picLocks noChangeArrowheads="1" noChangeAspect="1"/>
                           </pic:cNvPicPr>
                         </pic:nvPicPr>
                         <pic:blipFill>
-                          <a:blip r:embed="rId37"/>
+                          <a:blip r:embed="rId45"/>
                           <a:stretch>
                             <a:fillRect/>
                           </a:stretch>
@@ -3609,15 +5176,15 @@
               <w:jc w:val="center"/>
             </w:pPr>
             <w:pPr>
-              <w:jc w:val="start"/>
+              <w:jc w:val="left"/>
               <w:spacing w:before="200"/>
               <w:pStyle w:val="ImageCaption"/>
             </w:pPr>
             <w:r>
-              <w:t xml:space="preserve">Figure 2: Type I error by method and research context. Plots are paneled by aspects of the research context (number of observations, number of covariates, percentage of good covariates (i.e., covariates with non-zero correlations with Y), and Y-covariate correlation strength). Methods are displayed separately by color. Data-driven correlation selection methods that control for X are depicted as dashed lines.</w:t>
+              <w:t xml:space="preserve">Figure 3: Type I error by method and research context. Plots are paneled by aspects of the research context: number of observations, number of covariates, percentage of good covariates (i.e., covariates with non-zero correlations with Y), and Y-covariate correlation strength. Methods are displayed separately by color. Data-driven selection methods that do not control for X are depicted as dashed lines.</w:t>
             </w:r>
           </w:p>
-          <w:bookmarkEnd w:id="40"/>
+          <w:bookmarkEnd w:id="48"/>
         </w:tc>
       </w:tr>
     </w:tbl>
@@ -3637,7 +5204,7 @@
         </w:rPr>
         <w:t xml:space="preserve"> </w:t>
       </w:r>
-      <w:hyperlink r:id="rId41">
+      <w:hyperlink r:id="rId49">
         <w:r>
           <w:rPr>
             <w:rStyle w:val="Hyperlink"/>
@@ -3647,8 +5214,8 @@
         </w:r>
       </w:hyperlink>
     </w:p>
-    <w:bookmarkEnd w:id="42"/>
-    <w:bookmarkStart w:id="53" w:name="type-ii-error"/>
+    <w:bookmarkEnd w:id="50"/>
+    <w:bookmarkStart w:id="61" w:name="type-ii-error"/>
     <w:p>
       <w:pPr>
         <w:pStyle w:val="Heading2"/>
@@ -3823,14 +5390,14 @@
           <w:rPr>
             <w:rStyle w:val="Hyperlink"/>
           </w:rPr>
-          <w:t xml:space="preserve">Figure 3</w:t>
+          <w:t xml:space="preserve">Figure 4</w:t>
         </w:r>
       </w:hyperlink>
       <w:r>
         <w:t xml:space="preserve"> </w:t>
       </w:r>
       <w:r>
-        <w:t xml:space="preserve">shows the mean Type II error rate across all research contexts for each approach. The a priori no covariates approach displayed the highest average Type II error (0.449), which reinforces the value of using covariates to increase statistical power to detect true effects. Among the approaches that used covariates, the candidate data-driven approaches generally produced modestly lower average Type II error rates than the a priori all covariates approach. Furthermore, the data-driven approaches that included</w:t>
+        <w:t xml:space="preserve">shows the mean Type II error rate across all research contexts for each approach. The traditional no covariates approach displayed the highest average Type II error (0.449), which reinforces the value of using covariates to increase statistical power to detect true effects. Among the approaches that used covariates, the data-driven approaches generally produced modestly lower average Type II error rates than the traditional all covariates approach. Furthermore, the data-driven approaches that included</w:t>
       </w:r>
       <w:r>
         <w:t xml:space="preserve"> </w:t>
@@ -3874,7 +5441,7 @@
       <w:tr>
         <w:tc>
           <w:tcPr/>
-          <w:bookmarkStart w:id="46" w:name="fig-bar-2"/>
+          <w:bookmarkStart w:id="54" w:name="fig-bar-2"/>
           <w:p>
             <w:pPr>
               <w:pStyle w:val="Compact"/>
@@ -3885,18 +5452,18 @@
                 <wp:inline>
                   <wp:extent cx="5334000" cy="3048000"/>
                   <wp:effectExtent b="0" l="0" r="0" t="0"/>
-                  <wp:docPr descr="" title="" id="44" name="Picture"/>
+                  <wp:docPr descr="" title="" id="52" name="Picture"/>
                   <a:graphic>
                     <a:graphicData uri="http://schemas.openxmlformats.org/drawingml/2006/picture">
                       <pic:pic>
                         <pic:nvPicPr>
-                          <pic:cNvPr descr="index_files/figure-docx/notebooks-mak_figures-fig-bar-2-output-1.png" id="45" name="Picture"/>
+                          <pic:cNvPr descr="index_files/figure-docx/notebooks-mak_figures-fig-bar-2-output-1.png" id="53" name="Picture"/>
                           <pic:cNvPicPr>
                             <a:picLocks noChangeArrowheads="1" noChangeAspect="1"/>
                           </pic:cNvPicPr>
                         </pic:nvPicPr>
                         <pic:blipFill>
-                          <a:blip r:embed="rId43"/>
+                          <a:blip r:embed="rId51"/>
                           <a:stretch>
                             <a:fillRect/>
                           </a:stretch>
@@ -3928,15 +5495,15 @@
               <w:jc w:val="center"/>
             </w:pPr>
             <w:pPr>
-              <w:jc w:val="start"/>
+              <w:jc w:val="left"/>
               <w:spacing w:before="200"/>
               <w:pStyle w:val="ImageCaption"/>
             </w:pPr>
             <w:r>
-              <w:t xml:space="preserve">Figure 3: Type II Error by Method. Average type II error rate across all research settings is displayed for each method separately by color. A priori selection methods are on the left, data-driven selection methods are on the right. Striped shading indicates data-driven selection methods that do not control for X.</w:t>
+              <w:t xml:space="preserve">Figure 4: Type II Error by Method. Average type II error rate across all research settings is displayed for each method separately by color. Traditional selection methods are on the left, data-driven selection methods are on the right. Striped shading indicates data-driven selection methods that do not control for X.</w:t>
             </w:r>
           </w:p>
-          <w:bookmarkEnd w:id="46"/>
+          <w:bookmarkEnd w:id="54"/>
         </w:tc>
       </w:tr>
     </w:tbl>
@@ -3956,7 +5523,7 @@
         </w:rPr>
         <w:t xml:space="preserve"> </w:t>
       </w:r>
-      <w:hyperlink r:id="rId47">
+      <w:hyperlink r:id="rId55">
         <w:r>
           <w:rPr>
             <w:rStyle w:val="Hyperlink"/>
@@ -3978,11 +5545,11 @@
           <w:rPr>
             <w:rStyle w:val="Hyperlink"/>
           </w:rPr>
-          <w:t xml:space="preserve">Figure 4</w:t>
+          <w:t xml:space="preserve">Figure 5</w:t>
         </w:r>
       </w:hyperlink>
       <w:r>
-        <w:t xml:space="preserve">). First, it is clear that the no covariates approach was always associated with the highest Type II error rates across all values of all dimensions of the research contexts. Second, the a priori all covariates approach tended to under-perform (i.e., higher Type II error rates) relative to the candidate data-driven approaches when the sample size was low, the number of available covariates was high, or the percentage of available covariates with non-zero correlations with</w:t>
+        <w:t xml:space="preserve">). First, it is clear that the no covariates approach was always associated with the highest Type II error rates across all values of all dimensions of the research contexts. Second, the traditional all covariates approach tended to under-perform (i.e., higher Type II error rates) relative to the data-driven approaches when the sample size was low, the number of available covariates was high, or the percentage of available covariates with non-zero correlations with</w:t>
       </w:r>
       <w:r>
         <w:t xml:space="preserve"> </w:t>
@@ -4062,7 +5629,7 @@
       <w:tr>
         <w:tc>
           <w:tcPr/>
-          <w:bookmarkStart w:id="51" w:name="fig-panel-2"/>
+          <w:bookmarkStart w:id="59" w:name="fig-panel-2"/>
           <w:p>
             <w:pPr>
               <w:pStyle w:val="Compact"/>
@@ -4073,18 +5640,18 @@
                 <wp:inline>
                   <wp:extent cx="5334000" cy="6400800"/>
                   <wp:effectExtent b="0" l="0" r="0" t="0"/>
-                  <wp:docPr descr="" title="" id="49" name="Picture"/>
+                  <wp:docPr descr="" title="" id="57" name="Picture"/>
                   <a:graphic>
                     <a:graphicData uri="http://schemas.openxmlformats.org/drawingml/2006/picture">
                       <pic:pic>
                         <pic:nvPicPr>
-                          <pic:cNvPr descr="index_files/figure-docx/notebooks-mak_figures-fig-panel-2-output-1.png" id="50" name="Picture"/>
+                          <pic:cNvPr descr="index_files/figure-docx/notebooks-mak_figures-fig-panel-2-output-1.png" id="58" name="Picture"/>
                           <pic:cNvPicPr>
                             <a:picLocks noChangeArrowheads="1" noChangeAspect="1"/>
                           </pic:cNvPicPr>
                         </pic:nvPicPr>
                         <pic:blipFill>
-                          <a:blip r:embed="rId48"/>
+                          <a:blip r:embed="rId56"/>
                           <a:stretch>
                             <a:fillRect/>
                           </a:stretch>
@@ -4116,15 +5683,15 @@
               <w:jc w:val="center"/>
             </w:pPr>
             <w:pPr>
-              <w:jc w:val="start"/>
+              <w:jc w:val="left"/>
               <w:spacing w:before="200"/>
               <w:pStyle w:val="ImageCaption"/>
             </w:pPr>
             <w:r>
-              <w:t xml:space="preserve">Figure 4: Type II error by method and research context. Plots are paneled by aspects of the research context (number of observations, number of covariates, percentage of good covariates covariates (i.e., covariates with non-zero correlations with Y), and Y-covariate correlation strength), and Y-covariate correlation strength, and population parameter for X). Methods are displayed separately by color. Data-driven correlation selection methods that control for X are depicted as dashed lines.</w:t>
+              <w:t xml:space="preserve">Figure 5: Type II error by method and research context. Plots are paneled by aspects of the research context: number of observations, number of covariates, percentage of good covariates covariates (i.e., covariates with non-zero correlations with Y), and Y-covariate correlation strength, and population parameter for X. Methods are displayed separately by color. Data-driven selection methods that do not control for X are depicted as dashed lines.</w:t>
             </w:r>
           </w:p>
-          <w:bookmarkEnd w:id="51"/>
+          <w:bookmarkEnd w:id="59"/>
         </w:tc>
       </w:tr>
     </w:tbl>
@@ -4144,7 +5711,7 @@
         </w:rPr>
         <w:t xml:space="preserve"> </w:t>
       </w:r>
-      <w:hyperlink r:id="rId52">
+      <w:hyperlink r:id="rId60">
         <w:r>
           <w:rPr>
             <w:rStyle w:val="Hyperlink"/>
@@ -4154,14 +5721,15 @@
         </w:r>
       </w:hyperlink>
     </w:p>
-    <w:bookmarkEnd w:id="53"/>
-    <w:bookmarkStart w:id="61" w:name="parameter-estimates"/>
-    <w:p>
-      <w:pPr>
-        <w:pStyle w:val="Heading2"/>
-      </w:pPr>
-      <w:r>
-        <w:t xml:space="preserve">Parameter Estimates</w:t>
+    <w:bookmarkEnd w:id="61"/>
+    <w:bookmarkEnd w:id="62"/>
+    <w:bookmarkStart w:id="65" w:name="discussion"/>
+    <w:p>
+      <w:pPr>
+        <w:pStyle w:val="Heading1"/>
+      </w:pPr>
+      <w:r>
+        <w:t xml:space="preserve">Discussion</w:t>
       </w:r>
     </w:p>
     <w:p>
@@ -4169,7 +5737,112 @@
         <w:pStyle w:val="FirstParagraph"/>
       </w:pPr>
       <w:r>
-        <w:t xml:space="preserve">When the assumptions of the linear model are met, parameter estimates are unbiased (i.e. the mean of the parameter estimate’s sampling distribution equals the value of the population parameter) and their sampling distributions follow the t-distribution. To evaluate the impact of the screening approaches on the parameter estimate (i.e.,</w:t>
+        <w:t xml:space="preserve">Our findings reinforce the cautionary warning by Simmons and colleagues</w:t>
+      </w:r>
+      <w:r>
+        <w:t xml:space="preserve"> </w:t>
+      </w:r>
+      <w:r>
+        <w:t xml:space="preserve">(Simmons, Nelson, and Simonsohn 2011)</w:t>
+      </w:r>
+      <w:r>
+        <w:t xml:space="preserve">:</w:t>
+      </w:r>
+      <w:r>
+        <w:t xml:space="preserve"> </w:t>
+      </w:r>
+      <w:r>
+        <w:rPr>
+          <w:i/>
+          <w:iCs/>
+        </w:rPr>
+        <w:t xml:space="preserve">p</w:t>
+      </w:r>
+      <w:r>
+        <w:t xml:space="preserve">-hacking can severely inflate Type I error rate. Simmons et al. observed a mean Type I error rate of 0.117 for the test of an IV when selecting between two potential covariates (</w:t>
+      </w:r>
+      <m:oMath>
+        <m:r>
+          <m:t>N</m:t>
+        </m:r>
+      </m:oMath>
+      <w:r>
+        <w:t xml:space="preserve">=40) using a</w:t>
+      </w:r>
+      <w:r>
+        <w:t xml:space="preserve"> </w:t>
+      </w:r>
+      <w:r>
+        <w:rPr>
+          <w:i/>
+          <w:iCs/>
+        </w:rPr>
+        <w:t xml:space="preserve">p</w:t>
+      </w:r>
+      <w:r>
+        <w:t xml:space="preserve">-hacking approach. Across our closest research contexts that included 4 covariates with N=50, we observed a comparable mean Type I error rate (0.103). However, our simulations clarify that this estimate may meaningfully underestimate the potential magnitude of the</w:t>
+      </w:r>
+      <w:r>
+        <w:t xml:space="preserve"> </w:t>
+      </w:r>
+      <w:r>
+        <w:rPr>
+          <w:i/>
+          <w:iCs/>
+        </w:rPr>
+        <w:t xml:space="preserve">p</w:t>
+      </w:r>
+      <w:r>
+        <w:t xml:space="preserve">-hacking problem in common research contexts. For example, researchers often can choose from among many more available covariates. With just a modest increase in the pool of available covariates (i.e., 8-12 covariates), our simulations show that mean Type I error rate for the</w:t>
+      </w:r>
+      <w:r>
+        <w:t xml:space="preserve"> </w:t>
+      </w:r>
+      <w:r>
+        <w:rPr>
+          <w:i/>
+          <w:iCs/>
+        </w:rPr>
+        <w:t xml:space="preserve">p</w:t>
+      </w:r>
+      <w:r>
+        <w:t xml:space="preserve">-hacking approach increased to 0.191. And if the size of the pool is increased further (i.e., 16-20 covariates), the mean Type I error rate is increased nearly 3-fold (0.295) from what was reported by Simmons et al., even when aggregated across contexts that include sample sizes up to</w:t>
+      </w:r>
+      <w:r>
+        <w:t xml:space="preserve"> </w:t>
+      </w:r>
+      <m:oMath>
+        <m:r>
+          <m:t>N</m:t>
+        </m:r>
+      </m:oMath>
+      <w:r>
+        <w:t xml:space="preserve">=400.</w:t>
+      </w:r>
+    </w:p>
+    <w:p>
+      <w:pPr>
+        <w:pStyle w:val="BodyText"/>
+      </w:pPr>
+      <w:r>
+        <w:t xml:space="preserve">When no covariates were used (i.e., traditional no covariates approach</w:t>
+      </w:r>
+      <w:r>
+        <w:t xml:space="preserve">), the primary analysis of</w:t>
+      </w:r>
+      <w:r>
+        <w:t xml:space="preserve"> </w:t>
+      </w:r>
+      <m:oMath>
+        <m:r>
+          <m:t>X</m:t>
+        </m:r>
+      </m:oMath>
+      <w:r>
+        <w:t xml:space="preserve"> </w:t>
+      </w:r>
+      <w:r>
+        <w:t xml:space="preserve">had a mean Type I error rate of 0.05 and provided an unbiased estimate of</w:t>
       </w:r>
       <w:r>
         <w:t xml:space="preserve"> </w:t>
@@ -4178,7 +5851,7 @@
         <m:sSub>
           <m:e>
             <m:r>
-              <m:t>b</m:t>
+              <m:t>β</m:t>
             </m:r>
           </m:e>
           <m:sub>
@@ -4189,108 +5862,505 @@
         </m:sSub>
       </m:oMath>
       <w:r>
-        <w:t xml:space="preserve">),</w:t>
-      </w:r>
-      <w:r>
-        <w:t xml:space="preserve"> </w:t>
-      </w:r>
-      <w:hyperlink w:anchor="tbl-est">
+        <w:t xml:space="preserve"> </w:t>
+      </w:r>
+      <w:r>
+        <w:t xml:space="preserve">as expected given this traditional use of a linear model with its assumptions met. However, decisions regarding statistical validity must also consider an approach’s Type II error rate and the no covariates approach had a meaningfully higher Type II error rate compared to the other approaches. This should not be surprising. The use of covariates that are correlated with the outcome and uncorrelated with</w:t>
+      </w:r>
+      <w:r>
+        <w:t xml:space="preserve"> </w:t>
+      </w:r>
+      <m:oMath>
+        <m:r>
+          <m:t>X</m:t>
+        </m:r>
+      </m:oMath>
+      <w:r>
+        <w:t xml:space="preserve"> </w:t>
+      </w:r>
+      <w:r>
+        <w:t xml:space="preserve">will account for additional variance in the outcome, thus increasing power (and decreasing Type II error rate). Of course, the relative cost to not use covariates (vs. other approaches) is higher when there are more covariates available and a higher percentage of them (e.g., 75%) have stronger relationships with</w:t>
+      </w:r>
+      <w:r>
+        <w:t xml:space="preserve"> </w:t>
+      </w:r>
+      <m:oMath>
+        <m:r>
+          <m:t>Y</m:t>
+        </m:r>
+      </m:oMath>
+      <w:r>
+        <w:t xml:space="preserve"> </w:t>
+      </w:r>
+      <w:r>
+        <w:t xml:space="preserve">(e.g.,</w:t>
+      </w:r>
+      <w:r>
+        <w:t xml:space="preserve"> </w:t>
+      </w:r>
+      <m:oMath>
+        <m:sSub>
+          <m:e>
+            <m:r>
+              <m:t>r</m:t>
+            </m:r>
+          </m:e>
+          <m:sub>
+            <m:r>
+              <m:t>c</m:t>
+            </m:r>
+            <m:r>
+              <m:t>o</m:t>
+            </m:r>
+            <m:r>
+              <m:t>v</m:t>
+            </m:r>
+            <m:r>
+              <m:rPr>
+                <m:sty m:val="p"/>
+              </m:rPr>
+              <m:t>−</m:t>
+            </m:r>
+            <m:r>
+              <m:t>Y</m:t>
+            </m:r>
+          </m:sub>
+        </m:sSub>
+      </m:oMath>
+      <w:r>
+        <w:t xml:space="preserve"> </w:t>
+      </w:r>
+      <w:r>
+        <w:t xml:space="preserve">= 0.5). In addition, the costs of ignoring available covariates are higher when the effect size for</w:t>
+      </w:r>
+      <w:r>
+        <w:t xml:space="preserve"> </w:t>
+      </w:r>
+      <m:oMath>
+        <m:r>
+          <m:t>X</m:t>
+        </m:r>
+      </m:oMath>
+      <w:r>
+        <w:t xml:space="preserve"> </w:t>
+      </w:r>
+      <w:r>
+        <w:t xml:space="preserve">is smaller but also when the sample size is larger (such that the proportional reduction of degrees of freedom is smaller when covariate are added). We hope these results motivate increased use of covariates in experimental research.</w:t>
+      </w:r>
+    </w:p>
+    <w:p>
+      <w:pPr>
+        <w:pStyle w:val="BodyText"/>
+      </w:pPr>
+      <w:r>
+        <w:t xml:space="preserve">Next, it should be acknowledged that the all covariates approach is a reasonable option in many research contexts. Like the no covariates approach, it had a mean Type I error rate of 0.05 and yielded an unbiased estimate of</w:t>
+      </w:r>
+      <w:r>
+        <w:t xml:space="preserve"> </w:t>
+      </w:r>
+      <m:oMath>
+        <m:sSub>
+          <m:e>
+            <m:r>
+              <m:t>β</m:t>
+            </m:r>
+          </m:e>
+          <m:sub>
+            <m:r>
+              <m:t>X</m:t>
+            </m:r>
+          </m:sub>
+        </m:sSub>
+      </m:oMath>
+      <w:r>
+        <w:t xml:space="preserve">. Yet across the range of values for all research dimensions (and almost all intersections that define specific research contexts), the Type II error rate for the all covariates approach was lower than the no covariates approach, confirming its superiority. Furthermore, the mean Type II error rate (aggregated across all research contexts) for the all covariates approach was only 0.015 - 0.020 higher than some of the best performing data-driven selection approaches while also being the easiest approach to implement computationally because it eliminates the need for screening models and selection.</w:t>
+      </w:r>
+    </w:p>
+    <w:p>
+      <w:pPr>
+        <w:pStyle w:val="BodyText"/>
+      </w:pPr>
+      <w:r>
+        <w:t xml:space="preserve">Nonetheless, the data-driven covariate selection approaches are not difficult to implement (see examples of R code for each method shared on OSF</w:t>
+      </w:r>
+      <w:r>
+        <w:t xml:space="preserve"> </w:t>
+      </w:r>
+      <w:r>
+        <w:t xml:space="preserve">) and it may never be wise to give up any improvements in power, even if modest. Moreover, the relative benefits of the best data-driven approaches are more substantial in some specific research contexts (e.g., small</w:t>
+      </w:r>
+      <w:r>
+        <w:t xml:space="preserve"> </w:t>
+      </w:r>
+      <m:oMath>
+        <m:r>
+          <m:t>N</m:t>
+        </m:r>
+      </m:oMath>
+      <w:r>
+        <w:t xml:space="preserve">, large number of more exploratory covariates available). In the best case example (</w:t>
+      </w:r>
+      <m:oMath>
+        <m:r>
+          <m:t>N</m:t>
+        </m:r>
+      </m:oMath>
+      <w:r>
+        <w:t xml:space="preserve">=50,</w:t>
+      </w:r>
+      <w:r>
+        <w:t xml:space="preserve"> </w:t>
+      </w:r>
+      <m:oMath>
+        <m:sSub>
+          <m:e>
+            <m:r>
+              <m:t>N</m:t>
+            </m:r>
+          </m:e>
+          <m:sub>
+            <m:r>
+              <m:t>c</m:t>
+            </m:r>
+            <m:r>
+              <m:t>o</m:t>
+            </m:r>
+            <m:r>
+              <m:t>v</m:t>
+            </m:r>
+          </m:sub>
+        </m:sSub>
+      </m:oMath>
+      <w:r>
+        <w:t xml:space="preserve">=20,</w:t>
+      </w:r>
+      <w:r>
+        <w:t xml:space="preserve"> </w:t>
+      </w:r>
+      <m:oMath>
+        <m:sSub>
+          <m:e>
+            <m:r>
+              <m:t>r</m:t>
+            </m:r>
+          </m:e>
+          <m:sub>
+            <m:r>
+              <m:t>c</m:t>
+            </m:r>
+            <m:r>
+              <m:t>o</m:t>
+            </m:r>
+            <m:r>
+              <m:t>v</m:t>
+            </m:r>
+            <m:r>
+              <m:rPr>
+                <m:sty m:val="p"/>
+              </m:rPr>
+              <m:t>−</m:t>
+            </m:r>
+            <m:r>
+              <m:t>Y</m:t>
+            </m:r>
+          </m:sub>
+        </m:sSub>
+      </m:oMath>
+      <w:r>
+        <w:t xml:space="preserve">=0.5,</w:t>
+      </w:r>
+      <w:r>
+        <w:t xml:space="preserve"> </w:t>
+      </w:r>
+      <m:oMath>
+        <m:sSub>
+          <m:e>
+            <m:r>
+              <m:rPr>
+                <m:sty m:val="p"/>
+              </m:rPr>
+              <m:t>%</m:t>
+            </m:r>
+          </m:e>
+          <m:sub>
+            <m:r>
+              <m:t>c</m:t>
+            </m:r>
+            <m:r>
+              <m:t>o</m:t>
+            </m:r>
+            <m:r>
+              <m:t>v</m:t>
+            </m:r>
+          </m:sub>
+        </m:sSub>
+      </m:oMath>
+      <w:r>
+        <w:t xml:space="preserve">=0.25 and</w:t>
+      </w:r>
+      <w:r>
+        <w:t xml:space="preserve"> </w:t>
+      </w:r>
+      <m:oMath>
+        <m:sSub>
+          <m:e>
+            <m:r>
+              <m:t>β</m:t>
+            </m:r>
+          </m:e>
+          <m:sub>
+            <m:r>
+              <m:t>X</m:t>
+            </m:r>
+          </m:sub>
+        </m:sSub>
+      </m:oMath>
+      <w:r>
+        <w:t xml:space="preserve">=0.5), the Type II error rate for the simultaneous cov LASSO with</w:t>
+      </w:r>
+      <w:r>
+        <w:t xml:space="preserve"> </w:t>
+      </w:r>
+      <m:oMath>
+        <m:r>
+          <m:t>X</m:t>
+        </m:r>
+      </m:oMath>
+      <w:r>
+        <w:t xml:space="preserve"> </w:t>
+      </w:r>
+      <w:r>
+        <w:t xml:space="preserve">approach was 0.204 lower than the all covariates approach!</w:t>
+      </w:r>
+    </w:p>
+    <w:p>
+      <w:pPr>
+        <w:pStyle w:val="BodyText"/>
+      </w:pPr>
+      <w:r>
+        <w:t xml:space="preserve">There are several issues to consider when comparing among the several top data-driven approaches. The approach with the lowest mean Type II error rate (0.337) was the simultaneous cov LASSO with</w:t>
+      </w:r>
+      <w:r>
+        <w:t xml:space="preserve"> </w:t>
+      </w:r>
+      <m:oMath>
+        <m:r>
+          <m:t>X</m:t>
+        </m:r>
+      </m:oMath>
+      <w:r>
+        <w:t xml:space="preserve">. This approach also provided an unbiased estimate of</w:t>
+      </w:r>
+      <w:r>
+        <w:t xml:space="preserve"> </w:t>
+      </w:r>
+      <m:oMath>
+        <m:sSub>
+          <m:e>
+            <m:r>
+              <m:t>β</m:t>
+            </m:r>
+          </m:e>
+          <m:sub>
+            <m:r>
+              <m:t>X</m:t>
+            </m:r>
+          </m:sub>
+        </m:sSub>
+      </m:oMath>
+      <w:r>
+        <w:t xml:space="preserve">. However, it had a slightly inflated Type I error rate (0.057) and the implementation of LASSO may be less familiar to some researchers (but see example code on OSF to implement it). Screening with separate cov lm with</w:t>
+      </w:r>
+      <w:r>
+        <w:t xml:space="preserve"> </w:t>
+      </w:r>
+      <m:oMath>
+        <m:r>
+          <m:t>X</m:t>
+        </m:r>
+      </m:oMath>
+      <w:r>
+        <w:t xml:space="preserve"> </w:t>
+      </w:r>
+      <w:r>
+        <w:t xml:space="preserve">may feel easier, or more familiar to some researchers. This method yielded an unbiased estimate of</w:t>
+      </w:r>
+      <w:r>
+        <w:t xml:space="preserve"> </w:t>
+      </w:r>
+      <m:oMath>
+        <m:sSub>
+          <m:e>
+            <m:r>
+              <m:t>β</m:t>
+            </m:r>
+          </m:e>
+          <m:sub>
+            <m:r>
+              <m:t>X</m:t>
+            </m:r>
+          </m:sub>
+        </m:sSub>
+      </m:oMath>
+      <w:r>
+        <w:t xml:space="preserve"> </w:t>
+      </w:r>
+      <w:r>
+        <w:t xml:space="preserve">with slightly worse Type II error rate (0.341) but better Type I error rate (0.052) than simultaneous cov LASSO with</w:t>
+      </w:r>
+      <w:r>
+        <w:t xml:space="preserve"> </w:t>
+      </w:r>
+      <m:oMath>
+        <m:r>
+          <m:t>X</m:t>
+        </m:r>
+      </m:oMath>
+      <w:r>
+        <w:t xml:space="preserve">. Finally, if perfect control of Type I error rate at the nominal alpha is desired, screening with separate cov lm w/o</w:t>
+      </w:r>
+      <w:r>
+        <w:t xml:space="preserve"> </w:t>
+      </w:r>
+      <m:oMath>
+        <m:r>
+          <m:t>X</m:t>
+        </m:r>
+      </m:oMath>
+      <w:r>
+        <w:t xml:space="preserve"> </w:t>
+      </w:r>
+      <w:r>
+        <w:t xml:space="preserve">may be preferred. However, this approach introduced modest pessimistic bias into the estimate of</w:t>
+      </w:r>
+      <w:r>
+        <w:t xml:space="preserve"> </w:t>
+      </w:r>
+      <m:oMath>
+        <m:sSub>
+          <m:e>
+            <m:r>
+              <m:t>β</m:t>
+            </m:r>
+          </m:e>
+          <m:sub>
+            <m:r>
+              <m:t>X</m:t>
+            </m:r>
+          </m:sub>
+        </m:sSub>
+      </m:oMath>
+      <w:r>
+        <w:t xml:space="preserve">, and further increased mean Type II error rate (0.347) than the previous two approaches.</w:t>
+      </w:r>
+    </w:p>
+    <w:p>
+      <w:pPr>
+        <w:pStyle w:val="BodyText"/>
+      </w:pPr>
+      <w:r>
+        <w:t xml:space="preserve">There are several additional considerations worth noting when evaluating and implementing any covariate selection method. First, although some of the data-driven approaches (that include</w:t>
+      </w:r>
+      <w:r>
+        <w:t xml:space="preserve"> </w:t>
+      </w:r>
+      <m:oMath>
+        <m:r>
+          <m:t>X</m:t>
+        </m:r>
+      </m:oMath>
+      <w:r>
+        <w:t xml:space="preserve">) introduced slight inflation of mean Type I error rate, this increase is likely no greater than what occurs with common modest violations of model assumptions (e.g., some heterogeneity in variance of residuals across</w:t>
+      </w:r>
+      <w:r>
+        <w:t xml:space="preserve"> </w:t>
+      </w:r>
+      <m:oMath>
+        <m:acc>
+          <m:accPr>
+            <m:chr m:val="̂"/>
+          </m:accPr>
+          <m:e>
+            <m:r>
+              <m:t>Y</m:t>
+            </m:r>
+          </m:e>
+        </m:acc>
+      </m:oMath>
+      <w:r>
+        <w:t xml:space="preserve">). Similarly, although some data-driven approaches (that do not include</w:t>
+      </w:r>
+      <w:r>
+        <w:t xml:space="preserve"> </w:t>
+      </w:r>
+      <m:oMath>
+        <m:r>
+          <m:t>X</m:t>
+        </m:r>
+      </m:oMath>
+      <w:r>
+        <w:t xml:space="preserve">) introduced slight bias into the estimate of</w:t>
+      </w:r>
+      <w:r>
+        <w:t xml:space="preserve"> </w:t>
+      </w:r>
+      <m:oMath>
+        <m:sSub>
+          <m:e>
+            <m:r>
+              <m:t>β</m:t>
+            </m:r>
+          </m:e>
+          <m:sub>
+            <m:r>
+              <m:t>X</m:t>
+            </m:r>
+          </m:sub>
+        </m:sSub>
+      </m:oMath>
+      <w:r>
+        <w:t xml:space="preserve">, this bias is also likely no greater than what is typical when the assumption of no measurement error in model</w:t>
+      </w:r>
+      <w:r>
+        <w:t xml:space="preserve"> </w:t>
+      </w:r>
+      <m:oMath>
+        <m:r>
+          <m:t>X</m:t>
+        </m:r>
+      </m:oMath>
+      <w:r>
+        <w:t xml:space="preserve">s is routinely violated in many analyses.</w:t>
+      </w:r>
+    </w:p>
+    <w:p>
+      <w:pPr>
+        <w:pStyle w:val="BodyText"/>
+      </w:pPr>
+      <w:r>
+        <w:t xml:space="preserve">Second, we use these simulation results to strongly advocate for the use of covariates in experimental research that tests the effects of IVs. However, given that we are now providing researchers with yet another researcher degree of freedom (choice of covariate selection approach), it is critical that this decision be made and pre-registered prior to data collection to avoid undermining the statistical validity (and your peers confidence) in the reported results. And of course, if the all covariates approach is used, the specific covariates that will be used should also be pre-registered.</w:t>
+      </w:r>
+    </w:p>
+    <w:p>
+      <w:pPr>
+        <w:pStyle w:val="BodyText"/>
+      </w:pPr>
+      <w:r>
+        <w:t xml:space="preserve">We believe our paper provides strong evidence to support the clear benefits of using covariates. We hope that we have also clarified the relative costs and benefits of key approaches to selecting them in experimental research. To help researchers determine which covariate selection is best suited for their research context, we provide a summary of our recommendations in</w:t>
+      </w:r>
+      <w:r>
+        <w:t xml:space="preserve"> </w:t>
+      </w:r>
+      <w:hyperlink w:anchor="tbl-rec">
         <w:r>
           <w:rPr>
             <w:rStyle w:val="Hyperlink"/>
           </w:rPr>
-          <w:t xml:space="preserve">Table 3</w:t>
+          <w:t xml:space="preserve">Table 4</w:t>
         </w:r>
       </w:hyperlink>
       <w:r>
-        <w:t xml:space="preserve"> </w:t>
-      </w:r>
-      <w:r>
-        <w:t xml:space="preserve">shows the mean parameter estimate from our primary analysis for each covariate screening approach across research contexts (with 40,000 sample parameter estimates per context), separately by population effect size (</w:t>
-      </w:r>
-      <m:oMath>
-        <m:sSub>
-          <m:e>
-            <m:r>
-              <m:t>β</m:t>
-            </m:r>
-          </m:e>
-          <m:sub>
-            <m:r>
-              <m:t>X</m:t>
-            </m:r>
-          </m:sub>
-        </m:sSub>
-        <m:r>
-          <m:rPr>
-            <m:sty m:val="p"/>
-          </m:rPr>
-          <m:t>=</m:t>
-        </m:r>
-        <m:r>
-          <m:t>0</m:t>
-        </m:r>
-      </m:oMath>
-      <w:r>
-        <w:t xml:space="preserve">,</w:t>
-      </w:r>
-      <w:r>
-        <w:t xml:space="preserve"> </w:t>
-      </w:r>
-      <m:oMath>
-        <m:sSub>
-          <m:e>
-            <m:r>
-              <m:t>β</m:t>
-            </m:r>
-          </m:e>
-          <m:sub>
-            <m:r>
-              <m:t>X</m:t>
-            </m:r>
-          </m:sub>
-        </m:sSub>
-        <m:r>
-          <m:rPr>
-            <m:sty m:val="p"/>
-          </m:rPr>
-          <m:t>=</m:t>
-        </m:r>
-        <m:r>
-          <m:t>0.2</m:t>
-        </m:r>
-      </m:oMath>
-      <w:r>
-        <w:t xml:space="preserve">,</w:t>
-      </w:r>
-      <w:r>
-        <w:t xml:space="preserve"> </w:t>
-      </w:r>
-      <m:oMath>
-        <m:sSub>
-          <m:e>
-            <m:r>
-              <m:t>β</m:t>
-            </m:r>
-          </m:e>
-          <m:sub>
-            <m:r>
-              <m:t>X</m:t>
-            </m:r>
-          </m:sub>
-        </m:sSub>
-        <m:r>
-          <m:rPr>
-            <m:sty m:val="p"/>
-          </m:rPr>
-          <m:t>=</m:t>
-        </m:r>
-        <m:r>
-          <m:t>0.5</m:t>
-        </m:r>
-      </m:oMath>
-      <w:r>
-        <w:t xml:space="preserve">).</w:t>
+        <w:t xml:space="preserve">.</w:t>
       </w:r>
     </w:p>
     <w:tbl>
@@ -4306,18 +6376,18 @@
       <w:tr>
         <w:tc>
           <w:tcPr/>
-          <w:bookmarkStart w:id="54" w:name="tbl-est"/>
+          <w:bookmarkStart w:id="63" w:name="tbl-rec"/>
           <w:p>
             <w:pPr>
               <w:jc w:val="center"/>
             </w:pPr>
             <w:pPr>
-              <w:jc w:val="start"/>
+              <w:jc w:val="left"/>
               <w:spacing w:before="200"/>
               <w:pStyle w:val="ImageCaption"/>
             </w:pPr>
             <w:r>
-              <w:t xml:space="preserve">Table 3: Mean estimates of effect size by method and true effect size</w:t>
+              <w:t xml:space="preserve">Table 4: Summary of selection methods, evaluation of bias and Type I and II error rates, and recommendations.</w:t>
             </w:r>
           </w:p>
           <w:tbl>
@@ -4327,10 +6397,12 @@
               <w:tblLook w:firstRow="1" w:lastRow="0" w:firstColumn="0" w:lastColumn="0" w:noHBand="0" w:noVBand="0" w:val="0020"/>
             </w:tblPr>
             <w:tblGrid>
-              <w:gridCol w:w="1980"/>
-              <w:gridCol w:w="1980"/>
-              <w:gridCol w:w="1980"/>
-              <w:gridCol w:w="1980"/>
+              <w:gridCol w:w="1320"/>
+              <w:gridCol w:w="1320"/>
+              <w:gridCol w:w="1320"/>
+              <w:gridCol w:w="1320"/>
+              <w:gridCol w:w="1320"/>
+              <w:gridCol w:w="1320"/>
             </w:tblGrid>
             <w:tr>
               <w:trPr>
@@ -4358,33 +6430,59 @@
                     <w:jc w:val="center"/>
                   </w:pPr>
                   <w:r>
-                    <w:t xml:space="preserve">No effect ($\beta_{x}=0$)</w:t>
-                  </w:r>
-                </w:p>
-              </w:tc>
-              <w:tc>
-                <w:tcPr/>
-                <w:p>
-                  <w:pPr>
-                    <w:pStyle w:val="Compact"/>
-                    <w:jc w:val="left"/>
-                    <w:jc w:val="center"/>
-                  </w:pPr>
-                  <w:r>
-                    <w:t xml:space="preserve">$\beta_{x}=0.2$</w:t>
-                  </w:r>
-                </w:p>
-              </w:tc>
-              <w:tc>
-                <w:tcPr/>
-                <w:p>
-                  <w:pPr>
-                    <w:pStyle w:val="Compact"/>
-                    <w:jc w:val="left"/>
-                    <w:jc w:val="center"/>
-                  </w:pPr>
-                  <w:r>
-                    <w:t xml:space="preserve">$\beta_{x}=0.5$</w:t>
+                    <w:t xml:space="preserve">Bias</w:t>
+                  </w:r>
+                </w:p>
+              </w:tc>
+              <w:tc>
+                <w:tcPr/>
+                <w:p>
+                  <w:pPr>
+                    <w:pStyle w:val="Compact"/>
+                    <w:jc w:val="left"/>
+                    <w:jc w:val="center"/>
+                  </w:pPr>
+                  <w:r>
+                    <w:t xml:space="preserve">Type I error</w:t>
+                  </w:r>
+                </w:p>
+              </w:tc>
+              <w:tc>
+                <w:tcPr/>
+                <w:p>
+                  <w:pPr>
+                    <w:pStyle w:val="Compact"/>
+                    <w:jc w:val="left"/>
+                    <w:jc w:val="center"/>
+                  </w:pPr>
+                  <w:r>
+                    <w:t xml:space="preserve">Type II error</w:t>
+                  </w:r>
+                </w:p>
+              </w:tc>
+              <w:tc>
+                <w:tcPr/>
+                <w:p>
+                  <w:pPr>
+                    <w:pStyle w:val="Compact"/>
+                    <w:jc w:val="left"/>
+                    <w:jc w:val="center"/>
+                  </w:pPr>
+                  <w:r>
+                    <w:t xml:space="preserve">Recommendation</w:t>
+                  </w:r>
+                </w:p>
+              </w:tc>
+              <w:tc>
+                <w:tcPr/>
+                <w:p>
+                  <w:pPr>
+                    <w:pStyle w:val="Compact"/>
+                    <w:jc w:val="left"/>
+                    <w:jc w:val="center"/>
+                  </w:pPr>
+                  <w:r>
+                    <w:t xml:space="preserve">Notes</w:t>
                   </w:r>
                 </w:p>
               </w:tc>
@@ -4399,16 +6497,47 @@
                     <w:jc w:val="center"/>
                   </w:pPr>
                   <w:r>
-                    <w:t xml:space="preserve">A priori selection</w:t>
-                  </w:r>
-                </w:p>
-              </w:tc>
-              <w:tc>
-                <w:tcPr/>
-                <w:p>
-                  <w:pPr>
-                    <w:pStyle w:val="Compact"/>
-                  </w:pPr>
+                    <w:t xml:space="preserve">No covariates</w:t>
+                  </w:r>
+                </w:p>
+              </w:tc>
+              <w:tc>
+                <w:tcPr/>
+                <w:p>
+                  <w:pPr>
+                    <w:pStyle w:val="Compact"/>
+                    <w:jc w:val="left"/>
+                    <w:jc w:val="center"/>
+                  </w:pPr>
+                  <w:r>
+                    <w:t xml:space="preserve">none</w:t>
+                  </w:r>
+                </w:p>
+              </w:tc>
+              <w:tc>
+                <w:tcPr/>
+                <w:p>
+                  <w:pPr>
+                    <w:pStyle w:val="Compact"/>
+                    <w:jc w:val="left"/>
+                    <w:jc w:val="center"/>
+                  </w:pPr>
+                  <w:r>
+                    <w:t xml:space="preserve">0.050</w:t>
+                  </w:r>
+                </w:p>
+              </w:tc>
+              <w:tc>
+                <w:tcPr/>
+                <w:p>
+                  <w:pPr>
+                    <w:pStyle w:val="Compact"/>
+                    <w:jc w:val="left"/>
+                    <w:jc w:val="center"/>
+                  </w:pPr>
+                  <w:r>
+                    <w:t xml:space="preserve">0.449</w:t>
+                  </w:r>
                 </w:p>
               </w:tc>
               <w:tc>
@@ -4430,14 +6559,65 @@
             </w:tr>
             <w:tr>
               <w:tc>
-                <w:tcPr>
-                  <w:gridSpan w:val="4"/>
-                </w:tcPr>
-                <w:p>
-                  <w:pPr>
-                    <w:pStyle w:val="Compact"/>
-                    <w:jc w:val="left"/>
-                    <w:jc w:val="center"/>
+                <w:tcPr/>
+                <w:p>
+                  <w:pPr>
+                    <w:pStyle w:val="Compact"/>
+                    <w:jc w:val="left"/>
+                    <w:jc w:val="center"/>
+                  </w:pPr>
+                  <w:r>
+                    <w:t xml:space="preserve">All covariates</w:t>
+                  </w:r>
+                </w:p>
+              </w:tc>
+              <w:tc>
+                <w:tcPr/>
+                <w:p>
+                  <w:pPr>
+                    <w:pStyle w:val="Compact"/>
+                    <w:jc w:val="left"/>
+                    <w:jc w:val="center"/>
+                  </w:pPr>
+                  <w:r>
+                    <w:t xml:space="preserve">none</w:t>
+                  </w:r>
+                </w:p>
+              </w:tc>
+              <w:tc>
+                <w:tcPr/>
+                <w:p>
+                  <w:pPr>
+                    <w:pStyle w:val="Compact"/>
+                    <w:jc w:val="left"/>
+                    <w:jc w:val="center"/>
+                  </w:pPr>
+                  <w:r>
+                    <w:t xml:space="preserve">0.050</w:t>
+                  </w:r>
+                </w:p>
+              </w:tc>
+              <w:tc>
+                <w:tcPr/>
+                <w:p>
+                  <w:pPr>
+                    <w:pStyle w:val="Compact"/>
+                  </w:pPr>
+                </w:p>
+              </w:tc>
+              <w:tc>
+                <w:tcPr/>
+                <w:p>
+                  <w:pPr>
+                    <w:pStyle w:val="Compact"/>
+                  </w:pPr>
+                </w:p>
+              </w:tc>
+              <w:tc>
+                <w:tcPr/>
+                <w:p>
+                  <w:pPr>
+                    <w:pStyle w:val="Compact"/>
                   </w:pPr>
                 </w:p>
               </w:tc>
@@ -4452,47 +6632,63 @@
                     <w:jc w:val="center"/>
                   </w:pPr>
                   <w:r>
-                    <w:t xml:space="preserve">No covariates</w:t>
-                  </w:r>
-                </w:p>
-              </w:tc>
-              <w:tc>
-                <w:tcPr/>
-                <w:p>
-                  <w:pPr>
-                    <w:pStyle w:val="Compact"/>
-                    <w:jc w:val="left"/>
-                    <w:jc w:val="center"/>
-                  </w:pPr>
-                  <w:r>
-                    <w:t xml:space="preserve">0.000</w:t>
-                  </w:r>
-                </w:p>
-              </w:tc>
-              <w:tc>
-                <w:tcPr/>
-                <w:p>
-                  <w:pPr>
-                    <w:pStyle w:val="Compact"/>
-                    <w:jc w:val="left"/>
-                    <w:jc w:val="center"/>
-                  </w:pPr>
-                  <w:r>
-                    <w:t xml:space="preserve">0.200</w:t>
-                  </w:r>
-                </w:p>
-              </w:tc>
-              <w:tc>
-                <w:tcPr/>
-                <w:p>
-                  <w:pPr>
-                    <w:pStyle w:val="Compact"/>
-                    <w:jc w:val="left"/>
-                    <w:jc w:val="center"/>
-                  </w:pPr>
-                  <w:r>
-                    <w:t xml:space="preserve">0.500</w:t>
-                  </w:r>
+                    <w:t xml:space="preserve">p-hacking</w:t>
+                  </w:r>
+                </w:p>
+              </w:tc>
+              <w:tc>
+                <w:tcPr/>
+                <w:p>
+                  <w:pPr>
+                    <w:pStyle w:val="Compact"/>
+                    <w:jc w:val="left"/>
+                    <w:jc w:val="center"/>
+                  </w:pPr>
+                  <w:r>
+                    <w:t xml:space="preserve">unacceptable</w:t>
+                  </w:r>
+                </w:p>
+              </w:tc>
+              <w:tc>
+                <w:tcPr/>
+                <w:p>
+                  <w:pPr>
+                    <w:pStyle w:val="Compact"/>
+                    <w:jc w:val="left"/>
+                    <w:jc w:val="center"/>
+                  </w:pPr>
+                  <w:r>
+                    <w:t xml:space="preserve">0.198</w:t>
+                  </w:r>
+                </w:p>
+              </w:tc>
+              <w:tc>
+                <w:tcPr/>
+                <w:p>
+                  <w:pPr>
+                    <w:pStyle w:val="Compact"/>
+                    <w:jc w:val="left"/>
+                    <w:jc w:val="center"/>
+                  </w:pPr>
+                  <w:r>
+                    <w:t xml:space="preserve">0.358</w:t>
+                  </w:r>
+                </w:p>
+              </w:tc>
+              <w:tc>
+                <w:tcPr/>
+                <w:p>
+                  <w:pPr>
+                    <w:pStyle w:val="Compact"/>
+                  </w:pPr>
+                </w:p>
+              </w:tc>
+              <w:tc>
+                <w:tcPr/>
+                <w:p>
+                  <w:pPr>
+                    <w:pStyle w:val="Compact"/>
+                  </w:pPr>
                 </w:p>
               </w:tc>
             </w:tr>
@@ -4506,47 +6702,63 @@
                     <w:jc w:val="center"/>
                   </w:pPr>
                   <w:r>
-                    <w:t xml:space="preserve">All covariates</w:t>
-                  </w:r>
-                </w:p>
-              </w:tc>
-              <w:tc>
-                <w:tcPr/>
-                <w:p>
-                  <w:pPr>
-                    <w:pStyle w:val="Compact"/>
-                    <w:jc w:val="left"/>
-                    <w:jc w:val="center"/>
-                  </w:pPr>
-                  <w:r>
-                    <w:t xml:space="preserve">0.000</w:t>
-                  </w:r>
-                </w:p>
-              </w:tc>
-              <w:tc>
-                <w:tcPr/>
-                <w:p>
-                  <w:pPr>
-                    <w:pStyle w:val="Compact"/>
-                    <w:jc w:val="left"/>
-                    <w:jc w:val="center"/>
-                  </w:pPr>
-                  <w:r>
-                    <w:t xml:space="preserve">0.200</w:t>
-                  </w:r>
-                </w:p>
-              </w:tc>
-              <w:tc>
-                <w:tcPr/>
-                <w:p>
-                  <w:pPr>
-                    <w:pStyle w:val="Compact"/>
-                    <w:jc w:val="left"/>
-                    <w:jc w:val="center"/>
-                  </w:pPr>
-                  <w:r>
-                    <w:t xml:space="preserve">0.500</w:t>
-                  </w:r>
+                    <w:t xml:space="preserve">Separate cov lm with X</w:t>
+                  </w:r>
+                </w:p>
+              </w:tc>
+              <w:tc>
+                <w:tcPr/>
+                <w:p>
+                  <w:pPr>
+                    <w:pStyle w:val="Compact"/>
+                    <w:jc w:val="left"/>
+                    <w:jc w:val="center"/>
+                  </w:pPr>
+                  <w:r>
+                    <w:t xml:space="preserve">none</w:t>
+                  </w:r>
+                </w:p>
+              </w:tc>
+              <w:tc>
+                <w:tcPr/>
+                <w:p>
+                  <w:pPr>
+                    <w:pStyle w:val="Compact"/>
+                    <w:jc w:val="left"/>
+                    <w:jc w:val="center"/>
+                  </w:pPr>
+                  <w:r>
+                    <w:t xml:space="preserve">0.052</w:t>
+                  </w:r>
+                </w:p>
+              </w:tc>
+              <w:tc>
+                <w:tcPr/>
+                <w:p>
+                  <w:pPr>
+                    <w:pStyle w:val="Compact"/>
+                    <w:jc w:val="left"/>
+                    <w:jc w:val="center"/>
+                  </w:pPr>
+                  <w:r>
+                    <w:t xml:space="preserve">0.341</w:t>
+                  </w:r>
+                </w:p>
+              </w:tc>
+              <w:tc>
+                <w:tcPr/>
+                <w:p>
+                  <w:pPr>
+                    <w:pStyle w:val="Compact"/>
+                  </w:pPr>
+                </w:p>
+              </w:tc>
+              <w:tc>
+                <w:tcPr/>
+                <w:p>
+                  <w:pPr>
+                    <w:pStyle w:val="Compact"/>
+                  </w:pPr>
                 </w:p>
               </w:tc>
             </w:tr>
@@ -4560,16 +6772,47 @@
                     <w:jc w:val="center"/>
                   </w:pPr>
                   <w:r>
-                    <w:t xml:space="preserve">Data-driven selection</w:t>
-                  </w:r>
-                </w:p>
-              </w:tc>
-              <w:tc>
-                <w:tcPr/>
-                <w:p>
-                  <w:pPr>
-                    <w:pStyle w:val="Compact"/>
-                  </w:pPr>
+                    <w:t xml:space="preserve">Separate cov lm w/o X</w:t>
+                  </w:r>
+                </w:p>
+              </w:tc>
+              <w:tc>
+                <w:tcPr/>
+                <w:p>
+                  <w:pPr>
+                    <w:pStyle w:val="Compact"/>
+                    <w:jc w:val="left"/>
+                    <w:jc w:val="center"/>
+                  </w:pPr>
+                  <w:r>
+                    <w:t xml:space="preserve">acceptable</w:t>
+                  </w:r>
+                </w:p>
+              </w:tc>
+              <w:tc>
+                <w:tcPr/>
+                <w:p>
+                  <w:pPr>
+                    <w:pStyle w:val="Compact"/>
+                    <w:jc w:val="left"/>
+                    <w:jc w:val="center"/>
+                  </w:pPr>
+                  <w:r>
+                    <w:t xml:space="preserve">0.050</w:t>
+                  </w:r>
+                </w:p>
+              </w:tc>
+              <w:tc>
+                <w:tcPr/>
+                <w:p>
+                  <w:pPr>
+                    <w:pStyle w:val="Compact"/>
+                    <w:jc w:val="left"/>
+                    <w:jc w:val="center"/>
+                  </w:pPr>
+                  <w:r>
+                    <w:t xml:space="preserve">0.347</w:t>
+                  </w:r>
                 </w:p>
               </w:tc>
               <w:tc>
@@ -4591,14 +6834,70 @@
             </w:tr>
             <w:tr>
               <w:tc>
-                <w:tcPr>
-                  <w:gridSpan w:val="4"/>
-                </w:tcPr>
-                <w:p>
-                  <w:pPr>
-                    <w:pStyle w:val="Compact"/>
-                    <w:jc w:val="left"/>
-                    <w:jc w:val="center"/>
+                <w:tcPr/>
+                <w:p>
+                  <w:pPr>
+                    <w:pStyle w:val="Compact"/>
+                    <w:jc w:val="left"/>
+                    <w:jc w:val="center"/>
+                  </w:pPr>
+                  <w:r>
+                    <w:t xml:space="preserve">Simultaneous cov lm with X</w:t>
+                  </w:r>
+                </w:p>
+              </w:tc>
+              <w:tc>
+                <w:tcPr/>
+                <w:p>
+                  <w:pPr>
+                    <w:pStyle w:val="Compact"/>
+                    <w:jc w:val="left"/>
+                    <w:jc w:val="center"/>
+                  </w:pPr>
+                  <w:r>
+                    <w:t xml:space="preserve">none</w:t>
+                  </w:r>
+                </w:p>
+              </w:tc>
+              <w:tc>
+                <w:tcPr/>
+                <w:p>
+                  <w:pPr>
+                    <w:pStyle w:val="Compact"/>
+                    <w:jc w:val="left"/>
+                    <w:jc w:val="center"/>
+                  </w:pPr>
+                  <w:r>
+                    <w:t xml:space="preserve">0.060</w:t>
+                  </w:r>
+                </w:p>
+              </w:tc>
+              <w:tc>
+                <w:tcPr/>
+                <w:p>
+                  <w:pPr>
+                    <w:pStyle w:val="Compact"/>
+                    <w:jc w:val="left"/>
+                    <w:jc w:val="center"/>
+                  </w:pPr>
+                  <w:r>
+                    <w:t xml:space="preserve">0.345</w:t>
+                  </w:r>
+                </w:p>
+              </w:tc>
+              <w:tc>
+                <w:tcPr/>
+                <w:p>
+                  <w:pPr>
+                    <w:pStyle w:val="Compact"/>
+                  </w:pPr>
+                </w:p>
+              </w:tc>
+              <w:tc>
+                <w:tcPr/>
+                <w:p>
+                  <w:pPr>
+                    <w:pStyle w:val="Compact"/>
                   </w:pPr>
                 </w:p>
               </w:tc>
@@ -4613,47 +6912,63 @@
                     <w:jc w:val="center"/>
                   </w:pPr>
                   <w:r>
-                    <w:t xml:space="preserve">p-hacking</w:t>
-                  </w:r>
-                </w:p>
-              </w:tc>
-              <w:tc>
-                <w:tcPr/>
-                <w:p>
-                  <w:pPr>
-                    <w:pStyle w:val="Compact"/>
-                    <w:jc w:val="left"/>
-                    <w:jc w:val="center"/>
-                  </w:pPr>
-                  <w:r>
-                    <w:t xml:space="preserve">0.000</w:t>
-                  </w:r>
-                </w:p>
-              </w:tc>
-              <w:tc>
-                <w:tcPr/>
-                <w:p>
-                  <w:pPr>
-                    <w:pStyle w:val="Compact"/>
-                    <w:jc w:val="left"/>
-                    <w:jc w:val="center"/>
-                  </w:pPr>
-                  <w:r>
-                    <w:t xml:space="preserve">0.262</w:t>
-                  </w:r>
-                </w:p>
-              </w:tc>
-              <w:tc>
-                <w:tcPr/>
-                <w:p>
-                  <w:pPr>
-                    <w:pStyle w:val="Compact"/>
-                    <w:jc w:val="left"/>
-                    <w:jc w:val="center"/>
-                  </w:pPr>
-                  <w:r>
-                    <w:t xml:space="preserve">0.563</w:t>
-                  </w:r>
+                    <w:t xml:space="preserve">Simultaneous cov lm w/o X</w:t>
+                  </w:r>
+                </w:p>
+              </w:tc>
+              <w:tc>
+                <w:tcPr/>
+                <w:p>
+                  <w:pPr>
+                    <w:pStyle w:val="Compact"/>
+                    <w:jc w:val="left"/>
+                    <w:jc w:val="center"/>
+                  </w:pPr>
+                  <w:r>
+                    <w:t xml:space="preserve">acceptable</w:t>
+                  </w:r>
+                </w:p>
+              </w:tc>
+              <w:tc>
+                <w:tcPr/>
+                <w:p>
+                  <w:pPr>
+                    <w:pStyle w:val="Compact"/>
+                    <w:jc w:val="left"/>
+                    <w:jc w:val="center"/>
+                  </w:pPr>
+                  <w:r>
+                    <w:t xml:space="preserve">0.050</w:t>
+                  </w:r>
+                </w:p>
+              </w:tc>
+              <w:tc>
+                <w:tcPr/>
+                <w:p>
+                  <w:pPr>
+                    <w:pStyle w:val="Compact"/>
+                    <w:jc w:val="left"/>
+                    <w:jc w:val="center"/>
+                  </w:pPr>
+                  <w:r>
+                    <w:t xml:space="preserve">0.368</w:t>
+                  </w:r>
+                </w:p>
+              </w:tc>
+              <w:tc>
+                <w:tcPr/>
+                <w:p>
+                  <w:pPr>
+                    <w:pStyle w:val="Compact"/>
+                  </w:pPr>
+                </w:p>
+              </w:tc>
+              <w:tc>
+                <w:tcPr/>
+                <w:p>
+                  <w:pPr>
+                    <w:pStyle w:val="Compact"/>
+                  </w:pPr>
                 </w:p>
               </w:tc>
             </w:tr>
@@ -4667,47 +6982,63 @@
                     <w:jc w:val="center"/>
                   </w:pPr>
                   <w:r>
-                    <w:t xml:space="preserve">Separate covariate lm without X</w:t>
-                  </w:r>
-                </w:p>
-              </w:tc>
-              <w:tc>
-                <w:tcPr/>
-                <w:p>
-                  <w:pPr>
-                    <w:pStyle w:val="Compact"/>
-                    <w:jc w:val="left"/>
-                    <w:jc w:val="center"/>
-                  </w:pPr>
-                  <w:r>
-                    <w:t xml:space="preserve">0.000</w:t>
-                  </w:r>
-                </w:p>
-              </w:tc>
-              <w:tc>
-                <w:tcPr/>
-                <w:p>
-                  <w:pPr>
-                    <w:pStyle w:val="Compact"/>
-                    <w:jc w:val="left"/>
-                    <w:jc w:val="center"/>
-                  </w:pPr>
-                  <w:r>
-                    <w:t xml:space="preserve">0.198</w:t>
-                  </w:r>
-                </w:p>
-              </w:tc>
-              <w:tc>
-                <w:tcPr/>
-                <w:p>
-                  <w:pPr>
-                    <w:pStyle w:val="Compact"/>
-                    <w:jc w:val="left"/>
-                    <w:jc w:val="center"/>
-                  </w:pPr>
-                  <w:r>
-                    <w:t xml:space="preserve">0.495</w:t>
-                  </w:r>
+                    <w:t xml:space="preserve">Simultaneous cov LASSO with X</w:t>
+                  </w:r>
+                </w:p>
+              </w:tc>
+              <w:tc>
+                <w:tcPr/>
+                <w:p>
+                  <w:pPr>
+                    <w:pStyle w:val="Compact"/>
+                    <w:jc w:val="left"/>
+                    <w:jc w:val="center"/>
+                  </w:pPr>
+                  <w:r>
+                    <w:t xml:space="preserve">none</w:t>
+                  </w:r>
+                </w:p>
+              </w:tc>
+              <w:tc>
+                <w:tcPr/>
+                <w:p>
+                  <w:pPr>
+                    <w:pStyle w:val="Compact"/>
+                    <w:jc w:val="left"/>
+                    <w:jc w:val="center"/>
+                  </w:pPr>
+                  <w:r>
+                    <w:t xml:space="preserve">0.057</w:t>
+                  </w:r>
+                </w:p>
+              </w:tc>
+              <w:tc>
+                <w:tcPr/>
+                <w:p>
+                  <w:pPr>
+                    <w:pStyle w:val="Compact"/>
+                    <w:jc w:val="left"/>
+                    <w:jc w:val="center"/>
+                  </w:pPr>
+                  <w:r>
+                    <w:t xml:space="preserve">0.337</w:t>
+                  </w:r>
+                </w:p>
+              </w:tc>
+              <w:tc>
+                <w:tcPr/>
+                <w:p>
+                  <w:pPr>
+                    <w:pStyle w:val="Compact"/>
+                  </w:pPr>
+                </w:p>
+              </w:tc>
+              <w:tc>
+                <w:tcPr/>
+                <w:p>
+                  <w:pPr>
+                    <w:pStyle w:val="Compact"/>
+                  </w:pPr>
                 </w:p>
               </w:tc>
             </w:tr>
@@ -4721,268 +7052,68 @@
                     <w:jc w:val="center"/>
                   </w:pPr>
                   <w:r>
-                    <w:t xml:space="preserve">Separate covariate lm with X</w:t>
-                  </w:r>
-                </w:p>
-              </w:tc>
-              <w:tc>
-                <w:tcPr/>
-                <w:p>
-                  <w:pPr>
-                    <w:pStyle w:val="Compact"/>
-                    <w:jc w:val="left"/>
-                    <w:jc w:val="center"/>
-                  </w:pPr>
-                  <w:r>
-                    <w:t xml:space="preserve">0.000</w:t>
-                  </w:r>
-                </w:p>
-              </w:tc>
-              <w:tc>
-                <w:tcPr/>
-                <w:p>
-                  <w:pPr>
-                    <w:pStyle w:val="Compact"/>
-                    <w:jc w:val="left"/>
-                    <w:jc w:val="center"/>
-                  </w:pPr>
-                  <w:r>
-                    <w:t xml:space="preserve">0.200</w:t>
-                  </w:r>
-                </w:p>
-              </w:tc>
-              <w:tc>
-                <w:tcPr/>
-                <w:p>
-                  <w:pPr>
-                    <w:pStyle w:val="Compact"/>
-                    <w:jc w:val="left"/>
-                    <w:jc w:val="center"/>
-                  </w:pPr>
-                  <w:r>
-                    <w:t xml:space="preserve">0.500</w:t>
-                  </w:r>
-                </w:p>
-              </w:tc>
-            </w:tr>
-            <w:tr>
-              <w:tc>
-                <w:tcPr/>
-                <w:p>
-                  <w:pPr>
-                    <w:pStyle w:val="Compact"/>
-                    <w:jc w:val="left"/>
-                    <w:jc w:val="center"/>
-                  </w:pPr>
-                  <w:r>
-                    <w:t xml:space="preserve">Simultaneous covariate lm without X</w:t>
-                  </w:r>
-                </w:p>
-              </w:tc>
-              <w:tc>
-                <w:tcPr/>
-                <w:p>
-                  <w:pPr>
-                    <w:pStyle w:val="Compact"/>
-                    <w:jc w:val="left"/>
-                    <w:jc w:val="center"/>
-                  </w:pPr>
-                  <w:r>
-                    <w:t xml:space="preserve">0.000</w:t>
-                  </w:r>
-                </w:p>
-              </w:tc>
-              <w:tc>
-                <w:tcPr/>
-                <w:p>
-                  <w:pPr>
-                    <w:pStyle w:val="Compact"/>
-                    <w:jc w:val="left"/>
-                    <w:jc w:val="center"/>
-                  </w:pPr>
-                  <w:r>
-                    <w:t xml:space="preserve">0.192</w:t>
-                  </w:r>
-                </w:p>
-              </w:tc>
-              <w:tc>
-                <w:tcPr/>
-                <w:p>
-                  <w:pPr>
-                    <w:pStyle w:val="Compact"/>
-                    <w:jc w:val="left"/>
-                    <w:jc w:val="center"/>
-                  </w:pPr>
-                  <w:r>
-                    <w:t xml:space="preserve">0.479</w:t>
-                  </w:r>
-                </w:p>
-              </w:tc>
-            </w:tr>
-            <w:tr>
-              <w:tc>
-                <w:tcPr/>
-                <w:p>
-                  <w:pPr>
-                    <w:pStyle w:val="Compact"/>
-                    <w:jc w:val="left"/>
-                    <w:jc w:val="center"/>
-                  </w:pPr>
-                  <w:r>
-                    <w:t xml:space="preserve">Simultaneous covariate lm with X</w:t>
-                  </w:r>
-                </w:p>
-              </w:tc>
-              <w:tc>
-                <w:tcPr/>
-                <w:p>
-                  <w:pPr>
-                    <w:pStyle w:val="Compact"/>
-                    <w:jc w:val="left"/>
-                    <w:jc w:val="center"/>
-                  </w:pPr>
-                  <w:r>
-                    <w:t xml:space="preserve">0.000</w:t>
-                  </w:r>
-                </w:p>
-              </w:tc>
-              <w:tc>
-                <w:tcPr/>
-                <w:p>
-                  <w:pPr>
-                    <w:pStyle w:val="Compact"/>
-                    <w:jc w:val="left"/>
-                    <w:jc w:val="center"/>
-                  </w:pPr>
-                  <w:r>
-                    <w:t xml:space="preserve">0.200</w:t>
-                  </w:r>
-                </w:p>
-              </w:tc>
-              <w:tc>
-                <w:tcPr/>
-                <w:p>
-                  <w:pPr>
-                    <w:pStyle w:val="Compact"/>
-                    <w:jc w:val="left"/>
-                    <w:jc w:val="center"/>
-                  </w:pPr>
-                  <w:r>
-                    <w:t xml:space="preserve">0.500</w:t>
-                  </w:r>
-                </w:p>
-              </w:tc>
-            </w:tr>
-            <w:tr>
-              <w:tc>
-                <w:tcPr/>
-                <w:p>
-                  <w:pPr>
-                    <w:pStyle w:val="Compact"/>
-                    <w:jc w:val="left"/>
-                    <w:jc w:val="center"/>
-                  </w:pPr>
-                  <w:r>
-                    <w:t xml:space="preserve">Simultaneous covariate LASSO without X</w:t>
-                  </w:r>
-                </w:p>
-              </w:tc>
-              <w:tc>
-                <w:tcPr/>
-                <w:p>
-                  <w:pPr>
-                    <w:pStyle w:val="Compact"/>
-                    <w:jc w:val="left"/>
-                    <w:jc w:val="center"/>
-                  </w:pPr>
-                  <w:r>
-                    <w:t xml:space="preserve">0.000</w:t>
-                  </w:r>
-                </w:p>
-              </w:tc>
-              <w:tc>
-                <w:tcPr/>
-                <w:p>
-                  <w:pPr>
-                    <w:pStyle w:val="Compact"/>
-                    <w:jc w:val="left"/>
-                    <w:jc w:val="center"/>
-                  </w:pPr>
-                  <w:r>
-                    <w:t xml:space="preserve">0.195</w:t>
-                  </w:r>
-                </w:p>
-              </w:tc>
-              <w:tc>
-                <w:tcPr/>
-                <w:p>
-                  <w:pPr>
-                    <w:pStyle w:val="Compact"/>
-                    <w:jc w:val="left"/>
-                    <w:jc w:val="center"/>
-                  </w:pPr>
-                  <w:r>
-                    <w:t xml:space="preserve">0.487</w:t>
-                  </w:r>
-                </w:p>
-              </w:tc>
-            </w:tr>
-            <w:tr>
-              <w:tc>
-                <w:tcPr/>
-                <w:p>
-                  <w:pPr>
-                    <w:pStyle w:val="Compact"/>
-                    <w:jc w:val="left"/>
-                    <w:jc w:val="center"/>
-                  </w:pPr>
-                  <w:r>
-                    <w:t xml:space="preserve">Simultaneous covariate LASSO with X</w:t>
-                  </w:r>
-                </w:p>
-              </w:tc>
-              <w:tc>
-                <w:tcPr/>
-                <w:p>
-                  <w:pPr>
-                    <w:pStyle w:val="Compact"/>
-                    <w:jc w:val="left"/>
-                    <w:jc w:val="center"/>
-                  </w:pPr>
-                  <w:r>
-                    <w:t xml:space="preserve">0.000</w:t>
-                  </w:r>
-                </w:p>
-              </w:tc>
-              <w:tc>
-                <w:tcPr/>
-                <w:p>
-                  <w:pPr>
-                    <w:pStyle w:val="Compact"/>
-                    <w:jc w:val="left"/>
-                    <w:jc w:val="center"/>
-                  </w:pPr>
-                  <w:r>
-                    <w:t xml:space="preserve">0.200</w:t>
-                  </w:r>
-                </w:p>
-              </w:tc>
-              <w:tc>
-                <w:tcPr/>
-                <w:p>
-                  <w:pPr>
-                    <w:pStyle w:val="Compact"/>
-                    <w:jc w:val="left"/>
-                    <w:jc w:val="center"/>
-                  </w:pPr>
-                  <w:r>
-                    <w:t xml:space="preserve">0.500</w:t>
-                  </w:r>
+                    <w:t xml:space="preserve">Simultaneous cov LASSO w/o X</w:t>
+                  </w:r>
+                </w:p>
+              </w:tc>
+              <w:tc>
+                <w:tcPr/>
+                <w:p>
+                  <w:pPr>
+                    <w:pStyle w:val="Compact"/>
+                    <w:jc w:val="left"/>
+                    <w:jc w:val="center"/>
+                  </w:pPr>
+                  <w:r>
+                    <w:t xml:space="preserve">acceptable</w:t>
+                  </w:r>
+                </w:p>
+              </w:tc>
+              <w:tc>
+                <w:tcPr/>
+                <w:p>
+                  <w:pPr>
+                    <w:pStyle w:val="Compact"/>
+                    <w:jc w:val="left"/>
+                    <w:jc w:val="center"/>
+                  </w:pPr>
+                  <w:r>
+                    <w:t xml:space="preserve">0.050</w:t>
+                  </w:r>
+                </w:p>
+              </w:tc>
+              <w:tc>
+                <w:tcPr/>
+                <w:p>
+                  <w:pPr>
+                    <w:pStyle w:val="Compact"/>
+                    <w:jc w:val="left"/>
+                    <w:jc w:val="center"/>
+                  </w:pPr>
+                  <w:r>
+                    <w:t xml:space="preserve">0.352</w:t>
+                  </w:r>
+                </w:p>
+              </w:tc>
+              <w:tc>
+                <w:tcPr/>
+                <w:p>
+                  <w:pPr>
+                    <w:pStyle w:val="Compact"/>
+                  </w:pPr>
+                </w:p>
+              </w:tc>
+              <w:tc>
+                <w:tcPr/>
+                <w:p>
+                  <w:pPr>
+                    <w:pStyle w:val="Compact"/>
+                  </w:pPr>
                 </w:p>
               </w:tc>
             </w:tr>
           </w:tbl>
-          <w:bookmarkEnd w:id="54"/>
+          <w:bookmarkEnd w:id="63"/>
           <w:p/>
         </w:tc>
       </w:tr>
@@ -5003,7 +7134,7 @@
         </w:rPr>
         <w:t xml:space="preserve"> </w:t>
       </w:r>
-      <w:hyperlink r:id="rId55">
+      <w:hyperlink r:id="rId64">
         <w:r>
           <w:rPr>
             <w:rStyle w:val="Hyperlink"/>
@@ -5013,159 +7144,30 @@
         </w:r>
       </w:hyperlink>
     </w:p>
-    <w:p>
-      <w:pPr>
-        <w:pStyle w:val="BodyText"/>
-      </w:pPr>
-      <w:r>
-        <w:t xml:space="preserve">We also display the associated sampling distributions for these parameter estimates for each approach and population effect size in</w:t>
-      </w:r>
-      <w:r>
-        <w:t xml:space="preserve"> </w:t>
-      </w:r>
-      <w:hyperlink w:anchor="fig-panel-2">
-        <w:r>
-          <w:rPr>
-            <w:rStyle w:val="Hyperlink"/>
-          </w:rPr>
-          <w:t xml:space="preserve">Figure 4</w:t>
-        </w:r>
-      </w:hyperlink>
-      <w:r>
-        <w:t xml:space="preserve">.</w:t>
-      </w:r>
-    </w:p>
-    <w:tbl>
-      <w:tblPr>
-        <w:tblStyle w:val="Table"/>
-        <w:tblW w:type="pct" w:w="5000"/>
-        <w:tblLayout w:type="fixed"/>
-        <w:tblLook w:firstRow="0" w:lastRow="0" w:firstColumn="0" w:lastColumn="0" w:noHBand="0" w:noVBand="0" w:val="0000"/>
-      </w:tblPr>
-      <w:tblGrid>
-        <w:gridCol w:w="7920"/>
-      </w:tblGrid>
-      <w:tr>
-        <w:tc>
-          <w:tcPr/>
-          <w:bookmarkStart w:id="59" w:name="fig-distribution-bx"/>
-          <w:p>
-            <w:pPr>
-              <w:pStyle w:val="Compact"/>
-              <w:jc w:val="center"/>
-            </w:pPr>
-            <w:r>
-              <w:drawing>
-                <wp:inline>
-                  <wp:extent cx="5334000" cy="6096000"/>
-                  <wp:effectExtent b="0" l="0" r="0" t="0"/>
-                  <wp:docPr descr="" title="" id="57" name="Picture"/>
-                  <a:graphic>
-                    <a:graphicData uri="http://schemas.openxmlformats.org/drawingml/2006/picture">
-                      <pic:pic>
-                        <pic:nvPicPr>
-                          <pic:cNvPr descr="index_files/figure-docx/notebooks-mak_figures-fig-distribution-bx-output-1.png" id="58" name="Picture"/>
-                          <pic:cNvPicPr>
-                            <a:picLocks noChangeArrowheads="1" noChangeAspect="1"/>
-                          </pic:cNvPicPr>
-                        </pic:nvPicPr>
-                        <pic:blipFill>
-                          <a:blip r:embed="rId56"/>
-                          <a:stretch>
-                            <a:fillRect/>
-                          </a:stretch>
-                        </pic:blipFill>
-                        <pic:spPr bwMode="auto">
-                          <a:xfrm>
-                            <a:off x="0" y="0"/>
-                            <a:ext cx="5334000" cy="6096000"/>
-                          </a:xfrm>
-                          <a:prstGeom prst="rect">
-                            <a:avLst/>
-                          </a:prstGeom>
-                          <a:noFill/>
-                          <a:ln w="9525">
-                            <a:noFill/>
-                            <a:headEnd/>
-                            <a:tailEnd/>
-                          </a:ln>
-                        </pic:spPr>
-                      </pic:pic>
-                    </a:graphicData>
-                  </a:graphic>
-                </wp:inline>
-              </w:drawing>
-            </w:r>
-          </w:p>
-          <w:p>
-            <w:pPr>
-              <w:jc w:val="center"/>
-            </w:pPr>
-            <w:pPr>
-              <w:jc w:val="start"/>
-              <w:spacing w:before="200"/>
-              <w:pStyle w:val="ImageCaption"/>
-            </w:pPr>
-            <w:r>
-              <w:t xml:space="preserve">Figure 5: Sampling Distribution for Population Parameter Estimates.</w:t>
-            </w:r>
-          </w:p>
-          <w:bookmarkEnd w:id="59"/>
-        </w:tc>
-      </w:tr>
-    </w:tbl>
-    <w:p>
-      <w:pPr>
-        <w:pStyle w:val="BodyText"/>
-      </w:pPr>
-      <w:r>
-        <w:rPr>
-          <w:vertAlign w:val="subscript"/>
-        </w:rPr>
-        <w:t xml:space="preserve">Source:</w:t>
-      </w:r>
-      <w:r>
-        <w:rPr>
-          <w:vertAlign w:val="subscript"/>
-        </w:rPr>
-        <w:t xml:space="preserve"> </w:t>
-      </w:r>
-      <w:hyperlink r:id="rId60">
-        <w:r>
-          <w:rPr>
-            <w:rStyle w:val="Hyperlink"/>
-            <w:vertAlign w:val="subscript"/>
-          </w:rPr>
-          <w:t xml:space="preserve">Make Figures for Main Manuscript</w:t>
-        </w:r>
-      </w:hyperlink>
-    </w:p>
-    <w:p>
-      <w:pPr>
-        <w:pStyle w:val="BodyText"/>
-      </w:pPr>
-      <w:r>
-        <w:t xml:space="preserve">First, we considered contexts where the population effect size was 0 (</w:t>
-      </w:r>
-      <m:oMath>
-        <m:sSub>
-          <m:e>
-            <m:r>
-              <m:t>β</m:t>
-            </m:r>
-          </m:e>
-          <m:sub>
-            <m:r>
-              <m:t>X</m:t>
-            </m:r>
-          </m:sub>
-        </m:sSub>
-      </m:oMath>
-      <w:r>
-        <w:t xml:space="preserve"> </w:t>
-      </w:r>
-      <w:r>
-        <w:t xml:space="preserve">= 0). In these contexts, all approaches yielded unbiased estimates. However, the shape of the sampling distribution for the</w:t>
+    <w:bookmarkEnd w:id="65"/>
+    <w:bookmarkStart w:id="106" w:name="references"/>
+    <w:p>
+      <w:pPr>
+        <w:pStyle w:val="Heading1"/>
+      </w:pPr>
+      <w:r>
+        <w:t xml:space="preserve">References</w:t>
+      </w:r>
+    </w:p>
+    <w:bookmarkStart w:id="105" w:name="refs"/>
+    <w:bookmarkStart w:id="67" w:name="ref-beachChoosingCovariatesAnalysis1989"/>
+    <w:p>
+      <w:pPr>
+        <w:pStyle w:val="Bibliography"/>
+      </w:pPr>
+      <w:r>
+        <w:t xml:space="preserve">Beach, M. L., and P. Meier. 1989.</w:t>
+      </w:r>
+      <w:r>
+        <w:t xml:space="preserve"> </w:t>
+      </w:r>
+      <w:r>
+        <w:t xml:space="preserve">“Choosing Covariates in the Analysis of Clinical Trials.”</w:t>
       </w:r>
       <w:r>
         <w:t xml:space="preserve"> </w:t>
@@ -5175,1104 +7177,6 @@
           <w:i/>
           <w:iCs/>
         </w:rPr>
-        <w:t xml:space="preserve">p</w:t>
-      </w:r>
-      <w:r>
-        <w:t xml:space="preserve">-hacking approach was clearly distorted (bi-modal). This distortion results from this approach selecting covariates that magnify the effect of</w:t>
-      </w:r>
-      <w:r>
-        <w:t xml:space="preserve"> </w:t>
-      </w:r>
-      <m:oMath>
-        <m:r>
-          <m:t>X</m:t>
-        </m:r>
-      </m:oMath>
-      <w:r>
-        <w:t xml:space="preserve"> </w:t>
-      </w:r>
-      <w:r>
-        <w:t xml:space="preserve">in any specific sample. When sampling error produces a negative</w:t>
-      </w:r>
-      <w:r>
-        <w:t xml:space="preserve"> </w:t>
-      </w:r>
-      <m:oMath>
-        <m:sSub>
-          <m:e>
-            <m:r>
-              <m:t>b</m:t>
-            </m:r>
-          </m:e>
-          <m:sub>
-            <m:r>
-              <m:t>X</m:t>
-            </m:r>
-          </m:sub>
-        </m:sSub>
-      </m:oMath>
-      <w:r>
-        <w:t xml:space="preserve"> </w:t>
-      </w:r>
-      <w:r>
-        <w:t xml:space="preserve">in a sample, covariates that make that parameter estimate more negative will be selected, and when sampling error produces a positive</w:t>
-      </w:r>
-      <w:r>
-        <w:t xml:space="preserve"> </w:t>
-      </w:r>
-      <m:oMath>
-        <m:sSub>
-          <m:e>
-            <m:r>
-              <m:t>b</m:t>
-            </m:r>
-          </m:e>
-          <m:sub>
-            <m:r>
-              <m:t>X</m:t>
-            </m:r>
-          </m:sub>
-        </m:sSub>
-      </m:oMath>
-      <w:r>
-        <w:t xml:space="preserve"> </w:t>
-      </w:r>
-      <w:r>
-        <w:t xml:space="preserve">in a sample, covariates that make that parameter estimate more positive will be selected. This is what produces the intolerably high Type I error rates associated with that approach.</w:t>
-      </w:r>
-    </w:p>
-    <w:p>
-      <w:pPr>
-        <w:pStyle w:val="BodyText"/>
-      </w:pPr>
-      <w:r>
-        <w:t xml:space="preserve">Next, we considered contexts where there was a non-zero population effect for</w:t>
-      </w:r>
-      <w:r>
-        <w:t xml:space="preserve"> </w:t>
-      </w:r>
-      <m:oMath>
-        <m:r>
-          <m:t>X</m:t>
-        </m:r>
-      </m:oMath>
-      <w:r>
-        <w:t xml:space="preserve">. In these contexts,</w:t>
-      </w:r>
-      <w:r>
-        <w:t xml:space="preserve"> </w:t>
-      </w:r>
-      <w:r>
-        <w:rPr>
-          <w:i/>
-          <w:iCs/>
-        </w:rPr>
-        <w:t xml:space="preserve">p</w:t>
-      </w:r>
-      <w:r>
-        <w:t xml:space="preserve">-hacking yielded substantial optimistic (over-estimation) bias in the parameter estimates as seen in both the mean</w:t>
-      </w:r>
-      <w:r>
-        <w:t xml:space="preserve"> </w:t>
-      </w:r>
-      <m:oMath>
-        <m:sSub>
-          <m:e>
-            <m:r>
-              <m:t>b</m:t>
-            </m:r>
-          </m:e>
-          <m:sub>
-            <m:r>
-              <m:t>X</m:t>
-            </m:r>
-          </m:sub>
-        </m:sSub>
-      </m:oMath>
-      <w:r>
-        <w:t xml:space="preserve"> </w:t>
-      </w:r>
-      <w:r>
-        <w:t xml:space="preserve">and the rightward shift of the sampling distribution. In this instance, the sample</w:t>
-      </w:r>
-      <w:r>
-        <w:t xml:space="preserve"> </w:t>
-      </w:r>
-      <m:oMath>
-        <m:sSub>
-          <m:e>
-            <m:r>
-              <m:t>b</m:t>
-            </m:r>
-          </m:e>
-          <m:sub>
-            <m:r>
-              <m:t>X</m:t>
-            </m:r>
-          </m:sub>
-        </m:sSub>
-      </m:oMath>
-      <w:r>
-        <w:t xml:space="preserve"> </w:t>
-      </w:r>
-      <w:r>
-        <w:t xml:space="preserve">was typically positive to start (given the positive population parameter) and covariates were selected only if they made that parameter estimate even more positive.</w:t>
-      </w:r>
-    </w:p>
-    <w:p>
-      <w:pPr>
-        <w:pStyle w:val="BodyText"/>
-      </w:pPr>
-      <w:r>
-        <w:t xml:space="preserve">Of course, the a priori approaches (no covariates, all covariates) produced unbiased</w:t>
-      </w:r>
-      <w:r>
-        <w:t xml:space="preserve"> </w:t>
-      </w:r>
-      <m:oMath>
-        <m:sSub>
-          <m:e>
-            <m:r>
-              <m:t>b</m:t>
-            </m:r>
-          </m:e>
-          <m:sub>
-            <m:r>
-              <m:t>X</m:t>
-            </m:r>
-          </m:sub>
-        </m:sSub>
-      </m:oMath>
-      <w:r>
-        <w:t xml:space="preserve"> </w:t>
-      </w:r>
-      <w:r>
-        <w:t xml:space="preserve">because the linear model in the primary analysis that tested the effect of</w:t>
-      </w:r>
-      <w:r>
-        <w:t xml:space="preserve"> </w:t>
-      </w:r>
-      <m:oMath>
-        <m:r>
-          <m:t>X</m:t>
-        </m:r>
-      </m:oMath>
-      <w:r>
-        <w:t xml:space="preserve"> </w:t>
-      </w:r>
-      <w:r>
-        <w:t xml:space="preserve">was used without any prior screening of covariates in separate analyses. The candidate data-driven approaches that included</w:t>
-      </w:r>
-      <w:r>
-        <w:t xml:space="preserve"> </w:t>
-      </w:r>
-      <m:oMath>
-        <m:r>
-          <m:t>X</m:t>
-        </m:r>
-      </m:oMath>
-      <w:r>
-        <w:t xml:space="preserve"> </w:t>
-      </w:r>
-      <w:r>
-        <w:t xml:space="preserve">also yielded unbiased</w:t>
-      </w:r>
-      <w:r>
-        <w:t xml:space="preserve"> </w:t>
-      </w:r>
-      <m:oMath>
-        <m:sSub>
-          <m:e>
-            <m:r>
-              <m:t>b</m:t>
-            </m:r>
-          </m:e>
-          <m:sub>
-            <m:r>
-              <m:t>X</m:t>
-            </m:r>
-          </m:sub>
-        </m:sSub>
-      </m:oMath>
-      <w:r>
-        <w:t xml:space="preserve"> </w:t>
-      </w:r>
-      <w:r>
-        <w:t xml:space="preserve">because the covariates were selected only based on their unique (partial) relationship with</w:t>
-      </w:r>
-      <w:r>
-        <w:t xml:space="preserve"> </w:t>
-      </w:r>
-      <m:oMath>
-        <m:r>
-          <m:t>Y</m:t>
-        </m:r>
-      </m:oMath>
-      <w:r>
-        <w:t xml:space="preserve"> </w:t>
-      </w:r>
-      <w:r>
-        <w:t xml:space="preserve">after removing any modest correlation between the covariates and</w:t>
-      </w:r>
-      <w:r>
-        <w:t xml:space="preserve"> </w:t>
-      </w:r>
-      <m:oMath>
-        <m:r>
-          <m:t>X</m:t>
-        </m:r>
-      </m:oMath>
-      <w:r>
-        <w:t xml:space="preserve"> </w:t>
-      </w:r>
-      <w:r>
-        <w:t xml:space="preserve">due to sampling error (remember that any correlation between</w:t>
-      </w:r>
-      <w:r>
-        <w:t xml:space="preserve"> </w:t>
-      </w:r>
-      <m:oMath>
-        <m:r>
-          <m:t>X</m:t>
-        </m:r>
-      </m:oMath>
-      <w:r>
-        <w:t xml:space="preserve"> </w:t>
-      </w:r>
-      <w:r>
-        <w:t xml:space="preserve">and a covariate in a specific sample is due to noise in that sample because covariates are measured prior to IV manipulation). Given this, when selected covariates were included in the primary analysis, they did not systematically increase or decrease</w:t>
-      </w:r>
-      <w:r>
-        <w:t xml:space="preserve"> </w:t>
-      </w:r>
-      <m:oMath>
-        <m:sSub>
-          <m:e>
-            <m:r>
-              <m:t>b</m:t>
-            </m:r>
-          </m:e>
-          <m:sub>
-            <m:r>
-              <m:t>X</m:t>
-            </m:r>
-          </m:sub>
-        </m:sSub>
-      </m:oMath>
-      <w:r>
-        <w:t xml:space="preserve">.</w:t>
-      </w:r>
-    </w:p>
-    <w:p>
-      <w:pPr>
-        <w:pStyle w:val="BodyText"/>
-      </w:pPr>
-      <w:r>
-        <w:t xml:space="preserve">In contrast, when the screening model did not include</w:t>
-      </w:r>
-      <w:r>
-        <w:t xml:space="preserve"> </w:t>
-      </w:r>
-      <m:oMath>
-        <m:r>
-          <m:t>X</m:t>
-        </m:r>
-      </m:oMath>
-      <w:r>
-        <w:t xml:space="preserve">, covariates that are positively correlated with</w:t>
-      </w:r>
-      <w:r>
-        <w:t xml:space="preserve"> </w:t>
-      </w:r>
-      <m:oMath>
-        <m:r>
-          <m:t>X</m:t>
-        </m:r>
-      </m:oMath>
-      <w:r>
-        <w:t xml:space="preserve"> </w:t>
-      </w:r>
-      <w:r>
-        <w:t xml:space="preserve">in the sample (due to noise) are selected at a slightly higher rate because this spurious correlation further increased their positive correlation with</w:t>
-      </w:r>
-      <w:r>
-        <w:t xml:space="preserve"> </w:t>
-      </w:r>
-      <m:oMath>
-        <m:r>
-          <m:t>Y</m:t>
-        </m:r>
-      </m:oMath>
-      <w:r>
-        <w:t xml:space="preserve"> </w:t>
-      </w:r>
-      <w:r>
-        <w:t xml:space="preserve">(given that</w:t>
-      </w:r>
-      <w:r>
-        <w:t xml:space="preserve"> </w:t>
-      </w:r>
-      <m:oMath>
-        <m:sSub>
-          <m:e>
-            <m:r>
-              <m:t>β</m:t>
-            </m:r>
-          </m:e>
-          <m:sub>
-            <m:r>
-              <m:t>X</m:t>
-            </m:r>
-          </m:sub>
-        </m:sSub>
-      </m:oMath>
-      <w:r>
-        <w:t xml:space="preserve"> </w:t>
-      </w:r>
-      <w:r>
-        <w:t xml:space="preserve">was also positive). When these covariates are subsequently included in the primary analysis of</w:t>
-      </w:r>
-      <w:r>
-        <w:t xml:space="preserve"> </w:t>
-      </w:r>
-      <m:oMath>
-        <m:r>
-          <m:t>X</m:t>
-        </m:r>
-      </m:oMath>
-      <w:r>
-        <w:t xml:space="preserve">, they systematically remove some of the true causal effect</w:t>
-      </w:r>
-      <w:r>
-        <w:t xml:space="preserve"> </w:t>
-      </w:r>
-      <m:oMath>
-        <m:r>
-          <m:t>X</m:t>
-        </m:r>
-      </m:oMath>
-      <w:r>
-        <w:t xml:space="preserve"> </w:t>
-      </w:r>
-      <w:r>
-        <w:t xml:space="preserve">on</w:t>
-      </w:r>
-      <w:r>
-        <w:t xml:space="preserve"> </w:t>
-      </w:r>
-      <m:oMath>
-        <m:r>
-          <m:t>Y</m:t>
-        </m:r>
-      </m:oMath>
-      <w:r>
-        <w:t xml:space="preserve"> </w:t>
-      </w:r>
-      <w:r>
-        <w:t xml:space="preserve">and result in a pessimistic (under-estimation) bias in the estimate of</w:t>
-      </w:r>
-      <w:r>
-        <w:t xml:space="preserve"> </w:t>
-      </w:r>
-      <m:oMath>
-        <m:sSub>
-          <m:e>
-            <m:r>
-              <m:t>β</m:t>
-            </m:r>
-          </m:e>
-          <m:sub>
-            <m:r>
-              <m:t>X</m:t>
-            </m:r>
-          </m:sub>
-        </m:sSub>
-      </m:oMath>
-      <w:r>
-        <w:t xml:space="preserve">.</w:t>
-      </w:r>
-    </w:p>
-    <w:bookmarkEnd w:id="61"/>
-    <w:bookmarkEnd w:id="62"/>
-    <w:bookmarkStart w:id="63" w:name="discussion"/>
-    <w:p>
-      <w:pPr>
-        <w:pStyle w:val="Heading1"/>
-      </w:pPr>
-      <w:r>
-        <w:t xml:space="preserve">Discussion</w:t>
-      </w:r>
-    </w:p>
-    <w:p>
-      <w:pPr>
-        <w:pStyle w:val="FirstParagraph"/>
-      </w:pPr>
-      <w:r>
-        <w:t xml:space="preserve">Our findings reinforce the cautionary warning by Simmons and colleagues</w:t>
-      </w:r>
-      <w:r>
-        <w:t xml:space="preserve"> </w:t>
-      </w:r>
-      <w:r>
-        <w:t xml:space="preserve">(Simmons, Nelson, and Simonsohn 2011)</w:t>
-      </w:r>
-      <w:r>
-        <w:t xml:space="preserve">:</w:t>
-      </w:r>
-      <w:r>
-        <w:t xml:space="preserve"> </w:t>
-      </w:r>
-      <w:r>
-        <w:rPr>
-          <w:i/>
-          <w:iCs/>
-        </w:rPr>
-        <w:t xml:space="preserve">p</w:t>
-      </w:r>
-      <w:r>
-        <w:t xml:space="preserve">-hacking can severely inflate Type I error rate. Simmons et al. observed a mean Type I error rate of 0.117 for the test of an IV when selecting between two potential covariates (</w:t>
-      </w:r>
-      <m:oMath>
-        <m:r>
-          <m:t>N</m:t>
-        </m:r>
-      </m:oMath>
-      <w:r>
-        <w:t xml:space="preserve">=40) using a</w:t>
-      </w:r>
-      <w:r>
-        <w:t xml:space="preserve"> </w:t>
-      </w:r>
-      <w:r>
-        <w:rPr>
-          <w:i/>
-          <w:iCs/>
-        </w:rPr>
-        <w:t xml:space="preserve">p</w:t>
-      </w:r>
-      <w:r>
-        <w:t xml:space="preserve">-hacking approach. Across our closest research contexts that included 4 covariates with N=50, we observed a comparable mean Type I error rate (0.103). However, our simulations clarify that this estimate may meaningfully underestimate the potential magnitude of the</w:t>
-      </w:r>
-      <w:r>
-        <w:t xml:space="preserve"> </w:t>
-      </w:r>
-      <w:r>
-        <w:rPr>
-          <w:i/>
-          <w:iCs/>
-        </w:rPr>
-        <w:t xml:space="preserve">p</w:t>
-      </w:r>
-      <w:r>
-        <w:t xml:space="preserve">-hacking problem in common research contexts. For example, researchers often can choose from among many more available covariates. With just a modest increase in the pool of available covariates (i.e., 8-12 covariates), our simulations show that mean Type I error rate for the</w:t>
-      </w:r>
-      <w:r>
-        <w:t xml:space="preserve"> </w:t>
-      </w:r>
-      <w:r>
-        <w:rPr>
-          <w:i/>
-          <w:iCs/>
-        </w:rPr>
-        <w:t xml:space="preserve">p</w:t>
-      </w:r>
-      <w:r>
-        <w:t xml:space="preserve">-hacking approach increased to 0.191. And if the size of the pool is increased further (i.e., 16-20 covariates), the mean Type I error rate is increased nearly 3-fold (0.295) from what was reported by Simmons et al., even when aggregated across contexts that include sample sizes up to</w:t>
-      </w:r>
-      <w:r>
-        <w:t xml:space="preserve"> </w:t>
-      </w:r>
-      <m:oMath>
-        <m:r>
-          <m:t>N</m:t>
-        </m:r>
-      </m:oMath>
-      <w:r>
-        <w:t xml:space="preserve">=400.</w:t>
-      </w:r>
-    </w:p>
-    <w:p>
-      <w:pPr>
-        <w:pStyle w:val="BodyText"/>
-      </w:pPr>
-      <w:r>
-        <w:t xml:space="preserve">When no covariates were used (i.e., a priori no covariates approach), the primary analysis of</w:t>
-      </w:r>
-      <w:r>
-        <w:t xml:space="preserve"> </w:t>
-      </w:r>
-      <m:oMath>
-        <m:r>
-          <m:t>X</m:t>
-        </m:r>
-      </m:oMath>
-      <w:r>
-        <w:t xml:space="preserve"> </w:t>
-      </w:r>
-      <w:r>
-        <w:t xml:space="preserve">had a mean Type I error rate of 0.05 and provided an unbiased estimate of</w:t>
-      </w:r>
-      <w:r>
-        <w:t xml:space="preserve"> </w:t>
-      </w:r>
-      <m:oMath>
-        <m:sSub>
-          <m:e>
-            <m:r>
-              <m:t>β</m:t>
-            </m:r>
-          </m:e>
-          <m:sub>
-            <m:r>
-              <m:t>X</m:t>
-            </m:r>
-          </m:sub>
-        </m:sSub>
-      </m:oMath>
-      <w:r>
-        <w:t xml:space="preserve"> </w:t>
-      </w:r>
-      <w:r>
-        <w:t xml:space="preserve">as expected given this traditional use of a linear model with its assumptions met. However, decisions regarding statistical validity must also consider an approach’s Type II error rate and the no covariates approach had a meaningfully higher Type II error rate compared to the other approaches. This should not be surprising. The use of covariates that are correlated with the outcome and uncorrelated with</w:t>
-      </w:r>
-      <w:r>
-        <w:t xml:space="preserve"> </w:t>
-      </w:r>
-      <m:oMath>
-        <m:r>
-          <m:t>X</m:t>
-        </m:r>
-      </m:oMath>
-      <w:r>
-        <w:t xml:space="preserve"> </w:t>
-      </w:r>
-      <w:r>
-        <w:t xml:space="preserve">will account for additional variance in the outcome, thus increasing power (and decreasing Type II error rate). Of course, the relative cost to not use covariates (vs. other approaches) is higher when there are more covariates available and a higher percentage of them (e.g., 75%) have stronger relationships with</w:t>
-      </w:r>
-      <w:r>
-        <w:t xml:space="preserve"> </w:t>
-      </w:r>
-      <m:oMath>
-        <m:r>
-          <m:t>Y</m:t>
-        </m:r>
-      </m:oMath>
-      <w:r>
-        <w:t xml:space="preserve"> </w:t>
-      </w:r>
-      <w:r>
-        <w:t xml:space="preserve">(e.g.,</w:t>
-      </w:r>
-      <w:r>
-        <w:t xml:space="preserve"> </w:t>
-      </w:r>
-      <m:oMath>
-        <m:sSub>
-          <m:e>
-            <m:r>
-              <m:t>r</m:t>
-            </m:r>
-          </m:e>
-          <m:sub>
-            <m:r>
-              <m:t>c</m:t>
-            </m:r>
-            <m:r>
-              <m:t>o</m:t>
-            </m:r>
-            <m:r>
-              <m:t>v</m:t>
-            </m:r>
-            <m:r>
-              <m:rPr>
-                <m:sty m:val="p"/>
-              </m:rPr>
-              <m:t>−</m:t>
-            </m:r>
-            <m:r>
-              <m:t>Y</m:t>
-            </m:r>
-          </m:sub>
-        </m:sSub>
-      </m:oMath>
-      <w:r>
-        <w:t xml:space="preserve"> </w:t>
-      </w:r>
-      <w:r>
-        <w:t xml:space="preserve">= 0.5). In addition, the costs of ignoring available covariates are higher when the effect size for</w:t>
-      </w:r>
-      <w:r>
-        <w:t xml:space="preserve"> </w:t>
-      </w:r>
-      <m:oMath>
-        <m:r>
-          <m:t>X</m:t>
-        </m:r>
-      </m:oMath>
-      <w:r>
-        <w:t xml:space="preserve"> </w:t>
-      </w:r>
-      <w:r>
-        <w:t xml:space="preserve">is smaller but also when the sample size is larger (such that the proportional reduction of degrees of freedom is smaller when covariate are added). We hope these results motivate increased use of covariates in experimental research.</w:t>
-      </w:r>
-    </w:p>
-    <w:p>
-      <w:pPr>
-        <w:pStyle w:val="BodyText"/>
-      </w:pPr>
-      <w:r>
-        <w:t xml:space="preserve">Next, it should be acknowledged that the all covariates approach is a reasonable option in many research contexts. Like the no covariates approach, it had a mean Type I error rate of 0.05 and yielded an unbiased estimate of</w:t>
-      </w:r>
-      <w:r>
-        <w:t xml:space="preserve"> </w:t>
-      </w:r>
-      <m:oMath>
-        <m:sSub>
-          <m:e>
-            <m:r>
-              <m:t>β</m:t>
-            </m:r>
-          </m:e>
-          <m:sub>
-            <m:r>
-              <m:t>X</m:t>
-            </m:r>
-          </m:sub>
-        </m:sSub>
-      </m:oMath>
-      <w:r>
-        <w:t xml:space="preserve">. Yet across the range of values for all research dimensions (and almost all intersections that define specific research contexts), the Type II error rate for the all covariates approach was lower than the no covariates approach, confirming its superiority. Furthermore, the mean Type II error rate (aggregated across all research contexts) for the all covariates approach was only 0.015 - 0.020 higher than some of the best performing data-driven selection approaches while also being the easiest approach to implement computationally because it eliminates the need for screening models and selection.</w:t>
-      </w:r>
-    </w:p>
-    <w:p>
-      <w:pPr>
-        <w:pStyle w:val="BodyText"/>
-      </w:pPr>
-      <w:r>
-        <w:t xml:space="preserve">Nonetheless, the candidate data-driven covariate selection approaches are not difficult to implement (see examples of R code for each method shared on OSF</w:t>
-      </w:r>
-      <w:r>
-        <w:t xml:space="preserve"> </w:t>
-      </w:r>
-      <w:r>
-        <w:t xml:space="preserve">) and it may never be wise to give up any improvements in power, even if modest. Moreover, the relative benefits of the best data-driven approaches are more substantial in some specific research contexts (e.g., small</w:t>
-      </w:r>
-      <w:r>
-        <w:t xml:space="preserve"> </w:t>
-      </w:r>
-      <m:oMath>
-        <m:r>
-          <m:t>N</m:t>
-        </m:r>
-      </m:oMath>
-      <w:r>
-        <w:t xml:space="preserve">, large number of more exploratory covariates available). In the best case example (</w:t>
-      </w:r>
-      <m:oMath>
-        <m:r>
-          <m:t>N</m:t>
-        </m:r>
-      </m:oMath>
-      <w:r>
-        <w:t xml:space="preserve">=50,</w:t>
-      </w:r>
-      <w:r>
-        <w:t xml:space="preserve"> </w:t>
-      </w:r>
-      <m:oMath>
-        <m:sSub>
-          <m:e>
-            <m:r>
-              <m:t>N</m:t>
-            </m:r>
-          </m:e>
-          <m:sub>
-            <m:r>
-              <m:t>c</m:t>
-            </m:r>
-            <m:r>
-              <m:t>o</m:t>
-            </m:r>
-            <m:r>
-              <m:t>v</m:t>
-            </m:r>
-          </m:sub>
-        </m:sSub>
-      </m:oMath>
-      <w:r>
-        <w:t xml:space="preserve">=20,</w:t>
-      </w:r>
-      <w:r>
-        <w:t xml:space="preserve"> </w:t>
-      </w:r>
-      <m:oMath>
-        <m:sSub>
-          <m:e>
-            <m:r>
-              <m:t>r</m:t>
-            </m:r>
-          </m:e>
-          <m:sub>
-            <m:r>
-              <m:t>c</m:t>
-            </m:r>
-            <m:r>
-              <m:t>o</m:t>
-            </m:r>
-            <m:r>
-              <m:t>v</m:t>
-            </m:r>
-            <m:r>
-              <m:rPr>
-                <m:sty m:val="p"/>
-              </m:rPr>
-              <m:t>−</m:t>
-            </m:r>
-            <m:r>
-              <m:t>Y</m:t>
-            </m:r>
-          </m:sub>
-        </m:sSub>
-      </m:oMath>
-      <w:r>
-        <w:t xml:space="preserve">=0.5,</w:t>
-      </w:r>
-      <w:r>
-        <w:t xml:space="preserve"> </w:t>
-      </w:r>
-      <m:oMath>
-        <m:sSub>
-          <m:e>
-            <m:r>
-              <m:rPr>
-                <m:sty m:val="p"/>
-              </m:rPr>
-              <m:t>%</m:t>
-            </m:r>
-          </m:e>
-          <m:sub>
-            <m:r>
-              <m:t>c</m:t>
-            </m:r>
-            <m:r>
-              <m:t>o</m:t>
-            </m:r>
-            <m:r>
-              <m:t>v</m:t>
-            </m:r>
-          </m:sub>
-        </m:sSub>
-      </m:oMath>
-      <w:r>
-        <w:t xml:space="preserve">=0.25 and</w:t>
-      </w:r>
-      <w:r>
-        <w:t xml:space="preserve"> </w:t>
-      </w:r>
-      <m:oMath>
-        <m:sSub>
-          <m:e>
-            <m:r>
-              <m:t>β</m:t>
-            </m:r>
-          </m:e>
-          <m:sub>
-            <m:r>
-              <m:t>X</m:t>
-            </m:r>
-          </m:sub>
-        </m:sSub>
-      </m:oMath>
-      <w:r>
-        <w:t xml:space="preserve">=0.5), the Type II error rate for the simultaneous LASSO with</w:t>
-      </w:r>
-      <w:r>
-        <w:t xml:space="preserve"> </w:t>
-      </w:r>
-      <m:oMath>
-        <m:r>
-          <m:t>X</m:t>
-        </m:r>
-      </m:oMath>
-      <w:r>
-        <w:t xml:space="preserve"> </w:t>
-      </w:r>
-      <w:r>
-        <w:t xml:space="preserve">approach was 0.204 lower than the all covariates approach!</w:t>
-      </w:r>
-    </w:p>
-    <w:p>
-      <w:pPr>
-        <w:pStyle w:val="BodyText"/>
-      </w:pPr>
-      <w:r>
-        <w:t xml:space="preserve">There are several issues to consider when comparing among the several top candidate data-driven approaches. The approach with the lowest mean Type II error rate (0.337) was the simultaneous LASSO with</w:t>
-      </w:r>
-      <w:r>
-        <w:t xml:space="preserve"> </w:t>
-      </w:r>
-      <m:oMath>
-        <m:r>
-          <m:t>X</m:t>
-        </m:r>
-      </m:oMath>
-      <w:r>
-        <w:t xml:space="preserve">. This approach also provided an unbiased estimate of</w:t>
-      </w:r>
-      <w:r>
-        <w:t xml:space="preserve"> </w:t>
-      </w:r>
-      <m:oMath>
-        <m:sSub>
-          <m:e>
-            <m:r>
-              <m:t>β</m:t>
-            </m:r>
-          </m:e>
-          <m:sub>
-            <m:r>
-              <m:t>X</m:t>
-            </m:r>
-          </m:sub>
-        </m:sSub>
-      </m:oMath>
-      <w:r>
-        <w:t xml:space="preserve">. However, it had a slightly inflated Type I error rate (0.057) and the implementation of LASSO may be less familiar to some researchers (but see example code on OSF to implement it). Screening with separate covariate linear models with</w:t>
-      </w:r>
-      <w:r>
-        <w:t xml:space="preserve"> </w:t>
-      </w:r>
-      <m:oMath>
-        <m:r>
-          <m:t>X</m:t>
-        </m:r>
-      </m:oMath>
-      <w:r>
-        <w:t xml:space="preserve"> </w:t>
-      </w:r>
-      <w:r>
-        <w:t xml:space="preserve">may feel easier, or more familiar to some researchers. This method yielded an unbiased estimate of</w:t>
-      </w:r>
-      <w:r>
-        <w:t xml:space="preserve"> </w:t>
-      </w:r>
-      <m:oMath>
-        <m:sSub>
-          <m:e>
-            <m:r>
-              <m:t>β</m:t>
-            </m:r>
-          </m:e>
-          <m:sub>
-            <m:r>
-              <m:t>X</m:t>
-            </m:r>
-          </m:sub>
-        </m:sSub>
-      </m:oMath>
-      <w:r>
-        <w:t xml:space="preserve"> </w:t>
-      </w:r>
-      <w:r>
-        <w:t xml:space="preserve">with slightly worse Type II error rate (0.341) but better Type I error rate (0.052) than simultaneous LASSO with</w:t>
-      </w:r>
-      <w:r>
-        <w:t xml:space="preserve"> </w:t>
-      </w:r>
-      <m:oMath>
-        <m:r>
-          <m:t>X</m:t>
-        </m:r>
-      </m:oMath>
-      <w:r>
-        <w:t xml:space="preserve">. Finally, if perfect control of Type I error rate at the nominal alpha is desired, screening with separate covariate linear models without</w:t>
-      </w:r>
-      <w:r>
-        <w:t xml:space="preserve"> </w:t>
-      </w:r>
-      <m:oMath>
-        <m:r>
-          <m:t>X</m:t>
-        </m:r>
-      </m:oMath>
-      <w:r>
-        <w:t xml:space="preserve"> </w:t>
-      </w:r>
-      <w:r>
-        <w:t xml:space="preserve">may be preferred. However, this approach introduced modest pessimistic bias into the estimate of</w:t>
-      </w:r>
-      <w:r>
-        <w:t xml:space="preserve"> </w:t>
-      </w:r>
-      <m:oMath>
-        <m:sSub>
-          <m:e>
-            <m:r>
-              <m:t>β</m:t>
-            </m:r>
-          </m:e>
-          <m:sub>
-            <m:r>
-              <m:t>X</m:t>
-            </m:r>
-          </m:sub>
-        </m:sSub>
-      </m:oMath>
-      <w:r>
-        <w:t xml:space="preserve">, and further increased mean Type II error rate (0.347) than the previous two approaches.</w:t>
-      </w:r>
-    </w:p>
-    <w:p>
-      <w:pPr>
-        <w:pStyle w:val="BodyText"/>
-      </w:pPr>
-      <w:r>
-        <w:t xml:space="preserve">There are several additional considerations worth noting when evaluating and implementing any covariate selection method. First, although some of the data-driven approaches (that include</w:t>
-      </w:r>
-      <w:r>
-        <w:t xml:space="preserve"> </w:t>
-      </w:r>
-      <m:oMath>
-        <m:r>
-          <m:t>X</m:t>
-        </m:r>
-      </m:oMath>
-      <w:r>
-        <w:t xml:space="preserve">) introduced slight inflation of mean Type I error rate, this increase is likely no greater than what occurs with common modest violations of model assumptions (e.g., some heterogeneity in variance of residuals across</w:t>
-      </w:r>
-      <w:r>
-        <w:t xml:space="preserve"> </w:t>
-      </w:r>
-      <m:oMath>
-        <m:acc>
-          <m:accPr>
-            <m:chr m:val="̂"/>
-          </m:accPr>
-          <m:e>
-            <m:r>
-              <m:t>Y</m:t>
-            </m:r>
-          </m:e>
-        </m:acc>
-      </m:oMath>
-      <w:r>
-        <w:t xml:space="preserve">). Similarly, although some data-driven approaches (that do not include</w:t>
-      </w:r>
-      <w:r>
-        <w:t xml:space="preserve"> </w:t>
-      </w:r>
-      <m:oMath>
-        <m:r>
-          <m:t>X</m:t>
-        </m:r>
-      </m:oMath>
-      <w:r>
-        <w:t xml:space="preserve">) introduced slight bias into the estimate of</w:t>
-      </w:r>
-      <w:r>
-        <w:t xml:space="preserve"> </w:t>
-      </w:r>
-      <m:oMath>
-        <m:sSub>
-          <m:e>
-            <m:r>
-              <m:t>β</m:t>
-            </m:r>
-          </m:e>
-          <m:sub>
-            <m:r>
-              <m:t>X</m:t>
-            </m:r>
-          </m:sub>
-        </m:sSub>
-      </m:oMath>
-      <w:r>
-        <w:t xml:space="preserve">, this bias is also likely no greater than what is typical when the assumption of no measurement error in model</w:t>
-      </w:r>
-      <w:r>
-        <w:t xml:space="preserve"> </w:t>
-      </w:r>
-      <m:oMath>
-        <m:r>
-          <m:t>X</m:t>
-        </m:r>
-      </m:oMath>
-      <w:r>
-        <w:t xml:space="preserve">s is routinely violated in many analyses.</w:t>
-      </w:r>
-    </w:p>
-    <w:p>
-      <w:pPr>
-        <w:pStyle w:val="BodyText"/>
-      </w:pPr>
-      <w:r>
-        <w:t xml:space="preserve">Second, we use these simulation results to strongly advocate for the use of covariates in experimental research that tests the effects of IVs. However, given that we are now providing researchers with yet another researcher degree of freedom (choice of covariate selection approach), it is critical that this decision be made and pre-registered prior to data collection to avoid undermining the statistical validity (and your peers confidence) in the reported results. And of course, if the all covariates approach is used, the specific covariates that will be used should also be pre-registered.</w:t>
-      </w:r>
-    </w:p>
-    <w:p>
-      <w:pPr>
-        <w:pStyle w:val="BodyText"/>
-      </w:pPr>
-      <w:r>
-        <w:t xml:space="preserve">Finally, this simulation study evaluated the benefits of using covariates in experimental research where covariates are measured at baseline, prior to manipulation of the IV, and therefore uncorrelated with the IV. In such instances, covariates are a powerful yet simple tool to increase statistical power without adding any complexity to the interpretation of the effect of the IV. However, in some areas of Psychology (e.g., clinical), covariates are routinely used for a different goal - to control for baseline differences across groups when participants were not randomly assigned to groups. In these instances, covariates should be selected using other approaches not considered in this paper (e.g., based on theory and/or putative causal structure among</w:t>
-      </w:r>
-      <w:r>
-        <w:t xml:space="preserve"> </w:t>
-      </w:r>
-      <m:oMath>
-        <m:r>
-          <m:t>X</m:t>
-        </m:r>
-      </m:oMath>
-      <w:r>
-        <w:t xml:space="preserve"> </w:t>
-      </w:r>
-      <w:r>
-        <w:t xml:space="preserve">and covariates). Furthermore, researchers should carefully consider if the interpretative complexity introduced by this alternative use of correlated covariates is warranted and meets their goals</w:t>
-      </w:r>
-      <w:r>
-        <w:t xml:space="preserve"> </w:t>
-      </w:r>
-      <w:r>
-        <w:t xml:space="preserve">(Miller and Chapman 2001)</w:t>
-      </w:r>
-      <w:r>
-        <w:t xml:space="preserve">. Nonetheless, we believe our paper provides strong evidence to support the clear benefits of using baseline covariates. We hope that we have also clarified the relative costs and benefits of key approaches to selecting them in experimental research.</w:t>
-      </w:r>
-    </w:p>
-    <w:bookmarkEnd w:id="63"/>
-    <w:bookmarkStart w:id="104" w:name="references"/>
-    <w:p>
-      <w:pPr>
-        <w:pStyle w:val="Heading1"/>
-      </w:pPr>
-      <w:r>
-        <w:t xml:space="preserve">References</w:t>
-      </w:r>
-    </w:p>
-    <w:bookmarkStart w:id="103" w:name="refs"/>
-    <w:bookmarkStart w:id="65" w:name="ref-beachChoosingCovariatesAnalysis1989"/>
-    <w:p>
-      <w:pPr>
-        <w:pStyle w:val="Bibliography"/>
-      </w:pPr>
-      <w:r>
-        <w:t xml:space="preserve">Beach, M. L., and P. Meier. 1989.</w:t>
-      </w:r>
-      <w:r>
-        <w:t xml:space="preserve"> </w:t>
-      </w:r>
-      <w:r>
-        <w:t xml:space="preserve">“Choosing Covariates in the Analysis of Clinical Trials.”</w:t>
-      </w:r>
-      <w:r>
-        <w:t xml:space="preserve"> </w:t>
-      </w:r>
-      <w:r>
-        <w:rPr>
-          <w:i/>
-          <w:iCs/>
-        </w:rPr>
         <w:t xml:space="preserve">Controlled Clinical Trials</w:t>
       </w:r>
       <w:r>
@@ -6284,7 +7188,7 @@
       <w:r>
         <w:t xml:space="preserve"> </w:t>
       </w:r>
-      <w:hyperlink r:id="rId64">
+      <w:hyperlink r:id="rId66">
         <w:r>
           <w:rPr>
             <w:rStyle w:val="Hyperlink"/>
@@ -6296,8 +7200,8 @@
         <w:t xml:space="preserve">.</w:t>
       </w:r>
     </w:p>
-    <w:bookmarkEnd w:id="65"/>
-    <w:bookmarkStart w:id="67" w:name="ref-bradfordHowBadCould2013"/>
+    <w:bookmarkEnd w:id="67"/>
+    <w:bookmarkStart w:id="69" w:name="ref-bradfordHowBadCould2013"/>
     <w:p>
       <w:pPr>
         <w:pStyle w:val="Bibliography"/>
@@ -6342,7 +7246,7 @@
       <w:r>
         <w:t xml:space="preserve"> </w:t>
       </w:r>
-      <w:hyperlink r:id="rId66">
+      <w:hyperlink r:id="rId68">
         <w:r>
           <w:rPr>
             <w:rStyle w:val="Hyperlink"/>
@@ -6354,8 +7258,8 @@
         <w:t xml:space="preserve">.</w:t>
       </w:r>
     </w:p>
-    <w:bookmarkEnd w:id="67"/>
-    <w:bookmarkStart w:id="69" w:name="ref-buttonPowerFailureWhy2013"/>
+    <w:bookmarkEnd w:id="69"/>
+    <w:bookmarkStart w:id="71" w:name="ref-buttonPowerFailureWhy2013"/>
     <w:p>
       <w:pPr>
         <w:pStyle w:val="Bibliography"/>
@@ -6388,7 +7292,7 @@
       <w:r>
         <w:t xml:space="preserve"> </w:t>
       </w:r>
-      <w:hyperlink r:id="rId68">
+      <w:hyperlink r:id="rId70">
         <w:r>
           <w:rPr>
             <w:rStyle w:val="Hyperlink"/>
@@ -6400,8 +7304,8 @@
         <w:t xml:space="preserve">.</w:t>
       </w:r>
     </w:p>
-    <w:bookmarkEnd w:id="69"/>
-    <w:bookmarkStart w:id="71" w:name="ref-chtc"/>
+    <w:bookmarkEnd w:id="71"/>
+    <w:bookmarkStart w:id="73" w:name="ref-chtc"/>
     <w:p>
       <w:pPr>
         <w:pStyle w:val="Bibliography"/>
@@ -6424,7 +7328,7 @@
       <w:r>
         <w:t xml:space="preserve"> </w:t>
       </w:r>
-      <w:hyperlink r:id="rId70">
+      <w:hyperlink r:id="rId72">
         <w:r>
           <w:rPr>
             <w:rStyle w:val="Hyperlink"/>
@@ -6436,8 +7340,8 @@
         <w:t xml:space="preserve">.</w:t>
       </w:r>
     </w:p>
-    <w:bookmarkEnd w:id="71"/>
-    <w:bookmarkStart w:id="73" w:name="X7184952359760f4d1a5486dd020a7850c2f64c7"/>
+    <w:bookmarkEnd w:id="73"/>
+    <w:bookmarkStart w:id="75" w:name="X7184952359760f4d1a5486dd020a7850c2f64c7"/>
     <w:p>
       <w:pPr>
         <w:pStyle w:val="Bibliography"/>
@@ -6482,7 +7386,7 @@
       <w:r>
         <w:t xml:space="preserve"> </w:t>
       </w:r>
-      <w:hyperlink r:id="rId72">
+      <w:hyperlink r:id="rId74">
         <w:r>
           <w:rPr>
             <w:rStyle w:val="Hyperlink"/>
@@ -6494,8 +7398,8 @@
         <w:t xml:space="preserve">.</w:t>
       </w:r>
     </w:p>
-    <w:bookmarkEnd w:id="73"/>
-    <w:bookmarkStart w:id="74" w:name="ref-cohenStatisticalPowerAnalysis1988"/>
+    <w:bookmarkEnd w:id="75"/>
+    <w:bookmarkStart w:id="76" w:name="ref-cohenStatisticalPowerAnalysis1988"/>
     <w:p>
       <w:pPr>
         <w:pStyle w:val="Bibliography"/>
@@ -6559,8 +7463,8 @@
         <w:t xml:space="preserve">. 2 edition. Hillsdale, N.J: Routledge.</w:t>
       </w:r>
     </w:p>
-    <w:bookmarkEnd w:id="74"/>
-    <w:bookmarkStart w:id="75" w:name="ref-cohenPowerPrimer1992"/>
+    <w:bookmarkEnd w:id="76"/>
+    <w:bookmarkStart w:id="77" w:name="ref-cohenPowerPrimer1992"/>
     <w:p>
       <w:pPr>
         <w:pStyle w:val="Bibliography"/>
@@ -6591,8 +7495,8 @@
         <w:t xml:space="preserve">112 (1): 155–59.</w:t>
       </w:r>
     </w:p>
-    <w:bookmarkEnd w:id="75"/>
-    <w:bookmarkStart w:id="77" w:name="ref-egbewaleBiasPrecisionStatistical2014"/>
+    <w:bookmarkEnd w:id="77"/>
+    <w:bookmarkStart w:id="79" w:name="ref-egbewaleBiasPrecisionStatistical2014"/>
     <w:p>
       <w:pPr>
         <w:pStyle w:val="Bibliography"/>
@@ -6625,7 +7529,7 @@
       <w:r>
         <w:t xml:space="preserve"> </w:t>
       </w:r>
-      <w:hyperlink r:id="rId76">
+      <w:hyperlink r:id="rId78">
         <w:r>
           <w:rPr>
             <w:rStyle w:val="Hyperlink"/>
@@ -6637,8 +7541,8 @@
         <w:t xml:space="preserve">.</w:t>
       </w:r>
     </w:p>
-    <w:bookmarkEnd w:id="77"/>
-    <w:bookmarkStart w:id="79" w:name="ref-hefnerAlcoholStressResponse2013"/>
+    <w:bookmarkEnd w:id="79"/>
+    <w:bookmarkStart w:id="81" w:name="ref-hefnerAlcoholStressResponse2013"/>
     <w:p>
       <w:pPr>
         <w:pStyle w:val="Bibliography"/>
@@ -6671,7 +7575,7 @@
       <w:r>
         <w:t xml:space="preserve"> </w:t>
       </w:r>
-      <w:hyperlink r:id="rId78">
+      <w:hyperlink r:id="rId80">
         <w:r>
           <w:rPr>
             <w:rStyle w:val="Hyperlink"/>
@@ -6683,8 +7587,8 @@
         <w:t xml:space="preserve">.</w:t>
       </w:r>
     </w:p>
-    <w:bookmarkEnd w:id="79"/>
-    <w:bookmarkStart w:id="81" w:name="X2f0269178ca78ed63e1136f742f04d81b1fa6ea"/>
+    <w:bookmarkEnd w:id="81"/>
+    <w:bookmarkStart w:id="83" w:name="X2f0269178ca78ed63e1136f742f04d81b1fa6ea"/>
     <w:p>
       <w:pPr>
         <w:pStyle w:val="Bibliography"/>
@@ -6735,7 +7639,7 @@
       <w:r>
         <w:t xml:space="preserve"> </w:t>
       </w:r>
-      <w:hyperlink r:id="rId80">
+      <w:hyperlink r:id="rId82">
         <w:r>
           <w:rPr>
             <w:rStyle w:val="Hyperlink"/>
@@ -6747,8 +7651,8 @@
         <w:t xml:space="preserve">.</w:t>
       </w:r>
     </w:p>
-    <w:bookmarkEnd w:id="81"/>
-    <w:bookmarkStart w:id="83" w:name="X1d510f5e635c9bb1fe85b2bd18ed5a6e27b856d"/>
+    <w:bookmarkEnd w:id="83"/>
+    <w:bookmarkStart w:id="85" w:name="X1d510f5e635c9bb1fe85b2bd18ed5a6e27b856d"/>
     <w:p>
       <w:pPr>
         <w:pStyle w:val="Bibliography"/>
@@ -6781,7 +7685,7 @@
       <w:r>
         <w:t xml:space="preserve"> </w:t>
       </w:r>
-      <w:hyperlink r:id="rId82">
+      <w:hyperlink r:id="rId84">
         <w:r>
           <w:rPr>
             <w:rStyle w:val="Hyperlink"/>
@@ -6793,8 +7697,8 @@
         <w:t xml:space="preserve">.</w:t>
       </w:r>
     </w:p>
-    <w:bookmarkEnd w:id="83"/>
-    <w:bookmarkStart w:id="85" w:name="ref-ioannidisWhyMostPublished2005"/>
+    <w:bookmarkEnd w:id="85"/>
+    <w:bookmarkStart w:id="87" w:name="ref-ioannidisWhyMostPublished2005"/>
     <w:p>
       <w:pPr>
         <w:pStyle w:val="Bibliography"/>
@@ -6827,7 +7731,7 @@
       <w:r>
         <w:t xml:space="preserve"> </w:t>
       </w:r>
-      <w:hyperlink r:id="rId84">
+      <w:hyperlink r:id="rId86">
         <w:r>
           <w:rPr>
             <w:rStyle w:val="Hyperlink"/>
@@ -6839,8 +7743,8 @@
         <w:t xml:space="preserve">.</w:t>
       </w:r>
     </w:p>
-    <w:bookmarkEnd w:id="85"/>
-    <w:bookmarkStart w:id="87" w:name="ref-kahanRisksRewardsCovariate2014"/>
+    <w:bookmarkEnd w:id="87"/>
+    <w:bookmarkStart w:id="89" w:name="ref-kahanRisksRewardsCovariate2014"/>
     <w:p>
       <w:pPr>
         <w:pStyle w:val="Bibliography"/>
@@ -6873,7 +7777,7 @@
       <w:r>
         <w:t xml:space="preserve"> </w:t>
       </w:r>
-      <w:hyperlink r:id="rId86">
+      <w:hyperlink r:id="rId88">
         <w:r>
           <w:rPr>
             <w:rStyle w:val="Hyperlink"/>
@@ -6885,8 +7789,8 @@
         <w:t xml:space="preserve">.</w:t>
       </w:r>
     </w:p>
-    <w:bookmarkEnd w:id="87"/>
-    <w:bookmarkStart w:id="88" w:name="ref-kuhnTidymodelsCollectionPackages2020"/>
+    <w:bookmarkEnd w:id="89"/>
+    <w:bookmarkStart w:id="90" w:name="ref-kuhnTidymodelsCollectionPackages2020"/>
     <w:p>
       <w:pPr>
         <w:pStyle w:val="Bibliography"/>
@@ -6901,8 +7805,8 @@
         <w:t xml:space="preserve">“Tidymodels: A Collection of Packages for Modeling and Machine Learning Using Tidyverse Principles.”</w:t>
       </w:r>
     </w:p>
-    <w:bookmarkEnd w:id="88"/>
-    <w:bookmarkStart w:id="90" w:name="Xacb972bec6951688223e59e5436f5358068fdee"/>
+    <w:bookmarkEnd w:id="90"/>
+    <w:bookmarkStart w:id="92" w:name="Xacb972bec6951688223e59e5436f5358068fdee"/>
     <w:p>
       <w:pPr>
         <w:pStyle w:val="Bibliography"/>
@@ -6916,7 +7820,7 @@
       <w:r>
         <w:t xml:space="preserve">“</w:t>
       </w:r>
-      <w:hyperlink r:id="rId89">
+      <w:hyperlink r:id="rId91">
         <w:r>
           <w:rPr>
             <w:rStyle w:val="Hyperlink"/>
@@ -6944,8 +7848,8 @@
         <w:t xml:space="preserve">110 (1): 40–48.</w:t>
       </w:r>
     </w:p>
-    <w:bookmarkEnd w:id="90"/>
-    <w:bookmarkStart w:id="91" w:name="X93e79e1a5ab79bb153842a6d1ed7d5e5cb3185f"/>
+    <w:bookmarkEnd w:id="92"/>
+    <w:bookmarkStart w:id="93" w:name="X93e79e1a5ab79bb153842a6d1ed7d5e5cb3185f"/>
     <w:p>
       <w:pPr>
         <w:pStyle w:val="Bibliography"/>
@@ -6993,8 +7897,8 @@
         <w:t xml:space="preserve">Boston, MA: RStudio, Inc.</w:t>
       </w:r>
     </w:p>
-    <w:bookmarkEnd w:id="91"/>
-    <w:bookmarkStart w:id="93" w:name="X2622635a1d0cb17575e986ac7fc2f356c2369ea"/>
+    <w:bookmarkEnd w:id="93"/>
+    <w:bookmarkStart w:id="95" w:name="X2622635a1d0cb17575e986ac7fc2f356c2369ea"/>
     <w:p>
       <w:pPr>
         <w:pStyle w:val="Bibliography"/>
@@ -7027,7 +7931,7 @@
       <w:r>
         <w:t xml:space="preserve"> </w:t>
       </w:r>
-      <w:hyperlink r:id="rId92">
+      <w:hyperlink r:id="rId94">
         <w:r>
           <w:rPr>
             <w:rStyle w:val="Hyperlink"/>
@@ -7039,8 +7943,8 @@
         <w:t xml:space="preserve">.</w:t>
       </w:r>
     </w:p>
-    <w:bookmarkEnd w:id="93"/>
-    <w:bookmarkStart w:id="95" w:name="X8e2c8939838df13f010698dd12f887c58598160"/>
+    <w:bookmarkEnd w:id="95"/>
+    <w:bookmarkStart w:id="97" w:name="X8e2c8939838df13f010698dd12f887c58598160"/>
     <w:p>
       <w:pPr>
         <w:pStyle w:val="Bibliography"/>
@@ -7073,7 +7977,7 @@
       <w:r>
         <w:t xml:space="preserve"> </w:t>
       </w:r>
-      <w:hyperlink r:id="rId94">
+      <w:hyperlink r:id="rId96">
         <w:r>
           <w:rPr>
             <w:rStyle w:val="Hyperlink"/>
@@ -7085,8 +7989,8 @@
         <w:t xml:space="preserve">.</w:t>
       </w:r>
     </w:p>
-    <w:bookmarkEnd w:id="95"/>
-    <w:bookmarkStart w:id="97" w:name="ref-simonsohnPcurveKeyFiledrawer2014"/>
+    <w:bookmarkEnd w:id="97"/>
+    <w:bookmarkStart w:id="99" w:name="ref-simonsohnPcurveKeyFiledrawer2014"/>
     <w:p>
       <w:pPr>
         <w:pStyle w:val="Bibliography"/>
@@ -7131,7 +8035,7 @@
       <w:r>
         <w:t xml:space="preserve"> </w:t>
       </w:r>
-      <w:hyperlink r:id="rId96">
+      <w:hyperlink r:id="rId98">
         <w:r>
           <w:rPr>
             <w:rStyle w:val="Hyperlink"/>
@@ -7143,8 +8047,8 @@
         <w:t xml:space="preserve">.</w:t>
       </w:r>
     </w:p>
-    <w:bookmarkEnd w:id="97"/>
-    <w:bookmarkStart w:id="99" w:name="ref-thompsonCovariateAdjustmentHad2015"/>
+    <w:bookmarkEnd w:id="99"/>
+    <w:bookmarkStart w:id="101" w:name="ref-thompsonCovariateAdjustmentHad2015"/>
     <w:p>
       <w:pPr>
         <w:pStyle w:val="Bibliography"/>
@@ -7177,7 +8081,7 @@
       <w:r>
         <w:t xml:space="preserve"> </w:t>
       </w:r>
-      <w:hyperlink r:id="rId98">
+      <w:hyperlink r:id="rId100">
         <w:r>
           <w:rPr>
             <w:rStyle w:val="Hyperlink"/>
@@ -7189,8 +8093,8 @@
         <w:t xml:space="preserve">.</w:t>
       </w:r>
     </w:p>
-    <w:bookmarkEnd w:id="99"/>
-    <w:bookmarkStart w:id="101" w:name="X65fcee1c7a41f936cbb5091b59133225cfac5a3"/>
+    <w:bookmarkEnd w:id="101"/>
+    <w:bookmarkStart w:id="103" w:name="X65fcee1c7a41f936cbb5091b59133225cfac5a3"/>
     <w:p>
       <w:pPr>
         <w:pStyle w:val="Bibliography"/>
@@ -7256,7 +8160,7 @@
       <w:r>
         <w:t xml:space="preserve"> </w:t>
       </w:r>
-      <w:hyperlink r:id="rId100">
+      <w:hyperlink r:id="rId102">
         <w:r>
           <w:rPr>
             <w:rStyle w:val="Hyperlink"/>
@@ -7268,8 +8172,8 @@
         <w:t xml:space="preserve">.</w:t>
       </w:r>
     </w:p>
-    <w:bookmarkEnd w:id="101"/>
-    <w:bookmarkStart w:id="102" w:name="ref-vanbreukelenANCOVAChangeBaseline2006"/>
+    <w:bookmarkEnd w:id="103"/>
+    <w:bookmarkStart w:id="104" w:name="ref-vanbreukelenANCOVAChangeBaseline2006"/>
     <w:p>
       <w:pPr>
         <w:pStyle w:val="Bibliography"/>
@@ -7309,10 +8213,14 @@
         <w:t xml:space="preserve">59: 920–25.</w:t>
       </w:r>
     </w:p>
-    <w:bookmarkEnd w:id="102"/>
-    <w:bookmarkEnd w:id="103"/>
     <w:bookmarkEnd w:id="104"/>
-    <w:sectPr/>
+    <w:bookmarkEnd w:id="105"/>
+    <w:bookmarkEnd w:id="106"/>
+    <w:sectPr>
+      <w:footnotePr>
+        <w:numRestart w:val="eachSect"/>
+      </w:footnotePr>
+    </w:sectPr>
   </w:body>
 </w:document>
 </file>
@@ -7599,8 +8507,6 @@
     </w:pPr>
     <w:rPr>
       <w:rFonts w:asciiTheme="majorHAnsi" w:cstheme="majorBidi" w:eastAsiaTheme="majorEastAsia" w:hAnsiTheme="majorHAnsi"/>
-      <w:spacing w:val="-10"/>
-      <w:kern w:val="28"/>
       <w:sz w:val="56"/>
       <w:szCs w:val="56"/>
     </w:rPr>
@@ -7613,8 +8519,6 @@
     <w:rsid w:val="00A10FD9"/>
     <w:rPr>
       <w:rFonts w:asciiTheme="majorHAnsi" w:cstheme="majorBidi" w:eastAsiaTheme="majorEastAsia" w:hAnsiTheme="majorHAnsi"/>
-      <w:spacing w:val="-10"/>
-      <w:kern w:val="28"/>
       <w:sz w:val="56"/>
       <w:szCs w:val="56"/>
     </w:rPr>
@@ -7655,23 +8559,31 @@
   </w:style>
   <w:style w:customStyle="1" w:styleId="Author" w:type="paragraph">
     <w:name w:val="Author"/>
+    <w:basedOn w:val="Title"/>
     <w:next w:val="BodyText"/>
     <w:qFormat/>
     <w:pPr>
       <w:keepNext/>
       <w:keepLines/>
-      <w:jc w:val="center"/>
     </w:pPr>
+    <w:rPr>
+      <w:sz w:val="24"/>
+      <w:szCs w:val="24"/>
+    </w:rPr>
   </w:style>
   <w:style w:styleId="Date" w:type="paragraph">
     <w:name w:val="Date"/>
+    <w:basedOn w:val="Title"/>
     <w:next w:val="BodyText"/>
     <w:qFormat/>
     <w:pPr>
       <w:keepNext/>
       <w:keepLines/>
-      <w:jc w:val="center"/>
     </w:pPr>
+    <w:rPr>
+      <w:sz w:val="24"/>
+      <w:szCs w:val="24"/>
+    </w:rPr>
   </w:style>
   <w:style w:customStyle="1" w:styleId="AbstractTitle" w:type="paragraph">
     <w:name w:val="Abstract Title"/>

--- a/index.docx
+++ b/index.docx
@@ -47,7 +47,7 @@
         <w:pStyle w:val="Date"/>
       </w:pPr>
       <w:r>
-        <w:t xml:space="preserve">2026-04-15</w:t>
+        <w:t xml:space="preserve">2026-04-16</w:t>
       </w:r>
     </w:p>
     <w:p>
@@ -63,10 +63,29 @@
         <w:pStyle w:val="Abstract"/>
       </w:pPr>
       <w:r>
-        <w:t xml:space="preserve">Including covariates in tests of experimentally manipulated independent variables (IVs) can reduce Type II error by explaining outcome variance, but selecting optimal covariates is challenging. Iterating over many covariates and retaining only those that increase the focal effect (i.e.,</w:t>
-      </w:r>
-      <w:r>
-        <w:t xml:space="preserve"> </w:t>
+        <w:t xml:space="preserve">Including covariates in a test of an experimentally manipulated independent variables (</w:t>
+      </w:r>
+      <m:oMath>
+        <m:r>
+          <m:t>X</m:t>
+        </m:r>
+      </m:oMath>
+      <w:r>
+        <w:t xml:space="preserve">) can reduce Type II error by explaining outcome variance, but selecting optimal covariates is challenging. Iterating over many covariates and retaining only those that increase the</w:t>
+      </w:r>
+      <w:r>
+        <w:t xml:space="preserve"> </w:t>
+      </w:r>
+      <m:oMath>
+        <m:r>
+          <m:t>X</m:t>
+        </m:r>
+      </m:oMath>
+      <w:r>
+        <w:t xml:space="preserve"> </w:t>
+      </w:r>
+      <w:r>
+        <w:t xml:space="preserve">effect (</w:t>
       </w:r>
       <w:r>
         <w:rPr>
@@ -76,7 +95,7 @@
         <w:t xml:space="preserve">p</w:t>
       </w:r>
       <w:r>
-        <w:t xml:space="preserve">-hacking) substantially inflates Type I error. As a result, researchers often adopt two extremes: including no covariates or all covariates. Although these approaches do not nominally increase Type I error rates, both can reduce power. Data-driven approaches may offer a more effective alternative.</w:t>
+        <w:t xml:space="preserve">-hacking) substantially inflates Type I error. Consequently, researchers often adopt two extremes: including no covariates or all covariates. Although these approaches do not nominally increase Type I error rates, both can reduce power. Data-driven approaches may offer a more effective alternative.</w:t>
       </w:r>
     </w:p>
     <w:p>
@@ -94,7 +113,40 @@
         <w:t xml:space="preserve">p</w:t>
       </w:r>
       <w:r>
-        <w:t xml:space="preserve">-hacking, linear models that screen each covariate separately in its own model with and without the IV, linear models that screen all covariates simultaneously in a single model with and without the IV, and LASSO models that screen all covariates simultaneously in a single model with and without the IV.</w:t>
+        <w:t xml:space="preserve">-hacking, linear models that screen each covariate separately with and without</w:t>
+      </w:r>
+      <w:r>
+        <w:t xml:space="preserve"> </w:t>
+      </w:r>
+      <m:oMath>
+        <m:r>
+          <m:t>X</m:t>
+        </m:r>
+      </m:oMath>
+      <w:r>
+        <w:t xml:space="preserve">, linear models that screen all covariates simultaneously with and without</w:t>
+      </w:r>
+      <w:r>
+        <w:t xml:space="preserve"> </w:t>
+      </w:r>
+      <m:oMath>
+        <m:r>
+          <m:t>X</m:t>
+        </m:r>
+      </m:oMath>
+      <w:r>
+        <w:t xml:space="preserve">, and LASSO models that screen all covariates simultaneously with and without</w:t>
+      </w:r>
+      <w:r>
+        <w:t xml:space="preserve"> </w:t>
+      </w:r>
+      <m:oMath>
+        <m:r>
+          <m:t>X</m:t>
+        </m:r>
+      </m:oMath>
+      <w:r>
+        <w:t xml:space="preserve">).</w:t>
       </w:r>
     </w:p>
     <w:p>
@@ -102,7 +154,7 @@
         <w:pStyle w:val="Abstract"/>
       </w:pPr>
       <w:r>
-        <w:t xml:space="preserve">We quantified the probability of Type I and Type II errors across selection methods and research contexts. Our results provide strong evidence of the benefits of using covariates and provide practical guidance for improving statistical power while maintaining appropriate Type I error control in experimental research.</w:t>
+        <w:t xml:space="preserve">We calculated the probability of Type I and Type II errors across methods and research contexts. Our results provide strong evidence of the benefits of using covariates and provide practical guidance for selecting covariates in experimental research.</w:t>
       </w:r>
     </w:p>
     <w:bookmarkStart w:id="20" w:name="introduction"/>
@@ -352,7 +404,10 @@
         <w:t xml:space="preserve"> </w:t>
       </w:r>
       <w:r>
-        <w:t xml:space="preserve">to identify which covariates display significant relationships with the outcome variable and will be included in the subsequent primary analysis that tests the focal IV. Across these screening models, we consider</w:t>
+        <w:t xml:space="preserve">to identify which covariates display significant relationships with the outcome variable and will be included in the subsequent primary analysis that tests the focal IV</w:t>
+      </w:r>
+      <w:r>
+        <w:t xml:space="preserve">. Across these screening models, we consider</w:t>
       </w:r>
       <w:r>
         <w:t xml:space="preserve"> </w:t>

--- a/index.docx
+++ b/index.docx
@@ -63,7 +63,7 @@
         <w:pStyle w:val="Abstract"/>
       </w:pPr>
       <w:r>
-        <w:t xml:space="preserve">Including covariates in a test of an experimentally manipulated independent variables (</w:t>
+        <w:t xml:space="preserve">Including covariates when testing an experimentally manipulated independent variable (</w:t>
       </w:r>
       <m:oMath>
         <m:r>
@@ -71,7 +71,7 @@
         </m:r>
       </m:oMath>
       <w:r>
-        <w:t xml:space="preserve">) can reduce Type II error by explaining outcome variance, but selecting optimal covariates is challenging. Iterating over many covariates and retaining only those that increase the</w:t>
+        <w:t xml:space="preserve">) can reduce Type II error by accounting for additional variance in the outcome. Selecting optimal covariates, however, is challenging. Iterating over many covariates and retaining only those that increase the</w:t>
       </w:r>
       <w:r>
         <w:t xml:space="preserve"> </w:t>
@@ -103,7 +103,7 @@
         <w:pStyle w:val="Abstract"/>
       </w:pPr>
       <w:r>
-        <w:t xml:space="preserve">We simulated 40,000 datasets across 540 conditions varying in effect size, sample size, number of covariates, and covariate-outcome relationships. Across these data sets we compared nine selection methods: two traditional approaches (no covariates, all covariates) and seven data-driven approaches using covariate screening models (</w:t>
+        <w:t xml:space="preserve">We simulated 40,000 datasets across 540 research contexts varying in effect size, sample size, number of covariates, and covariate-outcome relationships. We evaluated nine selection methods: two traditional approaches (no covariates, all covariates) and seven data-driven approaches using covariate screening models (</w:t>
       </w:r>
       <w:r>
         <w:rPr>

--- a/index.docx
+++ b/index.docx
@@ -4800,7 +4800,7 @@
                     <a:graphicData uri="http://schemas.openxmlformats.org/drawingml/2006/picture">
                       <pic:pic>
                         <pic:nvPicPr>
-                          <pic:cNvPr descr="index_files/figure-docx/notebooks-mak_figures-fig-bar-1-output-1.png" id="42" name="Picture"/>
+                          <pic:cNvPr descr="index_files/figure-docx/notebooks-mak_figures-fig-bar-1-output-2.png" id="42" name="Picture"/>
                           <pic:cNvPicPr>
                             <a:picLocks noChangeArrowheads="1" noChangeAspect="1"/>
                           </pic:cNvPicPr>

--- a/index.docx
+++ b/index.docx
@@ -47,7 +47,7 @@
         <w:pStyle w:val="Date"/>
       </w:pPr>
       <w:r>
-        <w:t xml:space="preserve">2026-04-16</w:t>
+        <w:t xml:space="preserve">2026-05-05</w:t>
       </w:r>
     </w:p>
     <w:p>
@@ -4800,7 +4800,7 @@
                     <a:graphicData uri="http://schemas.openxmlformats.org/drawingml/2006/picture">
                       <pic:pic>
                         <pic:nvPicPr>
-                          <pic:cNvPr descr="index_files/figure-docx/notebooks-mak_figures-fig-bar-1-output-2.png" id="42" name="Picture"/>
+                          <pic:cNvPr descr="index_files/figure-docx/notebooks-mak_figures-fig-bar-1-output-1.png" id="42" name="Picture"/>
                           <pic:cNvPicPr>
                             <a:picLocks noChangeArrowheads="1" noChangeAspect="1"/>
                           </pic:cNvPicPr>

--- a/index.docx
+++ b/index.docx
@@ -47,7 +47,7 @@
         <w:pStyle w:val="Date"/>
       </w:pPr>
       <w:r>
-        <w:t xml:space="preserve">2026-05-05</w:t>
+        <w:t xml:space="preserve">2026-05-14</w:t>
       </w:r>
     </w:p>
     <w:p>
@@ -157,7 +157,7 @@
         <w:t xml:space="preserve">We calculated the probability of Type I and Type II errors across methods and research contexts. Our results provide strong evidence of the benefits of using covariates and provide practical guidance for selecting covariates in experimental research.</w:t>
       </w:r>
     </w:p>
-    <w:bookmarkStart w:id="20" w:name="introduction"/>
+    <w:bookmarkStart w:id="9" w:name="introduction"/>
     <w:p>
       <w:pPr>
         <w:pStyle w:val="Heading1"/>
@@ -177,7 +177,7 @@
         <w:t xml:space="preserve"> </w:t>
       </w:r>
       <w:r>
-        <w:t xml:space="preserve">(Bradford, Shapiro, and Curtin 2013; Hefner et al. 2013)</w:t>
+        <w:t xml:space="preserve">(Bradford et al. 2013; Hefner et al. 2013)</w:t>
       </w:r>
       <w:r>
         <w:t xml:space="preserve">. [Markus, can you provide a simple second example that focuses on an IV manipulation that is social psych relevant?)</w:t>
@@ -220,7 +220,7 @@
         <w:t xml:space="preserve"> </w:t>
       </w:r>
       <w:r>
-        <w:t xml:space="preserve">(Thompson et al. 2015; Adrián V. Hernández, Steyerberg, and Habbema 2004; Adrián V. Hernández, Eijkemans, and Steyerberg 2006; Kahan et al. 2014; Van Breukelen 2006; Egbewale, Lewis, and Sim 2014)</w:t>
+        <w:t xml:space="preserve">(Thompson et al. 2015; Hernández et al. 2004; Hernández et al. 2006; Kahan et al. 2014; Van Breukelen 2006; Egbewale et al. 2014)</w:t>
       </w:r>
       <w:r>
         <w:t xml:space="preserve">. For example, in the previously described test of the effect of alcohol on stress response, baseline measures of both trait anxiety and fearfulness could be included as covariates. These measures would not be systematically correlated with the IV because they are collected prior to random assignment. They would also be expected to correlate with laboratory stress response based on prior research. Given this, the addition of these measures as covariates in the analysis could reduce variance in stress response that is unrelated to the manipulation and lower the probability of a Type II error for the IV effect.</w:t>
@@ -263,7 +263,7 @@
         <w:t xml:space="preserve"> </w:t>
       </w:r>
       <w:r>
-        <w:t xml:space="preserve">(Simonsohn, Nelson, and Simmons 2014)</w:t>
+        <w:t xml:space="preserve">(Simonsohn et al. 2014)</w:t>
       </w:r>
       <w:r>
         <w:t xml:space="preserve">, seriously undermines the statistical validity of the analyses by substantially increasing the probability of Type I errors (i.e., rejecting the null hypothesis when it is not false</w:t>
@@ -272,7 +272,7 @@
         <w:t xml:space="preserve"> </w:t>
       </w:r>
       <w:r>
-        <w:t xml:space="preserve">(Simmons, Nelson, and Simonsohn 2011; Ioannidis 2005; Schelchter and Forsythe 1985; Beach and Meier 1989)</w:t>
+        <w:t xml:space="preserve">(Simmons et al. 2011; Ioannidis 2005; Schelchter and Forsythe 1985; Beach and Meier 1989)</w:t>
       </w:r>
       <w:r>
         <w:t xml:space="preserve">). Statistically valid analyses require both low probability of Type II errors and control of Type I errors at the specified value of alpha (e.g., 0.05).</w:t>
@@ -441,8 +441,8 @@
         <w:t xml:space="preserve">when testing the effect of a manipulated IV in various research contexts.</w:t>
       </w:r>
     </w:p>
-    <w:bookmarkEnd w:id="20"/>
-    <w:bookmarkStart w:id="31" w:name="methods"/>
+    <w:bookmarkEnd w:id="9"/>
+    <w:bookmarkStart w:id="20" w:name="methods"/>
     <w:p>
       <w:pPr>
         <w:pStyle w:val="Heading1"/>
@@ -451,7 +451,7 @@
         <w:t xml:space="preserve">Methods</w:t>
       </w:r>
     </w:p>
-    <w:bookmarkStart w:id="23" w:name="covariate-selection-approaches"/>
+    <w:bookmarkStart w:id="12" w:name="covariate-selection-approaches"/>
     <w:p>
       <w:pPr>
         <w:pStyle w:val="Heading2"/>
@@ -808,7 +808,7 @@
       <w:tr>
         <w:tc>
           <w:tcPr/>
-          <w:bookmarkStart w:id="21" w:name="tbl-methods"/>
+          <w:bookmarkStart w:id="10" w:name="tbl-methods"/>
           <w:p>
             <w:pPr>
               <w:jc w:val="center"/>
@@ -1370,7 +1370,7 @@
               </w:tc>
             </w:tr>
           </w:tbl>
-          <w:bookmarkEnd w:id="21"/>
+          <w:bookmarkEnd w:id="10"/>
           <w:p/>
         </w:tc>
       </w:tr>
@@ -1391,7 +1391,7 @@
         </w:rPr>
         <w:t xml:space="preserve"> </w:t>
       </w:r>
-      <w:hyperlink r:id="rId22">
+      <w:hyperlink r:id="rId11">
         <w:r>
           <w:rPr>
             <w:rStyle w:val="Hyperlink"/>
@@ -1401,8 +1401,8 @@
         </w:r>
       </w:hyperlink>
     </w:p>
-    <w:bookmarkEnd w:id="23"/>
-    <w:bookmarkStart w:id="26" w:name="research-contexts"/>
+    <w:bookmarkEnd w:id="12"/>
+    <w:bookmarkStart w:id="15" w:name="research-contexts"/>
     <w:p>
       <w:pPr>
         <w:pStyle w:val="Heading2"/>
@@ -1808,7 +1808,7 @@
       <w:tr>
         <w:tc>
           <w:tcPr/>
-          <w:bookmarkStart w:id="24" w:name="tbl-dictionary"/>
+          <w:bookmarkStart w:id="13" w:name="tbl-dictionary"/>
           <w:p>
             <w:pPr>
               <w:jc w:val="center"/>
@@ -2004,7 +2004,7 @@
               </w:tc>
             </w:tr>
           </w:tbl>
-          <w:bookmarkEnd w:id="24"/>
+          <w:bookmarkEnd w:id="13"/>
           <w:p/>
         </w:tc>
       </w:tr>
@@ -2025,7 +2025,7 @@
         </w:rPr>
         <w:t xml:space="preserve"> </w:t>
       </w:r>
-      <w:hyperlink r:id="rId25">
+      <w:hyperlink r:id="rId14">
         <w:r>
           <w:rPr>
             <w:rStyle w:val="Hyperlink"/>
@@ -2035,8 +2035,8 @@
         </w:r>
       </w:hyperlink>
     </w:p>
-    <w:bookmarkEnd w:id="26"/>
-    <w:bookmarkStart w:id="30" w:name="data-analytic-plan"/>
+    <w:bookmarkEnd w:id="15"/>
+    <w:bookmarkStart w:id="19" w:name="data-analytic-plan"/>
     <w:p>
       <w:pPr>
         <w:pStyle w:val="Heading2"/>
@@ -2319,7 +2319,7 @@
         </w:rPr>
         <w:t xml:space="preserve"> </w:t>
       </w:r>
-      <w:hyperlink r:id="rId27">
+      <w:hyperlink r:id="rId16">
         <w:r>
           <w:rPr>
             <w:rStyle w:val="Hyperlink"/>
@@ -2429,7 +2429,7 @@
         <w:t xml:space="preserve">.</w:t>
       </w:r>
     </w:p>
-    <w:bookmarkStart w:id="28" w:name="annotated-cell-1"/>
+    <w:bookmarkStart w:id="17" w:name="annotated-cell-1"/>
     <w:p>
       <w:pPr>
         <w:pStyle w:val="SourceCode"/>
@@ -2780,7 +2780,7 @@
         <w:t xml:space="preserve"> x</w:t>
       </w:r>
     </w:p>
-    <w:bookmarkEnd w:id="28"/>
+    <w:bookmarkEnd w:id="17"/>
     <w:p>
       <w:pPr>
         <w:pStyle w:val="DefinitionTerm"/>
@@ -2892,7 +2892,7 @@
         </w:rPr>
         <w:t xml:space="preserve"> </w:t>
       </w:r>
-      <w:hyperlink r:id="rId27">
+      <w:hyperlink r:id="rId16">
         <w:r>
           <w:rPr>
             <w:rStyle w:val="Hyperlink"/>
@@ -2944,90 +2944,92 @@
         <m:r>
           <m:t>m</m:t>
         </m:r>
-        <m:d>
-          <m:dPr>
-            <m:begChr m:val="("/>
-            <m:sepChr m:val=""/>
-            <m:endChr m:val=")"/>
-            <m:grow/>
-          </m:dPr>
+        <m:r>
+          <m:rPr>
+            <m:sty m:val="p"/>
+          </m:rPr>
+          <m:t>(</m:t>
+        </m:r>
+        <m:r>
+          <m:t>Y</m:t>
+        </m:r>
+        <m:r>
+          <m:rPr>
+            <m:sty m:val="p"/>
+          </m:rPr>
+          <m:t>∼</m:t>
+        </m:r>
+        <m:r>
+          <m:t>X</m:t>
+        </m:r>
+        <m:r>
+          <m:rPr>
+            <m:sty m:val="p"/>
+          </m:rPr>
+          <m:t>+</m:t>
+        </m:r>
+        <m:sSub>
           <m:e>
             <m:r>
-              <m:t>Y</m:t>
-            </m:r>
-            <m:r>
-              <m:rPr>
-                <m:sty m:val="p"/>
-              </m:rPr>
-              <m:t>∼</m:t>
-            </m:r>
-            <m:r>
-              <m:t>X</m:t>
-            </m:r>
-            <m:r>
-              <m:rPr>
-                <m:sty m:val="p"/>
-              </m:rPr>
-              <m:t>+</m:t>
-            </m:r>
-            <m:sSub>
-              <m:e>
-                <m:r>
-                  <m:t>C</m:t>
-                </m:r>
-              </m:e>
-              <m:sub>
-                <m:r>
-                  <m:t>1</m:t>
-                </m:r>
-              </m:sub>
-            </m:sSub>
-            <m:r>
-              <m:rPr>
-                <m:sty m:val="p"/>
-              </m:rPr>
-              <m:t>+</m:t>
-            </m:r>
-            <m:sSub>
-              <m:e>
-                <m:r>
-                  <m:t>C</m:t>
-                </m:r>
-              </m:e>
-              <m:sub>
-                <m:r>
-                  <m:t>4</m:t>
-                </m:r>
-              </m:sub>
-            </m:sSub>
-            <m:r>
-              <m:rPr>
-                <m:sty m:val="p"/>
-              </m:rPr>
-              <m:t>,</m:t>
-            </m:r>
-            <m:r>
-              <m:rPr>
-                <m:nor/>
-                <m:sty m:val="p"/>
-              </m:rPr>
-              <m:t>data</m:t>
-            </m:r>
-            <m:r>
-              <m:rPr>
-                <m:sty m:val="p"/>
-              </m:rPr>
-              <m:t>=</m:t>
-            </m:r>
-            <m:r>
-              <m:rPr>
-                <m:nor/>
-                <m:sty m:val="p"/>
-              </m:rPr>
-              <m:t>df</m:t>
+              <m:t>C</m:t>
             </m:r>
           </m:e>
-        </m:d>
+          <m:sub>
+            <m:r>
+              <m:t>1</m:t>
+            </m:r>
+          </m:sub>
+        </m:sSub>
+        <m:r>
+          <m:rPr>
+            <m:sty m:val="p"/>
+          </m:rPr>
+          <m:t>+</m:t>
+        </m:r>
+        <m:sSub>
+          <m:e>
+            <m:r>
+              <m:t>C</m:t>
+            </m:r>
+          </m:e>
+          <m:sub>
+            <m:r>
+              <m:t>4</m:t>
+            </m:r>
+          </m:sub>
+        </m:sSub>
+        <m:r>
+          <m:rPr>
+            <m:sty m:val="p"/>
+          </m:rPr>
+          <m:t>,</m:t>
+        </m:r>
+        <m:r>
+          <m:rPr>
+            <m:nor/>
+            <m:sty m:val="p"/>
+          </m:rPr>
+          <m:t>data</m:t>
+        </m:r>
+        <m:r>
+          <m:rPr>
+            <m:sty m:val="p"/>
+          </m:rPr>
+          <m:t>=</m:t>
+        </m:r>
+        <m:r>
+          <m:rPr>
+            <m:nor/>
+            <m:sty m:val="p"/>
+          </m:rPr>
+          <m:t>df</m:t>
+        </m:r>
+        <m:r>
+          <m:rPr>
+            <m:sty m:val="p"/>
+          </m:rPr>
+          <m:t>)</m:t>
+        </m:r>
       </m:oMath>
       <w:r>
         <w:t xml:space="preserve">. From each primary analysis, we saved the research context characteristics, the covariate selection approach used, and the parameter estimate for</w:t>
@@ -3170,7 +3172,7 @@
       <w:r>
         <w:t xml:space="preserve">), we assessed and reported the Type II error rate for each covariate selection method by research context characteristics. An interactive shiny dashboard of mean error rates for all combinations of research context variables is accessible through our OSF page (</w:t>
       </w:r>
-      <w:hyperlink r:id="rId29">
+      <w:hyperlink r:id="rId18">
         <w:r>
           <w:rPr>
             <w:rStyle w:val="Hyperlink"/>
@@ -3182,9 +3184,9 @@
         <w:t xml:space="preserve">).</w:t>
       </w:r>
     </w:p>
-    <w:bookmarkEnd w:id="30"/>
-    <w:bookmarkEnd w:id="31"/>
-    <w:bookmarkStart w:id="62" w:name="results"/>
+    <w:bookmarkEnd w:id="19"/>
+    <w:bookmarkEnd w:id="20"/>
+    <w:bookmarkStart w:id="51" w:name="results"/>
     <w:p>
       <w:pPr>
         <w:pStyle w:val="Heading1"/>
@@ -3193,7 +3195,7 @@
         <w:t xml:space="preserve">Results</w:t>
       </w:r>
     </w:p>
-    <w:bookmarkStart w:id="39" w:name="parameter-estimates"/>
+    <w:bookmarkStart w:id="28" w:name="parameter-estimates"/>
     <w:p>
       <w:pPr>
         <w:pStyle w:val="Heading2"/>
@@ -3344,7 +3346,7 @@
       <w:tr>
         <w:tc>
           <w:tcPr/>
-          <w:bookmarkStart w:id="32" w:name="tbl-est"/>
+          <w:bookmarkStart w:id="21" w:name="tbl-est"/>
           <w:p>
             <w:pPr>
               <w:jc w:val="center"/>
@@ -3664,33 +3666,33 @@
                     <w:jc w:val="center"/>
                   </w:pPr>
                   <w:r>
-                    <w:t xml:space="preserve">0.000</w:t>
-                  </w:r>
-                </w:p>
-              </w:tc>
-              <w:tc>
-                <w:tcPr/>
-                <w:p>
-                  <w:pPr>
-                    <w:pStyle w:val="Compact"/>
-                    <w:jc w:val="left"/>
-                    <w:jc w:val="center"/>
-                  </w:pPr>
-                  <w:r>
-                    <w:t xml:space="preserve">0.262</w:t>
-                  </w:r>
-                </w:p>
-              </w:tc>
-              <w:tc>
-                <w:tcPr/>
-                <w:p>
-                  <w:pPr>
-                    <w:pStyle w:val="Compact"/>
-                    <w:jc w:val="left"/>
-                    <w:jc w:val="center"/>
-                  </w:pPr>
-                  <w:r>
-                    <w:t xml:space="preserve">0.563</w:t>
+                    <w:t xml:space="preserve">0.100</w:t>
+                  </w:r>
+                </w:p>
+              </w:tc>
+              <w:tc>
+                <w:tcPr/>
+                <w:p>
+                  <w:pPr>
+                    <w:pStyle w:val="Compact"/>
+                    <w:jc w:val="left"/>
+                    <w:jc w:val="center"/>
+                  </w:pPr>
+                  <w:r>
+                    <w:t xml:space="preserve">0.300</w:t>
+                  </w:r>
+                </w:p>
+              </w:tc>
+              <w:tc>
+                <w:tcPr/>
+                <w:p>
+                  <w:pPr>
+                    <w:pStyle w:val="Compact"/>
+                    <w:jc w:val="left"/>
+                    <w:jc w:val="center"/>
+                  </w:pPr>
+                  <w:r>
+                    <w:t xml:space="preserve">0.600</w:t>
                   </w:r>
                 </w:p>
               </w:tc>
@@ -4020,7 +4022,7 @@
               </w:tc>
             </w:tr>
           </w:tbl>
-          <w:bookmarkEnd w:id="32"/>
+          <w:bookmarkEnd w:id="21"/>
           <w:p/>
         </w:tc>
       </w:tr>
@@ -4041,7 +4043,7 @@
         </w:rPr>
         <w:t xml:space="preserve"> </w:t>
       </w:r>
-      <w:hyperlink r:id="rId33">
+      <w:hyperlink r:id="rId22">
         <w:r>
           <w:rPr>
             <w:rStyle w:val="Hyperlink"/>
@@ -4086,7 +4088,7 @@
       <w:tr>
         <w:tc>
           <w:tcPr/>
-          <w:bookmarkStart w:id="37" w:name="fig-distribution-bx"/>
+          <w:bookmarkStart w:id="26" w:name="fig-distribution-bx"/>
           <w:p>
             <w:pPr>
               <w:pStyle w:val="Compact"/>
@@ -4097,18 +4099,18 @@
                 <wp:inline>
                   <wp:extent cx="5334000" cy="6096000"/>
                   <wp:effectExtent b="0" l="0" r="0" t="0"/>
-                  <wp:docPr descr="" title="" id="35" name="Picture"/>
+                  <wp:docPr descr="" title="" id="24" name="Picture"/>
                   <a:graphic>
                     <a:graphicData uri="http://schemas.openxmlformats.org/drawingml/2006/picture">
                       <pic:pic>
                         <pic:nvPicPr>
-                          <pic:cNvPr descr="index_files/figure-docx/notebooks-mak_figures-fig-distribution-bx-output-1.png" id="36" name="Picture"/>
+                          <pic:cNvPr descr="index_files/figure-docx/notebooks-mak_figures-fig-distribution-bx-output-1.png" id="25" name="Picture"/>
                           <pic:cNvPicPr>
                             <a:picLocks noChangeArrowheads="1" noChangeAspect="1"/>
                           </pic:cNvPicPr>
                         </pic:nvPicPr>
                         <pic:blipFill>
-                          <a:blip r:embed="rId34"/>
+                          <a:blip r:embed="rId23"/>
                           <a:stretch>
                             <a:fillRect/>
                           </a:stretch>
@@ -4148,7 +4150,7 @@
               <w:t xml:space="preserve">Figure 1: Sampling distributions for population parameter estimates displayed separately by selection method and population parameter. Selection methods that do not control for X are displayed as dashed lines.</w:t>
             </w:r>
           </w:p>
-          <w:bookmarkEnd w:id="37"/>
+          <w:bookmarkEnd w:id="26"/>
         </w:tc>
       </w:tr>
     </w:tbl>
@@ -4168,7 +4170,7 @@
         </w:rPr>
         <w:t xml:space="preserve"> </w:t>
       </w:r>
-      <w:hyperlink r:id="rId38">
+      <w:hyperlink r:id="rId27">
         <w:r>
           <w:rPr>
             <w:rStyle w:val="Hyperlink"/>
@@ -4203,7 +4205,7 @@
         <w:t xml:space="preserve"> </w:t>
       </w:r>
       <w:r>
-        <w:t xml:space="preserve">= 0). In these contexts, all approaches yielded unbiased estimates. However, the shape of the sampling distribution for the</w:t>
+        <w:t xml:space="preserve">= 0). In these contexts, all approaches, except for the</w:t>
       </w:r>
       <w:r>
         <w:t xml:space="preserve"> </w:t>
@@ -4216,27 +4218,20 @@
         <w:t xml:space="preserve">p</w:t>
       </w:r>
       <w:r>
-        <w:t xml:space="preserve">-hacking approach was clearly distorted (bi-modal).</w:t>
-      </w:r>
-      <w:r>
-        <w:t xml:space="preserve"> </w:t>
-      </w:r>
-      <w:r>
-        <w:t xml:space="preserve">This distortion results from this approach selecting covariates that magnify the effect of</w:t>
-      </w:r>
-      <w:r>
-        <w:t xml:space="preserve"> </w:t>
-      </w:r>
-      <m:oMath>
-        <m:r>
-          <m:t>X</m:t>
-        </m:r>
-      </m:oMath>
-      <w:r>
-        <w:t xml:space="preserve"> </w:t>
-      </w:r>
-      <w:r>
-        <w:t xml:space="preserve">in any specific sample. When sampling error produces a negative</w:t>
+        <w:t xml:space="preserve">-hacking approach, yielded unbiased estimates. The</w:t>
+      </w:r>
+      <w:r>
+        <w:t xml:space="preserve"> </w:t>
+      </w:r>
+      <w:r>
+        <w:rPr>
+          <w:i/>
+          <w:iCs/>
+        </w:rPr>
+        <w:t xml:space="preserve">p</w:t>
+      </w:r>
+      <w:r>
+        <w:t xml:space="preserve">-hacking approach yielded substantial optimistic (over-estimation) bias in the parameter estimates as seen in both the mean</w:t>
       </w:r>
       <w:r>
         <w:t xml:space="preserve"> </w:t>
@@ -4259,7 +4254,53 @@
         <w:t xml:space="preserve"> </w:t>
       </w:r>
       <w:r>
-        <w:t xml:space="preserve">in a sample, covariates that make that parameter estimate more negative will be selected, and when sampling error produces a positive</w:t>
+        <w:t xml:space="preserve">and the rightward shift of the sampling distribution. This distortion results from this approach selecting covariates that magnify the positive effect of</w:t>
+      </w:r>
+      <w:r>
+        <w:t xml:space="preserve"> </w:t>
+      </w:r>
+      <m:oMath>
+        <m:r>
+          <m:t>X</m:t>
+        </m:r>
+      </m:oMath>
+      <w:r>
+        <w:t xml:space="preserve"> </w:t>
+      </w:r>
+      <w:r>
+        <w:t xml:space="preserve">in any specific sample (even when the effect is due to chance), producing a distribution that does not accurately reflect the true population parameter.</w:t>
+      </w:r>
+    </w:p>
+    <w:p>
+      <w:pPr>
+        <w:pStyle w:val="BodyText"/>
+      </w:pPr>
+      <w:r>
+        <w:t xml:space="preserve">Next, we considered contexts where there was a non-zero population effect for</w:t>
+      </w:r>
+      <w:r>
+        <w:t xml:space="preserve"> </w:t>
+      </w:r>
+      <m:oMath>
+        <m:r>
+          <m:t>X</m:t>
+        </m:r>
+      </m:oMath>
+      <w:r>
+        <w:t xml:space="preserve">. In these contexts,</w:t>
+      </w:r>
+      <w:r>
+        <w:t xml:space="preserve"> </w:t>
+      </w:r>
+      <w:r>
+        <w:rPr>
+          <w:i/>
+          <w:iCs/>
+        </w:rPr>
+        <w:t xml:space="preserve">p</w:t>
+      </w:r>
+      <w:r>
+        <w:t xml:space="preserve">-hacking unsurprisingly continued to yield positively biased estimates for the same reasons mentioned above. Of course, the traditional approaches (no covariates, all covariates) produced unbiased</w:t>
       </w:r>
       <w:r>
         <w:t xml:space="preserve"> </w:t>
@@ -4282,15 +4323,7 @@
         <w:t xml:space="preserve"> </w:t>
       </w:r>
       <w:r>
-        <w:t xml:space="preserve">in a sample, covariates that make that parameter estimate more positive will be selected. This is what produces the intolerably high Type I error rates associated with that approach.</w:t>
-      </w:r>
-    </w:p>
-    <w:p>
-      <w:pPr>
-        <w:pStyle w:val="BodyText"/>
-      </w:pPr>
-      <w:r>
-        <w:t xml:space="preserve">Next, we considered contexts where there was a non-zero population effect for</w:t>
+        <w:t xml:space="preserve">because the linear model in the primary analysis that tested the effect of</w:t>
       </w:r>
       <w:r>
         <w:t xml:space="preserve"> </w:t>
@@ -4301,20 +4334,24 @@
         </m:r>
       </m:oMath>
       <w:r>
-        <w:t xml:space="preserve">. In these contexts,</w:t>
-      </w:r>
-      <w:r>
-        <w:t xml:space="preserve"> </w:t>
-      </w:r>
-      <w:r>
-        <w:rPr>
-          <w:i/>
-          <w:iCs/>
-        </w:rPr>
-        <w:t xml:space="preserve">p</w:t>
-      </w:r>
-      <w:r>
-        <w:t xml:space="preserve">-hacking yielded substantial optimistic (over-estimation) bias in the parameter estimates as seen in both the mean</w:t>
+        <w:t xml:space="preserve"> </w:t>
+      </w:r>
+      <w:r>
+        <w:t xml:space="preserve">was used without any prior screening of covariates in separate analyses. The remaining data-driven approaches that included</w:t>
+      </w:r>
+      <w:r>
+        <w:t xml:space="preserve"> </w:t>
+      </w:r>
+      <m:oMath>
+        <m:r>
+          <m:t>X</m:t>
+        </m:r>
+      </m:oMath>
+      <w:r>
+        <w:t xml:space="preserve"> </w:t>
+      </w:r>
+      <w:r>
+        <w:t xml:space="preserve">also yielded unbiased</w:t>
       </w:r>
       <w:r>
         <w:t xml:space="preserve"> </w:t>
@@ -4337,7 +4374,49 @@
         <w:t xml:space="preserve"> </w:t>
       </w:r>
       <w:r>
-        <w:t xml:space="preserve">and the rightward shift of the sampling distribution. In this instance, the sample</w:t>
+        <w:t xml:space="preserve">because the covariates were selected only based on their unique (partial) relationship with</w:t>
+      </w:r>
+      <w:r>
+        <w:t xml:space="preserve"> </w:t>
+      </w:r>
+      <m:oMath>
+        <m:r>
+          <m:t>Y</m:t>
+        </m:r>
+      </m:oMath>
+      <w:r>
+        <w:t xml:space="preserve"> </w:t>
+      </w:r>
+      <w:r>
+        <w:t xml:space="preserve">after removing any modest correlation between the covariates and</w:t>
+      </w:r>
+      <w:r>
+        <w:t xml:space="preserve"> </w:t>
+      </w:r>
+      <m:oMath>
+        <m:r>
+          <m:t>X</m:t>
+        </m:r>
+      </m:oMath>
+      <w:r>
+        <w:t xml:space="preserve"> </w:t>
+      </w:r>
+      <w:r>
+        <w:t xml:space="preserve">due to sampling error (remember that any correlation between</w:t>
+      </w:r>
+      <w:r>
+        <w:t xml:space="preserve"> </w:t>
+      </w:r>
+      <m:oMath>
+        <m:r>
+          <m:t>X</m:t>
+        </m:r>
+      </m:oMath>
+      <w:r>
+        <w:t xml:space="preserve"> </w:t>
+      </w:r>
+      <w:r>
+        <w:t xml:space="preserve">and a covariate in a specific sample is due to noise in that sample because covariates are measured prior to IV manipulation). Given this, when selected covariates were included in the primary analysis, they did not systematically increase or decrease</w:t>
       </w:r>
       <w:r>
         <w:t xml:space="preserve"> </w:t>
@@ -4357,10 +4436,7 @@
         </m:sSub>
       </m:oMath>
       <w:r>
-        <w:t xml:space="preserve"> </w:t>
-      </w:r>
-      <w:r>
-        <w:t xml:space="preserve">was typically positive to start (given the positive population parameter) and covariates were selected only if they made that parameter estimate even more positive.</w:t>
+        <w:t xml:space="preserve">.</w:t>
       </w:r>
     </w:p>
     <w:p>
@@ -4368,7 +4444,46 @@
         <w:pStyle w:val="BodyText"/>
       </w:pPr>
       <w:r>
-        <w:t xml:space="preserve">Of course, the traditional approaches (no covariates, all covariates) produced unbiased</w:t>
+        <w:t xml:space="preserve">In contrast, when the screening model did not include</w:t>
+      </w:r>
+      <w:r>
+        <w:t xml:space="preserve"> </w:t>
+      </w:r>
+      <m:oMath>
+        <m:r>
+          <m:t>X</m:t>
+        </m:r>
+      </m:oMath>
+      <w:r>
+        <w:t xml:space="preserve">, covariates that are positively correlated with</w:t>
+      </w:r>
+      <w:r>
+        <w:t xml:space="preserve"> </w:t>
+      </w:r>
+      <m:oMath>
+        <m:r>
+          <m:t>X</m:t>
+        </m:r>
+      </m:oMath>
+      <w:r>
+        <w:t xml:space="preserve"> </w:t>
+      </w:r>
+      <w:r>
+        <w:t xml:space="preserve">in the sample (due to noise) are selected at a slightly higher rate because this spurious correlation further increased their positive correlation with</w:t>
+      </w:r>
+      <w:r>
+        <w:t xml:space="preserve"> </w:t>
+      </w:r>
+      <m:oMath>
+        <m:r>
+          <m:t>Y</m:t>
+        </m:r>
+      </m:oMath>
+      <w:r>
+        <w:t xml:space="preserve"> </w:t>
+      </w:r>
+      <w:r>
+        <w:t xml:space="preserve">(given that</w:t>
       </w:r>
       <w:r>
         <w:t xml:space="preserve"> </w:t>
@@ -4377,7 +4492,7 @@
         <m:sSub>
           <m:e>
             <m:r>
-              <m:t>b</m:t>
+              <m:t>β</m:t>
             </m:r>
           </m:e>
           <m:sub>
@@ -4391,7 +4506,7 @@
         <w:t xml:space="preserve"> </w:t>
       </w:r>
       <w:r>
-        <w:t xml:space="preserve">because the linear model in the primary analysis that tested the effect of</w:t>
+        <w:t xml:space="preserve">was also positive). When these covariates are subsequently included in the primary analysis of</w:t>
       </w:r>
       <w:r>
         <w:t xml:space="preserve"> </w:t>
@@ -4402,10 +4517,7 @@
         </m:r>
       </m:oMath>
       <w:r>
-        <w:t xml:space="preserve"> </w:t>
-      </w:r>
-      <w:r>
-        <w:t xml:space="preserve">was used without any prior screening of covariates in separate analyses. The remaining data-driven approaches that included</w:t>
+        <w:t xml:space="preserve">, they systematically remove some of the true causal effect</w:t>
       </w:r>
       <w:r>
         <w:t xml:space="preserve"> </w:t>
@@ -4419,7 +4531,21 @@
         <w:t xml:space="preserve"> </w:t>
       </w:r>
       <w:r>
-        <w:t xml:space="preserve">also yielded unbiased</w:t>
+        <w:t xml:space="preserve">on</w:t>
+      </w:r>
+      <w:r>
+        <w:t xml:space="preserve"> </w:t>
+      </w:r>
+      <m:oMath>
+        <m:r>
+          <m:t>Y</m:t>
+        </m:r>
+      </m:oMath>
+      <w:r>
+        <w:t xml:space="preserve"> </w:t>
+      </w:r>
+      <w:r>
+        <w:t xml:space="preserve">and result in a pessimistic (under-estimation) bias in the estimate of</w:t>
       </w:r>
       <w:r>
         <w:t xml:space="preserve"> </w:t>
@@ -4428,7 +4554,7 @@
         <m:sSub>
           <m:e>
             <m:r>
-              <m:t>b</m:t>
+              <m:t>β</m:t>
             </m:r>
           </m:e>
           <m:sub>
@@ -4439,205 +4565,11 @@
         </m:sSub>
       </m:oMath>
       <w:r>
-        <w:t xml:space="preserve"> </w:t>
-      </w:r>
-      <w:r>
-        <w:t xml:space="preserve">because the covariates were selected only based on their unique (partial) relationship with</w:t>
-      </w:r>
-      <w:r>
-        <w:t xml:space="preserve"> </w:t>
-      </w:r>
-      <m:oMath>
-        <m:r>
-          <m:t>Y</m:t>
-        </m:r>
-      </m:oMath>
-      <w:r>
-        <w:t xml:space="preserve"> </w:t>
-      </w:r>
-      <w:r>
-        <w:t xml:space="preserve">after removing any modest correlation between the covariates and</w:t>
-      </w:r>
-      <w:r>
-        <w:t xml:space="preserve"> </w:t>
-      </w:r>
-      <m:oMath>
-        <m:r>
-          <m:t>X</m:t>
-        </m:r>
-      </m:oMath>
-      <w:r>
-        <w:t xml:space="preserve"> </w:t>
-      </w:r>
-      <w:r>
-        <w:t xml:space="preserve">due to sampling error (remember that any correlation between</w:t>
-      </w:r>
-      <w:r>
-        <w:t xml:space="preserve"> </w:t>
-      </w:r>
-      <m:oMath>
-        <m:r>
-          <m:t>X</m:t>
-        </m:r>
-      </m:oMath>
-      <w:r>
-        <w:t xml:space="preserve"> </w:t>
-      </w:r>
-      <w:r>
-        <w:t xml:space="preserve">and a covariate in a specific sample is due to noise in that sample because covariates are measured prior to IV manipulation). Given this, when selected covariates were included in the primary analysis, they did not systematically increase or decrease</w:t>
-      </w:r>
-      <w:r>
-        <w:t xml:space="preserve"> </w:t>
-      </w:r>
-      <m:oMath>
-        <m:sSub>
-          <m:e>
-            <m:r>
-              <m:t>b</m:t>
-            </m:r>
-          </m:e>
-          <m:sub>
-            <m:r>
-              <m:t>X</m:t>
-            </m:r>
-          </m:sub>
-        </m:sSub>
-      </m:oMath>
-      <w:r>
         <w:t xml:space="preserve">.</w:t>
       </w:r>
     </w:p>
-    <w:p>
-      <w:pPr>
-        <w:pStyle w:val="BodyText"/>
-      </w:pPr>
-      <w:r>
-        <w:t xml:space="preserve">In contrast, when the screening model did not include</w:t>
-      </w:r>
-      <w:r>
-        <w:t xml:space="preserve"> </w:t>
-      </w:r>
-      <m:oMath>
-        <m:r>
-          <m:t>X</m:t>
-        </m:r>
-      </m:oMath>
-      <w:r>
-        <w:t xml:space="preserve">, covariates that are positively correlated with</w:t>
-      </w:r>
-      <w:r>
-        <w:t xml:space="preserve"> </w:t>
-      </w:r>
-      <m:oMath>
-        <m:r>
-          <m:t>X</m:t>
-        </m:r>
-      </m:oMath>
-      <w:r>
-        <w:t xml:space="preserve"> </w:t>
-      </w:r>
-      <w:r>
-        <w:t xml:space="preserve">in the sample (due to noise) are selected at a slightly higher rate because this spurious correlation further increased their positive correlation with</w:t>
-      </w:r>
-      <w:r>
-        <w:t xml:space="preserve"> </w:t>
-      </w:r>
-      <m:oMath>
-        <m:r>
-          <m:t>Y</m:t>
-        </m:r>
-      </m:oMath>
-      <w:r>
-        <w:t xml:space="preserve"> </w:t>
-      </w:r>
-      <w:r>
-        <w:t xml:space="preserve">(given that</w:t>
-      </w:r>
-      <w:r>
-        <w:t xml:space="preserve"> </w:t>
-      </w:r>
-      <m:oMath>
-        <m:sSub>
-          <m:e>
-            <m:r>
-              <m:t>β</m:t>
-            </m:r>
-          </m:e>
-          <m:sub>
-            <m:r>
-              <m:t>X</m:t>
-            </m:r>
-          </m:sub>
-        </m:sSub>
-      </m:oMath>
-      <w:r>
-        <w:t xml:space="preserve"> </w:t>
-      </w:r>
-      <w:r>
-        <w:t xml:space="preserve">was also positive). When these covariates are subsequently included in the primary analysis of</w:t>
-      </w:r>
-      <w:r>
-        <w:t xml:space="preserve"> </w:t>
-      </w:r>
-      <m:oMath>
-        <m:r>
-          <m:t>X</m:t>
-        </m:r>
-      </m:oMath>
-      <w:r>
-        <w:t xml:space="preserve">, they systematically remove some of the true causal effect</w:t>
-      </w:r>
-      <w:r>
-        <w:t xml:space="preserve"> </w:t>
-      </w:r>
-      <m:oMath>
-        <m:r>
-          <m:t>X</m:t>
-        </m:r>
-      </m:oMath>
-      <w:r>
-        <w:t xml:space="preserve"> </w:t>
-      </w:r>
-      <w:r>
-        <w:t xml:space="preserve">on</w:t>
-      </w:r>
-      <w:r>
-        <w:t xml:space="preserve"> </w:t>
-      </w:r>
-      <m:oMath>
-        <m:r>
-          <m:t>Y</m:t>
-        </m:r>
-      </m:oMath>
-      <w:r>
-        <w:t xml:space="preserve"> </w:t>
-      </w:r>
-      <w:r>
-        <w:t xml:space="preserve">and result in a pessimistic (under-estimation) bias in the estimate of</w:t>
-      </w:r>
-      <w:r>
-        <w:t xml:space="preserve"> </w:t>
-      </w:r>
-      <m:oMath>
-        <m:sSub>
-          <m:e>
-            <m:r>
-              <m:t>β</m:t>
-            </m:r>
-          </m:e>
-          <m:sub>
-            <m:r>
-              <m:t>X</m:t>
-            </m:r>
-          </m:sub>
-        </m:sSub>
-      </m:oMath>
-      <w:r>
-        <w:t xml:space="preserve">.</w:t>
-      </w:r>
-    </w:p>
-    <w:bookmarkEnd w:id="39"/>
-    <w:bookmarkStart w:id="50" w:name="type-i-error"/>
+    <w:bookmarkEnd w:id="28"/>
+    <w:bookmarkStart w:id="39" w:name="type-i-error"/>
     <w:p>
       <w:pPr>
         <w:pStyle w:val="Heading2"/>
@@ -4727,7 +4659,13 @@
         <w:t xml:space="preserve">-hacking approach for selecting covariates, unsurprisingly led to a highly inflated mean Type I error rate across contexts, consistent with the extant research published in the last several years on the connection between researcher degrees of freedom and false positives</w:t>
       </w:r>
       <w:r>
-        <w:t xml:space="preserve">}. The other approaches were at or near the expected error rate of alpha = .05 across the relatively broad range of research context characteristics we considered. Specifically, the two traditional selection approaches and the data-driven selection approaches that did not include</w:t>
+        <w:t xml:space="preserve"> </w:t>
+      </w:r>
+      <w:r>
+        <w:t xml:space="preserve">(Simmons et al. 2011; Baker 2016; Ioannidis 2005; Fanelli 2010)</w:t>
+      </w:r>
+      <w:r>
+        <w:t xml:space="preserve">. The other approaches were at or near the expected error rate of alpha = .05 across the relatively broad range of research context characteristics we considered. Specifically, the two traditional selection approaches and the data-driven selection approaches that did not include</w:t>
       </w:r>
       <w:r>
         <w:t xml:space="preserve"> </w:t>
@@ -4784,7 +4722,719 @@
       <w:tr>
         <w:tc>
           <w:tcPr/>
-          <w:bookmarkStart w:id="43" w:name="fig-bar-1"/>
+          <w:bookmarkStart w:id="32" w:name="fig-bar-1"/>
+          <w:p>
+            <w:pPr>
+              <w:pStyle w:val="Compact"/>
+              <w:jc w:val="center"/>
+            </w:pPr>
+            <w:r>
+              <w:drawing>
+                <wp:inline>
+                  <wp:extent cx="5334000" cy="3048000"/>
+                  <wp:effectExtent b="0" l="0" r="0" t="0"/>
+                  <wp:docPr descr="" title="" id="30" name="Picture"/>
+                  <a:graphic>
+                    <a:graphicData uri="http://schemas.openxmlformats.org/drawingml/2006/picture">
+                      <pic:pic>
+                        <pic:nvPicPr>
+                          <pic:cNvPr descr="index_files/figure-docx/notebooks-mak_figures-fig-bar-1-output-1.png" id="31" name="Picture"/>
+                          <pic:cNvPicPr>
+                            <a:picLocks noChangeArrowheads="1" noChangeAspect="1"/>
+                          </pic:cNvPicPr>
+                        </pic:nvPicPr>
+                        <pic:blipFill>
+                          <a:blip r:embed="rId29"/>
+                          <a:stretch>
+                            <a:fillRect/>
+                          </a:stretch>
+                        </pic:blipFill>
+                        <pic:spPr bwMode="auto">
+                          <a:xfrm>
+                            <a:off x="0" y="0"/>
+                            <a:ext cx="5334000" cy="3048000"/>
+                          </a:xfrm>
+                          <a:prstGeom prst="rect">
+                            <a:avLst/>
+                          </a:prstGeom>
+                          <a:noFill/>
+                          <a:ln w="9525">
+                            <a:noFill/>
+                            <a:headEnd/>
+                            <a:tailEnd/>
+                          </a:ln>
+                        </pic:spPr>
+                      </pic:pic>
+                    </a:graphicData>
+                  </a:graphic>
+                </wp:inline>
+              </w:drawing>
+            </w:r>
+          </w:p>
+          <w:p>
+            <w:pPr>
+              <w:jc w:val="center"/>
+            </w:pPr>
+            <w:pPr>
+              <w:jc w:val="left"/>
+              <w:spacing w:before="200"/>
+              <w:pStyle w:val="ImageCaption"/>
+            </w:pPr>
+            <w:r>
+              <w:t xml:space="preserve">Figure 2: Type I Error by Method. Average type I error rate across all research contexts is displayed for each method separately by color. Traditional selection methods are on the left, data-driven selection methods are on the right. Striped shading indicates data-driven selection methods that do not control for X.</w:t>
+            </w:r>
+          </w:p>
+          <w:bookmarkEnd w:id="32"/>
+        </w:tc>
+      </w:tr>
+    </w:tbl>
+    <w:p>
+      <w:pPr>
+        <w:pStyle w:val="BodyText"/>
+      </w:pPr>
+      <w:r>
+        <w:rPr>
+          <w:vertAlign w:val="subscript"/>
+        </w:rPr>
+        <w:t xml:space="preserve">Source:</w:t>
+      </w:r>
+      <w:r>
+        <w:rPr>
+          <w:vertAlign w:val="subscript"/>
+        </w:rPr>
+        <w:t xml:space="preserve"> </w:t>
+      </w:r>
+      <w:hyperlink r:id="rId33">
+        <w:r>
+          <w:rPr>
+            <w:rStyle w:val="Hyperlink"/>
+            <w:vertAlign w:val="subscript"/>
+          </w:rPr>
+          <w:t xml:space="preserve">Make Figures for Main Manuscript</w:t>
+        </w:r>
+      </w:hyperlink>
+    </w:p>
+    <w:p>
+      <w:pPr>
+        <w:pStyle w:val="BodyText"/>
+      </w:pPr>
+      <w:r>
+        <w:t xml:space="preserve">We next assessed how Type I error rates varied by specific dimensions of our research contexts and noted several patterns (</w:t>
+      </w:r>
+      <w:hyperlink w:anchor="fig-type1-panel">
+        <w:r>
+          <w:rPr>
+            <w:rStyle w:val="Hyperlink"/>
+          </w:rPr>
+          <w:t xml:space="preserve">Figure 3</w:t>
+        </w:r>
+      </w:hyperlink>
+      <w:r>
+        <w:t xml:space="preserve">). First, the magnitude of Type I error rate inflation for the</w:t>
+      </w:r>
+      <w:r>
+        <w:t xml:space="preserve"> </w:t>
+      </w:r>
+      <w:r>
+        <w:rPr>
+          <w:i/>
+          <w:iCs/>
+        </w:rPr>
+        <w:t xml:space="preserve">p</w:t>
+      </w:r>
+      <w:r>
+        <w:t xml:space="preserve">-hacking approach substantially increased with increasing number of available covariates, larger correlations between the covariates and</w:t>
+      </w:r>
+      <w:r>
+        <w:t xml:space="preserve"> </w:t>
+      </w:r>
+      <m:oMath>
+        <m:r>
+          <m:t>Y</m:t>
+        </m:r>
+      </m:oMath>
+      <w:r>
+        <w:t xml:space="preserve"> </w:t>
+      </w:r>
+      <w:r>
+        <w:t xml:space="preserve">(i.e.,</w:t>
+      </w:r>
+      <w:r>
+        <w:t xml:space="preserve"> </w:t>
+      </w:r>
+      <m:oMath>
+        <m:sSub>
+          <m:e>
+            <m:r>
+              <m:t>r</m:t>
+            </m:r>
+          </m:e>
+          <m:sub>
+            <m:r>
+              <m:t>c</m:t>
+            </m:r>
+            <m:r>
+              <m:t>o</m:t>
+            </m:r>
+            <m:r>
+              <m:t>v</m:t>
+            </m:r>
+            <m:r>
+              <m:rPr>
+                <m:sty m:val="p"/>
+              </m:rPr>
+              <m:t>−</m:t>
+            </m:r>
+            <m:r>
+              <m:t>Y</m:t>
+            </m:r>
+          </m:sub>
+        </m:sSub>
+      </m:oMath>
+      <w:r>
+        <w:t xml:space="preserve"> </w:t>
+      </w:r>
+      <w:r>
+        <w:t xml:space="preserve">= 0.5), higher percentage of available covariates with non-zero correlations with</w:t>
+      </w:r>
+      <w:r>
+        <w:t xml:space="preserve"> </w:t>
+      </w:r>
+      <m:oMath>
+        <m:r>
+          <m:t>Y</m:t>
+        </m:r>
+      </m:oMath>
+      <w:r>
+        <w:t xml:space="preserve">, and smaller sample sizes. The Type I error rate for</w:t>
+      </w:r>
+      <w:r>
+        <w:t xml:space="preserve"> </w:t>
+      </w:r>
+      <w:r>
+        <w:rPr>
+          <w:i/>
+          <w:iCs/>
+        </w:rPr>
+        <w:t xml:space="preserve">p</w:t>
+      </w:r>
+      <w:r>
+        <w:t xml:space="preserve">-hacking reached 0.289 in the worst case context (</w:t>
+      </w:r>
+      <m:oMath>
+        <m:r>
+          <m:t>N</m:t>
+        </m:r>
+      </m:oMath>
+      <w:r>
+        <w:t xml:space="preserve"> </w:t>
+      </w:r>
+      <w:r>
+        <w:t xml:space="preserve">= 50, 20 available covariates with</w:t>
+      </w:r>
+      <w:r>
+        <w:t xml:space="preserve"> </w:t>
+      </w:r>
+      <m:oMath>
+        <m:sSub>
+          <m:e>
+            <m:r>
+              <m:t>r</m:t>
+            </m:r>
+          </m:e>
+          <m:sub>
+            <m:r>
+              <m:t>c</m:t>
+            </m:r>
+            <m:r>
+              <m:t>o</m:t>
+            </m:r>
+            <m:r>
+              <m:t>v</m:t>
+            </m:r>
+            <m:r>
+              <m:rPr>
+                <m:sty m:val="p"/>
+              </m:rPr>
+              <m:t>−</m:t>
+            </m:r>
+            <m:r>
+              <m:t>Y</m:t>
+            </m:r>
+          </m:sub>
+        </m:sSub>
+      </m:oMath>
+      <w:r>
+        <w:t xml:space="preserve"> </w:t>
+      </w:r>
+      <w:r>
+        <w:t xml:space="preserve">= 0.5 for 75% of the covariate set; see Shiny dashboard for other contexts).</w:t>
+      </w:r>
+    </w:p>
+    <w:p>
+      <w:pPr>
+        <w:pStyle w:val="BodyText"/>
+      </w:pPr>
+      <w:r>
+        <w:t xml:space="preserve">In contrast, to the</w:t>
+      </w:r>
+      <w:r>
+        <w:t xml:space="preserve"> </w:t>
+      </w:r>
+      <w:r>
+        <w:rPr>
+          <w:i/>
+          <w:iCs/>
+        </w:rPr>
+        <w:t xml:space="preserve">p</w:t>
+      </w:r>
+      <w:r>
+        <w:t xml:space="preserve">-hacking approach, the Type I error rates remained constant at 0.05 across all research context dimensions for the traditional approaches and the data-driven approaches that did not include</w:t>
+      </w:r>
+      <w:r>
+        <w:t xml:space="preserve"> </w:t>
+      </w:r>
+      <m:oMath>
+        <m:r>
+          <m:t>X</m:t>
+        </m:r>
+      </m:oMath>
+      <w:r>
+        <w:t xml:space="preserve">. Among the other data-driven approaches that did include</w:t>
+      </w:r>
+      <w:r>
+        <w:t xml:space="preserve"> </w:t>
+      </w:r>
+      <m:oMath>
+        <m:r>
+          <m:t>X</m:t>
+        </m:r>
+      </m:oMath>
+      <w:r>
+        <w:t xml:space="preserve">, small increases in Type I error rates were observed as the sample size decreased and the number of available covariates increased. However, Type I error rate inflation remained modest for these approaches even at the extremes of these two dimensions (up to 0.074 at</w:t>
+      </w:r>
+      <w:r>
+        <w:t xml:space="preserve"> </w:t>
+      </w:r>
+      <m:oMath>
+        <m:r>
+          <m:t>N</m:t>
+        </m:r>
+      </m:oMath>
+      <w:r>
+        <w:t xml:space="preserve">=50 and up to 0.066 with 20 covariates in the simultaneous linear model approach). And in the worst case context at the intersection of all dimensions, error rates for these screening approaches that included</w:t>
+      </w:r>
+      <w:r>
+        <w:t xml:space="preserve"> </w:t>
+      </w:r>
+      <m:oMath>
+        <m:r>
+          <m:t>X</m:t>
+        </m:r>
+      </m:oMath>
+      <w:r>
+        <w:t xml:space="preserve"> </w:t>
+      </w:r>
+      <w:r>
+        <w:t xml:space="preserve">only reached 0.072 for separate linear models, 0.096 with a simultaneous linear model and 0.089 with a simultaneous LASSO. Neither the magnitude</w:t>
+      </w:r>
+      <w:r>
+        <w:t xml:space="preserve"> </w:t>
+      </w:r>
+      <m:oMath>
+        <m:sSub>
+          <m:e>
+            <m:r>
+              <m:t>r</m:t>
+            </m:r>
+          </m:e>
+          <m:sub>
+            <m:r>
+              <m:t>c</m:t>
+            </m:r>
+            <m:r>
+              <m:t>o</m:t>
+            </m:r>
+            <m:r>
+              <m:t>v</m:t>
+            </m:r>
+            <m:r>
+              <m:rPr>
+                <m:sty m:val="p"/>
+              </m:rPr>
+              <m:t>−</m:t>
+            </m:r>
+            <m:r>
+              <m:t>Y</m:t>
+            </m:r>
+          </m:sub>
+        </m:sSub>
+      </m:oMath>
+      <w:r>
+        <w:t xml:space="preserve"> </w:t>
+      </w:r>
+      <w:r>
+        <w:t xml:space="preserve">nor the percentage of available covariates with non-zero correlations with</w:t>
+      </w:r>
+      <w:r>
+        <w:t xml:space="preserve"> </w:t>
+      </w:r>
+      <m:oMath>
+        <m:r>
+          <m:t>Y</m:t>
+        </m:r>
+      </m:oMath>
+      <w:r>
+        <w:t xml:space="preserve"> </w:t>
+      </w:r>
+      <w:r>
+        <w:t xml:space="preserve">appeared to have any systematic impact on the Type I error rates for the data-driven approaches that included</w:t>
+      </w:r>
+      <w:r>
+        <w:t xml:space="preserve"> </w:t>
+      </w:r>
+      <m:oMath>
+        <m:r>
+          <m:t>X</m:t>
+        </m:r>
+      </m:oMath>
+      <w:r>
+        <w:t xml:space="preserve">.</w:t>
+      </w:r>
+    </w:p>
+    <w:tbl>
+      <w:tblPr>
+        <w:tblStyle w:val="Table"/>
+        <w:tblW w:type="pct" w:w="5000"/>
+        <w:tblLayout w:type="fixed"/>
+        <w:tblLook w:firstRow="0" w:lastRow="0" w:firstColumn="0" w:lastColumn="0" w:noHBand="0" w:noVBand="0" w:val="0000"/>
+      </w:tblPr>
+      <w:tblGrid>
+        <w:gridCol w:w="7920"/>
+      </w:tblGrid>
+      <w:tr>
+        <w:tc>
+          <w:tcPr/>
+          <w:bookmarkStart w:id="37" w:name="fig-type1-panel"/>
+          <w:p>
+            <w:pPr>
+              <w:pStyle w:val="Compact"/>
+              <w:jc w:val="center"/>
+            </w:pPr>
+            <w:r>
+              <w:drawing>
+                <wp:inline>
+                  <wp:extent cx="5334000" cy="4000499"/>
+                  <wp:effectExtent b="0" l="0" r="0" t="0"/>
+                  <wp:docPr descr="" title="" id="35" name="Picture"/>
+                  <a:graphic>
+                    <a:graphicData uri="http://schemas.openxmlformats.org/drawingml/2006/picture">
+                      <pic:pic>
+                        <pic:nvPicPr>
+                          <pic:cNvPr descr="index_files/figure-docx/notebooks-mak_figures-fig-type1-panel-output-1.png" id="36" name="Picture"/>
+                          <pic:cNvPicPr>
+                            <a:picLocks noChangeArrowheads="1" noChangeAspect="1"/>
+                          </pic:cNvPicPr>
+                        </pic:nvPicPr>
+                        <pic:blipFill>
+                          <a:blip r:embed="rId34"/>
+                          <a:stretch>
+                            <a:fillRect/>
+                          </a:stretch>
+                        </pic:blipFill>
+                        <pic:spPr bwMode="auto">
+                          <a:xfrm>
+                            <a:off x="0" y="0"/>
+                            <a:ext cx="5334000" cy="4000499"/>
+                          </a:xfrm>
+                          <a:prstGeom prst="rect">
+                            <a:avLst/>
+                          </a:prstGeom>
+                          <a:noFill/>
+                          <a:ln w="9525">
+                            <a:noFill/>
+                            <a:headEnd/>
+                            <a:tailEnd/>
+                          </a:ln>
+                        </pic:spPr>
+                      </pic:pic>
+                    </a:graphicData>
+                  </a:graphic>
+                </wp:inline>
+              </w:drawing>
+            </w:r>
+          </w:p>
+          <w:p>
+            <w:pPr>
+              <w:jc w:val="center"/>
+            </w:pPr>
+            <w:pPr>
+              <w:jc w:val="left"/>
+              <w:spacing w:before="200"/>
+              <w:pStyle w:val="ImageCaption"/>
+            </w:pPr>
+            <w:r>
+              <w:t xml:space="preserve">Figure 3: Type I error by method and research context. Plots are paneled by aspects of the research context: number of observations, number of covariates, percentage of good covariates (i.e., covariates with non-zero correlations with Y), and Y-covariate correlation strength. Methods are displayed separately by color. Data-driven selection methods that do not control for X are depicted as dashed lines.</w:t>
+            </w:r>
+          </w:p>
+          <w:bookmarkEnd w:id="37"/>
+        </w:tc>
+      </w:tr>
+    </w:tbl>
+    <w:p>
+      <w:pPr>
+        <w:pStyle w:val="BodyText"/>
+      </w:pPr>
+      <w:r>
+        <w:rPr>
+          <w:vertAlign w:val="subscript"/>
+        </w:rPr>
+        <w:t xml:space="preserve">Source:</w:t>
+      </w:r>
+      <w:r>
+        <w:rPr>
+          <w:vertAlign w:val="subscript"/>
+        </w:rPr>
+        <w:t xml:space="preserve"> </w:t>
+      </w:r>
+      <w:hyperlink r:id="rId38">
+        <w:r>
+          <w:rPr>
+            <w:rStyle w:val="Hyperlink"/>
+            <w:vertAlign w:val="subscript"/>
+          </w:rPr>
+          <w:t xml:space="preserve">Make Figures for Main Manuscript</w:t>
+        </w:r>
+      </w:hyperlink>
+    </w:p>
+    <w:bookmarkEnd w:id="39"/>
+    <w:bookmarkStart w:id="50" w:name="type-ii-error"/>
+    <w:p>
+      <w:pPr>
+        <w:pStyle w:val="Heading2"/>
+      </w:pPr>
+      <w:r>
+        <w:t xml:space="preserve">Type II Error</w:t>
+      </w:r>
+    </w:p>
+    <w:p>
+      <w:pPr>
+        <w:pStyle w:val="FirstParagraph"/>
+      </w:pPr>
+      <w:r>
+        <w:t xml:space="preserve">We simulated datasets with two possible non-zero population parameters for the effect of</w:t>
+      </w:r>
+      <w:r>
+        <w:t xml:space="preserve"> </w:t>
+      </w:r>
+      <m:oMath>
+        <m:r>
+          <m:t>X</m:t>
+        </m:r>
+      </m:oMath>
+      <w:r>
+        <w:t xml:space="preserve"> </w:t>
+      </w:r>
+      <w:r>
+        <w:t xml:space="preserve">on</w:t>
+      </w:r>
+      <w:r>
+        <w:t xml:space="preserve"> </w:t>
+      </w:r>
+      <m:oMath>
+        <m:r>
+          <m:t>Y</m:t>
+        </m:r>
+      </m:oMath>
+      <w:r>
+        <w:t xml:space="preserve"> </w:t>
+      </w:r>
+      <w:r>
+        <w:t xml:space="preserve">(</w:t>
+      </w:r>
+      <m:oMath>
+        <m:sSub>
+          <m:e>
+            <m:r>
+              <m:t>β</m:t>
+            </m:r>
+          </m:e>
+          <m:sub>
+            <m:r>
+              <m:t>X</m:t>
+            </m:r>
+          </m:sub>
+        </m:sSub>
+        <m:r>
+          <m:rPr>
+            <m:sty m:val="p"/>
+          </m:rPr>
+          <m:t>=</m:t>
+        </m:r>
+        <m:r>
+          <m:t>0.2</m:t>
+        </m:r>
+      </m:oMath>
+      <w:r>
+        <w:t xml:space="preserve">,</w:t>
+      </w:r>
+      <w:r>
+        <w:t xml:space="preserve"> </w:t>
+      </w:r>
+      <m:oMath>
+        <m:sSub>
+          <m:e>
+            <m:r>
+              <m:t>β</m:t>
+            </m:r>
+          </m:e>
+          <m:sub>
+            <m:r>
+              <m:t>X</m:t>
+            </m:r>
+          </m:sub>
+        </m:sSub>
+        <m:r>
+          <m:rPr>
+            <m:sty m:val="p"/>
+          </m:rPr>
+          <m:t>=</m:t>
+        </m:r>
+        <m:r>
+          <m:t>0.5</m:t>
+        </m:r>
+      </m:oMath>
+      <w:r>
+        <w:t xml:space="preserve">). Given that we set the standard deviation of</w:t>
+      </w:r>
+      <w:r>
+        <w:t xml:space="preserve"> </w:t>
+      </w:r>
+      <m:oMath>
+        <m:r>
+          <m:t>Y</m:t>
+        </m:r>
+      </m:oMath>
+      <w:r>
+        <w:t xml:space="preserve"> </w:t>
+      </w:r>
+      <w:r>
+        <w:t xml:space="preserve">to equal 1, these represented contexts where</w:t>
+      </w:r>
+      <w:r>
+        <w:t xml:space="preserve"> </w:t>
+      </w:r>
+      <m:oMath>
+        <m:r>
+          <m:t>X</m:t>
+        </m:r>
+      </m:oMath>
+      <w:r>
+        <w:t xml:space="preserve"> </w:t>
+      </w:r>
+      <w:r>
+        <w:t xml:space="preserve">had a small (Cohen’s d = 0.2) or moderate (Cohen’s d = 0.5) effect on</w:t>
+      </w:r>
+      <w:r>
+        <w:t xml:space="preserve"> </w:t>
+      </w:r>
+      <m:oMath>
+        <m:r>
+          <m:t>Y</m:t>
+        </m:r>
+      </m:oMath>
+      <w:r>
+        <w:t xml:space="preserve">. In these simulations, non-significant effects for</w:t>
+      </w:r>
+      <w:r>
+        <w:t xml:space="preserve"> </w:t>
+      </w:r>
+      <m:oMath>
+        <m:r>
+          <m:t>X</m:t>
+        </m:r>
+      </m:oMath>
+      <w:r>
+        <w:t xml:space="preserve"> </w:t>
+      </w:r>
+      <w:r>
+        <w:t xml:space="preserve">were, by definition, Type II errors. Given the substantial problems with Type I error rate inflation noted above, we do not consider the</w:t>
+      </w:r>
+      <w:r>
+        <w:t xml:space="preserve"> </w:t>
+      </w:r>
+      <w:r>
+        <w:rPr>
+          <w:i/>
+          <w:iCs/>
+        </w:rPr>
+        <w:t xml:space="preserve">p</w:t>
+      </w:r>
+      <w:r>
+        <w:t xml:space="preserve">-hacking approach to be viable and therefore did not evaluate Type II error rates for this approach.</w:t>
+      </w:r>
+    </w:p>
+    <w:p>
+      <w:pPr>
+        <w:pStyle w:val="BodyText"/>
+      </w:pPr>
+      <w:hyperlink w:anchor="fig-bar-2">
+        <w:r>
+          <w:rPr>
+            <w:rStyle w:val="Hyperlink"/>
+          </w:rPr>
+          <w:t xml:space="preserve">Figure 4</w:t>
+        </w:r>
+      </w:hyperlink>
+      <w:r>
+        <w:t xml:space="preserve"> </w:t>
+      </w:r>
+      <w:r>
+        <w:t xml:space="preserve">shows the mean Type II error rate across all research contexts for each approach. The traditional no covariates approach displayed the highest average Type II error (0.449), which reinforces the value of using covariates to increase statistical power to detect true effects. Among the approaches that used covariates, the data-driven approaches generally produced modestly lower average Type II error rates than the traditional all covariates approach. Furthermore, the data-driven approaches that included</w:t>
+      </w:r>
+      <w:r>
+        <w:t xml:space="preserve"> </w:t>
+      </w:r>
+      <m:oMath>
+        <m:r>
+          <m:t>X</m:t>
+        </m:r>
+      </m:oMath>
+      <w:r>
+        <w:t xml:space="preserve"> </w:t>
+      </w:r>
+      <w:r>
+        <w:t xml:space="preserve">displayed modestly lower mean Type II error rates than the comparable approaches that did not include</w:t>
+      </w:r>
+      <w:r>
+        <w:t xml:space="preserve"> </w:t>
+      </w:r>
+      <m:oMath>
+        <m:r>
+          <m:t>X</m:t>
+        </m:r>
+      </m:oMath>
+      <w:r>
+        <w:t xml:space="preserve"> </w:t>
+      </w:r>
+      <w:r>
+        <w:t xml:space="preserve">in the screening model.</w:t>
+      </w:r>
+    </w:p>
+    <w:tbl>
+      <w:tblPr>
+        <w:tblStyle w:val="Table"/>
+        <w:tblW w:type="pct" w:w="5000"/>
+        <w:tblLayout w:type="fixed"/>
+        <w:tblLook w:firstRow="0" w:lastRow="0" w:firstColumn="0" w:lastColumn="0" w:noHBand="0" w:noVBand="0" w:val="0000"/>
+      </w:tblPr>
+      <w:tblGrid>
+        <w:gridCol w:w="7920"/>
+      </w:tblGrid>
+      <w:tr>
+        <w:tc>
+          <w:tcPr/>
+          <w:bookmarkStart w:id="43" w:name="fig-bar-2"/>
           <w:p>
             <w:pPr>
               <w:pStyle w:val="Compact"/>
@@ -4800,7 +5450,7 @@
                     <a:graphicData uri="http://schemas.openxmlformats.org/drawingml/2006/picture">
                       <pic:pic>
                         <pic:nvPicPr>
-                          <pic:cNvPr descr="index_files/figure-docx/notebooks-mak_figures-fig-bar-1-output-1.png" id="42" name="Picture"/>
+                          <pic:cNvPr descr="index_files/figure-docx/notebooks-mak_figures-fig-bar-2-output-1.png" id="42" name="Picture"/>
                           <pic:cNvPicPr>
                             <a:picLocks noChangeArrowheads="1" noChangeAspect="1"/>
                           </pic:cNvPicPr>
@@ -4843,7 +5493,7 @@
               <w:pStyle w:val="ImageCaption"/>
             </w:pPr>
             <w:r>
-              <w:t xml:space="preserve">Figure 2: Type I Error by Method. Average type I error rate across all research contexts is displayed for each method separately by color. Traditional selection methods are on the left, data-driven selection methods are on the right. Striped shading indicates data-driven selection methods that do not control for X.</w:t>
+              <w:t xml:space="preserve">Figure 4: Type II Error by Method. Average type II error rate across all research settings is displayed for each method separately by color. Traditional selection methods are on the left, data-driven selection methods are on the right. Striped shading indicates data-driven selection methods that do not control for X.</w:t>
             </w:r>
           </w:p>
           <w:bookmarkEnd w:id="43"/>
@@ -4881,31 +5531,18 @@
         <w:pStyle w:val="BodyText"/>
       </w:pPr>
       <w:r>
-        <w:t xml:space="preserve">We next assessed how Type I error rates varied by specific dimensions of our research contexts and noted several patterns (</w:t>
-      </w:r>
-      <w:hyperlink w:anchor="fig-type1-panel">
+        <w:t xml:space="preserve">We next assessed how Type II error rates varied by specific dimensions of our research contexts and noted several patterns (</w:t>
+      </w:r>
+      <w:hyperlink w:anchor="fig-panel-2">
         <w:r>
           <w:rPr>
             <w:rStyle w:val="Hyperlink"/>
           </w:rPr>
-          <w:t xml:space="preserve">Figure 3</w:t>
+          <w:t xml:space="preserve">Figure 5</w:t>
         </w:r>
       </w:hyperlink>
       <w:r>
-        <w:t xml:space="preserve">). First, the magnitude of Type I error rate inflation for the</w:t>
-      </w:r>
-      <w:r>
-        <w:t xml:space="preserve"> </w:t>
-      </w:r>
-      <w:r>
-        <w:rPr>
-          <w:i/>
-          <w:iCs/>
-        </w:rPr>
-        <w:t xml:space="preserve">p</w:t>
-      </w:r>
-      <w:r>
-        <w:t xml:space="preserve">-hacking approach substantially increased with increasing number of available covariates, larger correlations between the covariates and</w:t>
+        <w:t xml:space="preserve">). First, it is clear that the no covariates approach was always associated with the highest Type II error rates across all values of all dimensions of the research contexts. Second, the traditional all covariates approach tended to under-perform (i.e., higher Type II error rates) relative to the data-driven approaches when the sample size was low, the number of available covariates was high, or the percentage of available covariates with non-zero correlations with</w:t>
       </w:r>
       <w:r>
         <w:t xml:space="preserve"> </w:t>
@@ -4919,45 +5556,46 @@
         <w:t xml:space="preserve"> </w:t>
       </w:r>
       <w:r>
-        <w:t xml:space="preserve">(i.e.,</w:t>
-      </w:r>
-      <w:r>
-        <w:t xml:space="preserve"> </w:t>
-      </w:r>
-      <m:oMath>
-        <m:sSub>
-          <m:e>
-            <m:r>
-              <m:t>r</m:t>
-            </m:r>
-          </m:e>
-          <m:sub>
-            <m:r>
-              <m:t>c</m:t>
-            </m:r>
-            <m:r>
-              <m:t>o</m:t>
-            </m:r>
-            <m:r>
-              <m:t>v</m:t>
-            </m:r>
-            <m:r>
-              <m:rPr>
-                <m:sty m:val="p"/>
-              </m:rPr>
-              <m:t>−</m:t>
-            </m:r>
-            <m:r>
-              <m:t>Y</m:t>
-            </m:r>
-          </m:sub>
-        </m:sSub>
-      </m:oMath>
-      <w:r>
-        <w:t xml:space="preserve"> </w:t>
-      </w:r>
-      <w:r>
-        <w:t xml:space="preserve">= 0.5), higher percentage of available covariates with non-zero correlations with</w:t>
+        <w:t xml:space="preserve">was low. Similarly, the data-driven approaches that did not include</w:t>
+      </w:r>
+      <w:r>
+        <w:t xml:space="preserve"> </w:t>
+      </w:r>
+      <m:oMath>
+        <m:r>
+          <m:t>X</m:t>
+        </m:r>
+      </m:oMath>
+      <w:r>
+        <w:t xml:space="preserve"> </w:t>
+      </w:r>
+      <w:r>
+        <w:t xml:space="preserve">tended to under-perform relative to the matched approaches that did include</w:t>
+      </w:r>
+      <w:r>
+        <w:t xml:space="preserve"> </w:t>
+      </w:r>
+      <m:oMath>
+        <m:r>
+          <m:t>X</m:t>
+        </m:r>
+      </m:oMath>
+      <w:r>
+        <w:t xml:space="preserve"> </w:t>
+      </w:r>
+      <w:r>
+        <w:t xml:space="preserve">in these same contexts (low</w:t>
+      </w:r>
+      <w:r>
+        <w:t xml:space="preserve"> </w:t>
+      </w:r>
+      <m:oMath>
+        <m:r>
+          <m:t>N</m:t>
+        </m:r>
+      </m:oMath>
+      <w:r>
+        <w:t xml:space="preserve">, high number of covariates, low percentage of available covariates with non-zero correlations with</w:t>
       </w:r>
       <w:r>
         <w:t xml:space="preserve"> </w:t>
@@ -4968,200 +5606,7 @@
         </m:r>
       </m:oMath>
       <w:r>
-        <w:t xml:space="preserve">, and smaller sample sizes. The Type I error rate for</w:t>
-      </w:r>
-      <w:r>
-        <w:t xml:space="preserve"> </w:t>
-      </w:r>
-      <w:r>
-        <w:rPr>
-          <w:i/>
-          <w:iCs/>
-        </w:rPr>
-        <w:t xml:space="preserve">p</w:t>
-      </w:r>
-      <w:r>
-        <w:t xml:space="preserve">-hacking reached 0.462 in the worst case context (</w:t>
-      </w:r>
-      <m:oMath>
-        <m:r>
-          <m:t>N</m:t>
-        </m:r>
-      </m:oMath>
-      <w:r>
-        <w:t xml:space="preserve"> </w:t>
-      </w:r>
-      <w:r>
-        <w:t xml:space="preserve">= 50, 20 available covariates with</w:t>
-      </w:r>
-      <w:r>
-        <w:t xml:space="preserve"> </w:t>
-      </w:r>
-      <m:oMath>
-        <m:sSub>
-          <m:e>
-            <m:r>
-              <m:t>r</m:t>
-            </m:r>
-          </m:e>
-          <m:sub>
-            <m:r>
-              <m:t>c</m:t>
-            </m:r>
-            <m:r>
-              <m:t>o</m:t>
-            </m:r>
-            <m:r>
-              <m:t>v</m:t>
-            </m:r>
-            <m:r>
-              <m:rPr>
-                <m:sty m:val="p"/>
-              </m:rPr>
-              <m:t>−</m:t>
-            </m:r>
-            <m:r>
-              <m:t>Y</m:t>
-            </m:r>
-          </m:sub>
-        </m:sSub>
-      </m:oMath>
-      <w:r>
-        <w:t xml:space="preserve"> </w:t>
-      </w:r>
-      <w:r>
-        <w:t xml:space="preserve">= 0.5 for 75% of the covariate set; see Shiny dashboard for other contexts).</w:t>
-      </w:r>
-    </w:p>
-    <w:p>
-      <w:pPr>
-        <w:pStyle w:val="BodyText"/>
-      </w:pPr>
-      <w:r>
-        <w:t xml:space="preserve">In contrast, to the</w:t>
-      </w:r>
-      <w:r>
-        <w:t xml:space="preserve"> </w:t>
-      </w:r>
-      <w:r>
-        <w:rPr>
-          <w:i/>
-          <w:iCs/>
-        </w:rPr>
-        <w:t xml:space="preserve">p</w:t>
-      </w:r>
-      <w:r>
-        <w:t xml:space="preserve">-hacking approach, the Type I error rates remained constant at 0.05 across all research context dimensions for the traditional approaches and the data-driven approaches that did not include</w:t>
-      </w:r>
-      <w:r>
-        <w:t xml:space="preserve"> </w:t>
-      </w:r>
-      <m:oMath>
-        <m:r>
-          <m:t>X</m:t>
-        </m:r>
-      </m:oMath>
-      <w:r>
-        <w:t xml:space="preserve">. Among the other data-driven approaches that did include</w:t>
-      </w:r>
-      <w:r>
-        <w:t xml:space="preserve"> </w:t>
-      </w:r>
-      <m:oMath>
-        <m:r>
-          <m:t>X</m:t>
-        </m:r>
-      </m:oMath>
-      <w:r>
-        <w:t xml:space="preserve">, small increases in Type I error rates were observed as the sample size decreased and the number of available covariates increased. However, Type I error rate inflation remained modest for these approaches even at the extremes of these two dimensions (up to 0.074 at</w:t>
-      </w:r>
-      <w:r>
-        <w:t xml:space="preserve"> </w:t>
-      </w:r>
-      <m:oMath>
-        <m:r>
-          <m:t>N</m:t>
-        </m:r>
-      </m:oMath>
-      <w:r>
-        <w:t xml:space="preserve">=50 and up to 0.066 with 20 covariates in the simultaneous linear model approach). And in the worst case context at the intersection of all dimensions, error rates for these screening approaches that included</w:t>
-      </w:r>
-      <w:r>
-        <w:t xml:space="preserve"> </w:t>
-      </w:r>
-      <m:oMath>
-        <m:r>
-          <m:t>X</m:t>
-        </m:r>
-      </m:oMath>
-      <w:r>
-        <w:t xml:space="preserve"> </w:t>
-      </w:r>
-      <w:r>
-        <w:t xml:space="preserve">only reached 0.072 for separate linear models, 0.096 with a simultaneous linear model and 0.089 with a simultaneous LASSO. Neither the magnitude</w:t>
-      </w:r>
-      <w:r>
-        <w:t xml:space="preserve"> </w:t>
-      </w:r>
-      <m:oMath>
-        <m:sSub>
-          <m:e>
-            <m:r>
-              <m:t>r</m:t>
-            </m:r>
-          </m:e>
-          <m:sub>
-            <m:r>
-              <m:t>c</m:t>
-            </m:r>
-            <m:r>
-              <m:t>o</m:t>
-            </m:r>
-            <m:r>
-              <m:t>v</m:t>
-            </m:r>
-            <m:r>
-              <m:rPr>
-                <m:sty m:val="p"/>
-              </m:rPr>
-              <m:t>−</m:t>
-            </m:r>
-            <m:r>
-              <m:t>Y</m:t>
-            </m:r>
-          </m:sub>
-        </m:sSub>
-      </m:oMath>
-      <w:r>
-        <w:t xml:space="preserve"> </w:t>
-      </w:r>
-      <w:r>
-        <w:t xml:space="preserve">nor the percentage of available covariates with non-zero correlations with</w:t>
-      </w:r>
-      <w:r>
-        <w:t xml:space="preserve"> </w:t>
-      </w:r>
-      <m:oMath>
-        <m:r>
-          <m:t>Y</m:t>
-        </m:r>
-      </m:oMath>
-      <w:r>
-        <w:t xml:space="preserve"> </w:t>
-      </w:r>
-      <w:r>
-        <w:t xml:space="preserve">appeared to have any systematic impact on the Type I error rates for the data-driven approaches that included</w:t>
-      </w:r>
-      <w:r>
-        <w:t xml:space="preserve"> </w:t>
-      </w:r>
-      <m:oMath>
-        <m:r>
-          <m:t>X</m:t>
-        </m:r>
-      </m:oMath>
-      <w:r>
-        <w:t xml:space="preserve">.</w:t>
+        <w:t xml:space="preserve">).</w:t>
       </w:r>
     </w:p>
     <w:tbl>
@@ -5177,514 +5622,7 @@
       <w:tr>
         <w:tc>
           <w:tcPr/>
-          <w:bookmarkStart w:id="48" w:name="fig-type1-panel"/>
-          <w:p>
-            <w:pPr>
-              <w:pStyle w:val="Compact"/>
-              <w:jc w:val="center"/>
-            </w:pPr>
-            <w:r>
-              <w:drawing>
-                <wp:inline>
-                  <wp:extent cx="5334000" cy="4000499"/>
-                  <wp:effectExtent b="0" l="0" r="0" t="0"/>
-                  <wp:docPr descr="" title="" id="46" name="Picture"/>
-                  <a:graphic>
-                    <a:graphicData uri="http://schemas.openxmlformats.org/drawingml/2006/picture">
-                      <pic:pic>
-                        <pic:nvPicPr>
-                          <pic:cNvPr descr="index_files/figure-docx/notebooks-mak_figures-fig-type1-panel-output-1.png" id="47" name="Picture"/>
-                          <pic:cNvPicPr>
-                            <a:picLocks noChangeArrowheads="1" noChangeAspect="1"/>
-                          </pic:cNvPicPr>
-                        </pic:nvPicPr>
-                        <pic:blipFill>
-                          <a:blip r:embed="rId45"/>
-                          <a:stretch>
-                            <a:fillRect/>
-                          </a:stretch>
-                        </pic:blipFill>
-                        <pic:spPr bwMode="auto">
-                          <a:xfrm>
-                            <a:off x="0" y="0"/>
-                            <a:ext cx="5334000" cy="4000499"/>
-                          </a:xfrm>
-                          <a:prstGeom prst="rect">
-                            <a:avLst/>
-                          </a:prstGeom>
-                          <a:noFill/>
-                          <a:ln w="9525">
-                            <a:noFill/>
-                            <a:headEnd/>
-                            <a:tailEnd/>
-                          </a:ln>
-                        </pic:spPr>
-                      </pic:pic>
-                    </a:graphicData>
-                  </a:graphic>
-                </wp:inline>
-              </w:drawing>
-            </w:r>
-          </w:p>
-          <w:p>
-            <w:pPr>
-              <w:jc w:val="center"/>
-            </w:pPr>
-            <w:pPr>
-              <w:jc w:val="left"/>
-              <w:spacing w:before="200"/>
-              <w:pStyle w:val="ImageCaption"/>
-            </w:pPr>
-            <w:r>
-              <w:t xml:space="preserve">Figure 3: Type I error by method and research context. Plots are paneled by aspects of the research context: number of observations, number of covariates, percentage of good covariates (i.e., covariates with non-zero correlations with Y), and Y-covariate correlation strength. Methods are displayed separately by color. Data-driven selection methods that do not control for X are depicted as dashed lines.</w:t>
-            </w:r>
-          </w:p>
-          <w:bookmarkEnd w:id="48"/>
-        </w:tc>
-      </w:tr>
-    </w:tbl>
-    <w:p>
-      <w:pPr>
-        <w:pStyle w:val="BodyText"/>
-      </w:pPr>
-      <w:r>
-        <w:rPr>
-          <w:vertAlign w:val="subscript"/>
-        </w:rPr>
-        <w:t xml:space="preserve">Source:</w:t>
-      </w:r>
-      <w:r>
-        <w:rPr>
-          <w:vertAlign w:val="subscript"/>
-        </w:rPr>
-        <w:t xml:space="preserve"> </w:t>
-      </w:r>
-      <w:hyperlink r:id="rId49">
-        <w:r>
-          <w:rPr>
-            <w:rStyle w:val="Hyperlink"/>
-            <w:vertAlign w:val="subscript"/>
-          </w:rPr>
-          <w:t xml:space="preserve">Make Figures for Main Manuscript</w:t>
-        </w:r>
-      </w:hyperlink>
-    </w:p>
-    <w:bookmarkEnd w:id="50"/>
-    <w:bookmarkStart w:id="61" w:name="type-ii-error"/>
-    <w:p>
-      <w:pPr>
-        <w:pStyle w:val="Heading2"/>
-      </w:pPr>
-      <w:r>
-        <w:t xml:space="preserve">Type II Error</w:t>
-      </w:r>
-    </w:p>
-    <w:p>
-      <w:pPr>
-        <w:pStyle w:val="FirstParagraph"/>
-      </w:pPr>
-      <w:r>
-        <w:t xml:space="preserve">We simulated datasets with two possible non-zero population parameters for the effect of</w:t>
-      </w:r>
-      <w:r>
-        <w:t xml:space="preserve"> </w:t>
-      </w:r>
-      <m:oMath>
-        <m:r>
-          <m:t>X</m:t>
-        </m:r>
-      </m:oMath>
-      <w:r>
-        <w:t xml:space="preserve"> </w:t>
-      </w:r>
-      <w:r>
-        <w:t xml:space="preserve">on</w:t>
-      </w:r>
-      <w:r>
-        <w:t xml:space="preserve"> </w:t>
-      </w:r>
-      <m:oMath>
-        <m:r>
-          <m:t>Y</m:t>
-        </m:r>
-      </m:oMath>
-      <w:r>
-        <w:t xml:space="preserve"> </w:t>
-      </w:r>
-      <w:r>
-        <w:t xml:space="preserve">(</w:t>
-      </w:r>
-      <m:oMath>
-        <m:sSub>
-          <m:e>
-            <m:r>
-              <m:t>β</m:t>
-            </m:r>
-          </m:e>
-          <m:sub>
-            <m:r>
-              <m:t>X</m:t>
-            </m:r>
-          </m:sub>
-        </m:sSub>
-        <m:r>
-          <m:rPr>
-            <m:sty m:val="p"/>
-          </m:rPr>
-          <m:t>=</m:t>
-        </m:r>
-        <m:r>
-          <m:t>0.2</m:t>
-        </m:r>
-      </m:oMath>
-      <w:r>
-        <w:t xml:space="preserve">,</w:t>
-      </w:r>
-      <w:r>
-        <w:t xml:space="preserve"> </w:t>
-      </w:r>
-      <m:oMath>
-        <m:sSub>
-          <m:e>
-            <m:r>
-              <m:t>β</m:t>
-            </m:r>
-          </m:e>
-          <m:sub>
-            <m:r>
-              <m:t>X</m:t>
-            </m:r>
-          </m:sub>
-        </m:sSub>
-        <m:r>
-          <m:rPr>
-            <m:sty m:val="p"/>
-          </m:rPr>
-          <m:t>=</m:t>
-        </m:r>
-        <m:r>
-          <m:t>0.5</m:t>
-        </m:r>
-      </m:oMath>
-      <w:r>
-        <w:t xml:space="preserve">). Given that we set the standard deviation of</w:t>
-      </w:r>
-      <w:r>
-        <w:t xml:space="preserve"> </w:t>
-      </w:r>
-      <m:oMath>
-        <m:r>
-          <m:t>Y</m:t>
-        </m:r>
-      </m:oMath>
-      <w:r>
-        <w:t xml:space="preserve"> </w:t>
-      </w:r>
-      <w:r>
-        <w:t xml:space="preserve">to equal 1, these represented contexts where</w:t>
-      </w:r>
-      <w:r>
-        <w:t xml:space="preserve"> </w:t>
-      </w:r>
-      <m:oMath>
-        <m:r>
-          <m:t>X</m:t>
-        </m:r>
-      </m:oMath>
-      <w:r>
-        <w:t xml:space="preserve"> </w:t>
-      </w:r>
-      <w:r>
-        <w:t xml:space="preserve">had a small (Cohen’s d = 0.2) or moderate (Cohen’s d = 0.5) effect on</w:t>
-      </w:r>
-      <w:r>
-        <w:t xml:space="preserve"> </w:t>
-      </w:r>
-      <m:oMath>
-        <m:r>
-          <m:t>Y</m:t>
-        </m:r>
-      </m:oMath>
-      <w:r>
-        <w:t xml:space="preserve">. In these simulations, non-significant effects for</w:t>
-      </w:r>
-      <w:r>
-        <w:t xml:space="preserve"> </w:t>
-      </w:r>
-      <m:oMath>
-        <m:r>
-          <m:t>X</m:t>
-        </m:r>
-      </m:oMath>
-      <w:r>
-        <w:t xml:space="preserve"> </w:t>
-      </w:r>
-      <w:r>
-        <w:t xml:space="preserve">were, by definition, Type II errors. Given the substantial problems with Type I error rate inflation noted above, we do not consider the</w:t>
-      </w:r>
-      <w:r>
-        <w:t xml:space="preserve"> </w:t>
-      </w:r>
-      <w:r>
-        <w:rPr>
-          <w:i/>
-          <w:iCs/>
-        </w:rPr>
-        <w:t xml:space="preserve">p</w:t>
-      </w:r>
-      <w:r>
-        <w:t xml:space="preserve">-hacking approach to be viable and therefore did not evaluate Type II error rates for this approach.</w:t>
-      </w:r>
-    </w:p>
-    <w:p>
-      <w:pPr>
-        <w:pStyle w:val="BodyText"/>
-      </w:pPr>
-      <w:hyperlink w:anchor="fig-bar-2">
-        <w:r>
-          <w:rPr>
-            <w:rStyle w:val="Hyperlink"/>
-          </w:rPr>
-          <w:t xml:space="preserve">Figure 4</w:t>
-        </w:r>
-      </w:hyperlink>
-      <w:r>
-        <w:t xml:space="preserve"> </w:t>
-      </w:r>
-      <w:r>
-        <w:t xml:space="preserve">shows the mean Type II error rate across all research contexts for each approach. The traditional no covariates approach displayed the highest average Type II error (0.449), which reinforces the value of using covariates to increase statistical power to detect true effects. Among the approaches that used covariates, the data-driven approaches generally produced modestly lower average Type II error rates than the traditional all covariates approach. Furthermore, the data-driven approaches that included</w:t>
-      </w:r>
-      <w:r>
-        <w:t xml:space="preserve"> </w:t>
-      </w:r>
-      <m:oMath>
-        <m:r>
-          <m:t>X</m:t>
-        </m:r>
-      </m:oMath>
-      <w:r>
-        <w:t xml:space="preserve"> </w:t>
-      </w:r>
-      <w:r>
-        <w:t xml:space="preserve">displayed modestly lower mean Type II error rates than the comparable approaches that did not include</w:t>
-      </w:r>
-      <w:r>
-        <w:t xml:space="preserve"> </w:t>
-      </w:r>
-      <m:oMath>
-        <m:r>
-          <m:t>X</m:t>
-        </m:r>
-      </m:oMath>
-      <w:r>
-        <w:t xml:space="preserve"> </w:t>
-      </w:r>
-      <w:r>
-        <w:t xml:space="preserve">in the screening model.</w:t>
-      </w:r>
-    </w:p>
-    <w:tbl>
-      <w:tblPr>
-        <w:tblStyle w:val="Table"/>
-        <w:tblW w:type="pct" w:w="5000"/>
-        <w:tblLayout w:type="fixed"/>
-        <w:tblLook w:firstRow="0" w:lastRow="0" w:firstColumn="0" w:lastColumn="0" w:noHBand="0" w:noVBand="0" w:val="0000"/>
-      </w:tblPr>
-      <w:tblGrid>
-        <w:gridCol w:w="7920"/>
-      </w:tblGrid>
-      <w:tr>
-        <w:tc>
-          <w:tcPr/>
-          <w:bookmarkStart w:id="54" w:name="fig-bar-2"/>
-          <w:p>
-            <w:pPr>
-              <w:pStyle w:val="Compact"/>
-              <w:jc w:val="center"/>
-            </w:pPr>
-            <w:r>
-              <w:drawing>
-                <wp:inline>
-                  <wp:extent cx="5334000" cy="3048000"/>
-                  <wp:effectExtent b="0" l="0" r="0" t="0"/>
-                  <wp:docPr descr="" title="" id="52" name="Picture"/>
-                  <a:graphic>
-                    <a:graphicData uri="http://schemas.openxmlformats.org/drawingml/2006/picture">
-                      <pic:pic>
-                        <pic:nvPicPr>
-                          <pic:cNvPr descr="index_files/figure-docx/notebooks-mak_figures-fig-bar-2-output-1.png" id="53" name="Picture"/>
-                          <pic:cNvPicPr>
-                            <a:picLocks noChangeArrowheads="1" noChangeAspect="1"/>
-                          </pic:cNvPicPr>
-                        </pic:nvPicPr>
-                        <pic:blipFill>
-                          <a:blip r:embed="rId51"/>
-                          <a:stretch>
-                            <a:fillRect/>
-                          </a:stretch>
-                        </pic:blipFill>
-                        <pic:spPr bwMode="auto">
-                          <a:xfrm>
-                            <a:off x="0" y="0"/>
-                            <a:ext cx="5334000" cy="3048000"/>
-                          </a:xfrm>
-                          <a:prstGeom prst="rect">
-                            <a:avLst/>
-                          </a:prstGeom>
-                          <a:noFill/>
-                          <a:ln w="9525">
-                            <a:noFill/>
-                            <a:headEnd/>
-                            <a:tailEnd/>
-                          </a:ln>
-                        </pic:spPr>
-                      </pic:pic>
-                    </a:graphicData>
-                  </a:graphic>
-                </wp:inline>
-              </w:drawing>
-            </w:r>
-          </w:p>
-          <w:p>
-            <w:pPr>
-              <w:jc w:val="center"/>
-            </w:pPr>
-            <w:pPr>
-              <w:jc w:val="left"/>
-              <w:spacing w:before="200"/>
-              <w:pStyle w:val="ImageCaption"/>
-            </w:pPr>
-            <w:r>
-              <w:t xml:space="preserve">Figure 4: Type II Error by Method. Average type II error rate across all research settings is displayed for each method separately by color. Traditional selection methods are on the left, data-driven selection methods are on the right. Striped shading indicates data-driven selection methods that do not control for X.</w:t>
-            </w:r>
-          </w:p>
-          <w:bookmarkEnd w:id="54"/>
-        </w:tc>
-      </w:tr>
-    </w:tbl>
-    <w:p>
-      <w:pPr>
-        <w:pStyle w:val="BodyText"/>
-      </w:pPr>
-      <w:r>
-        <w:rPr>
-          <w:vertAlign w:val="subscript"/>
-        </w:rPr>
-        <w:t xml:space="preserve">Source:</w:t>
-      </w:r>
-      <w:r>
-        <w:rPr>
-          <w:vertAlign w:val="subscript"/>
-        </w:rPr>
-        <w:t xml:space="preserve"> </w:t>
-      </w:r>
-      <w:hyperlink r:id="rId55">
-        <w:r>
-          <w:rPr>
-            <w:rStyle w:val="Hyperlink"/>
-            <w:vertAlign w:val="subscript"/>
-          </w:rPr>
-          <w:t xml:space="preserve">Make Figures for Main Manuscript</w:t>
-        </w:r>
-      </w:hyperlink>
-    </w:p>
-    <w:p>
-      <w:pPr>
-        <w:pStyle w:val="BodyText"/>
-      </w:pPr>
-      <w:r>
-        <w:t xml:space="preserve">We next assessed how Type II error rates varied by specific dimensions of our research contexts and noted several patterns (</w:t>
-      </w:r>
-      <w:hyperlink w:anchor="fig-panel-2">
-        <w:r>
-          <w:rPr>
-            <w:rStyle w:val="Hyperlink"/>
-          </w:rPr>
-          <w:t xml:space="preserve">Figure 5</w:t>
-        </w:r>
-      </w:hyperlink>
-      <w:r>
-        <w:t xml:space="preserve">). First, it is clear that the no covariates approach was always associated with the highest Type II error rates across all values of all dimensions of the research contexts. Second, the traditional all covariates approach tended to under-perform (i.e., higher Type II error rates) relative to the data-driven approaches when the sample size was low, the number of available covariates was high, or the percentage of available covariates with non-zero correlations with</w:t>
-      </w:r>
-      <w:r>
-        <w:t xml:space="preserve"> </w:t>
-      </w:r>
-      <m:oMath>
-        <m:r>
-          <m:t>Y</m:t>
-        </m:r>
-      </m:oMath>
-      <w:r>
-        <w:t xml:space="preserve"> </w:t>
-      </w:r>
-      <w:r>
-        <w:t xml:space="preserve">was low. Similarly, the data-driven approaches that did not include</w:t>
-      </w:r>
-      <w:r>
-        <w:t xml:space="preserve"> </w:t>
-      </w:r>
-      <m:oMath>
-        <m:r>
-          <m:t>X</m:t>
-        </m:r>
-      </m:oMath>
-      <w:r>
-        <w:t xml:space="preserve"> </w:t>
-      </w:r>
-      <w:r>
-        <w:t xml:space="preserve">tended to under-perform relative to the matched approaches that did include</w:t>
-      </w:r>
-      <w:r>
-        <w:t xml:space="preserve"> </w:t>
-      </w:r>
-      <m:oMath>
-        <m:r>
-          <m:t>X</m:t>
-        </m:r>
-      </m:oMath>
-      <w:r>
-        <w:t xml:space="preserve"> </w:t>
-      </w:r>
-      <w:r>
-        <w:t xml:space="preserve">in these same contexts (low</w:t>
-      </w:r>
-      <w:r>
-        <w:t xml:space="preserve"> </w:t>
-      </w:r>
-      <m:oMath>
-        <m:r>
-          <m:t>N</m:t>
-        </m:r>
-      </m:oMath>
-      <w:r>
-        <w:t xml:space="preserve">, high number of covariates, low percentage of available covariates with non-zero correlations with</w:t>
-      </w:r>
-      <w:r>
-        <w:t xml:space="preserve"> </w:t>
-      </w:r>
-      <m:oMath>
-        <m:r>
-          <m:t>Y</m:t>
-        </m:r>
-      </m:oMath>
-      <w:r>
-        <w:t xml:space="preserve">).</w:t>
-      </w:r>
-    </w:p>
-    <w:tbl>
-      <w:tblPr>
-        <w:tblStyle w:val="Table"/>
-        <w:tblW w:type="pct" w:w="5000"/>
-        <w:tblLayout w:type="fixed"/>
-        <w:tblLook w:firstRow="0" w:lastRow="0" w:firstColumn="0" w:lastColumn="0" w:noHBand="0" w:noVBand="0" w:val="0000"/>
-      </w:tblPr>
-      <w:tblGrid>
-        <w:gridCol w:w="7920"/>
-      </w:tblGrid>
-      <w:tr>
-        <w:tc>
-          <w:tcPr/>
-          <w:bookmarkStart w:id="59" w:name="fig-panel-2"/>
+          <w:bookmarkStart w:id="48" w:name="fig-panel-2"/>
           <w:p>
             <w:pPr>
               <w:pStyle w:val="Compact"/>
@@ -5695,18 +5633,18 @@
                 <wp:inline>
                   <wp:extent cx="5334000" cy="6400800"/>
                   <wp:effectExtent b="0" l="0" r="0" t="0"/>
-                  <wp:docPr descr="" title="" id="57" name="Picture"/>
+                  <wp:docPr descr="" title="" id="46" name="Picture"/>
                   <a:graphic>
                     <a:graphicData uri="http://schemas.openxmlformats.org/drawingml/2006/picture">
                       <pic:pic>
                         <pic:nvPicPr>
-                          <pic:cNvPr descr="index_files/figure-docx/notebooks-mak_figures-fig-panel-2-output-1.png" id="58" name="Picture"/>
+                          <pic:cNvPr descr="index_files/figure-docx/notebooks-mak_figures-fig-panel-2-output-1.png" id="47" name="Picture"/>
                           <pic:cNvPicPr>
                             <a:picLocks noChangeArrowheads="1" noChangeAspect="1"/>
                           </pic:cNvPicPr>
                         </pic:nvPicPr>
                         <pic:blipFill>
-                          <a:blip r:embed="rId56"/>
+                          <a:blip r:embed="rId45"/>
                           <a:stretch>
                             <a:fillRect/>
                           </a:stretch>
@@ -5746,7 +5684,7 @@
               <w:t xml:space="preserve">Figure 5: Type II error by method and research context. Plots are paneled by aspects of the research context: number of observations, number of covariates, percentage of good covariates covariates (i.e., covariates with non-zero correlations with Y), and Y-covariate correlation strength, and population parameter for X. Methods are displayed separately by color. Data-driven selection methods that do not control for X are depicted as dashed lines.</w:t>
             </w:r>
           </w:p>
-          <w:bookmarkEnd w:id="59"/>
+          <w:bookmarkEnd w:id="48"/>
         </w:tc>
       </w:tr>
     </w:tbl>
@@ -5766,7 +5704,7 @@
         </w:rPr>
         <w:t xml:space="preserve"> </w:t>
       </w:r>
-      <w:hyperlink r:id="rId60">
+      <w:hyperlink r:id="rId49">
         <w:r>
           <w:rPr>
             <w:rStyle w:val="Hyperlink"/>
@@ -5776,9 +5714,9 @@
         </w:r>
       </w:hyperlink>
     </w:p>
-    <w:bookmarkEnd w:id="61"/>
-    <w:bookmarkEnd w:id="62"/>
-    <w:bookmarkStart w:id="65" w:name="discussion"/>
+    <w:bookmarkEnd w:id="50"/>
+    <w:bookmarkEnd w:id="51"/>
+    <w:bookmarkStart w:id="54" w:name="discussion"/>
     <w:p>
       <w:pPr>
         <w:pStyle w:val="Heading1"/>
@@ -5798,7 +5736,7 @@
         <w:t xml:space="preserve"> </w:t>
       </w:r>
       <w:r>
-        <w:t xml:space="preserve">(Simmons, Nelson, and Simonsohn 2011)</w:t>
+        <w:t xml:space="preserve">(Simmons et al. 2011)</w:t>
       </w:r>
       <w:r>
         <w:t xml:space="preserve">:</w:t>
@@ -5814,15 +5752,7 @@
         <w:t xml:space="preserve">p</w:t>
       </w:r>
       <w:r>
-        <w:t xml:space="preserve">-hacking can severely inflate Type I error rate. Simmons et al. observed a mean Type I error rate of 0.117 for the test of an IV when selecting between two potential covariates (</w:t>
-      </w:r>
-      <m:oMath>
-        <m:r>
-          <m:t>N</m:t>
-        </m:r>
-      </m:oMath>
-      <w:r>
-        <w:t xml:space="preserve">=40) using a</w:t>
+        <w:t xml:space="preserve">-hacking can severely inflate Type I error rate. We observed average Type I rates of 0.113, consistent with Simmons et al. However, our simulations further suggest that this estimate may meaningfully underestimate the potential magnitude of the</w:t>
       </w:r>
       <w:r>
         <w:t xml:space="preserve"> </w:t>
@@ -5835,7 +5765,7 @@
         <w:t xml:space="preserve">p</w:t>
       </w:r>
       <w:r>
-        <w:t xml:space="preserve">-hacking approach. Across our closest research contexts that included 4 covariates with N=50, we observed a comparable mean Type I error rate (0.103). However, our simulations clarify that this estimate may meaningfully underestimate the potential magnitude of the</w:t>
+        <w:t xml:space="preserve">-hacking problem in common research contexts. In some research contexts, Type I error rates approached 0.298 (range: 0.051-0.298). Additionally,</w:t>
       </w:r>
       <w:r>
         <w:t xml:space="preserve"> </w:t>
@@ -5848,31 +5778,7 @@
         <w:t xml:space="preserve">p</w:t>
       </w:r>
       <w:r>
-        <w:t xml:space="preserve">-hacking problem in common research contexts. For example, researchers often can choose from among many more available covariates. With just a modest increase in the pool of available covariates (i.e., 8-12 covariates), our simulations show that mean Type I error rate for the</w:t>
-      </w:r>
-      <w:r>
-        <w:t xml:space="preserve"> </w:t>
-      </w:r>
-      <w:r>
-        <w:rPr>
-          <w:i/>
-          <w:iCs/>
-        </w:rPr>
-        <w:t xml:space="preserve">p</w:t>
-      </w:r>
-      <w:r>
-        <w:t xml:space="preserve">-hacking approach increased to 0.191. And if the size of the pool is increased further (i.e., 16-20 covariates), the mean Type I error rate is increased nearly 3-fold (0.295) from what was reported by Simmons et al., even when aggregated across contexts that include sample sizes up to</w:t>
-      </w:r>
-      <w:r>
-        <w:t xml:space="preserve"> </w:t>
-      </w:r>
-      <m:oMath>
-        <m:r>
-          <m:t>N</m:t>
-        </m:r>
-      </m:oMath>
-      <w:r>
-        <w:t xml:space="preserve">=400.</w:t>
+        <w:t xml:space="preserve">-hacking produced substantially biased parameter estimates, indicating that even when true effects exist, the estimated effect sizes are likely to be overly optimistic.</w:t>
       </w:r>
     </w:p>
     <w:p>
@@ -5880,10 +5786,7 @@
         <w:pStyle w:val="BodyText"/>
       </w:pPr>
       <w:r>
-        <w:t xml:space="preserve">When no covariates were used (i.e., traditional no covariates approach</w:t>
-      </w:r>
-      <w:r>
-        <w:t xml:space="preserve">), the primary analysis of</w:t>
+        <w:t xml:space="preserve">When no covariates were used, the primary analysis of</w:t>
       </w:r>
       <w:r>
         <w:t xml:space="preserve"> </w:t>
@@ -6431,7 +6334,7 @@
       <w:tr>
         <w:tc>
           <w:tcPr/>
-          <w:bookmarkStart w:id="63" w:name="tbl-rec"/>
+          <w:bookmarkStart w:id="52" w:name="tbl-rec"/>
           <w:p>
             <w:pPr>
               <w:jc w:val="center"/>
@@ -6657,7 +6560,12 @@
                 <w:p>
                   <w:pPr>
                     <w:pStyle w:val="Compact"/>
-                  </w:pPr>
+                    <w:jc w:val="left"/>
+                    <w:jc w:val="center"/>
+                  </w:pPr>
+                  <w:r>
+                    <w:t xml:space="preserve">0.358</w:t>
+                  </w:r>
                 </w:p>
               </w:tc>
               <w:tc>
@@ -6713,21 +6621,16 @@
                     <w:jc w:val="center"/>
                   </w:pPr>
                   <w:r>
-                    <w:t xml:space="preserve">0.198</w:t>
-                  </w:r>
-                </w:p>
-              </w:tc>
-              <w:tc>
-                <w:tcPr/>
-                <w:p>
-                  <w:pPr>
-                    <w:pStyle w:val="Compact"/>
-                    <w:jc w:val="left"/>
-                    <w:jc w:val="center"/>
-                  </w:pPr>
-                  <w:r>
-                    <w:t xml:space="preserve">0.358</w:t>
-                  </w:r>
+                    <w:t xml:space="preserve">0.113</w:t>
+                  </w:r>
+                </w:p>
+              </w:tc>
+              <w:tc>
+                <w:tcPr/>
+                <w:p>
+                  <w:pPr>
+                    <w:pStyle w:val="Compact"/>
+                  </w:pPr>
                 </w:p>
               </w:tc>
               <w:tc>
@@ -7168,7 +7071,7 @@
               </w:tc>
             </w:tr>
           </w:tbl>
-          <w:bookmarkEnd w:id="63"/>
+          <w:bookmarkEnd w:id="52"/>
           <w:p/>
         </w:tc>
       </w:tr>
@@ -7189,7 +7092,7 @@
         </w:rPr>
         <w:t xml:space="preserve"> </w:t>
       </w:r>
-      <w:hyperlink r:id="rId64">
+      <w:hyperlink r:id="rId53">
         <w:r>
           <w:rPr>
             <w:rStyle w:val="Hyperlink"/>
@@ -7199,30 +7102,48 @@
         </w:r>
       </w:hyperlink>
     </w:p>
-    <w:bookmarkEnd w:id="65"/>
-    <w:bookmarkStart w:id="106" w:name="references"/>
+    <w:bookmarkEnd w:id="54"/>
+    <w:bookmarkStart w:id="55" w:name="acknowledgments"/>
     <w:p>
       <w:pPr>
         <w:pStyle w:val="Heading1"/>
       </w:pPr>
       <w:r>
+        <w:t xml:space="preserve">Acknowledgments</w:t>
+      </w:r>
+    </w:p>
+    <w:p>
+      <w:pPr>
+        <w:pStyle w:val="FirstParagraph"/>
+      </w:pPr>
+      <w:r>
+        <w:t xml:space="preserve">The authors wish to thank Christopher Janssen for his role in developing the interactive shiny dashboard available on our OSF page.</w:t>
+      </w:r>
+    </w:p>
+    <w:bookmarkEnd w:id="55"/>
+    <w:bookmarkStart w:id="100" w:name="references"/>
+    <w:p>
+      <w:pPr>
+        <w:pStyle w:val="Heading1"/>
+      </w:pPr>
+      <w:r>
         <w:t xml:space="preserve">References</w:t>
       </w:r>
     </w:p>
-    <w:bookmarkStart w:id="105" w:name="refs"/>
-    <w:bookmarkStart w:id="67" w:name="ref-beachChoosingCovariatesAnalysis1989"/>
+    <w:bookmarkStart w:id="99" w:name="refs"/>
+    <w:bookmarkStart w:id="57" w:name="ref-baker1500ScientistsLift2016"/>
     <w:p>
       <w:pPr>
         <w:pStyle w:val="Bibliography"/>
       </w:pPr>
       <w:r>
-        <w:t xml:space="preserve">Beach, M. L., and P. Meier. 1989.</w:t>
-      </w:r>
-      <w:r>
-        <w:t xml:space="preserve"> </w:t>
-      </w:r>
-      <w:r>
-        <w:t xml:space="preserve">“Choosing Covariates in the Analysis of Clinical Trials.”</w:t>
+        <w:t xml:space="preserve">Baker, Monya. 2016.</w:t>
+      </w:r>
+      <w:r>
+        <w:t xml:space="preserve"> </w:t>
+      </w:r>
+      <w:r>
+        <w:t xml:space="preserve">“1,500 Scientists Lift the Lid on Reproducibility.”</w:t>
       </w:r>
       <w:r>
         <w:t xml:space="preserve"> </w:t>
@@ -7232,6 +7153,52 @@
           <w:i/>
           <w:iCs/>
         </w:rPr>
+        <w:t xml:space="preserve">Nature</w:t>
+      </w:r>
+      <w:r>
+        <w:t xml:space="preserve"> </w:t>
+      </w:r>
+      <w:r>
+        <w:t xml:space="preserve">533 (7604): 452–54.</w:t>
+      </w:r>
+      <w:r>
+        <w:t xml:space="preserve"> </w:t>
+      </w:r>
+      <w:hyperlink r:id="rId56">
+        <w:r>
+          <w:rPr>
+            <w:rStyle w:val="Hyperlink"/>
+          </w:rPr>
+          <w:t xml:space="preserve">https://doi.org/10.1038/533452a</w:t>
+        </w:r>
+      </w:hyperlink>
+      <w:r>
+        <w:t xml:space="preserve">.</w:t>
+      </w:r>
+    </w:p>
+    <w:bookmarkEnd w:id="57"/>
+    <w:bookmarkStart w:id="59" w:name="ref-beachChoosingCovariatesAnalysis1989"/>
+    <w:p>
+      <w:pPr>
+        <w:pStyle w:val="Bibliography"/>
+      </w:pPr>
+      <w:r>
+        <w:t xml:space="preserve">Beach, M. L., and P. Meier. 1989.</w:t>
+      </w:r>
+      <w:r>
+        <w:t xml:space="preserve"> </w:t>
+      </w:r>
+      <w:r>
+        <w:t xml:space="preserve">“Choosing Covariates in the Analysis of Clinical Trials.”</w:t>
+      </w:r>
+      <w:r>
+        <w:t xml:space="preserve"> </w:t>
+      </w:r>
+      <w:r>
+        <w:rPr>
+          <w:i/>
+          <w:iCs/>
+        </w:rPr>
         <w:t xml:space="preserve">Controlled Clinical Trials</w:t>
       </w:r>
       <w:r>
@@ -7243,7 +7210,7 @@
       <w:r>
         <w:t xml:space="preserve"> </w:t>
       </w:r>
-      <w:hyperlink r:id="rId66">
+      <w:hyperlink r:id="rId58">
         <w:r>
           <w:rPr>
             <w:rStyle w:val="Hyperlink"/>
@@ -7255,8 +7222,8 @@
         <w:t xml:space="preserve">.</w:t>
       </w:r>
     </w:p>
-    <w:bookmarkEnd w:id="67"/>
-    <w:bookmarkStart w:id="69" w:name="ref-bradfordHowBadCould2013"/>
+    <w:bookmarkEnd w:id="59"/>
+    <w:bookmarkStart w:id="61" w:name="ref-bradfordHowBadCould2013"/>
     <w:p>
       <w:pPr>
         <w:pStyle w:val="Bibliography"/>
@@ -7301,7 +7268,7 @@
       <w:r>
         <w:t xml:space="preserve"> </w:t>
       </w:r>
-      <w:hyperlink r:id="rId68">
+      <w:hyperlink r:id="rId60">
         <w:r>
           <w:rPr>
             <w:rStyle w:val="Hyperlink"/>
@@ -7313,14 +7280,14 @@
         <w:t xml:space="preserve">.</w:t>
       </w:r>
     </w:p>
-    <w:bookmarkEnd w:id="69"/>
-    <w:bookmarkStart w:id="71" w:name="ref-buttonPowerFailureWhy2013"/>
+    <w:bookmarkEnd w:id="61"/>
+    <w:bookmarkStart w:id="63" w:name="ref-buttonPowerFailureWhy2013"/>
     <w:p>
       <w:pPr>
         <w:pStyle w:val="Bibliography"/>
       </w:pPr>
       <w:r>
-        <w:t xml:space="preserve">Button, Katherine S., John P. A. Ioannidis, Claire Mokrysz, Brian A. Nosek, Jonathan Flint, Emma S. J. Robinson, and Marcus R. Munafò. 2013.</w:t>
+        <w:t xml:space="preserve">Button, Katherine S., John P. A. Ioannidis, Claire Mokrysz, et al. 2013.</w:t>
       </w:r>
       <w:r>
         <w:t xml:space="preserve"> </w:t>
@@ -7347,7 +7314,7 @@
       <w:r>
         <w:t xml:space="preserve"> </w:t>
       </w:r>
-      <w:hyperlink r:id="rId70">
+      <w:hyperlink r:id="rId62">
         <w:r>
           <w:rPr>
             <w:rStyle w:val="Hyperlink"/>
@@ -7359,8 +7326,8 @@
         <w:t xml:space="preserve">.</w:t>
       </w:r>
     </w:p>
-    <w:bookmarkEnd w:id="71"/>
-    <w:bookmarkStart w:id="73" w:name="ref-chtc"/>
+    <w:bookmarkEnd w:id="63"/>
+    <w:bookmarkStart w:id="65" w:name="ref-chtc"/>
     <w:p>
       <w:pPr>
         <w:pStyle w:val="Bibliography"/>
@@ -7372,18 +7339,19 @@
         <w:t xml:space="preserve"> </w:t>
       </w:r>
       <w:r>
-        <w:t xml:space="preserve">“Center for High Throughput Computing.”</w:t>
-      </w:r>
-      <w:r>
-        <w:t xml:space="preserve"> </w:t>
-      </w:r>
-      <w:r>
-        <w:t xml:space="preserve">Center for High Throughput Computing.</w:t>
-      </w:r>
-      <w:r>
-        <w:t xml:space="preserve"> </w:t>
-      </w:r>
-      <w:hyperlink r:id="rId72">
+        <w:rPr>
+          <w:i/>
+          <w:iCs/>
+        </w:rPr>
+        <w:t xml:space="preserve">Center for High Throughput Computing</w:t>
+      </w:r>
+      <w:r>
+        <w:t xml:space="preserve">. Center for High Throughput Computing.</w:t>
+      </w:r>
+      <w:r>
+        <w:t xml:space="preserve"> </w:t>
+      </w:r>
+      <w:hyperlink r:id="rId64">
         <w:r>
           <w:rPr>
             <w:rStyle w:val="Hyperlink"/>
@@ -7395,8 +7363,8 @@
         <w:t xml:space="preserve">.</w:t>
       </w:r>
     </w:p>
-    <w:bookmarkEnd w:id="73"/>
-    <w:bookmarkStart w:id="75" w:name="X7184952359760f4d1a5486dd020a7850c2f64c7"/>
+    <w:bookmarkEnd w:id="65"/>
+    <w:bookmarkStart w:id="67" w:name="X7184952359760f4d1a5486dd020a7850c2f64c7"/>
     <w:p>
       <w:pPr>
         <w:pStyle w:val="Bibliography"/>
@@ -7436,12 +7404,12 @@
         <w:t xml:space="preserve"> </w:t>
       </w:r>
       <w:r>
-        <w:t xml:space="preserve">65 (3): 145–53.</w:t>
-      </w:r>
-      <w:r>
-        <w:t xml:space="preserve"> </w:t>
-      </w:r>
-      <w:hyperlink r:id="rId74">
+        <w:t xml:space="preserve">(US) 65 (3): 145–53.</w:t>
+      </w:r>
+      <w:r>
+        <w:t xml:space="preserve"> </w:t>
+      </w:r>
+      <w:hyperlink r:id="rId66">
         <w:r>
           <w:rPr>
             <w:rStyle w:val="Hyperlink"/>
@@ -7453,14 +7421,14 @@
         <w:t xml:space="preserve">.</w:t>
       </w:r>
     </w:p>
-    <w:bookmarkEnd w:id="75"/>
-    <w:bookmarkStart w:id="76" w:name="ref-cohenStatisticalPowerAnalysis1988"/>
+    <w:bookmarkEnd w:id="67"/>
+    <w:bookmarkStart w:id="68" w:name="ref-cohenStatisticalPowerAnalysis1988"/>
     <w:p>
       <w:pPr>
         <w:pStyle w:val="Bibliography"/>
       </w:pPr>
       <w:r>
-        <w:t xml:space="preserve">———. 1988.</w:t>
+        <w:t xml:space="preserve">Cohen, Jacob. 1988.</w:t>
       </w:r>
       <w:r>
         <w:t xml:space="preserve"> </w:t>
@@ -7515,17 +7483,17 @@
         <w:t xml:space="preserve">Behavioral Sciences</w:t>
       </w:r>
       <w:r>
-        <w:t xml:space="preserve">. 2 edition. Hillsdale, N.J: Routledge.</w:t>
-      </w:r>
-    </w:p>
-    <w:bookmarkEnd w:id="76"/>
-    <w:bookmarkStart w:id="77" w:name="ref-cohenPowerPrimer1992"/>
+        <w:t xml:space="preserve">. 2 edition. Routledge.</w:t>
+      </w:r>
+    </w:p>
+    <w:bookmarkEnd w:id="68"/>
+    <w:bookmarkStart w:id="69" w:name="ref-cohenPowerPrimer1992"/>
     <w:p>
       <w:pPr>
         <w:pStyle w:val="Bibliography"/>
       </w:pPr>
       <w:r>
-        <w:t xml:space="preserve">———. 1992.</w:t>
+        <w:t xml:space="preserve">Cohen, Jacob. 1992.</w:t>
       </w:r>
       <w:r>
         <w:t xml:space="preserve"> </w:t>
@@ -7550,8 +7518,8 @@
         <w:t xml:space="preserve">112 (1): 155–59.</w:t>
       </w:r>
     </w:p>
-    <w:bookmarkEnd w:id="77"/>
-    <w:bookmarkStart w:id="79" w:name="ref-egbewaleBiasPrecisionStatistical2014"/>
+    <w:bookmarkEnd w:id="69"/>
+    <w:bookmarkStart w:id="71" w:name="ref-egbewaleBiasPrecisionStatistical2014"/>
     <w:p>
       <w:pPr>
         <w:pStyle w:val="Bibliography"/>
@@ -7584,7 +7552,7 @@
       <w:r>
         <w:t xml:space="preserve"> </w:t>
       </w:r>
-      <w:hyperlink r:id="rId78">
+      <w:hyperlink r:id="rId70">
         <w:r>
           <w:rPr>
             <w:rStyle w:val="Hyperlink"/>
@@ -7596,20 +7564,62 @@
         <w:t xml:space="preserve">.</w:t>
       </w:r>
     </w:p>
-    <w:bookmarkEnd w:id="79"/>
-    <w:bookmarkStart w:id="81" w:name="ref-hefnerAlcoholStressResponse2013"/>
+    <w:bookmarkEnd w:id="71"/>
+    <w:bookmarkStart w:id="73" w:name="ref-fanelliPositiveResultsIncrease2010"/>
     <w:p>
       <w:pPr>
         <w:pStyle w:val="Bibliography"/>
       </w:pPr>
       <w:r>
-        <w:t xml:space="preserve">Hefner, Kathryn R., Christine A. Moberg, Laura Y. Hachiya, and John J. Curtin. 2013.</w:t>
-      </w:r>
-      <w:r>
-        <w:t xml:space="preserve"> </w:t>
-      </w:r>
-      <w:r>
-        <w:t xml:space="preserve">“Alcohol Stress Response Dampening During Imminent Versus Distal, Uncertain Threat.”</w:t>
+        <w:t xml:space="preserve">Fanelli, Daniele. 2010.</w:t>
+      </w:r>
+      <w:r>
+        <w:t xml:space="preserve"> </w:t>
+      </w:r>
+      <w:r>
+        <w:t xml:space="preserve">“</w:t>
+      </w:r>
+      <w:r>
+        <w:t xml:space="preserve">‘</w:t>
+      </w:r>
+      <w:r>
+        <w:t xml:space="preserve">Positive</w:t>
+      </w:r>
+      <w:r>
+        <w:t xml:space="preserve">’</w:t>
+      </w:r>
+      <w:r>
+        <w:t xml:space="preserve"> </w:t>
+      </w:r>
+      <w:r>
+        <w:t xml:space="preserve">Results Increase Down</w:t>
+      </w:r>
+      <w:r>
+        <w:t xml:space="preserve"> </w:t>
+      </w:r>
+      <w:r>
+        <w:t xml:space="preserve">the</w:t>
+      </w:r>
+      <w:r>
+        <w:t xml:space="preserve"> </w:t>
+      </w:r>
+      <w:r>
+        <w:t xml:space="preserve">Hierarchy</w:t>
+      </w:r>
+      <w:r>
+        <w:t xml:space="preserve"> </w:t>
+      </w:r>
+      <w:r>
+        <w:t xml:space="preserve">of the</w:t>
+      </w:r>
+      <w:r>
+        <w:t xml:space="preserve"> </w:t>
+      </w:r>
+      <w:r>
+        <w:t xml:space="preserve">Sciences</w:t>
+      </w:r>
+      <w:r>
+        <w:t xml:space="preserve">.”</w:t>
       </w:r>
       <w:r>
         <w:t xml:space="preserve"> </w:t>
@@ -7619,6 +7629,52 @@
           <w:i/>
           <w:iCs/>
         </w:rPr>
+        <w:t xml:space="preserve">PLOS ONE</w:t>
+      </w:r>
+      <w:r>
+        <w:t xml:space="preserve"> </w:t>
+      </w:r>
+      <w:r>
+        <w:t xml:space="preserve">5 (4): e10068.</w:t>
+      </w:r>
+      <w:r>
+        <w:t xml:space="preserve"> </w:t>
+      </w:r>
+      <w:hyperlink r:id="rId72">
+        <w:r>
+          <w:rPr>
+            <w:rStyle w:val="Hyperlink"/>
+          </w:rPr>
+          <w:t xml:space="preserve">https://doi.org/10.1371/journal.pone.0010068</w:t>
+        </w:r>
+      </w:hyperlink>
+      <w:r>
+        <w:t xml:space="preserve">.</w:t>
+      </w:r>
+    </w:p>
+    <w:bookmarkEnd w:id="73"/>
+    <w:bookmarkStart w:id="75" w:name="ref-hefnerAlcoholStressResponse2013"/>
+    <w:p>
+      <w:pPr>
+        <w:pStyle w:val="Bibliography"/>
+      </w:pPr>
+      <w:r>
+        <w:t xml:space="preserve">Hefner, Kathryn R., Christine A. Moberg, Laura Y. Hachiya, and John J. Curtin. 2013.</w:t>
+      </w:r>
+      <w:r>
+        <w:t xml:space="preserve"> </w:t>
+      </w:r>
+      <w:r>
+        <w:t xml:space="preserve">“Alcohol Stress Response Dampening During Imminent Versus Distal, Uncertain Threat.”</w:t>
+      </w:r>
+      <w:r>
+        <w:t xml:space="preserve"> </w:t>
+      </w:r>
+      <w:r>
+        <w:rPr>
+          <w:i/>
+          <w:iCs/>
+        </w:rPr>
         <w:t xml:space="preserve">Journal of Abnormal Psychology</w:t>
       </w:r>
       <w:r>
@@ -7630,7 +7686,7 @@
       <w:r>
         <w:t xml:space="preserve"> </w:t>
       </w:r>
-      <w:hyperlink r:id="rId80">
+      <w:hyperlink r:id="rId74">
         <w:r>
           <w:rPr>
             <w:rStyle w:val="Hyperlink"/>
@@ -7642,8 +7698,8 @@
         <w:t xml:space="preserve">.</w:t>
       </w:r>
     </w:p>
-    <w:bookmarkEnd w:id="81"/>
-    <w:bookmarkStart w:id="83" w:name="X2f0269178ca78ed63e1136f742f04d81b1fa6ea"/>
+    <w:bookmarkEnd w:id="75"/>
+    <w:bookmarkStart w:id="77" w:name="X2f0269178ca78ed63e1136f742f04d81b1fa6ea"/>
     <w:p>
       <w:pPr>
         <w:pStyle w:val="Bibliography"/>
@@ -7694,7 +7750,7 @@
       <w:r>
         <w:t xml:space="preserve"> </w:t>
       </w:r>
-      <w:hyperlink r:id="rId82">
+      <w:hyperlink r:id="rId76">
         <w:r>
           <w:rPr>
             <w:rStyle w:val="Hyperlink"/>
@@ -7706,8 +7762,8 @@
         <w:t xml:space="preserve">.</w:t>
       </w:r>
     </w:p>
-    <w:bookmarkEnd w:id="83"/>
-    <w:bookmarkStart w:id="85" w:name="X1d510f5e635c9bb1fe85b2bd18ed5a6e27b856d"/>
+    <w:bookmarkEnd w:id="77"/>
+    <w:bookmarkStart w:id="79" w:name="X1d510f5e635c9bb1fe85b2bd18ed5a6e27b856d"/>
     <w:p>
       <w:pPr>
         <w:pStyle w:val="Bibliography"/>
@@ -7740,7 +7796,7 @@
       <w:r>
         <w:t xml:space="preserve"> </w:t>
       </w:r>
-      <w:hyperlink r:id="rId84">
+      <w:hyperlink r:id="rId78">
         <w:r>
           <w:rPr>
             <w:rStyle w:val="Hyperlink"/>
@@ -7752,8 +7808,8 @@
         <w:t xml:space="preserve">.</w:t>
       </w:r>
     </w:p>
-    <w:bookmarkEnd w:id="85"/>
-    <w:bookmarkStart w:id="87" w:name="ref-ioannidisWhyMostPublished2005"/>
+    <w:bookmarkEnd w:id="79"/>
+    <w:bookmarkStart w:id="81" w:name="ref-ioannidisWhyMostPublished2005"/>
     <w:p>
       <w:pPr>
         <w:pStyle w:val="Bibliography"/>
@@ -7786,7 +7842,7 @@
       <w:r>
         <w:t xml:space="preserve"> </w:t>
       </w:r>
-      <w:hyperlink r:id="rId86">
+      <w:hyperlink r:id="rId80">
         <w:r>
           <w:rPr>
             <w:rStyle w:val="Hyperlink"/>
@@ -7798,8 +7854,8 @@
         <w:t xml:space="preserve">.</w:t>
       </w:r>
     </w:p>
-    <w:bookmarkEnd w:id="87"/>
-    <w:bookmarkStart w:id="89" w:name="ref-kahanRisksRewardsCovariate2014"/>
+    <w:bookmarkEnd w:id="81"/>
+    <w:bookmarkStart w:id="83" w:name="ref-kahanRisksRewardsCovariate2014"/>
     <w:p>
       <w:pPr>
         <w:pStyle w:val="Bibliography"/>
@@ -7832,7 +7888,7 @@
       <w:r>
         <w:t xml:space="preserve"> </w:t>
       </w:r>
-      <w:hyperlink r:id="rId88">
+      <w:hyperlink r:id="rId82">
         <w:r>
           <w:rPr>
             <w:rStyle w:val="Hyperlink"/>
@@ -7844,8 +7900,8 @@
         <w:t xml:space="preserve">.</w:t>
       </w:r>
     </w:p>
-    <w:bookmarkEnd w:id="89"/>
-    <w:bookmarkStart w:id="90" w:name="ref-kuhnTidymodelsCollectionPackages2020"/>
+    <w:bookmarkEnd w:id="83"/>
+    <w:bookmarkStart w:id="84" w:name="ref-kuhnTidymodelsCollectionPackages2020"/>
     <w:p>
       <w:pPr>
         <w:pStyle w:val="Bibliography"/>
@@ -7857,11 +7913,18 @@
         <w:t xml:space="preserve"> </w:t>
       </w:r>
       <w:r>
-        <w:t xml:space="preserve">“Tidymodels: A Collection of Packages for Modeling and Machine Learning Using Tidyverse Principles.”</w:t>
-      </w:r>
-    </w:p>
-    <w:bookmarkEnd w:id="90"/>
-    <w:bookmarkStart w:id="92" w:name="Xacb972bec6951688223e59e5436f5358068fdee"/>
+        <w:rPr>
+          <w:i/>
+          <w:iCs/>
+        </w:rPr>
+        <w:t xml:space="preserve">Tidymodels: A Collection of Packages for Modeling and Machine Learning Using Tidyverse Principles</w:t>
+      </w:r>
+      <w:r>
+        <w:t xml:space="preserve">.</w:t>
+      </w:r>
+    </w:p>
+    <w:bookmarkEnd w:id="84"/>
+    <w:bookmarkStart w:id="86" w:name="Xacb972bec6951688223e59e5436f5358068fdee"/>
     <w:p>
       <w:pPr>
         <w:pStyle w:val="Bibliography"/>
@@ -7875,7 +7938,7 @@
       <w:r>
         <w:t xml:space="preserve">“</w:t>
       </w:r>
-      <w:hyperlink r:id="rId91">
+      <w:hyperlink r:id="rId85">
         <w:r>
           <w:rPr>
             <w:rStyle w:val="Hyperlink"/>
@@ -7903,69 +7966,14 @@
         <w:t xml:space="preserve">110 (1): 40–48.</w:t>
       </w:r>
     </w:p>
-    <w:bookmarkEnd w:id="92"/>
-    <w:bookmarkStart w:id="93" w:name="X93e79e1a5ab79bb153842a6d1ed7d5e5cb3185f"/>
+    <w:bookmarkEnd w:id="86"/>
+    <w:bookmarkStart w:id="87" w:name="X93e79e1a5ab79bb153842a6d1ed7d5e5cb3185f"/>
     <w:p>
       <w:pPr>
         <w:pStyle w:val="Bibliography"/>
       </w:pPr>
       <w:r>
         <w:t xml:space="preserve">RStudio Team. 2020.</w:t>
-      </w:r>
-      <w:r>
-        <w:t xml:space="preserve"> </w:t>
-      </w:r>
-      <w:r>
-        <w:t xml:space="preserve">“</w:t>
-      </w:r>
-      <w:r>
-        <w:t xml:space="preserve">RStudio</w:t>
-      </w:r>
-      <w:r>
-        <w:t xml:space="preserve">:</w:t>
-      </w:r>
-      <w:r>
-        <w:t xml:space="preserve"> </w:t>
-      </w:r>
-      <w:r>
-        <w:t xml:space="preserve">Integrated Development</w:t>
-      </w:r>
-      <w:r>
-        <w:t xml:space="preserve"> </w:t>
-      </w:r>
-      <w:r>
-        <w:t xml:space="preserve">for</w:t>
-      </w:r>
-      <w:r>
-        <w:t xml:space="preserve"> </w:t>
-      </w:r>
-      <w:r>
-        <w:t xml:space="preserve">R</w:t>
-      </w:r>
-      <w:r>
-        <w:t xml:space="preserve">.”</w:t>
-      </w:r>
-      <w:r>
-        <w:t xml:space="preserve"> </w:t>
-      </w:r>
-      <w:r>
-        <w:t xml:space="preserve">Boston, MA: RStudio, Inc.</w:t>
-      </w:r>
-    </w:p>
-    <w:bookmarkEnd w:id="93"/>
-    <w:bookmarkStart w:id="95" w:name="X2622635a1d0cb17575e986ac7fc2f356c2369ea"/>
-    <w:p>
-      <w:pPr>
-        <w:pStyle w:val="Bibliography"/>
-      </w:pPr>
-      <w:r>
-        <w:t xml:space="preserve">Schelchter, Mark D., and Alan B. Forsythe. 1985.</w:t>
-      </w:r>
-      <w:r>
-        <w:t xml:space="preserve"> </w:t>
-      </w:r>
-      <w:r>
-        <w:t xml:space="preserve">“Post-Hoc Selection of Covariates in Randomized Experiments.”</w:t>
       </w:r>
       <w:r>
         <w:t xml:space="preserve"> </w:t>
@@ -7975,6 +7983,84 @@
           <w:i/>
           <w:iCs/>
         </w:rPr>
+        <w:t xml:space="preserve">RStudio</w:t>
+      </w:r>
+      <w:r>
+        <w:rPr>
+          <w:i/>
+          <w:iCs/>
+        </w:rPr>
+        <w:t xml:space="preserve">:</w:t>
+      </w:r>
+      <w:r>
+        <w:rPr>
+          <w:i/>
+          <w:iCs/>
+        </w:rPr>
+        <w:t xml:space="preserve"> </w:t>
+      </w:r>
+      <w:r>
+        <w:rPr>
+          <w:i/>
+          <w:iCs/>
+        </w:rPr>
+        <w:t xml:space="preserve">Integrated Development</w:t>
+      </w:r>
+      <w:r>
+        <w:rPr>
+          <w:i/>
+          <w:iCs/>
+        </w:rPr>
+        <w:t xml:space="preserve"> </w:t>
+      </w:r>
+      <w:r>
+        <w:rPr>
+          <w:i/>
+          <w:iCs/>
+        </w:rPr>
+        <w:t xml:space="preserve">for</w:t>
+      </w:r>
+      <w:r>
+        <w:rPr>
+          <w:i/>
+          <w:iCs/>
+        </w:rPr>
+        <w:t xml:space="preserve"> </w:t>
+      </w:r>
+      <w:r>
+        <w:rPr>
+          <w:i/>
+          <w:iCs/>
+        </w:rPr>
+        <w:t xml:space="preserve">R</w:t>
+      </w:r>
+      <w:r>
+        <w:t xml:space="preserve">. RStudio, Inc.</w:t>
+      </w:r>
+    </w:p>
+    <w:bookmarkEnd w:id="87"/>
+    <w:bookmarkStart w:id="89" w:name="X2622635a1d0cb17575e986ac7fc2f356c2369ea"/>
+    <w:p>
+      <w:pPr>
+        <w:pStyle w:val="Bibliography"/>
+      </w:pPr>
+      <w:r>
+        <w:t xml:space="preserve">Schelchter, Mark D., and Alan B. Forsythe. 1985.</w:t>
+      </w:r>
+      <w:r>
+        <w:t xml:space="preserve"> </w:t>
+      </w:r>
+      <w:r>
+        <w:t xml:space="preserve">“Post-Hoc Selection of Covariates in Randomized Experiments.”</w:t>
+      </w:r>
+      <w:r>
+        <w:t xml:space="preserve"> </w:t>
+      </w:r>
+      <w:r>
+        <w:rPr>
+          <w:i/>
+          <w:iCs/>
+        </w:rPr>
         <w:t xml:space="preserve">Communications in Statistics - Theory and Methods</w:t>
       </w:r>
       <w:r>
@@ -7986,7 +8072,7 @@
       <w:r>
         <w:t xml:space="preserve"> </w:t>
       </w:r>
-      <w:hyperlink r:id="rId94">
+      <w:hyperlink r:id="rId88">
         <w:r>
           <w:rPr>
             <w:rStyle w:val="Hyperlink"/>
@@ -7998,8 +8084,8 @@
         <w:t xml:space="preserve">.</w:t>
       </w:r>
     </w:p>
-    <w:bookmarkEnd w:id="95"/>
-    <w:bookmarkStart w:id="97" w:name="X8e2c8939838df13f010698dd12f887c58598160"/>
+    <w:bookmarkEnd w:id="89"/>
+    <w:bookmarkStart w:id="91" w:name="X8e2c8939838df13f010698dd12f887c58598160"/>
     <w:p>
       <w:pPr>
         <w:pStyle w:val="Bibliography"/>
@@ -8032,7 +8118,7 @@
       <w:r>
         <w:t xml:space="preserve"> </w:t>
       </w:r>
-      <w:hyperlink r:id="rId96">
+      <w:hyperlink r:id="rId90">
         <w:r>
           <w:rPr>
             <w:rStyle w:val="Hyperlink"/>
@@ -8044,8 +8130,8 @@
         <w:t xml:space="preserve">.</w:t>
       </w:r>
     </w:p>
-    <w:bookmarkEnd w:id="97"/>
-    <w:bookmarkStart w:id="99" w:name="ref-simonsohnPcurveKeyFiledrawer2014"/>
+    <w:bookmarkEnd w:id="91"/>
+    <w:bookmarkStart w:id="93" w:name="ref-simonsohnPcurveKeyFiledrawer2014"/>
     <w:p>
       <w:pPr>
         <w:pStyle w:val="Bibliography"/>
@@ -8090,7 +8176,7 @@
       <w:r>
         <w:t xml:space="preserve"> </w:t>
       </w:r>
-      <w:hyperlink r:id="rId98">
+      <w:hyperlink r:id="rId92">
         <w:r>
           <w:rPr>
             <w:rStyle w:val="Hyperlink"/>
@@ -8102,8 +8188,8 @@
         <w:t xml:space="preserve">.</w:t>
       </w:r>
     </w:p>
-    <w:bookmarkEnd w:id="99"/>
-    <w:bookmarkStart w:id="101" w:name="ref-thompsonCovariateAdjustmentHad2015"/>
+    <w:bookmarkEnd w:id="93"/>
+    <w:bookmarkStart w:id="95" w:name="ref-thompsonCovariateAdjustmentHad2015"/>
     <w:p>
       <w:pPr>
         <w:pStyle w:val="Bibliography"/>
@@ -8136,7 +8222,7 @@
       <w:r>
         <w:t xml:space="preserve"> </w:t>
       </w:r>
-      <w:hyperlink r:id="rId100">
+      <w:hyperlink r:id="rId94">
         <w:r>
           <w:rPr>
             <w:rStyle w:val="Hyperlink"/>
@@ -8148,8 +8234,8 @@
         <w:t xml:space="preserve">.</w:t>
       </w:r>
     </w:p>
-    <w:bookmarkEnd w:id="101"/>
-    <w:bookmarkStart w:id="103" w:name="X65fcee1c7a41f936cbb5091b59133225cfac5a3"/>
+    <w:bookmarkEnd w:id="95"/>
+    <w:bookmarkStart w:id="97" w:name="X65fcee1c7a41f936cbb5091b59133225cfac5a3"/>
     <w:p>
       <w:pPr>
         <w:pStyle w:val="Bibliography"/>
@@ -8215,7 +8301,7 @@
       <w:r>
         <w:t xml:space="preserve"> </w:t>
       </w:r>
-      <w:hyperlink r:id="rId102">
+      <w:hyperlink r:id="rId96">
         <w:r>
           <w:rPr>
             <w:rStyle w:val="Hyperlink"/>
@@ -8227,8 +8313,8 @@
         <w:t xml:space="preserve">.</w:t>
       </w:r>
     </w:p>
-    <w:bookmarkEnd w:id="103"/>
-    <w:bookmarkStart w:id="104" w:name="ref-vanbreukelenANCOVAChangeBaseline2006"/>
+    <w:bookmarkEnd w:id="97"/>
+    <w:bookmarkStart w:id="98" w:name="ref-vanbreukelenANCOVAChangeBaseline2006"/>
     <w:p>
       <w:pPr>
         <w:pStyle w:val="Bibliography"/>
@@ -8268,9 +8354,9 @@
         <w:t xml:space="preserve">59: 920–25.</w:t>
       </w:r>
     </w:p>
-    <w:bookmarkEnd w:id="104"/>
-    <w:bookmarkEnd w:id="105"/>
-    <w:bookmarkEnd w:id="106"/>
+    <w:bookmarkEnd w:id="98"/>
+    <w:bookmarkEnd w:id="99"/>
+    <w:bookmarkEnd w:id="100"/>
     <w:sectPr>
       <w:footnotePr>
         <w:numRestart w:val="eachSect"/>
@@ -8507,10 +8593,10 @@
   <w:docDefaults>
     <w:rPrDefault>
       <w:rPr>
-        <w:rFonts w:asciiTheme="minorHAnsi" w:cstheme="minorBidi" w:eastAsiaTheme="minorHAnsi" w:hAnsiTheme="minorHAnsi"/>
+        <w:rFonts w:asciiTheme="minorHAnsi" w:cstheme="minorBidi" w:eastAsiaTheme="minorEastAsia" w:hAnsiTheme="minorHAnsi"/>
         <w:sz w:val="24"/>
         <w:szCs w:val="24"/>
-        <w:lang w:bidi="ar-SA" w:eastAsia="en-US" w:val="en-US"/>
+        <w:lang w:bidi="ar-SA" w:eastAsia="zh-CN" w:val="en-US"/>
       </w:rPr>
     </w:rPrDefault>
     <w:pPrDefault>
@@ -9051,13 +9137,6 @@
       </w:tblCellMar>
     </w:tblPr>
     <w:tblStylePr w:type="firstRow">
-      <w:tblPr>
-        <w:jc w:val="left"/>
-        <w:tblInd w:type="dxa" w:w="0"/>
-      </w:tblPr>
-      <w:trPr>
-        <w:jc w:val="left"/>
-      </w:trPr>
       <w:tcPr>
         <w:tcBorders>
           <w:bottom w:val="single"/>

--- a/index.docx
+++ b/index.docx
@@ -47,7 +47,7 @@
         <w:pStyle w:val="Date"/>
       </w:pPr>
       <w:r>
-        <w:t xml:space="preserve">2026-05-14</w:t>
+        <w:t xml:space="preserve">2026-06-10</w:t>
       </w:r>
     </w:p>
     <w:p>
@@ -113,7 +113,7 @@
         <w:t xml:space="preserve">p</w:t>
       </w:r>
       <w:r>
-        <w:t xml:space="preserve">-hacking, linear models that screen each covariate separately with and without</w:t>
+        <w:t xml:space="preserve">-hacking, linear models that screen each covariate separately without and with</w:t>
       </w:r>
       <w:r>
         <w:t xml:space="preserve"> </w:t>
@@ -124,7 +124,7 @@
         </m:r>
       </m:oMath>
       <w:r>
-        <w:t xml:space="preserve">, linear models that screen all covariates simultaneously with and without</w:t>
+        <w:t xml:space="preserve">, linear models that screen all covariates simultaneously without and with</w:t>
       </w:r>
       <w:r>
         <w:t xml:space="preserve"> </w:t>
@@ -135,7 +135,7 @@
         </m:r>
       </m:oMath>
       <w:r>
-        <w:t xml:space="preserve">, and LASSO models that screen all covariates simultaneously with and without</w:t>
+        <w:t xml:space="preserve">, and LASSO models that screen all covariates simultaneously without and with</w:t>
       </w:r>
       <w:r>
         <w:t xml:space="preserve"> </w:t>
@@ -157,7 +157,7 @@
         <w:t xml:space="preserve">We calculated the probability of Type I and Type II errors across methods and research contexts. Our results provide strong evidence of the benefits of using covariates and provide practical guidance for selecting covariates in experimental research.</w:t>
       </w:r>
     </w:p>
-    <w:bookmarkStart w:id="9" w:name="introduction"/>
+    <w:bookmarkStart w:id="20" w:name="introduction"/>
     <w:p>
       <w:pPr>
         <w:pStyle w:val="Heading1"/>
@@ -177,7 +177,7 @@
         <w:t xml:space="preserve"> </w:t>
       </w:r>
       <w:r>
-        <w:t xml:space="preserve">(Bradford et al. 2013; Hefner et al. 2013)</w:t>
+        <w:t xml:space="preserve">(Bradford, Shapiro, and Curtin 2013; Hefner et al. 2013)</w:t>
       </w:r>
       <w:r>
         <w:t xml:space="preserve">. [Markus, can you provide a simple second example that focuses on an IV manipulation that is social psych relevant?)</w:t>
@@ -220,7 +220,7 @@
         <w:t xml:space="preserve"> </w:t>
       </w:r>
       <w:r>
-        <w:t xml:space="preserve">(Thompson et al. 2015; Hernández et al. 2004; Hernández et al. 2006; Kahan et al. 2014; Van Breukelen 2006; Egbewale et al. 2014)</w:t>
+        <w:t xml:space="preserve">(Thompson et al. 2015; Adrián V. Hernández, Steyerberg, and Habbema 2004; Adrián V. Hernández, Eijkemans, and Steyerberg 2006; Kahan et al. 2014; Van Breukelen 2006; Egbewale, Lewis, and Sim 2014)</w:t>
       </w:r>
       <w:r>
         <w:t xml:space="preserve">. For example, in the previously described test of the effect of alcohol on stress response, baseline measures of both trait anxiety and fearfulness could be included as covariates. These measures would not be systematically correlated with the IV because they are collected prior to random assignment. They would also be expected to correlate with laboratory stress response based on prior research. Given this, the addition of these measures as covariates in the analysis could reduce variance in stress response that is unrelated to the manipulation and lower the probability of a Type II error for the IV effect.</w:t>
@@ -263,7 +263,7 @@
         <w:t xml:space="preserve"> </w:t>
       </w:r>
       <w:r>
-        <w:t xml:space="preserve">(Simonsohn et al. 2014)</w:t>
+        <w:t xml:space="preserve">(Simonsohn, Nelson, and Simmons 2014)</w:t>
       </w:r>
       <w:r>
         <w:t xml:space="preserve">, seriously undermines the statistical validity of the analyses by substantially increasing the probability of Type I errors (i.e., rejecting the null hypothesis when it is not false</w:t>
@@ -272,7 +272,7 @@
         <w:t xml:space="preserve"> </w:t>
       </w:r>
       <w:r>
-        <w:t xml:space="preserve">(Simmons et al. 2011; Ioannidis 2005; Schelchter and Forsythe 1985; Beach and Meier 1989)</w:t>
+        <w:t xml:space="preserve">(Simmons, Nelson, and Simonsohn 2011; Ioannidis 2005; Schelchter and Forsythe 1985; Beach and Meier 1989)</w:t>
       </w:r>
       <w:r>
         <w:t xml:space="preserve">). Statistically valid analyses require both low probability of Type II errors and control of Type I errors at the specified value of alpha (e.g., 0.05).</w:t>
@@ -432,7 +432,7 @@
         <w:t xml:space="preserve"> </w:t>
       </w:r>
       <w:r>
-        <w:t xml:space="preserve">models that screen all covariates simultaneously in a single model (simultaneous cov LASSO). Across the three modeling approaches, we also either include or exclude the focal IV in the screening models. For all approaches we quantify the probability of Type I and Type II errors across a variety of research contexts that vary by sample size, number of available covariates, strength of covariate effects, effect size for the IV and other relevant context characteristics. We use results from these simulations to provide clear and accessible guidance about how best to select an optimal set of covariates to increase statistical power</w:t>
+        <w:t xml:space="preserve">models that screen all covariates simultaneously in a single model (simultaneous cov LASSO). Across the three modeling approaches, we also either exclude or include the focal IV in the screening models. For all approaches we quantify the probability of Type I and Type II errors across a variety of research contexts that vary by sample size, number of available covariates, strength of covariate effects, effect size for the IV and other relevant context characteristics. We use results from these simulations to provide clear and accessible guidance about how best to select an optimal set of covariates to increase statistical power</w:t>
       </w:r>
       <w:r>
         <w:t xml:space="preserve"> </w:t>
@@ -441,8 +441,8 @@
         <w:t xml:space="preserve">when testing the effect of a manipulated IV in various research contexts.</w:t>
       </w:r>
     </w:p>
-    <w:bookmarkEnd w:id="9"/>
-    <w:bookmarkStart w:id="20" w:name="methods"/>
+    <w:bookmarkEnd w:id="20"/>
+    <w:bookmarkStart w:id="31" w:name="methods"/>
     <w:p>
       <w:pPr>
         <w:pStyle w:val="Heading1"/>
@@ -451,7 +451,7 @@
         <w:t xml:space="preserve">Methods</w:t>
       </w:r>
     </w:p>
-    <w:bookmarkStart w:id="12" w:name="covariate-selection-approaches"/>
+    <w:bookmarkStart w:id="23" w:name="covariate-selection-approaches"/>
     <w:p>
       <w:pPr>
         <w:pStyle w:val="Heading2"/>
@@ -594,7 +594,7 @@
         <w:t xml:space="preserve"> </w:t>
       </w:r>
       <w:r>
-        <w:t xml:space="preserve">models that screen all covariates simultaneously in a single model (simultaneous cov LASSO). Across these approaches, we also either include or exclude</w:t>
+        <w:t xml:space="preserve">models that screen all covariates simultaneously in a single model (simultaneous cov LASSO). Across these approaches, we also either exclude or include</w:t>
       </w:r>
       <w:r>
         <w:t xml:space="preserve"> </w:t>
@@ -608,7 +608,7 @@
         <w:t xml:space="preserve"> </w:t>
       </w:r>
       <w:r>
-        <w:t xml:space="preserve">in the screening models (notated as with or w/o</w:t>
+        <w:t xml:space="preserve">in the screening models (notated as w/o or with</w:t>
       </w:r>
       <w:r>
         <w:t xml:space="preserve"> </w:t>
@@ -655,7 +655,7 @@
         <w:pStyle w:val="BodyText"/>
       </w:pPr>
       <w:r>
-        <w:t xml:space="preserve">For the linear models (separate cov lm with</w:t>
+        <w:t xml:space="preserve">For the linear models (separate cov lm w/o</w:t>
       </w:r>
       <w:r>
         <w:t xml:space="preserve"> </w:t>
@@ -666,7 +666,7 @@
         </m:r>
       </m:oMath>
       <w:r>
-        <w:t xml:space="preserve">, separate cov lm w/o</w:t>
+        <w:t xml:space="preserve">, separate cov lm with</w:t>
       </w:r>
       <w:r>
         <w:t xml:space="preserve"> </w:t>
@@ -677,7 +677,7 @@
         </m:r>
       </m:oMath>
       <w:r>
-        <w:t xml:space="preserve">, simultaneous cov lm with</w:t>
+        <w:t xml:space="preserve">, simultaneous cov lm w/o</w:t>
       </w:r>
       <w:r>
         <w:t xml:space="preserve"> </w:t>
@@ -688,7 +688,7 @@
         </m:r>
       </m:oMath>
       <w:r>
-        <w:t xml:space="preserve">, and simultaneous cov lm w/o</w:t>
+        <w:t xml:space="preserve">, and simultaneous cov lm with</w:t>
       </w:r>
       <w:r>
         <w:t xml:space="preserve"> </w:t>
@@ -767,7 +767,7 @@
         <w:t xml:space="preserve"> </w:t>
       </w:r>
       <w:r>
-        <w:t xml:space="preserve">when evaluating the covariates. For the LASSO models (simultaneous cov LASSO with</w:t>
+        <w:t xml:space="preserve">when evaluating the covariates. For the LASSO models (simultaneous cov LASSO w/o</w:t>
       </w:r>
       <w:r>
         <w:t xml:space="preserve"> </w:t>
@@ -781,7 +781,7 @@
         <w:t xml:space="preserve"> </w:t>
       </w:r>
       <w:r>
-        <w:t xml:space="preserve">and simultaneous cov LASS w/o</w:t>
+        <w:t xml:space="preserve">and simultaneous cov LASS with</w:t>
       </w:r>
       <w:r>
         <w:t xml:space="preserve"> </w:t>
@@ -808,7 +808,7 @@
       <w:tr>
         <w:tc>
           <w:tcPr/>
-          <w:bookmarkStart w:id="10" w:name="tbl-methods"/>
+          <w:bookmarkStart w:id="21" w:name="tbl-methods"/>
           <w:p>
             <w:pPr>
               <w:jc w:val="center"/>
@@ -1029,7 +1029,7 @@
                     <w:jc w:val="center"/>
                   </w:pPr>
                   <w:r>
-                    <w:t xml:space="preserve">Separate cov lm with X</w:t>
+                    <w:t xml:space="preserve">Separate cov lm w/o X</w:t>
                   </w:r>
                 </w:p>
               </w:tc>
@@ -1042,13 +1042,13 @@
                     <w:jc w:val="center"/>
                   </w:pPr>
                   <w:r>
-                    <w:t xml:space="preserve">\(Y \sim X + C_{1}\)</w:t>
+                    <w:t xml:space="preserve">\(Y \sim C_{1}\)</w:t>
                   </w:r>
                   <w:r>
                     <w:br/>
                   </w:r>
                   <w:r>
-                    <w:t xml:space="preserve">\(Y \sim X + C_{2}\)</w:t>
+                    <w:t xml:space="preserve">\(Y \sim C_{2}\)</w:t>
                   </w:r>
                   <w:r>
                     <w:br/>
@@ -1060,7 +1060,7 @@
                     <w:br/>
                   </w:r>
                   <w:r>
-                    <w:t xml:space="preserve">\(Y \sim X + C_{k}\)</w:t>
+                    <w:t xml:space="preserve">\(Y \sim C_{k}\)</w:t>
                   </w:r>
                 </w:p>
               </w:tc>
@@ -1073,7 +1073,7 @@
                     <w:jc w:val="center"/>
                   </w:pPr>
                   <w:r>
-                    <w:t xml:space="preserve">Significant covariates (\(p &lt; .05\)) when controlling for \(X\) are included in the final model</w:t>
+                    <w:t xml:space="preserve">Significant covariates (\(p &lt; .05\)) are included in the final model</w:t>
                   </w:r>
                 </w:p>
               </w:tc>
@@ -1088,7 +1088,7 @@
                     <w:jc w:val="center"/>
                   </w:pPr>
                   <w:r>
-                    <w:t xml:space="preserve">Separate cov lm w/o X</w:t>
+                    <w:t xml:space="preserve">Separate cov lm with X</w:t>
                   </w:r>
                 </w:p>
               </w:tc>
@@ -1101,13 +1101,13 @@
                     <w:jc w:val="center"/>
                   </w:pPr>
                   <w:r>
-                    <w:t xml:space="preserve">\(Y \sim C_{1}\)</w:t>
+                    <w:t xml:space="preserve">\(Y \sim X + C_{1}\)</w:t>
                   </w:r>
                   <w:r>
                     <w:br/>
                   </w:r>
                   <w:r>
-                    <w:t xml:space="preserve">\(Y \sim C_{2}\)</w:t>
+                    <w:t xml:space="preserve">\(Y \sim X + C_{2}\)</w:t>
                   </w:r>
                   <w:r>
                     <w:br/>
@@ -1119,7 +1119,7 @@
                     <w:br/>
                   </w:r>
                   <w:r>
-                    <w:t xml:space="preserve">\(Y \sim C_{k}\)</w:t>
+                    <w:t xml:space="preserve">\(Y \sim X + C_{k}\)</w:t>
                   </w:r>
                 </w:p>
               </w:tc>
@@ -1132,7 +1132,7 @@
                     <w:jc w:val="center"/>
                   </w:pPr>
                   <w:r>
-                    <w:t xml:space="preserve">Significant covariates (\(p &lt; .05\)) are included in the final model</w:t>
+                    <w:t xml:space="preserve">Significant covariates (\(p &lt; .05\)) when controlling for \(X\) are included in the final model</w:t>
                   </w:r>
                 </w:p>
               </w:tc>
@@ -1147,7 +1147,7 @@
                     <w:jc w:val="center"/>
                   </w:pPr>
                   <w:r>
-                    <w:t xml:space="preserve">Simultaneous cov lm with X</w:t>
+                    <w:t xml:space="preserve">Simultaneous cov lm w/o X</w:t>
                   </w:r>
                 </w:p>
               </w:tc>
@@ -1160,7 +1160,7 @@
                     <w:jc w:val="center"/>
                   </w:pPr>
                   <w:r>
-                    <w:t xml:space="preserve">\(Y \sim X + C_{1} + C_{2} + \cdots + C_{k}\)</w:t>
+                    <w:t xml:space="preserve">\(Y \sim C_{1} + C_{2} + \cdots + C_{k}\)</w:t>
                   </w:r>
                 </w:p>
               </w:tc>
@@ -1173,7 +1173,7 @@
                     <w:jc w:val="center"/>
                   </w:pPr>
                   <w:r>
-                    <w:t xml:space="preserve">Significant covariates (\(p &lt; .05\)) when controlling for \(X\) and all other covariates are retained in the final model</w:t>
+                    <w:t xml:space="preserve">Significant covariates (\(p &lt; .05\)) when controlling for all other covariates are included in the final model</w:t>
                   </w:r>
                 </w:p>
               </w:tc>
@@ -1188,7 +1188,7 @@
                     <w:jc w:val="center"/>
                   </w:pPr>
                   <w:r>
-                    <w:t xml:space="preserve">Simultaneous cov lm w/o X</w:t>
+                    <w:t xml:space="preserve">Simultaneous cov lm with X</w:t>
                   </w:r>
                 </w:p>
               </w:tc>
@@ -1201,7 +1201,7 @@
                     <w:jc w:val="center"/>
                   </w:pPr>
                   <w:r>
-                    <w:t xml:space="preserve">\(Y \sim C_{1} + C_{2} + \cdots + C_{k}\)</w:t>
+                    <w:t xml:space="preserve">\(Y \sim X + C_{1} + C_{2} + \cdots + C_{k}\)</w:t>
                   </w:r>
                 </w:p>
               </w:tc>
@@ -1214,7 +1214,7 @@
                     <w:jc w:val="center"/>
                   </w:pPr>
                   <w:r>
-                    <w:t xml:space="preserve">Significant covariates (\(p &lt; .05\)) when controlling for all other covariates are included in the final model</w:t>
+                    <w:t xml:space="preserve">Significant covariates (\(p &lt; .05\)) when controlling for \(X\) and all other covariates are retained in the final model</w:t>
                   </w:r>
                 </w:p>
               </w:tc>
@@ -1229,7 +1229,7 @@
                     <w:jc w:val="center"/>
                   </w:pPr>
                   <w:r>
-                    <w:t xml:space="preserve">Simultaneous cov LASSO with X</w:t>
+                    <w:t xml:space="preserve">Simultaneous cov LASSO w/o X</w:t>
                   </w:r>
                 </w:p>
               </w:tc>
@@ -1242,7 +1242,7 @@
                     <w:jc w:val="center"/>
                   </w:pPr>
                   <w:r>
-                    <w:t xml:space="preserve">\(Y \sim X + C_{1} + C_{2} + \cdots + C_{k}\) with \(\lambda\) penalty applied to all covariates</w:t>
+                    <w:t xml:space="preserve">\(Y \sim C_{1} + C_{2} + \cdots + C_{k}\) with \(\lambda\) penalty applied to all covariates</w:t>
                   </w:r>
                 </w:p>
               </w:tc>
@@ -1270,7 +1270,7 @@
                     <w:jc w:val="center"/>
                   </w:pPr>
                   <w:r>
-                    <w:t xml:space="preserve">Simultaneous cov LASSO w/o X</w:t>
+                    <w:t xml:space="preserve">Simultaneous cov LASSO with X</w:t>
                   </w:r>
                 </w:p>
               </w:tc>
@@ -1283,7 +1283,7 @@
                     <w:jc w:val="center"/>
                   </w:pPr>
                   <w:r>
-                    <w:t xml:space="preserve">\(Y \sim C_{1} + C_{2} + \cdots + C_{k}\) with \(\lambda\) penalty applied to all covariates</w:t>
+                    <w:t xml:space="preserve">\(Y \sim X + C_{1} + C_{2} + \cdots + C_{k}\) with \(\lambda\) penalty applied to all covariates</w:t>
                   </w:r>
                 </w:p>
               </w:tc>
@@ -1370,7 +1370,7 @@
               </w:tc>
             </w:tr>
           </w:tbl>
-          <w:bookmarkEnd w:id="10"/>
+          <w:bookmarkEnd w:id="21"/>
           <w:p/>
         </w:tc>
       </w:tr>
@@ -1391,7 +1391,7 @@
         </w:rPr>
         <w:t xml:space="preserve"> </w:t>
       </w:r>
-      <w:hyperlink r:id="rId11">
+      <w:hyperlink r:id="rId22">
         <w:r>
           <w:rPr>
             <w:rStyle w:val="Hyperlink"/>
@@ -1401,8 +1401,8 @@
         </w:r>
       </w:hyperlink>
     </w:p>
-    <w:bookmarkEnd w:id="12"/>
-    <w:bookmarkStart w:id="15" w:name="research-contexts"/>
+    <w:bookmarkEnd w:id="23"/>
+    <w:bookmarkStart w:id="26" w:name="research-contexts"/>
     <w:p>
       <w:pPr>
         <w:pStyle w:val="Heading2"/>
@@ -1808,7 +1808,7 @@
       <w:tr>
         <w:tc>
           <w:tcPr/>
-          <w:bookmarkStart w:id="13" w:name="tbl-dictionary"/>
+          <w:bookmarkStart w:id="24" w:name="tbl-dictionary"/>
           <w:p>
             <w:pPr>
               <w:jc w:val="center"/>
@@ -2004,7 +2004,7 @@
               </w:tc>
             </w:tr>
           </w:tbl>
-          <w:bookmarkEnd w:id="13"/>
+          <w:bookmarkEnd w:id="24"/>
           <w:p/>
         </w:tc>
       </w:tr>
@@ -2025,7 +2025,7 @@
         </w:rPr>
         <w:t xml:space="preserve"> </w:t>
       </w:r>
-      <w:hyperlink r:id="rId14">
+      <w:hyperlink r:id="rId25">
         <w:r>
           <w:rPr>
             <w:rStyle w:val="Hyperlink"/>
@@ -2035,8 +2035,8 @@
         </w:r>
       </w:hyperlink>
     </w:p>
-    <w:bookmarkEnd w:id="15"/>
-    <w:bookmarkStart w:id="19" w:name="data-analytic-plan"/>
+    <w:bookmarkEnd w:id="26"/>
+    <w:bookmarkStart w:id="30" w:name="data-analytic-plan"/>
     <w:p>
       <w:pPr>
         <w:pStyle w:val="Heading2"/>
@@ -2319,7 +2319,7 @@
         </w:rPr>
         <w:t xml:space="preserve"> </w:t>
       </w:r>
-      <w:hyperlink r:id="rId16">
+      <w:hyperlink r:id="rId27">
         <w:r>
           <w:rPr>
             <w:rStyle w:val="Hyperlink"/>
@@ -2429,7 +2429,7 @@
         <w:t xml:space="preserve">.</w:t>
       </w:r>
     </w:p>
-    <w:bookmarkStart w:id="17" w:name="annotated-cell-1"/>
+    <w:bookmarkStart w:id="28" w:name="annotated-cell-1"/>
     <w:p>
       <w:pPr>
         <w:pStyle w:val="SourceCode"/>
@@ -2780,7 +2780,7 @@
         <w:t xml:space="preserve"> x</w:t>
       </w:r>
     </w:p>
-    <w:bookmarkEnd w:id="17"/>
+    <w:bookmarkEnd w:id="28"/>
     <w:p>
       <w:pPr>
         <w:pStyle w:val="DefinitionTerm"/>
@@ -2892,7 +2892,7 @@
         </w:rPr>
         <w:t xml:space="preserve"> </w:t>
       </w:r>
-      <w:hyperlink r:id="rId16">
+      <w:hyperlink r:id="rId27">
         <w:r>
           <w:rPr>
             <w:rStyle w:val="Hyperlink"/>
@@ -2944,92 +2944,90 @@
         <m:r>
           <m:t>m</m:t>
         </m:r>
-        <m:r>
-          <m:rPr>
-            <m:sty m:val="p"/>
-          </m:rPr>
-          <m:t>(</m:t>
-        </m:r>
-        <m:r>
-          <m:t>Y</m:t>
-        </m:r>
-        <m:r>
-          <m:rPr>
-            <m:sty m:val="p"/>
-          </m:rPr>
-          <m:t>∼</m:t>
-        </m:r>
-        <m:r>
-          <m:t>X</m:t>
-        </m:r>
-        <m:r>
-          <m:rPr>
-            <m:sty m:val="p"/>
-          </m:rPr>
-          <m:t>+</m:t>
-        </m:r>
-        <m:sSub>
+        <m:d>
+          <m:dPr>
+            <m:begChr m:val="("/>
+            <m:sepChr m:val=""/>
+            <m:endChr m:val=")"/>
+            <m:grow/>
+          </m:dPr>
           <m:e>
             <m:r>
-              <m:t>C</m:t>
+              <m:t>Y</m:t>
+            </m:r>
+            <m:r>
+              <m:rPr>
+                <m:sty m:val="p"/>
+              </m:rPr>
+              <m:t>∼</m:t>
+            </m:r>
+            <m:r>
+              <m:t>X</m:t>
+            </m:r>
+            <m:r>
+              <m:rPr>
+                <m:sty m:val="p"/>
+              </m:rPr>
+              <m:t>+</m:t>
+            </m:r>
+            <m:sSub>
+              <m:e>
+                <m:r>
+                  <m:t>C</m:t>
+                </m:r>
+              </m:e>
+              <m:sub>
+                <m:r>
+                  <m:t>1</m:t>
+                </m:r>
+              </m:sub>
+            </m:sSub>
+            <m:r>
+              <m:rPr>
+                <m:sty m:val="p"/>
+              </m:rPr>
+              <m:t>+</m:t>
+            </m:r>
+            <m:sSub>
+              <m:e>
+                <m:r>
+                  <m:t>C</m:t>
+                </m:r>
+              </m:e>
+              <m:sub>
+                <m:r>
+                  <m:t>4</m:t>
+                </m:r>
+              </m:sub>
+            </m:sSub>
+            <m:r>
+              <m:rPr>
+                <m:sty m:val="p"/>
+              </m:rPr>
+              <m:t>,</m:t>
+            </m:r>
+            <m:r>
+              <m:rPr>
+                <m:nor/>
+                <m:sty m:val="p"/>
+              </m:rPr>
+              <m:t>data</m:t>
+            </m:r>
+            <m:r>
+              <m:rPr>
+                <m:sty m:val="p"/>
+              </m:rPr>
+              <m:t>=</m:t>
+            </m:r>
+            <m:r>
+              <m:rPr>
+                <m:nor/>
+                <m:sty m:val="p"/>
+              </m:rPr>
+              <m:t>df</m:t>
             </m:r>
           </m:e>
-          <m:sub>
-            <m:r>
-              <m:t>1</m:t>
-            </m:r>
-          </m:sub>
-        </m:sSub>
-        <m:r>
-          <m:rPr>
-            <m:sty m:val="p"/>
-          </m:rPr>
-          <m:t>+</m:t>
-        </m:r>
-        <m:sSub>
-          <m:e>
-            <m:r>
-              <m:t>C</m:t>
-            </m:r>
-          </m:e>
-          <m:sub>
-            <m:r>
-              <m:t>4</m:t>
-            </m:r>
-          </m:sub>
-        </m:sSub>
-        <m:r>
-          <m:rPr>
-            <m:sty m:val="p"/>
-          </m:rPr>
-          <m:t>,</m:t>
-        </m:r>
-        <m:r>
-          <m:rPr>
-            <m:nor/>
-            <m:sty m:val="p"/>
-          </m:rPr>
-          <m:t>data</m:t>
-        </m:r>
-        <m:r>
-          <m:rPr>
-            <m:sty m:val="p"/>
-          </m:rPr>
-          <m:t>=</m:t>
-        </m:r>
-        <m:r>
-          <m:rPr>
-            <m:nor/>
-            <m:sty m:val="p"/>
-          </m:rPr>
-          <m:t>df</m:t>
-        </m:r>
-        <m:r>
-          <m:rPr>
-            <m:sty m:val="p"/>
-          </m:rPr>
-          <m:t>)</m:t>
-        </m:r>
+        </m:d>
       </m:oMath>
       <w:r>
         <w:t xml:space="preserve">. From each primary analysis, we saved the research context characteristics, the covariate selection approach used, and the parameter estimate for</w:t>
@@ -3172,7 +3170,7 @@
       <w:r>
         <w:t xml:space="preserve">), we assessed and reported the Type II error rate for each covariate selection method by research context characteristics. An interactive shiny dashboard of mean error rates for all combinations of research context variables is accessible through our OSF page (</w:t>
       </w:r>
-      <w:hyperlink r:id="rId18">
+      <w:hyperlink r:id="rId29">
         <w:r>
           <w:rPr>
             <w:rStyle w:val="Hyperlink"/>
@@ -3184,9 +3182,9 @@
         <w:t xml:space="preserve">).</w:t>
       </w:r>
     </w:p>
-    <w:bookmarkEnd w:id="19"/>
-    <w:bookmarkEnd w:id="20"/>
-    <w:bookmarkStart w:id="51" w:name="results"/>
+    <w:bookmarkEnd w:id="30"/>
+    <w:bookmarkEnd w:id="31"/>
+    <w:bookmarkStart w:id="62" w:name="results"/>
     <w:p>
       <w:pPr>
         <w:pStyle w:val="Heading1"/>
@@ -3195,7 +3193,7 @@
         <w:t xml:space="preserve">Results</w:t>
       </w:r>
     </w:p>
-    <w:bookmarkStart w:id="28" w:name="parameter-estimates"/>
+    <w:bookmarkStart w:id="39" w:name="parameter-estimates"/>
     <w:p>
       <w:pPr>
         <w:pStyle w:val="Heading2"/>
@@ -3346,7 +3344,7 @@
       <w:tr>
         <w:tc>
           <w:tcPr/>
-          <w:bookmarkStart w:id="21" w:name="tbl-est"/>
+          <w:bookmarkStart w:id="32" w:name="tbl-est"/>
           <w:p>
             <w:pPr>
               <w:jc w:val="center"/>
@@ -3707,7 +3705,7 @@
                     <w:jc w:val="center"/>
                   </w:pPr>
                   <w:r>
-                    <w:t xml:space="preserve">Separate cov lm with X</w:t>
+                    <w:t xml:space="preserve">Separate cov lm w/o X</w:t>
                   </w:r>
                 </w:p>
               </w:tc>
@@ -3761,7 +3759,7 @@
                     <w:jc w:val="center"/>
                   </w:pPr>
                   <w:r>
-                    <w:t xml:space="preserve">Separate cov lm w/o X</w:t>
+                    <w:t xml:space="preserve">Separate cov lm with X</w:t>
                   </w:r>
                 </w:p>
               </w:tc>
@@ -3815,7 +3813,7 @@
                     <w:jc w:val="center"/>
                   </w:pPr>
                   <w:r>
-                    <w:t xml:space="preserve">Simultaneous cov lm with X</w:t>
+                    <w:t xml:space="preserve">Simultaneous cov lm w/o X</w:t>
                   </w:r>
                 </w:p>
               </w:tc>
@@ -3869,7 +3867,7 @@
                     <w:jc w:val="center"/>
                   </w:pPr>
                   <w:r>
-                    <w:t xml:space="preserve">Simultaneous cov lm w/o X</w:t>
+                    <w:t xml:space="preserve">Simultaneous cov lm with X</w:t>
                   </w:r>
                 </w:p>
               </w:tc>
@@ -3923,7 +3921,7 @@
                     <w:jc w:val="center"/>
                   </w:pPr>
                   <w:r>
-                    <w:t xml:space="preserve">Simultaneous cov LASSO with X</w:t>
+                    <w:t xml:space="preserve">Simultaneous cov LASSO w/o X</w:t>
                   </w:r>
                 </w:p>
               </w:tc>
@@ -3977,7 +3975,7 @@
                     <w:jc w:val="center"/>
                   </w:pPr>
                   <w:r>
-                    <w:t xml:space="preserve">Simultaneous cov LASSO w/o X</w:t>
+                    <w:t xml:space="preserve">Simultaneous cov LASSO with X</w:t>
                   </w:r>
                 </w:p>
               </w:tc>
@@ -4022,7 +4020,7 @@
               </w:tc>
             </w:tr>
           </w:tbl>
-          <w:bookmarkEnd w:id="21"/>
+          <w:bookmarkEnd w:id="32"/>
           <w:p/>
         </w:tc>
       </w:tr>
@@ -4043,7 +4041,7 @@
         </w:rPr>
         <w:t xml:space="preserve"> </w:t>
       </w:r>
-      <w:hyperlink r:id="rId22">
+      <w:hyperlink r:id="rId33">
         <w:r>
           <w:rPr>
             <w:rStyle w:val="Hyperlink"/>
@@ -4088,7 +4086,7 @@
       <w:tr>
         <w:tc>
           <w:tcPr/>
-          <w:bookmarkStart w:id="26" w:name="fig-distribution-bx"/>
+          <w:bookmarkStart w:id="37" w:name="fig-distribution-bx"/>
           <w:p>
             <w:pPr>
               <w:pStyle w:val="Compact"/>
@@ -4099,18 +4097,18 @@
                 <wp:inline>
                   <wp:extent cx="5334000" cy="6096000"/>
                   <wp:effectExtent b="0" l="0" r="0" t="0"/>
-                  <wp:docPr descr="" title="" id="24" name="Picture"/>
+                  <wp:docPr descr="" title="" id="35" name="Picture"/>
                   <a:graphic>
                     <a:graphicData uri="http://schemas.openxmlformats.org/drawingml/2006/picture">
                       <pic:pic>
                         <pic:nvPicPr>
-                          <pic:cNvPr descr="index_files/figure-docx/notebooks-mak_figures-fig-distribution-bx-output-1.png" id="25" name="Picture"/>
+                          <pic:cNvPr descr="index_files/figure-docx/notebooks-mak_figures-fig-distribution-bx-output-1.png" id="36" name="Picture"/>
                           <pic:cNvPicPr>
                             <a:picLocks noChangeArrowheads="1" noChangeAspect="1"/>
                           </pic:cNvPicPr>
                         </pic:nvPicPr>
                         <pic:blipFill>
-                          <a:blip r:embed="rId23"/>
+                          <a:blip r:embed="rId34"/>
                           <a:stretch>
                             <a:fillRect/>
                           </a:stretch>
@@ -4150,7 +4148,7 @@
               <w:t xml:space="preserve">Figure 1: Sampling distributions for population parameter estimates displayed separately by selection method and population parameter. Selection methods that do not control for X are displayed as dashed lines.</w:t>
             </w:r>
           </w:p>
-          <w:bookmarkEnd w:id="26"/>
+          <w:bookmarkEnd w:id="37"/>
         </w:tc>
       </w:tr>
     </w:tbl>
@@ -4170,7 +4168,7 @@
         </w:rPr>
         <w:t xml:space="preserve"> </w:t>
       </w:r>
-      <w:hyperlink r:id="rId27">
+      <w:hyperlink r:id="rId38">
         <w:r>
           <w:rPr>
             <w:rStyle w:val="Hyperlink"/>
@@ -4568,8 +4566,8 @@
         <w:t xml:space="preserve">.</w:t>
       </w:r>
     </w:p>
-    <w:bookmarkEnd w:id="28"/>
-    <w:bookmarkStart w:id="39" w:name="type-i-error"/>
+    <w:bookmarkEnd w:id="39"/>
+    <w:bookmarkStart w:id="50" w:name="type-i-error"/>
     <w:p>
       <w:pPr>
         <w:pStyle w:val="Heading2"/>
@@ -4662,7 +4660,7 @@
         <w:t xml:space="preserve"> </w:t>
       </w:r>
       <w:r>
-        <w:t xml:space="preserve">(Simmons et al. 2011; Baker 2016; Ioannidis 2005; Fanelli 2010)</w:t>
+        <w:t xml:space="preserve">(Simmons, Nelson, and Simonsohn 2011; Baker 2016; Ioannidis 2005; Fanelli 2010)</w:t>
       </w:r>
       <w:r>
         <w:t xml:space="preserve">. The other approaches were at or near the expected error rate of alpha = .05 across the relatively broad range of research context characteristics we considered. Specifically, the two traditional selection approaches and the data-driven selection approaches that did not include</w:t>
@@ -4722,719 +4720,7 @@
       <w:tr>
         <w:tc>
           <w:tcPr/>
-          <w:bookmarkStart w:id="32" w:name="fig-bar-1"/>
-          <w:p>
-            <w:pPr>
-              <w:pStyle w:val="Compact"/>
-              <w:jc w:val="center"/>
-            </w:pPr>
-            <w:r>
-              <w:drawing>
-                <wp:inline>
-                  <wp:extent cx="5334000" cy="3048000"/>
-                  <wp:effectExtent b="0" l="0" r="0" t="0"/>
-                  <wp:docPr descr="" title="" id="30" name="Picture"/>
-                  <a:graphic>
-                    <a:graphicData uri="http://schemas.openxmlformats.org/drawingml/2006/picture">
-                      <pic:pic>
-                        <pic:nvPicPr>
-                          <pic:cNvPr descr="index_files/figure-docx/notebooks-mak_figures-fig-bar-1-output-1.png" id="31" name="Picture"/>
-                          <pic:cNvPicPr>
-                            <a:picLocks noChangeArrowheads="1" noChangeAspect="1"/>
-                          </pic:cNvPicPr>
-                        </pic:nvPicPr>
-                        <pic:blipFill>
-                          <a:blip r:embed="rId29"/>
-                          <a:stretch>
-                            <a:fillRect/>
-                          </a:stretch>
-                        </pic:blipFill>
-                        <pic:spPr bwMode="auto">
-                          <a:xfrm>
-                            <a:off x="0" y="0"/>
-                            <a:ext cx="5334000" cy="3048000"/>
-                          </a:xfrm>
-                          <a:prstGeom prst="rect">
-                            <a:avLst/>
-                          </a:prstGeom>
-                          <a:noFill/>
-                          <a:ln w="9525">
-                            <a:noFill/>
-                            <a:headEnd/>
-                            <a:tailEnd/>
-                          </a:ln>
-                        </pic:spPr>
-                      </pic:pic>
-                    </a:graphicData>
-                  </a:graphic>
-                </wp:inline>
-              </w:drawing>
-            </w:r>
-          </w:p>
-          <w:p>
-            <w:pPr>
-              <w:jc w:val="center"/>
-            </w:pPr>
-            <w:pPr>
-              <w:jc w:val="left"/>
-              <w:spacing w:before="200"/>
-              <w:pStyle w:val="ImageCaption"/>
-            </w:pPr>
-            <w:r>
-              <w:t xml:space="preserve">Figure 2: Type I Error by Method. Average type I error rate across all research contexts is displayed for each method separately by color. Traditional selection methods are on the left, data-driven selection methods are on the right. Striped shading indicates data-driven selection methods that do not control for X.</w:t>
-            </w:r>
-          </w:p>
-          <w:bookmarkEnd w:id="32"/>
-        </w:tc>
-      </w:tr>
-    </w:tbl>
-    <w:p>
-      <w:pPr>
-        <w:pStyle w:val="BodyText"/>
-      </w:pPr>
-      <w:r>
-        <w:rPr>
-          <w:vertAlign w:val="subscript"/>
-        </w:rPr>
-        <w:t xml:space="preserve">Source:</w:t>
-      </w:r>
-      <w:r>
-        <w:rPr>
-          <w:vertAlign w:val="subscript"/>
-        </w:rPr>
-        <w:t xml:space="preserve"> </w:t>
-      </w:r>
-      <w:hyperlink r:id="rId33">
-        <w:r>
-          <w:rPr>
-            <w:rStyle w:val="Hyperlink"/>
-            <w:vertAlign w:val="subscript"/>
-          </w:rPr>
-          <w:t xml:space="preserve">Make Figures for Main Manuscript</w:t>
-        </w:r>
-      </w:hyperlink>
-    </w:p>
-    <w:p>
-      <w:pPr>
-        <w:pStyle w:val="BodyText"/>
-      </w:pPr>
-      <w:r>
-        <w:t xml:space="preserve">We next assessed how Type I error rates varied by specific dimensions of our research contexts and noted several patterns (</w:t>
-      </w:r>
-      <w:hyperlink w:anchor="fig-type1-panel">
-        <w:r>
-          <w:rPr>
-            <w:rStyle w:val="Hyperlink"/>
-          </w:rPr>
-          <w:t xml:space="preserve">Figure 3</w:t>
-        </w:r>
-      </w:hyperlink>
-      <w:r>
-        <w:t xml:space="preserve">). First, the magnitude of Type I error rate inflation for the</w:t>
-      </w:r>
-      <w:r>
-        <w:t xml:space="preserve"> </w:t>
-      </w:r>
-      <w:r>
-        <w:rPr>
-          <w:i/>
-          <w:iCs/>
-        </w:rPr>
-        <w:t xml:space="preserve">p</w:t>
-      </w:r>
-      <w:r>
-        <w:t xml:space="preserve">-hacking approach substantially increased with increasing number of available covariates, larger correlations between the covariates and</w:t>
-      </w:r>
-      <w:r>
-        <w:t xml:space="preserve"> </w:t>
-      </w:r>
-      <m:oMath>
-        <m:r>
-          <m:t>Y</m:t>
-        </m:r>
-      </m:oMath>
-      <w:r>
-        <w:t xml:space="preserve"> </w:t>
-      </w:r>
-      <w:r>
-        <w:t xml:space="preserve">(i.e.,</w:t>
-      </w:r>
-      <w:r>
-        <w:t xml:space="preserve"> </w:t>
-      </w:r>
-      <m:oMath>
-        <m:sSub>
-          <m:e>
-            <m:r>
-              <m:t>r</m:t>
-            </m:r>
-          </m:e>
-          <m:sub>
-            <m:r>
-              <m:t>c</m:t>
-            </m:r>
-            <m:r>
-              <m:t>o</m:t>
-            </m:r>
-            <m:r>
-              <m:t>v</m:t>
-            </m:r>
-            <m:r>
-              <m:rPr>
-                <m:sty m:val="p"/>
-              </m:rPr>
-              <m:t>−</m:t>
-            </m:r>
-            <m:r>
-              <m:t>Y</m:t>
-            </m:r>
-          </m:sub>
-        </m:sSub>
-      </m:oMath>
-      <w:r>
-        <w:t xml:space="preserve"> </w:t>
-      </w:r>
-      <w:r>
-        <w:t xml:space="preserve">= 0.5), higher percentage of available covariates with non-zero correlations with</w:t>
-      </w:r>
-      <w:r>
-        <w:t xml:space="preserve"> </w:t>
-      </w:r>
-      <m:oMath>
-        <m:r>
-          <m:t>Y</m:t>
-        </m:r>
-      </m:oMath>
-      <w:r>
-        <w:t xml:space="preserve">, and smaller sample sizes. The Type I error rate for</w:t>
-      </w:r>
-      <w:r>
-        <w:t xml:space="preserve"> </w:t>
-      </w:r>
-      <w:r>
-        <w:rPr>
-          <w:i/>
-          <w:iCs/>
-        </w:rPr>
-        <w:t xml:space="preserve">p</w:t>
-      </w:r>
-      <w:r>
-        <w:t xml:space="preserve">-hacking reached 0.289 in the worst case context (</w:t>
-      </w:r>
-      <m:oMath>
-        <m:r>
-          <m:t>N</m:t>
-        </m:r>
-      </m:oMath>
-      <w:r>
-        <w:t xml:space="preserve"> </w:t>
-      </w:r>
-      <w:r>
-        <w:t xml:space="preserve">= 50, 20 available covariates with</w:t>
-      </w:r>
-      <w:r>
-        <w:t xml:space="preserve"> </w:t>
-      </w:r>
-      <m:oMath>
-        <m:sSub>
-          <m:e>
-            <m:r>
-              <m:t>r</m:t>
-            </m:r>
-          </m:e>
-          <m:sub>
-            <m:r>
-              <m:t>c</m:t>
-            </m:r>
-            <m:r>
-              <m:t>o</m:t>
-            </m:r>
-            <m:r>
-              <m:t>v</m:t>
-            </m:r>
-            <m:r>
-              <m:rPr>
-                <m:sty m:val="p"/>
-              </m:rPr>
-              <m:t>−</m:t>
-            </m:r>
-            <m:r>
-              <m:t>Y</m:t>
-            </m:r>
-          </m:sub>
-        </m:sSub>
-      </m:oMath>
-      <w:r>
-        <w:t xml:space="preserve"> </w:t>
-      </w:r>
-      <w:r>
-        <w:t xml:space="preserve">= 0.5 for 75% of the covariate set; see Shiny dashboard for other contexts).</w:t>
-      </w:r>
-    </w:p>
-    <w:p>
-      <w:pPr>
-        <w:pStyle w:val="BodyText"/>
-      </w:pPr>
-      <w:r>
-        <w:t xml:space="preserve">In contrast, to the</w:t>
-      </w:r>
-      <w:r>
-        <w:t xml:space="preserve"> </w:t>
-      </w:r>
-      <w:r>
-        <w:rPr>
-          <w:i/>
-          <w:iCs/>
-        </w:rPr>
-        <w:t xml:space="preserve">p</w:t>
-      </w:r>
-      <w:r>
-        <w:t xml:space="preserve">-hacking approach, the Type I error rates remained constant at 0.05 across all research context dimensions for the traditional approaches and the data-driven approaches that did not include</w:t>
-      </w:r>
-      <w:r>
-        <w:t xml:space="preserve"> </w:t>
-      </w:r>
-      <m:oMath>
-        <m:r>
-          <m:t>X</m:t>
-        </m:r>
-      </m:oMath>
-      <w:r>
-        <w:t xml:space="preserve">. Among the other data-driven approaches that did include</w:t>
-      </w:r>
-      <w:r>
-        <w:t xml:space="preserve"> </w:t>
-      </w:r>
-      <m:oMath>
-        <m:r>
-          <m:t>X</m:t>
-        </m:r>
-      </m:oMath>
-      <w:r>
-        <w:t xml:space="preserve">, small increases in Type I error rates were observed as the sample size decreased and the number of available covariates increased. However, Type I error rate inflation remained modest for these approaches even at the extremes of these two dimensions (up to 0.074 at</w:t>
-      </w:r>
-      <w:r>
-        <w:t xml:space="preserve"> </w:t>
-      </w:r>
-      <m:oMath>
-        <m:r>
-          <m:t>N</m:t>
-        </m:r>
-      </m:oMath>
-      <w:r>
-        <w:t xml:space="preserve">=50 and up to 0.066 with 20 covariates in the simultaneous linear model approach). And in the worst case context at the intersection of all dimensions, error rates for these screening approaches that included</w:t>
-      </w:r>
-      <w:r>
-        <w:t xml:space="preserve"> </w:t>
-      </w:r>
-      <m:oMath>
-        <m:r>
-          <m:t>X</m:t>
-        </m:r>
-      </m:oMath>
-      <w:r>
-        <w:t xml:space="preserve"> </w:t>
-      </w:r>
-      <w:r>
-        <w:t xml:space="preserve">only reached 0.072 for separate linear models, 0.096 with a simultaneous linear model and 0.089 with a simultaneous LASSO. Neither the magnitude</w:t>
-      </w:r>
-      <w:r>
-        <w:t xml:space="preserve"> </w:t>
-      </w:r>
-      <m:oMath>
-        <m:sSub>
-          <m:e>
-            <m:r>
-              <m:t>r</m:t>
-            </m:r>
-          </m:e>
-          <m:sub>
-            <m:r>
-              <m:t>c</m:t>
-            </m:r>
-            <m:r>
-              <m:t>o</m:t>
-            </m:r>
-            <m:r>
-              <m:t>v</m:t>
-            </m:r>
-            <m:r>
-              <m:rPr>
-                <m:sty m:val="p"/>
-              </m:rPr>
-              <m:t>−</m:t>
-            </m:r>
-            <m:r>
-              <m:t>Y</m:t>
-            </m:r>
-          </m:sub>
-        </m:sSub>
-      </m:oMath>
-      <w:r>
-        <w:t xml:space="preserve"> </w:t>
-      </w:r>
-      <w:r>
-        <w:t xml:space="preserve">nor the percentage of available covariates with non-zero correlations with</w:t>
-      </w:r>
-      <w:r>
-        <w:t xml:space="preserve"> </w:t>
-      </w:r>
-      <m:oMath>
-        <m:r>
-          <m:t>Y</m:t>
-        </m:r>
-      </m:oMath>
-      <w:r>
-        <w:t xml:space="preserve"> </w:t>
-      </w:r>
-      <w:r>
-        <w:t xml:space="preserve">appeared to have any systematic impact on the Type I error rates for the data-driven approaches that included</w:t>
-      </w:r>
-      <w:r>
-        <w:t xml:space="preserve"> </w:t>
-      </w:r>
-      <m:oMath>
-        <m:r>
-          <m:t>X</m:t>
-        </m:r>
-      </m:oMath>
-      <w:r>
-        <w:t xml:space="preserve">.</w:t>
-      </w:r>
-    </w:p>
-    <w:tbl>
-      <w:tblPr>
-        <w:tblStyle w:val="Table"/>
-        <w:tblW w:type="pct" w:w="5000"/>
-        <w:tblLayout w:type="fixed"/>
-        <w:tblLook w:firstRow="0" w:lastRow="0" w:firstColumn="0" w:lastColumn="0" w:noHBand="0" w:noVBand="0" w:val="0000"/>
-      </w:tblPr>
-      <w:tblGrid>
-        <w:gridCol w:w="7920"/>
-      </w:tblGrid>
-      <w:tr>
-        <w:tc>
-          <w:tcPr/>
-          <w:bookmarkStart w:id="37" w:name="fig-type1-panel"/>
-          <w:p>
-            <w:pPr>
-              <w:pStyle w:val="Compact"/>
-              <w:jc w:val="center"/>
-            </w:pPr>
-            <w:r>
-              <w:drawing>
-                <wp:inline>
-                  <wp:extent cx="5334000" cy="4000499"/>
-                  <wp:effectExtent b="0" l="0" r="0" t="0"/>
-                  <wp:docPr descr="" title="" id="35" name="Picture"/>
-                  <a:graphic>
-                    <a:graphicData uri="http://schemas.openxmlformats.org/drawingml/2006/picture">
-                      <pic:pic>
-                        <pic:nvPicPr>
-                          <pic:cNvPr descr="index_files/figure-docx/notebooks-mak_figures-fig-type1-panel-output-1.png" id="36" name="Picture"/>
-                          <pic:cNvPicPr>
-                            <a:picLocks noChangeArrowheads="1" noChangeAspect="1"/>
-                          </pic:cNvPicPr>
-                        </pic:nvPicPr>
-                        <pic:blipFill>
-                          <a:blip r:embed="rId34"/>
-                          <a:stretch>
-                            <a:fillRect/>
-                          </a:stretch>
-                        </pic:blipFill>
-                        <pic:spPr bwMode="auto">
-                          <a:xfrm>
-                            <a:off x="0" y="0"/>
-                            <a:ext cx="5334000" cy="4000499"/>
-                          </a:xfrm>
-                          <a:prstGeom prst="rect">
-                            <a:avLst/>
-                          </a:prstGeom>
-                          <a:noFill/>
-                          <a:ln w="9525">
-                            <a:noFill/>
-                            <a:headEnd/>
-                            <a:tailEnd/>
-                          </a:ln>
-                        </pic:spPr>
-                      </pic:pic>
-                    </a:graphicData>
-                  </a:graphic>
-                </wp:inline>
-              </w:drawing>
-            </w:r>
-          </w:p>
-          <w:p>
-            <w:pPr>
-              <w:jc w:val="center"/>
-            </w:pPr>
-            <w:pPr>
-              <w:jc w:val="left"/>
-              <w:spacing w:before="200"/>
-              <w:pStyle w:val="ImageCaption"/>
-            </w:pPr>
-            <w:r>
-              <w:t xml:space="preserve">Figure 3: Type I error by method and research context. Plots are paneled by aspects of the research context: number of observations, number of covariates, percentage of good covariates (i.e., covariates with non-zero correlations with Y), and Y-covariate correlation strength. Methods are displayed separately by color. Data-driven selection methods that do not control for X are depicted as dashed lines.</w:t>
-            </w:r>
-          </w:p>
-          <w:bookmarkEnd w:id="37"/>
-        </w:tc>
-      </w:tr>
-    </w:tbl>
-    <w:p>
-      <w:pPr>
-        <w:pStyle w:val="BodyText"/>
-      </w:pPr>
-      <w:r>
-        <w:rPr>
-          <w:vertAlign w:val="subscript"/>
-        </w:rPr>
-        <w:t xml:space="preserve">Source:</w:t>
-      </w:r>
-      <w:r>
-        <w:rPr>
-          <w:vertAlign w:val="subscript"/>
-        </w:rPr>
-        <w:t xml:space="preserve"> </w:t>
-      </w:r>
-      <w:hyperlink r:id="rId38">
-        <w:r>
-          <w:rPr>
-            <w:rStyle w:val="Hyperlink"/>
-            <w:vertAlign w:val="subscript"/>
-          </w:rPr>
-          <w:t xml:space="preserve">Make Figures for Main Manuscript</w:t>
-        </w:r>
-      </w:hyperlink>
-    </w:p>
-    <w:bookmarkEnd w:id="39"/>
-    <w:bookmarkStart w:id="50" w:name="type-ii-error"/>
-    <w:p>
-      <w:pPr>
-        <w:pStyle w:val="Heading2"/>
-      </w:pPr>
-      <w:r>
-        <w:t xml:space="preserve">Type II Error</w:t>
-      </w:r>
-    </w:p>
-    <w:p>
-      <w:pPr>
-        <w:pStyle w:val="FirstParagraph"/>
-      </w:pPr>
-      <w:r>
-        <w:t xml:space="preserve">We simulated datasets with two possible non-zero population parameters for the effect of</w:t>
-      </w:r>
-      <w:r>
-        <w:t xml:space="preserve"> </w:t>
-      </w:r>
-      <m:oMath>
-        <m:r>
-          <m:t>X</m:t>
-        </m:r>
-      </m:oMath>
-      <w:r>
-        <w:t xml:space="preserve"> </w:t>
-      </w:r>
-      <w:r>
-        <w:t xml:space="preserve">on</w:t>
-      </w:r>
-      <w:r>
-        <w:t xml:space="preserve"> </w:t>
-      </w:r>
-      <m:oMath>
-        <m:r>
-          <m:t>Y</m:t>
-        </m:r>
-      </m:oMath>
-      <w:r>
-        <w:t xml:space="preserve"> </w:t>
-      </w:r>
-      <w:r>
-        <w:t xml:space="preserve">(</w:t>
-      </w:r>
-      <m:oMath>
-        <m:sSub>
-          <m:e>
-            <m:r>
-              <m:t>β</m:t>
-            </m:r>
-          </m:e>
-          <m:sub>
-            <m:r>
-              <m:t>X</m:t>
-            </m:r>
-          </m:sub>
-        </m:sSub>
-        <m:r>
-          <m:rPr>
-            <m:sty m:val="p"/>
-          </m:rPr>
-          <m:t>=</m:t>
-        </m:r>
-        <m:r>
-          <m:t>0.2</m:t>
-        </m:r>
-      </m:oMath>
-      <w:r>
-        <w:t xml:space="preserve">,</w:t>
-      </w:r>
-      <w:r>
-        <w:t xml:space="preserve"> </w:t>
-      </w:r>
-      <m:oMath>
-        <m:sSub>
-          <m:e>
-            <m:r>
-              <m:t>β</m:t>
-            </m:r>
-          </m:e>
-          <m:sub>
-            <m:r>
-              <m:t>X</m:t>
-            </m:r>
-          </m:sub>
-        </m:sSub>
-        <m:r>
-          <m:rPr>
-            <m:sty m:val="p"/>
-          </m:rPr>
-          <m:t>=</m:t>
-        </m:r>
-        <m:r>
-          <m:t>0.5</m:t>
-        </m:r>
-      </m:oMath>
-      <w:r>
-        <w:t xml:space="preserve">). Given that we set the standard deviation of</w:t>
-      </w:r>
-      <w:r>
-        <w:t xml:space="preserve"> </w:t>
-      </w:r>
-      <m:oMath>
-        <m:r>
-          <m:t>Y</m:t>
-        </m:r>
-      </m:oMath>
-      <w:r>
-        <w:t xml:space="preserve"> </w:t>
-      </w:r>
-      <w:r>
-        <w:t xml:space="preserve">to equal 1, these represented contexts where</w:t>
-      </w:r>
-      <w:r>
-        <w:t xml:space="preserve"> </w:t>
-      </w:r>
-      <m:oMath>
-        <m:r>
-          <m:t>X</m:t>
-        </m:r>
-      </m:oMath>
-      <w:r>
-        <w:t xml:space="preserve"> </w:t>
-      </w:r>
-      <w:r>
-        <w:t xml:space="preserve">had a small (Cohen’s d = 0.2) or moderate (Cohen’s d = 0.5) effect on</w:t>
-      </w:r>
-      <w:r>
-        <w:t xml:space="preserve"> </w:t>
-      </w:r>
-      <m:oMath>
-        <m:r>
-          <m:t>Y</m:t>
-        </m:r>
-      </m:oMath>
-      <w:r>
-        <w:t xml:space="preserve">. In these simulations, non-significant effects for</w:t>
-      </w:r>
-      <w:r>
-        <w:t xml:space="preserve"> </w:t>
-      </w:r>
-      <m:oMath>
-        <m:r>
-          <m:t>X</m:t>
-        </m:r>
-      </m:oMath>
-      <w:r>
-        <w:t xml:space="preserve"> </w:t>
-      </w:r>
-      <w:r>
-        <w:t xml:space="preserve">were, by definition, Type II errors. Given the substantial problems with Type I error rate inflation noted above, we do not consider the</w:t>
-      </w:r>
-      <w:r>
-        <w:t xml:space="preserve"> </w:t>
-      </w:r>
-      <w:r>
-        <w:rPr>
-          <w:i/>
-          <w:iCs/>
-        </w:rPr>
-        <w:t xml:space="preserve">p</w:t>
-      </w:r>
-      <w:r>
-        <w:t xml:space="preserve">-hacking approach to be viable and therefore did not evaluate Type II error rates for this approach.</w:t>
-      </w:r>
-    </w:p>
-    <w:p>
-      <w:pPr>
-        <w:pStyle w:val="BodyText"/>
-      </w:pPr>
-      <w:hyperlink w:anchor="fig-bar-2">
-        <w:r>
-          <w:rPr>
-            <w:rStyle w:val="Hyperlink"/>
-          </w:rPr>
-          <w:t xml:space="preserve">Figure 4</w:t>
-        </w:r>
-      </w:hyperlink>
-      <w:r>
-        <w:t xml:space="preserve"> </w:t>
-      </w:r>
-      <w:r>
-        <w:t xml:space="preserve">shows the mean Type II error rate across all research contexts for each approach. The traditional no covariates approach displayed the highest average Type II error (0.449), which reinforces the value of using covariates to increase statistical power to detect true effects. Among the approaches that used covariates, the data-driven approaches generally produced modestly lower average Type II error rates than the traditional all covariates approach. Furthermore, the data-driven approaches that included</w:t>
-      </w:r>
-      <w:r>
-        <w:t xml:space="preserve"> </w:t>
-      </w:r>
-      <m:oMath>
-        <m:r>
-          <m:t>X</m:t>
-        </m:r>
-      </m:oMath>
-      <w:r>
-        <w:t xml:space="preserve"> </w:t>
-      </w:r>
-      <w:r>
-        <w:t xml:space="preserve">displayed modestly lower mean Type II error rates than the comparable approaches that did not include</w:t>
-      </w:r>
-      <w:r>
-        <w:t xml:space="preserve"> </w:t>
-      </w:r>
-      <m:oMath>
-        <m:r>
-          <m:t>X</m:t>
-        </m:r>
-      </m:oMath>
-      <w:r>
-        <w:t xml:space="preserve"> </w:t>
-      </w:r>
-      <w:r>
-        <w:t xml:space="preserve">in the screening model.</w:t>
-      </w:r>
-    </w:p>
-    <w:tbl>
-      <w:tblPr>
-        <w:tblStyle w:val="Table"/>
-        <w:tblW w:type="pct" w:w="5000"/>
-        <w:tblLayout w:type="fixed"/>
-        <w:tblLook w:firstRow="0" w:lastRow="0" w:firstColumn="0" w:lastColumn="0" w:noHBand="0" w:noVBand="0" w:val="0000"/>
-      </w:tblPr>
-      <w:tblGrid>
-        <w:gridCol w:w="7920"/>
-      </w:tblGrid>
-      <w:tr>
-        <w:tc>
-          <w:tcPr/>
-          <w:bookmarkStart w:id="43" w:name="fig-bar-2"/>
+          <w:bookmarkStart w:id="43" w:name="fig-bar-1"/>
           <w:p>
             <w:pPr>
               <w:pStyle w:val="Compact"/>
@@ -5450,7 +4736,7 @@
                     <a:graphicData uri="http://schemas.openxmlformats.org/drawingml/2006/picture">
                       <pic:pic>
                         <pic:nvPicPr>
-                          <pic:cNvPr descr="index_files/figure-docx/notebooks-mak_figures-fig-bar-2-output-1.png" id="42" name="Picture"/>
+                          <pic:cNvPr descr="index_files/figure-docx/notebooks-mak_figures-fig-bar-1-output-1.png" id="42" name="Picture"/>
                           <pic:cNvPicPr>
                             <a:picLocks noChangeArrowheads="1" noChangeAspect="1"/>
                           </pic:cNvPicPr>
@@ -5493,7 +4779,7 @@
               <w:pStyle w:val="ImageCaption"/>
             </w:pPr>
             <w:r>
-              <w:t xml:space="preserve">Figure 4: Type II Error by Method. Average type II error rate across all research settings is displayed for each method separately by color. Traditional selection methods are on the left, data-driven selection methods are on the right. Striped shading indicates data-driven selection methods that do not control for X.</w:t>
+              <w:t xml:space="preserve">Figure 2: Type I Error by Method. Average type I error rate across all research contexts is displayed for each method separately by color. Traditional selection methods are on the left, data-driven selection methods are on the right. Striped shading indicates data-driven selection methods that do not control for X.</w:t>
             </w:r>
           </w:p>
           <w:bookmarkEnd w:id="43"/>
@@ -5531,18 +4817,31 @@
         <w:pStyle w:val="BodyText"/>
       </w:pPr>
       <w:r>
-        <w:t xml:space="preserve">We next assessed how Type II error rates varied by specific dimensions of our research contexts and noted several patterns (</w:t>
-      </w:r>
-      <w:hyperlink w:anchor="fig-panel-2">
+        <w:t xml:space="preserve">We next assessed how Type I error rates varied by specific dimensions of our research contexts and noted several patterns (</w:t>
+      </w:r>
+      <w:hyperlink w:anchor="fig-type1-panel">
         <w:r>
           <w:rPr>
             <w:rStyle w:val="Hyperlink"/>
           </w:rPr>
-          <w:t xml:space="preserve">Figure 5</w:t>
+          <w:t xml:space="preserve">Figure 3</w:t>
         </w:r>
       </w:hyperlink>
       <w:r>
-        <w:t xml:space="preserve">). First, it is clear that the no covariates approach was always associated with the highest Type II error rates across all values of all dimensions of the research contexts. Second, the traditional all covariates approach tended to under-perform (i.e., higher Type II error rates) relative to the data-driven approaches when the sample size was low, the number of available covariates was high, or the percentage of available covariates with non-zero correlations with</w:t>
+        <w:t xml:space="preserve">). First, the magnitude of Type I error rate inflation for the</w:t>
+      </w:r>
+      <w:r>
+        <w:t xml:space="preserve"> </w:t>
+      </w:r>
+      <w:r>
+        <w:rPr>
+          <w:i/>
+          <w:iCs/>
+        </w:rPr>
+        <w:t xml:space="preserve">p</w:t>
+      </w:r>
+      <w:r>
+        <w:t xml:space="preserve">-hacking approach substantially increased with increasing number of available covariates, larger correlations between the covariates and</w:t>
       </w:r>
       <w:r>
         <w:t xml:space="preserve"> </w:t>
@@ -5556,7 +4855,139 @@
         <w:t xml:space="preserve"> </w:t>
       </w:r>
       <w:r>
-        <w:t xml:space="preserve">was low. Similarly, the data-driven approaches that did not include</w:t>
+        <w:t xml:space="preserve">(i.e.,</w:t>
+      </w:r>
+      <w:r>
+        <w:t xml:space="preserve"> </w:t>
+      </w:r>
+      <m:oMath>
+        <m:sSub>
+          <m:e>
+            <m:r>
+              <m:t>r</m:t>
+            </m:r>
+          </m:e>
+          <m:sub>
+            <m:r>
+              <m:t>c</m:t>
+            </m:r>
+            <m:r>
+              <m:t>o</m:t>
+            </m:r>
+            <m:r>
+              <m:t>v</m:t>
+            </m:r>
+            <m:r>
+              <m:rPr>
+                <m:sty m:val="p"/>
+              </m:rPr>
+              <m:t>−</m:t>
+            </m:r>
+            <m:r>
+              <m:t>Y</m:t>
+            </m:r>
+          </m:sub>
+        </m:sSub>
+      </m:oMath>
+      <w:r>
+        <w:t xml:space="preserve"> </w:t>
+      </w:r>
+      <w:r>
+        <w:t xml:space="preserve">= 0.5), higher percentage of available covariates with non-zero correlations with</w:t>
+      </w:r>
+      <w:r>
+        <w:t xml:space="preserve"> </w:t>
+      </w:r>
+      <m:oMath>
+        <m:r>
+          <m:t>Y</m:t>
+        </m:r>
+      </m:oMath>
+      <w:r>
+        <w:t xml:space="preserve">, and smaller sample sizes. The Type I error rate for</w:t>
+      </w:r>
+      <w:r>
+        <w:t xml:space="preserve"> </w:t>
+      </w:r>
+      <w:r>
+        <w:rPr>
+          <w:i/>
+          <w:iCs/>
+        </w:rPr>
+        <w:t xml:space="preserve">p</w:t>
+      </w:r>
+      <w:r>
+        <w:t xml:space="preserve">-hacking reached 0.289 in the worst case context (</w:t>
+      </w:r>
+      <m:oMath>
+        <m:r>
+          <m:t>N</m:t>
+        </m:r>
+      </m:oMath>
+      <w:r>
+        <w:t xml:space="preserve"> </w:t>
+      </w:r>
+      <w:r>
+        <w:t xml:space="preserve">= 50, 20 available covariates with</w:t>
+      </w:r>
+      <w:r>
+        <w:t xml:space="preserve"> </w:t>
+      </w:r>
+      <m:oMath>
+        <m:sSub>
+          <m:e>
+            <m:r>
+              <m:t>r</m:t>
+            </m:r>
+          </m:e>
+          <m:sub>
+            <m:r>
+              <m:t>c</m:t>
+            </m:r>
+            <m:r>
+              <m:t>o</m:t>
+            </m:r>
+            <m:r>
+              <m:t>v</m:t>
+            </m:r>
+            <m:r>
+              <m:rPr>
+                <m:sty m:val="p"/>
+              </m:rPr>
+              <m:t>−</m:t>
+            </m:r>
+            <m:r>
+              <m:t>Y</m:t>
+            </m:r>
+          </m:sub>
+        </m:sSub>
+      </m:oMath>
+      <w:r>
+        <w:t xml:space="preserve"> </w:t>
+      </w:r>
+      <w:r>
+        <w:t xml:space="preserve">= 0.5 for 75% of the covariate set; see Shiny dashboard for other contexts).</w:t>
+      </w:r>
+    </w:p>
+    <w:p>
+      <w:pPr>
+        <w:pStyle w:val="BodyText"/>
+      </w:pPr>
+      <w:r>
+        <w:t xml:space="preserve">In contrast, to the</w:t>
+      </w:r>
+      <w:r>
+        <w:t xml:space="preserve"> </w:t>
+      </w:r>
+      <w:r>
+        <w:rPr>
+          <w:i/>
+          <w:iCs/>
+        </w:rPr>
+        <w:t xml:space="preserve">p</w:t>
+      </w:r>
+      <w:r>
+        <w:t xml:space="preserve">-hacking approach, the Type I error rates remained constant at 0.05 across all research context dimensions for the traditional approaches and the data-driven approaches that did not include</w:t>
       </w:r>
       <w:r>
         <w:t xml:space="preserve"> </w:t>
@@ -5567,10 +4998,7 @@
         </m:r>
       </m:oMath>
       <w:r>
-        <w:t xml:space="preserve"> </w:t>
-      </w:r>
-      <w:r>
-        <w:t xml:space="preserve">tended to under-perform relative to the matched approaches that did include</w:t>
+        <w:t xml:space="preserve">. Among the other data-driven approaches that did include</w:t>
       </w:r>
       <w:r>
         <w:t xml:space="preserve"> </w:t>
@@ -5581,10 +5009,7 @@
         </m:r>
       </m:oMath>
       <w:r>
-        <w:t xml:space="preserve"> </w:t>
-      </w:r>
-      <w:r>
-        <w:t xml:space="preserve">in these same contexts (low</w:t>
+        <w:t xml:space="preserve">, small increases in Type I error rates were observed as the sample size decreased and the number of available covariates increased. However, Type I error rate inflation remained modest for these approaches even at the extremes of these two dimensions (up to 0.074 at</w:t>
       </w:r>
       <w:r>
         <w:t xml:space="preserve"> </w:t>
@@ -5595,7 +5020,59 @@
         </m:r>
       </m:oMath>
       <w:r>
-        <w:t xml:space="preserve">, high number of covariates, low percentage of available covariates with non-zero correlations with</w:t>
+        <w:t xml:space="preserve">=50 and up to 0.066 with 20 covariates in the simultaneous linear model approach). And in the worst case context at the intersection of all dimensions, error rates for these screening approaches that included</w:t>
+      </w:r>
+      <w:r>
+        <w:t xml:space="preserve"> </w:t>
+      </w:r>
+      <m:oMath>
+        <m:r>
+          <m:t>X</m:t>
+        </m:r>
+      </m:oMath>
+      <w:r>
+        <w:t xml:space="preserve"> </w:t>
+      </w:r>
+      <w:r>
+        <w:t xml:space="preserve">only reached 0.072 for separate linear models, 0.096 with a simultaneous linear model and 0.089 with a simultaneous LASSO. Neither the magnitude</w:t>
+      </w:r>
+      <w:r>
+        <w:t xml:space="preserve"> </w:t>
+      </w:r>
+      <m:oMath>
+        <m:sSub>
+          <m:e>
+            <m:r>
+              <m:t>r</m:t>
+            </m:r>
+          </m:e>
+          <m:sub>
+            <m:r>
+              <m:t>c</m:t>
+            </m:r>
+            <m:r>
+              <m:t>o</m:t>
+            </m:r>
+            <m:r>
+              <m:t>v</m:t>
+            </m:r>
+            <m:r>
+              <m:rPr>
+                <m:sty m:val="p"/>
+              </m:rPr>
+              <m:t>−</m:t>
+            </m:r>
+            <m:r>
+              <m:t>Y</m:t>
+            </m:r>
+          </m:sub>
+        </m:sSub>
+      </m:oMath>
+      <w:r>
+        <w:t xml:space="preserve"> </w:t>
+      </w:r>
+      <w:r>
+        <w:t xml:space="preserve">nor the percentage of available covariates with non-zero correlations with</w:t>
       </w:r>
       <w:r>
         <w:t xml:space="preserve"> </w:t>
@@ -5606,7 +5083,21 @@
         </m:r>
       </m:oMath>
       <w:r>
-        <w:t xml:space="preserve">).</w:t>
+        <w:t xml:space="preserve"> </w:t>
+      </w:r>
+      <w:r>
+        <w:t xml:space="preserve">appeared to have any systematic impact on the Type I error rates for the data-driven approaches that included</w:t>
+      </w:r>
+      <w:r>
+        <w:t xml:space="preserve"> </w:t>
+      </w:r>
+      <m:oMath>
+        <m:r>
+          <m:t>X</m:t>
+        </m:r>
+      </m:oMath>
+      <w:r>
+        <w:t xml:space="preserve">.</w:t>
       </w:r>
     </w:p>
     <w:tbl>
@@ -5622,7 +5113,514 @@
       <w:tr>
         <w:tc>
           <w:tcPr/>
-          <w:bookmarkStart w:id="48" w:name="fig-panel-2"/>
+          <w:bookmarkStart w:id="48" w:name="fig-type1-panel"/>
+          <w:p>
+            <w:pPr>
+              <w:pStyle w:val="Compact"/>
+              <w:jc w:val="center"/>
+            </w:pPr>
+            <w:r>
+              <w:drawing>
+                <wp:inline>
+                  <wp:extent cx="5334000" cy="4000499"/>
+                  <wp:effectExtent b="0" l="0" r="0" t="0"/>
+                  <wp:docPr descr="" title="" id="46" name="Picture"/>
+                  <a:graphic>
+                    <a:graphicData uri="http://schemas.openxmlformats.org/drawingml/2006/picture">
+                      <pic:pic>
+                        <pic:nvPicPr>
+                          <pic:cNvPr descr="index_files/figure-docx/notebooks-mak_figures-fig-type1-panel-output-1.png" id="47" name="Picture"/>
+                          <pic:cNvPicPr>
+                            <a:picLocks noChangeArrowheads="1" noChangeAspect="1"/>
+                          </pic:cNvPicPr>
+                        </pic:nvPicPr>
+                        <pic:blipFill>
+                          <a:blip r:embed="rId45"/>
+                          <a:stretch>
+                            <a:fillRect/>
+                          </a:stretch>
+                        </pic:blipFill>
+                        <pic:spPr bwMode="auto">
+                          <a:xfrm>
+                            <a:off x="0" y="0"/>
+                            <a:ext cx="5334000" cy="4000499"/>
+                          </a:xfrm>
+                          <a:prstGeom prst="rect">
+                            <a:avLst/>
+                          </a:prstGeom>
+                          <a:noFill/>
+                          <a:ln w="9525">
+                            <a:noFill/>
+                            <a:headEnd/>
+                            <a:tailEnd/>
+                          </a:ln>
+                        </pic:spPr>
+                      </pic:pic>
+                    </a:graphicData>
+                  </a:graphic>
+                </wp:inline>
+              </w:drawing>
+            </w:r>
+          </w:p>
+          <w:p>
+            <w:pPr>
+              <w:jc w:val="center"/>
+            </w:pPr>
+            <w:pPr>
+              <w:jc w:val="left"/>
+              <w:spacing w:before="200"/>
+              <w:pStyle w:val="ImageCaption"/>
+            </w:pPr>
+            <w:r>
+              <w:t xml:space="preserve">Figure 3: Type I error by method and research context. Plots are paneled by aspects of the research context: number of observations, number of covariates, percentage of good covariates (i.e., covariates with non-zero correlations with Y), and Y-covariate correlation strength. Methods are displayed separately by color. Data-driven selection methods that do not control for X are depicted as dashed lines.</w:t>
+            </w:r>
+          </w:p>
+          <w:bookmarkEnd w:id="48"/>
+        </w:tc>
+      </w:tr>
+    </w:tbl>
+    <w:p>
+      <w:pPr>
+        <w:pStyle w:val="BodyText"/>
+      </w:pPr>
+      <w:r>
+        <w:rPr>
+          <w:vertAlign w:val="subscript"/>
+        </w:rPr>
+        <w:t xml:space="preserve">Source:</w:t>
+      </w:r>
+      <w:r>
+        <w:rPr>
+          <w:vertAlign w:val="subscript"/>
+        </w:rPr>
+        <w:t xml:space="preserve"> </w:t>
+      </w:r>
+      <w:hyperlink r:id="rId49">
+        <w:r>
+          <w:rPr>
+            <w:rStyle w:val="Hyperlink"/>
+            <w:vertAlign w:val="subscript"/>
+          </w:rPr>
+          <w:t xml:space="preserve">Make Figures for Main Manuscript</w:t>
+        </w:r>
+      </w:hyperlink>
+    </w:p>
+    <w:bookmarkEnd w:id="50"/>
+    <w:bookmarkStart w:id="61" w:name="type-ii-error"/>
+    <w:p>
+      <w:pPr>
+        <w:pStyle w:val="Heading2"/>
+      </w:pPr>
+      <w:r>
+        <w:t xml:space="preserve">Type II Error</w:t>
+      </w:r>
+    </w:p>
+    <w:p>
+      <w:pPr>
+        <w:pStyle w:val="FirstParagraph"/>
+      </w:pPr>
+      <w:r>
+        <w:t xml:space="preserve">We simulated datasets with two possible non-zero population parameters for the effect of</w:t>
+      </w:r>
+      <w:r>
+        <w:t xml:space="preserve"> </w:t>
+      </w:r>
+      <m:oMath>
+        <m:r>
+          <m:t>X</m:t>
+        </m:r>
+      </m:oMath>
+      <w:r>
+        <w:t xml:space="preserve"> </w:t>
+      </w:r>
+      <w:r>
+        <w:t xml:space="preserve">on</w:t>
+      </w:r>
+      <w:r>
+        <w:t xml:space="preserve"> </w:t>
+      </w:r>
+      <m:oMath>
+        <m:r>
+          <m:t>Y</m:t>
+        </m:r>
+      </m:oMath>
+      <w:r>
+        <w:t xml:space="preserve"> </w:t>
+      </w:r>
+      <w:r>
+        <w:t xml:space="preserve">(</w:t>
+      </w:r>
+      <m:oMath>
+        <m:sSub>
+          <m:e>
+            <m:r>
+              <m:t>β</m:t>
+            </m:r>
+          </m:e>
+          <m:sub>
+            <m:r>
+              <m:t>X</m:t>
+            </m:r>
+          </m:sub>
+        </m:sSub>
+        <m:r>
+          <m:rPr>
+            <m:sty m:val="p"/>
+          </m:rPr>
+          <m:t>=</m:t>
+        </m:r>
+        <m:r>
+          <m:t>0.2</m:t>
+        </m:r>
+      </m:oMath>
+      <w:r>
+        <w:t xml:space="preserve">,</w:t>
+      </w:r>
+      <w:r>
+        <w:t xml:space="preserve"> </w:t>
+      </w:r>
+      <m:oMath>
+        <m:sSub>
+          <m:e>
+            <m:r>
+              <m:t>β</m:t>
+            </m:r>
+          </m:e>
+          <m:sub>
+            <m:r>
+              <m:t>X</m:t>
+            </m:r>
+          </m:sub>
+        </m:sSub>
+        <m:r>
+          <m:rPr>
+            <m:sty m:val="p"/>
+          </m:rPr>
+          <m:t>=</m:t>
+        </m:r>
+        <m:r>
+          <m:t>0.5</m:t>
+        </m:r>
+      </m:oMath>
+      <w:r>
+        <w:t xml:space="preserve">). Given that we set the standard deviation of</w:t>
+      </w:r>
+      <w:r>
+        <w:t xml:space="preserve"> </w:t>
+      </w:r>
+      <m:oMath>
+        <m:r>
+          <m:t>Y</m:t>
+        </m:r>
+      </m:oMath>
+      <w:r>
+        <w:t xml:space="preserve"> </w:t>
+      </w:r>
+      <w:r>
+        <w:t xml:space="preserve">to equal 1, these represented contexts where</w:t>
+      </w:r>
+      <w:r>
+        <w:t xml:space="preserve"> </w:t>
+      </w:r>
+      <m:oMath>
+        <m:r>
+          <m:t>X</m:t>
+        </m:r>
+      </m:oMath>
+      <w:r>
+        <w:t xml:space="preserve"> </w:t>
+      </w:r>
+      <w:r>
+        <w:t xml:space="preserve">had a small (Cohen’s d = 0.2) or moderate (Cohen’s d = 0.5) effect on</w:t>
+      </w:r>
+      <w:r>
+        <w:t xml:space="preserve"> </w:t>
+      </w:r>
+      <m:oMath>
+        <m:r>
+          <m:t>Y</m:t>
+        </m:r>
+      </m:oMath>
+      <w:r>
+        <w:t xml:space="preserve">. In these simulations, non-significant effects for</w:t>
+      </w:r>
+      <w:r>
+        <w:t xml:space="preserve"> </w:t>
+      </w:r>
+      <m:oMath>
+        <m:r>
+          <m:t>X</m:t>
+        </m:r>
+      </m:oMath>
+      <w:r>
+        <w:t xml:space="preserve"> </w:t>
+      </w:r>
+      <w:r>
+        <w:t xml:space="preserve">were, by definition, Type II errors. Given the substantial problems with Type I error rate inflation noted above, we do not consider the</w:t>
+      </w:r>
+      <w:r>
+        <w:t xml:space="preserve"> </w:t>
+      </w:r>
+      <w:r>
+        <w:rPr>
+          <w:i/>
+          <w:iCs/>
+        </w:rPr>
+        <w:t xml:space="preserve">p</w:t>
+      </w:r>
+      <w:r>
+        <w:t xml:space="preserve">-hacking approach to be viable and therefore did not evaluate Type II error rates for this approach.</w:t>
+      </w:r>
+    </w:p>
+    <w:p>
+      <w:pPr>
+        <w:pStyle w:val="BodyText"/>
+      </w:pPr>
+      <w:hyperlink w:anchor="fig-bar-2">
+        <w:r>
+          <w:rPr>
+            <w:rStyle w:val="Hyperlink"/>
+          </w:rPr>
+          <w:t xml:space="preserve">Figure 4</w:t>
+        </w:r>
+      </w:hyperlink>
+      <w:r>
+        <w:t xml:space="preserve"> </w:t>
+      </w:r>
+      <w:r>
+        <w:t xml:space="preserve">shows the mean Type II error rate across all research contexts for each approach. The traditional no covariates approach displayed the highest average Type II error (0.449), which reinforces the value of using covariates to increase statistical power to detect true effects. Among the approaches that used covariates, the data-driven approaches generally produced modestly lower average Type II error rates than the traditional all covariates approach. Furthermore, the data-driven approaches that included</w:t>
+      </w:r>
+      <w:r>
+        <w:t xml:space="preserve"> </w:t>
+      </w:r>
+      <m:oMath>
+        <m:r>
+          <m:t>X</m:t>
+        </m:r>
+      </m:oMath>
+      <w:r>
+        <w:t xml:space="preserve"> </w:t>
+      </w:r>
+      <w:r>
+        <w:t xml:space="preserve">displayed modestly lower mean Type II error rates than the comparable approaches that did not include</w:t>
+      </w:r>
+      <w:r>
+        <w:t xml:space="preserve"> </w:t>
+      </w:r>
+      <m:oMath>
+        <m:r>
+          <m:t>X</m:t>
+        </m:r>
+      </m:oMath>
+      <w:r>
+        <w:t xml:space="preserve"> </w:t>
+      </w:r>
+      <w:r>
+        <w:t xml:space="preserve">in the screening model.</w:t>
+      </w:r>
+    </w:p>
+    <w:tbl>
+      <w:tblPr>
+        <w:tblStyle w:val="Table"/>
+        <w:tblW w:type="pct" w:w="5000"/>
+        <w:tblLayout w:type="fixed"/>
+        <w:tblLook w:firstRow="0" w:lastRow="0" w:firstColumn="0" w:lastColumn="0" w:noHBand="0" w:noVBand="0" w:val="0000"/>
+      </w:tblPr>
+      <w:tblGrid>
+        <w:gridCol w:w="7920"/>
+      </w:tblGrid>
+      <w:tr>
+        <w:tc>
+          <w:tcPr/>
+          <w:bookmarkStart w:id="54" w:name="fig-bar-2"/>
+          <w:p>
+            <w:pPr>
+              <w:pStyle w:val="Compact"/>
+              <w:jc w:val="center"/>
+            </w:pPr>
+            <w:r>
+              <w:drawing>
+                <wp:inline>
+                  <wp:extent cx="5334000" cy="3048000"/>
+                  <wp:effectExtent b="0" l="0" r="0" t="0"/>
+                  <wp:docPr descr="" title="" id="52" name="Picture"/>
+                  <a:graphic>
+                    <a:graphicData uri="http://schemas.openxmlformats.org/drawingml/2006/picture">
+                      <pic:pic>
+                        <pic:nvPicPr>
+                          <pic:cNvPr descr="index_files/figure-docx/notebooks-mak_figures-fig-bar-2-output-1.png" id="53" name="Picture"/>
+                          <pic:cNvPicPr>
+                            <a:picLocks noChangeArrowheads="1" noChangeAspect="1"/>
+                          </pic:cNvPicPr>
+                        </pic:nvPicPr>
+                        <pic:blipFill>
+                          <a:blip r:embed="rId51"/>
+                          <a:stretch>
+                            <a:fillRect/>
+                          </a:stretch>
+                        </pic:blipFill>
+                        <pic:spPr bwMode="auto">
+                          <a:xfrm>
+                            <a:off x="0" y="0"/>
+                            <a:ext cx="5334000" cy="3048000"/>
+                          </a:xfrm>
+                          <a:prstGeom prst="rect">
+                            <a:avLst/>
+                          </a:prstGeom>
+                          <a:noFill/>
+                          <a:ln w="9525">
+                            <a:noFill/>
+                            <a:headEnd/>
+                            <a:tailEnd/>
+                          </a:ln>
+                        </pic:spPr>
+                      </pic:pic>
+                    </a:graphicData>
+                  </a:graphic>
+                </wp:inline>
+              </w:drawing>
+            </w:r>
+          </w:p>
+          <w:p>
+            <w:pPr>
+              <w:jc w:val="center"/>
+            </w:pPr>
+            <w:pPr>
+              <w:jc w:val="left"/>
+              <w:spacing w:before="200"/>
+              <w:pStyle w:val="ImageCaption"/>
+            </w:pPr>
+            <w:r>
+              <w:t xml:space="preserve">Figure 4: Type II Error by Method. Average type II error rate across all research settings is displayed for each method separately by color. Traditional selection methods are on the left, data-driven selection methods are on the right. Striped shading indicates data-driven selection methods that do not control for X.</w:t>
+            </w:r>
+          </w:p>
+          <w:bookmarkEnd w:id="54"/>
+        </w:tc>
+      </w:tr>
+    </w:tbl>
+    <w:p>
+      <w:pPr>
+        <w:pStyle w:val="BodyText"/>
+      </w:pPr>
+      <w:r>
+        <w:rPr>
+          <w:vertAlign w:val="subscript"/>
+        </w:rPr>
+        <w:t xml:space="preserve">Source:</w:t>
+      </w:r>
+      <w:r>
+        <w:rPr>
+          <w:vertAlign w:val="subscript"/>
+        </w:rPr>
+        <w:t xml:space="preserve"> </w:t>
+      </w:r>
+      <w:hyperlink r:id="rId55">
+        <w:r>
+          <w:rPr>
+            <w:rStyle w:val="Hyperlink"/>
+            <w:vertAlign w:val="subscript"/>
+          </w:rPr>
+          <w:t xml:space="preserve">Make Figures for Main Manuscript</w:t>
+        </w:r>
+      </w:hyperlink>
+    </w:p>
+    <w:p>
+      <w:pPr>
+        <w:pStyle w:val="BodyText"/>
+      </w:pPr>
+      <w:r>
+        <w:t xml:space="preserve">We next assessed how Type II error rates varied by specific dimensions of our research contexts and noted several patterns (</w:t>
+      </w:r>
+      <w:hyperlink w:anchor="fig-panel-2">
+        <w:r>
+          <w:rPr>
+            <w:rStyle w:val="Hyperlink"/>
+          </w:rPr>
+          <w:t xml:space="preserve">Figure 5</w:t>
+        </w:r>
+      </w:hyperlink>
+      <w:r>
+        <w:t xml:space="preserve">). First, it is clear that the no covariates approach was always associated with the highest Type II error rates across all values of all dimensions of the research contexts. Second, the traditional all covariates approach tended to under-perform (i.e., higher Type II error rates) relative to the data-driven approaches when the sample size was low, the number of available covariates was high, or the percentage of available covariates with non-zero correlations with</w:t>
+      </w:r>
+      <w:r>
+        <w:t xml:space="preserve"> </w:t>
+      </w:r>
+      <m:oMath>
+        <m:r>
+          <m:t>Y</m:t>
+        </m:r>
+      </m:oMath>
+      <w:r>
+        <w:t xml:space="preserve"> </w:t>
+      </w:r>
+      <w:r>
+        <w:t xml:space="preserve">was low. Similarly, the data-driven approaches that did not include</w:t>
+      </w:r>
+      <w:r>
+        <w:t xml:space="preserve"> </w:t>
+      </w:r>
+      <m:oMath>
+        <m:r>
+          <m:t>X</m:t>
+        </m:r>
+      </m:oMath>
+      <w:r>
+        <w:t xml:space="preserve"> </w:t>
+      </w:r>
+      <w:r>
+        <w:t xml:space="preserve">tended to under-perform relative to the matched approaches that did include</w:t>
+      </w:r>
+      <w:r>
+        <w:t xml:space="preserve"> </w:t>
+      </w:r>
+      <m:oMath>
+        <m:r>
+          <m:t>X</m:t>
+        </m:r>
+      </m:oMath>
+      <w:r>
+        <w:t xml:space="preserve"> </w:t>
+      </w:r>
+      <w:r>
+        <w:t xml:space="preserve">in these same contexts (low</w:t>
+      </w:r>
+      <w:r>
+        <w:t xml:space="preserve"> </w:t>
+      </w:r>
+      <m:oMath>
+        <m:r>
+          <m:t>N</m:t>
+        </m:r>
+      </m:oMath>
+      <w:r>
+        <w:t xml:space="preserve">, high number of covariates, low percentage of available covariates with non-zero correlations with</w:t>
+      </w:r>
+      <w:r>
+        <w:t xml:space="preserve"> </w:t>
+      </w:r>
+      <m:oMath>
+        <m:r>
+          <m:t>Y</m:t>
+        </m:r>
+      </m:oMath>
+      <w:r>
+        <w:t xml:space="preserve">).</w:t>
+      </w:r>
+    </w:p>
+    <w:tbl>
+      <w:tblPr>
+        <w:tblStyle w:val="Table"/>
+        <w:tblW w:type="pct" w:w="5000"/>
+        <w:tblLayout w:type="fixed"/>
+        <w:tblLook w:firstRow="0" w:lastRow="0" w:firstColumn="0" w:lastColumn="0" w:noHBand="0" w:noVBand="0" w:val="0000"/>
+      </w:tblPr>
+      <w:tblGrid>
+        <w:gridCol w:w="7920"/>
+      </w:tblGrid>
+      <w:tr>
+        <w:tc>
+          <w:tcPr/>
+          <w:bookmarkStart w:id="59" w:name="fig-panel-2"/>
           <w:p>
             <w:pPr>
               <w:pStyle w:val="Compact"/>
@@ -5633,18 +5631,18 @@
                 <wp:inline>
                   <wp:extent cx="5334000" cy="6400800"/>
                   <wp:effectExtent b="0" l="0" r="0" t="0"/>
-                  <wp:docPr descr="" title="" id="46" name="Picture"/>
+                  <wp:docPr descr="" title="" id="57" name="Picture"/>
                   <a:graphic>
                     <a:graphicData uri="http://schemas.openxmlformats.org/drawingml/2006/picture">
                       <pic:pic>
                         <pic:nvPicPr>
-                          <pic:cNvPr descr="index_files/figure-docx/notebooks-mak_figures-fig-panel-2-output-1.png" id="47" name="Picture"/>
+                          <pic:cNvPr descr="index_files/figure-docx/notebooks-mak_figures-fig-panel-2-output-1.png" id="58" name="Picture"/>
                           <pic:cNvPicPr>
                             <a:picLocks noChangeArrowheads="1" noChangeAspect="1"/>
                           </pic:cNvPicPr>
                         </pic:nvPicPr>
                         <pic:blipFill>
-                          <a:blip r:embed="rId45"/>
+                          <a:blip r:embed="rId56"/>
                           <a:stretch>
                             <a:fillRect/>
                           </a:stretch>
@@ -5684,7 +5682,7 @@
               <w:t xml:space="preserve">Figure 5: Type II error by method and research context. Plots are paneled by aspects of the research context: number of observations, number of covariates, percentage of good covariates covariates (i.e., covariates with non-zero correlations with Y), and Y-covariate correlation strength, and population parameter for X. Methods are displayed separately by color. Data-driven selection methods that do not control for X are depicted as dashed lines.</w:t>
             </w:r>
           </w:p>
-          <w:bookmarkEnd w:id="48"/>
+          <w:bookmarkEnd w:id="59"/>
         </w:tc>
       </w:tr>
     </w:tbl>
@@ -5704,7 +5702,7 @@
         </w:rPr>
         <w:t xml:space="preserve"> </w:t>
       </w:r>
-      <w:hyperlink r:id="rId49">
+      <w:hyperlink r:id="rId60">
         <w:r>
           <w:rPr>
             <w:rStyle w:val="Hyperlink"/>
@@ -5714,9 +5712,9 @@
         </w:r>
       </w:hyperlink>
     </w:p>
-    <w:bookmarkEnd w:id="50"/>
-    <w:bookmarkEnd w:id="51"/>
-    <w:bookmarkStart w:id="54" w:name="discussion"/>
+    <w:bookmarkEnd w:id="61"/>
+    <w:bookmarkEnd w:id="62"/>
+    <w:bookmarkStart w:id="63" w:name="discussion"/>
     <w:p>
       <w:pPr>
         <w:pStyle w:val="Heading1"/>
@@ -5736,7 +5734,7 @@
         <w:t xml:space="preserve"> </w:t>
       </w:r>
       <w:r>
-        <w:t xml:space="preserve">(Simmons et al. 2011)</w:t>
+        <w:t xml:space="preserve">(Simmons, Nelson, and Simonsohn 2011)</w:t>
       </w:r>
       <w:r>
         <w:t xml:space="preserve">:</w:t>
@@ -6309,801 +6307,19 @@
       <w:r>
         <w:t xml:space="preserve"> </w:t>
       </w:r>
-      <w:hyperlink w:anchor="tbl-rec">
-        <w:r>
-          <w:rPr>
-            <w:rStyle w:val="Hyperlink"/>
-          </w:rPr>
-          <w:t xml:space="preserve">Table 4</w:t>
-        </w:r>
-      </w:hyperlink>
+      <w:r>
+        <w:rPr>
+          <w:b/>
+          <w:bCs/>
+        </w:rPr>
+        <w:t xml:space="preserve">?@tbl-rec</w:t>
+      </w:r>
       <w:r>
         <w:t xml:space="preserve">.</w:t>
       </w:r>
     </w:p>
-    <w:tbl>
-      <w:tblPr>
-        <w:tblStyle w:val="Table"/>
-        <w:tblW w:type="pct" w:w="5000"/>
-        <w:tblLayout w:type="fixed"/>
-        <w:tblLook w:firstRow="0" w:lastRow="0" w:firstColumn="0" w:lastColumn="0" w:noHBand="0" w:noVBand="0" w:val="0000"/>
-      </w:tblPr>
-      <w:tblGrid>
-        <w:gridCol w:w="7920"/>
-      </w:tblGrid>
-      <w:tr>
-        <w:tc>
-          <w:tcPr/>
-          <w:bookmarkStart w:id="52" w:name="tbl-rec"/>
-          <w:p>
-            <w:pPr>
-              <w:jc w:val="center"/>
-            </w:pPr>
-            <w:pPr>
-              <w:jc w:val="left"/>
-              <w:spacing w:before="200"/>
-              <w:pStyle w:val="ImageCaption"/>
-            </w:pPr>
-            <w:r>
-              <w:t xml:space="preserve">Table 4: Summary of selection methods, evaluation of bias and Type I and II error rates, and recommendations.</w:t>
-            </w:r>
-          </w:p>
-          <w:tbl>
-            <w:tblPr>
-              <w:tblStyle w:val="Table"/>
-              <w:tblW w:type="auto" w:w="0"/>
-              <w:tblLook w:firstRow="1" w:lastRow="0" w:firstColumn="0" w:lastColumn="0" w:noHBand="0" w:noVBand="0" w:val="0020"/>
-            </w:tblPr>
-            <w:tblGrid>
-              <w:gridCol w:w="1320"/>
-              <w:gridCol w:w="1320"/>
-              <w:gridCol w:w="1320"/>
-              <w:gridCol w:w="1320"/>
-              <w:gridCol w:w="1320"/>
-              <w:gridCol w:w="1320"/>
-            </w:tblGrid>
-            <w:tr>
-              <w:trPr>
-                <w:tblHeader w:val="on"/>
-              </w:trPr>
-              <w:tc>
-                <w:tcPr/>
-                <w:p>
-                  <w:pPr>
-                    <w:pStyle w:val="Compact"/>
-                    <w:jc w:val="left"/>
-                    <w:jc w:val="center"/>
-                  </w:pPr>
-                  <w:r>
-                    <w:t xml:space="preserve">Method</w:t>
-                  </w:r>
-                </w:p>
-              </w:tc>
-              <w:tc>
-                <w:tcPr/>
-                <w:p>
-                  <w:pPr>
-                    <w:pStyle w:val="Compact"/>
-                    <w:jc w:val="left"/>
-                    <w:jc w:val="center"/>
-                  </w:pPr>
-                  <w:r>
-                    <w:t xml:space="preserve">Bias</w:t>
-                  </w:r>
-                </w:p>
-              </w:tc>
-              <w:tc>
-                <w:tcPr/>
-                <w:p>
-                  <w:pPr>
-                    <w:pStyle w:val="Compact"/>
-                    <w:jc w:val="left"/>
-                    <w:jc w:val="center"/>
-                  </w:pPr>
-                  <w:r>
-                    <w:t xml:space="preserve">Type I error</w:t>
-                  </w:r>
-                </w:p>
-              </w:tc>
-              <w:tc>
-                <w:tcPr/>
-                <w:p>
-                  <w:pPr>
-                    <w:pStyle w:val="Compact"/>
-                    <w:jc w:val="left"/>
-                    <w:jc w:val="center"/>
-                  </w:pPr>
-                  <w:r>
-                    <w:t xml:space="preserve">Type II error</w:t>
-                  </w:r>
-                </w:p>
-              </w:tc>
-              <w:tc>
-                <w:tcPr/>
-                <w:p>
-                  <w:pPr>
-                    <w:pStyle w:val="Compact"/>
-                    <w:jc w:val="left"/>
-                    <w:jc w:val="center"/>
-                  </w:pPr>
-                  <w:r>
-                    <w:t xml:space="preserve">Recommendation</w:t>
-                  </w:r>
-                </w:p>
-              </w:tc>
-              <w:tc>
-                <w:tcPr/>
-                <w:p>
-                  <w:pPr>
-                    <w:pStyle w:val="Compact"/>
-                    <w:jc w:val="left"/>
-                    <w:jc w:val="center"/>
-                  </w:pPr>
-                  <w:r>
-                    <w:t xml:space="preserve">Notes</w:t>
-                  </w:r>
-                </w:p>
-              </w:tc>
-            </w:tr>
-            <w:tr>
-              <w:tc>
-                <w:tcPr/>
-                <w:p>
-                  <w:pPr>
-                    <w:pStyle w:val="Compact"/>
-                    <w:jc w:val="left"/>
-                    <w:jc w:val="center"/>
-                  </w:pPr>
-                  <w:r>
-                    <w:t xml:space="preserve">No covariates</w:t>
-                  </w:r>
-                </w:p>
-              </w:tc>
-              <w:tc>
-                <w:tcPr/>
-                <w:p>
-                  <w:pPr>
-                    <w:pStyle w:val="Compact"/>
-                    <w:jc w:val="left"/>
-                    <w:jc w:val="center"/>
-                  </w:pPr>
-                  <w:r>
-                    <w:t xml:space="preserve">none</w:t>
-                  </w:r>
-                </w:p>
-              </w:tc>
-              <w:tc>
-                <w:tcPr/>
-                <w:p>
-                  <w:pPr>
-                    <w:pStyle w:val="Compact"/>
-                    <w:jc w:val="left"/>
-                    <w:jc w:val="center"/>
-                  </w:pPr>
-                  <w:r>
-                    <w:t xml:space="preserve">0.050</w:t>
-                  </w:r>
-                </w:p>
-              </w:tc>
-              <w:tc>
-                <w:tcPr/>
-                <w:p>
-                  <w:pPr>
-                    <w:pStyle w:val="Compact"/>
-                    <w:jc w:val="left"/>
-                    <w:jc w:val="center"/>
-                  </w:pPr>
-                  <w:r>
-                    <w:t xml:space="preserve">0.449</w:t>
-                  </w:r>
-                </w:p>
-              </w:tc>
-              <w:tc>
-                <w:tcPr/>
-                <w:p>
-                  <w:pPr>
-                    <w:pStyle w:val="Compact"/>
-                  </w:pPr>
-                </w:p>
-              </w:tc>
-              <w:tc>
-                <w:tcPr/>
-                <w:p>
-                  <w:pPr>
-                    <w:pStyle w:val="Compact"/>
-                  </w:pPr>
-                </w:p>
-              </w:tc>
-            </w:tr>
-            <w:tr>
-              <w:tc>
-                <w:tcPr/>
-                <w:p>
-                  <w:pPr>
-                    <w:pStyle w:val="Compact"/>
-                    <w:jc w:val="left"/>
-                    <w:jc w:val="center"/>
-                  </w:pPr>
-                  <w:r>
-                    <w:t xml:space="preserve">All covariates</w:t>
-                  </w:r>
-                </w:p>
-              </w:tc>
-              <w:tc>
-                <w:tcPr/>
-                <w:p>
-                  <w:pPr>
-                    <w:pStyle w:val="Compact"/>
-                    <w:jc w:val="left"/>
-                    <w:jc w:val="center"/>
-                  </w:pPr>
-                  <w:r>
-                    <w:t xml:space="preserve">none</w:t>
-                  </w:r>
-                </w:p>
-              </w:tc>
-              <w:tc>
-                <w:tcPr/>
-                <w:p>
-                  <w:pPr>
-                    <w:pStyle w:val="Compact"/>
-                    <w:jc w:val="left"/>
-                    <w:jc w:val="center"/>
-                  </w:pPr>
-                  <w:r>
-                    <w:t xml:space="preserve">0.050</w:t>
-                  </w:r>
-                </w:p>
-              </w:tc>
-              <w:tc>
-                <w:tcPr/>
-                <w:p>
-                  <w:pPr>
-                    <w:pStyle w:val="Compact"/>
-                    <w:jc w:val="left"/>
-                    <w:jc w:val="center"/>
-                  </w:pPr>
-                  <w:r>
-                    <w:t xml:space="preserve">0.358</w:t>
-                  </w:r>
-                </w:p>
-              </w:tc>
-              <w:tc>
-                <w:tcPr/>
-                <w:p>
-                  <w:pPr>
-                    <w:pStyle w:val="Compact"/>
-                  </w:pPr>
-                </w:p>
-              </w:tc>
-              <w:tc>
-                <w:tcPr/>
-                <w:p>
-                  <w:pPr>
-                    <w:pStyle w:val="Compact"/>
-                  </w:pPr>
-                </w:p>
-              </w:tc>
-            </w:tr>
-            <w:tr>
-              <w:tc>
-                <w:tcPr/>
-                <w:p>
-                  <w:pPr>
-                    <w:pStyle w:val="Compact"/>
-                    <w:jc w:val="left"/>
-                    <w:jc w:val="center"/>
-                  </w:pPr>
-                  <w:r>
-                    <w:t xml:space="preserve">p-hacking</w:t>
-                  </w:r>
-                </w:p>
-              </w:tc>
-              <w:tc>
-                <w:tcPr/>
-                <w:p>
-                  <w:pPr>
-                    <w:pStyle w:val="Compact"/>
-                    <w:jc w:val="left"/>
-                    <w:jc w:val="center"/>
-                  </w:pPr>
-                  <w:r>
-                    <w:t xml:space="preserve">unacceptable</w:t>
-                  </w:r>
-                </w:p>
-              </w:tc>
-              <w:tc>
-                <w:tcPr/>
-                <w:p>
-                  <w:pPr>
-                    <w:pStyle w:val="Compact"/>
-                    <w:jc w:val="left"/>
-                    <w:jc w:val="center"/>
-                  </w:pPr>
-                  <w:r>
-                    <w:t xml:space="preserve">0.113</w:t>
-                  </w:r>
-                </w:p>
-              </w:tc>
-              <w:tc>
-                <w:tcPr/>
-                <w:p>
-                  <w:pPr>
-                    <w:pStyle w:val="Compact"/>
-                  </w:pPr>
-                </w:p>
-              </w:tc>
-              <w:tc>
-                <w:tcPr/>
-                <w:p>
-                  <w:pPr>
-                    <w:pStyle w:val="Compact"/>
-                  </w:pPr>
-                </w:p>
-              </w:tc>
-              <w:tc>
-                <w:tcPr/>
-                <w:p>
-                  <w:pPr>
-                    <w:pStyle w:val="Compact"/>
-                  </w:pPr>
-                </w:p>
-              </w:tc>
-            </w:tr>
-            <w:tr>
-              <w:tc>
-                <w:tcPr/>
-                <w:p>
-                  <w:pPr>
-                    <w:pStyle w:val="Compact"/>
-                    <w:jc w:val="left"/>
-                    <w:jc w:val="center"/>
-                  </w:pPr>
-                  <w:r>
-                    <w:t xml:space="preserve">Separate cov lm with X</w:t>
-                  </w:r>
-                </w:p>
-              </w:tc>
-              <w:tc>
-                <w:tcPr/>
-                <w:p>
-                  <w:pPr>
-                    <w:pStyle w:val="Compact"/>
-                    <w:jc w:val="left"/>
-                    <w:jc w:val="center"/>
-                  </w:pPr>
-                  <w:r>
-                    <w:t xml:space="preserve">none</w:t>
-                  </w:r>
-                </w:p>
-              </w:tc>
-              <w:tc>
-                <w:tcPr/>
-                <w:p>
-                  <w:pPr>
-                    <w:pStyle w:val="Compact"/>
-                    <w:jc w:val="left"/>
-                    <w:jc w:val="center"/>
-                  </w:pPr>
-                  <w:r>
-                    <w:t xml:space="preserve">0.052</w:t>
-                  </w:r>
-                </w:p>
-              </w:tc>
-              <w:tc>
-                <w:tcPr/>
-                <w:p>
-                  <w:pPr>
-                    <w:pStyle w:val="Compact"/>
-                    <w:jc w:val="left"/>
-                    <w:jc w:val="center"/>
-                  </w:pPr>
-                  <w:r>
-                    <w:t xml:space="preserve">0.341</w:t>
-                  </w:r>
-                </w:p>
-              </w:tc>
-              <w:tc>
-                <w:tcPr/>
-                <w:p>
-                  <w:pPr>
-                    <w:pStyle w:val="Compact"/>
-                  </w:pPr>
-                </w:p>
-              </w:tc>
-              <w:tc>
-                <w:tcPr/>
-                <w:p>
-                  <w:pPr>
-                    <w:pStyle w:val="Compact"/>
-                  </w:pPr>
-                </w:p>
-              </w:tc>
-            </w:tr>
-            <w:tr>
-              <w:tc>
-                <w:tcPr/>
-                <w:p>
-                  <w:pPr>
-                    <w:pStyle w:val="Compact"/>
-                    <w:jc w:val="left"/>
-                    <w:jc w:val="center"/>
-                  </w:pPr>
-                  <w:r>
-                    <w:t xml:space="preserve">Separate cov lm w/o X</w:t>
-                  </w:r>
-                </w:p>
-              </w:tc>
-              <w:tc>
-                <w:tcPr/>
-                <w:p>
-                  <w:pPr>
-                    <w:pStyle w:val="Compact"/>
-                    <w:jc w:val="left"/>
-                    <w:jc w:val="center"/>
-                  </w:pPr>
-                  <w:r>
-                    <w:t xml:space="preserve">acceptable</w:t>
-                  </w:r>
-                </w:p>
-              </w:tc>
-              <w:tc>
-                <w:tcPr/>
-                <w:p>
-                  <w:pPr>
-                    <w:pStyle w:val="Compact"/>
-                    <w:jc w:val="left"/>
-                    <w:jc w:val="center"/>
-                  </w:pPr>
-                  <w:r>
-                    <w:t xml:space="preserve">0.050</w:t>
-                  </w:r>
-                </w:p>
-              </w:tc>
-              <w:tc>
-                <w:tcPr/>
-                <w:p>
-                  <w:pPr>
-                    <w:pStyle w:val="Compact"/>
-                    <w:jc w:val="left"/>
-                    <w:jc w:val="center"/>
-                  </w:pPr>
-                  <w:r>
-                    <w:t xml:space="preserve">0.347</w:t>
-                  </w:r>
-                </w:p>
-              </w:tc>
-              <w:tc>
-                <w:tcPr/>
-                <w:p>
-                  <w:pPr>
-                    <w:pStyle w:val="Compact"/>
-                  </w:pPr>
-                </w:p>
-              </w:tc>
-              <w:tc>
-                <w:tcPr/>
-                <w:p>
-                  <w:pPr>
-                    <w:pStyle w:val="Compact"/>
-                  </w:pPr>
-                </w:p>
-              </w:tc>
-            </w:tr>
-            <w:tr>
-              <w:tc>
-                <w:tcPr/>
-                <w:p>
-                  <w:pPr>
-                    <w:pStyle w:val="Compact"/>
-                    <w:jc w:val="left"/>
-                    <w:jc w:val="center"/>
-                  </w:pPr>
-                  <w:r>
-                    <w:t xml:space="preserve">Simultaneous cov lm with X</w:t>
-                  </w:r>
-                </w:p>
-              </w:tc>
-              <w:tc>
-                <w:tcPr/>
-                <w:p>
-                  <w:pPr>
-                    <w:pStyle w:val="Compact"/>
-                    <w:jc w:val="left"/>
-                    <w:jc w:val="center"/>
-                  </w:pPr>
-                  <w:r>
-                    <w:t xml:space="preserve">none</w:t>
-                  </w:r>
-                </w:p>
-              </w:tc>
-              <w:tc>
-                <w:tcPr/>
-                <w:p>
-                  <w:pPr>
-                    <w:pStyle w:val="Compact"/>
-                    <w:jc w:val="left"/>
-                    <w:jc w:val="center"/>
-                  </w:pPr>
-                  <w:r>
-                    <w:t xml:space="preserve">0.060</w:t>
-                  </w:r>
-                </w:p>
-              </w:tc>
-              <w:tc>
-                <w:tcPr/>
-                <w:p>
-                  <w:pPr>
-                    <w:pStyle w:val="Compact"/>
-                    <w:jc w:val="left"/>
-                    <w:jc w:val="center"/>
-                  </w:pPr>
-                  <w:r>
-                    <w:t xml:space="preserve">0.345</w:t>
-                  </w:r>
-                </w:p>
-              </w:tc>
-              <w:tc>
-                <w:tcPr/>
-                <w:p>
-                  <w:pPr>
-                    <w:pStyle w:val="Compact"/>
-                  </w:pPr>
-                </w:p>
-              </w:tc>
-              <w:tc>
-                <w:tcPr/>
-                <w:p>
-                  <w:pPr>
-                    <w:pStyle w:val="Compact"/>
-                  </w:pPr>
-                </w:p>
-              </w:tc>
-            </w:tr>
-            <w:tr>
-              <w:tc>
-                <w:tcPr/>
-                <w:p>
-                  <w:pPr>
-                    <w:pStyle w:val="Compact"/>
-                    <w:jc w:val="left"/>
-                    <w:jc w:val="center"/>
-                  </w:pPr>
-                  <w:r>
-                    <w:t xml:space="preserve">Simultaneous cov lm w/o X</w:t>
-                  </w:r>
-                </w:p>
-              </w:tc>
-              <w:tc>
-                <w:tcPr/>
-                <w:p>
-                  <w:pPr>
-                    <w:pStyle w:val="Compact"/>
-                    <w:jc w:val="left"/>
-                    <w:jc w:val="center"/>
-                  </w:pPr>
-                  <w:r>
-                    <w:t xml:space="preserve">acceptable</w:t>
-                  </w:r>
-                </w:p>
-              </w:tc>
-              <w:tc>
-                <w:tcPr/>
-                <w:p>
-                  <w:pPr>
-                    <w:pStyle w:val="Compact"/>
-                    <w:jc w:val="left"/>
-                    <w:jc w:val="center"/>
-                  </w:pPr>
-                  <w:r>
-                    <w:t xml:space="preserve">0.050</w:t>
-                  </w:r>
-                </w:p>
-              </w:tc>
-              <w:tc>
-                <w:tcPr/>
-                <w:p>
-                  <w:pPr>
-                    <w:pStyle w:val="Compact"/>
-                    <w:jc w:val="left"/>
-                    <w:jc w:val="center"/>
-                  </w:pPr>
-                  <w:r>
-                    <w:t xml:space="preserve">0.368</w:t>
-                  </w:r>
-                </w:p>
-              </w:tc>
-              <w:tc>
-                <w:tcPr/>
-                <w:p>
-                  <w:pPr>
-                    <w:pStyle w:val="Compact"/>
-                  </w:pPr>
-                </w:p>
-              </w:tc>
-              <w:tc>
-                <w:tcPr/>
-                <w:p>
-                  <w:pPr>
-                    <w:pStyle w:val="Compact"/>
-                  </w:pPr>
-                </w:p>
-              </w:tc>
-            </w:tr>
-            <w:tr>
-              <w:tc>
-                <w:tcPr/>
-                <w:p>
-                  <w:pPr>
-                    <w:pStyle w:val="Compact"/>
-                    <w:jc w:val="left"/>
-                    <w:jc w:val="center"/>
-                  </w:pPr>
-                  <w:r>
-                    <w:t xml:space="preserve">Simultaneous cov LASSO with X</w:t>
-                  </w:r>
-                </w:p>
-              </w:tc>
-              <w:tc>
-                <w:tcPr/>
-                <w:p>
-                  <w:pPr>
-                    <w:pStyle w:val="Compact"/>
-                    <w:jc w:val="left"/>
-                    <w:jc w:val="center"/>
-                  </w:pPr>
-                  <w:r>
-                    <w:t xml:space="preserve">none</w:t>
-                  </w:r>
-                </w:p>
-              </w:tc>
-              <w:tc>
-                <w:tcPr/>
-                <w:p>
-                  <w:pPr>
-                    <w:pStyle w:val="Compact"/>
-                    <w:jc w:val="left"/>
-                    <w:jc w:val="center"/>
-                  </w:pPr>
-                  <w:r>
-                    <w:t xml:space="preserve">0.057</w:t>
-                  </w:r>
-                </w:p>
-              </w:tc>
-              <w:tc>
-                <w:tcPr/>
-                <w:p>
-                  <w:pPr>
-                    <w:pStyle w:val="Compact"/>
-                    <w:jc w:val="left"/>
-                    <w:jc w:val="center"/>
-                  </w:pPr>
-                  <w:r>
-                    <w:t xml:space="preserve">0.337</w:t>
-                  </w:r>
-                </w:p>
-              </w:tc>
-              <w:tc>
-                <w:tcPr/>
-                <w:p>
-                  <w:pPr>
-                    <w:pStyle w:val="Compact"/>
-                  </w:pPr>
-                </w:p>
-              </w:tc>
-              <w:tc>
-                <w:tcPr/>
-                <w:p>
-                  <w:pPr>
-                    <w:pStyle w:val="Compact"/>
-                  </w:pPr>
-                </w:p>
-              </w:tc>
-            </w:tr>
-            <w:tr>
-              <w:tc>
-                <w:tcPr/>
-                <w:p>
-                  <w:pPr>
-                    <w:pStyle w:val="Compact"/>
-                    <w:jc w:val="left"/>
-                    <w:jc w:val="center"/>
-                  </w:pPr>
-                  <w:r>
-                    <w:t xml:space="preserve">Simultaneous cov LASSO w/o X</w:t>
-                  </w:r>
-                </w:p>
-              </w:tc>
-              <w:tc>
-                <w:tcPr/>
-                <w:p>
-                  <w:pPr>
-                    <w:pStyle w:val="Compact"/>
-                    <w:jc w:val="left"/>
-                    <w:jc w:val="center"/>
-                  </w:pPr>
-                  <w:r>
-                    <w:t xml:space="preserve">acceptable</w:t>
-                  </w:r>
-                </w:p>
-              </w:tc>
-              <w:tc>
-                <w:tcPr/>
-                <w:p>
-                  <w:pPr>
-                    <w:pStyle w:val="Compact"/>
-                    <w:jc w:val="left"/>
-                    <w:jc w:val="center"/>
-                  </w:pPr>
-                  <w:r>
-                    <w:t xml:space="preserve">0.050</w:t>
-                  </w:r>
-                </w:p>
-              </w:tc>
-              <w:tc>
-                <w:tcPr/>
-                <w:p>
-                  <w:pPr>
-                    <w:pStyle w:val="Compact"/>
-                    <w:jc w:val="left"/>
-                    <w:jc w:val="center"/>
-                  </w:pPr>
-                  <w:r>
-                    <w:t xml:space="preserve">0.352</w:t>
-                  </w:r>
-                </w:p>
-              </w:tc>
-              <w:tc>
-                <w:tcPr/>
-                <w:p>
-                  <w:pPr>
-                    <w:pStyle w:val="Compact"/>
-                  </w:pPr>
-                </w:p>
-              </w:tc>
-              <w:tc>
-                <w:tcPr/>
-                <w:p>
-                  <w:pPr>
-                    <w:pStyle w:val="Compact"/>
-                  </w:pPr>
-                </w:p>
-              </w:tc>
-            </w:tr>
-          </w:tbl>
-          <w:bookmarkEnd w:id="52"/>
-          <w:p/>
-        </w:tc>
-      </w:tr>
-    </w:tbl>
-    <w:p>
-      <w:pPr>
-        <w:pStyle w:val="BodyText"/>
-      </w:pPr>
-      <w:r>
-        <w:rPr>
-          <w:vertAlign w:val="subscript"/>
-        </w:rPr>
-        <w:t xml:space="preserve">Source:</w:t>
-      </w:r>
-      <w:r>
-        <w:rPr>
-          <w:vertAlign w:val="subscript"/>
-        </w:rPr>
-        <w:t xml:space="preserve"> </w:t>
-      </w:r>
-      <w:hyperlink r:id="rId53">
-        <w:r>
-          <w:rPr>
-            <w:rStyle w:val="Hyperlink"/>
-            <w:vertAlign w:val="subscript"/>
-          </w:rPr>
-          <w:t xml:space="preserve">Make Tables for Main Manuscript</w:t>
-        </w:r>
-      </w:hyperlink>
-    </w:p>
-    <w:bookmarkEnd w:id="54"/>
-    <w:bookmarkStart w:id="55" w:name="acknowledgments"/>
+    <w:bookmarkEnd w:id="63"/>
+    <w:bookmarkStart w:id="64" w:name="acknowledgments"/>
     <w:p>
       <w:pPr>
         <w:pStyle w:val="Heading1"/>
@@ -7120,8 +6336,8 @@
         <w:t xml:space="preserve">The authors wish to thank Christopher Janssen for his role in developing the interactive shiny dashboard available on our OSF page.</w:t>
       </w:r>
     </w:p>
-    <w:bookmarkEnd w:id="55"/>
-    <w:bookmarkStart w:id="100" w:name="references"/>
+    <w:bookmarkEnd w:id="64"/>
+    <w:bookmarkStart w:id="109" w:name="references"/>
     <w:p>
       <w:pPr>
         <w:pStyle w:val="Heading1"/>
@@ -7130,8 +6346,8 @@
         <w:t xml:space="preserve">References</w:t>
       </w:r>
     </w:p>
-    <w:bookmarkStart w:id="99" w:name="refs"/>
-    <w:bookmarkStart w:id="57" w:name="ref-baker1500ScientistsLift2016"/>
+    <w:bookmarkStart w:id="108" w:name="refs"/>
+    <w:bookmarkStart w:id="66" w:name="ref-baker1500ScientistsLift2016"/>
     <w:p>
       <w:pPr>
         <w:pStyle w:val="Bibliography"/>
@@ -7164,7 +6380,7 @@
       <w:r>
         <w:t xml:space="preserve"> </w:t>
       </w:r>
-      <w:hyperlink r:id="rId56">
+      <w:hyperlink r:id="rId65">
         <w:r>
           <w:rPr>
             <w:rStyle w:val="Hyperlink"/>
@@ -7176,8 +6392,8 @@
         <w:t xml:space="preserve">.</w:t>
       </w:r>
     </w:p>
-    <w:bookmarkEnd w:id="57"/>
-    <w:bookmarkStart w:id="59" w:name="ref-beachChoosingCovariatesAnalysis1989"/>
+    <w:bookmarkEnd w:id="66"/>
+    <w:bookmarkStart w:id="68" w:name="ref-beachChoosingCovariatesAnalysis1989"/>
     <w:p>
       <w:pPr>
         <w:pStyle w:val="Bibliography"/>
@@ -7210,7 +6426,7 @@
       <w:r>
         <w:t xml:space="preserve"> </w:t>
       </w:r>
-      <w:hyperlink r:id="rId58">
+      <w:hyperlink r:id="rId67">
         <w:r>
           <w:rPr>
             <w:rStyle w:val="Hyperlink"/>
@@ -7222,8 +6438,8 @@
         <w:t xml:space="preserve">.</w:t>
       </w:r>
     </w:p>
-    <w:bookmarkEnd w:id="59"/>
-    <w:bookmarkStart w:id="61" w:name="ref-bradfordHowBadCould2013"/>
+    <w:bookmarkEnd w:id="68"/>
+    <w:bookmarkStart w:id="70" w:name="ref-bradfordHowBadCould2013"/>
     <w:p>
       <w:pPr>
         <w:pStyle w:val="Bibliography"/>
@@ -7268,7 +6484,7 @@
       <w:r>
         <w:t xml:space="preserve"> </w:t>
       </w:r>
-      <w:hyperlink r:id="rId60">
+      <w:hyperlink r:id="rId69">
         <w:r>
           <w:rPr>
             <w:rStyle w:val="Hyperlink"/>
@@ -7280,14 +6496,14 @@
         <w:t xml:space="preserve">.</w:t>
       </w:r>
     </w:p>
-    <w:bookmarkEnd w:id="61"/>
-    <w:bookmarkStart w:id="63" w:name="ref-buttonPowerFailureWhy2013"/>
+    <w:bookmarkEnd w:id="70"/>
+    <w:bookmarkStart w:id="72" w:name="ref-buttonPowerFailureWhy2013"/>
     <w:p>
       <w:pPr>
         <w:pStyle w:val="Bibliography"/>
       </w:pPr>
       <w:r>
-        <w:t xml:space="preserve">Button, Katherine S., John P. A. Ioannidis, Claire Mokrysz, et al. 2013.</w:t>
+        <w:t xml:space="preserve">Button, Katherine S., John P. A. Ioannidis, Claire Mokrysz, Brian A. Nosek, Jonathan Flint, Emma S. J. Robinson, and Marcus R. Munafò. 2013.</w:t>
       </w:r>
       <w:r>
         <w:t xml:space="preserve"> </w:t>
@@ -7314,7 +6530,7 @@
       <w:r>
         <w:t xml:space="preserve"> </w:t>
       </w:r>
-      <w:hyperlink r:id="rId62">
+      <w:hyperlink r:id="rId71">
         <w:r>
           <w:rPr>
             <w:rStyle w:val="Hyperlink"/>
@@ -7326,8 +6542,8 @@
         <w:t xml:space="preserve">.</w:t>
       </w:r>
     </w:p>
-    <w:bookmarkEnd w:id="63"/>
-    <w:bookmarkStart w:id="65" w:name="ref-chtc"/>
+    <w:bookmarkEnd w:id="72"/>
+    <w:bookmarkStart w:id="74" w:name="ref-chtc"/>
     <w:p>
       <w:pPr>
         <w:pStyle w:val="Bibliography"/>
@@ -7339,19 +6555,18 @@
         <w:t xml:space="preserve"> </w:t>
       </w:r>
       <w:r>
-        <w:rPr>
-          <w:i/>
-          <w:iCs/>
-        </w:rPr>
-        <w:t xml:space="preserve">Center for High Throughput Computing</w:t>
-      </w:r>
-      <w:r>
-        <w:t xml:space="preserve">. Center for High Throughput Computing.</w:t>
-      </w:r>
-      <w:r>
-        <w:t xml:space="preserve"> </w:t>
-      </w:r>
-      <w:hyperlink r:id="rId64">
+        <w:t xml:space="preserve">“Center for High Throughput Computing.”</w:t>
+      </w:r>
+      <w:r>
+        <w:t xml:space="preserve"> </w:t>
+      </w:r>
+      <w:r>
+        <w:t xml:space="preserve">Center for High Throughput Computing.</w:t>
+      </w:r>
+      <w:r>
+        <w:t xml:space="preserve"> </w:t>
+      </w:r>
+      <w:hyperlink r:id="rId73">
         <w:r>
           <w:rPr>
             <w:rStyle w:val="Hyperlink"/>
@@ -7363,8 +6578,8 @@
         <w:t xml:space="preserve">.</w:t>
       </w:r>
     </w:p>
-    <w:bookmarkEnd w:id="65"/>
-    <w:bookmarkStart w:id="67" w:name="X7184952359760f4d1a5486dd020a7850c2f64c7"/>
+    <w:bookmarkEnd w:id="74"/>
+    <w:bookmarkStart w:id="76" w:name="X7184952359760f4d1a5486dd020a7850c2f64c7"/>
     <w:p>
       <w:pPr>
         <w:pStyle w:val="Bibliography"/>
@@ -7404,12 +6619,12 @@
         <w:t xml:space="preserve"> </w:t>
       </w:r>
       <w:r>
-        <w:t xml:space="preserve">(US) 65 (3): 145–53.</w:t>
-      </w:r>
-      <w:r>
-        <w:t xml:space="preserve"> </w:t>
-      </w:r>
-      <w:hyperlink r:id="rId66">
+        <w:t xml:space="preserve">65 (3): 145–53.</w:t>
+      </w:r>
+      <w:r>
+        <w:t xml:space="preserve"> </w:t>
+      </w:r>
+      <w:hyperlink r:id="rId75">
         <w:r>
           <w:rPr>
             <w:rStyle w:val="Hyperlink"/>
@@ -7421,14 +6636,14 @@
         <w:t xml:space="preserve">.</w:t>
       </w:r>
     </w:p>
-    <w:bookmarkEnd w:id="67"/>
-    <w:bookmarkStart w:id="68" w:name="ref-cohenStatisticalPowerAnalysis1988"/>
+    <w:bookmarkEnd w:id="76"/>
+    <w:bookmarkStart w:id="77" w:name="ref-cohenStatisticalPowerAnalysis1988"/>
     <w:p>
       <w:pPr>
         <w:pStyle w:val="Bibliography"/>
       </w:pPr>
       <w:r>
-        <w:t xml:space="preserve">Cohen, Jacob. 1988.</w:t>
+        <w:t xml:space="preserve">———. 1988.</w:t>
       </w:r>
       <w:r>
         <w:t xml:space="preserve"> </w:t>
@@ -7483,17 +6698,17 @@
         <w:t xml:space="preserve">Behavioral Sciences</w:t>
       </w:r>
       <w:r>
-        <w:t xml:space="preserve">. 2 edition. Routledge.</w:t>
-      </w:r>
-    </w:p>
-    <w:bookmarkEnd w:id="68"/>
-    <w:bookmarkStart w:id="69" w:name="ref-cohenPowerPrimer1992"/>
+        <w:t xml:space="preserve">. 2 edition. Hillsdale, N.J: Routledge.</w:t>
+      </w:r>
+    </w:p>
+    <w:bookmarkEnd w:id="77"/>
+    <w:bookmarkStart w:id="78" w:name="ref-cohenPowerPrimer1992"/>
     <w:p>
       <w:pPr>
         <w:pStyle w:val="Bibliography"/>
       </w:pPr>
       <w:r>
-        <w:t xml:space="preserve">Cohen, Jacob. 1992.</w:t>
+        <w:t xml:space="preserve">———. 1992.</w:t>
       </w:r>
       <w:r>
         <w:t xml:space="preserve"> </w:t>
@@ -7518,8 +6733,8 @@
         <w:t xml:space="preserve">112 (1): 155–59.</w:t>
       </w:r>
     </w:p>
-    <w:bookmarkEnd w:id="69"/>
-    <w:bookmarkStart w:id="71" w:name="ref-egbewaleBiasPrecisionStatistical2014"/>
+    <w:bookmarkEnd w:id="78"/>
+    <w:bookmarkStart w:id="80" w:name="ref-egbewaleBiasPrecisionStatistical2014"/>
     <w:p>
       <w:pPr>
         <w:pStyle w:val="Bibliography"/>
@@ -7552,7 +6767,7 @@
       <w:r>
         <w:t xml:space="preserve"> </w:t>
       </w:r>
-      <w:hyperlink r:id="rId70">
+      <w:hyperlink r:id="rId79">
         <w:r>
           <w:rPr>
             <w:rStyle w:val="Hyperlink"/>
@@ -7564,8 +6779,8 @@
         <w:t xml:space="preserve">.</w:t>
       </w:r>
     </w:p>
-    <w:bookmarkEnd w:id="71"/>
-    <w:bookmarkStart w:id="73" w:name="ref-fanelliPositiveResultsIncrease2010"/>
+    <w:bookmarkEnd w:id="80"/>
+    <w:bookmarkStart w:id="82" w:name="ref-fanelliPositiveResultsIncrease2010"/>
     <w:p>
       <w:pPr>
         <w:pStyle w:val="Bibliography"/>
@@ -7640,7 +6855,7 @@
       <w:r>
         <w:t xml:space="preserve"> </w:t>
       </w:r>
-      <w:hyperlink r:id="rId72">
+      <w:hyperlink r:id="rId81">
         <w:r>
           <w:rPr>
             <w:rStyle w:val="Hyperlink"/>
@@ -7652,8 +6867,8 @@
         <w:t xml:space="preserve">.</w:t>
       </w:r>
     </w:p>
-    <w:bookmarkEnd w:id="73"/>
-    <w:bookmarkStart w:id="75" w:name="ref-hefnerAlcoholStressResponse2013"/>
+    <w:bookmarkEnd w:id="82"/>
+    <w:bookmarkStart w:id="84" w:name="ref-hefnerAlcoholStressResponse2013"/>
     <w:p>
       <w:pPr>
         <w:pStyle w:val="Bibliography"/>
@@ -7686,7 +6901,7 @@
       <w:r>
         <w:t xml:space="preserve"> </w:t>
       </w:r>
-      <w:hyperlink r:id="rId74">
+      <w:hyperlink r:id="rId83">
         <w:r>
           <w:rPr>
             <w:rStyle w:val="Hyperlink"/>
@@ -7698,8 +6913,8 @@
         <w:t xml:space="preserve">.</w:t>
       </w:r>
     </w:p>
-    <w:bookmarkEnd w:id="75"/>
-    <w:bookmarkStart w:id="77" w:name="X2f0269178ca78ed63e1136f742f04d81b1fa6ea"/>
+    <w:bookmarkEnd w:id="84"/>
+    <w:bookmarkStart w:id="86" w:name="X2f0269178ca78ed63e1136f742f04d81b1fa6ea"/>
     <w:p>
       <w:pPr>
         <w:pStyle w:val="Bibliography"/>
@@ -7750,7 +6965,7 @@
       <w:r>
         <w:t xml:space="preserve"> </w:t>
       </w:r>
-      <w:hyperlink r:id="rId76">
+      <w:hyperlink r:id="rId85">
         <w:r>
           <w:rPr>
             <w:rStyle w:val="Hyperlink"/>
@@ -7762,8 +6977,8 @@
         <w:t xml:space="preserve">.</w:t>
       </w:r>
     </w:p>
-    <w:bookmarkEnd w:id="77"/>
-    <w:bookmarkStart w:id="79" w:name="X1d510f5e635c9bb1fe85b2bd18ed5a6e27b856d"/>
+    <w:bookmarkEnd w:id="86"/>
+    <w:bookmarkStart w:id="88" w:name="X1d510f5e635c9bb1fe85b2bd18ed5a6e27b856d"/>
     <w:p>
       <w:pPr>
         <w:pStyle w:val="Bibliography"/>
@@ -7796,7 +7011,7 @@
       <w:r>
         <w:t xml:space="preserve"> </w:t>
       </w:r>
-      <w:hyperlink r:id="rId78">
+      <w:hyperlink r:id="rId87">
         <w:r>
           <w:rPr>
             <w:rStyle w:val="Hyperlink"/>
@@ -7808,8 +7023,8 @@
         <w:t xml:space="preserve">.</w:t>
       </w:r>
     </w:p>
-    <w:bookmarkEnd w:id="79"/>
-    <w:bookmarkStart w:id="81" w:name="ref-ioannidisWhyMostPublished2005"/>
+    <w:bookmarkEnd w:id="88"/>
+    <w:bookmarkStart w:id="90" w:name="ref-ioannidisWhyMostPublished2005"/>
     <w:p>
       <w:pPr>
         <w:pStyle w:val="Bibliography"/>
@@ -7842,7 +7057,7 @@
       <w:r>
         <w:t xml:space="preserve"> </w:t>
       </w:r>
-      <w:hyperlink r:id="rId80">
+      <w:hyperlink r:id="rId89">
         <w:r>
           <w:rPr>
             <w:rStyle w:val="Hyperlink"/>
@@ -7854,8 +7069,8 @@
         <w:t xml:space="preserve">.</w:t>
       </w:r>
     </w:p>
-    <w:bookmarkEnd w:id="81"/>
-    <w:bookmarkStart w:id="83" w:name="ref-kahanRisksRewardsCovariate2014"/>
+    <w:bookmarkEnd w:id="90"/>
+    <w:bookmarkStart w:id="92" w:name="ref-kahanRisksRewardsCovariate2014"/>
     <w:p>
       <w:pPr>
         <w:pStyle w:val="Bibliography"/>
@@ -7888,7 +7103,7 @@
       <w:r>
         <w:t xml:space="preserve"> </w:t>
       </w:r>
-      <w:hyperlink r:id="rId82">
+      <w:hyperlink r:id="rId91">
         <w:r>
           <w:rPr>
             <w:rStyle w:val="Hyperlink"/>
@@ -7900,8 +7115,8 @@
         <w:t xml:space="preserve">.</w:t>
       </w:r>
     </w:p>
-    <w:bookmarkEnd w:id="83"/>
-    <w:bookmarkStart w:id="84" w:name="ref-kuhnTidymodelsCollectionPackages2020"/>
+    <w:bookmarkEnd w:id="92"/>
+    <w:bookmarkStart w:id="93" w:name="ref-kuhnTidymodelsCollectionPackages2020"/>
     <w:p>
       <w:pPr>
         <w:pStyle w:val="Bibliography"/>
@@ -7913,18 +7128,11 @@
         <w:t xml:space="preserve"> </w:t>
       </w:r>
       <w:r>
-        <w:rPr>
-          <w:i/>
-          <w:iCs/>
-        </w:rPr>
-        <w:t xml:space="preserve">Tidymodels: A Collection of Packages for Modeling and Machine Learning Using Tidyverse Principles</w:t>
-      </w:r>
-      <w:r>
-        <w:t xml:space="preserve">.</w:t>
-      </w:r>
-    </w:p>
-    <w:bookmarkEnd w:id="84"/>
-    <w:bookmarkStart w:id="86" w:name="Xacb972bec6951688223e59e5436f5358068fdee"/>
+        <w:t xml:space="preserve">“Tidymodels: A Collection of Packages for Modeling and Machine Learning Using Tidyverse Principles.”</w:t>
+      </w:r>
+    </w:p>
+    <w:bookmarkEnd w:id="93"/>
+    <w:bookmarkStart w:id="95" w:name="Xacb972bec6951688223e59e5436f5358068fdee"/>
     <w:p>
       <w:pPr>
         <w:pStyle w:val="Bibliography"/>
@@ -7938,7 +7146,7 @@
       <w:r>
         <w:t xml:space="preserve">“</w:t>
       </w:r>
-      <w:hyperlink r:id="rId85">
+      <w:hyperlink r:id="rId94">
         <w:r>
           <w:rPr>
             <w:rStyle w:val="Hyperlink"/>
@@ -7966,14 +7174,69 @@
         <w:t xml:space="preserve">110 (1): 40–48.</w:t>
       </w:r>
     </w:p>
-    <w:bookmarkEnd w:id="86"/>
-    <w:bookmarkStart w:id="87" w:name="X93e79e1a5ab79bb153842a6d1ed7d5e5cb3185f"/>
+    <w:bookmarkEnd w:id="95"/>
+    <w:bookmarkStart w:id="96" w:name="X93e79e1a5ab79bb153842a6d1ed7d5e5cb3185f"/>
     <w:p>
       <w:pPr>
         <w:pStyle w:val="Bibliography"/>
       </w:pPr>
       <w:r>
         <w:t xml:space="preserve">RStudio Team. 2020.</w:t>
+      </w:r>
+      <w:r>
+        <w:t xml:space="preserve"> </w:t>
+      </w:r>
+      <w:r>
+        <w:t xml:space="preserve">“</w:t>
+      </w:r>
+      <w:r>
+        <w:t xml:space="preserve">RStudio</w:t>
+      </w:r>
+      <w:r>
+        <w:t xml:space="preserve">:</w:t>
+      </w:r>
+      <w:r>
+        <w:t xml:space="preserve"> </w:t>
+      </w:r>
+      <w:r>
+        <w:t xml:space="preserve">Integrated Development</w:t>
+      </w:r>
+      <w:r>
+        <w:t xml:space="preserve"> </w:t>
+      </w:r>
+      <w:r>
+        <w:t xml:space="preserve">for</w:t>
+      </w:r>
+      <w:r>
+        <w:t xml:space="preserve"> </w:t>
+      </w:r>
+      <w:r>
+        <w:t xml:space="preserve">R</w:t>
+      </w:r>
+      <w:r>
+        <w:t xml:space="preserve">.”</w:t>
+      </w:r>
+      <w:r>
+        <w:t xml:space="preserve"> </w:t>
+      </w:r>
+      <w:r>
+        <w:t xml:space="preserve">Boston, MA: RStudio, Inc.</w:t>
+      </w:r>
+    </w:p>
+    <w:bookmarkEnd w:id="96"/>
+    <w:bookmarkStart w:id="98" w:name="X2622635a1d0cb17575e986ac7fc2f356c2369ea"/>
+    <w:p>
+      <w:pPr>
+        <w:pStyle w:val="Bibliography"/>
+      </w:pPr>
+      <w:r>
+        <w:t xml:space="preserve">Schelchter, Mark D., and Alan B. Forsythe. 1985.</w:t>
+      </w:r>
+      <w:r>
+        <w:t xml:space="preserve"> </w:t>
+      </w:r>
+      <w:r>
+        <w:t xml:space="preserve">“Post-Hoc Selection of Covariates in Randomized Experiments.”</w:t>
       </w:r>
       <w:r>
         <w:t xml:space="preserve"> </w:t>
@@ -7983,84 +7246,6 @@
           <w:i/>
           <w:iCs/>
         </w:rPr>
-        <w:t xml:space="preserve">RStudio</w:t>
-      </w:r>
-      <w:r>
-        <w:rPr>
-          <w:i/>
-          <w:iCs/>
-        </w:rPr>
-        <w:t xml:space="preserve">:</w:t>
-      </w:r>
-      <w:r>
-        <w:rPr>
-          <w:i/>
-          <w:iCs/>
-        </w:rPr>
-        <w:t xml:space="preserve"> </w:t>
-      </w:r>
-      <w:r>
-        <w:rPr>
-          <w:i/>
-          <w:iCs/>
-        </w:rPr>
-        <w:t xml:space="preserve">Integrated Development</w:t>
-      </w:r>
-      <w:r>
-        <w:rPr>
-          <w:i/>
-          <w:iCs/>
-        </w:rPr>
-        <w:t xml:space="preserve"> </w:t>
-      </w:r>
-      <w:r>
-        <w:rPr>
-          <w:i/>
-          <w:iCs/>
-        </w:rPr>
-        <w:t xml:space="preserve">for</w:t>
-      </w:r>
-      <w:r>
-        <w:rPr>
-          <w:i/>
-          <w:iCs/>
-        </w:rPr>
-        <w:t xml:space="preserve"> </w:t>
-      </w:r>
-      <w:r>
-        <w:rPr>
-          <w:i/>
-          <w:iCs/>
-        </w:rPr>
-        <w:t xml:space="preserve">R</w:t>
-      </w:r>
-      <w:r>
-        <w:t xml:space="preserve">. RStudio, Inc.</w:t>
-      </w:r>
-    </w:p>
-    <w:bookmarkEnd w:id="87"/>
-    <w:bookmarkStart w:id="89" w:name="X2622635a1d0cb17575e986ac7fc2f356c2369ea"/>
-    <w:p>
-      <w:pPr>
-        <w:pStyle w:val="Bibliography"/>
-      </w:pPr>
-      <w:r>
-        <w:t xml:space="preserve">Schelchter, Mark D., and Alan B. Forsythe. 1985.</w:t>
-      </w:r>
-      <w:r>
-        <w:t xml:space="preserve"> </w:t>
-      </w:r>
-      <w:r>
-        <w:t xml:space="preserve">“Post-Hoc Selection of Covariates in Randomized Experiments.”</w:t>
-      </w:r>
-      <w:r>
-        <w:t xml:space="preserve"> </w:t>
-      </w:r>
-      <w:r>
-        <w:rPr>
-          <w:i/>
-          <w:iCs/>
-        </w:rPr>
         <w:t xml:space="preserve">Communications in Statistics - Theory and Methods</w:t>
       </w:r>
       <w:r>
@@ -8072,7 +7257,7 @@
       <w:r>
         <w:t xml:space="preserve"> </w:t>
       </w:r>
-      <w:hyperlink r:id="rId88">
+      <w:hyperlink r:id="rId97">
         <w:r>
           <w:rPr>
             <w:rStyle w:val="Hyperlink"/>
@@ -8084,8 +7269,8 @@
         <w:t xml:space="preserve">.</w:t>
       </w:r>
     </w:p>
-    <w:bookmarkEnd w:id="89"/>
-    <w:bookmarkStart w:id="91" w:name="X8e2c8939838df13f010698dd12f887c58598160"/>
+    <w:bookmarkEnd w:id="98"/>
+    <w:bookmarkStart w:id="100" w:name="X8e2c8939838df13f010698dd12f887c58598160"/>
     <w:p>
       <w:pPr>
         <w:pStyle w:val="Bibliography"/>
@@ -8118,7 +7303,7 @@
       <w:r>
         <w:t xml:space="preserve"> </w:t>
       </w:r>
-      <w:hyperlink r:id="rId90">
+      <w:hyperlink r:id="rId99">
         <w:r>
           <w:rPr>
             <w:rStyle w:val="Hyperlink"/>
@@ -8130,8 +7315,8 @@
         <w:t xml:space="preserve">.</w:t>
       </w:r>
     </w:p>
-    <w:bookmarkEnd w:id="91"/>
-    <w:bookmarkStart w:id="93" w:name="ref-simonsohnPcurveKeyFiledrawer2014"/>
+    <w:bookmarkEnd w:id="100"/>
+    <w:bookmarkStart w:id="102" w:name="ref-simonsohnPcurveKeyFiledrawer2014"/>
     <w:p>
       <w:pPr>
         <w:pStyle w:val="Bibliography"/>
@@ -8176,7 +7361,7 @@
       <w:r>
         <w:t xml:space="preserve"> </w:t>
       </w:r>
-      <w:hyperlink r:id="rId92">
+      <w:hyperlink r:id="rId101">
         <w:r>
           <w:rPr>
             <w:rStyle w:val="Hyperlink"/>
@@ -8188,8 +7373,8 @@
         <w:t xml:space="preserve">.</w:t>
       </w:r>
     </w:p>
-    <w:bookmarkEnd w:id="93"/>
-    <w:bookmarkStart w:id="95" w:name="ref-thompsonCovariateAdjustmentHad2015"/>
+    <w:bookmarkEnd w:id="102"/>
+    <w:bookmarkStart w:id="104" w:name="ref-thompsonCovariateAdjustmentHad2015"/>
     <w:p>
       <w:pPr>
         <w:pStyle w:val="Bibliography"/>
@@ -8222,7 +7407,7 @@
       <w:r>
         <w:t xml:space="preserve"> </w:t>
       </w:r>
-      <w:hyperlink r:id="rId94">
+      <w:hyperlink r:id="rId103">
         <w:r>
           <w:rPr>
             <w:rStyle w:val="Hyperlink"/>
@@ -8234,8 +7419,8 @@
         <w:t xml:space="preserve">.</w:t>
       </w:r>
     </w:p>
-    <w:bookmarkEnd w:id="95"/>
-    <w:bookmarkStart w:id="97" w:name="X65fcee1c7a41f936cbb5091b59133225cfac5a3"/>
+    <w:bookmarkEnd w:id="104"/>
+    <w:bookmarkStart w:id="106" w:name="X65fcee1c7a41f936cbb5091b59133225cfac5a3"/>
     <w:p>
       <w:pPr>
         <w:pStyle w:val="Bibliography"/>
@@ -8301,7 +7486,7 @@
       <w:r>
         <w:t xml:space="preserve"> </w:t>
       </w:r>
-      <w:hyperlink r:id="rId96">
+      <w:hyperlink r:id="rId105">
         <w:r>
           <w:rPr>
             <w:rStyle w:val="Hyperlink"/>
@@ -8313,8 +7498,8 @@
         <w:t xml:space="preserve">.</w:t>
       </w:r>
     </w:p>
-    <w:bookmarkEnd w:id="97"/>
-    <w:bookmarkStart w:id="98" w:name="ref-vanbreukelenANCOVAChangeBaseline2006"/>
+    <w:bookmarkEnd w:id="106"/>
+    <w:bookmarkStart w:id="107" w:name="ref-vanbreukelenANCOVAChangeBaseline2006"/>
     <w:p>
       <w:pPr>
         <w:pStyle w:val="Bibliography"/>
@@ -8354,9 +7539,9 @@
         <w:t xml:space="preserve">59: 920–25.</w:t>
       </w:r>
     </w:p>
-    <w:bookmarkEnd w:id="98"/>
-    <w:bookmarkEnd w:id="99"/>
-    <w:bookmarkEnd w:id="100"/>
+    <w:bookmarkEnd w:id="107"/>
+    <w:bookmarkEnd w:id="108"/>
+    <w:bookmarkEnd w:id="109"/>
     <w:sectPr>
       <w:footnotePr>
         <w:numRestart w:val="eachSect"/>
@@ -8593,10 +7778,10 @@
   <w:docDefaults>
     <w:rPrDefault>
       <w:rPr>
-        <w:rFonts w:asciiTheme="minorHAnsi" w:cstheme="minorBidi" w:eastAsiaTheme="minorEastAsia" w:hAnsiTheme="minorHAnsi"/>
+        <w:rFonts w:asciiTheme="minorHAnsi" w:cstheme="minorBidi" w:eastAsiaTheme="minorHAnsi" w:hAnsiTheme="minorHAnsi"/>
         <w:sz w:val="24"/>
         <w:szCs w:val="24"/>
-        <w:lang w:bidi="ar-SA" w:eastAsia="zh-CN" w:val="en-US"/>
+        <w:lang w:bidi="ar-SA" w:eastAsia="en-US" w:val="en-US"/>
       </w:rPr>
     </w:rPrDefault>
     <w:pPrDefault>
@@ -9137,6 +8322,13 @@
       </w:tblCellMar>
     </w:tblPr>
     <w:tblStylePr w:type="firstRow">
+      <w:tblPr>
+        <w:jc w:val="left"/>
+        <w:tblInd w:type="dxa" w:w="0"/>
+      </w:tblPr>
+      <w:trPr>
+        <w:jc w:val="left"/>
+      </w:trPr>
       <w:tcPr>
         <w:tcBorders>
           <w:bottom w:val="single"/>

--- a/index.docx
+++ b/index.docx
@@ -95,7 +95,7 @@
         <w:t xml:space="preserve">p</w:t>
       </w:r>
       <w:r>
-        <w:t xml:space="preserve">-hacking) substantially inflates Type I error. Consequently, researchers often adopt two extremes: including no covariates or all covariates. Although these approaches do not nominally increase Type I error rates, both can reduce power. Data-driven approaches may offer a more effective alternative.</w:t>
+        <w:t xml:space="preserve">-hacking) substantially inflates Type I error. Consequently, researchers often adopt two extremes: including no covariates or all covariates. Although these approaches do not nominally increase Type I error rates, both fail to maximize power. Data-driven approaches may offer a more effective alternative.</w:t>
       </w:r>
     </w:p>
     <w:p>
@@ -6302,20 +6302,7 @@
         <w:pStyle w:val="BodyText"/>
       </w:pPr>
       <w:r>
-        <w:t xml:space="preserve">We believe our paper provides strong evidence to support the clear benefits of using covariates. We hope that we have also clarified the relative costs and benefits of key approaches to selecting them in experimental research. To help researchers determine which covariate selection is best suited for their research context, we provide a summary of our recommendations in</w:t>
-      </w:r>
-      <w:r>
-        <w:t xml:space="preserve"> </w:t>
-      </w:r>
-      <w:r>
-        <w:rPr>
-          <w:b/>
-          <w:bCs/>
-        </w:rPr>
-        <w:t xml:space="preserve">?@tbl-rec</w:t>
-      </w:r>
-      <w:r>
-        <w:t xml:space="preserve">.</w:t>
+        <w:t xml:space="preserve">We believe our paper provides strong evidence to support the clear benefits of using covariates. We hope that we have also clarified the relative costs and benefits of key approaches to selecting them in experimental research.</w:t>
       </w:r>
     </w:p>
     <w:bookmarkEnd w:id="63"/>

--- a/index.docx
+++ b/index.docx
@@ -47,7 +47,7 @@
         <w:pStyle w:val="Date"/>
       </w:pPr>
       <w:r>
-        <w:t xml:space="preserve">2026-06-10</w:t>
+        <w:t xml:space="preserve">2026-06-19</w:t>
       </w:r>
     </w:p>
     <w:p>
@@ -157,7 +157,7 @@
         <w:t xml:space="preserve">We calculated the probability of Type I and Type II errors across methods and research contexts. Our results provide strong evidence of the benefits of using covariates and provide practical guidance for selecting covariates in experimental research.</w:t>
       </w:r>
     </w:p>
-    <w:bookmarkStart w:id="20" w:name="introduction"/>
+    <w:bookmarkStart w:id="9" w:name="introduction"/>
     <w:p>
       <w:pPr>
         <w:pStyle w:val="Heading1"/>
@@ -177,10 +177,28 @@
         <w:t xml:space="preserve"> </w:t>
       </w:r>
       <w:r>
-        <w:t xml:space="preserve">(Bradford, Shapiro, and Curtin 2013; Hefner et al. 2013)</w:t>
-      </w:r>
-      <w:r>
-        <w:t xml:space="preserve">. [Markus, can you provide a simple second example that focuses on an IV manipulation that is social psych relevant?)</w:t>
+        <w:t xml:space="preserve">(Bradford et al. 2013; Hefner et al. 2013)</w:t>
+      </w:r>
+      <w:r>
+        <w:t xml:space="preserve">. A valid test of the effect of such an IV requires adequate statistical power</w:t>
+      </w:r>
+      <w:r>
+        <w:t xml:space="preserve"> </w:t>
+      </w:r>
+      <w:r>
+        <w:t xml:space="preserve">(Cohen 1988, 1992)</w:t>
+      </w:r>
+      <w:r>
+        <w:t xml:space="preserve">. By definition, low statistical power is associated with a high probability of a Type II error (i.e., failure to reject a false null hypothesis). Furthermore, significant effects detected by low-powered studies may not replicate (due to low positive predictive value) and estimates of their effect size may be positively biased (due to publication bias). For all these reasons, methods to reduce Type II errors when testing IV effects are critically important for a robust scientific literature</w:t>
+      </w:r>
+      <w:r>
+        <w:t xml:space="preserve"> </w:t>
+      </w:r>
+      <w:r>
+        <w:t xml:space="preserve">(Cohen 1962; Button et al. 2013)</w:t>
+      </w:r>
+      <w:r>
+        <w:t xml:space="preserve">.</w:t>
       </w:r>
     </w:p>
     <w:p>
@@ -188,25 +206,16 @@
         <w:pStyle w:val="BodyText"/>
       </w:pPr>
       <w:r>
-        <w:t xml:space="preserve">A valid test of the effect of an IV requires adequate statistical power</w:t>
-      </w:r>
-      <w:r>
-        <w:t xml:space="preserve"> </w:t>
-      </w:r>
-      <w:r>
-        <w:t xml:space="preserve">(Cohen 1988, 1992)</w:t>
-      </w:r>
-      <w:r>
-        <w:t xml:space="preserve">. By definition, low statistical power is associated with a high probability of a Type II error (i.e., failure to reject a false null hypothesis). Furthermore, significant effects detected by low-powered studies may not replicate (due to low positive predictive value) and estimates of their effect size may be positively biased (due to publication bias). For all these reasons, methods to reduce Type II errors are critically important for a robust scientific literature</w:t>
-      </w:r>
-      <w:r>
-        <w:t xml:space="preserve"> </w:t>
-      </w:r>
-      <w:r>
-        <w:t xml:space="preserve">(Cohen 1962; Button et al. 2013)</w:t>
-      </w:r>
-      <w:r>
-        <w:t xml:space="preserve">.</w:t>
+        <w:t xml:space="preserve">The use of covariates that are measured at baseline (i.e., prior to random assignment/manipulation of the focal IV) has been shown to reduce Type II errors by accounting for unexplained variance in the outcome that would otherwise be treated as noise in the analysis</w:t>
+      </w:r>
+      <w:r>
+        <w:t xml:space="preserve"> </w:t>
+      </w:r>
+      <w:r>
+        <w:t xml:space="preserve">(Thompson et al. 2015; Hernández et al. 2004; Hernández et al. 2006; Kahan et al. 2014; Van Breukelen 2006; Egbewale et al. 2014)</w:t>
+      </w:r>
+      <w:r>
+        <w:t xml:space="preserve">. For example, in the previously described test of the effect of alcohol on stress response, baseline measures of both trait anxiety and fearfulness could be included as covariates. These measures would not be systematically correlated with the IV because they are collected prior to random assignment. They would also be expected to correlate with laboratory stress response based on prior research. Given this, the addition of these measures as covariates in the analysis could reduce variance in stress response that is unrelated to the manipulation and lower the probability of a Type II error for the IV effect.</w:t>
       </w:r>
     </w:p>
     <w:p>
@@ -214,24 +223,7 @@
         <w:pStyle w:val="BodyText"/>
       </w:pPr>
       <w:r>
-        <w:t xml:space="preserve">The use of covariates that are measured at baseline (i.e., prior to random assignment/manipulation of the focal IV) has been shown to reduce Type II errors by accounting for unexplained variance in the outcome that would otherwise be treated as noise in the analysis</w:t>
-      </w:r>
-      <w:r>
-        <w:t xml:space="preserve"> </w:t>
-      </w:r>
-      <w:r>
-        <w:t xml:space="preserve">(Thompson et al. 2015; Adrián V. Hernández, Steyerberg, and Habbema 2004; Adrián V. Hernández, Eijkemans, and Steyerberg 2006; Kahan et al. 2014; Van Breukelen 2006; Egbewale, Lewis, and Sim 2014)</w:t>
-      </w:r>
-      <w:r>
-        <w:t xml:space="preserve">. For example, in the previously described test of the effect of alcohol on stress response, baseline measures of both trait anxiety and fearfulness could be included as covariates. These measures would not be systematically correlated with the IV because they are collected prior to random assignment. They would also be expected to correlate with laboratory stress response based on prior research. Given this, the addition of these measures as covariates in the analysis could reduce variance in stress response that is unrelated to the manipulation and lower the probability of a Type II error for the IV effect.</w:t>
-      </w:r>
-    </w:p>
-    <w:p>
-      <w:pPr>
-        <w:pStyle w:val="BodyText"/>
-      </w:pPr>
-      <w:r>
-        <w:t xml:space="preserve">However, selection of the optimal covariates to reduce Type II error is not straightforward. Historically, researchers often iterated over a large set of available covariates and included only those covariates that increased the effect size of the test of their focal IV (and their chances of obtaining a significant</w:t>
+        <w:t xml:space="preserve">However, selection of the optimal covariates to reduce Type II errors is not straightforward. Historically, researchers often iterated over a large set of available covariates and included only those covariates that increased the effect size of the test of their focal IV (and their chances of obtaining a significant</w:t>
       </w:r>
       <w:r>
         <w:t xml:space="preserve"> </w:t>
@@ -263,7 +255,7 @@
         <w:t xml:space="preserve"> </w:t>
       </w:r>
       <w:r>
-        <w:t xml:space="preserve">(Simonsohn, Nelson, and Simmons 2014)</w:t>
+        <w:t xml:space="preserve">(Simonsohn et al. 2014)</w:t>
       </w:r>
       <w:r>
         <w:t xml:space="preserve">, seriously undermines the statistical validity of the analyses by substantially increasing the probability of Type I errors (i.e., rejecting the null hypothesis when it is not false</w:t>
@@ -272,7 +264,7 @@
         <w:t xml:space="preserve"> </w:t>
       </w:r>
       <w:r>
-        <w:t xml:space="preserve">(Simmons, Nelson, and Simonsohn 2011; Ioannidis 2005; Schelchter and Forsythe 1985; Beach and Meier 1989)</w:t>
+        <w:t xml:space="preserve">(Simmons et al. 2011; Ioannidis 2005; Schelchter and Forsythe 1985; Beach and Meier 1989)</w:t>
       </w:r>
       <w:r>
         <w:t xml:space="preserve">). Statistically valid analyses require both low probability of Type II errors and control of Type I errors at the specified value of alpha (e.g., 0.05).</w:t>
@@ -296,16 +288,10 @@
         <w:t xml:space="preserve">p</w:t>
       </w:r>
       <w:r>
-        <w:t xml:space="preserve">-hacking compromises statistical validity, we are left with questions about appropriate covariate selection approaches that both minimize Type II errors and control Type I errors at alpha. Traditionally, researchers have relied on two somewhat extreme strategies for selecting covariates. At one end, the researcher could decide to avoid the use of covariates altogether with no risk to Type I error control. But statistical power would likely be lost by this decision.</w:t>
-      </w:r>
-      <w:r>
-        <w:t xml:space="preserve"> </w:t>
-      </w:r>
-      <w:r>
-        <w:t xml:space="preserve">At the other extreme, the researcher could plan to include all available covariates that are reasonably believed to account for unexplained variance in the outcome in the statistical analysis. This decision, if made a priori</w:t>
-      </w:r>
-      <w:r>
-        <w:t xml:space="preserve">, would also not be expected to inflate the Type I error rate. However, this approach may not yield optimal statistical power because a subset of these covariates may not manifest strong, or any, relationship with the outcome in any particular study if they have not been previously well-established as robust predictors. Furthermore, available covariates are often correlated with each other (e.g., trait anxiety and fearfulness from the previous example), which reduces their potential benefit in reducing noise relative to their cost to degrees of freedom in the analysis.</w:t>
+        <w:t xml:space="preserve">-hacking compromises statistical validity, we are left with questions about appropriate covariate selection approaches that both minimize Type II errors and control Type I errors at alpha. Traditionally, researchers have relied on two somewhat extreme strategies for selecting covariates. At one end, the researcher could decide to avoid the use of covariates altogether with no risk to Type I error control. But this decision would increase the probability of Type II errors due to lower statistical power. At the other extreme, the researcher could plan to include all available covariates that are reasonably believed to account for unexplained variance in the outcome in the statistical analysis. This decision, if made a priori</w:t>
+      </w:r>
+      <w:r>
+        <w:t xml:space="preserve">, would also not be expected to inflate the Type I error rate. However, this approach may not yield optimal Type II error rate and statistical power because a subset of these covariates may not manifest strong, or any, relationship with the outcome in any particular study if they have not been previously well-established as robust predictors. Furthermore, available covariates are often correlated with each other (e.g., trait anxiety and fearfulness from the previous example), which reduces their potential benefit in reducing noise relative to their cost to degrees of freedom in the analysis.</w:t>
       </w:r>
     </w:p>
     <w:p>
@@ -404,13 +390,7 @@
         <w:t xml:space="preserve"> </w:t>
       </w:r>
       <w:r>
-        <w:t xml:space="preserve">to identify which covariates display significant relationships with the outcome variable and will be included in the subsequent primary analysis that tests the focal IV</w:t>
-      </w:r>
-      <w:r>
-        <w:t xml:space="preserve">. Across these screening models, we consider</w:t>
-      </w:r>
-      <w:r>
-        <w:t xml:space="preserve"> </w:t>
+        <w:t xml:space="preserve">to determine which covariates to include in the subsequent primary analysis that tests the focal IV. These data-driven approaches include a “</w:t>
       </w:r>
       <w:r>
         <w:rPr>
@@ -420,29 +400,31 @@
         <w:t xml:space="preserve">p</w:t>
       </w:r>
       <w:r>
-        <w:t xml:space="preserve">-hacking (a statistically invalid data-driven approach) and three additional modeling approaches: linear models that screen each covariate separately in its own model (separate cov lm), linear models that screen all covariates simultaneously in a single model (simultaneous cov lm), and LASSO</w:t>
-      </w:r>
-      <w:r>
-        <w:t xml:space="preserve"> </w:t>
+        <w:t xml:space="preserve">-hacking approach and six additional approaches that vary by the modeling approach (i.e., separate linear models vs. simultaneous linear model vs. LASSO</w:t>
       </w:r>
       <w:r>
         <w:t xml:space="preserve">(Tibshirani 1996)</w:t>
       </w:r>
       <w:r>
-        <w:t xml:space="preserve"> </w:t>
-      </w:r>
-      <w:r>
-        <w:t xml:space="preserve">models that screen all covariates simultaneously in a single model (simultaneous cov LASSO). Across the three modeling approaches, we also either exclude or include the focal IV in the screening models. For all approaches we quantify the probability of Type I and Type II errors across a variety of research contexts that vary by sample size, number of available covariates, strength of covariate effects, effect size for the IV and other relevant context characteristics. We use results from these simulations to provide clear and accessible guidance about how best to select an optimal set of covariates to increase statistical power</w:t>
-      </w:r>
-      <w:r>
-        <w:t xml:space="preserve"> </w:t>
-      </w:r>
-      <w:r>
-        <w:t xml:space="preserve">when testing the effect of a manipulated IV in various research contexts.</w:t>
-      </w:r>
-    </w:p>
-    <w:bookmarkEnd w:id="20"/>
-    <w:bookmarkStart w:id="31" w:name="methods"/>
+        <w:t xml:space="preserve">) for the screening model and whether</w:t>
+      </w:r>
+      <w:r>
+        <w:t xml:space="preserve"> </w:t>
+      </w:r>
+      <m:oMath>
+        <m:r>
+          <m:t>X</m:t>
+        </m:r>
+      </m:oMath>
+      <w:r>
+        <w:t xml:space="preserve"> </w:t>
+      </w:r>
+      <w:r>
+        <w:t xml:space="preserve">was included in the screening model. Further detail on these approaches is provided below. For all traditional and data-driven approaches we quantify the probability of Type I and Type II errors across a variety of research contexts that vary by sample size, number of available covariates, strength of covariate effects, effect size for the IV and other relevant context characteristics. We use results from these simulations to provide clear and accessible guidance about how best to select an optimal set of covariates to decrease Type II error rate while controlling Type I error rate when testing the effect of a manipulated IV in various research contexts.</w:t>
+      </w:r>
+    </w:p>
+    <w:bookmarkEnd w:id="9"/>
+    <w:bookmarkStart w:id="20" w:name="methods"/>
     <w:p>
       <w:pPr>
         <w:pStyle w:val="Heading1"/>
@@ -451,7 +433,7 @@
         <w:t xml:space="preserve">Methods</w:t>
       </w:r>
     </w:p>
-    <w:bookmarkStart w:id="23" w:name="covariate-selection-approaches"/>
+    <w:bookmarkStart w:id="12" w:name="covariate-selection-approaches"/>
     <w:p>
       <w:pPr>
         <w:pStyle w:val="Heading2"/>
@@ -465,7 +447,7 @@
         <w:pStyle w:val="FirstParagraph"/>
       </w:pPr>
       <w:r>
-        <w:t xml:space="preserve">As described above, we evaluated two traditional and seven data-driven approaches to select covariates to use in a primary analysis that tested the effect of a focal dichotomous IV (notated as</w:t>
+        <w:t xml:space="preserve">As described earlier, we evaluated two traditional and seven data-driven approaches to select covariates to use in a primary analysis that tested the effect of a focal dichotomous IV (notated as</w:t>
       </w:r>
       <w:r>
         <w:t xml:space="preserve"> </w:t>
@@ -498,7 +480,31 @@
         <w:pStyle w:val="BodyText"/>
       </w:pPr>
       <w:r>
-        <w:t xml:space="preserve">The two traditional selection approaches that did not use the data to screen and select covariates. Instead the no covariates and all covariates approach used none and all of the available covariates, respectively, in the specific research context in the primary analysis of</w:t>
+        <w:t xml:space="preserve">The two traditional selection approaches did not use the data to screen and select covariates. Instead the</w:t>
+      </w:r>
+      <w:r>
+        <w:t xml:space="preserve"> </w:t>
+      </w:r>
+      <w:r>
+        <w:t xml:space="preserve">“no covariates”</w:t>
+      </w:r>
+      <w:r>
+        <w:t xml:space="preserve"> </w:t>
+      </w:r>
+      <w:r>
+        <w:t xml:space="preserve">and</w:t>
+      </w:r>
+      <w:r>
+        <w:t xml:space="preserve"> </w:t>
+      </w:r>
+      <w:r>
+        <w:t xml:space="preserve">“all covariates”</w:t>
+      </w:r>
+      <w:r>
+        <w:t xml:space="preserve"> </w:t>
+      </w:r>
+      <w:r>
+        <w:t xml:space="preserve">approach used none and all of the available covariates, respectively, in the specific research context in the primary analysis of</w:t>
       </w:r>
       <w:r>
         <w:t xml:space="preserve"> </w:t>
@@ -544,7 +550,7 @@
         <w:t xml:space="preserve">p</w:t>
       </w:r>
       <w:r>
-        <w:t xml:space="preserve">-hacking approach, covariates were selected to be included in the primary analysis if the effect of</w:t>
+        <w:t xml:space="preserve">-hacking approach, separate screening models were used for each covariate and covariates were selected to be included in the primary analysis if the effect of</w:t>
       </w:r>
       <w:r>
         <w:t xml:space="preserve"> </w:t>
@@ -558,7 +564,7 @@
         <w:t xml:space="preserve"> </w:t>
       </w:r>
       <w:r>
-        <w:t xml:space="preserve">became larger in the screening model that included that covariate. This replicates the real-world practice of</w:t>
+        <w:t xml:space="preserve">became descriptively larger in the screening model that included that covariate. This approach replicates the real-world practice of</w:t>
       </w:r>
       <w:r>
         <w:t xml:space="preserve"> </w:t>
@@ -571,7 +577,7 @@
         <w:t xml:space="preserve">p</w:t>
       </w:r>
       <w:r>
-        <w:t xml:space="preserve">-hacking where researchers aim to increase the effect size of a focal variable to match a pre-existing hypothesis.</w:t>
+        <w:t xml:space="preserve">-hacking where researchers aim to increase the effect size of a focal variable to match a pre-existing hypothesis. For the remaining six data-driven approaches, covariates were selected to be included in the analysis based on the size or statistical test of the covariate rather than X in the screening model.</w:t>
       </w:r>
     </w:p>
     <w:p>
@@ -579,127 +585,7 @@
         <w:pStyle w:val="BodyText"/>
       </w:pPr>
       <w:r>
-        <w:t xml:space="preserve">We considered three additional modeling approaches: linear models that screen each covariate separately in its own model (separate cov lm)</w:t>
-      </w:r>
-      <w:r>
-        <w:t xml:space="preserve">, linear models that screen all covariates simultaneously in a single model (simultaneous cov lm), and LASSO</w:t>
-      </w:r>
-      <w:r>
-        <w:t xml:space="preserve"> </w:t>
-      </w:r>
-      <w:r>
-        <w:t xml:space="preserve">(Tibshirani 1996)</w:t>
-      </w:r>
-      <w:r>
-        <w:t xml:space="preserve"> </w:t>
-      </w:r>
-      <w:r>
-        <w:t xml:space="preserve">models that screen all covariates simultaneously in a single model (simultaneous cov LASSO). Across these approaches, we also either exclude or include</w:t>
-      </w:r>
-      <w:r>
-        <w:t xml:space="preserve"> </w:t>
-      </w:r>
-      <m:oMath>
-        <m:r>
-          <m:t>X</m:t>
-        </m:r>
-      </m:oMath>
-      <w:r>
-        <w:t xml:space="preserve"> </w:t>
-      </w:r>
-      <w:r>
-        <w:t xml:space="preserve">in the screening models (notated as w/o or with</w:t>
-      </w:r>
-      <w:r>
-        <w:t xml:space="preserve"> </w:t>
-      </w:r>
-      <m:oMath>
-        <m:r>
-          <m:t>X</m:t>
-        </m:r>
-      </m:oMath>
-      <w:r>
-        <w:t xml:space="preserve">). For the simultaneous cov LASSO with</w:t>
-      </w:r>
-      <w:r>
-        <w:t xml:space="preserve"> </w:t>
-      </w:r>
-      <m:oMath>
-        <m:r>
-          <m:t>X</m:t>
-        </m:r>
-      </m:oMath>
-      <w:r>
-        <w:t xml:space="preserve"> </w:t>
-      </w:r>
-      <w:r>
-        <w:t xml:space="preserve">approach, we set the regularization penalty (lambda) for</w:t>
-      </w:r>
-      <w:r>
-        <w:t xml:space="preserve"> </w:t>
-      </w:r>
-      <m:oMath>
-        <m:r>
-          <m:t>X</m:t>
-        </m:r>
-      </m:oMath>
-      <w:r>
-        <w:t xml:space="preserve"> </w:t>
-      </w:r>
-      <w:r>
-        <w:t xml:space="preserve">was to 0 to ensure it was always retained in the screening model.</w:t>
-      </w:r>
-    </w:p>
-    <w:p>
-      <w:pPr>
-        <w:pStyle w:val="BodyText"/>
-      </w:pPr>
-      <w:r>
-        <w:t xml:space="preserve">For the linear models (separate cov lm w/o</w:t>
-      </w:r>
-      <w:r>
-        <w:t xml:space="preserve"> </w:t>
-      </w:r>
-      <m:oMath>
-        <m:r>
-          <m:t>X</m:t>
-        </m:r>
-      </m:oMath>
-      <w:r>
-        <w:t xml:space="preserve">, separate cov lm with</w:t>
-      </w:r>
-      <w:r>
-        <w:t xml:space="preserve"> </w:t>
-      </w:r>
-      <m:oMath>
-        <m:r>
-          <m:t>X</m:t>
-        </m:r>
-      </m:oMath>
-      <w:r>
-        <w:t xml:space="preserve">, simultaneous cov lm w/o</w:t>
-      </w:r>
-      <w:r>
-        <w:t xml:space="preserve"> </w:t>
-      </w:r>
-      <m:oMath>
-        <m:r>
-          <m:t>X</m:t>
-        </m:r>
-      </m:oMath>
-      <w:r>
-        <w:t xml:space="preserve">, and simultaneous cov lm with</w:t>
-      </w:r>
-      <w:r>
-        <w:t xml:space="preserve"> </w:t>
-      </w:r>
-      <m:oMath>
-        <m:r>
-          <m:t>X</m:t>
-        </m:r>
-      </m:oMath>
-      <w:r>
-        <w:t xml:space="preserve">), a covariate was selected to be included in the primary analysis if the</w:t>
+        <w:t xml:space="preserve">The screening models for these remaining six data-driven approaches (excluding</w:t>
       </w:r>
       <w:r>
         <w:t xml:space="preserve"> </w:t>
@@ -712,7 +598,151 @@
         <w:t xml:space="preserve">p</w:t>
       </w:r>
       <w:r>
-        <w:t xml:space="preserve">-value for that covariate was less than 0.05 in the screening model that evaluated it. Importantly, the</w:t>
+        <w:t xml:space="preserve">-hacking) differed across two dimensions. First, we considered three modeling approaches for the screening models: linear models that screened each covariate separately in its own model (</w:t>
+      </w:r>
+      <w:r>
+        <w:t xml:space="preserve">“separate cov lm”</w:t>
+      </w:r>
+      <w:r>
+        <w:t xml:space="preserve"> </w:t>
+      </w:r>
+      <w:r>
+        <w:t xml:space="preserve">approach), linear models that screened all covariates simultaneously in a single model (</w:t>
+      </w:r>
+      <w:r>
+        <w:t xml:space="preserve">“simultaneous cov lm”</w:t>
+      </w:r>
+      <w:r>
+        <w:t xml:space="preserve"> </w:t>
+      </w:r>
+      <w:r>
+        <w:t xml:space="preserve">approach), and LASSO</w:t>
+      </w:r>
+      <w:r>
+        <w:t xml:space="preserve"> </w:t>
+      </w:r>
+      <w:r>
+        <w:t xml:space="preserve">(Tibshirani 1996)</w:t>
+      </w:r>
+      <w:r>
+        <w:t xml:space="preserve"> </w:t>
+      </w:r>
+      <w:r>
+        <w:t xml:space="preserve">models that screened all covariates simultaneously in a single model (</w:t>
+      </w:r>
+      <w:r>
+        <w:t xml:space="preserve">“simultaneous cov LASSO”</w:t>
+      </w:r>
+      <w:r>
+        <w:t xml:space="preserve"> </w:t>
+      </w:r>
+      <w:r>
+        <w:t xml:space="preserve">approach). Across these three approaches, we also either exclude or include</w:t>
+      </w:r>
+      <w:r>
+        <w:t xml:space="preserve"> </w:t>
+      </w:r>
+      <m:oMath>
+        <m:r>
+          <m:t>X</m:t>
+        </m:r>
+      </m:oMath>
+      <w:r>
+        <w:t xml:space="preserve"> </w:t>
+      </w:r>
+      <w:r>
+        <w:t xml:space="preserve">in the screening models (notated as w/o or with</w:t>
+      </w:r>
+      <w:r>
+        <w:t xml:space="preserve"> </w:t>
+      </w:r>
+      <m:oMath>
+        <m:r>
+          <m:t>X</m:t>
+        </m:r>
+      </m:oMath>
+      <w:r>
+        <w:t xml:space="preserve">). For the simultaneous cov LASSO with</w:t>
+      </w:r>
+      <w:r>
+        <w:t xml:space="preserve"> </w:t>
+      </w:r>
+      <m:oMath>
+        <m:r>
+          <m:t>X</m:t>
+        </m:r>
+      </m:oMath>
+      <w:r>
+        <w:t xml:space="preserve"> </w:t>
+      </w:r>
+      <w:r>
+        <w:t xml:space="preserve">approach, we set the regularization penalty (lambda) for</w:t>
+      </w:r>
+      <w:r>
+        <w:t xml:space="preserve"> </w:t>
+      </w:r>
+      <m:oMath>
+        <m:r>
+          <m:t>X</m:t>
+        </m:r>
+      </m:oMath>
+      <w:r>
+        <w:t xml:space="preserve"> </w:t>
+      </w:r>
+      <w:r>
+        <w:t xml:space="preserve">was to 0 to ensure it was always retained in the screening model.</w:t>
+      </w:r>
+    </w:p>
+    <w:p>
+      <w:pPr>
+        <w:pStyle w:val="BodyText"/>
+      </w:pPr>
+      <w:r>
+        <w:t xml:space="preserve">For the linear models (separate cov lm w/o</w:t>
+      </w:r>
+      <w:r>
+        <w:t xml:space="preserve"> </w:t>
+      </w:r>
+      <m:oMath>
+        <m:r>
+          <m:t>X</m:t>
+        </m:r>
+      </m:oMath>
+      <w:r>
+        <w:t xml:space="preserve">, separate cov lm with</w:t>
+      </w:r>
+      <w:r>
+        <w:t xml:space="preserve"> </w:t>
+      </w:r>
+      <m:oMath>
+        <m:r>
+          <m:t>X</m:t>
+        </m:r>
+      </m:oMath>
+      <w:r>
+        <w:t xml:space="preserve">, simultaneous cov lm w/o</w:t>
+      </w:r>
+      <w:r>
+        <w:t xml:space="preserve"> </w:t>
+      </w:r>
+      <m:oMath>
+        <m:r>
+          <m:t>X</m:t>
+        </m:r>
+      </m:oMath>
+      <w:r>
+        <w:t xml:space="preserve">, and simultaneous cov lm with</w:t>
+      </w:r>
+      <w:r>
+        <w:t xml:space="preserve"> </w:t>
+      </w:r>
+      <m:oMath>
+        <m:r>
+          <m:t>X</m:t>
+        </m:r>
+      </m:oMath>
+      <w:r>
+        <w:t xml:space="preserve">), a covariate was selected to be included in the primary analysis if the</w:t>
       </w:r>
       <w:r>
         <w:t xml:space="preserve"> </w:t>
@@ -725,6 +755,19 @@
         <w:t xml:space="preserve">p</w:t>
       </w:r>
       <w:r>
+        <w:t xml:space="preserve">-value for that covariate was less than 0.05 in the screening model that evaluated it. Importantly, the size and</w:t>
+      </w:r>
+      <w:r>
+        <w:t xml:space="preserve"> </w:t>
+      </w:r>
+      <w:r>
+        <w:rPr>
+          <w:i/>
+          <w:iCs/>
+        </w:rPr>
+        <w:t xml:space="preserve">p</w:t>
+      </w:r>
+      <w:r>
         <w:t xml:space="preserve">-value for</w:t>
       </w:r>
       <w:r>
@@ -739,35 +782,7 @@
         <w:t xml:space="preserve"> </w:t>
       </w:r>
       <w:r>
-        <w:t xml:space="preserve">was not used and</w:t>
-      </w:r>
-      <w:r>
-        <w:t xml:space="preserve"> </w:t>
-      </w:r>
-      <m:oMath>
-        <m:r>
-          <m:t>X</m:t>
-        </m:r>
-      </m:oMath>
-      <w:r>
-        <w:t xml:space="preserve"> </w:t>
-      </w:r>
-      <w:r>
-        <w:t xml:space="preserve">was only included to parse its variance from</w:t>
-      </w:r>
-      <w:r>
-        <w:t xml:space="preserve"> </w:t>
-      </w:r>
-      <m:oMath>
-        <m:r>
-          <m:t>Y</m:t>
-        </m:r>
-      </m:oMath>
-      <w:r>
-        <w:t xml:space="preserve"> </w:t>
-      </w:r>
-      <w:r>
-        <w:t xml:space="preserve">when evaluating the covariates. For the LASSO models (simultaneous cov LASSO w/o</w:t>
+        <w:t xml:space="preserve">were not used for covariate selection. For the LASSO models (simultaneous cov LASSO w/o</w:t>
       </w:r>
       <w:r>
         <w:t xml:space="preserve"> </w:t>
@@ -808,7 +823,7 @@
       <w:tr>
         <w:tc>
           <w:tcPr/>
-          <w:bookmarkStart w:id="21" w:name="tbl-methods"/>
+          <w:bookmarkStart w:id="10" w:name="tbl-methods"/>
           <w:p>
             <w:pPr>
               <w:jc w:val="center"/>
@@ -1370,7 +1385,7 @@
               </w:tc>
             </w:tr>
           </w:tbl>
-          <w:bookmarkEnd w:id="21"/>
+          <w:bookmarkEnd w:id="10"/>
           <w:p/>
         </w:tc>
       </w:tr>
@@ -1391,7 +1406,7 @@
         </w:rPr>
         <w:t xml:space="preserve"> </w:t>
       </w:r>
-      <w:hyperlink r:id="rId22">
+      <w:hyperlink r:id="rId11">
         <w:r>
           <w:rPr>
             <w:rStyle w:val="Hyperlink"/>
@@ -1401,8 +1416,8 @@
         </w:r>
       </w:hyperlink>
     </w:p>
-    <w:bookmarkEnd w:id="23"/>
-    <w:bookmarkStart w:id="26" w:name="research-contexts"/>
+    <w:bookmarkEnd w:id="12"/>
+    <w:bookmarkStart w:id="15" w:name="research-contexts"/>
     <w:p>
       <w:pPr>
         <w:pStyle w:val="Heading2"/>
@@ -1808,7 +1823,7 @@
       <w:tr>
         <w:tc>
           <w:tcPr/>
-          <w:bookmarkStart w:id="24" w:name="tbl-dictionary"/>
+          <w:bookmarkStart w:id="13" w:name="tbl-dictionary"/>
           <w:p>
             <w:pPr>
               <w:jc w:val="center"/>
@@ -2004,7 +2019,7 @@
               </w:tc>
             </w:tr>
           </w:tbl>
-          <w:bookmarkEnd w:id="24"/>
+          <w:bookmarkEnd w:id="13"/>
           <w:p/>
         </w:tc>
       </w:tr>
@@ -2025,7 +2040,7 @@
         </w:rPr>
         <w:t xml:space="preserve"> </w:t>
       </w:r>
-      <w:hyperlink r:id="rId25">
+      <w:hyperlink r:id="rId14">
         <w:r>
           <w:rPr>
             <w:rStyle w:val="Hyperlink"/>
@@ -2035,8 +2050,8 @@
         </w:r>
       </w:hyperlink>
     </w:p>
-    <w:bookmarkEnd w:id="26"/>
-    <w:bookmarkStart w:id="30" w:name="data-analytic-plan"/>
+    <w:bookmarkEnd w:id="15"/>
+    <w:bookmarkStart w:id="19" w:name="data-analytic-plan"/>
     <w:p>
       <w:pPr>
         <w:pStyle w:val="Heading2"/>
@@ -2319,7 +2334,7 @@
         </w:rPr>
         <w:t xml:space="preserve"> </w:t>
       </w:r>
-      <w:hyperlink r:id="rId27">
+      <w:hyperlink r:id="rId16">
         <w:r>
           <w:rPr>
             <w:rStyle w:val="Hyperlink"/>
@@ -2429,7 +2444,7 @@
         <w:t xml:space="preserve">.</w:t>
       </w:r>
     </w:p>
-    <w:bookmarkStart w:id="28" w:name="annotated-cell-1"/>
+    <w:bookmarkStart w:id="17" w:name="annotated-cell-1"/>
     <w:p>
       <w:pPr>
         <w:pStyle w:val="SourceCode"/>
@@ -2780,7 +2795,7 @@
         <w:t xml:space="preserve"> x</w:t>
       </w:r>
     </w:p>
-    <w:bookmarkEnd w:id="28"/>
+    <w:bookmarkEnd w:id="17"/>
     <w:p>
       <w:pPr>
         <w:pStyle w:val="DefinitionTerm"/>
@@ -2892,7 +2907,7 @@
         </w:rPr>
         <w:t xml:space="preserve"> </w:t>
       </w:r>
-      <w:hyperlink r:id="rId27">
+      <w:hyperlink r:id="rId16">
         <w:r>
           <w:rPr>
             <w:rStyle w:val="Hyperlink"/>
@@ -2944,90 +2959,92 @@
         <m:r>
           <m:t>m</m:t>
         </m:r>
-        <m:d>
-          <m:dPr>
-            <m:begChr m:val="("/>
-            <m:sepChr m:val=""/>
-            <m:endChr m:val=")"/>
-            <m:grow/>
-          </m:dPr>
+        <m:r>
+          <m:rPr>
+            <m:sty m:val="p"/>
+          </m:rPr>
+          <m:t>(</m:t>
+        </m:r>
+        <m:r>
+          <m:t>Y</m:t>
+        </m:r>
+        <m:r>
+          <m:rPr>
+            <m:sty m:val="p"/>
+          </m:rPr>
+          <m:t>∼</m:t>
+        </m:r>
+        <m:r>
+          <m:t>X</m:t>
+        </m:r>
+        <m:r>
+          <m:rPr>
+            <m:sty m:val="p"/>
+          </m:rPr>
+          <m:t>+</m:t>
+        </m:r>
+        <m:sSub>
           <m:e>
             <m:r>
-              <m:t>Y</m:t>
-            </m:r>
-            <m:r>
-              <m:rPr>
-                <m:sty m:val="p"/>
-              </m:rPr>
-              <m:t>∼</m:t>
-            </m:r>
-            <m:r>
-              <m:t>X</m:t>
-            </m:r>
-            <m:r>
-              <m:rPr>
-                <m:sty m:val="p"/>
-              </m:rPr>
-              <m:t>+</m:t>
-            </m:r>
-            <m:sSub>
-              <m:e>
-                <m:r>
-                  <m:t>C</m:t>
-                </m:r>
-              </m:e>
-              <m:sub>
-                <m:r>
-                  <m:t>1</m:t>
-                </m:r>
-              </m:sub>
-            </m:sSub>
-            <m:r>
-              <m:rPr>
-                <m:sty m:val="p"/>
-              </m:rPr>
-              <m:t>+</m:t>
-            </m:r>
-            <m:sSub>
-              <m:e>
-                <m:r>
-                  <m:t>C</m:t>
-                </m:r>
-              </m:e>
-              <m:sub>
-                <m:r>
-                  <m:t>4</m:t>
-                </m:r>
-              </m:sub>
-            </m:sSub>
-            <m:r>
-              <m:rPr>
-                <m:sty m:val="p"/>
-              </m:rPr>
-              <m:t>,</m:t>
-            </m:r>
-            <m:r>
-              <m:rPr>
-                <m:nor/>
-                <m:sty m:val="p"/>
-              </m:rPr>
-              <m:t>data</m:t>
-            </m:r>
-            <m:r>
-              <m:rPr>
-                <m:sty m:val="p"/>
-              </m:rPr>
-              <m:t>=</m:t>
-            </m:r>
-            <m:r>
-              <m:rPr>
-                <m:nor/>
-                <m:sty m:val="p"/>
-              </m:rPr>
-              <m:t>df</m:t>
+              <m:t>C</m:t>
             </m:r>
           </m:e>
-        </m:d>
+          <m:sub>
+            <m:r>
+              <m:t>1</m:t>
+            </m:r>
+          </m:sub>
+        </m:sSub>
+        <m:r>
+          <m:rPr>
+            <m:sty m:val="p"/>
+          </m:rPr>
+          <m:t>+</m:t>
+        </m:r>
+        <m:sSub>
+          <m:e>
+            <m:r>
+              <m:t>C</m:t>
+            </m:r>
+          </m:e>
+          <m:sub>
+            <m:r>
+              <m:t>4</m:t>
+            </m:r>
+          </m:sub>
+        </m:sSub>
+        <m:r>
+          <m:rPr>
+            <m:sty m:val="p"/>
+          </m:rPr>
+          <m:t>,</m:t>
+        </m:r>
+        <m:r>
+          <m:rPr>
+            <m:nor/>
+            <m:sty m:val="p"/>
+          </m:rPr>
+          <m:t>data</m:t>
+        </m:r>
+        <m:r>
+          <m:rPr>
+            <m:sty m:val="p"/>
+          </m:rPr>
+          <m:t>=</m:t>
+        </m:r>
+        <m:r>
+          <m:rPr>
+            <m:nor/>
+            <m:sty m:val="p"/>
+          </m:rPr>
+          <m:t>df</m:t>
+        </m:r>
+        <m:r>
+          <m:rPr>
+            <m:sty m:val="p"/>
+          </m:rPr>
+          <m:t>)</m:t>
+        </m:r>
       </m:oMath>
       <w:r>
         <w:t xml:space="preserve">. From each primary analysis, we saved the research context characteristics, the covariate selection approach used, and the parameter estimate for</w:t>
@@ -3170,7 +3187,7 @@
       <w:r>
         <w:t xml:space="preserve">), we assessed and reported the Type II error rate for each covariate selection method by research context characteristics. An interactive shiny dashboard of mean error rates for all combinations of research context variables is accessible through our OSF page (</w:t>
       </w:r>
-      <w:hyperlink r:id="rId29">
+      <w:hyperlink r:id="rId18">
         <w:r>
           <w:rPr>
             <w:rStyle w:val="Hyperlink"/>
@@ -3182,9 +3199,9 @@
         <w:t xml:space="preserve">).</w:t>
       </w:r>
     </w:p>
-    <w:bookmarkEnd w:id="30"/>
-    <w:bookmarkEnd w:id="31"/>
-    <w:bookmarkStart w:id="62" w:name="results"/>
+    <w:bookmarkEnd w:id="19"/>
+    <w:bookmarkEnd w:id="20"/>
+    <w:bookmarkStart w:id="51" w:name="results"/>
     <w:p>
       <w:pPr>
         <w:pStyle w:val="Heading1"/>
@@ -3193,7 +3210,7 @@
         <w:t xml:space="preserve">Results</w:t>
       </w:r>
     </w:p>
-    <w:bookmarkStart w:id="39" w:name="parameter-estimates"/>
+    <w:bookmarkStart w:id="28" w:name="parameter-estimates"/>
     <w:p>
       <w:pPr>
         <w:pStyle w:val="Heading2"/>
@@ -3207,7 +3224,7 @@
         <w:pStyle w:val="FirstParagraph"/>
       </w:pPr>
       <w:r>
-        <w:t xml:space="preserve">When the assumptions of the linear model are met, parameter estimates are unbiased (i.e. the mean of the parameter estimate’s sampling distribution equals the value of the population parameter) and their sampling distributions follow the t-distribution. To evaluate the impact of the screening approaches on the parameter estimate (i.e.,</w:t>
+        <w:t xml:space="preserve">When the assumptions of the linear model are met, parameter estimates are unbiased (i.e. the mean of the parameter estimate’s sampling distribution equals the value of the population parameter) and their sampling distributions follow the t-distribution. To evaluate the impact of the covariate selection approaches on the parameter estimate (i.e.,</w:t>
       </w:r>
       <w:r>
         <w:t xml:space="preserve"> </w:t>
@@ -3344,7 +3361,7 @@
       <w:tr>
         <w:tc>
           <w:tcPr/>
-          <w:bookmarkStart w:id="32" w:name="tbl-est"/>
+          <w:bookmarkStart w:id="21" w:name="tbl-est"/>
           <w:p>
             <w:pPr>
               <w:jc w:val="center"/>
@@ -4020,7 +4037,7 @@
               </w:tc>
             </w:tr>
           </w:tbl>
-          <w:bookmarkEnd w:id="32"/>
+          <w:bookmarkEnd w:id="21"/>
           <w:p/>
         </w:tc>
       </w:tr>
@@ -4041,7 +4058,7 @@
         </w:rPr>
         <w:t xml:space="preserve"> </w:t>
       </w:r>
-      <w:hyperlink r:id="rId33">
+      <w:hyperlink r:id="rId22">
         <w:r>
           <w:rPr>
             <w:rStyle w:val="Hyperlink"/>
@@ -4086,7 +4103,7 @@
       <w:tr>
         <w:tc>
           <w:tcPr/>
-          <w:bookmarkStart w:id="37" w:name="fig-distribution-bx"/>
+          <w:bookmarkStart w:id="26" w:name="fig-distribution-bx"/>
           <w:p>
             <w:pPr>
               <w:pStyle w:val="Compact"/>
@@ -4097,18 +4114,18 @@
                 <wp:inline>
                   <wp:extent cx="5334000" cy="6096000"/>
                   <wp:effectExtent b="0" l="0" r="0" t="0"/>
-                  <wp:docPr descr="" title="" id="35" name="Picture"/>
+                  <wp:docPr descr="" title="" id="24" name="Picture"/>
                   <a:graphic>
                     <a:graphicData uri="http://schemas.openxmlformats.org/drawingml/2006/picture">
                       <pic:pic>
                         <pic:nvPicPr>
-                          <pic:cNvPr descr="index_files/figure-docx/notebooks-mak_figures-fig-distribution-bx-output-1.png" id="36" name="Picture"/>
+                          <pic:cNvPr descr="index_files/figure-docx/notebooks-mak_figures-fig-distribution-bx-output-1.png" id="25" name="Picture"/>
                           <pic:cNvPicPr>
                             <a:picLocks noChangeArrowheads="1" noChangeAspect="1"/>
                           </pic:cNvPicPr>
                         </pic:nvPicPr>
                         <pic:blipFill>
-                          <a:blip r:embed="rId34"/>
+                          <a:blip r:embed="rId23"/>
                           <a:stretch>
                             <a:fillRect/>
                           </a:stretch>
@@ -4148,7 +4165,7 @@
               <w:t xml:space="preserve">Figure 1: Sampling distributions for population parameter estimates displayed separately by selection method and population parameter. Selection methods that do not control for X are displayed as dashed lines.</w:t>
             </w:r>
           </w:p>
-          <w:bookmarkEnd w:id="37"/>
+          <w:bookmarkEnd w:id="26"/>
         </w:tc>
       </w:tr>
     </w:tbl>
@@ -4168,7 +4185,7 @@
         </w:rPr>
         <w:t xml:space="preserve"> </w:t>
       </w:r>
-      <w:hyperlink r:id="rId38">
+      <w:hyperlink r:id="rId27">
         <w:r>
           <w:rPr>
             <w:rStyle w:val="Hyperlink"/>
@@ -4566,8 +4583,8 @@
         <w:t xml:space="preserve">.</w:t>
       </w:r>
     </w:p>
-    <w:bookmarkEnd w:id="39"/>
-    <w:bookmarkStart w:id="50" w:name="type-i-error"/>
+    <w:bookmarkEnd w:id="28"/>
+    <w:bookmarkStart w:id="39" w:name="type-i-error"/>
     <w:p>
       <w:pPr>
         <w:pStyle w:val="Heading2"/>
@@ -4660,7 +4677,7 @@
         <w:t xml:space="preserve"> </w:t>
       </w:r>
       <w:r>
-        <w:t xml:space="preserve">(Simmons, Nelson, and Simonsohn 2011; Baker 2016; Ioannidis 2005; Fanelli 2010)</w:t>
+        <w:t xml:space="preserve">(Simmons et al. 2011; Baker 2016; Ioannidis 2005; Fanelli 2010)</w:t>
       </w:r>
       <w:r>
         <w:t xml:space="preserve">. The other approaches were at or near the expected error rate of alpha = .05 across the relatively broad range of research context characteristics we considered. Specifically, the two traditional selection approaches and the data-driven selection approaches that did not include</w:t>
@@ -4720,7 +4737,719 @@
       <w:tr>
         <w:tc>
           <w:tcPr/>
-          <w:bookmarkStart w:id="43" w:name="fig-bar-1"/>
+          <w:bookmarkStart w:id="32" w:name="fig-bar-1"/>
+          <w:p>
+            <w:pPr>
+              <w:pStyle w:val="Compact"/>
+              <w:jc w:val="center"/>
+            </w:pPr>
+            <w:r>
+              <w:drawing>
+                <wp:inline>
+                  <wp:extent cx="5334000" cy="3048000"/>
+                  <wp:effectExtent b="0" l="0" r="0" t="0"/>
+                  <wp:docPr descr="" title="" id="30" name="Picture"/>
+                  <a:graphic>
+                    <a:graphicData uri="http://schemas.openxmlformats.org/drawingml/2006/picture">
+                      <pic:pic>
+                        <pic:nvPicPr>
+                          <pic:cNvPr descr="index_files/figure-docx/notebooks-mak_figures-fig-bar-1-output-1.png" id="31" name="Picture"/>
+                          <pic:cNvPicPr>
+                            <a:picLocks noChangeArrowheads="1" noChangeAspect="1"/>
+                          </pic:cNvPicPr>
+                        </pic:nvPicPr>
+                        <pic:blipFill>
+                          <a:blip r:embed="rId29"/>
+                          <a:stretch>
+                            <a:fillRect/>
+                          </a:stretch>
+                        </pic:blipFill>
+                        <pic:spPr bwMode="auto">
+                          <a:xfrm>
+                            <a:off x="0" y="0"/>
+                            <a:ext cx="5334000" cy="3048000"/>
+                          </a:xfrm>
+                          <a:prstGeom prst="rect">
+                            <a:avLst/>
+                          </a:prstGeom>
+                          <a:noFill/>
+                          <a:ln w="9525">
+                            <a:noFill/>
+                            <a:headEnd/>
+                            <a:tailEnd/>
+                          </a:ln>
+                        </pic:spPr>
+                      </pic:pic>
+                    </a:graphicData>
+                  </a:graphic>
+                </wp:inline>
+              </w:drawing>
+            </w:r>
+          </w:p>
+          <w:p>
+            <w:pPr>
+              <w:jc w:val="center"/>
+            </w:pPr>
+            <w:pPr>
+              <w:jc w:val="left"/>
+              <w:spacing w:before="200"/>
+              <w:pStyle w:val="ImageCaption"/>
+            </w:pPr>
+            <w:r>
+              <w:t xml:space="preserve">Figure 2: Type I Error by Method. Average type I error rate across all research contexts is displayed for each method separately by color. Traditional selection methods are on the left, data-driven selection methods are on the right. Striped shading indicates data-driven selection methods that do not control for X.</w:t>
+            </w:r>
+          </w:p>
+          <w:bookmarkEnd w:id="32"/>
+        </w:tc>
+      </w:tr>
+    </w:tbl>
+    <w:p>
+      <w:pPr>
+        <w:pStyle w:val="BodyText"/>
+      </w:pPr>
+      <w:r>
+        <w:rPr>
+          <w:vertAlign w:val="subscript"/>
+        </w:rPr>
+        <w:t xml:space="preserve">Source:</w:t>
+      </w:r>
+      <w:r>
+        <w:rPr>
+          <w:vertAlign w:val="subscript"/>
+        </w:rPr>
+        <w:t xml:space="preserve"> </w:t>
+      </w:r>
+      <w:hyperlink r:id="rId33">
+        <w:r>
+          <w:rPr>
+            <w:rStyle w:val="Hyperlink"/>
+            <w:vertAlign w:val="subscript"/>
+          </w:rPr>
+          <w:t xml:space="preserve">Make Figures for Main Manuscript</w:t>
+        </w:r>
+      </w:hyperlink>
+    </w:p>
+    <w:p>
+      <w:pPr>
+        <w:pStyle w:val="BodyText"/>
+      </w:pPr>
+      <w:r>
+        <w:t xml:space="preserve">We next assessed how Type I error rates varied by specific dimensions of our research contexts and noted several patterns (</w:t>
+      </w:r>
+      <w:hyperlink w:anchor="fig-type1-panel">
+        <w:r>
+          <w:rPr>
+            <w:rStyle w:val="Hyperlink"/>
+          </w:rPr>
+          <w:t xml:space="preserve">Figure 3</w:t>
+        </w:r>
+      </w:hyperlink>
+      <w:r>
+        <w:t xml:space="preserve">). First, the magnitude of Type I error rate inflation for the</w:t>
+      </w:r>
+      <w:r>
+        <w:t xml:space="preserve"> </w:t>
+      </w:r>
+      <w:r>
+        <w:rPr>
+          <w:i/>
+          <w:iCs/>
+        </w:rPr>
+        <w:t xml:space="preserve">p</w:t>
+      </w:r>
+      <w:r>
+        <w:t xml:space="preserve">-hacking approach substantially increased with increasing number of available covariates, larger correlations between the covariates and</w:t>
+      </w:r>
+      <w:r>
+        <w:t xml:space="preserve"> </w:t>
+      </w:r>
+      <m:oMath>
+        <m:r>
+          <m:t>Y</m:t>
+        </m:r>
+      </m:oMath>
+      <w:r>
+        <w:t xml:space="preserve"> </w:t>
+      </w:r>
+      <w:r>
+        <w:t xml:space="preserve">(i.e.,</w:t>
+      </w:r>
+      <w:r>
+        <w:t xml:space="preserve"> </w:t>
+      </w:r>
+      <m:oMath>
+        <m:sSub>
+          <m:e>
+            <m:r>
+              <m:t>r</m:t>
+            </m:r>
+          </m:e>
+          <m:sub>
+            <m:r>
+              <m:t>c</m:t>
+            </m:r>
+            <m:r>
+              <m:t>o</m:t>
+            </m:r>
+            <m:r>
+              <m:t>v</m:t>
+            </m:r>
+            <m:r>
+              <m:rPr>
+                <m:sty m:val="p"/>
+              </m:rPr>
+              <m:t>−</m:t>
+            </m:r>
+            <m:r>
+              <m:t>Y</m:t>
+            </m:r>
+          </m:sub>
+        </m:sSub>
+      </m:oMath>
+      <w:r>
+        <w:t xml:space="preserve"> </w:t>
+      </w:r>
+      <w:r>
+        <w:t xml:space="preserve">= 0.5), higher percentage of available covariates with non-zero correlations with</w:t>
+      </w:r>
+      <w:r>
+        <w:t xml:space="preserve"> </w:t>
+      </w:r>
+      <m:oMath>
+        <m:r>
+          <m:t>Y</m:t>
+        </m:r>
+      </m:oMath>
+      <w:r>
+        <w:t xml:space="preserve">, and smaller sample sizes. The Type I error rate for</w:t>
+      </w:r>
+      <w:r>
+        <w:t xml:space="preserve"> </w:t>
+      </w:r>
+      <w:r>
+        <w:rPr>
+          <w:i/>
+          <w:iCs/>
+        </w:rPr>
+        <w:t xml:space="preserve">p</w:t>
+      </w:r>
+      <w:r>
+        <w:t xml:space="preserve">-hacking reached 0.289 in the worst case context (</w:t>
+      </w:r>
+      <m:oMath>
+        <m:r>
+          <m:t>N</m:t>
+        </m:r>
+      </m:oMath>
+      <w:r>
+        <w:t xml:space="preserve"> </w:t>
+      </w:r>
+      <w:r>
+        <w:t xml:space="preserve">= 50, 20 available covariates with</w:t>
+      </w:r>
+      <w:r>
+        <w:t xml:space="preserve"> </w:t>
+      </w:r>
+      <m:oMath>
+        <m:sSub>
+          <m:e>
+            <m:r>
+              <m:t>r</m:t>
+            </m:r>
+          </m:e>
+          <m:sub>
+            <m:r>
+              <m:t>c</m:t>
+            </m:r>
+            <m:r>
+              <m:t>o</m:t>
+            </m:r>
+            <m:r>
+              <m:t>v</m:t>
+            </m:r>
+            <m:r>
+              <m:rPr>
+                <m:sty m:val="p"/>
+              </m:rPr>
+              <m:t>−</m:t>
+            </m:r>
+            <m:r>
+              <m:t>Y</m:t>
+            </m:r>
+          </m:sub>
+        </m:sSub>
+      </m:oMath>
+      <w:r>
+        <w:t xml:space="preserve"> </w:t>
+      </w:r>
+      <w:r>
+        <w:t xml:space="preserve">= 0.5 for 75% of the covariate set; see Shiny dashboard for other contexts).</w:t>
+      </w:r>
+    </w:p>
+    <w:p>
+      <w:pPr>
+        <w:pStyle w:val="BodyText"/>
+      </w:pPr>
+      <w:r>
+        <w:t xml:space="preserve">In contrast, to the</w:t>
+      </w:r>
+      <w:r>
+        <w:t xml:space="preserve"> </w:t>
+      </w:r>
+      <w:r>
+        <w:rPr>
+          <w:i/>
+          <w:iCs/>
+        </w:rPr>
+        <w:t xml:space="preserve">p</w:t>
+      </w:r>
+      <w:r>
+        <w:t xml:space="preserve">-hacking approach, the Type I error rates remained constant at 0.05 across all research context dimensions for the traditional approaches and the data-driven approaches that did not include</w:t>
+      </w:r>
+      <w:r>
+        <w:t xml:space="preserve"> </w:t>
+      </w:r>
+      <m:oMath>
+        <m:r>
+          <m:t>X</m:t>
+        </m:r>
+      </m:oMath>
+      <w:r>
+        <w:t xml:space="preserve">. Among the other data-driven approaches that did include</w:t>
+      </w:r>
+      <w:r>
+        <w:t xml:space="preserve"> </w:t>
+      </w:r>
+      <m:oMath>
+        <m:r>
+          <m:t>X</m:t>
+        </m:r>
+      </m:oMath>
+      <w:r>
+        <w:t xml:space="preserve">, small increases in Type I error rates were observed as the sample size decreased and the number of available covariates increased. However, Type I error rate inflation remained modest for these approaches even at the extremes of these two dimensions (up to 0.074 at</w:t>
+      </w:r>
+      <w:r>
+        <w:t xml:space="preserve"> </w:t>
+      </w:r>
+      <m:oMath>
+        <m:r>
+          <m:t>N</m:t>
+        </m:r>
+      </m:oMath>
+      <w:r>
+        <w:t xml:space="preserve">=50 and up to 0.066 with 20 covariates in the simultaneous linear model approach). And in the worst case context at the intersection of all dimensions, error rates for these screening approaches that included</w:t>
+      </w:r>
+      <w:r>
+        <w:t xml:space="preserve"> </w:t>
+      </w:r>
+      <m:oMath>
+        <m:r>
+          <m:t>X</m:t>
+        </m:r>
+      </m:oMath>
+      <w:r>
+        <w:t xml:space="preserve"> </w:t>
+      </w:r>
+      <w:r>
+        <w:t xml:space="preserve">only reached 0.072 for separate linear models, 0.096 with a simultaneous linear model and 0.089 with a simultaneous LASSO. Neither the magnitude</w:t>
+      </w:r>
+      <w:r>
+        <w:t xml:space="preserve"> </w:t>
+      </w:r>
+      <m:oMath>
+        <m:sSub>
+          <m:e>
+            <m:r>
+              <m:t>r</m:t>
+            </m:r>
+          </m:e>
+          <m:sub>
+            <m:r>
+              <m:t>c</m:t>
+            </m:r>
+            <m:r>
+              <m:t>o</m:t>
+            </m:r>
+            <m:r>
+              <m:t>v</m:t>
+            </m:r>
+            <m:r>
+              <m:rPr>
+                <m:sty m:val="p"/>
+              </m:rPr>
+              <m:t>−</m:t>
+            </m:r>
+            <m:r>
+              <m:t>Y</m:t>
+            </m:r>
+          </m:sub>
+        </m:sSub>
+      </m:oMath>
+      <w:r>
+        <w:t xml:space="preserve"> </w:t>
+      </w:r>
+      <w:r>
+        <w:t xml:space="preserve">nor the percentage of available covariates with non-zero correlations with</w:t>
+      </w:r>
+      <w:r>
+        <w:t xml:space="preserve"> </w:t>
+      </w:r>
+      <m:oMath>
+        <m:r>
+          <m:t>Y</m:t>
+        </m:r>
+      </m:oMath>
+      <w:r>
+        <w:t xml:space="preserve"> </w:t>
+      </w:r>
+      <w:r>
+        <w:t xml:space="preserve">appeared to have any systematic impact on the Type I error rates for the data-driven approaches that included</w:t>
+      </w:r>
+      <w:r>
+        <w:t xml:space="preserve"> </w:t>
+      </w:r>
+      <m:oMath>
+        <m:r>
+          <m:t>X</m:t>
+        </m:r>
+      </m:oMath>
+      <w:r>
+        <w:t xml:space="preserve">.</w:t>
+      </w:r>
+    </w:p>
+    <w:tbl>
+      <w:tblPr>
+        <w:tblStyle w:val="Table"/>
+        <w:tblW w:type="pct" w:w="5000"/>
+        <w:tblLayout w:type="fixed"/>
+        <w:tblLook w:firstRow="0" w:lastRow="0" w:firstColumn="0" w:lastColumn="0" w:noHBand="0" w:noVBand="0" w:val="0000"/>
+      </w:tblPr>
+      <w:tblGrid>
+        <w:gridCol w:w="7920"/>
+      </w:tblGrid>
+      <w:tr>
+        <w:tc>
+          <w:tcPr/>
+          <w:bookmarkStart w:id="37" w:name="fig-type1-panel"/>
+          <w:p>
+            <w:pPr>
+              <w:pStyle w:val="Compact"/>
+              <w:jc w:val="center"/>
+            </w:pPr>
+            <w:r>
+              <w:drawing>
+                <wp:inline>
+                  <wp:extent cx="5334000" cy="4000499"/>
+                  <wp:effectExtent b="0" l="0" r="0" t="0"/>
+                  <wp:docPr descr="" title="" id="35" name="Picture"/>
+                  <a:graphic>
+                    <a:graphicData uri="http://schemas.openxmlformats.org/drawingml/2006/picture">
+                      <pic:pic>
+                        <pic:nvPicPr>
+                          <pic:cNvPr descr="index_files/figure-docx/notebooks-mak_figures-fig-type1-panel-output-1.png" id="36" name="Picture"/>
+                          <pic:cNvPicPr>
+                            <a:picLocks noChangeArrowheads="1" noChangeAspect="1"/>
+                          </pic:cNvPicPr>
+                        </pic:nvPicPr>
+                        <pic:blipFill>
+                          <a:blip r:embed="rId34"/>
+                          <a:stretch>
+                            <a:fillRect/>
+                          </a:stretch>
+                        </pic:blipFill>
+                        <pic:spPr bwMode="auto">
+                          <a:xfrm>
+                            <a:off x="0" y="0"/>
+                            <a:ext cx="5334000" cy="4000499"/>
+                          </a:xfrm>
+                          <a:prstGeom prst="rect">
+                            <a:avLst/>
+                          </a:prstGeom>
+                          <a:noFill/>
+                          <a:ln w="9525">
+                            <a:noFill/>
+                            <a:headEnd/>
+                            <a:tailEnd/>
+                          </a:ln>
+                        </pic:spPr>
+                      </pic:pic>
+                    </a:graphicData>
+                  </a:graphic>
+                </wp:inline>
+              </w:drawing>
+            </w:r>
+          </w:p>
+          <w:p>
+            <w:pPr>
+              <w:jc w:val="center"/>
+            </w:pPr>
+            <w:pPr>
+              <w:jc w:val="left"/>
+              <w:spacing w:before="200"/>
+              <w:pStyle w:val="ImageCaption"/>
+            </w:pPr>
+            <w:r>
+              <w:t xml:space="preserve">Figure 3: Type I error by method and research context. Plots are paneled by aspects of the research context: number of observations, number of covariates, percentage of good covariates (i.e., covariates with non-zero correlations with Y), and Y-covariate correlation strength. Methods are displayed separately by color. Data-driven selection methods that do not control for X are depicted as dashed lines.</w:t>
+            </w:r>
+          </w:p>
+          <w:bookmarkEnd w:id="37"/>
+        </w:tc>
+      </w:tr>
+    </w:tbl>
+    <w:p>
+      <w:pPr>
+        <w:pStyle w:val="BodyText"/>
+      </w:pPr>
+      <w:r>
+        <w:rPr>
+          <w:vertAlign w:val="subscript"/>
+        </w:rPr>
+        <w:t xml:space="preserve">Source:</w:t>
+      </w:r>
+      <w:r>
+        <w:rPr>
+          <w:vertAlign w:val="subscript"/>
+        </w:rPr>
+        <w:t xml:space="preserve"> </w:t>
+      </w:r>
+      <w:hyperlink r:id="rId38">
+        <w:r>
+          <w:rPr>
+            <w:rStyle w:val="Hyperlink"/>
+            <w:vertAlign w:val="subscript"/>
+          </w:rPr>
+          <w:t xml:space="preserve">Make Figures for Main Manuscript</w:t>
+        </w:r>
+      </w:hyperlink>
+    </w:p>
+    <w:bookmarkEnd w:id="39"/>
+    <w:bookmarkStart w:id="50" w:name="type-ii-error"/>
+    <w:p>
+      <w:pPr>
+        <w:pStyle w:val="Heading2"/>
+      </w:pPr>
+      <w:r>
+        <w:t xml:space="preserve">Type II Error</w:t>
+      </w:r>
+    </w:p>
+    <w:p>
+      <w:pPr>
+        <w:pStyle w:val="FirstParagraph"/>
+      </w:pPr>
+      <w:r>
+        <w:t xml:space="preserve">We simulated datasets with two possible non-zero population parameters for the effect of</w:t>
+      </w:r>
+      <w:r>
+        <w:t xml:space="preserve"> </w:t>
+      </w:r>
+      <m:oMath>
+        <m:r>
+          <m:t>X</m:t>
+        </m:r>
+      </m:oMath>
+      <w:r>
+        <w:t xml:space="preserve"> </w:t>
+      </w:r>
+      <w:r>
+        <w:t xml:space="preserve">on</w:t>
+      </w:r>
+      <w:r>
+        <w:t xml:space="preserve"> </w:t>
+      </w:r>
+      <m:oMath>
+        <m:r>
+          <m:t>Y</m:t>
+        </m:r>
+      </m:oMath>
+      <w:r>
+        <w:t xml:space="preserve"> </w:t>
+      </w:r>
+      <w:r>
+        <w:t xml:space="preserve">(</w:t>
+      </w:r>
+      <m:oMath>
+        <m:sSub>
+          <m:e>
+            <m:r>
+              <m:t>β</m:t>
+            </m:r>
+          </m:e>
+          <m:sub>
+            <m:r>
+              <m:t>X</m:t>
+            </m:r>
+          </m:sub>
+        </m:sSub>
+        <m:r>
+          <m:rPr>
+            <m:sty m:val="p"/>
+          </m:rPr>
+          <m:t>=</m:t>
+        </m:r>
+        <m:r>
+          <m:t>0.2</m:t>
+        </m:r>
+      </m:oMath>
+      <w:r>
+        <w:t xml:space="preserve">,</w:t>
+      </w:r>
+      <w:r>
+        <w:t xml:space="preserve"> </w:t>
+      </w:r>
+      <m:oMath>
+        <m:sSub>
+          <m:e>
+            <m:r>
+              <m:t>β</m:t>
+            </m:r>
+          </m:e>
+          <m:sub>
+            <m:r>
+              <m:t>X</m:t>
+            </m:r>
+          </m:sub>
+        </m:sSub>
+        <m:r>
+          <m:rPr>
+            <m:sty m:val="p"/>
+          </m:rPr>
+          <m:t>=</m:t>
+        </m:r>
+        <m:r>
+          <m:t>0.5</m:t>
+        </m:r>
+      </m:oMath>
+      <w:r>
+        <w:t xml:space="preserve">). Given that we set the standard deviation of</w:t>
+      </w:r>
+      <w:r>
+        <w:t xml:space="preserve"> </w:t>
+      </w:r>
+      <m:oMath>
+        <m:r>
+          <m:t>Y</m:t>
+        </m:r>
+      </m:oMath>
+      <w:r>
+        <w:t xml:space="preserve"> </w:t>
+      </w:r>
+      <w:r>
+        <w:t xml:space="preserve">to equal 1, these represented contexts where</w:t>
+      </w:r>
+      <w:r>
+        <w:t xml:space="preserve"> </w:t>
+      </w:r>
+      <m:oMath>
+        <m:r>
+          <m:t>X</m:t>
+        </m:r>
+      </m:oMath>
+      <w:r>
+        <w:t xml:space="preserve"> </w:t>
+      </w:r>
+      <w:r>
+        <w:t xml:space="preserve">had a small (Cohen’s d = 0.2) or moderate (Cohen’s d = 0.5) effect on</w:t>
+      </w:r>
+      <w:r>
+        <w:t xml:space="preserve"> </w:t>
+      </w:r>
+      <m:oMath>
+        <m:r>
+          <m:t>Y</m:t>
+        </m:r>
+      </m:oMath>
+      <w:r>
+        <w:t xml:space="preserve">. In these simulations, non-significant effects for</w:t>
+      </w:r>
+      <w:r>
+        <w:t xml:space="preserve"> </w:t>
+      </w:r>
+      <m:oMath>
+        <m:r>
+          <m:t>X</m:t>
+        </m:r>
+      </m:oMath>
+      <w:r>
+        <w:t xml:space="preserve"> </w:t>
+      </w:r>
+      <w:r>
+        <w:t xml:space="preserve">were, by definition, Type II errors. Given the substantial problems with Type I error rate inflation noted above, we do not consider the</w:t>
+      </w:r>
+      <w:r>
+        <w:t xml:space="preserve"> </w:t>
+      </w:r>
+      <w:r>
+        <w:rPr>
+          <w:i/>
+          <w:iCs/>
+        </w:rPr>
+        <w:t xml:space="preserve">p</w:t>
+      </w:r>
+      <w:r>
+        <w:t xml:space="preserve">-hacking approach to be viable and therefore did not evaluate Type II error rates for this approach.</w:t>
+      </w:r>
+    </w:p>
+    <w:p>
+      <w:pPr>
+        <w:pStyle w:val="BodyText"/>
+      </w:pPr>
+      <w:hyperlink w:anchor="fig-bar-2">
+        <w:r>
+          <w:rPr>
+            <w:rStyle w:val="Hyperlink"/>
+          </w:rPr>
+          <w:t xml:space="preserve">Figure 4</w:t>
+        </w:r>
+      </w:hyperlink>
+      <w:r>
+        <w:t xml:space="preserve"> </w:t>
+      </w:r>
+      <w:r>
+        <w:t xml:space="preserve">shows the mean Type II error rate across all research contexts for each approach. The traditional no covariates approach displayed the highest average Type II error (0.449), which reinforces the value of using covariates to increase statistical power to detect true effects. Among the approaches that used covariates, the data-driven approaches generally produced modestly lower average Type II error rates than the traditional all covariates approach. Furthermore, the data-driven approaches that included</w:t>
+      </w:r>
+      <w:r>
+        <w:t xml:space="preserve"> </w:t>
+      </w:r>
+      <m:oMath>
+        <m:r>
+          <m:t>X</m:t>
+        </m:r>
+      </m:oMath>
+      <w:r>
+        <w:t xml:space="preserve"> </w:t>
+      </w:r>
+      <w:r>
+        <w:t xml:space="preserve">displayed modestly lower mean Type II error rates than the comparable approaches that did not include</w:t>
+      </w:r>
+      <w:r>
+        <w:t xml:space="preserve"> </w:t>
+      </w:r>
+      <m:oMath>
+        <m:r>
+          <m:t>X</m:t>
+        </m:r>
+      </m:oMath>
+      <w:r>
+        <w:t xml:space="preserve"> </w:t>
+      </w:r>
+      <w:r>
+        <w:t xml:space="preserve">in the screening model.</w:t>
+      </w:r>
+    </w:p>
+    <w:tbl>
+      <w:tblPr>
+        <w:tblStyle w:val="Table"/>
+        <w:tblW w:type="pct" w:w="5000"/>
+        <w:tblLayout w:type="fixed"/>
+        <w:tblLook w:firstRow="0" w:lastRow="0" w:firstColumn="0" w:lastColumn="0" w:noHBand="0" w:noVBand="0" w:val="0000"/>
+      </w:tblPr>
+      <w:tblGrid>
+        <w:gridCol w:w="7920"/>
+      </w:tblGrid>
+      <w:tr>
+        <w:tc>
+          <w:tcPr/>
+          <w:bookmarkStart w:id="43" w:name="fig-bar-2"/>
           <w:p>
             <w:pPr>
               <w:pStyle w:val="Compact"/>
@@ -4736,7 +5465,7 @@
                     <a:graphicData uri="http://schemas.openxmlformats.org/drawingml/2006/picture">
                       <pic:pic>
                         <pic:nvPicPr>
-                          <pic:cNvPr descr="index_files/figure-docx/notebooks-mak_figures-fig-bar-1-output-1.png" id="42" name="Picture"/>
+                          <pic:cNvPr descr="index_files/figure-docx/notebooks-mak_figures-fig-bar-2-output-1.png" id="42" name="Picture"/>
                           <pic:cNvPicPr>
                             <a:picLocks noChangeArrowheads="1" noChangeAspect="1"/>
                           </pic:cNvPicPr>
@@ -4779,7 +5508,7 @@
               <w:pStyle w:val="ImageCaption"/>
             </w:pPr>
             <w:r>
-              <w:t xml:space="preserve">Figure 2: Type I Error by Method. Average type I error rate across all research contexts is displayed for each method separately by color. Traditional selection methods are on the left, data-driven selection methods are on the right. Striped shading indicates data-driven selection methods that do not control for X.</w:t>
+              <w:t xml:space="preserve">Figure 4: Type II Error by Method. Average type II error rate across all research settings is displayed for each method separately by color. Traditional selection methods are on the left, data-driven selection methods are on the right. Striped shading indicates data-driven selection methods that do not control for X.</w:t>
             </w:r>
           </w:p>
           <w:bookmarkEnd w:id="43"/>
@@ -4817,31 +5546,18 @@
         <w:pStyle w:val="BodyText"/>
       </w:pPr>
       <w:r>
-        <w:t xml:space="preserve">We next assessed how Type I error rates varied by specific dimensions of our research contexts and noted several patterns (</w:t>
-      </w:r>
-      <w:hyperlink w:anchor="fig-type1-panel">
+        <w:t xml:space="preserve">We next assessed how Type II error rates varied by specific dimensions of our research contexts and noted several patterns (</w:t>
+      </w:r>
+      <w:hyperlink w:anchor="fig-panel-2">
         <w:r>
           <w:rPr>
             <w:rStyle w:val="Hyperlink"/>
           </w:rPr>
-          <w:t xml:space="preserve">Figure 3</w:t>
+          <w:t xml:space="preserve">Figure 5</w:t>
         </w:r>
       </w:hyperlink>
       <w:r>
-        <w:t xml:space="preserve">). First, the magnitude of Type I error rate inflation for the</w:t>
-      </w:r>
-      <w:r>
-        <w:t xml:space="preserve"> </w:t>
-      </w:r>
-      <w:r>
-        <w:rPr>
-          <w:i/>
-          <w:iCs/>
-        </w:rPr>
-        <w:t xml:space="preserve">p</w:t>
-      </w:r>
-      <w:r>
-        <w:t xml:space="preserve">-hacking approach substantially increased with increasing number of available covariates, larger correlations between the covariates and</w:t>
+        <w:t xml:space="preserve">). First, it is clear that the no covariates approach was always associated with the highest Type II error rates across all values of all dimensions of the research contexts. Second, the traditional all covariates approach tended to under-perform (i.e., higher Type II error rates) relative to the data-driven approaches when the sample size was low, the number of available covariates was high, or the percentage of available covariates with non-zero correlations with</w:t>
       </w:r>
       <w:r>
         <w:t xml:space="preserve"> </w:t>
@@ -4855,45 +5571,46 @@
         <w:t xml:space="preserve"> </w:t>
       </w:r>
       <w:r>
-        <w:t xml:space="preserve">(i.e.,</w:t>
-      </w:r>
-      <w:r>
-        <w:t xml:space="preserve"> </w:t>
-      </w:r>
-      <m:oMath>
-        <m:sSub>
-          <m:e>
-            <m:r>
-              <m:t>r</m:t>
-            </m:r>
-          </m:e>
-          <m:sub>
-            <m:r>
-              <m:t>c</m:t>
-            </m:r>
-            <m:r>
-              <m:t>o</m:t>
-            </m:r>
-            <m:r>
-              <m:t>v</m:t>
-            </m:r>
-            <m:r>
-              <m:rPr>
-                <m:sty m:val="p"/>
-              </m:rPr>
-              <m:t>−</m:t>
-            </m:r>
-            <m:r>
-              <m:t>Y</m:t>
-            </m:r>
-          </m:sub>
-        </m:sSub>
-      </m:oMath>
-      <w:r>
-        <w:t xml:space="preserve"> </w:t>
-      </w:r>
-      <w:r>
-        <w:t xml:space="preserve">= 0.5), higher percentage of available covariates with non-zero correlations with</w:t>
+        <w:t xml:space="preserve">was low. Similarly, the data-driven approaches that did not include</w:t>
+      </w:r>
+      <w:r>
+        <w:t xml:space="preserve"> </w:t>
+      </w:r>
+      <m:oMath>
+        <m:r>
+          <m:t>X</m:t>
+        </m:r>
+      </m:oMath>
+      <w:r>
+        <w:t xml:space="preserve"> </w:t>
+      </w:r>
+      <w:r>
+        <w:t xml:space="preserve">tended to under-perform relative to the matched approaches that did include</w:t>
+      </w:r>
+      <w:r>
+        <w:t xml:space="preserve"> </w:t>
+      </w:r>
+      <m:oMath>
+        <m:r>
+          <m:t>X</m:t>
+        </m:r>
+      </m:oMath>
+      <w:r>
+        <w:t xml:space="preserve"> </w:t>
+      </w:r>
+      <w:r>
+        <w:t xml:space="preserve">in these same contexts (low</w:t>
+      </w:r>
+      <w:r>
+        <w:t xml:space="preserve"> </w:t>
+      </w:r>
+      <m:oMath>
+        <m:r>
+          <m:t>N</m:t>
+        </m:r>
+      </m:oMath>
+      <w:r>
+        <w:t xml:space="preserve">, high number of covariates, low percentage of available covariates with non-zero correlations with</w:t>
       </w:r>
       <w:r>
         <w:t xml:space="preserve"> </w:t>
@@ -4904,200 +5621,7 @@
         </m:r>
       </m:oMath>
       <w:r>
-        <w:t xml:space="preserve">, and smaller sample sizes. The Type I error rate for</w:t>
-      </w:r>
-      <w:r>
-        <w:t xml:space="preserve"> </w:t>
-      </w:r>
-      <w:r>
-        <w:rPr>
-          <w:i/>
-          <w:iCs/>
-        </w:rPr>
-        <w:t xml:space="preserve">p</w:t>
-      </w:r>
-      <w:r>
-        <w:t xml:space="preserve">-hacking reached 0.289 in the worst case context (</w:t>
-      </w:r>
-      <m:oMath>
-        <m:r>
-          <m:t>N</m:t>
-        </m:r>
-      </m:oMath>
-      <w:r>
-        <w:t xml:space="preserve"> </w:t>
-      </w:r>
-      <w:r>
-        <w:t xml:space="preserve">= 50, 20 available covariates with</w:t>
-      </w:r>
-      <w:r>
-        <w:t xml:space="preserve"> </w:t>
-      </w:r>
-      <m:oMath>
-        <m:sSub>
-          <m:e>
-            <m:r>
-              <m:t>r</m:t>
-            </m:r>
-          </m:e>
-          <m:sub>
-            <m:r>
-              <m:t>c</m:t>
-            </m:r>
-            <m:r>
-              <m:t>o</m:t>
-            </m:r>
-            <m:r>
-              <m:t>v</m:t>
-            </m:r>
-            <m:r>
-              <m:rPr>
-                <m:sty m:val="p"/>
-              </m:rPr>
-              <m:t>−</m:t>
-            </m:r>
-            <m:r>
-              <m:t>Y</m:t>
-            </m:r>
-          </m:sub>
-        </m:sSub>
-      </m:oMath>
-      <w:r>
-        <w:t xml:space="preserve"> </w:t>
-      </w:r>
-      <w:r>
-        <w:t xml:space="preserve">= 0.5 for 75% of the covariate set; see Shiny dashboard for other contexts).</w:t>
-      </w:r>
-    </w:p>
-    <w:p>
-      <w:pPr>
-        <w:pStyle w:val="BodyText"/>
-      </w:pPr>
-      <w:r>
-        <w:t xml:space="preserve">In contrast, to the</w:t>
-      </w:r>
-      <w:r>
-        <w:t xml:space="preserve"> </w:t>
-      </w:r>
-      <w:r>
-        <w:rPr>
-          <w:i/>
-          <w:iCs/>
-        </w:rPr>
-        <w:t xml:space="preserve">p</w:t>
-      </w:r>
-      <w:r>
-        <w:t xml:space="preserve">-hacking approach, the Type I error rates remained constant at 0.05 across all research context dimensions for the traditional approaches and the data-driven approaches that did not include</w:t>
-      </w:r>
-      <w:r>
-        <w:t xml:space="preserve"> </w:t>
-      </w:r>
-      <m:oMath>
-        <m:r>
-          <m:t>X</m:t>
-        </m:r>
-      </m:oMath>
-      <w:r>
-        <w:t xml:space="preserve">. Among the other data-driven approaches that did include</w:t>
-      </w:r>
-      <w:r>
-        <w:t xml:space="preserve"> </w:t>
-      </w:r>
-      <m:oMath>
-        <m:r>
-          <m:t>X</m:t>
-        </m:r>
-      </m:oMath>
-      <w:r>
-        <w:t xml:space="preserve">, small increases in Type I error rates were observed as the sample size decreased and the number of available covariates increased. However, Type I error rate inflation remained modest for these approaches even at the extremes of these two dimensions (up to 0.074 at</w:t>
-      </w:r>
-      <w:r>
-        <w:t xml:space="preserve"> </w:t>
-      </w:r>
-      <m:oMath>
-        <m:r>
-          <m:t>N</m:t>
-        </m:r>
-      </m:oMath>
-      <w:r>
-        <w:t xml:space="preserve">=50 and up to 0.066 with 20 covariates in the simultaneous linear model approach). And in the worst case context at the intersection of all dimensions, error rates for these screening approaches that included</w:t>
-      </w:r>
-      <w:r>
-        <w:t xml:space="preserve"> </w:t>
-      </w:r>
-      <m:oMath>
-        <m:r>
-          <m:t>X</m:t>
-        </m:r>
-      </m:oMath>
-      <w:r>
-        <w:t xml:space="preserve"> </w:t>
-      </w:r>
-      <w:r>
-        <w:t xml:space="preserve">only reached 0.072 for separate linear models, 0.096 with a simultaneous linear model and 0.089 with a simultaneous LASSO. Neither the magnitude</w:t>
-      </w:r>
-      <w:r>
-        <w:t xml:space="preserve"> </w:t>
-      </w:r>
-      <m:oMath>
-        <m:sSub>
-          <m:e>
-            <m:r>
-              <m:t>r</m:t>
-            </m:r>
-          </m:e>
-          <m:sub>
-            <m:r>
-              <m:t>c</m:t>
-            </m:r>
-            <m:r>
-              <m:t>o</m:t>
-            </m:r>
-            <m:r>
-              <m:t>v</m:t>
-            </m:r>
-            <m:r>
-              <m:rPr>
-                <m:sty m:val="p"/>
-              </m:rPr>
-              <m:t>−</m:t>
-            </m:r>
-            <m:r>
-              <m:t>Y</m:t>
-            </m:r>
-          </m:sub>
-        </m:sSub>
-      </m:oMath>
-      <w:r>
-        <w:t xml:space="preserve"> </w:t>
-      </w:r>
-      <w:r>
-        <w:t xml:space="preserve">nor the percentage of available covariates with non-zero correlations with</w:t>
-      </w:r>
-      <w:r>
-        <w:t xml:space="preserve"> </w:t>
-      </w:r>
-      <m:oMath>
-        <m:r>
-          <m:t>Y</m:t>
-        </m:r>
-      </m:oMath>
-      <w:r>
-        <w:t xml:space="preserve"> </w:t>
-      </w:r>
-      <w:r>
-        <w:t xml:space="preserve">appeared to have any systematic impact on the Type I error rates for the data-driven approaches that included</w:t>
-      </w:r>
-      <w:r>
-        <w:t xml:space="preserve"> </w:t>
-      </w:r>
-      <m:oMath>
-        <m:r>
-          <m:t>X</m:t>
-        </m:r>
-      </m:oMath>
-      <w:r>
-        <w:t xml:space="preserve">.</w:t>
+        <w:t xml:space="preserve">).</w:t>
       </w:r>
     </w:p>
     <w:tbl>
@@ -5113,514 +5637,7 @@
       <w:tr>
         <w:tc>
           <w:tcPr/>
-          <w:bookmarkStart w:id="48" w:name="fig-type1-panel"/>
-          <w:p>
-            <w:pPr>
-              <w:pStyle w:val="Compact"/>
-              <w:jc w:val="center"/>
-            </w:pPr>
-            <w:r>
-              <w:drawing>
-                <wp:inline>
-                  <wp:extent cx="5334000" cy="4000499"/>
-                  <wp:effectExtent b="0" l="0" r="0" t="0"/>
-                  <wp:docPr descr="" title="" id="46" name="Picture"/>
-                  <a:graphic>
-                    <a:graphicData uri="http://schemas.openxmlformats.org/drawingml/2006/picture">
-                      <pic:pic>
-                        <pic:nvPicPr>
-                          <pic:cNvPr descr="index_files/figure-docx/notebooks-mak_figures-fig-type1-panel-output-1.png" id="47" name="Picture"/>
-                          <pic:cNvPicPr>
-                            <a:picLocks noChangeArrowheads="1" noChangeAspect="1"/>
-                          </pic:cNvPicPr>
-                        </pic:nvPicPr>
-                        <pic:blipFill>
-                          <a:blip r:embed="rId45"/>
-                          <a:stretch>
-                            <a:fillRect/>
-                          </a:stretch>
-                        </pic:blipFill>
-                        <pic:spPr bwMode="auto">
-                          <a:xfrm>
-                            <a:off x="0" y="0"/>
-                            <a:ext cx="5334000" cy="4000499"/>
-                          </a:xfrm>
-                          <a:prstGeom prst="rect">
-                            <a:avLst/>
-                          </a:prstGeom>
-                          <a:noFill/>
-                          <a:ln w="9525">
-                            <a:noFill/>
-                            <a:headEnd/>
-                            <a:tailEnd/>
-                          </a:ln>
-                        </pic:spPr>
-                      </pic:pic>
-                    </a:graphicData>
-                  </a:graphic>
-                </wp:inline>
-              </w:drawing>
-            </w:r>
-          </w:p>
-          <w:p>
-            <w:pPr>
-              <w:jc w:val="center"/>
-            </w:pPr>
-            <w:pPr>
-              <w:jc w:val="left"/>
-              <w:spacing w:before="200"/>
-              <w:pStyle w:val="ImageCaption"/>
-            </w:pPr>
-            <w:r>
-              <w:t xml:space="preserve">Figure 3: Type I error by method and research context. Plots are paneled by aspects of the research context: number of observations, number of covariates, percentage of good covariates (i.e., covariates with non-zero correlations with Y), and Y-covariate correlation strength. Methods are displayed separately by color. Data-driven selection methods that do not control for X are depicted as dashed lines.</w:t>
-            </w:r>
-          </w:p>
-          <w:bookmarkEnd w:id="48"/>
-        </w:tc>
-      </w:tr>
-    </w:tbl>
-    <w:p>
-      <w:pPr>
-        <w:pStyle w:val="BodyText"/>
-      </w:pPr>
-      <w:r>
-        <w:rPr>
-          <w:vertAlign w:val="subscript"/>
-        </w:rPr>
-        <w:t xml:space="preserve">Source:</w:t>
-      </w:r>
-      <w:r>
-        <w:rPr>
-          <w:vertAlign w:val="subscript"/>
-        </w:rPr>
-        <w:t xml:space="preserve"> </w:t>
-      </w:r>
-      <w:hyperlink r:id="rId49">
-        <w:r>
-          <w:rPr>
-            <w:rStyle w:val="Hyperlink"/>
-            <w:vertAlign w:val="subscript"/>
-          </w:rPr>
-          <w:t xml:space="preserve">Make Figures for Main Manuscript</w:t>
-        </w:r>
-      </w:hyperlink>
-    </w:p>
-    <w:bookmarkEnd w:id="50"/>
-    <w:bookmarkStart w:id="61" w:name="type-ii-error"/>
-    <w:p>
-      <w:pPr>
-        <w:pStyle w:val="Heading2"/>
-      </w:pPr>
-      <w:r>
-        <w:t xml:space="preserve">Type II Error</w:t>
-      </w:r>
-    </w:p>
-    <w:p>
-      <w:pPr>
-        <w:pStyle w:val="FirstParagraph"/>
-      </w:pPr>
-      <w:r>
-        <w:t xml:space="preserve">We simulated datasets with two possible non-zero population parameters for the effect of</w:t>
-      </w:r>
-      <w:r>
-        <w:t xml:space="preserve"> </w:t>
-      </w:r>
-      <m:oMath>
-        <m:r>
-          <m:t>X</m:t>
-        </m:r>
-      </m:oMath>
-      <w:r>
-        <w:t xml:space="preserve"> </w:t>
-      </w:r>
-      <w:r>
-        <w:t xml:space="preserve">on</w:t>
-      </w:r>
-      <w:r>
-        <w:t xml:space="preserve"> </w:t>
-      </w:r>
-      <m:oMath>
-        <m:r>
-          <m:t>Y</m:t>
-        </m:r>
-      </m:oMath>
-      <w:r>
-        <w:t xml:space="preserve"> </w:t>
-      </w:r>
-      <w:r>
-        <w:t xml:space="preserve">(</w:t>
-      </w:r>
-      <m:oMath>
-        <m:sSub>
-          <m:e>
-            <m:r>
-              <m:t>β</m:t>
-            </m:r>
-          </m:e>
-          <m:sub>
-            <m:r>
-              <m:t>X</m:t>
-            </m:r>
-          </m:sub>
-        </m:sSub>
-        <m:r>
-          <m:rPr>
-            <m:sty m:val="p"/>
-          </m:rPr>
-          <m:t>=</m:t>
-        </m:r>
-        <m:r>
-          <m:t>0.2</m:t>
-        </m:r>
-      </m:oMath>
-      <w:r>
-        <w:t xml:space="preserve">,</w:t>
-      </w:r>
-      <w:r>
-        <w:t xml:space="preserve"> </w:t>
-      </w:r>
-      <m:oMath>
-        <m:sSub>
-          <m:e>
-            <m:r>
-              <m:t>β</m:t>
-            </m:r>
-          </m:e>
-          <m:sub>
-            <m:r>
-              <m:t>X</m:t>
-            </m:r>
-          </m:sub>
-        </m:sSub>
-        <m:r>
-          <m:rPr>
-            <m:sty m:val="p"/>
-          </m:rPr>
-          <m:t>=</m:t>
-        </m:r>
-        <m:r>
-          <m:t>0.5</m:t>
-        </m:r>
-      </m:oMath>
-      <w:r>
-        <w:t xml:space="preserve">). Given that we set the standard deviation of</w:t>
-      </w:r>
-      <w:r>
-        <w:t xml:space="preserve"> </w:t>
-      </w:r>
-      <m:oMath>
-        <m:r>
-          <m:t>Y</m:t>
-        </m:r>
-      </m:oMath>
-      <w:r>
-        <w:t xml:space="preserve"> </w:t>
-      </w:r>
-      <w:r>
-        <w:t xml:space="preserve">to equal 1, these represented contexts where</w:t>
-      </w:r>
-      <w:r>
-        <w:t xml:space="preserve"> </w:t>
-      </w:r>
-      <m:oMath>
-        <m:r>
-          <m:t>X</m:t>
-        </m:r>
-      </m:oMath>
-      <w:r>
-        <w:t xml:space="preserve"> </w:t>
-      </w:r>
-      <w:r>
-        <w:t xml:space="preserve">had a small (Cohen’s d = 0.2) or moderate (Cohen’s d = 0.5) effect on</w:t>
-      </w:r>
-      <w:r>
-        <w:t xml:space="preserve"> </w:t>
-      </w:r>
-      <m:oMath>
-        <m:r>
-          <m:t>Y</m:t>
-        </m:r>
-      </m:oMath>
-      <w:r>
-        <w:t xml:space="preserve">. In these simulations, non-significant effects for</w:t>
-      </w:r>
-      <w:r>
-        <w:t xml:space="preserve"> </w:t>
-      </w:r>
-      <m:oMath>
-        <m:r>
-          <m:t>X</m:t>
-        </m:r>
-      </m:oMath>
-      <w:r>
-        <w:t xml:space="preserve"> </w:t>
-      </w:r>
-      <w:r>
-        <w:t xml:space="preserve">were, by definition, Type II errors. Given the substantial problems with Type I error rate inflation noted above, we do not consider the</w:t>
-      </w:r>
-      <w:r>
-        <w:t xml:space="preserve"> </w:t>
-      </w:r>
-      <w:r>
-        <w:rPr>
-          <w:i/>
-          <w:iCs/>
-        </w:rPr>
-        <w:t xml:space="preserve">p</w:t>
-      </w:r>
-      <w:r>
-        <w:t xml:space="preserve">-hacking approach to be viable and therefore did not evaluate Type II error rates for this approach.</w:t>
-      </w:r>
-    </w:p>
-    <w:p>
-      <w:pPr>
-        <w:pStyle w:val="BodyText"/>
-      </w:pPr>
-      <w:hyperlink w:anchor="fig-bar-2">
-        <w:r>
-          <w:rPr>
-            <w:rStyle w:val="Hyperlink"/>
-          </w:rPr>
-          <w:t xml:space="preserve">Figure 4</w:t>
-        </w:r>
-      </w:hyperlink>
-      <w:r>
-        <w:t xml:space="preserve"> </w:t>
-      </w:r>
-      <w:r>
-        <w:t xml:space="preserve">shows the mean Type II error rate across all research contexts for each approach. The traditional no covariates approach displayed the highest average Type II error (0.449), which reinforces the value of using covariates to increase statistical power to detect true effects. Among the approaches that used covariates, the data-driven approaches generally produced modestly lower average Type II error rates than the traditional all covariates approach. Furthermore, the data-driven approaches that included</w:t>
-      </w:r>
-      <w:r>
-        <w:t xml:space="preserve"> </w:t>
-      </w:r>
-      <m:oMath>
-        <m:r>
-          <m:t>X</m:t>
-        </m:r>
-      </m:oMath>
-      <w:r>
-        <w:t xml:space="preserve"> </w:t>
-      </w:r>
-      <w:r>
-        <w:t xml:space="preserve">displayed modestly lower mean Type II error rates than the comparable approaches that did not include</w:t>
-      </w:r>
-      <w:r>
-        <w:t xml:space="preserve"> </w:t>
-      </w:r>
-      <m:oMath>
-        <m:r>
-          <m:t>X</m:t>
-        </m:r>
-      </m:oMath>
-      <w:r>
-        <w:t xml:space="preserve"> </w:t>
-      </w:r>
-      <w:r>
-        <w:t xml:space="preserve">in the screening model.</w:t>
-      </w:r>
-    </w:p>
-    <w:tbl>
-      <w:tblPr>
-        <w:tblStyle w:val="Table"/>
-        <w:tblW w:type="pct" w:w="5000"/>
-        <w:tblLayout w:type="fixed"/>
-        <w:tblLook w:firstRow="0" w:lastRow="0" w:firstColumn="0" w:lastColumn="0" w:noHBand="0" w:noVBand="0" w:val="0000"/>
-      </w:tblPr>
-      <w:tblGrid>
-        <w:gridCol w:w="7920"/>
-      </w:tblGrid>
-      <w:tr>
-        <w:tc>
-          <w:tcPr/>
-          <w:bookmarkStart w:id="54" w:name="fig-bar-2"/>
-          <w:p>
-            <w:pPr>
-              <w:pStyle w:val="Compact"/>
-              <w:jc w:val="center"/>
-            </w:pPr>
-            <w:r>
-              <w:drawing>
-                <wp:inline>
-                  <wp:extent cx="5334000" cy="3048000"/>
-                  <wp:effectExtent b="0" l="0" r="0" t="0"/>
-                  <wp:docPr descr="" title="" id="52" name="Picture"/>
-                  <a:graphic>
-                    <a:graphicData uri="http://schemas.openxmlformats.org/drawingml/2006/picture">
-                      <pic:pic>
-                        <pic:nvPicPr>
-                          <pic:cNvPr descr="index_files/figure-docx/notebooks-mak_figures-fig-bar-2-output-1.png" id="53" name="Picture"/>
-                          <pic:cNvPicPr>
-                            <a:picLocks noChangeArrowheads="1" noChangeAspect="1"/>
-                          </pic:cNvPicPr>
-                        </pic:nvPicPr>
-                        <pic:blipFill>
-                          <a:blip r:embed="rId51"/>
-                          <a:stretch>
-                            <a:fillRect/>
-                          </a:stretch>
-                        </pic:blipFill>
-                        <pic:spPr bwMode="auto">
-                          <a:xfrm>
-                            <a:off x="0" y="0"/>
-                            <a:ext cx="5334000" cy="3048000"/>
-                          </a:xfrm>
-                          <a:prstGeom prst="rect">
-                            <a:avLst/>
-                          </a:prstGeom>
-                          <a:noFill/>
-                          <a:ln w="9525">
-                            <a:noFill/>
-                            <a:headEnd/>
-                            <a:tailEnd/>
-                          </a:ln>
-                        </pic:spPr>
-                      </pic:pic>
-                    </a:graphicData>
-                  </a:graphic>
-                </wp:inline>
-              </w:drawing>
-            </w:r>
-          </w:p>
-          <w:p>
-            <w:pPr>
-              <w:jc w:val="center"/>
-            </w:pPr>
-            <w:pPr>
-              <w:jc w:val="left"/>
-              <w:spacing w:before="200"/>
-              <w:pStyle w:val="ImageCaption"/>
-            </w:pPr>
-            <w:r>
-              <w:t xml:space="preserve">Figure 4: Type II Error by Method. Average type II error rate across all research settings is displayed for each method separately by color. Traditional selection methods are on the left, data-driven selection methods are on the right. Striped shading indicates data-driven selection methods that do not control for X.</w:t>
-            </w:r>
-          </w:p>
-          <w:bookmarkEnd w:id="54"/>
-        </w:tc>
-      </w:tr>
-    </w:tbl>
-    <w:p>
-      <w:pPr>
-        <w:pStyle w:val="BodyText"/>
-      </w:pPr>
-      <w:r>
-        <w:rPr>
-          <w:vertAlign w:val="subscript"/>
-        </w:rPr>
-        <w:t xml:space="preserve">Source:</w:t>
-      </w:r>
-      <w:r>
-        <w:rPr>
-          <w:vertAlign w:val="subscript"/>
-        </w:rPr>
-        <w:t xml:space="preserve"> </w:t>
-      </w:r>
-      <w:hyperlink r:id="rId55">
-        <w:r>
-          <w:rPr>
-            <w:rStyle w:val="Hyperlink"/>
-            <w:vertAlign w:val="subscript"/>
-          </w:rPr>
-          <w:t xml:space="preserve">Make Figures for Main Manuscript</w:t>
-        </w:r>
-      </w:hyperlink>
-    </w:p>
-    <w:p>
-      <w:pPr>
-        <w:pStyle w:val="BodyText"/>
-      </w:pPr>
-      <w:r>
-        <w:t xml:space="preserve">We next assessed how Type II error rates varied by specific dimensions of our research contexts and noted several patterns (</w:t>
-      </w:r>
-      <w:hyperlink w:anchor="fig-panel-2">
-        <w:r>
-          <w:rPr>
-            <w:rStyle w:val="Hyperlink"/>
-          </w:rPr>
-          <w:t xml:space="preserve">Figure 5</w:t>
-        </w:r>
-      </w:hyperlink>
-      <w:r>
-        <w:t xml:space="preserve">). First, it is clear that the no covariates approach was always associated with the highest Type II error rates across all values of all dimensions of the research contexts. Second, the traditional all covariates approach tended to under-perform (i.e., higher Type II error rates) relative to the data-driven approaches when the sample size was low, the number of available covariates was high, or the percentage of available covariates with non-zero correlations with</w:t>
-      </w:r>
-      <w:r>
-        <w:t xml:space="preserve"> </w:t>
-      </w:r>
-      <m:oMath>
-        <m:r>
-          <m:t>Y</m:t>
-        </m:r>
-      </m:oMath>
-      <w:r>
-        <w:t xml:space="preserve"> </w:t>
-      </w:r>
-      <w:r>
-        <w:t xml:space="preserve">was low. Similarly, the data-driven approaches that did not include</w:t>
-      </w:r>
-      <w:r>
-        <w:t xml:space="preserve"> </w:t>
-      </w:r>
-      <m:oMath>
-        <m:r>
-          <m:t>X</m:t>
-        </m:r>
-      </m:oMath>
-      <w:r>
-        <w:t xml:space="preserve"> </w:t>
-      </w:r>
-      <w:r>
-        <w:t xml:space="preserve">tended to under-perform relative to the matched approaches that did include</w:t>
-      </w:r>
-      <w:r>
-        <w:t xml:space="preserve"> </w:t>
-      </w:r>
-      <m:oMath>
-        <m:r>
-          <m:t>X</m:t>
-        </m:r>
-      </m:oMath>
-      <w:r>
-        <w:t xml:space="preserve"> </w:t>
-      </w:r>
-      <w:r>
-        <w:t xml:space="preserve">in these same contexts (low</w:t>
-      </w:r>
-      <w:r>
-        <w:t xml:space="preserve"> </w:t>
-      </w:r>
-      <m:oMath>
-        <m:r>
-          <m:t>N</m:t>
-        </m:r>
-      </m:oMath>
-      <w:r>
-        <w:t xml:space="preserve">, high number of covariates, low percentage of available covariates with non-zero correlations with</w:t>
-      </w:r>
-      <w:r>
-        <w:t xml:space="preserve"> </w:t>
-      </w:r>
-      <m:oMath>
-        <m:r>
-          <m:t>Y</m:t>
-        </m:r>
-      </m:oMath>
-      <w:r>
-        <w:t xml:space="preserve">).</w:t>
-      </w:r>
-    </w:p>
-    <w:tbl>
-      <w:tblPr>
-        <w:tblStyle w:val="Table"/>
-        <w:tblW w:type="pct" w:w="5000"/>
-        <w:tblLayout w:type="fixed"/>
-        <w:tblLook w:firstRow="0" w:lastRow="0" w:firstColumn="0" w:lastColumn="0" w:noHBand="0" w:noVBand="0" w:val="0000"/>
-      </w:tblPr>
-      <w:tblGrid>
-        <w:gridCol w:w="7920"/>
-      </w:tblGrid>
-      <w:tr>
-        <w:tc>
-          <w:tcPr/>
-          <w:bookmarkStart w:id="59" w:name="fig-panel-2"/>
+          <w:bookmarkStart w:id="48" w:name="fig-panel-2"/>
           <w:p>
             <w:pPr>
               <w:pStyle w:val="Compact"/>
@@ -5631,18 +5648,18 @@
                 <wp:inline>
                   <wp:extent cx="5334000" cy="6400800"/>
                   <wp:effectExtent b="0" l="0" r="0" t="0"/>
-                  <wp:docPr descr="" title="" id="57" name="Picture"/>
+                  <wp:docPr descr="" title="" id="46" name="Picture"/>
                   <a:graphic>
                     <a:graphicData uri="http://schemas.openxmlformats.org/drawingml/2006/picture">
                       <pic:pic>
                         <pic:nvPicPr>
-                          <pic:cNvPr descr="index_files/figure-docx/notebooks-mak_figures-fig-panel-2-output-1.png" id="58" name="Picture"/>
+                          <pic:cNvPr descr="index_files/figure-docx/notebooks-mak_figures-fig-panel-2-output-1.png" id="47" name="Picture"/>
                           <pic:cNvPicPr>
                             <a:picLocks noChangeArrowheads="1" noChangeAspect="1"/>
                           </pic:cNvPicPr>
                         </pic:nvPicPr>
                         <pic:blipFill>
-                          <a:blip r:embed="rId56"/>
+                          <a:blip r:embed="rId45"/>
                           <a:stretch>
                             <a:fillRect/>
                           </a:stretch>
@@ -5682,7 +5699,7 @@
               <w:t xml:space="preserve">Figure 5: Type II error by method and research context. Plots are paneled by aspects of the research context: number of observations, number of covariates, percentage of good covariates covariates (i.e., covariates with non-zero correlations with Y), and Y-covariate correlation strength, and population parameter for X. Methods are displayed separately by color. Data-driven selection methods that do not control for X are depicted as dashed lines.</w:t>
             </w:r>
           </w:p>
-          <w:bookmarkEnd w:id="59"/>
+          <w:bookmarkEnd w:id="48"/>
         </w:tc>
       </w:tr>
     </w:tbl>
@@ -5702,7 +5719,7 @@
         </w:rPr>
         <w:t xml:space="preserve"> </w:t>
       </w:r>
-      <w:hyperlink r:id="rId60">
+      <w:hyperlink r:id="rId49">
         <w:r>
           <w:rPr>
             <w:rStyle w:val="Hyperlink"/>
@@ -5712,9 +5729,9 @@
         </w:r>
       </w:hyperlink>
     </w:p>
-    <w:bookmarkEnd w:id="61"/>
-    <w:bookmarkEnd w:id="62"/>
-    <w:bookmarkStart w:id="63" w:name="discussion"/>
+    <w:bookmarkEnd w:id="50"/>
+    <w:bookmarkEnd w:id="51"/>
+    <w:bookmarkStart w:id="52" w:name="discussion"/>
     <w:p>
       <w:pPr>
         <w:pStyle w:val="Heading1"/>
@@ -5734,7 +5751,7 @@
         <w:t xml:space="preserve"> </w:t>
       </w:r>
       <w:r>
-        <w:t xml:space="preserve">(Simmons, Nelson, and Simonsohn 2011)</w:t>
+        <w:t xml:space="preserve">(Simmons et al. 2011)</w:t>
       </w:r>
       <w:r>
         <w:t xml:space="preserve">:</w:t>
@@ -6305,8 +6322,8 @@
         <w:t xml:space="preserve">We believe our paper provides strong evidence to support the clear benefits of using covariates. We hope that we have also clarified the relative costs and benefits of key approaches to selecting them in experimental research.</w:t>
       </w:r>
     </w:p>
-    <w:bookmarkEnd w:id="63"/>
-    <w:bookmarkStart w:id="64" w:name="acknowledgments"/>
+    <w:bookmarkEnd w:id="52"/>
+    <w:bookmarkStart w:id="53" w:name="acknowledgments"/>
     <w:p>
       <w:pPr>
         <w:pStyle w:val="Heading1"/>
@@ -6323,8 +6340,8 @@
         <w:t xml:space="preserve">The authors wish to thank Christopher Janssen for his role in developing the interactive shiny dashboard available on our OSF page.</w:t>
       </w:r>
     </w:p>
-    <w:bookmarkEnd w:id="64"/>
-    <w:bookmarkStart w:id="109" w:name="references"/>
+    <w:bookmarkEnd w:id="53"/>
+    <w:bookmarkStart w:id="98" w:name="references"/>
     <w:p>
       <w:pPr>
         <w:pStyle w:val="Heading1"/>
@@ -6333,8 +6350,8 @@
         <w:t xml:space="preserve">References</w:t>
       </w:r>
     </w:p>
-    <w:bookmarkStart w:id="108" w:name="refs"/>
-    <w:bookmarkStart w:id="66" w:name="ref-baker1500ScientistsLift2016"/>
+    <w:bookmarkStart w:id="97" w:name="refs"/>
+    <w:bookmarkStart w:id="55" w:name="ref-baker1500ScientistsLift2016"/>
     <w:p>
       <w:pPr>
         <w:pStyle w:val="Bibliography"/>
@@ -6367,7 +6384,7 @@
       <w:r>
         <w:t xml:space="preserve"> </w:t>
       </w:r>
-      <w:hyperlink r:id="rId65">
+      <w:hyperlink r:id="rId54">
         <w:r>
           <w:rPr>
             <w:rStyle w:val="Hyperlink"/>
@@ -6379,8 +6396,8 @@
         <w:t xml:space="preserve">.</w:t>
       </w:r>
     </w:p>
-    <w:bookmarkEnd w:id="66"/>
-    <w:bookmarkStart w:id="68" w:name="ref-beachChoosingCovariatesAnalysis1989"/>
+    <w:bookmarkEnd w:id="55"/>
+    <w:bookmarkStart w:id="57" w:name="ref-beachChoosingCovariatesAnalysis1989"/>
     <w:p>
       <w:pPr>
         <w:pStyle w:val="Bibliography"/>
@@ -6413,7 +6430,7 @@
       <w:r>
         <w:t xml:space="preserve"> </w:t>
       </w:r>
-      <w:hyperlink r:id="rId67">
+      <w:hyperlink r:id="rId56">
         <w:r>
           <w:rPr>
             <w:rStyle w:val="Hyperlink"/>
@@ -6425,8 +6442,8 @@
         <w:t xml:space="preserve">.</w:t>
       </w:r>
     </w:p>
-    <w:bookmarkEnd w:id="68"/>
-    <w:bookmarkStart w:id="70" w:name="ref-bradfordHowBadCould2013"/>
+    <w:bookmarkEnd w:id="57"/>
+    <w:bookmarkStart w:id="59" w:name="ref-bradfordHowBadCould2013"/>
     <w:p>
       <w:pPr>
         <w:pStyle w:val="Bibliography"/>
@@ -6471,7 +6488,7 @@
       <w:r>
         <w:t xml:space="preserve"> </w:t>
       </w:r>
-      <w:hyperlink r:id="rId69">
+      <w:hyperlink r:id="rId58">
         <w:r>
           <w:rPr>
             <w:rStyle w:val="Hyperlink"/>
@@ -6483,14 +6500,14 @@
         <w:t xml:space="preserve">.</w:t>
       </w:r>
     </w:p>
-    <w:bookmarkEnd w:id="70"/>
-    <w:bookmarkStart w:id="72" w:name="ref-buttonPowerFailureWhy2013"/>
+    <w:bookmarkEnd w:id="59"/>
+    <w:bookmarkStart w:id="61" w:name="ref-buttonPowerFailureWhy2013"/>
     <w:p>
       <w:pPr>
         <w:pStyle w:val="Bibliography"/>
       </w:pPr>
       <w:r>
-        <w:t xml:space="preserve">Button, Katherine S., John P. A. Ioannidis, Claire Mokrysz, Brian A. Nosek, Jonathan Flint, Emma S. J. Robinson, and Marcus R. Munafò. 2013.</w:t>
+        <w:t xml:space="preserve">Button, Katherine S., John P. A. Ioannidis, Claire Mokrysz, et al. 2013.</w:t>
       </w:r>
       <w:r>
         <w:t xml:space="preserve"> </w:t>
@@ -6517,7 +6534,7 @@
       <w:r>
         <w:t xml:space="preserve"> </w:t>
       </w:r>
-      <w:hyperlink r:id="rId71">
+      <w:hyperlink r:id="rId60">
         <w:r>
           <w:rPr>
             <w:rStyle w:val="Hyperlink"/>
@@ -6529,8 +6546,8 @@
         <w:t xml:space="preserve">.</w:t>
       </w:r>
     </w:p>
-    <w:bookmarkEnd w:id="72"/>
-    <w:bookmarkStart w:id="74" w:name="ref-chtc"/>
+    <w:bookmarkEnd w:id="61"/>
+    <w:bookmarkStart w:id="63" w:name="ref-chtc"/>
     <w:p>
       <w:pPr>
         <w:pStyle w:val="Bibliography"/>
@@ -6542,18 +6559,19 @@
         <w:t xml:space="preserve"> </w:t>
       </w:r>
       <w:r>
-        <w:t xml:space="preserve">“Center for High Throughput Computing.”</w:t>
-      </w:r>
-      <w:r>
-        <w:t xml:space="preserve"> </w:t>
-      </w:r>
-      <w:r>
-        <w:t xml:space="preserve">Center for High Throughput Computing.</w:t>
-      </w:r>
-      <w:r>
-        <w:t xml:space="preserve"> </w:t>
-      </w:r>
-      <w:hyperlink r:id="rId73">
+        <w:rPr>
+          <w:i/>
+          <w:iCs/>
+        </w:rPr>
+        <w:t xml:space="preserve">Center for High Throughput Computing</w:t>
+      </w:r>
+      <w:r>
+        <w:t xml:space="preserve">. Center for High Throughput Computing.</w:t>
+      </w:r>
+      <w:r>
+        <w:t xml:space="preserve"> </w:t>
+      </w:r>
+      <w:hyperlink r:id="rId62">
         <w:r>
           <w:rPr>
             <w:rStyle w:val="Hyperlink"/>
@@ -6565,8 +6583,8 @@
         <w:t xml:space="preserve">.</w:t>
       </w:r>
     </w:p>
-    <w:bookmarkEnd w:id="74"/>
-    <w:bookmarkStart w:id="76" w:name="X7184952359760f4d1a5486dd020a7850c2f64c7"/>
+    <w:bookmarkEnd w:id="63"/>
+    <w:bookmarkStart w:id="65" w:name="X7184952359760f4d1a5486dd020a7850c2f64c7"/>
     <w:p>
       <w:pPr>
         <w:pStyle w:val="Bibliography"/>
@@ -6606,12 +6624,12 @@
         <w:t xml:space="preserve"> </w:t>
       </w:r>
       <w:r>
-        <w:t xml:space="preserve">65 (3): 145–53.</w:t>
-      </w:r>
-      <w:r>
-        <w:t xml:space="preserve"> </w:t>
-      </w:r>
-      <w:hyperlink r:id="rId75">
+        <w:t xml:space="preserve">(US) 65 (3): 145–53.</w:t>
+      </w:r>
+      <w:r>
+        <w:t xml:space="preserve"> </w:t>
+      </w:r>
+      <w:hyperlink r:id="rId64">
         <w:r>
           <w:rPr>
             <w:rStyle w:val="Hyperlink"/>
@@ -6623,14 +6641,14 @@
         <w:t xml:space="preserve">.</w:t>
       </w:r>
     </w:p>
-    <w:bookmarkEnd w:id="76"/>
-    <w:bookmarkStart w:id="77" w:name="ref-cohenStatisticalPowerAnalysis1988"/>
+    <w:bookmarkEnd w:id="65"/>
+    <w:bookmarkStart w:id="66" w:name="ref-cohenStatisticalPowerAnalysis1988"/>
     <w:p>
       <w:pPr>
         <w:pStyle w:val="Bibliography"/>
       </w:pPr>
       <w:r>
-        <w:t xml:space="preserve">———. 1988.</w:t>
+        <w:t xml:space="preserve">Cohen, Jacob. 1988.</w:t>
       </w:r>
       <w:r>
         <w:t xml:space="preserve"> </w:t>
@@ -6685,17 +6703,17 @@
         <w:t xml:space="preserve">Behavioral Sciences</w:t>
       </w:r>
       <w:r>
-        <w:t xml:space="preserve">. 2 edition. Hillsdale, N.J: Routledge.</w:t>
-      </w:r>
-    </w:p>
-    <w:bookmarkEnd w:id="77"/>
-    <w:bookmarkStart w:id="78" w:name="ref-cohenPowerPrimer1992"/>
+        <w:t xml:space="preserve">. 2 edition. Routledge.</w:t>
+      </w:r>
+    </w:p>
+    <w:bookmarkEnd w:id="66"/>
+    <w:bookmarkStart w:id="67" w:name="ref-cohenPowerPrimer1992"/>
     <w:p>
       <w:pPr>
         <w:pStyle w:val="Bibliography"/>
       </w:pPr>
       <w:r>
-        <w:t xml:space="preserve">———. 1992.</w:t>
+        <w:t xml:space="preserve">Cohen, Jacob. 1992.</w:t>
       </w:r>
       <w:r>
         <w:t xml:space="preserve"> </w:t>
@@ -6720,8 +6738,8 @@
         <w:t xml:space="preserve">112 (1): 155–59.</w:t>
       </w:r>
     </w:p>
-    <w:bookmarkEnd w:id="78"/>
-    <w:bookmarkStart w:id="80" w:name="ref-egbewaleBiasPrecisionStatistical2014"/>
+    <w:bookmarkEnd w:id="67"/>
+    <w:bookmarkStart w:id="69" w:name="ref-egbewaleBiasPrecisionStatistical2014"/>
     <w:p>
       <w:pPr>
         <w:pStyle w:val="Bibliography"/>
@@ -6754,7 +6772,7 @@
       <w:r>
         <w:t xml:space="preserve"> </w:t>
       </w:r>
-      <w:hyperlink r:id="rId79">
+      <w:hyperlink r:id="rId68">
         <w:r>
           <w:rPr>
             <w:rStyle w:val="Hyperlink"/>
@@ -6766,8 +6784,8 @@
         <w:t xml:space="preserve">.</w:t>
       </w:r>
     </w:p>
-    <w:bookmarkEnd w:id="80"/>
-    <w:bookmarkStart w:id="82" w:name="ref-fanelliPositiveResultsIncrease2010"/>
+    <w:bookmarkEnd w:id="69"/>
+    <w:bookmarkStart w:id="71" w:name="ref-fanelliPositiveResultsIncrease2010"/>
     <w:p>
       <w:pPr>
         <w:pStyle w:val="Bibliography"/>
@@ -6842,7 +6860,7 @@
       <w:r>
         <w:t xml:space="preserve"> </w:t>
       </w:r>
-      <w:hyperlink r:id="rId81">
+      <w:hyperlink r:id="rId70">
         <w:r>
           <w:rPr>
             <w:rStyle w:val="Hyperlink"/>
@@ -6854,8 +6872,8 @@
         <w:t xml:space="preserve">.</w:t>
       </w:r>
     </w:p>
-    <w:bookmarkEnd w:id="82"/>
-    <w:bookmarkStart w:id="84" w:name="ref-hefnerAlcoholStressResponse2013"/>
+    <w:bookmarkEnd w:id="71"/>
+    <w:bookmarkStart w:id="73" w:name="ref-hefnerAlcoholStressResponse2013"/>
     <w:p>
       <w:pPr>
         <w:pStyle w:val="Bibliography"/>
@@ -6888,7 +6906,7 @@
       <w:r>
         <w:t xml:space="preserve"> </w:t>
       </w:r>
-      <w:hyperlink r:id="rId83">
+      <w:hyperlink r:id="rId72">
         <w:r>
           <w:rPr>
             <w:rStyle w:val="Hyperlink"/>
@@ -6900,8 +6918,8 @@
         <w:t xml:space="preserve">.</w:t>
       </w:r>
     </w:p>
-    <w:bookmarkEnd w:id="84"/>
-    <w:bookmarkStart w:id="86" w:name="X2f0269178ca78ed63e1136f742f04d81b1fa6ea"/>
+    <w:bookmarkEnd w:id="73"/>
+    <w:bookmarkStart w:id="75" w:name="X2f0269178ca78ed63e1136f742f04d81b1fa6ea"/>
     <w:p>
       <w:pPr>
         <w:pStyle w:val="Bibliography"/>
@@ -6952,7 +6970,7 @@
       <w:r>
         <w:t xml:space="preserve"> </w:t>
       </w:r>
-      <w:hyperlink r:id="rId85">
+      <w:hyperlink r:id="rId74">
         <w:r>
           <w:rPr>
             <w:rStyle w:val="Hyperlink"/>
@@ -6964,8 +6982,8 @@
         <w:t xml:space="preserve">.</w:t>
       </w:r>
     </w:p>
-    <w:bookmarkEnd w:id="86"/>
-    <w:bookmarkStart w:id="88" w:name="X1d510f5e635c9bb1fe85b2bd18ed5a6e27b856d"/>
+    <w:bookmarkEnd w:id="75"/>
+    <w:bookmarkStart w:id="77" w:name="X1d510f5e635c9bb1fe85b2bd18ed5a6e27b856d"/>
     <w:p>
       <w:pPr>
         <w:pStyle w:val="Bibliography"/>
@@ -6998,7 +7016,7 @@
       <w:r>
         <w:t xml:space="preserve"> </w:t>
       </w:r>
-      <w:hyperlink r:id="rId87">
+      <w:hyperlink r:id="rId76">
         <w:r>
           <w:rPr>
             <w:rStyle w:val="Hyperlink"/>
@@ -7010,8 +7028,8 @@
         <w:t xml:space="preserve">.</w:t>
       </w:r>
     </w:p>
-    <w:bookmarkEnd w:id="88"/>
-    <w:bookmarkStart w:id="90" w:name="ref-ioannidisWhyMostPublished2005"/>
+    <w:bookmarkEnd w:id="77"/>
+    <w:bookmarkStart w:id="79" w:name="ref-ioannidisWhyMostPublished2005"/>
     <w:p>
       <w:pPr>
         <w:pStyle w:val="Bibliography"/>
@@ -7044,7 +7062,7 @@
       <w:r>
         <w:t xml:space="preserve"> </w:t>
       </w:r>
-      <w:hyperlink r:id="rId89">
+      <w:hyperlink r:id="rId78">
         <w:r>
           <w:rPr>
             <w:rStyle w:val="Hyperlink"/>
@@ -7056,8 +7074,8 @@
         <w:t xml:space="preserve">.</w:t>
       </w:r>
     </w:p>
-    <w:bookmarkEnd w:id="90"/>
-    <w:bookmarkStart w:id="92" w:name="ref-kahanRisksRewardsCovariate2014"/>
+    <w:bookmarkEnd w:id="79"/>
+    <w:bookmarkStart w:id="81" w:name="ref-kahanRisksRewardsCovariate2014"/>
     <w:p>
       <w:pPr>
         <w:pStyle w:val="Bibliography"/>
@@ -7090,7 +7108,7 @@
       <w:r>
         <w:t xml:space="preserve"> </w:t>
       </w:r>
-      <w:hyperlink r:id="rId91">
+      <w:hyperlink r:id="rId80">
         <w:r>
           <w:rPr>
             <w:rStyle w:val="Hyperlink"/>
@@ -7102,8 +7120,8 @@
         <w:t xml:space="preserve">.</w:t>
       </w:r>
     </w:p>
-    <w:bookmarkEnd w:id="92"/>
-    <w:bookmarkStart w:id="93" w:name="ref-kuhnTidymodelsCollectionPackages2020"/>
+    <w:bookmarkEnd w:id="81"/>
+    <w:bookmarkStart w:id="82" w:name="ref-kuhnTidymodelsCollectionPackages2020"/>
     <w:p>
       <w:pPr>
         <w:pStyle w:val="Bibliography"/>
@@ -7115,11 +7133,18 @@
         <w:t xml:space="preserve"> </w:t>
       </w:r>
       <w:r>
-        <w:t xml:space="preserve">“Tidymodels: A Collection of Packages for Modeling and Machine Learning Using Tidyverse Principles.”</w:t>
-      </w:r>
-    </w:p>
-    <w:bookmarkEnd w:id="93"/>
-    <w:bookmarkStart w:id="95" w:name="Xacb972bec6951688223e59e5436f5358068fdee"/>
+        <w:rPr>
+          <w:i/>
+          <w:iCs/>
+        </w:rPr>
+        <w:t xml:space="preserve">Tidymodels: A Collection of Packages for Modeling and Machine Learning Using Tidyverse Principles</w:t>
+      </w:r>
+      <w:r>
+        <w:t xml:space="preserve">.</w:t>
+      </w:r>
+    </w:p>
+    <w:bookmarkEnd w:id="82"/>
+    <w:bookmarkStart w:id="84" w:name="Xacb972bec6951688223e59e5436f5358068fdee"/>
     <w:p>
       <w:pPr>
         <w:pStyle w:val="Bibliography"/>
@@ -7133,7 +7158,7 @@
       <w:r>
         <w:t xml:space="preserve">“</w:t>
       </w:r>
-      <w:hyperlink r:id="rId94">
+      <w:hyperlink r:id="rId83">
         <w:r>
           <w:rPr>
             <w:rStyle w:val="Hyperlink"/>
@@ -7161,69 +7186,14 @@
         <w:t xml:space="preserve">110 (1): 40–48.</w:t>
       </w:r>
     </w:p>
-    <w:bookmarkEnd w:id="95"/>
-    <w:bookmarkStart w:id="96" w:name="X93e79e1a5ab79bb153842a6d1ed7d5e5cb3185f"/>
+    <w:bookmarkEnd w:id="84"/>
+    <w:bookmarkStart w:id="85" w:name="X93e79e1a5ab79bb153842a6d1ed7d5e5cb3185f"/>
     <w:p>
       <w:pPr>
         <w:pStyle w:val="Bibliography"/>
       </w:pPr>
       <w:r>
         <w:t xml:space="preserve">RStudio Team. 2020.</w:t>
-      </w:r>
-      <w:r>
-        <w:t xml:space="preserve"> </w:t>
-      </w:r>
-      <w:r>
-        <w:t xml:space="preserve">“</w:t>
-      </w:r>
-      <w:r>
-        <w:t xml:space="preserve">RStudio</w:t>
-      </w:r>
-      <w:r>
-        <w:t xml:space="preserve">:</w:t>
-      </w:r>
-      <w:r>
-        <w:t xml:space="preserve"> </w:t>
-      </w:r>
-      <w:r>
-        <w:t xml:space="preserve">Integrated Development</w:t>
-      </w:r>
-      <w:r>
-        <w:t xml:space="preserve"> </w:t>
-      </w:r>
-      <w:r>
-        <w:t xml:space="preserve">for</w:t>
-      </w:r>
-      <w:r>
-        <w:t xml:space="preserve"> </w:t>
-      </w:r>
-      <w:r>
-        <w:t xml:space="preserve">R</w:t>
-      </w:r>
-      <w:r>
-        <w:t xml:space="preserve">.”</w:t>
-      </w:r>
-      <w:r>
-        <w:t xml:space="preserve"> </w:t>
-      </w:r>
-      <w:r>
-        <w:t xml:space="preserve">Boston, MA: RStudio, Inc.</w:t>
-      </w:r>
-    </w:p>
-    <w:bookmarkEnd w:id="96"/>
-    <w:bookmarkStart w:id="98" w:name="X2622635a1d0cb17575e986ac7fc2f356c2369ea"/>
-    <w:p>
-      <w:pPr>
-        <w:pStyle w:val="Bibliography"/>
-      </w:pPr>
-      <w:r>
-        <w:t xml:space="preserve">Schelchter, Mark D., and Alan B. Forsythe. 1985.</w:t>
-      </w:r>
-      <w:r>
-        <w:t xml:space="preserve"> </w:t>
-      </w:r>
-      <w:r>
-        <w:t xml:space="preserve">“Post-Hoc Selection of Covariates in Randomized Experiments.”</w:t>
       </w:r>
       <w:r>
         <w:t xml:space="preserve"> </w:t>
@@ -7233,6 +7203,84 @@
           <w:i/>
           <w:iCs/>
         </w:rPr>
+        <w:t xml:space="preserve">RStudio</w:t>
+      </w:r>
+      <w:r>
+        <w:rPr>
+          <w:i/>
+          <w:iCs/>
+        </w:rPr>
+        <w:t xml:space="preserve">:</w:t>
+      </w:r>
+      <w:r>
+        <w:rPr>
+          <w:i/>
+          <w:iCs/>
+        </w:rPr>
+        <w:t xml:space="preserve"> </w:t>
+      </w:r>
+      <w:r>
+        <w:rPr>
+          <w:i/>
+          <w:iCs/>
+        </w:rPr>
+        <w:t xml:space="preserve">Integrated Development</w:t>
+      </w:r>
+      <w:r>
+        <w:rPr>
+          <w:i/>
+          <w:iCs/>
+        </w:rPr>
+        <w:t xml:space="preserve"> </w:t>
+      </w:r>
+      <w:r>
+        <w:rPr>
+          <w:i/>
+          <w:iCs/>
+        </w:rPr>
+        <w:t xml:space="preserve">for</w:t>
+      </w:r>
+      <w:r>
+        <w:rPr>
+          <w:i/>
+          <w:iCs/>
+        </w:rPr>
+        <w:t xml:space="preserve"> </w:t>
+      </w:r>
+      <w:r>
+        <w:rPr>
+          <w:i/>
+          <w:iCs/>
+        </w:rPr>
+        <w:t xml:space="preserve">R</w:t>
+      </w:r>
+      <w:r>
+        <w:t xml:space="preserve">. RStudio, Inc.</w:t>
+      </w:r>
+    </w:p>
+    <w:bookmarkEnd w:id="85"/>
+    <w:bookmarkStart w:id="87" w:name="X2622635a1d0cb17575e986ac7fc2f356c2369ea"/>
+    <w:p>
+      <w:pPr>
+        <w:pStyle w:val="Bibliography"/>
+      </w:pPr>
+      <w:r>
+        <w:t xml:space="preserve">Schelchter, Mark D., and Alan B. Forsythe. 1985.</w:t>
+      </w:r>
+      <w:r>
+        <w:t xml:space="preserve"> </w:t>
+      </w:r>
+      <w:r>
+        <w:t xml:space="preserve">“Post-Hoc Selection of Covariates in Randomized Experiments.”</w:t>
+      </w:r>
+      <w:r>
+        <w:t xml:space="preserve"> </w:t>
+      </w:r>
+      <w:r>
+        <w:rPr>
+          <w:i/>
+          <w:iCs/>
+        </w:rPr>
         <w:t xml:space="preserve">Communications in Statistics - Theory and Methods</w:t>
       </w:r>
       <w:r>
@@ -7244,7 +7292,7 @@
       <w:r>
         <w:t xml:space="preserve"> </w:t>
       </w:r>
-      <w:hyperlink r:id="rId97">
+      <w:hyperlink r:id="rId86">
         <w:r>
           <w:rPr>
             <w:rStyle w:val="Hyperlink"/>
@@ -7256,8 +7304,8 @@
         <w:t xml:space="preserve">.</w:t>
       </w:r>
     </w:p>
-    <w:bookmarkEnd w:id="98"/>
-    <w:bookmarkStart w:id="100" w:name="X8e2c8939838df13f010698dd12f887c58598160"/>
+    <w:bookmarkEnd w:id="87"/>
+    <w:bookmarkStart w:id="89" w:name="X8e2c8939838df13f010698dd12f887c58598160"/>
     <w:p>
       <w:pPr>
         <w:pStyle w:val="Bibliography"/>
@@ -7290,7 +7338,7 @@
       <w:r>
         <w:t xml:space="preserve"> </w:t>
       </w:r>
-      <w:hyperlink r:id="rId99">
+      <w:hyperlink r:id="rId88">
         <w:r>
           <w:rPr>
             <w:rStyle w:val="Hyperlink"/>
@@ -7302,8 +7350,8 @@
         <w:t xml:space="preserve">.</w:t>
       </w:r>
     </w:p>
-    <w:bookmarkEnd w:id="100"/>
-    <w:bookmarkStart w:id="102" w:name="ref-simonsohnPcurveKeyFiledrawer2014"/>
+    <w:bookmarkEnd w:id="89"/>
+    <w:bookmarkStart w:id="91" w:name="ref-simonsohnPcurveKeyFiledrawer2014"/>
     <w:p>
       <w:pPr>
         <w:pStyle w:val="Bibliography"/>
@@ -7348,7 +7396,7 @@
       <w:r>
         <w:t xml:space="preserve"> </w:t>
       </w:r>
-      <w:hyperlink r:id="rId101">
+      <w:hyperlink r:id="rId90">
         <w:r>
           <w:rPr>
             <w:rStyle w:val="Hyperlink"/>
@@ -7360,8 +7408,8 @@
         <w:t xml:space="preserve">.</w:t>
       </w:r>
     </w:p>
-    <w:bookmarkEnd w:id="102"/>
-    <w:bookmarkStart w:id="104" w:name="ref-thompsonCovariateAdjustmentHad2015"/>
+    <w:bookmarkEnd w:id="91"/>
+    <w:bookmarkStart w:id="93" w:name="ref-thompsonCovariateAdjustmentHad2015"/>
     <w:p>
       <w:pPr>
         <w:pStyle w:val="Bibliography"/>
@@ -7394,7 +7442,7 @@
       <w:r>
         <w:t xml:space="preserve"> </w:t>
       </w:r>
-      <w:hyperlink r:id="rId103">
+      <w:hyperlink r:id="rId92">
         <w:r>
           <w:rPr>
             <w:rStyle w:val="Hyperlink"/>
@@ -7406,8 +7454,8 @@
         <w:t xml:space="preserve">.</w:t>
       </w:r>
     </w:p>
-    <w:bookmarkEnd w:id="104"/>
-    <w:bookmarkStart w:id="106" w:name="X65fcee1c7a41f936cbb5091b59133225cfac5a3"/>
+    <w:bookmarkEnd w:id="93"/>
+    <w:bookmarkStart w:id="95" w:name="X65fcee1c7a41f936cbb5091b59133225cfac5a3"/>
     <w:p>
       <w:pPr>
         <w:pStyle w:val="Bibliography"/>
@@ -7473,7 +7521,7 @@
       <w:r>
         <w:t xml:space="preserve"> </w:t>
       </w:r>
-      <w:hyperlink r:id="rId105">
+      <w:hyperlink r:id="rId94">
         <w:r>
           <w:rPr>
             <w:rStyle w:val="Hyperlink"/>
@@ -7485,8 +7533,8 @@
         <w:t xml:space="preserve">.</w:t>
       </w:r>
     </w:p>
-    <w:bookmarkEnd w:id="106"/>
-    <w:bookmarkStart w:id="107" w:name="ref-vanbreukelenANCOVAChangeBaseline2006"/>
+    <w:bookmarkEnd w:id="95"/>
+    <w:bookmarkStart w:id="96" w:name="ref-vanbreukelenANCOVAChangeBaseline2006"/>
     <w:p>
       <w:pPr>
         <w:pStyle w:val="Bibliography"/>
@@ -7526,9 +7574,9 @@
         <w:t xml:space="preserve">59: 920–25.</w:t>
       </w:r>
     </w:p>
-    <w:bookmarkEnd w:id="107"/>
-    <w:bookmarkEnd w:id="108"/>
-    <w:bookmarkEnd w:id="109"/>
+    <w:bookmarkEnd w:id="96"/>
+    <w:bookmarkEnd w:id="97"/>
+    <w:bookmarkEnd w:id="98"/>
     <w:sectPr>
       <w:footnotePr>
         <w:numRestart w:val="eachSect"/>
@@ -7765,10 +7813,10 @@
   <w:docDefaults>
     <w:rPrDefault>
       <w:rPr>
-        <w:rFonts w:asciiTheme="minorHAnsi" w:cstheme="minorBidi" w:eastAsiaTheme="minorHAnsi" w:hAnsiTheme="minorHAnsi"/>
+        <w:rFonts w:asciiTheme="minorHAnsi" w:cstheme="minorBidi" w:eastAsiaTheme="minorEastAsia" w:hAnsiTheme="minorHAnsi"/>
         <w:sz w:val="24"/>
         <w:szCs w:val="24"/>
-        <w:lang w:bidi="ar-SA" w:eastAsia="en-US" w:val="en-US"/>
+        <w:lang w:bidi="ar-SA" w:eastAsia="zh-CN" w:val="en-US"/>
       </w:rPr>
     </w:rPrDefault>
     <w:pPrDefault>
@@ -8309,13 +8357,6 @@
       </w:tblCellMar>
     </w:tblPr>
     <w:tblStylePr w:type="firstRow">
-      <w:tblPr>
-        <w:jc w:val="left"/>
-        <w:tblInd w:type="dxa" w:w="0"/>
-      </w:tblPr>
-      <w:trPr>
-        <w:jc w:val="left"/>
-      </w:trPr>
       <w:tcPr>
         <w:tcBorders>
           <w:bottom w:val="single"/>

--- a/index.docx
+++ b/index.docx
@@ -157,7 +157,7 @@
         <w:t xml:space="preserve">We calculated the probability of Type I and Type II errors across methods and research contexts. Our results provide strong evidence of the benefits of using covariates and provide practical guidance for selecting covariates in experimental research.</w:t>
       </w:r>
     </w:p>
-    <w:bookmarkStart w:id="9" w:name="introduction"/>
+    <w:bookmarkStart w:id="20" w:name="introduction"/>
     <w:p>
       <w:pPr>
         <w:pStyle w:val="Heading1"/>
@@ -177,7 +177,7 @@
         <w:t xml:space="preserve"> </w:t>
       </w:r>
       <w:r>
-        <w:t xml:space="preserve">(Bradford et al. 2013; Hefner et al. 2013)</w:t>
+        <w:t xml:space="preserve">(Bradford, Shapiro, and Curtin 2013; Hefner et al. 2013)</w:t>
       </w:r>
       <w:r>
         <w:t xml:space="preserve">. A valid test of the effect of such an IV requires adequate statistical power</w:t>
@@ -212,7 +212,7 @@
         <w:t xml:space="preserve"> </w:t>
       </w:r>
       <w:r>
-        <w:t xml:space="preserve">(Thompson et al. 2015; Hernández et al. 2004; Hernández et al. 2006; Kahan et al. 2014; Van Breukelen 2006; Egbewale et al. 2014)</w:t>
+        <w:t xml:space="preserve">(Thompson et al. 2015; Adrián V. Hernández, Steyerberg, and Habbema 2004; Adrián V. Hernández, Eijkemans, and Steyerberg 2006; Kahan et al. 2014; Van Breukelen 2006; Egbewale, Lewis, and Sim 2014)</w:t>
       </w:r>
       <w:r>
         <w:t xml:space="preserve">. For example, in the previously described test of the effect of alcohol on stress response, baseline measures of both trait anxiety and fearfulness could be included as covariates. These measures would not be systematically correlated with the IV because they are collected prior to random assignment. They would also be expected to correlate with laboratory stress response based on prior research. Given this, the addition of these measures as covariates in the analysis could reduce variance in stress response that is unrelated to the manipulation and lower the probability of a Type II error for the IV effect.</w:t>
@@ -255,7 +255,7 @@
         <w:t xml:space="preserve"> </w:t>
       </w:r>
       <w:r>
-        <w:t xml:space="preserve">(Simonsohn et al. 2014)</w:t>
+        <w:t xml:space="preserve">(Simonsohn, Nelson, and Simmons 2014)</w:t>
       </w:r>
       <w:r>
         <w:t xml:space="preserve">, seriously undermines the statistical validity of the analyses by substantially increasing the probability of Type I errors (i.e., rejecting the null hypothesis when it is not false</w:t>
@@ -264,7 +264,7 @@
         <w:t xml:space="preserve"> </w:t>
       </w:r>
       <w:r>
-        <w:t xml:space="preserve">(Simmons et al. 2011; Ioannidis 2005; Schelchter and Forsythe 1985; Beach and Meier 1989)</w:t>
+        <w:t xml:space="preserve">(Simmons, Nelson, and Simonsohn 2011; Ioannidis 2005; Schelchter and Forsythe 1985; Beach and Meier 1989)</w:t>
       </w:r>
       <w:r>
         <w:t xml:space="preserve">). Statistically valid analyses require both low probability of Type II errors and control of Type I errors at the specified value of alpha (e.g., 0.05).</w:t>
@@ -288,10 +288,7 @@
         <w:t xml:space="preserve">p</w:t>
       </w:r>
       <w:r>
-        <w:t xml:space="preserve">-hacking compromises statistical validity, we are left with questions about appropriate covariate selection approaches that both minimize Type II errors and control Type I errors at alpha. Traditionally, researchers have relied on two somewhat extreme strategies for selecting covariates. At one end, the researcher could decide to avoid the use of covariates altogether with no risk to Type I error control. But this decision would increase the probability of Type II errors due to lower statistical power. At the other extreme, the researcher could plan to include all available covariates that are reasonably believed to account for unexplained variance in the outcome in the statistical analysis. This decision, if made a priori</w:t>
-      </w:r>
-      <w:r>
-        <w:t xml:space="preserve">, would also not be expected to inflate the Type I error rate. However, this approach may not yield optimal Type II error rate and statistical power because a subset of these covariates may not manifest strong, or any, relationship with the outcome in any particular study if they have not been previously well-established as robust predictors. Furthermore, available covariates are often correlated with each other (e.g., trait anxiety and fearfulness from the previous example), which reduces their potential benefit in reducing noise relative to their cost to degrees of freedom in the analysis.</w:t>
+        <w:t xml:space="preserve">-hacking compromises statistical validity, we are left with questions about appropriate covariate selection approaches that both minimize Type II errors and control Type I errors at alpha. Traditionally, researchers have relied on two somewhat extreme strategies for selecting covariates. At one end, the researcher could decide to avoid the use of covariates altogether with no risk to Type I error control. But this decision would increase the probability of Type II errors due to lower statistical power. At the other extreme, the researcher could plan to include all available covariates that are reasonably believed to account for unexplained variance in the outcome in the statistical analysis. This decision, if made a priori, would also not be expected to inflate the Type I error rate. However, this approach may not yield optimal Type II error rate and statistical power because a subset of these covariates may not manifest strong, or any, relationship with the outcome in any particular study if they have not been previously well-established as robust predictors. Furthermore, available covariates are often correlated with each other (e.g., trait anxiety and fearfulness from the previous example), which reduces their potential benefit in reducing noise relative to their cost to degrees of freedom in the analysis.</w:t>
       </w:r>
     </w:p>
     <w:p>
@@ -423,8 +420,8 @@
         <w:t xml:space="preserve">was included in the screening model. Further detail on these approaches is provided below. For all traditional and data-driven approaches we quantify the probability of Type I and Type II errors across a variety of research contexts that vary by sample size, number of available covariates, strength of covariate effects, effect size for the IV and other relevant context characteristics. We use results from these simulations to provide clear and accessible guidance about how best to select an optimal set of covariates to decrease Type II error rate while controlling Type I error rate when testing the effect of a manipulated IV in various research contexts.</w:t>
       </w:r>
     </w:p>
-    <w:bookmarkEnd w:id="9"/>
-    <w:bookmarkStart w:id="20" w:name="methods"/>
+    <w:bookmarkEnd w:id="20"/>
+    <w:bookmarkStart w:id="31" w:name="methods"/>
     <w:p>
       <w:pPr>
         <w:pStyle w:val="Heading1"/>
@@ -433,7 +430,7 @@
         <w:t xml:space="preserve">Methods</w:t>
       </w:r>
     </w:p>
-    <w:bookmarkStart w:id="12" w:name="covariate-selection-approaches"/>
+    <w:bookmarkStart w:id="23" w:name="covariate-selection-approaches"/>
     <w:p>
       <w:pPr>
         <w:pStyle w:val="Heading2"/>
@@ -601,7 +598,7 @@
         <w:t xml:space="preserve">-hacking) differed across two dimensions. First, we considered three modeling approaches for the screening models: linear models that screened each covariate separately in its own model (</w:t>
       </w:r>
       <w:r>
-        <w:t xml:space="preserve">“separate cov lm”</w:t>
+        <w:t xml:space="preserve">“separate lm”</w:t>
       </w:r>
       <w:r>
         <w:t xml:space="preserve"> </w:t>
@@ -610,7 +607,7 @@
         <w:t xml:space="preserve">approach), linear models that screened all covariates simultaneously in a single model (</w:t>
       </w:r>
       <w:r>
-        <w:t xml:space="preserve">“simultaneous cov lm”</w:t>
+        <w:t xml:space="preserve">“simultaneous lm”</w:t>
       </w:r>
       <w:r>
         <w:t xml:space="preserve"> </w:t>
@@ -631,7 +628,7 @@
         <w:t xml:space="preserve">models that screened all covariates simultaneously in a single model (</w:t>
       </w:r>
       <w:r>
-        <w:t xml:space="preserve">“simultaneous cov LASSO”</w:t>
+        <w:t xml:space="preserve">“simultaneous LASSO”</w:t>
       </w:r>
       <w:r>
         <w:t xml:space="preserve"> </w:t>
@@ -662,7 +659,7 @@
         </m:r>
       </m:oMath>
       <w:r>
-        <w:t xml:space="preserve">). For the simultaneous cov LASSO with</w:t>
+        <w:t xml:space="preserve">). For the simultaneous LASSO with</w:t>
       </w:r>
       <w:r>
         <w:t xml:space="preserve"> </w:t>
@@ -698,7 +695,7 @@
         <w:pStyle w:val="BodyText"/>
       </w:pPr>
       <w:r>
-        <w:t xml:space="preserve">For the linear models (separate cov lm w/o</w:t>
+        <w:t xml:space="preserve">For the linear models (separate lm w/o</w:t>
       </w:r>
       <w:r>
         <w:t xml:space="preserve"> </w:t>
@@ -709,7 +706,7 @@
         </m:r>
       </m:oMath>
       <w:r>
-        <w:t xml:space="preserve">, separate cov lm with</w:t>
+        <w:t xml:space="preserve">, separate lm with</w:t>
       </w:r>
       <w:r>
         <w:t xml:space="preserve"> </w:t>
@@ -720,7 +717,7 @@
         </m:r>
       </m:oMath>
       <w:r>
-        <w:t xml:space="preserve">, simultaneous cov lm w/o</w:t>
+        <w:t xml:space="preserve">, simultaneous lm w/o</w:t>
       </w:r>
       <w:r>
         <w:t xml:space="preserve"> </w:t>
@@ -731,7 +728,7 @@
         </m:r>
       </m:oMath>
       <w:r>
-        <w:t xml:space="preserve">, and simultaneous cov lm with</w:t>
+        <w:t xml:space="preserve">, and simultaneous lm with</w:t>
       </w:r>
       <w:r>
         <w:t xml:space="preserve"> </w:t>
@@ -782,7 +779,7 @@
         <w:t xml:space="preserve"> </w:t>
       </w:r>
       <w:r>
-        <w:t xml:space="preserve">were not used for covariate selection. For the LASSO models (simultaneous cov LASSO w/o</w:t>
+        <w:t xml:space="preserve">were not used for covariate selection. For the LASSO models (simultaneous LASSO w/o</w:t>
       </w:r>
       <w:r>
         <w:t xml:space="preserve"> </w:t>
@@ -796,7 +793,7 @@
         <w:t xml:space="preserve"> </w:t>
       </w:r>
       <w:r>
-        <w:t xml:space="preserve">and simultaneous cov LASS with</w:t>
+        <w:t xml:space="preserve">and simultaneous LASSO with</w:t>
       </w:r>
       <w:r>
         <w:t xml:space="preserve"> </w:t>
@@ -823,7 +820,7 @@
       <w:tr>
         <w:tc>
           <w:tcPr/>
-          <w:bookmarkStart w:id="10" w:name="tbl-methods"/>
+          <w:bookmarkStart w:id="21" w:name="tbl-methods"/>
           <w:p>
             <w:pPr>
               <w:jc w:val="center"/>
@@ -1385,7 +1382,7 @@
               </w:tc>
             </w:tr>
           </w:tbl>
-          <w:bookmarkEnd w:id="10"/>
+          <w:bookmarkEnd w:id="21"/>
           <w:p/>
         </w:tc>
       </w:tr>
@@ -1406,7 +1403,7 @@
         </w:rPr>
         <w:t xml:space="preserve"> </w:t>
       </w:r>
-      <w:hyperlink r:id="rId11">
+      <w:hyperlink r:id="rId22">
         <w:r>
           <w:rPr>
             <w:rStyle w:val="Hyperlink"/>
@@ -1416,8 +1413,8 @@
         </w:r>
       </w:hyperlink>
     </w:p>
-    <w:bookmarkEnd w:id="12"/>
-    <w:bookmarkStart w:id="15" w:name="research-contexts"/>
+    <w:bookmarkEnd w:id="23"/>
+    <w:bookmarkStart w:id="26" w:name="research-contexts"/>
     <w:p>
       <w:pPr>
         <w:pStyle w:val="Heading2"/>
@@ -1823,7 +1820,7 @@
       <w:tr>
         <w:tc>
           <w:tcPr/>
-          <w:bookmarkStart w:id="13" w:name="tbl-dictionary"/>
+          <w:bookmarkStart w:id="24" w:name="tbl-dictionary"/>
           <w:p>
             <w:pPr>
               <w:jc w:val="center"/>
@@ -2019,7 +2016,7 @@
               </w:tc>
             </w:tr>
           </w:tbl>
-          <w:bookmarkEnd w:id="13"/>
+          <w:bookmarkEnd w:id="24"/>
           <w:p/>
         </w:tc>
       </w:tr>
@@ -2040,7 +2037,7 @@
         </w:rPr>
         <w:t xml:space="preserve"> </w:t>
       </w:r>
-      <w:hyperlink r:id="rId14">
+      <w:hyperlink r:id="rId25">
         <w:r>
           <w:rPr>
             <w:rStyle w:val="Hyperlink"/>
@@ -2050,8 +2047,8 @@
         </w:r>
       </w:hyperlink>
     </w:p>
-    <w:bookmarkEnd w:id="15"/>
-    <w:bookmarkStart w:id="19" w:name="data-analytic-plan"/>
+    <w:bookmarkEnd w:id="26"/>
+    <w:bookmarkStart w:id="30" w:name="data-analytic-plan"/>
     <w:p>
       <w:pPr>
         <w:pStyle w:val="Heading2"/>
@@ -2334,7 +2331,7 @@
         </w:rPr>
         <w:t xml:space="preserve"> </w:t>
       </w:r>
-      <w:hyperlink r:id="rId16">
+      <w:hyperlink r:id="rId27">
         <w:r>
           <w:rPr>
             <w:rStyle w:val="Hyperlink"/>
@@ -2444,7 +2441,7 @@
         <w:t xml:space="preserve">.</w:t>
       </w:r>
     </w:p>
-    <w:bookmarkStart w:id="17" w:name="annotated-cell-1"/>
+    <w:bookmarkStart w:id="28" w:name="annotated-cell-1"/>
     <w:p>
       <w:pPr>
         <w:pStyle w:val="SourceCode"/>
@@ -2795,7 +2792,7 @@
         <w:t xml:space="preserve"> x</w:t>
       </w:r>
     </w:p>
-    <w:bookmarkEnd w:id="17"/>
+    <w:bookmarkEnd w:id="28"/>
     <w:p>
       <w:pPr>
         <w:pStyle w:val="DefinitionTerm"/>
@@ -2907,7 +2904,7 @@
         </w:rPr>
         <w:t xml:space="preserve"> </w:t>
       </w:r>
-      <w:hyperlink r:id="rId16">
+      <w:hyperlink r:id="rId27">
         <w:r>
           <w:rPr>
             <w:rStyle w:val="Hyperlink"/>
@@ -2959,92 +2956,90 @@
         <m:r>
           <m:t>m</m:t>
         </m:r>
-        <m:r>
-          <m:rPr>
-            <m:sty m:val="p"/>
-          </m:rPr>
-          <m:t>(</m:t>
-        </m:r>
-        <m:r>
-          <m:t>Y</m:t>
-        </m:r>
-        <m:r>
-          <m:rPr>
-            <m:sty m:val="p"/>
-          </m:rPr>
-          <m:t>∼</m:t>
-        </m:r>
-        <m:r>
-          <m:t>X</m:t>
-        </m:r>
-        <m:r>
-          <m:rPr>
-            <m:sty m:val="p"/>
-          </m:rPr>
-          <m:t>+</m:t>
-        </m:r>
-        <m:sSub>
+        <m:d>
+          <m:dPr>
+            <m:begChr m:val="("/>
+            <m:sepChr m:val=""/>
+            <m:endChr m:val=")"/>
+            <m:grow/>
+          </m:dPr>
           <m:e>
             <m:r>
-              <m:t>C</m:t>
+              <m:t>Y</m:t>
+            </m:r>
+            <m:r>
+              <m:rPr>
+                <m:sty m:val="p"/>
+              </m:rPr>
+              <m:t>∼</m:t>
+            </m:r>
+            <m:r>
+              <m:t>X</m:t>
+            </m:r>
+            <m:r>
+              <m:rPr>
+                <m:sty m:val="p"/>
+              </m:rPr>
+              <m:t>+</m:t>
+            </m:r>
+            <m:sSub>
+              <m:e>
+                <m:r>
+                  <m:t>C</m:t>
+                </m:r>
+              </m:e>
+              <m:sub>
+                <m:r>
+                  <m:t>1</m:t>
+                </m:r>
+              </m:sub>
+            </m:sSub>
+            <m:r>
+              <m:rPr>
+                <m:sty m:val="p"/>
+              </m:rPr>
+              <m:t>+</m:t>
+            </m:r>
+            <m:sSub>
+              <m:e>
+                <m:r>
+                  <m:t>C</m:t>
+                </m:r>
+              </m:e>
+              <m:sub>
+                <m:r>
+                  <m:t>4</m:t>
+                </m:r>
+              </m:sub>
+            </m:sSub>
+            <m:r>
+              <m:rPr>
+                <m:sty m:val="p"/>
+              </m:rPr>
+              <m:t>,</m:t>
+            </m:r>
+            <m:r>
+              <m:rPr>
+                <m:nor/>
+                <m:sty m:val="p"/>
+              </m:rPr>
+              <m:t>data</m:t>
+            </m:r>
+            <m:r>
+              <m:rPr>
+                <m:sty m:val="p"/>
+              </m:rPr>
+              <m:t>=</m:t>
+            </m:r>
+            <m:r>
+              <m:rPr>
+                <m:nor/>
+                <m:sty m:val="p"/>
+              </m:rPr>
+              <m:t>df</m:t>
             </m:r>
           </m:e>
-          <m:sub>
-            <m:r>
-              <m:t>1</m:t>
-            </m:r>
-          </m:sub>
-        </m:sSub>
-        <m:r>
-          <m:rPr>
-            <m:sty m:val="p"/>
-          </m:rPr>
-          <m:t>+</m:t>
-        </m:r>
-        <m:sSub>
-          <m:e>
-            <m:r>
-              <m:t>C</m:t>
-            </m:r>
-          </m:e>
-          <m:sub>
-            <m:r>
-              <m:t>4</m:t>
-            </m:r>
-          </m:sub>
-        </m:sSub>
-        <m:r>
-          <m:rPr>
-            <m:sty m:val="p"/>
-          </m:rPr>
-          <m:t>,</m:t>
-        </m:r>
-        <m:r>
-          <m:rPr>
-            <m:nor/>
-            <m:sty m:val="p"/>
-          </m:rPr>
-          <m:t>data</m:t>
-        </m:r>
-        <m:r>
-          <m:rPr>
-            <m:sty m:val="p"/>
-          </m:rPr>
-          <m:t>=</m:t>
-        </m:r>
-        <m:r>
-          <m:rPr>
-            <m:nor/>
-            <m:sty m:val="p"/>
-          </m:rPr>
-          <m:t>df</m:t>
-        </m:r>
-        <m:r>
-          <m:rPr>
-            <m:sty m:val="p"/>
-          </m:rPr>
-          <m:t>)</m:t>
-        </m:r>
+        </m:d>
       </m:oMath>
       <w:r>
         <w:t xml:space="preserve">. From each primary analysis, we saved the research context characteristics, the covariate selection approach used, and the parameter estimate for</w:t>
@@ -3187,7 +3182,7 @@
       <w:r>
         <w:t xml:space="preserve">), we assessed and reported the Type II error rate for each covariate selection method by research context characteristics. An interactive shiny dashboard of mean error rates for all combinations of research context variables is accessible through our OSF page (</w:t>
       </w:r>
-      <w:hyperlink r:id="rId18">
+      <w:hyperlink r:id="rId29">
         <w:r>
           <w:rPr>
             <w:rStyle w:val="Hyperlink"/>
@@ -3199,9 +3194,9 @@
         <w:t xml:space="preserve">).</w:t>
       </w:r>
     </w:p>
-    <w:bookmarkEnd w:id="19"/>
-    <w:bookmarkEnd w:id="20"/>
-    <w:bookmarkStart w:id="51" w:name="results"/>
+    <w:bookmarkEnd w:id="30"/>
+    <w:bookmarkEnd w:id="31"/>
+    <w:bookmarkStart w:id="62" w:name="results"/>
     <w:p>
       <w:pPr>
         <w:pStyle w:val="Heading1"/>
@@ -3210,7 +3205,7 @@
         <w:t xml:space="preserve">Results</w:t>
       </w:r>
     </w:p>
-    <w:bookmarkStart w:id="28" w:name="parameter-estimates"/>
+    <w:bookmarkStart w:id="39" w:name="parameter-estimates"/>
     <w:p>
       <w:pPr>
         <w:pStyle w:val="Heading2"/>
@@ -3361,7 +3356,7 @@
       <w:tr>
         <w:tc>
           <w:tcPr/>
-          <w:bookmarkStart w:id="21" w:name="tbl-est"/>
+          <w:bookmarkStart w:id="32" w:name="tbl-est"/>
           <w:p>
             <w:pPr>
               <w:jc w:val="center"/>
@@ -3722,7 +3717,7 @@
                     <w:jc w:val="center"/>
                   </w:pPr>
                   <w:r>
-                    <w:t xml:space="preserve">Separate cov lm w/o X</w:t>
+                    <w:t xml:space="preserve">Separate lm w/o X</w:t>
                   </w:r>
                 </w:p>
               </w:tc>
@@ -3776,7 +3771,7 @@
                     <w:jc w:val="center"/>
                   </w:pPr>
                   <w:r>
-                    <w:t xml:space="preserve">Separate cov lm with X</w:t>
+                    <w:t xml:space="preserve">Separate lm with X</w:t>
                   </w:r>
                 </w:p>
               </w:tc>
@@ -3830,7 +3825,7 @@
                     <w:jc w:val="center"/>
                   </w:pPr>
                   <w:r>
-                    <w:t xml:space="preserve">Simultaneous cov lm w/o X</w:t>
+                    <w:t xml:space="preserve">Simultaneous lm w/o X</w:t>
                   </w:r>
                 </w:p>
               </w:tc>
@@ -3884,7 +3879,7 @@
                     <w:jc w:val="center"/>
                   </w:pPr>
                   <w:r>
-                    <w:t xml:space="preserve">Simultaneous cov lm with X</w:t>
+                    <w:t xml:space="preserve">Simultaneous lm with X</w:t>
                   </w:r>
                 </w:p>
               </w:tc>
@@ -3938,7 +3933,7 @@
                     <w:jc w:val="center"/>
                   </w:pPr>
                   <w:r>
-                    <w:t xml:space="preserve">Simultaneous cov LASSO w/o X</w:t>
+                    <w:t xml:space="preserve">Simultaneous LASSO w/o X</w:t>
                   </w:r>
                 </w:p>
               </w:tc>
@@ -3992,7 +3987,7 @@
                     <w:jc w:val="center"/>
                   </w:pPr>
                   <w:r>
-                    <w:t xml:space="preserve">Simultaneous cov LASSO with X</w:t>
+                    <w:t xml:space="preserve">Simultaneous LASSO with X</w:t>
                   </w:r>
                 </w:p>
               </w:tc>
@@ -4037,7 +4032,7 @@
               </w:tc>
             </w:tr>
           </w:tbl>
-          <w:bookmarkEnd w:id="21"/>
+          <w:bookmarkEnd w:id="32"/>
           <w:p/>
         </w:tc>
       </w:tr>
@@ -4058,7 +4053,7 @@
         </w:rPr>
         <w:t xml:space="preserve"> </w:t>
       </w:r>
-      <w:hyperlink r:id="rId22">
+      <w:hyperlink r:id="rId33">
         <w:r>
           <w:rPr>
             <w:rStyle w:val="Hyperlink"/>
@@ -4103,7 +4098,7 @@
       <w:tr>
         <w:tc>
           <w:tcPr/>
-          <w:bookmarkStart w:id="26" w:name="fig-distribution-bx"/>
+          <w:bookmarkStart w:id="37" w:name="fig-distribution-bx"/>
           <w:p>
             <w:pPr>
               <w:pStyle w:val="Compact"/>
@@ -4114,18 +4109,18 @@
                 <wp:inline>
                   <wp:extent cx="5334000" cy="6096000"/>
                   <wp:effectExtent b="0" l="0" r="0" t="0"/>
-                  <wp:docPr descr="" title="" id="24" name="Picture"/>
+                  <wp:docPr descr="" title="" id="35" name="Picture"/>
                   <a:graphic>
                     <a:graphicData uri="http://schemas.openxmlformats.org/drawingml/2006/picture">
                       <pic:pic>
                         <pic:nvPicPr>
-                          <pic:cNvPr descr="index_files/figure-docx/notebooks-mak_figures-fig-distribution-bx-output-1.png" id="25" name="Picture"/>
+                          <pic:cNvPr descr="index_files/figure-docx/notebooks-mak_figures-fig-distribution-bx-output-1.png" id="36" name="Picture"/>
                           <pic:cNvPicPr>
                             <a:picLocks noChangeArrowheads="1" noChangeAspect="1"/>
                           </pic:cNvPicPr>
                         </pic:nvPicPr>
                         <pic:blipFill>
-                          <a:blip r:embed="rId23"/>
+                          <a:blip r:embed="rId34"/>
                           <a:stretch>
                             <a:fillRect/>
                           </a:stretch>
@@ -4165,7 +4160,7 @@
               <w:t xml:space="preserve">Figure 1: Sampling distributions for population parameter estimates displayed separately by selection method and population parameter. Selection methods that do not control for X are displayed as dashed lines.</w:t>
             </w:r>
           </w:p>
-          <w:bookmarkEnd w:id="26"/>
+          <w:bookmarkEnd w:id="37"/>
         </w:tc>
       </w:tr>
     </w:tbl>
@@ -4185,7 +4180,7 @@
         </w:rPr>
         <w:t xml:space="preserve"> </w:t>
       </w:r>
-      <w:hyperlink r:id="rId27">
+      <w:hyperlink r:id="rId38">
         <w:r>
           <w:rPr>
             <w:rStyle w:val="Hyperlink"/>
@@ -4246,7 +4241,7 @@
         <w:t xml:space="preserve">p</w:t>
       </w:r>
       <w:r>
-        <w:t xml:space="preserve">-hacking approach yielded substantial optimistic (over-estimation) bias in the parameter estimates as seen in both the mean</w:t>
+        <w:t xml:space="preserve">-hacking approach yielded substantial optimistic (over-estimation) bias in the magnitude of the parameter estimates as seen in both the mean</w:t>
       </w:r>
       <w:r>
         <w:t xml:space="preserve"> </w:t>
@@ -4583,8 +4578,8 @@
         <w:t xml:space="preserve">.</w:t>
       </w:r>
     </w:p>
-    <w:bookmarkEnd w:id="28"/>
-    <w:bookmarkStart w:id="39" w:name="type-i-error"/>
+    <w:bookmarkEnd w:id="39"/>
+    <w:bookmarkStart w:id="50" w:name="type-i-error"/>
     <w:p>
       <w:pPr>
         <w:pStyle w:val="Heading2"/>
@@ -4677,7 +4672,7 @@
         <w:t xml:space="preserve"> </w:t>
       </w:r>
       <w:r>
-        <w:t xml:space="preserve">(Simmons et al. 2011; Baker 2016; Ioannidis 2005; Fanelli 2010)</w:t>
+        <w:t xml:space="preserve">(Simmons, Nelson, and Simonsohn 2011; Baker 2016; Ioannidis 2005; Fanelli 2010)</w:t>
       </w:r>
       <w:r>
         <w:t xml:space="preserve">. The other approaches were at or near the expected error rate of alpha = .05 across the relatively broad range of research context characteristics we considered. Specifically, the two traditional selection approaches and the data-driven selection approaches that did not include</w:t>
@@ -4737,719 +4732,7 @@
       <w:tr>
         <w:tc>
           <w:tcPr/>
-          <w:bookmarkStart w:id="32" w:name="fig-bar-1"/>
-          <w:p>
-            <w:pPr>
-              <w:pStyle w:val="Compact"/>
-              <w:jc w:val="center"/>
-            </w:pPr>
-            <w:r>
-              <w:drawing>
-                <wp:inline>
-                  <wp:extent cx="5334000" cy="3048000"/>
-                  <wp:effectExtent b="0" l="0" r="0" t="0"/>
-                  <wp:docPr descr="" title="" id="30" name="Picture"/>
-                  <a:graphic>
-                    <a:graphicData uri="http://schemas.openxmlformats.org/drawingml/2006/picture">
-                      <pic:pic>
-                        <pic:nvPicPr>
-                          <pic:cNvPr descr="index_files/figure-docx/notebooks-mak_figures-fig-bar-1-output-1.png" id="31" name="Picture"/>
-                          <pic:cNvPicPr>
-                            <a:picLocks noChangeArrowheads="1" noChangeAspect="1"/>
-                          </pic:cNvPicPr>
-                        </pic:nvPicPr>
-                        <pic:blipFill>
-                          <a:blip r:embed="rId29"/>
-                          <a:stretch>
-                            <a:fillRect/>
-                          </a:stretch>
-                        </pic:blipFill>
-                        <pic:spPr bwMode="auto">
-                          <a:xfrm>
-                            <a:off x="0" y="0"/>
-                            <a:ext cx="5334000" cy="3048000"/>
-                          </a:xfrm>
-                          <a:prstGeom prst="rect">
-                            <a:avLst/>
-                          </a:prstGeom>
-                          <a:noFill/>
-                          <a:ln w="9525">
-                            <a:noFill/>
-                            <a:headEnd/>
-                            <a:tailEnd/>
-                          </a:ln>
-                        </pic:spPr>
-                      </pic:pic>
-                    </a:graphicData>
-                  </a:graphic>
-                </wp:inline>
-              </w:drawing>
-            </w:r>
-          </w:p>
-          <w:p>
-            <w:pPr>
-              <w:jc w:val="center"/>
-            </w:pPr>
-            <w:pPr>
-              <w:jc w:val="left"/>
-              <w:spacing w:before="200"/>
-              <w:pStyle w:val="ImageCaption"/>
-            </w:pPr>
-            <w:r>
-              <w:t xml:space="preserve">Figure 2: Type I Error by Method. Average type I error rate across all research contexts is displayed for each method separately by color. Traditional selection methods are on the left, data-driven selection methods are on the right. Striped shading indicates data-driven selection methods that do not control for X.</w:t>
-            </w:r>
-          </w:p>
-          <w:bookmarkEnd w:id="32"/>
-        </w:tc>
-      </w:tr>
-    </w:tbl>
-    <w:p>
-      <w:pPr>
-        <w:pStyle w:val="BodyText"/>
-      </w:pPr>
-      <w:r>
-        <w:rPr>
-          <w:vertAlign w:val="subscript"/>
-        </w:rPr>
-        <w:t xml:space="preserve">Source:</w:t>
-      </w:r>
-      <w:r>
-        <w:rPr>
-          <w:vertAlign w:val="subscript"/>
-        </w:rPr>
-        <w:t xml:space="preserve"> </w:t>
-      </w:r>
-      <w:hyperlink r:id="rId33">
-        <w:r>
-          <w:rPr>
-            <w:rStyle w:val="Hyperlink"/>
-            <w:vertAlign w:val="subscript"/>
-          </w:rPr>
-          <w:t xml:space="preserve">Make Figures for Main Manuscript</w:t>
-        </w:r>
-      </w:hyperlink>
-    </w:p>
-    <w:p>
-      <w:pPr>
-        <w:pStyle w:val="BodyText"/>
-      </w:pPr>
-      <w:r>
-        <w:t xml:space="preserve">We next assessed how Type I error rates varied by specific dimensions of our research contexts and noted several patterns (</w:t>
-      </w:r>
-      <w:hyperlink w:anchor="fig-type1-panel">
-        <w:r>
-          <w:rPr>
-            <w:rStyle w:val="Hyperlink"/>
-          </w:rPr>
-          <w:t xml:space="preserve">Figure 3</w:t>
-        </w:r>
-      </w:hyperlink>
-      <w:r>
-        <w:t xml:space="preserve">). First, the magnitude of Type I error rate inflation for the</w:t>
-      </w:r>
-      <w:r>
-        <w:t xml:space="preserve"> </w:t>
-      </w:r>
-      <w:r>
-        <w:rPr>
-          <w:i/>
-          <w:iCs/>
-        </w:rPr>
-        <w:t xml:space="preserve">p</w:t>
-      </w:r>
-      <w:r>
-        <w:t xml:space="preserve">-hacking approach substantially increased with increasing number of available covariates, larger correlations between the covariates and</w:t>
-      </w:r>
-      <w:r>
-        <w:t xml:space="preserve"> </w:t>
-      </w:r>
-      <m:oMath>
-        <m:r>
-          <m:t>Y</m:t>
-        </m:r>
-      </m:oMath>
-      <w:r>
-        <w:t xml:space="preserve"> </w:t>
-      </w:r>
-      <w:r>
-        <w:t xml:space="preserve">(i.e.,</w:t>
-      </w:r>
-      <w:r>
-        <w:t xml:space="preserve"> </w:t>
-      </w:r>
-      <m:oMath>
-        <m:sSub>
-          <m:e>
-            <m:r>
-              <m:t>r</m:t>
-            </m:r>
-          </m:e>
-          <m:sub>
-            <m:r>
-              <m:t>c</m:t>
-            </m:r>
-            <m:r>
-              <m:t>o</m:t>
-            </m:r>
-            <m:r>
-              <m:t>v</m:t>
-            </m:r>
-            <m:r>
-              <m:rPr>
-                <m:sty m:val="p"/>
-              </m:rPr>
-              <m:t>−</m:t>
-            </m:r>
-            <m:r>
-              <m:t>Y</m:t>
-            </m:r>
-          </m:sub>
-        </m:sSub>
-      </m:oMath>
-      <w:r>
-        <w:t xml:space="preserve"> </w:t>
-      </w:r>
-      <w:r>
-        <w:t xml:space="preserve">= 0.5), higher percentage of available covariates with non-zero correlations with</w:t>
-      </w:r>
-      <w:r>
-        <w:t xml:space="preserve"> </w:t>
-      </w:r>
-      <m:oMath>
-        <m:r>
-          <m:t>Y</m:t>
-        </m:r>
-      </m:oMath>
-      <w:r>
-        <w:t xml:space="preserve">, and smaller sample sizes. The Type I error rate for</w:t>
-      </w:r>
-      <w:r>
-        <w:t xml:space="preserve"> </w:t>
-      </w:r>
-      <w:r>
-        <w:rPr>
-          <w:i/>
-          <w:iCs/>
-        </w:rPr>
-        <w:t xml:space="preserve">p</w:t>
-      </w:r>
-      <w:r>
-        <w:t xml:space="preserve">-hacking reached 0.289 in the worst case context (</w:t>
-      </w:r>
-      <m:oMath>
-        <m:r>
-          <m:t>N</m:t>
-        </m:r>
-      </m:oMath>
-      <w:r>
-        <w:t xml:space="preserve"> </w:t>
-      </w:r>
-      <w:r>
-        <w:t xml:space="preserve">= 50, 20 available covariates with</w:t>
-      </w:r>
-      <w:r>
-        <w:t xml:space="preserve"> </w:t>
-      </w:r>
-      <m:oMath>
-        <m:sSub>
-          <m:e>
-            <m:r>
-              <m:t>r</m:t>
-            </m:r>
-          </m:e>
-          <m:sub>
-            <m:r>
-              <m:t>c</m:t>
-            </m:r>
-            <m:r>
-              <m:t>o</m:t>
-            </m:r>
-            <m:r>
-              <m:t>v</m:t>
-            </m:r>
-            <m:r>
-              <m:rPr>
-                <m:sty m:val="p"/>
-              </m:rPr>
-              <m:t>−</m:t>
-            </m:r>
-            <m:r>
-              <m:t>Y</m:t>
-            </m:r>
-          </m:sub>
-        </m:sSub>
-      </m:oMath>
-      <w:r>
-        <w:t xml:space="preserve"> </w:t>
-      </w:r>
-      <w:r>
-        <w:t xml:space="preserve">= 0.5 for 75% of the covariate set; see Shiny dashboard for other contexts).</w:t>
-      </w:r>
-    </w:p>
-    <w:p>
-      <w:pPr>
-        <w:pStyle w:val="BodyText"/>
-      </w:pPr>
-      <w:r>
-        <w:t xml:space="preserve">In contrast, to the</w:t>
-      </w:r>
-      <w:r>
-        <w:t xml:space="preserve"> </w:t>
-      </w:r>
-      <w:r>
-        <w:rPr>
-          <w:i/>
-          <w:iCs/>
-        </w:rPr>
-        <w:t xml:space="preserve">p</w:t>
-      </w:r>
-      <w:r>
-        <w:t xml:space="preserve">-hacking approach, the Type I error rates remained constant at 0.05 across all research context dimensions for the traditional approaches and the data-driven approaches that did not include</w:t>
-      </w:r>
-      <w:r>
-        <w:t xml:space="preserve"> </w:t>
-      </w:r>
-      <m:oMath>
-        <m:r>
-          <m:t>X</m:t>
-        </m:r>
-      </m:oMath>
-      <w:r>
-        <w:t xml:space="preserve">. Among the other data-driven approaches that did include</w:t>
-      </w:r>
-      <w:r>
-        <w:t xml:space="preserve"> </w:t>
-      </w:r>
-      <m:oMath>
-        <m:r>
-          <m:t>X</m:t>
-        </m:r>
-      </m:oMath>
-      <w:r>
-        <w:t xml:space="preserve">, small increases in Type I error rates were observed as the sample size decreased and the number of available covariates increased. However, Type I error rate inflation remained modest for these approaches even at the extremes of these two dimensions (up to 0.074 at</w:t>
-      </w:r>
-      <w:r>
-        <w:t xml:space="preserve"> </w:t>
-      </w:r>
-      <m:oMath>
-        <m:r>
-          <m:t>N</m:t>
-        </m:r>
-      </m:oMath>
-      <w:r>
-        <w:t xml:space="preserve">=50 and up to 0.066 with 20 covariates in the simultaneous linear model approach). And in the worst case context at the intersection of all dimensions, error rates for these screening approaches that included</w:t>
-      </w:r>
-      <w:r>
-        <w:t xml:space="preserve"> </w:t>
-      </w:r>
-      <m:oMath>
-        <m:r>
-          <m:t>X</m:t>
-        </m:r>
-      </m:oMath>
-      <w:r>
-        <w:t xml:space="preserve"> </w:t>
-      </w:r>
-      <w:r>
-        <w:t xml:space="preserve">only reached 0.072 for separate linear models, 0.096 with a simultaneous linear model and 0.089 with a simultaneous LASSO. Neither the magnitude</w:t>
-      </w:r>
-      <w:r>
-        <w:t xml:space="preserve"> </w:t>
-      </w:r>
-      <m:oMath>
-        <m:sSub>
-          <m:e>
-            <m:r>
-              <m:t>r</m:t>
-            </m:r>
-          </m:e>
-          <m:sub>
-            <m:r>
-              <m:t>c</m:t>
-            </m:r>
-            <m:r>
-              <m:t>o</m:t>
-            </m:r>
-            <m:r>
-              <m:t>v</m:t>
-            </m:r>
-            <m:r>
-              <m:rPr>
-                <m:sty m:val="p"/>
-              </m:rPr>
-              <m:t>−</m:t>
-            </m:r>
-            <m:r>
-              <m:t>Y</m:t>
-            </m:r>
-          </m:sub>
-        </m:sSub>
-      </m:oMath>
-      <w:r>
-        <w:t xml:space="preserve"> </w:t>
-      </w:r>
-      <w:r>
-        <w:t xml:space="preserve">nor the percentage of available covariates with non-zero correlations with</w:t>
-      </w:r>
-      <w:r>
-        <w:t xml:space="preserve"> </w:t>
-      </w:r>
-      <m:oMath>
-        <m:r>
-          <m:t>Y</m:t>
-        </m:r>
-      </m:oMath>
-      <w:r>
-        <w:t xml:space="preserve"> </w:t>
-      </w:r>
-      <w:r>
-        <w:t xml:space="preserve">appeared to have any systematic impact on the Type I error rates for the data-driven approaches that included</w:t>
-      </w:r>
-      <w:r>
-        <w:t xml:space="preserve"> </w:t>
-      </w:r>
-      <m:oMath>
-        <m:r>
-          <m:t>X</m:t>
-        </m:r>
-      </m:oMath>
-      <w:r>
-        <w:t xml:space="preserve">.</w:t>
-      </w:r>
-    </w:p>
-    <w:tbl>
-      <w:tblPr>
-        <w:tblStyle w:val="Table"/>
-        <w:tblW w:type="pct" w:w="5000"/>
-        <w:tblLayout w:type="fixed"/>
-        <w:tblLook w:firstRow="0" w:lastRow="0" w:firstColumn="0" w:lastColumn="0" w:noHBand="0" w:noVBand="0" w:val="0000"/>
-      </w:tblPr>
-      <w:tblGrid>
-        <w:gridCol w:w="7920"/>
-      </w:tblGrid>
-      <w:tr>
-        <w:tc>
-          <w:tcPr/>
-          <w:bookmarkStart w:id="37" w:name="fig-type1-panel"/>
-          <w:p>
-            <w:pPr>
-              <w:pStyle w:val="Compact"/>
-              <w:jc w:val="center"/>
-            </w:pPr>
-            <w:r>
-              <w:drawing>
-                <wp:inline>
-                  <wp:extent cx="5334000" cy="4000499"/>
-                  <wp:effectExtent b="0" l="0" r="0" t="0"/>
-                  <wp:docPr descr="" title="" id="35" name="Picture"/>
-                  <a:graphic>
-                    <a:graphicData uri="http://schemas.openxmlformats.org/drawingml/2006/picture">
-                      <pic:pic>
-                        <pic:nvPicPr>
-                          <pic:cNvPr descr="index_files/figure-docx/notebooks-mak_figures-fig-type1-panel-output-1.png" id="36" name="Picture"/>
-                          <pic:cNvPicPr>
-                            <a:picLocks noChangeArrowheads="1" noChangeAspect="1"/>
-                          </pic:cNvPicPr>
-                        </pic:nvPicPr>
-                        <pic:blipFill>
-                          <a:blip r:embed="rId34"/>
-                          <a:stretch>
-                            <a:fillRect/>
-                          </a:stretch>
-                        </pic:blipFill>
-                        <pic:spPr bwMode="auto">
-                          <a:xfrm>
-                            <a:off x="0" y="0"/>
-                            <a:ext cx="5334000" cy="4000499"/>
-                          </a:xfrm>
-                          <a:prstGeom prst="rect">
-                            <a:avLst/>
-                          </a:prstGeom>
-                          <a:noFill/>
-                          <a:ln w="9525">
-                            <a:noFill/>
-                            <a:headEnd/>
-                            <a:tailEnd/>
-                          </a:ln>
-                        </pic:spPr>
-                      </pic:pic>
-                    </a:graphicData>
-                  </a:graphic>
-                </wp:inline>
-              </w:drawing>
-            </w:r>
-          </w:p>
-          <w:p>
-            <w:pPr>
-              <w:jc w:val="center"/>
-            </w:pPr>
-            <w:pPr>
-              <w:jc w:val="left"/>
-              <w:spacing w:before="200"/>
-              <w:pStyle w:val="ImageCaption"/>
-            </w:pPr>
-            <w:r>
-              <w:t xml:space="preserve">Figure 3: Type I error by method and research context. Plots are paneled by aspects of the research context: number of observations, number of covariates, percentage of good covariates (i.e., covariates with non-zero correlations with Y), and Y-covariate correlation strength. Methods are displayed separately by color. Data-driven selection methods that do not control for X are depicted as dashed lines.</w:t>
-            </w:r>
-          </w:p>
-          <w:bookmarkEnd w:id="37"/>
-        </w:tc>
-      </w:tr>
-    </w:tbl>
-    <w:p>
-      <w:pPr>
-        <w:pStyle w:val="BodyText"/>
-      </w:pPr>
-      <w:r>
-        <w:rPr>
-          <w:vertAlign w:val="subscript"/>
-        </w:rPr>
-        <w:t xml:space="preserve">Source:</w:t>
-      </w:r>
-      <w:r>
-        <w:rPr>
-          <w:vertAlign w:val="subscript"/>
-        </w:rPr>
-        <w:t xml:space="preserve"> </w:t>
-      </w:r>
-      <w:hyperlink r:id="rId38">
-        <w:r>
-          <w:rPr>
-            <w:rStyle w:val="Hyperlink"/>
-            <w:vertAlign w:val="subscript"/>
-          </w:rPr>
-          <w:t xml:space="preserve">Make Figures for Main Manuscript</w:t>
-        </w:r>
-      </w:hyperlink>
-    </w:p>
-    <w:bookmarkEnd w:id="39"/>
-    <w:bookmarkStart w:id="50" w:name="type-ii-error"/>
-    <w:p>
-      <w:pPr>
-        <w:pStyle w:val="Heading2"/>
-      </w:pPr>
-      <w:r>
-        <w:t xml:space="preserve">Type II Error</w:t>
-      </w:r>
-    </w:p>
-    <w:p>
-      <w:pPr>
-        <w:pStyle w:val="FirstParagraph"/>
-      </w:pPr>
-      <w:r>
-        <w:t xml:space="preserve">We simulated datasets with two possible non-zero population parameters for the effect of</w:t>
-      </w:r>
-      <w:r>
-        <w:t xml:space="preserve"> </w:t>
-      </w:r>
-      <m:oMath>
-        <m:r>
-          <m:t>X</m:t>
-        </m:r>
-      </m:oMath>
-      <w:r>
-        <w:t xml:space="preserve"> </w:t>
-      </w:r>
-      <w:r>
-        <w:t xml:space="preserve">on</w:t>
-      </w:r>
-      <w:r>
-        <w:t xml:space="preserve"> </w:t>
-      </w:r>
-      <m:oMath>
-        <m:r>
-          <m:t>Y</m:t>
-        </m:r>
-      </m:oMath>
-      <w:r>
-        <w:t xml:space="preserve"> </w:t>
-      </w:r>
-      <w:r>
-        <w:t xml:space="preserve">(</w:t>
-      </w:r>
-      <m:oMath>
-        <m:sSub>
-          <m:e>
-            <m:r>
-              <m:t>β</m:t>
-            </m:r>
-          </m:e>
-          <m:sub>
-            <m:r>
-              <m:t>X</m:t>
-            </m:r>
-          </m:sub>
-        </m:sSub>
-        <m:r>
-          <m:rPr>
-            <m:sty m:val="p"/>
-          </m:rPr>
-          <m:t>=</m:t>
-        </m:r>
-        <m:r>
-          <m:t>0.2</m:t>
-        </m:r>
-      </m:oMath>
-      <w:r>
-        <w:t xml:space="preserve">,</w:t>
-      </w:r>
-      <w:r>
-        <w:t xml:space="preserve"> </w:t>
-      </w:r>
-      <m:oMath>
-        <m:sSub>
-          <m:e>
-            <m:r>
-              <m:t>β</m:t>
-            </m:r>
-          </m:e>
-          <m:sub>
-            <m:r>
-              <m:t>X</m:t>
-            </m:r>
-          </m:sub>
-        </m:sSub>
-        <m:r>
-          <m:rPr>
-            <m:sty m:val="p"/>
-          </m:rPr>
-          <m:t>=</m:t>
-        </m:r>
-        <m:r>
-          <m:t>0.5</m:t>
-        </m:r>
-      </m:oMath>
-      <w:r>
-        <w:t xml:space="preserve">). Given that we set the standard deviation of</w:t>
-      </w:r>
-      <w:r>
-        <w:t xml:space="preserve"> </w:t>
-      </w:r>
-      <m:oMath>
-        <m:r>
-          <m:t>Y</m:t>
-        </m:r>
-      </m:oMath>
-      <w:r>
-        <w:t xml:space="preserve"> </w:t>
-      </w:r>
-      <w:r>
-        <w:t xml:space="preserve">to equal 1, these represented contexts where</w:t>
-      </w:r>
-      <w:r>
-        <w:t xml:space="preserve"> </w:t>
-      </w:r>
-      <m:oMath>
-        <m:r>
-          <m:t>X</m:t>
-        </m:r>
-      </m:oMath>
-      <w:r>
-        <w:t xml:space="preserve"> </w:t>
-      </w:r>
-      <w:r>
-        <w:t xml:space="preserve">had a small (Cohen’s d = 0.2) or moderate (Cohen’s d = 0.5) effect on</w:t>
-      </w:r>
-      <w:r>
-        <w:t xml:space="preserve"> </w:t>
-      </w:r>
-      <m:oMath>
-        <m:r>
-          <m:t>Y</m:t>
-        </m:r>
-      </m:oMath>
-      <w:r>
-        <w:t xml:space="preserve">. In these simulations, non-significant effects for</w:t>
-      </w:r>
-      <w:r>
-        <w:t xml:space="preserve"> </w:t>
-      </w:r>
-      <m:oMath>
-        <m:r>
-          <m:t>X</m:t>
-        </m:r>
-      </m:oMath>
-      <w:r>
-        <w:t xml:space="preserve"> </w:t>
-      </w:r>
-      <w:r>
-        <w:t xml:space="preserve">were, by definition, Type II errors. Given the substantial problems with Type I error rate inflation noted above, we do not consider the</w:t>
-      </w:r>
-      <w:r>
-        <w:t xml:space="preserve"> </w:t>
-      </w:r>
-      <w:r>
-        <w:rPr>
-          <w:i/>
-          <w:iCs/>
-        </w:rPr>
-        <w:t xml:space="preserve">p</w:t>
-      </w:r>
-      <w:r>
-        <w:t xml:space="preserve">-hacking approach to be viable and therefore did not evaluate Type II error rates for this approach.</w:t>
-      </w:r>
-    </w:p>
-    <w:p>
-      <w:pPr>
-        <w:pStyle w:val="BodyText"/>
-      </w:pPr>
-      <w:hyperlink w:anchor="fig-bar-2">
-        <w:r>
-          <w:rPr>
-            <w:rStyle w:val="Hyperlink"/>
-          </w:rPr>
-          <w:t xml:space="preserve">Figure 4</w:t>
-        </w:r>
-      </w:hyperlink>
-      <w:r>
-        <w:t xml:space="preserve"> </w:t>
-      </w:r>
-      <w:r>
-        <w:t xml:space="preserve">shows the mean Type II error rate across all research contexts for each approach. The traditional no covariates approach displayed the highest average Type II error (0.449), which reinforces the value of using covariates to increase statistical power to detect true effects. Among the approaches that used covariates, the data-driven approaches generally produced modestly lower average Type II error rates than the traditional all covariates approach. Furthermore, the data-driven approaches that included</w:t>
-      </w:r>
-      <w:r>
-        <w:t xml:space="preserve"> </w:t>
-      </w:r>
-      <m:oMath>
-        <m:r>
-          <m:t>X</m:t>
-        </m:r>
-      </m:oMath>
-      <w:r>
-        <w:t xml:space="preserve"> </w:t>
-      </w:r>
-      <w:r>
-        <w:t xml:space="preserve">displayed modestly lower mean Type II error rates than the comparable approaches that did not include</w:t>
-      </w:r>
-      <w:r>
-        <w:t xml:space="preserve"> </w:t>
-      </w:r>
-      <m:oMath>
-        <m:r>
-          <m:t>X</m:t>
-        </m:r>
-      </m:oMath>
-      <w:r>
-        <w:t xml:space="preserve"> </w:t>
-      </w:r>
-      <w:r>
-        <w:t xml:space="preserve">in the screening model.</w:t>
-      </w:r>
-    </w:p>
-    <w:tbl>
-      <w:tblPr>
-        <w:tblStyle w:val="Table"/>
-        <w:tblW w:type="pct" w:w="5000"/>
-        <w:tblLayout w:type="fixed"/>
-        <w:tblLook w:firstRow="0" w:lastRow="0" w:firstColumn="0" w:lastColumn="0" w:noHBand="0" w:noVBand="0" w:val="0000"/>
-      </w:tblPr>
-      <w:tblGrid>
-        <w:gridCol w:w="7920"/>
-      </w:tblGrid>
-      <w:tr>
-        <w:tc>
-          <w:tcPr/>
-          <w:bookmarkStart w:id="43" w:name="fig-bar-2"/>
+          <w:bookmarkStart w:id="43" w:name="fig-bar-1"/>
           <w:p>
             <w:pPr>
               <w:pStyle w:val="Compact"/>
@@ -5465,7 +4748,7 @@
                     <a:graphicData uri="http://schemas.openxmlformats.org/drawingml/2006/picture">
                       <pic:pic>
                         <pic:nvPicPr>
-                          <pic:cNvPr descr="index_files/figure-docx/notebooks-mak_figures-fig-bar-2-output-1.png" id="42" name="Picture"/>
+                          <pic:cNvPr descr="index_files/figure-docx/notebooks-mak_figures-fig-bar-1-output-1.png" id="42" name="Picture"/>
                           <pic:cNvPicPr>
                             <a:picLocks noChangeArrowheads="1" noChangeAspect="1"/>
                           </pic:cNvPicPr>
@@ -5508,7 +4791,7 @@
               <w:pStyle w:val="ImageCaption"/>
             </w:pPr>
             <w:r>
-              <w:t xml:space="preserve">Figure 4: Type II Error by Method. Average type II error rate across all research settings is displayed for each method separately by color. Traditional selection methods are on the left, data-driven selection methods are on the right. Striped shading indicates data-driven selection methods that do not control for X.</w:t>
+              <w:t xml:space="preserve">Figure 2: Type I Error by Method. Average type I error rate across all research contexts is displayed for each method separately by color. Traditional selection methods are on the left, data-driven selection methods are on the right. Striped shading indicates data-driven selection methods that do not control for X.</w:t>
             </w:r>
           </w:p>
           <w:bookmarkEnd w:id="43"/>
@@ -5546,18 +4829,31 @@
         <w:pStyle w:val="BodyText"/>
       </w:pPr>
       <w:r>
-        <w:t xml:space="preserve">We next assessed how Type II error rates varied by specific dimensions of our research contexts and noted several patterns (</w:t>
-      </w:r>
-      <w:hyperlink w:anchor="fig-panel-2">
+        <w:t xml:space="preserve">We next assessed how Type I error rates varied by specific dimensions of our research contexts and noted several patterns (</w:t>
+      </w:r>
+      <w:hyperlink w:anchor="fig-type1-panel">
         <w:r>
           <w:rPr>
             <w:rStyle w:val="Hyperlink"/>
           </w:rPr>
-          <w:t xml:space="preserve">Figure 5</w:t>
+          <w:t xml:space="preserve">Figure 3</w:t>
         </w:r>
       </w:hyperlink>
       <w:r>
-        <w:t xml:space="preserve">). First, it is clear that the no covariates approach was always associated with the highest Type II error rates across all values of all dimensions of the research contexts. Second, the traditional all covariates approach tended to under-perform (i.e., higher Type II error rates) relative to the data-driven approaches when the sample size was low, the number of available covariates was high, or the percentage of available covariates with non-zero correlations with</w:t>
+        <w:t xml:space="preserve">). First, the magnitude of Type I error rate inflation for the</w:t>
+      </w:r>
+      <w:r>
+        <w:t xml:space="preserve"> </w:t>
+      </w:r>
+      <w:r>
+        <w:rPr>
+          <w:i/>
+          <w:iCs/>
+        </w:rPr>
+        <w:t xml:space="preserve">p</w:t>
+      </w:r>
+      <w:r>
+        <w:t xml:space="preserve">-hacking approach substantially increased with increasing number of available covariates, larger correlations between the covariates and</w:t>
       </w:r>
       <w:r>
         <w:t xml:space="preserve"> </w:t>
@@ -5571,7 +4867,90 @@
         <w:t xml:space="preserve"> </w:t>
       </w:r>
       <w:r>
-        <w:t xml:space="preserve">was low. Similarly, the data-driven approaches that did not include</w:t>
+        <w:t xml:space="preserve">(i.e.,</w:t>
+      </w:r>
+      <w:r>
+        <w:t xml:space="preserve"> </w:t>
+      </w:r>
+      <m:oMath>
+        <m:sSub>
+          <m:e>
+            <m:r>
+              <m:t>r</m:t>
+            </m:r>
+          </m:e>
+          <m:sub>
+            <m:r>
+              <m:t>c</m:t>
+            </m:r>
+            <m:r>
+              <m:t>o</m:t>
+            </m:r>
+            <m:r>
+              <m:t>v</m:t>
+            </m:r>
+            <m:r>
+              <m:rPr>
+                <m:sty m:val="p"/>
+              </m:rPr>
+              <m:t>−</m:t>
+            </m:r>
+            <m:r>
+              <m:t>Y</m:t>
+            </m:r>
+          </m:sub>
+        </m:sSub>
+      </m:oMath>
+      <w:r>
+        <w:t xml:space="preserve"> </w:t>
+      </w:r>
+      <w:r>
+        <w:t xml:space="preserve">= 0.5), higher percentage of available covariates with non-zero correlations with</w:t>
+      </w:r>
+      <w:r>
+        <w:t xml:space="preserve"> </w:t>
+      </w:r>
+      <m:oMath>
+        <m:r>
+          <m:t>Y</m:t>
+        </m:r>
+      </m:oMath>
+      <w:r>
+        <w:t xml:space="preserve">, and smaller sample sizes. The Type I error rate for</w:t>
+      </w:r>
+      <w:r>
+        <w:t xml:space="preserve"> </w:t>
+      </w:r>
+      <w:r>
+        <w:rPr>
+          <w:i/>
+          <w:iCs/>
+        </w:rPr>
+        <w:t xml:space="preserve">p</w:t>
+      </w:r>
+      <w:r>
+        <w:t xml:space="preserve">-hacking reached 0.298 in the worst case context (see Shiny dashboard for error rates in all contexts).</w:t>
+      </w:r>
+    </w:p>
+    <w:p>
+      <w:pPr>
+        <w:pStyle w:val="BodyText"/>
+      </w:pPr>
+      <w:r>
+        <w:t xml:space="preserve">In contrast, to the</w:t>
+      </w:r>
+      <w:r>
+        <w:t xml:space="preserve"> </w:t>
+      </w:r>
+      <w:r>
+        <w:rPr>
+          <w:i/>
+          <w:iCs/>
+        </w:rPr>
+        <w:t xml:space="preserve">p</w:t>
+      </w:r>
+      <w:r>
+        <w:t xml:space="preserve">-hacking approach, the Type I error rates remained constant at 0.05 across all research context dimensions for the traditional approaches and the data-driven approaches that did not include</w:t>
       </w:r>
       <w:r>
         <w:t xml:space="preserve"> </w:t>
@@ -5582,10 +4961,7 @@
         </m:r>
       </m:oMath>
       <w:r>
-        <w:t xml:space="preserve"> </w:t>
-      </w:r>
-      <w:r>
-        <w:t xml:space="preserve">tended to under-perform relative to the matched approaches that did include</w:t>
+        <w:t xml:space="preserve">. Among the other data-driven approaches that did include</w:t>
       </w:r>
       <w:r>
         <w:t xml:space="preserve"> </w:t>
@@ -5596,10 +4972,7 @@
         </m:r>
       </m:oMath>
       <w:r>
-        <w:t xml:space="preserve"> </w:t>
-      </w:r>
-      <w:r>
-        <w:t xml:space="preserve">in these same contexts (low</w:t>
+        <w:t xml:space="preserve">, small increases in Type I error rates were observed as the sample size decreased and the number of available covariates increased. However, Type I error rate inflation remained modest for these approaches even at the extremes of these two dimensions (up to 0.074 at</w:t>
       </w:r>
       <w:r>
         <w:t xml:space="preserve"> </w:t>
@@ -5610,7 +4983,59 @@
         </m:r>
       </m:oMath>
       <w:r>
-        <w:t xml:space="preserve">, high number of covariates, low percentage of available covariates with non-zero correlations with</w:t>
+        <w:t xml:space="preserve">=50 and up to 0.066 with 20 covariates in the simultaneous linear model approach). And in the worst case context at the intersection of all dimensions, error rates for these screening approaches that included</w:t>
+      </w:r>
+      <w:r>
+        <w:t xml:space="preserve"> </w:t>
+      </w:r>
+      <m:oMath>
+        <m:r>
+          <m:t>X</m:t>
+        </m:r>
+      </m:oMath>
+      <w:r>
+        <w:t xml:space="preserve"> </w:t>
+      </w:r>
+      <w:r>
+        <w:t xml:space="preserve">only reached 0.072 for separate linear models, 0.096 with a simultaneous linear model and 0.089 with a simultaneous LASSO. Neither the magnitude</w:t>
+      </w:r>
+      <w:r>
+        <w:t xml:space="preserve"> </w:t>
+      </w:r>
+      <m:oMath>
+        <m:sSub>
+          <m:e>
+            <m:r>
+              <m:t>r</m:t>
+            </m:r>
+          </m:e>
+          <m:sub>
+            <m:r>
+              <m:t>c</m:t>
+            </m:r>
+            <m:r>
+              <m:t>o</m:t>
+            </m:r>
+            <m:r>
+              <m:t>v</m:t>
+            </m:r>
+            <m:r>
+              <m:rPr>
+                <m:sty m:val="p"/>
+              </m:rPr>
+              <m:t>−</m:t>
+            </m:r>
+            <m:r>
+              <m:t>Y</m:t>
+            </m:r>
+          </m:sub>
+        </m:sSub>
+      </m:oMath>
+      <w:r>
+        <w:t xml:space="preserve"> </w:t>
+      </w:r>
+      <w:r>
+        <w:t xml:space="preserve">nor the percentage of available covariates with non-zero correlations with</w:t>
       </w:r>
       <w:r>
         <w:t xml:space="preserve"> </w:t>
@@ -5621,7 +5046,21 @@
         </m:r>
       </m:oMath>
       <w:r>
-        <w:t xml:space="preserve">).</w:t>
+        <w:t xml:space="preserve"> </w:t>
+      </w:r>
+      <w:r>
+        <w:t xml:space="preserve">appeared to have any systematic impact on the Type I error rates for the data-driven approaches that included</w:t>
+      </w:r>
+      <w:r>
+        <w:t xml:space="preserve"> </w:t>
+      </w:r>
+      <m:oMath>
+        <m:r>
+          <m:t>X</m:t>
+        </m:r>
+      </m:oMath>
+      <w:r>
+        <w:t xml:space="preserve">.</w:t>
       </w:r>
     </w:p>
     <w:tbl>
@@ -5637,7 +5076,514 @@
       <w:tr>
         <w:tc>
           <w:tcPr/>
-          <w:bookmarkStart w:id="48" w:name="fig-panel-2"/>
+          <w:bookmarkStart w:id="48" w:name="fig-type1-panel"/>
+          <w:p>
+            <w:pPr>
+              <w:pStyle w:val="Compact"/>
+              <w:jc w:val="center"/>
+            </w:pPr>
+            <w:r>
+              <w:drawing>
+                <wp:inline>
+                  <wp:extent cx="5334000" cy="4000499"/>
+                  <wp:effectExtent b="0" l="0" r="0" t="0"/>
+                  <wp:docPr descr="" title="" id="46" name="Picture"/>
+                  <a:graphic>
+                    <a:graphicData uri="http://schemas.openxmlformats.org/drawingml/2006/picture">
+                      <pic:pic>
+                        <pic:nvPicPr>
+                          <pic:cNvPr descr="index_files/figure-docx/notebooks-mak_figures-fig-type1-panel-output-1.png" id="47" name="Picture"/>
+                          <pic:cNvPicPr>
+                            <a:picLocks noChangeArrowheads="1" noChangeAspect="1"/>
+                          </pic:cNvPicPr>
+                        </pic:nvPicPr>
+                        <pic:blipFill>
+                          <a:blip r:embed="rId45"/>
+                          <a:stretch>
+                            <a:fillRect/>
+                          </a:stretch>
+                        </pic:blipFill>
+                        <pic:spPr bwMode="auto">
+                          <a:xfrm>
+                            <a:off x="0" y="0"/>
+                            <a:ext cx="5334000" cy="4000499"/>
+                          </a:xfrm>
+                          <a:prstGeom prst="rect">
+                            <a:avLst/>
+                          </a:prstGeom>
+                          <a:noFill/>
+                          <a:ln w="9525">
+                            <a:noFill/>
+                            <a:headEnd/>
+                            <a:tailEnd/>
+                          </a:ln>
+                        </pic:spPr>
+                      </pic:pic>
+                    </a:graphicData>
+                  </a:graphic>
+                </wp:inline>
+              </w:drawing>
+            </w:r>
+          </w:p>
+          <w:p>
+            <w:pPr>
+              <w:jc w:val="center"/>
+            </w:pPr>
+            <w:pPr>
+              <w:jc w:val="left"/>
+              <w:spacing w:before="200"/>
+              <w:pStyle w:val="ImageCaption"/>
+            </w:pPr>
+            <w:r>
+              <w:t xml:space="preserve">Figure 3: Type I error by method and research context. Plots are paneled by aspects of the research context: number of observations, number of covariates, percentage of good covariates (i.e., covariates with non-zero correlations with Y), and Y-covariate correlation strength. Methods are displayed separately by color. Data-driven selection methods that do not control for X are depicted as dashed lines.</w:t>
+            </w:r>
+          </w:p>
+          <w:bookmarkEnd w:id="48"/>
+        </w:tc>
+      </w:tr>
+    </w:tbl>
+    <w:p>
+      <w:pPr>
+        <w:pStyle w:val="BodyText"/>
+      </w:pPr>
+      <w:r>
+        <w:rPr>
+          <w:vertAlign w:val="subscript"/>
+        </w:rPr>
+        <w:t xml:space="preserve">Source:</w:t>
+      </w:r>
+      <w:r>
+        <w:rPr>
+          <w:vertAlign w:val="subscript"/>
+        </w:rPr>
+        <w:t xml:space="preserve"> </w:t>
+      </w:r>
+      <w:hyperlink r:id="rId49">
+        <w:r>
+          <w:rPr>
+            <w:rStyle w:val="Hyperlink"/>
+            <w:vertAlign w:val="subscript"/>
+          </w:rPr>
+          <w:t xml:space="preserve">Make Figures for Main Manuscript</w:t>
+        </w:r>
+      </w:hyperlink>
+    </w:p>
+    <w:bookmarkEnd w:id="50"/>
+    <w:bookmarkStart w:id="61" w:name="type-ii-error"/>
+    <w:p>
+      <w:pPr>
+        <w:pStyle w:val="Heading2"/>
+      </w:pPr>
+      <w:r>
+        <w:t xml:space="preserve">Type II Error</w:t>
+      </w:r>
+    </w:p>
+    <w:p>
+      <w:pPr>
+        <w:pStyle w:val="FirstParagraph"/>
+      </w:pPr>
+      <w:r>
+        <w:t xml:space="preserve">We simulated datasets with two possible non-zero population parameters for the effect of</w:t>
+      </w:r>
+      <w:r>
+        <w:t xml:space="preserve"> </w:t>
+      </w:r>
+      <m:oMath>
+        <m:r>
+          <m:t>X</m:t>
+        </m:r>
+      </m:oMath>
+      <w:r>
+        <w:t xml:space="preserve"> </w:t>
+      </w:r>
+      <w:r>
+        <w:t xml:space="preserve">on</w:t>
+      </w:r>
+      <w:r>
+        <w:t xml:space="preserve"> </w:t>
+      </w:r>
+      <m:oMath>
+        <m:r>
+          <m:t>Y</m:t>
+        </m:r>
+      </m:oMath>
+      <w:r>
+        <w:t xml:space="preserve"> </w:t>
+      </w:r>
+      <w:r>
+        <w:t xml:space="preserve">(</w:t>
+      </w:r>
+      <m:oMath>
+        <m:sSub>
+          <m:e>
+            <m:r>
+              <m:t>β</m:t>
+            </m:r>
+          </m:e>
+          <m:sub>
+            <m:r>
+              <m:t>X</m:t>
+            </m:r>
+          </m:sub>
+        </m:sSub>
+        <m:r>
+          <m:rPr>
+            <m:sty m:val="p"/>
+          </m:rPr>
+          <m:t>=</m:t>
+        </m:r>
+        <m:r>
+          <m:t>0.2</m:t>
+        </m:r>
+      </m:oMath>
+      <w:r>
+        <w:t xml:space="preserve">,</w:t>
+      </w:r>
+      <w:r>
+        <w:t xml:space="preserve"> </w:t>
+      </w:r>
+      <m:oMath>
+        <m:sSub>
+          <m:e>
+            <m:r>
+              <m:t>β</m:t>
+            </m:r>
+          </m:e>
+          <m:sub>
+            <m:r>
+              <m:t>X</m:t>
+            </m:r>
+          </m:sub>
+        </m:sSub>
+        <m:r>
+          <m:rPr>
+            <m:sty m:val="p"/>
+          </m:rPr>
+          <m:t>=</m:t>
+        </m:r>
+        <m:r>
+          <m:t>0.5</m:t>
+        </m:r>
+      </m:oMath>
+      <w:r>
+        <w:t xml:space="preserve">). Given that we set the pooled standard deviation of</w:t>
+      </w:r>
+      <w:r>
+        <w:t xml:space="preserve"> </w:t>
+      </w:r>
+      <m:oMath>
+        <m:r>
+          <m:t>Y</m:t>
+        </m:r>
+      </m:oMath>
+      <w:r>
+        <w:t xml:space="preserve"> </w:t>
+      </w:r>
+      <w:r>
+        <w:t xml:space="preserve">to equal 1, these represented contexts where</w:t>
+      </w:r>
+      <w:r>
+        <w:t xml:space="preserve"> </w:t>
+      </w:r>
+      <m:oMath>
+        <m:r>
+          <m:t>X</m:t>
+        </m:r>
+      </m:oMath>
+      <w:r>
+        <w:t xml:space="preserve"> </w:t>
+      </w:r>
+      <w:r>
+        <w:t xml:space="preserve">had a small (Cohen’s d = 0.2) or moderate (Cohen’s d = 0.5) effect on</w:t>
+      </w:r>
+      <w:r>
+        <w:t xml:space="preserve"> </w:t>
+      </w:r>
+      <m:oMath>
+        <m:r>
+          <m:t>Y</m:t>
+        </m:r>
+      </m:oMath>
+      <w:r>
+        <w:t xml:space="preserve">. In these simulations, non-significant effects for</w:t>
+      </w:r>
+      <w:r>
+        <w:t xml:space="preserve"> </w:t>
+      </w:r>
+      <m:oMath>
+        <m:r>
+          <m:t>X</m:t>
+        </m:r>
+      </m:oMath>
+      <w:r>
+        <w:t xml:space="preserve"> </w:t>
+      </w:r>
+      <w:r>
+        <w:t xml:space="preserve">were, by definition, Type II errors. Given the substantial problems with Type I error rate inflation noted above, we do not consider the</w:t>
+      </w:r>
+      <w:r>
+        <w:t xml:space="preserve"> </w:t>
+      </w:r>
+      <w:r>
+        <w:rPr>
+          <w:i/>
+          <w:iCs/>
+        </w:rPr>
+        <w:t xml:space="preserve">p</w:t>
+      </w:r>
+      <w:r>
+        <w:t xml:space="preserve">-hacking approach to be viable and therefore did not evaluate Type II error rates for this approach.</w:t>
+      </w:r>
+    </w:p>
+    <w:p>
+      <w:pPr>
+        <w:pStyle w:val="BodyText"/>
+      </w:pPr>
+      <w:hyperlink w:anchor="fig-bar-2">
+        <w:r>
+          <w:rPr>
+            <w:rStyle w:val="Hyperlink"/>
+          </w:rPr>
+          <w:t xml:space="preserve">Figure 4</w:t>
+        </w:r>
+      </w:hyperlink>
+      <w:r>
+        <w:t xml:space="preserve"> </w:t>
+      </w:r>
+      <w:r>
+        <w:t xml:space="preserve">shows the mean Type II error rate across all research contexts for each approach. The traditional no covariates approach displayed the highest average Type II error (0.449), which reinforces the value of using covariates to increase statistical power to detect true effects. Among the approaches that used covariates, the data-driven approaches generally produced modestly lower average Type II error rates than the traditional all covariates approach. Furthermore, the data-driven approaches that included</w:t>
+      </w:r>
+      <w:r>
+        <w:t xml:space="preserve"> </w:t>
+      </w:r>
+      <m:oMath>
+        <m:r>
+          <m:t>X</m:t>
+        </m:r>
+      </m:oMath>
+      <w:r>
+        <w:t xml:space="preserve"> </w:t>
+      </w:r>
+      <w:r>
+        <w:t xml:space="preserve">displayed modestly lower mean Type II error rates than the comparable approaches that did not include</w:t>
+      </w:r>
+      <w:r>
+        <w:t xml:space="preserve"> </w:t>
+      </w:r>
+      <m:oMath>
+        <m:r>
+          <m:t>X</m:t>
+        </m:r>
+      </m:oMath>
+      <w:r>
+        <w:t xml:space="preserve"> </w:t>
+      </w:r>
+      <w:r>
+        <w:t xml:space="preserve">in the screening model.</w:t>
+      </w:r>
+    </w:p>
+    <w:tbl>
+      <w:tblPr>
+        <w:tblStyle w:val="Table"/>
+        <w:tblW w:type="pct" w:w="5000"/>
+        <w:tblLayout w:type="fixed"/>
+        <w:tblLook w:firstRow="0" w:lastRow="0" w:firstColumn="0" w:lastColumn="0" w:noHBand="0" w:noVBand="0" w:val="0000"/>
+      </w:tblPr>
+      <w:tblGrid>
+        <w:gridCol w:w="7920"/>
+      </w:tblGrid>
+      <w:tr>
+        <w:tc>
+          <w:tcPr/>
+          <w:bookmarkStart w:id="54" w:name="fig-bar-2"/>
+          <w:p>
+            <w:pPr>
+              <w:pStyle w:val="Compact"/>
+              <w:jc w:val="center"/>
+            </w:pPr>
+            <w:r>
+              <w:drawing>
+                <wp:inline>
+                  <wp:extent cx="5334000" cy="3048000"/>
+                  <wp:effectExtent b="0" l="0" r="0" t="0"/>
+                  <wp:docPr descr="" title="" id="52" name="Picture"/>
+                  <a:graphic>
+                    <a:graphicData uri="http://schemas.openxmlformats.org/drawingml/2006/picture">
+                      <pic:pic>
+                        <pic:nvPicPr>
+                          <pic:cNvPr descr="index_files/figure-docx/notebooks-mak_figures-fig-bar-2-output-1.png" id="53" name="Picture"/>
+                          <pic:cNvPicPr>
+                            <a:picLocks noChangeArrowheads="1" noChangeAspect="1"/>
+                          </pic:cNvPicPr>
+                        </pic:nvPicPr>
+                        <pic:blipFill>
+                          <a:blip r:embed="rId51"/>
+                          <a:stretch>
+                            <a:fillRect/>
+                          </a:stretch>
+                        </pic:blipFill>
+                        <pic:spPr bwMode="auto">
+                          <a:xfrm>
+                            <a:off x="0" y="0"/>
+                            <a:ext cx="5334000" cy="3048000"/>
+                          </a:xfrm>
+                          <a:prstGeom prst="rect">
+                            <a:avLst/>
+                          </a:prstGeom>
+                          <a:noFill/>
+                          <a:ln w="9525">
+                            <a:noFill/>
+                            <a:headEnd/>
+                            <a:tailEnd/>
+                          </a:ln>
+                        </pic:spPr>
+                      </pic:pic>
+                    </a:graphicData>
+                  </a:graphic>
+                </wp:inline>
+              </w:drawing>
+            </w:r>
+          </w:p>
+          <w:p>
+            <w:pPr>
+              <w:jc w:val="center"/>
+            </w:pPr>
+            <w:pPr>
+              <w:jc w:val="left"/>
+              <w:spacing w:before="200"/>
+              <w:pStyle w:val="ImageCaption"/>
+            </w:pPr>
+            <w:r>
+              <w:t xml:space="preserve">Figure 4: Type II Error by Method. Average type II error rate across all research settings is displayed for each method separately by color. Traditional selection methods are on the left, data-driven selection methods are on the right. Striped shading indicates data-driven selection methods that do not control for X.</w:t>
+            </w:r>
+          </w:p>
+          <w:bookmarkEnd w:id="54"/>
+        </w:tc>
+      </w:tr>
+    </w:tbl>
+    <w:p>
+      <w:pPr>
+        <w:pStyle w:val="BodyText"/>
+      </w:pPr>
+      <w:r>
+        <w:rPr>
+          <w:vertAlign w:val="subscript"/>
+        </w:rPr>
+        <w:t xml:space="preserve">Source:</w:t>
+      </w:r>
+      <w:r>
+        <w:rPr>
+          <w:vertAlign w:val="subscript"/>
+        </w:rPr>
+        <w:t xml:space="preserve"> </w:t>
+      </w:r>
+      <w:hyperlink r:id="rId55">
+        <w:r>
+          <w:rPr>
+            <w:rStyle w:val="Hyperlink"/>
+            <w:vertAlign w:val="subscript"/>
+          </w:rPr>
+          <w:t xml:space="preserve">Make Figures for Main Manuscript</w:t>
+        </w:r>
+      </w:hyperlink>
+    </w:p>
+    <w:p>
+      <w:pPr>
+        <w:pStyle w:val="BodyText"/>
+      </w:pPr>
+      <w:r>
+        <w:t xml:space="preserve">We next assessed how Type II error rates varied by specific dimensions of our research contexts and noted several patterns (</w:t>
+      </w:r>
+      <w:hyperlink w:anchor="fig-panel-2">
+        <w:r>
+          <w:rPr>
+            <w:rStyle w:val="Hyperlink"/>
+          </w:rPr>
+          <w:t xml:space="preserve">Figure 5</w:t>
+        </w:r>
+      </w:hyperlink>
+      <w:r>
+        <w:t xml:space="preserve">). First, it is clear that the no covariates approach was always associated with the highest Type II error rates across all values of all dimensions of the research contexts. Second, the traditional all covariates approach tended to under-perform (i.e., higher Type II error rates) relative to the data-driven approaches when the sample size was low, the number of available covariates was high, or the percentage of available covariates with non-zero correlations with</w:t>
+      </w:r>
+      <w:r>
+        <w:t xml:space="preserve"> </w:t>
+      </w:r>
+      <m:oMath>
+        <m:r>
+          <m:t>Y</m:t>
+        </m:r>
+      </m:oMath>
+      <w:r>
+        <w:t xml:space="preserve"> </w:t>
+      </w:r>
+      <w:r>
+        <w:t xml:space="preserve">was low. Similarly, the data-driven approaches that did not include</w:t>
+      </w:r>
+      <w:r>
+        <w:t xml:space="preserve"> </w:t>
+      </w:r>
+      <m:oMath>
+        <m:r>
+          <m:t>X</m:t>
+        </m:r>
+      </m:oMath>
+      <w:r>
+        <w:t xml:space="preserve"> </w:t>
+      </w:r>
+      <w:r>
+        <w:t xml:space="preserve">tended to under-perform relative to the matched approaches that did include</w:t>
+      </w:r>
+      <w:r>
+        <w:t xml:space="preserve"> </w:t>
+      </w:r>
+      <m:oMath>
+        <m:r>
+          <m:t>X</m:t>
+        </m:r>
+      </m:oMath>
+      <w:r>
+        <w:t xml:space="preserve"> </w:t>
+      </w:r>
+      <w:r>
+        <w:t xml:space="preserve">in these same contexts (low</w:t>
+      </w:r>
+      <w:r>
+        <w:t xml:space="preserve"> </w:t>
+      </w:r>
+      <m:oMath>
+        <m:r>
+          <m:t>N</m:t>
+        </m:r>
+      </m:oMath>
+      <w:r>
+        <w:t xml:space="preserve">, high number of covariates, low percentage of available covariates with non-zero correlations with</w:t>
+      </w:r>
+      <w:r>
+        <w:t xml:space="preserve"> </w:t>
+      </w:r>
+      <m:oMath>
+        <m:r>
+          <m:t>Y</m:t>
+        </m:r>
+      </m:oMath>
+      <w:r>
+        <w:t xml:space="preserve">).</w:t>
+      </w:r>
+    </w:p>
+    <w:tbl>
+      <w:tblPr>
+        <w:tblStyle w:val="Table"/>
+        <w:tblW w:type="pct" w:w="5000"/>
+        <w:tblLayout w:type="fixed"/>
+        <w:tblLook w:firstRow="0" w:lastRow="0" w:firstColumn="0" w:lastColumn="0" w:noHBand="0" w:noVBand="0" w:val="0000"/>
+      </w:tblPr>
+      <w:tblGrid>
+        <w:gridCol w:w="7920"/>
+      </w:tblGrid>
+      <w:tr>
+        <w:tc>
+          <w:tcPr/>
+          <w:bookmarkStart w:id="59" w:name="fig-panel-2"/>
           <w:p>
             <w:pPr>
               <w:pStyle w:val="Compact"/>
@@ -5648,18 +5594,18 @@
                 <wp:inline>
                   <wp:extent cx="5334000" cy="6400800"/>
                   <wp:effectExtent b="0" l="0" r="0" t="0"/>
-                  <wp:docPr descr="" title="" id="46" name="Picture"/>
+                  <wp:docPr descr="" title="" id="57" name="Picture"/>
                   <a:graphic>
                     <a:graphicData uri="http://schemas.openxmlformats.org/drawingml/2006/picture">
                       <pic:pic>
                         <pic:nvPicPr>
-                          <pic:cNvPr descr="index_files/figure-docx/notebooks-mak_figures-fig-panel-2-output-1.png" id="47" name="Picture"/>
+                          <pic:cNvPr descr="index_files/figure-docx/notebooks-mak_figures-fig-panel-2-output-1.png" id="58" name="Picture"/>
                           <pic:cNvPicPr>
                             <a:picLocks noChangeArrowheads="1" noChangeAspect="1"/>
                           </pic:cNvPicPr>
                         </pic:nvPicPr>
                         <pic:blipFill>
-                          <a:blip r:embed="rId45"/>
+                          <a:blip r:embed="rId56"/>
                           <a:stretch>
                             <a:fillRect/>
                           </a:stretch>
@@ -5699,7 +5645,7 @@
               <w:t xml:space="preserve">Figure 5: Type II error by method and research context. Plots are paneled by aspects of the research context: number of observations, number of covariates, percentage of good covariates covariates (i.e., covariates with non-zero correlations with Y), and Y-covariate correlation strength, and population parameter for X. Methods are displayed separately by color. Data-driven selection methods that do not control for X are depicted as dashed lines.</w:t>
             </w:r>
           </w:p>
-          <w:bookmarkEnd w:id="48"/>
+          <w:bookmarkEnd w:id="59"/>
         </w:tc>
       </w:tr>
     </w:tbl>
@@ -5719,7 +5665,7 @@
         </w:rPr>
         <w:t xml:space="preserve"> </w:t>
       </w:r>
-      <w:hyperlink r:id="rId49">
+      <w:hyperlink r:id="rId60">
         <w:r>
           <w:rPr>
             <w:rStyle w:val="Hyperlink"/>
@@ -5729,9 +5675,9 @@
         </w:r>
       </w:hyperlink>
     </w:p>
-    <w:bookmarkEnd w:id="50"/>
-    <w:bookmarkEnd w:id="51"/>
-    <w:bookmarkStart w:id="52" w:name="discussion"/>
+    <w:bookmarkEnd w:id="61"/>
+    <w:bookmarkEnd w:id="62"/>
+    <w:bookmarkStart w:id="63" w:name="discussion"/>
     <w:p>
       <w:pPr>
         <w:pStyle w:val="Heading1"/>
@@ -5751,7 +5697,7 @@
         <w:t xml:space="preserve"> </w:t>
       </w:r>
       <w:r>
-        <w:t xml:space="preserve">(Simmons et al. 2011)</w:t>
+        <w:t xml:space="preserve">(Simmons, Nelson, and Simonsohn 2011)</w:t>
       </w:r>
       <w:r>
         <w:t xml:space="preserve">:</w:t>
@@ -5780,7 +5726,7 @@
         <w:t xml:space="preserve">p</w:t>
       </w:r>
       <w:r>
-        <w:t xml:space="preserve">-hacking problem in common research contexts. In some research contexts, Type I error rates approached 0.298 (range: 0.051-0.298). Additionally,</w:t>
+        <w:t xml:space="preserve">-hacking problem in common research contexts. In some research contexts, Type I error rates reached up to 0.298 (range: 0.051-0.298). Additionally,</w:t>
       </w:r>
       <w:r>
         <w:t xml:space="preserve"> </w:t>
@@ -5960,7 +5906,7 @@
         <w:t xml:space="preserve"> </w:t>
       </w:r>
       <w:r>
-        <w:t xml:space="preserve">) and it may never be wise to give up any improvements in power, even if modest. Moreover, the relative benefits of the best data-driven approaches are more substantial in some specific research contexts (e.g., small</w:t>
+        <w:t xml:space="preserve">) and it may never be wise to give up any reduction in Type II error rate, even if modest. Moreover, the relative benefits of the best data-driven approaches are more substantial in some specific research contexts (e.g., small</w:t>
       </w:r>
       <w:r>
         <w:t xml:space="preserve"> </w:t>
@@ -6103,7 +6049,7 @@
         <w:t xml:space="preserve"> </w:t>
       </w:r>
       <w:r>
-        <w:t xml:space="preserve">approach was 0.204 lower than the all covariates approach!</w:t>
+        <w:t xml:space="preserve">approach was 0.203 lower than the all covariates approach!</w:t>
       </w:r>
     </w:p>
     <w:p>
@@ -6156,7 +6102,21 @@
         <w:t xml:space="preserve"> </w:t>
       </w:r>
       <w:r>
-        <w:t xml:space="preserve">may feel easier, or more familiar to some researchers. This method yielded an unbiased estimate of</w:t>
+        <w:t xml:space="preserve">may feel easier, or more familiar to some researchers. When compared to the LASSO with</w:t>
+      </w:r>
+      <w:r>
+        <w:t xml:space="preserve"> </w:t>
+      </w:r>
+      <m:oMath>
+        <m:r>
+          <m:t>X</m:t>
+        </m:r>
+      </m:oMath>
+      <w:r>
+        <w:t xml:space="preserve"> </w:t>
+      </w:r>
+      <w:r>
+        <w:t xml:space="preserve">approach, the separate cov lm approach also yielded an unbiased estimate of</w:t>
       </w:r>
       <w:r>
         <w:t xml:space="preserve"> </w:t>
@@ -6179,18 +6139,7 @@
         <w:t xml:space="preserve"> </w:t>
       </w:r>
       <w:r>
-        <w:t xml:space="preserve">with slightly worse Type II error rate (0.341) but better Type I error rate (0.052) than simultaneous cov LASSO with</w:t>
-      </w:r>
-      <w:r>
-        <w:t xml:space="preserve"> </w:t>
-      </w:r>
-      <m:oMath>
-        <m:r>
-          <m:t>X</m:t>
-        </m:r>
-      </m:oMath>
-      <w:r>
-        <w:t xml:space="preserve">. Finally, if perfect control of Type I error rate at the nominal alpha is desired, screening with separate cov lm w/o</w:t>
+        <w:t xml:space="preserve">and a better Type I error rate (0.052) but with slightly worse Type II error rate (0.341). Finally, if perfect control of Type I error rate at the nominal alpha is desired, screening with separate cov lm w/o</w:t>
       </w:r>
       <w:r>
         <w:t xml:space="preserve"> </w:t>
@@ -6224,7 +6173,7 @@
         </m:sSub>
       </m:oMath>
       <w:r>
-        <w:t xml:space="preserve">, and further increased mean Type II error rate (0.347) than the previous two approaches.</w:t>
+        <w:t xml:space="preserve">, and further increased mean Type II error rate (0.347) than the two previously discussed approaches.</w:t>
       </w:r>
     </w:p>
     <w:p>
@@ -6319,11 +6268,39 @@
         <w:pStyle w:val="BodyText"/>
       </w:pPr>
       <w:r>
-        <w:t xml:space="preserve">We believe our paper provides strong evidence to support the clear benefits of using covariates. We hope that we have also clarified the relative costs and benefits of key approaches to selecting them in experimental research.</w:t>
-      </w:r>
-    </w:p>
-    <w:bookmarkEnd w:id="52"/>
-    <w:bookmarkStart w:id="53" w:name="acknowledgments"/>
+        <w:t xml:space="preserve">We believe our paper provides strong evidence to support the clear benefits of using covariates. In our opinion, we believe that either the simultaneous LASSO w/</w:t>
+      </w:r>
+      <w:r>
+        <w:t xml:space="preserve"> </w:t>
+      </w:r>
+      <m:oMath>
+        <m:r>
+          <m:t>X</m:t>
+        </m:r>
+      </m:oMath>
+      <w:r>
+        <w:t xml:space="preserve"> </w:t>
+      </w:r>
+      <w:r>
+        <w:t xml:space="preserve">or the separate lm with</w:t>
+      </w:r>
+      <w:r>
+        <w:t xml:space="preserve"> </w:t>
+      </w:r>
+      <m:oMath>
+        <m:r>
+          <m:t>X</m:t>
+        </m:r>
+      </m:oMath>
+      <w:r>
+        <w:t xml:space="preserve"> </w:t>
+      </w:r>
+      <w:r>
+        <w:t xml:space="preserve">are the superior choices when considering both Type I/II error rates and parameter estimate bias. However, we also hope that we have also clarified the relative costs and benefits across all of these approaches to allow researchers to make informed decisions based on their own priorities and research context.</w:t>
+      </w:r>
+    </w:p>
+    <w:bookmarkEnd w:id="63"/>
+    <w:bookmarkStart w:id="64" w:name="acknowledgments"/>
     <w:p>
       <w:pPr>
         <w:pStyle w:val="Heading1"/>
@@ -6340,8 +6317,8 @@
         <w:t xml:space="preserve">The authors wish to thank Christopher Janssen for his role in developing the interactive shiny dashboard available on our OSF page.</w:t>
       </w:r>
     </w:p>
-    <w:bookmarkEnd w:id="53"/>
-    <w:bookmarkStart w:id="98" w:name="references"/>
+    <w:bookmarkEnd w:id="64"/>
+    <w:bookmarkStart w:id="109" w:name="references"/>
     <w:p>
       <w:pPr>
         <w:pStyle w:val="Heading1"/>
@@ -6350,8 +6327,8 @@
         <w:t xml:space="preserve">References</w:t>
       </w:r>
     </w:p>
-    <w:bookmarkStart w:id="97" w:name="refs"/>
-    <w:bookmarkStart w:id="55" w:name="ref-baker1500ScientistsLift2016"/>
+    <w:bookmarkStart w:id="108" w:name="refs"/>
+    <w:bookmarkStart w:id="66" w:name="ref-baker1500ScientistsLift2016"/>
     <w:p>
       <w:pPr>
         <w:pStyle w:val="Bibliography"/>
@@ -6384,7 +6361,7 @@
       <w:r>
         <w:t xml:space="preserve"> </w:t>
       </w:r>
-      <w:hyperlink r:id="rId54">
+      <w:hyperlink r:id="rId65">
         <w:r>
           <w:rPr>
             <w:rStyle w:val="Hyperlink"/>
@@ -6396,8 +6373,8 @@
         <w:t xml:space="preserve">.</w:t>
       </w:r>
     </w:p>
-    <w:bookmarkEnd w:id="55"/>
-    <w:bookmarkStart w:id="57" w:name="ref-beachChoosingCovariatesAnalysis1989"/>
+    <w:bookmarkEnd w:id="66"/>
+    <w:bookmarkStart w:id="68" w:name="ref-beachChoosingCovariatesAnalysis1989"/>
     <w:p>
       <w:pPr>
         <w:pStyle w:val="Bibliography"/>
@@ -6430,7 +6407,7 @@
       <w:r>
         <w:t xml:space="preserve"> </w:t>
       </w:r>
-      <w:hyperlink r:id="rId56">
+      <w:hyperlink r:id="rId67">
         <w:r>
           <w:rPr>
             <w:rStyle w:val="Hyperlink"/>
@@ -6442,8 +6419,8 @@
         <w:t xml:space="preserve">.</w:t>
       </w:r>
     </w:p>
-    <w:bookmarkEnd w:id="57"/>
-    <w:bookmarkStart w:id="59" w:name="ref-bradfordHowBadCould2013"/>
+    <w:bookmarkEnd w:id="68"/>
+    <w:bookmarkStart w:id="70" w:name="ref-bradfordHowBadCould2013"/>
     <w:p>
       <w:pPr>
         <w:pStyle w:val="Bibliography"/>
@@ -6488,7 +6465,7 @@
       <w:r>
         <w:t xml:space="preserve"> </w:t>
       </w:r>
-      <w:hyperlink r:id="rId58">
+      <w:hyperlink r:id="rId69">
         <w:r>
           <w:rPr>
             <w:rStyle w:val="Hyperlink"/>
@@ -6500,14 +6477,14 @@
         <w:t xml:space="preserve">.</w:t>
       </w:r>
     </w:p>
-    <w:bookmarkEnd w:id="59"/>
-    <w:bookmarkStart w:id="61" w:name="ref-buttonPowerFailureWhy2013"/>
+    <w:bookmarkEnd w:id="70"/>
+    <w:bookmarkStart w:id="72" w:name="ref-buttonPowerFailureWhy2013"/>
     <w:p>
       <w:pPr>
         <w:pStyle w:val="Bibliography"/>
       </w:pPr>
       <w:r>
-        <w:t xml:space="preserve">Button, Katherine S., John P. A. Ioannidis, Claire Mokrysz, et al. 2013.</w:t>
+        <w:t xml:space="preserve">Button, Katherine S., John P. A. Ioannidis, Claire Mokrysz, Brian A. Nosek, Jonathan Flint, Emma S. J. Robinson, and Marcus R. Munafò. 2013.</w:t>
       </w:r>
       <w:r>
         <w:t xml:space="preserve"> </w:t>
@@ -6534,7 +6511,7 @@
       <w:r>
         <w:t xml:space="preserve"> </w:t>
       </w:r>
-      <w:hyperlink r:id="rId60">
+  